--- a/hin/docx/50.content.docx
+++ b/hin/docx/50.content.docx
@@ -371,6 +371,21 @@
           <w:b/>
           <w:lang w:val="hi_IN" w:bidi="hi_IN"/>
         </w:rPr>
+        <w:t>χάρις ὑμῖν καὶ εἰρήνη</w:t>
+      </w:r>
+    </w:p>
+    <w:p>
+      <w:pPr/>
+      <w:r>
+        <w:rPr>
+          <w:lang w:val="hi_IN" w:bidi="hi_IN"/>
+        </w:rPr>
+      </w:r>
+      <w:r>
+        <w:rPr>
+          <w:b/>
+          <w:lang w:val="hi_IN" w:bidi="hi_IN"/>
+        </w:rPr>
         <w:t>"तुम्हें अनुग्रह और शान्ति मिलती"</w:t>
       </w:r>
     </w:p>
@@ -440,6 +455,21 @@
         <w:rPr>
           <w:lang w:val="hi_IN" w:bidi="hi_IN"/>
         </w:rPr>
+      </w:r>
+    </w:p>
+    <w:p>
+      <w:pPr/>
+      <w:r>
+        <w:rPr>
+          <w:lang w:val="hi_IN" w:bidi="hi_IN"/>
+        </w:rPr>
+      </w:r>
+      <w:r>
+        <w:rPr>
+          <w:b/>
+          <w:lang w:val="hi_IN" w:bidi="hi_IN"/>
+        </w:rPr>
+        <w:t>ὑμῖν</w:t>
       </w:r>
     </w:p>
     <w:p>
@@ -638,6 +668,21 @@
           <w:b/>
           <w:lang w:val="hi_IN" w:bidi="hi_IN"/>
         </w:rPr>
+        <w:t>Πατρὸς ἡμῶν</w:t>
+      </w:r>
+    </w:p>
+    <w:p>
+      <w:pPr/>
+      <w:r>
+        <w:rPr>
+          <w:lang w:val="hi_IN" w:bidi="hi_IN"/>
+        </w:rPr>
+      </w:r>
+      <w:r>
+        <w:rPr>
+          <w:b/>
+          <w:lang w:val="hi_IN" w:bidi="hi_IN"/>
+        </w:rPr>
         <w:t>"हमारे पिता"</w:t>
       </w:r>
     </w:p>
@@ -734,6 +779,21 @@
           <w:b/>
           <w:lang w:val="hi_IN" w:bidi="hi_IN"/>
         </w:rPr>
+        <w:t>ἐπὶ πάσῃ τῇ μνείᾳ ὑμῶν</w:t>
+      </w:r>
+    </w:p>
+    <w:p>
+      <w:pPr/>
+      <w:r>
+        <w:rPr>
+          <w:lang w:val="hi_IN" w:bidi="hi_IN"/>
+        </w:rPr>
+      </w:r>
+      <w:r>
+        <w:rPr>
+          <w:b/>
+          <w:lang w:val="hi_IN" w:bidi="hi_IN"/>
+        </w:rPr>
         <w:t>""</w:t>
       </w:r>
     </w:p>
@@ -797,6 +857,21 @@
           <w:b/>
           <w:lang w:val="hi_IN" w:bidi="hi_IN"/>
         </w:rPr>
+        <w:t>τῷ Θεῷ μου</w:t>
+      </w:r>
+    </w:p>
+    <w:p>
+      <w:pPr/>
+      <w:r>
+        <w:rPr>
+          <w:lang w:val="hi_IN" w:bidi="hi_IN"/>
+        </w:rPr>
+      </w:r>
+      <w:r>
+        <w:rPr>
+          <w:b/>
+          <w:lang w:val="hi_IN" w:bidi="hi_IN"/>
+        </w:rPr>
         <w:t>"अपने परमेश्वर का"</w:t>
       </w:r>
     </w:p>
@@ -879,6 +954,21 @@
         <w:rPr>
           <w:lang w:val="hi_IN" w:bidi="hi_IN"/>
         </w:rPr>
+      </w:r>
+    </w:p>
+    <w:p>
+      <w:pPr/>
+      <w:r>
+        <w:rPr>
+          <w:lang w:val="hi_IN" w:bidi="hi_IN"/>
+        </w:rPr>
+      </w:r>
+      <w:r>
+        <w:rPr>
+          <w:b/>
+          <w:lang w:val="hi_IN" w:bidi="hi_IN"/>
+        </w:rPr>
+        <w:t>ὑμῶν</w:t>
       </w:r>
     </w:p>
     <w:p>
@@ -1051,6 +1141,21 @@
           <w:b/>
           <w:lang w:val="hi_IN" w:bidi="hi_IN"/>
         </w:rPr>
+        <w:t>ἐπὶ τῇ κοινωνίᾳ ὑμῶν εἰς τὸ εὐαγγέλιον, ἀπὸ τῆς πρώτης ἡμέρας ἄχρι τοῦ νῦν</w:t>
+      </w:r>
+    </w:p>
+    <w:p>
+      <w:pPr/>
+      <w:r>
+        <w:rPr>
+          <w:lang w:val="hi_IN" w:bidi="hi_IN"/>
+        </w:rPr>
+      </w:r>
+      <w:r>
+        <w:rPr>
+          <w:b/>
+          <w:lang w:val="hi_IN" w:bidi="hi_IN"/>
+        </w:rPr>
         <w:t>"इसलिए कि तुम पहले दिन से लेकर आज तक सुसमाचार सहभागी रहे"</w:t>
       </w:r>
     </w:p>
@@ -1113,6 +1218,21 @@
         <w:rPr>
           <w:lang w:val="hi_IN" w:bidi="hi_IN"/>
         </w:rPr>
+      </w:r>
+    </w:p>
+    <w:p>
+      <w:pPr/>
+      <w:r>
+        <w:rPr>
+          <w:lang w:val="hi_IN" w:bidi="hi_IN"/>
+        </w:rPr>
+      </w:r>
+      <w:r>
+        <w:rPr>
+          <w:b/>
+          <w:lang w:val="hi_IN" w:bidi="hi_IN"/>
+        </w:rPr>
+        <w:t>ὑμῶν</w:t>
       </w:r>
     </w:p>
     <w:p>
@@ -1267,6 +1387,21 @@
           <w:b/>
           <w:lang w:val="hi_IN" w:bidi="hi_IN"/>
         </w:rPr>
+        <w:t>τῇ κοινωνίᾳ ὑμῶν εἰς τὸ εὐαγγέλιον</w:t>
+      </w:r>
+    </w:p>
+    <w:p>
+      <w:pPr/>
+      <w:r>
+        <w:rPr>
+          <w:lang w:val="hi_IN" w:bidi="hi_IN"/>
+        </w:rPr>
+      </w:r>
+      <w:r>
+        <w:rPr>
+          <w:b/>
+          <w:lang w:val="hi_IN" w:bidi="hi_IN"/>
+        </w:rPr>
         <w:t>""</w:t>
       </w:r>
     </w:p>
@@ -1381,6 +1516,21 @@
           <w:b/>
           <w:lang w:val="hi_IN" w:bidi="hi_IN"/>
         </w:rPr>
+        <w:t>ἀπὸ τῆς πρώτης ἡμέρας</w:t>
+      </w:r>
+    </w:p>
+    <w:p>
+      <w:pPr/>
+      <w:r>
+        <w:rPr>
+          <w:lang w:val="hi_IN" w:bidi="hi_IN"/>
+        </w:rPr>
+      </w:r>
+      <w:r>
+        <w:rPr>
+          <w:b/>
+          <w:lang w:val="hi_IN" w:bidi="hi_IN"/>
+        </w:rPr>
         <w:t>"पहले दिन से लेकर"</w:t>
       </w:r>
     </w:p>
@@ -1477,6 +1627,21 @@
           <w:b/>
           <w:lang w:val="hi_IN" w:bidi="hi_IN"/>
         </w:rPr>
+        <w:t>ἄχρι τοῦ νῦν</w:t>
+      </w:r>
+    </w:p>
+    <w:p>
+      <w:pPr/>
+      <w:r>
+        <w:rPr>
+          <w:lang w:val="hi_IN" w:bidi="hi_IN"/>
+        </w:rPr>
+      </w:r>
+      <w:r>
+        <w:rPr>
+          <w:b/>
+          <w:lang w:val="hi_IN" w:bidi="hi_IN"/>
+        </w:rPr>
         <w:t>"आज तक"</w:t>
       </w:r>
     </w:p>
@@ -1573,6 +1738,21 @@
           <w:b/>
           <w:lang w:val="hi_IN" w:bidi="hi_IN"/>
         </w:rPr>
+        <w:t>πεποιθὼς αὐτὸ τοῦτο</w:t>
+      </w:r>
+    </w:p>
+    <w:p>
+      <w:pPr/>
+      <w:r>
+        <w:rPr>
+          <w:lang w:val="hi_IN" w:bidi="hi_IN"/>
+        </w:rPr>
+      </w:r>
+      <w:r>
+        <w:rPr>
+          <w:b/>
+          <w:lang w:val="hi_IN" w:bidi="hi_IN"/>
+        </w:rPr>
         <w:t>""</w:t>
       </w:r>
     </w:p>
@@ -1649,6 +1829,21 @@
           <w:b/>
           <w:lang w:val="hi_IN" w:bidi="hi_IN"/>
         </w:rPr>
+        <w:t>ὁ ἐναρξάμενος ἐν ὑμῖν ἔργον ἀγαθὸν, ἐπιτελέσει</w:t>
+      </w:r>
+    </w:p>
+    <w:p>
+      <w:pPr/>
+      <w:r>
+        <w:rPr>
+          <w:lang w:val="hi_IN" w:bidi="hi_IN"/>
+        </w:rPr>
+      </w:r>
+      <w:r>
+        <w:rPr>
+          <w:b/>
+          <w:lang w:val="hi_IN" w:bidi="hi_IN"/>
+        </w:rPr>
         <w:t>""</w:t>
       </w:r>
     </w:p>
@@ -1711,6 +1906,21 @@
         <w:rPr>
           <w:lang w:val="hi_IN" w:bidi="hi_IN"/>
         </w:rPr>
+      </w:r>
+    </w:p>
+    <w:p>
+      <w:pPr/>
+      <w:r>
+        <w:rPr>
+          <w:lang w:val="hi_IN" w:bidi="hi_IN"/>
+        </w:rPr>
+      </w:r>
+      <w:r>
+        <w:rPr>
+          <w:b/>
+          <w:lang w:val="hi_IN" w:bidi="hi_IN"/>
+        </w:rPr>
+        <w:t>ὅτι ὁ ἐναρξάμενος ἐν ὑμῖν ἔργον ἀγαθὸν</w:t>
       </w:r>
     </w:p>
     <w:p>
@@ -1915,6 +2125,21 @@
           <w:b/>
           <w:lang w:val="hi_IN" w:bidi="hi_IN"/>
         </w:rPr>
+        <w:t>ἐπιτελέσει</w:t>
+      </w:r>
+    </w:p>
+    <w:p>
+      <w:pPr/>
+      <w:r>
+        <w:rPr>
+          <w:lang w:val="hi_IN" w:bidi="hi_IN"/>
+        </w:rPr>
+      </w:r>
+      <w:r>
+        <w:rPr>
+          <w:b/>
+          <w:lang w:val="hi_IN" w:bidi="hi_IN"/>
+        </w:rPr>
         <w:t>"पूरा"</w:t>
       </w:r>
     </w:p>
@@ -2011,6 +2236,21 @@
           <w:b/>
           <w:lang w:val="hi_IN" w:bidi="hi_IN"/>
         </w:rPr>
+        <w:t>ἡμέρας Χριστοῦ Ἰησοῦ</w:t>
+      </w:r>
+    </w:p>
+    <w:p>
+      <w:pPr/>
+      <w:r>
+        <w:rPr>
+          <w:lang w:val="hi_IN" w:bidi="hi_IN"/>
+        </w:rPr>
+      </w:r>
+      <w:r>
+        <w:rPr>
+          <w:b/>
+          <w:lang w:val="hi_IN" w:bidi="hi_IN"/>
+        </w:rPr>
         <w:t>"यीशु मसीह के दिन"</w:t>
       </w:r>
     </w:p>
@@ -2107,6 +2347,21 @@
           <w:b/>
           <w:lang w:val="hi_IN" w:bidi="hi_IN"/>
         </w:rPr>
+        <w:t>τὸ ἔχειν με ἐν τῇ καρδίᾳ ὑμᾶς</w:t>
+      </w:r>
+    </w:p>
+    <w:p>
+      <w:pPr/>
+      <w:r>
+        <w:rPr>
+          <w:lang w:val="hi_IN" w:bidi="hi_IN"/>
+        </w:rPr>
+      </w:r>
+      <w:r>
+        <w:rPr>
+          <w:b/>
+          <w:lang w:val="hi_IN" w:bidi="hi_IN"/>
+        </w:rPr>
         <w:t>"तुम मेरे मन में"</w:t>
       </w:r>
       <w:r>
@@ -2216,6 +2471,21 @@
           <w:b/>
           <w:lang w:val="hi_IN" w:bidi="hi_IN"/>
         </w:rPr>
+        <w:t>συνκοινωνούς μου τῆς χάριτος &amp; ὄντας</w:t>
+      </w:r>
+    </w:p>
+    <w:p>
+      <w:pPr/>
+      <w:r>
+        <w:rPr>
+          <w:lang w:val="hi_IN" w:bidi="hi_IN"/>
+        </w:rPr>
+      </w:r>
+      <w:r>
+        <w:rPr>
+          <w:b/>
+          <w:lang w:val="hi_IN" w:bidi="hi_IN"/>
+        </w:rPr>
         <w:t>""</w:t>
       </w:r>
     </w:p>
@@ -2279,6 +2549,21 @@
           <w:b/>
           <w:lang w:val="hi_IN" w:bidi="hi_IN"/>
         </w:rPr>
+        <w:t>χάριτος</w:t>
+      </w:r>
+    </w:p>
+    <w:p>
+      <w:pPr/>
+      <w:r>
+        <w:rPr>
+          <w:lang w:val="hi_IN" w:bidi="hi_IN"/>
+        </w:rPr>
+      </w:r>
+      <w:r>
+        <w:rPr>
+          <w:b/>
+          <w:lang w:val="hi_IN" w:bidi="hi_IN"/>
+        </w:rPr>
         <w:t>"अनुग्रह"</w:t>
       </w:r>
     </w:p>
@@ -2388,6 +2673,21 @@
           <w:b/>
           <w:lang w:val="hi_IN" w:bidi="hi_IN"/>
         </w:rPr>
+        <w:t>δεσμοῖς μου</w:t>
+      </w:r>
+    </w:p>
+    <w:p>
+      <w:pPr/>
+      <w:r>
+        <w:rPr>
+          <w:lang w:val="hi_IN" w:bidi="hi_IN"/>
+        </w:rPr>
+      </w:r>
+      <w:r>
+        <w:rPr>
+          <w:b/>
+          <w:lang w:val="hi_IN" w:bidi="hi_IN"/>
+        </w:rPr>
         <w:t>"मेरी कैद"</w:t>
       </w:r>
     </w:p>
@@ -2510,6 +2810,21 @@
           <w:b/>
           <w:lang w:val="hi_IN" w:bidi="hi_IN"/>
         </w:rPr>
+        <w:t>καὶ ἐν τῇ ἀπολογίᾳ καὶ βεβαιώσει τοῦ εὐαγγελίου</w:t>
+      </w:r>
+    </w:p>
+    <w:p>
+      <w:pPr/>
+      <w:r>
+        <w:rPr>
+          <w:lang w:val="hi_IN" w:bidi="hi_IN"/>
+        </w:rPr>
+      </w:r>
+      <w:r>
+        <w:rPr>
+          <w:b/>
+          <w:lang w:val="hi_IN" w:bidi="hi_IN"/>
+        </w:rPr>
         <w:t>"और सुसमाचार"</w:t>
       </w:r>
       <w:r>
@@ -2645,6 +2960,21 @@
           <w:b/>
           <w:lang w:val="hi_IN" w:bidi="hi_IN"/>
         </w:rPr>
+        <w:t>ἐν σπλάγχνοις Χριστοῦ Ἰησοῦ</w:t>
+      </w:r>
+    </w:p>
+    <w:p>
+      <w:pPr/>
+      <w:r>
+        <w:rPr>
+          <w:lang w:val="hi_IN" w:bidi="hi_IN"/>
+        </w:rPr>
+      </w:r>
+      <w:r>
+        <w:rPr>
+          <w:b/>
+          <w:lang w:val="hi_IN" w:bidi="hi_IN"/>
+        </w:rPr>
         <w:t>""</w:t>
       </w:r>
     </w:p>
@@ -2754,6 +3084,21 @@
           <w:b/>
           <w:lang w:val="hi_IN" w:bidi="hi_IN"/>
         </w:rPr>
+        <w:t>ἐν σπλάγχνοις Χριστοῦ Ἰησοῦ</w:t>
+      </w:r>
+    </w:p>
+    <w:p>
+      <w:pPr/>
+      <w:r>
+        <w:rPr>
+          <w:lang w:val="hi_IN" w:bidi="hi_IN"/>
+        </w:rPr>
+      </w:r>
+      <w:r>
+        <w:rPr>
+          <w:b/>
+          <w:lang w:val="hi_IN" w:bidi="hi_IN"/>
+        </w:rPr>
         <w:t>"इसमें"</w:t>
       </w:r>
       <w:r>
@@ -2816,6 +3161,21 @@
         <w:rPr>
           <w:lang w:val="hi_IN" w:bidi="hi_IN"/>
         </w:rPr>
+      </w:r>
+    </w:p>
+    <w:p>
+      <w:pPr/>
+      <w:r>
+        <w:rPr>
+          <w:lang w:val="hi_IN" w:bidi="hi_IN"/>
+        </w:rPr>
+      </w:r>
+      <w:r>
+        <w:rPr>
+          <w:b/>
+          <w:lang w:val="hi_IN" w:bidi="hi_IN"/>
+        </w:rPr>
+        <w:t>ἵνα ἡ ἀγάπη ὑμῶν ἔτι μᾶλλον καὶ μᾶλλον περισσεύῃ</w:t>
       </w:r>
     </w:p>
     <w:p>
@@ -3046,6 +3406,21 @@
           <w:b/>
           <w:lang w:val="hi_IN" w:bidi="hi_IN"/>
         </w:rPr>
+        <w:t>ἐν ἐπιγνώσει καὶ πάσῃ αἰσθήσει</w:t>
+      </w:r>
+    </w:p>
+    <w:p>
+      <w:pPr/>
+      <w:r>
+        <w:rPr>
+          <w:lang w:val="hi_IN" w:bidi="hi_IN"/>
+        </w:rPr>
+      </w:r>
+      <w:r>
+        <w:rPr>
+          <w:b/>
+          <w:lang w:val="hi_IN" w:bidi="hi_IN"/>
+        </w:rPr>
         <w:t>"ज्ञान और सब प्रकार"</w:t>
       </w:r>
       <w:r>
@@ -3168,6 +3543,21 @@
           <w:b/>
           <w:lang w:val="hi_IN" w:bidi="hi_IN"/>
         </w:rPr>
+        <w:t>εἰς τὸ δοκιμάζειν ὑμᾶς τὰ διαφέροντα</w:t>
+      </w:r>
+    </w:p>
+    <w:p>
+      <w:pPr/>
+      <w:r>
+        <w:rPr>
+          <w:lang w:val="hi_IN" w:bidi="hi_IN"/>
+        </w:rPr>
+      </w:r>
+      <w:r>
+        <w:rPr>
+          <w:b/>
+          <w:lang w:val="hi_IN" w:bidi="hi_IN"/>
+        </w:rPr>
         <w:t>""</w:t>
       </w:r>
     </w:p>
@@ -3257,6 +3647,21 @@
           <w:b/>
           <w:lang w:val="hi_IN" w:bidi="hi_IN"/>
         </w:rPr>
+        <w:t>εἰς</w:t>
+      </w:r>
+    </w:p>
+    <w:p>
+      <w:pPr/>
+      <w:r>
+        <w:rPr>
+          <w:lang w:val="hi_IN" w:bidi="hi_IN"/>
+        </w:rPr>
+      </w:r>
+      <w:r>
+        <w:rPr>
+          <w:b/>
+          <w:lang w:val="hi_IN" w:bidi="hi_IN"/>
+        </w:rPr>
         <w:t>""</w:t>
       </w:r>
     </w:p>
@@ -3348,6 +3753,21 @@
           <w:lang w:val="hi_IN" w:bidi="hi_IN"/>
         </w:rPr>
       </w:r>
+      <w:r>
+        <w:rPr>
+          <w:b/>
+          <w:lang w:val="hi_IN" w:bidi="hi_IN"/>
+        </w:rPr>
+        <w:t>εἰλικρινεῖς καὶ ἀπρόσκοποι</w:t>
+      </w:r>
+    </w:p>
+    <w:p>
+      <w:pPr/>
+      <w:r>
+        <w:rPr>
+          <w:lang w:val="hi_IN" w:bidi="hi_IN"/>
+        </w:rPr>
+      </w:r>
     </w:p>
     <w:p>
       <w:pPr/>
@@ -3424,6 +3844,21 @@
           <w:lang w:val="hi_IN" w:bidi="hi_IN"/>
         </w:rPr>
       </w:r>
+      <w:r>
+        <w:rPr>
+          <w:b/>
+          <w:lang w:val="hi_IN" w:bidi="hi_IN"/>
+        </w:rPr>
+        <w:t>πεπληρωμένοι καρπὸν δικαιοσύνης τὸν</w:t>
+      </w:r>
+    </w:p>
+    <w:p>
+      <w:pPr/>
+      <w:r>
+        <w:rPr>
+          <w:lang w:val="hi_IN" w:bidi="hi_IN"/>
+        </w:rPr>
+      </w:r>
     </w:p>
     <w:p>
       <w:pPr/>
@@ -3531,6 +3966,21 @@
           <w:b/>
           <w:lang w:val="hi_IN" w:bidi="hi_IN"/>
         </w:rPr>
+        <w:t>πεπληρωμένοι</w:t>
+      </w:r>
+    </w:p>
+    <w:p>
+      <w:pPr/>
+      <w:r>
+        <w:rPr>
+          <w:lang w:val="hi_IN" w:bidi="hi_IN"/>
+        </w:rPr>
+      </w:r>
+      <w:r>
+        <w:rPr>
+          <w:b/>
+          <w:lang w:val="hi_IN" w:bidi="hi_IN"/>
+        </w:rPr>
         <w:t>"भरपूर होते जाओ"</w:t>
       </w:r>
     </w:p>
@@ -3614,6 +4064,21 @@
           <w:b/>
           <w:lang w:val="hi_IN" w:bidi="hi_IN"/>
         </w:rPr>
+        <w:t>τὸν διὰ Ἰησοῦ Χριστοῦ</w:t>
+      </w:r>
+    </w:p>
+    <w:p>
+      <w:pPr/>
+      <w:r>
+        <w:rPr>
+          <w:lang w:val="hi_IN" w:bidi="hi_IN"/>
+        </w:rPr>
+      </w:r>
+      <w:r>
+        <w:rPr>
+          <w:b/>
+          <w:lang w:val="hi_IN" w:bidi="hi_IN"/>
+        </w:rPr>
         <w:t>"जो यीशु मसीह के द्वारा"</w:t>
       </w:r>
     </w:p>
@@ -3710,6 +4175,21 @@
           <w:b/>
           <w:lang w:val="hi_IN" w:bidi="hi_IN"/>
         </w:rPr>
+        <w:t>εἰς δόξαν καὶ ἔπαινον Θεοῦ</w:t>
+      </w:r>
+    </w:p>
+    <w:p>
+      <w:pPr/>
+      <w:r>
+        <w:rPr>
+          <w:lang w:val="hi_IN" w:bidi="hi_IN"/>
+        </w:rPr>
+      </w:r>
+      <w:r>
+        <w:rPr>
+          <w:b/>
+          <w:lang w:val="hi_IN" w:bidi="hi_IN"/>
+        </w:rPr>
         <w:t>"और उस"</w:t>
       </w:r>
       <w:r>
@@ -3832,6 +4312,21 @@
           <w:b/>
           <w:lang w:val="hi_IN" w:bidi="hi_IN"/>
         </w:rPr>
+        <w:t>εἰς δόξαν καὶ ἔπαινον Θεοῦ</w:t>
+      </w:r>
+    </w:p>
+    <w:p>
+      <w:pPr/>
+      <w:r>
+        <w:rPr>
+          <w:lang w:val="hi_IN" w:bidi="hi_IN"/>
+        </w:rPr>
+      </w:r>
+      <w:r>
+        <w:rPr>
+          <w:b/>
+          <w:lang w:val="hi_IN" w:bidi="hi_IN"/>
+        </w:rPr>
         <w:t>"और उस"</w:t>
       </w:r>
       <w:r>
@@ -3949,6 +4444,21 @@
           <w:lang w:val="hi_IN" w:bidi="hi_IN"/>
         </w:rPr>
       </w:r>
+      <w:r>
+        <w:rPr>
+          <w:b/>
+          <w:lang w:val="hi_IN" w:bidi="hi_IN"/>
+        </w:rPr>
+        <w:t>ἀδελφοί</w:t>
+      </w:r>
+    </w:p>
+    <w:p>
+      <w:pPr/>
+      <w:r>
+        <w:rPr>
+          <w:lang w:val="hi_IN" w:bidi="hi_IN"/>
+        </w:rPr>
+      </w:r>
     </w:p>
     <w:p>
       <w:pPr/>
@@ -4023,6 +4533,21 @@
           <w:b/>
           <w:lang w:val="hi_IN" w:bidi="hi_IN"/>
         </w:rPr>
+        <w:t>ἀδελφοί</w:t>
+      </w:r>
+    </w:p>
+    <w:p>
+      <w:pPr/>
+      <w:r>
+        <w:rPr>
+          <w:lang w:val="hi_IN" w:bidi="hi_IN"/>
+        </w:rPr>
+      </w:r>
+      <w:r>
+        <w:rPr>
+          <w:b/>
+          <w:lang w:val="hi_IN" w:bidi="hi_IN"/>
+        </w:rPr>
         <w:t>"हे भाइयों"</w:t>
       </w:r>
     </w:p>
@@ -4114,6 +4639,21 @@
           <w:lang w:val="hi_IN" w:bidi="hi_IN"/>
         </w:rPr>
       </w:r>
+      <w:r>
+        <w:rPr>
+          <w:b/>
+          <w:lang w:val="hi_IN" w:bidi="hi_IN"/>
+        </w:rPr>
+        <w:t>τὰ κατ’ ἐμὲ</w:t>
+      </w:r>
+    </w:p>
+    <w:p>
+      <w:pPr/>
+      <w:r>
+        <w:rPr>
+          <w:lang w:val="hi_IN" w:bidi="hi_IN"/>
+        </w:rPr>
+      </w:r>
     </w:p>
     <w:p>
       <w:pPr/>
@@ -4197,6 +4737,21 @@
           <w:lang w:val="hi_IN" w:bidi="hi_IN"/>
         </w:rPr>
       </w:r>
+      <w:r>
+        <w:rPr>
+          <w:b/>
+          <w:lang w:val="hi_IN" w:bidi="hi_IN"/>
+        </w:rPr>
+        <w:t>μᾶλλον εἰς προκοπὴν τοῦ εὐαγγελίου ἐλήλυθεν</w:t>
+      </w:r>
+    </w:p>
+    <w:p>
+      <w:pPr/>
+      <w:r>
+        <w:rPr>
+          <w:lang w:val="hi_IN" w:bidi="hi_IN"/>
+        </w:rPr>
+      </w:r>
     </w:p>
     <w:p>
       <w:pPr/>
@@ -4260,6 +4815,21 @@
           <w:lang w:val="hi_IN" w:bidi="hi_IN"/>
         </w:rPr>
       </w:r>
+      <w:r>
+        <w:rPr>
+          <w:b/>
+          <w:lang w:val="hi_IN" w:bidi="hi_IN"/>
+        </w:rPr>
+        <w:t>ὥστε</w:t>
+      </w:r>
+    </w:p>
+    <w:p>
+      <w:pPr/>
+      <w:r>
+        <w:rPr>
+          <w:lang w:val="hi_IN" w:bidi="hi_IN"/>
+        </w:rPr>
+      </w:r>
     </w:p>
     <w:p>
       <w:pPr/>
@@ -4340,6 +4910,21 @@
         <w:rPr>
           <w:lang w:val="hi_IN" w:bidi="hi_IN"/>
         </w:rPr>
+      </w:r>
+    </w:p>
+    <w:p>
+      <w:pPr/>
+      <w:r>
+        <w:rPr>
+          <w:lang w:val="hi_IN" w:bidi="hi_IN"/>
+        </w:rPr>
+      </w:r>
+      <w:r>
+        <w:rPr>
+          <w:b/>
+          <w:lang w:val="hi_IN" w:bidi="hi_IN"/>
+        </w:rPr>
+        <w:t>δεσμούς μου</w:t>
       </w:r>
     </w:p>
     <w:p>
@@ -4456,6 +5041,21 @@
           <w:lang w:val="hi_IN" w:bidi="hi_IN"/>
         </w:rPr>
       </w:r>
+      <w:r>
+        <w:rPr>
+          <w:b/>
+          <w:lang w:val="hi_IN" w:bidi="hi_IN"/>
+        </w:rPr>
+        <w:t>τοὺς δεσμούς μου &amp; ἐν Χριστῷ</w:t>
+      </w:r>
+    </w:p>
+    <w:p>
+      <w:pPr/>
+      <w:r>
+        <w:rPr>
+          <w:lang w:val="hi_IN" w:bidi="hi_IN"/>
+        </w:rPr>
+      </w:r>
     </w:p>
     <w:p>
       <w:pPr/>
@@ -4624,6 +5224,21 @@
           <w:b/>
           <w:lang w:val="hi_IN" w:bidi="hi_IN"/>
         </w:rPr>
+        <w:t>τῶν ἀδελφῶν</w:t>
+      </w:r>
+    </w:p>
+    <w:p>
+      <w:pPr/>
+      <w:r>
+        <w:rPr>
+          <w:lang w:val="hi_IN" w:bidi="hi_IN"/>
+        </w:rPr>
+      </w:r>
+      <w:r>
+        <w:rPr>
+          <w:b/>
+          <w:lang w:val="hi_IN" w:bidi="hi_IN"/>
+        </w:rPr>
         <w:t>"भाई"</w:t>
       </w:r>
     </w:p>
@@ -4720,6 +5335,21 @@
           <w:b/>
           <w:lang w:val="hi_IN" w:bidi="hi_IN"/>
         </w:rPr>
+        <w:t>ἐν Κυρίῳ πεποιθότας τοῖς δεσμοῖς μου</w:t>
+      </w:r>
+    </w:p>
+    <w:p>
+      <w:pPr/>
+      <w:r>
+        <w:rPr>
+          <w:lang w:val="hi_IN" w:bidi="hi_IN"/>
+        </w:rPr>
+      </w:r>
+      <w:r>
+        <w:rPr>
+          <w:b/>
+          <w:lang w:val="hi_IN" w:bidi="hi_IN"/>
+        </w:rPr>
         <w:t>"प्रभु में"</w:t>
       </w:r>
       <w:r>
@@ -4842,6 +5472,21 @@
           <w:b/>
           <w:lang w:val="hi_IN" w:bidi="hi_IN"/>
         </w:rPr>
+        <w:t>καὶ τοὺς πλείονας τῶν ἀδελφῶν ἐν Κυρίῳ πεποιθότας τοῖς δεσμοῖς μου</w:t>
+      </w:r>
+    </w:p>
+    <w:p>
+      <w:pPr/>
+      <w:r>
+        <w:rPr>
+          <w:lang w:val="hi_IN" w:bidi="hi_IN"/>
+        </w:rPr>
+      </w:r>
+      <w:r>
+        <w:rPr>
+          <w:b/>
+          <w:lang w:val="hi_IN" w:bidi="hi_IN"/>
+        </w:rPr>
         <w:t>"और प्रभु में भाई उनमें अधिकांश मेरे कैद"</w:t>
       </w:r>
     </w:p>
@@ -4911,6 +5556,21 @@
         <w:rPr>
           <w:lang w:val="hi_IN" w:bidi="hi_IN"/>
         </w:rPr>
+      </w:r>
+    </w:p>
+    <w:p>
+      <w:pPr/>
+      <w:r>
+        <w:rPr>
+          <w:lang w:val="hi_IN" w:bidi="hi_IN"/>
+        </w:rPr>
+      </w:r>
+      <w:r>
+        <w:rPr>
+          <w:b/>
+          <w:lang w:val="hi_IN" w:bidi="hi_IN"/>
+        </w:rPr>
+        <w:t>δεσμοῖς μου</w:t>
       </w:r>
     </w:p>
     <w:p>
@@ -5057,6 +5717,21 @@
           <w:b/>
           <w:lang w:val="hi_IN" w:bidi="hi_IN"/>
         </w:rPr>
+        <w:t>τὸν λόγον</w:t>
+      </w:r>
+    </w:p>
+    <w:p>
+      <w:pPr/>
+      <w:r>
+        <w:rPr>
+          <w:lang w:val="hi_IN" w:bidi="hi_IN"/>
+        </w:rPr>
+      </w:r>
+      <w:r>
+        <w:rPr>
+          <w:b/>
+          <w:lang w:val="hi_IN" w:bidi="hi_IN"/>
+        </w:rPr>
         <w:t>"वचन"</w:t>
       </w:r>
     </w:p>
@@ -5252,6 +5927,21 @@
           <w:b/>
           <w:lang w:val="hi_IN" w:bidi="hi_IN"/>
         </w:rPr>
+        <w:t>τινὲς μὲν καὶ &amp; τὸν Χριστὸν κηρύσσουσιν</w:t>
+      </w:r>
+    </w:p>
+    <w:p>
+      <w:pPr/>
+      <w:r>
+        <w:rPr>
+          <w:lang w:val="hi_IN" w:bidi="hi_IN"/>
+        </w:rPr>
+      </w:r>
+      <w:r>
+        <w:rPr>
+          <w:b/>
+          <w:lang w:val="hi_IN" w:bidi="hi_IN"/>
+        </w:rPr>
         <w:t>""</w:t>
       </w:r>
     </w:p>
@@ -5315,6 +6005,21 @@
           <w:b/>
           <w:lang w:val="hi_IN" w:bidi="hi_IN"/>
         </w:rPr>
+        <w:t>διὰ φθόνον καὶ ἔριν</w:t>
+      </w:r>
+    </w:p>
+    <w:p>
+      <w:pPr/>
+      <w:r>
+        <w:rPr>
+          <w:lang w:val="hi_IN" w:bidi="hi_IN"/>
+        </w:rPr>
+      </w:r>
+      <w:r>
+        <w:rPr>
+          <w:b/>
+          <w:lang w:val="hi_IN" w:bidi="hi_IN"/>
+        </w:rPr>
         <w:t>"डाह और झगड़े के कारण"</w:t>
       </w:r>
     </w:p>
@@ -5424,6 +6129,21 @@
           <w:b/>
           <w:lang w:val="hi_IN" w:bidi="hi_IN"/>
         </w:rPr>
+        <w:t>εὐδοκίαν</w:t>
+      </w:r>
+    </w:p>
+    <w:p>
+      <w:pPr/>
+      <w:r>
+        <w:rPr>
+          <w:lang w:val="hi_IN" w:bidi="hi_IN"/>
+        </w:rPr>
+      </w:r>
+      <w:r>
+        <w:rPr>
+          <w:b/>
+          <w:lang w:val="hi_IN" w:bidi="hi_IN"/>
+        </w:rPr>
         <w:t>"भली मनसा"</w:t>
       </w:r>
     </w:p>
@@ -5520,6 +6240,21 @@
           <w:b/>
           <w:lang w:val="hi_IN" w:bidi="hi_IN"/>
         </w:rPr>
+        <w:t>ἐξ ἀγάπης</w:t>
+      </w:r>
+    </w:p>
+    <w:p>
+      <w:pPr/>
+      <w:r>
+        <w:rPr>
+          <w:lang w:val="hi_IN" w:bidi="hi_IN"/>
+        </w:rPr>
+      </w:r>
+      <w:r>
+        <w:rPr>
+          <w:b/>
+          <w:lang w:val="hi_IN" w:bidi="hi_IN"/>
+        </w:rPr>
         <w:t>"कई एक"</w:t>
       </w:r>
       <w:r>
@@ -5668,6 +6403,21 @@
           <w:b/>
           <w:lang w:val="hi_IN" w:bidi="hi_IN"/>
         </w:rPr>
+        <w:t>κεῖμαι</w:t>
+      </w:r>
+    </w:p>
+    <w:p>
+      <w:pPr/>
+      <w:r>
+        <w:rPr>
+          <w:lang w:val="hi_IN" w:bidi="hi_IN"/>
+        </w:rPr>
+      </w:r>
+      <w:r>
+        <w:rPr>
+          <w:b/>
+          <w:lang w:val="hi_IN" w:bidi="hi_IN"/>
+        </w:rPr>
         <w:t>""</w:t>
       </w:r>
     </w:p>
@@ -5764,6 +6514,21 @@
           <w:b/>
           <w:lang w:val="hi_IN" w:bidi="hi_IN"/>
         </w:rPr>
+        <w:t>εἰς ἀπολογίαν τοῦ εὐαγγελίου</w:t>
+      </w:r>
+    </w:p>
+    <w:p>
+      <w:pPr/>
+      <w:r>
+        <w:rPr>
+          <w:lang w:val="hi_IN" w:bidi="hi_IN"/>
+        </w:rPr>
+      </w:r>
+      <w:r>
+        <w:rPr>
+          <w:b/>
+          <w:lang w:val="hi_IN" w:bidi="hi_IN"/>
+        </w:rPr>
         <w:t>""</w:t>
       </w:r>
     </w:p>
@@ -5813,6 +6578,21 @@
         <w:rPr>
           <w:lang w:val="hi_IN" w:bidi="hi_IN"/>
         </w:rPr>
+      </w:r>
+    </w:p>
+    <w:p>
+      <w:pPr/>
+      <w:r>
+        <w:rPr>
+          <w:lang w:val="hi_IN" w:bidi="hi_IN"/>
+        </w:rPr>
+      </w:r>
+      <w:r>
+        <w:rPr>
+          <w:b/>
+          <w:lang w:val="hi_IN" w:bidi="hi_IN"/>
+        </w:rPr>
+        <w:t>εἰς ἀπολογίαν τοῦ εὐαγγελίου κεῖμαι</w:t>
       </w:r>
     </w:p>
     <w:p>
@@ -6004,6 +6784,21 @@
           <w:b/>
           <w:lang w:val="hi_IN" w:bidi="hi_IN"/>
         </w:rPr>
+        <w:t>οἱ δὲ ἐξ ἐριθείας τὸν Χριστὸν καταγγέλλουσιν</w:t>
+      </w:r>
+    </w:p>
+    <w:p>
+      <w:pPr/>
+      <w:r>
+        <w:rPr>
+          <w:lang w:val="hi_IN" w:bidi="hi_IN"/>
+        </w:rPr>
+      </w:r>
+      <w:r>
+        <w:rPr>
+          <w:b/>
+          <w:lang w:val="hi_IN" w:bidi="hi_IN"/>
+        </w:rPr>
         <w:t>"और कई एक"</w:t>
       </w:r>
       <w:r>
@@ -6113,6 +6908,21 @@
           <w:b/>
           <w:lang w:val="hi_IN" w:bidi="hi_IN"/>
         </w:rPr>
+        <w:t>οὐχ ἁγνῶς</w:t>
+      </w:r>
+    </w:p>
+    <w:p>
+      <w:pPr/>
+      <w:r>
+        <w:rPr>
+          <w:lang w:val="hi_IN" w:bidi="hi_IN"/>
+        </w:rPr>
+      </w:r>
+      <w:r>
+        <w:rPr>
+          <w:b/>
+          <w:lang w:val="hi_IN" w:bidi="hi_IN"/>
+        </w:rPr>
         <w:t>"सिधाई से नहीं"</w:t>
       </w:r>
     </w:p>
@@ -6162,6 +6972,21 @@
         <w:rPr>
           <w:lang w:val="hi_IN" w:bidi="hi_IN"/>
         </w:rPr>
+      </w:r>
+    </w:p>
+    <w:p>
+      <w:pPr/>
+      <w:r>
+        <w:rPr>
+          <w:lang w:val="hi_IN" w:bidi="hi_IN"/>
+        </w:rPr>
+      </w:r>
+      <w:r>
+        <w:rPr>
+          <w:b/>
+          <w:lang w:val="hi_IN" w:bidi="hi_IN"/>
+        </w:rPr>
+        <w:t>τοῖς δεσμοῖς μου</w:t>
       </w:r>
     </w:p>
     <w:p>
@@ -6308,6 +7133,21 @@
           <w:b/>
           <w:lang w:val="hi_IN" w:bidi="hi_IN"/>
         </w:rPr>
+        <w:t>οἰόμενοι θλῖψιν ἐγείρειν τοῖς δεσμοῖς μου</w:t>
+      </w:r>
+    </w:p>
+    <w:p>
+      <w:pPr/>
+      <w:r>
+        <w:rPr>
+          <w:lang w:val="hi_IN" w:bidi="hi_IN"/>
+        </w:rPr>
+      </w:r>
+      <w:r>
+        <w:rPr>
+          <w:b/>
+          <w:lang w:val="hi_IN" w:bidi="hi_IN"/>
+        </w:rPr>
         <w:t>"समझकर मेरी कैद में मेरे क्लेश उत्पन्न"</w:t>
       </w:r>
     </w:p>
@@ -6391,6 +7231,21 @@
           <w:b/>
           <w:lang w:val="hi_IN" w:bidi="hi_IN"/>
         </w:rPr>
+        <w:t>τί γάρ</w:t>
+      </w:r>
+    </w:p>
+    <w:p>
+      <w:pPr/>
+      <w:r>
+        <w:rPr>
+          <w:lang w:val="hi_IN" w:bidi="hi_IN"/>
+        </w:rPr>
+      </w:r>
+      <w:r>
+        <w:rPr>
+          <w:b/>
+          <w:lang w:val="hi_IN" w:bidi="hi_IN"/>
+        </w:rPr>
         <w:t>"तो क्या हुआ"</w:t>
       </w:r>
     </w:p>
@@ -6487,6 +7342,21 @@
           <w:b/>
           <w:lang w:val="hi_IN" w:bidi="hi_IN"/>
         </w:rPr>
+        <w:t>τί γάρ</w:t>
+      </w:r>
+    </w:p>
+    <w:p>
+      <w:pPr/>
+      <w:r>
+        <w:rPr>
+          <w:lang w:val="hi_IN" w:bidi="hi_IN"/>
+        </w:rPr>
+      </w:r>
+      <w:r>
+        <w:rPr>
+          <w:b/>
+          <w:lang w:val="hi_IN" w:bidi="hi_IN"/>
+        </w:rPr>
         <w:t>""</w:t>
       </w:r>
     </w:p>
@@ -6583,6 +7453,21 @@
           <w:b/>
           <w:lang w:val="hi_IN" w:bidi="hi_IN"/>
         </w:rPr>
+        <w:t>Χριστὸς καταγγέλλεται</w:t>
+      </w:r>
+    </w:p>
+    <w:p>
+      <w:pPr/>
+      <w:r>
+        <w:rPr>
+          <w:lang w:val="hi_IN" w:bidi="hi_IN"/>
+        </w:rPr>
+      </w:r>
+      <w:r>
+        <w:rPr>
+          <w:b/>
+          <w:lang w:val="hi_IN" w:bidi="hi_IN"/>
+        </w:rPr>
         <w:t>"मसीह"</w:t>
       </w:r>
       <w:r>
@@ -6679,6 +7564,21 @@
           <w:b/>
           <w:lang w:val="hi_IN" w:bidi="hi_IN"/>
         </w:rPr>
+        <w:t>τοῦτό</w:t>
+      </w:r>
+    </w:p>
+    <w:p>
+      <w:pPr/>
+      <w:r>
+        <w:rPr>
+          <w:lang w:val="hi_IN" w:bidi="hi_IN"/>
+        </w:rPr>
+      </w:r>
+      <w:r>
+        <w:rPr>
+          <w:b/>
+          <w:lang w:val="hi_IN" w:bidi="hi_IN"/>
+        </w:rPr>
         <w:t>"इसका"</w:t>
       </w:r>
     </w:p>
@@ -6775,6 +7675,21 @@
           <w:b/>
           <w:lang w:val="hi_IN" w:bidi="hi_IN"/>
         </w:rPr>
+        <w:t>οἶδα γὰρ ὅτι τοῦτό μοι ἀποβήσεται εἰς σωτηρίαν</w:t>
+      </w:r>
+    </w:p>
+    <w:p>
+      <w:pPr/>
+      <w:r>
+        <w:rPr>
+          <w:lang w:val="hi_IN" w:bidi="hi_IN"/>
+        </w:rPr>
+      </w:r>
+      <w:r>
+        <w:rPr>
+          <w:b/>
+          <w:lang w:val="hi_IN" w:bidi="hi_IN"/>
+        </w:rPr>
         <w:t>""</w:t>
       </w:r>
     </w:p>
@@ -6871,6 +7786,21 @@
           <w:b/>
           <w:lang w:val="hi_IN" w:bidi="hi_IN"/>
         </w:rPr>
+        <w:t>ἐπιχορηγίας τοῦ Πνεύματος Ἰησοῦ Χριστοῦ</w:t>
+      </w:r>
+    </w:p>
+    <w:p>
+      <w:pPr/>
+      <w:r>
+        <w:rPr>
+          <w:lang w:val="hi_IN" w:bidi="hi_IN"/>
+        </w:rPr>
+      </w:r>
+      <w:r>
+        <w:rPr>
+          <w:b/>
+          <w:lang w:val="hi_IN" w:bidi="hi_IN"/>
+        </w:rPr>
         <w:t>"यीशु मसीह की आत्मा के दान"</w:t>
       </w:r>
       <w:r>
@@ -6980,6 +7910,21 @@
           <w:b/>
           <w:lang w:val="hi_IN" w:bidi="hi_IN"/>
         </w:rPr>
+        <w:t>ἀποκαραδοκίαν καὶ ἐλπίδα</w:t>
+      </w:r>
+    </w:p>
+    <w:p>
+      <w:pPr/>
+      <w:r>
+        <w:rPr>
+          <w:lang w:val="hi_IN" w:bidi="hi_IN"/>
+        </w:rPr>
+      </w:r>
+      <w:r>
+        <w:rPr>
+          <w:b/>
+          <w:lang w:val="hi_IN" w:bidi="hi_IN"/>
+        </w:rPr>
         <w:t>""</w:t>
       </w:r>
     </w:p>
@@ -7089,6 +8034,21 @@
           <w:b/>
           <w:lang w:val="hi_IN" w:bidi="hi_IN"/>
         </w:rPr>
+        <w:t>κατὰ τὴν ἀποκαραδοκίαν καὶ ἐλπίδα μου</w:t>
+      </w:r>
+    </w:p>
+    <w:p>
+      <w:pPr/>
+      <w:r>
+        <w:rPr>
+          <w:lang w:val="hi_IN" w:bidi="hi_IN"/>
+        </w:rPr>
+      </w:r>
+      <w:r>
+        <w:rPr>
+          <w:b/>
+          <w:lang w:val="hi_IN" w:bidi="hi_IN"/>
+        </w:rPr>
         <w:t>""</w:t>
       </w:r>
     </w:p>
@@ -7164,6 +8124,21 @@
         <w:rPr>
           <w:lang w:val="hi_IN" w:bidi="hi_IN"/>
         </w:rPr>
+      </w:r>
+    </w:p>
+    <w:p>
+      <w:pPr/>
+      <w:r>
+        <w:rPr>
+          <w:lang w:val="hi_IN" w:bidi="hi_IN"/>
+        </w:rPr>
+      </w:r>
+      <w:r>
+        <w:rPr>
+          <w:b/>
+          <w:lang w:val="hi_IN" w:bidi="hi_IN"/>
+        </w:rPr>
+        <w:t>ἐν τῷ σώματί μου</w:t>
       </w:r>
     </w:p>
     <w:p>
@@ -7305,6 +8280,21 @@
           <w:b/>
           <w:lang w:val="hi_IN" w:bidi="hi_IN"/>
         </w:rPr>
+        <w:t>ἐν οὐδενὶ αἰσχυνθήσομαι, ἀλλ’</w:t>
+      </w:r>
+    </w:p>
+    <w:p>
+      <w:pPr/>
+      <w:r>
+        <w:rPr>
+          <w:lang w:val="hi_IN" w:bidi="hi_IN"/>
+        </w:rPr>
+      </w:r>
+      <w:r>
+        <w:rPr>
+          <w:b/>
+          <w:lang w:val="hi_IN" w:bidi="hi_IN"/>
+        </w:rPr>
         <w:t>"रखता हूँ"</w:t>
       </w:r>
       <w:r>
@@ -7427,6 +8417,21 @@
           <w:b/>
           <w:lang w:val="hi_IN" w:bidi="hi_IN"/>
         </w:rPr>
+        <w:t>ἐν πάσῃ παρρησίᾳ</w:t>
+      </w:r>
+    </w:p>
+    <w:p>
+      <w:pPr/>
+      <w:r>
+        <w:rPr>
+          <w:lang w:val="hi_IN" w:bidi="hi_IN"/>
+        </w:rPr>
+      </w:r>
+      <w:r>
+        <w:rPr>
+          <w:b/>
+          <w:lang w:val="hi_IN" w:bidi="hi_IN"/>
+        </w:rPr>
         <w:t>"किसी बात में"</w:t>
       </w:r>
       <w:r>
@@ -7536,6 +8541,21 @@
           <w:b/>
           <w:lang w:val="hi_IN" w:bidi="hi_IN"/>
         </w:rPr>
+        <w:t>εἴτε διὰ ζωῆς εἴτε διὰ θανάτου</w:t>
+      </w:r>
+    </w:p>
+    <w:p>
+      <w:pPr/>
+      <w:r>
+        <w:rPr>
+          <w:lang w:val="hi_IN" w:bidi="hi_IN"/>
+        </w:rPr>
+      </w:r>
+      <w:r>
+        <w:rPr>
+          <w:b/>
+          <w:lang w:val="hi_IN" w:bidi="hi_IN"/>
+        </w:rPr>
         <w:t>""</w:t>
       </w:r>
     </w:p>
@@ -7625,6 +8645,21 @@
           <w:b/>
           <w:lang w:val="hi_IN" w:bidi="hi_IN"/>
         </w:rPr>
+        <w:t>κέρδος</w:t>
+      </w:r>
+    </w:p>
+    <w:p>
+      <w:pPr/>
+      <w:r>
+        <w:rPr>
+          <w:lang w:val="hi_IN" w:bidi="hi_IN"/>
+        </w:rPr>
+      </w:r>
+      <w:r>
+        <w:rPr>
+          <w:b/>
+          <w:lang w:val="hi_IN" w:bidi="hi_IN"/>
+        </w:rPr>
         <w:t>""</w:t>
       </w:r>
     </w:p>
@@ -7721,6 +8756,21 @@
           <w:b/>
           <w:lang w:val="hi_IN" w:bidi="hi_IN"/>
         </w:rPr>
+        <w:t>ἐν σαρκί</w:t>
+      </w:r>
+    </w:p>
+    <w:p>
+      <w:pPr/>
+      <w:r>
+        <w:rPr>
+          <w:lang w:val="hi_IN" w:bidi="hi_IN"/>
+        </w:rPr>
+      </w:r>
+      <w:r>
+        <w:rPr>
+          <w:b/>
+          <w:lang w:val="hi_IN" w:bidi="hi_IN"/>
+        </w:rPr>
         <w:t>""</w:t>
       </w:r>
     </w:p>
@@ -7830,6 +8880,21 @@
           <w:b/>
           <w:lang w:val="hi_IN" w:bidi="hi_IN"/>
         </w:rPr>
+        <w:t>τοῦτό μοι καρπὸς ἔργου</w:t>
+      </w:r>
+    </w:p>
+    <w:p>
+      <w:pPr/>
+      <w:r>
+        <w:rPr>
+          <w:lang w:val="hi_IN" w:bidi="hi_IN"/>
+        </w:rPr>
+      </w:r>
+      <w:r>
+        <w:rPr>
+          <w:b/>
+          <w:lang w:val="hi_IN" w:bidi="hi_IN"/>
+        </w:rPr>
         <w:t>""</w:t>
       </w:r>
     </w:p>
@@ -7926,6 +8991,21 @@
           <w:b/>
           <w:lang w:val="hi_IN" w:bidi="hi_IN"/>
         </w:rPr>
+        <w:t>τοῦτό μοι καρπὸς ἔργου</w:t>
+      </w:r>
+    </w:p>
+    <w:p>
+      <w:pPr/>
+      <w:r>
+        <w:rPr>
+          <w:lang w:val="hi_IN" w:bidi="hi_IN"/>
+        </w:rPr>
+      </w:r>
+      <w:r>
+        <w:rPr>
+          <w:b/>
+          <w:lang w:val="hi_IN" w:bidi="hi_IN"/>
+        </w:rPr>
         <w:t>"मेरे काम के लिये लाभदायक है"</w:t>
       </w:r>
     </w:p>
@@ -8022,6 +9102,21 @@
           <w:b/>
           <w:lang w:val="hi_IN" w:bidi="hi_IN"/>
         </w:rPr>
+        <w:t>συνέχομαι δὲ ἐκ τῶν δύο</w:t>
+      </w:r>
+    </w:p>
+    <w:p>
+      <w:pPr/>
+      <w:r>
+        <w:rPr>
+          <w:lang w:val="hi_IN" w:bidi="hi_IN"/>
+        </w:rPr>
+      </w:r>
+      <w:r>
+        <w:rPr>
+          <w:b/>
+          <w:lang w:val="hi_IN" w:bidi="hi_IN"/>
+        </w:rPr>
         <w:t>""</w:t>
       </w:r>
     </w:p>
@@ -8118,6 +9213,21 @@
           <w:b/>
           <w:lang w:val="hi_IN" w:bidi="hi_IN"/>
         </w:rPr>
+        <w:t>συνέχομαι</w:t>
+      </w:r>
+    </w:p>
+    <w:p>
+      <w:pPr/>
+      <w:r>
+        <w:rPr>
+          <w:lang w:val="hi_IN" w:bidi="hi_IN"/>
+        </w:rPr>
+      </w:r>
+      <w:r>
+        <w:rPr>
+          <w:b/>
+          <w:lang w:val="hi_IN" w:bidi="hi_IN"/>
+        </w:rPr>
         <w:t>"मैं"</w:t>
       </w:r>
       <w:r>
@@ -8227,6 +9337,21 @@
           <w:b/>
           <w:lang w:val="hi_IN" w:bidi="hi_IN"/>
         </w:rPr>
+        <w:t>τῶν δύο</w:t>
+      </w:r>
+    </w:p>
+    <w:p>
+      <w:pPr/>
+      <w:r>
+        <w:rPr>
+          <w:lang w:val="hi_IN" w:bidi="hi_IN"/>
+        </w:rPr>
+      </w:r>
+      <w:r>
+        <w:rPr>
+          <w:b/>
+          <w:lang w:val="hi_IN" w:bidi="hi_IN"/>
+        </w:rPr>
         <w:t>"दोनों"</w:t>
       </w:r>
     </w:p>
@@ -8336,6 +9461,21 @@
           <w:b/>
           <w:lang w:val="hi_IN" w:bidi="hi_IN"/>
         </w:rPr>
+        <w:t>τὴν ἐπιθυμίαν ἔχων</w:t>
+      </w:r>
+    </w:p>
+    <w:p>
+      <w:pPr/>
+      <w:r>
+        <w:rPr>
+          <w:lang w:val="hi_IN" w:bidi="hi_IN"/>
+        </w:rPr>
+      </w:r>
+      <w:r>
+        <w:rPr>
+          <w:b/>
+          <w:lang w:val="hi_IN" w:bidi="hi_IN"/>
+        </w:rPr>
         <w:t>"जी तो चाहता है"</w:t>
       </w:r>
     </w:p>
@@ -8419,6 +9559,21 @@
           <w:b/>
           <w:lang w:val="hi_IN" w:bidi="hi_IN"/>
         </w:rPr>
+        <w:t>ἀναλῦσαι</w:t>
+      </w:r>
+    </w:p>
+    <w:p>
+      <w:pPr/>
+      <w:r>
+        <w:rPr>
+          <w:lang w:val="hi_IN" w:bidi="hi_IN"/>
+        </w:rPr>
+      </w:r>
+      <w:r>
+        <w:rPr>
+          <w:b/>
+          <w:lang w:val="hi_IN" w:bidi="hi_IN"/>
+        </w:rPr>
         <w:t>""</w:t>
       </w:r>
     </w:p>
@@ -8514,6 +9669,21 @@
         <w:rPr>
           <w:lang w:val="hi_IN" w:bidi="hi_IN"/>
         </w:rPr>
+      </w:r>
+    </w:p>
+    <w:p>
+      <w:pPr/>
+      <w:r>
+        <w:rPr>
+          <w:lang w:val="hi_IN" w:bidi="hi_IN"/>
+        </w:rPr>
+      </w:r>
+      <w:r>
+        <w:rPr>
+          <w:b/>
+          <w:lang w:val="hi_IN" w:bidi="hi_IN"/>
+        </w:rPr>
+        <w:t>τὸ δὲ ἐπιμένειν ἐν τῇ σαρκὶ</w:t>
       </w:r>
     </w:p>
     <w:p>
@@ -8655,6 +9825,21 @@
           <w:b/>
           <w:lang w:val="hi_IN" w:bidi="hi_IN"/>
         </w:rPr>
+        <w:t>ἀναγκαιότερον</w:t>
+      </w:r>
+    </w:p>
+    <w:p>
+      <w:pPr/>
+      <w:r>
+        <w:rPr>
+          <w:lang w:val="hi_IN" w:bidi="hi_IN"/>
+        </w:rPr>
+      </w:r>
+      <w:r>
+        <w:rPr>
+          <w:b/>
+          <w:lang w:val="hi_IN" w:bidi="hi_IN"/>
+        </w:rPr>
         <w:t>"और भी आवश्यक"</w:t>
       </w:r>
     </w:p>
@@ -8845,6 +10030,21 @@
           <w:b/>
           <w:lang w:val="hi_IN" w:bidi="hi_IN"/>
         </w:rPr>
+        <w:t>καὶ τοῦτο πεποιθὼς</w:t>
+      </w:r>
+    </w:p>
+    <w:p>
+      <w:pPr/>
+      <w:r>
+        <w:rPr>
+          <w:lang w:val="hi_IN" w:bidi="hi_IN"/>
+        </w:rPr>
+      </w:r>
+      <w:r>
+        <w:rPr>
+          <w:b/>
+          <w:lang w:val="hi_IN" w:bidi="hi_IN"/>
+        </w:rPr>
         <w:t>""</w:t>
       </w:r>
     </w:p>
@@ -8952,6 +10152,21 @@
           <w:b/>
           <w:lang w:val="hi_IN" w:bidi="hi_IN"/>
         </w:rPr>
+        <w:t>τοῦτο πεποιθὼς</w:t>
+      </w:r>
+    </w:p>
+    <w:p>
+      <w:pPr/>
+      <w:r>
+        <w:rPr>
+          <w:lang w:val="hi_IN" w:bidi="hi_IN"/>
+        </w:rPr>
+      </w:r>
+      <w:r>
+        <w:rPr>
+          <w:b/>
+          <w:lang w:val="hi_IN" w:bidi="hi_IN"/>
+        </w:rPr>
         <w:t>"इसलिए"</w:t>
       </w:r>
       <w:r>
@@ -9034,6 +10249,21 @@
         <w:rPr>
           <w:lang w:val="hi_IN" w:bidi="hi_IN"/>
         </w:rPr>
+      </w:r>
+    </w:p>
+    <w:p>
+      <w:pPr/>
+      <w:r>
+        <w:rPr>
+          <w:lang w:val="hi_IN" w:bidi="hi_IN"/>
+        </w:rPr>
+      </w:r>
+      <w:r>
+        <w:rPr>
+          <w:b/>
+          <w:lang w:val="hi_IN" w:bidi="hi_IN"/>
+        </w:rPr>
+        <w:t>μενῶ</w:t>
       </w:r>
     </w:p>
     <w:p>
@@ -9155,6 +10385,21 @@
           <w:b/>
           <w:lang w:val="hi_IN" w:bidi="hi_IN"/>
         </w:rPr>
+        <w:t>μενῶ καὶ παραμενῶ</w:t>
+      </w:r>
+    </w:p>
+    <w:p>
+      <w:pPr/>
+      <w:r>
+        <w:rPr>
+          <w:lang w:val="hi_IN" w:bidi="hi_IN"/>
+        </w:rPr>
+      </w:r>
+      <w:r>
+        <w:rPr>
+          <w:b/>
+          <w:lang w:val="hi_IN" w:bidi="hi_IN"/>
+        </w:rPr>
         <w:t>"मैं जीवित रहूँगा, वरन्"</w:t>
       </w:r>
       <w:r>
@@ -9378,6 +10623,21 @@
           <w:b/>
           <w:lang w:val="hi_IN" w:bidi="hi_IN"/>
         </w:rPr>
+        <w:t>εἰς τὴν ὑμῶν προκοπὴν καὶ χαρὰν</w:t>
+      </w:r>
+    </w:p>
+    <w:p>
+      <w:pPr/>
+      <w:r>
+        <w:rPr>
+          <w:lang w:val="hi_IN" w:bidi="hi_IN"/>
+        </w:rPr>
+      </w:r>
+      <w:r>
+        <w:rPr>
+          <w:b/>
+          <w:lang w:val="hi_IN" w:bidi="hi_IN"/>
+        </w:rPr>
         <w:t>"के"</w:t>
       </w:r>
       <w:r>
@@ -9499,6 +10759,21 @@
         <w:rPr>
           <w:lang w:val="hi_IN" w:bidi="hi_IN"/>
         </w:rPr>
+      </w:r>
+    </w:p>
+    <w:p>
+      <w:pPr/>
+      <w:r>
+        <w:rPr>
+          <w:lang w:val="hi_IN" w:bidi="hi_IN"/>
+        </w:rPr>
+      </w:r>
+      <w:r>
+        <w:rPr>
+          <w:b/>
+          <w:lang w:val="hi_IN" w:bidi="hi_IN"/>
+        </w:rPr>
+        <w:t>εἰς τὴν ὑμῶν προκοπὴν καὶ χαρὰν</w:t>
       </w:r>
     </w:p>
     <w:p>
@@ -9768,6 +11043,21 @@
           <w:b/>
           <w:lang w:val="hi_IN" w:bidi="hi_IN"/>
         </w:rPr>
+        <w:t>τῆς πίστεως</w:t>
+      </w:r>
+    </w:p>
+    <w:p>
+      <w:pPr/>
+      <w:r>
+        <w:rPr>
+          <w:lang w:val="hi_IN" w:bidi="hi_IN"/>
+        </w:rPr>
+      </w:r>
+      <w:r>
+        <w:rPr>
+          <w:b/>
+          <w:lang w:val="hi_IN" w:bidi="hi_IN"/>
+        </w:rPr>
         <w:t>"विश्वास"</w:t>
       </w:r>
       <w:r>
@@ -9863,6 +11153,21 @@
         <w:rPr>
           <w:lang w:val="hi_IN" w:bidi="hi_IN"/>
         </w:rPr>
+      </w:r>
+    </w:p>
+    <w:p>
+      <w:pPr/>
+      <w:r>
+        <w:rPr>
+          <w:lang w:val="hi_IN" w:bidi="hi_IN"/>
+        </w:rPr>
+      </w:r>
+      <w:r>
+        <w:rPr>
+          <w:b/>
+          <w:lang w:val="hi_IN" w:bidi="hi_IN"/>
+        </w:rPr>
+        <w:t>ἵνα</w:t>
       </w:r>
     </w:p>
     <w:p>
@@ -9991,6 +11296,21 @@
           <w:b/>
           <w:lang w:val="hi_IN" w:bidi="hi_IN"/>
         </w:rPr>
+        <w:t>καύχημα &amp; ἐν</w:t>
+      </w:r>
+    </w:p>
+    <w:p>
+      <w:pPr/>
+      <w:r>
+        <w:rPr>
+          <w:lang w:val="hi_IN" w:bidi="hi_IN"/>
+        </w:rPr>
+      </w:r>
+      <w:r>
+        <w:rPr>
+          <w:b/>
+          <w:lang w:val="hi_IN" w:bidi="hi_IN"/>
+        </w:rPr>
         <w:t>"घमण्ड"</w:t>
       </w:r>
       <w:r>
@@ -10086,6 +11406,21 @@
         <w:rPr>
           <w:lang w:val="hi_IN" w:bidi="hi_IN"/>
         </w:rPr>
+      </w:r>
+    </w:p>
+    <w:p>
+      <w:pPr/>
+      <w:r>
+        <w:rPr>
+          <w:lang w:val="hi_IN" w:bidi="hi_IN"/>
+        </w:rPr>
+      </w:r>
+      <w:r>
+        <w:rPr>
+          <w:b/>
+          <w:lang w:val="hi_IN" w:bidi="hi_IN"/>
+        </w:rPr>
+        <w:t>παρουσίας</w:t>
       </w:r>
     </w:p>
     <w:p>
@@ -10214,6 +11549,21 @@
           <w:b/>
           <w:lang w:val="hi_IN" w:bidi="hi_IN"/>
         </w:rPr>
+        <w:t>διὰ τῆς ἐμῆς παρουσίας</w:t>
+      </w:r>
+    </w:p>
+    <w:p>
+      <w:pPr/>
+      <w:r>
+        <w:rPr>
+          <w:lang w:val="hi_IN" w:bidi="hi_IN"/>
+        </w:rPr>
+      </w:r>
+      <w:r>
+        <w:rPr>
+          <w:b/>
+          <w:lang w:val="hi_IN" w:bidi="hi_IN"/>
+        </w:rPr>
         <w:t>"मेरे"</w:t>
       </w:r>
       <w:r>
@@ -10335,6 +11685,21 @@
         <w:rPr>
           <w:lang w:val="hi_IN" w:bidi="hi_IN"/>
         </w:rPr>
+      </w:r>
+    </w:p>
+    <w:p>
+      <w:pPr/>
+      <w:r>
+        <w:rPr>
+          <w:lang w:val="hi_IN" w:bidi="hi_IN"/>
+        </w:rPr>
+      </w:r>
+      <w:r>
+        <w:rPr>
+          <w:b/>
+          <w:lang w:val="hi_IN" w:bidi="hi_IN"/>
+        </w:rPr>
+        <w:t>ἐλθὼν</w:t>
       </w:r>
     </w:p>
     <w:p>
@@ -10476,6 +11841,21 @@
           <w:b/>
           <w:lang w:val="hi_IN" w:bidi="hi_IN"/>
         </w:rPr>
+        <w:t>ἀξίως τοῦ εὐαγγελίου τοῦ Χριστοῦ πολιτεύεσθε</w:t>
+      </w:r>
+    </w:p>
+    <w:p>
+      <w:pPr/>
+      <w:r>
+        <w:rPr>
+          <w:lang w:val="hi_IN" w:bidi="hi_IN"/>
+        </w:rPr>
+      </w:r>
+      <w:r>
+        <w:rPr>
+          <w:b/>
+          <w:lang w:val="hi_IN" w:bidi="hi_IN"/>
+        </w:rPr>
         <w:t>"मसीह के सुसमाचार के योग्य"</w:t>
       </w:r>
     </w:p>
@@ -10559,6 +11939,21 @@
           <w:b/>
           <w:lang w:val="hi_IN" w:bidi="hi_IN"/>
         </w:rPr>
+        <w:t>στήκετε</w:t>
+      </w:r>
+    </w:p>
+    <w:p>
+      <w:pPr/>
+      <w:r>
+        <w:rPr>
+          <w:lang w:val="hi_IN" w:bidi="hi_IN"/>
+        </w:rPr>
+      </w:r>
+      <w:r>
+        <w:rPr>
+          <w:b/>
+          <w:lang w:val="hi_IN" w:bidi="hi_IN"/>
+        </w:rPr>
         <w:t>"हो"</w:t>
       </w:r>
     </w:p>
@@ -10655,6 +12050,21 @@
           <w:b/>
           <w:lang w:val="hi_IN" w:bidi="hi_IN"/>
         </w:rPr>
+        <w:t>ἐν ἑνὶ πνεύματι, μιᾷ ψυχῇ</w:t>
+      </w:r>
+    </w:p>
+    <w:p>
+      <w:pPr/>
+      <w:r>
+        <w:rPr>
+          <w:lang w:val="hi_IN" w:bidi="hi_IN"/>
+        </w:rPr>
+      </w:r>
+      <w:r>
+        <w:rPr>
+          <w:b/>
+          <w:lang w:val="hi_IN" w:bidi="hi_IN"/>
+        </w:rPr>
         <w:t>"करो कि"</w:t>
       </w:r>
       <w:r>
@@ -10790,6 +12200,21 @@
           <w:b/>
           <w:lang w:val="hi_IN" w:bidi="hi_IN"/>
         </w:rPr>
+        <w:t>ἐν ἑνὶ πνεύματι, μιᾷ ψυχῇ</w:t>
+      </w:r>
+    </w:p>
+    <w:p>
+      <w:pPr/>
+      <w:r>
+        <w:rPr>
+          <w:lang w:val="hi_IN" w:bidi="hi_IN"/>
+        </w:rPr>
+      </w:r>
+      <w:r>
+        <w:rPr>
+          <w:b/>
+          <w:lang w:val="hi_IN" w:bidi="hi_IN"/>
+        </w:rPr>
         <w:t>"करो कि"</w:t>
       </w:r>
       <w:r>
@@ -10925,6 +12350,21 @@
           <w:b/>
           <w:lang w:val="hi_IN" w:bidi="hi_IN"/>
         </w:rPr>
+        <w:t>συναθλοῦντες</w:t>
+      </w:r>
+    </w:p>
+    <w:p>
+      <w:pPr/>
+      <w:r>
+        <w:rPr>
+          <w:lang w:val="hi_IN" w:bidi="hi_IN"/>
+        </w:rPr>
+      </w:r>
+      <w:r>
+        <w:rPr>
+          <w:b/>
+          <w:lang w:val="hi_IN" w:bidi="hi_IN"/>
+        </w:rPr>
         <w:t>""</w:t>
       </w:r>
     </w:p>
@@ -10988,6 +12428,21 @@
           <w:b/>
           <w:lang w:val="hi_IN" w:bidi="hi_IN"/>
         </w:rPr>
+        <w:t>τῇ πίστει τοῦ εὐαγγελίου</w:t>
+      </w:r>
+    </w:p>
+    <w:p>
+      <w:pPr/>
+      <w:r>
+        <w:rPr>
+          <w:lang w:val="hi_IN" w:bidi="hi_IN"/>
+        </w:rPr>
+      </w:r>
+      <w:r>
+        <w:rPr>
+          <w:b/>
+          <w:lang w:val="hi_IN" w:bidi="hi_IN"/>
+        </w:rPr>
         <w:t>""</w:t>
       </w:r>
     </w:p>
@@ -11077,6 +12532,21 @@
           <w:b/>
           <w:lang w:val="hi_IN" w:bidi="hi_IN"/>
         </w:rPr>
+        <w:t>τῶν ἀντικειμένων</w:t>
+      </w:r>
+    </w:p>
+    <w:p>
+      <w:pPr/>
+      <w:r>
+        <w:rPr>
+          <w:lang w:val="hi_IN" w:bidi="hi_IN"/>
+        </w:rPr>
+      </w:r>
+      <w:r>
+        <w:rPr>
+          <w:b/>
+          <w:lang w:val="hi_IN" w:bidi="hi_IN"/>
+        </w:rPr>
         <w:t>"विरोधियों"</w:t>
       </w:r>
     </w:p>
@@ -11173,6 +12643,21 @@
           <w:b/>
           <w:lang w:val="hi_IN" w:bidi="hi_IN"/>
         </w:rPr>
+        <w:t>ἥτις ἐστὶν αὐτοῖς ἔνδειξις</w:t>
+      </w:r>
+    </w:p>
+    <w:p>
+      <w:pPr/>
+      <w:r>
+        <w:rPr>
+          <w:lang w:val="hi_IN" w:bidi="hi_IN"/>
+        </w:rPr>
+      </w:r>
+      <w:r>
+        <w:rPr>
+          <w:b/>
+          <w:lang w:val="hi_IN" w:bidi="hi_IN"/>
+        </w:rPr>
         <w:t>""</w:t>
       </w:r>
     </w:p>
@@ -11262,6 +12747,21 @@
           <w:b/>
           <w:lang w:val="hi_IN" w:bidi="hi_IN"/>
         </w:rPr>
+        <w:t>ἀπωλείας</w:t>
+      </w:r>
+    </w:p>
+    <w:p>
+      <w:pPr/>
+      <w:r>
+        <w:rPr>
+          <w:lang w:val="hi_IN" w:bidi="hi_IN"/>
+        </w:rPr>
+      </w:r>
+      <w:r>
+        <w:rPr>
+          <w:b/>
+          <w:lang w:val="hi_IN" w:bidi="hi_IN"/>
+        </w:rPr>
         <w:t>"विनाश का"</w:t>
       </w:r>
     </w:p>
@@ -11358,6 +12858,21 @@
           <w:b/>
           <w:lang w:val="hi_IN" w:bidi="hi_IN"/>
         </w:rPr>
+        <w:t>ὑμῶν δὲ σωτηρίας</w:t>
+      </w:r>
+    </w:p>
+    <w:p>
+      <w:pPr/>
+      <w:r>
+        <w:rPr>
+          <w:lang w:val="hi_IN" w:bidi="hi_IN"/>
+        </w:rPr>
+      </w:r>
+      <w:r>
+        <w:rPr>
+          <w:b/>
+          <w:lang w:val="hi_IN" w:bidi="hi_IN"/>
+        </w:rPr>
         <w:t>"उद्धार का"</w:t>
       </w:r>
     </w:p>
@@ -11454,6 +12969,21 @@
           <w:b/>
           <w:lang w:val="hi_IN" w:bidi="hi_IN"/>
         </w:rPr>
+        <w:t>τοῦτο ἀπὸ Θεοῦ</w:t>
+      </w:r>
+    </w:p>
+    <w:p>
+      <w:pPr/>
+      <w:r>
+        <w:rPr>
+          <w:lang w:val="hi_IN" w:bidi="hi_IN"/>
+        </w:rPr>
+      </w:r>
+      <w:r>
+        <w:rPr>
+          <w:b/>
+          <w:lang w:val="hi_IN" w:bidi="hi_IN"/>
+        </w:rPr>
         <w:t>""</w:t>
       </w:r>
     </w:p>
@@ -11543,6 +13073,21 @@
           <w:b/>
           <w:lang w:val="hi_IN" w:bidi="hi_IN"/>
         </w:rPr>
+        <w:t>ὑμῖν ἐχαρίσθη τὸ</w:t>
+      </w:r>
+    </w:p>
+    <w:p>
+      <w:pPr/>
+      <w:r>
+        <w:rPr>
+          <w:lang w:val="hi_IN" w:bidi="hi_IN"/>
+        </w:rPr>
+      </w:r>
+      <w:r>
+        <w:rPr>
+          <w:b/>
+          <w:lang w:val="hi_IN" w:bidi="hi_IN"/>
+        </w:rPr>
         <w:t>"तुम अनुग्रह हुआ"</w:t>
       </w:r>
     </w:p>
@@ -11626,6 +13171,21 @@
           <w:b/>
           <w:lang w:val="hi_IN" w:bidi="hi_IN"/>
         </w:rPr>
+        <w:t>τὸν αὐτὸν ἀγῶνα ἔχοντες</w:t>
+      </w:r>
+    </w:p>
+    <w:p>
+      <w:pPr/>
+      <w:r>
+        <w:rPr>
+          <w:lang w:val="hi_IN" w:bidi="hi_IN"/>
+        </w:rPr>
+      </w:r>
+      <w:r>
+        <w:rPr>
+          <w:b/>
+          <w:lang w:val="hi_IN" w:bidi="hi_IN"/>
+        </w:rPr>
         <w:t>""</w:t>
       </w:r>
     </w:p>
@@ -11702,6 +13262,21 @@
           <w:b/>
           <w:lang w:val="hi_IN" w:bidi="hi_IN"/>
         </w:rPr>
+        <w:t>τὸν αὐτὸν ἀγῶνα ἔχοντες, οἷον εἴδετε ἐν ἐμοὶ</w:t>
+      </w:r>
+    </w:p>
+    <w:p>
+      <w:pPr/>
+      <w:r>
+        <w:rPr>
+          <w:lang w:val="hi_IN" w:bidi="hi_IN"/>
+        </w:rPr>
+      </w:r>
+      <w:r>
+        <w:rPr>
+          <w:b/>
+          <w:lang w:val="hi_IN" w:bidi="hi_IN"/>
+        </w:rPr>
         <w:t>"तुम्हें वैसा ही परिश्रम करना है, जैसा तुम ने मुझे देखा है,"</w:t>
       </w:r>
       <w:r>
@@ -11811,6 +13386,21 @@
           <w:b/>
           <w:lang w:val="hi_IN" w:bidi="hi_IN"/>
         </w:rPr>
+        <w:t>εἴδετε ἐν ἐμοὶ, καὶ νῦν ἀκούετε ἐν ἐμοί</w:t>
+      </w:r>
+    </w:p>
+    <w:p>
+      <w:pPr/>
+      <w:r>
+        <w:rPr>
+          <w:lang w:val="hi_IN" w:bidi="hi_IN"/>
+        </w:rPr>
+      </w:r>
+      <w:r>
+        <w:rPr>
+          <w:b/>
+          <w:lang w:val="hi_IN" w:bidi="hi_IN"/>
+        </w:rPr>
         <w:t>"और तुम्हें"</w:t>
       </w:r>
       <w:r>
@@ -11920,6 +13510,21 @@
           <w:b/>
           <w:lang w:val="hi_IN" w:bidi="hi_IN"/>
         </w:rPr>
+        <w:t>οὖν</w:t>
+      </w:r>
+    </w:p>
+    <w:p>
+      <w:pPr/>
+      <w:r>
+        <w:rPr>
+          <w:lang w:val="hi_IN" w:bidi="hi_IN"/>
+        </w:rPr>
+      </w:r>
+      <w:r>
+        <w:rPr>
+          <w:b/>
+          <w:lang w:val="hi_IN" w:bidi="hi_IN"/>
+        </w:rPr>
         <w:t>"अतः"</w:t>
       </w:r>
     </w:p>
@@ -12016,6 +13621,21 @@
           <w:b/>
           <w:lang w:val="hi_IN" w:bidi="hi_IN"/>
         </w:rPr>
+        <w:t>εἴ τις &amp; παράκλησις ἐν Χριστῷ, εἴ τι παραμύθιον ἀγάπης, εἴ τις κοινωνία Πνεύματος, εἴ τις σπλάγχνα καὶ οἰκτιρμοί</w:t>
+      </w:r>
+    </w:p>
+    <w:p>
+      <w:pPr/>
+      <w:r>
+        <w:rPr>
+          <w:lang w:val="hi_IN" w:bidi="hi_IN"/>
+        </w:rPr>
+      </w:r>
+      <w:r>
+        <w:rPr>
+          <w:b/>
+          <w:lang w:val="hi_IN" w:bidi="hi_IN"/>
+        </w:rPr>
         <w:t>""</w:t>
       </w:r>
     </w:p>
@@ -12105,6 +13725,21 @@
           <w:b/>
           <w:lang w:val="hi_IN" w:bidi="hi_IN"/>
         </w:rPr>
+        <w:t>εἴ τι παραμύθιον ἀγάπης, εἴ τις κοινωνία Πνεύματος, εἴ τις σπλάγχνα καὶ οἰκτιρμοί</w:t>
+      </w:r>
+    </w:p>
+    <w:p>
+      <w:pPr/>
+      <w:r>
+        <w:rPr>
+          <w:lang w:val="hi_IN" w:bidi="hi_IN"/>
+        </w:rPr>
+      </w:r>
+      <w:r>
+        <w:rPr>
+          <w:b/>
+          <w:lang w:val="hi_IN" w:bidi="hi_IN"/>
+        </w:rPr>
         <w:t>"और प्रेम से ढाढ़स और आत्मा की सहभागिता, और कुछ करुणा और दया"</w:t>
       </w:r>
     </w:p>
@@ -12201,6 +13836,21 @@
           <w:b/>
           <w:lang w:val="hi_IN" w:bidi="hi_IN"/>
         </w:rPr>
+        <w:t>εἴ τις &amp; παράκλησις ἐν Χριστῷ</w:t>
+      </w:r>
+    </w:p>
+    <w:p>
+      <w:pPr/>
+      <w:r>
+        <w:rPr>
+          <w:lang w:val="hi_IN" w:bidi="hi_IN"/>
+        </w:rPr>
+      </w:r>
+      <w:r>
+        <w:rPr>
+          <w:b/>
+          <w:lang w:val="hi_IN" w:bidi="hi_IN"/>
+        </w:rPr>
         <w:t>""</w:t>
       </w:r>
     </w:p>
@@ -12277,6 +13927,21 @@
           <w:b/>
           <w:lang w:val="hi_IN" w:bidi="hi_IN"/>
         </w:rPr>
+        <w:t>εἴ τις &amp; παράκλησις ἐν Χριστῷ</w:t>
+      </w:r>
+    </w:p>
+    <w:p>
+      <w:pPr/>
+      <w:r>
+        <w:rPr>
+          <w:lang w:val="hi_IN" w:bidi="hi_IN"/>
+        </w:rPr>
+      </w:r>
+      <w:r>
+        <w:rPr>
+          <w:b/>
+          <w:lang w:val="hi_IN" w:bidi="hi_IN"/>
+        </w:rPr>
         <w:t>"यदि मसीह में कुछ प्रोत्साहन"</w:t>
       </w:r>
     </w:p>
@@ -12353,6 +14018,21 @@
           <w:b/>
           <w:lang w:val="hi_IN" w:bidi="hi_IN"/>
         </w:rPr>
+        <w:t>εἴ τις &amp; παράκλησις ἐν Χριστῷ</w:t>
+      </w:r>
+    </w:p>
+    <w:p>
+      <w:pPr/>
+      <w:r>
+        <w:rPr>
+          <w:lang w:val="hi_IN" w:bidi="hi_IN"/>
+        </w:rPr>
+      </w:r>
+      <w:r>
+        <w:rPr>
+          <w:b/>
+          <w:lang w:val="hi_IN" w:bidi="hi_IN"/>
+        </w:rPr>
         <w:t>"यदि मसीह में कुछ प्रोत्साहन"</w:t>
       </w:r>
     </w:p>
@@ -12449,6 +14129,21 @@
           <w:b/>
           <w:lang w:val="hi_IN" w:bidi="hi_IN"/>
         </w:rPr>
+        <w:t>εἴ τι παραμύθιον ἀγάπης</w:t>
+      </w:r>
+    </w:p>
+    <w:p>
+      <w:pPr/>
+      <w:r>
+        <w:rPr>
+          <w:lang w:val="hi_IN" w:bidi="hi_IN"/>
+        </w:rPr>
+      </w:r>
+      <w:r>
+        <w:rPr>
+          <w:b/>
+          <w:lang w:val="hi_IN" w:bidi="hi_IN"/>
+        </w:rPr>
         <w:t>""</w:t>
       </w:r>
     </w:p>
@@ -12525,6 +14220,21 @@
           <w:b/>
           <w:lang w:val="hi_IN" w:bidi="hi_IN"/>
         </w:rPr>
+        <w:t>εἴ τι παραμύθιον ἀγάπης</w:t>
+      </w:r>
+    </w:p>
+    <w:p>
+      <w:pPr/>
+      <w:r>
+        <w:rPr>
+          <w:lang w:val="hi_IN" w:bidi="hi_IN"/>
+        </w:rPr>
+      </w:r>
+      <w:r>
+        <w:rPr>
+          <w:b/>
+          <w:lang w:val="hi_IN" w:bidi="hi_IN"/>
+        </w:rPr>
         <w:t>"प्रेम से ढाढ़स"</w:t>
       </w:r>
     </w:p>
@@ -12634,6 +14344,21 @@
           <w:b/>
           <w:lang w:val="hi_IN" w:bidi="hi_IN"/>
         </w:rPr>
+        <w:t>εἴ τι παραμύθιον ἀγάπης</w:t>
+      </w:r>
+    </w:p>
+    <w:p>
+      <w:pPr/>
+      <w:r>
+        <w:rPr>
+          <w:lang w:val="hi_IN" w:bidi="hi_IN"/>
+        </w:rPr>
+      </w:r>
+      <w:r>
+        <w:rPr>
+          <w:b/>
+          <w:lang w:val="hi_IN" w:bidi="hi_IN"/>
+        </w:rPr>
         <w:t>"प्रेम से ढाढ़स"</w:t>
       </w:r>
     </w:p>
@@ -12730,6 +14455,21 @@
           <w:b/>
           <w:lang w:val="hi_IN" w:bidi="hi_IN"/>
         </w:rPr>
+        <w:t>εἴ τις κοινωνία Πνεύματος</w:t>
+      </w:r>
+    </w:p>
+    <w:p>
+      <w:pPr/>
+      <w:r>
+        <w:rPr>
+          <w:lang w:val="hi_IN" w:bidi="hi_IN"/>
+        </w:rPr>
+      </w:r>
+      <w:r>
+        <w:rPr>
+          <w:b/>
+          <w:lang w:val="hi_IN" w:bidi="hi_IN"/>
+        </w:rPr>
         <w:t>""</w:t>
       </w:r>
     </w:p>
@@ -12806,6 +14546,21 @@
           <w:b/>
           <w:lang w:val="hi_IN" w:bidi="hi_IN"/>
         </w:rPr>
+        <w:t>εἴ τις κοινωνία Πνεύματος</w:t>
+      </w:r>
+    </w:p>
+    <w:p>
+      <w:pPr/>
+      <w:r>
+        <w:rPr>
+          <w:lang w:val="hi_IN" w:bidi="hi_IN"/>
+        </w:rPr>
+      </w:r>
+      <w:r>
+        <w:rPr>
+          <w:b/>
+          <w:lang w:val="hi_IN" w:bidi="hi_IN"/>
+        </w:rPr>
         <w:t>"आत्मा की सहभागिता"</w:t>
       </w:r>
     </w:p>
@@ -12902,6 +14657,21 @@
           <w:b/>
           <w:lang w:val="hi_IN" w:bidi="hi_IN"/>
         </w:rPr>
+        <w:t>εἴ τις σπλάγχνα καὶ οἰκτιρμοί</w:t>
+      </w:r>
+    </w:p>
+    <w:p>
+      <w:pPr/>
+      <w:r>
+        <w:rPr>
+          <w:lang w:val="hi_IN" w:bidi="hi_IN"/>
+        </w:rPr>
+      </w:r>
+      <w:r>
+        <w:rPr>
+          <w:b/>
+          <w:lang w:val="hi_IN" w:bidi="hi_IN"/>
+        </w:rPr>
         <w:t>""</w:t>
       </w:r>
     </w:p>
@@ -12991,6 +14761,21 @@
           <w:b/>
           <w:lang w:val="hi_IN" w:bidi="hi_IN"/>
         </w:rPr>
+        <w:t>εἴ τις σπλάγχνα καὶ οἰκτιρμοί</w:t>
+      </w:r>
+    </w:p>
+    <w:p>
+      <w:pPr/>
+      <w:r>
+        <w:rPr>
+          <w:lang w:val="hi_IN" w:bidi="hi_IN"/>
+        </w:rPr>
+      </w:r>
+      <w:r>
+        <w:rPr>
+          <w:b/>
+          <w:lang w:val="hi_IN" w:bidi="hi_IN"/>
+        </w:rPr>
         <w:t>"और"</w:t>
       </w:r>
       <w:r>
@@ -13113,6 +14898,21 @@
           <w:b/>
           <w:lang w:val="hi_IN" w:bidi="hi_IN"/>
         </w:rPr>
+        <w:t>πληρώσατέ μου τὴν χαρὰν</w:t>
+      </w:r>
+    </w:p>
+    <w:p>
+      <w:pPr/>
+      <w:r>
+        <w:rPr>
+          <w:lang w:val="hi_IN" w:bidi="hi_IN"/>
+        </w:rPr>
+      </w:r>
+      <w:r>
+        <w:rPr>
+          <w:b/>
+          <w:lang w:val="hi_IN" w:bidi="hi_IN"/>
+        </w:rPr>
         <w:t>"मेरा आनन्द पूरा करो"</w:t>
       </w:r>
     </w:p>
@@ -13222,6 +15022,21 @@
           <w:b/>
           <w:lang w:val="hi_IN" w:bidi="hi_IN"/>
         </w:rPr>
+        <w:t>τὸ αὐτὸ φρονῆτε</w:t>
+      </w:r>
+    </w:p>
+    <w:p>
+      <w:pPr/>
+      <w:r>
+        <w:rPr>
+          <w:lang w:val="hi_IN" w:bidi="hi_IN"/>
+        </w:rPr>
+      </w:r>
+      <w:r>
+        <w:rPr>
+          <w:b/>
+          <w:lang w:val="hi_IN" w:bidi="hi_IN"/>
+        </w:rPr>
         <w:t>""</w:t>
       </w:r>
     </w:p>
@@ -13305,6 +15120,21 @@
           <w:b/>
           <w:lang w:val="hi_IN" w:bidi="hi_IN"/>
         </w:rPr>
+        <w:t>τὴν αὐτὴν ἀγάπην ἔχοντες</w:t>
+      </w:r>
+    </w:p>
+    <w:p>
+      <w:pPr/>
+      <w:r>
+        <w:rPr>
+          <w:lang w:val="hi_IN" w:bidi="hi_IN"/>
+        </w:rPr>
+      </w:r>
+      <w:r>
+        <w:rPr>
+          <w:b/>
+          <w:lang w:val="hi_IN" w:bidi="hi_IN"/>
+        </w:rPr>
         <w:t>"एक प्रेम, एक"</w:t>
       </w:r>
       <w:r>
@@ -13427,6 +15257,21 @@
           <w:b/>
           <w:lang w:val="hi_IN" w:bidi="hi_IN"/>
         </w:rPr>
+        <w:t>σύνψυχοι</w:t>
+      </w:r>
+    </w:p>
+    <w:p>
+      <w:pPr/>
+      <w:r>
+        <w:rPr>
+          <w:lang w:val="hi_IN" w:bidi="hi_IN"/>
+        </w:rPr>
+      </w:r>
+      <w:r>
+        <w:rPr>
+          <w:b/>
+          <w:lang w:val="hi_IN" w:bidi="hi_IN"/>
+        </w:rPr>
         <w:t>"चित्त"</w:t>
       </w:r>
     </w:p>
@@ -13523,6 +15368,21 @@
           <w:b/>
           <w:lang w:val="hi_IN" w:bidi="hi_IN"/>
         </w:rPr>
+        <w:t>τὸ ἓν φρονοῦντες</w:t>
+      </w:r>
+    </w:p>
+    <w:p>
+      <w:pPr/>
+      <w:r>
+        <w:rPr>
+          <w:lang w:val="hi_IN" w:bidi="hi_IN"/>
+        </w:rPr>
+      </w:r>
+      <w:r>
+        <w:rPr>
+          <w:b/>
+          <w:lang w:val="hi_IN" w:bidi="hi_IN"/>
+        </w:rPr>
         <w:t>"एक ही मनसा"</w:t>
       </w:r>
     </w:p>
@@ -13586,6 +15446,21 @@
           <w:b/>
           <w:lang w:val="hi_IN" w:bidi="hi_IN"/>
         </w:rPr>
+        <w:t>μηδὲν κατ’ ἐριθείαν</w:t>
+      </w:r>
+    </w:p>
+    <w:p>
+      <w:pPr/>
+      <w:r>
+        <w:rPr>
+          <w:lang w:val="hi_IN" w:bidi="hi_IN"/>
+        </w:rPr>
+      </w:r>
+      <w:r>
+        <w:rPr>
+          <w:b/>
+          <w:lang w:val="hi_IN" w:bidi="hi_IN"/>
+        </w:rPr>
         <w:t>"स्वार्थ"</w:t>
       </w:r>
       <w:r>
@@ -13662,6 +15537,21 @@
           <w:b/>
           <w:lang w:val="hi_IN" w:bidi="hi_IN"/>
         </w:rPr>
+        <w:t>μηδὲ κατὰ κενοδοξίαν</w:t>
+      </w:r>
+    </w:p>
+    <w:p>
+      <w:pPr/>
+      <w:r>
+        <w:rPr>
+          <w:lang w:val="hi_IN" w:bidi="hi_IN"/>
+        </w:rPr>
+      </w:r>
+      <w:r>
+        <w:rPr>
+          <w:b/>
+          <w:lang w:val="hi_IN" w:bidi="hi_IN"/>
+        </w:rPr>
         <w:t>""</w:t>
       </w:r>
     </w:p>
@@ -13725,6 +15615,21 @@
           <w:b/>
           <w:lang w:val="hi_IN" w:bidi="hi_IN"/>
         </w:rPr>
+        <w:t>μηδὲ κατὰ κενοδοξίαν</w:t>
+      </w:r>
+    </w:p>
+    <w:p>
+      <w:pPr/>
+      <w:r>
+        <w:rPr>
+          <w:lang w:val="hi_IN" w:bidi="hi_IN"/>
+        </w:rPr>
+      </w:r>
+      <w:r>
+        <w:rPr>
+          <w:b/>
+          <w:lang w:val="hi_IN" w:bidi="hi_IN"/>
+        </w:rPr>
         <w:t>"या मिथ्यागर्व"</w:t>
       </w:r>
       <w:r>
@@ -13834,6 +15739,21 @@
           <w:b/>
           <w:lang w:val="hi_IN" w:bidi="hi_IN"/>
         </w:rPr>
+        <w:t>ἀλλὰ τῇ ταπεινοφροσύνῃ ἀλλήλους ἡγούμενοι ὑπερέχοντας ἑαυτῶν</w:t>
+      </w:r>
+    </w:p>
+    <w:p>
+      <w:pPr/>
+      <w:r>
+        <w:rPr>
+          <w:lang w:val="hi_IN" w:bidi="hi_IN"/>
+        </w:rPr>
+      </w:r>
+      <w:r>
+        <w:rPr>
+          <w:b/>
+          <w:lang w:val="hi_IN" w:bidi="hi_IN"/>
+        </w:rPr>
         <w:t>"के"</w:t>
       </w:r>
       <w:r>
@@ -13956,6 +15876,21 @@
           <w:b/>
           <w:lang w:val="hi_IN" w:bidi="hi_IN"/>
         </w:rPr>
+        <w:t>μὴ τὰ ἑαυτῶν ἕκαστος σκοποῦντες, ἀλλὰ καὶ τὰ ἑτέρων ἕκαστοι</w:t>
+      </w:r>
+    </w:p>
+    <w:p>
+      <w:pPr/>
+      <w:r>
+        <w:rPr>
+          <w:lang w:val="hi_IN" w:bidi="hi_IN"/>
+        </w:rPr>
+      </w:r>
+      <w:r>
+        <w:rPr>
+          <w:b/>
+          <w:lang w:val="hi_IN" w:bidi="hi_IN"/>
+        </w:rPr>
         <w:t>""</w:t>
       </w:r>
     </w:p>
@@ -14019,6 +15954,21 @@
           <w:b/>
           <w:lang w:val="hi_IN" w:bidi="hi_IN"/>
         </w:rPr>
+        <w:t>ἕκαστος</w:t>
+      </w:r>
+    </w:p>
+    <w:p>
+      <w:pPr/>
+      <w:r>
+        <w:rPr>
+          <w:lang w:val="hi_IN" w:bidi="hi_IN"/>
+        </w:rPr>
+      </w:r>
+      <w:r>
+        <w:rPr>
+          <w:b/>
+          <w:lang w:val="hi_IN" w:bidi="hi_IN"/>
+        </w:rPr>
         <w:t>"हर एक"</w:t>
       </w:r>
     </w:p>
@@ -14115,6 +16065,21 @@
           <w:b/>
           <w:lang w:val="hi_IN" w:bidi="hi_IN"/>
         </w:rPr>
+        <w:t>μὴ &amp; σκοποῦντες</w:t>
+      </w:r>
+    </w:p>
+    <w:p>
+      <w:pPr/>
+      <w:r>
+        <w:rPr>
+          <w:lang w:val="hi_IN" w:bidi="hi_IN"/>
+        </w:rPr>
+      </w:r>
+      <w:r>
+        <w:rPr>
+          <w:b/>
+          <w:lang w:val="hi_IN" w:bidi="hi_IN"/>
+        </w:rPr>
         <w:t>"नहीं,"</w:t>
       </w:r>
       <w:r>
@@ -14191,6 +16156,21 @@
           <w:b/>
           <w:lang w:val="hi_IN" w:bidi="hi_IN"/>
         </w:rPr>
+        <w:t>ἑαυτῶν</w:t>
+      </w:r>
+    </w:p>
+    <w:p>
+      <w:pPr/>
+      <w:r>
+        <w:rPr>
+          <w:lang w:val="hi_IN" w:bidi="hi_IN"/>
+        </w:rPr>
+      </w:r>
+      <w:r>
+        <w:rPr>
+          <w:b/>
+          <w:lang w:val="hi_IN" w:bidi="hi_IN"/>
+        </w:rPr>
         <w:t>"अपनी ही"</w:t>
       </w:r>
     </w:p>
@@ -14287,6 +16267,21 @@
           <w:b/>
           <w:lang w:val="hi_IN" w:bidi="hi_IN"/>
         </w:rPr>
+        <w:t>ἑαυτῶν</w:t>
+      </w:r>
+    </w:p>
+    <w:p>
+      <w:pPr/>
+      <w:r>
+        <w:rPr>
+          <w:lang w:val="hi_IN" w:bidi="hi_IN"/>
+        </w:rPr>
+      </w:r>
+      <w:r>
+        <w:rPr>
+          <w:b/>
+          <w:lang w:val="hi_IN" w:bidi="hi_IN"/>
+        </w:rPr>
         <w:t>"अपनी ही"</w:t>
       </w:r>
     </w:p>
@@ -14396,6 +16391,21 @@
           <w:b/>
           <w:lang w:val="hi_IN" w:bidi="hi_IN"/>
         </w:rPr>
+        <w:t>τοῦτο φρονεῖτε ἐν ὑμῖν, ὃ καὶ ἐν Χριστῷ Ἰησοῦ</w:t>
+      </w:r>
+    </w:p>
+    <w:p>
+      <w:pPr/>
+      <w:r>
+        <w:rPr>
+          <w:lang w:val="hi_IN" w:bidi="hi_IN"/>
+        </w:rPr>
+      </w:r>
+      <w:r>
+        <w:rPr>
+          <w:b/>
+          <w:lang w:val="hi_IN" w:bidi="hi_IN"/>
+        </w:rPr>
         <w:t>"जैसा मसीह यीशु का स्वभाव था वैसा ही तुम्हारा भी स्वभाव हो"</w:t>
       </w:r>
     </w:p>
@@ -14459,6 +16469,21 @@
           <w:b/>
           <w:lang w:val="hi_IN" w:bidi="hi_IN"/>
         </w:rPr>
+        <w:t>τοῦτο φρονεῖτε ἐν ὑμῖν, ὃ καὶ ἐν Χριστῷ Ἰησοῦ</w:t>
+      </w:r>
+    </w:p>
+    <w:p>
+      <w:pPr/>
+      <w:r>
+        <w:rPr>
+          <w:lang w:val="hi_IN" w:bidi="hi_IN"/>
+        </w:rPr>
+      </w:r>
+      <w:r>
+        <w:rPr>
+          <w:b/>
+          <w:lang w:val="hi_IN" w:bidi="hi_IN"/>
+        </w:rPr>
         <w:t>""</w:t>
       </w:r>
     </w:p>
@@ -14548,6 +16573,21 @@
           <w:b/>
           <w:lang w:val="hi_IN" w:bidi="hi_IN"/>
         </w:rPr>
+        <w:t>τοῦτο φρονεῖτε</w:t>
+      </w:r>
+    </w:p>
+    <w:p>
+      <w:pPr/>
+      <w:r>
+        <w:rPr>
+          <w:lang w:val="hi_IN" w:bidi="hi_IN"/>
+        </w:rPr>
+      </w:r>
+      <w:r>
+        <w:rPr>
+          <w:b/>
+          <w:lang w:val="hi_IN" w:bidi="hi_IN"/>
+        </w:rPr>
         <w:t>"स्वभाव"</w:t>
       </w:r>
       <w:r>
@@ -14657,6 +16697,21 @@
           <w:b/>
           <w:lang w:val="hi_IN" w:bidi="hi_IN"/>
         </w:rPr>
+        <w:t>τοῦτο φρονεῖτε ἐν ὑμῖν, ὃ καὶ ἐν Χριστῷ Ἰησοῦ</w:t>
+      </w:r>
+    </w:p>
+    <w:p>
+      <w:pPr/>
+      <w:r>
+        <w:rPr>
+          <w:lang w:val="hi_IN" w:bidi="hi_IN"/>
+        </w:rPr>
+      </w:r>
+      <w:r>
+        <w:rPr>
+          <w:b/>
+          <w:lang w:val="hi_IN" w:bidi="hi_IN"/>
+        </w:rPr>
         <w:t>"जैसा मसीह यीशु का स्वभाव था वैसा ही तुम्हारा भी स्वभाव हो"</w:t>
       </w:r>
     </w:p>
@@ -14753,6 +16808,21 @@
           <w:b/>
           <w:lang w:val="hi_IN" w:bidi="hi_IN"/>
         </w:rPr>
+        <w:t>ἐν μορφῇ Θεοῦ ὑπάρχων</w:t>
+      </w:r>
+    </w:p>
+    <w:p>
+      <w:pPr/>
+      <w:r>
+        <w:rPr>
+          <w:lang w:val="hi_IN" w:bidi="hi_IN"/>
+        </w:rPr>
+      </w:r>
+      <w:r>
+        <w:rPr>
+          <w:b/>
+          <w:lang w:val="hi_IN" w:bidi="hi_IN"/>
+        </w:rPr>
         <w:t>"परमेश्वर के स्वरूप में"</w:t>
       </w:r>
       <w:r>
@@ -14842,6 +16912,21 @@
           <w:b/>
           <w:lang w:val="hi_IN" w:bidi="hi_IN"/>
         </w:rPr>
+        <w:t>οὐχ &amp; ἡγήσατο</w:t>
+      </w:r>
+    </w:p>
+    <w:p>
+      <w:pPr/>
+      <w:r>
+        <w:rPr>
+          <w:lang w:val="hi_IN" w:bidi="hi_IN"/>
+        </w:rPr>
+      </w:r>
+      <w:r>
+        <w:rPr>
+          <w:b/>
+          <w:lang w:val="hi_IN" w:bidi="hi_IN"/>
+        </w:rPr>
         <w:t>""होकर भी"</w:t>
       </w:r>
     </w:p>
@@ -14905,6 +16990,21 @@
           <w:b/>
           <w:lang w:val="hi_IN" w:bidi="hi_IN"/>
         </w:rPr>
+        <w:t>ἁρπαγμὸν</w:t>
+      </w:r>
+    </w:p>
+    <w:p>
+      <w:pPr/>
+      <w:r>
+        <w:rPr>
+          <w:lang w:val="hi_IN" w:bidi="hi_IN"/>
+        </w:rPr>
+      </w:r>
+      <w:r>
+        <w:rPr>
+          <w:b/>
+          <w:lang w:val="hi_IN" w:bidi="hi_IN"/>
+        </w:rPr>
         <w:t>""</w:t>
       </w:r>
     </w:p>
@@ -14974,6 +17074,21 @@
         <w:rPr>
           <w:lang w:val="hi_IN" w:bidi="hi_IN"/>
         </w:rPr>
+      </w:r>
+    </w:p>
+    <w:p>
+      <w:pPr/>
+      <w:r>
+        <w:rPr>
+          <w:lang w:val="hi_IN" w:bidi="hi_IN"/>
+        </w:rPr>
+      </w:r>
+      <w:r>
+        <w:rPr>
+          <w:b/>
+          <w:lang w:val="hi_IN" w:bidi="hi_IN"/>
+        </w:rPr>
+        <w:t>ἀλλὰ</w:t>
       </w:r>
     </w:p>
     <w:p>
@@ -15115,6 +17230,21 @@
           <w:b/>
           <w:lang w:val="hi_IN" w:bidi="hi_IN"/>
         </w:rPr>
+        <w:t>ἀλλὰ ἑαυτὸν ἐκένωσεν</w:t>
+      </w:r>
+    </w:p>
+    <w:p>
+      <w:pPr/>
+      <w:r>
+        <w:rPr>
+          <w:lang w:val="hi_IN" w:bidi="hi_IN"/>
+        </w:rPr>
+      </w:r>
+      <w:r>
+        <w:rPr>
+          <w:b/>
+          <w:lang w:val="hi_IN" w:bidi="hi_IN"/>
+        </w:rPr>
         <w:t>"वरन् अपने"</w:t>
       </w:r>
       <w:r>
@@ -15237,6 +17367,21 @@
           <w:b/>
           <w:lang w:val="hi_IN" w:bidi="hi_IN"/>
         </w:rPr>
+        <w:t>ἑαυτὸν ἐκένωσεν</w:t>
+      </w:r>
+    </w:p>
+    <w:p>
+      <w:pPr/>
+      <w:r>
+        <w:rPr>
+          <w:lang w:val="hi_IN" w:bidi="hi_IN"/>
+        </w:rPr>
+      </w:r>
+      <w:r>
+        <w:rPr>
+          <w:b/>
+          <w:lang w:val="hi_IN" w:bidi="hi_IN"/>
+        </w:rPr>
         <w:t>"अपने"</w:t>
       </w:r>
       <w:r>
@@ -15346,6 +17491,21 @@
           <w:b/>
           <w:lang w:val="hi_IN" w:bidi="hi_IN"/>
         </w:rPr>
+        <w:t>ἑαυτὸν ἐκένωσεν</w:t>
+      </w:r>
+    </w:p>
+    <w:p>
+      <w:pPr/>
+      <w:r>
+        <w:rPr>
+          <w:lang w:val="hi_IN" w:bidi="hi_IN"/>
+        </w:rPr>
+      </w:r>
+      <w:r>
+        <w:rPr>
+          <w:b/>
+          <w:lang w:val="hi_IN" w:bidi="hi_IN"/>
+        </w:rPr>
         <w:t>""</w:t>
       </w:r>
     </w:p>
@@ -15455,6 +17615,21 @@
           <w:b/>
           <w:lang w:val="hi_IN" w:bidi="hi_IN"/>
         </w:rPr>
+        <w:t>μορφὴν δούλου λαβών</w:t>
+      </w:r>
+    </w:p>
+    <w:p>
+      <w:pPr/>
+      <w:r>
+        <w:rPr>
+          <w:lang w:val="hi_IN" w:bidi="hi_IN"/>
+        </w:rPr>
+      </w:r>
+      <w:r>
+        <w:rPr>
+          <w:b/>
+          <w:lang w:val="hi_IN" w:bidi="hi_IN"/>
+        </w:rPr>
         <w:t>"दास का स्वरूप"</w:t>
       </w:r>
       <w:r>
@@ -15544,6 +17719,21 @@
           <w:b/>
           <w:lang w:val="hi_IN" w:bidi="hi_IN"/>
         </w:rPr>
+        <w:t>ἐν ὁμοιώματι ἀνθρώπων γενόμενος</w:t>
+      </w:r>
+    </w:p>
+    <w:p>
+      <w:pPr/>
+      <w:r>
+        <w:rPr>
+          <w:lang w:val="hi_IN" w:bidi="hi_IN"/>
+        </w:rPr>
+      </w:r>
+      <w:r>
+        <w:rPr>
+          <w:b/>
+          <w:lang w:val="hi_IN" w:bidi="hi_IN"/>
+        </w:rPr>
         <w:t>"समानता में हो"</w:t>
       </w:r>
     </w:p>
@@ -15620,6 +17810,21 @@
           <w:b/>
           <w:lang w:val="hi_IN" w:bidi="hi_IN"/>
         </w:rPr>
+        <w:t>ἐν ὁμοιώματι ἀνθρώπων</w:t>
+      </w:r>
+    </w:p>
+    <w:p>
+      <w:pPr/>
+      <w:r>
+        <w:rPr>
+          <w:lang w:val="hi_IN" w:bidi="hi_IN"/>
+        </w:rPr>
+      </w:r>
+      <w:r>
+        <w:rPr>
+          <w:b/>
+          <w:lang w:val="hi_IN" w:bidi="hi_IN"/>
+        </w:rPr>
         <w:t>""</w:t>
       </w:r>
     </w:p>
@@ -15709,6 +17914,21 @@
           <w:b/>
           <w:lang w:val="hi_IN" w:bidi="hi_IN"/>
         </w:rPr>
+        <w:t>καὶ σχήματι εὑρεθεὶς ὡς ἄνθρωπος</w:t>
+      </w:r>
+    </w:p>
+    <w:p>
+      <w:pPr/>
+      <w:r>
+        <w:rPr>
+          <w:lang w:val="hi_IN" w:bidi="hi_IN"/>
+        </w:rPr>
+      </w:r>
+      <w:r>
+        <w:rPr>
+          <w:b/>
+          <w:lang w:val="hi_IN" w:bidi="hi_IN"/>
+        </w:rPr>
         <w:t>""ऐसा"</w:t>
       </w:r>
       <w:r>
@@ -15837,6 +18057,21 @@
           <w:b/>
           <w:lang w:val="hi_IN" w:bidi="hi_IN"/>
         </w:rPr>
+        <w:t>ἄνθρωπος</w:t>
+      </w:r>
+    </w:p>
+    <w:p>
+      <w:pPr/>
+      <w:r>
+        <w:rPr>
+          <w:lang w:val="hi_IN" w:bidi="hi_IN"/>
+        </w:rPr>
+      </w:r>
+      <w:r>
+        <w:rPr>
+          <w:b/>
+          <w:lang w:val="hi_IN" w:bidi="hi_IN"/>
+        </w:rPr>
         <w:t>"मनुष्य की"</w:t>
       </w:r>
     </w:p>
@@ -15946,6 +18181,21 @@
           <w:b/>
           <w:lang w:val="hi_IN" w:bidi="hi_IN"/>
         </w:rPr>
+        <w:t>ἐταπείνωσεν ἑαυτὸν, γενόμενος ὑπήκοος μέχρι θανάτου</w:t>
+      </w:r>
+    </w:p>
+    <w:p>
+      <w:pPr/>
+      <w:r>
+        <w:rPr>
+          <w:lang w:val="hi_IN" w:bidi="hi_IN"/>
+        </w:rPr>
+      </w:r>
+      <w:r>
+        <w:rPr>
+          <w:b/>
+          <w:lang w:val="hi_IN" w:bidi="hi_IN"/>
+        </w:rPr>
         <w:t>""</w:t>
       </w:r>
     </w:p>
@@ -16055,6 +18305,21 @@
           <w:b/>
           <w:lang w:val="hi_IN" w:bidi="hi_IN"/>
         </w:rPr>
+        <w:t>ἑαυτὸν</w:t>
+      </w:r>
+    </w:p>
+    <w:p>
+      <w:pPr/>
+      <w:r>
+        <w:rPr>
+          <w:lang w:val="hi_IN" w:bidi="hi_IN"/>
+        </w:rPr>
+      </w:r>
+      <w:r>
+        <w:rPr>
+          <w:b/>
+          <w:lang w:val="hi_IN" w:bidi="hi_IN"/>
+        </w:rPr>
         <w:t>"अपने"</w:t>
       </w:r>
     </w:p>
@@ -16151,6 +18416,21 @@
           <w:b/>
           <w:lang w:val="hi_IN" w:bidi="hi_IN"/>
         </w:rPr>
+        <w:t>γενόμενος ὑπήκοος μέχρι θανάτου, θανάτου δὲ σταυροῦ</w:t>
+      </w:r>
+    </w:p>
+    <w:p>
+      <w:pPr/>
+      <w:r>
+        <w:rPr>
+          <w:lang w:val="hi_IN" w:bidi="hi_IN"/>
+        </w:rPr>
+      </w:r>
+      <w:r>
+        <w:rPr>
+          <w:b/>
+          <w:lang w:val="hi_IN" w:bidi="hi_IN"/>
+        </w:rPr>
         <w:t>"और यहाँ तक आज्ञाकारी रहा मृत्यु, क्रूस की मृत्यु सह"</w:t>
       </w:r>
     </w:p>
@@ -16247,6 +18527,21 @@
           <w:b/>
           <w:lang w:val="hi_IN" w:bidi="hi_IN"/>
         </w:rPr>
+        <w:t>γενόμενος ὑπήκοος μέχρι θανάτου</w:t>
+      </w:r>
+    </w:p>
+    <w:p>
+      <w:pPr/>
+      <w:r>
+        <w:rPr>
+          <w:lang w:val="hi_IN" w:bidi="hi_IN"/>
+        </w:rPr>
+      </w:r>
+      <w:r>
+        <w:rPr>
+          <w:b/>
+          <w:lang w:val="hi_IN" w:bidi="hi_IN"/>
+        </w:rPr>
         <w:t>"यहाँ तक आज्ञाकारी रहा मृत्यु,"</w:t>
       </w:r>
       <w:r>
@@ -16369,6 +18664,21 @@
           <w:b/>
           <w:lang w:val="hi_IN" w:bidi="hi_IN"/>
         </w:rPr>
+        <w:t>θανάτου δὲ σταυροῦ</w:t>
+      </w:r>
+    </w:p>
+    <w:p>
+      <w:pPr/>
+      <w:r>
+        <w:rPr>
+          <w:lang w:val="hi_IN" w:bidi="hi_IN"/>
+        </w:rPr>
+      </w:r>
+      <w:r>
+        <w:rPr>
+          <w:b/>
+          <w:lang w:val="hi_IN" w:bidi="hi_IN"/>
+        </w:rPr>
         <w:t>"और"</w:t>
       </w:r>
       <w:r>
@@ -16483,6 +18793,21 @@
         <w:rPr>
           <w:lang w:val="hi_IN" w:bidi="hi_IN"/>
         </w:rPr>
+      </w:r>
+    </w:p>
+    <w:p>
+      <w:pPr/>
+      <w:r>
+        <w:rPr>
+          <w:lang w:val="hi_IN" w:bidi="hi_IN"/>
+        </w:rPr>
+      </w:r>
+      <w:r>
+        <w:rPr>
+          <w:b/>
+          <w:lang w:val="hi_IN" w:bidi="hi_IN"/>
+        </w:rPr>
+        <w:t>διὸ</w:t>
       </w:r>
     </w:p>
     <w:p>
@@ -16637,6 +18962,21 @@
           <w:b/>
           <w:lang w:val="hi_IN" w:bidi="hi_IN"/>
         </w:rPr>
+        <w:t>αὐτὸν ὑπερύψωσεν</w:t>
+      </w:r>
+    </w:p>
+    <w:p>
+      <w:pPr/>
+      <w:r>
+        <w:rPr>
+          <w:lang w:val="hi_IN" w:bidi="hi_IN"/>
+        </w:rPr>
+      </w:r>
+      <w:r>
+        <w:rPr>
+          <w:b/>
+          <w:lang w:val="hi_IN" w:bidi="hi_IN"/>
+        </w:rPr>
         <w:t>"उसको अति महान"</w:t>
       </w:r>
       <w:r>
@@ -16713,6 +19053,21 @@
           <w:b/>
           <w:lang w:val="hi_IN" w:bidi="hi_IN"/>
         </w:rPr>
+        <w:t>τὸ ὄνομα τὸ ὑπὲρ πᾶν ὄνομα</w:t>
+      </w:r>
+    </w:p>
+    <w:p>
+      <w:pPr/>
+      <w:r>
+        <w:rPr>
+          <w:lang w:val="hi_IN" w:bidi="hi_IN"/>
+        </w:rPr>
+      </w:r>
+      <w:r>
+        <w:rPr>
+          <w:b/>
+          <w:lang w:val="hi_IN" w:bidi="hi_IN"/>
+        </w:rPr>
         <w:t>""</w:t>
       </w:r>
     </w:p>
@@ -16795,6 +19150,21 @@
         <w:rPr>
           <w:lang w:val="hi_IN" w:bidi="hi_IN"/>
         </w:rPr>
+      </w:r>
+    </w:p>
+    <w:p>
+      <w:pPr/>
+      <w:r>
+        <w:rPr>
+          <w:lang w:val="hi_IN" w:bidi="hi_IN"/>
+        </w:rPr>
+      </w:r>
+      <w:r>
+        <w:rPr>
+          <w:b/>
+          <w:lang w:val="hi_IN" w:bidi="hi_IN"/>
+        </w:rPr>
+        <w:t>ἵνα</w:t>
       </w:r>
     </w:p>
     <w:p>
@@ -16941,6 +19311,21 @@
           <w:b/>
           <w:lang w:val="hi_IN" w:bidi="hi_IN"/>
         </w:rPr>
+        <w:t>ἐν τῷ ὀνόματι Ἰησοῦ, πᾶν γόνυ κάμψῃ</w:t>
+      </w:r>
+    </w:p>
+    <w:p>
+      <w:pPr/>
+      <w:r>
+        <w:rPr>
+          <w:lang w:val="hi_IN" w:bidi="hi_IN"/>
+        </w:rPr>
+      </w:r>
+      <w:r>
+        <w:rPr>
+          <w:b/>
+          <w:lang w:val="hi_IN" w:bidi="hi_IN"/>
+        </w:rPr>
         <w:t>""</w:t>
       </w:r>
     </w:p>
@@ -17037,6 +19422,21 @@
           <w:b/>
           <w:lang w:val="hi_IN" w:bidi="hi_IN"/>
         </w:rPr>
+        <w:t>ἐν τῷ ὀνόματι Ἰησοῦ, πᾶν γόνυ κάμψῃ</w:t>
+      </w:r>
+    </w:p>
+    <w:p>
+      <w:pPr/>
+      <w:r>
+        <w:rPr>
+          <w:lang w:val="hi_IN" w:bidi="hi_IN"/>
+        </w:rPr>
+      </w:r>
+      <w:r>
+        <w:rPr>
+          <w:b/>
+          <w:lang w:val="hi_IN" w:bidi="hi_IN"/>
+        </w:rPr>
         <w:t>"जो"</w:t>
       </w:r>
       <w:r>
@@ -17159,6 +19559,21 @@
           <w:b/>
           <w:lang w:val="hi_IN" w:bidi="hi_IN"/>
         </w:rPr>
+        <w:t>ἐπουρανίων καὶ ἐπιγείων καὶ καταχθονίων</w:t>
+      </w:r>
+    </w:p>
+    <w:p>
+      <w:pPr/>
+      <w:r>
+        <w:rPr>
+          <w:lang w:val="hi_IN" w:bidi="hi_IN"/>
+        </w:rPr>
+      </w:r>
+      <w:r>
+        <w:rPr>
+          <w:b/>
+          <w:lang w:val="hi_IN" w:bidi="hi_IN"/>
+        </w:rPr>
         <w:t>"स्वर्ग में और पृथ्वी पर और"</w:t>
       </w:r>
       <w:r>
@@ -17248,6 +19663,21 @@
           <w:b/>
           <w:lang w:val="hi_IN" w:bidi="hi_IN"/>
         </w:rPr>
+        <w:t>πᾶσα γλῶσσα ἐξομολογήσηται</w:t>
+      </w:r>
+    </w:p>
+    <w:p>
+      <w:pPr/>
+      <w:r>
+        <w:rPr>
+          <w:lang w:val="hi_IN" w:bidi="hi_IN"/>
+        </w:rPr>
+      </w:r>
+      <w:r>
+        <w:rPr>
+          <w:b/>
+          <w:lang w:val="hi_IN" w:bidi="hi_IN"/>
+        </w:rPr>
         <w:t>""</w:t>
       </w:r>
     </w:p>
@@ -17344,6 +19774,21 @@
           <w:b/>
           <w:lang w:val="hi_IN" w:bidi="hi_IN"/>
         </w:rPr>
+        <w:t>εἰς δόξαν Θεοῦ Πατρὸς</w:t>
+      </w:r>
+    </w:p>
+    <w:p>
+      <w:pPr/>
+      <w:r>
+        <w:rPr>
+          <w:lang w:val="hi_IN" w:bidi="hi_IN"/>
+        </w:rPr>
+      </w:r>
+      <w:r>
+        <w:rPr>
+          <w:b/>
+          <w:lang w:val="hi_IN" w:bidi="hi_IN"/>
+        </w:rPr>
         <w:t>""</w:t>
       </w:r>
     </w:p>
@@ -17440,6 +19885,21 @@
           <w:b/>
           <w:lang w:val="hi_IN" w:bidi="hi_IN"/>
         </w:rPr>
+        <w:t>εἰς δόξαν Θεοῦ Πατρὸς</w:t>
+      </w:r>
+    </w:p>
+    <w:p>
+      <w:pPr/>
+      <w:r>
+        <w:rPr>
+          <w:lang w:val="hi_IN" w:bidi="hi_IN"/>
+        </w:rPr>
+      </w:r>
+      <w:r>
+        <w:rPr>
+          <w:b/>
+          <w:lang w:val="hi_IN" w:bidi="hi_IN"/>
+        </w:rPr>
         <w:t>"परमेश्वर पिता की महिमा के लिये"</w:t>
       </w:r>
     </w:p>
@@ -17535,6 +19995,21 @@
         <w:rPr>
           <w:lang w:val="hi_IN" w:bidi="hi_IN"/>
         </w:rPr>
+      </w:r>
+    </w:p>
+    <w:p>
+      <w:pPr/>
+      <w:r>
+        <w:rPr>
+          <w:lang w:val="hi_IN" w:bidi="hi_IN"/>
+        </w:rPr>
+      </w:r>
+      <w:r>
+        <w:rPr>
+          <w:b/>
+          <w:lang w:val="hi_IN" w:bidi="hi_IN"/>
+        </w:rPr>
+        <w:t>ὥστε</w:t>
       </w:r>
     </w:p>
     <w:p>
@@ -17643,6 +20118,21 @@
           <w:b/>
           <w:lang w:val="hi_IN" w:bidi="hi_IN"/>
         </w:rPr>
+        <w:t>ἀγαπητοί μου</w:t>
+      </w:r>
+    </w:p>
+    <w:p>
+      <w:pPr/>
+      <w:r>
+        <w:rPr>
+          <w:lang w:val="hi_IN" w:bidi="hi_IN"/>
+        </w:rPr>
+      </w:r>
+      <w:r>
+        <w:rPr>
+          <w:b/>
+          <w:lang w:val="hi_IN" w:bidi="hi_IN"/>
+        </w:rPr>
         <w:t>""</w:t>
       </w:r>
     </w:p>
@@ -17719,6 +20209,21 @@
           <w:b/>
           <w:lang w:val="hi_IN" w:bidi="hi_IN"/>
         </w:rPr>
+        <w:t>ὡς ἐν τῇ παρουσίᾳ μου</w:t>
+      </w:r>
+    </w:p>
+    <w:p>
+      <w:pPr/>
+      <w:r>
+        <w:rPr>
+          <w:lang w:val="hi_IN" w:bidi="hi_IN"/>
+        </w:rPr>
+      </w:r>
+      <w:r>
+        <w:rPr>
+          <w:b/>
+          <w:lang w:val="hi_IN" w:bidi="hi_IN"/>
+        </w:rPr>
         <w:t>""</w:t>
       </w:r>
     </w:p>
@@ -17782,6 +20287,21 @@
           <w:b/>
           <w:lang w:val="hi_IN" w:bidi="hi_IN"/>
         </w:rPr>
+        <w:t>ἐν τῇ ἀπουσίᾳ μου</w:t>
+      </w:r>
+    </w:p>
+    <w:p>
+      <w:pPr/>
+      <w:r>
+        <w:rPr>
+          <w:lang w:val="hi_IN" w:bidi="hi_IN"/>
+        </w:rPr>
+      </w:r>
+      <w:r>
+        <w:rPr>
+          <w:b/>
+          <w:lang w:val="hi_IN" w:bidi="hi_IN"/>
+        </w:rPr>
         <w:t>""</w:t>
       </w:r>
     </w:p>
@@ -17845,6 +20365,21 @@
           <w:b/>
           <w:lang w:val="hi_IN" w:bidi="hi_IN"/>
         </w:rPr>
+        <w:t>μετὰ φόβου καὶ τρόμου τὴν ἑαυτῶν σωτηρίαν κατεργάζεσθε</w:t>
+      </w:r>
+    </w:p>
+    <w:p>
+      <w:pPr/>
+      <w:r>
+        <w:rPr>
+          <w:lang w:val="hi_IN" w:bidi="hi_IN"/>
+        </w:rPr>
+      </w:r>
+      <w:r>
+        <w:rPr>
+          <w:b/>
+          <w:lang w:val="hi_IN" w:bidi="hi_IN"/>
+        </w:rPr>
         <w:t>""</w:t>
       </w:r>
     </w:p>
@@ -17954,6 +20489,21 @@
           <w:b/>
           <w:lang w:val="hi_IN" w:bidi="hi_IN"/>
         </w:rPr>
+        <w:t>μετὰ φόβου καὶ τρόμου</w:t>
+      </w:r>
+    </w:p>
+    <w:p>
+      <w:pPr/>
+      <w:r>
+        <w:rPr>
+          <w:lang w:val="hi_IN" w:bidi="hi_IN"/>
+        </w:rPr>
+      </w:r>
+      <w:r>
+        <w:rPr>
+          <w:b/>
+          <w:lang w:val="hi_IN" w:bidi="hi_IN"/>
+        </w:rPr>
         <w:t>""</w:t>
       </w:r>
     </w:p>
@@ -18063,6 +20613,21 @@
           <w:b/>
           <w:lang w:val="hi_IN" w:bidi="hi_IN"/>
         </w:rPr>
+        <w:t>ἐνεργῶν</w:t>
+      </w:r>
+    </w:p>
+    <w:p>
+      <w:pPr/>
+      <w:r>
+        <w:rPr>
+          <w:lang w:val="hi_IN" w:bidi="hi_IN"/>
+        </w:rPr>
+      </w:r>
+      <w:r>
+        <w:rPr>
+          <w:b/>
+          <w:lang w:val="hi_IN" w:bidi="hi_IN"/>
+        </w:rPr>
         <w:t>"काम"</w:t>
       </w:r>
     </w:p>
@@ -18139,6 +20704,21 @@
           <w:b/>
           <w:lang w:val="hi_IN" w:bidi="hi_IN"/>
         </w:rPr>
+        <w:t>ἐν ὑμῖν</w:t>
+      </w:r>
+    </w:p>
+    <w:p>
+      <w:pPr/>
+      <w:r>
+        <w:rPr>
+          <w:lang w:val="hi_IN" w:bidi="hi_IN"/>
+        </w:rPr>
+      </w:r>
+      <w:r>
+        <w:rPr>
+          <w:b/>
+          <w:lang w:val="hi_IN" w:bidi="hi_IN"/>
+        </w:rPr>
         <w:t>"तुम्हारे में"</w:t>
       </w:r>
     </w:p>
@@ -18235,6 +20815,21 @@
           <w:b/>
           <w:lang w:val="hi_IN" w:bidi="hi_IN"/>
         </w:rPr>
+        <w:t>καὶ τὸ θέλειν, καὶ τὸ ἐνεργεῖν, ὑπὲρ τῆς εὐδοκίας</w:t>
+      </w:r>
+    </w:p>
+    <w:p>
+      <w:pPr/>
+      <w:r>
+        <w:rPr>
+          <w:lang w:val="hi_IN" w:bidi="hi_IN"/>
+        </w:rPr>
+      </w:r>
+      <w:r>
+        <w:rPr>
+          <w:b/>
+          <w:lang w:val="hi_IN" w:bidi="hi_IN"/>
+        </w:rPr>
         <w:t>""</w:t>
       </w:r>
     </w:p>
@@ -18298,6 +20893,21 @@
           <w:b/>
           <w:lang w:val="hi_IN" w:bidi="hi_IN"/>
         </w:rPr>
+        <w:t>πάντα ποιεῖτε χωρὶς γογγυσμῶν καὶ διαλογισμῶν</w:t>
+      </w:r>
+    </w:p>
+    <w:p>
+      <w:pPr/>
+      <w:r>
+        <w:rPr>
+          <w:lang w:val="hi_IN" w:bidi="hi_IN"/>
+        </w:rPr>
+      </w:r>
+      <w:r>
+        <w:rPr>
+          <w:b/>
+          <w:lang w:val="hi_IN" w:bidi="hi_IN"/>
+        </w:rPr>
         <w:t>"सब काम बिना कुढ़कुढ़ाए और बिना विवाद के किया"</w:t>
       </w:r>
     </w:p>
@@ -18394,6 +21004,21 @@
           <w:b/>
           <w:lang w:val="hi_IN" w:bidi="hi_IN"/>
         </w:rPr>
+        <w:t>ἄμεμπτοι καὶ ἀκέραιοι</w:t>
+      </w:r>
+    </w:p>
+    <w:p>
+      <w:pPr/>
+      <w:r>
+        <w:rPr>
+          <w:lang w:val="hi_IN" w:bidi="hi_IN"/>
+        </w:rPr>
+      </w:r>
+      <w:r>
+        <w:rPr>
+          <w:b/>
+          <w:lang w:val="hi_IN" w:bidi="hi_IN"/>
+        </w:rPr>
         <w:t>""</w:t>
       </w:r>
     </w:p>
@@ -18503,6 +21128,21 @@
           <w:b/>
           <w:lang w:val="hi_IN" w:bidi="hi_IN"/>
         </w:rPr>
+        <w:t>τέκνα Θεοῦ</w:t>
+      </w:r>
+    </w:p>
+    <w:p>
+      <w:pPr/>
+      <w:r>
+        <w:rPr>
+          <w:lang w:val="hi_IN" w:bidi="hi_IN"/>
+        </w:rPr>
+      </w:r>
+      <w:r>
+        <w:rPr>
+          <w:b/>
+          <w:lang w:val="hi_IN" w:bidi="hi_IN"/>
+        </w:rPr>
         <w:t>"परमेश्वर के"</w:t>
       </w:r>
       <w:r>
@@ -18638,6 +21278,21 @@
           <w:b/>
           <w:lang w:val="hi_IN" w:bidi="hi_IN"/>
         </w:rPr>
+        <w:t>ἄμωμα</w:t>
+      </w:r>
+    </w:p>
+    <w:p>
+      <w:pPr/>
+      <w:r>
+        <w:rPr>
+          <w:lang w:val="hi_IN" w:bidi="hi_IN"/>
+        </w:rPr>
+      </w:r>
+      <w:r>
+        <w:rPr>
+          <w:b/>
+          <w:lang w:val="hi_IN" w:bidi="hi_IN"/>
+        </w:rPr>
         <w:t>"निष्कलंक"</w:t>
       </w:r>
     </w:p>
@@ -18747,6 +21402,21 @@
           <w:b/>
           <w:lang w:val="hi_IN" w:bidi="hi_IN"/>
         </w:rPr>
+        <w:t>ἐν οἷς φαίνεσθε ὡς φωστῆρες ἐν κόσμῳ</w:t>
+      </w:r>
+    </w:p>
+    <w:p>
+      <w:pPr/>
+      <w:r>
+        <w:rPr>
+          <w:lang w:val="hi_IN" w:bidi="hi_IN"/>
+        </w:rPr>
+      </w:r>
+      <w:r>
+        <w:rPr>
+          <w:b/>
+          <w:lang w:val="hi_IN" w:bidi="hi_IN"/>
+        </w:rPr>
         <w:t>"जिनके बीच में तुम"</w:t>
       </w:r>
       <w:r>
@@ -18843,6 +21513,21 @@
           <w:b/>
           <w:lang w:val="hi_IN" w:bidi="hi_IN"/>
         </w:rPr>
+        <w:t>φαίνεσθε ὡς φωστῆρες ἐν κόσμῳ</w:t>
+      </w:r>
+    </w:p>
+    <w:p>
+      <w:pPr/>
+      <w:r>
+        <w:rPr>
+          <w:lang w:val="hi_IN" w:bidi="hi_IN"/>
+        </w:rPr>
+      </w:r>
+      <w:r>
+        <w:rPr>
+          <w:b/>
+          <w:lang w:val="hi_IN" w:bidi="hi_IN"/>
+        </w:rPr>
         <w:t>""</w:t>
       </w:r>
     </w:p>
@@ -18952,6 +21637,21 @@
           <w:b/>
           <w:lang w:val="hi_IN" w:bidi="hi_IN"/>
         </w:rPr>
+        <w:t>μέσον γενεᾶς σκολιᾶς καὶ διεστραμμένης</w:t>
+      </w:r>
+    </w:p>
+    <w:p>
+      <w:pPr/>
+      <w:r>
+        <w:rPr>
+          <w:lang w:val="hi_IN" w:bidi="hi_IN"/>
+        </w:rPr>
+      </w:r>
+      <w:r>
+        <w:rPr>
+          <w:b/>
+          <w:lang w:val="hi_IN" w:bidi="hi_IN"/>
+        </w:rPr>
         <w:t>""</w:t>
       </w:r>
     </w:p>
@@ -19061,6 +21761,21 @@
           <w:b/>
           <w:lang w:val="hi_IN" w:bidi="hi_IN"/>
         </w:rPr>
+        <w:t>λόγον ζωῆς ἐπέχοντες</w:t>
+      </w:r>
+    </w:p>
+    <w:p>
+      <w:pPr/>
+      <w:r>
+        <w:rPr>
+          <w:lang w:val="hi_IN" w:bidi="hi_IN"/>
+        </w:rPr>
+      </w:r>
+      <w:r>
+        <w:rPr>
+          <w:b/>
+          <w:lang w:val="hi_IN" w:bidi="hi_IN"/>
+        </w:rPr>
         <w:t>""</w:t>
       </w:r>
     </w:p>
@@ -19157,6 +21872,21 @@
           <w:b/>
           <w:lang w:val="hi_IN" w:bidi="hi_IN"/>
         </w:rPr>
+        <w:t>λόγον ζωῆς ἐπέχοντες</w:t>
+      </w:r>
+    </w:p>
+    <w:p>
+      <w:pPr/>
+      <w:r>
+        <w:rPr>
+          <w:lang w:val="hi_IN" w:bidi="hi_IN"/>
+        </w:rPr>
+      </w:r>
+      <w:r>
+        <w:rPr>
+          <w:b/>
+          <w:lang w:val="hi_IN" w:bidi="hi_IN"/>
+        </w:rPr>
         <w:t>"करने का कारण"</w:t>
       </w:r>
     </w:p>
@@ -19233,6 +21963,21 @@
           <w:b/>
           <w:lang w:val="hi_IN" w:bidi="hi_IN"/>
         </w:rPr>
+        <w:t>λόγον ζωῆς</w:t>
+      </w:r>
+    </w:p>
+    <w:p>
+      <w:pPr/>
+      <w:r>
+        <w:rPr>
+          <w:lang w:val="hi_IN" w:bidi="hi_IN"/>
+        </w:rPr>
+      </w:r>
+      <w:r>
+        <w:rPr>
+          <w:b/>
+          <w:lang w:val="hi_IN" w:bidi="hi_IN"/>
+        </w:rPr>
         <w:t>""</w:t>
       </w:r>
     </w:p>
@@ -19309,6 +22054,21 @@
           <w:b/>
           <w:lang w:val="hi_IN" w:bidi="hi_IN"/>
         </w:rPr>
+        <w:t>λόγον</w:t>
+      </w:r>
+    </w:p>
+    <w:p>
+      <w:pPr/>
+      <w:r>
+        <w:rPr>
+          <w:lang w:val="hi_IN" w:bidi="hi_IN"/>
+        </w:rPr>
+      </w:r>
+      <w:r>
+        <w:rPr>
+          <w:b/>
+          <w:lang w:val="hi_IN" w:bidi="hi_IN"/>
+        </w:rPr>
         <w:t>""</w:t>
       </w:r>
     </w:p>
@@ -19418,6 +22178,21 @@
           <w:b/>
           <w:lang w:val="hi_IN" w:bidi="hi_IN"/>
         </w:rPr>
+        <w:t>λόγον ζωῆς</w:t>
+      </w:r>
+    </w:p>
+    <w:p>
+      <w:pPr/>
+      <w:r>
+        <w:rPr>
+          <w:lang w:val="hi_IN" w:bidi="hi_IN"/>
+        </w:rPr>
+      </w:r>
+      <w:r>
+        <w:rPr>
+          <w:b/>
+          <w:lang w:val="hi_IN" w:bidi="hi_IN"/>
+        </w:rPr>
         <w:t>""</w:t>
       </w:r>
     </w:p>
@@ -19553,6 +22328,21 @@
           <w:b/>
           <w:lang w:val="hi_IN" w:bidi="hi_IN"/>
         </w:rPr>
+        <w:t>λόγον ζωῆς</w:t>
+      </w:r>
+    </w:p>
+    <w:p>
+      <w:pPr/>
+      <w:r>
+        <w:rPr>
+          <w:lang w:val="hi_IN" w:bidi="hi_IN"/>
+        </w:rPr>
+      </w:r>
+      <w:r>
+        <w:rPr>
+          <w:b/>
+          <w:lang w:val="hi_IN" w:bidi="hi_IN"/>
+        </w:rPr>
         <w:t>""</w:t>
       </w:r>
     </w:p>
@@ -19635,6 +22425,21 @@
         <w:rPr>
           <w:lang w:val="hi_IN" w:bidi="hi_IN"/>
         </w:rPr>
+      </w:r>
+    </w:p>
+    <w:p>
+      <w:pPr/>
+      <w:r>
+        <w:rPr>
+          <w:lang w:val="hi_IN" w:bidi="hi_IN"/>
+        </w:rPr>
+      </w:r>
+      <w:r>
+        <w:rPr>
+          <w:b/>
+          <w:lang w:val="hi_IN" w:bidi="hi_IN"/>
+        </w:rPr>
+        <w:t>εἰς καύχημα ἐμοὶ εἰς ἡμέραν Χριστοῦ, ὅτι οὐκ εἰς κενὸν ἔδραμον, οὐδὲ εἰς κενὸν ἐκοπίασα</w:t>
       </w:r>
     </w:p>
     <w:p>
@@ -19789,6 +22594,21 @@
           <w:b/>
           <w:lang w:val="hi_IN" w:bidi="hi_IN"/>
         </w:rPr>
+        <w:t>εἰς καύχημα ἐμοὶ</w:t>
+      </w:r>
+    </w:p>
+    <w:p>
+      <w:pPr/>
+      <w:r>
+        <w:rPr>
+          <w:lang w:val="hi_IN" w:bidi="hi_IN"/>
+        </w:rPr>
+      </w:r>
+      <w:r>
+        <w:rPr>
+          <w:b/>
+          <w:lang w:val="hi_IN" w:bidi="hi_IN"/>
+        </w:rPr>
         <w:t>"मुझे घमण्ड"</w:t>
       </w:r>
       <w:r>
@@ -19924,6 +22744,21 @@
           <w:b/>
           <w:lang w:val="hi_IN" w:bidi="hi_IN"/>
         </w:rPr>
+        <w:t>εἰς καύχημα ἐμοὶ</w:t>
+      </w:r>
+    </w:p>
+    <w:p>
+      <w:pPr/>
+      <w:r>
+        <w:rPr>
+          <w:lang w:val="hi_IN" w:bidi="hi_IN"/>
+        </w:rPr>
+      </w:r>
+      <w:r>
+        <w:rPr>
+          <w:b/>
+          <w:lang w:val="hi_IN" w:bidi="hi_IN"/>
+        </w:rPr>
         <w:t>"मुझे घमण्ड"</w:t>
       </w:r>
       <w:r>
@@ -20026,6 +22861,21 @@
           <w:b/>
           <w:lang w:val="hi_IN" w:bidi="hi_IN"/>
         </w:rPr>
+        <w:t>εἰς ἡμέραν Χριστοῦ,</w:t>
+      </w:r>
+    </w:p>
+    <w:p>
+      <w:pPr/>
+      <w:r>
+        <w:rPr>
+          <w:lang w:val="hi_IN" w:bidi="hi_IN"/>
+        </w:rPr>
+      </w:r>
+      <w:r>
+        <w:rPr>
+          <w:b/>
+          <w:lang w:val="hi_IN" w:bidi="hi_IN"/>
+        </w:rPr>
         <w:t>""</w:t>
       </w:r>
     </w:p>
@@ -20102,6 +22952,21 @@
           <w:b/>
           <w:lang w:val="hi_IN" w:bidi="hi_IN"/>
         </w:rPr>
+        <w:t>οὐκ εἰς κενὸν ἔδραμον, οὐδὲ εἰς κενὸν ἐκοπίασα</w:t>
+      </w:r>
+    </w:p>
+    <w:p>
+      <w:pPr/>
+      <w:r>
+        <w:rPr>
+          <w:lang w:val="hi_IN" w:bidi="hi_IN"/>
+        </w:rPr>
+      </w:r>
+      <w:r>
+        <w:rPr>
+          <w:b/>
+          <w:lang w:val="hi_IN" w:bidi="hi_IN"/>
+        </w:rPr>
         <w:t>""</w:t>
       </w:r>
     </w:p>
@@ -20211,6 +23076,21 @@
           <w:b/>
           <w:lang w:val="hi_IN" w:bidi="hi_IN"/>
         </w:rPr>
+        <w:t>οὐκ εἰς κενὸν ἔδραμον</w:t>
+      </w:r>
+    </w:p>
+    <w:p>
+      <w:pPr/>
+      <w:r>
+        <w:rPr>
+          <w:lang w:val="hi_IN" w:bidi="hi_IN"/>
+        </w:rPr>
+      </w:r>
+      <w:r>
+        <w:rPr>
+          <w:b/>
+          <w:lang w:val="hi_IN" w:bidi="hi_IN"/>
+        </w:rPr>
         <w:t>""</w:t>
       </w:r>
     </w:p>
@@ -20320,6 +23200,21 @@
           <w:b/>
           <w:lang w:val="hi_IN" w:bidi="hi_IN"/>
         </w:rPr>
+        <w:t>εἰς κενὸν</w:t>
+      </w:r>
+    </w:p>
+    <w:p>
+      <w:pPr/>
+      <w:r>
+        <w:rPr>
+          <w:lang w:val="hi_IN" w:bidi="hi_IN"/>
+        </w:rPr>
+      </w:r>
+      <w:r>
+        <w:rPr>
+          <w:b/>
+          <w:lang w:val="hi_IN" w:bidi="hi_IN"/>
+        </w:rPr>
         <w:t>"करना व्यर्थ"</w:t>
       </w:r>
     </w:p>
@@ -20416,6 +23311,21 @@
           <w:b/>
           <w:lang w:val="hi_IN" w:bidi="hi_IN"/>
         </w:rPr>
+        <w:t>οὐδὲ εἰς κενὸν ἐκοπίασα</w:t>
+      </w:r>
+    </w:p>
+    <w:p>
+      <w:pPr/>
+      <w:r>
+        <w:rPr>
+          <w:lang w:val="hi_IN" w:bidi="hi_IN"/>
+        </w:rPr>
+      </w:r>
+      <w:r>
+        <w:rPr>
+          <w:b/>
+          <w:lang w:val="hi_IN" w:bidi="hi_IN"/>
+        </w:rPr>
         <w:t>"न"</w:t>
       </w:r>
       <w:r>
@@ -20511,6 +23421,21 @@
         <w:rPr>
           <w:lang w:val="hi_IN" w:bidi="hi_IN"/>
         </w:rPr>
+      </w:r>
+    </w:p>
+    <w:p>
+      <w:pPr/>
+      <w:r>
+        <w:rPr>
+          <w:lang w:val="hi_IN" w:bidi="hi_IN"/>
+        </w:rPr>
+      </w:r>
+      <w:r>
+        <w:rPr>
+          <w:b/>
+          <w:lang w:val="hi_IN" w:bidi="hi_IN"/>
+        </w:rPr>
+        <w:t>ἀλλ’ εἰ καὶ</w:t>
       </w:r>
     </w:p>
     <w:p>
@@ -20659,6 +23584,21 @@
           <w:b/>
           <w:lang w:val="hi_IN" w:bidi="hi_IN"/>
         </w:rPr>
+        <w:t>σπένδομαι ἐπὶ τῇ θυσίᾳ καὶ λειτουργίᾳ τῆς πίστεως ὑμῶν</w:t>
+      </w:r>
+    </w:p>
+    <w:p>
+      <w:pPr/>
+      <w:r>
+        <w:rPr>
+          <w:lang w:val="hi_IN" w:bidi="hi_IN"/>
+        </w:rPr>
+      </w:r>
+      <w:r>
+        <w:rPr>
+          <w:b/>
+          <w:lang w:val="hi_IN" w:bidi="hi_IN"/>
+        </w:rPr>
         <w:t>"मुझे तुम्हारे विश्वास बलिदान और सेवा के"</w:t>
       </w:r>
       <w:r>
@@ -20799,6 +23739,21 @@
           <w:b/>
           <w:lang w:val="hi_IN" w:bidi="hi_IN"/>
         </w:rPr>
+        <w:t>σπένδομαι</w:t>
+      </w:r>
+    </w:p>
+    <w:p>
+      <w:pPr/>
+      <w:r>
+        <w:rPr>
+          <w:lang w:val="hi_IN" w:bidi="hi_IN"/>
+        </w:rPr>
+      </w:r>
+      <w:r>
+        <w:rPr>
+          <w:b/>
+          <w:lang w:val="hi_IN" w:bidi="hi_IN"/>
+        </w:rPr>
         <w:t>"मुझे"</w:t>
       </w:r>
       <w:r>
@@ -20908,6 +23863,21 @@
           <w:b/>
           <w:lang w:val="hi_IN" w:bidi="hi_IN"/>
         </w:rPr>
+        <w:t>σπένδομαι</w:t>
+      </w:r>
+    </w:p>
+    <w:p>
+      <w:pPr/>
+      <w:r>
+        <w:rPr>
+          <w:lang w:val="hi_IN" w:bidi="hi_IN"/>
+        </w:rPr>
+      </w:r>
+      <w:r>
+        <w:rPr>
+          <w:b/>
+          <w:lang w:val="hi_IN" w:bidi="hi_IN"/>
+        </w:rPr>
         <w:t>"मुझे"</w:t>
       </w:r>
       <w:r>
@@ -21017,6 +23987,21 @@
           <w:b/>
           <w:lang w:val="hi_IN" w:bidi="hi_IN"/>
         </w:rPr>
+        <w:t>ἐπὶ τῇ θυσίᾳ καὶ λειτουργίᾳ τῆς πίστεως ὑμῶν</w:t>
+      </w:r>
+    </w:p>
+    <w:p>
+      <w:pPr/>
+      <w:r>
+        <w:rPr>
+          <w:lang w:val="hi_IN" w:bidi="hi_IN"/>
+        </w:rPr>
+      </w:r>
+      <w:r>
+        <w:rPr>
+          <w:b/>
+          <w:lang w:val="hi_IN" w:bidi="hi_IN"/>
+        </w:rPr>
         <w:t>"तुम्हारे विश्वास बलिदान और सेवा के"</w:t>
       </w:r>
       <w:r>
@@ -21099,6 +24084,21 @@
         <w:rPr>
           <w:lang w:val="hi_IN" w:bidi="hi_IN"/>
         </w:rPr>
+      </w:r>
+    </w:p>
+    <w:p>
+      <w:pPr/>
+      <w:r>
+        <w:rPr>
+          <w:lang w:val="hi_IN" w:bidi="hi_IN"/>
+        </w:rPr>
+      </w:r>
+      <w:r>
+        <w:rPr>
+          <w:b/>
+          <w:lang w:val="hi_IN" w:bidi="hi_IN"/>
+        </w:rPr>
+        <w:t>ἐπὶ τῇ θυσίᾳ καὶ λειτουργίᾳ τῆς πίστεως ὑμῶν</w:t>
       </w:r>
     </w:p>
     <w:p>
@@ -21355,6 +24355,21 @@
           <w:b/>
           <w:lang w:val="hi_IN" w:bidi="hi_IN"/>
         </w:rPr>
+        <w:t>τὸ &amp; αὐτὸ</w:t>
+      </w:r>
+    </w:p>
+    <w:p>
+      <w:pPr/>
+      <w:r>
+        <w:rPr>
+          <w:lang w:val="hi_IN" w:bidi="hi_IN"/>
+        </w:rPr>
+      </w:r>
+      <w:r>
+        <w:rPr>
+          <w:b/>
+          <w:lang w:val="hi_IN" w:bidi="hi_IN"/>
+        </w:rPr>
         <w:t>"वैसे ही"</w:t>
       </w:r>
     </w:p>
@@ -21469,6 +24484,21 @@
           <w:b/>
           <w:lang w:val="hi_IN" w:bidi="hi_IN"/>
         </w:rPr>
+        <w:t>καὶ ὑμεῖς χαίρετε καὶ συνχαίρετέ μοι</w:t>
+      </w:r>
+    </w:p>
+    <w:p>
+      <w:pPr/>
+      <w:r>
+        <w:rPr>
+          <w:lang w:val="hi_IN" w:bidi="hi_IN"/>
+        </w:rPr>
+      </w:r>
+      <w:r>
+        <w:rPr>
+          <w:b/>
+          <w:lang w:val="hi_IN" w:bidi="hi_IN"/>
+        </w:rPr>
         <w:t>"तुम भी आनन्दित हो, और मेरे साथ आनन्द"</w:t>
       </w:r>
     </w:p>
@@ -21578,6 +24608,21 @@
           <w:b/>
           <w:lang w:val="hi_IN" w:bidi="hi_IN"/>
         </w:rPr>
+        <w:t>ἐλπίζω δὲ ἐν Κυρίῳ Ἰησοῦ</w:t>
+      </w:r>
+    </w:p>
+    <w:p>
+      <w:pPr/>
+      <w:r>
+        <w:rPr>
+          <w:lang w:val="hi_IN" w:bidi="hi_IN"/>
+        </w:rPr>
+      </w:r>
+      <w:r>
+        <w:rPr>
+          <w:b/>
+          <w:lang w:val="hi_IN" w:bidi="hi_IN"/>
+        </w:rPr>
         <w:t>""</w:t>
       </w:r>
     </w:p>
@@ -21667,6 +24712,21 @@
           <w:b/>
           <w:lang w:val="hi_IN" w:bidi="hi_IN"/>
         </w:rPr>
+        <w:t>οὐδένα γὰρ ἔχω ἰσόψυχον</w:t>
+      </w:r>
+    </w:p>
+    <w:p>
+      <w:pPr/>
+      <w:r>
+        <w:rPr>
+          <w:lang w:val="hi_IN" w:bidi="hi_IN"/>
+        </w:rPr>
+      </w:r>
+      <w:r>
+        <w:rPr>
+          <w:b/>
+          <w:lang w:val="hi_IN" w:bidi="hi_IN"/>
+        </w:rPr>
         <w:t>""</w:t>
       </w:r>
     </w:p>
@@ -21730,6 +24790,21 @@
           <w:b/>
           <w:lang w:val="hi_IN" w:bidi="hi_IN"/>
         </w:rPr>
+        <w:t>οἱ πάντες γὰρ τὰ ἑαυτῶν ζητοῦσιν, οὐ τὰ Ἰησοῦ Χριστοῦ</w:t>
+      </w:r>
+    </w:p>
+    <w:p>
+      <w:pPr/>
+      <w:r>
+        <w:rPr>
+          <w:lang w:val="hi_IN" w:bidi="hi_IN"/>
+        </w:rPr>
+      </w:r>
+      <w:r>
+        <w:rPr>
+          <w:b/>
+          <w:lang w:val="hi_IN" w:bidi="hi_IN"/>
+        </w:rPr>
         <w:t>""</w:t>
       </w:r>
     </w:p>
@@ -21819,6 +24894,21 @@
           <w:b/>
           <w:lang w:val="hi_IN" w:bidi="hi_IN"/>
         </w:rPr>
+        <w:t>ὡς πατρὶ τέκνον, σὺν ἐμοὶ ἐδούλευσεν εἰς τὸ εὐαγγέλιον</w:t>
+      </w:r>
+    </w:p>
+    <w:p>
+      <w:pPr/>
+      <w:r>
+        <w:rPr>
+          <w:lang w:val="hi_IN" w:bidi="hi_IN"/>
+        </w:rPr>
+      </w:r>
+      <w:r>
+        <w:rPr>
+          <w:b/>
+          <w:lang w:val="hi_IN" w:bidi="hi_IN"/>
+        </w:rPr>
         <w:t>""</w:t>
       </w:r>
     </w:p>
@@ -21902,6 +24992,21 @@
           <w:b/>
           <w:lang w:val="hi_IN" w:bidi="hi_IN"/>
         </w:rPr>
+        <w:t>τὴν δὲ δοκιμὴν αὐτοῦ γινώσκετε</w:t>
+      </w:r>
+    </w:p>
+    <w:p>
+      <w:pPr/>
+      <w:r>
+        <w:rPr>
+          <w:lang w:val="hi_IN" w:bidi="hi_IN"/>
+        </w:rPr>
+      </w:r>
+      <w:r>
+        <w:rPr>
+          <w:b/>
+          <w:lang w:val="hi_IN" w:bidi="hi_IN"/>
+        </w:rPr>
         <w:t>"पर उसको तुम परखा जान"</w:t>
       </w:r>
     </w:p>
@@ -21998,6 +25103,21 @@
           <w:b/>
           <w:lang w:val="hi_IN" w:bidi="hi_IN"/>
         </w:rPr>
+        <w:t>εἰς τὸ εὐαγγέλιον</w:t>
+      </w:r>
+    </w:p>
+    <w:p>
+      <w:pPr/>
+      <w:r>
+        <w:rPr>
+          <w:lang w:val="hi_IN" w:bidi="hi_IN"/>
+        </w:rPr>
+      </w:r>
+      <w:r>
+        <w:rPr>
+          <w:b/>
+          <w:lang w:val="hi_IN" w:bidi="hi_IN"/>
+        </w:rPr>
         <w:t>""</w:t>
       </w:r>
     </w:p>
@@ -22094,6 +25214,21 @@
           <w:b/>
           <w:lang w:val="hi_IN" w:bidi="hi_IN"/>
         </w:rPr>
+        <w:t>πέποιθα &amp; ἐν Κυρίῳ, ὅτι καὶ αὐτὸς ταχέως ἐλεύσομαι</w:t>
+      </w:r>
+    </w:p>
+    <w:p>
+      <w:pPr/>
+      <w:r>
+        <w:rPr>
+          <w:lang w:val="hi_IN" w:bidi="hi_IN"/>
+        </w:rPr>
+      </w:r>
+      <w:r>
+        <w:rPr>
+          <w:b/>
+          <w:lang w:val="hi_IN" w:bidi="hi_IN"/>
+        </w:rPr>
         <w:t>""</w:t>
       </w:r>
     </w:p>
@@ -22157,6 +25292,21 @@
           <w:b/>
           <w:lang w:val="hi_IN" w:bidi="hi_IN"/>
         </w:rPr>
+        <w:t>ὅτι καὶ αὐτὸς ταχέως ἐλεύσομαι.</w:t>
+      </w:r>
+    </w:p>
+    <w:p>
+      <w:pPr/>
+      <w:r>
+        <w:rPr>
+          <w:lang w:val="hi_IN" w:bidi="hi_IN"/>
+        </w:rPr>
+      </w:r>
+      <w:r>
+        <w:rPr>
+          <w:b/>
+          <w:lang w:val="hi_IN" w:bidi="hi_IN"/>
+        </w:rPr>
         <w:t>"कि मैं आप भी शीघ्र आऊँगा"</w:t>
       </w:r>
     </w:p>
@@ -22253,6 +25403,21 @@
           <w:b/>
           <w:lang w:val="hi_IN" w:bidi="hi_IN"/>
         </w:rPr>
+        <w:t>ὅτι καὶ αὐτὸς ταχέως ἐλεύσομαι</w:t>
+      </w:r>
+    </w:p>
+    <w:p>
+      <w:pPr/>
+      <w:r>
+        <w:rPr>
+          <w:lang w:val="hi_IN" w:bidi="hi_IN"/>
+        </w:rPr>
+      </w:r>
+      <w:r>
+        <w:rPr>
+          <w:b/>
+          <w:lang w:val="hi_IN" w:bidi="hi_IN"/>
+        </w:rPr>
         <w:t>"कि मैं आप भी शीघ्र आऊँगा"</w:t>
       </w:r>
     </w:p>
@@ -22362,6 +25527,21 @@
           <w:b/>
           <w:lang w:val="hi_IN" w:bidi="hi_IN"/>
         </w:rPr>
+        <w:t>Ἐπαφρόδιτον</w:t>
+      </w:r>
+    </w:p>
+    <w:p>
+      <w:pPr/>
+      <w:r>
+        <w:rPr>
+          <w:lang w:val="hi_IN" w:bidi="hi_IN"/>
+        </w:rPr>
+      </w:r>
+      <w:r>
+        <w:rPr>
+          <w:b/>
+          <w:lang w:val="hi_IN" w:bidi="hi_IN"/>
+        </w:rPr>
         <w:t>""</w:t>
       </w:r>
     </w:p>
@@ -22445,6 +25625,21 @@
           <w:b/>
           <w:lang w:val="hi_IN" w:bidi="hi_IN"/>
         </w:rPr>
+        <w:t>ἀδελφὸν &amp; μου</w:t>
+      </w:r>
+    </w:p>
+    <w:p>
+      <w:pPr/>
+      <w:r>
+        <w:rPr>
+          <w:lang w:val="hi_IN" w:bidi="hi_IN"/>
+        </w:rPr>
+      </w:r>
+      <w:r>
+        <w:rPr>
+          <w:b/>
+          <w:lang w:val="hi_IN" w:bidi="hi_IN"/>
+        </w:rPr>
         <w:t>"मैंने"</w:t>
       </w:r>
       <w:r>
@@ -22567,6 +25762,21 @@
           <w:b/>
           <w:lang w:val="hi_IN" w:bidi="hi_IN"/>
         </w:rPr>
+        <w:t>συνστρατιώτην</w:t>
+      </w:r>
+    </w:p>
+    <w:p>
+      <w:pPr/>
+      <w:r>
+        <w:rPr>
+          <w:lang w:val="hi_IN" w:bidi="hi_IN"/>
+        </w:rPr>
+      </w:r>
+      <w:r>
+        <w:rPr>
+          <w:b/>
+          <w:lang w:val="hi_IN" w:bidi="hi_IN"/>
+        </w:rPr>
         <w:t>""</w:t>
       </w:r>
     </w:p>
@@ -22689,6 +25899,21 @@
           <w:b/>
           <w:lang w:val="hi_IN" w:bidi="hi_IN"/>
         </w:rPr>
+        <w:t>ὑμῶν &amp; ἀπόστολον καὶ λειτουργὸν τῆς χρείας μου</w:t>
+      </w:r>
+    </w:p>
+    <w:p>
+      <w:pPr/>
+      <w:r>
+        <w:rPr>
+          <w:lang w:val="hi_IN" w:bidi="hi_IN"/>
+        </w:rPr>
+      </w:r>
+      <w:r>
+        <w:rPr>
+          <w:b/>
+          <w:lang w:val="hi_IN" w:bidi="hi_IN"/>
+        </w:rPr>
         <w:t>""</w:t>
       </w:r>
     </w:p>
@@ -22752,6 +25977,21 @@
           <w:b/>
           <w:lang w:val="hi_IN" w:bidi="hi_IN"/>
         </w:rPr>
+        <w:t>ἐπιποθῶν ἦν πάντας ὑμᾶς, καὶ ἀδημονῶν</w:t>
+      </w:r>
+    </w:p>
+    <w:p>
+      <w:pPr/>
+      <w:r>
+        <w:rPr>
+          <w:lang w:val="hi_IN" w:bidi="hi_IN"/>
+        </w:rPr>
+      </w:r>
+      <w:r>
+        <w:rPr>
+          <w:b/>
+          <w:lang w:val="hi_IN" w:bidi="hi_IN"/>
+        </w:rPr>
         <w:t>""</w:t>
       </w:r>
     </w:p>
@@ -22815,6 +26055,21 @@
           <w:b/>
           <w:lang w:val="hi_IN" w:bidi="hi_IN"/>
         </w:rPr>
+        <w:t>ἐπειδὴ ἐπιποθῶν ἦν πάντας ὑμᾶς, καὶ ἀδημονῶν διότι ἠκούσατε ὅτι ἠσθένησεν</w:t>
+      </w:r>
+    </w:p>
+    <w:p>
+      <w:pPr/>
+      <w:r>
+        <w:rPr>
+          <w:lang w:val="hi_IN" w:bidi="hi_IN"/>
+        </w:rPr>
+      </w:r>
+      <w:r>
+        <w:rPr>
+          <w:b/>
+          <w:lang w:val="hi_IN" w:bidi="hi_IN"/>
+        </w:rPr>
         <w:t>"क्योंकि उसका मन तुम सब में लगा हुआ था, इस कारण वह व्याकुल रहता था क्योंकि तुम ने उसकी बीमारी का हाल सुना था"</w:t>
       </w:r>
     </w:p>
@@ -22911,6 +26166,21 @@
           <w:b/>
           <w:lang w:val="hi_IN" w:bidi="hi_IN"/>
         </w:rPr>
+        <w:t>καὶ γὰρ ἠσθένησεν παραπλήσιον θανάτῳ, ἀλλὰ ὁ Θεὸς ἠλέησεν αὐτόν, οὐκ αὐτὸν δὲ μόνον, ἀλλὰ καὶ ἐμέ, ἵνα μὴ λύπην ἐπὶ λύπην σχῶ</w:t>
+      </w:r>
+    </w:p>
+    <w:p>
+      <w:pPr/>
+      <w:r>
+        <w:rPr>
+          <w:lang w:val="hi_IN" w:bidi="hi_IN"/>
+        </w:rPr>
+      </w:r>
+      <w:r>
+        <w:rPr>
+          <w:b/>
+          <w:lang w:val="hi_IN" w:bidi="hi_IN"/>
+        </w:rPr>
         <w:t>"और निश्चय वह बीमार तो हो गया था, यहाँ तक कि मरने पर था, परन्तु परमेश्वर उस पर दया की; और केवल उस पर नहीं, पर मुझ पर भी कि मुझे शोक पर शोक न हो"</w:t>
       </w:r>
     </w:p>
@@ -23033,6 +26303,21 @@
           <w:b/>
           <w:lang w:val="hi_IN" w:bidi="hi_IN"/>
         </w:rPr>
+        <w:t>ἠσθένησεν παραπλήσιον θανάτῳ</w:t>
+      </w:r>
+    </w:p>
+    <w:p>
+      <w:pPr/>
+      <w:r>
+        <w:rPr>
+          <w:lang w:val="hi_IN" w:bidi="hi_IN"/>
+        </w:rPr>
+      </w:r>
+      <w:r>
+        <w:rPr>
+          <w:b/>
+          <w:lang w:val="hi_IN" w:bidi="hi_IN"/>
+        </w:rPr>
         <w:t>"वह बीमार तो हो गया था, यहाँ तक कि मरने पर था"</w:t>
       </w:r>
     </w:p>
@@ -23129,6 +26414,21 @@
           <w:b/>
           <w:lang w:val="hi_IN" w:bidi="hi_IN"/>
         </w:rPr>
+        <w:t>ἀλλὰ ὁ Θεὸς ἠλέησεν αὐτόν</w:t>
+      </w:r>
+    </w:p>
+    <w:p>
+      <w:pPr/>
+      <w:r>
+        <w:rPr>
+          <w:lang w:val="hi_IN" w:bidi="hi_IN"/>
+        </w:rPr>
+      </w:r>
+      <w:r>
+        <w:rPr>
+          <w:b/>
+          <w:lang w:val="hi_IN" w:bidi="hi_IN"/>
+        </w:rPr>
         <w:t>"परन्तु परमेश्वर उस पर दया की"</w:t>
       </w:r>
     </w:p>
@@ -23347,6 +26647,21 @@
           <w:b/>
           <w:lang w:val="hi_IN" w:bidi="hi_IN"/>
         </w:rPr>
+        <w:t>λύπην ἐπὶ λύπην</w:t>
+      </w:r>
+    </w:p>
+    <w:p>
+      <w:pPr/>
+      <w:r>
+        <w:rPr>
+          <w:lang w:val="hi_IN" w:bidi="hi_IN"/>
+        </w:rPr>
+      </w:r>
+      <w:r>
+        <w:rPr>
+          <w:b/>
+          <w:lang w:val="hi_IN" w:bidi="hi_IN"/>
+        </w:rPr>
         <w:t>"पर भी"</w:t>
       </w:r>
       <w:r>
@@ -23436,6 +26751,21 @@
           <w:b/>
           <w:lang w:val="hi_IN" w:bidi="hi_IN"/>
         </w:rPr>
+        <w:t>σπουδαιοτέρως οὖν ἔπεμψα αὐτὸν, ἵνα ἰδόντες αὐτὸν πάλιν, χαρῆτε κἀγὼ ἀλυπότερος ὦ</w:t>
+      </w:r>
+    </w:p>
+    <w:p>
+      <w:pPr/>
+      <w:r>
+        <w:rPr>
+          <w:lang w:val="hi_IN" w:bidi="hi_IN"/>
+        </w:rPr>
+      </w:r>
+      <w:r>
+        <w:rPr>
+          <w:b/>
+          <w:lang w:val="hi_IN" w:bidi="hi_IN"/>
+        </w:rPr>
         <w:t>"इसलिए मैंने उसे भेजने का और भी यत्न किया कि तुम उससे फिर भेंट आनन्दित हो जाओ और मेरा शोक घट"</w:t>
       </w:r>
     </w:p>
@@ -23545,6 +26875,21 @@
           <w:b/>
           <w:lang w:val="hi_IN" w:bidi="hi_IN"/>
         </w:rPr>
+        <w:t>κἀγὼ ἀλυπότερος ὦ</w:t>
+      </w:r>
+    </w:p>
+    <w:p>
+      <w:pPr/>
+      <w:r>
+        <w:rPr>
+          <w:lang w:val="hi_IN" w:bidi="hi_IN"/>
+        </w:rPr>
+      </w:r>
+      <w:r>
+        <w:rPr>
+          <w:b/>
+          <w:lang w:val="hi_IN" w:bidi="hi_IN"/>
+        </w:rPr>
         <w:t>""</w:t>
       </w:r>
     </w:p>
@@ -23634,6 +26979,21 @@
           <w:b/>
           <w:lang w:val="hi_IN" w:bidi="hi_IN"/>
         </w:rPr>
+        <w:t>προσδέχεσθε &amp; αὐτὸν</w:t>
+      </w:r>
+    </w:p>
+    <w:p>
+      <w:pPr/>
+      <w:r>
+        <w:rPr>
+          <w:lang w:val="hi_IN" w:bidi="hi_IN"/>
+        </w:rPr>
+      </w:r>
+      <w:r>
+        <w:rPr>
+          <w:b/>
+          <w:lang w:val="hi_IN" w:bidi="hi_IN"/>
+        </w:rPr>
         <w:t>""</w:t>
       </w:r>
     </w:p>
@@ -23710,6 +27070,21 @@
           <w:b/>
           <w:lang w:val="hi_IN" w:bidi="hi_IN"/>
         </w:rPr>
+        <w:t>ἐν Κυρίῳ μετὰ πάσης χαρᾶς</w:t>
+      </w:r>
+    </w:p>
+    <w:p>
+      <w:pPr/>
+      <w:r>
+        <w:rPr>
+          <w:lang w:val="hi_IN" w:bidi="hi_IN"/>
+        </w:rPr>
+      </w:r>
+      <w:r>
+        <w:rPr>
+          <w:b/>
+          <w:lang w:val="hi_IN" w:bidi="hi_IN"/>
+        </w:rPr>
         <w:t>""</w:t>
       </w:r>
     </w:p>
@@ -23799,6 +27174,21 @@
           <w:b/>
           <w:lang w:val="hi_IN" w:bidi="hi_IN"/>
         </w:rPr>
+        <w:t>ἐντίμους ἔχετε</w:t>
+      </w:r>
+    </w:p>
+    <w:p>
+      <w:pPr/>
+      <w:r>
+        <w:rPr>
+          <w:lang w:val="hi_IN" w:bidi="hi_IN"/>
+        </w:rPr>
+      </w:r>
+      <w:r>
+        <w:rPr>
+          <w:b/>
+          <w:lang w:val="hi_IN" w:bidi="hi_IN"/>
+        </w:rPr>
         <w:t>"आदर किया"</w:t>
       </w:r>
     </w:p>
@@ -23895,6 +27285,21 @@
           <w:b/>
           <w:lang w:val="hi_IN" w:bidi="hi_IN"/>
         </w:rPr>
+        <w:t>ἐντίμους ἔχετε</w:t>
+      </w:r>
+    </w:p>
+    <w:p>
+      <w:pPr/>
+      <w:r>
+        <w:rPr>
+          <w:lang w:val="hi_IN" w:bidi="hi_IN"/>
+        </w:rPr>
+      </w:r>
+      <w:r>
+        <w:rPr>
+          <w:b/>
+          <w:lang w:val="hi_IN" w:bidi="hi_IN"/>
+        </w:rPr>
         <w:t>"आदर किया"</w:t>
       </w:r>
     </w:p>
@@ -24017,6 +27422,21 @@
           <w:b/>
           <w:lang w:val="hi_IN" w:bidi="hi_IN"/>
         </w:rPr>
+        <w:t>ὅτι διὰ τὸ ἔργον Χριστοῦ μέχρι θανάτου ἤγγισεν, παραβολευσάμενος τῇ ψυχῇ, ἵνα ἀναπληρώσῃ τὸ ὑμῶν ὑστέρημα, τῆς πρός με λειτουργίας</w:t>
+      </w:r>
+    </w:p>
+    <w:p>
+      <w:pPr/>
+      <w:r>
+        <w:rPr>
+          <w:lang w:val="hi_IN" w:bidi="hi_IN"/>
+        </w:rPr>
+      </w:r>
+      <w:r>
+        <w:rPr>
+          <w:b/>
+          <w:lang w:val="hi_IN" w:bidi="hi_IN"/>
+        </w:rPr>
         <w:t>""</w:t>
       </w:r>
     </w:p>
@@ -24126,6 +27546,21 @@
           <w:b/>
           <w:lang w:val="hi_IN" w:bidi="hi_IN"/>
         </w:rPr>
+        <w:t>διὰ τὸ ἔργον Χριστοῦ</w:t>
+      </w:r>
+    </w:p>
+    <w:p>
+      <w:pPr/>
+      <w:r>
+        <w:rPr>
+          <w:lang w:val="hi_IN" w:bidi="hi_IN"/>
+        </w:rPr>
+      </w:r>
+      <w:r>
+        <w:rPr>
+          <w:b/>
+          <w:lang w:val="hi_IN" w:bidi="hi_IN"/>
+        </w:rPr>
         <w:t>"मसीह के काम के लिये"</w:t>
       </w:r>
     </w:p>
@@ -24222,6 +27657,21 @@
           <w:b/>
           <w:lang w:val="hi_IN" w:bidi="hi_IN"/>
         </w:rPr>
+        <w:t>διὰ τὸ ἔργον Χριστοῦ</w:t>
+      </w:r>
+    </w:p>
+    <w:p>
+      <w:pPr/>
+      <w:r>
+        <w:rPr>
+          <w:lang w:val="hi_IN" w:bidi="hi_IN"/>
+        </w:rPr>
+      </w:r>
+      <w:r>
+        <w:rPr>
+          <w:b/>
+          <w:lang w:val="hi_IN" w:bidi="hi_IN"/>
+        </w:rPr>
         <w:t>"मसीह के काम के लिये"</w:t>
       </w:r>
     </w:p>
@@ -24331,6 +27781,21 @@
           <w:b/>
           <w:lang w:val="hi_IN" w:bidi="hi_IN"/>
         </w:rPr>
+        <w:t>μέχρι θανάτου ἤγγισεν</w:t>
+      </w:r>
+    </w:p>
+    <w:p>
+      <w:pPr/>
+      <w:r>
+        <w:rPr>
+          <w:lang w:val="hi_IN" w:bidi="hi_IN"/>
+        </w:rPr>
+      </w:r>
+      <w:r>
+        <w:rPr>
+          <w:b/>
+          <w:lang w:val="hi_IN" w:bidi="hi_IN"/>
+        </w:rPr>
         <w:t>"वह"</w:t>
       </w:r>
       <w:r>
@@ -24453,6 +27918,21 @@
           <w:b/>
           <w:lang w:val="hi_IN" w:bidi="hi_IN"/>
         </w:rPr>
+        <w:t>παραβολευσάμενος τῇ ψυχῇ</w:t>
+      </w:r>
+    </w:p>
+    <w:p>
+      <w:pPr/>
+      <w:r>
+        <w:rPr>
+          <w:lang w:val="hi_IN" w:bidi="hi_IN"/>
+        </w:rPr>
+      </w:r>
+      <w:r>
+        <w:rPr>
+          <w:b/>
+          <w:lang w:val="hi_IN" w:bidi="hi_IN"/>
+        </w:rPr>
         <w:t>"प्राणों जोखिम उठाकर"</w:t>
       </w:r>
     </w:p>
@@ -24562,6 +28042,21 @@
           <w:b/>
           <w:lang w:val="hi_IN" w:bidi="hi_IN"/>
         </w:rPr>
+        <w:t>ἵνα ἀναπληρώσῃ τὸ ὑμῶν ὑστέρημα, τῆς πρός με λειτουργίας</w:t>
+      </w:r>
+    </w:p>
+    <w:p>
+      <w:pPr/>
+      <w:r>
+        <w:rPr>
+          <w:lang w:val="hi_IN" w:bidi="hi_IN"/>
+        </w:rPr>
+      </w:r>
+      <w:r>
+        <w:rPr>
+          <w:b/>
+          <w:lang w:val="hi_IN" w:bidi="hi_IN"/>
+        </w:rPr>
         <w:t>"अपने"</w:t>
       </w:r>
       <w:r>
@@ -24684,6 +28179,21 @@
           <w:b/>
           <w:lang w:val="hi_IN" w:bidi="hi_IN"/>
         </w:rPr>
+        <w:t>ἵνα ἀναπληρώσῃ τὸ ὑμῶν ὑστέρημα, τῆς πρός με λειτουργίας</w:t>
+      </w:r>
+    </w:p>
+    <w:p>
+      <w:pPr/>
+      <w:r>
+        <w:rPr>
+          <w:lang w:val="hi_IN" w:bidi="hi_IN"/>
+        </w:rPr>
+      </w:r>
+      <w:r>
+        <w:rPr>
+          <w:b/>
+          <w:lang w:val="hi_IN" w:bidi="hi_IN"/>
+        </w:rPr>
         <w:t>""</w:t>
       </w:r>
     </w:p>
@@ -24766,6 +28276,21 @@
         <w:rPr>
           <w:lang w:val="hi_IN" w:bidi="hi_IN"/>
         </w:rPr>
+      </w:r>
+    </w:p>
+    <w:p>
+      <w:pPr/>
+      <w:r>
+        <w:rPr>
+          <w:lang w:val="hi_IN" w:bidi="hi_IN"/>
+        </w:rPr>
+      </w:r>
+      <w:r>
+        <w:rPr>
+          <w:b/>
+          <w:lang w:val="hi_IN" w:bidi="hi_IN"/>
+        </w:rPr>
+        <w:t>ἀδελφοί</w:t>
       </w:r>
     </w:p>
     <w:p>
@@ -24874,6 +28399,21 @@
           <w:b/>
           <w:lang w:val="hi_IN" w:bidi="hi_IN"/>
         </w:rPr>
+        <w:t>χαίρετε ἐν Κυρίῳ</w:t>
+      </w:r>
+    </w:p>
+    <w:p>
+      <w:pPr/>
+      <w:r>
+        <w:rPr>
+          <w:lang w:val="hi_IN" w:bidi="hi_IN"/>
+        </w:rPr>
+      </w:r>
+      <w:r>
+        <w:rPr>
+          <w:b/>
+          <w:lang w:val="hi_IN" w:bidi="hi_IN"/>
+        </w:rPr>
         <w:t>""</w:t>
       </w:r>
     </w:p>
@@ -24950,6 +28490,21 @@
           <w:b/>
           <w:lang w:val="hi_IN" w:bidi="hi_IN"/>
         </w:rPr>
+        <w:t>ἐν Κυρίῳ</w:t>
+      </w:r>
+    </w:p>
+    <w:p>
+      <w:pPr/>
+      <w:r>
+        <w:rPr>
+          <w:lang w:val="hi_IN" w:bidi="hi_IN"/>
+        </w:rPr>
+      </w:r>
+      <w:r>
+        <w:rPr>
+          <w:b/>
+          <w:lang w:val="hi_IN" w:bidi="hi_IN"/>
+        </w:rPr>
         <w:t>"प्रभु में"</w:t>
       </w:r>
       <w:r>
@@ -25026,6 +28581,21 @@
           <w:b/>
           <w:lang w:val="hi_IN" w:bidi="hi_IN"/>
         </w:rPr>
+        <w:t>ὑμῖν δὲ ἀσφαλές</w:t>
+      </w:r>
+    </w:p>
+    <w:p>
+      <w:pPr/>
+      <w:r>
+        <w:rPr>
+          <w:lang w:val="hi_IN" w:bidi="hi_IN"/>
+        </w:rPr>
+      </w:r>
+      <w:r>
+        <w:rPr>
+          <w:b/>
+          <w:lang w:val="hi_IN" w:bidi="hi_IN"/>
+        </w:rPr>
         <w:t>""</w:t>
       </w:r>
     </w:p>
@@ -25109,6 +28679,21 @@
           <w:b/>
           <w:lang w:val="hi_IN" w:bidi="hi_IN"/>
         </w:rPr>
+        <w:t>βλέπετε</w:t>
+      </w:r>
+    </w:p>
+    <w:p>
+      <w:pPr/>
+      <w:r>
+        <w:rPr>
+          <w:lang w:val="hi_IN" w:bidi="hi_IN"/>
+        </w:rPr>
+      </w:r>
+      <w:r>
+        <w:rPr>
+          <w:b/>
+          <w:lang w:val="hi_IN" w:bidi="hi_IN"/>
+        </w:rPr>
         <w:t>"चौकस रहो,"</w:t>
       </w:r>
       <w:r>
@@ -25231,6 +28816,21 @@
           <w:b/>
           <w:lang w:val="hi_IN" w:bidi="hi_IN"/>
         </w:rPr>
+        <w:t>βλέπετε</w:t>
+      </w:r>
+    </w:p>
+    <w:p>
+      <w:pPr/>
+      <w:r>
+        <w:rPr>
+          <w:lang w:val="hi_IN" w:bidi="hi_IN"/>
+        </w:rPr>
+      </w:r>
+      <w:r>
+        <w:rPr>
+          <w:b/>
+          <w:lang w:val="hi_IN" w:bidi="hi_IN"/>
+        </w:rPr>
         <w:t>""</w:t>
       </w:r>
     </w:p>
@@ -25294,6 +28894,21 @@
           <w:b/>
           <w:lang w:val="hi_IN" w:bidi="hi_IN"/>
         </w:rPr>
+        <w:t>τοὺς κύνας &amp; τοὺς κακοὺς ἐργάτας &amp; τὴν κατατομήν</w:t>
+      </w:r>
+    </w:p>
+    <w:p>
+      <w:pPr/>
+      <w:r>
+        <w:rPr>
+          <w:lang w:val="hi_IN" w:bidi="hi_IN"/>
+        </w:rPr>
+      </w:r>
+      <w:r>
+        <w:rPr>
+          <w:b/>
+          <w:lang w:val="hi_IN" w:bidi="hi_IN"/>
+        </w:rPr>
         <w:t>""</w:t>
       </w:r>
     </w:p>
@@ -25383,6 +28998,21 @@
           <w:b/>
           <w:lang w:val="hi_IN" w:bidi="hi_IN"/>
         </w:rPr>
+        <w:t>τοὺς κύνας</w:t>
+      </w:r>
+    </w:p>
+    <w:p>
+      <w:pPr/>
+      <w:r>
+        <w:rPr>
+          <w:lang w:val="hi_IN" w:bidi="hi_IN"/>
+        </w:rPr>
+      </w:r>
+      <w:r>
+        <w:rPr>
+          <w:b/>
+          <w:lang w:val="hi_IN" w:bidi="hi_IN"/>
+        </w:rPr>
         <w:t>"कुत्तों"</w:t>
       </w:r>
     </w:p>
@@ -25492,6 +29122,21 @@
           <w:b/>
           <w:lang w:val="hi_IN" w:bidi="hi_IN"/>
         </w:rPr>
+        <w:t>κακοὺς ἐργάτας</w:t>
+      </w:r>
+    </w:p>
+    <w:p>
+      <w:pPr/>
+      <w:r>
+        <w:rPr>
+          <w:lang w:val="hi_IN" w:bidi="hi_IN"/>
+        </w:rPr>
+      </w:r>
+      <w:r>
+        <w:rPr>
+          <w:b/>
+          <w:lang w:val="hi_IN" w:bidi="hi_IN"/>
+        </w:rPr>
         <w:t>"बुरे काम करनेवालों"</w:t>
       </w:r>
     </w:p>
@@ -25588,6 +29233,21 @@
           <w:b/>
           <w:lang w:val="hi_IN" w:bidi="hi_IN"/>
         </w:rPr>
+        <w:t>τὴν κατατομήν</w:t>
+      </w:r>
+    </w:p>
+    <w:p>
+      <w:pPr/>
+      <w:r>
+        <w:rPr>
+          <w:lang w:val="hi_IN" w:bidi="hi_IN"/>
+        </w:rPr>
+      </w:r>
+      <w:r>
+        <w:rPr>
+          <w:b/>
+          <w:lang w:val="hi_IN" w:bidi="hi_IN"/>
+        </w:rPr>
         <w:t>"से"</w:t>
       </w:r>
       <w:r>
@@ -25723,6 +29383,21 @@
           <w:b/>
           <w:lang w:val="hi_IN" w:bidi="hi_IN"/>
         </w:rPr>
+        <w:t>τὴν κατατομήν</w:t>
+      </w:r>
+    </w:p>
+    <w:p>
+      <w:pPr/>
+      <w:r>
+        <w:rPr>
+          <w:lang w:val="hi_IN" w:bidi="hi_IN"/>
+        </w:rPr>
+      </w:r>
+      <w:r>
+        <w:rPr>
+          <w:b/>
+          <w:lang w:val="hi_IN" w:bidi="hi_IN"/>
+        </w:rPr>
         <w:t>"से"</w:t>
       </w:r>
       <w:r>
@@ -25832,6 +29507,21 @@
           <w:b/>
           <w:lang w:val="hi_IN" w:bidi="hi_IN"/>
         </w:rPr>
+        <w:t>ἡμεῖς γάρ ἐσμεν</w:t>
+      </w:r>
+    </w:p>
+    <w:p>
+      <w:pPr/>
+      <w:r>
+        <w:rPr>
+          <w:lang w:val="hi_IN" w:bidi="hi_IN"/>
+        </w:rPr>
+      </w:r>
+      <w:r>
+        <w:rPr>
+          <w:b/>
+          <w:lang w:val="hi_IN" w:bidi="hi_IN"/>
+        </w:rPr>
         <w:t>""</w:t>
       </w:r>
     </w:p>
@@ -25935,6 +29625,21 @@
           <w:b/>
           <w:lang w:val="hi_IN" w:bidi="hi_IN"/>
         </w:rPr>
+        <w:t>ἡ περιτομή</w:t>
+      </w:r>
+    </w:p>
+    <w:p>
+      <w:pPr/>
+      <w:r>
+        <w:rPr>
+          <w:lang w:val="hi_IN" w:bidi="hi_IN"/>
+        </w:rPr>
+      </w:r>
+      <w:r>
+        <w:rPr>
+          <w:b/>
+          <w:lang w:val="hi_IN" w:bidi="hi_IN"/>
+        </w:rPr>
         <w:t>""</w:t>
       </w:r>
     </w:p>
@@ -26024,6 +29729,21 @@
           <w:b/>
           <w:lang w:val="hi_IN" w:bidi="hi_IN"/>
         </w:rPr>
+        <w:t>οἱ Πνεύματι Θεοῦ λατρεύοντες</w:t>
+      </w:r>
+    </w:p>
+    <w:p>
+      <w:pPr/>
+      <w:r>
+        <w:rPr>
+          <w:lang w:val="hi_IN" w:bidi="hi_IN"/>
+        </w:rPr>
+      </w:r>
+      <w:r>
+        <w:rPr>
+          <w:b/>
+          <w:lang w:val="hi_IN" w:bidi="hi_IN"/>
+        </w:rPr>
         <w:t>"परमेश्वर के आत्मा की उपासना करते हैं"</w:t>
       </w:r>
     </w:p>
@@ -26087,6 +29807,21 @@
           <w:b/>
           <w:lang w:val="hi_IN" w:bidi="hi_IN"/>
         </w:rPr>
+        <w:t>οὐκ ἐν σαρκὶ πεποιθότες</w:t>
+      </w:r>
+    </w:p>
+    <w:p>
+      <w:pPr/>
+      <w:r>
+        <w:rPr>
+          <w:lang w:val="hi_IN" w:bidi="hi_IN"/>
+        </w:rPr>
+      </w:r>
+      <w:r>
+        <w:rPr>
+          <w:b/>
+          <w:lang w:val="hi_IN" w:bidi="hi_IN"/>
+        </w:rPr>
         <w:t>""</w:t>
       </w:r>
     </w:p>
@@ -26176,6 +29911,21 @@
           <w:b/>
           <w:lang w:val="hi_IN" w:bidi="hi_IN"/>
         </w:rPr>
+        <w:t>καυχώμενοι ἐν Χριστῷ Ἰησοῦ, καὶ οὐκ ἐν σαρκὶ πεποιθότες</w:t>
+      </w:r>
+    </w:p>
+    <w:p>
+      <w:pPr/>
+      <w:r>
+        <w:rPr>
+          <w:lang w:val="hi_IN" w:bidi="hi_IN"/>
+        </w:rPr>
+      </w:r>
+      <w:r>
+        <w:rPr>
+          <w:b/>
+          <w:lang w:val="hi_IN" w:bidi="hi_IN"/>
+        </w:rPr>
         <w:t>"मसीह यीशु पर घमण्ड करते हैं और शरीर भरोसा नहीं"</w:t>
       </w:r>
     </w:p>
@@ -26265,6 +30015,21 @@
           <w:b/>
           <w:lang w:val="hi_IN" w:bidi="hi_IN"/>
         </w:rPr>
+        <w:t>καὶ οὐκ ἐν σαρκὶ πεποιθότες</w:t>
+      </w:r>
+    </w:p>
+    <w:p>
+      <w:pPr/>
+      <w:r>
+        <w:rPr>
+          <w:lang w:val="hi_IN" w:bidi="hi_IN"/>
+        </w:rPr>
+      </w:r>
+      <w:r>
+        <w:rPr>
+          <w:b/>
+          <w:lang w:val="hi_IN" w:bidi="hi_IN"/>
+        </w:rPr>
         <w:t>"और शरीर भरोसा नहीं"</w:t>
       </w:r>
     </w:p>
@@ -26386,6 +30151,21 @@
         <w:rPr>
           <w:lang w:val="hi_IN" w:bidi="hi_IN"/>
         </w:rPr>
+      </w:r>
+    </w:p>
+    <w:p>
+      <w:pPr/>
+      <w:r>
+        <w:rPr>
+          <w:lang w:val="hi_IN" w:bidi="hi_IN"/>
+        </w:rPr>
+      </w:r>
+      <w:r>
+        <w:rPr>
+          <w:b/>
+          <w:lang w:val="hi_IN" w:bidi="hi_IN"/>
+        </w:rPr>
+        <w:t>ἐγὼ ἔχων πεποίθησιν καὶ ἐν σαρκί εἴ τις δοκεῖ ἄλλος πεποιθέναι ἐν σαρκί, ἐγὼ μᾶλλον</w:t>
       </w:r>
     </w:p>
     <w:p>
@@ -26564,6 +30344,21 @@
           <w:b/>
           <w:lang w:val="hi_IN" w:bidi="hi_IN"/>
         </w:rPr>
+        <w:t>φυλῆς Βενιαμείν</w:t>
+      </w:r>
+    </w:p>
+    <w:p>
+      <w:pPr/>
+      <w:r>
+        <w:rPr>
+          <w:lang w:val="hi_IN" w:bidi="hi_IN"/>
+        </w:rPr>
+      </w:r>
+      <w:r>
+        <w:rPr>
+          <w:b/>
+          <w:lang w:val="hi_IN" w:bidi="hi_IN"/>
+        </w:rPr>
         <w:t>""</w:t>
       </w:r>
     </w:p>
@@ -26736,6 +30531,21 @@
           <w:b/>
           <w:lang w:val="hi_IN" w:bidi="hi_IN"/>
         </w:rPr>
+        <w:t>κατὰ νόμον Φαρισαῖος</w:t>
+      </w:r>
+    </w:p>
+    <w:p>
+      <w:pPr/>
+      <w:r>
+        <w:rPr>
+          <w:lang w:val="hi_IN" w:bidi="hi_IN"/>
+        </w:rPr>
+      </w:r>
+      <w:r>
+        <w:rPr>
+          <w:b/>
+          <w:lang w:val="hi_IN" w:bidi="hi_IN"/>
+        </w:rPr>
         <w:t>""</w:t>
       </w:r>
     </w:p>
@@ -26812,6 +30622,21 @@
           <w:b/>
           <w:lang w:val="hi_IN" w:bidi="hi_IN"/>
         </w:rPr>
+        <w:t>κατὰ ζῆλος διώκων τὴν ἐκκλησίαν, κατὰ δικαιοσύνην τὴν ἐν νόμῳ γενόμενος ἄμεμπτος</w:t>
+      </w:r>
+    </w:p>
+    <w:p>
+      <w:pPr/>
+      <w:r>
+        <w:rPr>
+          <w:lang w:val="hi_IN" w:bidi="hi_IN"/>
+        </w:rPr>
+      </w:r>
+      <w:r>
+        <w:rPr>
+          <w:b/>
+          <w:lang w:val="hi_IN" w:bidi="hi_IN"/>
+        </w:rPr>
         <w:t>"उत्साह विषय में यदि कहो तो कलीसिया सतानेवाला; व्यवस्था धार्मिकता विषय में यदि कहो निर्दोष"</w:t>
       </w:r>
     </w:p>
@@ -26875,6 +30700,21 @@
           <w:b/>
           <w:lang w:val="hi_IN" w:bidi="hi_IN"/>
         </w:rPr>
+        <w:t>κατὰ ζῆλος διώκων τὴν ἐκκλησίαν</w:t>
+      </w:r>
+    </w:p>
+    <w:p>
+      <w:pPr/>
+      <w:r>
+        <w:rPr>
+          <w:lang w:val="hi_IN" w:bidi="hi_IN"/>
+        </w:rPr>
+      </w:r>
+      <w:r>
+        <w:rPr>
+          <w:b/>
+          <w:lang w:val="hi_IN" w:bidi="hi_IN"/>
+        </w:rPr>
         <w:t>""</w:t>
       </w:r>
     </w:p>
@@ -26977,6 +30817,21 @@
           <w:b/>
           <w:lang w:val="hi_IN" w:bidi="hi_IN"/>
         </w:rPr>
+        <w:t>τὴν ἐκκλησίαν</w:t>
+      </w:r>
+    </w:p>
+    <w:p>
+      <w:pPr/>
+      <w:r>
+        <w:rPr>
+          <w:lang w:val="hi_IN" w:bidi="hi_IN"/>
+        </w:rPr>
+      </w:r>
+      <w:r>
+        <w:rPr>
+          <w:b/>
+          <w:lang w:val="hi_IN" w:bidi="hi_IN"/>
+        </w:rPr>
         <w:t>""</w:t>
       </w:r>
     </w:p>
@@ -27079,6 +30934,21 @@
           <w:b/>
           <w:lang w:val="hi_IN" w:bidi="hi_IN"/>
         </w:rPr>
+        <w:t>κατὰ δικαιοσύνην τὴν ἐν νόμῳ γενόμενος ἄμεμπτος</w:t>
+      </w:r>
+    </w:p>
+    <w:p>
+      <w:pPr/>
+      <w:r>
+        <w:rPr>
+          <w:lang w:val="hi_IN" w:bidi="hi_IN"/>
+        </w:rPr>
+      </w:r>
+      <w:r>
+        <w:rPr>
+          <w:b/>
+          <w:lang w:val="hi_IN" w:bidi="hi_IN"/>
+        </w:rPr>
         <w:t>""</w:t>
       </w:r>
     </w:p>
@@ -27141,6 +31011,21 @@
         <w:rPr>
           <w:lang w:val="hi_IN" w:bidi="hi_IN"/>
         </w:rPr>
+      </w:r>
+    </w:p>
+    <w:p>
+      <w:pPr/>
+      <w:r>
+        <w:rPr>
+          <w:lang w:val="hi_IN" w:bidi="hi_IN"/>
+        </w:rPr>
+      </w:r>
+      <w:r>
+        <w:rPr>
+          <w:b/>
+          <w:lang w:val="hi_IN" w:bidi="hi_IN"/>
+        </w:rPr>
+        <w:t>ἅτινα ἦν μοι κέρδη, ταῦτα ἥγημαι διὰ τὸν Χριστὸν ζημίαν</w:t>
       </w:r>
     </w:p>
     <w:p>
@@ -27256,6 +31141,21 @@
           <w:b/>
           <w:lang w:val="hi_IN" w:bidi="hi_IN"/>
         </w:rPr>
+        <w:t>ἅτινα ἦν μοι κέρδη, ταῦτα ἥγημαι διὰ τὸν Χριστὸν ζημίαν</w:t>
+      </w:r>
+    </w:p>
+    <w:p>
+      <w:pPr/>
+      <w:r>
+        <w:rPr>
+          <w:lang w:val="hi_IN" w:bidi="hi_IN"/>
+        </w:rPr>
+      </w:r>
+      <w:r>
+        <w:rPr>
+          <w:b/>
+          <w:lang w:val="hi_IN" w:bidi="hi_IN"/>
+        </w:rPr>
         <w:t>""</w:t>
       </w:r>
     </w:p>
@@ -27331,6 +31231,21 @@
         <w:rPr>
           <w:lang w:val="hi_IN" w:bidi="hi_IN"/>
         </w:rPr>
+      </w:r>
+    </w:p>
+    <w:p>
+      <w:pPr/>
+      <w:r>
+        <w:rPr>
+          <w:lang w:val="hi_IN" w:bidi="hi_IN"/>
+        </w:rPr>
+      </w:r>
+      <w:r>
+        <w:rPr>
+          <w:b/>
+          <w:lang w:val="hi_IN" w:bidi="hi_IN"/>
+        </w:rPr>
+        <w:t>ἅτινα ἦν μοι κέρδη</w:t>
       </w:r>
     </w:p>
     <w:p>
@@ -27459,6 +31374,21 @@
           <w:b/>
           <w:lang w:val="hi_IN" w:bidi="hi_IN"/>
         </w:rPr>
+        <w:t>ἅτινα ἦν μοι κέρδη</w:t>
+      </w:r>
+    </w:p>
+    <w:p>
+      <w:pPr/>
+      <w:r>
+        <w:rPr>
+          <w:lang w:val="hi_IN" w:bidi="hi_IN"/>
+        </w:rPr>
+      </w:r>
+      <w:r>
+        <w:rPr>
+          <w:b/>
+          <w:lang w:val="hi_IN" w:bidi="hi_IN"/>
+        </w:rPr>
         <w:t>"मेरे लाभ की थीं"</w:t>
       </w:r>
     </w:p>
@@ -27567,6 +31497,21 @@
         <w:rPr>
           <w:lang w:val="hi_IN" w:bidi="hi_IN"/>
         </w:rPr>
+      </w:r>
+    </w:p>
+    <w:p>
+      <w:pPr/>
+      <w:r>
+        <w:rPr>
+          <w:lang w:val="hi_IN" w:bidi="hi_IN"/>
+        </w:rPr>
+      </w:r>
+      <w:r>
+        <w:rPr>
+          <w:b/>
+          <w:lang w:val="hi_IN" w:bidi="hi_IN"/>
+        </w:rPr>
+        <w:t>ταῦτα ἥγημαι διὰ τὸν Χριστὸν ζημίαν</w:t>
       </w:r>
     </w:p>
     <w:p>
@@ -27880,6 +31825,21 @@
           <w:b/>
           <w:lang w:val="hi_IN" w:bidi="hi_IN"/>
         </w:rPr>
+        <w:t>ζημίαν</w:t>
+      </w:r>
+    </w:p>
+    <w:p>
+      <w:pPr/>
+      <w:r>
+        <w:rPr>
+          <w:lang w:val="hi_IN" w:bidi="hi_IN"/>
+        </w:rPr>
+      </w:r>
+      <w:r>
+        <w:rPr>
+          <w:b/>
+          <w:lang w:val="hi_IN" w:bidi="hi_IN"/>
+        </w:rPr>
         <w:t>"हानि उठाई"</w:t>
       </w:r>
     </w:p>
@@ -27994,6 +31954,21 @@
           <w:b/>
           <w:lang w:val="hi_IN" w:bidi="hi_IN"/>
         </w:rPr>
+        <w:t>καὶ ἡγοῦμαι πάντα ζημίαν εἶναι, διὰ τὸ ὑπερέχον τῆς γνώσεως Χριστοῦ Ἰησοῦ τοῦ Κυρίου μου</w:t>
+      </w:r>
+    </w:p>
+    <w:p>
+      <w:pPr/>
+      <w:r>
+        <w:rPr>
+          <w:lang w:val="hi_IN" w:bidi="hi_IN"/>
+        </w:rPr>
+      </w:r>
+      <w:r>
+        <w:rPr>
+          <w:b/>
+          <w:lang w:val="hi_IN" w:bidi="hi_IN"/>
+        </w:rPr>
         <w:t>"मैं"</w:t>
       </w:r>
       <w:r>
@@ -28168,6 +32143,21 @@
           <w:b/>
           <w:lang w:val="hi_IN" w:bidi="hi_IN"/>
         </w:rPr>
+        <w:t>διὰ τὸ ὑπερέχον τῆς γνώσεως Χριστοῦ Ἰησοῦ τοῦ Κυρίου μου</w:t>
+      </w:r>
+    </w:p>
+    <w:p>
+      <w:pPr/>
+      <w:r>
+        <w:rPr>
+          <w:lang w:val="hi_IN" w:bidi="hi_IN"/>
+        </w:rPr>
+      </w:r>
+      <w:r>
+        <w:rPr>
+          <w:b/>
+          <w:lang w:val="hi_IN" w:bidi="hi_IN"/>
+        </w:rPr>
         <w:t>"मैं"</w:t>
       </w:r>
       <w:r>
@@ -28329,6 +32319,21 @@
           <w:b/>
           <w:lang w:val="hi_IN" w:bidi="hi_IN"/>
         </w:rPr>
+        <w:t>διὰ τὸ ὑπερέχον τῆς γνώσεως Χριστοῦ Ἰησοῦ τοῦ Κυρίου μου</w:t>
+      </w:r>
+    </w:p>
+    <w:p>
+      <w:pPr/>
+      <w:r>
+        <w:rPr>
+          <w:lang w:val="hi_IN" w:bidi="hi_IN"/>
+        </w:rPr>
+      </w:r>
+      <w:r>
+        <w:rPr>
+          <w:b/>
+          <w:lang w:val="hi_IN" w:bidi="hi_IN"/>
+        </w:rPr>
         <w:t>""</w:t>
       </w:r>
     </w:p>
@@ -28392,6 +32397,21 @@
           <w:b/>
           <w:lang w:val="hi_IN" w:bidi="hi_IN"/>
         </w:rPr>
+        <w:t>τῆς γνώσεως Χριστοῦ Ἰησοῦ τοῦ Κυρίου μου</w:t>
+      </w:r>
+    </w:p>
+    <w:p>
+      <w:pPr/>
+      <w:r>
+        <w:rPr>
+          <w:lang w:val="hi_IN" w:bidi="hi_IN"/>
+        </w:rPr>
+      </w:r>
+      <w:r>
+        <w:rPr>
+          <w:b/>
+          <w:lang w:val="hi_IN" w:bidi="hi_IN"/>
+        </w:rPr>
         <w:t>"मैं"</w:t>
       </w:r>
       <w:r>
@@ -28500,6 +32520,21 @@
         <w:rPr>
           <w:lang w:val="hi_IN" w:bidi="hi_IN"/>
         </w:rPr>
+      </w:r>
+    </w:p>
+    <w:p>
+      <w:pPr/>
+      <w:r>
+        <w:rPr>
+          <w:lang w:val="hi_IN" w:bidi="hi_IN"/>
+        </w:rPr>
+      </w:r>
+      <w:r>
+        <w:rPr>
+          <w:b/>
+          <w:lang w:val="hi_IN" w:bidi="hi_IN"/>
+        </w:rPr>
+        <w:t>δι’ ὃν τὰ πάντα ἐζημιώθην</w:t>
       </w:r>
     </w:p>
     <w:p>
@@ -28761,6 +32796,21 @@
           <w:b/>
           <w:lang w:val="hi_IN" w:bidi="hi_IN"/>
         </w:rPr>
+        <w:t>σκύβαλα</w:t>
+      </w:r>
+    </w:p>
+    <w:p>
+      <w:pPr/>
+      <w:r>
+        <w:rPr>
+          <w:lang w:val="hi_IN" w:bidi="hi_IN"/>
+        </w:rPr>
+      </w:r>
+      <w:r>
+        <w:rPr>
+          <w:b/>
+          <w:lang w:val="hi_IN" w:bidi="hi_IN"/>
+        </w:rPr>
         <w:t>"कूड़ा"</w:t>
       </w:r>
     </w:p>
@@ -28964,6 +33014,21 @@
           <w:b/>
           <w:lang w:val="hi_IN" w:bidi="hi_IN"/>
         </w:rPr>
+        <w:t>ἵνα Χριστὸν κερδήσω</w:t>
+      </w:r>
+    </w:p>
+    <w:p>
+      <w:pPr/>
+      <w:r>
+        <w:rPr>
+          <w:lang w:val="hi_IN" w:bidi="hi_IN"/>
+        </w:rPr>
+      </w:r>
+      <w:r>
+        <w:rPr>
+          <w:b/>
+          <w:lang w:val="hi_IN" w:bidi="hi_IN"/>
+        </w:rPr>
         <w:t>"ताकि मैं मसीह प्राप्त"</w:t>
       </w:r>
     </w:p>
@@ -29060,6 +33125,21 @@
           <w:b/>
           <w:lang w:val="hi_IN" w:bidi="hi_IN"/>
         </w:rPr>
+        <w:t>καὶ εὑρεθῶ ἐν αὐτῷ</w:t>
+      </w:r>
+    </w:p>
+    <w:p>
+      <w:pPr/>
+      <w:r>
+        <w:rPr>
+          <w:lang w:val="hi_IN" w:bidi="hi_IN"/>
+        </w:rPr>
+      </w:r>
+      <w:r>
+        <w:rPr>
+          <w:b/>
+          <w:lang w:val="hi_IN" w:bidi="hi_IN"/>
+        </w:rPr>
         <w:t>""</w:t>
       </w:r>
     </w:p>
@@ -29143,6 +33223,21 @@
           <w:b/>
           <w:lang w:val="hi_IN" w:bidi="hi_IN"/>
         </w:rPr>
+        <w:t>μὴ ἔχων ἐμὴν δικαιοσύνην, τὴν ἐκ νόμου</w:t>
+      </w:r>
+    </w:p>
+    <w:p>
+      <w:pPr/>
+      <w:r>
+        <w:rPr>
+          <w:lang w:val="hi_IN" w:bidi="hi_IN"/>
+        </w:rPr>
+      </w:r>
+      <w:r>
+        <w:rPr>
+          <w:b/>
+          <w:lang w:val="hi_IN" w:bidi="hi_IN"/>
+        </w:rPr>
         <w:t>"न अपनी उस धार्मिकता व्यवस्था"</w:t>
       </w:r>
       <w:r>
@@ -29265,6 +33360,21 @@
           <w:b/>
           <w:lang w:val="hi_IN" w:bidi="hi_IN"/>
         </w:rPr>
+        <w:t>ἀλλὰ τὴν διὰ πίστεως Χριστοῦ</w:t>
+      </w:r>
+    </w:p>
+    <w:p>
+      <w:pPr/>
+      <w:r>
+        <w:rPr>
+          <w:lang w:val="hi_IN" w:bidi="hi_IN"/>
+        </w:rPr>
+      </w:r>
+      <w:r>
+        <w:rPr>
+          <w:b/>
+          <w:lang w:val="hi_IN" w:bidi="hi_IN"/>
+        </w:rPr>
         <w:t>"से है, वरन् उस"</w:t>
       </w:r>
       <w:r>
@@ -29387,6 +33497,21 @@
           <w:b/>
           <w:lang w:val="hi_IN" w:bidi="hi_IN"/>
         </w:rPr>
+        <w:t>ἀλλὰ τὴν διὰ πίστεως Χριστοῦ</w:t>
+      </w:r>
+    </w:p>
+    <w:p>
+      <w:pPr/>
+      <w:r>
+        <w:rPr>
+          <w:lang w:val="hi_IN" w:bidi="hi_IN"/>
+        </w:rPr>
+      </w:r>
+      <w:r>
+        <w:rPr>
+          <w:b/>
+          <w:lang w:val="hi_IN" w:bidi="hi_IN"/>
+        </w:rPr>
         <w:t>""</w:t>
       </w:r>
     </w:p>
@@ -29463,6 +33588,21 @@
           <w:b/>
           <w:lang w:val="hi_IN" w:bidi="hi_IN"/>
         </w:rPr>
+        <w:t>τὴν ἐκ Θεοῦ δικαιοσύνην ἐπὶ τῇ πίστει</w:t>
+      </w:r>
+    </w:p>
+    <w:p>
+      <w:pPr/>
+      <w:r>
+        <w:rPr>
+          <w:lang w:val="hi_IN" w:bidi="hi_IN"/>
+        </w:rPr>
+      </w:r>
+      <w:r>
+        <w:rPr>
+          <w:b/>
+          <w:lang w:val="hi_IN" w:bidi="hi_IN"/>
+        </w:rPr>
         <w:t>""</w:t>
       </w:r>
     </w:p>
@@ -29585,6 +33725,21 @@
           <w:b/>
           <w:lang w:val="hi_IN" w:bidi="hi_IN"/>
         </w:rPr>
+        <w:t>τὴν ἐκ Θεοῦ δικαιοσύνην ἐπὶ τῇ πίστει</w:t>
+      </w:r>
+    </w:p>
+    <w:p>
+      <w:pPr/>
+      <w:r>
+        <w:rPr>
+          <w:lang w:val="hi_IN" w:bidi="hi_IN"/>
+        </w:rPr>
+      </w:r>
+      <w:r>
+        <w:rPr>
+          <w:b/>
+          <w:lang w:val="hi_IN" w:bidi="hi_IN"/>
+        </w:rPr>
         <w:t>""</w:t>
       </w:r>
     </w:p>
@@ -29694,6 +33849,21 @@
           <w:b/>
           <w:lang w:val="hi_IN" w:bidi="hi_IN"/>
         </w:rPr>
+        <w:t>ἐπὶ τῇ πίστει</w:t>
+      </w:r>
+    </w:p>
+    <w:p>
+      <w:pPr/>
+      <w:r>
+        <w:rPr>
+          <w:lang w:val="hi_IN" w:bidi="hi_IN"/>
+        </w:rPr>
+      </w:r>
+      <w:r>
+        <w:rPr>
+          <w:b/>
+          <w:lang w:val="hi_IN" w:bidi="hi_IN"/>
+        </w:rPr>
         <w:t>"विश्वास करने पर"</w:t>
       </w:r>
     </w:p>
@@ -29790,6 +33960,21 @@
           <w:b/>
           <w:lang w:val="hi_IN" w:bidi="hi_IN"/>
         </w:rPr>
+        <w:t>τοῦ γνῶναι αὐτὸν, καὶ τὴν δύναμιν τῆς ἀναστάσεως αὐτοῦ, καὶ κοινωνίαν παθημάτων αὐτοῦ, συμμορφιζόμενος τῷ θανάτῳ αὐτοῦ</w:t>
+      </w:r>
+    </w:p>
+    <w:p>
+      <w:pPr/>
+      <w:r>
+        <w:rPr>
+          <w:lang w:val="hi_IN" w:bidi="hi_IN"/>
+        </w:rPr>
+      </w:r>
+      <w:r>
+        <w:rPr>
+          <w:b/>
+          <w:lang w:val="hi_IN" w:bidi="hi_IN"/>
+        </w:rPr>
         <w:t>"उसको और उसके पुनरुत्थान की सामर्थ्य को, और उसके दुःखों में सहभागी के मर्म जानूँ, और उसकी मृत्यु की समानता प्राप्त"</w:t>
       </w:r>
     </w:p>
@@ -29899,6 +34084,21 @@
           <w:b/>
           <w:lang w:val="hi_IN" w:bidi="hi_IN"/>
         </w:rPr>
+        <w:t>καὶ</w:t>
+      </w:r>
+    </w:p>
+    <w:p>
+      <w:pPr/>
+      <w:r>
+        <w:rPr>
+          <w:lang w:val="hi_IN" w:bidi="hi_IN"/>
+        </w:rPr>
+      </w:r>
+      <w:r>
+        <w:rPr>
+          <w:b/>
+          <w:lang w:val="hi_IN" w:bidi="hi_IN"/>
+        </w:rPr>
         <w:t>""</w:t>
       </w:r>
     </w:p>
@@ -29961,6 +34161,21 @@
         <w:rPr>
           <w:lang w:val="hi_IN" w:bidi="hi_IN"/>
         </w:rPr>
+      </w:r>
+    </w:p>
+    <w:p>
+      <w:pPr/>
+      <w:r>
+        <w:rPr>
+          <w:lang w:val="hi_IN" w:bidi="hi_IN"/>
+        </w:rPr>
+      </w:r>
+      <w:r>
+        <w:rPr>
+          <w:b/>
+          <w:lang w:val="hi_IN" w:bidi="hi_IN"/>
+        </w:rPr>
+        <w:t>τοῦ γνῶναι αὐτὸν, καὶ τὴν δύναμιν τῆς ἀναστάσεως αὐτοῦ, καὶ κοινωνίαν παθημάτων αὐτοῦ</w:t>
       </w:r>
     </w:p>
     <w:p>
@@ -30210,6 +34425,21 @@
           <w:b/>
           <w:lang w:val="hi_IN" w:bidi="hi_IN"/>
         </w:rPr>
+        <w:t>δύναμιν</w:t>
+      </w:r>
+    </w:p>
+    <w:p>
+      <w:pPr/>
+      <w:r>
+        <w:rPr>
+          <w:lang w:val="hi_IN" w:bidi="hi_IN"/>
+        </w:rPr>
+      </w:r>
+      <w:r>
+        <w:rPr>
+          <w:b/>
+          <w:lang w:val="hi_IN" w:bidi="hi_IN"/>
+        </w:rPr>
         <w:t>"सामर्थ्य को"</w:t>
       </w:r>
     </w:p>
@@ -30319,6 +34549,21 @@
           <w:b/>
           <w:lang w:val="hi_IN" w:bidi="hi_IN"/>
         </w:rPr>
+        <w:t>καὶ κοινωνίαν παθημάτων αὐτοῦ</w:t>
+      </w:r>
+    </w:p>
+    <w:p>
+      <w:pPr/>
+      <w:r>
+        <w:rPr>
+          <w:lang w:val="hi_IN" w:bidi="hi_IN"/>
+        </w:rPr>
+      </w:r>
+      <w:r>
+        <w:rPr>
+          <w:b/>
+          <w:lang w:val="hi_IN" w:bidi="hi_IN"/>
+        </w:rPr>
         <w:t>"और उसके दुःखों में सहभागी"</w:t>
       </w:r>
     </w:p>
@@ -30415,6 +34660,21 @@
           <w:b/>
           <w:lang w:val="hi_IN" w:bidi="hi_IN"/>
         </w:rPr>
+        <w:t>καὶ κοινωνίαν παθημάτων αὐτοῦ</w:t>
+      </w:r>
+    </w:p>
+    <w:p>
+      <w:pPr/>
+      <w:r>
+        <w:rPr>
+          <w:lang w:val="hi_IN" w:bidi="hi_IN"/>
+        </w:rPr>
+      </w:r>
+      <w:r>
+        <w:rPr>
+          <w:b/>
+          <w:lang w:val="hi_IN" w:bidi="hi_IN"/>
+        </w:rPr>
         <w:t>"और उसके दुःखों में सहभागी"</w:t>
       </w:r>
     </w:p>
@@ -30511,6 +34771,21 @@
           <w:b/>
           <w:lang w:val="hi_IN" w:bidi="hi_IN"/>
         </w:rPr>
+        <w:t>καὶ</w:t>
+      </w:r>
+    </w:p>
+    <w:p>
+      <w:pPr/>
+      <w:r>
+        <w:rPr>
+          <w:lang w:val="hi_IN" w:bidi="hi_IN"/>
+        </w:rPr>
+      </w:r>
+      <w:r>
+        <w:rPr>
+          <w:b/>
+          <w:lang w:val="hi_IN" w:bidi="hi_IN"/>
+        </w:rPr>
         <w:t>"और"</w:t>
       </w:r>
     </w:p>
@@ -30607,6 +34882,21 @@
           <w:b/>
           <w:lang w:val="hi_IN" w:bidi="hi_IN"/>
         </w:rPr>
+        <w:t>συμμορφιζόμενος τῷ θανάτῳ αὐτοῦ</w:t>
+      </w:r>
+    </w:p>
+    <w:p>
+      <w:pPr/>
+      <w:r>
+        <w:rPr>
+          <w:lang w:val="hi_IN" w:bidi="hi_IN"/>
+        </w:rPr>
+      </w:r>
+      <w:r>
+        <w:rPr>
+          <w:b/>
+          <w:lang w:val="hi_IN" w:bidi="hi_IN"/>
+        </w:rPr>
         <w:t>""</w:t>
       </w:r>
     </w:p>
@@ -30703,6 +34993,21 @@
           <w:b/>
           <w:lang w:val="hi_IN" w:bidi="hi_IN"/>
         </w:rPr>
+        <w:t>συμμορφιζόμενος τῷ θανάτῳ αὐτοῦ</w:t>
+      </w:r>
+    </w:p>
+    <w:p>
+      <w:pPr/>
+      <w:r>
+        <w:rPr>
+          <w:lang w:val="hi_IN" w:bidi="hi_IN"/>
+        </w:rPr>
+      </w:r>
+      <w:r>
+        <w:rPr>
+          <w:b/>
+          <w:lang w:val="hi_IN" w:bidi="hi_IN"/>
+        </w:rPr>
         <w:t>"मर्म"</w:t>
       </w:r>
       <w:r>
@@ -30812,6 +35117,21 @@
           <w:b/>
           <w:lang w:val="hi_IN" w:bidi="hi_IN"/>
         </w:rPr>
+        <w:t>τὴν ἐξανάστασιν τὴν ἐκ νεκρῶν</w:t>
+      </w:r>
+    </w:p>
+    <w:p>
+      <w:pPr/>
+      <w:r>
+        <w:rPr>
+          <w:lang w:val="hi_IN" w:bidi="hi_IN"/>
+        </w:rPr>
+      </w:r>
+      <w:r>
+        <w:rPr>
+          <w:b/>
+          <w:lang w:val="hi_IN" w:bidi="hi_IN"/>
+        </w:rPr>
         <w:t>""</w:t>
       </w:r>
     </w:p>
@@ -30875,6 +35195,21 @@
           <w:b/>
           <w:lang w:val="hi_IN" w:bidi="hi_IN"/>
         </w:rPr>
+        <w:t>οὐχ ὅτι ἤδη ἔλαβον</w:t>
+      </w:r>
+    </w:p>
+    <w:p>
+      <w:pPr/>
+      <w:r>
+        <w:rPr>
+          <w:lang w:val="hi_IN" w:bidi="hi_IN"/>
+        </w:rPr>
+      </w:r>
+      <w:r>
+        <w:rPr>
+          <w:b/>
+          <w:lang w:val="hi_IN" w:bidi="hi_IN"/>
+        </w:rPr>
         <w:t>""</w:t>
       </w:r>
     </w:p>
@@ -30964,6 +35299,21 @@
           <w:b/>
           <w:lang w:val="hi_IN" w:bidi="hi_IN"/>
         </w:rPr>
+        <w:t>ἢ ἤδη τετελείωμαι</w:t>
+      </w:r>
+    </w:p>
+    <w:p>
+      <w:pPr/>
+      <w:r>
+        <w:rPr>
+          <w:lang w:val="hi_IN" w:bidi="hi_IN"/>
+        </w:rPr>
+      </w:r>
+      <w:r>
+        <w:rPr>
+          <w:b/>
+          <w:lang w:val="hi_IN" w:bidi="hi_IN"/>
+        </w:rPr>
         <w:t>""</w:t>
       </w:r>
     </w:p>
@@ -31040,6 +35390,21 @@
           <w:b/>
           <w:lang w:val="hi_IN" w:bidi="hi_IN"/>
         </w:rPr>
+        <w:t>ἤδη τετελείωμαι</w:t>
+      </w:r>
+    </w:p>
+    <w:p>
+      <w:pPr/>
+      <w:r>
+        <w:rPr>
+          <w:lang w:val="hi_IN" w:bidi="hi_IN"/>
+        </w:rPr>
+      </w:r>
+      <w:r>
+        <w:rPr>
+          <w:b/>
+          <w:lang w:val="hi_IN" w:bidi="hi_IN"/>
+        </w:rPr>
         <w:t>""</w:t>
       </w:r>
     </w:p>
@@ -31116,6 +35481,21 @@
           <w:b/>
           <w:lang w:val="hi_IN" w:bidi="hi_IN"/>
         </w:rPr>
+        <w:t>ἤδη τετελείωμαι</w:t>
+      </w:r>
+    </w:p>
+    <w:p>
+      <w:pPr/>
+      <w:r>
+        <w:rPr>
+          <w:lang w:val="hi_IN" w:bidi="hi_IN"/>
+        </w:rPr>
+      </w:r>
+      <w:r>
+        <w:rPr>
+          <w:b/>
+          <w:lang w:val="hi_IN" w:bidi="hi_IN"/>
+        </w:rPr>
         <w:t>"सिद्ध हो चुका हूँ"</w:t>
       </w:r>
     </w:p>
@@ -31198,6 +35578,21 @@
         <w:rPr>
           <w:lang w:val="hi_IN" w:bidi="hi_IN"/>
         </w:rPr>
+      </w:r>
+    </w:p>
+    <w:p>
+      <w:pPr/>
+      <w:r>
+        <w:rPr>
+          <w:lang w:val="hi_IN" w:bidi="hi_IN"/>
+        </w:rPr>
+      </w:r>
+      <w:r>
+        <w:rPr>
+          <w:b/>
+          <w:lang w:val="hi_IN" w:bidi="hi_IN"/>
+        </w:rPr>
+        <w:t>καταλάβω, ἐφ’ ᾧ καὶ κατελήμφθην ὑπὸ Χριστοῦ Ἰησοῦ</w:t>
       </w:r>
     </w:p>
     <w:p>
@@ -31420,6 +35815,21 @@
           <w:b/>
           <w:lang w:val="hi_IN" w:bidi="hi_IN"/>
         </w:rPr>
+        <w:t>ἐγὼ ἐμαυτὸν οὐ λογίζομαι κατειληφέναι</w:t>
+      </w:r>
+    </w:p>
+    <w:p>
+      <w:pPr/>
+      <w:r>
+        <w:rPr>
+          <w:lang w:val="hi_IN" w:bidi="hi_IN"/>
+        </w:rPr>
+      </w:r>
+      <w:r>
+        <w:rPr>
+          <w:b/>
+          <w:lang w:val="hi_IN" w:bidi="hi_IN"/>
+        </w:rPr>
         <w:t>""</w:t>
       </w:r>
     </w:p>
@@ -31529,6 +35939,21 @@
           <w:b/>
           <w:lang w:val="hi_IN" w:bidi="hi_IN"/>
         </w:rPr>
+        <w:t>ἓν δέ</w:t>
+      </w:r>
+    </w:p>
+    <w:p>
+      <w:pPr/>
+      <w:r>
+        <w:rPr>
+          <w:lang w:val="hi_IN" w:bidi="hi_IN"/>
+        </w:rPr>
+      </w:r>
+      <w:r>
+        <w:rPr>
+          <w:b/>
+          <w:lang w:val="hi_IN" w:bidi="hi_IN"/>
+        </w:rPr>
         <w:t>"परन्तु एक काम"</w:t>
       </w:r>
     </w:p>
@@ -31625,6 +36050,21 @@
           <w:b/>
           <w:lang w:val="hi_IN" w:bidi="hi_IN"/>
         </w:rPr>
+        <w:t>τὰ μὲν ὀπίσω ἐπιλανθανόμενος, τοῖς δὲ ἔμπροσθεν ἐπεκτεινόμενος</w:t>
+      </w:r>
+    </w:p>
+    <w:p>
+      <w:pPr/>
+      <w:r>
+        <w:rPr>
+          <w:lang w:val="hi_IN" w:bidi="hi_IN"/>
+        </w:rPr>
+      </w:r>
+      <w:r>
+        <w:rPr>
+          <w:b/>
+          <w:lang w:val="hi_IN" w:bidi="hi_IN"/>
+        </w:rPr>
         <w:t>""</w:t>
       </w:r>
     </w:p>
@@ -31721,6 +36161,21 @@
           <w:b/>
           <w:lang w:val="hi_IN" w:bidi="hi_IN"/>
         </w:rPr>
+        <w:t>κατὰ σκοπὸν διώκω εἰς τὸ βραβεῖον</w:t>
+      </w:r>
+    </w:p>
+    <w:p>
+      <w:pPr/>
+      <w:r>
+        <w:rPr>
+          <w:lang w:val="hi_IN" w:bidi="hi_IN"/>
+        </w:rPr>
+      </w:r>
+      <w:r>
+        <w:rPr>
+          <w:b/>
+          <w:lang w:val="hi_IN" w:bidi="hi_IN"/>
+        </w:rPr>
         <w:t>""</w:t>
       </w:r>
     </w:p>
@@ -31830,6 +36285,21 @@
           <w:b/>
           <w:lang w:val="hi_IN" w:bidi="hi_IN"/>
         </w:rPr>
+        <w:t>σκοπὸν &amp; εἰς τὸ βραβεῖον τῆς ἄνω κλήσεως τοῦ Θεοῦ</w:t>
+      </w:r>
+    </w:p>
+    <w:p>
+      <w:pPr/>
+      <w:r>
+        <w:rPr>
+          <w:lang w:val="hi_IN" w:bidi="hi_IN"/>
+        </w:rPr>
+      </w:r>
+      <w:r>
+        <w:rPr>
+          <w:b/>
+          <w:lang w:val="hi_IN" w:bidi="hi_IN"/>
+        </w:rPr>
         <w:t>"निशाने"</w:t>
       </w:r>
       <w:r>
@@ -31971,6 +36441,21 @@
           <w:b/>
           <w:lang w:val="hi_IN" w:bidi="hi_IN"/>
         </w:rPr>
+        <w:t>τὸ βραβεῖον τῆς ἄνω κλήσεως τοῦ Θεοῦ</w:t>
+      </w:r>
+    </w:p>
+    <w:p>
+      <w:pPr/>
+      <w:r>
+        <w:rPr>
+          <w:lang w:val="hi_IN" w:bidi="hi_IN"/>
+        </w:rPr>
+      </w:r>
+      <w:r>
+        <w:rPr>
+          <w:b/>
+          <w:lang w:val="hi_IN" w:bidi="hi_IN"/>
+        </w:rPr>
         <w:t>""</w:t>
       </w:r>
     </w:p>
@@ -32106,6 +36591,21 @@
           <w:b/>
           <w:lang w:val="hi_IN" w:bidi="hi_IN"/>
         </w:rPr>
+        <w:t>τῆς ἄνω κλήσεως τοῦ Θεοῦ</w:t>
+      </w:r>
+    </w:p>
+    <w:p>
+      <w:pPr/>
+      <w:r>
+        <w:rPr>
+          <w:lang w:val="hi_IN" w:bidi="hi_IN"/>
+        </w:rPr>
+      </w:r>
+      <w:r>
+        <w:rPr>
+          <w:b/>
+          <w:lang w:val="hi_IN" w:bidi="hi_IN"/>
+        </w:rPr>
         <w:t>"परमेश्वर ने"</w:t>
       </w:r>
       <w:r>
@@ -32241,6 +36741,21 @@
           <w:b/>
           <w:lang w:val="hi_IN" w:bidi="hi_IN"/>
         </w:rPr>
+        <w:t>κατὰ σκοπὸν διώκω εἰς τὸ βραβεῖον τῆς ἄνω κλήσεως τοῦ Θεοῦ ἐν Χριστῷ Ἰησοῦ</w:t>
+      </w:r>
+    </w:p>
+    <w:p>
+      <w:pPr/>
+      <w:r>
+        <w:rPr>
+          <w:lang w:val="hi_IN" w:bidi="hi_IN"/>
+        </w:rPr>
+      </w:r>
+      <w:r>
+        <w:rPr>
+          <w:b/>
+          <w:lang w:val="hi_IN" w:bidi="hi_IN"/>
+        </w:rPr>
         <w:t>"निशाने की ओर दौड़ा चला जाता हूँ, ताकि इनाम पाऊँ, जिसके परमेश्वर ने मसीह यीशु में ऊपर बुलाया"</w:t>
       </w:r>
     </w:p>
@@ -32363,6 +36878,21 @@
           <w:b/>
           <w:lang w:val="hi_IN" w:bidi="hi_IN"/>
         </w:rPr>
+        <w:t>κατὰ σκοπὸν διώκω εἰς τὸ βραβεῖον τῆς ἄνω κλήσεως τοῦ Θεοῦ ἐν Χριστῷ Ἰησοῦ</w:t>
+      </w:r>
+    </w:p>
+    <w:p>
+      <w:pPr/>
+      <w:r>
+        <w:rPr>
+          <w:lang w:val="hi_IN" w:bidi="hi_IN"/>
+        </w:rPr>
+      </w:r>
+      <w:r>
+        <w:rPr>
+          <w:b/>
+          <w:lang w:val="hi_IN" w:bidi="hi_IN"/>
+        </w:rPr>
         <w:t>"निशाने की ओर दौड़ा चला जाता हूँ, ताकि इनाम पाऊँ, जिसके परमेश्वर ने मसीह यीशु में ऊपर बुलाया"</w:t>
       </w:r>
     </w:p>
@@ -32458,6 +36988,21 @@
         <w:rPr>
           <w:lang w:val="hi_IN" w:bidi="hi_IN"/>
         </w:rPr>
+      </w:r>
+    </w:p>
+    <w:p>
+      <w:pPr/>
+      <w:r>
+        <w:rPr>
+          <w:lang w:val="hi_IN" w:bidi="hi_IN"/>
+        </w:rPr>
+      </w:r>
+      <w:r>
+        <w:rPr>
+          <w:b/>
+          <w:lang w:val="hi_IN" w:bidi="hi_IN"/>
+        </w:rPr>
+        <w:t>οὖν</w:t>
       </w:r>
     </w:p>
     <w:p>
@@ -32584,6 +37129,21 @@
           <w:b/>
           <w:lang w:val="hi_IN" w:bidi="hi_IN"/>
         </w:rPr>
+        <w:t>ὅσοι</w:t>
+      </w:r>
+    </w:p>
+    <w:p>
+      <w:pPr/>
+      <w:r>
+        <w:rPr>
+          <w:lang w:val="hi_IN" w:bidi="hi_IN"/>
+        </w:rPr>
+      </w:r>
+      <w:r>
+        <w:rPr>
+          <w:b/>
+          <w:lang w:val="hi_IN" w:bidi="hi_IN"/>
+        </w:rPr>
         <w:t>"जितने"</w:t>
       </w:r>
     </w:p>
@@ -32756,6 +37316,21 @@
           <w:b/>
           <w:lang w:val="hi_IN" w:bidi="hi_IN"/>
         </w:rPr>
+        <w:t>καὶ τοῦτο ὁ Θεὸς ὑμῖν ἀποκαλύψει</w:t>
+      </w:r>
+    </w:p>
+    <w:p>
+      <w:pPr/>
+      <w:r>
+        <w:rPr>
+          <w:lang w:val="hi_IN" w:bidi="hi_IN"/>
+        </w:rPr>
+      </w:r>
+      <w:r>
+        <w:rPr>
+          <w:b/>
+          <w:lang w:val="hi_IN" w:bidi="hi_IN"/>
+        </w:rPr>
         <w:t>""</w:t>
       </w:r>
     </w:p>
@@ -32819,6 +37394,21 @@
           <w:b/>
           <w:lang w:val="hi_IN" w:bidi="hi_IN"/>
         </w:rPr>
+        <w:t>εἰς ὃ ἐφθάσαμεν, τῷ αὐτῷ στοιχεῖν</w:t>
+      </w:r>
+    </w:p>
+    <w:p>
+      <w:pPr/>
+      <w:r>
+        <w:rPr>
+          <w:lang w:val="hi_IN" w:bidi="hi_IN"/>
+        </w:rPr>
+      </w:r>
+      <w:r>
+        <w:rPr>
+          <w:b/>
+          <w:lang w:val="hi_IN" w:bidi="hi_IN"/>
+        </w:rPr>
         <w:t>""</w:t>
       </w:r>
     </w:p>
@@ -32935,6 +37525,21 @@
           <w:b/>
           <w:lang w:val="hi_IN" w:bidi="hi_IN"/>
         </w:rPr>
+        <w:t>εἰς ὃ ἐφθάσαμεν, τῷ αὐτῷ στοιχεῖν</w:t>
+      </w:r>
+    </w:p>
+    <w:p>
+      <w:pPr/>
+      <w:r>
+        <w:rPr>
+          <w:lang w:val="hi_IN" w:bidi="hi_IN"/>
+        </w:rPr>
+      </w:r>
+      <w:r>
+        <w:rPr>
+          <w:b/>
+          <w:lang w:val="hi_IN" w:bidi="hi_IN"/>
+        </w:rPr>
         <w:t>"हम पहुँचे हैं, उसी के अनुसार चलें"</w:t>
       </w:r>
     </w:p>
@@ -32998,6 +37603,21 @@
           <w:b/>
           <w:lang w:val="hi_IN" w:bidi="hi_IN"/>
         </w:rPr>
+        <w:t>συνμιμηταί μου γίνεσθε</w:t>
+      </w:r>
+    </w:p>
+    <w:p>
+      <w:pPr/>
+      <w:r>
+        <w:rPr>
+          <w:lang w:val="hi_IN" w:bidi="hi_IN"/>
+        </w:rPr>
+      </w:r>
+      <w:r>
+        <w:rPr>
+          <w:b/>
+          <w:lang w:val="hi_IN" w:bidi="hi_IN"/>
+        </w:rPr>
         <w:t>""</w:t>
       </w:r>
     </w:p>
@@ -33047,6 +37667,21 @@
         <w:rPr>
           <w:lang w:val="hi_IN" w:bidi="hi_IN"/>
         </w:rPr>
+      </w:r>
+    </w:p>
+    <w:p>
+      <w:pPr/>
+      <w:r>
+        <w:rPr>
+          <w:lang w:val="hi_IN" w:bidi="hi_IN"/>
+        </w:rPr>
+      </w:r>
+      <w:r>
+        <w:rPr>
+          <w:b/>
+          <w:lang w:val="hi_IN" w:bidi="hi_IN"/>
+        </w:rPr>
+        <w:t>γίνεσθε</w:t>
       </w:r>
     </w:p>
     <w:p>
@@ -33251,6 +37886,21 @@
           <w:b/>
           <w:lang w:val="hi_IN" w:bidi="hi_IN"/>
         </w:rPr>
+        <w:t>σκοπεῖτε</w:t>
+      </w:r>
+    </w:p>
+    <w:p>
+      <w:pPr/>
+      <w:r>
+        <w:rPr>
+          <w:lang w:val="hi_IN" w:bidi="hi_IN"/>
+        </w:rPr>
+      </w:r>
+      <w:r>
+        <w:rPr>
+          <w:b/>
+          <w:lang w:val="hi_IN" w:bidi="hi_IN"/>
+        </w:rPr>
         <w:t>"पहचानों"</w:t>
       </w:r>
     </w:p>
@@ -33347,6 +37997,21 @@
           <w:b/>
           <w:lang w:val="hi_IN" w:bidi="hi_IN"/>
         </w:rPr>
+        <w:t>τοὺς οὕτω περιπατοῦντας, καθὼς ἔχετε τύπον ἡμᾶς</w:t>
+      </w:r>
+    </w:p>
+    <w:p>
+      <w:pPr/>
+      <w:r>
+        <w:rPr>
+          <w:lang w:val="hi_IN" w:bidi="hi_IN"/>
+        </w:rPr>
+      </w:r>
+      <w:r>
+        <w:rPr>
+          <w:b/>
+          <w:lang w:val="hi_IN" w:bidi="hi_IN"/>
+        </w:rPr>
         <w:t>""</w:t>
       </w:r>
     </w:p>
@@ -33410,6 +38075,21 @@
           <w:b/>
           <w:lang w:val="hi_IN" w:bidi="hi_IN"/>
         </w:rPr>
+        <w:t>πολλοὶ γὰρ περιπατοῦσιν</w:t>
+      </w:r>
+    </w:p>
+    <w:p>
+      <w:pPr/>
+      <w:r>
+        <w:rPr>
+          <w:lang w:val="hi_IN" w:bidi="hi_IN"/>
+        </w:rPr>
+      </w:r>
+      <w:r>
+        <w:rPr>
+          <w:b/>
+          <w:lang w:val="hi_IN" w:bidi="hi_IN"/>
+        </w:rPr>
         <w:t>""</w:t>
       </w:r>
     </w:p>
@@ -33486,6 +38166,21 @@
           <w:b/>
           <w:lang w:val="hi_IN" w:bidi="hi_IN"/>
         </w:rPr>
+        <w:t>πολλοὶ γὰρ</w:t>
+      </w:r>
+    </w:p>
+    <w:p>
+      <w:pPr/>
+      <w:r>
+        <w:rPr>
+          <w:lang w:val="hi_IN" w:bidi="hi_IN"/>
+        </w:rPr>
+      </w:r>
+      <w:r>
+        <w:rPr>
+          <w:b/>
+          <w:lang w:val="hi_IN" w:bidi="hi_IN"/>
+        </w:rPr>
         <w:t>""</w:t>
       </w:r>
     </w:p>
@@ -33562,6 +38257,21 @@
           <w:b/>
           <w:lang w:val="hi_IN" w:bidi="hi_IN"/>
         </w:rPr>
+        <w:t>νῦν δὲ καὶ κλαίων</w:t>
+      </w:r>
+    </w:p>
+    <w:p>
+      <w:pPr/>
+      <w:r>
+        <w:rPr>
+          <w:lang w:val="hi_IN" w:bidi="hi_IN"/>
+        </w:rPr>
+      </w:r>
+      <w:r>
+        <w:rPr>
+          <w:b/>
+          <w:lang w:val="hi_IN" w:bidi="hi_IN"/>
+        </w:rPr>
         <w:t>""</w:t>
       </w:r>
     </w:p>
@@ -33625,6 +38335,21 @@
           <w:b/>
           <w:lang w:val="hi_IN" w:bidi="hi_IN"/>
         </w:rPr>
+        <w:t>τοὺς ἐχθροὺς τοῦ σταυροῦ τοῦ Χριστοῦ</w:t>
+      </w:r>
+    </w:p>
+    <w:p>
+      <w:pPr/>
+      <w:r>
+        <w:rPr>
+          <w:lang w:val="hi_IN" w:bidi="hi_IN"/>
+        </w:rPr>
+      </w:r>
+      <w:r>
+        <w:rPr>
+          <w:b/>
+          <w:lang w:val="hi_IN" w:bidi="hi_IN"/>
+        </w:rPr>
         <w:t>""</w:t>
       </w:r>
     </w:p>
@@ -33747,6 +38472,21 @@
           <w:b/>
           <w:lang w:val="hi_IN" w:bidi="hi_IN"/>
         </w:rPr>
+        <w:t>ὧν τὸ τέλος ἀπώλεια</w:t>
+      </w:r>
+    </w:p>
+    <w:p>
+      <w:pPr/>
+      <w:r>
+        <w:rPr>
+          <w:lang w:val="hi_IN" w:bidi="hi_IN"/>
+        </w:rPr>
+      </w:r>
+      <w:r>
+        <w:rPr>
+          <w:b/>
+          <w:lang w:val="hi_IN" w:bidi="hi_IN"/>
+        </w:rPr>
         <w:t>""</w:t>
       </w:r>
     </w:p>
@@ -33823,6 +38563,21 @@
           <w:b/>
           <w:lang w:val="hi_IN" w:bidi="hi_IN"/>
         </w:rPr>
+        <w:t>ὧν τὸ τέλος ἀπώλεια</w:t>
+      </w:r>
+    </w:p>
+    <w:p>
+      <w:pPr/>
+      <w:r>
+        <w:rPr>
+          <w:lang w:val="hi_IN" w:bidi="hi_IN"/>
+        </w:rPr>
+      </w:r>
+      <w:r>
+        <w:rPr>
+          <w:b/>
+          <w:lang w:val="hi_IN" w:bidi="hi_IN"/>
+        </w:rPr>
         <w:t>"उनका अन्त विनाश है"</w:t>
       </w:r>
     </w:p>
@@ -33932,6 +38687,21 @@
           <w:b/>
           <w:lang w:val="hi_IN" w:bidi="hi_IN"/>
         </w:rPr>
+        <w:t>ὧν ὁ Θεὸς ἡ κοιλία</w:t>
+      </w:r>
+    </w:p>
+    <w:p>
+      <w:pPr/>
+      <w:r>
+        <w:rPr>
+          <w:lang w:val="hi_IN" w:bidi="hi_IN"/>
+        </w:rPr>
+      </w:r>
+      <w:r>
+        <w:rPr>
+          <w:b/>
+          <w:lang w:val="hi_IN" w:bidi="hi_IN"/>
+        </w:rPr>
         <w:t>""</w:t>
       </w:r>
     </w:p>
@@ -34054,6 +38824,21 @@
           <w:b/>
           <w:lang w:val="hi_IN" w:bidi="hi_IN"/>
         </w:rPr>
+        <w:t>ἡ δόξα ἐν τῇ αἰσχύνῃ αὐτῶν</w:t>
+      </w:r>
+    </w:p>
+    <w:p>
+      <w:pPr/>
+      <w:r>
+        <w:rPr>
+          <w:lang w:val="hi_IN" w:bidi="hi_IN"/>
+        </w:rPr>
+      </w:r>
+      <w:r>
+        <w:rPr>
+          <w:b/>
+          <w:lang w:val="hi_IN" w:bidi="hi_IN"/>
+        </w:rPr>
         <w:t>""</w:t>
       </w:r>
     </w:p>
@@ -34150,6 +38935,21 @@
           <w:b/>
           <w:lang w:val="hi_IN" w:bidi="hi_IN"/>
         </w:rPr>
+        <w:t>ἡ δόξα ἐν τῇ αἰσχύνῃ αὐτῶν</w:t>
+      </w:r>
+    </w:p>
+    <w:p>
+      <w:pPr/>
+      <w:r>
+        <w:rPr>
+          <w:lang w:val="hi_IN" w:bidi="hi_IN"/>
+        </w:rPr>
+      </w:r>
+      <w:r>
+        <w:rPr>
+          <w:b/>
+          <w:lang w:val="hi_IN" w:bidi="hi_IN"/>
+        </w:rPr>
         <w:t>"लज्जा की"</w:t>
       </w:r>
       <w:r>
@@ -34272,6 +39072,21 @@
           <w:b/>
           <w:lang w:val="hi_IN" w:bidi="hi_IN"/>
         </w:rPr>
+        <w:t>ἡ δόξα ἐν τῇ αἰσχύνῃ αὐτῶν</w:t>
+      </w:r>
+    </w:p>
+    <w:p>
+      <w:pPr/>
+      <w:r>
+        <w:rPr>
+          <w:lang w:val="hi_IN" w:bidi="hi_IN"/>
+        </w:rPr>
+      </w:r>
+      <w:r>
+        <w:rPr>
+          <w:b/>
+          <w:lang w:val="hi_IN" w:bidi="hi_IN"/>
+        </w:rPr>
         <w:t>"लज्जा की"</w:t>
       </w:r>
       <w:r>
@@ -34394,6 +39209,21 @@
           <w:b/>
           <w:lang w:val="hi_IN" w:bidi="hi_IN"/>
         </w:rPr>
+        <w:t>οἱ τὰ ἐπίγεια φρονοῦντες</w:t>
+      </w:r>
+    </w:p>
+    <w:p>
+      <w:pPr/>
+      <w:r>
+        <w:rPr>
+          <w:lang w:val="hi_IN" w:bidi="hi_IN"/>
+        </w:rPr>
+      </w:r>
+      <w:r>
+        <w:rPr>
+          <w:b/>
+          <w:lang w:val="hi_IN" w:bidi="hi_IN"/>
+        </w:rPr>
         <w:t>""</w:t>
       </w:r>
     </w:p>
@@ -34586,6 +39416,21 @@
           <w:b/>
           <w:lang w:val="hi_IN" w:bidi="hi_IN"/>
         </w:rPr>
+        <w:t>ἡμῶν &amp; ἀπεκδεχόμεθα</w:t>
+      </w:r>
+    </w:p>
+    <w:p>
+      <w:pPr/>
+      <w:r>
+        <w:rPr>
+          <w:lang w:val="hi_IN" w:bidi="hi_IN"/>
+        </w:rPr>
+      </w:r>
+      <w:r>
+        <w:rPr>
+          <w:b/>
+          <w:lang w:val="hi_IN" w:bidi="hi_IN"/>
+        </w:rPr>
         <w:t>""</w:t>
       </w:r>
     </w:p>
@@ -34715,6 +39560,21 @@
           <w:b/>
           <w:lang w:val="hi_IN" w:bidi="hi_IN"/>
         </w:rPr>
+        <w:t>πολίτευμα</w:t>
+      </w:r>
+    </w:p>
+    <w:p>
+      <w:pPr/>
+      <w:r>
+        <w:rPr>
+          <w:lang w:val="hi_IN" w:bidi="hi_IN"/>
+        </w:rPr>
+      </w:r>
+      <w:r>
+        <w:rPr>
+          <w:b/>
+          <w:lang w:val="hi_IN" w:bidi="hi_IN"/>
+        </w:rPr>
         <w:t>"स्वदेश"</w:t>
       </w:r>
     </w:p>
@@ -34824,6 +39684,21 @@
           <w:b/>
           <w:lang w:val="hi_IN" w:bidi="hi_IN"/>
         </w:rPr>
+        <w:t>σώματι τῆς δόξης αὐτοῦ</w:t>
+      </w:r>
+    </w:p>
+    <w:p>
+      <w:pPr/>
+      <w:r>
+        <w:rPr>
+          <w:lang w:val="hi_IN" w:bidi="hi_IN"/>
+        </w:rPr>
+      </w:r>
+      <w:r>
+        <w:rPr>
+          <w:b/>
+          <w:lang w:val="hi_IN" w:bidi="hi_IN"/>
+        </w:rPr>
         <w:t>"हमारी"</w:t>
       </w:r>
       <w:r>
@@ -34933,6 +39808,21 @@
           <w:b/>
           <w:lang w:val="hi_IN" w:bidi="hi_IN"/>
         </w:rPr>
+        <w:t>τοῦ δύνασθαι αὐτὸν</w:t>
+      </w:r>
+    </w:p>
+    <w:p>
+      <w:pPr/>
+      <w:r>
+        <w:rPr>
+          <w:lang w:val="hi_IN" w:bidi="hi_IN"/>
+        </w:rPr>
+      </w:r>
+      <w:r>
+        <w:rPr>
+          <w:b/>
+          <w:lang w:val="hi_IN" w:bidi="hi_IN"/>
+        </w:rPr>
         <w:t>"वह अपनी"</w:t>
       </w:r>
       <w:r>
@@ -35054,6 +39944,21 @@
         <w:rPr>
           <w:lang w:val="hi_IN" w:bidi="hi_IN"/>
         </w:rPr>
+      </w:r>
+    </w:p>
+    <w:p>
+      <w:pPr/>
+      <w:r>
+        <w:rPr>
+          <w:lang w:val="hi_IN" w:bidi="hi_IN"/>
+        </w:rPr>
+      </w:r>
+      <w:r>
+        <w:rPr>
+          <w:b/>
+          <w:lang w:val="hi_IN" w:bidi="hi_IN"/>
+        </w:rPr>
+        <w:t>ὥστε</w:t>
       </w:r>
     </w:p>
     <w:p>
@@ -35258,6 +40163,21 @@
           <w:b/>
           <w:lang w:val="hi_IN" w:bidi="hi_IN"/>
         </w:rPr>
+        <w:t>ἀγαπητοὶ καὶ ἐπιπόθητοι</w:t>
+      </w:r>
+    </w:p>
+    <w:p>
+      <w:pPr/>
+      <w:r>
+        <w:rPr>
+          <w:lang w:val="hi_IN" w:bidi="hi_IN"/>
+        </w:rPr>
+      </w:r>
+      <w:r>
+        <w:rPr>
+          <w:b/>
+          <w:lang w:val="hi_IN" w:bidi="hi_IN"/>
+        </w:rPr>
         <w:t>""</w:t>
       </w:r>
     </w:p>
@@ -35321,6 +40241,21 @@
           <w:b/>
           <w:lang w:val="hi_IN" w:bidi="hi_IN"/>
         </w:rPr>
+        <w:t>χαρὰ καὶ στέφανός μου</w:t>
+      </w:r>
+    </w:p>
+    <w:p>
+      <w:pPr/>
+      <w:r>
+        <w:rPr>
+          <w:lang w:val="hi_IN" w:bidi="hi_IN"/>
+        </w:rPr>
+      </w:r>
+      <w:r>
+        <w:rPr>
+          <w:b/>
+          <w:lang w:val="hi_IN" w:bidi="hi_IN"/>
+        </w:rPr>
         <w:t>""</w:t>
       </w:r>
     </w:p>
@@ -35430,6 +40365,21 @@
           <w:b/>
           <w:lang w:val="hi_IN" w:bidi="hi_IN"/>
         </w:rPr>
+        <w:t>χαρὰ καὶ στέφανός μου</w:t>
+      </w:r>
+    </w:p>
+    <w:p>
+      <w:pPr/>
+      <w:r>
+        <w:rPr>
+          <w:lang w:val="hi_IN" w:bidi="hi_IN"/>
+        </w:rPr>
+      </w:r>
+      <w:r>
+        <w:rPr>
+          <w:b/>
+          <w:lang w:val="hi_IN" w:bidi="hi_IN"/>
+        </w:rPr>
         <w:t>"मेरे आनन्द और मुकुट"</w:t>
       </w:r>
     </w:p>
@@ -35526,6 +40476,21 @@
           <w:b/>
           <w:lang w:val="hi_IN" w:bidi="hi_IN"/>
         </w:rPr>
+        <w:t>στέφανός</w:t>
+      </w:r>
+    </w:p>
+    <w:p>
+      <w:pPr/>
+      <w:r>
+        <w:rPr>
+          <w:lang w:val="hi_IN" w:bidi="hi_IN"/>
+        </w:rPr>
+      </w:r>
+      <w:r>
+        <w:rPr>
+          <w:b/>
+          <w:lang w:val="hi_IN" w:bidi="hi_IN"/>
+        </w:rPr>
         <w:t>"मुकुट"</w:t>
       </w:r>
     </w:p>
@@ -35635,6 +40600,21 @@
           <w:b/>
           <w:lang w:val="hi_IN" w:bidi="hi_IN"/>
         </w:rPr>
+        <w:t>οὕτως στήκετε ἐν Κυρίῳ, ἀγαπητοί</w:t>
+      </w:r>
+    </w:p>
+    <w:p>
+      <w:pPr/>
+      <w:r>
+        <w:rPr>
+          <w:lang w:val="hi_IN" w:bidi="hi_IN"/>
+        </w:rPr>
+      </w:r>
+      <w:r>
+        <w:rPr>
+          <w:b/>
+          <w:lang w:val="hi_IN" w:bidi="hi_IN"/>
+        </w:rPr>
         <w:t>"प्रिय"</w:t>
       </w:r>
       <w:r>
@@ -35697,6 +40677,21 @@
         <w:rPr>
           <w:lang w:val="hi_IN" w:bidi="hi_IN"/>
         </w:rPr>
+      </w:r>
+    </w:p>
+    <w:p>
+      <w:pPr/>
+      <w:r>
+        <w:rPr>
+          <w:lang w:val="hi_IN" w:bidi="hi_IN"/>
+        </w:rPr>
+      </w:r>
+      <w:r>
+        <w:rPr>
+          <w:b/>
+          <w:lang w:val="hi_IN" w:bidi="hi_IN"/>
+        </w:rPr>
+        <w:t>οὕτως στήκετε ἐν Κυρίῳ, ἀγαπητοί</w:t>
       </w:r>
     </w:p>
     <w:p>
@@ -35805,6 +40800,21 @@
           <w:b/>
           <w:lang w:val="hi_IN" w:bidi="hi_IN"/>
         </w:rPr>
+        <w:t>στήκετε</w:t>
+      </w:r>
+    </w:p>
+    <w:p>
+      <w:pPr/>
+      <w:r>
+        <w:rPr>
+          <w:lang w:val="hi_IN" w:bidi="hi_IN"/>
+        </w:rPr>
+      </w:r>
+      <w:r>
+        <w:rPr>
+          <w:b/>
+          <w:lang w:val="hi_IN" w:bidi="hi_IN"/>
+        </w:rPr>
         <w:t>"स्थिर रहो"</w:t>
       </w:r>
     </w:p>
@@ -35901,6 +40911,21 @@
           <w:b/>
           <w:lang w:val="hi_IN" w:bidi="hi_IN"/>
         </w:rPr>
+        <w:t>στήκετε</w:t>
+      </w:r>
+    </w:p>
+    <w:p>
+      <w:pPr/>
+      <w:r>
+        <w:rPr>
+          <w:lang w:val="hi_IN" w:bidi="hi_IN"/>
+        </w:rPr>
+      </w:r>
+      <w:r>
+        <w:rPr>
+          <w:b/>
+          <w:lang w:val="hi_IN" w:bidi="hi_IN"/>
+        </w:rPr>
         <w:t>"स्थिर रहो"</w:t>
       </w:r>
     </w:p>
@@ -35997,6 +41022,21 @@
           <w:b/>
           <w:lang w:val="hi_IN" w:bidi="hi_IN"/>
         </w:rPr>
+        <w:t>οὕτως στήκετε ἐν Κυρίῳ</w:t>
+      </w:r>
+    </w:p>
+    <w:p>
+      <w:pPr/>
+      <w:r>
+        <w:rPr>
+          <w:lang w:val="hi_IN" w:bidi="hi_IN"/>
+        </w:rPr>
+      </w:r>
+      <w:r>
+        <w:rPr>
+          <w:b/>
+          <w:lang w:val="hi_IN" w:bidi="hi_IN"/>
+        </w:rPr>
         <w:t>"प्रभु में इसी प्रकार स्थिर रहो"</w:t>
       </w:r>
     </w:p>
@@ -36060,6 +41100,21 @@
           <w:b/>
           <w:lang w:val="hi_IN" w:bidi="hi_IN"/>
         </w:rPr>
+        <w:t>Εὐοδίαν &amp; Συντύχην</w:t>
+      </w:r>
+    </w:p>
+    <w:p>
+      <w:pPr/>
+      <w:r>
+        <w:rPr>
+          <w:lang w:val="hi_IN" w:bidi="hi_IN"/>
+        </w:rPr>
+      </w:r>
+      <w:r>
+        <w:rPr>
+          <w:b/>
+          <w:lang w:val="hi_IN" w:bidi="hi_IN"/>
+        </w:rPr>
         <w:t>""</w:t>
       </w:r>
     </w:p>
@@ -36169,6 +41224,21 @@
           <w:b/>
           <w:lang w:val="hi_IN" w:bidi="hi_IN"/>
         </w:rPr>
+        <w:t>σέ</w:t>
+      </w:r>
+    </w:p>
+    <w:p>
+      <w:pPr/>
+      <w:r>
+        <w:rPr>
+          <w:lang w:val="hi_IN" w:bidi="hi_IN"/>
+        </w:rPr>
+      </w:r>
+      <w:r>
+        <w:rPr>
+          <w:b/>
+          <w:lang w:val="hi_IN" w:bidi="hi_IN"/>
+        </w:rPr>
         <w:t>""</w:t>
       </w:r>
     </w:p>
@@ -36291,6 +41361,21 @@
           <w:b/>
           <w:lang w:val="hi_IN" w:bidi="hi_IN"/>
         </w:rPr>
+        <w:t>γνήσιε σύνζυγε</w:t>
+      </w:r>
+    </w:p>
+    <w:p>
+      <w:pPr/>
+      <w:r>
+        <w:rPr>
+          <w:lang w:val="hi_IN" w:bidi="hi_IN"/>
+        </w:rPr>
+      </w:r>
+      <w:r>
+        <w:rPr>
+          <w:b/>
+          <w:lang w:val="hi_IN" w:bidi="hi_IN"/>
+        </w:rPr>
         <w:t>""</w:t>
       </w:r>
     </w:p>
@@ -36387,6 +41472,21 @@
           <w:b/>
           <w:lang w:val="hi_IN" w:bidi="hi_IN"/>
         </w:rPr>
+        <w:t>αἵτινες ἐν τῷ εὐαγγελίῳ συνήθλησάν μοι</w:t>
+      </w:r>
+    </w:p>
+    <w:p>
+      <w:pPr/>
+      <w:r>
+        <w:rPr>
+          <w:lang w:val="hi_IN" w:bidi="hi_IN"/>
+        </w:rPr>
+      </w:r>
+      <w:r>
+        <w:rPr>
+          <w:b/>
+          <w:lang w:val="hi_IN" w:bidi="hi_IN"/>
+        </w:rPr>
         <w:t>"मेरे"</w:t>
       </w:r>
       <w:r>
@@ -36495,6 +41595,21 @@
         <w:rPr>
           <w:lang w:val="hi_IN" w:bidi="hi_IN"/>
         </w:rPr>
+      </w:r>
+    </w:p>
+    <w:p>
+      <w:pPr/>
+      <w:r>
+        <w:rPr>
+          <w:lang w:val="hi_IN" w:bidi="hi_IN"/>
+        </w:rPr>
+      </w:r>
+      <w:r>
+        <w:rPr>
+          <w:b/>
+          <w:lang w:val="hi_IN" w:bidi="hi_IN"/>
+        </w:rPr>
+        <w:t>τῷ εὐαγγελίῳ</w:t>
       </w:r>
     </w:p>
     <w:p>
@@ -36699,6 +41814,21 @@
           <w:b/>
           <w:lang w:val="hi_IN" w:bidi="hi_IN"/>
         </w:rPr>
+        <w:t>Κλήμεντος</w:t>
+      </w:r>
+    </w:p>
+    <w:p>
+      <w:pPr/>
+      <w:r>
+        <w:rPr>
+          <w:lang w:val="hi_IN" w:bidi="hi_IN"/>
+        </w:rPr>
+      </w:r>
+      <w:r>
+        <w:rPr>
+          <w:b/>
+          <w:lang w:val="hi_IN" w:bidi="hi_IN"/>
+        </w:rPr>
         <w:t>""</w:t>
       </w:r>
     </w:p>
@@ -36775,6 +41905,21 @@
         <w:rPr>
           <w:lang w:val="hi_IN" w:bidi="hi_IN"/>
         </w:rPr>
+      </w:r>
+    </w:p>
+    <w:p>
+      <w:pPr/>
+      <w:r>
+        <w:rPr>
+          <w:lang w:val="hi_IN" w:bidi="hi_IN"/>
+        </w:rPr>
+      </w:r>
+      <w:r>
+        <w:rPr>
+          <w:b/>
+          <w:lang w:val="hi_IN" w:bidi="hi_IN"/>
+        </w:rPr>
+        <w:t>ὧν τὰ ὀνόματα ἐν βίβλῳ ζωῆς</w:t>
       </w:r>
     </w:p>
     <w:p>
@@ -36946,6 +42091,21 @@
           <w:b/>
           <w:lang w:val="hi_IN" w:bidi="hi_IN"/>
         </w:rPr>
+        <w:t>χαίρετε ἐν Κυρίῳ πάντοτε, πάλιν ἐρῶ, χαίρετε!</w:t>
+      </w:r>
+    </w:p>
+    <w:p>
+      <w:pPr/>
+      <w:r>
+        <w:rPr>
+          <w:lang w:val="hi_IN" w:bidi="hi_IN"/>
+        </w:rPr>
+      </w:r>
+      <w:r>
+        <w:rPr>
+          <w:b/>
+          <w:lang w:val="hi_IN" w:bidi="hi_IN"/>
+        </w:rPr>
         <w:t>"प्रभु में सदा आनन्दित रहो मैं फिर कहता हूँ, आनन्दित रहो"</w:t>
       </w:r>
     </w:p>
@@ -37042,6 +42202,21 @@
           <w:b/>
           <w:lang w:val="hi_IN" w:bidi="hi_IN"/>
         </w:rPr>
+        <w:t>τὸ ἐπιεικὲς ὑμῶν γνωσθήτω</w:t>
+      </w:r>
+    </w:p>
+    <w:p>
+      <w:pPr/>
+      <w:r>
+        <w:rPr>
+          <w:lang w:val="hi_IN" w:bidi="hi_IN"/>
+        </w:rPr>
+      </w:r>
+      <w:r>
+        <w:rPr>
+          <w:b/>
+          <w:lang w:val="hi_IN" w:bidi="hi_IN"/>
+        </w:rPr>
         <w:t>"तुम्हारी कोमलता"</w:t>
       </w:r>
       <w:r>
@@ -37151,6 +42326,21 @@
           <w:b/>
           <w:lang w:val="hi_IN" w:bidi="hi_IN"/>
         </w:rPr>
+        <w:t>πᾶσιν ἀνθρώποις</w:t>
+      </w:r>
+    </w:p>
+    <w:p>
+      <w:pPr/>
+      <w:r>
+        <w:rPr>
+          <w:lang w:val="hi_IN" w:bidi="hi_IN"/>
+        </w:rPr>
+      </w:r>
+      <w:r>
+        <w:rPr>
+          <w:b/>
+          <w:lang w:val="hi_IN" w:bidi="hi_IN"/>
+        </w:rPr>
         <w:t>"सब मनुष्यों पर"</w:t>
       </w:r>
     </w:p>
@@ -37247,6 +42437,21 @@
           <w:b/>
           <w:lang w:val="hi_IN" w:bidi="hi_IN"/>
         </w:rPr>
+        <w:t>ὁ Κύριος ἐγγύς</w:t>
+      </w:r>
+    </w:p>
+    <w:p>
+      <w:pPr/>
+      <w:r>
+        <w:rPr>
+          <w:lang w:val="hi_IN" w:bidi="hi_IN"/>
+        </w:rPr>
+      </w:r>
+      <w:r>
+        <w:rPr>
+          <w:b/>
+          <w:lang w:val="hi_IN" w:bidi="hi_IN"/>
+        </w:rPr>
         <w:t>""</w:t>
       </w:r>
     </w:p>
@@ -37323,6 +42528,21 @@
           <w:b/>
           <w:lang w:val="hi_IN" w:bidi="hi_IN"/>
         </w:rPr>
+        <w:t>μηδὲν μεριμνᾶτε</w:t>
+      </w:r>
+    </w:p>
+    <w:p>
+      <w:pPr/>
+      <w:r>
+        <w:rPr>
+          <w:lang w:val="hi_IN" w:bidi="hi_IN"/>
+        </w:rPr>
+      </w:r>
+      <w:r>
+        <w:rPr>
+          <w:b/>
+          <w:lang w:val="hi_IN" w:bidi="hi_IN"/>
+        </w:rPr>
         <w:t>"किसी भी बात की चिन्ता मत करो"</w:t>
       </w:r>
     </w:p>
@@ -37419,6 +42639,21 @@
           <w:b/>
           <w:lang w:val="hi_IN" w:bidi="hi_IN"/>
         </w:rPr>
+        <w:t>ἀλλ’</w:t>
+      </w:r>
+    </w:p>
+    <w:p>
+      <w:pPr/>
+      <w:r>
+        <w:rPr>
+          <w:lang w:val="hi_IN" w:bidi="hi_IN"/>
+        </w:rPr>
+      </w:r>
+      <w:r>
+        <w:rPr>
+          <w:b/>
+          <w:lang w:val="hi_IN" w:bidi="hi_IN"/>
+        </w:rPr>
         <w:t>""</w:t>
       </w:r>
     </w:p>
@@ -37521,6 +42756,21 @@
           <w:b/>
           <w:lang w:val="hi_IN" w:bidi="hi_IN"/>
         </w:rPr>
+        <w:t>ἐν παντὶ</w:t>
+      </w:r>
+    </w:p>
+    <w:p>
+      <w:pPr/>
+      <w:r>
+        <w:rPr>
+          <w:lang w:val="hi_IN" w:bidi="hi_IN"/>
+        </w:rPr>
+      </w:r>
+      <w:r>
+        <w:rPr>
+          <w:b/>
+          <w:lang w:val="hi_IN" w:bidi="hi_IN"/>
+        </w:rPr>
         <w:t>"हर एक बात में"</w:t>
       </w:r>
     </w:p>
@@ -37617,6 +42867,21 @@
           <w:b/>
           <w:lang w:val="hi_IN" w:bidi="hi_IN"/>
         </w:rPr>
+        <w:t>τῇ προσευχῇ καὶ τῇ δεήσει</w:t>
+      </w:r>
+    </w:p>
+    <w:p>
+      <w:pPr/>
+      <w:r>
+        <w:rPr>
+          <w:lang w:val="hi_IN" w:bidi="hi_IN"/>
+        </w:rPr>
+      </w:r>
+      <w:r>
+        <w:rPr>
+          <w:b/>
+          <w:lang w:val="hi_IN" w:bidi="hi_IN"/>
+        </w:rPr>
         <w:t>"प्रार्थना और विनती"</w:t>
       </w:r>
     </w:p>
@@ -37726,6 +42991,21 @@
           <w:b/>
           <w:lang w:val="hi_IN" w:bidi="hi_IN"/>
         </w:rPr>
+        <w:t>τῇ προσευχῇ καὶ τῇ δεήσει</w:t>
+      </w:r>
+    </w:p>
+    <w:p>
+      <w:pPr/>
+      <w:r>
+        <w:rPr>
+          <w:lang w:val="hi_IN" w:bidi="hi_IN"/>
+        </w:rPr>
+      </w:r>
+      <w:r>
+        <w:rPr>
+          <w:b/>
+          <w:lang w:val="hi_IN" w:bidi="hi_IN"/>
+        </w:rPr>
         <w:t>"प्रार्थना और विनती"</w:t>
       </w:r>
     </w:p>
@@ -37835,6 +43115,21 @@
           <w:b/>
           <w:lang w:val="hi_IN" w:bidi="hi_IN"/>
         </w:rPr>
+        <w:t>τῇ προσευχῇ καὶ τῇ δεήσει</w:t>
+      </w:r>
+    </w:p>
+    <w:p>
+      <w:pPr/>
+      <w:r>
+        <w:rPr>
+          <w:lang w:val="hi_IN" w:bidi="hi_IN"/>
+        </w:rPr>
+      </w:r>
+      <w:r>
+        <w:rPr>
+          <w:b/>
+          <w:lang w:val="hi_IN" w:bidi="hi_IN"/>
+        </w:rPr>
         <w:t>"प्रार्थना और विनती"</w:t>
       </w:r>
     </w:p>
@@ -37944,6 +43239,21 @@
           <w:b/>
           <w:lang w:val="hi_IN" w:bidi="hi_IN"/>
         </w:rPr>
+        <w:t>μετὰ εὐχαριστίας</w:t>
+      </w:r>
+    </w:p>
+    <w:p>
+      <w:pPr/>
+      <w:r>
+        <w:rPr>
+          <w:lang w:val="hi_IN" w:bidi="hi_IN"/>
+        </w:rPr>
+      </w:r>
+      <w:r>
+        <w:rPr>
+          <w:b/>
+          <w:lang w:val="hi_IN" w:bidi="hi_IN"/>
+        </w:rPr>
         <w:t>"धन्यवाद के साथ"</w:t>
       </w:r>
     </w:p>
@@ -38053,6 +43363,21 @@
           <w:b/>
           <w:lang w:val="hi_IN" w:bidi="hi_IN"/>
         </w:rPr>
+        <w:t>τὰ αἰτήματα ὑμῶν γνωριζέσθω</w:t>
+      </w:r>
+    </w:p>
+    <w:p>
+      <w:pPr/>
+      <w:r>
+        <w:rPr>
+          <w:lang w:val="hi_IN" w:bidi="hi_IN"/>
+        </w:rPr>
+      </w:r>
+      <w:r>
+        <w:rPr>
+          <w:b/>
+          <w:lang w:val="hi_IN" w:bidi="hi_IN"/>
+        </w:rPr>
         <w:t>"तुम्हारे निवेदन,"</w:t>
       </w:r>
       <w:r>
@@ -38175,6 +43500,21 @@
           <w:b/>
           <w:lang w:val="hi_IN" w:bidi="hi_IN"/>
         </w:rPr>
+        <w:t>τὰ αἰτήματα ὑμῶν γνωριζέσθω πρὸς τὸν Θεόν</w:t>
+      </w:r>
+    </w:p>
+    <w:p>
+      <w:pPr/>
+      <w:r>
+        <w:rPr>
+          <w:lang w:val="hi_IN" w:bidi="hi_IN"/>
+        </w:rPr>
+      </w:r>
+      <w:r>
+        <w:rPr>
+          <w:b/>
+          <w:lang w:val="hi_IN" w:bidi="hi_IN"/>
+        </w:rPr>
         <w:t>""</w:t>
       </w:r>
     </w:p>
@@ -38284,6 +43624,21 @@
           <w:b/>
           <w:lang w:val="hi_IN" w:bidi="hi_IN"/>
         </w:rPr>
+        <w:t>καὶ</w:t>
+      </w:r>
+    </w:p>
+    <w:p>
+      <w:pPr/>
+      <w:r>
+        <w:rPr>
+          <w:lang w:val="hi_IN" w:bidi="hi_IN"/>
+        </w:rPr>
+      </w:r>
+      <w:r>
+        <w:rPr>
+          <w:b/>
+          <w:lang w:val="hi_IN" w:bidi="hi_IN"/>
+        </w:rPr>
         <w:t>"तब"</w:t>
       </w:r>
     </w:p>
@@ -38469,6 +43824,21 @@
           <w:b/>
           <w:lang w:val="hi_IN" w:bidi="hi_IN"/>
         </w:rPr>
+        <w:t>Θεοῦ ἡ ὑπερέχουσα πάντα νοῦν</w:t>
+      </w:r>
+    </w:p>
+    <w:p>
+      <w:pPr/>
+      <w:r>
+        <w:rPr>
+          <w:lang w:val="hi_IN" w:bidi="hi_IN"/>
+        </w:rPr>
+      </w:r>
+      <w:r>
+        <w:rPr>
+          <w:b/>
+          <w:lang w:val="hi_IN" w:bidi="hi_IN"/>
+        </w:rPr>
         <w:t>"परमेश्वर की"</w:t>
       </w:r>
       <w:r>
@@ -38578,6 +43948,21 @@
           <w:b/>
           <w:lang w:val="hi_IN" w:bidi="hi_IN"/>
         </w:rPr>
+        <w:t>ἡ ὑπερέχουσα πάντα νοῦν</w:t>
+      </w:r>
+    </w:p>
+    <w:p>
+      <w:pPr/>
+      <w:r>
+        <w:rPr>
+          <w:lang w:val="hi_IN" w:bidi="hi_IN"/>
+        </w:rPr>
+      </w:r>
+      <w:r>
+        <w:rPr>
+          <w:b/>
+          <w:lang w:val="hi_IN" w:bidi="hi_IN"/>
+        </w:rPr>
         <w:t>""</w:t>
       </w:r>
     </w:p>
@@ -38654,6 +44039,21 @@
           <w:b/>
           <w:lang w:val="hi_IN" w:bidi="hi_IN"/>
         </w:rPr>
+        <w:t>ἡ ὑπερέχουσα πάντα νοῦν</w:t>
+      </w:r>
+    </w:p>
+    <w:p>
+      <w:pPr/>
+      <w:r>
+        <w:rPr>
+          <w:lang w:val="hi_IN" w:bidi="hi_IN"/>
+        </w:rPr>
+      </w:r>
+      <w:r>
+        <w:rPr>
+          <w:b/>
+          <w:lang w:val="hi_IN" w:bidi="hi_IN"/>
+        </w:rPr>
         <w:t>"सारी समझ बिलकुल परे है"</w:t>
       </w:r>
     </w:p>
@@ -38749,6 +44149,21 @@
         <w:rPr>
           <w:lang w:val="hi_IN" w:bidi="hi_IN"/>
         </w:rPr>
+      </w:r>
+    </w:p>
+    <w:p>
+      <w:pPr/>
+      <w:r>
+        <w:rPr>
+          <w:lang w:val="hi_IN" w:bidi="hi_IN"/>
+        </w:rPr>
+      </w:r>
+      <w:r>
+        <w:rPr>
+          <w:b/>
+          <w:lang w:val="hi_IN" w:bidi="hi_IN"/>
+        </w:rPr>
+        <w:t>φρουρήσει τὰς καρδίας ὑμῶν καὶ τὰ νοήματα ὑμῶν</w:t>
       </w:r>
     </w:p>
     <w:p>
@@ -38979,6 +44394,21 @@
           <w:b/>
           <w:lang w:val="hi_IN" w:bidi="hi_IN"/>
         </w:rPr>
+        <w:t>τὸ λοιπόν</w:t>
+      </w:r>
+    </w:p>
+    <w:p>
+      <w:pPr/>
+      <w:r>
+        <w:rPr>
+          <w:lang w:val="hi_IN" w:bidi="hi_IN"/>
+        </w:rPr>
+      </w:r>
+      <w:r>
+        <w:rPr>
+          <w:b/>
+          <w:lang w:val="hi_IN" w:bidi="hi_IN"/>
+        </w:rPr>
         <w:t>""</w:t>
       </w:r>
     </w:p>
@@ -39136,6 +44566,21 @@
           <w:b/>
           <w:lang w:val="hi_IN" w:bidi="hi_IN"/>
         </w:rPr>
+        <w:t>ὅσα ἐστὶν ἀληθῆ, ὅσα σεμνά, ὅσα δίκαια, ὅσα ἁγνά, ὅσα προσφιλῆ, ὅσα εὔφημα</w:t>
+      </w:r>
+    </w:p>
+    <w:p>
+      <w:pPr/>
+      <w:r>
+        <w:rPr>
+          <w:lang w:val="hi_IN" w:bidi="hi_IN"/>
+        </w:rPr>
+      </w:r>
+      <w:r>
+        <w:rPr>
+          <w:b/>
+          <w:lang w:val="hi_IN" w:bidi="hi_IN"/>
+        </w:rPr>
         <w:t>"सत्य हैं, बातें आदरणीय"</w:t>
       </w:r>
       <w:r>
@@ -39297,6 +44742,21 @@
           <w:b/>
           <w:lang w:val="hi_IN" w:bidi="hi_IN"/>
         </w:rPr>
+        <w:t>ὅσα προσφιλῆ</w:t>
+      </w:r>
+    </w:p>
+    <w:p>
+      <w:pPr/>
+      <w:r>
+        <w:rPr>
+          <w:lang w:val="hi_IN" w:bidi="hi_IN"/>
+        </w:rPr>
+      </w:r>
+      <w:r>
+        <w:rPr>
+          <w:b/>
+          <w:lang w:val="hi_IN" w:bidi="hi_IN"/>
+        </w:rPr>
         <w:t>""</w:t>
       </w:r>
     </w:p>
@@ -39360,6 +44820,21 @@
           <w:b/>
           <w:lang w:val="hi_IN" w:bidi="hi_IN"/>
         </w:rPr>
+        <w:t>ὅσα εὔφημα</w:t>
+      </w:r>
+    </w:p>
+    <w:p>
+      <w:pPr/>
+      <w:r>
+        <w:rPr>
+          <w:lang w:val="hi_IN" w:bidi="hi_IN"/>
+        </w:rPr>
+      </w:r>
+      <w:r>
+        <w:rPr>
+          <w:b/>
+          <w:lang w:val="hi_IN" w:bidi="hi_IN"/>
+        </w:rPr>
         <w:t>""</w:t>
       </w:r>
     </w:p>
@@ -39423,6 +44898,21 @@
           <w:b/>
           <w:lang w:val="hi_IN" w:bidi="hi_IN"/>
         </w:rPr>
+        <w:t>εἴ τις ἀρετὴ</w:t>
+      </w:r>
+    </w:p>
+    <w:p>
+      <w:pPr/>
+      <w:r>
+        <w:rPr>
+          <w:lang w:val="hi_IN" w:bidi="hi_IN"/>
+        </w:rPr>
+      </w:r>
+      <w:r>
+        <w:rPr>
+          <w:b/>
+          <w:lang w:val="hi_IN" w:bidi="hi_IN"/>
+        </w:rPr>
         <w:t>""</w:t>
       </w:r>
     </w:p>
@@ -39486,6 +44976,21 @@
           <w:b/>
           <w:lang w:val="hi_IN" w:bidi="hi_IN"/>
         </w:rPr>
+        <w:t>εἴ τις ἔπαινος</w:t>
+      </w:r>
+    </w:p>
+    <w:p>
+      <w:pPr/>
+      <w:r>
+        <w:rPr>
+          <w:lang w:val="hi_IN" w:bidi="hi_IN"/>
+        </w:rPr>
+      </w:r>
+      <w:r>
+        <w:rPr>
+          <w:b/>
+          <w:lang w:val="hi_IN" w:bidi="hi_IN"/>
+        </w:rPr>
         <w:t>""</w:t>
       </w:r>
     </w:p>
@@ -39549,6 +45054,21 @@
           <w:b/>
           <w:lang w:val="hi_IN" w:bidi="hi_IN"/>
         </w:rPr>
+        <w:t>λογίζεσθε</w:t>
+      </w:r>
+    </w:p>
+    <w:p>
+      <w:pPr/>
+      <w:r>
+        <w:rPr>
+          <w:lang w:val="hi_IN" w:bidi="hi_IN"/>
+        </w:rPr>
+      </w:r>
+      <w:r>
+        <w:rPr>
+          <w:b/>
+          <w:lang w:val="hi_IN" w:bidi="hi_IN"/>
+        </w:rPr>
         <w:t>"ध्यान लगाया करो"</w:t>
       </w:r>
     </w:p>
@@ -39645,6 +45165,21 @@
           <w:b/>
           <w:lang w:val="hi_IN" w:bidi="hi_IN"/>
         </w:rPr>
+        <w:t>ἃ καὶ ἐμάθετε καὶ παρελάβετε, καὶ ἠκούσατε καὶ εἴδετε, ἐν ἐμοί</w:t>
+      </w:r>
+    </w:p>
+    <w:p>
+      <w:pPr/>
+      <w:r>
+        <w:rPr>
+          <w:lang w:val="hi_IN" w:bidi="hi_IN"/>
+        </w:rPr>
+      </w:r>
+      <w:r>
+        <w:rPr>
+          <w:b/>
+          <w:lang w:val="hi_IN" w:bidi="hi_IN"/>
+        </w:rPr>
         <w:t>""</w:t>
       </w:r>
     </w:p>
@@ -39708,6 +45243,21 @@
           <w:b/>
           <w:lang w:val="hi_IN" w:bidi="hi_IN"/>
         </w:rPr>
+        <w:t>ἃ καὶ ἐμάθετε καὶ παρελάβετε</w:t>
+      </w:r>
+    </w:p>
+    <w:p>
+      <w:pPr/>
+      <w:r>
+        <w:rPr>
+          <w:lang w:val="hi_IN" w:bidi="hi_IN"/>
+        </w:rPr>
+      </w:r>
+      <w:r>
+        <w:rPr>
+          <w:b/>
+          <w:lang w:val="hi_IN" w:bidi="hi_IN"/>
+        </w:rPr>
         <w:t>"जो बातें तुम ने"</w:t>
       </w:r>
       <w:r>
@@ -39830,6 +45380,21 @@
           <w:b/>
           <w:lang w:val="hi_IN" w:bidi="hi_IN"/>
         </w:rPr>
+        <w:t>ταῦτα πράσσετε</w:t>
+      </w:r>
+    </w:p>
+    <w:p>
+      <w:pPr/>
+      <w:r>
+        <w:rPr>
+          <w:lang w:val="hi_IN" w:bidi="hi_IN"/>
+        </w:rPr>
+      </w:r>
+      <w:r>
+        <w:rPr>
+          <w:b/>
+          <w:lang w:val="hi_IN" w:bidi="hi_IN"/>
+        </w:rPr>
         <w:t>"उन्हीं का पालन किया"</w:t>
       </w:r>
     </w:p>
@@ -39893,6 +45458,21 @@
           <w:b/>
           <w:lang w:val="hi_IN" w:bidi="hi_IN"/>
         </w:rPr>
+        <w:t>πράσσετε</w:t>
+      </w:r>
+    </w:p>
+    <w:p>
+      <w:pPr/>
+      <w:r>
+        <w:rPr>
+          <w:lang w:val="hi_IN" w:bidi="hi_IN"/>
+        </w:rPr>
+      </w:r>
+      <w:r>
+        <w:rPr>
+          <w:b/>
+          <w:lang w:val="hi_IN" w:bidi="hi_IN"/>
+        </w:rPr>
         <w:t>"पालन किया"</w:t>
       </w:r>
     </w:p>
@@ -39989,6 +45569,21 @@
           <w:b/>
           <w:lang w:val="hi_IN" w:bidi="hi_IN"/>
         </w:rPr>
+        <w:t>καὶ</w:t>
+      </w:r>
+    </w:p>
+    <w:p>
+      <w:pPr/>
+      <w:r>
+        <w:rPr>
+          <w:lang w:val="hi_IN" w:bidi="hi_IN"/>
+        </w:rPr>
+      </w:r>
+      <w:r>
+        <w:rPr>
+          <w:b/>
+          <w:lang w:val="hi_IN" w:bidi="hi_IN"/>
+        </w:rPr>
         <w:t>"तब"</w:t>
       </w:r>
     </w:p>
@@ -40085,6 +45680,21 @@
           <w:b/>
           <w:lang w:val="hi_IN" w:bidi="hi_IN"/>
         </w:rPr>
+        <w:t>ὁ Θεὸς τῆς εἰρήνης</w:t>
+      </w:r>
+    </w:p>
+    <w:p>
+      <w:pPr/>
+      <w:r>
+        <w:rPr>
+          <w:lang w:val="hi_IN" w:bidi="hi_IN"/>
+        </w:rPr>
+      </w:r>
+      <w:r>
+        <w:rPr>
+          <w:b/>
+          <w:lang w:val="hi_IN" w:bidi="hi_IN"/>
+        </w:rPr>
         <w:t>"परमेश्वर जो शान्ति का"</w:t>
       </w:r>
     </w:p>
@@ -40147,6 +45757,21 @@
         <w:rPr>
           <w:lang w:val="hi_IN" w:bidi="hi_IN"/>
         </w:rPr>
+      </w:r>
+    </w:p>
+    <w:p>
+      <w:pPr/>
+      <w:r>
+        <w:rPr>
+          <w:lang w:val="hi_IN" w:bidi="hi_IN"/>
+        </w:rPr>
+      </w:r>
+      <w:r>
+        <w:rPr>
+          <w:b/>
+          <w:lang w:val="hi_IN" w:bidi="hi_IN"/>
+        </w:rPr>
+        <w:t>καὶ ὁ Θεὸς τῆς εἰρήνης ἔσται μεθ’ ὑμῶν</w:t>
       </w:r>
     </w:p>
     <w:p>
@@ -40351,6 +45976,21 @@
           <w:b/>
           <w:lang w:val="hi_IN" w:bidi="hi_IN"/>
         </w:rPr>
+        <w:t>ὅτι ἤδη ποτὲ ἀνεθάλετε τὸ ὑπὲρ ἐμοῦ φρονεῖν</w:t>
+      </w:r>
+    </w:p>
+    <w:p>
+      <w:pPr/>
+      <w:r>
+        <w:rPr>
+          <w:lang w:val="hi_IN" w:bidi="hi_IN"/>
+        </w:rPr>
+      </w:r>
+      <w:r>
+        <w:rPr>
+          <w:b/>
+          <w:lang w:val="hi_IN" w:bidi="hi_IN"/>
+        </w:rPr>
         <w:t>"कि अब इतने दिनों के बाद तुम्हारा विचार मेरे विषय"</w:t>
       </w:r>
       <w:r>
@@ -40427,6 +46067,21 @@
           <w:b/>
           <w:lang w:val="hi_IN" w:bidi="hi_IN"/>
         </w:rPr>
+        <w:t>ἐφ’ ᾧ καὶ ἐφρονεῖτε</w:t>
+      </w:r>
+    </w:p>
+    <w:p>
+      <w:pPr/>
+      <w:r>
+        <w:rPr>
+          <w:lang w:val="hi_IN" w:bidi="hi_IN"/>
+        </w:rPr>
+      </w:r>
+      <w:r>
+        <w:rPr>
+          <w:b/>
+          <w:lang w:val="hi_IN" w:bidi="hi_IN"/>
+        </w:rPr>
         <w:t>"तुम्हें में भी इसका विचार था"</w:t>
       </w:r>
     </w:p>
@@ -40490,6 +46145,21 @@
           <w:b/>
           <w:lang w:val="hi_IN" w:bidi="hi_IN"/>
         </w:rPr>
+        <w:t>ἠκαιρεῖσθε δέ</w:t>
+      </w:r>
+    </w:p>
+    <w:p>
+      <w:pPr/>
+      <w:r>
+        <w:rPr>
+          <w:lang w:val="hi_IN" w:bidi="hi_IN"/>
+        </w:rPr>
+      </w:r>
+      <w:r>
+        <w:rPr>
+          <w:b/>
+          <w:lang w:val="hi_IN" w:bidi="hi_IN"/>
+        </w:rPr>
         <w:t>"पर तुम्हें अवसर न"</w:t>
       </w:r>
     </w:p>
@@ -40573,6 +46243,21 @@
           <w:b/>
           <w:lang w:val="hi_IN" w:bidi="hi_IN"/>
         </w:rPr>
+        <w:t>οὐχ ὅτι καθ’ ὑστέρησιν λέγω</w:t>
+      </w:r>
+    </w:p>
+    <w:p>
+      <w:pPr/>
+      <w:r>
+        <w:rPr>
+          <w:lang w:val="hi_IN" w:bidi="hi_IN"/>
+        </w:rPr>
+      </w:r>
+      <w:r>
+        <w:rPr>
+          <w:b/>
+          <w:lang w:val="hi_IN" w:bidi="hi_IN"/>
+        </w:rPr>
         <w:t>""</w:t>
       </w:r>
     </w:p>
@@ -40636,6 +46321,21 @@
           <w:b/>
           <w:lang w:val="hi_IN" w:bidi="hi_IN"/>
         </w:rPr>
+        <w:t>αὐτάρκης εἶναι</w:t>
+      </w:r>
+    </w:p>
+    <w:p>
+      <w:pPr/>
+      <w:r>
+        <w:rPr>
+          <w:lang w:val="hi_IN" w:bidi="hi_IN"/>
+        </w:rPr>
+      </w:r>
+      <w:r>
+        <w:rPr>
+          <w:b/>
+          <w:lang w:val="hi_IN" w:bidi="hi_IN"/>
+        </w:rPr>
         <w:t>""</w:t>
       </w:r>
     </w:p>
@@ -40699,6 +46399,21 @@
           <w:b/>
           <w:lang w:val="hi_IN" w:bidi="hi_IN"/>
         </w:rPr>
+        <w:t>ἐν οἷς εἰμι</w:t>
+      </w:r>
+    </w:p>
+    <w:p>
+      <w:pPr/>
+      <w:r>
+        <w:rPr>
+          <w:lang w:val="hi_IN" w:bidi="hi_IN"/>
+        </w:rPr>
+      </w:r>
+      <w:r>
+        <w:rPr>
+          <w:b/>
+          <w:lang w:val="hi_IN" w:bidi="hi_IN"/>
+        </w:rPr>
         <w:t>"मैंने"</w:t>
       </w:r>
       <w:r>
@@ -40808,6 +46523,21 @@
           <w:b/>
           <w:lang w:val="hi_IN" w:bidi="hi_IN"/>
         </w:rPr>
+        <w:t>οἶδα καὶ</w:t>
+      </w:r>
+    </w:p>
+    <w:p>
+      <w:pPr/>
+      <w:r>
+        <w:rPr>
+          <w:lang w:val="hi_IN" w:bidi="hi_IN"/>
+        </w:rPr>
+      </w:r>
+      <w:r>
+        <w:rPr>
+          <w:b/>
+          <w:lang w:val="hi_IN" w:bidi="hi_IN"/>
+        </w:rPr>
         <w:t>""</w:t>
       </w:r>
     </w:p>
@@ -40904,6 +46634,21 @@
           <w:b/>
           <w:lang w:val="hi_IN" w:bidi="hi_IN"/>
         </w:rPr>
+        <w:t>οἶδα καὶ ταπεινοῦσθαι, οἶδα καὶ περισσεύειν &amp; καὶ περισσεύειν καὶ ὑστερεῖσθαι</w:t>
+      </w:r>
+    </w:p>
+    <w:p>
+      <w:pPr/>
+      <w:r>
+        <w:rPr>
+          <w:lang w:val="hi_IN" w:bidi="hi_IN"/>
+        </w:rPr>
+      </w:r>
+      <w:r>
+        <w:rPr>
+          <w:b/>
+          <w:lang w:val="hi_IN" w:bidi="hi_IN"/>
+        </w:rPr>
         <w:t>"मैं दीन होना भी जानता हूँ और भी जानता हूँ;"</w:t>
       </w:r>
       <w:r>
@@ -41006,6 +46751,21 @@
           <w:b/>
           <w:lang w:val="hi_IN" w:bidi="hi_IN"/>
         </w:rPr>
+        <w:t>οἶδα καὶ ταπεινοῦσθαι, οἶδα καὶ περισσεύειν</w:t>
+      </w:r>
+    </w:p>
+    <w:p>
+      <w:pPr/>
+      <w:r>
+        <w:rPr>
+          <w:lang w:val="hi_IN" w:bidi="hi_IN"/>
+        </w:rPr>
+      </w:r>
+      <w:r>
+        <w:rPr>
+          <w:b/>
+          <w:lang w:val="hi_IN" w:bidi="hi_IN"/>
+        </w:rPr>
         <w:t>"मैं दीन होना भी जानता हूँ और भी जानता हूँ"</w:t>
       </w:r>
     </w:p>
@@ -41115,6 +46875,21 @@
           <w:b/>
           <w:lang w:val="hi_IN" w:bidi="hi_IN"/>
         </w:rPr>
+        <w:t>ταπεινοῦσθαι</w:t>
+      </w:r>
+    </w:p>
+    <w:p>
+      <w:pPr/>
+      <w:r>
+        <w:rPr>
+          <w:lang w:val="hi_IN" w:bidi="hi_IN"/>
+        </w:rPr>
+      </w:r>
+      <w:r>
+        <w:rPr>
+          <w:b/>
+          <w:lang w:val="hi_IN" w:bidi="hi_IN"/>
+        </w:rPr>
         <w:t>"दीन होना"</w:t>
       </w:r>
     </w:p>
@@ -41211,6 +46986,21 @@
           <w:b/>
           <w:lang w:val="hi_IN" w:bidi="hi_IN"/>
         </w:rPr>
+        <w:t>ταπεινοῦσθαι</w:t>
+      </w:r>
+    </w:p>
+    <w:p>
+      <w:pPr/>
+      <w:r>
+        <w:rPr>
+          <w:lang w:val="hi_IN" w:bidi="hi_IN"/>
+        </w:rPr>
+      </w:r>
+      <w:r>
+        <w:rPr>
+          <w:b/>
+          <w:lang w:val="hi_IN" w:bidi="hi_IN"/>
+        </w:rPr>
         <w:t>"दीन होना"</w:t>
       </w:r>
     </w:p>
@@ -41307,6 +47097,21 @@
           <w:b/>
           <w:lang w:val="hi_IN" w:bidi="hi_IN"/>
         </w:rPr>
+        <w:t>χορτάζεσθαι καὶ πεινᾶν</w:t>
+      </w:r>
+    </w:p>
+    <w:p>
+      <w:pPr/>
+      <w:r>
+        <w:rPr>
+          <w:lang w:val="hi_IN" w:bidi="hi_IN"/>
+        </w:rPr>
+      </w:r>
+      <w:r>
+        <w:rPr>
+          <w:b/>
+          <w:lang w:val="hi_IN" w:bidi="hi_IN"/>
+        </w:rPr>
         <w:t>"तृप्त होना, भूखा रहना"</w:t>
       </w:r>
     </w:p>
@@ -41390,6 +47195,21 @@
           <w:b/>
           <w:lang w:val="hi_IN" w:bidi="hi_IN"/>
         </w:rPr>
+        <w:t>χορτάζεσθαι καὶ πεινᾶν</w:t>
+      </w:r>
+    </w:p>
+    <w:p>
+      <w:pPr/>
+      <w:r>
+        <w:rPr>
+          <w:lang w:val="hi_IN" w:bidi="hi_IN"/>
+        </w:rPr>
+      </w:r>
+      <w:r>
+        <w:rPr>
+          <w:b/>
+          <w:lang w:val="hi_IN" w:bidi="hi_IN"/>
+        </w:rPr>
         <w:t>"तृप्त होना, भूखा रहना"</w:t>
       </w:r>
     </w:p>
@@ -41486,6 +47306,21 @@
           <w:b/>
           <w:lang w:val="hi_IN" w:bidi="hi_IN"/>
         </w:rPr>
+        <w:t>περισσεύειν καὶ ὑστερεῖσθαι</w:t>
+      </w:r>
+    </w:p>
+    <w:p>
+      <w:pPr/>
+      <w:r>
+        <w:rPr>
+          <w:lang w:val="hi_IN" w:bidi="hi_IN"/>
+        </w:rPr>
+      </w:r>
+      <w:r>
+        <w:rPr>
+          <w:b/>
+          <w:lang w:val="hi_IN" w:bidi="hi_IN"/>
+        </w:rPr>
         <w:t>""</w:t>
       </w:r>
     </w:p>
@@ -41569,6 +47404,21 @@
           <w:b/>
           <w:lang w:val="hi_IN" w:bidi="hi_IN"/>
         </w:rPr>
+        <w:t>περισσεύειν καὶ ὑστερεῖσθαι</w:t>
+      </w:r>
+    </w:p>
+    <w:p>
+      <w:pPr/>
+      <w:r>
+        <w:rPr>
+          <w:lang w:val="hi_IN" w:bidi="hi_IN"/>
+        </w:rPr>
+      </w:r>
+      <w:r>
+        <w:rPr>
+          <w:b/>
+          <w:lang w:val="hi_IN" w:bidi="hi_IN"/>
+        </w:rPr>
         <w:t>""</w:t>
       </w:r>
     </w:p>
@@ -41665,6 +47515,21 @@
           <w:b/>
           <w:lang w:val="hi_IN" w:bidi="hi_IN"/>
         </w:rPr>
+        <w:t>πάντα ἰσχύω ἐν τῷ ἐνδυναμοῦντί με</w:t>
+      </w:r>
+    </w:p>
+    <w:p>
+      <w:pPr/>
+      <w:r>
+        <w:rPr>
+          <w:lang w:val="hi_IN" w:bidi="hi_IN"/>
+        </w:rPr>
+      </w:r>
+      <w:r>
+        <w:rPr>
+          <w:b/>
+          <w:lang w:val="hi_IN" w:bidi="hi_IN"/>
+        </w:rPr>
         <w:t>""</w:t>
       </w:r>
     </w:p>
@@ -41741,6 +47606,21 @@
           <w:b/>
           <w:lang w:val="hi_IN" w:bidi="hi_IN"/>
         </w:rPr>
+        <w:t>πάντα ἰσχύω ἐν τῷ ἐνδυναμοῦντί με</w:t>
+      </w:r>
+    </w:p>
+    <w:p>
+      <w:pPr/>
+      <w:r>
+        <w:rPr>
+          <w:lang w:val="hi_IN" w:bidi="hi_IN"/>
+        </w:rPr>
+      </w:r>
+      <w:r>
+        <w:rPr>
+          <w:b/>
+          <w:lang w:val="hi_IN" w:bidi="hi_IN"/>
+        </w:rPr>
         <w:t>"जो मुझे सामर्थ्य देता है उसमें मैं सब कुछ कर सकता"</w:t>
       </w:r>
     </w:p>
@@ -41850,6 +47730,21 @@
           <w:b/>
           <w:lang w:val="hi_IN" w:bidi="hi_IN"/>
         </w:rPr>
+        <w:t>συνκοινωνήσαντές μου τῇ θλίψει</w:t>
+      </w:r>
+    </w:p>
+    <w:p>
+      <w:pPr/>
+      <w:r>
+        <w:rPr>
+          <w:lang w:val="hi_IN" w:bidi="hi_IN"/>
+        </w:rPr>
+      </w:r>
+      <w:r>
+        <w:rPr>
+          <w:b/>
+          <w:lang w:val="hi_IN" w:bidi="hi_IN"/>
+        </w:rPr>
         <w:t>""</w:t>
       </w:r>
     </w:p>
@@ -41946,6 +47841,21 @@
           <w:b/>
           <w:lang w:val="hi_IN" w:bidi="hi_IN"/>
         </w:rPr>
+        <w:t>μου τῇ θλίψει</w:t>
+      </w:r>
+    </w:p>
+    <w:p>
+      <w:pPr/>
+      <w:r>
+        <w:rPr>
+          <w:lang w:val="hi_IN" w:bidi="hi_IN"/>
+        </w:rPr>
+      </w:r>
+      <w:r>
+        <w:rPr>
+          <w:b/>
+          <w:lang w:val="hi_IN" w:bidi="hi_IN"/>
+        </w:rPr>
         <w:t>"मेरे क्लेश में मेरे"</w:t>
       </w:r>
     </w:p>
@@ -42055,6 +47965,21 @@
           <w:b/>
           <w:lang w:val="hi_IN" w:bidi="hi_IN"/>
         </w:rPr>
+        <w:t>μου τῇ θλίψει</w:t>
+      </w:r>
+    </w:p>
+    <w:p>
+      <w:pPr/>
+      <w:r>
+        <w:rPr>
+          <w:lang w:val="hi_IN" w:bidi="hi_IN"/>
+        </w:rPr>
+      </w:r>
+      <w:r>
+        <w:rPr>
+          <w:b/>
+          <w:lang w:val="hi_IN" w:bidi="hi_IN"/>
+        </w:rPr>
         <w:t>"मेरे क्लेश में मेरे"</w:t>
       </w:r>
     </w:p>
@@ -42104,6 +48029,21 @@
         <w:rPr>
           <w:lang w:val="hi_IN" w:bidi="hi_IN"/>
         </w:rPr>
+      </w:r>
+    </w:p>
+    <w:p>
+      <w:pPr/>
+      <w:r>
+        <w:rPr>
+          <w:lang w:val="hi_IN" w:bidi="hi_IN"/>
+        </w:rPr>
+      </w:r>
+      <w:r>
+        <w:rPr>
+          <w:b/>
+          <w:lang w:val="hi_IN" w:bidi="hi_IN"/>
+        </w:rPr>
+        <w:t>ἐν ἀρχῇ τοῦ εὐαγγελίου</w:t>
       </w:r>
     </w:p>
     <w:p>
@@ -42326,6 +48266,21 @@
           <w:b/>
           <w:lang w:val="hi_IN" w:bidi="hi_IN"/>
         </w:rPr>
+        <w:t>οὐδεμία μοι ἐκκλησία ἐκοινώνησεν εἰς λόγον δόσεως καὶ λήμψεως, εἰ μὴ ὑμεῖς μόνοι</w:t>
+      </w:r>
+    </w:p>
+    <w:p>
+      <w:pPr/>
+      <w:r>
+        <w:rPr>
+          <w:lang w:val="hi_IN" w:bidi="hi_IN"/>
+        </w:rPr>
+      </w:r>
+      <w:r>
+        <w:rPr>
+          <w:b/>
+          <w:lang w:val="hi_IN" w:bidi="hi_IN"/>
+        </w:rPr>
         <w:t>""</w:t>
       </w:r>
     </w:p>
@@ -42422,6 +48377,21 @@
           <w:b/>
           <w:lang w:val="hi_IN" w:bidi="hi_IN"/>
         </w:rPr>
+        <w:t>μοι &amp; ἐκοινώνησεν</w:t>
+      </w:r>
+    </w:p>
+    <w:p>
+      <w:pPr/>
+      <w:r>
+        <w:rPr>
+          <w:lang w:val="hi_IN" w:bidi="hi_IN"/>
+        </w:rPr>
+      </w:r>
+      <w:r>
+        <w:rPr>
+          <w:b/>
+          <w:lang w:val="hi_IN" w:bidi="hi_IN"/>
+        </w:rPr>
         <w:t>"मैंने"</w:t>
       </w:r>
       <w:r>
@@ -42531,6 +48501,21 @@
           <w:b/>
           <w:lang w:val="hi_IN" w:bidi="hi_IN"/>
         </w:rPr>
+        <w:t>εἰς λόγον δόσεως καὶ λήμψεως</w:t>
+      </w:r>
+    </w:p>
+    <w:p>
+      <w:pPr/>
+      <w:r>
+        <w:rPr>
+          <w:lang w:val="hi_IN" w:bidi="hi_IN"/>
+        </w:rPr>
+      </w:r>
+      <w:r>
+        <w:rPr>
+          <w:b/>
+          <w:lang w:val="hi_IN" w:bidi="hi_IN"/>
+        </w:rPr>
         <w:t>"कि"</w:t>
       </w:r>
       <w:r>
@@ -42646,6 +48631,21 @@
           <w:b/>
           <w:lang w:val="hi_IN" w:bidi="hi_IN"/>
         </w:rPr>
+        <w:t>ὅτι καὶ ἐν Θεσσαλονίκῃ</w:t>
+      </w:r>
+    </w:p>
+    <w:p>
+      <w:pPr/>
+      <w:r>
+        <w:rPr>
+          <w:lang w:val="hi_IN" w:bidi="hi_IN"/>
+        </w:rPr>
+      </w:r>
+      <w:r>
+        <w:rPr>
+          <w:b/>
+          <w:lang w:val="hi_IN" w:bidi="hi_IN"/>
+        </w:rPr>
         <w:t>"थिस्सलुनीके में भी"</w:t>
       </w:r>
       <w:r>
@@ -42722,6 +48722,21 @@
           <w:b/>
           <w:lang w:val="hi_IN" w:bidi="hi_IN"/>
         </w:rPr>
+        <w:t>καὶ ἅπαξ καὶ δὶς</w:t>
+      </w:r>
+    </w:p>
+    <w:p>
+      <w:pPr/>
+      <w:r>
+        <w:rPr>
+          <w:lang w:val="hi_IN" w:bidi="hi_IN"/>
+        </w:rPr>
+      </w:r>
+      <w:r>
+        <w:rPr>
+          <w:b/>
+          <w:lang w:val="hi_IN" w:bidi="hi_IN"/>
+        </w:rPr>
         <w:t>"इसी प्रकार"</w:t>
       </w:r>
       <w:r>
@@ -42844,6 +48859,21 @@
           <w:b/>
           <w:lang w:val="hi_IN" w:bidi="hi_IN"/>
         </w:rPr>
+        <w:t>εἰς τὴν χρείαν μοι ἐπέμψατε</w:t>
+      </w:r>
+    </w:p>
+    <w:p>
+      <w:pPr/>
+      <w:r>
+        <w:rPr>
+          <w:lang w:val="hi_IN" w:bidi="hi_IN"/>
+        </w:rPr>
+      </w:r>
+      <w:r>
+        <w:rPr>
+          <w:b/>
+          <w:lang w:val="hi_IN" w:bidi="hi_IN"/>
+        </w:rPr>
         <w:t>"मैं"</w:t>
       </w:r>
       <w:r>
@@ -42966,6 +48996,21 @@
           <w:b/>
           <w:lang w:val="hi_IN" w:bidi="hi_IN"/>
         </w:rPr>
+        <w:t>ἐπιζητῶ τὸν καρπὸν τὸν πλεονάζοντα εἰς λόγον ὑμῶν</w:t>
+      </w:r>
+    </w:p>
+    <w:p>
+      <w:pPr/>
+      <w:r>
+        <w:rPr>
+          <w:lang w:val="hi_IN" w:bidi="hi_IN"/>
+        </w:rPr>
+      </w:r>
+      <w:r>
+        <w:rPr>
+          <w:b/>
+          <w:lang w:val="hi_IN" w:bidi="hi_IN"/>
+        </w:rPr>
         <w:t>""</w:t>
       </w:r>
     </w:p>
@@ -43061,6 +49106,21 @@
         <w:rPr>
           <w:lang w:val="hi_IN" w:bidi="hi_IN"/>
         </w:rPr>
+      </w:r>
+    </w:p>
+    <w:p>
+      <w:pPr/>
+      <w:r>
+        <w:rPr>
+          <w:lang w:val="hi_IN" w:bidi="hi_IN"/>
+        </w:rPr>
+      </w:r>
+      <w:r>
+        <w:rPr>
+          <w:b/>
+          <w:lang w:val="hi_IN" w:bidi="hi_IN"/>
+        </w:rPr>
+        <w:t>ἀπέχω &amp; πάντα</w:t>
       </w:r>
     </w:p>
     <w:p>
@@ -43182,6 +49242,21 @@
           <w:b/>
           <w:lang w:val="hi_IN" w:bidi="hi_IN"/>
         </w:rPr>
+        <w:t>περισσεύω</w:t>
+      </w:r>
+    </w:p>
+    <w:p>
+      <w:pPr/>
+      <w:r>
+        <w:rPr>
+          <w:lang w:val="hi_IN" w:bidi="hi_IN"/>
+        </w:rPr>
+      </w:r>
+      <w:r>
+        <w:rPr>
+          <w:b/>
+          <w:lang w:val="hi_IN" w:bidi="hi_IN"/>
+        </w:rPr>
         <w:t>""</w:t>
       </w:r>
     </w:p>
@@ -43278,6 +49353,21 @@
           <w:b/>
           <w:lang w:val="hi_IN" w:bidi="hi_IN"/>
         </w:rPr>
+        <w:t>πεπλήρωμαι, δεξάμενος παρὰ Ἐπαφροδίτου τὰ παρ’ ὑμῶν</w:t>
+      </w:r>
+    </w:p>
+    <w:p>
+      <w:pPr/>
+      <w:r>
+        <w:rPr>
+          <w:lang w:val="hi_IN" w:bidi="hi_IN"/>
+        </w:rPr>
+      </w:r>
+      <w:r>
+        <w:rPr>
+          <w:b/>
+          <w:lang w:val="hi_IN" w:bidi="hi_IN"/>
+        </w:rPr>
         <w:t>""</w:t>
       </w:r>
     </w:p>
@@ -43340,6 +49430,21 @@
         <w:rPr>
           <w:lang w:val="hi_IN" w:bidi="hi_IN"/>
         </w:rPr>
+      </w:r>
+    </w:p>
+    <w:p>
+      <w:pPr/>
+      <w:r>
+        <w:rPr>
+          <w:lang w:val="hi_IN" w:bidi="hi_IN"/>
+        </w:rPr>
+      </w:r>
+      <w:r>
+        <w:rPr>
+          <w:b/>
+          <w:lang w:val="hi_IN" w:bidi="hi_IN"/>
+        </w:rPr>
+        <w:t>Ἐπαφροδίτου</w:t>
       </w:r>
     </w:p>
     <w:p>
@@ -43468,6 +49573,21 @@
           <w:b/>
           <w:lang w:val="hi_IN" w:bidi="hi_IN"/>
         </w:rPr>
+        <w:t>ὀσμὴν εὐωδίας, θυσίαν δεκτήν, εὐάρεστον τῷ Θεῷ</w:t>
+      </w:r>
+    </w:p>
+    <w:p>
+      <w:pPr/>
+      <w:r>
+        <w:rPr>
+          <w:lang w:val="hi_IN" w:bidi="hi_IN"/>
+        </w:rPr>
+      </w:r>
+      <w:r>
+        <w:rPr>
+          <w:b/>
+          <w:lang w:val="hi_IN" w:bidi="hi_IN"/>
+        </w:rPr>
         <w:t>""</w:t>
       </w:r>
     </w:p>
@@ -43577,6 +49697,21 @@
           <w:b/>
           <w:lang w:val="hi_IN" w:bidi="hi_IN"/>
         </w:rPr>
+        <w:t>πληρώσει πᾶσαν χρείαν ὑμῶν</w:t>
+      </w:r>
+    </w:p>
+    <w:p>
+      <w:pPr/>
+      <w:r>
+        <w:rPr>
+          <w:lang w:val="hi_IN" w:bidi="hi_IN"/>
+        </w:rPr>
+      </w:r>
+      <w:r>
+        <w:rPr>
+          <w:b/>
+          <w:lang w:val="hi_IN" w:bidi="hi_IN"/>
+        </w:rPr>
         <w:t>""</w:t>
       </w:r>
     </w:p>
@@ -43673,6 +49808,21 @@
           <w:b/>
           <w:lang w:val="hi_IN" w:bidi="hi_IN"/>
         </w:rPr>
+        <w:t>κατὰ τὸ πλοῦτος αὐτοῦ ἐν δόξῃ ἐν Χριστῷ Ἰησοῦ</w:t>
+      </w:r>
+    </w:p>
+    <w:p>
+      <w:pPr/>
+      <w:r>
+        <w:rPr>
+          <w:lang w:val="hi_IN" w:bidi="hi_IN"/>
+        </w:rPr>
+      </w:r>
+      <w:r>
+        <w:rPr>
+          <w:b/>
+          <w:lang w:val="hi_IN" w:bidi="hi_IN"/>
+        </w:rPr>
         <w:t>""</w:t>
       </w:r>
     </w:p>
@@ -43736,6 +49886,21 @@
           <w:b/>
           <w:lang w:val="hi_IN" w:bidi="hi_IN"/>
         </w:rPr>
+        <w:t>ἡμῶν</w:t>
+      </w:r>
+    </w:p>
+    <w:p>
+      <w:pPr/>
+      <w:r>
+        <w:rPr>
+          <w:lang w:val="hi_IN" w:bidi="hi_IN"/>
+        </w:rPr>
+      </w:r>
+      <w:r>
+        <w:rPr>
+          <w:b/>
+          <w:lang w:val="hi_IN" w:bidi="hi_IN"/>
+        </w:rPr>
         <w:t>""</w:t>
       </w:r>
     </w:p>
@@ -43825,6 +49990,21 @@
           <w:b/>
           <w:lang w:val="hi_IN" w:bidi="hi_IN"/>
         </w:rPr>
+        <w:t>ἀσπάσασθε</w:t>
+      </w:r>
+    </w:p>
+    <w:p>
+      <w:pPr/>
+      <w:r>
+        <w:rPr>
+          <w:lang w:val="hi_IN" w:bidi="hi_IN"/>
+        </w:rPr>
+      </w:r>
+      <w:r>
+        <w:rPr>
+          <w:b/>
+          <w:lang w:val="hi_IN" w:bidi="hi_IN"/>
+        </w:rPr>
         <w:t>""</w:t>
       </w:r>
     </w:p>
@@ -43874,6 +50054,21 @@
         <w:rPr>
           <w:lang w:val="hi_IN" w:bidi="hi_IN"/>
         </w:rPr>
+      </w:r>
+    </w:p>
+    <w:p>
+      <w:pPr/>
+      <w:r>
+        <w:rPr>
+          <w:lang w:val="hi_IN" w:bidi="hi_IN"/>
+        </w:rPr>
+      </w:r>
+      <w:r>
+        <w:rPr>
+          <w:b/>
+          <w:lang w:val="hi_IN" w:bidi="hi_IN"/>
+        </w:rPr>
+        <w:t>οἱ σὺν ἐμοὶ ἀδελφοί</w:t>
       </w:r>
     </w:p>
     <w:p>
@@ -43995,6 +50190,21 @@
           <w:b/>
           <w:lang w:val="hi_IN" w:bidi="hi_IN"/>
         </w:rPr>
+        <w:t>οἱ σὺν ἐμοὶ ἀδελφοί</w:t>
+      </w:r>
+    </w:p>
+    <w:p>
+      <w:pPr/>
+      <w:r>
+        <w:rPr>
+          <w:lang w:val="hi_IN" w:bidi="hi_IN"/>
+        </w:rPr>
+      </w:r>
+      <w:r>
+        <w:rPr>
+          <w:b/>
+          <w:lang w:val="hi_IN" w:bidi="hi_IN"/>
+        </w:rPr>
         <w:t>"जो भाई मेरे साथ हैं"</w:t>
       </w:r>
     </w:p>
@@ -44122,6 +50332,21 @@
           <w:b/>
           <w:lang w:val="hi_IN" w:bidi="hi_IN"/>
         </w:rPr>
+        <w:t>τῆς Καίσαρος οἰκίας</w:t>
+      </w:r>
+    </w:p>
+    <w:p>
+      <w:pPr/>
+      <w:r>
+        <w:rPr>
+          <w:lang w:val="hi_IN" w:bidi="hi_IN"/>
+        </w:rPr>
+      </w:r>
+      <w:r>
+        <w:rPr>
+          <w:b/>
+          <w:lang w:val="hi_IN" w:bidi="hi_IN"/>
+        </w:rPr>
         <w:t>""</w:t>
       </w:r>
     </w:p>
@@ -44198,6 +50423,21 @@
           <w:b/>
           <w:lang w:val="hi_IN" w:bidi="hi_IN"/>
         </w:rPr>
+        <w:t>μετὰ τοῦ πνεύματος ὑμῶν</w:t>
+      </w:r>
+    </w:p>
+    <w:p>
+      <w:pPr/>
+      <w:r>
+        <w:rPr>
+          <w:lang w:val="hi_IN" w:bidi="hi_IN"/>
+        </w:rPr>
+      </w:r>
+      <w:r>
+        <w:rPr>
+          <w:b/>
+          <w:lang w:val="hi_IN" w:bidi="hi_IN"/>
+        </w:rPr>
         <w:t>""</w:t>
       </w:r>
     </w:p>
@@ -44280,6 +50520,21 @@
         <w:rPr>
           <w:lang w:val="hi_IN" w:bidi="hi_IN"/>
         </w:rPr>
+      </w:r>
+    </w:p>
+    <w:p>
+      <w:pPr/>
+      <w:r>
+        <w:rPr>
+          <w:lang w:val="hi_IN" w:bidi="hi_IN"/>
+        </w:rPr>
+      </w:r>
+      <w:r>
+        <w:rPr>
+          <w:b/>
+          <w:lang w:val="hi_IN" w:bidi="hi_IN"/>
+        </w:rPr>
+        <w:t>ἡ χάρις τοῦ Κυρίου Ἰησοῦ Χριστοῦ μετὰ τοῦ πνεύματος ὑμῶν</w:t>
       </w:r>
     </w:p>
     <w:p>

--- a/hin/docx/50.content.docx
+++ b/hin/docx/50.content.docx
@@ -28,49 +28,15 @@
       </w:r>
     </w:p>
     <w:p>
-      <w:pPr>
-        <w:pStyle w:val="Heading2"/>
-      </w:pPr>
-      <w:r>
-        <w:rPr>
-          <w:lang w:val="hi_IN" w:bidi="hi_IN"/>
-        </w:rPr>
-        <w:t>License Information</w:t>
-      </w:r>
-      <w:r>
-        <w:rPr>
-          <w:lang w:val="hi_IN" w:bidi="hi_IN"/>
-        </w:rPr>
-      </w:r>
-    </w:p>
-    <w:p>
-      <w:pPr/>
-      <w:r>
-        <w:rPr>
-          <w:lang w:val="hi_IN" w:bidi="hi_IN"/>
-        </w:rPr>
-      </w:r>
-      <w:r>
-        <w:rPr>
-          <w:b/>
-          <w:lang w:val="hi_IN" w:bidi="hi_IN"/>
-        </w:rPr>
-        <w:t>अनुवाद नोट्स (अनफोल्डिंग वर्ड)</w:t>
-      </w:r>
-      <w:r>
-        <w:rPr>
-          <w:lang w:val="hi_IN" w:bidi="hi_IN"/>
-        </w:rPr>
-        <w:t xml:space="preserve"> (Hindi) is based on</w:t>
-      </w:r>
-      <w:r>
-        <w:rPr>
-          <w:lang w:val="hi_IN" w:bidi="hi_IN"/>
-        </w:rPr>
-        <w:t xml:space="preserve">: </w:t>
-      </w:r>
-      <w:r>
-        <w:rPr>
+      <w:pPr/>
+      <w:r>
+        <w:rPr>
+          <w:lang w:val="hi_IN" w:bidi="hi_IN"/>
+        </w:rPr>
+      </w:r>
+      <w:r>
+        <w:rPr>
+          <w:b/>
           <w:lang w:val="hi_IN" w:bidi="hi_IN"/>
         </w:rPr>
         <w:t>unfoldingWord® Translation Notes</w:t>
@@ -79,62 +45,31 @@
         <w:rPr>
           <w:lang w:val="hi_IN" w:bidi="hi_IN"/>
         </w:rPr>
-        <w:t xml:space="preserve">, </w:t>
-      </w:r>
-      <w:hyperlink r:id="rId13">
-        <w:r>
-          <w:rPr>
-            <w:lang w:val="hi_IN" w:bidi="hi_IN"/>
-          </w:rPr>
-          <w:rPr>
-            <w:color w:val="0000EE"/>
-            <w:u w:val="single"/>
-          </w:rPr>
-          <w:t>unfoldingWord</w:t>
-        </w:r>
-      </w:hyperlink>
-      <w:r>
-        <w:rPr>
-          <w:lang w:val="hi_IN" w:bidi="hi_IN"/>
-        </w:rPr>
-        <w:t xml:space="preserve">, 2022, which is licensed under a </w:t>
-      </w:r>
-      <w:hyperlink r:id="rId14">
-        <w:r>
-          <w:rPr>
-            <w:lang w:val="hi_IN" w:bidi="hi_IN"/>
-          </w:rPr>
-          <w:rPr>
-            <w:color w:val="0000EE"/>
-            <w:u w:val="single"/>
-          </w:rPr>
-          <w:t>CC BY-SA 4.0 license</w:t>
-        </w:r>
-      </w:hyperlink>
-      <w:r>
-        <w:rPr>
-          <w:lang w:val="hi_IN" w:bidi="hi_IN"/>
-        </w:rPr>
-        <w:t>.</w:t>
-      </w:r>
-      <w:r>
-        <w:rPr>
-          <w:lang w:val="hi_IN" w:bidi="hi_IN"/>
-        </w:rPr>
-      </w:r>
-    </w:p>
-    <w:p>
-      <w:pPr/>
-      <w:r>
-        <w:rPr>
-          <w:lang w:val="hi_IN" w:bidi="hi_IN"/>
-        </w:rPr>
-      </w:r>
-      <w:r>
-        <w:rPr>
-          <w:lang w:val="hi_IN" w:bidi="hi_IN"/>
-        </w:rPr>
-        <w:t>This PDF version is provided under the same license.</w:t>
+        <w:t xml:space="preserve"> © 2022 unfoldingWord. Released under CC BY-SA 4.0 license. </w:t>
+      </w:r>
+      <w:r>
+        <w:rPr>
+          <w:lang w:val="hi_IN" w:bidi="hi_IN"/>
+        </w:rPr>
+        <w:t>unfoldingWord® Translation Notes</w:t>
+      </w:r>
+      <w:r>
+        <w:rPr>
+          <w:lang w:val="hi_IN" w:bidi="hi_IN"/>
+        </w:rPr>
+        <w:t xml:space="preserve"> has been adapted in the following languages: Tok Pisin, Arabic (عربي), French (Français), Hindi (हिंदी), Indonesian (Bahasa Indonesia), Portuguese (Português), Russian (Русский), Spanish (Español), Swahili (Kiswahili), and Simplified Chinese (简体中文) from </w:t>
+      </w:r>
+      <w:r>
+        <w:rPr>
+          <w:lang w:val="hi_IN" w:bidi="hi_IN"/>
+        </w:rPr>
+        <w:t>unfoldingWord® Translation Notes</w:t>
+      </w:r>
+      <w:r>
+        <w:rPr>
+          <w:lang w:val="hi_IN" w:bidi="hi_IN"/>
+        </w:rPr>
+        <w:t xml:space="preserve"> © 2022 unfoldingWord. Released under CC BY-SA 4.0 license by Mission Mutual</w:t>
       </w:r>
       <w:r>
         <w:rPr>
@@ -371,21 +306,6 @@
           <w:b/>
           <w:lang w:val="hi_IN" w:bidi="hi_IN"/>
         </w:rPr>
-        <w:t>χάρις ὑμῖν καὶ εἰρήνη</w:t>
-      </w:r>
-    </w:p>
-    <w:p>
-      <w:pPr/>
-      <w:r>
-        <w:rPr>
-          <w:lang w:val="hi_IN" w:bidi="hi_IN"/>
-        </w:rPr>
-      </w:r>
-      <w:r>
-        <w:rPr>
-          <w:b/>
-          <w:lang w:val="hi_IN" w:bidi="hi_IN"/>
-        </w:rPr>
         <w:t>"तुम्हें अनुग्रह और शान्ति मिलती"</w:t>
       </w:r>
     </w:p>
@@ -469,21 +389,6 @@
           <w:b/>
           <w:lang w:val="hi_IN" w:bidi="hi_IN"/>
         </w:rPr>
-        <w:t>ὑμῖν</w:t>
-      </w:r>
-    </w:p>
-    <w:p>
-      <w:pPr/>
-      <w:r>
-        <w:rPr>
-          <w:lang w:val="hi_IN" w:bidi="hi_IN"/>
-        </w:rPr>
-      </w:r>
-      <w:r>
-        <w:rPr>
-          <w:b/>
-          <w:lang w:val="hi_IN" w:bidi="hi_IN"/>
-        </w:rPr>
         <w:t>"तुम्हें"</w:t>
       </w:r>
     </w:p>
@@ -565,7 +470,7 @@
         </w:rPr>
         <w:t xml:space="preserve"> शब्द और एक से अधिक के लिए प्रयुक्त इन शब्दों में अंतर है तो आप इस सन्दर्भ में अपनी भाषा में बहुवचन का प्रयोग करें वरन इस पत्र के अन्य सब सन्दर्भों में ""तुम"" और ""तुम्हारे"" के लिए भी बहुवचन का प्रयोग करें, केवल </w:t>
       </w:r>
-      <w:hyperlink r:id="rId15">
+      <w:hyperlink r:id="rId13">
         <w:r>
           <w:rPr>
             <w:lang w:val="hi_IN" w:bidi="hi_IN"/>
@@ -583,7 +488,7 @@
         </w:rPr>
         <w:t xml:space="preserve"> को छोड़ कर| </w:t>
       </w:r>
-      <w:hyperlink r:id="rId15">
+      <w:hyperlink r:id="rId13">
         <w:r>
           <w:rPr>
             <w:lang w:val="hi_IN" w:bidi="hi_IN"/>
@@ -668,21 +573,6 @@
           <w:b/>
           <w:lang w:val="hi_IN" w:bidi="hi_IN"/>
         </w:rPr>
-        <w:t>Πατρὸς ἡμῶν</w:t>
-      </w:r>
-    </w:p>
-    <w:p>
-      <w:pPr/>
-      <w:r>
-        <w:rPr>
-          <w:lang w:val="hi_IN" w:bidi="hi_IN"/>
-        </w:rPr>
-      </w:r>
-      <w:r>
-        <w:rPr>
-          <w:b/>
-          <w:lang w:val="hi_IN" w:bidi="hi_IN"/>
-        </w:rPr>
         <w:t>"हमारे पिता"</w:t>
       </w:r>
     </w:p>
@@ -779,21 +669,6 @@
           <w:b/>
           <w:lang w:val="hi_IN" w:bidi="hi_IN"/>
         </w:rPr>
-        <w:t>ἐπὶ πάσῃ τῇ μνείᾳ ὑμῶν</w:t>
-      </w:r>
-    </w:p>
-    <w:p>
-      <w:pPr/>
-      <w:r>
-        <w:rPr>
-          <w:lang w:val="hi_IN" w:bidi="hi_IN"/>
-        </w:rPr>
-      </w:r>
-      <w:r>
-        <w:rPr>
-          <w:b/>
-          <w:lang w:val="hi_IN" w:bidi="hi_IN"/>
-        </w:rPr>
         <w:t>""</w:t>
       </w:r>
     </w:p>
@@ -857,21 +732,6 @@
           <w:b/>
           <w:lang w:val="hi_IN" w:bidi="hi_IN"/>
         </w:rPr>
-        <w:t>τῷ Θεῷ μου</w:t>
-      </w:r>
-    </w:p>
-    <w:p>
-      <w:pPr/>
-      <w:r>
-        <w:rPr>
-          <w:lang w:val="hi_IN" w:bidi="hi_IN"/>
-        </w:rPr>
-      </w:r>
-      <w:r>
-        <w:rPr>
-          <w:b/>
-          <w:lang w:val="hi_IN" w:bidi="hi_IN"/>
-        </w:rPr>
         <w:t>"अपने परमेश्वर का"</w:t>
       </w:r>
     </w:p>
@@ -968,21 +828,6 @@
           <w:b/>
           <w:lang w:val="hi_IN" w:bidi="hi_IN"/>
         </w:rPr>
-        <w:t>ὑμῶν</w:t>
-      </w:r>
-    </w:p>
-    <w:p>
-      <w:pPr/>
-      <w:r>
-        <w:rPr>
-          <w:lang w:val="hi_IN" w:bidi="hi_IN"/>
-        </w:rPr>
-      </w:r>
-      <w:r>
-        <w:rPr>
-          <w:b/>
-          <w:lang w:val="hi_IN" w:bidi="hi_IN"/>
-        </w:rPr>
         <w:t>"तुम्हें"</w:t>
       </w:r>
     </w:p>
@@ -1012,7 +857,7 @@
         </w:rPr>
         <w:t xml:space="preserve"> शब्द का अनुवाद </w:t>
       </w:r>
-      <w:hyperlink r:id="rId16">
+      <w:hyperlink r:id="rId14">
         <w:r>
           <w:rPr>
             <w:lang w:val="hi_IN" w:bidi="hi_IN"/>
@@ -1056,7 +901,7 @@
         </w:rPr>
         <w:t xml:space="preserve"> का प्रत्येक उपयोग बहुवचन में है और फिलिप्पी के विश्वासियों के सन्दर्भ में है , एकमात्र </w:t>
       </w:r>
-      <w:hyperlink r:id="rId15">
+      <w:hyperlink r:id="rId13">
         <w:r>
           <w:rPr>
             <w:lang w:val="hi_IN" w:bidi="hi_IN"/>
@@ -1141,21 +986,6 @@
           <w:b/>
           <w:lang w:val="hi_IN" w:bidi="hi_IN"/>
         </w:rPr>
-        <w:t>ἐπὶ τῇ κοινωνίᾳ ὑμῶν εἰς τὸ εὐαγγέλιον, ἀπὸ τῆς πρώτης ἡμέρας ἄχρι τοῦ νῦν</w:t>
-      </w:r>
-    </w:p>
-    <w:p>
-      <w:pPr/>
-      <w:r>
-        <w:rPr>
-          <w:lang w:val="hi_IN" w:bidi="hi_IN"/>
-        </w:rPr>
-      </w:r>
-      <w:r>
-        <w:rPr>
-          <w:b/>
-          <w:lang w:val="hi_IN" w:bidi="hi_IN"/>
-        </w:rPr>
         <w:t>"इसलिए कि तुम पहले दिन से लेकर आज तक सुसमाचार सहभागी रहे"</w:t>
       </w:r>
     </w:p>
@@ -1232,21 +1062,6 @@
           <w:b/>
           <w:lang w:val="hi_IN" w:bidi="hi_IN"/>
         </w:rPr>
-        <w:t>ὑμῶν</w:t>
-      </w:r>
-    </w:p>
-    <w:p>
-      <w:pPr/>
-      <w:r>
-        <w:rPr>
-          <w:lang w:val="hi_IN" w:bidi="hi_IN"/>
-        </w:rPr>
-      </w:r>
-      <w:r>
-        <w:rPr>
-          <w:b/>
-          <w:lang w:val="hi_IN" w:bidi="hi_IN"/>
-        </w:rPr>
         <w:t>"तुम"</w:t>
       </w:r>
     </w:p>
@@ -1302,7 +1117,7 @@
         </w:rPr>
         <w:t xml:space="preserve"> शब्द बहुवचन में है और सदैव फिलिप्पी के विश्वासियों के सन्दर्भ में हैं| यदि आपकी भाषा में ""तुम"" और ""तुम्हारे का प्रयोग एक मनुष्य के लिए और अधिक अमनुष्यों के लिए भिन्न भिन्न रूपों में हो तो आप </w:t>
       </w:r>
-      <w:hyperlink r:id="rId15">
+      <w:hyperlink r:id="rId13">
         <w:r>
           <w:rPr>
             <w:lang w:val="hi_IN" w:bidi="hi_IN"/>
@@ -1387,21 +1202,6 @@
           <w:b/>
           <w:lang w:val="hi_IN" w:bidi="hi_IN"/>
         </w:rPr>
-        <w:t>τῇ κοινωνίᾳ ὑμῶν εἰς τὸ εὐαγγέλιον</w:t>
-      </w:r>
-    </w:p>
-    <w:p>
-      <w:pPr/>
-      <w:r>
-        <w:rPr>
-          <w:lang w:val="hi_IN" w:bidi="hi_IN"/>
-        </w:rPr>
-      </w:r>
-      <w:r>
-        <w:rPr>
-          <w:b/>
-          <w:lang w:val="hi_IN" w:bidi="hi_IN"/>
-        </w:rPr>
         <w:t>""</w:t>
       </w:r>
     </w:p>
@@ -1431,7 +1231,7 @@
         </w:rPr>
         <w:t xml:space="preserve"> फिलिप्पी के विश्वासियों के सन्दर्भ में है जिन्होंने सुसमाचार प्रचार में किए जाने वाले अनेक कामों में पौलुस का साथ दिया था, जैसे उन्होंने पौलुस को आर्थिक भेंट दी थी(देखें </w:t>
       </w:r>
-      <w:hyperlink r:id="rId17">
+      <w:hyperlink r:id="rId15">
         <w:r>
           <w:rPr>
             <w:lang w:val="hi_IN" w:bidi="hi_IN"/>
@@ -1516,21 +1316,6 @@
           <w:b/>
           <w:lang w:val="hi_IN" w:bidi="hi_IN"/>
         </w:rPr>
-        <w:t>ἀπὸ τῆς πρώτης ἡμέρας</w:t>
-      </w:r>
-    </w:p>
-    <w:p>
-      <w:pPr/>
-      <w:r>
-        <w:rPr>
-          <w:lang w:val="hi_IN" w:bidi="hi_IN"/>
-        </w:rPr>
-      </w:r>
-      <w:r>
-        <w:rPr>
-          <w:b/>
-          <w:lang w:val="hi_IN" w:bidi="hi_IN"/>
-        </w:rPr>
         <w:t>"पहले दिन से लेकर"</w:t>
       </w:r>
     </w:p>
@@ -1627,21 +1412,6 @@
           <w:b/>
           <w:lang w:val="hi_IN" w:bidi="hi_IN"/>
         </w:rPr>
-        <w:t>ἄχρι τοῦ νῦν</w:t>
-      </w:r>
-    </w:p>
-    <w:p>
-      <w:pPr/>
-      <w:r>
-        <w:rPr>
-          <w:lang w:val="hi_IN" w:bidi="hi_IN"/>
-        </w:rPr>
-      </w:r>
-      <w:r>
-        <w:rPr>
-          <w:b/>
-          <w:lang w:val="hi_IN" w:bidi="hi_IN"/>
-        </w:rPr>
         <w:t>"आज तक"</w:t>
       </w:r>
     </w:p>
@@ -1738,21 +1508,6 @@
           <w:b/>
           <w:lang w:val="hi_IN" w:bidi="hi_IN"/>
         </w:rPr>
-        <w:t>πεποιθὼς αὐτὸ τοῦτο</w:t>
-      </w:r>
-    </w:p>
-    <w:p>
-      <w:pPr/>
-      <w:r>
-        <w:rPr>
-          <w:lang w:val="hi_IN" w:bidi="hi_IN"/>
-        </w:rPr>
-      </w:r>
-      <w:r>
-        <w:rPr>
-          <w:b/>
-          <w:lang w:val="hi_IN" w:bidi="hi_IN"/>
-        </w:rPr>
         <w:t>""</w:t>
       </w:r>
     </w:p>
@@ -1829,21 +1584,6 @@
           <w:b/>
           <w:lang w:val="hi_IN" w:bidi="hi_IN"/>
         </w:rPr>
-        <w:t>ὁ ἐναρξάμενος ἐν ὑμῖν ἔργον ἀγαθὸν, ἐπιτελέσει</w:t>
-      </w:r>
-    </w:p>
-    <w:p>
-      <w:pPr/>
-      <w:r>
-        <w:rPr>
-          <w:lang w:val="hi_IN" w:bidi="hi_IN"/>
-        </w:rPr>
-      </w:r>
-      <w:r>
-        <w:rPr>
-          <w:b/>
-          <w:lang w:val="hi_IN" w:bidi="hi_IN"/>
-        </w:rPr>
         <w:t>""</w:t>
       </w:r>
     </w:p>
@@ -1920,21 +1660,6 @@
           <w:b/>
           <w:lang w:val="hi_IN" w:bidi="hi_IN"/>
         </w:rPr>
-        <w:t>ὅτι ὁ ἐναρξάμενος ἐν ὑμῖν ἔργον ἀγαθὸν</w:t>
-      </w:r>
-    </w:p>
-    <w:p>
-      <w:pPr/>
-      <w:r>
-        <w:rPr>
-          <w:lang w:val="hi_IN" w:bidi="hi_IN"/>
-        </w:rPr>
-      </w:r>
-      <w:r>
-        <w:rPr>
-          <w:b/>
-          <w:lang w:val="hi_IN" w:bidi="hi_IN"/>
-        </w:rPr>
         <w:t>"कि जिसने तुम में अच्छा काम आरम्भ किया है"</w:t>
       </w:r>
     </w:p>
@@ -2060,7 +1785,7 @@
         </w:rPr>
         <w:t xml:space="preserve"> का अनुवाद </w:t>
       </w:r>
-      <w:hyperlink r:id="rId16">
+      <w:hyperlink r:id="rId14">
         <w:r>
           <w:rPr>
             <w:lang w:val="hi_IN" w:bidi="hi_IN"/>
@@ -2125,21 +1850,6 @@
           <w:b/>
           <w:lang w:val="hi_IN" w:bidi="hi_IN"/>
         </w:rPr>
-        <w:t>ἐπιτελέσει</w:t>
-      </w:r>
-    </w:p>
-    <w:p>
-      <w:pPr/>
-      <w:r>
-        <w:rPr>
-          <w:lang w:val="hi_IN" w:bidi="hi_IN"/>
-        </w:rPr>
-      </w:r>
-      <w:r>
-        <w:rPr>
-          <w:b/>
-          <w:lang w:val="hi_IN" w:bidi="hi_IN"/>
-        </w:rPr>
         <w:t>"पूरा"</w:t>
       </w:r>
     </w:p>
@@ -2236,21 +1946,6 @@
           <w:b/>
           <w:lang w:val="hi_IN" w:bidi="hi_IN"/>
         </w:rPr>
-        <w:t>ἡμέρας Χριστοῦ Ἰησοῦ</w:t>
-      </w:r>
-    </w:p>
-    <w:p>
-      <w:pPr/>
-      <w:r>
-        <w:rPr>
-          <w:lang w:val="hi_IN" w:bidi="hi_IN"/>
-        </w:rPr>
-      </w:r>
-      <w:r>
-        <w:rPr>
-          <w:b/>
-          <w:lang w:val="hi_IN" w:bidi="hi_IN"/>
-        </w:rPr>
         <w:t>"यीशु मसीह के दिन"</w:t>
       </w:r>
     </w:p>
@@ -2347,21 +2042,6 @@
           <w:b/>
           <w:lang w:val="hi_IN" w:bidi="hi_IN"/>
         </w:rPr>
-        <w:t>τὸ ἔχειν με ἐν τῇ καρδίᾳ ὑμᾶς</w:t>
-      </w:r>
-    </w:p>
-    <w:p>
-      <w:pPr/>
-      <w:r>
-        <w:rPr>
-          <w:lang w:val="hi_IN" w:bidi="hi_IN"/>
-        </w:rPr>
-      </w:r>
-      <w:r>
-        <w:rPr>
-          <w:b/>
-          <w:lang w:val="hi_IN" w:bidi="hi_IN"/>
-        </w:rPr>
         <w:t>"तुम मेरे मन में"</w:t>
       </w:r>
       <w:r>
@@ -2471,21 +2151,6 @@
           <w:b/>
           <w:lang w:val="hi_IN" w:bidi="hi_IN"/>
         </w:rPr>
-        <w:t>συνκοινωνούς μου τῆς χάριτος &amp; ὄντας</w:t>
-      </w:r>
-    </w:p>
-    <w:p>
-      <w:pPr/>
-      <w:r>
-        <w:rPr>
-          <w:lang w:val="hi_IN" w:bidi="hi_IN"/>
-        </w:rPr>
-      </w:r>
-      <w:r>
-        <w:rPr>
-          <w:b/>
-          <w:lang w:val="hi_IN" w:bidi="hi_IN"/>
-        </w:rPr>
         <w:t>""</w:t>
       </w:r>
     </w:p>
@@ -2549,21 +2214,6 @@
           <w:b/>
           <w:lang w:val="hi_IN" w:bidi="hi_IN"/>
         </w:rPr>
-        <w:t>χάριτος</w:t>
-      </w:r>
-    </w:p>
-    <w:p>
-      <w:pPr/>
-      <w:r>
-        <w:rPr>
-          <w:lang w:val="hi_IN" w:bidi="hi_IN"/>
-        </w:rPr>
-      </w:r>
-      <w:r>
-        <w:rPr>
-          <w:b/>
-          <w:lang w:val="hi_IN" w:bidi="hi_IN"/>
-        </w:rPr>
         <w:t>"अनुग्रह"</w:t>
       </w:r>
     </w:p>
@@ -2673,21 +2323,6 @@
           <w:b/>
           <w:lang w:val="hi_IN" w:bidi="hi_IN"/>
         </w:rPr>
-        <w:t>δεσμοῖς μου</w:t>
-      </w:r>
-    </w:p>
-    <w:p>
-      <w:pPr/>
-      <w:r>
-        <w:rPr>
-          <w:lang w:val="hi_IN" w:bidi="hi_IN"/>
-        </w:rPr>
-      </w:r>
-      <w:r>
-        <w:rPr>
-          <w:b/>
-          <w:lang w:val="hi_IN" w:bidi="hi_IN"/>
-        </w:rPr>
         <w:t>"मेरी कैद"</w:t>
       </w:r>
     </w:p>
@@ -2810,21 +2445,6 @@
           <w:b/>
           <w:lang w:val="hi_IN" w:bidi="hi_IN"/>
         </w:rPr>
-        <w:t>καὶ ἐν τῇ ἀπολογίᾳ καὶ βεβαιώσει τοῦ εὐαγγελίου</w:t>
-      </w:r>
-    </w:p>
-    <w:p>
-      <w:pPr/>
-      <w:r>
-        <w:rPr>
-          <w:lang w:val="hi_IN" w:bidi="hi_IN"/>
-        </w:rPr>
-      </w:r>
-      <w:r>
-        <w:rPr>
-          <w:b/>
-          <w:lang w:val="hi_IN" w:bidi="hi_IN"/>
-        </w:rPr>
         <w:t>"और सुसमाचार"</w:t>
       </w:r>
       <w:r>
@@ -2960,21 +2580,6 @@
           <w:b/>
           <w:lang w:val="hi_IN" w:bidi="hi_IN"/>
         </w:rPr>
-        <w:t>ἐν σπλάγχνοις Χριστοῦ Ἰησοῦ</w:t>
-      </w:r>
-    </w:p>
-    <w:p>
-      <w:pPr/>
-      <w:r>
-        <w:rPr>
-          <w:lang w:val="hi_IN" w:bidi="hi_IN"/>
-        </w:rPr>
-      </w:r>
-      <w:r>
-        <w:rPr>
-          <w:b/>
-          <w:lang w:val="hi_IN" w:bidi="hi_IN"/>
-        </w:rPr>
         <w:t>""</w:t>
       </w:r>
     </w:p>
@@ -3084,21 +2689,6 @@
           <w:b/>
           <w:lang w:val="hi_IN" w:bidi="hi_IN"/>
         </w:rPr>
-        <w:t>ἐν σπλάγχνοις Χριστοῦ Ἰησοῦ</w:t>
-      </w:r>
-    </w:p>
-    <w:p>
-      <w:pPr/>
-      <w:r>
-        <w:rPr>
-          <w:lang w:val="hi_IN" w:bidi="hi_IN"/>
-        </w:rPr>
-      </w:r>
-      <w:r>
-        <w:rPr>
-          <w:b/>
-          <w:lang w:val="hi_IN" w:bidi="hi_IN"/>
-        </w:rPr>
         <w:t>"इसमें"</w:t>
       </w:r>
       <w:r>
@@ -3175,21 +2765,6 @@
           <w:b/>
           <w:lang w:val="hi_IN" w:bidi="hi_IN"/>
         </w:rPr>
-        <w:t>ἵνα ἡ ἀγάπη ὑμῶν ἔτι μᾶλλον καὶ μᾶλλον περισσεύῃ</w:t>
-      </w:r>
-    </w:p>
-    <w:p>
-      <w:pPr/>
-      <w:r>
-        <w:rPr>
-          <w:lang w:val="hi_IN" w:bidi="hi_IN"/>
-        </w:rPr>
-      </w:r>
-      <w:r>
-        <w:rPr>
-          <w:b/>
-          <w:lang w:val="hi_IN" w:bidi="hi_IN"/>
-        </w:rPr>
         <w:t>"कि तुम्हारा प्रेम,"</w:t>
       </w:r>
       <w:r>
@@ -3341,7 +2916,7 @@
         </w:rPr>
         <w:t xml:space="preserve"> का अनुवाद </w:t>
       </w:r>
-      <w:hyperlink r:id="rId18">
+      <w:hyperlink r:id="rId16">
         <w:r>
           <w:rPr>
             <w:lang w:val="hi_IN" w:bidi="hi_IN"/>
@@ -3406,21 +2981,6 @@
           <w:b/>
           <w:lang w:val="hi_IN" w:bidi="hi_IN"/>
         </w:rPr>
-        <w:t>ἐν ἐπιγνώσει καὶ πάσῃ αἰσθήσει</w:t>
-      </w:r>
-    </w:p>
-    <w:p>
-      <w:pPr/>
-      <w:r>
-        <w:rPr>
-          <w:lang w:val="hi_IN" w:bidi="hi_IN"/>
-        </w:rPr>
-      </w:r>
-      <w:r>
-        <w:rPr>
-          <w:b/>
-          <w:lang w:val="hi_IN" w:bidi="hi_IN"/>
-        </w:rPr>
         <w:t>"ज्ञान और सब प्रकार"</w:t>
       </w:r>
       <w:r>
@@ -3543,21 +3103,6 @@
           <w:b/>
           <w:lang w:val="hi_IN" w:bidi="hi_IN"/>
         </w:rPr>
-        <w:t>εἰς τὸ δοκιμάζειν ὑμᾶς τὰ διαφέροντα</w:t>
-      </w:r>
-    </w:p>
-    <w:p>
-      <w:pPr/>
-      <w:r>
-        <w:rPr>
-          <w:lang w:val="hi_IN" w:bidi="hi_IN"/>
-        </w:rPr>
-      </w:r>
-      <w:r>
-        <w:rPr>
-          <w:b/>
-          <w:lang w:val="hi_IN" w:bidi="hi_IN"/>
-        </w:rPr>
         <w:t>""</w:t>
       </w:r>
     </w:p>
@@ -3647,21 +3192,6 @@
           <w:b/>
           <w:lang w:val="hi_IN" w:bidi="hi_IN"/>
         </w:rPr>
-        <w:t>εἰς</w:t>
-      </w:r>
-    </w:p>
-    <w:p>
-      <w:pPr/>
-      <w:r>
-        <w:rPr>
-          <w:lang w:val="hi_IN" w:bidi="hi_IN"/>
-        </w:rPr>
-      </w:r>
-      <w:r>
-        <w:rPr>
-          <w:b/>
-          <w:lang w:val="hi_IN" w:bidi="hi_IN"/>
-        </w:rPr>
         <w:t>""</w:t>
       </w:r>
     </w:p>
@@ -3753,21 +3283,6 @@
           <w:lang w:val="hi_IN" w:bidi="hi_IN"/>
         </w:rPr>
       </w:r>
-      <w:r>
-        <w:rPr>
-          <w:b/>
-          <w:lang w:val="hi_IN" w:bidi="hi_IN"/>
-        </w:rPr>
-        <w:t>εἰλικρινεῖς καὶ ἀπρόσκοποι</w:t>
-      </w:r>
-    </w:p>
-    <w:p>
-      <w:pPr/>
-      <w:r>
-        <w:rPr>
-          <w:lang w:val="hi_IN" w:bidi="hi_IN"/>
-        </w:rPr>
-      </w:r>
     </w:p>
     <w:p>
       <w:pPr/>
@@ -3844,21 +3359,6 @@
           <w:lang w:val="hi_IN" w:bidi="hi_IN"/>
         </w:rPr>
       </w:r>
-      <w:r>
-        <w:rPr>
-          <w:b/>
-          <w:lang w:val="hi_IN" w:bidi="hi_IN"/>
-        </w:rPr>
-        <w:t>πεπληρωμένοι καρπὸν δικαιοσύνης τὸν</w:t>
-      </w:r>
-    </w:p>
-    <w:p>
-      <w:pPr/>
-      <w:r>
-        <w:rPr>
-          <w:lang w:val="hi_IN" w:bidi="hi_IN"/>
-        </w:rPr>
-      </w:r>
     </w:p>
     <w:p>
       <w:pPr/>
@@ -3966,21 +3466,6 @@
           <w:b/>
           <w:lang w:val="hi_IN" w:bidi="hi_IN"/>
         </w:rPr>
-        <w:t>πεπληρωμένοι</w:t>
-      </w:r>
-    </w:p>
-    <w:p>
-      <w:pPr/>
-      <w:r>
-        <w:rPr>
-          <w:lang w:val="hi_IN" w:bidi="hi_IN"/>
-        </w:rPr>
-      </w:r>
-      <w:r>
-        <w:rPr>
-          <w:b/>
-          <w:lang w:val="hi_IN" w:bidi="hi_IN"/>
-        </w:rPr>
         <w:t>"भरपूर होते जाओ"</w:t>
       </w:r>
     </w:p>
@@ -4064,21 +3549,6 @@
           <w:b/>
           <w:lang w:val="hi_IN" w:bidi="hi_IN"/>
         </w:rPr>
-        <w:t>τὸν διὰ Ἰησοῦ Χριστοῦ</w:t>
-      </w:r>
-    </w:p>
-    <w:p>
-      <w:pPr/>
-      <w:r>
-        <w:rPr>
-          <w:lang w:val="hi_IN" w:bidi="hi_IN"/>
-        </w:rPr>
-      </w:r>
-      <w:r>
-        <w:rPr>
-          <w:b/>
-          <w:lang w:val="hi_IN" w:bidi="hi_IN"/>
-        </w:rPr>
         <w:t>"जो यीशु मसीह के द्वारा"</w:t>
       </w:r>
     </w:p>
@@ -4175,21 +3645,6 @@
           <w:b/>
           <w:lang w:val="hi_IN" w:bidi="hi_IN"/>
         </w:rPr>
-        <w:t>εἰς δόξαν καὶ ἔπαινον Θεοῦ</w:t>
-      </w:r>
-    </w:p>
-    <w:p>
-      <w:pPr/>
-      <w:r>
-        <w:rPr>
-          <w:lang w:val="hi_IN" w:bidi="hi_IN"/>
-        </w:rPr>
-      </w:r>
-      <w:r>
-        <w:rPr>
-          <w:b/>
-          <w:lang w:val="hi_IN" w:bidi="hi_IN"/>
-        </w:rPr>
         <w:t>"और उस"</w:t>
       </w:r>
       <w:r>
@@ -4312,21 +3767,6 @@
           <w:b/>
           <w:lang w:val="hi_IN" w:bidi="hi_IN"/>
         </w:rPr>
-        <w:t>εἰς δόξαν καὶ ἔπαινον Θεοῦ</w:t>
-      </w:r>
-    </w:p>
-    <w:p>
-      <w:pPr/>
-      <w:r>
-        <w:rPr>
-          <w:lang w:val="hi_IN" w:bidi="hi_IN"/>
-        </w:rPr>
-      </w:r>
-      <w:r>
-        <w:rPr>
-          <w:b/>
-          <w:lang w:val="hi_IN" w:bidi="hi_IN"/>
-        </w:rPr>
         <w:t>"और उस"</w:t>
       </w:r>
       <w:r>
@@ -4444,21 +3884,6 @@
           <w:lang w:val="hi_IN" w:bidi="hi_IN"/>
         </w:rPr>
       </w:r>
-      <w:r>
-        <w:rPr>
-          <w:b/>
-          <w:lang w:val="hi_IN" w:bidi="hi_IN"/>
-        </w:rPr>
-        <w:t>ἀδελφοί</w:t>
-      </w:r>
-    </w:p>
-    <w:p>
-      <w:pPr/>
-      <w:r>
-        <w:rPr>
-          <w:lang w:val="hi_IN" w:bidi="hi_IN"/>
-        </w:rPr>
-      </w:r>
     </w:p>
     <w:p>
       <w:pPr/>
@@ -4533,21 +3958,6 @@
           <w:b/>
           <w:lang w:val="hi_IN" w:bidi="hi_IN"/>
         </w:rPr>
-        <w:t>ἀδελφοί</w:t>
-      </w:r>
-    </w:p>
-    <w:p>
-      <w:pPr/>
-      <w:r>
-        <w:rPr>
-          <w:lang w:val="hi_IN" w:bidi="hi_IN"/>
-        </w:rPr>
-      </w:r>
-      <w:r>
-        <w:rPr>
-          <w:b/>
-          <w:lang w:val="hi_IN" w:bidi="hi_IN"/>
-        </w:rPr>
         <w:t>"हे भाइयों"</w:t>
       </w:r>
     </w:p>
@@ -4639,21 +4049,6 @@
           <w:lang w:val="hi_IN" w:bidi="hi_IN"/>
         </w:rPr>
       </w:r>
-      <w:r>
-        <w:rPr>
-          <w:b/>
-          <w:lang w:val="hi_IN" w:bidi="hi_IN"/>
-        </w:rPr>
-        <w:t>τὰ κατ’ ἐμὲ</w:t>
-      </w:r>
-    </w:p>
-    <w:p>
-      <w:pPr/>
-      <w:r>
-        <w:rPr>
-          <w:lang w:val="hi_IN" w:bidi="hi_IN"/>
-        </w:rPr>
-      </w:r>
     </w:p>
     <w:p>
       <w:pPr/>
@@ -4737,21 +4132,6 @@
           <w:lang w:val="hi_IN" w:bidi="hi_IN"/>
         </w:rPr>
       </w:r>
-      <w:r>
-        <w:rPr>
-          <w:b/>
-          <w:lang w:val="hi_IN" w:bidi="hi_IN"/>
-        </w:rPr>
-        <w:t>μᾶλλον εἰς προκοπὴν τοῦ εὐαγγελίου ἐλήλυθεν</w:t>
-      </w:r>
-    </w:p>
-    <w:p>
-      <w:pPr/>
-      <w:r>
-        <w:rPr>
-          <w:lang w:val="hi_IN" w:bidi="hi_IN"/>
-        </w:rPr>
-      </w:r>
     </w:p>
     <w:p>
       <w:pPr/>
@@ -4815,21 +4195,6 @@
           <w:lang w:val="hi_IN" w:bidi="hi_IN"/>
         </w:rPr>
       </w:r>
-      <w:r>
-        <w:rPr>
-          <w:b/>
-          <w:lang w:val="hi_IN" w:bidi="hi_IN"/>
-        </w:rPr>
-        <w:t>ὥστε</w:t>
-      </w:r>
-    </w:p>
-    <w:p>
-      <w:pPr/>
-      <w:r>
-        <w:rPr>
-          <w:lang w:val="hi_IN" w:bidi="hi_IN"/>
-        </w:rPr>
-      </w:r>
     </w:p>
     <w:p>
       <w:pPr/>
@@ -4919,21 +4284,6 @@
           <w:lang w:val="hi_IN" w:bidi="hi_IN"/>
         </w:rPr>
       </w:r>
-      <w:r>
-        <w:rPr>
-          <w:b/>
-          <w:lang w:val="hi_IN" w:bidi="hi_IN"/>
-        </w:rPr>
-        <w:t>δεσμούς μου</w:t>
-      </w:r>
-    </w:p>
-    <w:p>
-      <w:pPr/>
-      <w:r>
-        <w:rPr>
-          <w:lang w:val="hi_IN" w:bidi="hi_IN"/>
-        </w:rPr>
-      </w:r>
     </w:p>
     <w:p>
       <w:pPr/>
@@ -4961,7 +4311,7 @@
         </w:rPr>
         <w:t xml:space="preserve"> देखें कि आपने इस वाक्यांश का अनुवाद </w:t>
       </w:r>
-      <w:hyperlink r:id="rId19">
+      <w:hyperlink r:id="rId17">
         <w:r>
           <w:rPr>
             <w:lang w:val="hi_IN" w:bidi="hi_IN"/>
@@ -5041,21 +4391,6 @@
           <w:lang w:val="hi_IN" w:bidi="hi_IN"/>
         </w:rPr>
       </w:r>
-      <w:r>
-        <w:rPr>
-          <w:b/>
-          <w:lang w:val="hi_IN" w:bidi="hi_IN"/>
-        </w:rPr>
-        <w:t>τοὺς δεσμούς μου &amp; ἐν Χριστῷ</w:t>
-      </w:r>
-    </w:p>
-    <w:p>
-      <w:pPr/>
-      <w:r>
-        <w:rPr>
-          <w:lang w:val="hi_IN" w:bidi="hi_IN"/>
-        </w:rPr>
-      </w:r>
     </w:p>
     <w:p>
       <w:pPr/>
@@ -5159,7 +4494,7 @@
         </w:rPr>
         <w:t xml:space="preserve"> शब्द का अनुवाद </w:t>
       </w:r>
-      <w:hyperlink r:id="rId20">
+      <w:hyperlink r:id="rId18">
         <w:r>
           <w:rPr>
             <w:lang w:val="hi_IN" w:bidi="hi_IN"/>
@@ -5224,21 +4559,6 @@
           <w:b/>
           <w:lang w:val="hi_IN" w:bidi="hi_IN"/>
         </w:rPr>
-        <w:t>τῶν ἀδελφῶν</w:t>
-      </w:r>
-    </w:p>
-    <w:p>
-      <w:pPr/>
-      <w:r>
-        <w:rPr>
-          <w:lang w:val="hi_IN" w:bidi="hi_IN"/>
-        </w:rPr>
-      </w:r>
-      <w:r>
-        <w:rPr>
-          <w:b/>
-          <w:lang w:val="hi_IN" w:bidi="hi_IN"/>
-        </w:rPr>
         <w:t>"भाई"</w:t>
       </w:r>
     </w:p>
@@ -5335,21 +4655,6 @@
           <w:b/>
           <w:lang w:val="hi_IN" w:bidi="hi_IN"/>
         </w:rPr>
-        <w:t>ἐν Κυρίῳ πεποιθότας τοῖς δεσμοῖς μου</w:t>
-      </w:r>
-    </w:p>
-    <w:p>
-      <w:pPr/>
-      <w:r>
-        <w:rPr>
-          <w:lang w:val="hi_IN" w:bidi="hi_IN"/>
-        </w:rPr>
-      </w:r>
-      <w:r>
-        <w:rPr>
-          <w:b/>
-          <w:lang w:val="hi_IN" w:bidi="hi_IN"/>
-        </w:rPr>
         <w:t>"प्रभु में"</w:t>
       </w:r>
       <w:r>
@@ -5472,21 +4777,6 @@
           <w:b/>
           <w:lang w:val="hi_IN" w:bidi="hi_IN"/>
         </w:rPr>
-        <w:t>καὶ τοὺς πλείονας τῶν ἀδελφῶν ἐν Κυρίῳ πεποιθότας τοῖς δεσμοῖς μου</w:t>
-      </w:r>
-    </w:p>
-    <w:p>
-      <w:pPr/>
-      <w:r>
-        <w:rPr>
-          <w:lang w:val="hi_IN" w:bidi="hi_IN"/>
-        </w:rPr>
-      </w:r>
-      <w:r>
-        <w:rPr>
-          <w:b/>
-          <w:lang w:val="hi_IN" w:bidi="hi_IN"/>
-        </w:rPr>
         <w:t>"और प्रभु में भाई उनमें अधिकांश मेरे कैद"</w:t>
       </w:r>
     </w:p>
@@ -5570,21 +4860,6 @@
           <w:b/>
           <w:lang w:val="hi_IN" w:bidi="hi_IN"/>
         </w:rPr>
-        <w:t>δεσμοῖς μου</w:t>
-      </w:r>
-    </w:p>
-    <w:p>
-      <w:pPr/>
-      <w:r>
-        <w:rPr>
-          <w:lang w:val="hi_IN" w:bidi="hi_IN"/>
-        </w:rPr>
-      </w:r>
-      <w:r>
-        <w:rPr>
-          <w:b/>
-          <w:lang w:val="hi_IN" w:bidi="hi_IN"/>
-        </w:rPr>
         <w:t>"मेरे कैद"</w:t>
       </w:r>
     </w:p>
@@ -5614,7 +4889,7 @@
         </w:rPr>
         <w:t xml:space="preserve"> का अनुवाद </w:t>
       </w:r>
-      <w:hyperlink r:id="rId19">
+      <w:hyperlink r:id="rId17">
         <w:r>
           <w:rPr>
             <w:lang w:val="hi_IN" w:bidi="hi_IN"/>
@@ -5632,7 +4907,7 @@
         </w:rPr>
         <w:t xml:space="preserve"> और </w:t>
       </w:r>
-      <w:hyperlink r:id="rId21">
+      <w:hyperlink r:id="rId19">
         <w:r>
           <w:rPr>
             <w:lang w:val="hi_IN" w:bidi="hi_IN"/>
@@ -5717,21 +4992,6 @@
           <w:b/>
           <w:lang w:val="hi_IN" w:bidi="hi_IN"/>
         </w:rPr>
-        <w:t>τὸν λόγον</w:t>
-      </w:r>
-    </w:p>
-    <w:p>
-      <w:pPr/>
-      <w:r>
-        <w:rPr>
-          <w:lang w:val="hi_IN" w:bidi="hi_IN"/>
-        </w:rPr>
-      </w:r>
-      <w:r>
-        <w:rPr>
-          <w:b/>
-          <w:lang w:val="hi_IN" w:bidi="hi_IN"/>
-        </w:rPr>
         <w:t>"वचन"</w:t>
       </w:r>
     </w:p>
@@ -5844,7 +5104,7 @@
         </w:rPr>
         <w:t xml:space="preserve">"इस पद से आरम्भ करके </w:t>
       </w:r>
-      <w:hyperlink r:id="rId22">
+      <w:hyperlink r:id="rId20">
         <w:r>
           <w:rPr>
             <w:lang w:val="hi_IN" w:bidi="hi_IN"/>
@@ -5862,7 +5122,7 @@
         </w:rPr>
         <w:t xml:space="preserve"> के अंत तक, पौलुस एल काव्य युक्ति काम में लेता है जिसको व्यत्यासिका (आवृति) कहते है| कुछ भाषाओं में इससे उलझन उत्पन्न हो सकती है| हो सकता है कि आपको </w:t>
       </w:r>
-      <w:hyperlink r:id="rId23">
+      <w:hyperlink r:id="rId21">
         <w:r>
           <w:rPr>
             <w:lang w:val="hi_IN" w:bidi="hi_IN"/>
@@ -5927,21 +5187,6 @@
           <w:b/>
           <w:lang w:val="hi_IN" w:bidi="hi_IN"/>
         </w:rPr>
-        <w:t>τινὲς μὲν καὶ &amp; τὸν Χριστὸν κηρύσσουσιν</w:t>
-      </w:r>
-    </w:p>
-    <w:p>
-      <w:pPr/>
-      <w:r>
-        <w:rPr>
-          <w:lang w:val="hi_IN" w:bidi="hi_IN"/>
-        </w:rPr>
-      </w:r>
-      <w:r>
-        <w:rPr>
-          <w:b/>
-          <w:lang w:val="hi_IN" w:bidi="hi_IN"/>
-        </w:rPr>
         <w:t>""</w:t>
       </w:r>
     </w:p>
@@ -6005,21 +5250,6 @@
           <w:b/>
           <w:lang w:val="hi_IN" w:bidi="hi_IN"/>
         </w:rPr>
-        <w:t>διὰ φθόνον καὶ ἔριν</w:t>
-      </w:r>
-    </w:p>
-    <w:p>
-      <w:pPr/>
-      <w:r>
-        <w:rPr>
-          <w:lang w:val="hi_IN" w:bidi="hi_IN"/>
-        </w:rPr>
-      </w:r>
-      <w:r>
-        <w:rPr>
-          <w:b/>
-          <w:lang w:val="hi_IN" w:bidi="hi_IN"/>
-        </w:rPr>
         <w:t>"डाह और झगड़े के कारण"</w:t>
       </w:r>
     </w:p>
@@ -6129,21 +5359,6 @@
           <w:b/>
           <w:lang w:val="hi_IN" w:bidi="hi_IN"/>
         </w:rPr>
-        <w:t>εὐδοκίαν</w:t>
-      </w:r>
-    </w:p>
-    <w:p>
-      <w:pPr/>
-      <w:r>
-        <w:rPr>
-          <w:lang w:val="hi_IN" w:bidi="hi_IN"/>
-        </w:rPr>
-      </w:r>
-      <w:r>
-        <w:rPr>
-          <w:b/>
-          <w:lang w:val="hi_IN" w:bidi="hi_IN"/>
-        </w:rPr>
         <w:t>"भली मनसा"</w:t>
       </w:r>
     </w:p>
@@ -6240,21 +5455,6 @@
           <w:b/>
           <w:lang w:val="hi_IN" w:bidi="hi_IN"/>
         </w:rPr>
-        <w:t>ἐξ ἀγάπης</w:t>
-      </w:r>
-    </w:p>
-    <w:p>
-      <w:pPr/>
-      <w:r>
-        <w:rPr>
-          <w:lang w:val="hi_IN" w:bidi="hi_IN"/>
-        </w:rPr>
-      </w:r>
-      <w:r>
-        <w:rPr>
-          <w:b/>
-          <w:lang w:val="hi_IN" w:bidi="hi_IN"/>
-        </w:rPr>
         <w:t>"कई एक"</w:t>
       </w:r>
       <w:r>
@@ -6403,21 +5603,6 @@
           <w:b/>
           <w:lang w:val="hi_IN" w:bidi="hi_IN"/>
         </w:rPr>
-        <w:t>κεῖμαι</w:t>
-      </w:r>
-    </w:p>
-    <w:p>
-      <w:pPr/>
-      <w:r>
-        <w:rPr>
-          <w:lang w:val="hi_IN" w:bidi="hi_IN"/>
-        </w:rPr>
-      </w:r>
-      <w:r>
-        <w:rPr>
-          <w:b/>
-          <w:lang w:val="hi_IN" w:bidi="hi_IN"/>
-        </w:rPr>
         <w:t>""</w:t>
       </w:r>
     </w:p>
@@ -6514,21 +5699,6 @@
           <w:b/>
           <w:lang w:val="hi_IN" w:bidi="hi_IN"/>
         </w:rPr>
-        <w:t>εἰς ἀπολογίαν τοῦ εὐαγγελίου</w:t>
-      </w:r>
-    </w:p>
-    <w:p>
-      <w:pPr/>
-      <w:r>
-        <w:rPr>
-          <w:lang w:val="hi_IN" w:bidi="hi_IN"/>
-        </w:rPr>
-      </w:r>
-      <w:r>
-        <w:rPr>
-          <w:b/>
-          <w:lang w:val="hi_IN" w:bidi="hi_IN"/>
-        </w:rPr>
         <w:t>""</w:t>
       </w:r>
     </w:p>
@@ -6592,21 +5762,6 @@
           <w:b/>
           <w:lang w:val="hi_IN" w:bidi="hi_IN"/>
         </w:rPr>
-        <w:t>εἰς ἀπολογίαν τοῦ εὐαγγελίου κεῖμαι</w:t>
-      </w:r>
-    </w:p>
-    <w:p>
-      <w:pPr/>
-      <w:r>
-        <w:rPr>
-          <w:lang w:val="hi_IN" w:bidi="hi_IN"/>
-        </w:rPr>
-      </w:r>
-      <w:r>
-        <w:rPr>
-          <w:b/>
-          <w:lang w:val="hi_IN" w:bidi="hi_IN"/>
-        </w:rPr>
         <w:t>"मैं सुसमाचार उत्तर देने को ठहराया गया हूँ"</w:t>
       </w:r>
     </w:p>
@@ -6719,7 +5874,7 @@
         </w:rPr>
         <w:t xml:space="preserve">"देखें कि आपने इस वाक्यांश, ""सुसमाचार के लिए उत्तर और प्रमाण देने में"" का अनुवाद </w:t>
       </w:r>
-      <w:hyperlink r:id="rId19">
+      <w:hyperlink r:id="rId17">
         <w:r>
           <w:rPr>
             <w:lang w:val="hi_IN" w:bidi="hi_IN"/>
@@ -6784,21 +5939,6 @@
           <w:b/>
           <w:lang w:val="hi_IN" w:bidi="hi_IN"/>
         </w:rPr>
-        <w:t>οἱ δὲ ἐξ ἐριθείας τὸν Χριστὸν καταγγέλλουσιν</w:t>
-      </w:r>
-    </w:p>
-    <w:p>
-      <w:pPr/>
-      <w:r>
-        <w:rPr>
-          <w:lang w:val="hi_IN" w:bidi="hi_IN"/>
-        </w:rPr>
-      </w:r>
-      <w:r>
-        <w:rPr>
-          <w:b/>
-          <w:lang w:val="hi_IN" w:bidi="hi_IN"/>
-        </w:rPr>
         <w:t>"और कई एक"</w:t>
       </w:r>
       <w:r>
@@ -6908,21 +6048,6 @@
           <w:b/>
           <w:lang w:val="hi_IN" w:bidi="hi_IN"/>
         </w:rPr>
-        <w:t>οὐχ ἁγνῶς</w:t>
-      </w:r>
-    </w:p>
-    <w:p>
-      <w:pPr/>
-      <w:r>
-        <w:rPr>
-          <w:lang w:val="hi_IN" w:bidi="hi_IN"/>
-        </w:rPr>
-      </w:r>
-      <w:r>
-        <w:rPr>
-          <w:b/>
-          <w:lang w:val="hi_IN" w:bidi="hi_IN"/>
-        </w:rPr>
         <w:t>"सिधाई से नहीं"</w:t>
       </w:r>
     </w:p>
@@ -6986,21 +6111,6 @@
           <w:b/>
           <w:lang w:val="hi_IN" w:bidi="hi_IN"/>
         </w:rPr>
-        <w:t>τοῖς δεσμοῖς μου</w:t>
-      </w:r>
-    </w:p>
-    <w:p>
-      <w:pPr/>
-      <w:r>
-        <w:rPr>
-          <w:lang w:val="hi_IN" w:bidi="hi_IN"/>
-        </w:rPr>
-      </w:r>
-      <w:r>
-        <w:rPr>
-          <w:b/>
-          <w:lang w:val="hi_IN" w:bidi="hi_IN"/>
-        </w:rPr>
         <w:t>""</w:t>
       </w:r>
     </w:p>
@@ -7030,7 +6140,7 @@
         </w:rPr>
         <w:t xml:space="preserve"> का अनुवाद,\n</w:t>
       </w:r>
-      <w:hyperlink r:id="rId19">
+      <w:hyperlink r:id="rId17">
         <w:r>
           <w:rPr>
             <w:lang w:val="hi_IN" w:bidi="hi_IN"/>
@@ -7048,7 +6158,7 @@
         </w:rPr>
         <w:t xml:space="preserve"> और </w:t>
       </w:r>
-      <w:hyperlink r:id="rId21">
+      <w:hyperlink r:id="rId19">
         <w:r>
           <w:rPr>
             <w:lang w:val="hi_IN" w:bidi="hi_IN"/>
@@ -7133,21 +6243,6 @@
           <w:b/>
           <w:lang w:val="hi_IN" w:bidi="hi_IN"/>
         </w:rPr>
-        <w:t>οἰόμενοι θλῖψιν ἐγείρειν τοῖς δεσμοῖς μου</w:t>
-      </w:r>
-    </w:p>
-    <w:p>
-      <w:pPr/>
-      <w:r>
-        <w:rPr>
-          <w:lang w:val="hi_IN" w:bidi="hi_IN"/>
-        </w:rPr>
-      </w:r>
-      <w:r>
-        <w:rPr>
-          <w:b/>
-          <w:lang w:val="hi_IN" w:bidi="hi_IN"/>
-        </w:rPr>
         <w:t>"समझकर मेरी कैद में मेरे क्लेश उत्पन्न"</w:t>
       </w:r>
     </w:p>
@@ -7231,21 +6326,6 @@
           <w:b/>
           <w:lang w:val="hi_IN" w:bidi="hi_IN"/>
         </w:rPr>
-        <w:t>τί γάρ</w:t>
-      </w:r>
-    </w:p>
-    <w:p>
-      <w:pPr/>
-      <w:r>
-        <w:rPr>
-          <w:lang w:val="hi_IN" w:bidi="hi_IN"/>
-        </w:rPr>
-      </w:r>
-      <w:r>
-        <w:rPr>
-          <w:b/>
-          <w:lang w:val="hi_IN" w:bidi="hi_IN"/>
-        </w:rPr>
         <w:t>"तो क्या हुआ"</w:t>
       </w:r>
     </w:p>
@@ -7342,21 +6422,6 @@
           <w:b/>
           <w:lang w:val="hi_IN" w:bidi="hi_IN"/>
         </w:rPr>
-        <w:t>τί γάρ</w:t>
-      </w:r>
-    </w:p>
-    <w:p>
-      <w:pPr/>
-      <w:r>
-        <w:rPr>
-          <w:lang w:val="hi_IN" w:bidi="hi_IN"/>
-        </w:rPr>
-      </w:r>
-      <w:r>
-        <w:rPr>
-          <w:b/>
-          <w:lang w:val="hi_IN" w:bidi="hi_IN"/>
-        </w:rPr>
         <w:t>""</w:t>
       </w:r>
     </w:p>
@@ -7453,21 +6518,6 @@
           <w:b/>
           <w:lang w:val="hi_IN" w:bidi="hi_IN"/>
         </w:rPr>
-        <w:t>Χριστὸς καταγγέλλεται</w:t>
-      </w:r>
-    </w:p>
-    <w:p>
-      <w:pPr/>
-      <w:r>
-        <w:rPr>
-          <w:lang w:val="hi_IN" w:bidi="hi_IN"/>
-        </w:rPr>
-      </w:r>
-      <w:r>
-        <w:rPr>
-          <w:b/>
-          <w:lang w:val="hi_IN" w:bidi="hi_IN"/>
-        </w:rPr>
         <w:t>"मसीह"</w:t>
       </w:r>
       <w:r>
@@ -7564,21 +6614,6 @@
           <w:b/>
           <w:lang w:val="hi_IN" w:bidi="hi_IN"/>
         </w:rPr>
-        <w:t>τοῦτό</w:t>
-      </w:r>
-    </w:p>
-    <w:p>
-      <w:pPr/>
-      <w:r>
-        <w:rPr>
-          <w:lang w:val="hi_IN" w:bidi="hi_IN"/>
-        </w:rPr>
-      </w:r>
-      <w:r>
-        <w:rPr>
-          <w:b/>
-          <w:lang w:val="hi_IN" w:bidi="hi_IN"/>
-        </w:rPr>
         <w:t>"इसका"</w:t>
       </w:r>
     </w:p>
@@ -7675,21 +6710,6 @@
           <w:b/>
           <w:lang w:val="hi_IN" w:bidi="hi_IN"/>
         </w:rPr>
-        <w:t>οἶδα γὰρ ὅτι τοῦτό μοι ἀποβήσεται εἰς σωτηρίαν</w:t>
-      </w:r>
-    </w:p>
-    <w:p>
-      <w:pPr/>
-      <w:r>
-        <w:rPr>
-          <w:lang w:val="hi_IN" w:bidi="hi_IN"/>
-        </w:rPr>
-      </w:r>
-      <w:r>
-        <w:rPr>
-          <w:b/>
-          <w:lang w:val="hi_IN" w:bidi="hi_IN"/>
-        </w:rPr>
         <w:t>""</w:t>
       </w:r>
     </w:p>
@@ -7786,21 +6806,6 @@
           <w:b/>
           <w:lang w:val="hi_IN" w:bidi="hi_IN"/>
         </w:rPr>
-        <w:t>ἐπιχορηγίας τοῦ Πνεύματος Ἰησοῦ Χριστοῦ</w:t>
-      </w:r>
-    </w:p>
-    <w:p>
-      <w:pPr/>
-      <w:r>
-        <w:rPr>
-          <w:lang w:val="hi_IN" w:bidi="hi_IN"/>
-        </w:rPr>
-      </w:r>
-      <w:r>
-        <w:rPr>
-          <w:b/>
-          <w:lang w:val="hi_IN" w:bidi="hi_IN"/>
-        </w:rPr>
         <w:t>"यीशु मसीह की आत्मा के दान"</w:t>
       </w:r>
       <w:r>
@@ -7910,21 +6915,6 @@
           <w:b/>
           <w:lang w:val="hi_IN" w:bidi="hi_IN"/>
         </w:rPr>
-        <w:t>ἀποκαραδοκίαν καὶ ἐλπίδα</w:t>
-      </w:r>
-    </w:p>
-    <w:p>
-      <w:pPr/>
-      <w:r>
-        <w:rPr>
-          <w:lang w:val="hi_IN" w:bidi="hi_IN"/>
-        </w:rPr>
-      </w:r>
-      <w:r>
-        <w:rPr>
-          <w:b/>
-          <w:lang w:val="hi_IN" w:bidi="hi_IN"/>
-        </w:rPr>
         <w:t>""</w:t>
       </w:r>
     </w:p>
@@ -8034,21 +7024,6 @@
           <w:b/>
           <w:lang w:val="hi_IN" w:bidi="hi_IN"/>
         </w:rPr>
-        <w:t>κατὰ τὴν ἀποκαραδοκίαν καὶ ἐλπίδα μου</w:t>
-      </w:r>
-    </w:p>
-    <w:p>
-      <w:pPr/>
-      <w:r>
-        <w:rPr>
-          <w:lang w:val="hi_IN" w:bidi="hi_IN"/>
-        </w:rPr>
-      </w:r>
-      <w:r>
-        <w:rPr>
-          <w:b/>
-          <w:lang w:val="hi_IN" w:bidi="hi_IN"/>
-        </w:rPr>
         <w:t>""</w:t>
       </w:r>
     </w:p>
@@ -8138,21 +7113,6 @@
           <w:b/>
           <w:lang w:val="hi_IN" w:bidi="hi_IN"/>
         </w:rPr>
-        <w:t>ἐν τῷ σώματί μου</w:t>
-      </w:r>
-    </w:p>
-    <w:p>
-      <w:pPr/>
-      <w:r>
-        <w:rPr>
-          <w:lang w:val="hi_IN" w:bidi="hi_IN"/>
-        </w:rPr>
-      </w:r>
-      <w:r>
-        <w:rPr>
-          <w:b/>
-          <w:lang w:val="hi_IN" w:bidi="hi_IN"/>
-        </w:rPr>
         <w:t>""</w:t>
       </w:r>
     </w:p>
@@ -8195,7 +7155,7 @@
         </w:rPr>
         <w:t xml:space="preserve"> का सन्दर्भ इसलिए देता है कि उसके इस पार्थिव शरीर के द्वारा वह मृत्यु आने तक इस पृथ्वी पर परमेश्वर की सेवा करता रहेगा जिसका अधिक विस्तृत वर्णन वह \n</w:t>
       </w:r>
-      <w:hyperlink r:id="rId24">
+      <w:hyperlink r:id="rId22">
         <w:r>
           <w:rPr>
             <w:lang w:val="hi_IN" w:bidi="hi_IN"/>
@@ -8280,21 +7240,6 @@
           <w:b/>
           <w:lang w:val="hi_IN" w:bidi="hi_IN"/>
         </w:rPr>
-        <w:t>ἐν οὐδενὶ αἰσχυνθήσομαι, ἀλλ’</w:t>
-      </w:r>
-    </w:p>
-    <w:p>
-      <w:pPr/>
-      <w:r>
-        <w:rPr>
-          <w:lang w:val="hi_IN" w:bidi="hi_IN"/>
-        </w:rPr>
-      </w:r>
-      <w:r>
-        <w:rPr>
-          <w:b/>
-          <w:lang w:val="hi_IN" w:bidi="hi_IN"/>
-        </w:rPr>
         <w:t>"रखता हूँ"</w:t>
       </w:r>
       <w:r>
@@ -8417,21 +7362,6 @@
           <w:b/>
           <w:lang w:val="hi_IN" w:bidi="hi_IN"/>
         </w:rPr>
-        <w:t>ἐν πάσῃ παρρησίᾳ</w:t>
-      </w:r>
-    </w:p>
-    <w:p>
-      <w:pPr/>
-      <w:r>
-        <w:rPr>
-          <w:lang w:val="hi_IN" w:bidi="hi_IN"/>
-        </w:rPr>
-      </w:r>
-      <w:r>
-        <w:rPr>
-          <w:b/>
-          <w:lang w:val="hi_IN" w:bidi="hi_IN"/>
-        </w:rPr>
         <w:t>"किसी बात में"</w:t>
       </w:r>
       <w:r>
@@ -8541,21 +7471,6 @@
           <w:b/>
           <w:lang w:val="hi_IN" w:bidi="hi_IN"/>
         </w:rPr>
-        <w:t>εἴτε διὰ ζωῆς εἴτε διὰ θανάτου</w:t>
-      </w:r>
-    </w:p>
-    <w:p>
-      <w:pPr/>
-      <w:r>
-        <w:rPr>
-          <w:lang w:val="hi_IN" w:bidi="hi_IN"/>
-        </w:rPr>
-      </w:r>
-      <w:r>
-        <w:rPr>
-          <w:b/>
-          <w:lang w:val="hi_IN" w:bidi="hi_IN"/>
-        </w:rPr>
         <w:t>""</w:t>
       </w:r>
     </w:p>
@@ -8645,21 +7560,6 @@
           <w:b/>
           <w:lang w:val="hi_IN" w:bidi="hi_IN"/>
         </w:rPr>
-        <w:t>κέρδος</w:t>
-      </w:r>
-    </w:p>
-    <w:p>
-      <w:pPr/>
-      <w:r>
-        <w:rPr>
-          <w:lang w:val="hi_IN" w:bidi="hi_IN"/>
-        </w:rPr>
-      </w:r>
-      <w:r>
-        <w:rPr>
-          <w:b/>
-          <w:lang w:val="hi_IN" w:bidi="hi_IN"/>
-        </w:rPr>
         <w:t>""</w:t>
       </w:r>
     </w:p>
@@ -8756,21 +7656,6 @@
           <w:b/>
           <w:lang w:val="hi_IN" w:bidi="hi_IN"/>
         </w:rPr>
-        <w:t>ἐν σαρκί</w:t>
-      </w:r>
-    </w:p>
-    <w:p>
-      <w:pPr/>
-      <w:r>
-        <w:rPr>
-          <w:lang w:val="hi_IN" w:bidi="hi_IN"/>
-        </w:rPr>
-      </w:r>
-      <w:r>
-        <w:rPr>
-          <w:b/>
-          <w:lang w:val="hi_IN" w:bidi="hi_IN"/>
-        </w:rPr>
         <w:t>""</w:t>
       </w:r>
     </w:p>
@@ -8880,21 +7765,6 @@
           <w:b/>
           <w:lang w:val="hi_IN" w:bidi="hi_IN"/>
         </w:rPr>
-        <w:t>τοῦτό μοι καρπὸς ἔργου</w:t>
-      </w:r>
-    </w:p>
-    <w:p>
-      <w:pPr/>
-      <w:r>
-        <w:rPr>
-          <w:lang w:val="hi_IN" w:bidi="hi_IN"/>
-        </w:rPr>
-      </w:r>
-      <w:r>
-        <w:rPr>
-          <w:b/>
-          <w:lang w:val="hi_IN" w:bidi="hi_IN"/>
-        </w:rPr>
         <w:t>""</w:t>
       </w:r>
     </w:p>
@@ -8991,21 +7861,6 @@
           <w:b/>
           <w:lang w:val="hi_IN" w:bidi="hi_IN"/>
         </w:rPr>
-        <w:t>τοῦτό μοι καρπὸς ἔργου</w:t>
-      </w:r>
-    </w:p>
-    <w:p>
-      <w:pPr/>
-      <w:r>
-        <w:rPr>
-          <w:lang w:val="hi_IN" w:bidi="hi_IN"/>
-        </w:rPr>
-      </w:r>
-      <w:r>
-        <w:rPr>
-          <w:b/>
-          <w:lang w:val="hi_IN" w:bidi="hi_IN"/>
-        </w:rPr>
         <w:t>"मेरे काम के लिये लाभदायक है"</w:t>
       </w:r>
     </w:p>
@@ -9102,21 +7957,6 @@
           <w:b/>
           <w:lang w:val="hi_IN" w:bidi="hi_IN"/>
         </w:rPr>
-        <w:t>συνέχομαι δὲ ἐκ τῶν δύο</w:t>
-      </w:r>
-    </w:p>
-    <w:p>
-      <w:pPr/>
-      <w:r>
-        <w:rPr>
-          <w:lang w:val="hi_IN" w:bidi="hi_IN"/>
-        </w:rPr>
-      </w:r>
-      <w:r>
-        <w:rPr>
-          <w:b/>
-          <w:lang w:val="hi_IN" w:bidi="hi_IN"/>
-        </w:rPr>
         <w:t>""</w:t>
       </w:r>
     </w:p>
@@ -9213,21 +8053,6 @@
           <w:b/>
           <w:lang w:val="hi_IN" w:bidi="hi_IN"/>
         </w:rPr>
-        <w:t>συνέχομαι</w:t>
-      </w:r>
-    </w:p>
-    <w:p>
-      <w:pPr/>
-      <w:r>
-        <w:rPr>
-          <w:lang w:val="hi_IN" w:bidi="hi_IN"/>
-        </w:rPr>
-      </w:r>
-      <w:r>
-        <w:rPr>
-          <w:b/>
-          <w:lang w:val="hi_IN" w:bidi="hi_IN"/>
-        </w:rPr>
         <w:t>"मैं"</w:t>
       </w:r>
       <w:r>
@@ -9337,21 +8162,6 @@
           <w:b/>
           <w:lang w:val="hi_IN" w:bidi="hi_IN"/>
         </w:rPr>
-        <w:t>τῶν δύο</w:t>
-      </w:r>
-    </w:p>
-    <w:p>
-      <w:pPr/>
-      <w:r>
-        <w:rPr>
-          <w:lang w:val="hi_IN" w:bidi="hi_IN"/>
-        </w:rPr>
-      </w:r>
-      <w:r>
-        <w:rPr>
-          <w:b/>
-          <w:lang w:val="hi_IN" w:bidi="hi_IN"/>
-        </w:rPr>
         <w:t>"दोनों"</w:t>
       </w:r>
     </w:p>
@@ -9461,21 +8271,6 @@
           <w:b/>
           <w:lang w:val="hi_IN" w:bidi="hi_IN"/>
         </w:rPr>
-        <w:t>τὴν ἐπιθυμίαν ἔχων</w:t>
-      </w:r>
-    </w:p>
-    <w:p>
-      <w:pPr/>
-      <w:r>
-        <w:rPr>
-          <w:lang w:val="hi_IN" w:bidi="hi_IN"/>
-        </w:rPr>
-      </w:r>
-      <w:r>
-        <w:rPr>
-          <w:b/>
-          <w:lang w:val="hi_IN" w:bidi="hi_IN"/>
-        </w:rPr>
         <w:t>"जी तो चाहता है"</w:t>
       </w:r>
     </w:p>
@@ -9559,21 +8354,6 @@
           <w:b/>
           <w:lang w:val="hi_IN" w:bidi="hi_IN"/>
         </w:rPr>
-        <w:t>ἀναλῦσαι</w:t>
-      </w:r>
-    </w:p>
-    <w:p>
-      <w:pPr/>
-      <w:r>
-        <w:rPr>
-          <w:lang w:val="hi_IN" w:bidi="hi_IN"/>
-        </w:rPr>
-      </w:r>
-      <w:r>
-        <w:rPr>
-          <w:b/>
-          <w:lang w:val="hi_IN" w:bidi="hi_IN"/>
-        </w:rPr>
         <w:t>""</w:t>
       </w:r>
     </w:p>
@@ -9683,21 +8463,6 @@
           <w:b/>
           <w:lang w:val="hi_IN" w:bidi="hi_IN"/>
         </w:rPr>
-        <w:t>τὸ δὲ ἐπιμένειν ἐν τῇ σαρκὶ</w:t>
-      </w:r>
-    </w:p>
-    <w:p>
-      <w:pPr/>
-      <w:r>
-        <w:rPr>
-          <w:lang w:val="hi_IN" w:bidi="hi_IN"/>
-        </w:rPr>
-      </w:r>
-      <w:r>
-        <w:rPr>
-          <w:b/>
-          <w:lang w:val="hi_IN" w:bidi="hi_IN"/>
-        </w:rPr>
         <w:t>"परन्तु शरीर में रहना"</w:t>
       </w:r>
     </w:p>
@@ -9740,7 +8505,7 @@
         </w:rPr>
         <w:t xml:space="preserve"> का अनुवाद </w:t>
       </w:r>
-      <w:hyperlink r:id="rId25">
+      <w:hyperlink r:id="rId23">
         <w:r>
           <w:rPr>
             <w:lang w:val="hi_IN" w:bidi="hi_IN"/>
@@ -9825,21 +8590,6 @@
           <w:b/>
           <w:lang w:val="hi_IN" w:bidi="hi_IN"/>
         </w:rPr>
-        <w:t>ἀναγκαιότερον</w:t>
-      </w:r>
-    </w:p>
-    <w:p>
-      <w:pPr/>
-      <w:r>
-        <w:rPr>
-          <w:lang w:val="hi_IN" w:bidi="hi_IN"/>
-        </w:rPr>
-      </w:r>
-      <w:r>
-        <w:rPr>
-          <w:b/>
-          <w:lang w:val="hi_IN" w:bidi="hi_IN"/>
-        </w:rPr>
         <w:t>"और भी आवश्यक"</w:t>
       </w:r>
     </w:p>
@@ -9965,7 +8715,7 @@
         </w:rPr>
         <w:t xml:space="preserve"> का अनुवाद </w:t>
       </w:r>
-      <w:hyperlink r:id="rId18">
+      <w:hyperlink r:id="rId16">
         <w:r>
           <w:rPr>
             <w:lang w:val="hi_IN" w:bidi="hi_IN"/>
@@ -10030,21 +8780,6 @@
           <w:b/>
           <w:lang w:val="hi_IN" w:bidi="hi_IN"/>
         </w:rPr>
-        <w:t>καὶ τοῦτο πεποιθὼς</w:t>
-      </w:r>
-    </w:p>
-    <w:p>
-      <w:pPr/>
-      <w:r>
-        <w:rPr>
-          <w:lang w:val="hi_IN" w:bidi="hi_IN"/>
-        </w:rPr>
-      </w:r>
-      <w:r>
-        <w:rPr>
-          <w:b/>
-          <w:lang w:val="hi_IN" w:bidi="hi_IN"/>
-        </w:rPr>
         <w:t>""</w:t>
       </w:r>
     </w:p>
@@ -10074,7 +8809,7 @@
         </w:rPr>
         <w:t xml:space="preserve"> पद </w:t>
       </w:r>
-      <w:hyperlink r:id="rId26">
+      <w:hyperlink r:id="rId24">
         <w:r>
           <w:rPr>
             <w:lang w:val="hi_IN" w:bidi="hi_IN"/>
@@ -10152,21 +8887,6 @@
           <w:b/>
           <w:lang w:val="hi_IN" w:bidi="hi_IN"/>
         </w:rPr>
-        <w:t>τοῦτο πεποιθὼς</w:t>
-      </w:r>
-    </w:p>
-    <w:p>
-      <w:pPr/>
-      <w:r>
-        <w:rPr>
-          <w:lang w:val="hi_IN" w:bidi="hi_IN"/>
-        </w:rPr>
-      </w:r>
-      <w:r>
-        <w:rPr>
-          <w:b/>
-          <w:lang w:val="hi_IN" w:bidi="hi_IN"/>
-        </w:rPr>
         <w:t>"इसलिए"</w:t>
       </w:r>
       <w:r>
@@ -10263,21 +8983,6 @@
           <w:b/>
           <w:lang w:val="hi_IN" w:bidi="hi_IN"/>
         </w:rPr>
-        <w:t>μενῶ</w:t>
-      </w:r>
-    </w:p>
-    <w:p>
-      <w:pPr/>
-      <w:r>
-        <w:rPr>
-          <w:lang w:val="hi_IN" w:bidi="hi_IN"/>
-        </w:rPr>
-      </w:r>
-      <w:r>
-        <w:rPr>
-          <w:b/>
-          <w:lang w:val="hi_IN" w:bidi="hi_IN"/>
-        </w:rPr>
         <w:t>""</w:t>
       </w:r>
     </w:p>
@@ -10307,7 +9012,7 @@
         </w:rPr>
         <w:t xml:space="preserve"> अर्थात इस पृथ्वी पर शरीर में विद्यमान रहूँगा जिसकी तुलना मर कर पृथ्वी से कूच करके मसीह के साथ होने से है| देखें कि आपने \n</w:t>
       </w:r>
-      <w:hyperlink r:id="rId26">
+      <w:hyperlink r:id="rId24">
         <w:r>
           <w:rPr>
             <w:lang w:val="hi_IN" w:bidi="hi_IN"/>
@@ -10385,21 +9090,6 @@
           <w:b/>
           <w:lang w:val="hi_IN" w:bidi="hi_IN"/>
         </w:rPr>
-        <w:t>μενῶ καὶ παραμενῶ</w:t>
-      </w:r>
-    </w:p>
-    <w:p>
-      <w:pPr/>
-      <w:r>
-        <w:rPr>
-          <w:lang w:val="hi_IN" w:bidi="hi_IN"/>
-        </w:rPr>
-      </w:r>
-      <w:r>
-        <w:rPr>
-          <w:b/>
-          <w:lang w:val="hi_IN" w:bidi="hi_IN"/>
-        </w:rPr>
         <w:t>"मैं जीवित रहूँगा, वरन्"</w:t>
       </w:r>
       <w:r>
@@ -10538,7 +9228,7 @@
         </w:rPr>
         <w:t xml:space="preserve"> का अनुवाद </w:t>
       </w:r>
-      <w:hyperlink r:id="rId16">
+      <w:hyperlink r:id="rId14">
         <w:r>
           <w:rPr>
             <w:lang w:val="hi_IN" w:bidi="hi_IN"/>
@@ -10623,21 +9313,6 @@
           <w:b/>
           <w:lang w:val="hi_IN" w:bidi="hi_IN"/>
         </w:rPr>
-        <w:t>εἰς τὴν ὑμῶν προκοπὴν καὶ χαρὰν</w:t>
-      </w:r>
-    </w:p>
-    <w:p>
-      <w:pPr/>
-      <w:r>
-        <w:rPr>
-          <w:lang w:val="hi_IN" w:bidi="hi_IN"/>
-        </w:rPr>
-      </w:r>
-      <w:r>
-        <w:rPr>
-          <w:b/>
-          <w:lang w:val="hi_IN" w:bidi="hi_IN"/>
-        </w:rPr>
         <w:t>"के"</w:t>
       </w:r>
       <w:r>
@@ -10773,21 +9448,6 @@
           <w:b/>
           <w:lang w:val="hi_IN" w:bidi="hi_IN"/>
         </w:rPr>
-        <w:t>εἰς τὴν ὑμῶν προκοπὴν καὶ χαρὰν</w:t>
-      </w:r>
-    </w:p>
-    <w:p>
-      <w:pPr/>
-      <w:r>
-        <w:rPr>
-          <w:lang w:val="hi_IN" w:bidi="hi_IN"/>
-        </w:rPr>
-      </w:r>
-      <w:r>
-        <w:rPr>
-          <w:b/>
-          <w:lang w:val="hi_IN" w:bidi="hi_IN"/>
-        </w:rPr>
         <w:t>"के"</w:t>
       </w:r>
       <w:r>
@@ -10978,7 +9638,7 @@
         </w:rPr>
         <w:t xml:space="preserve"> शब्द का अनुवाद </w:t>
       </w:r>
-      <w:hyperlink r:id="rId18">
+      <w:hyperlink r:id="rId16">
         <w:r>
           <w:rPr>
             <w:lang w:val="hi_IN" w:bidi="hi_IN"/>
@@ -11043,21 +9703,6 @@
           <w:b/>
           <w:lang w:val="hi_IN" w:bidi="hi_IN"/>
         </w:rPr>
-        <w:t>τῆς πίστεως</w:t>
-      </w:r>
-    </w:p>
-    <w:p>
-      <w:pPr/>
-      <w:r>
-        <w:rPr>
-          <w:lang w:val="hi_IN" w:bidi="hi_IN"/>
-        </w:rPr>
-      </w:r>
-      <w:r>
-        <w:rPr>
-          <w:b/>
-          <w:lang w:val="hi_IN" w:bidi="hi_IN"/>
-        </w:rPr>
         <w:t>"विश्वास"</w:t>
       </w:r>
       <w:r>
@@ -11167,21 +9812,6 @@
           <w:b/>
           <w:lang w:val="hi_IN" w:bidi="hi_IN"/>
         </w:rPr>
-        <w:t>ἵνα</w:t>
-      </w:r>
-    </w:p>
-    <w:p>
-      <w:pPr/>
-      <w:r>
-        <w:rPr>
-          <w:lang w:val="hi_IN" w:bidi="hi_IN"/>
-        </w:rPr>
-      </w:r>
-      <w:r>
-        <w:rPr>
-          <w:b/>
-          <w:lang w:val="hi_IN" w:bidi="hi_IN"/>
-        </w:rPr>
         <w:t>"वह"</w:t>
       </w:r>
     </w:p>
@@ -11211,7 +9841,7 @@
         </w:rPr>
         <w:t xml:space="preserve"> से संकेत मिलता है कि उत्तरोक्ति पूर्वोक्ति का उद्देश्य है| पौलुस के जीवित रहने का उद्देश्य- </w:t>
       </w:r>
-      <w:hyperlink r:id="rId27">
+      <w:hyperlink r:id="rId25">
         <w:r>
           <w:rPr>
             <w:lang w:val="hi_IN" w:bidi="hi_IN"/>
@@ -11296,21 +9926,6 @@
           <w:b/>
           <w:lang w:val="hi_IN" w:bidi="hi_IN"/>
         </w:rPr>
-        <w:t>καύχημα &amp; ἐν</w:t>
-      </w:r>
-    </w:p>
-    <w:p>
-      <w:pPr/>
-      <w:r>
-        <w:rPr>
-          <w:lang w:val="hi_IN" w:bidi="hi_IN"/>
-        </w:rPr>
-      </w:r>
-      <w:r>
-        <w:rPr>
-          <w:b/>
-          <w:lang w:val="hi_IN" w:bidi="hi_IN"/>
-        </w:rPr>
         <w:t>"घमण्ड"</w:t>
       </w:r>
       <w:r>
@@ -11420,21 +10035,6 @@
           <w:b/>
           <w:lang w:val="hi_IN" w:bidi="hi_IN"/>
         </w:rPr>
-        <w:t>παρουσίας</w:t>
-      </w:r>
-    </w:p>
-    <w:p>
-      <w:pPr/>
-      <w:r>
-        <w:rPr>
-          <w:lang w:val="hi_IN" w:bidi="hi_IN"/>
-        </w:rPr>
-      </w:r>
-      <w:r>
-        <w:rPr>
-          <w:b/>
-          <w:lang w:val="hi_IN" w:bidi="hi_IN"/>
-        </w:rPr>
         <w:t>"आने"</w:t>
       </w:r>
     </w:p>
@@ -11464,7 +10064,7 @@
         </w:rPr>
         <w:t xml:space="preserve"> शब्द फिलिप्पी के विश्वासियों के दृष्टिकोण से है| हो सकता है कि आपकी भाषा में पौलुस के दृष्टिकोण से उसकी यात्रा को व्यक्त करना अधिक व्यावहारिक होगा| अतः ""जाना"" जैसे शब्द का उपयोग करें| यहाँ और पद </w:t>
       </w:r>
-      <w:hyperlink r:id="rId28">
+      <w:hyperlink r:id="rId26">
         <w:r>
           <w:rPr>
             <w:lang w:val="hi_IN" w:bidi="hi_IN"/>
@@ -11549,21 +10149,6 @@
           <w:b/>
           <w:lang w:val="hi_IN" w:bidi="hi_IN"/>
         </w:rPr>
-        <w:t>διὰ τῆς ἐμῆς παρουσίας</w:t>
-      </w:r>
-    </w:p>
-    <w:p>
-      <w:pPr/>
-      <w:r>
-        <w:rPr>
-          <w:lang w:val="hi_IN" w:bidi="hi_IN"/>
-        </w:rPr>
-      </w:r>
-      <w:r>
-        <w:rPr>
-          <w:b/>
-          <w:lang w:val="hi_IN" w:bidi="hi_IN"/>
-        </w:rPr>
         <w:t>"मेरे"</w:t>
       </w:r>
       <w:r>
@@ -11699,21 +10284,6 @@
           <w:b/>
           <w:lang w:val="hi_IN" w:bidi="hi_IN"/>
         </w:rPr>
-        <w:t>ἐλθὼν</w:t>
-      </w:r>
-    </w:p>
-    <w:p>
-      <w:pPr/>
-      <w:r>
-        <w:rPr>
-          <w:lang w:val="hi_IN" w:bidi="hi_IN"/>
-        </w:rPr>
-      </w:r>
-      <w:r>
-        <w:rPr>
-          <w:b/>
-          <w:lang w:val="hi_IN" w:bidi="hi_IN"/>
-        </w:rPr>
         <w:t>"तुम्हें"</w:t>
       </w:r>
     </w:p>
@@ -11756,7 +10326,7 @@
         </w:rPr>
         <w:t xml:space="preserve"> शब्द का सन्दर्भ फिलिप्पी के विश्वासियों के निवास स्थान में पौलुस का यात्रा करके पहुँचने और उनसे भेंट करने से है| देखें कि आपने इस शब्द के रूप का अनुवाद पिछले पद </w:t>
       </w:r>
-      <w:hyperlink r:id="rId29">
+      <w:hyperlink r:id="rId27">
         <w:r>
           <w:rPr>
             <w:lang w:val="hi_IN" w:bidi="hi_IN"/>
@@ -11841,21 +10411,6 @@
           <w:b/>
           <w:lang w:val="hi_IN" w:bidi="hi_IN"/>
         </w:rPr>
-        <w:t>ἀξίως τοῦ εὐαγγελίου τοῦ Χριστοῦ πολιτεύεσθε</w:t>
-      </w:r>
-    </w:p>
-    <w:p>
-      <w:pPr/>
-      <w:r>
-        <w:rPr>
-          <w:lang w:val="hi_IN" w:bidi="hi_IN"/>
-        </w:rPr>
-      </w:r>
-      <w:r>
-        <w:rPr>
-          <w:b/>
-          <w:lang w:val="hi_IN" w:bidi="hi_IN"/>
-        </w:rPr>
         <w:t>"मसीह के सुसमाचार के योग्य"</w:t>
       </w:r>
     </w:p>
@@ -11939,21 +10494,6 @@
           <w:b/>
           <w:lang w:val="hi_IN" w:bidi="hi_IN"/>
         </w:rPr>
-        <w:t>στήκετε</w:t>
-      </w:r>
-    </w:p>
-    <w:p>
-      <w:pPr/>
-      <w:r>
-        <w:rPr>
-          <w:lang w:val="hi_IN" w:bidi="hi_IN"/>
-        </w:rPr>
-      </w:r>
-      <w:r>
-        <w:rPr>
-          <w:b/>
-          <w:lang w:val="hi_IN" w:bidi="hi_IN"/>
-        </w:rPr>
         <w:t>"हो"</w:t>
       </w:r>
     </w:p>
@@ -12050,21 +10590,6 @@
           <w:b/>
           <w:lang w:val="hi_IN" w:bidi="hi_IN"/>
         </w:rPr>
-        <w:t>ἐν ἑνὶ πνεύματι, μιᾷ ψυχῇ</w:t>
-      </w:r>
-    </w:p>
-    <w:p>
-      <w:pPr/>
-      <w:r>
-        <w:rPr>
-          <w:lang w:val="hi_IN" w:bidi="hi_IN"/>
-        </w:rPr>
-      </w:r>
-      <w:r>
-        <w:rPr>
-          <w:b/>
-          <w:lang w:val="hi_IN" w:bidi="hi_IN"/>
-        </w:rPr>
         <w:t>"करो कि"</w:t>
       </w:r>
       <w:r>
@@ -12200,21 +10725,6 @@
           <w:b/>
           <w:lang w:val="hi_IN" w:bidi="hi_IN"/>
         </w:rPr>
-        <w:t>ἐν ἑνὶ πνεύματι, μιᾷ ψυχῇ</w:t>
-      </w:r>
-    </w:p>
-    <w:p>
-      <w:pPr/>
-      <w:r>
-        <w:rPr>
-          <w:lang w:val="hi_IN" w:bidi="hi_IN"/>
-        </w:rPr>
-      </w:r>
-      <w:r>
-        <w:rPr>
-          <w:b/>
-          <w:lang w:val="hi_IN" w:bidi="hi_IN"/>
-        </w:rPr>
         <w:t>"करो कि"</w:t>
       </w:r>
       <w:r>
@@ -12350,21 +10860,6 @@
           <w:b/>
           <w:lang w:val="hi_IN" w:bidi="hi_IN"/>
         </w:rPr>
-        <w:t>συναθλοῦντες</w:t>
-      </w:r>
-    </w:p>
-    <w:p>
-      <w:pPr/>
-      <w:r>
-        <w:rPr>
-          <w:lang w:val="hi_IN" w:bidi="hi_IN"/>
-        </w:rPr>
-      </w:r>
-      <w:r>
-        <w:rPr>
-          <w:b/>
-          <w:lang w:val="hi_IN" w:bidi="hi_IN"/>
-        </w:rPr>
         <w:t>""</w:t>
       </w:r>
     </w:p>
@@ -12428,21 +10923,6 @@
           <w:b/>
           <w:lang w:val="hi_IN" w:bidi="hi_IN"/>
         </w:rPr>
-        <w:t>τῇ πίστει τοῦ εὐαγγελίου</w:t>
-      </w:r>
-    </w:p>
-    <w:p>
-      <w:pPr/>
-      <w:r>
-        <w:rPr>
-          <w:lang w:val="hi_IN" w:bidi="hi_IN"/>
-        </w:rPr>
-      </w:r>
-      <w:r>
-        <w:rPr>
-          <w:b/>
-          <w:lang w:val="hi_IN" w:bidi="hi_IN"/>
-        </w:rPr>
         <w:t>""</w:t>
       </w:r>
     </w:p>
@@ -12532,21 +11012,6 @@
           <w:b/>
           <w:lang w:val="hi_IN" w:bidi="hi_IN"/>
         </w:rPr>
-        <w:t>τῶν ἀντικειμένων</w:t>
-      </w:r>
-    </w:p>
-    <w:p>
-      <w:pPr/>
-      <w:r>
-        <w:rPr>
-          <w:lang w:val="hi_IN" w:bidi="hi_IN"/>
-        </w:rPr>
-      </w:r>
-      <w:r>
-        <w:rPr>
-          <w:b/>
-          <w:lang w:val="hi_IN" w:bidi="hi_IN"/>
-        </w:rPr>
         <w:t>"विरोधियों"</w:t>
       </w:r>
     </w:p>
@@ -12643,21 +11108,6 @@
           <w:b/>
           <w:lang w:val="hi_IN" w:bidi="hi_IN"/>
         </w:rPr>
-        <w:t>ἥτις ἐστὶν αὐτοῖς ἔνδειξις</w:t>
-      </w:r>
-    </w:p>
-    <w:p>
-      <w:pPr/>
-      <w:r>
-        <w:rPr>
-          <w:lang w:val="hi_IN" w:bidi="hi_IN"/>
-        </w:rPr>
-      </w:r>
-      <w:r>
-        <w:rPr>
-          <w:b/>
-          <w:lang w:val="hi_IN" w:bidi="hi_IN"/>
-        </w:rPr>
         <w:t>""</w:t>
       </w:r>
     </w:p>
@@ -12747,21 +11197,6 @@
           <w:b/>
           <w:lang w:val="hi_IN" w:bidi="hi_IN"/>
         </w:rPr>
-        <w:t>ἀπωλείας</w:t>
-      </w:r>
-    </w:p>
-    <w:p>
-      <w:pPr/>
-      <w:r>
-        <w:rPr>
-          <w:lang w:val="hi_IN" w:bidi="hi_IN"/>
-        </w:rPr>
-      </w:r>
-      <w:r>
-        <w:rPr>
-          <w:b/>
-          <w:lang w:val="hi_IN" w:bidi="hi_IN"/>
-        </w:rPr>
         <w:t>"विनाश का"</w:t>
       </w:r>
     </w:p>
@@ -12858,21 +11293,6 @@
           <w:b/>
           <w:lang w:val="hi_IN" w:bidi="hi_IN"/>
         </w:rPr>
-        <w:t>ὑμῶν δὲ σωτηρίας</w:t>
-      </w:r>
-    </w:p>
-    <w:p>
-      <w:pPr/>
-      <w:r>
-        <w:rPr>
-          <w:lang w:val="hi_IN" w:bidi="hi_IN"/>
-        </w:rPr>
-      </w:r>
-      <w:r>
-        <w:rPr>
-          <w:b/>
-          <w:lang w:val="hi_IN" w:bidi="hi_IN"/>
-        </w:rPr>
         <w:t>"उद्धार का"</w:t>
       </w:r>
     </w:p>
@@ -12969,21 +11389,6 @@
           <w:b/>
           <w:lang w:val="hi_IN" w:bidi="hi_IN"/>
         </w:rPr>
-        <w:t>τοῦτο ἀπὸ Θεοῦ</w:t>
-      </w:r>
-    </w:p>
-    <w:p>
-      <w:pPr/>
-      <w:r>
-        <w:rPr>
-          <w:lang w:val="hi_IN" w:bidi="hi_IN"/>
-        </w:rPr>
-      </w:r>
-      <w:r>
-        <w:rPr>
-          <w:b/>
-          <w:lang w:val="hi_IN" w:bidi="hi_IN"/>
-        </w:rPr>
         <w:t>""</w:t>
       </w:r>
     </w:p>
@@ -13073,21 +11478,6 @@
           <w:b/>
           <w:lang w:val="hi_IN" w:bidi="hi_IN"/>
         </w:rPr>
-        <w:t>ὑμῖν ἐχαρίσθη τὸ</w:t>
-      </w:r>
-    </w:p>
-    <w:p>
-      <w:pPr/>
-      <w:r>
-        <w:rPr>
-          <w:lang w:val="hi_IN" w:bidi="hi_IN"/>
-        </w:rPr>
-      </w:r>
-      <w:r>
-        <w:rPr>
-          <w:b/>
-          <w:lang w:val="hi_IN" w:bidi="hi_IN"/>
-        </w:rPr>
         <w:t>"तुम अनुग्रह हुआ"</w:t>
       </w:r>
     </w:p>
@@ -13171,21 +11561,6 @@
           <w:b/>
           <w:lang w:val="hi_IN" w:bidi="hi_IN"/>
         </w:rPr>
-        <w:t>τὸν αὐτὸν ἀγῶνα ἔχοντες</w:t>
-      </w:r>
-    </w:p>
-    <w:p>
-      <w:pPr/>
-      <w:r>
-        <w:rPr>
-          <w:lang w:val="hi_IN" w:bidi="hi_IN"/>
-        </w:rPr>
-      </w:r>
-      <w:r>
-        <w:rPr>
-          <w:b/>
-          <w:lang w:val="hi_IN" w:bidi="hi_IN"/>
-        </w:rPr>
         <w:t>""</w:t>
       </w:r>
     </w:p>
@@ -13262,21 +11637,6 @@
           <w:b/>
           <w:lang w:val="hi_IN" w:bidi="hi_IN"/>
         </w:rPr>
-        <w:t>τὸν αὐτὸν ἀγῶνα ἔχοντες, οἷον εἴδετε ἐν ἐμοὶ</w:t>
-      </w:r>
-    </w:p>
-    <w:p>
-      <w:pPr/>
-      <w:r>
-        <w:rPr>
-          <w:lang w:val="hi_IN" w:bidi="hi_IN"/>
-        </w:rPr>
-      </w:r>
-      <w:r>
-        <w:rPr>
-          <w:b/>
-          <w:lang w:val="hi_IN" w:bidi="hi_IN"/>
-        </w:rPr>
         <w:t>"तुम्हें वैसा ही परिश्रम करना है, जैसा तुम ने मुझे देखा है,"</w:t>
       </w:r>
       <w:r>
@@ -13386,21 +11746,6 @@
           <w:b/>
           <w:lang w:val="hi_IN" w:bidi="hi_IN"/>
         </w:rPr>
-        <w:t>εἴδετε ἐν ἐμοὶ, καὶ νῦν ἀκούετε ἐν ἐμοί</w:t>
-      </w:r>
-    </w:p>
-    <w:p>
-      <w:pPr/>
-      <w:r>
-        <w:rPr>
-          <w:lang w:val="hi_IN" w:bidi="hi_IN"/>
-        </w:rPr>
-      </w:r>
-      <w:r>
-        <w:rPr>
-          <w:b/>
-          <w:lang w:val="hi_IN" w:bidi="hi_IN"/>
-        </w:rPr>
         <w:t>"और तुम्हें"</w:t>
       </w:r>
       <w:r>
@@ -13510,21 +11855,6 @@
           <w:b/>
           <w:lang w:val="hi_IN" w:bidi="hi_IN"/>
         </w:rPr>
-        <w:t>οὖν</w:t>
-      </w:r>
-    </w:p>
-    <w:p>
-      <w:pPr/>
-      <w:r>
-        <w:rPr>
-          <w:lang w:val="hi_IN" w:bidi="hi_IN"/>
-        </w:rPr>
-      </w:r>
-      <w:r>
-        <w:rPr>
-          <w:b/>
-          <w:lang w:val="hi_IN" w:bidi="hi_IN"/>
-        </w:rPr>
         <w:t>"अतः"</w:t>
       </w:r>
     </w:p>
@@ -13621,21 +11951,6 @@
           <w:b/>
           <w:lang w:val="hi_IN" w:bidi="hi_IN"/>
         </w:rPr>
-        <w:t>εἴ τις &amp; παράκλησις ἐν Χριστῷ, εἴ τι παραμύθιον ἀγάπης, εἴ τις κοινωνία Πνεύματος, εἴ τις σπλάγχνα καὶ οἰκτιρμοί</w:t>
-      </w:r>
-    </w:p>
-    <w:p>
-      <w:pPr/>
-      <w:r>
-        <w:rPr>
-          <w:lang w:val="hi_IN" w:bidi="hi_IN"/>
-        </w:rPr>
-      </w:r>
-      <w:r>
-        <w:rPr>
-          <w:b/>
-          <w:lang w:val="hi_IN" w:bidi="hi_IN"/>
-        </w:rPr>
         <w:t>""</w:t>
       </w:r>
     </w:p>
@@ -13725,21 +12040,6 @@
           <w:b/>
           <w:lang w:val="hi_IN" w:bidi="hi_IN"/>
         </w:rPr>
-        <w:t>εἴ τι παραμύθιον ἀγάπης, εἴ τις κοινωνία Πνεύματος, εἴ τις σπλάγχνα καὶ οἰκτιρμοί</w:t>
-      </w:r>
-    </w:p>
-    <w:p>
-      <w:pPr/>
-      <w:r>
-        <w:rPr>
-          <w:lang w:val="hi_IN" w:bidi="hi_IN"/>
-        </w:rPr>
-      </w:r>
-      <w:r>
-        <w:rPr>
-          <w:b/>
-          <w:lang w:val="hi_IN" w:bidi="hi_IN"/>
-        </w:rPr>
         <w:t>"और प्रेम से ढाढ़स और आत्मा की सहभागिता, और कुछ करुणा और दया"</w:t>
       </w:r>
     </w:p>
@@ -13836,21 +12136,6 @@
           <w:b/>
           <w:lang w:val="hi_IN" w:bidi="hi_IN"/>
         </w:rPr>
-        <w:t>εἴ τις &amp; παράκλησις ἐν Χριστῷ</w:t>
-      </w:r>
-    </w:p>
-    <w:p>
-      <w:pPr/>
-      <w:r>
-        <w:rPr>
-          <w:lang w:val="hi_IN" w:bidi="hi_IN"/>
-        </w:rPr>
-      </w:r>
-      <w:r>
-        <w:rPr>
-          <w:b/>
-          <w:lang w:val="hi_IN" w:bidi="hi_IN"/>
-        </w:rPr>
         <w:t>""</w:t>
       </w:r>
     </w:p>
@@ -13927,21 +12212,6 @@
           <w:b/>
           <w:lang w:val="hi_IN" w:bidi="hi_IN"/>
         </w:rPr>
-        <w:t>εἴ τις &amp; παράκλησις ἐν Χριστῷ</w:t>
-      </w:r>
-    </w:p>
-    <w:p>
-      <w:pPr/>
-      <w:r>
-        <w:rPr>
-          <w:lang w:val="hi_IN" w:bidi="hi_IN"/>
-        </w:rPr>
-      </w:r>
-      <w:r>
-        <w:rPr>
-          <w:b/>
-          <w:lang w:val="hi_IN" w:bidi="hi_IN"/>
-        </w:rPr>
         <w:t>"यदि मसीह में कुछ प्रोत्साहन"</w:t>
       </w:r>
     </w:p>
@@ -14018,21 +12288,6 @@
           <w:b/>
           <w:lang w:val="hi_IN" w:bidi="hi_IN"/>
         </w:rPr>
-        <w:t>εἴ τις &amp; παράκλησις ἐν Χριστῷ</w:t>
-      </w:r>
-    </w:p>
-    <w:p>
-      <w:pPr/>
-      <w:r>
-        <w:rPr>
-          <w:lang w:val="hi_IN" w:bidi="hi_IN"/>
-        </w:rPr>
-      </w:r>
-      <w:r>
-        <w:rPr>
-          <w:b/>
-          <w:lang w:val="hi_IN" w:bidi="hi_IN"/>
-        </w:rPr>
         <w:t>"यदि मसीह में कुछ प्रोत्साहन"</w:t>
       </w:r>
     </w:p>
@@ -14129,21 +12384,6 @@
           <w:b/>
           <w:lang w:val="hi_IN" w:bidi="hi_IN"/>
         </w:rPr>
-        <w:t>εἴ τι παραμύθιον ἀγάπης</w:t>
-      </w:r>
-    </w:p>
-    <w:p>
-      <w:pPr/>
-      <w:r>
-        <w:rPr>
-          <w:lang w:val="hi_IN" w:bidi="hi_IN"/>
-        </w:rPr>
-      </w:r>
-      <w:r>
-        <w:rPr>
-          <w:b/>
-          <w:lang w:val="hi_IN" w:bidi="hi_IN"/>
-        </w:rPr>
         <w:t>""</w:t>
       </w:r>
     </w:p>
@@ -14220,21 +12460,6 @@
           <w:b/>
           <w:lang w:val="hi_IN" w:bidi="hi_IN"/>
         </w:rPr>
-        <w:t>εἴ τι παραμύθιον ἀγάπης</w:t>
-      </w:r>
-    </w:p>
-    <w:p>
-      <w:pPr/>
-      <w:r>
-        <w:rPr>
-          <w:lang w:val="hi_IN" w:bidi="hi_IN"/>
-        </w:rPr>
-      </w:r>
-      <w:r>
-        <w:rPr>
-          <w:b/>
-          <w:lang w:val="hi_IN" w:bidi="hi_IN"/>
-        </w:rPr>
         <w:t>"प्रेम से ढाढ़स"</w:t>
       </w:r>
     </w:p>
@@ -14344,21 +12569,6 @@
           <w:b/>
           <w:lang w:val="hi_IN" w:bidi="hi_IN"/>
         </w:rPr>
-        <w:t>εἴ τι παραμύθιον ἀγάπης</w:t>
-      </w:r>
-    </w:p>
-    <w:p>
-      <w:pPr/>
-      <w:r>
-        <w:rPr>
-          <w:lang w:val="hi_IN" w:bidi="hi_IN"/>
-        </w:rPr>
-      </w:r>
-      <w:r>
-        <w:rPr>
-          <w:b/>
-          <w:lang w:val="hi_IN" w:bidi="hi_IN"/>
-        </w:rPr>
         <w:t>"प्रेम से ढाढ़स"</w:t>
       </w:r>
     </w:p>
@@ -14455,21 +12665,6 @@
           <w:b/>
           <w:lang w:val="hi_IN" w:bidi="hi_IN"/>
         </w:rPr>
-        <w:t>εἴ τις κοινωνία Πνεύματος</w:t>
-      </w:r>
-    </w:p>
-    <w:p>
-      <w:pPr/>
-      <w:r>
-        <w:rPr>
-          <w:lang w:val="hi_IN" w:bidi="hi_IN"/>
-        </w:rPr>
-      </w:r>
-      <w:r>
-        <w:rPr>
-          <w:b/>
-          <w:lang w:val="hi_IN" w:bidi="hi_IN"/>
-        </w:rPr>
         <w:t>""</w:t>
       </w:r>
     </w:p>
@@ -14546,21 +12741,6 @@
           <w:b/>
           <w:lang w:val="hi_IN" w:bidi="hi_IN"/>
         </w:rPr>
-        <w:t>εἴ τις κοινωνία Πνεύματος</w:t>
-      </w:r>
-    </w:p>
-    <w:p>
-      <w:pPr/>
-      <w:r>
-        <w:rPr>
-          <w:lang w:val="hi_IN" w:bidi="hi_IN"/>
-        </w:rPr>
-      </w:r>
-      <w:r>
-        <w:rPr>
-          <w:b/>
-          <w:lang w:val="hi_IN" w:bidi="hi_IN"/>
-        </w:rPr>
         <w:t>"आत्मा की सहभागिता"</w:t>
       </w:r>
     </w:p>
@@ -14657,21 +12837,6 @@
           <w:b/>
           <w:lang w:val="hi_IN" w:bidi="hi_IN"/>
         </w:rPr>
-        <w:t>εἴ τις σπλάγχνα καὶ οἰκτιρμοί</w:t>
-      </w:r>
-    </w:p>
-    <w:p>
-      <w:pPr/>
-      <w:r>
-        <w:rPr>
-          <w:lang w:val="hi_IN" w:bidi="hi_IN"/>
-        </w:rPr>
-      </w:r>
-      <w:r>
-        <w:rPr>
-          <w:b/>
-          <w:lang w:val="hi_IN" w:bidi="hi_IN"/>
-        </w:rPr>
         <w:t>""</w:t>
       </w:r>
     </w:p>
@@ -14761,21 +12926,6 @@
           <w:b/>
           <w:lang w:val="hi_IN" w:bidi="hi_IN"/>
         </w:rPr>
-        <w:t>εἴ τις σπλάγχνα καὶ οἰκτιρμοί</w:t>
-      </w:r>
-    </w:p>
-    <w:p>
-      <w:pPr/>
-      <w:r>
-        <w:rPr>
-          <w:lang w:val="hi_IN" w:bidi="hi_IN"/>
-        </w:rPr>
-      </w:r>
-      <w:r>
-        <w:rPr>
-          <w:b/>
-          <w:lang w:val="hi_IN" w:bidi="hi_IN"/>
-        </w:rPr>
         <w:t>"और"</w:t>
       </w:r>
       <w:r>
@@ -14898,21 +13048,6 @@
           <w:b/>
           <w:lang w:val="hi_IN" w:bidi="hi_IN"/>
         </w:rPr>
-        <w:t>πληρώσατέ μου τὴν χαρὰν</w:t>
-      </w:r>
-    </w:p>
-    <w:p>
-      <w:pPr/>
-      <w:r>
-        <w:rPr>
-          <w:lang w:val="hi_IN" w:bidi="hi_IN"/>
-        </w:rPr>
-      </w:r>
-      <w:r>
-        <w:rPr>
-          <w:b/>
-          <w:lang w:val="hi_IN" w:bidi="hi_IN"/>
-        </w:rPr>
         <w:t>"मेरा आनन्द पूरा करो"</w:t>
       </w:r>
     </w:p>
@@ -15022,21 +13157,6 @@
           <w:b/>
           <w:lang w:val="hi_IN" w:bidi="hi_IN"/>
         </w:rPr>
-        <w:t>τὸ αὐτὸ φρονῆτε</w:t>
-      </w:r>
-    </w:p>
-    <w:p>
-      <w:pPr/>
-      <w:r>
-        <w:rPr>
-          <w:lang w:val="hi_IN" w:bidi="hi_IN"/>
-        </w:rPr>
-      </w:r>
-      <w:r>
-        <w:rPr>
-          <w:b/>
-          <w:lang w:val="hi_IN" w:bidi="hi_IN"/>
-        </w:rPr>
         <w:t>""</w:t>
       </w:r>
     </w:p>
@@ -15120,21 +13240,6 @@
           <w:b/>
           <w:lang w:val="hi_IN" w:bidi="hi_IN"/>
         </w:rPr>
-        <w:t>τὴν αὐτὴν ἀγάπην ἔχοντες</w:t>
-      </w:r>
-    </w:p>
-    <w:p>
-      <w:pPr/>
-      <w:r>
-        <w:rPr>
-          <w:lang w:val="hi_IN" w:bidi="hi_IN"/>
-        </w:rPr>
-      </w:r>
-      <w:r>
-        <w:rPr>
-          <w:b/>
-          <w:lang w:val="hi_IN" w:bidi="hi_IN"/>
-        </w:rPr>
         <w:t>"एक प्रेम, एक"</w:t>
       </w:r>
       <w:r>
@@ -15257,21 +13362,6 @@
           <w:b/>
           <w:lang w:val="hi_IN" w:bidi="hi_IN"/>
         </w:rPr>
-        <w:t>σύνψυχοι</w:t>
-      </w:r>
-    </w:p>
-    <w:p>
-      <w:pPr/>
-      <w:r>
-        <w:rPr>
-          <w:lang w:val="hi_IN" w:bidi="hi_IN"/>
-        </w:rPr>
-      </w:r>
-      <w:r>
-        <w:rPr>
-          <w:b/>
-          <w:lang w:val="hi_IN" w:bidi="hi_IN"/>
-        </w:rPr>
         <w:t>"चित्त"</w:t>
       </w:r>
     </w:p>
@@ -15368,21 +13458,6 @@
           <w:b/>
           <w:lang w:val="hi_IN" w:bidi="hi_IN"/>
         </w:rPr>
-        <w:t>τὸ ἓν φρονοῦντες</w:t>
-      </w:r>
-    </w:p>
-    <w:p>
-      <w:pPr/>
-      <w:r>
-        <w:rPr>
-          <w:lang w:val="hi_IN" w:bidi="hi_IN"/>
-        </w:rPr>
-      </w:r>
-      <w:r>
-        <w:rPr>
-          <w:b/>
-          <w:lang w:val="hi_IN" w:bidi="hi_IN"/>
-        </w:rPr>
         <w:t>"एक ही मनसा"</w:t>
       </w:r>
     </w:p>
@@ -15446,21 +13521,6 @@
           <w:b/>
           <w:lang w:val="hi_IN" w:bidi="hi_IN"/>
         </w:rPr>
-        <w:t>μηδὲν κατ’ ἐριθείαν</w:t>
-      </w:r>
-    </w:p>
-    <w:p>
-      <w:pPr/>
-      <w:r>
-        <w:rPr>
-          <w:lang w:val="hi_IN" w:bidi="hi_IN"/>
-        </w:rPr>
-      </w:r>
-      <w:r>
-        <w:rPr>
-          <w:b/>
-          <w:lang w:val="hi_IN" w:bidi="hi_IN"/>
-        </w:rPr>
         <w:t>"स्वार्थ"</w:t>
       </w:r>
       <w:r>
@@ -15537,21 +13597,6 @@
           <w:b/>
           <w:lang w:val="hi_IN" w:bidi="hi_IN"/>
         </w:rPr>
-        <w:t>μηδὲ κατὰ κενοδοξίαν</w:t>
-      </w:r>
-    </w:p>
-    <w:p>
-      <w:pPr/>
-      <w:r>
-        <w:rPr>
-          <w:lang w:val="hi_IN" w:bidi="hi_IN"/>
-        </w:rPr>
-      </w:r>
-      <w:r>
-        <w:rPr>
-          <w:b/>
-          <w:lang w:val="hi_IN" w:bidi="hi_IN"/>
-        </w:rPr>
         <w:t>""</w:t>
       </w:r>
     </w:p>
@@ -15615,21 +13660,6 @@
           <w:b/>
           <w:lang w:val="hi_IN" w:bidi="hi_IN"/>
         </w:rPr>
-        <w:t>μηδὲ κατὰ κενοδοξίαν</w:t>
-      </w:r>
-    </w:p>
-    <w:p>
-      <w:pPr/>
-      <w:r>
-        <w:rPr>
-          <w:lang w:val="hi_IN" w:bidi="hi_IN"/>
-        </w:rPr>
-      </w:r>
-      <w:r>
-        <w:rPr>
-          <w:b/>
-          <w:lang w:val="hi_IN" w:bidi="hi_IN"/>
-        </w:rPr>
         <w:t>"या मिथ्यागर्व"</w:t>
       </w:r>
       <w:r>
@@ -15739,21 +13769,6 @@
           <w:b/>
           <w:lang w:val="hi_IN" w:bidi="hi_IN"/>
         </w:rPr>
-        <w:t>ἀλλὰ τῇ ταπεινοφροσύνῃ ἀλλήλους ἡγούμενοι ὑπερέχοντας ἑαυτῶν</w:t>
-      </w:r>
-    </w:p>
-    <w:p>
-      <w:pPr/>
-      <w:r>
-        <w:rPr>
-          <w:lang w:val="hi_IN" w:bidi="hi_IN"/>
-        </w:rPr>
-      </w:r>
-      <w:r>
-        <w:rPr>
-          <w:b/>
-          <w:lang w:val="hi_IN" w:bidi="hi_IN"/>
-        </w:rPr>
         <w:t>"के"</w:t>
       </w:r>
       <w:r>
@@ -15876,21 +13891,6 @@
           <w:b/>
           <w:lang w:val="hi_IN" w:bidi="hi_IN"/>
         </w:rPr>
-        <w:t>μὴ τὰ ἑαυτῶν ἕκαστος σκοποῦντες, ἀλλὰ καὶ τὰ ἑτέρων ἕκαστοι</w:t>
-      </w:r>
-    </w:p>
-    <w:p>
-      <w:pPr/>
-      <w:r>
-        <w:rPr>
-          <w:lang w:val="hi_IN" w:bidi="hi_IN"/>
-        </w:rPr>
-      </w:r>
-      <w:r>
-        <w:rPr>
-          <w:b/>
-          <w:lang w:val="hi_IN" w:bidi="hi_IN"/>
-        </w:rPr>
         <w:t>""</w:t>
       </w:r>
     </w:p>
@@ -15954,21 +13954,6 @@
           <w:b/>
           <w:lang w:val="hi_IN" w:bidi="hi_IN"/>
         </w:rPr>
-        <w:t>ἕκαστος</w:t>
-      </w:r>
-    </w:p>
-    <w:p>
-      <w:pPr/>
-      <w:r>
-        <w:rPr>
-          <w:lang w:val="hi_IN" w:bidi="hi_IN"/>
-        </w:rPr>
-      </w:r>
-      <w:r>
-        <w:rPr>
-          <w:b/>
-          <w:lang w:val="hi_IN" w:bidi="hi_IN"/>
-        </w:rPr>
         <w:t>"हर एक"</w:t>
       </w:r>
     </w:p>
@@ -16065,21 +14050,6 @@
           <w:b/>
           <w:lang w:val="hi_IN" w:bidi="hi_IN"/>
         </w:rPr>
-        <w:t>μὴ &amp; σκοποῦντες</w:t>
-      </w:r>
-    </w:p>
-    <w:p>
-      <w:pPr/>
-      <w:r>
-        <w:rPr>
-          <w:lang w:val="hi_IN" w:bidi="hi_IN"/>
-        </w:rPr>
-      </w:r>
-      <w:r>
-        <w:rPr>
-          <w:b/>
-          <w:lang w:val="hi_IN" w:bidi="hi_IN"/>
-        </w:rPr>
         <w:t>"नहीं,"</w:t>
       </w:r>
       <w:r>
@@ -16156,21 +14126,6 @@
           <w:b/>
           <w:lang w:val="hi_IN" w:bidi="hi_IN"/>
         </w:rPr>
-        <w:t>ἑαυτῶν</w:t>
-      </w:r>
-    </w:p>
-    <w:p>
-      <w:pPr/>
-      <w:r>
-        <w:rPr>
-          <w:lang w:val="hi_IN" w:bidi="hi_IN"/>
-        </w:rPr>
-      </w:r>
-      <w:r>
-        <w:rPr>
-          <w:b/>
-          <w:lang w:val="hi_IN" w:bidi="hi_IN"/>
-        </w:rPr>
         <w:t>"अपनी ही"</w:t>
       </w:r>
     </w:p>
@@ -16267,21 +14222,6 @@
           <w:b/>
           <w:lang w:val="hi_IN" w:bidi="hi_IN"/>
         </w:rPr>
-        <w:t>ἑαυτῶν</w:t>
-      </w:r>
-    </w:p>
-    <w:p>
-      <w:pPr/>
-      <w:r>
-        <w:rPr>
-          <w:lang w:val="hi_IN" w:bidi="hi_IN"/>
-        </w:rPr>
-      </w:r>
-      <w:r>
-        <w:rPr>
-          <w:b/>
-          <w:lang w:val="hi_IN" w:bidi="hi_IN"/>
-        </w:rPr>
         <w:t>"अपनी ही"</w:t>
       </w:r>
     </w:p>
@@ -16391,21 +14331,6 @@
           <w:b/>
           <w:lang w:val="hi_IN" w:bidi="hi_IN"/>
         </w:rPr>
-        <w:t>τοῦτο φρονεῖτε ἐν ὑμῖν, ὃ καὶ ἐν Χριστῷ Ἰησοῦ</w:t>
-      </w:r>
-    </w:p>
-    <w:p>
-      <w:pPr/>
-      <w:r>
-        <w:rPr>
-          <w:lang w:val="hi_IN" w:bidi="hi_IN"/>
-        </w:rPr>
-      </w:r>
-      <w:r>
-        <w:rPr>
-          <w:b/>
-          <w:lang w:val="hi_IN" w:bidi="hi_IN"/>
-        </w:rPr>
         <w:t>"जैसा मसीह यीशु का स्वभाव था वैसा ही तुम्हारा भी स्वभाव हो"</w:t>
       </w:r>
     </w:p>
@@ -16469,21 +14394,6 @@
           <w:b/>
           <w:lang w:val="hi_IN" w:bidi="hi_IN"/>
         </w:rPr>
-        <w:t>τοῦτο φρονεῖτε ἐν ὑμῖν, ὃ καὶ ἐν Χριστῷ Ἰησοῦ</w:t>
-      </w:r>
-    </w:p>
-    <w:p>
-      <w:pPr/>
-      <w:r>
-        <w:rPr>
-          <w:lang w:val="hi_IN" w:bidi="hi_IN"/>
-        </w:rPr>
-      </w:r>
-      <w:r>
-        <w:rPr>
-          <w:b/>
-          <w:lang w:val="hi_IN" w:bidi="hi_IN"/>
-        </w:rPr>
         <w:t>""</w:t>
       </w:r>
     </w:p>
@@ -16573,21 +14483,6 @@
           <w:b/>
           <w:lang w:val="hi_IN" w:bidi="hi_IN"/>
         </w:rPr>
-        <w:t>τοῦτο φρονεῖτε</w:t>
-      </w:r>
-    </w:p>
-    <w:p>
-      <w:pPr/>
-      <w:r>
-        <w:rPr>
-          <w:lang w:val="hi_IN" w:bidi="hi_IN"/>
-        </w:rPr>
-      </w:r>
-      <w:r>
-        <w:rPr>
-          <w:b/>
-          <w:lang w:val="hi_IN" w:bidi="hi_IN"/>
-        </w:rPr>
         <w:t>"स्वभाव"</w:t>
       </w:r>
       <w:r>
@@ -16697,21 +14592,6 @@
           <w:b/>
           <w:lang w:val="hi_IN" w:bidi="hi_IN"/>
         </w:rPr>
-        <w:t>τοῦτο φρονεῖτε ἐν ὑμῖν, ὃ καὶ ἐν Χριστῷ Ἰησοῦ</w:t>
-      </w:r>
-    </w:p>
-    <w:p>
-      <w:pPr/>
-      <w:r>
-        <w:rPr>
-          <w:lang w:val="hi_IN" w:bidi="hi_IN"/>
-        </w:rPr>
-      </w:r>
-      <w:r>
-        <w:rPr>
-          <w:b/>
-          <w:lang w:val="hi_IN" w:bidi="hi_IN"/>
-        </w:rPr>
         <w:t>"जैसा मसीह यीशु का स्वभाव था वैसा ही तुम्हारा भी स्वभाव हो"</w:t>
       </w:r>
     </w:p>
@@ -16808,21 +14688,6 @@
           <w:b/>
           <w:lang w:val="hi_IN" w:bidi="hi_IN"/>
         </w:rPr>
-        <w:t>ἐν μορφῇ Θεοῦ ὑπάρχων</w:t>
-      </w:r>
-    </w:p>
-    <w:p>
-      <w:pPr/>
-      <w:r>
-        <w:rPr>
-          <w:lang w:val="hi_IN" w:bidi="hi_IN"/>
-        </w:rPr>
-      </w:r>
-      <w:r>
-        <w:rPr>
-          <w:b/>
-          <w:lang w:val="hi_IN" w:bidi="hi_IN"/>
-        </w:rPr>
         <w:t>"परमेश्वर के स्वरूप में"</w:t>
       </w:r>
       <w:r>
@@ -16912,21 +14777,6 @@
           <w:b/>
           <w:lang w:val="hi_IN" w:bidi="hi_IN"/>
         </w:rPr>
-        <w:t>οὐχ &amp; ἡγήσατο</w:t>
-      </w:r>
-    </w:p>
-    <w:p>
-      <w:pPr/>
-      <w:r>
-        <w:rPr>
-          <w:lang w:val="hi_IN" w:bidi="hi_IN"/>
-        </w:rPr>
-      </w:r>
-      <w:r>
-        <w:rPr>
-          <w:b/>
-          <w:lang w:val="hi_IN" w:bidi="hi_IN"/>
-        </w:rPr>
         <w:t>""होकर भी"</w:t>
       </w:r>
     </w:p>
@@ -16990,21 +14840,6 @@
           <w:b/>
           <w:lang w:val="hi_IN" w:bidi="hi_IN"/>
         </w:rPr>
-        <w:t>ἁρπαγμὸν</w:t>
-      </w:r>
-    </w:p>
-    <w:p>
-      <w:pPr/>
-      <w:r>
-        <w:rPr>
-          <w:lang w:val="hi_IN" w:bidi="hi_IN"/>
-        </w:rPr>
-      </w:r>
-      <w:r>
-        <w:rPr>
-          <w:b/>
-          <w:lang w:val="hi_IN" w:bidi="hi_IN"/>
-        </w:rPr>
         <w:t>""</w:t>
       </w:r>
     </w:p>
@@ -17088,21 +14923,6 @@
           <w:b/>
           <w:lang w:val="hi_IN" w:bidi="hi_IN"/>
         </w:rPr>
-        <w:t>ἀλλὰ</w:t>
-      </w:r>
-    </w:p>
-    <w:p>
-      <w:pPr/>
-      <w:r>
-        <w:rPr>
-          <w:lang w:val="hi_IN" w:bidi="hi_IN"/>
-        </w:rPr>
-      </w:r>
-      <w:r>
-        <w:rPr>
-          <w:b/>
-          <w:lang w:val="hi_IN" w:bidi="hi_IN"/>
-        </w:rPr>
         <w:t>"वरन्"</w:t>
       </w:r>
     </w:p>
@@ -17132,7 +14952,7 @@
         </w:rPr>
         <w:t xml:space="preserve"> शब्द पूर्वोक्त उपवाक्य, </w:t>
       </w:r>
-      <w:hyperlink r:id="rId30">
+      <w:hyperlink r:id="rId28">
         <w:r>
           <w:rPr>
             <w:lang w:val="hi_IN" w:bidi="hi_IN"/>
@@ -17230,21 +15050,6 @@
           <w:b/>
           <w:lang w:val="hi_IN" w:bidi="hi_IN"/>
         </w:rPr>
-        <w:t>ἀλλὰ ἑαυτὸν ἐκένωσεν</w:t>
-      </w:r>
-    </w:p>
-    <w:p>
-      <w:pPr/>
-      <w:r>
-        <w:rPr>
-          <w:lang w:val="hi_IN" w:bidi="hi_IN"/>
-        </w:rPr>
-      </w:r>
-      <w:r>
-        <w:rPr>
-          <w:b/>
-          <w:lang w:val="hi_IN" w:bidi="hi_IN"/>
-        </w:rPr>
         <w:t>"वरन् अपने"</w:t>
       </w:r>
       <w:r>
@@ -17367,21 +15172,6 @@
           <w:b/>
           <w:lang w:val="hi_IN" w:bidi="hi_IN"/>
         </w:rPr>
-        <w:t>ἑαυτὸν ἐκένωσεν</w:t>
-      </w:r>
-    </w:p>
-    <w:p>
-      <w:pPr/>
-      <w:r>
-        <w:rPr>
-          <w:lang w:val="hi_IN" w:bidi="hi_IN"/>
-        </w:rPr>
-      </w:r>
-      <w:r>
-        <w:rPr>
-          <w:b/>
-          <w:lang w:val="hi_IN" w:bidi="hi_IN"/>
-        </w:rPr>
         <w:t>"अपने"</w:t>
       </w:r>
       <w:r>
@@ -17491,21 +15281,6 @@
           <w:b/>
           <w:lang w:val="hi_IN" w:bidi="hi_IN"/>
         </w:rPr>
-        <w:t>ἑαυτὸν ἐκένωσεν</w:t>
-      </w:r>
-    </w:p>
-    <w:p>
-      <w:pPr/>
-      <w:r>
-        <w:rPr>
-          <w:lang w:val="hi_IN" w:bidi="hi_IN"/>
-        </w:rPr>
-      </w:r>
-      <w:r>
-        <w:rPr>
-          <w:b/>
-          <w:lang w:val="hi_IN" w:bidi="hi_IN"/>
-        </w:rPr>
         <w:t>""</w:t>
       </w:r>
     </w:p>
@@ -17615,21 +15390,6 @@
           <w:b/>
           <w:lang w:val="hi_IN" w:bidi="hi_IN"/>
         </w:rPr>
-        <w:t>μορφὴν δούλου λαβών</w:t>
-      </w:r>
-    </w:p>
-    <w:p>
-      <w:pPr/>
-      <w:r>
-        <w:rPr>
-          <w:lang w:val="hi_IN" w:bidi="hi_IN"/>
-        </w:rPr>
-      </w:r>
-      <w:r>
-        <w:rPr>
-          <w:b/>
-          <w:lang w:val="hi_IN" w:bidi="hi_IN"/>
-        </w:rPr>
         <w:t>"दास का स्वरूप"</w:t>
       </w:r>
       <w:r>
@@ -17719,21 +15479,6 @@
           <w:b/>
           <w:lang w:val="hi_IN" w:bidi="hi_IN"/>
         </w:rPr>
-        <w:t>ἐν ὁμοιώματι ἀνθρώπων γενόμενος</w:t>
-      </w:r>
-    </w:p>
-    <w:p>
-      <w:pPr/>
-      <w:r>
-        <w:rPr>
-          <w:lang w:val="hi_IN" w:bidi="hi_IN"/>
-        </w:rPr>
-      </w:r>
-      <w:r>
-        <w:rPr>
-          <w:b/>
-          <w:lang w:val="hi_IN" w:bidi="hi_IN"/>
-        </w:rPr>
         <w:t>"समानता में हो"</w:t>
       </w:r>
     </w:p>
@@ -17810,21 +15555,6 @@
           <w:b/>
           <w:lang w:val="hi_IN" w:bidi="hi_IN"/>
         </w:rPr>
-        <w:t>ἐν ὁμοιώματι ἀνθρώπων</w:t>
-      </w:r>
-    </w:p>
-    <w:p>
-      <w:pPr/>
-      <w:r>
-        <w:rPr>
-          <w:lang w:val="hi_IN" w:bidi="hi_IN"/>
-        </w:rPr>
-      </w:r>
-      <w:r>
-        <w:rPr>
-          <w:b/>
-          <w:lang w:val="hi_IN" w:bidi="hi_IN"/>
-        </w:rPr>
         <w:t>""</w:t>
       </w:r>
     </w:p>
@@ -17914,21 +15644,6 @@
           <w:b/>
           <w:lang w:val="hi_IN" w:bidi="hi_IN"/>
         </w:rPr>
-        <w:t>καὶ σχήματι εὑρεθεὶς ὡς ἄνθρωπος</w:t>
-      </w:r>
-    </w:p>
-    <w:p>
-      <w:pPr/>
-      <w:r>
-        <w:rPr>
-          <w:lang w:val="hi_IN" w:bidi="hi_IN"/>
-        </w:rPr>
-      </w:r>
-      <w:r>
-        <w:rPr>
-          <w:b/>
-          <w:lang w:val="hi_IN" w:bidi="hi_IN"/>
-        </w:rPr>
         <w:t>""ऐसा"</w:t>
       </w:r>
       <w:r>
@@ -18057,21 +15772,6 @@
           <w:b/>
           <w:lang w:val="hi_IN" w:bidi="hi_IN"/>
         </w:rPr>
-        <w:t>ἄνθρωπος</w:t>
-      </w:r>
-    </w:p>
-    <w:p>
-      <w:pPr/>
-      <w:r>
-        <w:rPr>
-          <w:lang w:val="hi_IN" w:bidi="hi_IN"/>
-        </w:rPr>
-      </w:r>
-      <w:r>
-        <w:rPr>
-          <w:b/>
-          <w:lang w:val="hi_IN" w:bidi="hi_IN"/>
-        </w:rPr>
         <w:t>"मनुष्य की"</w:t>
       </w:r>
     </w:p>
@@ -18181,21 +15881,6 @@
           <w:b/>
           <w:lang w:val="hi_IN" w:bidi="hi_IN"/>
         </w:rPr>
-        <w:t>ἐταπείνωσεν ἑαυτὸν, γενόμενος ὑπήκοος μέχρι θανάτου</w:t>
-      </w:r>
-    </w:p>
-    <w:p>
-      <w:pPr/>
-      <w:r>
-        <w:rPr>
-          <w:lang w:val="hi_IN" w:bidi="hi_IN"/>
-        </w:rPr>
-      </w:r>
-      <w:r>
-        <w:rPr>
-          <w:b/>
-          <w:lang w:val="hi_IN" w:bidi="hi_IN"/>
-        </w:rPr>
         <w:t>""</w:t>
       </w:r>
     </w:p>
@@ -18305,21 +15990,6 @@
           <w:b/>
           <w:lang w:val="hi_IN" w:bidi="hi_IN"/>
         </w:rPr>
-        <w:t>ἑαυτὸν</w:t>
-      </w:r>
-    </w:p>
-    <w:p>
-      <w:pPr/>
-      <w:r>
-        <w:rPr>
-          <w:lang w:val="hi_IN" w:bidi="hi_IN"/>
-        </w:rPr>
-      </w:r>
-      <w:r>
-        <w:rPr>
-          <w:b/>
-          <w:lang w:val="hi_IN" w:bidi="hi_IN"/>
-        </w:rPr>
         <w:t>"अपने"</w:t>
       </w:r>
     </w:p>
@@ -18416,21 +16086,6 @@
           <w:b/>
           <w:lang w:val="hi_IN" w:bidi="hi_IN"/>
         </w:rPr>
-        <w:t>γενόμενος ὑπήκοος μέχρι θανάτου, θανάτου δὲ σταυροῦ</w:t>
-      </w:r>
-    </w:p>
-    <w:p>
-      <w:pPr/>
-      <w:r>
-        <w:rPr>
-          <w:lang w:val="hi_IN" w:bidi="hi_IN"/>
-        </w:rPr>
-      </w:r>
-      <w:r>
-        <w:rPr>
-          <w:b/>
-          <w:lang w:val="hi_IN" w:bidi="hi_IN"/>
-        </w:rPr>
         <w:t>"और यहाँ तक आज्ञाकारी रहा मृत्यु, क्रूस की मृत्यु सह"</w:t>
       </w:r>
     </w:p>
@@ -18527,21 +16182,6 @@
           <w:b/>
           <w:lang w:val="hi_IN" w:bidi="hi_IN"/>
         </w:rPr>
-        <w:t>γενόμενος ὑπήκοος μέχρι θανάτου</w:t>
-      </w:r>
-    </w:p>
-    <w:p>
-      <w:pPr/>
-      <w:r>
-        <w:rPr>
-          <w:lang w:val="hi_IN" w:bidi="hi_IN"/>
-        </w:rPr>
-      </w:r>
-      <w:r>
-        <w:rPr>
-          <w:b/>
-          <w:lang w:val="hi_IN" w:bidi="hi_IN"/>
-        </w:rPr>
         <w:t>"यहाँ तक आज्ञाकारी रहा मृत्यु,"</w:t>
       </w:r>
       <w:r>
@@ -18664,21 +16304,6 @@
           <w:b/>
           <w:lang w:val="hi_IN" w:bidi="hi_IN"/>
         </w:rPr>
-        <w:t>θανάτου δὲ σταυροῦ</w:t>
-      </w:r>
-    </w:p>
-    <w:p>
-      <w:pPr/>
-      <w:r>
-        <w:rPr>
-          <w:lang w:val="hi_IN" w:bidi="hi_IN"/>
-        </w:rPr>
-      </w:r>
-      <w:r>
-        <w:rPr>
-          <w:b/>
-          <w:lang w:val="hi_IN" w:bidi="hi_IN"/>
-        </w:rPr>
         <w:t>"और"</w:t>
       </w:r>
       <w:r>
@@ -18807,21 +16432,6 @@
           <w:b/>
           <w:lang w:val="hi_IN" w:bidi="hi_IN"/>
         </w:rPr>
-        <w:t>διὸ</w:t>
-      </w:r>
-    </w:p>
-    <w:p>
-      <w:pPr/>
-      <w:r>
-        <w:rPr>
-          <w:lang w:val="hi_IN" w:bidi="hi_IN"/>
-        </w:rPr>
-      </w:r>
-      <w:r>
-        <w:rPr>
-          <w:b/>
-          <w:lang w:val="hi_IN" w:bidi="hi_IN"/>
-        </w:rPr>
         <w:t>"इस कारण"</w:t>
       </w:r>
     </w:p>
@@ -18864,7 +16474,7 @@
         </w:rPr>
         <w:t xml:space="preserve"> यीशु द्वारा दीन होने- </w:t>
       </w:r>
-      <w:hyperlink r:id="rId31">
+      <w:hyperlink r:id="rId29">
         <w:r>
           <w:rPr>
             <w:lang w:val="hi_IN" w:bidi="hi_IN"/>
@@ -18962,21 +16572,6 @@
           <w:b/>
           <w:lang w:val="hi_IN" w:bidi="hi_IN"/>
         </w:rPr>
-        <w:t>αὐτὸν ὑπερύψωσεν</w:t>
-      </w:r>
-    </w:p>
-    <w:p>
-      <w:pPr/>
-      <w:r>
-        <w:rPr>
-          <w:lang w:val="hi_IN" w:bidi="hi_IN"/>
-        </w:rPr>
-      </w:r>
-      <w:r>
-        <w:rPr>
-          <w:b/>
-          <w:lang w:val="hi_IN" w:bidi="hi_IN"/>
-        </w:rPr>
         <w:t>"उसको अति महान"</w:t>
       </w:r>
       <w:r>
@@ -19053,21 +16648,6 @@
           <w:b/>
           <w:lang w:val="hi_IN" w:bidi="hi_IN"/>
         </w:rPr>
-        <w:t>τὸ ὄνομα τὸ ὑπὲρ πᾶν ὄνομα</w:t>
-      </w:r>
-    </w:p>
-    <w:p>
-      <w:pPr/>
-      <w:r>
-        <w:rPr>
-          <w:lang w:val="hi_IN" w:bidi="hi_IN"/>
-        </w:rPr>
-      </w:r>
-      <w:r>
-        <w:rPr>
-          <w:b/>
-          <w:lang w:val="hi_IN" w:bidi="hi_IN"/>
-        </w:rPr>
         <w:t>""</w:t>
       </w:r>
     </w:p>
@@ -19164,21 +16744,6 @@
           <w:b/>
           <w:lang w:val="hi_IN" w:bidi="hi_IN"/>
         </w:rPr>
-        <w:t>ἵνα</w:t>
-      </w:r>
-    </w:p>
-    <w:p>
-      <w:pPr/>
-      <w:r>
-        <w:rPr>
-          <w:lang w:val="hi_IN" w:bidi="hi_IN"/>
-        </w:rPr>
-      </w:r>
-      <w:r>
-        <w:rPr>
-          <w:b/>
-          <w:lang w:val="hi_IN" w:bidi="hi_IN"/>
-        </w:rPr>
         <w:t>"कि"</w:t>
       </w:r>
     </w:p>
@@ -19208,7 +16773,7 @@
         </w:rPr>
         <w:t xml:space="preserve"> शब्द इस पद को पूर्वोक्त पद, </w:t>
       </w:r>
-      <w:hyperlink r:id="rId32">
+      <w:hyperlink r:id="rId30">
         <w:r>
           <w:rPr>
             <w:lang w:val="hi_IN" w:bidi="hi_IN"/>
@@ -19226,7 +16791,7 @@
         </w:rPr>
         <w:t xml:space="preserve"> से संयोजित करता है और प्रकट करता है कि यह पद और अग्रिम पद </w:t>
       </w:r>
-      <w:hyperlink r:id="rId32">
+      <w:hyperlink r:id="rId30">
         <w:r>
           <w:rPr>
             <w:lang w:val="hi_IN" w:bidi="hi_IN"/>
@@ -19311,21 +16876,6 @@
           <w:b/>
           <w:lang w:val="hi_IN" w:bidi="hi_IN"/>
         </w:rPr>
-        <w:t>ἐν τῷ ὀνόματι Ἰησοῦ, πᾶν γόνυ κάμψῃ</w:t>
-      </w:r>
-    </w:p>
-    <w:p>
-      <w:pPr/>
-      <w:r>
-        <w:rPr>
-          <w:lang w:val="hi_IN" w:bidi="hi_IN"/>
-        </w:rPr>
-      </w:r>
-      <w:r>
-        <w:rPr>
-          <w:b/>
-          <w:lang w:val="hi_IN" w:bidi="hi_IN"/>
-        </w:rPr>
         <w:t>""</w:t>
       </w:r>
     </w:p>
@@ -19422,21 +16972,6 @@
           <w:b/>
           <w:lang w:val="hi_IN" w:bidi="hi_IN"/>
         </w:rPr>
-        <w:t>ἐν τῷ ὀνόματι Ἰησοῦ, πᾶν γόνυ κάμψῃ</w:t>
-      </w:r>
-    </w:p>
-    <w:p>
-      <w:pPr/>
-      <w:r>
-        <w:rPr>
-          <w:lang w:val="hi_IN" w:bidi="hi_IN"/>
-        </w:rPr>
-      </w:r>
-      <w:r>
-        <w:rPr>
-          <w:b/>
-          <w:lang w:val="hi_IN" w:bidi="hi_IN"/>
-        </w:rPr>
         <w:t>"जो"</w:t>
       </w:r>
       <w:r>
@@ -19559,21 +17094,6 @@
           <w:b/>
           <w:lang w:val="hi_IN" w:bidi="hi_IN"/>
         </w:rPr>
-        <w:t>ἐπουρανίων καὶ ἐπιγείων καὶ καταχθονίων</w:t>
-      </w:r>
-    </w:p>
-    <w:p>
-      <w:pPr/>
-      <w:r>
-        <w:rPr>
-          <w:lang w:val="hi_IN" w:bidi="hi_IN"/>
-        </w:rPr>
-      </w:r>
-      <w:r>
-        <w:rPr>
-          <w:b/>
-          <w:lang w:val="hi_IN" w:bidi="hi_IN"/>
-        </w:rPr>
         <w:t>"स्वर्ग में और पृथ्वी पर और"</w:t>
       </w:r>
       <w:r>
@@ -19663,21 +17183,6 @@
           <w:b/>
           <w:lang w:val="hi_IN" w:bidi="hi_IN"/>
         </w:rPr>
-        <w:t>πᾶσα γλῶσσα ἐξομολογήσηται</w:t>
-      </w:r>
-    </w:p>
-    <w:p>
-      <w:pPr/>
-      <w:r>
-        <w:rPr>
-          <w:lang w:val="hi_IN" w:bidi="hi_IN"/>
-        </w:rPr>
-      </w:r>
-      <w:r>
-        <w:rPr>
-          <w:b/>
-          <w:lang w:val="hi_IN" w:bidi="hi_IN"/>
-        </w:rPr>
         <w:t>""</w:t>
       </w:r>
     </w:p>
@@ -19774,21 +17279,6 @@
           <w:b/>
           <w:lang w:val="hi_IN" w:bidi="hi_IN"/>
         </w:rPr>
-        <w:t>εἰς δόξαν Θεοῦ Πατρὸς</w:t>
-      </w:r>
-    </w:p>
-    <w:p>
-      <w:pPr/>
-      <w:r>
-        <w:rPr>
-          <w:lang w:val="hi_IN" w:bidi="hi_IN"/>
-        </w:rPr>
-      </w:r>
-      <w:r>
-        <w:rPr>
-          <w:b/>
-          <w:lang w:val="hi_IN" w:bidi="hi_IN"/>
-        </w:rPr>
         <w:t>""</w:t>
       </w:r>
     </w:p>
@@ -19885,21 +17375,6 @@
           <w:b/>
           <w:lang w:val="hi_IN" w:bidi="hi_IN"/>
         </w:rPr>
-        <w:t>εἰς δόξαν Θεοῦ Πατρὸς</w:t>
-      </w:r>
-    </w:p>
-    <w:p>
-      <w:pPr/>
-      <w:r>
-        <w:rPr>
-          <w:lang w:val="hi_IN" w:bidi="hi_IN"/>
-        </w:rPr>
-      </w:r>
-      <w:r>
-        <w:rPr>
-          <w:b/>
-          <w:lang w:val="hi_IN" w:bidi="hi_IN"/>
-        </w:rPr>
         <w:t>"परमेश्वर पिता की महिमा के लिये"</w:t>
       </w:r>
     </w:p>
@@ -20009,21 +17484,6 @@
           <w:b/>
           <w:lang w:val="hi_IN" w:bidi="hi_IN"/>
         </w:rPr>
-        <w:t>ὥστε</w:t>
-      </w:r>
-    </w:p>
-    <w:p>
-      <w:pPr/>
-      <w:r>
-        <w:rPr>
-          <w:lang w:val="hi_IN" w:bidi="hi_IN"/>
-        </w:rPr>
-      </w:r>
-      <w:r>
-        <w:rPr>
-          <w:b/>
-          <w:lang w:val="hi_IN" w:bidi="hi_IN"/>
-        </w:rPr>
         <w:t>""</w:t>
       </w:r>
     </w:p>
@@ -20053,7 +17513,7 @@
         </w:rPr>
         <w:t xml:space="preserve"> प्रकट करती है कि अब जो आगे आनेवाला है वह विगत पद, \n</w:t>
       </w:r>
-      <w:hyperlink r:id="rId33">
+      <w:hyperlink r:id="rId31">
         <w:r>
           <w:rPr>
             <w:lang w:val="hi_IN" w:bidi="hi_IN"/>
@@ -20118,21 +17578,6 @@
           <w:b/>
           <w:lang w:val="hi_IN" w:bidi="hi_IN"/>
         </w:rPr>
-        <w:t>ἀγαπητοί μου</w:t>
-      </w:r>
-    </w:p>
-    <w:p>
-      <w:pPr/>
-      <w:r>
-        <w:rPr>
-          <w:lang w:val="hi_IN" w:bidi="hi_IN"/>
-        </w:rPr>
-      </w:r>
-      <w:r>
-        <w:rPr>
-          <w:b/>
-          <w:lang w:val="hi_IN" w:bidi="hi_IN"/>
-        </w:rPr>
         <w:t>""</w:t>
       </w:r>
     </w:p>
@@ -20209,21 +17654,6 @@
           <w:b/>
           <w:lang w:val="hi_IN" w:bidi="hi_IN"/>
         </w:rPr>
-        <w:t>ὡς ἐν τῇ παρουσίᾳ μου</w:t>
-      </w:r>
-    </w:p>
-    <w:p>
-      <w:pPr/>
-      <w:r>
-        <w:rPr>
-          <w:lang w:val="hi_IN" w:bidi="hi_IN"/>
-        </w:rPr>
-      </w:r>
-      <w:r>
-        <w:rPr>
-          <w:b/>
-          <w:lang w:val="hi_IN" w:bidi="hi_IN"/>
-        </w:rPr>
         <w:t>""</w:t>
       </w:r>
     </w:p>
@@ -20287,21 +17717,6 @@
           <w:b/>
           <w:lang w:val="hi_IN" w:bidi="hi_IN"/>
         </w:rPr>
-        <w:t>ἐν τῇ ἀπουσίᾳ μου</w:t>
-      </w:r>
-    </w:p>
-    <w:p>
-      <w:pPr/>
-      <w:r>
-        <w:rPr>
-          <w:lang w:val="hi_IN" w:bidi="hi_IN"/>
-        </w:rPr>
-      </w:r>
-      <w:r>
-        <w:rPr>
-          <w:b/>
-          <w:lang w:val="hi_IN" w:bidi="hi_IN"/>
-        </w:rPr>
         <w:t>""</w:t>
       </w:r>
     </w:p>
@@ -20365,21 +17780,6 @@
           <w:b/>
           <w:lang w:val="hi_IN" w:bidi="hi_IN"/>
         </w:rPr>
-        <w:t>μετὰ φόβου καὶ τρόμου τὴν ἑαυτῶν σωτηρίαν κατεργάζεσθε</w:t>
-      </w:r>
-    </w:p>
-    <w:p>
-      <w:pPr/>
-      <w:r>
-        <w:rPr>
-          <w:lang w:val="hi_IN" w:bidi="hi_IN"/>
-        </w:rPr>
-      </w:r>
-      <w:r>
-        <w:rPr>
-          <w:b/>
-          <w:lang w:val="hi_IN" w:bidi="hi_IN"/>
-        </w:rPr>
         <w:t>""</w:t>
       </w:r>
     </w:p>
@@ -20489,21 +17889,6 @@
           <w:b/>
           <w:lang w:val="hi_IN" w:bidi="hi_IN"/>
         </w:rPr>
-        <w:t>μετὰ φόβου καὶ τρόμου</w:t>
-      </w:r>
-    </w:p>
-    <w:p>
-      <w:pPr/>
-      <w:r>
-        <w:rPr>
-          <w:lang w:val="hi_IN" w:bidi="hi_IN"/>
-        </w:rPr>
-      </w:r>
-      <w:r>
-        <w:rPr>
-          <w:b/>
-          <w:lang w:val="hi_IN" w:bidi="hi_IN"/>
-        </w:rPr>
         <w:t>""</w:t>
       </w:r>
     </w:p>
@@ -20613,21 +17998,6 @@
           <w:b/>
           <w:lang w:val="hi_IN" w:bidi="hi_IN"/>
         </w:rPr>
-        <w:t>ἐνεργῶν</w:t>
-      </w:r>
-    </w:p>
-    <w:p>
-      <w:pPr/>
-      <w:r>
-        <w:rPr>
-          <w:lang w:val="hi_IN" w:bidi="hi_IN"/>
-        </w:rPr>
-      </w:r>
-      <w:r>
-        <w:rPr>
-          <w:b/>
-          <w:lang w:val="hi_IN" w:bidi="hi_IN"/>
-        </w:rPr>
         <w:t>"काम"</w:t>
       </w:r>
     </w:p>
@@ -20704,21 +18074,6 @@
           <w:b/>
           <w:lang w:val="hi_IN" w:bidi="hi_IN"/>
         </w:rPr>
-        <w:t>ἐν ὑμῖν</w:t>
-      </w:r>
-    </w:p>
-    <w:p>
-      <w:pPr/>
-      <w:r>
-        <w:rPr>
-          <w:lang w:val="hi_IN" w:bidi="hi_IN"/>
-        </w:rPr>
-      </w:r>
-      <w:r>
-        <w:rPr>
-          <w:b/>
-          <w:lang w:val="hi_IN" w:bidi="hi_IN"/>
-        </w:rPr>
         <w:t>"तुम्हारे में"</w:t>
       </w:r>
     </w:p>
@@ -20815,21 +18170,6 @@
           <w:b/>
           <w:lang w:val="hi_IN" w:bidi="hi_IN"/>
         </w:rPr>
-        <w:t>καὶ τὸ θέλειν, καὶ τὸ ἐνεργεῖν, ὑπὲρ τῆς εὐδοκίας</w:t>
-      </w:r>
-    </w:p>
-    <w:p>
-      <w:pPr/>
-      <w:r>
-        <w:rPr>
-          <w:lang w:val="hi_IN" w:bidi="hi_IN"/>
-        </w:rPr>
-      </w:r>
-      <w:r>
-        <w:rPr>
-          <w:b/>
-          <w:lang w:val="hi_IN" w:bidi="hi_IN"/>
-        </w:rPr>
         <w:t>""</w:t>
       </w:r>
     </w:p>
@@ -20893,21 +18233,6 @@
           <w:b/>
           <w:lang w:val="hi_IN" w:bidi="hi_IN"/>
         </w:rPr>
-        <w:t>πάντα ποιεῖτε χωρὶς γογγυσμῶν καὶ διαλογισμῶν</w:t>
-      </w:r>
-    </w:p>
-    <w:p>
-      <w:pPr/>
-      <w:r>
-        <w:rPr>
-          <w:lang w:val="hi_IN" w:bidi="hi_IN"/>
-        </w:rPr>
-      </w:r>
-      <w:r>
-        <w:rPr>
-          <w:b/>
-          <w:lang w:val="hi_IN" w:bidi="hi_IN"/>
-        </w:rPr>
         <w:t>"सब काम बिना कुढ़कुढ़ाए और बिना विवाद के किया"</w:t>
       </w:r>
     </w:p>
@@ -21004,21 +18329,6 @@
           <w:b/>
           <w:lang w:val="hi_IN" w:bidi="hi_IN"/>
         </w:rPr>
-        <w:t>ἄμεμπτοι καὶ ἀκέραιοι</w:t>
-      </w:r>
-    </w:p>
-    <w:p>
-      <w:pPr/>
-      <w:r>
-        <w:rPr>
-          <w:lang w:val="hi_IN" w:bidi="hi_IN"/>
-        </w:rPr>
-      </w:r>
-      <w:r>
-        <w:rPr>
-          <w:b/>
-          <w:lang w:val="hi_IN" w:bidi="hi_IN"/>
-        </w:rPr>
         <w:t>""</w:t>
       </w:r>
     </w:p>
@@ -21128,21 +18438,6 @@
           <w:b/>
           <w:lang w:val="hi_IN" w:bidi="hi_IN"/>
         </w:rPr>
-        <w:t>τέκνα Θεοῦ</w:t>
-      </w:r>
-    </w:p>
-    <w:p>
-      <w:pPr/>
-      <w:r>
-        <w:rPr>
-          <w:lang w:val="hi_IN" w:bidi="hi_IN"/>
-        </w:rPr>
-      </w:r>
-      <w:r>
-        <w:rPr>
-          <w:b/>
-          <w:lang w:val="hi_IN" w:bidi="hi_IN"/>
-        </w:rPr>
         <w:t>"परमेश्वर के"</w:t>
       </w:r>
       <w:r>
@@ -21278,21 +18573,6 @@
           <w:b/>
           <w:lang w:val="hi_IN" w:bidi="hi_IN"/>
         </w:rPr>
-        <w:t>ἄμωμα</w:t>
-      </w:r>
-    </w:p>
-    <w:p>
-      <w:pPr/>
-      <w:r>
-        <w:rPr>
-          <w:lang w:val="hi_IN" w:bidi="hi_IN"/>
-        </w:rPr>
-      </w:r>
-      <w:r>
-        <w:rPr>
-          <w:b/>
-          <w:lang w:val="hi_IN" w:bidi="hi_IN"/>
-        </w:rPr>
         <w:t>"निष्कलंक"</w:t>
       </w:r>
     </w:p>
@@ -21402,21 +18682,6 @@
           <w:b/>
           <w:lang w:val="hi_IN" w:bidi="hi_IN"/>
         </w:rPr>
-        <w:t>ἐν οἷς φαίνεσθε ὡς φωστῆρες ἐν κόσμῳ</w:t>
-      </w:r>
-    </w:p>
-    <w:p>
-      <w:pPr/>
-      <w:r>
-        <w:rPr>
-          <w:lang w:val="hi_IN" w:bidi="hi_IN"/>
-        </w:rPr>
-      </w:r>
-      <w:r>
-        <w:rPr>
-          <w:b/>
-          <w:lang w:val="hi_IN" w:bidi="hi_IN"/>
-        </w:rPr>
         <w:t>"जिनके बीच में तुम"</w:t>
       </w:r>
       <w:r>
@@ -21513,21 +18778,6 @@
           <w:b/>
           <w:lang w:val="hi_IN" w:bidi="hi_IN"/>
         </w:rPr>
-        <w:t>φαίνεσθε ὡς φωστῆρες ἐν κόσμῳ</w:t>
-      </w:r>
-    </w:p>
-    <w:p>
-      <w:pPr/>
-      <w:r>
-        <w:rPr>
-          <w:lang w:val="hi_IN" w:bidi="hi_IN"/>
-        </w:rPr>
-      </w:r>
-      <w:r>
-        <w:rPr>
-          <w:b/>
-          <w:lang w:val="hi_IN" w:bidi="hi_IN"/>
-        </w:rPr>
         <w:t>""</w:t>
       </w:r>
     </w:p>
@@ -21637,21 +18887,6 @@
           <w:b/>
           <w:lang w:val="hi_IN" w:bidi="hi_IN"/>
         </w:rPr>
-        <w:t>μέσον γενεᾶς σκολιᾶς καὶ διεστραμμένης</w:t>
-      </w:r>
-    </w:p>
-    <w:p>
-      <w:pPr/>
-      <w:r>
-        <w:rPr>
-          <w:lang w:val="hi_IN" w:bidi="hi_IN"/>
-        </w:rPr>
-      </w:r>
-      <w:r>
-        <w:rPr>
-          <w:b/>
-          <w:lang w:val="hi_IN" w:bidi="hi_IN"/>
-        </w:rPr>
         <w:t>""</w:t>
       </w:r>
     </w:p>
@@ -21761,21 +18996,6 @@
           <w:b/>
           <w:lang w:val="hi_IN" w:bidi="hi_IN"/>
         </w:rPr>
-        <w:t>λόγον ζωῆς ἐπέχοντες</w:t>
-      </w:r>
-    </w:p>
-    <w:p>
-      <w:pPr/>
-      <w:r>
-        <w:rPr>
-          <w:lang w:val="hi_IN" w:bidi="hi_IN"/>
-        </w:rPr>
-      </w:r>
-      <w:r>
-        <w:rPr>
-          <w:b/>
-          <w:lang w:val="hi_IN" w:bidi="hi_IN"/>
-        </w:rPr>
         <w:t>""</w:t>
       </w:r>
     </w:p>
@@ -21872,21 +19092,6 @@
           <w:b/>
           <w:lang w:val="hi_IN" w:bidi="hi_IN"/>
         </w:rPr>
-        <w:t>λόγον ζωῆς ἐπέχοντες</w:t>
-      </w:r>
-    </w:p>
-    <w:p>
-      <w:pPr/>
-      <w:r>
-        <w:rPr>
-          <w:lang w:val="hi_IN" w:bidi="hi_IN"/>
-        </w:rPr>
-      </w:r>
-      <w:r>
-        <w:rPr>
-          <w:b/>
-          <w:lang w:val="hi_IN" w:bidi="hi_IN"/>
-        </w:rPr>
         <w:t>"करने का कारण"</w:t>
       </w:r>
     </w:p>
@@ -21963,21 +19168,6 @@
           <w:b/>
           <w:lang w:val="hi_IN" w:bidi="hi_IN"/>
         </w:rPr>
-        <w:t>λόγον ζωῆς</w:t>
-      </w:r>
-    </w:p>
-    <w:p>
-      <w:pPr/>
-      <w:r>
-        <w:rPr>
-          <w:lang w:val="hi_IN" w:bidi="hi_IN"/>
-        </w:rPr>
-      </w:r>
-      <w:r>
-        <w:rPr>
-          <w:b/>
-          <w:lang w:val="hi_IN" w:bidi="hi_IN"/>
-        </w:rPr>
         <w:t>""</w:t>
       </w:r>
     </w:p>
@@ -22054,21 +19244,6 @@
           <w:b/>
           <w:lang w:val="hi_IN" w:bidi="hi_IN"/>
         </w:rPr>
-        <w:t>λόγον</w:t>
-      </w:r>
-    </w:p>
-    <w:p>
-      <w:pPr/>
-      <w:r>
-        <w:rPr>
-          <w:lang w:val="hi_IN" w:bidi="hi_IN"/>
-        </w:rPr>
-      </w:r>
-      <w:r>
-        <w:rPr>
-          <w:b/>
-          <w:lang w:val="hi_IN" w:bidi="hi_IN"/>
-        </w:rPr>
         <w:t>""</w:t>
       </w:r>
     </w:p>
@@ -22178,21 +19353,6 @@
           <w:b/>
           <w:lang w:val="hi_IN" w:bidi="hi_IN"/>
         </w:rPr>
-        <w:t>λόγον ζωῆς</w:t>
-      </w:r>
-    </w:p>
-    <w:p>
-      <w:pPr/>
-      <w:r>
-        <w:rPr>
-          <w:lang w:val="hi_IN" w:bidi="hi_IN"/>
-        </w:rPr>
-      </w:r>
-      <w:r>
-        <w:rPr>
-          <w:b/>
-          <w:lang w:val="hi_IN" w:bidi="hi_IN"/>
-        </w:rPr>
         <w:t>""</w:t>
       </w:r>
     </w:p>
@@ -22328,21 +19488,6 @@
           <w:b/>
           <w:lang w:val="hi_IN" w:bidi="hi_IN"/>
         </w:rPr>
-        <w:t>λόγον ζωῆς</w:t>
-      </w:r>
-    </w:p>
-    <w:p>
-      <w:pPr/>
-      <w:r>
-        <w:rPr>
-          <w:lang w:val="hi_IN" w:bidi="hi_IN"/>
-        </w:rPr>
-      </w:r>
-      <w:r>
-        <w:rPr>
-          <w:b/>
-          <w:lang w:val="hi_IN" w:bidi="hi_IN"/>
-        </w:rPr>
         <w:t>""</w:t>
       </w:r>
     </w:p>
@@ -22439,21 +19584,6 @@
           <w:b/>
           <w:lang w:val="hi_IN" w:bidi="hi_IN"/>
         </w:rPr>
-        <w:t>εἰς καύχημα ἐμοὶ εἰς ἡμέραν Χριστοῦ, ὅτι οὐκ εἰς κενὸν ἔδραμον, οὐδὲ εἰς κενὸν ἐκοπίασα</w:t>
-      </w:r>
-    </w:p>
-    <w:p>
-      <w:pPr/>
-      <w:r>
-        <w:rPr>
-          <w:lang w:val="hi_IN" w:bidi="hi_IN"/>
-        </w:rPr>
-      </w:r>
-      <w:r>
-        <w:rPr>
-          <w:b/>
-          <w:lang w:val="hi_IN" w:bidi="hi_IN"/>
-        </w:rPr>
         <w:t>"कि मसीह के दिन मुझे घमण्ड"</w:t>
       </w:r>
       <w:r>
@@ -22496,7 +19626,7 @@
         </w:rPr>
         <w:t xml:space="preserve"> के साथ पौलुस कारण का समावेश कराता है कि फिलिप्पी के विश्वासियों को उन संदर्शों के अनुरूप जीवन जीने का प्रयास करना है जिनका उल्लेख उसने अभी-अभी </w:t>
       </w:r>
-      <w:hyperlink r:id="rId34">
+      <w:hyperlink r:id="rId32">
         <w:r>
           <w:rPr>
             <w:lang w:val="hi_IN" w:bidi="hi_IN"/>
@@ -22594,21 +19724,6 @@
           <w:b/>
           <w:lang w:val="hi_IN" w:bidi="hi_IN"/>
         </w:rPr>
-        <w:t>εἰς καύχημα ἐμοὶ</w:t>
-      </w:r>
-    </w:p>
-    <w:p>
-      <w:pPr/>
-      <w:r>
-        <w:rPr>
-          <w:lang w:val="hi_IN" w:bidi="hi_IN"/>
-        </w:rPr>
-      </w:r>
-      <w:r>
-        <w:rPr>
-          <w:b/>
-          <w:lang w:val="hi_IN" w:bidi="hi_IN"/>
-        </w:rPr>
         <w:t>"मुझे घमण्ड"</w:t>
       </w:r>
       <w:r>
@@ -22744,21 +19859,6 @@
           <w:b/>
           <w:lang w:val="hi_IN" w:bidi="hi_IN"/>
         </w:rPr>
-        <w:t>εἰς καύχημα ἐμοὶ</w:t>
-      </w:r>
-    </w:p>
-    <w:p>
-      <w:pPr/>
-      <w:r>
-        <w:rPr>
-          <w:lang w:val="hi_IN" w:bidi="hi_IN"/>
-        </w:rPr>
-      </w:r>
-      <w:r>
-        <w:rPr>
-          <w:b/>
-          <w:lang w:val="hi_IN" w:bidi="hi_IN"/>
-        </w:rPr>
         <w:t>"मुझे घमण्ड"</w:t>
       </w:r>
       <w:r>
@@ -22861,21 +19961,6 @@
           <w:b/>
           <w:lang w:val="hi_IN" w:bidi="hi_IN"/>
         </w:rPr>
-        <w:t>εἰς ἡμέραν Χριστοῦ,</w:t>
-      </w:r>
-    </w:p>
-    <w:p>
-      <w:pPr/>
-      <w:r>
-        <w:rPr>
-          <w:lang w:val="hi_IN" w:bidi="hi_IN"/>
-        </w:rPr>
-      </w:r>
-      <w:r>
-        <w:rPr>
-          <w:b/>
-          <w:lang w:val="hi_IN" w:bidi="hi_IN"/>
-        </w:rPr>
         <w:t>""</w:t>
       </w:r>
     </w:p>
@@ -22952,21 +20037,6 @@
           <w:b/>
           <w:lang w:val="hi_IN" w:bidi="hi_IN"/>
         </w:rPr>
-        <w:t>οὐκ εἰς κενὸν ἔδραμον, οὐδὲ εἰς κενὸν ἐκοπίασα</w:t>
-      </w:r>
-    </w:p>
-    <w:p>
-      <w:pPr/>
-      <w:r>
-        <w:rPr>
-          <w:lang w:val="hi_IN" w:bidi="hi_IN"/>
-        </w:rPr>
-      </w:r>
-      <w:r>
-        <w:rPr>
-          <w:b/>
-          <w:lang w:val="hi_IN" w:bidi="hi_IN"/>
-        </w:rPr>
         <w:t>""</w:t>
       </w:r>
     </w:p>
@@ -23076,21 +20146,6 @@
           <w:b/>
           <w:lang w:val="hi_IN" w:bidi="hi_IN"/>
         </w:rPr>
-        <w:t>οὐκ εἰς κενὸν ἔδραμον</w:t>
-      </w:r>
-    </w:p>
-    <w:p>
-      <w:pPr/>
-      <w:r>
-        <w:rPr>
-          <w:lang w:val="hi_IN" w:bidi="hi_IN"/>
-        </w:rPr>
-      </w:r>
-      <w:r>
-        <w:rPr>
-          <w:b/>
-          <w:lang w:val="hi_IN" w:bidi="hi_IN"/>
-        </w:rPr>
         <w:t>""</w:t>
       </w:r>
     </w:p>
@@ -23200,21 +20255,6 @@
           <w:b/>
           <w:lang w:val="hi_IN" w:bidi="hi_IN"/>
         </w:rPr>
-        <w:t>εἰς κενὸν</w:t>
-      </w:r>
-    </w:p>
-    <w:p>
-      <w:pPr/>
-      <w:r>
-        <w:rPr>
-          <w:lang w:val="hi_IN" w:bidi="hi_IN"/>
-        </w:rPr>
-      </w:r>
-      <w:r>
-        <w:rPr>
-          <w:b/>
-          <w:lang w:val="hi_IN" w:bidi="hi_IN"/>
-        </w:rPr>
         <w:t>"करना व्यर्थ"</w:t>
       </w:r>
     </w:p>
@@ -23311,21 +20351,6 @@
           <w:b/>
           <w:lang w:val="hi_IN" w:bidi="hi_IN"/>
         </w:rPr>
-        <w:t>οὐδὲ εἰς κενὸν ἐκοπίασα</w:t>
-      </w:r>
-    </w:p>
-    <w:p>
-      <w:pPr/>
-      <w:r>
-        <w:rPr>
-          <w:lang w:val="hi_IN" w:bidi="hi_IN"/>
-        </w:rPr>
-      </w:r>
-      <w:r>
-        <w:rPr>
-          <w:b/>
-          <w:lang w:val="hi_IN" w:bidi="hi_IN"/>
-        </w:rPr>
         <w:t>"न"</w:t>
       </w:r>
       <w:r>
@@ -23435,21 +20460,6 @@
           <w:b/>
           <w:lang w:val="hi_IN" w:bidi="hi_IN"/>
         </w:rPr>
-        <w:t>ἀλλ’ εἰ καὶ</w:t>
-      </w:r>
-    </w:p>
-    <w:p>
-      <w:pPr/>
-      <w:r>
-        <w:rPr>
-          <w:lang w:val="hi_IN" w:bidi="hi_IN"/>
-        </w:rPr>
-      </w:r>
-      <w:r>
-        <w:rPr>
-          <w:b/>
-          <w:lang w:val="hi_IN" w:bidi="hi_IN"/>
-        </w:rPr>
         <w:t>"यदि"</w:t>
       </w:r>
       <w:r>
@@ -23499,7 +20509,7 @@
         </w:rPr>
         <w:t xml:space="preserve"> शब्द, </w:t>
       </w:r>
-      <w:hyperlink r:id="rId35">
+      <w:hyperlink r:id="rId33">
         <w:r>
           <w:rPr>
             <w:lang w:val="hi_IN" w:bidi="hi_IN"/>
@@ -23584,21 +20594,6 @@
           <w:b/>
           <w:lang w:val="hi_IN" w:bidi="hi_IN"/>
         </w:rPr>
-        <w:t>σπένδομαι ἐπὶ τῇ θυσίᾳ καὶ λειτουργίᾳ τῆς πίστεως ὑμῶν</w:t>
-      </w:r>
-    </w:p>
-    <w:p>
-      <w:pPr/>
-      <w:r>
-        <w:rPr>
-          <w:lang w:val="hi_IN" w:bidi="hi_IN"/>
-        </w:rPr>
-      </w:r>
-      <w:r>
-        <w:rPr>
-          <w:b/>
-          <w:lang w:val="hi_IN" w:bidi="hi_IN"/>
-        </w:rPr>
         <w:t>"मुझे तुम्हारे विश्वास बलिदान और सेवा के"</w:t>
       </w:r>
       <w:r>
@@ -23654,7 +20649,7 @@
         </w:rPr>
         <w:t xml:space="preserve"> में पुराने नियम के यहूदी बलिदान तंत्र की उपमा काम में ली गई है| याजक परमेश्वर के लिए बलि को होम करने के लिए बलि पशु का वेदी पर वध करता था और परमेश्वर के लिए दाखमधू उंडेलता था की बलिदान पूर्ण हो जाए| देखें </w:t>
       </w:r>
-      <w:hyperlink r:id="rId36">
+      <w:hyperlink r:id="rId34">
         <w:r>
           <w:rPr>
             <w:lang w:val="hi_IN" w:bidi="hi_IN"/>
@@ -23739,21 +20734,6 @@
           <w:b/>
           <w:lang w:val="hi_IN" w:bidi="hi_IN"/>
         </w:rPr>
-        <w:t>σπένδομαι</w:t>
-      </w:r>
-    </w:p>
-    <w:p>
-      <w:pPr/>
-      <w:r>
-        <w:rPr>
-          <w:lang w:val="hi_IN" w:bidi="hi_IN"/>
-        </w:rPr>
-      </w:r>
-      <w:r>
-        <w:rPr>
-          <w:b/>
-          <w:lang w:val="hi_IN" w:bidi="hi_IN"/>
-        </w:rPr>
         <w:t>"मुझे"</w:t>
       </w:r>
       <w:r>
@@ -23863,21 +20843,6 @@
           <w:b/>
           <w:lang w:val="hi_IN" w:bidi="hi_IN"/>
         </w:rPr>
-        <w:t>σπένδομαι</w:t>
-      </w:r>
-    </w:p>
-    <w:p>
-      <w:pPr/>
-      <w:r>
-        <w:rPr>
-          <w:lang w:val="hi_IN" w:bidi="hi_IN"/>
-        </w:rPr>
-      </w:r>
-      <w:r>
-        <w:rPr>
-          <w:b/>
-          <w:lang w:val="hi_IN" w:bidi="hi_IN"/>
-        </w:rPr>
         <w:t>"मुझे"</w:t>
       </w:r>
       <w:r>
@@ -23987,21 +20952,6 @@
           <w:b/>
           <w:lang w:val="hi_IN" w:bidi="hi_IN"/>
         </w:rPr>
-        <w:t>ἐπὶ τῇ θυσίᾳ καὶ λειτουργίᾳ τῆς πίστεως ὑμῶν</w:t>
-      </w:r>
-    </w:p>
-    <w:p>
-      <w:pPr/>
-      <w:r>
-        <w:rPr>
-          <w:lang w:val="hi_IN" w:bidi="hi_IN"/>
-        </w:rPr>
-      </w:r>
-      <w:r>
-        <w:rPr>
-          <w:b/>
-          <w:lang w:val="hi_IN" w:bidi="hi_IN"/>
-        </w:rPr>
         <w:t>"तुम्हारे विश्वास बलिदान और सेवा के"</w:t>
       </w:r>
       <w:r>
@@ -24098,21 +21048,6 @@
           <w:b/>
           <w:lang w:val="hi_IN" w:bidi="hi_IN"/>
         </w:rPr>
-        <w:t>ἐπὶ τῇ θυσίᾳ καὶ λειτουργίᾳ τῆς πίστεως ὑμῶν</w:t>
-      </w:r>
-    </w:p>
-    <w:p>
-      <w:pPr/>
-      <w:r>
-        <w:rPr>
-          <w:lang w:val="hi_IN" w:bidi="hi_IN"/>
-        </w:rPr>
-      </w:r>
-      <w:r>
-        <w:rPr>
-          <w:b/>
-          <w:lang w:val="hi_IN" w:bidi="hi_IN"/>
-        </w:rPr>
         <w:t>"तुम्हारे विश्वास बलिदान और सेवा के"</w:t>
       </w:r>
       <w:r>
@@ -24290,7 +21225,7 @@
         </w:rPr>
         <w:t xml:space="preserve"> यह फिलिप्पी के विओश्वासियों के पक्ष में उसके कठोर परिश्रम और कष्ट वहन के प्रति पौलुस की मनोदशा का सारांश है जिसका वर्णन उसने </w:t>
       </w:r>
-      <w:hyperlink r:id="rId35">
+      <w:hyperlink r:id="rId33">
         <w:r>
           <w:rPr>
             <w:lang w:val="hi_IN" w:bidi="hi_IN"/>
@@ -24355,21 +21290,6 @@
           <w:b/>
           <w:lang w:val="hi_IN" w:bidi="hi_IN"/>
         </w:rPr>
-        <w:t>τὸ &amp; αὐτὸ</w:t>
-      </w:r>
-    </w:p>
-    <w:p>
-      <w:pPr/>
-      <w:r>
-        <w:rPr>
-          <w:lang w:val="hi_IN" w:bidi="hi_IN"/>
-        </w:rPr>
-      </w:r>
-      <w:r>
-        <w:rPr>
-          <w:b/>
-          <w:lang w:val="hi_IN" w:bidi="hi_IN"/>
-        </w:rPr>
         <w:t>"वैसे ही"</w:t>
       </w:r>
     </w:p>
@@ -24399,7 +21319,7 @@
         </w:rPr>
         <w:t xml:space="preserve"> फिलिप्पी के विश्वासियों के सन्दर्भ में है, कि वे उसी प्रकार आनंद करें जैसा पौलुस ने पिछले पद, </w:t>
       </w:r>
-      <w:hyperlink r:id="rId37">
+      <w:hyperlink r:id="rId35">
         <w:r>
           <w:rPr>
             <w:lang w:val="hi_IN" w:bidi="hi_IN"/>
@@ -24484,21 +21404,6 @@
           <w:b/>
           <w:lang w:val="hi_IN" w:bidi="hi_IN"/>
         </w:rPr>
-        <w:t>καὶ ὑμεῖς χαίρετε καὶ συνχαίρετέ μοι</w:t>
-      </w:r>
-    </w:p>
-    <w:p>
-      <w:pPr/>
-      <w:r>
-        <w:rPr>
-          <w:lang w:val="hi_IN" w:bidi="hi_IN"/>
-        </w:rPr>
-      </w:r>
-      <w:r>
-        <w:rPr>
-          <w:b/>
-          <w:lang w:val="hi_IN" w:bidi="hi_IN"/>
-        </w:rPr>
         <w:t>"तुम भी आनन्दित हो, और मेरे साथ आनन्द"</w:t>
       </w:r>
     </w:p>
@@ -24608,21 +21513,6 @@
           <w:b/>
           <w:lang w:val="hi_IN" w:bidi="hi_IN"/>
         </w:rPr>
-        <w:t>ἐλπίζω δὲ ἐν Κυρίῳ Ἰησοῦ</w:t>
-      </w:r>
-    </w:p>
-    <w:p>
-      <w:pPr/>
-      <w:r>
-        <w:rPr>
-          <w:lang w:val="hi_IN" w:bidi="hi_IN"/>
-        </w:rPr>
-      </w:r>
-      <w:r>
-        <w:rPr>
-          <w:b/>
-          <w:lang w:val="hi_IN" w:bidi="hi_IN"/>
-        </w:rPr>
         <w:t>""</w:t>
       </w:r>
     </w:p>
@@ -24712,21 +21602,6 @@
           <w:b/>
           <w:lang w:val="hi_IN" w:bidi="hi_IN"/>
         </w:rPr>
-        <w:t>οὐδένα γὰρ ἔχω ἰσόψυχον</w:t>
-      </w:r>
-    </w:p>
-    <w:p>
-      <w:pPr/>
-      <w:r>
-        <w:rPr>
-          <w:lang w:val="hi_IN" w:bidi="hi_IN"/>
-        </w:rPr>
-      </w:r>
-      <w:r>
-        <w:rPr>
-          <w:b/>
-          <w:lang w:val="hi_IN" w:bidi="hi_IN"/>
-        </w:rPr>
         <w:t>""</w:t>
       </w:r>
     </w:p>
@@ -24790,21 +21665,6 @@
           <w:b/>
           <w:lang w:val="hi_IN" w:bidi="hi_IN"/>
         </w:rPr>
-        <w:t>οἱ πάντες γὰρ τὰ ἑαυτῶν ζητοῦσιν, οὐ τὰ Ἰησοῦ Χριστοῦ</w:t>
-      </w:r>
-    </w:p>
-    <w:p>
-      <w:pPr/>
-      <w:r>
-        <w:rPr>
-          <w:lang w:val="hi_IN" w:bidi="hi_IN"/>
-        </w:rPr>
-      </w:r>
-      <w:r>
-        <w:rPr>
-          <w:b/>
-          <w:lang w:val="hi_IN" w:bidi="hi_IN"/>
-        </w:rPr>
         <w:t>""</w:t>
       </w:r>
     </w:p>
@@ -24894,21 +21754,6 @@
           <w:b/>
           <w:lang w:val="hi_IN" w:bidi="hi_IN"/>
         </w:rPr>
-        <w:t>ὡς πατρὶ τέκνον, σὺν ἐμοὶ ἐδούλευσεν εἰς τὸ εὐαγγέλιον</w:t>
-      </w:r>
-    </w:p>
-    <w:p>
-      <w:pPr/>
-      <w:r>
-        <w:rPr>
-          <w:lang w:val="hi_IN" w:bidi="hi_IN"/>
-        </w:rPr>
-      </w:r>
-      <w:r>
-        <w:rPr>
-          <w:b/>
-          <w:lang w:val="hi_IN" w:bidi="hi_IN"/>
-        </w:rPr>
         <w:t>""</w:t>
       </w:r>
     </w:p>
@@ -24992,21 +21837,6 @@
           <w:b/>
           <w:lang w:val="hi_IN" w:bidi="hi_IN"/>
         </w:rPr>
-        <w:t>τὴν δὲ δοκιμὴν αὐτοῦ γινώσκετε</w:t>
-      </w:r>
-    </w:p>
-    <w:p>
-      <w:pPr/>
-      <w:r>
-        <w:rPr>
-          <w:lang w:val="hi_IN" w:bidi="hi_IN"/>
-        </w:rPr>
-      </w:r>
-      <w:r>
-        <w:rPr>
-          <w:b/>
-          <w:lang w:val="hi_IN" w:bidi="hi_IN"/>
-        </w:rPr>
         <w:t>"पर उसको तुम परखा जान"</w:t>
       </w:r>
     </w:p>
@@ -25103,21 +21933,6 @@
           <w:b/>
           <w:lang w:val="hi_IN" w:bidi="hi_IN"/>
         </w:rPr>
-        <w:t>εἰς τὸ εὐαγγέλιον</w:t>
-      </w:r>
-    </w:p>
-    <w:p>
-      <w:pPr/>
-      <w:r>
-        <w:rPr>
-          <w:lang w:val="hi_IN" w:bidi="hi_IN"/>
-        </w:rPr>
-      </w:r>
-      <w:r>
-        <w:rPr>
-          <w:b/>
-          <w:lang w:val="hi_IN" w:bidi="hi_IN"/>
-        </w:rPr>
         <w:t>""</w:t>
       </w:r>
     </w:p>
@@ -25214,21 +22029,6 @@
           <w:b/>
           <w:lang w:val="hi_IN" w:bidi="hi_IN"/>
         </w:rPr>
-        <w:t>πέποιθα &amp; ἐν Κυρίῳ, ὅτι καὶ αὐτὸς ταχέως ἐλεύσομαι</w:t>
-      </w:r>
-    </w:p>
-    <w:p>
-      <w:pPr/>
-      <w:r>
-        <w:rPr>
-          <w:lang w:val="hi_IN" w:bidi="hi_IN"/>
-        </w:rPr>
-      </w:r>
-      <w:r>
-        <w:rPr>
-          <w:b/>
-          <w:lang w:val="hi_IN" w:bidi="hi_IN"/>
-        </w:rPr>
         <w:t>""</w:t>
       </w:r>
     </w:p>
@@ -25292,21 +22092,6 @@
           <w:b/>
           <w:lang w:val="hi_IN" w:bidi="hi_IN"/>
         </w:rPr>
-        <w:t>ὅτι καὶ αὐτὸς ταχέως ἐλεύσομαι.</w:t>
-      </w:r>
-    </w:p>
-    <w:p>
-      <w:pPr/>
-      <w:r>
-        <w:rPr>
-          <w:lang w:val="hi_IN" w:bidi="hi_IN"/>
-        </w:rPr>
-      </w:r>
-      <w:r>
-        <w:rPr>
-          <w:b/>
-          <w:lang w:val="hi_IN" w:bidi="hi_IN"/>
-        </w:rPr>
         <w:t>"कि मैं आप भी शीघ्र आऊँगा"</w:t>
       </w:r>
     </w:p>
@@ -25403,21 +22188,6 @@
           <w:b/>
           <w:lang w:val="hi_IN" w:bidi="hi_IN"/>
         </w:rPr>
-        <w:t>ὅτι καὶ αὐτὸς ταχέως ἐλεύσομαι</w:t>
-      </w:r>
-    </w:p>
-    <w:p>
-      <w:pPr/>
-      <w:r>
-        <w:rPr>
-          <w:lang w:val="hi_IN" w:bidi="hi_IN"/>
-        </w:rPr>
-      </w:r>
-      <w:r>
-        <w:rPr>
-          <w:b/>
-          <w:lang w:val="hi_IN" w:bidi="hi_IN"/>
-        </w:rPr>
         <w:t>"कि मैं आप भी शीघ्र आऊँगा"</w:t>
       </w:r>
     </w:p>
@@ -25527,21 +22297,6 @@
           <w:b/>
           <w:lang w:val="hi_IN" w:bidi="hi_IN"/>
         </w:rPr>
-        <w:t>Ἐπαφρόδιτον</w:t>
-      </w:r>
-    </w:p>
-    <w:p>
-      <w:pPr/>
-      <w:r>
-        <w:rPr>
-          <w:lang w:val="hi_IN" w:bidi="hi_IN"/>
-        </w:rPr>
-      </w:r>
-      <w:r>
-        <w:rPr>
-          <w:b/>
-          <w:lang w:val="hi_IN" w:bidi="hi_IN"/>
-        </w:rPr>
         <w:t>""</w:t>
       </w:r>
     </w:p>
@@ -25625,21 +22380,6 @@
           <w:b/>
           <w:lang w:val="hi_IN" w:bidi="hi_IN"/>
         </w:rPr>
-        <w:t>ἀδελφὸν &amp; μου</w:t>
-      </w:r>
-    </w:p>
-    <w:p>
-      <w:pPr/>
-      <w:r>
-        <w:rPr>
-          <w:lang w:val="hi_IN" w:bidi="hi_IN"/>
-        </w:rPr>
-      </w:r>
-      <w:r>
-        <w:rPr>
-          <w:b/>
-          <w:lang w:val="hi_IN" w:bidi="hi_IN"/>
-        </w:rPr>
         <w:t>"मैंने"</w:t>
       </w:r>
       <w:r>
@@ -25762,21 +22502,6 @@
           <w:b/>
           <w:lang w:val="hi_IN" w:bidi="hi_IN"/>
         </w:rPr>
-        <w:t>συνστρατιώτην</w:t>
-      </w:r>
-    </w:p>
-    <w:p>
-      <w:pPr/>
-      <w:r>
-        <w:rPr>
-          <w:lang w:val="hi_IN" w:bidi="hi_IN"/>
-        </w:rPr>
-      </w:r>
-      <w:r>
-        <w:rPr>
-          <w:b/>
-          <w:lang w:val="hi_IN" w:bidi="hi_IN"/>
-        </w:rPr>
         <w:t>""</w:t>
       </w:r>
     </w:p>
@@ -25899,21 +22624,6 @@
           <w:b/>
           <w:lang w:val="hi_IN" w:bidi="hi_IN"/>
         </w:rPr>
-        <w:t>ὑμῶν &amp; ἀπόστολον καὶ λειτουργὸν τῆς χρείας μου</w:t>
-      </w:r>
-    </w:p>
-    <w:p>
-      <w:pPr/>
-      <w:r>
-        <w:rPr>
-          <w:lang w:val="hi_IN" w:bidi="hi_IN"/>
-        </w:rPr>
-      </w:r>
-      <w:r>
-        <w:rPr>
-          <w:b/>
-          <w:lang w:val="hi_IN" w:bidi="hi_IN"/>
-        </w:rPr>
         <w:t>""</w:t>
       </w:r>
     </w:p>
@@ -25977,21 +22687,6 @@
           <w:b/>
           <w:lang w:val="hi_IN" w:bidi="hi_IN"/>
         </w:rPr>
-        <w:t>ἐπιποθῶν ἦν πάντας ὑμᾶς, καὶ ἀδημονῶν</w:t>
-      </w:r>
-    </w:p>
-    <w:p>
-      <w:pPr/>
-      <w:r>
-        <w:rPr>
-          <w:lang w:val="hi_IN" w:bidi="hi_IN"/>
-        </w:rPr>
-      </w:r>
-      <w:r>
-        <w:rPr>
-          <w:b/>
-          <w:lang w:val="hi_IN" w:bidi="hi_IN"/>
-        </w:rPr>
         <w:t>""</w:t>
       </w:r>
     </w:p>
@@ -26055,21 +22750,6 @@
           <w:b/>
           <w:lang w:val="hi_IN" w:bidi="hi_IN"/>
         </w:rPr>
-        <w:t>ἐπειδὴ ἐπιποθῶν ἦν πάντας ὑμᾶς, καὶ ἀδημονῶν διότι ἠκούσατε ὅτι ἠσθένησεν</w:t>
-      </w:r>
-    </w:p>
-    <w:p>
-      <w:pPr/>
-      <w:r>
-        <w:rPr>
-          <w:lang w:val="hi_IN" w:bidi="hi_IN"/>
-        </w:rPr>
-      </w:r>
-      <w:r>
-        <w:rPr>
-          <w:b/>
-          <w:lang w:val="hi_IN" w:bidi="hi_IN"/>
-        </w:rPr>
         <w:t>"क्योंकि उसका मन तुम सब में लगा हुआ था, इस कारण वह व्याकुल रहता था क्योंकि तुम ने उसकी बीमारी का हाल सुना था"</w:t>
       </w:r>
     </w:p>
@@ -26166,21 +22846,6 @@
           <w:b/>
           <w:lang w:val="hi_IN" w:bidi="hi_IN"/>
         </w:rPr>
-        <w:t>καὶ γὰρ ἠσθένησεν παραπλήσιον θανάτῳ, ἀλλὰ ὁ Θεὸς ἠλέησεν αὐτόν, οὐκ αὐτὸν δὲ μόνον, ἀλλὰ καὶ ἐμέ, ἵνα μὴ λύπην ἐπὶ λύπην σχῶ</w:t>
-      </w:r>
-    </w:p>
-    <w:p>
-      <w:pPr/>
-      <w:r>
-        <w:rPr>
-          <w:lang w:val="hi_IN" w:bidi="hi_IN"/>
-        </w:rPr>
-      </w:r>
-      <w:r>
-        <w:rPr>
-          <w:b/>
-          <w:lang w:val="hi_IN" w:bidi="hi_IN"/>
-        </w:rPr>
         <w:t>"और निश्चय वह बीमार तो हो गया था, यहाँ तक कि मरने पर था, परन्तु परमेश्वर उस पर दया की; और केवल उस पर नहीं, पर मुझ पर भी कि मुझे शोक पर शोक न हो"</w:t>
       </w:r>
     </w:p>
@@ -26303,21 +22968,6 @@
           <w:b/>
           <w:lang w:val="hi_IN" w:bidi="hi_IN"/>
         </w:rPr>
-        <w:t>ἠσθένησεν παραπλήσιον θανάτῳ</w:t>
-      </w:r>
-    </w:p>
-    <w:p>
-      <w:pPr/>
-      <w:r>
-        <w:rPr>
-          <w:lang w:val="hi_IN" w:bidi="hi_IN"/>
-        </w:rPr>
-      </w:r>
-      <w:r>
-        <w:rPr>
-          <w:b/>
-          <w:lang w:val="hi_IN" w:bidi="hi_IN"/>
-        </w:rPr>
         <w:t>"वह बीमार तो हो गया था, यहाँ तक कि मरने पर था"</w:t>
       </w:r>
     </w:p>
@@ -26414,21 +23064,6 @@
           <w:b/>
           <w:lang w:val="hi_IN" w:bidi="hi_IN"/>
         </w:rPr>
-        <w:t>ἀλλὰ ὁ Θεὸς ἠλέησεν αὐτόν</w:t>
-      </w:r>
-    </w:p>
-    <w:p>
-      <w:pPr/>
-      <w:r>
-        <w:rPr>
-          <w:lang w:val="hi_IN" w:bidi="hi_IN"/>
-        </w:rPr>
-      </w:r>
-      <w:r>
-        <w:rPr>
-          <w:b/>
-          <w:lang w:val="hi_IN" w:bidi="hi_IN"/>
-        </w:rPr>
         <w:t>"परन्तु परमेश्वर उस पर दया की"</w:t>
       </w:r>
     </w:p>
@@ -26647,21 +23282,6 @@
           <w:b/>
           <w:lang w:val="hi_IN" w:bidi="hi_IN"/>
         </w:rPr>
-        <w:t>λύπην ἐπὶ λύπην</w:t>
-      </w:r>
-    </w:p>
-    <w:p>
-      <w:pPr/>
-      <w:r>
-        <w:rPr>
-          <w:lang w:val="hi_IN" w:bidi="hi_IN"/>
-        </w:rPr>
-      </w:r>
-      <w:r>
-        <w:rPr>
-          <w:b/>
-          <w:lang w:val="hi_IN" w:bidi="hi_IN"/>
-        </w:rPr>
         <w:t>"पर भी"</w:t>
       </w:r>
       <w:r>
@@ -26751,21 +23371,6 @@
           <w:b/>
           <w:lang w:val="hi_IN" w:bidi="hi_IN"/>
         </w:rPr>
-        <w:t>σπουδαιοτέρως οὖν ἔπεμψα αὐτὸν, ἵνα ἰδόντες αὐτὸν πάλιν, χαρῆτε κἀγὼ ἀλυπότερος ὦ</w:t>
-      </w:r>
-    </w:p>
-    <w:p>
-      <w:pPr/>
-      <w:r>
-        <w:rPr>
-          <w:lang w:val="hi_IN" w:bidi="hi_IN"/>
-        </w:rPr>
-      </w:r>
-      <w:r>
-        <w:rPr>
-          <w:b/>
-          <w:lang w:val="hi_IN" w:bidi="hi_IN"/>
-        </w:rPr>
         <w:t>"इसलिए मैंने उसे भेजने का और भी यत्न किया कि तुम उससे फिर भेंट आनन्दित हो जाओ और मेरा शोक घट"</w:t>
       </w:r>
     </w:p>
@@ -26875,21 +23480,6 @@
           <w:b/>
           <w:lang w:val="hi_IN" w:bidi="hi_IN"/>
         </w:rPr>
-        <w:t>κἀγὼ ἀλυπότερος ὦ</w:t>
-      </w:r>
-    </w:p>
-    <w:p>
-      <w:pPr/>
-      <w:r>
-        <w:rPr>
-          <w:lang w:val="hi_IN" w:bidi="hi_IN"/>
-        </w:rPr>
-      </w:r>
-      <w:r>
-        <w:rPr>
-          <w:b/>
-          <w:lang w:val="hi_IN" w:bidi="hi_IN"/>
-        </w:rPr>
         <w:t>""</w:t>
       </w:r>
     </w:p>
@@ -26979,21 +23569,6 @@
           <w:b/>
           <w:lang w:val="hi_IN" w:bidi="hi_IN"/>
         </w:rPr>
-        <w:t>προσδέχεσθε &amp; αὐτὸν</w:t>
-      </w:r>
-    </w:p>
-    <w:p>
-      <w:pPr/>
-      <w:r>
-        <w:rPr>
-          <w:lang w:val="hi_IN" w:bidi="hi_IN"/>
-        </w:rPr>
-      </w:r>
-      <w:r>
-        <w:rPr>
-          <w:b/>
-          <w:lang w:val="hi_IN" w:bidi="hi_IN"/>
-        </w:rPr>
         <w:t>""</w:t>
       </w:r>
     </w:p>
@@ -27070,21 +23645,6 @@
           <w:b/>
           <w:lang w:val="hi_IN" w:bidi="hi_IN"/>
         </w:rPr>
-        <w:t>ἐν Κυρίῳ μετὰ πάσης χαρᾶς</w:t>
-      </w:r>
-    </w:p>
-    <w:p>
-      <w:pPr/>
-      <w:r>
-        <w:rPr>
-          <w:lang w:val="hi_IN" w:bidi="hi_IN"/>
-        </w:rPr>
-      </w:r>
-      <w:r>
-        <w:rPr>
-          <w:b/>
-          <w:lang w:val="hi_IN" w:bidi="hi_IN"/>
-        </w:rPr>
         <w:t>""</w:t>
       </w:r>
     </w:p>
@@ -27174,21 +23734,6 @@
           <w:b/>
           <w:lang w:val="hi_IN" w:bidi="hi_IN"/>
         </w:rPr>
-        <w:t>ἐντίμους ἔχετε</w:t>
-      </w:r>
-    </w:p>
-    <w:p>
-      <w:pPr/>
-      <w:r>
-        <w:rPr>
-          <w:lang w:val="hi_IN" w:bidi="hi_IN"/>
-        </w:rPr>
-      </w:r>
-      <w:r>
-        <w:rPr>
-          <w:b/>
-          <w:lang w:val="hi_IN" w:bidi="hi_IN"/>
-        </w:rPr>
         <w:t>"आदर किया"</w:t>
       </w:r>
     </w:p>
@@ -27285,21 +23830,6 @@
           <w:b/>
           <w:lang w:val="hi_IN" w:bidi="hi_IN"/>
         </w:rPr>
-        <w:t>ἐντίμους ἔχετε</w:t>
-      </w:r>
-    </w:p>
-    <w:p>
-      <w:pPr/>
-      <w:r>
-        <w:rPr>
-          <w:lang w:val="hi_IN" w:bidi="hi_IN"/>
-        </w:rPr>
-      </w:r>
-      <w:r>
-        <w:rPr>
-          <w:b/>
-          <w:lang w:val="hi_IN" w:bidi="hi_IN"/>
-        </w:rPr>
         <w:t>"आदर किया"</w:t>
       </w:r>
     </w:p>
@@ -27422,21 +23952,6 @@
           <w:b/>
           <w:lang w:val="hi_IN" w:bidi="hi_IN"/>
         </w:rPr>
-        <w:t>ὅτι διὰ τὸ ἔργον Χριστοῦ μέχρι θανάτου ἤγγισεν, παραβολευσάμενος τῇ ψυχῇ, ἵνα ἀναπληρώσῃ τὸ ὑμῶν ὑστέρημα, τῆς πρός με λειτουργίας</w:t>
-      </w:r>
-    </w:p>
-    <w:p>
-      <w:pPr/>
-      <w:r>
-        <w:rPr>
-          <w:lang w:val="hi_IN" w:bidi="hi_IN"/>
-        </w:rPr>
-      </w:r>
-      <w:r>
-        <w:rPr>
-          <w:b/>
-          <w:lang w:val="hi_IN" w:bidi="hi_IN"/>
-        </w:rPr>
         <w:t>""</w:t>
       </w:r>
     </w:p>
@@ -27546,21 +24061,6 @@
           <w:b/>
           <w:lang w:val="hi_IN" w:bidi="hi_IN"/>
         </w:rPr>
-        <w:t>διὰ τὸ ἔργον Χριστοῦ</w:t>
-      </w:r>
-    </w:p>
-    <w:p>
-      <w:pPr/>
-      <w:r>
-        <w:rPr>
-          <w:lang w:val="hi_IN" w:bidi="hi_IN"/>
-        </w:rPr>
-      </w:r>
-      <w:r>
-        <w:rPr>
-          <w:b/>
-          <w:lang w:val="hi_IN" w:bidi="hi_IN"/>
-        </w:rPr>
         <w:t>"मसीह के काम के लिये"</w:t>
       </w:r>
     </w:p>
@@ -27657,21 +24157,6 @@
           <w:b/>
           <w:lang w:val="hi_IN" w:bidi="hi_IN"/>
         </w:rPr>
-        <w:t>διὰ τὸ ἔργον Χριστοῦ</w:t>
-      </w:r>
-    </w:p>
-    <w:p>
-      <w:pPr/>
-      <w:r>
-        <w:rPr>
-          <w:lang w:val="hi_IN" w:bidi="hi_IN"/>
-        </w:rPr>
-      </w:r>
-      <w:r>
-        <w:rPr>
-          <w:b/>
-          <w:lang w:val="hi_IN" w:bidi="hi_IN"/>
-        </w:rPr>
         <w:t>"मसीह के काम के लिये"</w:t>
       </w:r>
     </w:p>
@@ -27781,21 +24266,6 @@
           <w:b/>
           <w:lang w:val="hi_IN" w:bidi="hi_IN"/>
         </w:rPr>
-        <w:t>μέχρι θανάτου ἤγγισεν</w:t>
-      </w:r>
-    </w:p>
-    <w:p>
-      <w:pPr/>
-      <w:r>
-        <w:rPr>
-          <w:lang w:val="hi_IN" w:bidi="hi_IN"/>
-        </w:rPr>
-      </w:r>
-      <w:r>
-        <w:rPr>
-          <w:b/>
-          <w:lang w:val="hi_IN" w:bidi="hi_IN"/>
-        </w:rPr>
         <w:t>"वह"</w:t>
       </w:r>
       <w:r>
@@ -27918,21 +24388,6 @@
           <w:b/>
           <w:lang w:val="hi_IN" w:bidi="hi_IN"/>
         </w:rPr>
-        <w:t>παραβολευσάμενος τῇ ψυχῇ</w:t>
-      </w:r>
-    </w:p>
-    <w:p>
-      <w:pPr/>
-      <w:r>
-        <w:rPr>
-          <w:lang w:val="hi_IN" w:bidi="hi_IN"/>
-        </w:rPr>
-      </w:r>
-      <w:r>
-        <w:rPr>
-          <w:b/>
-          <w:lang w:val="hi_IN" w:bidi="hi_IN"/>
-        </w:rPr>
         <w:t>"प्राणों जोखिम उठाकर"</w:t>
       </w:r>
     </w:p>
@@ -28042,21 +24497,6 @@
           <w:b/>
           <w:lang w:val="hi_IN" w:bidi="hi_IN"/>
         </w:rPr>
-        <w:t>ἵνα ἀναπληρώσῃ τὸ ὑμῶν ὑστέρημα, τῆς πρός με λειτουργίας</w:t>
-      </w:r>
-    </w:p>
-    <w:p>
-      <w:pPr/>
-      <w:r>
-        <w:rPr>
-          <w:lang w:val="hi_IN" w:bidi="hi_IN"/>
-        </w:rPr>
-      </w:r>
-      <w:r>
-        <w:rPr>
-          <w:b/>
-          <w:lang w:val="hi_IN" w:bidi="hi_IN"/>
-        </w:rPr>
         <w:t>"अपने"</w:t>
       </w:r>
       <w:r>
@@ -28179,21 +24619,6 @@
           <w:b/>
           <w:lang w:val="hi_IN" w:bidi="hi_IN"/>
         </w:rPr>
-        <w:t>ἵνα ἀναπληρώσῃ τὸ ὑμῶν ὑστέρημα, τῆς πρός με λειτουργίας</w:t>
-      </w:r>
-    </w:p>
-    <w:p>
-      <w:pPr/>
-      <w:r>
-        <w:rPr>
-          <w:lang w:val="hi_IN" w:bidi="hi_IN"/>
-        </w:rPr>
-      </w:r>
-      <w:r>
-        <w:rPr>
-          <w:b/>
-          <w:lang w:val="hi_IN" w:bidi="hi_IN"/>
-        </w:rPr>
         <w:t>""</w:t>
       </w:r>
     </w:p>
@@ -28290,21 +24715,6 @@
           <w:b/>
           <w:lang w:val="hi_IN" w:bidi="hi_IN"/>
         </w:rPr>
-        <w:t>ἀδελφοί</w:t>
-      </w:r>
-    </w:p>
-    <w:p>
-      <w:pPr/>
-      <w:r>
-        <w:rPr>
-          <w:lang w:val="hi_IN" w:bidi="hi_IN"/>
-        </w:rPr>
-      </w:r>
-      <w:r>
-        <w:rPr>
-          <w:b/>
-          <w:lang w:val="hi_IN" w:bidi="hi_IN"/>
-        </w:rPr>
         <w:t>""</w:t>
       </w:r>
     </w:p>
@@ -28334,7 +24744,7 @@
         </w:rPr>
         <w:t xml:space="preserve"> शब्द का प्रयोग लाक्षणिक भाषा में करता हैजिससे उसका अभिप्राय है, यीशु में विश्वास करने वाला कोई भी साथी| यदि आपकी भाषा में यह स्पष्ट न हो सके तो आप इसका अनुवाद सरल भाषा में कर सकते हैं| देखें कि आपने इसका अनुवाद </w:t>
       </w:r>
-      <w:hyperlink r:id="rId20">
+      <w:hyperlink r:id="rId18">
         <w:r>
           <w:rPr>
             <w:lang w:val="hi_IN" w:bidi="hi_IN"/>
@@ -28399,21 +24809,6 @@
           <w:b/>
           <w:lang w:val="hi_IN" w:bidi="hi_IN"/>
         </w:rPr>
-        <w:t>χαίρετε ἐν Κυρίῳ</w:t>
-      </w:r>
-    </w:p>
-    <w:p>
-      <w:pPr/>
-      <w:r>
-        <w:rPr>
-          <w:lang w:val="hi_IN" w:bidi="hi_IN"/>
-        </w:rPr>
-      </w:r>
-      <w:r>
-        <w:rPr>
-          <w:b/>
-          <w:lang w:val="hi_IN" w:bidi="hi_IN"/>
-        </w:rPr>
         <w:t>""</w:t>
       </w:r>
     </w:p>
@@ -28490,21 +24885,6 @@
           <w:b/>
           <w:lang w:val="hi_IN" w:bidi="hi_IN"/>
         </w:rPr>
-        <w:t>ἐν Κυρίῳ</w:t>
-      </w:r>
-    </w:p>
-    <w:p>
-      <w:pPr/>
-      <w:r>
-        <w:rPr>
-          <w:lang w:val="hi_IN" w:bidi="hi_IN"/>
-        </w:rPr>
-      </w:r>
-      <w:r>
-        <w:rPr>
-          <w:b/>
-          <w:lang w:val="hi_IN" w:bidi="hi_IN"/>
-        </w:rPr>
         <w:t>"प्रभु में"</w:t>
       </w:r>
       <w:r>
@@ -28581,21 +24961,6 @@
           <w:b/>
           <w:lang w:val="hi_IN" w:bidi="hi_IN"/>
         </w:rPr>
-        <w:t>ὑμῖν δὲ ἀσφαλές</w:t>
-      </w:r>
-    </w:p>
-    <w:p>
-      <w:pPr/>
-      <w:r>
-        <w:rPr>
-          <w:lang w:val="hi_IN" w:bidi="hi_IN"/>
-        </w:rPr>
-      </w:r>
-      <w:r>
-        <w:rPr>
-          <w:b/>
-          <w:lang w:val="hi_IN" w:bidi="hi_IN"/>
-        </w:rPr>
         <w:t>""</w:t>
       </w:r>
     </w:p>
@@ -28679,21 +25044,6 @@
           <w:b/>
           <w:lang w:val="hi_IN" w:bidi="hi_IN"/>
         </w:rPr>
-        <w:t>βλέπετε</w:t>
-      </w:r>
-    </w:p>
-    <w:p>
-      <w:pPr/>
-      <w:r>
-        <w:rPr>
-          <w:lang w:val="hi_IN" w:bidi="hi_IN"/>
-        </w:rPr>
-      </w:r>
-      <w:r>
-        <w:rPr>
-          <w:b/>
-          <w:lang w:val="hi_IN" w:bidi="hi_IN"/>
-        </w:rPr>
         <w:t>"चौकस रहो,"</w:t>
       </w:r>
       <w:r>
@@ -28816,21 +25166,6 @@
           <w:b/>
           <w:lang w:val="hi_IN" w:bidi="hi_IN"/>
         </w:rPr>
-        <w:t>βλέπετε</w:t>
-      </w:r>
-    </w:p>
-    <w:p>
-      <w:pPr/>
-      <w:r>
-        <w:rPr>
-          <w:lang w:val="hi_IN" w:bidi="hi_IN"/>
-        </w:rPr>
-      </w:r>
-      <w:r>
-        <w:rPr>
-          <w:b/>
-          <w:lang w:val="hi_IN" w:bidi="hi_IN"/>
-        </w:rPr>
         <w:t>""</w:t>
       </w:r>
     </w:p>
@@ -28894,21 +25229,6 @@
           <w:b/>
           <w:lang w:val="hi_IN" w:bidi="hi_IN"/>
         </w:rPr>
-        <w:t>τοὺς κύνας &amp; τοὺς κακοὺς ἐργάτας &amp; τὴν κατατομήν</w:t>
-      </w:r>
-    </w:p>
-    <w:p>
-      <w:pPr/>
-      <w:r>
-        <w:rPr>
-          <w:lang w:val="hi_IN" w:bidi="hi_IN"/>
-        </w:rPr>
-      </w:r>
-      <w:r>
-        <w:rPr>
-          <w:b/>
-          <w:lang w:val="hi_IN" w:bidi="hi_IN"/>
-        </w:rPr>
         <w:t>""</w:t>
       </w:r>
     </w:p>
@@ -28998,21 +25318,6 @@
           <w:b/>
           <w:lang w:val="hi_IN" w:bidi="hi_IN"/>
         </w:rPr>
-        <w:t>τοὺς κύνας</w:t>
-      </w:r>
-    </w:p>
-    <w:p>
-      <w:pPr/>
-      <w:r>
-        <w:rPr>
-          <w:lang w:val="hi_IN" w:bidi="hi_IN"/>
-        </w:rPr>
-      </w:r>
-      <w:r>
-        <w:rPr>
-          <w:b/>
-          <w:lang w:val="hi_IN" w:bidi="hi_IN"/>
-        </w:rPr>
         <w:t>"कुत्तों"</w:t>
       </w:r>
     </w:p>
@@ -29122,21 +25427,6 @@
           <w:b/>
           <w:lang w:val="hi_IN" w:bidi="hi_IN"/>
         </w:rPr>
-        <w:t>κακοὺς ἐργάτας</w:t>
-      </w:r>
-    </w:p>
-    <w:p>
-      <w:pPr/>
-      <w:r>
-        <w:rPr>
-          <w:lang w:val="hi_IN" w:bidi="hi_IN"/>
-        </w:rPr>
-      </w:r>
-      <w:r>
-        <w:rPr>
-          <w:b/>
-          <w:lang w:val="hi_IN" w:bidi="hi_IN"/>
-        </w:rPr>
         <w:t>"बुरे काम करनेवालों"</w:t>
       </w:r>
     </w:p>
@@ -29233,21 +25523,6 @@
           <w:b/>
           <w:lang w:val="hi_IN" w:bidi="hi_IN"/>
         </w:rPr>
-        <w:t>τὴν κατατομήν</w:t>
-      </w:r>
-    </w:p>
-    <w:p>
-      <w:pPr/>
-      <w:r>
-        <w:rPr>
-          <w:lang w:val="hi_IN" w:bidi="hi_IN"/>
-        </w:rPr>
-      </w:r>
-      <w:r>
-        <w:rPr>
-          <w:b/>
-          <w:lang w:val="hi_IN" w:bidi="hi_IN"/>
-        </w:rPr>
         <w:t>"से"</w:t>
       </w:r>
       <w:r>
@@ -29383,21 +25658,6 @@
           <w:b/>
           <w:lang w:val="hi_IN" w:bidi="hi_IN"/>
         </w:rPr>
-        <w:t>τὴν κατατομήν</w:t>
-      </w:r>
-    </w:p>
-    <w:p>
-      <w:pPr/>
-      <w:r>
-        <w:rPr>
-          <w:lang w:val="hi_IN" w:bidi="hi_IN"/>
-        </w:rPr>
-      </w:r>
-      <w:r>
-        <w:rPr>
-          <w:b/>
-          <w:lang w:val="hi_IN" w:bidi="hi_IN"/>
-        </w:rPr>
         <w:t>"से"</w:t>
       </w:r>
       <w:r>
@@ -29507,21 +25767,6 @@
           <w:b/>
           <w:lang w:val="hi_IN" w:bidi="hi_IN"/>
         </w:rPr>
-        <w:t>ἡμεῖς γάρ ἐσμεν</w:t>
-      </w:r>
-    </w:p>
-    <w:p>
-      <w:pPr/>
-      <w:r>
-        <w:rPr>
-          <w:lang w:val="hi_IN" w:bidi="hi_IN"/>
-        </w:rPr>
-      </w:r>
-      <w:r>
-        <w:rPr>
-          <w:b/>
-          <w:lang w:val="hi_IN" w:bidi="hi_IN"/>
-        </w:rPr>
         <w:t>""</w:t>
       </w:r>
     </w:p>
@@ -29625,21 +25870,6 @@
           <w:b/>
           <w:lang w:val="hi_IN" w:bidi="hi_IN"/>
         </w:rPr>
-        <w:t>ἡ περιτομή</w:t>
-      </w:r>
-    </w:p>
-    <w:p>
-      <w:pPr/>
-      <w:r>
-        <w:rPr>
-          <w:lang w:val="hi_IN" w:bidi="hi_IN"/>
-        </w:rPr>
-      </w:r>
-      <w:r>
-        <w:rPr>
-          <w:b/>
-          <w:lang w:val="hi_IN" w:bidi="hi_IN"/>
-        </w:rPr>
         <w:t>""</w:t>
       </w:r>
     </w:p>
@@ -29729,21 +25959,6 @@
           <w:b/>
           <w:lang w:val="hi_IN" w:bidi="hi_IN"/>
         </w:rPr>
-        <w:t>οἱ Πνεύματι Θεοῦ λατρεύοντες</w:t>
-      </w:r>
-    </w:p>
-    <w:p>
-      <w:pPr/>
-      <w:r>
-        <w:rPr>
-          <w:lang w:val="hi_IN" w:bidi="hi_IN"/>
-        </w:rPr>
-      </w:r>
-      <w:r>
-        <w:rPr>
-          <w:b/>
-          <w:lang w:val="hi_IN" w:bidi="hi_IN"/>
-        </w:rPr>
         <w:t>"परमेश्वर के आत्मा की उपासना करते हैं"</w:t>
       </w:r>
     </w:p>
@@ -29807,21 +26022,6 @@
           <w:b/>
           <w:lang w:val="hi_IN" w:bidi="hi_IN"/>
         </w:rPr>
-        <w:t>οὐκ ἐν σαρκὶ πεποιθότες</w:t>
-      </w:r>
-    </w:p>
-    <w:p>
-      <w:pPr/>
-      <w:r>
-        <w:rPr>
-          <w:lang w:val="hi_IN" w:bidi="hi_IN"/>
-        </w:rPr>
-      </w:r>
-      <w:r>
-        <w:rPr>
-          <w:b/>
-          <w:lang w:val="hi_IN" w:bidi="hi_IN"/>
-        </w:rPr>
         <w:t>""</w:t>
       </w:r>
     </w:p>
@@ -29911,21 +26111,6 @@
           <w:b/>
           <w:lang w:val="hi_IN" w:bidi="hi_IN"/>
         </w:rPr>
-        <w:t>καυχώμενοι ἐν Χριστῷ Ἰησοῦ, καὶ οὐκ ἐν σαρκὶ πεποιθότες</w:t>
-      </w:r>
-    </w:p>
-    <w:p>
-      <w:pPr/>
-      <w:r>
-        <w:rPr>
-          <w:lang w:val="hi_IN" w:bidi="hi_IN"/>
-        </w:rPr>
-      </w:r>
-      <w:r>
-        <w:rPr>
-          <w:b/>
-          <w:lang w:val="hi_IN" w:bidi="hi_IN"/>
-        </w:rPr>
         <w:t>"मसीह यीशु पर घमण्ड करते हैं और शरीर भरोसा नहीं"</w:t>
       </w:r>
     </w:p>
@@ -30015,21 +26200,6 @@
           <w:b/>
           <w:lang w:val="hi_IN" w:bidi="hi_IN"/>
         </w:rPr>
-        <w:t>καὶ οὐκ ἐν σαρκὶ πεποιθότες</w:t>
-      </w:r>
-    </w:p>
-    <w:p>
-      <w:pPr/>
-      <w:r>
-        <w:rPr>
-          <w:lang w:val="hi_IN" w:bidi="hi_IN"/>
-        </w:rPr>
-      </w:r>
-      <w:r>
-        <w:rPr>
-          <w:b/>
-          <w:lang w:val="hi_IN" w:bidi="hi_IN"/>
-        </w:rPr>
         <w:t>"और शरीर भरोसा नहीं"</w:t>
       </w:r>
     </w:p>
@@ -30165,21 +26335,6 @@
           <w:b/>
           <w:lang w:val="hi_IN" w:bidi="hi_IN"/>
         </w:rPr>
-        <w:t>ἐγὼ ἔχων πεποίθησιν καὶ ἐν σαρκί εἴ τις δοκεῖ ἄλλος πεποιθέναι ἐν σαρκί, ἐγὼ μᾶλλον</w:t>
-      </w:r>
-    </w:p>
-    <w:p>
-      <w:pPr/>
-      <w:r>
-        <w:rPr>
-          <w:lang w:val="hi_IN" w:bidi="hi_IN"/>
-        </w:rPr>
-      </w:r>
-      <w:r>
-        <w:rPr>
-          <w:b/>
-          <w:lang w:val="hi_IN" w:bidi="hi_IN"/>
-        </w:rPr>
         <w:t>""</w:t>
       </w:r>
     </w:p>
@@ -30196,7 +26351,7 @@
         </w:rPr>
         <w:t>"इस परिकल्पित स्थिति के प्रयोग द्वारा पौलुस अपनी योग्यता को गिनाता है कि यदि व्यवस्था का पालन करने से परमेश्वर का अनुग्रह प्राप्त होता है तो उसके पास अन्य सब मनुष्यों से अधिक गर्वोक्ति के कारण हैं| उसका उद्देश्य है कि फिलिप्पी के विश्वासियों को शिक्षा दे कि उनके लिए मसीह में विश्वास करना अन्य किसी भी बात में विश्वास करने से अधिक आवश्यक है कि उनको परमेश्वर का अनुग्रह प्राप्त हो|\n</w:t>
       </w:r>
-      <w:hyperlink r:id="rId38">
+      <w:hyperlink r:id="rId36">
         <w:r>
           <w:rPr>
             <w:lang w:val="hi_IN" w:bidi="hi_IN"/>
@@ -30344,21 +26499,6 @@
           <w:b/>
           <w:lang w:val="hi_IN" w:bidi="hi_IN"/>
         </w:rPr>
-        <w:t>φυλῆς Βενιαμείν</w:t>
-      </w:r>
-    </w:p>
-    <w:p>
-      <w:pPr/>
-      <w:r>
-        <w:rPr>
-          <w:lang w:val="hi_IN" w:bidi="hi_IN"/>
-        </w:rPr>
-      </w:r>
-      <w:r>
-        <w:rPr>
-          <w:b/>
-          <w:lang w:val="hi_IN" w:bidi="hi_IN"/>
-        </w:rPr>
         <w:t>""</w:t>
       </w:r>
     </w:p>
@@ -30531,21 +26671,6 @@
           <w:b/>
           <w:lang w:val="hi_IN" w:bidi="hi_IN"/>
         </w:rPr>
-        <w:t>κατὰ νόμον Φαρισαῖος</w:t>
-      </w:r>
-    </w:p>
-    <w:p>
-      <w:pPr/>
-      <w:r>
-        <w:rPr>
-          <w:lang w:val="hi_IN" w:bidi="hi_IN"/>
-        </w:rPr>
-      </w:r>
-      <w:r>
-        <w:rPr>
-          <w:b/>
-          <w:lang w:val="hi_IN" w:bidi="hi_IN"/>
-        </w:rPr>
         <w:t>""</w:t>
       </w:r>
     </w:p>
@@ -30622,21 +26747,6 @@
           <w:b/>
           <w:lang w:val="hi_IN" w:bidi="hi_IN"/>
         </w:rPr>
-        <w:t>κατὰ ζῆλος διώκων τὴν ἐκκλησίαν, κατὰ δικαιοσύνην τὴν ἐν νόμῳ γενόμενος ἄμεμπτος</w:t>
-      </w:r>
-    </w:p>
-    <w:p>
-      <w:pPr/>
-      <w:r>
-        <w:rPr>
-          <w:lang w:val="hi_IN" w:bidi="hi_IN"/>
-        </w:rPr>
-      </w:r>
-      <w:r>
-        <w:rPr>
-          <w:b/>
-          <w:lang w:val="hi_IN" w:bidi="hi_IN"/>
-        </w:rPr>
         <w:t>"उत्साह विषय में यदि कहो तो कलीसिया सतानेवाला; व्यवस्था धार्मिकता विषय में यदि कहो निर्दोष"</w:t>
       </w:r>
     </w:p>
@@ -30700,21 +26810,6 @@
           <w:b/>
           <w:lang w:val="hi_IN" w:bidi="hi_IN"/>
         </w:rPr>
-        <w:t>κατὰ ζῆλος διώκων τὴν ἐκκλησίαν</w:t>
-      </w:r>
-    </w:p>
-    <w:p>
-      <w:pPr/>
-      <w:r>
-        <w:rPr>
-          <w:lang w:val="hi_IN" w:bidi="hi_IN"/>
-        </w:rPr>
-      </w:r>
-      <w:r>
-        <w:rPr>
-          <w:b/>
-          <w:lang w:val="hi_IN" w:bidi="hi_IN"/>
-        </w:rPr>
         <w:t>""</w:t>
       </w:r>
     </w:p>
@@ -30817,21 +26912,6 @@
           <w:b/>
           <w:lang w:val="hi_IN" w:bidi="hi_IN"/>
         </w:rPr>
-        <w:t>τὴν ἐκκλησίαν</w:t>
-      </w:r>
-    </w:p>
-    <w:p>
-      <w:pPr/>
-      <w:r>
-        <w:rPr>
-          <w:lang w:val="hi_IN" w:bidi="hi_IN"/>
-        </w:rPr>
-      </w:r>
-      <w:r>
-        <w:rPr>
-          <w:b/>
-          <w:lang w:val="hi_IN" w:bidi="hi_IN"/>
-        </w:rPr>
         <w:t>""</w:t>
       </w:r>
     </w:p>
@@ -30934,21 +27014,6 @@
           <w:b/>
           <w:lang w:val="hi_IN" w:bidi="hi_IN"/>
         </w:rPr>
-        <w:t>κατὰ δικαιοσύνην τὴν ἐν νόμῳ γενόμενος ἄμεμπτος</w:t>
-      </w:r>
-    </w:p>
-    <w:p>
-      <w:pPr/>
-      <w:r>
-        <w:rPr>
-          <w:lang w:val="hi_IN" w:bidi="hi_IN"/>
-        </w:rPr>
-      </w:r>
-      <w:r>
-        <w:rPr>
-          <w:b/>
-          <w:lang w:val="hi_IN" w:bidi="hi_IN"/>
-        </w:rPr>
         <w:t>""</w:t>
       </w:r>
     </w:p>
@@ -31025,21 +27090,6 @@
           <w:b/>
           <w:lang w:val="hi_IN" w:bidi="hi_IN"/>
         </w:rPr>
-        <w:t>ἅτινα ἦν μοι κέρδη, ταῦτα ἥγημαι διὰ τὸν Χριστὸν ζημίαν</w:t>
-      </w:r>
-    </w:p>
-    <w:p>
-      <w:pPr/>
-      <w:r>
-        <w:rPr>
-          <w:lang w:val="hi_IN" w:bidi="hi_IN"/>
-        </w:rPr>
-      </w:r>
-      <w:r>
-        <w:rPr>
-          <w:b/>
-          <w:lang w:val="hi_IN" w:bidi="hi_IN"/>
-        </w:rPr>
         <w:t>"जो-जो मेरे लाभ की थीं उन्हीं को मैंने मसीह के कारण हानि समझ लिया है"</w:t>
       </w:r>
     </w:p>
@@ -31056,7 +27106,7 @@
         </w:rPr>
         <w:t xml:space="preserve">"यह सम्पूर्ण पद पौलुस द्वारा सूचीबद्ध उन सात बैटन की प्रतिक्रया में है जिनका उल्लेख उसने </w:t>
       </w:r>
-      <w:hyperlink r:id="rId39">
+      <w:hyperlink r:id="rId37">
         <w:r>
           <w:rPr>
             <w:lang w:val="hi_IN" w:bidi="hi_IN"/>
@@ -31141,21 +27191,6 @@
           <w:b/>
           <w:lang w:val="hi_IN" w:bidi="hi_IN"/>
         </w:rPr>
-        <w:t>ἅτινα ἦν μοι κέρδη, ταῦτα ἥγημαι διὰ τὸν Χριστὸν ζημίαν</w:t>
-      </w:r>
-    </w:p>
-    <w:p>
-      <w:pPr/>
-      <w:r>
-        <w:rPr>
-          <w:lang w:val="hi_IN" w:bidi="hi_IN"/>
-        </w:rPr>
-      </w:r>
-      <w:r>
-        <w:rPr>
-          <w:b/>
-          <w:lang w:val="hi_IN" w:bidi="hi_IN"/>
-        </w:rPr>
         <w:t>""</w:t>
       </w:r>
     </w:p>
@@ -31245,21 +27280,6 @@
           <w:b/>
           <w:lang w:val="hi_IN" w:bidi="hi_IN"/>
         </w:rPr>
-        <w:t>ἅτινα ἦν μοι κέρδη</w:t>
-      </w:r>
-    </w:p>
-    <w:p>
-      <w:pPr/>
-      <w:r>
-        <w:rPr>
-          <w:lang w:val="hi_IN" w:bidi="hi_IN"/>
-        </w:rPr>
-      </w:r>
-      <w:r>
-        <w:rPr>
-          <w:b/>
-          <w:lang w:val="hi_IN" w:bidi="hi_IN"/>
-        </w:rPr>
         <w:t>""</w:t>
       </w:r>
     </w:p>
@@ -31289,7 +27309,7 @@
         </w:rPr>
         <w:t xml:space="preserve"> इसका सन्दर्भ उन सात बातों की सूची से है जिसका उल्लेख पौलुस ने </w:t>
       </w:r>
-      <w:hyperlink r:id="rId39">
+      <w:hyperlink r:id="rId37">
         <w:r>
           <w:rPr>
             <w:lang w:val="hi_IN" w:bidi="hi_IN"/>
@@ -31374,21 +27394,6 @@
           <w:b/>
           <w:lang w:val="hi_IN" w:bidi="hi_IN"/>
         </w:rPr>
-        <w:t>ἅτινα ἦν μοι κέρδη</w:t>
-      </w:r>
-    </w:p>
-    <w:p>
-      <w:pPr/>
-      <w:r>
-        <w:rPr>
-          <w:lang w:val="hi_IN" w:bidi="hi_IN"/>
-        </w:rPr>
-      </w:r>
-      <w:r>
-        <w:rPr>
-          <w:b/>
-          <w:lang w:val="hi_IN" w:bidi="hi_IN"/>
-        </w:rPr>
         <w:t>"मेरे लाभ की थीं"</w:t>
       </w:r>
     </w:p>
@@ -31511,21 +27516,6 @@
           <w:b/>
           <w:lang w:val="hi_IN" w:bidi="hi_IN"/>
         </w:rPr>
-        <w:t>ταῦτα ἥγημαι διὰ τὸν Χριστὸν ζημίαν</w:t>
-      </w:r>
-    </w:p>
-    <w:p>
-      <w:pPr/>
-      <w:r>
-        <w:rPr>
-          <w:lang w:val="hi_IN" w:bidi="hi_IN"/>
-        </w:rPr>
-      </w:r>
-      <w:r>
-        <w:rPr>
-          <w:b/>
-          <w:lang w:val="hi_IN" w:bidi="hi_IN"/>
-        </w:rPr>
         <w:t>"जो-जो"</w:t>
       </w:r>
       <w:r>
@@ -31760,7 +27750,7 @@
         </w:rPr>
         <w:t xml:space="preserve"> का अनुवाद </w:t>
       </w:r>
-      <w:hyperlink r:id="rId40">
+      <w:hyperlink r:id="rId38">
         <w:r>
           <w:rPr>
             <w:lang w:val="hi_IN" w:bidi="hi_IN"/>
@@ -31825,21 +27815,6 @@
           <w:b/>
           <w:lang w:val="hi_IN" w:bidi="hi_IN"/>
         </w:rPr>
-        <w:t>ζημίαν</w:t>
-      </w:r>
-    </w:p>
-    <w:p>
-      <w:pPr/>
-      <w:r>
-        <w:rPr>
-          <w:lang w:val="hi_IN" w:bidi="hi_IN"/>
-        </w:rPr>
-      </w:r>
-      <w:r>
-        <w:rPr>
-          <w:b/>
-          <w:lang w:val="hi_IN" w:bidi="hi_IN"/>
-        </w:rPr>
         <w:t>"हानि उठाई"</w:t>
       </w:r>
     </w:p>
@@ -31856,7 +27831,7 @@
         </w:rPr>
         <w:t xml:space="preserve">"देखें कि आपने </w:t>
       </w:r>
-      <w:hyperlink r:id="rId40">
+      <w:hyperlink r:id="rId38">
         <w:r>
           <w:rPr>
             <w:lang w:val="hi_IN" w:bidi="hi_IN"/>
@@ -31954,21 +27929,6 @@
           <w:b/>
           <w:lang w:val="hi_IN" w:bidi="hi_IN"/>
         </w:rPr>
-        <w:t>καὶ ἡγοῦμαι πάντα ζημίαν εἶναι, διὰ τὸ ὑπερέχον τῆς γνώσεως Χριστοῦ Ἰησοῦ τοῦ Κυρίου μου</w:t>
-      </w:r>
-    </w:p>
-    <w:p>
-      <w:pPr/>
-      <w:r>
-        <w:rPr>
-          <w:lang w:val="hi_IN" w:bidi="hi_IN"/>
-        </w:rPr>
-      </w:r>
-      <w:r>
-        <w:rPr>
-          <w:b/>
-          <w:lang w:val="hi_IN" w:bidi="hi_IN"/>
-        </w:rPr>
         <w:t>"मैं"</w:t>
       </w:r>
       <w:r>
@@ -32143,21 +28103,6 @@
           <w:b/>
           <w:lang w:val="hi_IN" w:bidi="hi_IN"/>
         </w:rPr>
-        <w:t>διὰ τὸ ὑπερέχον τῆς γνώσεως Χριστοῦ Ἰησοῦ τοῦ Κυρίου μου</w:t>
-      </w:r>
-    </w:p>
-    <w:p>
-      <w:pPr/>
-      <w:r>
-        <w:rPr>
-          <w:lang w:val="hi_IN" w:bidi="hi_IN"/>
-        </w:rPr>
-      </w:r>
-      <w:r>
-        <w:rPr>
-          <w:b/>
-          <w:lang w:val="hi_IN" w:bidi="hi_IN"/>
-        </w:rPr>
         <w:t>"मैं"</w:t>
       </w:r>
       <w:r>
@@ -32319,21 +28264,6 @@
           <w:b/>
           <w:lang w:val="hi_IN" w:bidi="hi_IN"/>
         </w:rPr>
-        <w:t>διὰ τὸ ὑπερέχον τῆς γνώσεως Χριστοῦ Ἰησοῦ τοῦ Κυρίου μου</w:t>
-      </w:r>
-    </w:p>
-    <w:p>
-      <w:pPr/>
-      <w:r>
-        <w:rPr>
-          <w:lang w:val="hi_IN" w:bidi="hi_IN"/>
-        </w:rPr>
-      </w:r>
-      <w:r>
-        <w:rPr>
-          <w:b/>
-          <w:lang w:val="hi_IN" w:bidi="hi_IN"/>
-        </w:rPr>
         <w:t>""</w:t>
       </w:r>
     </w:p>
@@ -32397,21 +28327,6 @@
           <w:b/>
           <w:lang w:val="hi_IN" w:bidi="hi_IN"/>
         </w:rPr>
-        <w:t>τῆς γνώσεως Χριστοῦ Ἰησοῦ τοῦ Κυρίου μου</w:t>
-      </w:r>
-    </w:p>
-    <w:p>
-      <w:pPr/>
-      <w:r>
-        <w:rPr>
-          <w:lang w:val="hi_IN" w:bidi="hi_IN"/>
-        </w:rPr>
-      </w:r>
-      <w:r>
-        <w:rPr>
-          <w:b/>
-          <w:lang w:val="hi_IN" w:bidi="hi_IN"/>
-        </w:rPr>
         <w:t>"मैं"</w:t>
       </w:r>
       <w:r>
@@ -32534,21 +28449,6 @@
           <w:b/>
           <w:lang w:val="hi_IN" w:bidi="hi_IN"/>
         </w:rPr>
-        <w:t>δι’ ὃν τὰ πάντα ἐζημιώθην</w:t>
-      </w:r>
-    </w:p>
-    <w:p>
-      <w:pPr/>
-      <w:r>
-        <w:rPr>
-          <w:lang w:val="hi_IN" w:bidi="hi_IN"/>
-        </w:rPr>
-      </w:r>
-      <w:r>
-        <w:rPr>
-          <w:b/>
-          <w:lang w:val="hi_IN" w:bidi="hi_IN"/>
-        </w:rPr>
         <w:t>"अपने"</w:t>
       </w:r>
       <w:r>
@@ -32604,7 +28504,7 @@
         </w:rPr>
         <w:t xml:space="preserve"> का अनुवाद इस पद में पहले और </w:t>
       </w:r>
-      <w:hyperlink r:id="rId40">
+      <w:hyperlink r:id="rId38">
         <w:r>
           <w:rPr>
             <w:lang w:val="hi_IN" w:bidi="hi_IN"/>
@@ -32731,7 +28631,7 @@
         </w:rPr>
         <w:t xml:space="preserve"> शब्द का अनुवाद इस पद के आरम्भ में और </w:t>
       </w:r>
-      <w:hyperlink r:id="rId40">
+      <w:hyperlink r:id="rId38">
         <w:r>
           <w:rPr>
             <w:lang w:val="hi_IN" w:bidi="hi_IN"/>
@@ -32796,21 +28696,6 @@
           <w:b/>
           <w:lang w:val="hi_IN" w:bidi="hi_IN"/>
         </w:rPr>
-        <w:t>σκύβαλα</w:t>
-      </w:r>
-    </w:p>
-    <w:p>
-      <w:pPr/>
-      <w:r>
-        <w:rPr>
-          <w:lang w:val="hi_IN" w:bidi="hi_IN"/>
-        </w:rPr>
-      </w:r>
-      <w:r>
-        <w:rPr>
-          <w:b/>
-          <w:lang w:val="hi_IN" w:bidi="hi_IN"/>
-        </w:rPr>
         <w:t>"कूड़ा"</w:t>
       </w:r>
     </w:p>
@@ -32949,7 +28834,7 @@
         </w:rPr>
         <w:t xml:space="preserve"> शब्द का अनुवाद </w:t>
       </w:r>
-      <w:hyperlink r:id="rId40">
+      <w:hyperlink r:id="rId38">
         <w:r>
           <w:rPr>
             <w:lang w:val="hi_IN" w:bidi="hi_IN"/>
@@ -33014,21 +28899,6 @@
           <w:b/>
           <w:lang w:val="hi_IN" w:bidi="hi_IN"/>
         </w:rPr>
-        <w:t>ἵνα Χριστὸν κερδήσω</w:t>
-      </w:r>
-    </w:p>
-    <w:p>
-      <w:pPr/>
-      <w:r>
-        <w:rPr>
-          <w:lang w:val="hi_IN" w:bidi="hi_IN"/>
-        </w:rPr>
-      </w:r>
-      <w:r>
-        <w:rPr>
-          <w:b/>
-          <w:lang w:val="hi_IN" w:bidi="hi_IN"/>
-        </w:rPr>
         <w:t>"ताकि मैं मसीह प्राप्त"</w:t>
       </w:r>
     </w:p>
@@ -33125,21 +28995,6 @@
           <w:b/>
           <w:lang w:val="hi_IN" w:bidi="hi_IN"/>
         </w:rPr>
-        <w:t>καὶ εὑρεθῶ ἐν αὐτῷ</w:t>
-      </w:r>
-    </w:p>
-    <w:p>
-      <w:pPr/>
-      <w:r>
-        <w:rPr>
-          <w:lang w:val="hi_IN" w:bidi="hi_IN"/>
-        </w:rPr>
-      </w:r>
-      <w:r>
-        <w:rPr>
-          <w:b/>
-          <w:lang w:val="hi_IN" w:bidi="hi_IN"/>
-        </w:rPr>
         <w:t>""</w:t>
       </w:r>
     </w:p>
@@ -33223,21 +29078,6 @@
           <w:b/>
           <w:lang w:val="hi_IN" w:bidi="hi_IN"/>
         </w:rPr>
-        <w:t>μὴ ἔχων ἐμὴν δικαιοσύνην, τὴν ἐκ νόμου</w:t>
-      </w:r>
-    </w:p>
-    <w:p>
-      <w:pPr/>
-      <w:r>
-        <w:rPr>
-          <w:lang w:val="hi_IN" w:bidi="hi_IN"/>
-        </w:rPr>
-      </w:r>
-      <w:r>
-        <w:rPr>
-          <w:b/>
-          <w:lang w:val="hi_IN" w:bidi="hi_IN"/>
-        </w:rPr>
         <w:t>"न अपनी उस धार्मिकता व्यवस्था"</w:t>
       </w:r>
       <w:r>
@@ -33360,21 +29200,6 @@
           <w:b/>
           <w:lang w:val="hi_IN" w:bidi="hi_IN"/>
         </w:rPr>
-        <w:t>ἀλλὰ τὴν διὰ πίστεως Χριστοῦ</w:t>
-      </w:r>
-    </w:p>
-    <w:p>
-      <w:pPr/>
-      <w:r>
-        <w:rPr>
-          <w:lang w:val="hi_IN" w:bidi="hi_IN"/>
-        </w:rPr>
-      </w:r>
-      <w:r>
-        <w:rPr>
-          <w:b/>
-          <w:lang w:val="hi_IN" w:bidi="hi_IN"/>
-        </w:rPr>
         <w:t>"से है, वरन् उस"</w:t>
       </w:r>
       <w:r>
@@ -33497,21 +29322,6 @@
           <w:b/>
           <w:lang w:val="hi_IN" w:bidi="hi_IN"/>
         </w:rPr>
-        <w:t>ἀλλὰ τὴν διὰ πίστεως Χριστοῦ</w:t>
-      </w:r>
-    </w:p>
-    <w:p>
-      <w:pPr/>
-      <w:r>
-        <w:rPr>
-          <w:lang w:val="hi_IN" w:bidi="hi_IN"/>
-        </w:rPr>
-      </w:r>
-      <w:r>
-        <w:rPr>
-          <w:b/>
-          <w:lang w:val="hi_IN" w:bidi="hi_IN"/>
-        </w:rPr>
         <w:t>""</w:t>
       </w:r>
     </w:p>
@@ -33588,21 +29398,6 @@
           <w:b/>
           <w:lang w:val="hi_IN" w:bidi="hi_IN"/>
         </w:rPr>
-        <w:t>τὴν ἐκ Θεοῦ δικαιοσύνην ἐπὶ τῇ πίστει</w:t>
-      </w:r>
-    </w:p>
-    <w:p>
-      <w:pPr/>
-      <w:r>
-        <w:rPr>
-          <w:lang w:val="hi_IN" w:bidi="hi_IN"/>
-        </w:rPr>
-      </w:r>
-      <w:r>
-        <w:rPr>
-          <w:b/>
-          <w:lang w:val="hi_IN" w:bidi="hi_IN"/>
-        </w:rPr>
         <w:t>""</w:t>
       </w:r>
     </w:p>
@@ -33725,21 +29520,6 @@
           <w:b/>
           <w:lang w:val="hi_IN" w:bidi="hi_IN"/>
         </w:rPr>
-        <w:t>τὴν ἐκ Θεοῦ δικαιοσύνην ἐπὶ τῇ πίστει</w:t>
-      </w:r>
-    </w:p>
-    <w:p>
-      <w:pPr/>
-      <w:r>
-        <w:rPr>
-          <w:lang w:val="hi_IN" w:bidi="hi_IN"/>
-        </w:rPr>
-      </w:r>
-      <w:r>
-        <w:rPr>
-          <w:b/>
-          <w:lang w:val="hi_IN" w:bidi="hi_IN"/>
-        </w:rPr>
         <w:t>""</w:t>
       </w:r>
     </w:p>
@@ -33849,21 +29629,6 @@
           <w:b/>
           <w:lang w:val="hi_IN" w:bidi="hi_IN"/>
         </w:rPr>
-        <w:t>ἐπὶ τῇ πίστει</w:t>
-      </w:r>
-    </w:p>
-    <w:p>
-      <w:pPr/>
-      <w:r>
-        <w:rPr>
-          <w:lang w:val="hi_IN" w:bidi="hi_IN"/>
-        </w:rPr>
-      </w:r>
-      <w:r>
-        <w:rPr>
-          <w:b/>
-          <w:lang w:val="hi_IN" w:bidi="hi_IN"/>
-        </w:rPr>
         <w:t>"विश्वास करने पर"</w:t>
       </w:r>
     </w:p>
@@ -33960,21 +29725,6 @@
           <w:b/>
           <w:lang w:val="hi_IN" w:bidi="hi_IN"/>
         </w:rPr>
-        <w:t>τοῦ γνῶναι αὐτὸν, καὶ τὴν δύναμιν τῆς ἀναστάσεως αὐτοῦ, καὶ κοινωνίαν παθημάτων αὐτοῦ, συμμορφιζόμενος τῷ θανάτῳ αὐτοῦ</w:t>
-      </w:r>
-    </w:p>
-    <w:p>
-      <w:pPr/>
-      <w:r>
-        <w:rPr>
-          <w:lang w:val="hi_IN" w:bidi="hi_IN"/>
-        </w:rPr>
-      </w:r>
-      <w:r>
-        <w:rPr>
-          <w:b/>
-          <w:lang w:val="hi_IN" w:bidi="hi_IN"/>
-        </w:rPr>
         <w:t>"उसको और उसके पुनरुत्थान की सामर्थ्य को, और उसके दुःखों में सहभागी के मर्म जानूँ, और उसकी मृत्यु की समानता प्राप्त"</w:t>
       </w:r>
     </w:p>
@@ -34084,21 +29834,6 @@
           <w:b/>
           <w:lang w:val="hi_IN" w:bidi="hi_IN"/>
         </w:rPr>
-        <w:t>καὶ</w:t>
-      </w:r>
-    </w:p>
-    <w:p>
-      <w:pPr/>
-      <w:r>
-        <w:rPr>
-          <w:lang w:val="hi_IN" w:bidi="hi_IN"/>
-        </w:rPr>
-      </w:r>
-      <w:r>
-        <w:rPr>
-          <w:b/>
-          <w:lang w:val="hi_IN" w:bidi="hi_IN"/>
-        </w:rPr>
         <w:t>""</w:t>
       </w:r>
     </w:p>
@@ -34175,21 +29910,6 @@
           <w:b/>
           <w:lang w:val="hi_IN" w:bidi="hi_IN"/>
         </w:rPr>
-        <w:t>τοῦ γνῶναι αὐτὸν, καὶ τὴν δύναμιν τῆς ἀναστάσεως αὐτοῦ, καὶ κοινωνίαν παθημάτων αὐτοῦ</w:t>
-      </w:r>
-    </w:p>
-    <w:p>
-      <w:pPr/>
-      <w:r>
-        <w:rPr>
-          <w:lang w:val="hi_IN" w:bidi="hi_IN"/>
-        </w:rPr>
-      </w:r>
-      <w:r>
-        <w:rPr>
-          <w:b/>
-          <w:lang w:val="hi_IN" w:bidi="hi_IN"/>
-        </w:rPr>
         <w:t>"उसको और उसके पुनरुत्थान की सामर्थ्य को, और उसके दुःखों में सहभागी के"</w:t>
       </w:r>
       <w:r>
@@ -34347,7 +30067,7 @@
         </w:rPr>
         <w:t xml:space="preserve"> शब्द का अनुवाद </w:t>
       </w:r>
-      <w:hyperlink r:id="rId41">
+      <w:hyperlink r:id="rId39">
         <w:r>
           <w:rPr>
             <w:lang w:val="hi_IN" w:bidi="hi_IN"/>
@@ -34425,21 +30145,6 @@
           <w:b/>
           <w:lang w:val="hi_IN" w:bidi="hi_IN"/>
         </w:rPr>
-        <w:t>δύναμιν</w:t>
-      </w:r>
-    </w:p>
-    <w:p>
-      <w:pPr/>
-      <w:r>
-        <w:rPr>
-          <w:lang w:val="hi_IN" w:bidi="hi_IN"/>
-        </w:rPr>
-      </w:r>
-      <w:r>
-        <w:rPr>
-          <w:b/>
-          <w:lang w:val="hi_IN" w:bidi="hi_IN"/>
-        </w:rPr>
         <w:t>"सामर्थ्य को"</w:t>
       </w:r>
     </w:p>
@@ -34549,21 +30254,6 @@
           <w:b/>
           <w:lang w:val="hi_IN" w:bidi="hi_IN"/>
         </w:rPr>
-        <w:t>καὶ κοινωνίαν παθημάτων αὐτοῦ</w:t>
-      </w:r>
-    </w:p>
-    <w:p>
-      <w:pPr/>
-      <w:r>
-        <w:rPr>
-          <w:lang w:val="hi_IN" w:bidi="hi_IN"/>
-        </w:rPr>
-      </w:r>
-      <w:r>
-        <w:rPr>
-          <w:b/>
-          <w:lang w:val="hi_IN" w:bidi="hi_IN"/>
-        </w:rPr>
         <w:t>"और उसके दुःखों में सहभागी"</w:t>
       </w:r>
     </w:p>
@@ -34660,21 +30350,6 @@
           <w:b/>
           <w:lang w:val="hi_IN" w:bidi="hi_IN"/>
         </w:rPr>
-        <w:t>καὶ κοινωνίαν παθημάτων αὐτοῦ</w:t>
-      </w:r>
-    </w:p>
-    <w:p>
-      <w:pPr/>
-      <w:r>
-        <w:rPr>
-          <w:lang w:val="hi_IN" w:bidi="hi_IN"/>
-        </w:rPr>
-      </w:r>
-      <w:r>
-        <w:rPr>
-          <w:b/>
-          <w:lang w:val="hi_IN" w:bidi="hi_IN"/>
-        </w:rPr>
         <w:t>"और उसके दुःखों में सहभागी"</w:t>
       </w:r>
     </w:p>
@@ -34771,21 +30446,6 @@
           <w:b/>
           <w:lang w:val="hi_IN" w:bidi="hi_IN"/>
         </w:rPr>
-        <w:t>καὶ</w:t>
-      </w:r>
-    </w:p>
-    <w:p>
-      <w:pPr/>
-      <w:r>
-        <w:rPr>
-          <w:lang w:val="hi_IN" w:bidi="hi_IN"/>
-        </w:rPr>
-      </w:r>
-      <w:r>
-        <w:rPr>
-          <w:b/>
-          <w:lang w:val="hi_IN" w:bidi="hi_IN"/>
-        </w:rPr>
         <w:t>"और"</w:t>
       </w:r>
     </w:p>
@@ -34882,21 +30542,6 @@
           <w:b/>
           <w:lang w:val="hi_IN" w:bidi="hi_IN"/>
         </w:rPr>
-        <w:t>συμμορφιζόμενος τῷ θανάτῳ αὐτοῦ</w:t>
-      </w:r>
-    </w:p>
-    <w:p>
-      <w:pPr/>
-      <w:r>
-        <w:rPr>
-          <w:lang w:val="hi_IN" w:bidi="hi_IN"/>
-        </w:rPr>
-      </w:r>
-      <w:r>
-        <w:rPr>
-          <w:b/>
-          <w:lang w:val="hi_IN" w:bidi="hi_IN"/>
-        </w:rPr>
         <w:t>""</w:t>
       </w:r>
     </w:p>
@@ -34993,21 +30638,6 @@
           <w:b/>
           <w:lang w:val="hi_IN" w:bidi="hi_IN"/>
         </w:rPr>
-        <w:t>συμμορφιζόμενος τῷ θανάτῳ αὐτοῦ</w:t>
-      </w:r>
-    </w:p>
-    <w:p>
-      <w:pPr/>
-      <w:r>
-        <w:rPr>
-          <w:lang w:val="hi_IN" w:bidi="hi_IN"/>
-        </w:rPr>
-      </w:r>
-      <w:r>
-        <w:rPr>
-          <w:b/>
-          <w:lang w:val="hi_IN" w:bidi="hi_IN"/>
-        </w:rPr>
         <w:t>"मर्म"</w:t>
       </w:r>
       <w:r>
@@ -35117,21 +30747,6 @@
           <w:b/>
           <w:lang w:val="hi_IN" w:bidi="hi_IN"/>
         </w:rPr>
-        <w:t>τὴν ἐξανάστασιν τὴν ἐκ νεκρῶν</w:t>
-      </w:r>
-    </w:p>
-    <w:p>
-      <w:pPr/>
-      <w:r>
-        <w:rPr>
-          <w:lang w:val="hi_IN" w:bidi="hi_IN"/>
-        </w:rPr>
-      </w:r>
-      <w:r>
-        <w:rPr>
-          <w:b/>
-          <w:lang w:val="hi_IN" w:bidi="hi_IN"/>
-        </w:rPr>
         <w:t>""</w:t>
       </w:r>
     </w:p>
@@ -35195,21 +30810,6 @@
           <w:b/>
           <w:lang w:val="hi_IN" w:bidi="hi_IN"/>
         </w:rPr>
-        <w:t>οὐχ ὅτι ἤδη ἔλαβον</w:t>
-      </w:r>
-    </w:p>
-    <w:p>
-      <w:pPr/>
-      <w:r>
-        <w:rPr>
-          <w:lang w:val="hi_IN" w:bidi="hi_IN"/>
-        </w:rPr>
-      </w:r>
-      <w:r>
-        <w:rPr>
-          <w:b/>
-          <w:lang w:val="hi_IN" w:bidi="hi_IN"/>
-        </w:rPr>
         <w:t>""</w:t>
       </w:r>
     </w:p>
@@ -35299,21 +30899,6 @@
           <w:b/>
           <w:lang w:val="hi_IN" w:bidi="hi_IN"/>
         </w:rPr>
-        <w:t>ἢ ἤδη τετελείωμαι</w:t>
-      </w:r>
-    </w:p>
-    <w:p>
-      <w:pPr/>
-      <w:r>
-        <w:rPr>
-          <w:lang w:val="hi_IN" w:bidi="hi_IN"/>
-        </w:rPr>
-      </w:r>
-      <w:r>
-        <w:rPr>
-          <w:b/>
-          <w:lang w:val="hi_IN" w:bidi="hi_IN"/>
-        </w:rPr>
         <w:t>""</w:t>
       </w:r>
     </w:p>
@@ -35390,21 +30975,6 @@
           <w:b/>
           <w:lang w:val="hi_IN" w:bidi="hi_IN"/>
         </w:rPr>
-        <w:t>ἤδη τετελείωμαι</w:t>
-      </w:r>
-    </w:p>
-    <w:p>
-      <w:pPr/>
-      <w:r>
-        <w:rPr>
-          <w:lang w:val="hi_IN" w:bidi="hi_IN"/>
-        </w:rPr>
-      </w:r>
-      <w:r>
-        <w:rPr>
-          <w:b/>
-          <w:lang w:val="hi_IN" w:bidi="hi_IN"/>
-        </w:rPr>
         <w:t>""</w:t>
       </w:r>
     </w:p>
@@ -35481,21 +31051,6 @@
           <w:b/>
           <w:lang w:val="hi_IN" w:bidi="hi_IN"/>
         </w:rPr>
-        <w:t>ἤδη τετελείωμαι</w:t>
-      </w:r>
-    </w:p>
-    <w:p>
-      <w:pPr/>
-      <w:r>
-        <w:rPr>
-          <w:lang w:val="hi_IN" w:bidi="hi_IN"/>
-        </w:rPr>
-      </w:r>
-      <w:r>
-        <w:rPr>
-          <w:b/>
-          <w:lang w:val="hi_IN" w:bidi="hi_IN"/>
-        </w:rPr>
         <w:t>"सिद्ध हो चुका हूँ"</w:t>
       </w:r>
     </w:p>
@@ -35592,21 +31147,6 @@
           <w:b/>
           <w:lang w:val="hi_IN" w:bidi="hi_IN"/>
         </w:rPr>
-        <w:t>καταλάβω, ἐφ’ ᾧ καὶ κατελήμφθην ὑπὸ Χριστοῦ Ἰησοῦ</w:t>
-      </w:r>
-    </w:p>
-    <w:p>
-      <w:pPr/>
-      <w:r>
-        <w:rPr>
-          <w:lang w:val="hi_IN" w:bidi="hi_IN"/>
-        </w:rPr>
-      </w:r>
-      <w:r>
-        <w:rPr>
-          <w:b/>
-          <w:lang w:val="hi_IN" w:bidi="hi_IN"/>
-        </w:rPr>
         <w:t>""</w:t>
       </w:r>
     </w:p>
@@ -35732,7 +31272,7 @@
         </w:rPr>
         <w:t xml:space="preserve"> शब्द का अनुवाद </w:t>
       </w:r>
-      <w:hyperlink r:id="rId20">
+      <w:hyperlink r:id="rId18">
         <w:r>
           <w:rPr>
             <w:lang w:val="hi_IN" w:bidi="hi_IN"/>
@@ -35750,7 +31290,7 @@
         </w:rPr>
         <w:t xml:space="preserve"> और </w:t>
       </w:r>
-      <w:hyperlink r:id="rId42">
+      <w:hyperlink r:id="rId40">
         <w:r>
           <w:rPr>
             <w:lang w:val="hi_IN" w:bidi="hi_IN"/>
@@ -35815,21 +31355,6 @@
           <w:b/>
           <w:lang w:val="hi_IN" w:bidi="hi_IN"/>
         </w:rPr>
-        <w:t>ἐγὼ ἐμαυτὸν οὐ λογίζομαι κατειληφέναι</w:t>
-      </w:r>
-    </w:p>
-    <w:p>
-      <w:pPr/>
-      <w:r>
-        <w:rPr>
-          <w:lang w:val="hi_IN" w:bidi="hi_IN"/>
-        </w:rPr>
-      </w:r>
-      <w:r>
-        <w:rPr>
-          <w:b/>
-          <w:lang w:val="hi_IN" w:bidi="hi_IN"/>
-        </w:rPr>
         <w:t>""</w:t>
       </w:r>
     </w:p>
@@ -35939,21 +31464,6 @@
           <w:b/>
           <w:lang w:val="hi_IN" w:bidi="hi_IN"/>
         </w:rPr>
-        <w:t>ἓν δέ</w:t>
-      </w:r>
-    </w:p>
-    <w:p>
-      <w:pPr/>
-      <w:r>
-        <w:rPr>
-          <w:lang w:val="hi_IN" w:bidi="hi_IN"/>
-        </w:rPr>
-      </w:r>
-      <w:r>
-        <w:rPr>
-          <w:b/>
-          <w:lang w:val="hi_IN" w:bidi="hi_IN"/>
-        </w:rPr>
         <w:t>"परन्तु एक काम"</w:t>
       </w:r>
     </w:p>
@@ -36050,21 +31560,6 @@
           <w:b/>
           <w:lang w:val="hi_IN" w:bidi="hi_IN"/>
         </w:rPr>
-        <w:t>τὰ μὲν ὀπίσω ἐπιλανθανόμενος, τοῖς δὲ ἔμπροσθεν ἐπεκτεινόμενος</w:t>
-      </w:r>
-    </w:p>
-    <w:p>
-      <w:pPr/>
-      <w:r>
-        <w:rPr>
-          <w:lang w:val="hi_IN" w:bidi="hi_IN"/>
-        </w:rPr>
-      </w:r>
-      <w:r>
-        <w:rPr>
-          <w:b/>
-          <w:lang w:val="hi_IN" w:bidi="hi_IN"/>
-        </w:rPr>
         <w:t>""</w:t>
       </w:r>
     </w:p>
@@ -36161,21 +31656,6 @@
           <w:b/>
           <w:lang w:val="hi_IN" w:bidi="hi_IN"/>
         </w:rPr>
-        <w:t>κατὰ σκοπὸν διώκω εἰς τὸ βραβεῖον</w:t>
-      </w:r>
-    </w:p>
-    <w:p>
-      <w:pPr/>
-      <w:r>
-        <w:rPr>
-          <w:lang w:val="hi_IN" w:bidi="hi_IN"/>
-        </w:rPr>
-      </w:r>
-      <w:r>
-        <w:rPr>
-          <w:b/>
-          <w:lang w:val="hi_IN" w:bidi="hi_IN"/>
-        </w:rPr>
         <w:t>""</w:t>
       </w:r>
     </w:p>
@@ -36285,21 +31765,6 @@
           <w:b/>
           <w:lang w:val="hi_IN" w:bidi="hi_IN"/>
         </w:rPr>
-        <w:t>σκοπὸν &amp; εἰς τὸ βραβεῖον τῆς ἄνω κλήσεως τοῦ Θεοῦ</w:t>
-      </w:r>
-    </w:p>
-    <w:p>
-      <w:pPr/>
-      <w:r>
-        <w:rPr>
-          <w:lang w:val="hi_IN" w:bidi="hi_IN"/>
-        </w:rPr>
-      </w:r>
-      <w:r>
-        <w:rPr>
-          <w:b/>
-          <w:lang w:val="hi_IN" w:bidi="hi_IN"/>
-        </w:rPr>
         <w:t>"निशाने"</w:t>
       </w:r>
       <w:r>
@@ -36441,21 +31906,6 @@
           <w:b/>
           <w:lang w:val="hi_IN" w:bidi="hi_IN"/>
         </w:rPr>
-        <w:t>τὸ βραβεῖον τῆς ἄνω κλήσεως τοῦ Θεοῦ</w:t>
-      </w:r>
-    </w:p>
-    <w:p>
-      <w:pPr/>
-      <w:r>
-        <w:rPr>
-          <w:lang w:val="hi_IN" w:bidi="hi_IN"/>
-        </w:rPr>
-      </w:r>
-      <w:r>
-        <w:rPr>
-          <w:b/>
-          <w:lang w:val="hi_IN" w:bidi="hi_IN"/>
-        </w:rPr>
         <w:t>""</w:t>
       </w:r>
     </w:p>
@@ -36591,21 +32041,6 @@
           <w:b/>
           <w:lang w:val="hi_IN" w:bidi="hi_IN"/>
         </w:rPr>
-        <w:t>τῆς ἄνω κλήσεως τοῦ Θεοῦ</w:t>
-      </w:r>
-    </w:p>
-    <w:p>
-      <w:pPr/>
-      <w:r>
-        <w:rPr>
-          <w:lang w:val="hi_IN" w:bidi="hi_IN"/>
-        </w:rPr>
-      </w:r>
-      <w:r>
-        <w:rPr>
-          <w:b/>
-          <w:lang w:val="hi_IN" w:bidi="hi_IN"/>
-        </w:rPr>
         <w:t>"परमेश्वर ने"</w:t>
       </w:r>
       <w:r>
@@ -36741,21 +32176,6 @@
           <w:b/>
           <w:lang w:val="hi_IN" w:bidi="hi_IN"/>
         </w:rPr>
-        <w:t>κατὰ σκοπὸν διώκω εἰς τὸ βραβεῖον τῆς ἄνω κλήσεως τοῦ Θεοῦ ἐν Χριστῷ Ἰησοῦ</w:t>
-      </w:r>
-    </w:p>
-    <w:p>
-      <w:pPr/>
-      <w:r>
-        <w:rPr>
-          <w:lang w:val="hi_IN" w:bidi="hi_IN"/>
-        </w:rPr>
-      </w:r>
-      <w:r>
-        <w:rPr>
-          <w:b/>
-          <w:lang w:val="hi_IN" w:bidi="hi_IN"/>
-        </w:rPr>
         <w:t>"निशाने की ओर दौड़ा चला जाता हूँ, ताकि इनाम पाऊँ, जिसके परमेश्वर ने मसीह यीशु में ऊपर बुलाया"</w:t>
       </w:r>
     </w:p>
@@ -36878,21 +32298,6 @@
           <w:b/>
           <w:lang w:val="hi_IN" w:bidi="hi_IN"/>
         </w:rPr>
-        <w:t>κατὰ σκοπὸν διώκω εἰς τὸ βραβεῖον τῆς ἄνω κλήσεως τοῦ Θεοῦ ἐν Χριστῷ Ἰησοῦ</w:t>
-      </w:r>
-    </w:p>
-    <w:p>
-      <w:pPr/>
-      <w:r>
-        <w:rPr>
-          <w:lang w:val="hi_IN" w:bidi="hi_IN"/>
-        </w:rPr>
-      </w:r>
-      <w:r>
-        <w:rPr>
-          <w:b/>
-          <w:lang w:val="hi_IN" w:bidi="hi_IN"/>
-        </w:rPr>
         <w:t>"निशाने की ओर दौड़ा चला जाता हूँ, ताकि इनाम पाऊँ, जिसके परमेश्वर ने मसीह यीशु में ऊपर बुलाया"</w:t>
       </w:r>
     </w:p>
@@ -37002,21 +32407,6 @@
           <w:b/>
           <w:lang w:val="hi_IN" w:bidi="hi_IN"/>
         </w:rPr>
-        <w:t>οὖν</w:t>
-      </w:r>
-    </w:p>
-    <w:p>
-      <w:pPr/>
-      <w:r>
-        <w:rPr>
-          <w:lang w:val="hi_IN" w:bidi="hi_IN"/>
-        </w:rPr>
-      </w:r>
-      <w:r>
-        <w:rPr>
-          <w:b/>
-          <w:lang w:val="hi_IN" w:bidi="hi_IN"/>
-        </w:rPr>
         <w:t>""</w:t>
       </w:r>
     </w:p>
@@ -37046,7 +32436,7 @@
         </w:rPr>
         <w:t xml:space="preserve"> संकेत देता है कि पौलुस अपने व्यक्तिगत अनुभव द्वारा फिलिप्पी के विश्ववासियों को शिक्षा देने \n(</w:t>
       </w:r>
-      <w:hyperlink r:id="rId43">
+      <w:hyperlink r:id="rId41">
         <w:r>
           <w:rPr>
             <w:lang w:val="hi_IN" w:bidi="hi_IN"/>
@@ -37064,7 +32454,7 @@
         </w:rPr>
         <w:t>) से प्रबोधन (</w:t>
       </w:r>
-      <w:hyperlink r:id="rId44">
+      <w:hyperlink r:id="rId42">
         <w:r>
           <w:rPr>
             <w:lang w:val="hi_IN" w:bidi="hi_IN"/>
@@ -37129,21 +32519,6 @@
           <w:b/>
           <w:lang w:val="hi_IN" w:bidi="hi_IN"/>
         </w:rPr>
-        <w:t>ὅσοι</w:t>
-      </w:r>
-    </w:p>
-    <w:p>
-      <w:pPr/>
-      <w:r>
-        <w:rPr>
-          <w:lang w:val="hi_IN" w:bidi="hi_IN"/>
-        </w:rPr>
-      </w:r>
-      <w:r>
-        <w:rPr>
-          <w:b/>
-          <w:lang w:val="hi_IN" w:bidi="hi_IN"/>
-        </w:rPr>
         <w:t>"जितने"</w:t>
       </w:r>
     </w:p>
@@ -37316,21 +32691,6 @@
           <w:b/>
           <w:lang w:val="hi_IN" w:bidi="hi_IN"/>
         </w:rPr>
-        <w:t>καὶ τοῦτο ὁ Θεὸς ὑμῖν ἀποκαλύψει</w:t>
-      </w:r>
-    </w:p>
-    <w:p>
-      <w:pPr/>
-      <w:r>
-        <w:rPr>
-          <w:lang w:val="hi_IN" w:bidi="hi_IN"/>
-        </w:rPr>
-      </w:r>
-      <w:r>
-        <w:rPr>
-          <w:b/>
-          <w:lang w:val="hi_IN" w:bidi="hi_IN"/>
-        </w:rPr>
         <w:t>""</w:t>
       </w:r>
     </w:p>
@@ -37394,21 +32754,6 @@
           <w:b/>
           <w:lang w:val="hi_IN" w:bidi="hi_IN"/>
         </w:rPr>
-        <w:t>εἰς ὃ ἐφθάσαμεν, τῷ αὐτῷ στοιχεῖν</w:t>
-      </w:r>
-    </w:p>
-    <w:p>
-      <w:pPr/>
-      <w:r>
-        <w:rPr>
-          <w:lang w:val="hi_IN" w:bidi="hi_IN"/>
-        </w:rPr>
-      </w:r>
-      <w:r>
-        <w:rPr>
-          <w:b/>
-          <w:lang w:val="hi_IN" w:bidi="hi_IN"/>
-        </w:rPr>
         <w:t>""</w:t>
       </w:r>
     </w:p>
@@ -37525,21 +32870,6 @@
           <w:b/>
           <w:lang w:val="hi_IN" w:bidi="hi_IN"/>
         </w:rPr>
-        <w:t>εἰς ὃ ἐφθάσαμεν, τῷ αὐτῷ στοιχεῖν</w:t>
-      </w:r>
-    </w:p>
-    <w:p>
-      <w:pPr/>
-      <w:r>
-        <w:rPr>
-          <w:lang w:val="hi_IN" w:bidi="hi_IN"/>
-        </w:rPr>
-      </w:r>
-      <w:r>
-        <w:rPr>
-          <w:b/>
-          <w:lang w:val="hi_IN" w:bidi="hi_IN"/>
-        </w:rPr>
         <w:t>"हम पहुँचे हैं, उसी के अनुसार चलें"</w:t>
       </w:r>
     </w:p>
@@ -37603,21 +32933,6 @@
           <w:b/>
           <w:lang w:val="hi_IN" w:bidi="hi_IN"/>
         </w:rPr>
-        <w:t>συνμιμηταί μου γίνεσθε</w:t>
-      </w:r>
-    </w:p>
-    <w:p>
-      <w:pPr/>
-      <w:r>
-        <w:rPr>
-          <w:lang w:val="hi_IN" w:bidi="hi_IN"/>
-        </w:rPr>
-      </w:r>
-      <w:r>
-        <w:rPr>
-          <w:b/>
-          <w:lang w:val="hi_IN" w:bidi="hi_IN"/>
-        </w:rPr>
         <w:t>""</w:t>
       </w:r>
     </w:p>
@@ -37681,21 +32996,6 @@
           <w:b/>
           <w:lang w:val="hi_IN" w:bidi="hi_IN"/>
         </w:rPr>
-        <w:t>γίνεσθε</w:t>
-      </w:r>
-    </w:p>
-    <w:p>
-      <w:pPr/>
-      <w:r>
-        <w:rPr>
-          <w:lang w:val="hi_IN" w:bidi="hi_IN"/>
-        </w:rPr>
-      </w:r>
-      <w:r>
-        <w:rPr>
-          <w:b/>
-          <w:lang w:val="hi_IN" w:bidi="hi_IN"/>
-        </w:rPr>
         <w:t>""</w:t>
       </w:r>
     </w:p>
@@ -37821,7 +33121,7 @@
         </w:rPr>
         <w:t xml:space="preserve"> शब्द का अनुवाद </w:t>
       </w:r>
-      <w:hyperlink r:id="rId20">
+      <w:hyperlink r:id="rId18">
         <w:r>
           <w:rPr>
             <w:lang w:val="hi_IN" w:bidi="hi_IN"/>
@@ -37886,21 +33186,6 @@
           <w:b/>
           <w:lang w:val="hi_IN" w:bidi="hi_IN"/>
         </w:rPr>
-        <w:t>σκοπεῖτε</w:t>
-      </w:r>
-    </w:p>
-    <w:p>
-      <w:pPr/>
-      <w:r>
-        <w:rPr>
-          <w:lang w:val="hi_IN" w:bidi="hi_IN"/>
-        </w:rPr>
-      </w:r>
-      <w:r>
-        <w:rPr>
-          <w:b/>
-          <w:lang w:val="hi_IN" w:bidi="hi_IN"/>
-        </w:rPr>
         <w:t>"पहचानों"</w:t>
       </w:r>
     </w:p>
@@ -37997,21 +33282,6 @@
           <w:b/>
           <w:lang w:val="hi_IN" w:bidi="hi_IN"/>
         </w:rPr>
-        <w:t>τοὺς οὕτω περιπατοῦντας, καθὼς ἔχετε τύπον ἡμᾶς</w:t>
-      </w:r>
-    </w:p>
-    <w:p>
-      <w:pPr/>
-      <w:r>
-        <w:rPr>
-          <w:lang w:val="hi_IN" w:bidi="hi_IN"/>
-        </w:rPr>
-      </w:r>
-      <w:r>
-        <w:rPr>
-          <w:b/>
-          <w:lang w:val="hi_IN" w:bidi="hi_IN"/>
-        </w:rPr>
         <w:t>""</w:t>
       </w:r>
     </w:p>
@@ -38075,21 +33345,6 @@
           <w:b/>
           <w:lang w:val="hi_IN" w:bidi="hi_IN"/>
         </w:rPr>
-        <w:t>πολλοὶ γὰρ περιπατοῦσιν</w:t>
-      </w:r>
-    </w:p>
-    <w:p>
-      <w:pPr/>
-      <w:r>
-        <w:rPr>
-          <w:lang w:val="hi_IN" w:bidi="hi_IN"/>
-        </w:rPr>
-      </w:r>
-      <w:r>
-        <w:rPr>
-          <w:b/>
-          <w:lang w:val="hi_IN" w:bidi="hi_IN"/>
-        </w:rPr>
         <w:t>""</w:t>
       </w:r>
     </w:p>
@@ -38166,21 +33421,6 @@
           <w:b/>
           <w:lang w:val="hi_IN" w:bidi="hi_IN"/>
         </w:rPr>
-        <w:t>πολλοὶ γὰρ</w:t>
-      </w:r>
-    </w:p>
-    <w:p>
-      <w:pPr/>
-      <w:r>
-        <w:rPr>
-          <w:lang w:val="hi_IN" w:bidi="hi_IN"/>
-        </w:rPr>
-      </w:r>
-      <w:r>
-        <w:rPr>
-          <w:b/>
-          <w:lang w:val="hi_IN" w:bidi="hi_IN"/>
-        </w:rPr>
         <w:t>""</w:t>
       </w:r>
     </w:p>
@@ -38257,21 +33497,6 @@
           <w:b/>
           <w:lang w:val="hi_IN" w:bidi="hi_IN"/>
         </w:rPr>
-        <w:t>νῦν δὲ καὶ κλαίων</w:t>
-      </w:r>
-    </w:p>
-    <w:p>
-      <w:pPr/>
-      <w:r>
-        <w:rPr>
-          <w:lang w:val="hi_IN" w:bidi="hi_IN"/>
-        </w:rPr>
-      </w:r>
-      <w:r>
-        <w:rPr>
-          <w:b/>
-          <w:lang w:val="hi_IN" w:bidi="hi_IN"/>
-        </w:rPr>
         <w:t>""</w:t>
       </w:r>
     </w:p>
@@ -38335,21 +33560,6 @@
           <w:b/>
           <w:lang w:val="hi_IN" w:bidi="hi_IN"/>
         </w:rPr>
-        <w:t>τοὺς ἐχθροὺς τοῦ σταυροῦ τοῦ Χριστοῦ</w:t>
-      </w:r>
-    </w:p>
-    <w:p>
-      <w:pPr/>
-      <w:r>
-        <w:rPr>
-          <w:lang w:val="hi_IN" w:bidi="hi_IN"/>
-        </w:rPr>
-      </w:r>
-      <w:r>
-        <w:rPr>
-          <w:b/>
-          <w:lang w:val="hi_IN" w:bidi="hi_IN"/>
-        </w:rPr>
         <w:t>""</w:t>
       </w:r>
     </w:p>
@@ -38472,21 +33682,6 @@
           <w:b/>
           <w:lang w:val="hi_IN" w:bidi="hi_IN"/>
         </w:rPr>
-        <w:t>ὧν τὸ τέλος ἀπώλεια</w:t>
-      </w:r>
-    </w:p>
-    <w:p>
-      <w:pPr/>
-      <w:r>
-        <w:rPr>
-          <w:lang w:val="hi_IN" w:bidi="hi_IN"/>
-        </w:rPr>
-      </w:r>
-      <w:r>
-        <w:rPr>
-          <w:b/>
-          <w:lang w:val="hi_IN" w:bidi="hi_IN"/>
-        </w:rPr>
         <w:t>""</w:t>
       </w:r>
     </w:p>
@@ -38563,21 +33758,6 @@
           <w:b/>
           <w:lang w:val="hi_IN" w:bidi="hi_IN"/>
         </w:rPr>
-        <w:t>ὧν τὸ τέλος ἀπώλεια</w:t>
-      </w:r>
-    </w:p>
-    <w:p>
-      <w:pPr/>
-      <w:r>
-        <w:rPr>
-          <w:lang w:val="hi_IN" w:bidi="hi_IN"/>
-        </w:rPr>
-      </w:r>
-      <w:r>
-        <w:rPr>
-          <w:b/>
-          <w:lang w:val="hi_IN" w:bidi="hi_IN"/>
-        </w:rPr>
         <w:t>"उनका अन्त विनाश है"</w:t>
       </w:r>
     </w:p>
@@ -38687,21 +33867,6 @@
           <w:b/>
           <w:lang w:val="hi_IN" w:bidi="hi_IN"/>
         </w:rPr>
-        <w:t>ὧν ὁ Θεὸς ἡ κοιλία</w:t>
-      </w:r>
-    </w:p>
-    <w:p>
-      <w:pPr/>
-      <w:r>
-        <w:rPr>
-          <w:lang w:val="hi_IN" w:bidi="hi_IN"/>
-        </w:rPr>
-      </w:r>
-      <w:r>
-        <w:rPr>
-          <w:b/>
-          <w:lang w:val="hi_IN" w:bidi="hi_IN"/>
-        </w:rPr>
         <w:t>""</w:t>
       </w:r>
     </w:p>
@@ -38824,21 +33989,6 @@
           <w:b/>
           <w:lang w:val="hi_IN" w:bidi="hi_IN"/>
         </w:rPr>
-        <w:t>ἡ δόξα ἐν τῇ αἰσχύνῃ αὐτῶν</w:t>
-      </w:r>
-    </w:p>
-    <w:p>
-      <w:pPr/>
-      <w:r>
-        <w:rPr>
-          <w:lang w:val="hi_IN" w:bidi="hi_IN"/>
-        </w:rPr>
-      </w:r>
-      <w:r>
-        <w:rPr>
-          <w:b/>
-          <w:lang w:val="hi_IN" w:bidi="hi_IN"/>
-        </w:rPr>
         <w:t>""</w:t>
       </w:r>
     </w:p>
@@ -38935,21 +34085,6 @@
           <w:b/>
           <w:lang w:val="hi_IN" w:bidi="hi_IN"/>
         </w:rPr>
-        <w:t>ἡ δόξα ἐν τῇ αἰσχύνῃ αὐτῶν</w:t>
-      </w:r>
-    </w:p>
-    <w:p>
-      <w:pPr/>
-      <w:r>
-        <w:rPr>
-          <w:lang w:val="hi_IN" w:bidi="hi_IN"/>
-        </w:rPr>
-      </w:r>
-      <w:r>
-        <w:rPr>
-          <w:b/>
-          <w:lang w:val="hi_IN" w:bidi="hi_IN"/>
-        </w:rPr>
         <w:t>"लज्जा की"</w:t>
       </w:r>
       <w:r>
@@ -39072,21 +34207,6 @@
           <w:b/>
           <w:lang w:val="hi_IN" w:bidi="hi_IN"/>
         </w:rPr>
-        <w:t>ἡ δόξα ἐν τῇ αἰσχύνῃ αὐτῶν</w:t>
-      </w:r>
-    </w:p>
-    <w:p>
-      <w:pPr/>
-      <w:r>
-        <w:rPr>
-          <w:lang w:val="hi_IN" w:bidi="hi_IN"/>
-        </w:rPr>
-      </w:r>
-      <w:r>
-        <w:rPr>
-          <w:b/>
-          <w:lang w:val="hi_IN" w:bidi="hi_IN"/>
-        </w:rPr>
         <w:t>"लज्जा की"</w:t>
       </w:r>
       <w:r>
@@ -39209,21 +34329,6 @@
           <w:b/>
           <w:lang w:val="hi_IN" w:bidi="hi_IN"/>
         </w:rPr>
-        <w:t>οἱ τὰ ἐπίγεια φρονοῦντες</w:t>
-      </w:r>
-    </w:p>
-    <w:p>
-      <w:pPr/>
-      <w:r>
-        <w:rPr>
-          <w:lang w:val="hi_IN" w:bidi="hi_IN"/>
-        </w:rPr>
-      </w:r>
-      <w:r>
-        <w:rPr>
-          <w:b/>
-          <w:lang w:val="hi_IN" w:bidi="hi_IN"/>
-        </w:rPr>
         <w:t>""</w:t>
       </w:r>
     </w:p>
@@ -39416,21 +34521,6 @@
           <w:b/>
           <w:lang w:val="hi_IN" w:bidi="hi_IN"/>
         </w:rPr>
-        <w:t>ἡμῶν &amp; ἀπεκδεχόμεθα</w:t>
-      </w:r>
-    </w:p>
-    <w:p>
-      <w:pPr/>
-      <w:r>
-        <w:rPr>
-          <w:lang w:val="hi_IN" w:bidi="hi_IN"/>
-        </w:rPr>
-      </w:r>
-      <w:r>
-        <w:rPr>
-          <w:b/>
-          <w:lang w:val="hi_IN" w:bidi="hi_IN"/>
-        </w:rPr>
         <w:t>""</w:t>
       </w:r>
     </w:p>
@@ -39560,21 +34650,6 @@
           <w:b/>
           <w:lang w:val="hi_IN" w:bidi="hi_IN"/>
         </w:rPr>
-        <w:t>πολίτευμα</w:t>
-      </w:r>
-    </w:p>
-    <w:p>
-      <w:pPr/>
-      <w:r>
-        <w:rPr>
-          <w:lang w:val="hi_IN" w:bidi="hi_IN"/>
-        </w:rPr>
-      </w:r>
-      <w:r>
-        <w:rPr>
-          <w:b/>
-          <w:lang w:val="hi_IN" w:bidi="hi_IN"/>
-        </w:rPr>
         <w:t>"स्वदेश"</w:t>
       </w:r>
     </w:p>
@@ -39684,21 +34759,6 @@
           <w:b/>
           <w:lang w:val="hi_IN" w:bidi="hi_IN"/>
         </w:rPr>
-        <w:t>σώματι τῆς δόξης αὐτοῦ</w:t>
-      </w:r>
-    </w:p>
-    <w:p>
-      <w:pPr/>
-      <w:r>
-        <w:rPr>
-          <w:lang w:val="hi_IN" w:bidi="hi_IN"/>
-        </w:rPr>
-      </w:r>
-      <w:r>
-        <w:rPr>
-          <w:b/>
-          <w:lang w:val="hi_IN" w:bidi="hi_IN"/>
-        </w:rPr>
         <w:t>"हमारी"</w:t>
       </w:r>
       <w:r>
@@ -39808,21 +34868,6 @@
           <w:b/>
           <w:lang w:val="hi_IN" w:bidi="hi_IN"/>
         </w:rPr>
-        <w:t>τοῦ δύνασθαι αὐτὸν</w:t>
-      </w:r>
-    </w:p>
-    <w:p>
-      <w:pPr/>
-      <w:r>
-        <w:rPr>
-          <w:lang w:val="hi_IN" w:bidi="hi_IN"/>
-        </w:rPr>
-      </w:r>
-      <w:r>
-        <w:rPr>
-          <w:b/>
-          <w:lang w:val="hi_IN" w:bidi="hi_IN"/>
-        </w:rPr>
         <w:t>"वह अपनी"</w:t>
       </w:r>
       <w:r>
@@ -39958,21 +35003,6 @@
           <w:b/>
           <w:lang w:val="hi_IN" w:bidi="hi_IN"/>
         </w:rPr>
-        <w:t>ὥστε</w:t>
-      </w:r>
-    </w:p>
-    <w:p>
-      <w:pPr/>
-      <w:r>
-        <w:rPr>
-          <w:lang w:val="hi_IN" w:bidi="hi_IN"/>
-        </w:rPr>
-      </w:r>
-      <w:r>
-        <w:rPr>
-          <w:b/>
-          <w:lang w:val="hi_IN" w:bidi="hi_IN"/>
-        </w:rPr>
         <w:t>"इसलिए"</w:t>
       </w:r>
     </w:p>
@@ -40098,7 +35128,7 @@
         </w:rPr>
         <w:t xml:space="preserve"> शब्द का अनुवाद </w:t>
       </w:r>
-      <w:hyperlink r:id="rId20">
+      <w:hyperlink r:id="rId18">
         <w:r>
           <w:rPr>
             <w:lang w:val="hi_IN" w:bidi="hi_IN"/>
@@ -40163,21 +35193,6 @@
           <w:b/>
           <w:lang w:val="hi_IN" w:bidi="hi_IN"/>
         </w:rPr>
-        <w:t>ἀγαπητοὶ καὶ ἐπιπόθητοι</w:t>
-      </w:r>
-    </w:p>
-    <w:p>
-      <w:pPr/>
-      <w:r>
-        <w:rPr>
-          <w:lang w:val="hi_IN" w:bidi="hi_IN"/>
-        </w:rPr>
-      </w:r>
-      <w:r>
-        <w:rPr>
-          <w:b/>
-          <w:lang w:val="hi_IN" w:bidi="hi_IN"/>
-        </w:rPr>
         <w:t>""</w:t>
       </w:r>
     </w:p>
@@ -40241,21 +35256,6 @@
           <w:b/>
           <w:lang w:val="hi_IN" w:bidi="hi_IN"/>
         </w:rPr>
-        <w:t>χαρὰ καὶ στέφανός μου</w:t>
-      </w:r>
-    </w:p>
-    <w:p>
-      <w:pPr/>
-      <w:r>
-        <w:rPr>
-          <w:lang w:val="hi_IN" w:bidi="hi_IN"/>
-        </w:rPr>
-      </w:r>
-      <w:r>
-        <w:rPr>
-          <w:b/>
-          <w:lang w:val="hi_IN" w:bidi="hi_IN"/>
-        </w:rPr>
         <w:t>""</w:t>
       </w:r>
     </w:p>
@@ -40365,21 +35365,6 @@
           <w:b/>
           <w:lang w:val="hi_IN" w:bidi="hi_IN"/>
         </w:rPr>
-        <w:t>χαρὰ καὶ στέφανός μου</w:t>
-      </w:r>
-    </w:p>
-    <w:p>
-      <w:pPr/>
-      <w:r>
-        <w:rPr>
-          <w:lang w:val="hi_IN" w:bidi="hi_IN"/>
-        </w:rPr>
-      </w:r>
-      <w:r>
-        <w:rPr>
-          <w:b/>
-          <w:lang w:val="hi_IN" w:bidi="hi_IN"/>
-        </w:rPr>
         <w:t>"मेरे आनन्द और मुकुट"</w:t>
       </w:r>
     </w:p>
@@ -40476,21 +35461,6 @@
           <w:b/>
           <w:lang w:val="hi_IN" w:bidi="hi_IN"/>
         </w:rPr>
-        <w:t>στέφανός</w:t>
-      </w:r>
-    </w:p>
-    <w:p>
-      <w:pPr/>
-      <w:r>
-        <w:rPr>
-          <w:lang w:val="hi_IN" w:bidi="hi_IN"/>
-        </w:rPr>
-      </w:r>
-      <w:r>
-        <w:rPr>
-          <w:b/>
-          <w:lang w:val="hi_IN" w:bidi="hi_IN"/>
-        </w:rPr>
         <w:t>"मुकुट"</w:t>
       </w:r>
     </w:p>
@@ -40600,21 +35570,6 @@
           <w:b/>
           <w:lang w:val="hi_IN" w:bidi="hi_IN"/>
         </w:rPr>
-        <w:t>οὕτως στήκετε ἐν Κυρίῳ, ἀγαπητοί</w:t>
-      </w:r>
-    </w:p>
-    <w:p>
-      <w:pPr/>
-      <w:r>
-        <w:rPr>
-          <w:lang w:val="hi_IN" w:bidi="hi_IN"/>
-        </w:rPr>
-      </w:r>
-      <w:r>
-        <w:rPr>
-          <w:b/>
-          <w:lang w:val="hi_IN" w:bidi="hi_IN"/>
-        </w:rPr>
         <w:t>"प्रिय"</w:t>
       </w:r>
       <w:r>
@@ -40691,21 +35646,6 @@
           <w:b/>
           <w:lang w:val="hi_IN" w:bidi="hi_IN"/>
         </w:rPr>
-        <w:t>οὕτως στήκετε ἐν Κυρίῳ, ἀγαπητοί</w:t>
-      </w:r>
-    </w:p>
-    <w:p>
-      <w:pPr/>
-      <w:r>
-        <w:rPr>
-          <w:lang w:val="hi_IN" w:bidi="hi_IN"/>
-        </w:rPr>
-      </w:r>
-      <w:r>
-        <w:rPr>
-          <w:b/>
-          <w:lang w:val="hi_IN" w:bidi="hi_IN"/>
-        </w:rPr>
         <w:t>""</w:t>
       </w:r>
     </w:p>
@@ -40735,7 +35675,7 @@
         </w:rPr>
         <w:t xml:space="preserve"> का सन्दर्भ हो सकता है: (1) उससे पूर्व की बात, इस स्थिति में इस उक्ति का अर्थ होगा, ""जिस प्रकार मैं ने तुम्हें अभी-अभी समझाया है| वैकल्पिक अनुवाद: ""हे प्रियों, प्रभु में उसी प्रकार दृढ बने रहो जिस प्रकार मैं ने तुमको समझाया है"" (2) पौलुस फिलिप्पी के विश्वासियों को \n</w:t>
       </w:r>
-      <w:hyperlink r:id="rId45">
+      <w:hyperlink r:id="rId43">
         <w:r>
           <w:rPr>
             <w:lang w:val="hi_IN" w:bidi="hi_IN"/>
@@ -40800,21 +35740,6 @@
           <w:b/>
           <w:lang w:val="hi_IN" w:bidi="hi_IN"/>
         </w:rPr>
-        <w:t>στήκετε</w:t>
-      </w:r>
-    </w:p>
-    <w:p>
-      <w:pPr/>
-      <w:r>
-        <w:rPr>
-          <w:lang w:val="hi_IN" w:bidi="hi_IN"/>
-        </w:rPr>
-      </w:r>
-      <w:r>
-        <w:rPr>
-          <w:b/>
-          <w:lang w:val="hi_IN" w:bidi="hi_IN"/>
-        </w:rPr>
         <w:t>"स्थिर रहो"</w:t>
       </w:r>
     </w:p>
@@ -40911,21 +35836,6 @@
           <w:b/>
           <w:lang w:val="hi_IN" w:bidi="hi_IN"/>
         </w:rPr>
-        <w:t>στήκετε</w:t>
-      </w:r>
-    </w:p>
-    <w:p>
-      <w:pPr/>
-      <w:r>
-        <w:rPr>
-          <w:lang w:val="hi_IN" w:bidi="hi_IN"/>
-        </w:rPr>
-      </w:r>
-      <w:r>
-        <w:rPr>
-          <w:b/>
-          <w:lang w:val="hi_IN" w:bidi="hi_IN"/>
-        </w:rPr>
         <w:t>"स्थिर रहो"</w:t>
       </w:r>
     </w:p>
@@ -41022,21 +35932,6 @@
           <w:b/>
           <w:lang w:val="hi_IN" w:bidi="hi_IN"/>
         </w:rPr>
-        <w:t>οὕτως στήκετε ἐν Κυρίῳ</w:t>
-      </w:r>
-    </w:p>
-    <w:p>
-      <w:pPr/>
-      <w:r>
-        <w:rPr>
-          <w:lang w:val="hi_IN" w:bidi="hi_IN"/>
-        </w:rPr>
-      </w:r>
-      <w:r>
-        <w:rPr>
-          <w:b/>
-          <w:lang w:val="hi_IN" w:bidi="hi_IN"/>
-        </w:rPr>
         <w:t>"प्रभु में इसी प्रकार स्थिर रहो"</w:t>
       </w:r>
     </w:p>
@@ -41100,21 +35995,6 @@
           <w:b/>
           <w:lang w:val="hi_IN" w:bidi="hi_IN"/>
         </w:rPr>
-        <w:t>Εὐοδίαν &amp; Συντύχην</w:t>
-      </w:r>
-    </w:p>
-    <w:p>
-      <w:pPr/>
-      <w:r>
-        <w:rPr>
-          <w:lang w:val="hi_IN" w:bidi="hi_IN"/>
-        </w:rPr>
-      </w:r>
-      <w:r>
-        <w:rPr>
-          <w:b/>
-          <w:lang w:val="hi_IN" w:bidi="hi_IN"/>
-        </w:rPr>
         <w:t>""</w:t>
       </w:r>
     </w:p>
@@ -41224,21 +36104,6 @@
           <w:b/>
           <w:lang w:val="hi_IN" w:bidi="hi_IN"/>
         </w:rPr>
-        <w:t>σέ</w:t>
-      </w:r>
-    </w:p>
-    <w:p>
-      <w:pPr/>
-      <w:r>
-        <w:rPr>
-          <w:lang w:val="hi_IN" w:bidi="hi_IN"/>
-        </w:rPr>
-      </w:r>
-      <w:r>
-        <w:rPr>
-          <w:b/>
-          <w:lang w:val="hi_IN" w:bidi="hi_IN"/>
-        </w:rPr>
         <w:t>""</w:t>
       </w:r>
     </w:p>
@@ -41361,21 +36226,6 @@
           <w:b/>
           <w:lang w:val="hi_IN" w:bidi="hi_IN"/>
         </w:rPr>
-        <w:t>γνήσιε σύνζυγε</w:t>
-      </w:r>
-    </w:p>
-    <w:p>
-      <w:pPr/>
-      <w:r>
-        <w:rPr>
-          <w:lang w:val="hi_IN" w:bidi="hi_IN"/>
-        </w:rPr>
-      </w:r>
-      <w:r>
-        <w:rPr>
-          <w:b/>
-          <w:lang w:val="hi_IN" w:bidi="hi_IN"/>
-        </w:rPr>
         <w:t>""</w:t>
       </w:r>
     </w:p>
@@ -41472,21 +36322,6 @@
           <w:b/>
           <w:lang w:val="hi_IN" w:bidi="hi_IN"/>
         </w:rPr>
-        <w:t>αἵτινες ἐν τῷ εὐαγγελίῳ συνήθλησάν μοι</w:t>
-      </w:r>
-    </w:p>
-    <w:p>
-      <w:pPr/>
-      <w:r>
-        <w:rPr>
-          <w:lang w:val="hi_IN" w:bidi="hi_IN"/>
-        </w:rPr>
-      </w:r>
-      <w:r>
-        <w:rPr>
-          <w:b/>
-          <w:lang w:val="hi_IN" w:bidi="hi_IN"/>
-        </w:rPr>
         <w:t>"मेरे"</w:t>
       </w:r>
       <w:r>
@@ -41609,21 +36444,6 @@
           <w:b/>
           <w:lang w:val="hi_IN" w:bidi="hi_IN"/>
         </w:rPr>
-        <w:t>τῷ εὐαγγελίῳ</w:t>
-      </w:r>
-    </w:p>
-    <w:p>
-      <w:pPr/>
-      <w:r>
-        <w:rPr>
-          <w:lang w:val="hi_IN" w:bidi="hi_IN"/>
-        </w:rPr>
-      </w:r>
-      <w:r>
-        <w:rPr>
-          <w:b/>
-          <w:lang w:val="hi_IN" w:bidi="hi_IN"/>
-        </w:rPr>
         <w:t>"सुसमाचार"</w:t>
       </w:r>
     </w:p>
@@ -41749,7 +36569,7 @@
         </w:rPr>
         <w:t xml:space="preserve"> का अनुवाद </w:t>
       </w:r>
-      <w:hyperlink r:id="rId18">
+      <w:hyperlink r:id="rId16">
         <w:r>
           <w:rPr>
             <w:lang w:val="hi_IN" w:bidi="hi_IN"/>
@@ -41814,21 +36634,6 @@
           <w:b/>
           <w:lang w:val="hi_IN" w:bidi="hi_IN"/>
         </w:rPr>
-        <w:t>Κλήμεντος</w:t>
-      </w:r>
-    </w:p>
-    <w:p>
-      <w:pPr/>
-      <w:r>
-        <w:rPr>
-          <w:lang w:val="hi_IN" w:bidi="hi_IN"/>
-        </w:rPr>
-      </w:r>
-      <w:r>
-        <w:rPr>
-          <w:b/>
-          <w:lang w:val="hi_IN" w:bidi="hi_IN"/>
-        </w:rPr>
         <w:t>""</w:t>
       </w:r>
     </w:p>
@@ -41919,21 +36724,6 @@
           <w:b/>
           <w:lang w:val="hi_IN" w:bidi="hi_IN"/>
         </w:rPr>
-        <w:t>ὧν τὰ ὀνόματα ἐν βίβλῳ ζωῆς</w:t>
-      </w:r>
-    </w:p>
-    <w:p>
-      <w:pPr/>
-      <w:r>
-        <w:rPr>
-          <w:lang w:val="hi_IN" w:bidi="hi_IN"/>
-        </w:rPr>
-      </w:r>
-      <w:r>
-        <w:rPr>
-          <w:b/>
-          <w:lang w:val="hi_IN" w:bidi="hi_IN"/>
-        </w:rPr>
         <w:t>""</w:t>
       </w:r>
     </w:p>
@@ -42026,7 +36816,7 @@
         </w:rPr>
         <w:t xml:space="preserve"> का अनुवाद </w:t>
       </w:r>
-      <w:hyperlink r:id="rId42">
+      <w:hyperlink r:id="rId40">
         <w:r>
           <w:rPr>
             <w:lang w:val="hi_IN" w:bidi="hi_IN"/>
@@ -42091,21 +36881,6 @@
           <w:b/>
           <w:lang w:val="hi_IN" w:bidi="hi_IN"/>
         </w:rPr>
-        <w:t>χαίρετε ἐν Κυρίῳ πάντοτε, πάλιν ἐρῶ, χαίρετε!</w:t>
-      </w:r>
-    </w:p>
-    <w:p>
-      <w:pPr/>
-      <w:r>
-        <w:rPr>
-          <w:lang w:val="hi_IN" w:bidi="hi_IN"/>
-        </w:rPr>
-      </w:r>
-      <w:r>
-        <w:rPr>
-          <w:b/>
-          <w:lang w:val="hi_IN" w:bidi="hi_IN"/>
-        </w:rPr>
         <w:t>"प्रभु में सदा आनन्दित रहो मैं फिर कहता हूँ, आनन्दित रहो"</w:t>
       </w:r>
     </w:p>
@@ -42202,21 +36977,6 @@
           <w:b/>
           <w:lang w:val="hi_IN" w:bidi="hi_IN"/>
         </w:rPr>
-        <w:t>τὸ ἐπιεικὲς ὑμῶν γνωσθήτω</w:t>
-      </w:r>
-    </w:p>
-    <w:p>
-      <w:pPr/>
-      <w:r>
-        <w:rPr>
-          <w:lang w:val="hi_IN" w:bidi="hi_IN"/>
-        </w:rPr>
-      </w:r>
-      <w:r>
-        <w:rPr>
-          <w:b/>
-          <w:lang w:val="hi_IN" w:bidi="hi_IN"/>
-        </w:rPr>
         <w:t>"तुम्हारी कोमलता"</w:t>
       </w:r>
       <w:r>
@@ -42326,21 +37086,6 @@
           <w:b/>
           <w:lang w:val="hi_IN" w:bidi="hi_IN"/>
         </w:rPr>
-        <w:t>πᾶσιν ἀνθρώποις</w:t>
-      </w:r>
-    </w:p>
-    <w:p>
-      <w:pPr/>
-      <w:r>
-        <w:rPr>
-          <w:lang w:val="hi_IN" w:bidi="hi_IN"/>
-        </w:rPr>
-      </w:r>
-      <w:r>
-        <w:rPr>
-          <w:b/>
-          <w:lang w:val="hi_IN" w:bidi="hi_IN"/>
-        </w:rPr>
         <w:t>"सब मनुष्यों पर"</w:t>
       </w:r>
     </w:p>
@@ -42437,21 +37182,6 @@
           <w:b/>
           <w:lang w:val="hi_IN" w:bidi="hi_IN"/>
         </w:rPr>
-        <w:t>ὁ Κύριος ἐγγύς</w:t>
-      </w:r>
-    </w:p>
-    <w:p>
-      <w:pPr/>
-      <w:r>
-        <w:rPr>
-          <w:lang w:val="hi_IN" w:bidi="hi_IN"/>
-        </w:rPr>
-      </w:r>
-      <w:r>
-        <w:rPr>
-          <w:b/>
-          <w:lang w:val="hi_IN" w:bidi="hi_IN"/>
-        </w:rPr>
         <w:t>""</w:t>
       </w:r>
     </w:p>
@@ -42528,21 +37258,6 @@
           <w:b/>
           <w:lang w:val="hi_IN" w:bidi="hi_IN"/>
         </w:rPr>
-        <w:t>μηδὲν μεριμνᾶτε</w:t>
-      </w:r>
-    </w:p>
-    <w:p>
-      <w:pPr/>
-      <w:r>
-        <w:rPr>
-          <w:lang w:val="hi_IN" w:bidi="hi_IN"/>
-        </w:rPr>
-      </w:r>
-      <w:r>
-        <w:rPr>
-          <w:b/>
-          <w:lang w:val="hi_IN" w:bidi="hi_IN"/>
-        </w:rPr>
         <w:t>"किसी भी बात की चिन्ता मत करो"</w:t>
       </w:r>
     </w:p>
@@ -42639,21 +37354,6 @@
           <w:b/>
           <w:lang w:val="hi_IN" w:bidi="hi_IN"/>
         </w:rPr>
-        <w:t>ἀλλ’</w:t>
-      </w:r>
-    </w:p>
-    <w:p>
-      <w:pPr/>
-      <w:r>
-        <w:rPr>
-          <w:lang w:val="hi_IN" w:bidi="hi_IN"/>
-        </w:rPr>
-      </w:r>
-      <w:r>
-        <w:rPr>
-          <w:b/>
-          <w:lang w:val="hi_IN" w:bidi="hi_IN"/>
-        </w:rPr>
         <w:t>""</w:t>
       </w:r>
     </w:p>
@@ -42756,21 +37456,6 @@
           <w:b/>
           <w:lang w:val="hi_IN" w:bidi="hi_IN"/>
         </w:rPr>
-        <w:t>ἐν παντὶ</w:t>
-      </w:r>
-    </w:p>
-    <w:p>
-      <w:pPr/>
-      <w:r>
-        <w:rPr>
-          <w:lang w:val="hi_IN" w:bidi="hi_IN"/>
-        </w:rPr>
-      </w:r>
-      <w:r>
-        <w:rPr>
-          <w:b/>
-          <w:lang w:val="hi_IN" w:bidi="hi_IN"/>
-        </w:rPr>
         <w:t>"हर एक बात में"</w:t>
       </w:r>
     </w:p>
@@ -42867,21 +37552,6 @@
           <w:b/>
           <w:lang w:val="hi_IN" w:bidi="hi_IN"/>
         </w:rPr>
-        <w:t>τῇ προσευχῇ καὶ τῇ δεήσει</w:t>
-      </w:r>
-    </w:p>
-    <w:p>
-      <w:pPr/>
-      <w:r>
-        <w:rPr>
-          <w:lang w:val="hi_IN" w:bidi="hi_IN"/>
-        </w:rPr>
-      </w:r>
-      <w:r>
-        <w:rPr>
-          <w:b/>
-          <w:lang w:val="hi_IN" w:bidi="hi_IN"/>
-        </w:rPr>
         <w:t>"प्रार्थना और विनती"</w:t>
       </w:r>
     </w:p>
@@ -42991,21 +37661,6 @@
           <w:b/>
           <w:lang w:val="hi_IN" w:bidi="hi_IN"/>
         </w:rPr>
-        <w:t>τῇ προσευχῇ καὶ τῇ δεήσει</w:t>
-      </w:r>
-    </w:p>
-    <w:p>
-      <w:pPr/>
-      <w:r>
-        <w:rPr>
-          <w:lang w:val="hi_IN" w:bidi="hi_IN"/>
-        </w:rPr>
-      </w:r>
-      <w:r>
-        <w:rPr>
-          <w:b/>
-          <w:lang w:val="hi_IN" w:bidi="hi_IN"/>
-        </w:rPr>
         <w:t>"प्रार्थना और विनती"</w:t>
       </w:r>
     </w:p>
@@ -43115,21 +37770,6 @@
           <w:b/>
           <w:lang w:val="hi_IN" w:bidi="hi_IN"/>
         </w:rPr>
-        <w:t>τῇ προσευχῇ καὶ τῇ δεήσει</w:t>
-      </w:r>
-    </w:p>
-    <w:p>
-      <w:pPr/>
-      <w:r>
-        <w:rPr>
-          <w:lang w:val="hi_IN" w:bidi="hi_IN"/>
-        </w:rPr>
-      </w:r>
-      <w:r>
-        <w:rPr>
-          <w:b/>
-          <w:lang w:val="hi_IN" w:bidi="hi_IN"/>
-        </w:rPr>
         <w:t>"प्रार्थना और विनती"</w:t>
       </w:r>
     </w:p>
@@ -43239,21 +37879,6 @@
           <w:b/>
           <w:lang w:val="hi_IN" w:bidi="hi_IN"/>
         </w:rPr>
-        <w:t>μετὰ εὐχαριστίας</w:t>
-      </w:r>
-    </w:p>
-    <w:p>
-      <w:pPr/>
-      <w:r>
-        <w:rPr>
-          <w:lang w:val="hi_IN" w:bidi="hi_IN"/>
-        </w:rPr>
-      </w:r>
-      <w:r>
-        <w:rPr>
-          <w:b/>
-          <w:lang w:val="hi_IN" w:bidi="hi_IN"/>
-        </w:rPr>
         <w:t>"धन्यवाद के साथ"</w:t>
       </w:r>
     </w:p>
@@ -43363,21 +37988,6 @@
           <w:b/>
           <w:lang w:val="hi_IN" w:bidi="hi_IN"/>
         </w:rPr>
-        <w:t>τὰ αἰτήματα ὑμῶν γνωριζέσθω</w:t>
-      </w:r>
-    </w:p>
-    <w:p>
-      <w:pPr/>
-      <w:r>
-        <w:rPr>
-          <w:lang w:val="hi_IN" w:bidi="hi_IN"/>
-        </w:rPr>
-      </w:r>
-      <w:r>
-        <w:rPr>
-          <w:b/>
-          <w:lang w:val="hi_IN" w:bidi="hi_IN"/>
-        </w:rPr>
         <w:t>"तुम्हारे निवेदन,"</w:t>
       </w:r>
       <w:r>
@@ -43500,21 +38110,6 @@
           <w:b/>
           <w:lang w:val="hi_IN" w:bidi="hi_IN"/>
         </w:rPr>
-        <w:t>τὰ αἰτήματα ὑμῶν γνωριζέσθω πρὸς τὸν Θεόν</w:t>
-      </w:r>
-    </w:p>
-    <w:p>
-      <w:pPr/>
-      <w:r>
-        <w:rPr>
-          <w:lang w:val="hi_IN" w:bidi="hi_IN"/>
-        </w:rPr>
-      </w:r>
-      <w:r>
-        <w:rPr>
-          <w:b/>
-          <w:lang w:val="hi_IN" w:bidi="hi_IN"/>
-        </w:rPr>
         <w:t>""</w:t>
       </w:r>
     </w:p>
@@ -43624,21 +38219,6 @@
           <w:b/>
           <w:lang w:val="hi_IN" w:bidi="hi_IN"/>
         </w:rPr>
-        <w:t>καὶ</w:t>
-      </w:r>
-    </w:p>
-    <w:p>
-      <w:pPr/>
-      <w:r>
-        <w:rPr>
-          <w:lang w:val="hi_IN" w:bidi="hi_IN"/>
-        </w:rPr>
-      </w:r>
-      <w:r>
-        <w:rPr>
-          <w:b/>
-          <w:lang w:val="hi_IN" w:bidi="hi_IN"/>
-        </w:rPr>
         <w:t>"तब"</w:t>
       </w:r>
     </w:p>
@@ -43824,21 +38404,6 @@
           <w:b/>
           <w:lang w:val="hi_IN" w:bidi="hi_IN"/>
         </w:rPr>
-        <w:t>Θεοῦ ἡ ὑπερέχουσα πάντα νοῦν</w:t>
-      </w:r>
-    </w:p>
-    <w:p>
-      <w:pPr/>
-      <w:r>
-        <w:rPr>
-          <w:lang w:val="hi_IN" w:bidi="hi_IN"/>
-        </w:rPr>
-      </w:r>
-      <w:r>
-        <w:rPr>
-          <w:b/>
-          <w:lang w:val="hi_IN" w:bidi="hi_IN"/>
-        </w:rPr>
         <w:t>"परमेश्वर की"</w:t>
       </w:r>
       <w:r>
@@ -43948,21 +38513,6 @@
           <w:b/>
           <w:lang w:val="hi_IN" w:bidi="hi_IN"/>
         </w:rPr>
-        <w:t>ἡ ὑπερέχουσα πάντα νοῦν</w:t>
-      </w:r>
-    </w:p>
-    <w:p>
-      <w:pPr/>
-      <w:r>
-        <w:rPr>
-          <w:lang w:val="hi_IN" w:bidi="hi_IN"/>
-        </w:rPr>
-      </w:r>
-      <w:r>
-        <w:rPr>
-          <w:b/>
-          <w:lang w:val="hi_IN" w:bidi="hi_IN"/>
-        </w:rPr>
         <w:t>""</w:t>
       </w:r>
     </w:p>
@@ -44039,21 +38589,6 @@
           <w:b/>
           <w:lang w:val="hi_IN" w:bidi="hi_IN"/>
         </w:rPr>
-        <w:t>ἡ ὑπερέχουσα πάντα νοῦν</w:t>
-      </w:r>
-    </w:p>
-    <w:p>
-      <w:pPr/>
-      <w:r>
-        <w:rPr>
-          <w:lang w:val="hi_IN" w:bidi="hi_IN"/>
-        </w:rPr>
-      </w:r>
-      <w:r>
-        <w:rPr>
-          <w:b/>
-          <w:lang w:val="hi_IN" w:bidi="hi_IN"/>
-        </w:rPr>
         <w:t>"सारी समझ बिलकुल परे है"</w:t>
       </w:r>
     </w:p>
@@ -44163,21 +38698,6 @@
           <w:b/>
           <w:lang w:val="hi_IN" w:bidi="hi_IN"/>
         </w:rPr>
-        <w:t>φρουρήσει τὰς καρδίας ὑμῶν καὶ τὰ νοήματα ὑμῶν</w:t>
-      </w:r>
-    </w:p>
-    <w:p>
-      <w:pPr/>
-      <w:r>
-        <w:rPr>
-          <w:lang w:val="hi_IN" w:bidi="hi_IN"/>
-        </w:rPr>
-      </w:r>
-      <w:r>
-        <w:rPr>
-          <w:b/>
-          <w:lang w:val="hi_IN" w:bidi="hi_IN"/>
-        </w:rPr>
         <w:t>""</w:t>
       </w:r>
     </w:p>
@@ -44329,7 +38849,7 @@
         </w:rPr>
         <w:t xml:space="preserve"> का अनुवाद </w:t>
       </w:r>
-      <w:hyperlink r:id="rId46">
+      <w:hyperlink r:id="rId44">
         <w:r>
           <w:rPr>
             <w:lang w:val="hi_IN" w:bidi="hi_IN"/>
@@ -44394,21 +38914,6 @@
           <w:b/>
           <w:lang w:val="hi_IN" w:bidi="hi_IN"/>
         </w:rPr>
-        <w:t>τὸ λοιπόν</w:t>
-      </w:r>
-    </w:p>
-    <w:p>
-      <w:pPr/>
-      <w:r>
-        <w:rPr>
-          <w:lang w:val="hi_IN" w:bidi="hi_IN"/>
-        </w:rPr>
-      </w:r>
-      <w:r>
-        <w:rPr>
-          <w:b/>
-          <w:lang w:val="hi_IN" w:bidi="hi_IN"/>
-        </w:rPr>
         <w:t>""</w:t>
       </w:r>
     </w:p>
@@ -44501,7 +39006,7 @@
         </w:rPr>
         <w:t xml:space="preserve"> शब्द का अनुवाद </w:t>
       </w:r>
-      <w:hyperlink r:id="rId20">
+      <w:hyperlink r:id="rId18">
         <w:r>
           <w:rPr>
             <w:lang w:val="hi_IN" w:bidi="hi_IN"/>
@@ -44566,21 +39071,6 @@
           <w:b/>
           <w:lang w:val="hi_IN" w:bidi="hi_IN"/>
         </w:rPr>
-        <w:t>ὅσα ἐστὶν ἀληθῆ, ὅσα σεμνά, ὅσα δίκαια, ὅσα ἁγνά, ὅσα προσφιλῆ, ὅσα εὔφημα</w:t>
-      </w:r>
-    </w:p>
-    <w:p>
-      <w:pPr/>
-      <w:r>
-        <w:rPr>
-          <w:lang w:val="hi_IN" w:bidi="hi_IN"/>
-        </w:rPr>
-      </w:r>
-      <w:r>
-        <w:rPr>
-          <w:b/>
-          <w:lang w:val="hi_IN" w:bidi="hi_IN"/>
-        </w:rPr>
         <w:t>"सत्य हैं, बातें आदरणीय"</w:t>
       </w:r>
       <w:r>
@@ -44742,21 +39232,6 @@
           <w:b/>
           <w:lang w:val="hi_IN" w:bidi="hi_IN"/>
         </w:rPr>
-        <w:t>ὅσα προσφιλῆ</w:t>
-      </w:r>
-    </w:p>
-    <w:p>
-      <w:pPr/>
-      <w:r>
-        <w:rPr>
-          <w:lang w:val="hi_IN" w:bidi="hi_IN"/>
-        </w:rPr>
-      </w:r>
-      <w:r>
-        <w:rPr>
-          <w:b/>
-          <w:lang w:val="hi_IN" w:bidi="hi_IN"/>
-        </w:rPr>
         <w:t>""</w:t>
       </w:r>
     </w:p>
@@ -44820,21 +39295,6 @@
           <w:b/>
           <w:lang w:val="hi_IN" w:bidi="hi_IN"/>
         </w:rPr>
-        <w:t>ὅσα εὔφημα</w:t>
-      </w:r>
-    </w:p>
-    <w:p>
-      <w:pPr/>
-      <w:r>
-        <w:rPr>
-          <w:lang w:val="hi_IN" w:bidi="hi_IN"/>
-        </w:rPr>
-      </w:r>
-      <w:r>
-        <w:rPr>
-          <w:b/>
-          <w:lang w:val="hi_IN" w:bidi="hi_IN"/>
-        </w:rPr>
         <w:t>""</w:t>
       </w:r>
     </w:p>
@@ -44898,21 +39358,6 @@
           <w:b/>
           <w:lang w:val="hi_IN" w:bidi="hi_IN"/>
         </w:rPr>
-        <w:t>εἴ τις ἀρετὴ</w:t>
-      </w:r>
-    </w:p>
-    <w:p>
-      <w:pPr/>
-      <w:r>
-        <w:rPr>
-          <w:lang w:val="hi_IN" w:bidi="hi_IN"/>
-        </w:rPr>
-      </w:r>
-      <w:r>
-        <w:rPr>
-          <w:b/>
-          <w:lang w:val="hi_IN" w:bidi="hi_IN"/>
-        </w:rPr>
         <w:t>""</w:t>
       </w:r>
     </w:p>
@@ -44976,21 +39421,6 @@
           <w:b/>
           <w:lang w:val="hi_IN" w:bidi="hi_IN"/>
         </w:rPr>
-        <w:t>εἴ τις ἔπαινος</w:t>
-      </w:r>
-    </w:p>
-    <w:p>
-      <w:pPr/>
-      <w:r>
-        <w:rPr>
-          <w:lang w:val="hi_IN" w:bidi="hi_IN"/>
-        </w:rPr>
-      </w:r>
-      <w:r>
-        <w:rPr>
-          <w:b/>
-          <w:lang w:val="hi_IN" w:bidi="hi_IN"/>
-        </w:rPr>
         <w:t>""</w:t>
       </w:r>
     </w:p>
@@ -45054,21 +39484,6 @@
           <w:b/>
           <w:lang w:val="hi_IN" w:bidi="hi_IN"/>
         </w:rPr>
-        <w:t>λογίζεσθε</w:t>
-      </w:r>
-    </w:p>
-    <w:p>
-      <w:pPr/>
-      <w:r>
-        <w:rPr>
-          <w:lang w:val="hi_IN" w:bidi="hi_IN"/>
-        </w:rPr>
-      </w:r>
-      <w:r>
-        <w:rPr>
-          <w:b/>
-          <w:lang w:val="hi_IN" w:bidi="hi_IN"/>
-        </w:rPr>
         <w:t>"ध्यान लगाया करो"</w:t>
       </w:r>
     </w:p>
@@ -45165,21 +39580,6 @@
           <w:b/>
           <w:lang w:val="hi_IN" w:bidi="hi_IN"/>
         </w:rPr>
-        <w:t>ἃ καὶ ἐμάθετε καὶ παρελάβετε, καὶ ἠκούσατε καὶ εἴδετε, ἐν ἐμοί</w:t>
-      </w:r>
-    </w:p>
-    <w:p>
-      <w:pPr/>
-      <w:r>
-        <w:rPr>
-          <w:lang w:val="hi_IN" w:bidi="hi_IN"/>
-        </w:rPr>
-      </w:r>
-      <w:r>
-        <w:rPr>
-          <w:b/>
-          <w:lang w:val="hi_IN" w:bidi="hi_IN"/>
-        </w:rPr>
         <w:t>""</w:t>
       </w:r>
     </w:p>
@@ -45243,21 +39643,6 @@
           <w:b/>
           <w:lang w:val="hi_IN" w:bidi="hi_IN"/>
         </w:rPr>
-        <w:t>ἃ καὶ ἐμάθετε καὶ παρελάβετε</w:t>
-      </w:r>
-    </w:p>
-    <w:p>
-      <w:pPr/>
-      <w:r>
-        <w:rPr>
-          <w:lang w:val="hi_IN" w:bidi="hi_IN"/>
-        </w:rPr>
-      </w:r>
-      <w:r>
-        <w:rPr>
-          <w:b/>
-          <w:lang w:val="hi_IN" w:bidi="hi_IN"/>
-        </w:rPr>
         <w:t>"जो बातें तुम ने"</w:t>
       </w:r>
       <w:r>
@@ -45380,21 +39765,6 @@
           <w:b/>
           <w:lang w:val="hi_IN" w:bidi="hi_IN"/>
         </w:rPr>
-        <w:t>ταῦτα πράσσετε</w:t>
-      </w:r>
-    </w:p>
-    <w:p>
-      <w:pPr/>
-      <w:r>
-        <w:rPr>
-          <w:lang w:val="hi_IN" w:bidi="hi_IN"/>
-        </w:rPr>
-      </w:r>
-      <w:r>
-        <w:rPr>
-          <w:b/>
-          <w:lang w:val="hi_IN" w:bidi="hi_IN"/>
-        </w:rPr>
         <w:t>"उन्हीं का पालन किया"</w:t>
       </w:r>
     </w:p>
@@ -45458,21 +39828,6 @@
           <w:b/>
           <w:lang w:val="hi_IN" w:bidi="hi_IN"/>
         </w:rPr>
-        <w:t>πράσσετε</w:t>
-      </w:r>
-    </w:p>
-    <w:p>
-      <w:pPr/>
-      <w:r>
-        <w:rPr>
-          <w:lang w:val="hi_IN" w:bidi="hi_IN"/>
-        </w:rPr>
-      </w:r>
-      <w:r>
-        <w:rPr>
-          <w:b/>
-          <w:lang w:val="hi_IN" w:bidi="hi_IN"/>
-        </w:rPr>
         <w:t>"पालन किया"</w:t>
       </w:r>
     </w:p>
@@ -45569,21 +39924,6 @@
           <w:b/>
           <w:lang w:val="hi_IN" w:bidi="hi_IN"/>
         </w:rPr>
-        <w:t>καὶ</w:t>
-      </w:r>
-    </w:p>
-    <w:p>
-      <w:pPr/>
-      <w:r>
-        <w:rPr>
-          <w:lang w:val="hi_IN" w:bidi="hi_IN"/>
-        </w:rPr>
-      </w:r>
-      <w:r>
-        <w:rPr>
-          <w:b/>
-          <w:lang w:val="hi_IN" w:bidi="hi_IN"/>
-        </w:rPr>
         <w:t>"तब"</w:t>
       </w:r>
     </w:p>
@@ -45680,21 +40020,6 @@
           <w:b/>
           <w:lang w:val="hi_IN" w:bidi="hi_IN"/>
         </w:rPr>
-        <w:t>ὁ Θεὸς τῆς εἰρήνης</w:t>
-      </w:r>
-    </w:p>
-    <w:p>
-      <w:pPr/>
-      <w:r>
-        <w:rPr>
-          <w:lang w:val="hi_IN" w:bidi="hi_IN"/>
-        </w:rPr>
-      </w:r>
-      <w:r>
-        <w:rPr>
-          <w:b/>
-          <w:lang w:val="hi_IN" w:bidi="hi_IN"/>
-        </w:rPr>
         <w:t>"परमेश्वर जो शान्ति का"</w:t>
       </w:r>
     </w:p>
@@ -45771,21 +40096,6 @@
           <w:b/>
           <w:lang w:val="hi_IN" w:bidi="hi_IN"/>
         </w:rPr>
-        <w:t>καὶ ὁ Θεὸς τῆς εἰρήνης ἔσται μεθ’ ὑμῶν</w:t>
-      </w:r>
-    </w:p>
-    <w:p>
-      <w:pPr/>
-      <w:r>
-        <w:rPr>
-          <w:lang w:val="hi_IN" w:bidi="hi_IN"/>
-        </w:rPr>
-      </w:r>
-      <w:r>
-        <w:rPr>
-          <w:b/>
-          <w:lang w:val="hi_IN" w:bidi="hi_IN"/>
-        </w:rPr>
         <w:t>"तब परमेश्वर जो शान्ति का है तुम्हारे साथ रहेगा"</w:t>
       </w:r>
     </w:p>
@@ -45911,7 +40221,7 @@
         </w:rPr>
         <w:t xml:space="preserve"> का अनुवाद </w:t>
       </w:r>
-      <w:hyperlink r:id="rId47">
+      <w:hyperlink r:id="rId45">
         <w:r>
           <w:rPr>
             <w:lang w:val="hi_IN" w:bidi="hi_IN"/>
@@ -45976,21 +40286,6 @@
           <w:b/>
           <w:lang w:val="hi_IN" w:bidi="hi_IN"/>
         </w:rPr>
-        <w:t>ὅτι ἤδη ποτὲ ἀνεθάλετε τὸ ὑπὲρ ἐμοῦ φρονεῖν</w:t>
-      </w:r>
-    </w:p>
-    <w:p>
-      <w:pPr/>
-      <w:r>
-        <w:rPr>
-          <w:lang w:val="hi_IN" w:bidi="hi_IN"/>
-        </w:rPr>
-      </w:r>
-      <w:r>
-        <w:rPr>
-          <w:b/>
-          <w:lang w:val="hi_IN" w:bidi="hi_IN"/>
-        </w:rPr>
         <w:t>"कि अब इतने दिनों के बाद तुम्हारा विचार मेरे विषय"</w:t>
       </w:r>
       <w:r>
@@ -46067,21 +40362,6 @@
           <w:b/>
           <w:lang w:val="hi_IN" w:bidi="hi_IN"/>
         </w:rPr>
-        <w:t>ἐφ’ ᾧ καὶ ἐφρονεῖτε</w:t>
-      </w:r>
-    </w:p>
-    <w:p>
-      <w:pPr/>
-      <w:r>
-        <w:rPr>
-          <w:lang w:val="hi_IN" w:bidi="hi_IN"/>
-        </w:rPr>
-      </w:r>
-      <w:r>
-        <w:rPr>
-          <w:b/>
-          <w:lang w:val="hi_IN" w:bidi="hi_IN"/>
-        </w:rPr>
         <w:t>"तुम्हें में भी इसका विचार था"</w:t>
       </w:r>
     </w:p>
@@ -46145,21 +40425,6 @@
           <w:b/>
           <w:lang w:val="hi_IN" w:bidi="hi_IN"/>
         </w:rPr>
-        <w:t>ἠκαιρεῖσθε δέ</w:t>
-      </w:r>
-    </w:p>
-    <w:p>
-      <w:pPr/>
-      <w:r>
-        <w:rPr>
-          <w:lang w:val="hi_IN" w:bidi="hi_IN"/>
-        </w:rPr>
-      </w:r>
-      <w:r>
-        <w:rPr>
-          <w:b/>
-          <w:lang w:val="hi_IN" w:bidi="hi_IN"/>
-        </w:rPr>
         <w:t>"पर तुम्हें अवसर न"</w:t>
       </w:r>
     </w:p>
@@ -46243,21 +40508,6 @@
           <w:b/>
           <w:lang w:val="hi_IN" w:bidi="hi_IN"/>
         </w:rPr>
-        <w:t>οὐχ ὅτι καθ’ ὑστέρησιν λέγω</w:t>
-      </w:r>
-    </w:p>
-    <w:p>
-      <w:pPr/>
-      <w:r>
-        <w:rPr>
-          <w:lang w:val="hi_IN" w:bidi="hi_IN"/>
-        </w:rPr>
-      </w:r>
-      <w:r>
-        <w:rPr>
-          <w:b/>
-          <w:lang w:val="hi_IN" w:bidi="hi_IN"/>
-        </w:rPr>
         <w:t>""</w:t>
       </w:r>
     </w:p>
@@ -46321,21 +40571,6 @@
           <w:b/>
           <w:lang w:val="hi_IN" w:bidi="hi_IN"/>
         </w:rPr>
-        <w:t>αὐτάρκης εἶναι</w:t>
-      </w:r>
-    </w:p>
-    <w:p>
-      <w:pPr/>
-      <w:r>
-        <w:rPr>
-          <w:lang w:val="hi_IN" w:bidi="hi_IN"/>
-        </w:rPr>
-      </w:r>
-      <w:r>
-        <w:rPr>
-          <w:b/>
-          <w:lang w:val="hi_IN" w:bidi="hi_IN"/>
-        </w:rPr>
         <w:t>""</w:t>
       </w:r>
     </w:p>
@@ -46399,21 +40634,6 @@
           <w:b/>
           <w:lang w:val="hi_IN" w:bidi="hi_IN"/>
         </w:rPr>
-        <w:t>ἐν οἷς εἰμι</w:t>
-      </w:r>
-    </w:p>
-    <w:p>
-      <w:pPr/>
-      <w:r>
-        <w:rPr>
-          <w:lang w:val="hi_IN" w:bidi="hi_IN"/>
-        </w:rPr>
-      </w:r>
-      <w:r>
-        <w:rPr>
-          <w:b/>
-          <w:lang w:val="hi_IN" w:bidi="hi_IN"/>
-        </w:rPr>
         <w:t>"मैंने"</w:t>
       </w:r>
       <w:r>
@@ -46523,21 +40743,6 @@
           <w:b/>
           <w:lang w:val="hi_IN" w:bidi="hi_IN"/>
         </w:rPr>
-        <w:t>οἶδα καὶ</w:t>
-      </w:r>
-    </w:p>
-    <w:p>
-      <w:pPr/>
-      <w:r>
-        <w:rPr>
-          <w:lang w:val="hi_IN" w:bidi="hi_IN"/>
-        </w:rPr>
-      </w:r>
-      <w:r>
-        <w:rPr>
-          <w:b/>
-          <w:lang w:val="hi_IN" w:bidi="hi_IN"/>
-        </w:rPr>
         <w:t>""</w:t>
       </w:r>
     </w:p>
@@ -46634,21 +40839,6 @@
           <w:b/>
           <w:lang w:val="hi_IN" w:bidi="hi_IN"/>
         </w:rPr>
-        <w:t>οἶδα καὶ ταπεινοῦσθαι, οἶδα καὶ περισσεύειν &amp; καὶ περισσεύειν καὶ ὑστερεῖσθαι</w:t>
-      </w:r>
-    </w:p>
-    <w:p>
-      <w:pPr/>
-      <w:r>
-        <w:rPr>
-          <w:lang w:val="hi_IN" w:bidi="hi_IN"/>
-        </w:rPr>
-      </w:r>
-      <w:r>
-        <w:rPr>
-          <w:b/>
-          <w:lang w:val="hi_IN" w:bidi="hi_IN"/>
-        </w:rPr>
         <w:t>"मैं दीन होना भी जानता हूँ और भी जानता हूँ;"</w:t>
       </w:r>
       <w:r>
@@ -46751,21 +40941,6 @@
           <w:b/>
           <w:lang w:val="hi_IN" w:bidi="hi_IN"/>
         </w:rPr>
-        <w:t>οἶδα καὶ ταπεινοῦσθαι, οἶδα καὶ περισσεύειν</w:t>
-      </w:r>
-    </w:p>
-    <w:p>
-      <w:pPr/>
-      <w:r>
-        <w:rPr>
-          <w:lang w:val="hi_IN" w:bidi="hi_IN"/>
-        </w:rPr>
-      </w:r>
-      <w:r>
-        <w:rPr>
-          <w:b/>
-          <w:lang w:val="hi_IN" w:bidi="hi_IN"/>
-        </w:rPr>
         <w:t>"मैं दीन होना भी जानता हूँ और भी जानता हूँ"</w:t>
       </w:r>
     </w:p>
@@ -46875,21 +41050,6 @@
           <w:b/>
           <w:lang w:val="hi_IN" w:bidi="hi_IN"/>
         </w:rPr>
-        <w:t>ταπεινοῦσθαι</w:t>
-      </w:r>
-    </w:p>
-    <w:p>
-      <w:pPr/>
-      <w:r>
-        <w:rPr>
-          <w:lang w:val="hi_IN" w:bidi="hi_IN"/>
-        </w:rPr>
-      </w:r>
-      <w:r>
-        <w:rPr>
-          <w:b/>
-          <w:lang w:val="hi_IN" w:bidi="hi_IN"/>
-        </w:rPr>
         <w:t>"दीन होना"</w:t>
       </w:r>
     </w:p>
@@ -46986,21 +41146,6 @@
           <w:b/>
           <w:lang w:val="hi_IN" w:bidi="hi_IN"/>
         </w:rPr>
-        <w:t>ταπεινοῦσθαι</w:t>
-      </w:r>
-    </w:p>
-    <w:p>
-      <w:pPr/>
-      <w:r>
-        <w:rPr>
-          <w:lang w:val="hi_IN" w:bidi="hi_IN"/>
-        </w:rPr>
-      </w:r>
-      <w:r>
-        <w:rPr>
-          <w:b/>
-          <w:lang w:val="hi_IN" w:bidi="hi_IN"/>
-        </w:rPr>
         <w:t>"दीन होना"</w:t>
       </w:r>
     </w:p>
@@ -47097,21 +41242,6 @@
           <w:b/>
           <w:lang w:val="hi_IN" w:bidi="hi_IN"/>
         </w:rPr>
-        <w:t>χορτάζεσθαι καὶ πεινᾶν</w:t>
-      </w:r>
-    </w:p>
-    <w:p>
-      <w:pPr/>
-      <w:r>
-        <w:rPr>
-          <w:lang w:val="hi_IN" w:bidi="hi_IN"/>
-        </w:rPr>
-      </w:r>
-      <w:r>
-        <w:rPr>
-          <w:b/>
-          <w:lang w:val="hi_IN" w:bidi="hi_IN"/>
-        </w:rPr>
         <w:t>"तृप्त होना, भूखा रहना"</w:t>
       </w:r>
     </w:p>
@@ -47195,21 +41325,6 @@
           <w:b/>
           <w:lang w:val="hi_IN" w:bidi="hi_IN"/>
         </w:rPr>
-        <w:t>χορτάζεσθαι καὶ πεινᾶν</w:t>
-      </w:r>
-    </w:p>
-    <w:p>
-      <w:pPr/>
-      <w:r>
-        <w:rPr>
-          <w:lang w:val="hi_IN" w:bidi="hi_IN"/>
-        </w:rPr>
-      </w:r>
-      <w:r>
-        <w:rPr>
-          <w:b/>
-          <w:lang w:val="hi_IN" w:bidi="hi_IN"/>
-        </w:rPr>
         <w:t>"तृप्त होना, भूखा रहना"</w:t>
       </w:r>
     </w:p>
@@ -47306,21 +41421,6 @@
           <w:b/>
           <w:lang w:val="hi_IN" w:bidi="hi_IN"/>
         </w:rPr>
-        <w:t>περισσεύειν καὶ ὑστερεῖσθαι</w:t>
-      </w:r>
-    </w:p>
-    <w:p>
-      <w:pPr/>
-      <w:r>
-        <w:rPr>
-          <w:lang w:val="hi_IN" w:bidi="hi_IN"/>
-        </w:rPr>
-      </w:r>
-      <w:r>
-        <w:rPr>
-          <w:b/>
-          <w:lang w:val="hi_IN" w:bidi="hi_IN"/>
-        </w:rPr>
         <w:t>""</w:t>
       </w:r>
     </w:p>
@@ -47404,21 +41504,6 @@
           <w:b/>
           <w:lang w:val="hi_IN" w:bidi="hi_IN"/>
         </w:rPr>
-        <w:t>περισσεύειν καὶ ὑστερεῖσθαι</w:t>
-      </w:r>
-    </w:p>
-    <w:p>
-      <w:pPr/>
-      <w:r>
-        <w:rPr>
-          <w:lang w:val="hi_IN" w:bidi="hi_IN"/>
-        </w:rPr>
-      </w:r>
-      <w:r>
-        <w:rPr>
-          <w:b/>
-          <w:lang w:val="hi_IN" w:bidi="hi_IN"/>
-        </w:rPr>
         <w:t>""</w:t>
       </w:r>
     </w:p>
@@ -47515,21 +41600,6 @@
           <w:b/>
           <w:lang w:val="hi_IN" w:bidi="hi_IN"/>
         </w:rPr>
-        <w:t>πάντα ἰσχύω ἐν τῷ ἐνδυναμοῦντί με</w:t>
-      </w:r>
-    </w:p>
-    <w:p>
-      <w:pPr/>
-      <w:r>
-        <w:rPr>
-          <w:lang w:val="hi_IN" w:bidi="hi_IN"/>
-        </w:rPr>
-      </w:r>
-      <w:r>
-        <w:rPr>
-          <w:b/>
-          <w:lang w:val="hi_IN" w:bidi="hi_IN"/>
-        </w:rPr>
         <w:t>""</w:t>
       </w:r>
     </w:p>
@@ -47606,21 +41676,6 @@
           <w:b/>
           <w:lang w:val="hi_IN" w:bidi="hi_IN"/>
         </w:rPr>
-        <w:t>πάντα ἰσχύω ἐν τῷ ἐνδυναμοῦντί με</w:t>
-      </w:r>
-    </w:p>
-    <w:p>
-      <w:pPr/>
-      <w:r>
-        <w:rPr>
-          <w:lang w:val="hi_IN" w:bidi="hi_IN"/>
-        </w:rPr>
-      </w:r>
-      <w:r>
-        <w:rPr>
-          <w:b/>
-          <w:lang w:val="hi_IN" w:bidi="hi_IN"/>
-        </w:rPr>
         <w:t>"जो मुझे सामर्थ्य देता है उसमें मैं सब कुछ कर सकता"</w:t>
       </w:r>
     </w:p>
@@ -47730,21 +41785,6 @@
           <w:b/>
           <w:lang w:val="hi_IN" w:bidi="hi_IN"/>
         </w:rPr>
-        <w:t>συνκοινωνήσαντές μου τῇ θλίψει</w:t>
-      </w:r>
-    </w:p>
-    <w:p>
-      <w:pPr/>
-      <w:r>
-        <w:rPr>
-          <w:lang w:val="hi_IN" w:bidi="hi_IN"/>
-        </w:rPr>
-      </w:r>
-      <w:r>
-        <w:rPr>
-          <w:b/>
-          <w:lang w:val="hi_IN" w:bidi="hi_IN"/>
-        </w:rPr>
         <w:t>""</w:t>
       </w:r>
     </w:p>
@@ -47841,21 +41881,6 @@
           <w:b/>
           <w:lang w:val="hi_IN" w:bidi="hi_IN"/>
         </w:rPr>
-        <w:t>μου τῇ θλίψει</w:t>
-      </w:r>
-    </w:p>
-    <w:p>
-      <w:pPr/>
-      <w:r>
-        <w:rPr>
-          <w:lang w:val="hi_IN" w:bidi="hi_IN"/>
-        </w:rPr>
-      </w:r>
-      <w:r>
-        <w:rPr>
-          <w:b/>
-          <w:lang w:val="hi_IN" w:bidi="hi_IN"/>
-        </w:rPr>
         <w:t>"मेरे क्लेश में मेरे"</w:t>
       </w:r>
     </w:p>
@@ -47965,21 +41990,6 @@
           <w:b/>
           <w:lang w:val="hi_IN" w:bidi="hi_IN"/>
         </w:rPr>
-        <w:t>μου τῇ θλίψει</w:t>
-      </w:r>
-    </w:p>
-    <w:p>
-      <w:pPr/>
-      <w:r>
-        <w:rPr>
-          <w:lang w:val="hi_IN" w:bidi="hi_IN"/>
-        </w:rPr>
-      </w:r>
-      <w:r>
-        <w:rPr>
-          <w:b/>
-          <w:lang w:val="hi_IN" w:bidi="hi_IN"/>
-        </w:rPr>
         <w:t>"मेरे क्लेश में मेरे"</w:t>
       </w:r>
     </w:p>
@@ -48043,21 +42053,6 @@
           <w:b/>
           <w:lang w:val="hi_IN" w:bidi="hi_IN"/>
         </w:rPr>
-        <w:t>ἐν ἀρχῇ τοῦ εὐαγγελίου</w:t>
-      </w:r>
-    </w:p>
-    <w:p>
-      <w:pPr/>
-      <w:r>
-        <w:rPr>
-          <w:lang w:val="hi_IN" w:bidi="hi_IN"/>
-        </w:rPr>
-      </w:r>
-      <w:r>
-        <w:rPr>
-          <w:b/>
-          <w:lang w:val="hi_IN" w:bidi="hi_IN"/>
-        </w:rPr>
         <w:t>""</w:t>
       </w:r>
     </w:p>
@@ -48183,7 +42178,7 @@
         </w:rPr>
         <w:t xml:space="preserve"> का अनुवाद </w:t>
       </w:r>
-      <w:hyperlink r:id="rId18">
+      <w:hyperlink r:id="rId16">
         <w:r>
           <w:rPr>
             <w:lang w:val="hi_IN" w:bidi="hi_IN"/>
@@ -48201,7 +42196,7 @@
         </w:rPr>
         <w:t xml:space="preserve"> और </w:t>
       </w:r>
-      <w:hyperlink r:id="rId15">
+      <w:hyperlink r:id="rId13">
         <w:r>
           <w:rPr>
             <w:lang w:val="hi_IN" w:bidi="hi_IN"/>
@@ -48266,21 +42261,6 @@
           <w:b/>
           <w:lang w:val="hi_IN" w:bidi="hi_IN"/>
         </w:rPr>
-        <w:t>οὐδεμία μοι ἐκκλησία ἐκοινώνησεν εἰς λόγον δόσεως καὶ λήμψεως, εἰ μὴ ὑμεῖς μόνοι</w:t>
-      </w:r>
-    </w:p>
-    <w:p>
-      <w:pPr/>
-      <w:r>
-        <w:rPr>
-          <w:lang w:val="hi_IN" w:bidi="hi_IN"/>
-        </w:rPr>
-      </w:r>
-      <w:r>
-        <w:rPr>
-          <w:b/>
-          <w:lang w:val="hi_IN" w:bidi="hi_IN"/>
-        </w:rPr>
         <w:t>""</w:t>
       </w:r>
     </w:p>
@@ -48377,21 +42357,6 @@
           <w:b/>
           <w:lang w:val="hi_IN" w:bidi="hi_IN"/>
         </w:rPr>
-        <w:t>μοι &amp; ἐκοινώνησεν</w:t>
-      </w:r>
-    </w:p>
-    <w:p>
-      <w:pPr/>
-      <w:r>
-        <w:rPr>
-          <w:lang w:val="hi_IN" w:bidi="hi_IN"/>
-        </w:rPr>
-      </w:r>
-      <w:r>
-        <w:rPr>
-          <w:b/>
-          <w:lang w:val="hi_IN" w:bidi="hi_IN"/>
-        </w:rPr>
         <w:t>"मैंने"</w:t>
       </w:r>
       <w:r>
@@ -48501,21 +42466,6 @@
           <w:b/>
           <w:lang w:val="hi_IN" w:bidi="hi_IN"/>
         </w:rPr>
-        <w:t>εἰς λόγον δόσεως καὶ λήμψεως</w:t>
-      </w:r>
-    </w:p>
-    <w:p>
-      <w:pPr/>
-      <w:r>
-        <w:rPr>
-          <w:lang w:val="hi_IN" w:bidi="hi_IN"/>
-        </w:rPr>
-      </w:r>
-      <w:r>
-        <w:rPr>
-          <w:b/>
-          <w:lang w:val="hi_IN" w:bidi="hi_IN"/>
-        </w:rPr>
         <w:t>"कि"</w:t>
       </w:r>
       <w:r>
@@ -48631,21 +42581,6 @@
           <w:b/>
           <w:lang w:val="hi_IN" w:bidi="hi_IN"/>
         </w:rPr>
-        <w:t>ὅτι καὶ ἐν Θεσσαλονίκῃ</w:t>
-      </w:r>
-    </w:p>
-    <w:p>
-      <w:pPr/>
-      <w:r>
-        <w:rPr>
-          <w:lang w:val="hi_IN" w:bidi="hi_IN"/>
-        </w:rPr>
-      </w:r>
-      <w:r>
-        <w:rPr>
-          <w:b/>
-          <w:lang w:val="hi_IN" w:bidi="hi_IN"/>
-        </w:rPr>
         <w:t>"थिस्सलुनीके में भी"</w:t>
       </w:r>
       <w:r>
@@ -48722,21 +42657,6 @@
           <w:b/>
           <w:lang w:val="hi_IN" w:bidi="hi_IN"/>
         </w:rPr>
-        <w:t>καὶ ἅπαξ καὶ δὶς</w:t>
-      </w:r>
-    </w:p>
-    <w:p>
-      <w:pPr/>
-      <w:r>
-        <w:rPr>
-          <w:lang w:val="hi_IN" w:bidi="hi_IN"/>
-        </w:rPr>
-      </w:r>
-      <w:r>
-        <w:rPr>
-          <w:b/>
-          <w:lang w:val="hi_IN" w:bidi="hi_IN"/>
-        </w:rPr>
         <w:t>"इसी प्रकार"</w:t>
       </w:r>
       <w:r>
@@ -48859,21 +42779,6 @@
           <w:b/>
           <w:lang w:val="hi_IN" w:bidi="hi_IN"/>
         </w:rPr>
-        <w:t>εἰς τὴν χρείαν μοι ἐπέμψατε</w:t>
-      </w:r>
-    </w:p>
-    <w:p>
-      <w:pPr/>
-      <w:r>
-        <w:rPr>
-          <w:lang w:val="hi_IN" w:bidi="hi_IN"/>
-        </w:rPr>
-      </w:r>
-      <w:r>
-        <w:rPr>
-          <w:b/>
-          <w:lang w:val="hi_IN" w:bidi="hi_IN"/>
-        </w:rPr>
         <w:t>"मैं"</w:t>
       </w:r>
       <w:r>
@@ -48996,21 +42901,6 @@
           <w:b/>
           <w:lang w:val="hi_IN" w:bidi="hi_IN"/>
         </w:rPr>
-        <w:t>ἐπιζητῶ τὸν καρπὸν τὸν πλεονάζοντα εἰς λόγον ὑμῶν</w:t>
-      </w:r>
-    </w:p>
-    <w:p>
-      <w:pPr/>
-      <w:r>
-        <w:rPr>
-          <w:lang w:val="hi_IN" w:bidi="hi_IN"/>
-        </w:rPr>
-      </w:r>
-      <w:r>
-        <w:rPr>
-          <w:b/>
-          <w:lang w:val="hi_IN" w:bidi="hi_IN"/>
-        </w:rPr>
         <w:t>""</w:t>
       </w:r>
     </w:p>
@@ -49120,21 +43010,6 @@
           <w:b/>
           <w:lang w:val="hi_IN" w:bidi="hi_IN"/>
         </w:rPr>
-        <w:t>ἀπέχω &amp; πάντα</w:t>
-      </w:r>
-    </w:p>
-    <w:p>
-      <w:pPr/>
-      <w:r>
-        <w:rPr>
-          <w:lang w:val="hi_IN" w:bidi="hi_IN"/>
-        </w:rPr>
-      </w:r>
-      <w:r>
-        <w:rPr>
-          <w:b/>
-          <w:lang w:val="hi_IN" w:bidi="hi_IN"/>
-        </w:rPr>
         <w:t>""</w:t>
       </w:r>
     </w:p>
@@ -49177,7 +43052,7 @@
         </w:rPr>
         <w:t xml:space="preserve"> मिल गया है क्योंकि फिलिप्पी के विश्वासियों ने भेंटें भेजी हैं और यही कारण है कि उसके लिए पर्याप्त प्रावधान हो गया है| वैकल्पिक अनुवाद: ""मेरे पास आवश्यकता की सब वस्तुएं हैं और मैं तृप्त हूँ"" (2) कि पौलुस </w:t>
       </w:r>
-      <w:hyperlink r:id="rId41">
+      <w:hyperlink r:id="rId39">
         <w:r>
           <w:rPr>
             <w:lang w:val="hi_IN" w:bidi="hi_IN"/>
@@ -49242,21 +43117,6 @@
           <w:b/>
           <w:lang w:val="hi_IN" w:bidi="hi_IN"/>
         </w:rPr>
-        <w:t>περισσεύω</w:t>
-      </w:r>
-    </w:p>
-    <w:p>
-      <w:pPr/>
-      <w:r>
-        <w:rPr>
-          <w:lang w:val="hi_IN" w:bidi="hi_IN"/>
-        </w:rPr>
-      </w:r>
-      <w:r>
-        <w:rPr>
-          <w:b/>
-          <w:lang w:val="hi_IN" w:bidi="hi_IN"/>
-        </w:rPr>
         <w:t>""</w:t>
       </w:r>
     </w:p>
@@ -49353,21 +43213,6 @@
           <w:b/>
           <w:lang w:val="hi_IN" w:bidi="hi_IN"/>
         </w:rPr>
-        <w:t>πεπλήρωμαι, δεξάμενος παρὰ Ἐπαφροδίτου τὰ παρ’ ὑμῶν</w:t>
-      </w:r>
-    </w:p>
-    <w:p>
-      <w:pPr/>
-      <w:r>
-        <w:rPr>
-          <w:lang w:val="hi_IN" w:bidi="hi_IN"/>
-        </w:rPr>
-      </w:r>
-      <w:r>
-        <w:rPr>
-          <w:b/>
-          <w:lang w:val="hi_IN" w:bidi="hi_IN"/>
-        </w:rPr>
         <w:t>""</w:t>
       </w:r>
     </w:p>
@@ -49444,21 +43289,6 @@
           <w:b/>
           <w:lang w:val="hi_IN" w:bidi="hi_IN"/>
         </w:rPr>
-        <w:t>Ἐπαφροδίτου</w:t>
-      </w:r>
-    </w:p>
-    <w:p>
-      <w:pPr/>
-      <w:r>
-        <w:rPr>
-          <w:lang w:val="hi_IN" w:bidi="hi_IN"/>
-        </w:rPr>
-      </w:r>
-      <w:r>
-        <w:rPr>
-          <w:b/>
-          <w:lang w:val="hi_IN" w:bidi="hi_IN"/>
-        </w:rPr>
         <w:t>"इपफ्रुदीतुस हाथ"</w:t>
       </w:r>
     </w:p>
@@ -49488,7 +43318,7 @@
         </w:rPr>
         <w:t xml:space="preserve"> एक पुरुष का नाम है| देखें कि आपने इस नाम का अनुवाद </w:t>
       </w:r>
-      <w:hyperlink r:id="rId48">
+      <w:hyperlink r:id="rId46">
         <w:r>
           <w:rPr>
             <w:lang w:val="hi_IN" w:bidi="hi_IN"/>
@@ -49573,21 +43403,6 @@
           <w:b/>
           <w:lang w:val="hi_IN" w:bidi="hi_IN"/>
         </w:rPr>
-        <w:t>ὀσμὴν εὐωδίας, θυσίαν δεκτήν, εὐάρεστον τῷ Θεῷ</w:t>
-      </w:r>
-    </w:p>
-    <w:p>
-      <w:pPr/>
-      <w:r>
-        <w:rPr>
-          <w:lang w:val="hi_IN" w:bidi="hi_IN"/>
-        </w:rPr>
-      </w:r>
-      <w:r>
-        <w:rPr>
-          <w:b/>
-          <w:lang w:val="hi_IN" w:bidi="hi_IN"/>
-        </w:rPr>
         <w:t>""</w:t>
       </w:r>
     </w:p>
@@ -49697,21 +43512,6 @@
           <w:b/>
           <w:lang w:val="hi_IN" w:bidi="hi_IN"/>
         </w:rPr>
-        <w:t>πληρώσει πᾶσαν χρείαν ὑμῶν</w:t>
-      </w:r>
-    </w:p>
-    <w:p>
-      <w:pPr/>
-      <w:r>
-        <w:rPr>
-          <w:lang w:val="hi_IN" w:bidi="hi_IN"/>
-        </w:rPr>
-      </w:r>
-      <w:r>
-        <w:rPr>
-          <w:b/>
-          <w:lang w:val="hi_IN" w:bidi="hi_IN"/>
-        </w:rPr>
         <w:t>""</w:t>
       </w:r>
     </w:p>
@@ -49808,21 +43608,6 @@
           <w:b/>
           <w:lang w:val="hi_IN" w:bidi="hi_IN"/>
         </w:rPr>
-        <w:t>κατὰ τὸ πλοῦτος αὐτοῦ ἐν δόξῃ ἐν Χριστῷ Ἰησοῦ</w:t>
-      </w:r>
-    </w:p>
-    <w:p>
-      <w:pPr/>
-      <w:r>
-        <w:rPr>
-          <w:lang w:val="hi_IN" w:bidi="hi_IN"/>
-        </w:rPr>
-      </w:r>
-      <w:r>
-        <w:rPr>
-          <w:b/>
-          <w:lang w:val="hi_IN" w:bidi="hi_IN"/>
-        </w:rPr>
         <w:t>""</w:t>
       </w:r>
     </w:p>
@@ -49886,21 +43671,6 @@
           <w:b/>
           <w:lang w:val="hi_IN" w:bidi="hi_IN"/>
         </w:rPr>
-        <w:t>ἡμῶν</w:t>
-      </w:r>
-    </w:p>
-    <w:p>
-      <w:pPr/>
-      <w:r>
-        <w:rPr>
-          <w:lang w:val="hi_IN" w:bidi="hi_IN"/>
-        </w:rPr>
-      </w:r>
-      <w:r>
-        <w:rPr>
-          <w:b/>
-          <w:lang w:val="hi_IN" w:bidi="hi_IN"/>
-        </w:rPr>
         <w:t>""</w:t>
       </w:r>
     </w:p>
@@ -49990,21 +43760,6 @@
           <w:b/>
           <w:lang w:val="hi_IN" w:bidi="hi_IN"/>
         </w:rPr>
-        <w:t>ἀσπάσασθε</w:t>
-      </w:r>
-    </w:p>
-    <w:p>
-      <w:pPr/>
-      <w:r>
-        <w:rPr>
-          <w:lang w:val="hi_IN" w:bidi="hi_IN"/>
-        </w:rPr>
-      </w:r>
-      <w:r>
-        <w:rPr>
-          <w:b/>
-          <w:lang w:val="hi_IN" w:bidi="hi_IN"/>
-        </w:rPr>
         <w:t>""</w:t>
       </w:r>
     </w:p>
@@ -50068,21 +43823,6 @@
           <w:b/>
           <w:lang w:val="hi_IN" w:bidi="hi_IN"/>
         </w:rPr>
-        <w:t>οἱ σὺν ἐμοὶ ἀδελφοί</w:t>
-      </w:r>
-    </w:p>
-    <w:p>
-      <w:pPr/>
-      <w:r>
-        <w:rPr>
-          <w:lang w:val="hi_IN" w:bidi="hi_IN"/>
-        </w:rPr>
-      </w:r>
-      <w:r>
-        <w:rPr>
-          <w:b/>
-          <w:lang w:val="hi_IN" w:bidi="hi_IN"/>
-        </w:rPr>
         <w:t>""</w:t>
       </w:r>
     </w:p>
@@ -50112,7 +43852,7 @@
         </w:rPr>
         <w:t xml:space="preserve"> शब्द का अनुवाद </w:t>
       </w:r>
-      <w:hyperlink r:id="rId20">
+      <w:hyperlink r:id="rId18">
         <w:r>
           <w:rPr>
             <w:lang w:val="hi_IN" w:bidi="hi_IN"/>
@@ -50190,21 +43930,6 @@
           <w:b/>
           <w:lang w:val="hi_IN" w:bidi="hi_IN"/>
         </w:rPr>
-        <w:t>οἱ σὺν ἐμοὶ ἀδελφοί</w:t>
-      </w:r>
-    </w:p>
-    <w:p>
-      <w:pPr/>
-      <w:r>
-        <w:rPr>
-          <w:lang w:val="hi_IN" w:bidi="hi_IN"/>
-        </w:rPr>
-      </w:r>
-      <w:r>
-        <w:rPr>
-          <w:b/>
-          <w:lang w:val="hi_IN" w:bidi="hi_IN"/>
-        </w:rPr>
         <w:t>"जो भाई मेरे साथ हैं"</w:t>
       </w:r>
     </w:p>
@@ -50234,7 +43959,7 @@
         </w:rPr>
         <w:t xml:space="preserve"> शब्द का अनुवाद </w:t>
       </w:r>
-      <w:hyperlink r:id="rId20">
+      <w:hyperlink r:id="rId18">
         <w:r>
           <w:rPr>
             <w:lang w:val="hi_IN" w:bidi="hi_IN"/>
@@ -50332,21 +44057,6 @@
           <w:b/>
           <w:lang w:val="hi_IN" w:bidi="hi_IN"/>
         </w:rPr>
-        <w:t>τῆς Καίσαρος οἰκίας</w:t>
-      </w:r>
-    </w:p>
-    <w:p>
-      <w:pPr/>
-      <w:r>
-        <w:rPr>
-          <w:lang w:val="hi_IN" w:bidi="hi_IN"/>
-        </w:rPr>
-      </w:r>
-      <w:r>
-        <w:rPr>
-          <w:b/>
-          <w:lang w:val="hi_IN" w:bidi="hi_IN"/>
-        </w:rPr>
         <w:t>""</w:t>
       </w:r>
     </w:p>
@@ -50423,21 +44133,6 @@
           <w:b/>
           <w:lang w:val="hi_IN" w:bidi="hi_IN"/>
         </w:rPr>
-        <w:t>μετὰ τοῦ πνεύματος ὑμῶν</w:t>
-      </w:r>
-    </w:p>
-    <w:p>
-      <w:pPr/>
-      <w:r>
-        <w:rPr>
-          <w:lang w:val="hi_IN" w:bidi="hi_IN"/>
-        </w:rPr>
-      </w:r>
-      <w:r>
-        <w:rPr>
-          <w:b/>
-          <w:lang w:val="hi_IN" w:bidi="hi_IN"/>
-        </w:rPr>
         <w:t>""</w:t>
       </w:r>
     </w:p>
@@ -50520,21 +44215,6 @@
         <w:rPr>
           <w:lang w:val="hi_IN" w:bidi="hi_IN"/>
         </w:rPr>
-      </w:r>
-    </w:p>
-    <w:p>
-      <w:pPr/>
-      <w:r>
-        <w:rPr>
-          <w:lang w:val="hi_IN" w:bidi="hi_IN"/>
-        </w:rPr>
-      </w:r>
-      <w:r>
-        <w:rPr>
-          <w:b/>
-          <w:lang w:val="hi_IN" w:bidi="hi_IN"/>
-        </w:rPr>
-        <w:t>ἡ χάρις τοῦ Κυρίου Ἰησοῦ Χριστοῦ μετὰ τοῦ πνεύματος ὑμῶν</w:t>
       </w:r>
     </w:p>
     <w:p>

--- a/hin/docx/50.content.docx
+++ b/hin/docx/50.content.docx
@@ -28,15 +28,49 @@
       </w:r>
     </w:p>
     <w:p>
-      <w:pPr/>
-      <w:r>
-        <w:rPr>
-          <w:lang w:val="hi_IN" w:bidi="hi_IN"/>
-        </w:rPr>
-      </w:r>
-      <w:r>
-        <w:rPr>
-          <w:b/>
+      <w:pPr>
+        <w:pStyle w:val="Heading2"/>
+      </w:pPr>
+      <w:r>
+        <w:rPr>
+          <w:lang w:val="hi_IN" w:bidi="hi_IN"/>
+        </w:rPr>
+        <w:t>License Information</w:t>
+      </w:r>
+      <w:r>
+        <w:rPr>
+          <w:lang w:val="hi_IN" w:bidi="hi_IN"/>
+        </w:rPr>
+      </w:r>
+    </w:p>
+    <w:p>
+      <w:pPr/>
+      <w:r>
+        <w:rPr>
+          <w:lang w:val="hi_IN" w:bidi="hi_IN"/>
+        </w:rPr>
+      </w:r>
+      <w:r>
+        <w:rPr>
+          <w:b/>
+          <w:lang w:val="hi_IN" w:bidi="hi_IN"/>
+        </w:rPr>
+        <w:t>अनुवाद नोट्स (अनफोल्डिंग वर्ड)</w:t>
+      </w:r>
+      <w:r>
+        <w:rPr>
+          <w:lang w:val="hi_IN" w:bidi="hi_IN"/>
+        </w:rPr>
+        <w:t xml:space="preserve"> (Hindi) is based on</w:t>
+      </w:r>
+      <w:r>
+        <w:rPr>
+          <w:lang w:val="hi_IN" w:bidi="hi_IN"/>
+        </w:rPr>
+        <w:t xml:space="preserve">: </w:t>
+      </w:r>
+      <w:r>
+        <w:rPr>
           <w:lang w:val="hi_IN" w:bidi="hi_IN"/>
         </w:rPr>
         <w:t>unfoldingWord® Translation Notes</w:t>
@@ -45,31 +79,62 @@
         <w:rPr>
           <w:lang w:val="hi_IN" w:bidi="hi_IN"/>
         </w:rPr>
-        <w:t xml:space="preserve"> © 2022 unfoldingWord. Released under CC BY-SA 4.0 license. </w:t>
-      </w:r>
-      <w:r>
-        <w:rPr>
-          <w:lang w:val="hi_IN" w:bidi="hi_IN"/>
-        </w:rPr>
-        <w:t>unfoldingWord® Translation Notes</w:t>
-      </w:r>
-      <w:r>
-        <w:rPr>
-          <w:lang w:val="hi_IN" w:bidi="hi_IN"/>
-        </w:rPr>
-        <w:t xml:space="preserve"> has been adapted in the following languages: Tok Pisin, Arabic (عربي), French (Français), Hindi (हिंदी), Indonesian (Bahasa Indonesia), Portuguese (Português), Russian (Русский), Spanish (Español), Swahili (Kiswahili), and Simplified Chinese (简体中文) from </w:t>
-      </w:r>
-      <w:r>
-        <w:rPr>
-          <w:lang w:val="hi_IN" w:bidi="hi_IN"/>
-        </w:rPr>
-        <w:t>unfoldingWord® Translation Notes</w:t>
-      </w:r>
-      <w:r>
-        <w:rPr>
-          <w:lang w:val="hi_IN" w:bidi="hi_IN"/>
-        </w:rPr>
-        <w:t xml:space="preserve"> © 2022 unfoldingWord. Released under CC BY-SA 4.0 license by Mission Mutual</w:t>
+        <w:t xml:space="preserve">, </w:t>
+      </w:r>
+      <w:hyperlink r:id="rId13">
+        <w:r>
+          <w:rPr>
+            <w:lang w:val="hi_IN" w:bidi="hi_IN"/>
+          </w:rPr>
+          <w:rPr>
+            <w:color w:val="0000EE"/>
+            <w:u w:val="single"/>
+          </w:rPr>
+          <w:t>unfoldingWord</w:t>
+        </w:r>
+      </w:hyperlink>
+      <w:r>
+        <w:rPr>
+          <w:lang w:val="hi_IN" w:bidi="hi_IN"/>
+        </w:rPr>
+        <w:t xml:space="preserve">, 2022, which is licensed under a </w:t>
+      </w:r>
+      <w:hyperlink r:id="rId14">
+        <w:r>
+          <w:rPr>
+            <w:lang w:val="hi_IN" w:bidi="hi_IN"/>
+          </w:rPr>
+          <w:rPr>
+            <w:color w:val="0000EE"/>
+            <w:u w:val="single"/>
+          </w:rPr>
+          <w:t>CC BY-SA 4.0 license</w:t>
+        </w:r>
+      </w:hyperlink>
+      <w:r>
+        <w:rPr>
+          <w:lang w:val="hi_IN" w:bidi="hi_IN"/>
+        </w:rPr>
+        <w:t>.</w:t>
+      </w:r>
+      <w:r>
+        <w:rPr>
+          <w:lang w:val="hi_IN" w:bidi="hi_IN"/>
+        </w:rPr>
+      </w:r>
+    </w:p>
+    <w:p>
+      <w:pPr/>
+      <w:r>
+        <w:rPr>
+          <w:lang w:val="hi_IN" w:bidi="hi_IN"/>
+        </w:rPr>
+      </w:r>
+      <w:r>
+        <w:rPr>
+          <w:lang w:val="hi_IN" w:bidi="hi_IN"/>
+        </w:rPr>
+        <w:t>This PDF version is provided under the same license.</w:t>
       </w:r>
       <w:r>
         <w:rPr>
@@ -306,6 +371,21 @@
           <w:b/>
           <w:lang w:val="hi_IN" w:bidi="hi_IN"/>
         </w:rPr>
+        <w:t>χάρις ὑμῖν καὶ εἰρήνη</w:t>
+      </w:r>
+    </w:p>
+    <w:p>
+      <w:pPr/>
+      <w:r>
+        <w:rPr>
+          <w:lang w:val="hi_IN" w:bidi="hi_IN"/>
+        </w:rPr>
+      </w:r>
+      <w:r>
+        <w:rPr>
+          <w:b/>
+          <w:lang w:val="hi_IN" w:bidi="hi_IN"/>
+        </w:rPr>
         <w:t>"तुम्हें अनुग्रह और शान्ति मिलती"</w:t>
       </w:r>
     </w:p>
@@ -389,6 +469,21 @@
           <w:b/>
           <w:lang w:val="hi_IN" w:bidi="hi_IN"/>
         </w:rPr>
+        <w:t>ὑμῖν</w:t>
+      </w:r>
+    </w:p>
+    <w:p>
+      <w:pPr/>
+      <w:r>
+        <w:rPr>
+          <w:lang w:val="hi_IN" w:bidi="hi_IN"/>
+        </w:rPr>
+      </w:r>
+      <w:r>
+        <w:rPr>
+          <w:b/>
+          <w:lang w:val="hi_IN" w:bidi="hi_IN"/>
+        </w:rPr>
         <w:t>"तुम्हें"</w:t>
       </w:r>
     </w:p>
@@ -470,7 +565,7 @@
         </w:rPr>
         <w:t xml:space="preserve"> शब्द और एक से अधिक के लिए प्रयुक्त इन शब्दों में अंतर है तो आप इस सन्दर्भ में अपनी भाषा में बहुवचन का प्रयोग करें वरन इस पत्र के अन्य सब सन्दर्भों में ""तुम"" और ""तुम्हारे"" के लिए भी बहुवचन का प्रयोग करें, केवल </w:t>
       </w:r>
-      <w:hyperlink r:id="rId13">
+      <w:hyperlink r:id="rId15">
         <w:r>
           <w:rPr>
             <w:lang w:val="hi_IN" w:bidi="hi_IN"/>
@@ -488,7 +583,7 @@
         </w:rPr>
         <w:t xml:space="preserve"> को छोड़ कर| </w:t>
       </w:r>
-      <w:hyperlink r:id="rId13">
+      <w:hyperlink r:id="rId15">
         <w:r>
           <w:rPr>
             <w:lang w:val="hi_IN" w:bidi="hi_IN"/>
@@ -573,6 +668,21 @@
           <w:b/>
           <w:lang w:val="hi_IN" w:bidi="hi_IN"/>
         </w:rPr>
+        <w:t>Πατρὸς ἡμῶν</w:t>
+      </w:r>
+    </w:p>
+    <w:p>
+      <w:pPr/>
+      <w:r>
+        <w:rPr>
+          <w:lang w:val="hi_IN" w:bidi="hi_IN"/>
+        </w:rPr>
+      </w:r>
+      <w:r>
+        <w:rPr>
+          <w:b/>
+          <w:lang w:val="hi_IN" w:bidi="hi_IN"/>
+        </w:rPr>
         <w:t>"हमारे पिता"</w:t>
       </w:r>
     </w:p>
@@ -669,6 +779,21 @@
           <w:b/>
           <w:lang w:val="hi_IN" w:bidi="hi_IN"/>
         </w:rPr>
+        <w:t>ἐπὶ πάσῃ τῇ μνείᾳ ὑμῶν</w:t>
+      </w:r>
+    </w:p>
+    <w:p>
+      <w:pPr/>
+      <w:r>
+        <w:rPr>
+          <w:lang w:val="hi_IN" w:bidi="hi_IN"/>
+        </w:rPr>
+      </w:r>
+      <w:r>
+        <w:rPr>
+          <w:b/>
+          <w:lang w:val="hi_IN" w:bidi="hi_IN"/>
+        </w:rPr>
         <w:t>""</w:t>
       </w:r>
     </w:p>
@@ -732,6 +857,21 @@
           <w:b/>
           <w:lang w:val="hi_IN" w:bidi="hi_IN"/>
         </w:rPr>
+        <w:t>τῷ Θεῷ μου</w:t>
+      </w:r>
+    </w:p>
+    <w:p>
+      <w:pPr/>
+      <w:r>
+        <w:rPr>
+          <w:lang w:val="hi_IN" w:bidi="hi_IN"/>
+        </w:rPr>
+      </w:r>
+      <w:r>
+        <w:rPr>
+          <w:b/>
+          <w:lang w:val="hi_IN" w:bidi="hi_IN"/>
+        </w:rPr>
         <w:t>"अपने परमेश्वर का"</w:t>
       </w:r>
     </w:p>
@@ -828,6 +968,21 @@
           <w:b/>
           <w:lang w:val="hi_IN" w:bidi="hi_IN"/>
         </w:rPr>
+        <w:t>ὑμῶν</w:t>
+      </w:r>
+    </w:p>
+    <w:p>
+      <w:pPr/>
+      <w:r>
+        <w:rPr>
+          <w:lang w:val="hi_IN" w:bidi="hi_IN"/>
+        </w:rPr>
+      </w:r>
+      <w:r>
+        <w:rPr>
+          <w:b/>
+          <w:lang w:val="hi_IN" w:bidi="hi_IN"/>
+        </w:rPr>
         <w:t>"तुम्हें"</w:t>
       </w:r>
     </w:p>
@@ -857,7 +1012,7 @@
         </w:rPr>
         <w:t xml:space="preserve"> शब्द का अनुवाद </w:t>
       </w:r>
-      <w:hyperlink r:id="rId14">
+      <w:hyperlink r:id="rId16">
         <w:r>
           <w:rPr>
             <w:lang w:val="hi_IN" w:bidi="hi_IN"/>
@@ -901,7 +1056,7 @@
         </w:rPr>
         <w:t xml:space="preserve"> का प्रत्येक उपयोग बहुवचन में है और फिलिप्पी के विश्वासियों के सन्दर्भ में है , एकमात्र </w:t>
       </w:r>
-      <w:hyperlink r:id="rId13">
+      <w:hyperlink r:id="rId15">
         <w:r>
           <w:rPr>
             <w:lang w:val="hi_IN" w:bidi="hi_IN"/>
@@ -986,6 +1141,21 @@
           <w:b/>
           <w:lang w:val="hi_IN" w:bidi="hi_IN"/>
         </w:rPr>
+        <w:t>ἐπὶ τῇ κοινωνίᾳ ὑμῶν εἰς τὸ εὐαγγέλιον, ἀπὸ τῆς πρώτης ἡμέρας ἄχρι τοῦ νῦν</w:t>
+      </w:r>
+    </w:p>
+    <w:p>
+      <w:pPr/>
+      <w:r>
+        <w:rPr>
+          <w:lang w:val="hi_IN" w:bidi="hi_IN"/>
+        </w:rPr>
+      </w:r>
+      <w:r>
+        <w:rPr>
+          <w:b/>
+          <w:lang w:val="hi_IN" w:bidi="hi_IN"/>
+        </w:rPr>
         <w:t>"इसलिए कि तुम पहले दिन से लेकर आज तक सुसमाचार सहभागी रहे"</w:t>
       </w:r>
     </w:p>
@@ -1062,6 +1232,21 @@
           <w:b/>
           <w:lang w:val="hi_IN" w:bidi="hi_IN"/>
         </w:rPr>
+        <w:t>ὑμῶν</w:t>
+      </w:r>
+    </w:p>
+    <w:p>
+      <w:pPr/>
+      <w:r>
+        <w:rPr>
+          <w:lang w:val="hi_IN" w:bidi="hi_IN"/>
+        </w:rPr>
+      </w:r>
+      <w:r>
+        <w:rPr>
+          <w:b/>
+          <w:lang w:val="hi_IN" w:bidi="hi_IN"/>
+        </w:rPr>
         <w:t>"तुम"</w:t>
       </w:r>
     </w:p>
@@ -1117,7 +1302,7 @@
         </w:rPr>
         <w:t xml:space="preserve"> शब्द बहुवचन में है और सदैव फिलिप्पी के विश्वासियों के सन्दर्भ में हैं| यदि आपकी भाषा में ""तुम"" और ""तुम्हारे का प्रयोग एक मनुष्य के लिए और अधिक अमनुष्यों के लिए भिन्न भिन्न रूपों में हो तो आप </w:t>
       </w:r>
-      <w:hyperlink r:id="rId13">
+      <w:hyperlink r:id="rId15">
         <w:r>
           <w:rPr>
             <w:lang w:val="hi_IN" w:bidi="hi_IN"/>
@@ -1202,6 +1387,21 @@
           <w:b/>
           <w:lang w:val="hi_IN" w:bidi="hi_IN"/>
         </w:rPr>
+        <w:t>τῇ κοινωνίᾳ ὑμῶν εἰς τὸ εὐαγγέλιον</w:t>
+      </w:r>
+    </w:p>
+    <w:p>
+      <w:pPr/>
+      <w:r>
+        <w:rPr>
+          <w:lang w:val="hi_IN" w:bidi="hi_IN"/>
+        </w:rPr>
+      </w:r>
+      <w:r>
+        <w:rPr>
+          <w:b/>
+          <w:lang w:val="hi_IN" w:bidi="hi_IN"/>
+        </w:rPr>
         <w:t>""</w:t>
       </w:r>
     </w:p>
@@ -1231,7 +1431,7 @@
         </w:rPr>
         <w:t xml:space="preserve"> फिलिप्पी के विश्वासियों के सन्दर्भ में है जिन्होंने सुसमाचार प्रचार में किए जाने वाले अनेक कामों में पौलुस का साथ दिया था, जैसे उन्होंने पौलुस को आर्थिक भेंट दी थी(देखें </w:t>
       </w:r>
-      <w:hyperlink r:id="rId15">
+      <w:hyperlink r:id="rId17">
         <w:r>
           <w:rPr>
             <w:lang w:val="hi_IN" w:bidi="hi_IN"/>
@@ -1316,6 +1516,21 @@
           <w:b/>
           <w:lang w:val="hi_IN" w:bidi="hi_IN"/>
         </w:rPr>
+        <w:t>ἀπὸ τῆς πρώτης ἡμέρας</w:t>
+      </w:r>
+    </w:p>
+    <w:p>
+      <w:pPr/>
+      <w:r>
+        <w:rPr>
+          <w:lang w:val="hi_IN" w:bidi="hi_IN"/>
+        </w:rPr>
+      </w:r>
+      <w:r>
+        <w:rPr>
+          <w:b/>
+          <w:lang w:val="hi_IN" w:bidi="hi_IN"/>
+        </w:rPr>
         <w:t>"पहले दिन से लेकर"</w:t>
       </w:r>
     </w:p>
@@ -1412,6 +1627,21 @@
           <w:b/>
           <w:lang w:val="hi_IN" w:bidi="hi_IN"/>
         </w:rPr>
+        <w:t>ἄχρι τοῦ νῦν</w:t>
+      </w:r>
+    </w:p>
+    <w:p>
+      <w:pPr/>
+      <w:r>
+        <w:rPr>
+          <w:lang w:val="hi_IN" w:bidi="hi_IN"/>
+        </w:rPr>
+      </w:r>
+      <w:r>
+        <w:rPr>
+          <w:b/>
+          <w:lang w:val="hi_IN" w:bidi="hi_IN"/>
+        </w:rPr>
         <w:t>"आज तक"</w:t>
       </w:r>
     </w:p>
@@ -1508,6 +1738,21 @@
           <w:b/>
           <w:lang w:val="hi_IN" w:bidi="hi_IN"/>
         </w:rPr>
+        <w:t>πεποιθὼς αὐτὸ τοῦτο</w:t>
+      </w:r>
+    </w:p>
+    <w:p>
+      <w:pPr/>
+      <w:r>
+        <w:rPr>
+          <w:lang w:val="hi_IN" w:bidi="hi_IN"/>
+        </w:rPr>
+      </w:r>
+      <w:r>
+        <w:rPr>
+          <w:b/>
+          <w:lang w:val="hi_IN" w:bidi="hi_IN"/>
+        </w:rPr>
         <w:t>""</w:t>
       </w:r>
     </w:p>
@@ -1584,6 +1829,21 @@
           <w:b/>
           <w:lang w:val="hi_IN" w:bidi="hi_IN"/>
         </w:rPr>
+        <w:t>ὁ ἐναρξάμενος ἐν ὑμῖν ἔργον ἀγαθὸν, ἐπιτελέσει</w:t>
+      </w:r>
+    </w:p>
+    <w:p>
+      <w:pPr/>
+      <w:r>
+        <w:rPr>
+          <w:lang w:val="hi_IN" w:bidi="hi_IN"/>
+        </w:rPr>
+      </w:r>
+      <w:r>
+        <w:rPr>
+          <w:b/>
+          <w:lang w:val="hi_IN" w:bidi="hi_IN"/>
+        </w:rPr>
         <w:t>""</w:t>
       </w:r>
     </w:p>
@@ -1660,6 +1920,21 @@
           <w:b/>
           <w:lang w:val="hi_IN" w:bidi="hi_IN"/>
         </w:rPr>
+        <w:t>ὅτι ὁ ἐναρξάμενος ἐν ὑμῖν ἔργον ἀγαθὸν</w:t>
+      </w:r>
+    </w:p>
+    <w:p>
+      <w:pPr/>
+      <w:r>
+        <w:rPr>
+          <w:lang w:val="hi_IN" w:bidi="hi_IN"/>
+        </w:rPr>
+      </w:r>
+      <w:r>
+        <w:rPr>
+          <w:b/>
+          <w:lang w:val="hi_IN" w:bidi="hi_IN"/>
+        </w:rPr>
         <w:t>"कि जिसने तुम में अच्छा काम आरम्भ किया है"</w:t>
       </w:r>
     </w:p>
@@ -1785,7 +2060,7 @@
         </w:rPr>
         <w:t xml:space="preserve"> का अनुवाद </w:t>
       </w:r>
-      <w:hyperlink r:id="rId14">
+      <w:hyperlink r:id="rId16">
         <w:r>
           <w:rPr>
             <w:lang w:val="hi_IN" w:bidi="hi_IN"/>
@@ -1850,6 +2125,21 @@
           <w:b/>
           <w:lang w:val="hi_IN" w:bidi="hi_IN"/>
         </w:rPr>
+        <w:t>ἐπιτελέσει</w:t>
+      </w:r>
+    </w:p>
+    <w:p>
+      <w:pPr/>
+      <w:r>
+        <w:rPr>
+          <w:lang w:val="hi_IN" w:bidi="hi_IN"/>
+        </w:rPr>
+      </w:r>
+      <w:r>
+        <w:rPr>
+          <w:b/>
+          <w:lang w:val="hi_IN" w:bidi="hi_IN"/>
+        </w:rPr>
         <w:t>"पूरा"</w:t>
       </w:r>
     </w:p>
@@ -1946,6 +2236,21 @@
           <w:b/>
           <w:lang w:val="hi_IN" w:bidi="hi_IN"/>
         </w:rPr>
+        <w:t>ἡμέρας Χριστοῦ Ἰησοῦ</w:t>
+      </w:r>
+    </w:p>
+    <w:p>
+      <w:pPr/>
+      <w:r>
+        <w:rPr>
+          <w:lang w:val="hi_IN" w:bidi="hi_IN"/>
+        </w:rPr>
+      </w:r>
+      <w:r>
+        <w:rPr>
+          <w:b/>
+          <w:lang w:val="hi_IN" w:bidi="hi_IN"/>
+        </w:rPr>
         <w:t>"यीशु मसीह के दिन"</w:t>
       </w:r>
     </w:p>
@@ -2042,6 +2347,21 @@
           <w:b/>
           <w:lang w:val="hi_IN" w:bidi="hi_IN"/>
         </w:rPr>
+        <w:t>τὸ ἔχειν με ἐν τῇ καρδίᾳ ὑμᾶς</w:t>
+      </w:r>
+    </w:p>
+    <w:p>
+      <w:pPr/>
+      <w:r>
+        <w:rPr>
+          <w:lang w:val="hi_IN" w:bidi="hi_IN"/>
+        </w:rPr>
+      </w:r>
+      <w:r>
+        <w:rPr>
+          <w:b/>
+          <w:lang w:val="hi_IN" w:bidi="hi_IN"/>
+        </w:rPr>
         <w:t>"तुम मेरे मन में"</w:t>
       </w:r>
       <w:r>
@@ -2151,6 +2471,21 @@
           <w:b/>
           <w:lang w:val="hi_IN" w:bidi="hi_IN"/>
         </w:rPr>
+        <w:t>συνκοινωνούς μου τῆς χάριτος &amp; ὄντας</w:t>
+      </w:r>
+    </w:p>
+    <w:p>
+      <w:pPr/>
+      <w:r>
+        <w:rPr>
+          <w:lang w:val="hi_IN" w:bidi="hi_IN"/>
+        </w:rPr>
+      </w:r>
+      <w:r>
+        <w:rPr>
+          <w:b/>
+          <w:lang w:val="hi_IN" w:bidi="hi_IN"/>
+        </w:rPr>
         <w:t>""</w:t>
       </w:r>
     </w:p>
@@ -2214,6 +2549,21 @@
           <w:b/>
           <w:lang w:val="hi_IN" w:bidi="hi_IN"/>
         </w:rPr>
+        <w:t>χάριτος</w:t>
+      </w:r>
+    </w:p>
+    <w:p>
+      <w:pPr/>
+      <w:r>
+        <w:rPr>
+          <w:lang w:val="hi_IN" w:bidi="hi_IN"/>
+        </w:rPr>
+      </w:r>
+      <w:r>
+        <w:rPr>
+          <w:b/>
+          <w:lang w:val="hi_IN" w:bidi="hi_IN"/>
+        </w:rPr>
         <w:t>"अनुग्रह"</w:t>
       </w:r>
     </w:p>
@@ -2323,6 +2673,21 @@
           <w:b/>
           <w:lang w:val="hi_IN" w:bidi="hi_IN"/>
         </w:rPr>
+        <w:t>δεσμοῖς μου</w:t>
+      </w:r>
+    </w:p>
+    <w:p>
+      <w:pPr/>
+      <w:r>
+        <w:rPr>
+          <w:lang w:val="hi_IN" w:bidi="hi_IN"/>
+        </w:rPr>
+      </w:r>
+      <w:r>
+        <w:rPr>
+          <w:b/>
+          <w:lang w:val="hi_IN" w:bidi="hi_IN"/>
+        </w:rPr>
         <w:t>"मेरी कैद"</w:t>
       </w:r>
     </w:p>
@@ -2445,6 +2810,21 @@
           <w:b/>
           <w:lang w:val="hi_IN" w:bidi="hi_IN"/>
         </w:rPr>
+        <w:t>καὶ ἐν τῇ ἀπολογίᾳ καὶ βεβαιώσει τοῦ εὐαγγελίου</w:t>
+      </w:r>
+    </w:p>
+    <w:p>
+      <w:pPr/>
+      <w:r>
+        <w:rPr>
+          <w:lang w:val="hi_IN" w:bidi="hi_IN"/>
+        </w:rPr>
+      </w:r>
+      <w:r>
+        <w:rPr>
+          <w:b/>
+          <w:lang w:val="hi_IN" w:bidi="hi_IN"/>
+        </w:rPr>
         <w:t>"और सुसमाचार"</w:t>
       </w:r>
       <w:r>
@@ -2580,6 +2960,21 @@
           <w:b/>
           <w:lang w:val="hi_IN" w:bidi="hi_IN"/>
         </w:rPr>
+        <w:t>ἐν σπλάγχνοις Χριστοῦ Ἰησοῦ</w:t>
+      </w:r>
+    </w:p>
+    <w:p>
+      <w:pPr/>
+      <w:r>
+        <w:rPr>
+          <w:lang w:val="hi_IN" w:bidi="hi_IN"/>
+        </w:rPr>
+      </w:r>
+      <w:r>
+        <w:rPr>
+          <w:b/>
+          <w:lang w:val="hi_IN" w:bidi="hi_IN"/>
+        </w:rPr>
         <w:t>""</w:t>
       </w:r>
     </w:p>
@@ -2689,6 +3084,21 @@
           <w:b/>
           <w:lang w:val="hi_IN" w:bidi="hi_IN"/>
         </w:rPr>
+        <w:t>ἐν σπλάγχνοις Χριστοῦ Ἰησοῦ</w:t>
+      </w:r>
+    </w:p>
+    <w:p>
+      <w:pPr/>
+      <w:r>
+        <w:rPr>
+          <w:lang w:val="hi_IN" w:bidi="hi_IN"/>
+        </w:rPr>
+      </w:r>
+      <w:r>
+        <w:rPr>
+          <w:b/>
+          <w:lang w:val="hi_IN" w:bidi="hi_IN"/>
+        </w:rPr>
         <w:t>"इसमें"</w:t>
       </w:r>
       <w:r>
@@ -2765,6 +3175,21 @@
           <w:b/>
           <w:lang w:val="hi_IN" w:bidi="hi_IN"/>
         </w:rPr>
+        <w:t>ἵνα ἡ ἀγάπη ὑμῶν ἔτι μᾶλλον καὶ μᾶλλον περισσεύῃ</w:t>
+      </w:r>
+    </w:p>
+    <w:p>
+      <w:pPr/>
+      <w:r>
+        <w:rPr>
+          <w:lang w:val="hi_IN" w:bidi="hi_IN"/>
+        </w:rPr>
+      </w:r>
+      <w:r>
+        <w:rPr>
+          <w:b/>
+          <w:lang w:val="hi_IN" w:bidi="hi_IN"/>
+        </w:rPr>
         <w:t>"कि तुम्हारा प्रेम,"</w:t>
       </w:r>
       <w:r>
@@ -2916,7 +3341,7 @@
         </w:rPr>
         <w:t xml:space="preserve"> का अनुवाद </w:t>
       </w:r>
-      <w:hyperlink r:id="rId16">
+      <w:hyperlink r:id="rId18">
         <w:r>
           <w:rPr>
             <w:lang w:val="hi_IN" w:bidi="hi_IN"/>
@@ -2981,6 +3406,21 @@
           <w:b/>
           <w:lang w:val="hi_IN" w:bidi="hi_IN"/>
         </w:rPr>
+        <w:t>ἐν ἐπιγνώσει καὶ πάσῃ αἰσθήσει</w:t>
+      </w:r>
+    </w:p>
+    <w:p>
+      <w:pPr/>
+      <w:r>
+        <w:rPr>
+          <w:lang w:val="hi_IN" w:bidi="hi_IN"/>
+        </w:rPr>
+      </w:r>
+      <w:r>
+        <w:rPr>
+          <w:b/>
+          <w:lang w:val="hi_IN" w:bidi="hi_IN"/>
+        </w:rPr>
         <w:t>"ज्ञान और सब प्रकार"</w:t>
       </w:r>
       <w:r>
@@ -3103,6 +3543,21 @@
           <w:b/>
           <w:lang w:val="hi_IN" w:bidi="hi_IN"/>
         </w:rPr>
+        <w:t>εἰς τὸ δοκιμάζειν ὑμᾶς τὰ διαφέροντα</w:t>
+      </w:r>
+    </w:p>
+    <w:p>
+      <w:pPr/>
+      <w:r>
+        <w:rPr>
+          <w:lang w:val="hi_IN" w:bidi="hi_IN"/>
+        </w:rPr>
+      </w:r>
+      <w:r>
+        <w:rPr>
+          <w:b/>
+          <w:lang w:val="hi_IN" w:bidi="hi_IN"/>
+        </w:rPr>
         <w:t>""</w:t>
       </w:r>
     </w:p>
@@ -3192,6 +3647,21 @@
           <w:b/>
           <w:lang w:val="hi_IN" w:bidi="hi_IN"/>
         </w:rPr>
+        <w:t>εἰς</w:t>
+      </w:r>
+    </w:p>
+    <w:p>
+      <w:pPr/>
+      <w:r>
+        <w:rPr>
+          <w:lang w:val="hi_IN" w:bidi="hi_IN"/>
+        </w:rPr>
+      </w:r>
+      <w:r>
+        <w:rPr>
+          <w:b/>
+          <w:lang w:val="hi_IN" w:bidi="hi_IN"/>
+        </w:rPr>
         <w:t>""</w:t>
       </w:r>
     </w:p>
@@ -3283,6 +3753,21 @@
           <w:lang w:val="hi_IN" w:bidi="hi_IN"/>
         </w:rPr>
       </w:r>
+      <w:r>
+        <w:rPr>
+          <w:b/>
+          <w:lang w:val="hi_IN" w:bidi="hi_IN"/>
+        </w:rPr>
+        <w:t>εἰλικρινεῖς καὶ ἀπρόσκοποι</w:t>
+      </w:r>
+    </w:p>
+    <w:p>
+      <w:pPr/>
+      <w:r>
+        <w:rPr>
+          <w:lang w:val="hi_IN" w:bidi="hi_IN"/>
+        </w:rPr>
+      </w:r>
     </w:p>
     <w:p>
       <w:pPr/>
@@ -3359,6 +3844,21 @@
           <w:lang w:val="hi_IN" w:bidi="hi_IN"/>
         </w:rPr>
       </w:r>
+      <w:r>
+        <w:rPr>
+          <w:b/>
+          <w:lang w:val="hi_IN" w:bidi="hi_IN"/>
+        </w:rPr>
+        <w:t>πεπληρωμένοι καρπὸν δικαιοσύνης τὸν</w:t>
+      </w:r>
+    </w:p>
+    <w:p>
+      <w:pPr/>
+      <w:r>
+        <w:rPr>
+          <w:lang w:val="hi_IN" w:bidi="hi_IN"/>
+        </w:rPr>
+      </w:r>
     </w:p>
     <w:p>
       <w:pPr/>
@@ -3466,6 +3966,21 @@
           <w:b/>
           <w:lang w:val="hi_IN" w:bidi="hi_IN"/>
         </w:rPr>
+        <w:t>πεπληρωμένοι</w:t>
+      </w:r>
+    </w:p>
+    <w:p>
+      <w:pPr/>
+      <w:r>
+        <w:rPr>
+          <w:lang w:val="hi_IN" w:bidi="hi_IN"/>
+        </w:rPr>
+      </w:r>
+      <w:r>
+        <w:rPr>
+          <w:b/>
+          <w:lang w:val="hi_IN" w:bidi="hi_IN"/>
+        </w:rPr>
         <w:t>"भरपूर होते जाओ"</w:t>
       </w:r>
     </w:p>
@@ -3549,6 +4064,21 @@
           <w:b/>
           <w:lang w:val="hi_IN" w:bidi="hi_IN"/>
         </w:rPr>
+        <w:t>τὸν διὰ Ἰησοῦ Χριστοῦ</w:t>
+      </w:r>
+    </w:p>
+    <w:p>
+      <w:pPr/>
+      <w:r>
+        <w:rPr>
+          <w:lang w:val="hi_IN" w:bidi="hi_IN"/>
+        </w:rPr>
+      </w:r>
+      <w:r>
+        <w:rPr>
+          <w:b/>
+          <w:lang w:val="hi_IN" w:bidi="hi_IN"/>
+        </w:rPr>
         <w:t>"जो यीशु मसीह के द्वारा"</w:t>
       </w:r>
     </w:p>
@@ -3645,6 +4175,21 @@
           <w:b/>
           <w:lang w:val="hi_IN" w:bidi="hi_IN"/>
         </w:rPr>
+        <w:t>εἰς δόξαν καὶ ἔπαινον Θεοῦ</w:t>
+      </w:r>
+    </w:p>
+    <w:p>
+      <w:pPr/>
+      <w:r>
+        <w:rPr>
+          <w:lang w:val="hi_IN" w:bidi="hi_IN"/>
+        </w:rPr>
+      </w:r>
+      <w:r>
+        <w:rPr>
+          <w:b/>
+          <w:lang w:val="hi_IN" w:bidi="hi_IN"/>
+        </w:rPr>
         <w:t>"और उस"</w:t>
       </w:r>
       <w:r>
@@ -3767,6 +4312,21 @@
           <w:b/>
           <w:lang w:val="hi_IN" w:bidi="hi_IN"/>
         </w:rPr>
+        <w:t>εἰς δόξαν καὶ ἔπαινον Θεοῦ</w:t>
+      </w:r>
+    </w:p>
+    <w:p>
+      <w:pPr/>
+      <w:r>
+        <w:rPr>
+          <w:lang w:val="hi_IN" w:bidi="hi_IN"/>
+        </w:rPr>
+      </w:r>
+      <w:r>
+        <w:rPr>
+          <w:b/>
+          <w:lang w:val="hi_IN" w:bidi="hi_IN"/>
+        </w:rPr>
         <w:t>"और उस"</w:t>
       </w:r>
       <w:r>
@@ -3884,6 +4444,21 @@
           <w:lang w:val="hi_IN" w:bidi="hi_IN"/>
         </w:rPr>
       </w:r>
+      <w:r>
+        <w:rPr>
+          <w:b/>
+          <w:lang w:val="hi_IN" w:bidi="hi_IN"/>
+        </w:rPr>
+        <w:t>ἀδελφοί</w:t>
+      </w:r>
+    </w:p>
+    <w:p>
+      <w:pPr/>
+      <w:r>
+        <w:rPr>
+          <w:lang w:val="hi_IN" w:bidi="hi_IN"/>
+        </w:rPr>
+      </w:r>
     </w:p>
     <w:p>
       <w:pPr/>
@@ -3958,6 +4533,21 @@
           <w:b/>
           <w:lang w:val="hi_IN" w:bidi="hi_IN"/>
         </w:rPr>
+        <w:t>ἀδελφοί</w:t>
+      </w:r>
+    </w:p>
+    <w:p>
+      <w:pPr/>
+      <w:r>
+        <w:rPr>
+          <w:lang w:val="hi_IN" w:bidi="hi_IN"/>
+        </w:rPr>
+      </w:r>
+      <w:r>
+        <w:rPr>
+          <w:b/>
+          <w:lang w:val="hi_IN" w:bidi="hi_IN"/>
+        </w:rPr>
         <w:t>"हे भाइयों"</w:t>
       </w:r>
     </w:p>
@@ -4049,6 +4639,21 @@
           <w:lang w:val="hi_IN" w:bidi="hi_IN"/>
         </w:rPr>
       </w:r>
+      <w:r>
+        <w:rPr>
+          <w:b/>
+          <w:lang w:val="hi_IN" w:bidi="hi_IN"/>
+        </w:rPr>
+        <w:t>τὰ κατ’ ἐμὲ</w:t>
+      </w:r>
+    </w:p>
+    <w:p>
+      <w:pPr/>
+      <w:r>
+        <w:rPr>
+          <w:lang w:val="hi_IN" w:bidi="hi_IN"/>
+        </w:rPr>
+      </w:r>
     </w:p>
     <w:p>
       <w:pPr/>
@@ -4132,6 +4737,21 @@
           <w:lang w:val="hi_IN" w:bidi="hi_IN"/>
         </w:rPr>
       </w:r>
+      <w:r>
+        <w:rPr>
+          <w:b/>
+          <w:lang w:val="hi_IN" w:bidi="hi_IN"/>
+        </w:rPr>
+        <w:t>μᾶλλον εἰς προκοπὴν τοῦ εὐαγγελίου ἐλήλυθεν</w:t>
+      </w:r>
+    </w:p>
+    <w:p>
+      <w:pPr/>
+      <w:r>
+        <w:rPr>
+          <w:lang w:val="hi_IN" w:bidi="hi_IN"/>
+        </w:rPr>
+      </w:r>
     </w:p>
     <w:p>
       <w:pPr/>
@@ -4195,6 +4815,21 @@
           <w:lang w:val="hi_IN" w:bidi="hi_IN"/>
         </w:rPr>
       </w:r>
+      <w:r>
+        <w:rPr>
+          <w:b/>
+          <w:lang w:val="hi_IN" w:bidi="hi_IN"/>
+        </w:rPr>
+        <w:t>ὥστε</w:t>
+      </w:r>
+    </w:p>
+    <w:p>
+      <w:pPr/>
+      <w:r>
+        <w:rPr>
+          <w:lang w:val="hi_IN" w:bidi="hi_IN"/>
+        </w:rPr>
+      </w:r>
     </w:p>
     <w:p>
       <w:pPr/>
@@ -4284,6 +4919,21 @@
           <w:lang w:val="hi_IN" w:bidi="hi_IN"/>
         </w:rPr>
       </w:r>
+      <w:r>
+        <w:rPr>
+          <w:b/>
+          <w:lang w:val="hi_IN" w:bidi="hi_IN"/>
+        </w:rPr>
+        <w:t>δεσμούς μου</w:t>
+      </w:r>
+    </w:p>
+    <w:p>
+      <w:pPr/>
+      <w:r>
+        <w:rPr>
+          <w:lang w:val="hi_IN" w:bidi="hi_IN"/>
+        </w:rPr>
+      </w:r>
     </w:p>
     <w:p>
       <w:pPr/>
@@ -4311,7 +4961,7 @@
         </w:rPr>
         <w:t xml:space="preserve"> देखें कि आपने इस वाक्यांश का अनुवाद </w:t>
       </w:r>
-      <w:hyperlink r:id="rId17">
+      <w:hyperlink r:id="rId19">
         <w:r>
           <w:rPr>
             <w:lang w:val="hi_IN" w:bidi="hi_IN"/>
@@ -4391,6 +5041,21 @@
           <w:lang w:val="hi_IN" w:bidi="hi_IN"/>
         </w:rPr>
       </w:r>
+      <w:r>
+        <w:rPr>
+          <w:b/>
+          <w:lang w:val="hi_IN" w:bidi="hi_IN"/>
+        </w:rPr>
+        <w:t>τοὺς δεσμούς μου &amp; ἐν Χριστῷ</w:t>
+      </w:r>
+    </w:p>
+    <w:p>
+      <w:pPr/>
+      <w:r>
+        <w:rPr>
+          <w:lang w:val="hi_IN" w:bidi="hi_IN"/>
+        </w:rPr>
+      </w:r>
     </w:p>
     <w:p>
       <w:pPr/>
@@ -4494,7 +5159,7 @@
         </w:rPr>
         <w:t xml:space="preserve"> शब्द का अनुवाद </w:t>
       </w:r>
-      <w:hyperlink r:id="rId18">
+      <w:hyperlink r:id="rId20">
         <w:r>
           <w:rPr>
             <w:lang w:val="hi_IN" w:bidi="hi_IN"/>
@@ -4559,6 +5224,21 @@
           <w:b/>
           <w:lang w:val="hi_IN" w:bidi="hi_IN"/>
         </w:rPr>
+        <w:t>τῶν ἀδελφῶν</w:t>
+      </w:r>
+    </w:p>
+    <w:p>
+      <w:pPr/>
+      <w:r>
+        <w:rPr>
+          <w:lang w:val="hi_IN" w:bidi="hi_IN"/>
+        </w:rPr>
+      </w:r>
+      <w:r>
+        <w:rPr>
+          <w:b/>
+          <w:lang w:val="hi_IN" w:bidi="hi_IN"/>
+        </w:rPr>
         <w:t>"भाई"</w:t>
       </w:r>
     </w:p>
@@ -4655,6 +5335,21 @@
           <w:b/>
           <w:lang w:val="hi_IN" w:bidi="hi_IN"/>
         </w:rPr>
+        <w:t>ἐν Κυρίῳ πεποιθότας τοῖς δεσμοῖς μου</w:t>
+      </w:r>
+    </w:p>
+    <w:p>
+      <w:pPr/>
+      <w:r>
+        <w:rPr>
+          <w:lang w:val="hi_IN" w:bidi="hi_IN"/>
+        </w:rPr>
+      </w:r>
+      <w:r>
+        <w:rPr>
+          <w:b/>
+          <w:lang w:val="hi_IN" w:bidi="hi_IN"/>
+        </w:rPr>
         <w:t>"प्रभु में"</w:t>
       </w:r>
       <w:r>
@@ -4777,6 +5472,21 @@
           <w:b/>
           <w:lang w:val="hi_IN" w:bidi="hi_IN"/>
         </w:rPr>
+        <w:t>καὶ τοὺς πλείονας τῶν ἀδελφῶν ἐν Κυρίῳ πεποιθότας τοῖς δεσμοῖς μου</w:t>
+      </w:r>
+    </w:p>
+    <w:p>
+      <w:pPr/>
+      <w:r>
+        <w:rPr>
+          <w:lang w:val="hi_IN" w:bidi="hi_IN"/>
+        </w:rPr>
+      </w:r>
+      <w:r>
+        <w:rPr>
+          <w:b/>
+          <w:lang w:val="hi_IN" w:bidi="hi_IN"/>
+        </w:rPr>
         <w:t>"और प्रभु में भाई उनमें अधिकांश मेरे कैद"</w:t>
       </w:r>
     </w:p>
@@ -4860,6 +5570,21 @@
           <w:b/>
           <w:lang w:val="hi_IN" w:bidi="hi_IN"/>
         </w:rPr>
+        <w:t>δεσμοῖς μου</w:t>
+      </w:r>
+    </w:p>
+    <w:p>
+      <w:pPr/>
+      <w:r>
+        <w:rPr>
+          <w:lang w:val="hi_IN" w:bidi="hi_IN"/>
+        </w:rPr>
+      </w:r>
+      <w:r>
+        <w:rPr>
+          <w:b/>
+          <w:lang w:val="hi_IN" w:bidi="hi_IN"/>
+        </w:rPr>
         <w:t>"मेरे कैद"</w:t>
       </w:r>
     </w:p>
@@ -4889,7 +5614,7 @@
         </w:rPr>
         <w:t xml:space="preserve"> का अनुवाद </w:t>
       </w:r>
-      <w:hyperlink r:id="rId17">
+      <w:hyperlink r:id="rId19">
         <w:r>
           <w:rPr>
             <w:lang w:val="hi_IN" w:bidi="hi_IN"/>
@@ -4907,7 +5632,7 @@
         </w:rPr>
         <w:t xml:space="preserve"> और </w:t>
       </w:r>
-      <w:hyperlink r:id="rId19">
+      <w:hyperlink r:id="rId21">
         <w:r>
           <w:rPr>
             <w:lang w:val="hi_IN" w:bidi="hi_IN"/>
@@ -4992,6 +5717,21 @@
           <w:b/>
           <w:lang w:val="hi_IN" w:bidi="hi_IN"/>
         </w:rPr>
+        <w:t>τὸν λόγον</w:t>
+      </w:r>
+    </w:p>
+    <w:p>
+      <w:pPr/>
+      <w:r>
+        <w:rPr>
+          <w:lang w:val="hi_IN" w:bidi="hi_IN"/>
+        </w:rPr>
+      </w:r>
+      <w:r>
+        <w:rPr>
+          <w:b/>
+          <w:lang w:val="hi_IN" w:bidi="hi_IN"/>
+        </w:rPr>
         <w:t>"वचन"</w:t>
       </w:r>
     </w:p>
@@ -5104,7 +5844,7 @@
         </w:rPr>
         <w:t xml:space="preserve">"इस पद से आरम्भ करके </w:t>
       </w:r>
-      <w:hyperlink r:id="rId20">
+      <w:hyperlink r:id="rId22">
         <w:r>
           <w:rPr>
             <w:lang w:val="hi_IN" w:bidi="hi_IN"/>
@@ -5122,7 +5862,7 @@
         </w:rPr>
         <w:t xml:space="preserve"> के अंत तक, पौलुस एल काव्य युक्ति काम में लेता है जिसको व्यत्यासिका (आवृति) कहते है| कुछ भाषाओं में इससे उलझन उत्पन्न हो सकती है| हो सकता है कि आपको </w:t>
       </w:r>
-      <w:hyperlink r:id="rId21">
+      <w:hyperlink r:id="rId23">
         <w:r>
           <w:rPr>
             <w:lang w:val="hi_IN" w:bidi="hi_IN"/>
@@ -5187,6 +5927,21 @@
           <w:b/>
           <w:lang w:val="hi_IN" w:bidi="hi_IN"/>
         </w:rPr>
+        <w:t>τινὲς μὲν καὶ &amp; τὸν Χριστὸν κηρύσσουσιν</w:t>
+      </w:r>
+    </w:p>
+    <w:p>
+      <w:pPr/>
+      <w:r>
+        <w:rPr>
+          <w:lang w:val="hi_IN" w:bidi="hi_IN"/>
+        </w:rPr>
+      </w:r>
+      <w:r>
+        <w:rPr>
+          <w:b/>
+          <w:lang w:val="hi_IN" w:bidi="hi_IN"/>
+        </w:rPr>
         <w:t>""</w:t>
       </w:r>
     </w:p>
@@ -5250,6 +6005,21 @@
           <w:b/>
           <w:lang w:val="hi_IN" w:bidi="hi_IN"/>
         </w:rPr>
+        <w:t>διὰ φθόνον καὶ ἔριν</w:t>
+      </w:r>
+    </w:p>
+    <w:p>
+      <w:pPr/>
+      <w:r>
+        <w:rPr>
+          <w:lang w:val="hi_IN" w:bidi="hi_IN"/>
+        </w:rPr>
+      </w:r>
+      <w:r>
+        <w:rPr>
+          <w:b/>
+          <w:lang w:val="hi_IN" w:bidi="hi_IN"/>
+        </w:rPr>
         <w:t>"डाह और झगड़े के कारण"</w:t>
       </w:r>
     </w:p>
@@ -5359,6 +6129,21 @@
           <w:b/>
           <w:lang w:val="hi_IN" w:bidi="hi_IN"/>
         </w:rPr>
+        <w:t>εὐδοκίαν</w:t>
+      </w:r>
+    </w:p>
+    <w:p>
+      <w:pPr/>
+      <w:r>
+        <w:rPr>
+          <w:lang w:val="hi_IN" w:bidi="hi_IN"/>
+        </w:rPr>
+      </w:r>
+      <w:r>
+        <w:rPr>
+          <w:b/>
+          <w:lang w:val="hi_IN" w:bidi="hi_IN"/>
+        </w:rPr>
         <w:t>"भली मनसा"</w:t>
       </w:r>
     </w:p>
@@ -5455,6 +6240,21 @@
           <w:b/>
           <w:lang w:val="hi_IN" w:bidi="hi_IN"/>
         </w:rPr>
+        <w:t>ἐξ ἀγάπης</w:t>
+      </w:r>
+    </w:p>
+    <w:p>
+      <w:pPr/>
+      <w:r>
+        <w:rPr>
+          <w:lang w:val="hi_IN" w:bidi="hi_IN"/>
+        </w:rPr>
+      </w:r>
+      <w:r>
+        <w:rPr>
+          <w:b/>
+          <w:lang w:val="hi_IN" w:bidi="hi_IN"/>
+        </w:rPr>
         <w:t>"कई एक"</w:t>
       </w:r>
       <w:r>
@@ -5603,6 +6403,21 @@
           <w:b/>
           <w:lang w:val="hi_IN" w:bidi="hi_IN"/>
         </w:rPr>
+        <w:t>κεῖμαι</w:t>
+      </w:r>
+    </w:p>
+    <w:p>
+      <w:pPr/>
+      <w:r>
+        <w:rPr>
+          <w:lang w:val="hi_IN" w:bidi="hi_IN"/>
+        </w:rPr>
+      </w:r>
+      <w:r>
+        <w:rPr>
+          <w:b/>
+          <w:lang w:val="hi_IN" w:bidi="hi_IN"/>
+        </w:rPr>
         <w:t>""</w:t>
       </w:r>
     </w:p>
@@ -5699,6 +6514,21 @@
           <w:b/>
           <w:lang w:val="hi_IN" w:bidi="hi_IN"/>
         </w:rPr>
+        <w:t>εἰς ἀπολογίαν τοῦ εὐαγγελίου</w:t>
+      </w:r>
+    </w:p>
+    <w:p>
+      <w:pPr/>
+      <w:r>
+        <w:rPr>
+          <w:lang w:val="hi_IN" w:bidi="hi_IN"/>
+        </w:rPr>
+      </w:r>
+      <w:r>
+        <w:rPr>
+          <w:b/>
+          <w:lang w:val="hi_IN" w:bidi="hi_IN"/>
+        </w:rPr>
         <w:t>""</w:t>
       </w:r>
     </w:p>
@@ -5762,6 +6592,21 @@
           <w:b/>
           <w:lang w:val="hi_IN" w:bidi="hi_IN"/>
         </w:rPr>
+        <w:t>εἰς ἀπολογίαν τοῦ εὐαγγελίου κεῖμαι</w:t>
+      </w:r>
+    </w:p>
+    <w:p>
+      <w:pPr/>
+      <w:r>
+        <w:rPr>
+          <w:lang w:val="hi_IN" w:bidi="hi_IN"/>
+        </w:rPr>
+      </w:r>
+      <w:r>
+        <w:rPr>
+          <w:b/>
+          <w:lang w:val="hi_IN" w:bidi="hi_IN"/>
+        </w:rPr>
         <w:t>"मैं सुसमाचार उत्तर देने को ठहराया गया हूँ"</w:t>
       </w:r>
     </w:p>
@@ -5874,7 +6719,7 @@
         </w:rPr>
         <w:t xml:space="preserve">"देखें कि आपने इस वाक्यांश, ""सुसमाचार के लिए उत्तर और प्रमाण देने में"" का अनुवाद </w:t>
       </w:r>
-      <w:hyperlink r:id="rId17">
+      <w:hyperlink r:id="rId19">
         <w:r>
           <w:rPr>
             <w:lang w:val="hi_IN" w:bidi="hi_IN"/>
@@ -5939,6 +6784,21 @@
           <w:b/>
           <w:lang w:val="hi_IN" w:bidi="hi_IN"/>
         </w:rPr>
+        <w:t>οἱ δὲ ἐξ ἐριθείας τὸν Χριστὸν καταγγέλλουσιν</w:t>
+      </w:r>
+    </w:p>
+    <w:p>
+      <w:pPr/>
+      <w:r>
+        <w:rPr>
+          <w:lang w:val="hi_IN" w:bidi="hi_IN"/>
+        </w:rPr>
+      </w:r>
+      <w:r>
+        <w:rPr>
+          <w:b/>
+          <w:lang w:val="hi_IN" w:bidi="hi_IN"/>
+        </w:rPr>
         <w:t>"और कई एक"</w:t>
       </w:r>
       <w:r>
@@ -6048,6 +6908,21 @@
           <w:b/>
           <w:lang w:val="hi_IN" w:bidi="hi_IN"/>
         </w:rPr>
+        <w:t>οὐχ ἁγνῶς</w:t>
+      </w:r>
+    </w:p>
+    <w:p>
+      <w:pPr/>
+      <w:r>
+        <w:rPr>
+          <w:lang w:val="hi_IN" w:bidi="hi_IN"/>
+        </w:rPr>
+      </w:r>
+      <w:r>
+        <w:rPr>
+          <w:b/>
+          <w:lang w:val="hi_IN" w:bidi="hi_IN"/>
+        </w:rPr>
         <w:t>"सिधाई से नहीं"</w:t>
       </w:r>
     </w:p>
@@ -6111,6 +6986,21 @@
           <w:b/>
           <w:lang w:val="hi_IN" w:bidi="hi_IN"/>
         </w:rPr>
+        <w:t>τοῖς δεσμοῖς μου</w:t>
+      </w:r>
+    </w:p>
+    <w:p>
+      <w:pPr/>
+      <w:r>
+        <w:rPr>
+          <w:lang w:val="hi_IN" w:bidi="hi_IN"/>
+        </w:rPr>
+      </w:r>
+      <w:r>
+        <w:rPr>
+          <w:b/>
+          <w:lang w:val="hi_IN" w:bidi="hi_IN"/>
+        </w:rPr>
         <w:t>""</w:t>
       </w:r>
     </w:p>
@@ -6140,7 +7030,7 @@
         </w:rPr>
         <w:t xml:space="preserve"> का अनुवाद,\n</w:t>
       </w:r>
-      <w:hyperlink r:id="rId17">
+      <w:hyperlink r:id="rId19">
         <w:r>
           <w:rPr>
             <w:lang w:val="hi_IN" w:bidi="hi_IN"/>
@@ -6158,7 +7048,7 @@
         </w:rPr>
         <w:t xml:space="preserve"> और </w:t>
       </w:r>
-      <w:hyperlink r:id="rId19">
+      <w:hyperlink r:id="rId21">
         <w:r>
           <w:rPr>
             <w:lang w:val="hi_IN" w:bidi="hi_IN"/>
@@ -6243,6 +7133,21 @@
           <w:b/>
           <w:lang w:val="hi_IN" w:bidi="hi_IN"/>
         </w:rPr>
+        <w:t>οἰόμενοι θλῖψιν ἐγείρειν τοῖς δεσμοῖς μου</w:t>
+      </w:r>
+    </w:p>
+    <w:p>
+      <w:pPr/>
+      <w:r>
+        <w:rPr>
+          <w:lang w:val="hi_IN" w:bidi="hi_IN"/>
+        </w:rPr>
+      </w:r>
+      <w:r>
+        <w:rPr>
+          <w:b/>
+          <w:lang w:val="hi_IN" w:bidi="hi_IN"/>
+        </w:rPr>
         <w:t>"समझकर मेरी कैद में मेरे क्लेश उत्पन्न"</w:t>
       </w:r>
     </w:p>
@@ -6326,6 +7231,21 @@
           <w:b/>
           <w:lang w:val="hi_IN" w:bidi="hi_IN"/>
         </w:rPr>
+        <w:t>τί γάρ</w:t>
+      </w:r>
+    </w:p>
+    <w:p>
+      <w:pPr/>
+      <w:r>
+        <w:rPr>
+          <w:lang w:val="hi_IN" w:bidi="hi_IN"/>
+        </w:rPr>
+      </w:r>
+      <w:r>
+        <w:rPr>
+          <w:b/>
+          <w:lang w:val="hi_IN" w:bidi="hi_IN"/>
+        </w:rPr>
         <w:t>"तो क्या हुआ"</w:t>
       </w:r>
     </w:p>
@@ -6422,6 +7342,21 @@
           <w:b/>
           <w:lang w:val="hi_IN" w:bidi="hi_IN"/>
         </w:rPr>
+        <w:t>τί γάρ</w:t>
+      </w:r>
+    </w:p>
+    <w:p>
+      <w:pPr/>
+      <w:r>
+        <w:rPr>
+          <w:lang w:val="hi_IN" w:bidi="hi_IN"/>
+        </w:rPr>
+      </w:r>
+      <w:r>
+        <w:rPr>
+          <w:b/>
+          <w:lang w:val="hi_IN" w:bidi="hi_IN"/>
+        </w:rPr>
         <w:t>""</w:t>
       </w:r>
     </w:p>
@@ -6518,6 +7453,21 @@
           <w:b/>
           <w:lang w:val="hi_IN" w:bidi="hi_IN"/>
         </w:rPr>
+        <w:t>Χριστὸς καταγγέλλεται</w:t>
+      </w:r>
+    </w:p>
+    <w:p>
+      <w:pPr/>
+      <w:r>
+        <w:rPr>
+          <w:lang w:val="hi_IN" w:bidi="hi_IN"/>
+        </w:rPr>
+      </w:r>
+      <w:r>
+        <w:rPr>
+          <w:b/>
+          <w:lang w:val="hi_IN" w:bidi="hi_IN"/>
+        </w:rPr>
         <w:t>"मसीह"</w:t>
       </w:r>
       <w:r>
@@ -6614,6 +7564,21 @@
           <w:b/>
           <w:lang w:val="hi_IN" w:bidi="hi_IN"/>
         </w:rPr>
+        <w:t>τοῦτό</w:t>
+      </w:r>
+    </w:p>
+    <w:p>
+      <w:pPr/>
+      <w:r>
+        <w:rPr>
+          <w:lang w:val="hi_IN" w:bidi="hi_IN"/>
+        </w:rPr>
+      </w:r>
+      <w:r>
+        <w:rPr>
+          <w:b/>
+          <w:lang w:val="hi_IN" w:bidi="hi_IN"/>
+        </w:rPr>
         <w:t>"इसका"</w:t>
       </w:r>
     </w:p>
@@ -6710,6 +7675,21 @@
           <w:b/>
           <w:lang w:val="hi_IN" w:bidi="hi_IN"/>
         </w:rPr>
+        <w:t>οἶδα γὰρ ὅτι τοῦτό μοι ἀποβήσεται εἰς σωτηρίαν</w:t>
+      </w:r>
+    </w:p>
+    <w:p>
+      <w:pPr/>
+      <w:r>
+        <w:rPr>
+          <w:lang w:val="hi_IN" w:bidi="hi_IN"/>
+        </w:rPr>
+      </w:r>
+      <w:r>
+        <w:rPr>
+          <w:b/>
+          <w:lang w:val="hi_IN" w:bidi="hi_IN"/>
+        </w:rPr>
         <w:t>""</w:t>
       </w:r>
     </w:p>
@@ -6806,6 +7786,21 @@
           <w:b/>
           <w:lang w:val="hi_IN" w:bidi="hi_IN"/>
         </w:rPr>
+        <w:t>ἐπιχορηγίας τοῦ Πνεύματος Ἰησοῦ Χριστοῦ</w:t>
+      </w:r>
+    </w:p>
+    <w:p>
+      <w:pPr/>
+      <w:r>
+        <w:rPr>
+          <w:lang w:val="hi_IN" w:bidi="hi_IN"/>
+        </w:rPr>
+      </w:r>
+      <w:r>
+        <w:rPr>
+          <w:b/>
+          <w:lang w:val="hi_IN" w:bidi="hi_IN"/>
+        </w:rPr>
         <w:t>"यीशु मसीह की आत्मा के दान"</w:t>
       </w:r>
       <w:r>
@@ -6915,6 +7910,21 @@
           <w:b/>
           <w:lang w:val="hi_IN" w:bidi="hi_IN"/>
         </w:rPr>
+        <w:t>ἀποκαραδοκίαν καὶ ἐλπίδα</w:t>
+      </w:r>
+    </w:p>
+    <w:p>
+      <w:pPr/>
+      <w:r>
+        <w:rPr>
+          <w:lang w:val="hi_IN" w:bidi="hi_IN"/>
+        </w:rPr>
+      </w:r>
+      <w:r>
+        <w:rPr>
+          <w:b/>
+          <w:lang w:val="hi_IN" w:bidi="hi_IN"/>
+        </w:rPr>
         <w:t>""</w:t>
       </w:r>
     </w:p>
@@ -7024,6 +8034,21 @@
           <w:b/>
           <w:lang w:val="hi_IN" w:bidi="hi_IN"/>
         </w:rPr>
+        <w:t>κατὰ τὴν ἀποκαραδοκίαν καὶ ἐλπίδα μου</w:t>
+      </w:r>
+    </w:p>
+    <w:p>
+      <w:pPr/>
+      <w:r>
+        <w:rPr>
+          <w:lang w:val="hi_IN" w:bidi="hi_IN"/>
+        </w:rPr>
+      </w:r>
+      <w:r>
+        <w:rPr>
+          <w:b/>
+          <w:lang w:val="hi_IN" w:bidi="hi_IN"/>
+        </w:rPr>
         <w:t>""</w:t>
       </w:r>
     </w:p>
@@ -7113,6 +8138,21 @@
           <w:b/>
           <w:lang w:val="hi_IN" w:bidi="hi_IN"/>
         </w:rPr>
+        <w:t>ἐν τῷ σώματί μου</w:t>
+      </w:r>
+    </w:p>
+    <w:p>
+      <w:pPr/>
+      <w:r>
+        <w:rPr>
+          <w:lang w:val="hi_IN" w:bidi="hi_IN"/>
+        </w:rPr>
+      </w:r>
+      <w:r>
+        <w:rPr>
+          <w:b/>
+          <w:lang w:val="hi_IN" w:bidi="hi_IN"/>
+        </w:rPr>
         <w:t>""</w:t>
       </w:r>
     </w:p>
@@ -7155,7 +8195,7 @@
         </w:rPr>
         <w:t xml:space="preserve"> का सन्दर्भ इसलिए देता है कि उसके इस पार्थिव शरीर के द्वारा वह मृत्यु आने तक इस पृथ्वी पर परमेश्वर की सेवा करता रहेगा जिसका अधिक विस्तृत वर्णन वह \n</w:t>
       </w:r>
-      <w:hyperlink r:id="rId22">
+      <w:hyperlink r:id="rId24">
         <w:r>
           <w:rPr>
             <w:lang w:val="hi_IN" w:bidi="hi_IN"/>
@@ -7240,6 +8280,21 @@
           <w:b/>
           <w:lang w:val="hi_IN" w:bidi="hi_IN"/>
         </w:rPr>
+        <w:t>ἐν οὐδενὶ αἰσχυνθήσομαι, ἀλλ’</w:t>
+      </w:r>
+    </w:p>
+    <w:p>
+      <w:pPr/>
+      <w:r>
+        <w:rPr>
+          <w:lang w:val="hi_IN" w:bidi="hi_IN"/>
+        </w:rPr>
+      </w:r>
+      <w:r>
+        <w:rPr>
+          <w:b/>
+          <w:lang w:val="hi_IN" w:bidi="hi_IN"/>
+        </w:rPr>
         <w:t>"रखता हूँ"</w:t>
       </w:r>
       <w:r>
@@ -7362,6 +8417,21 @@
           <w:b/>
           <w:lang w:val="hi_IN" w:bidi="hi_IN"/>
         </w:rPr>
+        <w:t>ἐν πάσῃ παρρησίᾳ</w:t>
+      </w:r>
+    </w:p>
+    <w:p>
+      <w:pPr/>
+      <w:r>
+        <w:rPr>
+          <w:lang w:val="hi_IN" w:bidi="hi_IN"/>
+        </w:rPr>
+      </w:r>
+      <w:r>
+        <w:rPr>
+          <w:b/>
+          <w:lang w:val="hi_IN" w:bidi="hi_IN"/>
+        </w:rPr>
         <w:t>"किसी बात में"</w:t>
       </w:r>
       <w:r>
@@ -7471,6 +8541,21 @@
           <w:b/>
           <w:lang w:val="hi_IN" w:bidi="hi_IN"/>
         </w:rPr>
+        <w:t>εἴτε διὰ ζωῆς εἴτε διὰ θανάτου</w:t>
+      </w:r>
+    </w:p>
+    <w:p>
+      <w:pPr/>
+      <w:r>
+        <w:rPr>
+          <w:lang w:val="hi_IN" w:bidi="hi_IN"/>
+        </w:rPr>
+      </w:r>
+      <w:r>
+        <w:rPr>
+          <w:b/>
+          <w:lang w:val="hi_IN" w:bidi="hi_IN"/>
+        </w:rPr>
         <w:t>""</w:t>
       </w:r>
     </w:p>
@@ -7560,6 +8645,21 @@
           <w:b/>
           <w:lang w:val="hi_IN" w:bidi="hi_IN"/>
         </w:rPr>
+        <w:t>κέρδος</w:t>
+      </w:r>
+    </w:p>
+    <w:p>
+      <w:pPr/>
+      <w:r>
+        <w:rPr>
+          <w:lang w:val="hi_IN" w:bidi="hi_IN"/>
+        </w:rPr>
+      </w:r>
+      <w:r>
+        <w:rPr>
+          <w:b/>
+          <w:lang w:val="hi_IN" w:bidi="hi_IN"/>
+        </w:rPr>
         <w:t>""</w:t>
       </w:r>
     </w:p>
@@ -7656,6 +8756,21 @@
           <w:b/>
           <w:lang w:val="hi_IN" w:bidi="hi_IN"/>
         </w:rPr>
+        <w:t>ἐν σαρκί</w:t>
+      </w:r>
+    </w:p>
+    <w:p>
+      <w:pPr/>
+      <w:r>
+        <w:rPr>
+          <w:lang w:val="hi_IN" w:bidi="hi_IN"/>
+        </w:rPr>
+      </w:r>
+      <w:r>
+        <w:rPr>
+          <w:b/>
+          <w:lang w:val="hi_IN" w:bidi="hi_IN"/>
+        </w:rPr>
         <w:t>""</w:t>
       </w:r>
     </w:p>
@@ -7765,6 +8880,21 @@
           <w:b/>
           <w:lang w:val="hi_IN" w:bidi="hi_IN"/>
         </w:rPr>
+        <w:t>τοῦτό μοι καρπὸς ἔργου</w:t>
+      </w:r>
+    </w:p>
+    <w:p>
+      <w:pPr/>
+      <w:r>
+        <w:rPr>
+          <w:lang w:val="hi_IN" w:bidi="hi_IN"/>
+        </w:rPr>
+      </w:r>
+      <w:r>
+        <w:rPr>
+          <w:b/>
+          <w:lang w:val="hi_IN" w:bidi="hi_IN"/>
+        </w:rPr>
         <w:t>""</w:t>
       </w:r>
     </w:p>
@@ -7861,6 +8991,21 @@
           <w:b/>
           <w:lang w:val="hi_IN" w:bidi="hi_IN"/>
         </w:rPr>
+        <w:t>τοῦτό μοι καρπὸς ἔργου</w:t>
+      </w:r>
+    </w:p>
+    <w:p>
+      <w:pPr/>
+      <w:r>
+        <w:rPr>
+          <w:lang w:val="hi_IN" w:bidi="hi_IN"/>
+        </w:rPr>
+      </w:r>
+      <w:r>
+        <w:rPr>
+          <w:b/>
+          <w:lang w:val="hi_IN" w:bidi="hi_IN"/>
+        </w:rPr>
         <w:t>"मेरे काम के लिये लाभदायक है"</w:t>
       </w:r>
     </w:p>
@@ -7957,6 +9102,21 @@
           <w:b/>
           <w:lang w:val="hi_IN" w:bidi="hi_IN"/>
         </w:rPr>
+        <w:t>συνέχομαι δὲ ἐκ τῶν δύο</w:t>
+      </w:r>
+    </w:p>
+    <w:p>
+      <w:pPr/>
+      <w:r>
+        <w:rPr>
+          <w:lang w:val="hi_IN" w:bidi="hi_IN"/>
+        </w:rPr>
+      </w:r>
+      <w:r>
+        <w:rPr>
+          <w:b/>
+          <w:lang w:val="hi_IN" w:bidi="hi_IN"/>
+        </w:rPr>
         <w:t>""</w:t>
       </w:r>
     </w:p>
@@ -8053,6 +9213,21 @@
           <w:b/>
           <w:lang w:val="hi_IN" w:bidi="hi_IN"/>
         </w:rPr>
+        <w:t>συνέχομαι</w:t>
+      </w:r>
+    </w:p>
+    <w:p>
+      <w:pPr/>
+      <w:r>
+        <w:rPr>
+          <w:lang w:val="hi_IN" w:bidi="hi_IN"/>
+        </w:rPr>
+      </w:r>
+      <w:r>
+        <w:rPr>
+          <w:b/>
+          <w:lang w:val="hi_IN" w:bidi="hi_IN"/>
+        </w:rPr>
         <w:t>"मैं"</w:t>
       </w:r>
       <w:r>
@@ -8162,6 +9337,21 @@
           <w:b/>
           <w:lang w:val="hi_IN" w:bidi="hi_IN"/>
         </w:rPr>
+        <w:t>τῶν δύο</w:t>
+      </w:r>
+    </w:p>
+    <w:p>
+      <w:pPr/>
+      <w:r>
+        <w:rPr>
+          <w:lang w:val="hi_IN" w:bidi="hi_IN"/>
+        </w:rPr>
+      </w:r>
+      <w:r>
+        <w:rPr>
+          <w:b/>
+          <w:lang w:val="hi_IN" w:bidi="hi_IN"/>
+        </w:rPr>
         <w:t>"दोनों"</w:t>
       </w:r>
     </w:p>
@@ -8271,6 +9461,21 @@
           <w:b/>
           <w:lang w:val="hi_IN" w:bidi="hi_IN"/>
         </w:rPr>
+        <w:t>τὴν ἐπιθυμίαν ἔχων</w:t>
+      </w:r>
+    </w:p>
+    <w:p>
+      <w:pPr/>
+      <w:r>
+        <w:rPr>
+          <w:lang w:val="hi_IN" w:bidi="hi_IN"/>
+        </w:rPr>
+      </w:r>
+      <w:r>
+        <w:rPr>
+          <w:b/>
+          <w:lang w:val="hi_IN" w:bidi="hi_IN"/>
+        </w:rPr>
         <w:t>"जी तो चाहता है"</w:t>
       </w:r>
     </w:p>
@@ -8354,6 +9559,21 @@
           <w:b/>
           <w:lang w:val="hi_IN" w:bidi="hi_IN"/>
         </w:rPr>
+        <w:t>ἀναλῦσαι</w:t>
+      </w:r>
+    </w:p>
+    <w:p>
+      <w:pPr/>
+      <w:r>
+        <w:rPr>
+          <w:lang w:val="hi_IN" w:bidi="hi_IN"/>
+        </w:rPr>
+      </w:r>
+      <w:r>
+        <w:rPr>
+          <w:b/>
+          <w:lang w:val="hi_IN" w:bidi="hi_IN"/>
+        </w:rPr>
         <w:t>""</w:t>
       </w:r>
     </w:p>
@@ -8463,6 +9683,21 @@
           <w:b/>
           <w:lang w:val="hi_IN" w:bidi="hi_IN"/>
         </w:rPr>
+        <w:t>τὸ δὲ ἐπιμένειν ἐν τῇ σαρκὶ</w:t>
+      </w:r>
+    </w:p>
+    <w:p>
+      <w:pPr/>
+      <w:r>
+        <w:rPr>
+          <w:lang w:val="hi_IN" w:bidi="hi_IN"/>
+        </w:rPr>
+      </w:r>
+      <w:r>
+        <w:rPr>
+          <w:b/>
+          <w:lang w:val="hi_IN" w:bidi="hi_IN"/>
+        </w:rPr>
         <w:t>"परन्तु शरीर में रहना"</w:t>
       </w:r>
     </w:p>
@@ -8505,7 +9740,7 @@
         </w:rPr>
         <w:t xml:space="preserve"> का अनुवाद </w:t>
       </w:r>
-      <w:hyperlink r:id="rId23">
+      <w:hyperlink r:id="rId25">
         <w:r>
           <w:rPr>
             <w:lang w:val="hi_IN" w:bidi="hi_IN"/>
@@ -8590,6 +9825,21 @@
           <w:b/>
           <w:lang w:val="hi_IN" w:bidi="hi_IN"/>
         </w:rPr>
+        <w:t>ἀναγκαιότερον</w:t>
+      </w:r>
+    </w:p>
+    <w:p>
+      <w:pPr/>
+      <w:r>
+        <w:rPr>
+          <w:lang w:val="hi_IN" w:bidi="hi_IN"/>
+        </w:rPr>
+      </w:r>
+      <w:r>
+        <w:rPr>
+          <w:b/>
+          <w:lang w:val="hi_IN" w:bidi="hi_IN"/>
+        </w:rPr>
         <w:t>"और भी आवश्यक"</w:t>
       </w:r>
     </w:p>
@@ -8715,7 +9965,7 @@
         </w:rPr>
         <w:t xml:space="preserve"> का अनुवाद </w:t>
       </w:r>
-      <w:hyperlink r:id="rId16">
+      <w:hyperlink r:id="rId18">
         <w:r>
           <w:rPr>
             <w:lang w:val="hi_IN" w:bidi="hi_IN"/>
@@ -8780,6 +10030,21 @@
           <w:b/>
           <w:lang w:val="hi_IN" w:bidi="hi_IN"/>
         </w:rPr>
+        <w:t>καὶ τοῦτο πεποιθὼς</w:t>
+      </w:r>
+    </w:p>
+    <w:p>
+      <w:pPr/>
+      <w:r>
+        <w:rPr>
+          <w:lang w:val="hi_IN" w:bidi="hi_IN"/>
+        </w:rPr>
+      </w:r>
+      <w:r>
+        <w:rPr>
+          <w:b/>
+          <w:lang w:val="hi_IN" w:bidi="hi_IN"/>
+        </w:rPr>
         <w:t>""</w:t>
       </w:r>
     </w:p>
@@ -8809,7 +10074,7 @@
         </w:rPr>
         <w:t xml:space="preserve"> पद </w:t>
       </w:r>
-      <w:hyperlink r:id="rId24">
+      <w:hyperlink r:id="rId26">
         <w:r>
           <w:rPr>
             <w:lang w:val="hi_IN" w:bidi="hi_IN"/>
@@ -8887,6 +10152,21 @@
           <w:b/>
           <w:lang w:val="hi_IN" w:bidi="hi_IN"/>
         </w:rPr>
+        <w:t>τοῦτο πεποιθὼς</w:t>
+      </w:r>
+    </w:p>
+    <w:p>
+      <w:pPr/>
+      <w:r>
+        <w:rPr>
+          <w:lang w:val="hi_IN" w:bidi="hi_IN"/>
+        </w:rPr>
+      </w:r>
+      <w:r>
+        <w:rPr>
+          <w:b/>
+          <w:lang w:val="hi_IN" w:bidi="hi_IN"/>
+        </w:rPr>
         <w:t>"इसलिए"</w:t>
       </w:r>
       <w:r>
@@ -8983,6 +10263,21 @@
           <w:b/>
           <w:lang w:val="hi_IN" w:bidi="hi_IN"/>
         </w:rPr>
+        <w:t>μενῶ</w:t>
+      </w:r>
+    </w:p>
+    <w:p>
+      <w:pPr/>
+      <w:r>
+        <w:rPr>
+          <w:lang w:val="hi_IN" w:bidi="hi_IN"/>
+        </w:rPr>
+      </w:r>
+      <w:r>
+        <w:rPr>
+          <w:b/>
+          <w:lang w:val="hi_IN" w:bidi="hi_IN"/>
+        </w:rPr>
         <w:t>""</w:t>
       </w:r>
     </w:p>
@@ -9012,7 +10307,7 @@
         </w:rPr>
         <w:t xml:space="preserve"> अर्थात इस पृथ्वी पर शरीर में विद्यमान रहूँगा जिसकी तुलना मर कर पृथ्वी से कूच करके मसीह के साथ होने से है| देखें कि आपने \n</w:t>
       </w:r>
-      <w:hyperlink r:id="rId24">
+      <w:hyperlink r:id="rId26">
         <w:r>
           <w:rPr>
             <w:lang w:val="hi_IN" w:bidi="hi_IN"/>
@@ -9090,6 +10385,21 @@
           <w:b/>
           <w:lang w:val="hi_IN" w:bidi="hi_IN"/>
         </w:rPr>
+        <w:t>μενῶ καὶ παραμενῶ</w:t>
+      </w:r>
+    </w:p>
+    <w:p>
+      <w:pPr/>
+      <w:r>
+        <w:rPr>
+          <w:lang w:val="hi_IN" w:bidi="hi_IN"/>
+        </w:rPr>
+      </w:r>
+      <w:r>
+        <w:rPr>
+          <w:b/>
+          <w:lang w:val="hi_IN" w:bidi="hi_IN"/>
+        </w:rPr>
         <w:t>"मैं जीवित रहूँगा, वरन्"</w:t>
       </w:r>
       <w:r>
@@ -9228,7 +10538,7 @@
         </w:rPr>
         <w:t xml:space="preserve"> का अनुवाद </w:t>
       </w:r>
-      <w:hyperlink r:id="rId14">
+      <w:hyperlink r:id="rId16">
         <w:r>
           <w:rPr>
             <w:lang w:val="hi_IN" w:bidi="hi_IN"/>
@@ -9313,6 +10623,21 @@
           <w:b/>
           <w:lang w:val="hi_IN" w:bidi="hi_IN"/>
         </w:rPr>
+        <w:t>εἰς τὴν ὑμῶν προκοπὴν καὶ χαρὰν</w:t>
+      </w:r>
+    </w:p>
+    <w:p>
+      <w:pPr/>
+      <w:r>
+        <w:rPr>
+          <w:lang w:val="hi_IN" w:bidi="hi_IN"/>
+        </w:rPr>
+      </w:r>
+      <w:r>
+        <w:rPr>
+          <w:b/>
+          <w:lang w:val="hi_IN" w:bidi="hi_IN"/>
+        </w:rPr>
         <w:t>"के"</w:t>
       </w:r>
       <w:r>
@@ -9448,6 +10773,21 @@
           <w:b/>
           <w:lang w:val="hi_IN" w:bidi="hi_IN"/>
         </w:rPr>
+        <w:t>εἰς τὴν ὑμῶν προκοπὴν καὶ χαρὰν</w:t>
+      </w:r>
+    </w:p>
+    <w:p>
+      <w:pPr/>
+      <w:r>
+        <w:rPr>
+          <w:lang w:val="hi_IN" w:bidi="hi_IN"/>
+        </w:rPr>
+      </w:r>
+      <w:r>
+        <w:rPr>
+          <w:b/>
+          <w:lang w:val="hi_IN" w:bidi="hi_IN"/>
+        </w:rPr>
         <w:t>"के"</w:t>
       </w:r>
       <w:r>
@@ -9638,7 +10978,7 @@
         </w:rPr>
         <w:t xml:space="preserve"> शब्द का अनुवाद </w:t>
       </w:r>
-      <w:hyperlink r:id="rId16">
+      <w:hyperlink r:id="rId18">
         <w:r>
           <w:rPr>
             <w:lang w:val="hi_IN" w:bidi="hi_IN"/>
@@ -9703,6 +11043,21 @@
           <w:b/>
           <w:lang w:val="hi_IN" w:bidi="hi_IN"/>
         </w:rPr>
+        <w:t>τῆς πίστεως</w:t>
+      </w:r>
+    </w:p>
+    <w:p>
+      <w:pPr/>
+      <w:r>
+        <w:rPr>
+          <w:lang w:val="hi_IN" w:bidi="hi_IN"/>
+        </w:rPr>
+      </w:r>
+      <w:r>
+        <w:rPr>
+          <w:b/>
+          <w:lang w:val="hi_IN" w:bidi="hi_IN"/>
+        </w:rPr>
         <w:t>"विश्वास"</w:t>
       </w:r>
       <w:r>
@@ -9812,6 +11167,21 @@
           <w:b/>
           <w:lang w:val="hi_IN" w:bidi="hi_IN"/>
         </w:rPr>
+        <w:t>ἵνα</w:t>
+      </w:r>
+    </w:p>
+    <w:p>
+      <w:pPr/>
+      <w:r>
+        <w:rPr>
+          <w:lang w:val="hi_IN" w:bidi="hi_IN"/>
+        </w:rPr>
+      </w:r>
+      <w:r>
+        <w:rPr>
+          <w:b/>
+          <w:lang w:val="hi_IN" w:bidi="hi_IN"/>
+        </w:rPr>
         <w:t>"वह"</w:t>
       </w:r>
     </w:p>
@@ -9841,7 +11211,7 @@
         </w:rPr>
         <w:t xml:space="preserve"> से संकेत मिलता है कि उत्तरोक्ति पूर्वोक्ति का उद्देश्य है| पौलुस के जीवित रहने का उद्देश्य- </w:t>
       </w:r>
-      <w:hyperlink r:id="rId25">
+      <w:hyperlink r:id="rId27">
         <w:r>
           <w:rPr>
             <w:lang w:val="hi_IN" w:bidi="hi_IN"/>
@@ -9926,6 +11296,21 @@
           <w:b/>
           <w:lang w:val="hi_IN" w:bidi="hi_IN"/>
         </w:rPr>
+        <w:t>καύχημα &amp; ἐν</w:t>
+      </w:r>
+    </w:p>
+    <w:p>
+      <w:pPr/>
+      <w:r>
+        <w:rPr>
+          <w:lang w:val="hi_IN" w:bidi="hi_IN"/>
+        </w:rPr>
+      </w:r>
+      <w:r>
+        <w:rPr>
+          <w:b/>
+          <w:lang w:val="hi_IN" w:bidi="hi_IN"/>
+        </w:rPr>
         <w:t>"घमण्ड"</w:t>
       </w:r>
       <w:r>
@@ -10035,6 +11420,21 @@
           <w:b/>
           <w:lang w:val="hi_IN" w:bidi="hi_IN"/>
         </w:rPr>
+        <w:t>παρουσίας</w:t>
+      </w:r>
+    </w:p>
+    <w:p>
+      <w:pPr/>
+      <w:r>
+        <w:rPr>
+          <w:lang w:val="hi_IN" w:bidi="hi_IN"/>
+        </w:rPr>
+      </w:r>
+      <w:r>
+        <w:rPr>
+          <w:b/>
+          <w:lang w:val="hi_IN" w:bidi="hi_IN"/>
+        </w:rPr>
         <w:t>"आने"</w:t>
       </w:r>
     </w:p>
@@ -10064,7 +11464,7 @@
         </w:rPr>
         <w:t xml:space="preserve"> शब्द फिलिप्पी के विश्वासियों के दृष्टिकोण से है| हो सकता है कि आपकी भाषा में पौलुस के दृष्टिकोण से उसकी यात्रा को व्यक्त करना अधिक व्यावहारिक होगा| अतः ""जाना"" जैसे शब्द का उपयोग करें| यहाँ और पद </w:t>
       </w:r>
-      <w:hyperlink r:id="rId26">
+      <w:hyperlink r:id="rId28">
         <w:r>
           <w:rPr>
             <w:lang w:val="hi_IN" w:bidi="hi_IN"/>
@@ -10149,6 +11549,21 @@
           <w:b/>
           <w:lang w:val="hi_IN" w:bidi="hi_IN"/>
         </w:rPr>
+        <w:t>διὰ τῆς ἐμῆς παρουσίας</w:t>
+      </w:r>
+    </w:p>
+    <w:p>
+      <w:pPr/>
+      <w:r>
+        <w:rPr>
+          <w:lang w:val="hi_IN" w:bidi="hi_IN"/>
+        </w:rPr>
+      </w:r>
+      <w:r>
+        <w:rPr>
+          <w:b/>
+          <w:lang w:val="hi_IN" w:bidi="hi_IN"/>
+        </w:rPr>
         <w:t>"मेरे"</w:t>
       </w:r>
       <w:r>
@@ -10284,6 +11699,21 @@
           <w:b/>
           <w:lang w:val="hi_IN" w:bidi="hi_IN"/>
         </w:rPr>
+        <w:t>ἐλθὼν</w:t>
+      </w:r>
+    </w:p>
+    <w:p>
+      <w:pPr/>
+      <w:r>
+        <w:rPr>
+          <w:lang w:val="hi_IN" w:bidi="hi_IN"/>
+        </w:rPr>
+      </w:r>
+      <w:r>
+        <w:rPr>
+          <w:b/>
+          <w:lang w:val="hi_IN" w:bidi="hi_IN"/>
+        </w:rPr>
         <w:t>"तुम्हें"</w:t>
       </w:r>
     </w:p>
@@ -10326,7 +11756,7 @@
         </w:rPr>
         <w:t xml:space="preserve"> शब्द का सन्दर्भ फिलिप्पी के विश्वासियों के निवास स्थान में पौलुस का यात्रा करके पहुँचने और उनसे भेंट करने से है| देखें कि आपने इस शब्द के रूप का अनुवाद पिछले पद </w:t>
       </w:r>
-      <w:hyperlink r:id="rId27">
+      <w:hyperlink r:id="rId29">
         <w:r>
           <w:rPr>
             <w:lang w:val="hi_IN" w:bidi="hi_IN"/>
@@ -10411,6 +11841,21 @@
           <w:b/>
           <w:lang w:val="hi_IN" w:bidi="hi_IN"/>
         </w:rPr>
+        <w:t>ἀξίως τοῦ εὐαγγελίου τοῦ Χριστοῦ πολιτεύεσθε</w:t>
+      </w:r>
+    </w:p>
+    <w:p>
+      <w:pPr/>
+      <w:r>
+        <w:rPr>
+          <w:lang w:val="hi_IN" w:bidi="hi_IN"/>
+        </w:rPr>
+      </w:r>
+      <w:r>
+        <w:rPr>
+          <w:b/>
+          <w:lang w:val="hi_IN" w:bidi="hi_IN"/>
+        </w:rPr>
         <w:t>"मसीह के सुसमाचार के योग्य"</w:t>
       </w:r>
     </w:p>
@@ -10494,6 +11939,21 @@
           <w:b/>
           <w:lang w:val="hi_IN" w:bidi="hi_IN"/>
         </w:rPr>
+        <w:t>στήκετε</w:t>
+      </w:r>
+    </w:p>
+    <w:p>
+      <w:pPr/>
+      <w:r>
+        <w:rPr>
+          <w:lang w:val="hi_IN" w:bidi="hi_IN"/>
+        </w:rPr>
+      </w:r>
+      <w:r>
+        <w:rPr>
+          <w:b/>
+          <w:lang w:val="hi_IN" w:bidi="hi_IN"/>
+        </w:rPr>
         <w:t>"हो"</w:t>
       </w:r>
     </w:p>
@@ -10590,6 +12050,21 @@
           <w:b/>
           <w:lang w:val="hi_IN" w:bidi="hi_IN"/>
         </w:rPr>
+        <w:t>ἐν ἑνὶ πνεύματι, μιᾷ ψυχῇ</w:t>
+      </w:r>
+    </w:p>
+    <w:p>
+      <w:pPr/>
+      <w:r>
+        <w:rPr>
+          <w:lang w:val="hi_IN" w:bidi="hi_IN"/>
+        </w:rPr>
+      </w:r>
+      <w:r>
+        <w:rPr>
+          <w:b/>
+          <w:lang w:val="hi_IN" w:bidi="hi_IN"/>
+        </w:rPr>
         <w:t>"करो कि"</w:t>
       </w:r>
       <w:r>
@@ -10725,6 +12200,21 @@
           <w:b/>
           <w:lang w:val="hi_IN" w:bidi="hi_IN"/>
         </w:rPr>
+        <w:t>ἐν ἑνὶ πνεύματι, μιᾷ ψυχῇ</w:t>
+      </w:r>
+    </w:p>
+    <w:p>
+      <w:pPr/>
+      <w:r>
+        <w:rPr>
+          <w:lang w:val="hi_IN" w:bidi="hi_IN"/>
+        </w:rPr>
+      </w:r>
+      <w:r>
+        <w:rPr>
+          <w:b/>
+          <w:lang w:val="hi_IN" w:bidi="hi_IN"/>
+        </w:rPr>
         <w:t>"करो कि"</w:t>
       </w:r>
       <w:r>
@@ -10860,6 +12350,21 @@
           <w:b/>
           <w:lang w:val="hi_IN" w:bidi="hi_IN"/>
         </w:rPr>
+        <w:t>συναθλοῦντες</w:t>
+      </w:r>
+    </w:p>
+    <w:p>
+      <w:pPr/>
+      <w:r>
+        <w:rPr>
+          <w:lang w:val="hi_IN" w:bidi="hi_IN"/>
+        </w:rPr>
+      </w:r>
+      <w:r>
+        <w:rPr>
+          <w:b/>
+          <w:lang w:val="hi_IN" w:bidi="hi_IN"/>
+        </w:rPr>
         <w:t>""</w:t>
       </w:r>
     </w:p>
@@ -10923,6 +12428,21 @@
           <w:b/>
           <w:lang w:val="hi_IN" w:bidi="hi_IN"/>
         </w:rPr>
+        <w:t>τῇ πίστει τοῦ εὐαγγελίου</w:t>
+      </w:r>
+    </w:p>
+    <w:p>
+      <w:pPr/>
+      <w:r>
+        <w:rPr>
+          <w:lang w:val="hi_IN" w:bidi="hi_IN"/>
+        </w:rPr>
+      </w:r>
+      <w:r>
+        <w:rPr>
+          <w:b/>
+          <w:lang w:val="hi_IN" w:bidi="hi_IN"/>
+        </w:rPr>
         <w:t>""</w:t>
       </w:r>
     </w:p>
@@ -11012,6 +12532,21 @@
           <w:b/>
           <w:lang w:val="hi_IN" w:bidi="hi_IN"/>
         </w:rPr>
+        <w:t>τῶν ἀντικειμένων</w:t>
+      </w:r>
+    </w:p>
+    <w:p>
+      <w:pPr/>
+      <w:r>
+        <w:rPr>
+          <w:lang w:val="hi_IN" w:bidi="hi_IN"/>
+        </w:rPr>
+      </w:r>
+      <w:r>
+        <w:rPr>
+          <w:b/>
+          <w:lang w:val="hi_IN" w:bidi="hi_IN"/>
+        </w:rPr>
         <w:t>"विरोधियों"</w:t>
       </w:r>
     </w:p>
@@ -11108,6 +12643,21 @@
           <w:b/>
           <w:lang w:val="hi_IN" w:bidi="hi_IN"/>
         </w:rPr>
+        <w:t>ἥτις ἐστὶν αὐτοῖς ἔνδειξις</w:t>
+      </w:r>
+    </w:p>
+    <w:p>
+      <w:pPr/>
+      <w:r>
+        <w:rPr>
+          <w:lang w:val="hi_IN" w:bidi="hi_IN"/>
+        </w:rPr>
+      </w:r>
+      <w:r>
+        <w:rPr>
+          <w:b/>
+          <w:lang w:val="hi_IN" w:bidi="hi_IN"/>
+        </w:rPr>
         <w:t>""</w:t>
       </w:r>
     </w:p>
@@ -11197,6 +12747,21 @@
           <w:b/>
           <w:lang w:val="hi_IN" w:bidi="hi_IN"/>
         </w:rPr>
+        <w:t>ἀπωλείας</w:t>
+      </w:r>
+    </w:p>
+    <w:p>
+      <w:pPr/>
+      <w:r>
+        <w:rPr>
+          <w:lang w:val="hi_IN" w:bidi="hi_IN"/>
+        </w:rPr>
+      </w:r>
+      <w:r>
+        <w:rPr>
+          <w:b/>
+          <w:lang w:val="hi_IN" w:bidi="hi_IN"/>
+        </w:rPr>
         <w:t>"विनाश का"</w:t>
       </w:r>
     </w:p>
@@ -11293,6 +12858,21 @@
           <w:b/>
           <w:lang w:val="hi_IN" w:bidi="hi_IN"/>
         </w:rPr>
+        <w:t>ὑμῶν δὲ σωτηρίας</w:t>
+      </w:r>
+    </w:p>
+    <w:p>
+      <w:pPr/>
+      <w:r>
+        <w:rPr>
+          <w:lang w:val="hi_IN" w:bidi="hi_IN"/>
+        </w:rPr>
+      </w:r>
+      <w:r>
+        <w:rPr>
+          <w:b/>
+          <w:lang w:val="hi_IN" w:bidi="hi_IN"/>
+        </w:rPr>
         <w:t>"उद्धार का"</w:t>
       </w:r>
     </w:p>
@@ -11389,6 +12969,21 @@
           <w:b/>
           <w:lang w:val="hi_IN" w:bidi="hi_IN"/>
         </w:rPr>
+        <w:t>τοῦτο ἀπὸ Θεοῦ</w:t>
+      </w:r>
+    </w:p>
+    <w:p>
+      <w:pPr/>
+      <w:r>
+        <w:rPr>
+          <w:lang w:val="hi_IN" w:bidi="hi_IN"/>
+        </w:rPr>
+      </w:r>
+      <w:r>
+        <w:rPr>
+          <w:b/>
+          <w:lang w:val="hi_IN" w:bidi="hi_IN"/>
+        </w:rPr>
         <w:t>""</w:t>
       </w:r>
     </w:p>
@@ -11478,6 +13073,21 @@
           <w:b/>
           <w:lang w:val="hi_IN" w:bidi="hi_IN"/>
         </w:rPr>
+        <w:t>ὑμῖν ἐχαρίσθη τὸ</w:t>
+      </w:r>
+    </w:p>
+    <w:p>
+      <w:pPr/>
+      <w:r>
+        <w:rPr>
+          <w:lang w:val="hi_IN" w:bidi="hi_IN"/>
+        </w:rPr>
+      </w:r>
+      <w:r>
+        <w:rPr>
+          <w:b/>
+          <w:lang w:val="hi_IN" w:bidi="hi_IN"/>
+        </w:rPr>
         <w:t>"तुम अनुग्रह हुआ"</w:t>
       </w:r>
     </w:p>
@@ -11561,6 +13171,21 @@
           <w:b/>
           <w:lang w:val="hi_IN" w:bidi="hi_IN"/>
         </w:rPr>
+        <w:t>τὸν αὐτὸν ἀγῶνα ἔχοντες</w:t>
+      </w:r>
+    </w:p>
+    <w:p>
+      <w:pPr/>
+      <w:r>
+        <w:rPr>
+          <w:lang w:val="hi_IN" w:bidi="hi_IN"/>
+        </w:rPr>
+      </w:r>
+      <w:r>
+        <w:rPr>
+          <w:b/>
+          <w:lang w:val="hi_IN" w:bidi="hi_IN"/>
+        </w:rPr>
         <w:t>""</w:t>
       </w:r>
     </w:p>
@@ -11637,6 +13262,21 @@
           <w:b/>
           <w:lang w:val="hi_IN" w:bidi="hi_IN"/>
         </w:rPr>
+        <w:t>τὸν αὐτὸν ἀγῶνα ἔχοντες, οἷον εἴδετε ἐν ἐμοὶ</w:t>
+      </w:r>
+    </w:p>
+    <w:p>
+      <w:pPr/>
+      <w:r>
+        <w:rPr>
+          <w:lang w:val="hi_IN" w:bidi="hi_IN"/>
+        </w:rPr>
+      </w:r>
+      <w:r>
+        <w:rPr>
+          <w:b/>
+          <w:lang w:val="hi_IN" w:bidi="hi_IN"/>
+        </w:rPr>
         <w:t>"तुम्हें वैसा ही परिश्रम करना है, जैसा तुम ने मुझे देखा है,"</w:t>
       </w:r>
       <w:r>
@@ -11746,6 +13386,21 @@
           <w:b/>
           <w:lang w:val="hi_IN" w:bidi="hi_IN"/>
         </w:rPr>
+        <w:t>εἴδετε ἐν ἐμοὶ, καὶ νῦν ἀκούετε ἐν ἐμοί</w:t>
+      </w:r>
+    </w:p>
+    <w:p>
+      <w:pPr/>
+      <w:r>
+        <w:rPr>
+          <w:lang w:val="hi_IN" w:bidi="hi_IN"/>
+        </w:rPr>
+      </w:r>
+      <w:r>
+        <w:rPr>
+          <w:b/>
+          <w:lang w:val="hi_IN" w:bidi="hi_IN"/>
+        </w:rPr>
         <w:t>"और तुम्हें"</w:t>
       </w:r>
       <w:r>
@@ -11855,6 +13510,21 @@
           <w:b/>
           <w:lang w:val="hi_IN" w:bidi="hi_IN"/>
         </w:rPr>
+        <w:t>οὖν</w:t>
+      </w:r>
+    </w:p>
+    <w:p>
+      <w:pPr/>
+      <w:r>
+        <w:rPr>
+          <w:lang w:val="hi_IN" w:bidi="hi_IN"/>
+        </w:rPr>
+      </w:r>
+      <w:r>
+        <w:rPr>
+          <w:b/>
+          <w:lang w:val="hi_IN" w:bidi="hi_IN"/>
+        </w:rPr>
         <w:t>"अतः"</w:t>
       </w:r>
     </w:p>
@@ -11951,6 +13621,21 @@
           <w:b/>
           <w:lang w:val="hi_IN" w:bidi="hi_IN"/>
         </w:rPr>
+        <w:t>εἴ τις &amp; παράκλησις ἐν Χριστῷ, εἴ τι παραμύθιον ἀγάπης, εἴ τις κοινωνία Πνεύματος, εἴ τις σπλάγχνα καὶ οἰκτιρμοί</w:t>
+      </w:r>
+    </w:p>
+    <w:p>
+      <w:pPr/>
+      <w:r>
+        <w:rPr>
+          <w:lang w:val="hi_IN" w:bidi="hi_IN"/>
+        </w:rPr>
+      </w:r>
+      <w:r>
+        <w:rPr>
+          <w:b/>
+          <w:lang w:val="hi_IN" w:bidi="hi_IN"/>
+        </w:rPr>
         <w:t>""</w:t>
       </w:r>
     </w:p>
@@ -12040,6 +13725,21 @@
           <w:b/>
           <w:lang w:val="hi_IN" w:bidi="hi_IN"/>
         </w:rPr>
+        <w:t>εἴ τι παραμύθιον ἀγάπης, εἴ τις κοινωνία Πνεύματος, εἴ τις σπλάγχνα καὶ οἰκτιρμοί</w:t>
+      </w:r>
+    </w:p>
+    <w:p>
+      <w:pPr/>
+      <w:r>
+        <w:rPr>
+          <w:lang w:val="hi_IN" w:bidi="hi_IN"/>
+        </w:rPr>
+      </w:r>
+      <w:r>
+        <w:rPr>
+          <w:b/>
+          <w:lang w:val="hi_IN" w:bidi="hi_IN"/>
+        </w:rPr>
         <w:t>"और प्रेम से ढाढ़स और आत्मा की सहभागिता, और कुछ करुणा और दया"</w:t>
       </w:r>
     </w:p>
@@ -12136,6 +13836,21 @@
           <w:b/>
           <w:lang w:val="hi_IN" w:bidi="hi_IN"/>
         </w:rPr>
+        <w:t>εἴ τις &amp; παράκλησις ἐν Χριστῷ</w:t>
+      </w:r>
+    </w:p>
+    <w:p>
+      <w:pPr/>
+      <w:r>
+        <w:rPr>
+          <w:lang w:val="hi_IN" w:bidi="hi_IN"/>
+        </w:rPr>
+      </w:r>
+      <w:r>
+        <w:rPr>
+          <w:b/>
+          <w:lang w:val="hi_IN" w:bidi="hi_IN"/>
+        </w:rPr>
         <w:t>""</w:t>
       </w:r>
     </w:p>
@@ -12212,6 +13927,21 @@
           <w:b/>
           <w:lang w:val="hi_IN" w:bidi="hi_IN"/>
         </w:rPr>
+        <w:t>εἴ τις &amp; παράκλησις ἐν Χριστῷ</w:t>
+      </w:r>
+    </w:p>
+    <w:p>
+      <w:pPr/>
+      <w:r>
+        <w:rPr>
+          <w:lang w:val="hi_IN" w:bidi="hi_IN"/>
+        </w:rPr>
+      </w:r>
+      <w:r>
+        <w:rPr>
+          <w:b/>
+          <w:lang w:val="hi_IN" w:bidi="hi_IN"/>
+        </w:rPr>
         <w:t>"यदि मसीह में कुछ प्रोत्साहन"</w:t>
       </w:r>
     </w:p>
@@ -12288,6 +14018,21 @@
           <w:b/>
           <w:lang w:val="hi_IN" w:bidi="hi_IN"/>
         </w:rPr>
+        <w:t>εἴ τις &amp; παράκλησις ἐν Χριστῷ</w:t>
+      </w:r>
+    </w:p>
+    <w:p>
+      <w:pPr/>
+      <w:r>
+        <w:rPr>
+          <w:lang w:val="hi_IN" w:bidi="hi_IN"/>
+        </w:rPr>
+      </w:r>
+      <w:r>
+        <w:rPr>
+          <w:b/>
+          <w:lang w:val="hi_IN" w:bidi="hi_IN"/>
+        </w:rPr>
         <w:t>"यदि मसीह में कुछ प्रोत्साहन"</w:t>
       </w:r>
     </w:p>
@@ -12384,6 +14129,21 @@
           <w:b/>
           <w:lang w:val="hi_IN" w:bidi="hi_IN"/>
         </w:rPr>
+        <w:t>εἴ τι παραμύθιον ἀγάπης</w:t>
+      </w:r>
+    </w:p>
+    <w:p>
+      <w:pPr/>
+      <w:r>
+        <w:rPr>
+          <w:lang w:val="hi_IN" w:bidi="hi_IN"/>
+        </w:rPr>
+      </w:r>
+      <w:r>
+        <w:rPr>
+          <w:b/>
+          <w:lang w:val="hi_IN" w:bidi="hi_IN"/>
+        </w:rPr>
         <w:t>""</w:t>
       </w:r>
     </w:p>
@@ -12460,6 +14220,21 @@
           <w:b/>
           <w:lang w:val="hi_IN" w:bidi="hi_IN"/>
         </w:rPr>
+        <w:t>εἴ τι παραμύθιον ἀγάπης</w:t>
+      </w:r>
+    </w:p>
+    <w:p>
+      <w:pPr/>
+      <w:r>
+        <w:rPr>
+          <w:lang w:val="hi_IN" w:bidi="hi_IN"/>
+        </w:rPr>
+      </w:r>
+      <w:r>
+        <w:rPr>
+          <w:b/>
+          <w:lang w:val="hi_IN" w:bidi="hi_IN"/>
+        </w:rPr>
         <w:t>"प्रेम से ढाढ़स"</w:t>
       </w:r>
     </w:p>
@@ -12569,6 +14344,21 @@
           <w:b/>
           <w:lang w:val="hi_IN" w:bidi="hi_IN"/>
         </w:rPr>
+        <w:t>εἴ τι παραμύθιον ἀγάπης</w:t>
+      </w:r>
+    </w:p>
+    <w:p>
+      <w:pPr/>
+      <w:r>
+        <w:rPr>
+          <w:lang w:val="hi_IN" w:bidi="hi_IN"/>
+        </w:rPr>
+      </w:r>
+      <w:r>
+        <w:rPr>
+          <w:b/>
+          <w:lang w:val="hi_IN" w:bidi="hi_IN"/>
+        </w:rPr>
         <w:t>"प्रेम से ढाढ़स"</w:t>
       </w:r>
     </w:p>
@@ -12665,6 +14455,21 @@
           <w:b/>
           <w:lang w:val="hi_IN" w:bidi="hi_IN"/>
         </w:rPr>
+        <w:t>εἴ τις κοινωνία Πνεύματος</w:t>
+      </w:r>
+    </w:p>
+    <w:p>
+      <w:pPr/>
+      <w:r>
+        <w:rPr>
+          <w:lang w:val="hi_IN" w:bidi="hi_IN"/>
+        </w:rPr>
+      </w:r>
+      <w:r>
+        <w:rPr>
+          <w:b/>
+          <w:lang w:val="hi_IN" w:bidi="hi_IN"/>
+        </w:rPr>
         <w:t>""</w:t>
       </w:r>
     </w:p>
@@ -12741,6 +14546,21 @@
           <w:b/>
           <w:lang w:val="hi_IN" w:bidi="hi_IN"/>
         </w:rPr>
+        <w:t>εἴ τις κοινωνία Πνεύματος</w:t>
+      </w:r>
+    </w:p>
+    <w:p>
+      <w:pPr/>
+      <w:r>
+        <w:rPr>
+          <w:lang w:val="hi_IN" w:bidi="hi_IN"/>
+        </w:rPr>
+      </w:r>
+      <w:r>
+        <w:rPr>
+          <w:b/>
+          <w:lang w:val="hi_IN" w:bidi="hi_IN"/>
+        </w:rPr>
         <w:t>"आत्मा की सहभागिता"</w:t>
       </w:r>
     </w:p>
@@ -12837,6 +14657,21 @@
           <w:b/>
           <w:lang w:val="hi_IN" w:bidi="hi_IN"/>
         </w:rPr>
+        <w:t>εἴ τις σπλάγχνα καὶ οἰκτιρμοί</w:t>
+      </w:r>
+    </w:p>
+    <w:p>
+      <w:pPr/>
+      <w:r>
+        <w:rPr>
+          <w:lang w:val="hi_IN" w:bidi="hi_IN"/>
+        </w:rPr>
+      </w:r>
+      <w:r>
+        <w:rPr>
+          <w:b/>
+          <w:lang w:val="hi_IN" w:bidi="hi_IN"/>
+        </w:rPr>
         <w:t>""</w:t>
       </w:r>
     </w:p>
@@ -12926,6 +14761,21 @@
           <w:b/>
           <w:lang w:val="hi_IN" w:bidi="hi_IN"/>
         </w:rPr>
+        <w:t>εἴ τις σπλάγχνα καὶ οἰκτιρμοί</w:t>
+      </w:r>
+    </w:p>
+    <w:p>
+      <w:pPr/>
+      <w:r>
+        <w:rPr>
+          <w:lang w:val="hi_IN" w:bidi="hi_IN"/>
+        </w:rPr>
+      </w:r>
+      <w:r>
+        <w:rPr>
+          <w:b/>
+          <w:lang w:val="hi_IN" w:bidi="hi_IN"/>
+        </w:rPr>
         <w:t>"और"</w:t>
       </w:r>
       <w:r>
@@ -13048,6 +14898,21 @@
           <w:b/>
           <w:lang w:val="hi_IN" w:bidi="hi_IN"/>
         </w:rPr>
+        <w:t>πληρώσατέ μου τὴν χαρὰν</w:t>
+      </w:r>
+    </w:p>
+    <w:p>
+      <w:pPr/>
+      <w:r>
+        <w:rPr>
+          <w:lang w:val="hi_IN" w:bidi="hi_IN"/>
+        </w:rPr>
+      </w:r>
+      <w:r>
+        <w:rPr>
+          <w:b/>
+          <w:lang w:val="hi_IN" w:bidi="hi_IN"/>
+        </w:rPr>
         <w:t>"मेरा आनन्द पूरा करो"</w:t>
       </w:r>
     </w:p>
@@ -13157,6 +15022,21 @@
           <w:b/>
           <w:lang w:val="hi_IN" w:bidi="hi_IN"/>
         </w:rPr>
+        <w:t>τὸ αὐτὸ φρονῆτε</w:t>
+      </w:r>
+    </w:p>
+    <w:p>
+      <w:pPr/>
+      <w:r>
+        <w:rPr>
+          <w:lang w:val="hi_IN" w:bidi="hi_IN"/>
+        </w:rPr>
+      </w:r>
+      <w:r>
+        <w:rPr>
+          <w:b/>
+          <w:lang w:val="hi_IN" w:bidi="hi_IN"/>
+        </w:rPr>
         <w:t>""</w:t>
       </w:r>
     </w:p>
@@ -13240,6 +15120,21 @@
           <w:b/>
           <w:lang w:val="hi_IN" w:bidi="hi_IN"/>
         </w:rPr>
+        <w:t>τὴν αὐτὴν ἀγάπην ἔχοντες</w:t>
+      </w:r>
+    </w:p>
+    <w:p>
+      <w:pPr/>
+      <w:r>
+        <w:rPr>
+          <w:lang w:val="hi_IN" w:bidi="hi_IN"/>
+        </w:rPr>
+      </w:r>
+      <w:r>
+        <w:rPr>
+          <w:b/>
+          <w:lang w:val="hi_IN" w:bidi="hi_IN"/>
+        </w:rPr>
         <w:t>"एक प्रेम, एक"</w:t>
       </w:r>
       <w:r>
@@ -13362,6 +15257,21 @@
           <w:b/>
           <w:lang w:val="hi_IN" w:bidi="hi_IN"/>
         </w:rPr>
+        <w:t>σύνψυχοι</w:t>
+      </w:r>
+    </w:p>
+    <w:p>
+      <w:pPr/>
+      <w:r>
+        <w:rPr>
+          <w:lang w:val="hi_IN" w:bidi="hi_IN"/>
+        </w:rPr>
+      </w:r>
+      <w:r>
+        <w:rPr>
+          <w:b/>
+          <w:lang w:val="hi_IN" w:bidi="hi_IN"/>
+        </w:rPr>
         <w:t>"चित्त"</w:t>
       </w:r>
     </w:p>
@@ -13458,6 +15368,21 @@
           <w:b/>
           <w:lang w:val="hi_IN" w:bidi="hi_IN"/>
         </w:rPr>
+        <w:t>τὸ ἓν φρονοῦντες</w:t>
+      </w:r>
+    </w:p>
+    <w:p>
+      <w:pPr/>
+      <w:r>
+        <w:rPr>
+          <w:lang w:val="hi_IN" w:bidi="hi_IN"/>
+        </w:rPr>
+      </w:r>
+      <w:r>
+        <w:rPr>
+          <w:b/>
+          <w:lang w:val="hi_IN" w:bidi="hi_IN"/>
+        </w:rPr>
         <w:t>"एक ही मनसा"</w:t>
       </w:r>
     </w:p>
@@ -13521,6 +15446,21 @@
           <w:b/>
           <w:lang w:val="hi_IN" w:bidi="hi_IN"/>
         </w:rPr>
+        <w:t>μηδὲν κατ’ ἐριθείαν</w:t>
+      </w:r>
+    </w:p>
+    <w:p>
+      <w:pPr/>
+      <w:r>
+        <w:rPr>
+          <w:lang w:val="hi_IN" w:bidi="hi_IN"/>
+        </w:rPr>
+      </w:r>
+      <w:r>
+        <w:rPr>
+          <w:b/>
+          <w:lang w:val="hi_IN" w:bidi="hi_IN"/>
+        </w:rPr>
         <w:t>"स्वार्थ"</w:t>
       </w:r>
       <w:r>
@@ -13597,6 +15537,21 @@
           <w:b/>
           <w:lang w:val="hi_IN" w:bidi="hi_IN"/>
         </w:rPr>
+        <w:t>μηδὲ κατὰ κενοδοξίαν</w:t>
+      </w:r>
+    </w:p>
+    <w:p>
+      <w:pPr/>
+      <w:r>
+        <w:rPr>
+          <w:lang w:val="hi_IN" w:bidi="hi_IN"/>
+        </w:rPr>
+      </w:r>
+      <w:r>
+        <w:rPr>
+          <w:b/>
+          <w:lang w:val="hi_IN" w:bidi="hi_IN"/>
+        </w:rPr>
         <w:t>""</w:t>
       </w:r>
     </w:p>
@@ -13660,6 +15615,21 @@
           <w:b/>
           <w:lang w:val="hi_IN" w:bidi="hi_IN"/>
         </w:rPr>
+        <w:t>μηδὲ κατὰ κενοδοξίαν</w:t>
+      </w:r>
+    </w:p>
+    <w:p>
+      <w:pPr/>
+      <w:r>
+        <w:rPr>
+          <w:lang w:val="hi_IN" w:bidi="hi_IN"/>
+        </w:rPr>
+      </w:r>
+      <w:r>
+        <w:rPr>
+          <w:b/>
+          <w:lang w:val="hi_IN" w:bidi="hi_IN"/>
+        </w:rPr>
         <w:t>"या मिथ्यागर्व"</w:t>
       </w:r>
       <w:r>
@@ -13769,6 +15739,21 @@
           <w:b/>
           <w:lang w:val="hi_IN" w:bidi="hi_IN"/>
         </w:rPr>
+        <w:t>ἀλλὰ τῇ ταπεινοφροσύνῃ ἀλλήλους ἡγούμενοι ὑπερέχοντας ἑαυτῶν</w:t>
+      </w:r>
+    </w:p>
+    <w:p>
+      <w:pPr/>
+      <w:r>
+        <w:rPr>
+          <w:lang w:val="hi_IN" w:bidi="hi_IN"/>
+        </w:rPr>
+      </w:r>
+      <w:r>
+        <w:rPr>
+          <w:b/>
+          <w:lang w:val="hi_IN" w:bidi="hi_IN"/>
+        </w:rPr>
         <w:t>"के"</w:t>
       </w:r>
       <w:r>
@@ -13891,6 +15876,21 @@
           <w:b/>
           <w:lang w:val="hi_IN" w:bidi="hi_IN"/>
         </w:rPr>
+        <w:t>μὴ τὰ ἑαυτῶν ἕκαστος σκοποῦντες, ἀλλὰ καὶ τὰ ἑτέρων ἕκαστοι</w:t>
+      </w:r>
+    </w:p>
+    <w:p>
+      <w:pPr/>
+      <w:r>
+        <w:rPr>
+          <w:lang w:val="hi_IN" w:bidi="hi_IN"/>
+        </w:rPr>
+      </w:r>
+      <w:r>
+        <w:rPr>
+          <w:b/>
+          <w:lang w:val="hi_IN" w:bidi="hi_IN"/>
+        </w:rPr>
         <w:t>""</w:t>
       </w:r>
     </w:p>
@@ -13954,6 +15954,21 @@
           <w:b/>
           <w:lang w:val="hi_IN" w:bidi="hi_IN"/>
         </w:rPr>
+        <w:t>ἕκαστος</w:t>
+      </w:r>
+    </w:p>
+    <w:p>
+      <w:pPr/>
+      <w:r>
+        <w:rPr>
+          <w:lang w:val="hi_IN" w:bidi="hi_IN"/>
+        </w:rPr>
+      </w:r>
+      <w:r>
+        <w:rPr>
+          <w:b/>
+          <w:lang w:val="hi_IN" w:bidi="hi_IN"/>
+        </w:rPr>
         <w:t>"हर एक"</w:t>
       </w:r>
     </w:p>
@@ -14050,6 +16065,21 @@
           <w:b/>
           <w:lang w:val="hi_IN" w:bidi="hi_IN"/>
         </w:rPr>
+        <w:t>μὴ &amp; σκοποῦντες</w:t>
+      </w:r>
+    </w:p>
+    <w:p>
+      <w:pPr/>
+      <w:r>
+        <w:rPr>
+          <w:lang w:val="hi_IN" w:bidi="hi_IN"/>
+        </w:rPr>
+      </w:r>
+      <w:r>
+        <w:rPr>
+          <w:b/>
+          <w:lang w:val="hi_IN" w:bidi="hi_IN"/>
+        </w:rPr>
         <w:t>"नहीं,"</w:t>
       </w:r>
       <w:r>
@@ -14126,6 +16156,21 @@
           <w:b/>
           <w:lang w:val="hi_IN" w:bidi="hi_IN"/>
         </w:rPr>
+        <w:t>ἑαυτῶν</w:t>
+      </w:r>
+    </w:p>
+    <w:p>
+      <w:pPr/>
+      <w:r>
+        <w:rPr>
+          <w:lang w:val="hi_IN" w:bidi="hi_IN"/>
+        </w:rPr>
+      </w:r>
+      <w:r>
+        <w:rPr>
+          <w:b/>
+          <w:lang w:val="hi_IN" w:bidi="hi_IN"/>
+        </w:rPr>
         <w:t>"अपनी ही"</w:t>
       </w:r>
     </w:p>
@@ -14222,6 +16267,21 @@
           <w:b/>
           <w:lang w:val="hi_IN" w:bidi="hi_IN"/>
         </w:rPr>
+        <w:t>ἑαυτῶν</w:t>
+      </w:r>
+    </w:p>
+    <w:p>
+      <w:pPr/>
+      <w:r>
+        <w:rPr>
+          <w:lang w:val="hi_IN" w:bidi="hi_IN"/>
+        </w:rPr>
+      </w:r>
+      <w:r>
+        <w:rPr>
+          <w:b/>
+          <w:lang w:val="hi_IN" w:bidi="hi_IN"/>
+        </w:rPr>
         <w:t>"अपनी ही"</w:t>
       </w:r>
     </w:p>
@@ -14331,6 +16391,21 @@
           <w:b/>
           <w:lang w:val="hi_IN" w:bidi="hi_IN"/>
         </w:rPr>
+        <w:t>τοῦτο φρονεῖτε ἐν ὑμῖν, ὃ καὶ ἐν Χριστῷ Ἰησοῦ</w:t>
+      </w:r>
+    </w:p>
+    <w:p>
+      <w:pPr/>
+      <w:r>
+        <w:rPr>
+          <w:lang w:val="hi_IN" w:bidi="hi_IN"/>
+        </w:rPr>
+      </w:r>
+      <w:r>
+        <w:rPr>
+          <w:b/>
+          <w:lang w:val="hi_IN" w:bidi="hi_IN"/>
+        </w:rPr>
         <w:t>"जैसा मसीह यीशु का स्वभाव था वैसा ही तुम्हारा भी स्वभाव हो"</w:t>
       </w:r>
     </w:p>
@@ -14394,6 +16469,21 @@
           <w:b/>
           <w:lang w:val="hi_IN" w:bidi="hi_IN"/>
         </w:rPr>
+        <w:t>τοῦτο φρονεῖτε ἐν ὑμῖν, ὃ καὶ ἐν Χριστῷ Ἰησοῦ</w:t>
+      </w:r>
+    </w:p>
+    <w:p>
+      <w:pPr/>
+      <w:r>
+        <w:rPr>
+          <w:lang w:val="hi_IN" w:bidi="hi_IN"/>
+        </w:rPr>
+      </w:r>
+      <w:r>
+        <w:rPr>
+          <w:b/>
+          <w:lang w:val="hi_IN" w:bidi="hi_IN"/>
+        </w:rPr>
         <w:t>""</w:t>
       </w:r>
     </w:p>
@@ -14483,6 +16573,21 @@
           <w:b/>
           <w:lang w:val="hi_IN" w:bidi="hi_IN"/>
         </w:rPr>
+        <w:t>τοῦτο φρονεῖτε</w:t>
+      </w:r>
+    </w:p>
+    <w:p>
+      <w:pPr/>
+      <w:r>
+        <w:rPr>
+          <w:lang w:val="hi_IN" w:bidi="hi_IN"/>
+        </w:rPr>
+      </w:r>
+      <w:r>
+        <w:rPr>
+          <w:b/>
+          <w:lang w:val="hi_IN" w:bidi="hi_IN"/>
+        </w:rPr>
         <w:t>"स्वभाव"</w:t>
       </w:r>
       <w:r>
@@ -14592,6 +16697,21 @@
           <w:b/>
           <w:lang w:val="hi_IN" w:bidi="hi_IN"/>
         </w:rPr>
+        <w:t>τοῦτο φρονεῖτε ἐν ὑμῖν, ὃ καὶ ἐν Χριστῷ Ἰησοῦ</w:t>
+      </w:r>
+    </w:p>
+    <w:p>
+      <w:pPr/>
+      <w:r>
+        <w:rPr>
+          <w:lang w:val="hi_IN" w:bidi="hi_IN"/>
+        </w:rPr>
+      </w:r>
+      <w:r>
+        <w:rPr>
+          <w:b/>
+          <w:lang w:val="hi_IN" w:bidi="hi_IN"/>
+        </w:rPr>
         <w:t>"जैसा मसीह यीशु का स्वभाव था वैसा ही तुम्हारा भी स्वभाव हो"</w:t>
       </w:r>
     </w:p>
@@ -14688,6 +16808,21 @@
           <w:b/>
           <w:lang w:val="hi_IN" w:bidi="hi_IN"/>
         </w:rPr>
+        <w:t>ἐν μορφῇ Θεοῦ ὑπάρχων</w:t>
+      </w:r>
+    </w:p>
+    <w:p>
+      <w:pPr/>
+      <w:r>
+        <w:rPr>
+          <w:lang w:val="hi_IN" w:bidi="hi_IN"/>
+        </w:rPr>
+      </w:r>
+      <w:r>
+        <w:rPr>
+          <w:b/>
+          <w:lang w:val="hi_IN" w:bidi="hi_IN"/>
+        </w:rPr>
         <w:t>"परमेश्वर के स्वरूप में"</w:t>
       </w:r>
       <w:r>
@@ -14777,6 +16912,21 @@
           <w:b/>
           <w:lang w:val="hi_IN" w:bidi="hi_IN"/>
         </w:rPr>
+        <w:t>οὐχ &amp; ἡγήσατο</w:t>
+      </w:r>
+    </w:p>
+    <w:p>
+      <w:pPr/>
+      <w:r>
+        <w:rPr>
+          <w:lang w:val="hi_IN" w:bidi="hi_IN"/>
+        </w:rPr>
+      </w:r>
+      <w:r>
+        <w:rPr>
+          <w:b/>
+          <w:lang w:val="hi_IN" w:bidi="hi_IN"/>
+        </w:rPr>
         <w:t>""होकर भी"</w:t>
       </w:r>
     </w:p>
@@ -14840,6 +16990,21 @@
           <w:b/>
           <w:lang w:val="hi_IN" w:bidi="hi_IN"/>
         </w:rPr>
+        <w:t>ἁρπαγμὸν</w:t>
+      </w:r>
+    </w:p>
+    <w:p>
+      <w:pPr/>
+      <w:r>
+        <w:rPr>
+          <w:lang w:val="hi_IN" w:bidi="hi_IN"/>
+        </w:rPr>
+      </w:r>
+      <w:r>
+        <w:rPr>
+          <w:b/>
+          <w:lang w:val="hi_IN" w:bidi="hi_IN"/>
+        </w:rPr>
         <w:t>""</w:t>
       </w:r>
     </w:p>
@@ -14923,6 +17088,21 @@
           <w:b/>
           <w:lang w:val="hi_IN" w:bidi="hi_IN"/>
         </w:rPr>
+        <w:t>ἀλλὰ</w:t>
+      </w:r>
+    </w:p>
+    <w:p>
+      <w:pPr/>
+      <w:r>
+        <w:rPr>
+          <w:lang w:val="hi_IN" w:bidi="hi_IN"/>
+        </w:rPr>
+      </w:r>
+      <w:r>
+        <w:rPr>
+          <w:b/>
+          <w:lang w:val="hi_IN" w:bidi="hi_IN"/>
+        </w:rPr>
         <w:t>"वरन्"</w:t>
       </w:r>
     </w:p>
@@ -14952,7 +17132,7 @@
         </w:rPr>
         <w:t xml:space="preserve"> शब्द पूर्वोक्त उपवाक्य, </w:t>
       </w:r>
-      <w:hyperlink r:id="rId28">
+      <w:hyperlink r:id="rId30">
         <w:r>
           <w:rPr>
             <w:lang w:val="hi_IN" w:bidi="hi_IN"/>
@@ -15050,6 +17230,21 @@
           <w:b/>
           <w:lang w:val="hi_IN" w:bidi="hi_IN"/>
         </w:rPr>
+        <w:t>ἀλλὰ ἑαυτὸν ἐκένωσεν</w:t>
+      </w:r>
+    </w:p>
+    <w:p>
+      <w:pPr/>
+      <w:r>
+        <w:rPr>
+          <w:lang w:val="hi_IN" w:bidi="hi_IN"/>
+        </w:rPr>
+      </w:r>
+      <w:r>
+        <w:rPr>
+          <w:b/>
+          <w:lang w:val="hi_IN" w:bidi="hi_IN"/>
+        </w:rPr>
         <w:t>"वरन् अपने"</w:t>
       </w:r>
       <w:r>
@@ -15172,6 +17367,21 @@
           <w:b/>
           <w:lang w:val="hi_IN" w:bidi="hi_IN"/>
         </w:rPr>
+        <w:t>ἑαυτὸν ἐκένωσεν</w:t>
+      </w:r>
+    </w:p>
+    <w:p>
+      <w:pPr/>
+      <w:r>
+        <w:rPr>
+          <w:lang w:val="hi_IN" w:bidi="hi_IN"/>
+        </w:rPr>
+      </w:r>
+      <w:r>
+        <w:rPr>
+          <w:b/>
+          <w:lang w:val="hi_IN" w:bidi="hi_IN"/>
+        </w:rPr>
         <w:t>"अपने"</w:t>
       </w:r>
       <w:r>
@@ -15281,6 +17491,21 @@
           <w:b/>
           <w:lang w:val="hi_IN" w:bidi="hi_IN"/>
         </w:rPr>
+        <w:t>ἑαυτὸν ἐκένωσεν</w:t>
+      </w:r>
+    </w:p>
+    <w:p>
+      <w:pPr/>
+      <w:r>
+        <w:rPr>
+          <w:lang w:val="hi_IN" w:bidi="hi_IN"/>
+        </w:rPr>
+      </w:r>
+      <w:r>
+        <w:rPr>
+          <w:b/>
+          <w:lang w:val="hi_IN" w:bidi="hi_IN"/>
+        </w:rPr>
         <w:t>""</w:t>
       </w:r>
     </w:p>
@@ -15390,6 +17615,21 @@
           <w:b/>
           <w:lang w:val="hi_IN" w:bidi="hi_IN"/>
         </w:rPr>
+        <w:t>μορφὴν δούλου λαβών</w:t>
+      </w:r>
+    </w:p>
+    <w:p>
+      <w:pPr/>
+      <w:r>
+        <w:rPr>
+          <w:lang w:val="hi_IN" w:bidi="hi_IN"/>
+        </w:rPr>
+      </w:r>
+      <w:r>
+        <w:rPr>
+          <w:b/>
+          <w:lang w:val="hi_IN" w:bidi="hi_IN"/>
+        </w:rPr>
         <w:t>"दास का स्वरूप"</w:t>
       </w:r>
       <w:r>
@@ -15479,6 +17719,21 @@
           <w:b/>
           <w:lang w:val="hi_IN" w:bidi="hi_IN"/>
         </w:rPr>
+        <w:t>ἐν ὁμοιώματι ἀνθρώπων γενόμενος</w:t>
+      </w:r>
+    </w:p>
+    <w:p>
+      <w:pPr/>
+      <w:r>
+        <w:rPr>
+          <w:lang w:val="hi_IN" w:bidi="hi_IN"/>
+        </w:rPr>
+      </w:r>
+      <w:r>
+        <w:rPr>
+          <w:b/>
+          <w:lang w:val="hi_IN" w:bidi="hi_IN"/>
+        </w:rPr>
         <w:t>"समानता में हो"</w:t>
       </w:r>
     </w:p>
@@ -15555,6 +17810,21 @@
           <w:b/>
           <w:lang w:val="hi_IN" w:bidi="hi_IN"/>
         </w:rPr>
+        <w:t>ἐν ὁμοιώματι ἀνθρώπων</w:t>
+      </w:r>
+    </w:p>
+    <w:p>
+      <w:pPr/>
+      <w:r>
+        <w:rPr>
+          <w:lang w:val="hi_IN" w:bidi="hi_IN"/>
+        </w:rPr>
+      </w:r>
+      <w:r>
+        <w:rPr>
+          <w:b/>
+          <w:lang w:val="hi_IN" w:bidi="hi_IN"/>
+        </w:rPr>
         <w:t>""</w:t>
       </w:r>
     </w:p>
@@ -15644,6 +17914,21 @@
           <w:b/>
           <w:lang w:val="hi_IN" w:bidi="hi_IN"/>
         </w:rPr>
+        <w:t>καὶ σχήματι εὑρεθεὶς ὡς ἄνθρωπος</w:t>
+      </w:r>
+    </w:p>
+    <w:p>
+      <w:pPr/>
+      <w:r>
+        <w:rPr>
+          <w:lang w:val="hi_IN" w:bidi="hi_IN"/>
+        </w:rPr>
+      </w:r>
+      <w:r>
+        <w:rPr>
+          <w:b/>
+          <w:lang w:val="hi_IN" w:bidi="hi_IN"/>
+        </w:rPr>
         <w:t>""ऐसा"</w:t>
       </w:r>
       <w:r>
@@ -15772,6 +18057,21 @@
           <w:b/>
           <w:lang w:val="hi_IN" w:bidi="hi_IN"/>
         </w:rPr>
+        <w:t>ἄνθρωπος</w:t>
+      </w:r>
+    </w:p>
+    <w:p>
+      <w:pPr/>
+      <w:r>
+        <w:rPr>
+          <w:lang w:val="hi_IN" w:bidi="hi_IN"/>
+        </w:rPr>
+      </w:r>
+      <w:r>
+        <w:rPr>
+          <w:b/>
+          <w:lang w:val="hi_IN" w:bidi="hi_IN"/>
+        </w:rPr>
         <w:t>"मनुष्य की"</w:t>
       </w:r>
     </w:p>
@@ -15881,6 +18181,21 @@
           <w:b/>
           <w:lang w:val="hi_IN" w:bidi="hi_IN"/>
         </w:rPr>
+        <w:t>ἐταπείνωσεν ἑαυτὸν, γενόμενος ὑπήκοος μέχρι θανάτου</w:t>
+      </w:r>
+    </w:p>
+    <w:p>
+      <w:pPr/>
+      <w:r>
+        <w:rPr>
+          <w:lang w:val="hi_IN" w:bidi="hi_IN"/>
+        </w:rPr>
+      </w:r>
+      <w:r>
+        <w:rPr>
+          <w:b/>
+          <w:lang w:val="hi_IN" w:bidi="hi_IN"/>
+        </w:rPr>
         <w:t>""</w:t>
       </w:r>
     </w:p>
@@ -15990,6 +18305,21 @@
           <w:b/>
           <w:lang w:val="hi_IN" w:bidi="hi_IN"/>
         </w:rPr>
+        <w:t>ἑαυτὸν</w:t>
+      </w:r>
+    </w:p>
+    <w:p>
+      <w:pPr/>
+      <w:r>
+        <w:rPr>
+          <w:lang w:val="hi_IN" w:bidi="hi_IN"/>
+        </w:rPr>
+      </w:r>
+      <w:r>
+        <w:rPr>
+          <w:b/>
+          <w:lang w:val="hi_IN" w:bidi="hi_IN"/>
+        </w:rPr>
         <w:t>"अपने"</w:t>
       </w:r>
     </w:p>
@@ -16086,6 +18416,21 @@
           <w:b/>
           <w:lang w:val="hi_IN" w:bidi="hi_IN"/>
         </w:rPr>
+        <w:t>γενόμενος ὑπήκοος μέχρι θανάτου, θανάτου δὲ σταυροῦ</w:t>
+      </w:r>
+    </w:p>
+    <w:p>
+      <w:pPr/>
+      <w:r>
+        <w:rPr>
+          <w:lang w:val="hi_IN" w:bidi="hi_IN"/>
+        </w:rPr>
+      </w:r>
+      <w:r>
+        <w:rPr>
+          <w:b/>
+          <w:lang w:val="hi_IN" w:bidi="hi_IN"/>
+        </w:rPr>
         <w:t>"और यहाँ तक आज्ञाकारी रहा मृत्यु, क्रूस की मृत्यु सह"</w:t>
       </w:r>
     </w:p>
@@ -16182,6 +18527,21 @@
           <w:b/>
           <w:lang w:val="hi_IN" w:bidi="hi_IN"/>
         </w:rPr>
+        <w:t>γενόμενος ὑπήκοος μέχρι θανάτου</w:t>
+      </w:r>
+    </w:p>
+    <w:p>
+      <w:pPr/>
+      <w:r>
+        <w:rPr>
+          <w:lang w:val="hi_IN" w:bidi="hi_IN"/>
+        </w:rPr>
+      </w:r>
+      <w:r>
+        <w:rPr>
+          <w:b/>
+          <w:lang w:val="hi_IN" w:bidi="hi_IN"/>
+        </w:rPr>
         <w:t>"यहाँ तक आज्ञाकारी रहा मृत्यु,"</w:t>
       </w:r>
       <w:r>
@@ -16304,6 +18664,21 @@
           <w:b/>
           <w:lang w:val="hi_IN" w:bidi="hi_IN"/>
         </w:rPr>
+        <w:t>θανάτου δὲ σταυροῦ</w:t>
+      </w:r>
+    </w:p>
+    <w:p>
+      <w:pPr/>
+      <w:r>
+        <w:rPr>
+          <w:lang w:val="hi_IN" w:bidi="hi_IN"/>
+        </w:rPr>
+      </w:r>
+      <w:r>
+        <w:rPr>
+          <w:b/>
+          <w:lang w:val="hi_IN" w:bidi="hi_IN"/>
+        </w:rPr>
         <w:t>"और"</w:t>
       </w:r>
       <w:r>
@@ -16432,6 +18807,21 @@
           <w:b/>
           <w:lang w:val="hi_IN" w:bidi="hi_IN"/>
         </w:rPr>
+        <w:t>διὸ</w:t>
+      </w:r>
+    </w:p>
+    <w:p>
+      <w:pPr/>
+      <w:r>
+        <w:rPr>
+          <w:lang w:val="hi_IN" w:bidi="hi_IN"/>
+        </w:rPr>
+      </w:r>
+      <w:r>
+        <w:rPr>
+          <w:b/>
+          <w:lang w:val="hi_IN" w:bidi="hi_IN"/>
+        </w:rPr>
         <w:t>"इस कारण"</w:t>
       </w:r>
     </w:p>
@@ -16474,7 +18864,7 @@
         </w:rPr>
         <w:t xml:space="preserve"> यीशु द्वारा दीन होने- </w:t>
       </w:r>
-      <w:hyperlink r:id="rId29">
+      <w:hyperlink r:id="rId31">
         <w:r>
           <w:rPr>
             <w:lang w:val="hi_IN" w:bidi="hi_IN"/>
@@ -16572,6 +18962,21 @@
           <w:b/>
           <w:lang w:val="hi_IN" w:bidi="hi_IN"/>
         </w:rPr>
+        <w:t>αὐτὸν ὑπερύψωσεν</w:t>
+      </w:r>
+    </w:p>
+    <w:p>
+      <w:pPr/>
+      <w:r>
+        <w:rPr>
+          <w:lang w:val="hi_IN" w:bidi="hi_IN"/>
+        </w:rPr>
+      </w:r>
+      <w:r>
+        <w:rPr>
+          <w:b/>
+          <w:lang w:val="hi_IN" w:bidi="hi_IN"/>
+        </w:rPr>
         <w:t>"उसको अति महान"</w:t>
       </w:r>
       <w:r>
@@ -16648,6 +19053,21 @@
           <w:b/>
           <w:lang w:val="hi_IN" w:bidi="hi_IN"/>
         </w:rPr>
+        <w:t>τὸ ὄνομα τὸ ὑπὲρ πᾶν ὄνομα</w:t>
+      </w:r>
+    </w:p>
+    <w:p>
+      <w:pPr/>
+      <w:r>
+        <w:rPr>
+          <w:lang w:val="hi_IN" w:bidi="hi_IN"/>
+        </w:rPr>
+      </w:r>
+      <w:r>
+        <w:rPr>
+          <w:b/>
+          <w:lang w:val="hi_IN" w:bidi="hi_IN"/>
+        </w:rPr>
         <w:t>""</w:t>
       </w:r>
     </w:p>
@@ -16744,6 +19164,21 @@
           <w:b/>
           <w:lang w:val="hi_IN" w:bidi="hi_IN"/>
         </w:rPr>
+        <w:t>ἵνα</w:t>
+      </w:r>
+    </w:p>
+    <w:p>
+      <w:pPr/>
+      <w:r>
+        <w:rPr>
+          <w:lang w:val="hi_IN" w:bidi="hi_IN"/>
+        </w:rPr>
+      </w:r>
+      <w:r>
+        <w:rPr>
+          <w:b/>
+          <w:lang w:val="hi_IN" w:bidi="hi_IN"/>
+        </w:rPr>
         <w:t>"कि"</w:t>
       </w:r>
     </w:p>
@@ -16773,7 +19208,7 @@
         </w:rPr>
         <w:t xml:space="preserve"> शब्द इस पद को पूर्वोक्त पद, </w:t>
       </w:r>
-      <w:hyperlink r:id="rId30">
+      <w:hyperlink r:id="rId32">
         <w:r>
           <w:rPr>
             <w:lang w:val="hi_IN" w:bidi="hi_IN"/>
@@ -16791,7 +19226,7 @@
         </w:rPr>
         <w:t xml:space="preserve"> से संयोजित करता है और प्रकट करता है कि यह पद और अग्रिम पद </w:t>
       </w:r>
-      <w:hyperlink r:id="rId30">
+      <w:hyperlink r:id="rId32">
         <w:r>
           <w:rPr>
             <w:lang w:val="hi_IN" w:bidi="hi_IN"/>
@@ -16876,6 +19311,21 @@
           <w:b/>
           <w:lang w:val="hi_IN" w:bidi="hi_IN"/>
         </w:rPr>
+        <w:t>ἐν τῷ ὀνόματι Ἰησοῦ, πᾶν γόνυ κάμψῃ</w:t>
+      </w:r>
+    </w:p>
+    <w:p>
+      <w:pPr/>
+      <w:r>
+        <w:rPr>
+          <w:lang w:val="hi_IN" w:bidi="hi_IN"/>
+        </w:rPr>
+      </w:r>
+      <w:r>
+        <w:rPr>
+          <w:b/>
+          <w:lang w:val="hi_IN" w:bidi="hi_IN"/>
+        </w:rPr>
         <w:t>""</w:t>
       </w:r>
     </w:p>
@@ -16972,6 +19422,21 @@
           <w:b/>
           <w:lang w:val="hi_IN" w:bidi="hi_IN"/>
         </w:rPr>
+        <w:t>ἐν τῷ ὀνόματι Ἰησοῦ, πᾶν γόνυ κάμψῃ</w:t>
+      </w:r>
+    </w:p>
+    <w:p>
+      <w:pPr/>
+      <w:r>
+        <w:rPr>
+          <w:lang w:val="hi_IN" w:bidi="hi_IN"/>
+        </w:rPr>
+      </w:r>
+      <w:r>
+        <w:rPr>
+          <w:b/>
+          <w:lang w:val="hi_IN" w:bidi="hi_IN"/>
+        </w:rPr>
         <w:t>"जो"</w:t>
       </w:r>
       <w:r>
@@ -17094,6 +19559,21 @@
           <w:b/>
           <w:lang w:val="hi_IN" w:bidi="hi_IN"/>
         </w:rPr>
+        <w:t>ἐπουρανίων καὶ ἐπιγείων καὶ καταχθονίων</w:t>
+      </w:r>
+    </w:p>
+    <w:p>
+      <w:pPr/>
+      <w:r>
+        <w:rPr>
+          <w:lang w:val="hi_IN" w:bidi="hi_IN"/>
+        </w:rPr>
+      </w:r>
+      <w:r>
+        <w:rPr>
+          <w:b/>
+          <w:lang w:val="hi_IN" w:bidi="hi_IN"/>
+        </w:rPr>
         <w:t>"स्वर्ग में और पृथ्वी पर और"</w:t>
       </w:r>
       <w:r>
@@ -17183,6 +19663,21 @@
           <w:b/>
           <w:lang w:val="hi_IN" w:bidi="hi_IN"/>
         </w:rPr>
+        <w:t>πᾶσα γλῶσσα ἐξομολογήσηται</w:t>
+      </w:r>
+    </w:p>
+    <w:p>
+      <w:pPr/>
+      <w:r>
+        <w:rPr>
+          <w:lang w:val="hi_IN" w:bidi="hi_IN"/>
+        </w:rPr>
+      </w:r>
+      <w:r>
+        <w:rPr>
+          <w:b/>
+          <w:lang w:val="hi_IN" w:bidi="hi_IN"/>
+        </w:rPr>
         <w:t>""</w:t>
       </w:r>
     </w:p>
@@ -17279,6 +19774,21 @@
           <w:b/>
           <w:lang w:val="hi_IN" w:bidi="hi_IN"/>
         </w:rPr>
+        <w:t>εἰς δόξαν Θεοῦ Πατρὸς</w:t>
+      </w:r>
+    </w:p>
+    <w:p>
+      <w:pPr/>
+      <w:r>
+        <w:rPr>
+          <w:lang w:val="hi_IN" w:bidi="hi_IN"/>
+        </w:rPr>
+      </w:r>
+      <w:r>
+        <w:rPr>
+          <w:b/>
+          <w:lang w:val="hi_IN" w:bidi="hi_IN"/>
+        </w:rPr>
         <w:t>""</w:t>
       </w:r>
     </w:p>
@@ -17375,6 +19885,21 @@
           <w:b/>
           <w:lang w:val="hi_IN" w:bidi="hi_IN"/>
         </w:rPr>
+        <w:t>εἰς δόξαν Θεοῦ Πατρὸς</w:t>
+      </w:r>
+    </w:p>
+    <w:p>
+      <w:pPr/>
+      <w:r>
+        <w:rPr>
+          <w:lang w:val="hi_IN" w:bidi="hi_IN"/>
+        </w:rPr>
+      </w:r>
+      <w:r>
+        <w:rPr>
+          <w:b/>
+          <w:lang w:val="hi_IN" w:bidi="hi_IN"/>
+        </w:rPr>
         <w:t>"परमेश्वर पिता की महिमा के लिये"</w:t>
       </w:r>
     </w:p>
@@ -17484,6 +20009,21 @@
           <w:b/>
           <w:lang w:val="hi_IN" w:bidi="hi_IN"/>
         </w:rPr>
+        <w:t>ὥστε</w:t>
+      </w:r>
+    </w:p>
+    <w:p>
+      <w:pPr/>
+      <w:r>
+        <w:rPr>
+          <w:lang w:val="hi_IN" w:bidi="hi_IN"/>
+        </w:rPr>
+      </w:r>
+      <w:r>
+        <w:rPr>
+          <w:b/>
+          <w:lang w:val="hi_IN" w:bidi="hi_IN"/>
+        </w:rPr>
         <w:t>""</w:t>
       </w:r>
     </w:p>
@@ -17513,7 +20053,7 @@
         </w:rPr>
         <w:t xml:space="preserve"> प्रकट करती है कि अब जो आगे आनेवाला है वह विगत पद, \n</w:t>
       </w:r>
-      <w:hyperlink r:id="rId31">
+      <w:hyperlink r:id="rId33">
         <w:r>
           <w:rPr>
             <w:lang w:val="hi_IN" w:bidi="hi_IN"/>
@@ -17578,6 +20118,21 @@
           <w:b/>
           <w:lang w:val="hi_IN" w:bidi="hi_IN"/>
         </w:rPr>
+        <w:t>ἀγαπητοί μου</w:t>
+      </w:r>
+    </w:p>
+    <w:p>
+      <w:pPr/>
+      <w:r>
+        <w:rPr>
+          <w:lang w:val="hi_IN" w:bidi="hi_IN"/>
+        </w:rPr>
+      </w:r>
+      <w:r>
+        <w:rPr>
+          <w:b/>
+          <w:lang w:val="hi_IN" w:bidi="hi_IN"/>
+        </w:rPr>
         <w:t>""</w:t>
       </w:r>
     </w:p>
@@ -17654,6 +20209,21 @@
           <w:b/>
           <w:lang w:val="hi_IN" w:bidi="hi_IN"/>
         </w:rPr>
+        <w:t>ὡς ἐν τῇ παρουσίᾳ μου</w:t>
+      </w:r>
+    </w:p>
+    <w:p>
+      <w:pPr/>
+      <w:r>
+        <w:rPr>
+          <w:lang w:val="hi_IN" w:bidi="hi_IN"/>
+        </w:rPr>
+      </w:r>
+      <w:r>
+        <w:rPr>
+          <w:b/>
+          <w:lang w:val="hi_IN" w:bidi="hi_IN"/>
+        </w:rPr>
         <w:t>""</w:t>
       </w:r>
     </w:p>
@@ -17717,6 +20287,21 @@
           <w:b/>
           <w:lang w:val="hi_IN" w:bidi="hi_IN"/>
         </w:rPr>
+        <w:t>ἐν τῇ ἀπουσίᾳ μου</w:t>
+      </w:r>
+    </w:p>
+    <w:p>
+      <w:pPr/>
+      <w:r>
+        <w:rPr>
+          <w:lang w:val="hi_IN" w:bidi="hi_IN"/>
+        </w:rPr>
+      </w:r>
+      <w:r>
+        <w:rPr>
+          <w:b/>
+          <w:lang w:val="hi_IN" w:bidi="hi_IN"/>
+        </w:rPr>
         <w:t>""</w:t>
       </w:r>
     </w:p>
@@ -17780,6 +20365,21 @@
           <w:b/>
           <w:lang w:val="hi_IN" w:bidi="hi_IN"/>
         </w:rPr>
+        <w:t>μετὰ φόβου καὶ τρόμου τὴν ἑαυτῶν σωτηρίαν κατεργάζεσθε</w:t>
+      </w:r>
+    </w:p>
+    <w:p>
+      <w:pPr/>
+      <w:r>
+        <w:rPr>
+          <w:lang w:val="hi_IN" w:bidi="hi_IN"/>
+        </w:rPr>
+      </w:r>
+      <w:r>
+        <w:rPr>
+          <w:b/>
+          <w:lang w:val="hi_IN" w:bidi="hi_IN"/>
+        </w:rPr>
         <w:t>""</w:t>
       </w:r>
     </w:p>
@@ -17889,6 +20489,21 @@
           <w:b/>
           <w:lang w:val="hi_IN" w:bidi="hi_IN"/>
         </w:rPr>
+        <w:t>μετὰ φόβου καὶ τρόμου</w:t>
+      </w:r>
+    </w:p>
+    <w:p>
+      <w:pPr/>
+      <w:r>
+        <w:rPr>
+          <w:lang w:val="hi_IN" w:bidi="hi_IN"/>
+        </w:rPr>
+      </w:r>
+      <w:r>
+        <w:rPr>
+          <w:b/>
+          <w:lang w:val="hi_IN" w:bidi="hi_IN"/>
+        </w:rPr>
         <w:t>""</w:t>
       </w:r>
     </w:p>
@@ -17998,6 +20613,21 @@
           <w:b/>
           <w:lang w:val="hi_IN" w:bidi="hi_IN"/>
         </w:rPr>
+        <w:t>ἐνεργῶν</w:t>
+      </w:r>
+    </w:p>
+    <w:p>
+      <w:pPr/>
+      <w:r>
+        <w:rPr>
+          <w:lang w:val="hi_IN" w:bidi="hi_IN"/>
+        </w:rPr>
+      </w:r>
+      <w:r>
+        <w:rPr>
+          <w:b/>
+          <w:lang w:val="hi_IN" w:bidi="hi_IN"/>
+        </w:rPr>
         <w:t>"काम"</w:t>
       </w:r>
     </w:p>
@@ -18074,6 +20704,21 @@
           <w:b/>
           <w:lang w:val="hi_IN" w:bidi="hi_IN"/>
         </w:rPr>
+        <w:t>ἐν ὑμῖν</w:t>
+      </w:r>
+    </w:p>
+    <w:p>
+      <w:pPr/>
+      <w:r>
+        <w:rPr>
+          <w:lang w:val="hi_IN" w:bidi="hi_IN"/>
+        </w:rPr>
+      </w:r>
+      <w:r>
+        <w:rPr>
+          <w:b/>
+          <w:lang w:val="hi_IN" w:bidi="hi_IN"/>
+        </w:rPr>
         <w:t>"तुम्हारे में"</w:t>
       </w:r>
     </w:p>
@@ -18170,6 +20815,21 @@
           <w:b/>
           <w:lang w:val="hi_IN" w:bidi="hi_IN"/>
         </w:rPr>
+        <w:t>καὶ τὸ θέλειν, καὶ τὸ ἐνεργεῖν, ὑπὲρ τῆς εὐδοκίας</w:t>
+      </w:r>
+    </w:p>
+    <w:p>
+      <w:pPr/>
+      <w:r>
+        <w:rPr>
+          <w:lang w:val="hi_IN" w:bidi="hi_IN"/>
+        </w:rPr>
+      </w:r>
+      <w:r>
+        <w:rPr>
+          <w:b/>
+          <w:lang w:val="hi_IN" w:bidi="hi_IN"/>
+        </w:rPr>
         <w:t>""</w:t>
       </w:r>
     </w:p>
@@ -18233,6 +20893,21 @@
           <w:b/>
           <w:lang w:val="hi_IN" w:bidi="hi_IN"/>
         </w:rPr>
+        <w:t>πάντα ποιεῖτε χωρὶς γογγυσμῶν καὶ διαλογισμῶν</w:t>
+      </w:r>
+    </w:p>
+    <w:p>
+      <w:pPr/>
+      <w:r>
+        <w:rPr>
+          <w:lang w:val="hi_IN" w:bidi="hi_IN"/>
+        </w:rPr>
+      </w:r>
+      <w:r>
+        <w:rPr>
+          <w:b/>
+          <w:lang w:val="hi_IN" w:bidi="hi_IN"/>
+        </w:rPr>
         <w:t>"सब काम बिना कुढ़कुढ़ाए और बिना विवाद के किया"</w:t>
       </w:r>
     </w:p>
@@ -18329,6 +21004,21 @@
           <w:b/>
           <w:lang w:val="hi_IN" w:bidi="hi_IN"/>
         </w:rPr>
+        <w:t>ἄμεμπτοι καὶ ἀκέραιοι</w:t>
+      </w:r>
+    </w:p>
+    <w:p>
+      <w:pPr/>
+      <w:r>
+        <w:rPr>
+          <w:lang w:val="hi_IN" w:bidi="hi_IN"/>
+        </w:rPr>
+      </w:r>
+      <w:r>
+        <w:rPr>
+          <w:b/>
+          <w:lang w:val="hi_IN" w:bidi="hi_IN"/>
+        </w:rPr>
         <w:t>""</w:t>
       </w:r>
     </w:p>
@@ -18438,6 +21128,21 @@
           <w:b/>
           <w:lang w:val="hi_IN" w:bidi="hi_IN"/>
         </w:rPr>
+        <w:t>τέκνα Θεοῦ</w:t>
+      </w:r>
+    </w:p>
+    <w:p>
+      <w:pPr/>
+      <w:r>
+        <w:rPr>
+          <w:lang w:val="hi_IN" w:bidi="hi_IN"/>
+        </w:rPr>
+      </w:r>
+      <w:r>
+        <w:rPr>
+          <w:b/>
+          <w:lang w:val="hi_IN" w:bidi="hi_IN"/>
+        </w:rPr>
         <w:t>"परमेश्वर के"</w:t>
       </w:r>
       <w:r>
@@ -18573,6 +21278,21 @@
           <w:b/>
           <w:lang w:val="hi_IN" w:bidi="hi_IN"/>
         </w:rPr>
+        <w:t>ἄμωμα</w:t>
+      </w:r>
+    </w:p>
+    <w:p>
+      <w:pPr/>
+      <w:r>
+        <w:rPr>
+          <w:lang w:val="hi_IN" w:bidi="hi_IN"/>
+        </w:rPr>
+      </w:r>
+      <w:r>
+        <w:rPr>
+          <w:b/>
+          <w:lang w:val="hi_IN" w:bidi="hi_IN"/>
+        </w:rPr>
         <w:t>"निष्कलंक"</w:t>
       </w:r>
     </w:p>
@@ -18682,6 +21402,21 @@
           <w:b/>
           <w:lang w:val="hi_IN" w:bidi="hi_IN"/>
         </w:rPr>
+        <w:t>ἐν οἷς φαίνεσθε ὡς φωστῆρες ἐν κόσμῳ</w:t>
+      </w:r>
+    </w:p>
+    <w:p>
+      <w:pPr/>
+      <w:r>
+        <w:rPr>
+          <w:lang w:val="hi_IN" w:bidi="hi_IN"/>
+        </w:rPr>
+      </w:r>
+      <w:r>
+        <w:rPr>
+          <w:b/>
+          <w:lang w:val="hi_IN" w:bidi="hi_IN"/>
+        </w:rPr>
         <w:t>"जिनके बीच में तुम"</w:t>
       </w:r>
       <w:r>
@@ -18778,6 +21513,21 @@
           <w:b/>
           <w:lang w:val="hi_IN" w:bidi="hi_IN"/>
         </w:rPr>
+        <w:t>φαίνεσθε ὡς φωστῆρες ἐν κόσμῳ</w:t>
+      </w:r>
+    </w:p>
+    <w:p>
+      <w:pPr/>
+      <w:r>
+        <w:rPr>
+          <w:lang w:val="hi_IN" w:bidi="hi_IN"/>
+        </w:rPr>
+      </w:r>
+      <w:r>
+        <w:rPr>
+          <w:b/>
+          <w:lang w:val="hi_IN" w:bidi="hi_IN"/>
+        </w:rPr>
         <w:t>""</w:t>
       </w:r>
     </w:p>
@@ -18887,6 +21637,21 @@
           <w:b/>
           <w:lang w:val="hi_IN" w:bidi="hi_IN"/>
         </w:rPr>
+        <w:t>μέσον γενεᾶς σκολιᾶς καὶ διεστραμμένης</w:t>
+      </w:r>
+    </w:p>
+    <w:p>
+      <w:pPr/>
+      <w:r>
+        <w:rPr>
+          <w:lang w:val="hi_IN" w:bidi="hi_IN"/>
+        </w:rPr>
+      </w:r>
+      <w:r>
+        <w:rPr>
+          <w:b/>
+          <w:lang w:val="hi_IN" w:bidi="hi_IN"/>
+        </w:rPr>
         <w:t>""</w:t>
       </w:r>
     </w:p>
@@ -18996,6 +21761,21 @@
           <w:b/>
           <w:lang w:val="hi_IN" w:bidi="hi_IN"/>
         </w:rPr>
+        <w:t>λόγον ζωῆς ἐπέχοντες</w:t>
+      </w:r>
+    </w:p>
+    <w:p>
+      <w:pPr/>
+      <w:r>
+        <w:rPr>
+          <w:lang w:val="hi_IN" w:bidi="hi_IN"/>
+        </w:rPr>
+      </w:r>
+      <w:r>
+        <w:rPr>
+          <w:b/>
+          <w:lang w:val="hi_IN" w:bidi="hi_IN"/>
+        </w:rPr>
         <w:t>""</w:t>
       </w:r>
     </w:p>
@@ -19092,6 +21872,21 @@
           <w:b/>
           <w:lang w:val="hi_IN" w:bidi="hi_IN"/>
         </w:rPr>
+        <w:t>λόγον ζωῆς ἐπέχοντες</w:t>
+      </w:r>
+    </w:p>
+    <w:p>
+      <w:pPr/>
+      <w:r>
+        <w:rPr>
+          <w:lang w:val="hi_IN" w:bidi="hi_IN"/>
+        </w:rPr>
+      </w:r>
+      <w:r>
+        <w:rPr>
+          <w:b/>
+          <w:lang w:val="hi_IN" w:bidi="hi_IN"/>
+        </w:rPr>
         <w:t>"करने का कारण"</w:t>
       </w:r>
     </w:p>
@@ -19168,6 +21963,21 @@
           <w:b/>
           <w:lang w:val="hi_IN" w:bidi="hi_IN"/>
         </w:rPr>
+        <w:t>λόγον ζωῆς</w:t>
+      </w:r>
+    </w:p>
+    <w:p>
+      <w:pPr/>
+      <w:r>
+        <w:rPr>
+          <w:lang w:val="hi_IN" w:bidi="hi_IN"/>
+        </w:rPr>
+      </w:r>
+      <w:r>
+        <w:rPr>
+          <w:b/>
+          <w:lang w:val="hi_IN" w:bidi="hi_IN"/>
+        </w:rPr>
         <w:t>""</w:t>
       </w:r>
     </w:p>
@@ -19244,6 +22054,21 @@
           <w:b/>
           <w:lang w:val="hi_IN" w:bidi="hi_IN"/>
         </w:rPr>
+        <w:t>λόγον</w:t>
+      </w:r>
+    </w:p>
+    <w:p>
+      <w:pPr/>
+      <w:r>
+        <w:rPr>
+          <w:lang w:val="hi_IN" w:bidi="hi_IN"/>
+        </w:rPr>
+      </w:r>
+      <w:r>
+        <w:rPr>
+          <w:b/>
+          <w:lang w:val="hi_IN" w:bidi="hi_IN"/>
+        </w:rPr>
         <w:t>""</w:t>
       </w:r>
     </w:p>
@@ -19353,6 +22178,21 @@
           <w:b/>
           <w:lang w:val="hi_IN" w:bidi="hi_IN"/>
         </w:rPr>
+        <w:t>λόγον ζωῆς</w:t>
+      </w:r>
+    </w:p>
+    <w:p>
+      <w:pPr/>
+      <w:r>
+        <w:rPr>
+          <w:lang w:val="hi_IN" w:bidi="hi_IN"/>
+        </w:rPr>
+      </w:r>
+      <w:r>
+        <w:rPr>
+          <w:b/>
+          <w:lang w:val="hi_IN" w:bidi="hi_IN"/>
+        </w:rPr>
         <w:t>""</w:t>
       </w:r>
     </w:p>
@@ -19488,6 +22328,21 @@
           <w:b/>
           <w:lang w:val="hi_IN" w:bidi="hi_IN"/>
         </w:rPr>
+        <w:t>λόγον ζωῆς</w:t>
+      </w:r>
+    </w:p>
+    <w:p>
+      <w:pPr/>
+      <w:r>
+        <w:rPr>
+          <w:lang w:val="hi_IN" w:bidi="hi_IN"/>
+        </w:rPr>
+      </w:r>
+      <w:r>
+        <w:rPr>
+          <w:b/>
+          <w:lang w:val="hi_IN" w:bidi="hi_IN"/>
+        </w:rPr>
         <w:t>""</w:t>
       </w:r>
     </w:p>
@@ -19584,6 +22439,21 @@
           <w:b/>
           <w:lang w:val="hi_IN" w:bidi="hi_IN"/>
         </w:rPr>
+        <w:t>εἰς καύχημα ἐμοὶ εἰς ἡμέραν Χριστοῦ, ὅτι οὐκ εἰς κενὸν ἔδραμον, οὐδὲ εἰς κενὸν ἐκοπίασα</w:t>
+      </w:r>
+    </w:p>
+    <w:p>
+      <w:pPr/>
+      <w:r>
+        <w:rPr>
+          <w:lang w:val="hi_IN" w:bidi="hi_IN"/>
+        </w:rPr>
+      </w:r>
+      <w:r>
+        <w:rPr>
+          <w:b/>
+          <w:lang w:val="hi_IN" w:bidi="hi_IN"/>
+        </w:rPr>
         <w:t>"कि मसीह के दिन मुझे घमण्ड"</w:t>
       </w:r>
       <w:r>
@@ -19626,7 +22496,7 @@
         </w:rPr>
         <w:t xml:space="preserve"> के साथ पौलुस कारण का समावेश कराता है कि फिलिप्पी के विश्वासियों को उन संदर्शों के अनुरूप जीवन जीने का प्रयास करना है जिनका उल्लेख उसने अभी-अभी </w:t>
       </w:r>
-      <w:hyperlink r:id="rId32">
+      <w:hyperlink r:id="rId34">
         <w:r>
           <w:rPr>
             <w:lang w:val="hi_IN" w:bidi="hi_IN"/>
@@ -19724,6 +22594,21 @@
           <w:b/>
           <w:lang w:val="hi_IN" w:bidi="hi_IN"/>
         </w:rPr>
+        <w:t>εἰς καύχημα ἐμοὶ</w:t>
+      </w:r>
+    </w:p>
+    <w:p>
+      <w:pPr/>
+      <w:r>
+        <w:rPr>
+          <w:lang w:val="hi_IN" w:bidi="hi_IN"/>
+        </w:rPr>
+      </w:r>
+      <w:r>
+        <w:rPr>
+          <w:b/>
+          <w:lang w:val="hi_IN" w:bidi="hi_IN"/>
+        </w:rPr>
         <w:t>"मुझे घमण्ड"</w:t>
       </w:r>
       <w:r>
@@ -19859,6 +22744,21 @@
           <w:b/>
           <w:lang w:val="hi_IN" w:bidi="hi_IN"/>
         </w:rPr>
+        <w:t>εἰς καύχημα ἐμοὶ</w:t>
+      </w:r>
+    </w:p>
+    <w:p>
+      <w:pPr/>
+      <w:r>
+        <w:rPr>
+          <w:lang w:val="hi_IN" w:bidi="hi_IN"/>
+        </w:rPr>
+      </w:r>
+      <w:r>
+        <w:rPr>
+          <w:b/>
+          <w:lang w:val="hi_IN" w:bidi="hi_IN"/>
+        </w:rPr>
         <w:t>"मुझे घमण्ड"</w:t>
       </w:r>
       <w:r>
@@ -19961,6 +22861,21 @@
           <w:b/>
           <w:lang w:val="hi_IN" w:bidi="hi_IN"/>
         </w:rPr>
+        <w:t>εἰς ἡμέραν Χριστοῦ,</w:t>
+      </w:r>
+    </w:p>
+    <w:p>
+      <w:pPr/>
+      <w:r>
+        <w:rPr>
+          <w:lang w:val="hi_IN" w:bidi="hi_IN"/>
+        </w:rPr>
+      </w:r>
+      <w:r>
+        <w:rPr>
+          <w:b/>
+          <w:lang w:val="hi_IN" w:bidi="hi_IN"/>
+        </w:rPr>
         <w:t>""</w:t>
       </w:r>
     </w:p>
@@ -20037,6 +22952,21 @@
           <w:b/>
           <w:lang w:val="hi_IN" w:bidi="hi_IN"/>
         </w:rPr>
+        <w:t>οὐκ εἰς κενὸν ἔδραμον, οὐδὲ εἰς κενὸν ἐκοπίασα</w:t>
+      </w:r>
+    </w:p>
+    <w:p>
+      <w:pPr/>
+      <w:r>
+        <w:rPr>
+          <w:lang w:val="hi_IN" w:bidi="hi_IN"/>
+        </w:rPr>
+      </w:r>
+      <w:r>
+        <w:rPr>
+          <w:b/>
+          <w:lang w:val="hi_IN" w:bidi="hi_IN"/>
+        </w:rPr>
         <w:t>""</w:t>
       </w:r>
     </w:p>
@@ -20146,6 +23076,21 @@
           <w:b/>
           <w:lang w:val="hi_IN" w:bidi="hi_IN"/>
         </w:rPr>
+        <w:t>οὐκ εἰς κενὸν ἔδραμον</w:t>
+      </w:r>
+    </w:p>
+    <w:p>
+      <w:pPr/>
+      <w:r>
+        <w:rPr>
+          <w:lang w:val="hi_IN" w:bidi="hi_IN"/>
+        </w:rPr>
+      </w:r>
+      <w:r>
+        <w:rPr>
+          <w:b/>
+          <w:lang w:val="hi_IN" w:bidi="hi_IN"/>
+        </w:rPr>
         <w:t>""</w:t>
       </w:r>
     </w:p>
@@ -20255,6 +23200,21 @@
           <w:b/>
           <w:lang w:val="hi_IN" w:bidi="hi_IN"/>
         </w:rPr>
+        <w:t>εἰς κενὸν</w:t>
+      </w:r>
+    </w:p>
+    <w:p>
+      <w:pPr/>
+      <w:r>
+        <w:rPr>
+          <w:lang w:val="hi_IN" w:bidi="hi_IN"/>
+        </w:rPr>
+      </w:r>
+      <w:r>
+        <w:rPr>
+          <w:b/>
+          <w:lang w:val="hi_IN" w:bidi="hi_IN"/>
+        </w:rPr>
         <w:t>"करना व्यर्थ"</w:t>
       </w:r>
     </w:p>
@@ -20351,6 +23311,21 @@
           <w:b/>
           <w:lang w:val="hi_IN" w:bidi="hi_IN"/>
         </w:rPr>
+        <w:t>οὐδὲ εἰς κενὸν ἐκοπίασα</w:t>
+      </w:r>
+    </w:p>
+    <w:p>
+      <w:pPr/>
+      <w:r>
+        <w:rPr>
+          <w:lang w:val="hi_IN" w:bidi="hi_IN"/>
+        </w:rPr>
+      </w:r>
+      <w:r>
+        <w:rPr>
+          <w:b/>
+          <w:lang w:val="hi_IN" w:bidi="hi_IN"/>
+        </w:rPr>
         <w:t>"न"</w:t>
       </w:r>
       <w:r>
@@ -20460,6 +23435,21 @@
           <w:b/>
           <w:lang w:val="hi_IN" w:bidi="hi_IN"/>
         </w:rPr>
+        <w:t>ἀλλ’ εἰ καὶ</w:t>
+      </w:r>
+    </w:p>
+    <w:p>
+      <w:pPr/>
+      <w:r>
+        <w:rPr>
+          <w:lang w:val="hi_IN" w:bidi="hi_IN"/>
+        </w:rPr>
+      </w:r>
+      <w:r>
+        <w:rPr>
+          <w:b/>
+          <w:lang w:val="hi_IN" w:bidi="hi_IN"/>
+        </w:rPr>
         <w:t>"यदि"</w:t>
       </w:r>
       <w:r>
@@ -20509,7 +23499,7 @@
         </w:rPr>
         <w:t xml:space="preserve"> शब्द, </w:t>
       </w:r>
-      <w:hyperlink r:id="rId33">
+      <w:hyperlink r:id="rId35">
         <w:r>
           <w:rPr>
             <w:lang w:val="hi_IN" w:bidi="hi_IN"/>
@@ -20594,6 +23584,21 @@
           <w:b/>
           <w:lang w:val="hi_IN" w:bidi="hi_IN"/>
         </w:rPr>
+        <w:t>σπένδομαι ἐπὶ τῇ θυσίᾳ καὶ λειτουργίᾳ τῆς πίστεως ὑμῶν</w:t>
+      </w:r>
+    </w:p>
+    <w:p>
+      <w:pPr/>
+      <w:r>
+        <w:rPr>
+          <w:lang w:val="hi_IN" w:bidi="hi_IN"/>
+        </w:rPr>
+      </w:r>
+      <w:r>
+        <w:rPr>
+          <w:b/>
+          <w:lang w:val="hi_IN" w:bidi="hi_IN"/>
+        </w:rPr>
         <w:t>"मुझे तुम्हारे विश्वास बलिदान और सेवा के"</w:t>
       </w:r>
       <w:r>
@@ -20649,7 +23654,7 @@
         </w:rPr>
         <w:t xml:space="preserve"> में पुराने नियम के यहूदी बलिदान तंत्र की उपमा काम में ली गई है| याजक परमेश्वर के लिए बलि को होम करने के लिए बलि पशु का वेदी पर वध करता था और परमेश्वर के लिए दाखमधू उंडेलता था की बलिदान पूर्ण हो जाए| देखें </w:t>
       </w:r>
-      <w:hyperlink r:id="rId34">
+      <w:hyperlink r:id="rId36">
         <w:r>
           <w:rPr>
             <w:lang w:val="hi_IN" w:bidi="hi_IN"/>
@@ -20734,6 +23739,21 @@
           <w:b/>
           <w:lang w:val="hi_IN" w:bidi="hi_IN"/>
         </w:rPr>
+        <w:t>σπένδομαι</w:t>
+      </w:r>
+    </w:p>
+    <w:p>
+      <w:pPr/>
+      <w:r>
+        <w:rPr>
+          <w:lang w:val="hi_IN" w:bidi="hi_IN"/>
+        </w:rPr>
+      </w:r>
+      <w:r>
+        <w:rPr>
+          <w:b/>
+          <w:lang w:val="hi_IN" w:bidi="hi_IN"/>
+        </w:rPr>
         <w:t>"मुझे"</w:t>
       </w:r>
       <w:r>
@@ -20843,6 +23863,21 @@
           <w:b/>
           <w:lang w:val="hi_IN" w:bidi="hi_IN"/>
         </w:rPr>
+        <w:t>σπένδομαι</w:t>
+      </w:r>
+    </w:p>
+    <w:p>
+      <w:pPr/>
+      <w:r>
+        <w:rPr>
+          <w:lang w:val="hi_IN" w:bidi="hi_IN"/>
+        </w:rPr>
+      </w:r>
+      <w:r>
+        <w:rPr>
+          <w:b/>
+          <w:lang w:val="hi_IN" w:bidi="hi_IN"/>
+        </w:rPr>
         <w:t>"मुझे"</w:t>
       </w:r>
       <w:r>
@@ -20952,6 +23987,21 @@
           <w:b/>
           <w:lang w:val="hi_IN" w:bidi="hi_IN"/>
         </w:rPr>
+        <w:t>ἐπὶ τῇ θυσίᾳ καὶ λειτουργίᾳ τῆς πίστεως ὑμῶν</w:t>
+      </w:r>
+    </w:p>
+    <w:p>
+      <w:pPr/>
+      <w:r>
+        <w:rPr>
+          <w:lang w:val="hi_IN" w:bidi="hi_IN"/>
+        </w:rPr>
+      </w:r>
+      <w:r>
+        <w:rPr>
+          <w:b/>
+          <w:lang w:val="hi_IN" w:bidi="hi_IN"/>
+        </w:rPr>
         <w:t>"तुम्हारे विश्वास बलिदान और सेवा के"</w:t>
       </w:r>
       <w:r>
@@ -21048,6 +24098,21 @@
           <w:b/>
           <w:lang w:val="hi_IN" w:bidi="hi_IN"/>
         </w:rPr>
+        <w:t>ἐπὶ τῇ θυσίᾳ καὶ λειτουργίᾳ τῆς πίστεως ὑμῶν</w:t>
+      </w:r>
+    </w:p>
+    <w:p>
+      <w:pPr/>
+      <w:r>
+        <w:rPr>
+          <w:lang w:val="hi_IN" w:bidi="hi_IN"/>
+        </w:rPr>
+      </w:r>
+      <w:r>
+        <w:rPr>
+          <w:b/>
+          <w:lang w:val="hi_IN" w:bidi="hi_IN"/>
+        </w:rPr>
         <w:t>"तुम्हारे विश्वास बलिदान और सेवा के"</w:t>
       </w:r>
       <w:r>
@@ -21225,7 +24290,7 @@
         </w:rPr>
         <w:t xml:space="preserve"> यह फिलिप्पी के विओश्वासियों के पक्ष में उसके कठोर परिश्रम और कष्ट वहन के प्रति पौलुस की मनोदशा का सारांश है जिसका वर्णन उसने </w:t>
       </w:r>
-      <w:hyperlink r:id="rId33">
+      <w:hyperlink r:id="rId35">
         <w:r>
           <w:rPr>
             <w:lang w:val="hi_IN" w:bidi="hi_IN"/>
@@ -21290,6 +24355,21 @@
           <w:b/>
           <w:lang w:val="hi_IN" w:bidi="hi_IN"/>
         </w:rPr>
+        <w:t>τὸ &amp; αὐτὸ</w:t>
+      </w:r>
+    </w:p>
+    <w:p>
+      <w:pPr/>
+      <w:r>
+        <w:rPr>
+          <w:lang w:val="hi_IN" w:bidi="hi_IN"/>
+        </w:rPr>
+      </w:r>
+      <w:r>
+        <w:rPr>
+          <w:b/>
+          <w:lang w:val="hi_IN" w:bidi="hi_IN"/>
+        </w:rPr>
         <w:t>"वैसे ही"</w:t>
       </w:r>
     </w:p>
@@ -21319,7 +24399,7 @@
         </w:rPr>
         <w:t xml:space="preserve"> फिलिप्पी के विश्वासियों के सन्दर्भ में है, कि वे उसी प्रकार आनंद करें जैसा पौलुस ने पिछले पद, </w:t>
       </w:r>
-      <w:hyperlink r:id="rId35">
+      <w:hyperlink r:id="rId37">
         <w:r>
           <w:rPr>
             <w:lang w:val="hi_IN" w:bidi="hi_IN"/>
@@ -21404,6 +24484,21 @@
           <w:b/>
           <w:lang w:val="hi_IN" w:bidi="hi_IN"/>
         </w:rPr>
+        <w:t>καὶ ὑμεῖς χαίρετε καὶ συνχαίρετέ μοι</w:t>
+      </w:r>
+    </w:p>
+    <w:p>
+      <w:pPr/>
+      <w:r>
+        <w:rPr>
+          <w:lang w:val="hi_IN" w:bidi="hi_IN"/>
+        </w:rPr>
+      </w:r>
+      <w:r>
+        <w:rPr>
+          <w:b/>
+          <w:lang w:val="hi_IN" w:bidi="hi_IN"/>
+        </w:rPr>
         <w:t>"तुम भी आनन्दित हो, और मेरे साथ आनन्द"</w:t>
       </w:r>
     </w:p>
@@ -21513,6 +24608,21 @@
           <w:b/>
           <w:lang w:val="hi_IN" w:bidi="hi_IN"/>
         </w:rPr>
+        <w:t>ἐλπίζω δὲ ἐν Κυρίῳ Ἰησοῦ</w:t>
+      </w:r>
+    </w:p>
+    <w:p>
+      <w:pPr/>
+      <w:r>
+        <w:rPr>
+          <w:lang w:val="hi_IN" w:bidi="hi_IN"/>
+        </w:rPr>
+      </w:r>
+      <w:r>
+        <w:rPr>
+          <w:b/>
+          <w:lang w:val="hi_IN" w:bidi="hi_IN"/>
+        </w:rPr>
         <w:t>""</w:t>
       </w:r>
     </w:p>
@@ -21602,6 +24712,21 @@
           <w:b/>
           <w:lang w:val="hi_IN" w:bidi="hi_IN"/>
         </w:rPr>
+        <w:t>οὐδένα γὰρ ἔχω ἰσόψυχον</w:t>
+      </w:r>
+    </w:p>
+    <w:p>
+      <w:pPr/>
+      <w:r>
+        <w:rPr>
+          <w:lang w:val="hi_IN" w:bidi="hi_IN"/>
+        </w:rPr>
+      </w:r>
+      <w:r>
+        <w:rPr>
+          <w:b/>
+          <w:lang w:val="hi_IN" w:bidi="hi_IN"/>
+        </w:rPr>
         <w:t>""</w:t>
       </w:r>
     </w:p>
@@ -21665,6 +24790,21 @@
           <w:b/>
           <w:lang w:val="hi_IN" w:bidi="hi_IN"/>
         </w:rPr>
+        <w:t>οἱ πάντες γὰρ τὰ ἑαυτῶν ζητοῦσιν, οὐ τὰ Ἰησοῦ Χριστοῦ</w:t>
+      </w:r>
+    </w:p>
+    <w:p>
+      <w:pPr/>
+      <w:r>
+        <w:rPr>
+          <w:lang w:val="hi_IN" w:bidi="hi_IN"/>
+        </w:rPr>
+      </w:r>
+      <w:r>
+        <w:rPr>
+          <w:b/>
+          <w:lang w:val="hi_IN" w:bidi="hi_IN"/>
+        </w:rPr>
         <w:t>""</w:t>
       </w:r>
     </w:p>
@@ -21754,6 +24894,21 @@
           <w:b/>
           <w:lang w:val="hi_IN" w:bidi="hi_IN"/>
         </w:rPr>
+        <w:t>ὡς πατρὶ τέκνον, σὺν ἐμοὶ ἐδούλευσεν εἰς τὸ εὐαγγέλιον</w:t>
+      </w:r>
+    </w:p>
+    <w:p>
+      <w:pPr/>
+      <w:r>
+        <w:rPr>
+          <w:lang w:val="hi_IN" w:bidi="hi_IN"/>
+        </w:rPr>
+      </w:r>
+      <w:r>
+        <w:rPr>
+          <w:b/>
+          <w:lang w:val="hi_IN" w:bidi="hi_IN"/>
+        </w:rPr>
         <w:t>""</w:t>
       </w:r>
     </w:p>
@@ -21837,6 +24992,21 @@
           <w:b/>
           <w:lang w:val="hi_IN" w:bidi="hi_IN"/>
         </w:rPr>
+        <w:t>τὴν δὲ δοκιμὴν αὐτοῦ γινώσκετε</w:t>
+      </w:r>
+    </w:p>
+    <w:p>
+      <w:pPr/>
+      <w:r>
+        <w:rPr>
+          <w:lang w:val="hi_IN" w:bidi="hi_IN"/>
+        </w:rPr>
+      </w:r>
+      <w:r>
+        <w:rPr>
+          <w:b/>
+          <w:lang w:val="hi_IN" w:bidi="hi_IN"/>
+        </w:rPr>
         <w:t>"पर उसको तुम परखा जान"</w:t>
       </w:r>
     </w:p>
@@ -21933,6 +25103,21 @@
           <w:b/>
           <w:lang w:val="hi_IN" w:bidi="hi_IN"/>
         </w:rPr>
+        <w:t>εἰς τὸ εὐαγγέλιον</w:t>
+      </w:r>
+    </w:p>
+    <w:p>
+      <w:pPr/>
+      <w:r>
+        <w:rPr>
+          <w:lang w:val="hi_IN" w:bidi="hi_IN"/>
+        </w:rPr>
+      </w:r>
+      <w:r>
+        <w:rPr>
+          <w:b/>
+          <w:lang w:val="hi_IN" w:bidi="hi_IN"/>
+        </w:rPr>
         <w:t>""</w:t>
       </w:r>
     </w:p>
@@ -22029,6 +25214,21 @@
           <w:b/>
           <w:lang w:val="hi_IN" w:bidi="hi_IN"/>
         </w:rPr>
+        <w:t>πέποιθα &amp; ἐν Κυρίῳ, ὅτι καὶ αὐτὸς ταχέως ἐλεύσομαι</w:t>
+      </w:r>
+    </w:p>
+    <w:p>
+      <w:pPr/>
+      <w:r>
+        <w:rPr>
+          <w:lang w:val="hi_IN" w:bidi="hi_IN"/>
+        </w:rPr>
+      </w:r>
+      <w:r>
+        <w:rPr>
+          <w:b/>
+          <w:lang w:val="hi_IN" w:bidi="hi_IN"/>
+        </w:rPr>
         <w:t>""</w:t>
       </w:r>
     </w:p>
@@ -22092,6 +25292,21 @@
           <w:b/>
           <w:lang w:val="hi_IN" w:bidi="hi_IN"/>
         </w:rPr>
+        <w:t>ὅτι καὶ αὐτὸς ταχέως ἐλεύσομαι.</w:t>
+      </w:r>
+    </w:p>
+    <w:p>
+      <w:pPr/>
+      <w:r>
+        <w:rPr>
+          <w:lang w:val="hi_IN" w:bidi="hi_IN"/>
+        </w:rPr>
+      </w:r>
+      <w:r>
+        <w:rPr>
+          <w:b/>
+          <w:lang w:val="hi_IN" w:bidi="hi_IN"/>
+        </w:rPr>
         <w:t>"कि मैं आप भी शीघ्र आऊँगा"</w:t>
       </w:r>
     </w:p>
@@ -22188,6 +25403,21 @@
           <w:b/>
           <w:lang w:val="hi_IN" w:bidi="hi_IN"/>
         </w:rPr>
+        <w:t>ὅτι καὶ αὐτὸς ταχέως ἐλεύσομαι</w:t>
+      </w:r>
+    </w:p>
+    <w:p>
+      <w:pPr/>
+      <w:r>
+        <w:rPr>
+          <w:lang w:val="hi_IN" w:bidi="hi_IN"/>
+        </w:rPr>
+      </w:r>
+      <w:r>
+        <w:rPr>
+          <w:b/>
+          <w:lang w:val="hi_IN" w:bidi="hi_IN"/>
+        </w:rPr>
         <w:t>"कि मैं आप भी शीघ्र आऊँगा"</w:t>
       </w:r>
     </w:p>
@@ -22297,6 +25527,21 @@
           <w:b/>
           <w:lang w:val="hi_IN" w:bidi="hi_IN"/>
         </w:rPr>
+        <w:t>Ἐπαφρόδιτον</w:t>
+      </w:r>
+    </w:p>
+    <w:p>
+      <w:pPr/>
+      <w:r>
+        <w:rPr>
+          <w:lang w:val="hi_IN" w:bidi="hi_IN"/>
+        </w:rPr>
+      </w:r>
+      <w:r>
+        <w:rPr>
+          <w:b/>
+          <w:lang w:val="hi_IN" w:bidi="hi_IN"/>
+        </w:rPr>
         <w:t>""</w:t>
       </w:r>
     </w:p>
@@ -22380,6 +25625,21 @@
           <w:b/>
           <w:lang w:val="hi_IN" w:bidi="hi_IN"/>
         </w:rPr>
+        <w:t>ἀδελφὸν &amp; μου</w:t>
+      </w:r>
+    </w:p>
+    <w:p>
+      <w:pPr/>
+      <w:r>
+        <w:rPr>
+          <w:lang w:val="hi_IN" w:bidi="hi_IN"/>
+        </w:rPr>
+      </w:r>
+      <w:r>
+        <w:rPr>
+          <w:b/>
+          <w:lang w:val="hi_IN" w:bidi="hi_IN"/>
+        </w:rPr>
         <w:t>"मैंने"</w:t>
       </w:r>
       <w:r>
@@ -22502,6 +25762,21 @@
           <w:b/>
           <w:lang w:val="hi_IN" w:bidi="hi_IN"/>
         </w:rPr>
+        <w:t>συνστρατιώτην</w:t>
+      </w:r>
+    </w:p>
+    <w:p>
+      <w:pPr/>
+      <w:r>
+        <w:rPr>
+          <w:lang w:val="hi_IN" w:bidi="hi_IN"/>
+        </w:rPr>
+      </w:r>
+      <w:r>
+        <w:rPr>
+          <w:b/>
+          <w:lang w:val="hi_IN" w:bidi="hi_IN"/>
+        </w:rPr>
         <w:t>""</w:t>
       </w:r>
     </w:p>
@@ -22624,6 +25899,21 @@
           <w:b/>
           <w:lang w:val="hi_IN" w:bidi="hi_IN"/>
         </w:rPr>
+        <w:t>ὑμῶν &amp; ἀπόστολον καὶ λειτουργὸν τῆς χρείας μου</w:t>
+      </w:r>
+    </w:p>
+    <w:p>
+      <w:pPr/>
+      <w:r>
+        <w:rPr>
+          <w:lang w:val="hi_IN" w:bidi="hi_IN"/>
+        </w:rPr>
+      </w:r>
+      <w:r>
+        <w:rPr>
+          <w:b/>
+          <w:lang w:val="hi_IN" w:bidi="hi_IN"/>
+        </w:rPr>
         <w:t>""</w:t>
       </w:r>
     </w:p>
@@ -22687,6 +25977,21 @@
           <w:b/>
           <w:lang w:val="hi_IN" w:bidi="hi_IN"/>
         </w:rPr>
+        <w:t>ἐπιποθῶν ἦν πάντας ὑμᾶς, καὶ ἀδημονῶν</w:t>
+      </w:r>
+    </w:p>
+    <w:p>
+      <w:pPr/>
+      <w:r>
+        <w:rPr>
+          <w:lang w:val="hi_IN" w:bidi="hi_IN"/>
+        </w:rPr>
+      </w:r>
+      <w:r>
+        <w:rPr>
+          <w:b/>
+          <w:lang w:val="hi_IN" w:bidi="hi_IN"/>
+        </w:rPr>
         <w:t>""</w:t>
       </w:r>
     </w:p>
@@ -22750,6 +26055,21 @@
           <w:b/>
           <w:lang w:val="hi_IN" w:bidi="hi_IN"/>
         </w:rPr>
+        <w:t>ἐπειδὴ ἐπιποθῶν ἦν πάντας ὑμᾶς, καὶ ἀδημονῶν διότι ἠκούσατε ὅτι ἠσθένησεν</w:t>
+      </w:r>
+    </w:p>
+    <w:p>
+      <w:pPr/>
+      <w:r>
+        <w:rPr>
+          <w:lang w:val="hi_IN" w:bidi="hi_IN"/>
+        </w:rPr>
+      </w:r>
+      <w:r>
+        <w:rPr>
+          <w:b/>
+          <w:lang w:val="hi_IN" w:bidi="hi_IN"/>
+        </w:rPr>
         <w:t>"क्योंकि उसका मन तुम सब में लगा हुआ था, इस कारण वह व्याकुल रहता था क्योंकि तुम ने उसकी बीमारी का हाल सुना था"</w:t>
       </w:r>
     </w:p>
@@ -22846,6 +26166,21 @@
           <w:b/>
           <w:lang w:val="hi_IN" w:bidi="hi_IN"/>
         </w:rPr>
+        <w:t>καὶ γὰρ ἠσθένησεν παραπλήσιον θανάτῳ, ἀλλὰ ὁ Θεὸς ἠλέησεν αὐτόν, οὐκ αὐτὸν δὲ μόνον, ἀλλὰ καὶ ἐμέ, ἵνα μὴ λύπην ἐπὶ λύπην σχῶ</w:t>
+      </w:r>
+    </w:p>
+    <w:p>
+      <w:pPr/>
+      <w:r>
+        <w:rPr>
+          <w:lang w:val="hi_IN" w:bidi="hi_IN"/>
+        </w:rPr>
+      </w:r>
+      <w:r>
+        <w:rPr>
+          <w:b/>
+          <w:lang w:val="hi_IN" w:bidi="hi_IN"/>
+        </w:rPr>
         <w:t>"और निश्चय वह बीमार तो हो गया था, यहाँ तक कि मरने पर था, परन्तु परमेश्वर उस पर दया की; और केवल उस पर नहीं, पर मुझ पर भी कि मुझे शोक पर शोक न हो"</w:t>
       </w:r>
     </w:p>
@@ -22968,6 +26303,21 @@
           <w:b/>
           <w:lang w:val="hi_IN" w:bidi="hi_IN"/>
         </w:rPr>
+        <w:t>ἠσθένησεν παραπλήσιον θανάτῳ</w:t>
+      </w:r>
+    </w:p>
+    <w:p>
+      <w:pPr/>
+      <w:r>
+        <w:rPr>
+          <w:lang w:val="hi_IN" w:bidi="hi_IN"/>
+        </w:rPr>
+      </w:r>
+      <w:r>
+        <w:rPr>
+          <w:b/>
+          <w:lang w:val="hi_IN" w:bidi="hi_IN"/>
+        </w:rPr>
         <w:t>"वह बीमार तो हो गया था, यहाँ तक कि मरने पर था"</w:t>
       </w:r>
     </w:p>
@@ -23064,6 +26414,21 @@
           <w:b/>
           <w:lang w:val="hi_IN" w:bidi="hi_IN"/>
         </w:rPr>
+        <w:t>ἀλλὰ ὁ Θεὸς ἠλέησεν αὐτόν</w:t>
+      </w:r>
+    </w:p>
+    <w:p>
+      <w:pPr/>
+      <w:r>
+        <w:rPr>
+          <w:lang w:val="hi_IN" w:bidi="hi_IN"/>
+        </w:rPr>
+      </w:r>
+      <w:r>
+        <w:rPr>
+          <w:b/>
+          <w:lang w:val="hi_IN" w:bidi="hi_IN"/>
+        </w:rPr>
         <w:t>"परन्तु परमेश्वर उस पर दया की"</w:t>
       </w:r>
     </w:p>
@@ -23282,6 +26647,21 @@
           <w:b/>
           <w:lang w:val="hi_IN" w:bidi="hi_IN"/>
         </w:rPr>
+        <w:t>λύπην ἐπὶ λύπην</w:t>
+      </w:r>
+    </w:p>
+    <w:p>
+      <w:pPr/>
+      <w:r>
+        <w:rPr>
+          <w:lang w:val="hi_IN" w:bidi="hi_IN"/>
+        </w:rPr>
+      </w:r>
+      <w:r>
+        <w:rPr>
+          <w:b/>
+          <w:lang w:val="hi_IN" w:bidi="hi_IN"/>
+        </w:rPr>
         <w:t>"पर भी"</w:t>
       </w:r>
       <w:r>
@@ -23371,6 +26751,21 @@
           <w:b/>
           <w:lang w:val="hi_IN" w:bidi="hi_IN"/>
         </w:rPr>
+        <w:t>σπουδαιοτέρως οὖν ἔπεμψα αὐτὸν, ἵνα ἰδόντες αὐτὸν πάλιν, χαρῆτε κἀγὼ ἀλυπότερος ὦ</w:t>
+      </w:r>
+    </w:p>
+    <w:p>
+      <w:pPr/>
+      <w:r>
+        <w:rPr>
+          <w:lang w:val="hi_IN" w:bidi="hi_IN"/>
+        </w:rPr>
+      </w:r>
+      <w:r>
+        <w:rPr>
+          <w:b/>
+          <w:lang w:val="hi_IN" w:bidi="hi_IN"/>
+        </w:rPr>
         <w:t>"इसलिए मैंने उसे भेजने का और भी यत्न किया कि तुम उससे फिर भेंट आनन्दित हो जाओ और मेरा शोक घट"</w:t>
       </w:r>
     </w:p>
@@ -23480,6 +26875,21 @@
           <w:b/>
           <w:lang w:val="hi_IN" w:bidi="hi_IN"/>
         </w:rPr>
+        <w:t>κἀγὼ ἀλυπότερος ὦ</w:t>
+      </w:r>
+    </w:p>
+    <w:p>
+      <w:pPr/>
+      <w:r>
+        <w:rPr>
+          <w:lang w:val="hi_IN" w:bidi="hi_IN"/>
+        </w:rPr>
+      </w:r>
+      <w:r>
+        <w:rPr>
+          <w:b/>
+          <w:lang w:val="hi_IN" w:bidi="hi_IN"/>
+        </w:rPr>
         <w:t>""</w:t>
       </w:r>
     </w:p>
@@ -23569,6 +26979,21 @@
           <w:b/>
           <w:lang w:val="hi_IN" w:bidi="hi_IN"/>
         </w:rPr>
+        <w:t>προσδέχεσθε &amp; αὐτὸν</w:t>
+      </w:r>
+    </w:p>
+    <w:p>
+      <w:pPr/>
+      <w:r>
+        <w:rPr>
+          <w:lang w:val="hi_IN" w:bidi="hi_IN"/>
+        </w:rPr>
+      </w:r>
+      <w:r>
+        <w:rPr>
+          <w:b/>
+          <w:lang w:val="hi_IN" w:bidi="hi_IN"/>
+        </w:rPr>
         <w:t>""</w:t>
       </w:r>
     </w:p>
@@ -23645,6 +27070,21 @@
           <w:b/>
           <w:lang w:val="hi_IN" w:bidi="hi_IN"/>
         </w:rPr>
+        <w:t>ἐν Κυρίῳ μετὰ πάσης χαρᾶς</w:t>
+      </w:r>
+    </w:p>
+    <w:p>
+      <w:pPr/>
+      <w:r>
+        <w:rPr>
+          <w:lang w:val="hi_IN" w:bidi="hi_IN"/>
+        </w:rPr>
+      </w:r>
+      <w:r>
+        <w:rPr>
+          <w:b/>
+          <w:lang w:val="hi_IN" w:bidi="hi_IN"/>
+        </w:rPr>
         <w:t>""</w:t>
       </w:r>
     </w:p>
@@ -23734,6 +27174,21 @@
           <w:b/>
           <w:lang w:val="hi_IN" w:bidi="hi_IN"/>
         </w:rPr>
+        <w:t>ἐντίμους ἔχετε</w:t>
+      </w:r>
+    </w:p>
+    <w:p>
+      <w:pPr/>
+      <w:r>
+        <w:rPr>
+          <w:lang w:val="hi_IN" w:bidi="hi_IN"/>
+        </w:rPr>
+      </w:r>
+      <w:r>
+        <w:rPr>
+          <w:b/>
+          <w:lang w:val="hi_IN" w:bidi="hi_IN"/>
+        </w:rPr>
         <w:t>"आदर किया"</w:t>
       </w:r>
     </w:p>
@@ -23830,6 +27285,21 @@
           <w:b/>
           <w:lang w:val="hi_IN" w:bidi="hi_IN"/>
         </w:rPr>
+        <w:t>ἐντίμους ἔχετε</w:t>
+      </w:r>
+    </w:p>
+    <w:p>
+      <w:pPr/>
+      <w:r>
+        <w:rPr>
+          <w:lang w:val="hi_IN" w:bidi="hi_IN"/>
+        </w:rPr>
+      </w:r>
+      <w:r>
+        <w:rPr>
+          <w:b/>
+          <w:lang w:val="hi_IN" w:bidi="hi_IN"/>
+        </w:rPr>
         <w:t>"आदर किया"</w:t>
       </w:r>
     </w:p>
@@ -23952,6 +27422,21 @@
           <w:b/>
           <w:lang w:val="hi_IN" w:bidi="hi_IN"/>
         </w:rPr>
+        <w:t>ὅτι διὰ τὸ ἔργον Χριστοῦ μέχρι θανάτου ἤγγισεν, παραβολευσάμενος τῇ ψυχῇ, ἵνα ἀναπληρώσῃ τὸ ὑμῶν ὑστέρημα, τῆς πρός με λειτουργίας</w:t>
+      </w:r>
+    </w:p>
+    <w:p>
+      <w:pPr/>
+      <w:r>
+        <w:rPr>
+          <w:lang w:val="hi_IN" w:bidi="hi_IN"/>
+        </w:rPr>
+      </w:r>
+      <w:r>
+        <w:rPr>
+          <w:b/>
+          <w:lang w:val="hi_IN" w:bidi="hi_IN"/>
+        </w:rPr>
         <w:t>""</w:t>
       </w:r>
     </w:p>
@@ -24061,6 +27546,21 @@
           <w:b/>
           <w:lang w:val="hi_IN" w:bidi="hi_IN"/>
         </w:rPr>
+        <w:t>διὰ τὸ ἔργον Χριστοῦ</w:t>
+      </w:r>
+    </w:p>
+    <w:p>
+      <w:pPr/>
+      <w:r>
+        <w:rPr>
+          <w:lang w:val="hi_IN" w:bidi="hi_IN"/>
+        </w:rPr>
+      </w:r>
+      <w:r>
+        <w:rPr>
+          <w:b/>
+          <w:lang w:val="hi_IN" w:bidi="hi_IN"/>
+        </w:rPr>
         <w:t>"मसीह के काम के लिये"</w:t>
       </w:r>
     </w:p>
@@ -24157,6 +27657,21 @@
           <w:b/>
           <w:lang w:val="hi_IN" w:bidi="hi_IN"/>
         </w:rPr>
+        <w:t>διὰ τὸ ἔργον Χριστοῦ</w:t>
+      </w:r>
+    </w:p>
+    <w:p>
+      <w:pPr/>
+      <w:r>
+        <w:rPr>
+          <w:lang w:val="hi_IN" w:bidi="hi_IN"/>
+        </w:rPr>
+      </w:r>
+      <w:r>
+        <w:rPr>
+          <w:b/>
+          <w:lang w:val="hi_IN" w:bidi="hi_IN"/>
+        </w:rPr>
         <w:t>"मसीह के काम के लिये"</w:t>
       </w:r>
     </w:p>
@@ -24266,6 +27781,21 @@
           <w:b/>
           <w:lang w:val="hi_IN" w:bidi="hi_IN"/>
         </w:rPr>
+        <w:t>μέχρι θανάτου ἤγγισεν</w:t>
+      </w:r>
+    </w:p>
+    <w:p>
+      <w:pPr/>
+      <w:r>
+        <w:rPr>
+          <w:lang w:val="hi_IN" w:bidi="hi_IN"/>
+        </w:rPr>
+      </w:r>
+      <w:r>
+        <w:rPr>
+          <w:b/>
+          <w:lang w:val="hi_IN" w:bidi="hi_IN"/>
+        </w:rPr>
         <w:t>"वह"</w:t>
       </w:r>
       <w:r>
@@ -24388,6 +27918,21 @@
           <w:b/>
           <w:lang w:val="hi_IN" w:bidi="hi_IN"/>
         </w:rPr>
+        <w:t>παραβολευσάμενος τῇ ψυχῇ</w:t>
+      </w:r>
+    </w:p>
+    <w:p>
+      <w:pPr/>
+      <w:r>
+        <w:rPr>
+          <w:lang w:val="hi_IN" w:bidi="hi_IN"/>
+        </w:rPr>
+      </w:r>
+      <w:r>
+        <w:rPr>
+          <w:b/>
+          <w:lang w:val="hi_IN" w:bidi="hi_IN"/>
+        </w:rPr>
         <w:t>"प्राणों जोखिम उठाकर"</w:t>
       </w:r>
     </w:p>
@@ -24497,6 +28042,21 @@
           <w:b/>
           <w:lang w:val="hi_IN" w:bidi="hi_IN"/>
         </w:rPr>
+        <w:t>ἵνα ἀναπληρώσῃ τὸ ὑμῶν ὑστέρημα, τῆς πρός με λειτουργίας</w:t>
+      </w:r>
+    </w:p>
+    <w:p>
+      <w:pPr/>
+      <w:r>
+        <w:rPr>
+          <w:lang w:val="hi_IN" w:bidi="hi_IN"/>
+        </w:rPr>
+      </w:r>
+      <w:r>
+        <w:rPr>
+          <w:b/>
+          <w:lang w:val="hi_IN" w:bidi="hi_IN"/>
+        </w:rPr>
         <w:t>"अपने"</w:t>
       </w:r>
       <w:r>
@@ -24619,6 +28179,21 @@
           <w:b/>
           <w:lang w:val="hi_IN" w:bidi="hi_IN"/>
         </w:rPr>
+        <w:t>ἵνα ἀναπληρώσῃ τὸ ὑμῶν ὑστέρημα, τῆς πρός με λειτουργίας</w:t>
+      </w:r>
+    </w:p>
+    <w:p>
+      <w:pPr/>
+      <w:r>
+        <w:rPr>
+          <w:lang w:val="hi_IN" w:bidi="hi_IN"/>
+        </w:rPr>
+      </w:r>
+      <w:r>
+        <w:rPr>
+          <w:b/>
+          <w:lang w:val="hi_IN" w:bidi="hi_IN"/>
+        </w:rPr>
         <w:t>""</w:t>
       </w:r>
     </w:p>
@@ -24715,6 +28290,21 @@
           <w:b/>
           <w:lang w:val="hi_IN" w:bidi="hi_IN"/>
         </w:rPr>
+        <w:t>ἀδελφοί</w:t>
+      </w:r>
+    </w:p>
+    <w:p>
+      <w:pPr/>
+      <w:r>
+        <w:rPr>
+          <w:lang w:val="hi_IN" w:bidi="hi_IN"/>
+        </w:rPr>
+      </w:r>
+      <w:r>
+        <w:rPr>
+          <w:b/>
+          <w:lang w:val="hi_IN" w:bidi="hi_IN"/>
+        </w:rPr>
         <w:t>""</w:t>
       </w:r>
     </w:p>
@@ -24744,7 +28334,7 @@
         </w:rPr>
         <w:t xml:space="preserve"> शब्द का प्रयोग लाक्षणिक भाषा में करता हैजिससे उसका अभिप्राय है, यीशु में विश्वास करने वाला कोई भी साथी| यदि आपकी भाषा में यह स्पष्ट न हो सके तो आप इसका अनुवाद सरल भाषा में कर सकते हैं| देखें कि आपने इसका अनुवाद </w:t>
       </w:r>
-      <w:hyperlink r:id="rId18">
+      <w:hyperlink r:id="rId20">
         <w:r>
           <w:rPr>
             <w:lang w:val="hi_IN" w:bidi="hi_IN"/>
@@ -24809,6 +28399,21 @@
           <w:b/>
           <w:lang w:val="hi_IN" w:bidi="hi_IN"/>
         </w:rPr>
+        <w:t>χαίρετε ἐν Κυρίῳ</w:t>
+      </w:r>
+    </w:p>
+    <w:p>
+      <w:pPr/>
+      <w:r>
+        <w:rPr>
+          <w:lang w:val="hi_IN" w:bidi="hi_IN"/>
+        </w:rPr>
+      </w:r>
+      <w:r>
+        <w:rPr>
+          <w:b/>
+          <w:lang w:val="hi_IN" w:bidi="hi_IN"/>
+        </w:rPr>
         <w:t>""</w:t>
       </w:r>
     </w:p>
@@ -24885,6 +28490,21 @@
           <w:b/>
           <w:lang w:val="hi_IN" w:bidi="hi_IN"/>
         </w:rPr>
+        <w:t>ἐν Κυρίῳ</w:t>
+      </w:r>
+    </w:p>
+    <w:p>
+      <w:pPr/>
+      <w:r>
+        <w:rPr>
+          <w:lang w:val="hi_IN" w:bidi="hi_IN"/>
+        </w:rPr>
+      </w:r>
+      <w:r>
+        <w:rPr>
+          <w:b/>
+          <w:lang w:val="hi_IN" w:bidi="hi_IN"/>
+        </w:rPr>
         <w:t>"प्रभु में"</w:t>
       </w:r>
       <w:r>
@@ -24961,6 +28581,21 @@
           <w:b/>
           <w:lang w:val="hi_IN" w:bidi="hi_IN"/>
         </w:rPr>
+        <w:t>ὑμῖν δὲ ἀσφαλές</w:t>
+      </w:r>
+    </w:p>
+    <w:p>
+      <w:pPr/>
+      <w:r>
+        <w:rPr>
+          <w:lang w:val="hi_IN" w:bidi="hi_IN"/>
+        </w:rPr>
+      </w:r>
+      <w:r>
+        <w:rPr>
+          <w:b/>
+          <w:lang w:val="hi_IN" w:bidi="hi_IN"/>
+        </w:rPr>
         <w:t>""</w:t>
       </w:r>
     </w:p>
@@ -25044,6 +28679,21 @@
           <w:b/>
           <w:lang w:val="hi_IN" w:bidi="hi_IN"/>
         </w:rPr>
+        <w:t>βλέπετε</w:t>
+      </w:r>
+    </w:p>
+    <w:p>
+      <w:pPr/>
+      <w:r>
+        <w:rPr>
+          <w:lang w:val="hi_IN" w:bidi="hi_IN"/>
+        </w:rPr>
+      </w:r>
+      <w:r>
+        <w:rPr>
+          <w:b/>
+          <w:lang w:val="hi_IN" w:bidi="hi_IN"/>
+        </w:rPr>
         <w:t>"चौकस रहो,"</w:t>
       </w:r>
       <w:r>
@@ -25166,6 +28816,21 @@
           <w:b/>
           <w:lang w:val="hi_IN" w:bidi="hi_IN"/>
         </w:rPr>
+        <w:t>βλέπετε</w:t>
+      </w:r>
+    </w:p>
+    <w:p>
+      <w:pPr/>
+      <w:r>
+        <w:rPr>
+          <w:lang w:val="hi_IN" w:bidi="hi_IN"/>
+        </w:rPr>
+      </w:r>
+      <w:r>
+        <w:rPr>
+          <w:b/>
+          <w:lang w:val="hi_IN" w:bidi="hi_IN"/>
+        </w:rPr>
         <w:t>""</w:t>
       </w:r>
     </w:p>
@@ -25229,6 +28894,21 @@
           <w:b/>
           <w:lang w:val="hi_IN" w:bidi="hi_IN"/>
         </w:rPr>
+        <w:t>τοὺς κύνας &amp; τοὺς κακοὺς ἐργάτας &amp; τὴν κατατομήν</w:t>
+      </w:r>
+    </w:p>
+    <w:p>
+      <w:pPr/>
+      <w:r>
+        <w:rPr>
+          <w:lang w:val="hi_IN" w:bidi="hi_IN"/>
+        </w:rPr>
+      </w:r>
+      <w:r>
+        <w:rPr>
+          <w:b/>
+          <w:lang w:val="hi_IN" w:bidi="hi_IN"/>
+        </w:rPr>
         <w:t>""</w:t>
       </w:r>
     </w:p>
@@ -25318,6 +28998,21 @@
           <w:b/>
           <w:lang w:val="hi_IN" w:bidi="hi_IN"/>
         </w:rPr>
+        <w:t>τοὺς κύνας</w:t>
+      </w:r>
+    </w:p>
+    <w:p>
+      <w:pPr/>
+      <w:r>
+        <w:rPr>
+          <w:lang w:val="hi_IN" w:bidi="hi_IN"/>
+        </w:rPr>
+      </w:r>
+      <w:r>
+        <w:rPr>
+          <w:b/>
+          <w:lang w:val="hi_IN" w:bidi="hi_IN"/>
+        </w:rPr>
         <w:t>"कुत्तों"</w:t>
       </w:r>
     </w:p>
@@ -25427,6 +29122,21 @@
           <w:b/>
           <w:lang w:val="hi_IN" w:bidi="hi_IN"/>
         </w:rPr>
+        <w:t>κακοὺς ἐργάτας</w:t>
+      </w:r>
+    </w:p>
+    <w:p>
+      <w:pPr/>
+      <w:r>
+        <w:rPr>
+          <w:lang w:val="hi_IN" w:bidi="hi_IN"/>
+        </w:rPr>
+      </w:r>
+      <w:r>
+        <w:rPr>
+          <w:b/>
+          <w:lang w:val="hi_IN" w:bidi="hi_IN"/>
+        </w:rPr>
         <w:t>"बुरे काम करनेवालों"</w:t>
       </w:r>
     </w:p>
@@ -25523,6 +29233,21 @@
           <w:b/>
           <w:lang w:val="hi_IN" w:bidi="hi_IN"/>
         </w:rPr>
+        <w:t>τὴν κατατομήν</w:t>
+      </w:r>
+    </w:p>
+    <w:p>
+      <w:pPr/>
+      <w:r>
+        <w:rPr>
+          <w:lang w:val="hi_IN" w:bidi="hi_IN"/>
+        </w:rPr>
+      </w:r>
+      <w:r>
+        <w:rPr>
+          <w:b/>
+          <w:lang w:val="hi_IN" w:bidi="hi_IN"/>
+        </w:rPr>
         <w:t>"से"</w:t>
       </w:r>
       <w:r>
@@ -25658,6 +29383,21 @@
           <w:b/>
           <w:lang w:val="hi_IN" w:bidi="hi_IN"/>
         </w:rPr>
+        <w:t>τὴν κατατομήν</w:t>
+      </w:r>
+    </w:p>
+    <w:p>
+      <w:pPr/>
+      <w:r>
+        <w:rPr>
+          <w:lang w:val="hi_IN" w:bidi="hi_IN"/>
+        </w:rPr>
+      </w:r>
+      <w:r>
+        <w:rPr>
+          <w:b/>
+          <w:lang w:val="hi_IN" w:bidi="hi_IN"/>
+        </w:rPr>
         <w:t>"से"</w:t>
       </w:r>
       <w:r>
@@ -25767,6 +29507,21 @@
           <w:b/>
           <w:lang w:val="hi_IN" w:bidi="hi_IN"/>
         </w:rPr>
+        <w:t>ἡμεῖς γάρ ἐσμεν</w:t>
+      </w:r>
+    </w:p>
+    <w:p>
+      <w:pPr/>
+      <w:r>
+        <w:rPr>
+          <w:lang w:val="hi_IN" w:bidi="hi_IN"/>
+        </w:rPr>
+      </w:r>
+      <w:r>
+        <w:rPr>
+          <w:b/>
+          <w:lang w:val="hi_IN" w:bidi="hi_IN"/>
+        </w:rPr>
         <w:t>""</w:t>
       </w:r>
     </w:p>
@@ -25870,6 +29625,21 @@
           <w:b/>
           <w:lang w:val="hi_IN" w:bidi="hi_IN"/>
         </w:rPr>
+        <w:t>ἡ περιτομή</w:t>
+      </w:r>
+    </w:p>
+    <w:p>
+      <w:pPr/>
+      <w:r>
+        <w:rPr>
+          <w:lang w:val="hi_IN" w:bidi="hi_IN"/>
+        </w:rPr>
+      </w:r>
+      <w:r>
+        <w:rPr>
+          <w:b/>
+          <w:lang w:val="hi_IN" w:bidi="hi_IN"/>
+        </w:rPr>
         <w:t>""</w:t>
       </w:r>
     </w:p>
@@ -25959,6 +29729,21 @@
           <w:b/>
           <w:lang w:val="hi_IN" w:bidi="hi_IN"/>
         </w:rPr>
+        <w:t>οἱ Πνεύματι Θεοῦ λατρεύοντες</w:t>
+      </w:r>
+    </w:p>
+    <w:p>
+      <w:pPr/>
+      <w:r>
+        <w:rPr>
+          <w:lang w:val="hi_IN" w:bidi="hi_IN"/>
+        </w:rPr>
+      </w:r>
+      <w:r>
+        <w:rPr>
+          <w:b/>
+          <w:lang w:val="hi_IN" w:bidi="hi_IN"/>
+        </w:rPr>
         <w:t>"परमेश्वर के आत्मा की उपासना करते हैं"</w:t>
       </w:r>
     </w:p>
@@ -26022,6 +29807,21 @@
           <w:b/>
           <w:lang w:val="hi_IN" w:bidi="hi_IN"/>
         </w:rPr>
+        <w:t>οὐκ ἐν σαρκὶ πεποιθότες</w:t>
+      </w:r>
+    </w:p>
+    <w:p>
+      <w:pPr/>
+      <w:r>
+        <w:rPr>
+          <w:lang w:val="hi_IN" w:bidi="hi_IN"/>
+        </w:rPr>
+      </w:r>
+      <w:r>
+        <w:rPr>
+          <w:b/>
+          <w:lang w:val="hi_IN" w:bidi="hi_IN"/>
+        </w:rPr>
         <w:t>""</w:t>
       </w:r>
     </w:p>
@@ -26111,6 +29911,21 @@
           <w:b/>
           <w:lang w:val="hi_IN" w:bidi="hi_IN"/>
         </w:rPr>
+        <w:t>καυχώμενοι ἐν Χριστῷ Ἰησοῦ, καὶ οὐκ ἐν σαρκὶ πεποιθότες</w:t>
+      </w:r>
+    </w:p>
+    <w:p>
+      <w:pPr/>
+      <w:r>
+        <w:rPr>
+          <w:lang w:val="hi_IN" w:bidi="hi_IN"/>
+        </w:rPr>
+      </w:r>
+      <w:r>
+        <w:rPr>
+          <w:b/>
+          <w:lang w:val="hi_IN" w:bidi="hi_IN"/>
+        </w:rPr>
         <w:t>"मसीह यीशु पर घमण्ड करते हैं और शरीर भरोसा नहीं"</w:t>
       </w:r>
     </w:p>
@@ -26200,6 +30015,21 @@
           <w:b/>
           <w:lang w:val="hi_IN" w:bidi="hi_IN"/>
         </w:rPr>
+        <w:t>καὶ οὐκ ἐν σαρκὶ πεποιθότες</w:t>
+      </w:r>
+    </w:p>
+    <w:p>
+      <w:pPr/>
+      <w:r>
+        <w:rPr>
+          <w:lang w:val="hi_IN" w:bidi="hi_IN"/>
+        </w:rPr>
+      </w:r>
+      <w:r>
+        <w:rPr>
+          <w:b/>
+          <w:lang w:val="hi_IN" w:bidi="hi_IN"/>
+        </w:rPr>
         <w:t>"और शरीर भरोसा नहीं"</w:t>
       </w:r>
     </w:p>
@@ -26335,6 +30165,21 @@
           <w:b/>
           <w:lang w:val="hi_IN" w:bidi="hi_IN"/>
         </w:rPr>
+        <w:t>ἐγὼ ἔχων πεποίθησιν καὶ ἐν σαρκί εἴ τις δοκεῖ ἄλλος πεποιθέναι ἐν σαρκί, ἐγὼ μᾶλλον</w:t>
+      </w:r>
+    </w:p>
+    <w:p>
+      <w:pPr/>
+      <w:r>
+        <w:rPr>
+          <w:lang w:val="hi_IN" w:bidi="hi_IN"/>
+        </w:rPr>
+      </w:r>
+      <w:r>
+        <w:rPr>
+          <w:b/>
+          <w:lang w:val="hi_IN" w:bidi="hi_IN"/>
+        </w:rPr>
         <w:t>""</w:t>
       </w:r>
     </w:p>
@@ -26351,7 +30196,7 @@
         </w:rPr>
         <w:t>"इस परिकल्पित स्थिति के प्रयोग द्वारा पौलुस अपनी योग्यता को गिनाता है कि यदि व्यवस्था का पालन करने से परमेश्वर का अनुग्रह प्राप्त होता है तो उसके पास अन्य सब मनुष्यों से अधिक गर्वोक्ति के कारण हैं| उसका उद्देश्य है कि फिलिप्पी के विश्वासियों को शिक्षा दे कि उनके लिए मसीह में विश्वास करना अन्य किसी भी बात में विश्वास करने से अधिक आवश्यक है कि उनको परमेश्वर का अनुग्रह प्राप्त हो|\n</w:t>
       </w:r>
-      <w:hyperlink r:id="rId36">
+      <w:hyperlink r:id="rId38">
         <w:r>
           <w:rPr>
             <w:lang w:val="hi_IN" w:bidi="hi_IN"/>
@@ -26499,6 +30344,21 @@
           <w:b/>
           <w:lang w:val="hi_IN" w:bidi="hi_IN"/>
         </w:rPr>
+        <w:t>φυλῆς Βενιαμείν</w:t>
+      </w:r>
+    </w:p>
+    <w:p>
+      <w:pPr/>
+      <w:r>
+        <w:rPr>
+          <w:lang w:val="hi_IN" w:bidi="hi_IN"/>
+        </w:rPr>
+      </w:r>
+      <w:r>
+        <w:rPr>
+          <w:b/>
+          <w:lang w:val="hi_IN" w:bidi="hi_IN"/>
+        </w:rPr>
         <w:t>""</w:t>
       </w:r>
     </w:p>
@@ -26671,6 +30531,21 @@
           <w:b/>
           <w:lang w:val="hi_IN" w:bidi="hi_IN"/>
         </w:rPr>
+        <w:t>κατὰ νόμον Φαρισαῖος</w:t>
+      </w:r>
+    </w:p>
+    <w:p>
+      <w:pPr/>
+      <w:r>
+        <w:rPr>
+          <w:lang w:val="hi_IN" w:bidi="hi_IN"/>
+        </w:rPr>
+      </w:r>
+      <w:r>
+        <w:rPr>
+          <w:b/>
+          <w:lang w:val="hi_IN" w:bidi="hi_IN"/>
+        </w:rPr>
         <w:t>""</w:t>
       </w:r>
     </w:p>
@@ -26747,6 +30622,21 @@
           <w:b/>
           <w:lang w:val="hi_IN" w:bidi="hi_IN"/>
         </w:rPr>
+        <w:t>κατὰ ζῆλος διώκων τὴν ἐκκλησίαν, κατὰ δικαιοσύνην τὴν ἐν νόμῳ γενόμενος ἄμεμπτος</w:t>
+      </w:r>
+    </w:p>
+    <w:p>
+      <w:pPr/>
+      <w:r>
+        <w:rPr>
+          <w:lang w:val="hi_IN" w:bidi="hi_IN"/>
+        </w:rPr>
+      </w:r>
+      <w:r>
+        <w:rPr>
+          <w:b/>
+          <w:lang w:val="hi_IN" w:bidi="hi_IN"/>
+        </w:rPr>
         <w:t>"उत्साह विषय में यदि कहो तो कलीसिया सतानेवाला; व्यवस्था धार्मिकता विषय में यदि कहो निर्दोष"</w:t>
       </w:r>
     </w:p>
@@ -26810,6 +30700,21 @@
           <w:b/>
           <w:lang w:val="hi_IN" w:bidi="hi_IN"/>
         </w:rPr>
+        <w:t>κατὰ ζῆλος διώκων τὴν ἐκκλησίαν</w:t>
+      </w:r>
+    </w:p>
+    <w:p>
+      <w:pPr/>
+      <w:r>
+        <w:rPr>
+          <w:lang w:val="hi_IN" w:bidi="hi_IN"/>
+        </w:rPr>
+      </w:r>
+      <w:r>
+        <w:rPr>
+          <w:b/>
+          <w:lang w:val="hi_IN" w:bidi="hi_IN"/>
+        </w:rPr>
         <w:t>""</w:t>
       </w:r>
     </w:p>
@@ -26912,6 +30817,21 @@
           <w:b/>
           <w:lang w:val="hi_IN" w:bidi="hi_IN"/>
         </w:rPr>
+        <w:t>τὴν ἐκκλησίαν</w:t>
+      </w:r>
+    </w:p>
+    <w:p>
+      <w:pPr/>
+      <w:r>
+        <w:rPr>
+          <w:lang w:val="hi_IN" w:bidi="hi_IN"/>
+        </w:rPr>
+      </w:r>
+      <w:r>
+        <w:rPr>
+          <w:b/>
+          <w:lang w:val="hi_IN" w:bidi="hi_IN"/>
+        </w:rPr>
         <w:t>""</w:t>
       </w:r>
     </w:p>
@@ -27014,6 +30934,21 @@
           <w:b/>
           <w:lang w:val="hi_IN" w:bidi="hi_IN"/>
         </w:rPr>
+        <w:t>κατὰ δικαιοσύνην τὴν ἐν νόμῳ γενόμενος ἄμεμπτος</w:t>
+      </w:r>
+    </w:p>
+    <w:p>
+      <w:pPr/>
+      <w:r>
+        <w:rPr>
+          <w:lang w:val="hi_IN" w:bidi="hi_IN"/>
+        </w:rPr>
+      </w:r>
+      <w:r>
+        <w:rPr>
+          <w:b/>
+          <w:lang w:val="hi_IN" w:bidi="hi_IN"/>
+        </w:rPr>
         <w:t>""</w:t>
       </w:r>
     </w:p>
@@ -27090,6 +31025,21 @@
           <w:b/>
           <w:lang w:val="hi_IN" w:bidi="hi_IN"/>
         </w:rPr>
+        <w:t>ἅτινα ἦν μοι κέρδη, ταῦτα ἥγημαι διὰ τὸν Χριστὸν ζημίαν</w:t>
+      </w:r>
+    </w:p>
+    <w:p>
+      <w:pPr/>
+      <w:r>
+        <w:rPr>
+          <w:lang w:val="hi_IN" w:bidi="hi_IN"/>
+        </w:rPr>
+      </w:r>
+      <w:r>
+        <w:rPr>
+          <w:b/>
+          <w:lang w:val="hi_IN" w:bidi="hi_IN"/>
+        </w:rPr>
         <w:t>"जो-जो मेरे लाभ की थीं उन्हीं को मैंने मसीह के कारण हानि समझ लिया है"</w:t>
       </w:r>
     </w:p>
@@ -27106,7 +31056,7 @@
         </w:rPr>
         <w:t xml:space="preserve">"यह सम्पूर्ण पद पौलुस द्वारा सूचीबद्ध उन सात बैटन की प्रतिक्रया में है जिनका उल्लेख उसने </w:t>
       </w:r>
-      <w:hyperlink r:id="rId37">
+      <w:hyperlink r:id="rId39">
         <w:r>
           <w:rPr>
             <w:lang w:val="hi_IN" w:bidi="hi_IN"/>
@@ -27191,6 +31141,21 @@
           <w:b/>
           <w:lang w:val="hi_IN" w:bidi="hi_IN"/>
         </w:rPr>
+        <w:t>ἅτινα ἦν μοι κέρδη, ταῦτα ἥγημαι διὰ τὸν Χριστὸν ζημίαν</w:t>
+      </w:r>
+    </w:p>
+    <w:p>
+      <w:pPr/>
+      <w:r>
+        <w:rPr>
+          <w:lang w:val="hi_IN" w:bidi="hi_IN"/>
+        </w:rPr>
+      </w:r>
+      <w:r>
+        <w:rPr>
+          <w:b/>
+          <w:lang w:val="hi_IN" w:bidi="hi_IN"/>
+        </w:rPr>
         <w:t>""</w:t>
       </w:r>
     </w:p>
@@ -27280,6 +31245,21 @@
           <w:b/>
           <w:lang w:val="hi_IN" w:bidi="hi_IN"/>
         </w:rPr>
+        <w:t>ἅτινα ἦν μοι κέρδη</w:t>
+      </w:r>
+    </w:p>
+    <w:p>
+      <w:pPr/>
+      <w:r>
+        <w:rPr>
+          <w:lang w:val="hi_IN" w:bidi="hi_IN"/>
+        </w:rPr>
+      </w:r>
+      <w:r>
+        <w:rPr>
+          <w:b/>
+          <w:lang w:val="hi_IN" w:bidi="hi_IN"/>
+        </w:rPr>
         <w:t>""</w:t>
       </w:r>
     </w:p>
@@ -27309,7 +31289,7 @@
         </w:rPr>
         <w:t xml:space="preserve"> इसका सन्दर्भ उन सात बातों की सूची से है जिसका उल्लेख पौलुस ने </w:t>
       </w:r>
-      <w:hyperlink r:id="rId37">
+      <w:hyperlink r:id="rId39">
         <w:r>
           <w:rPr>
             <w:lang w:val="hi_IN" w:bidi="hi_IN"/>
@@ -27394,6 +31374,21 @@
           <w:b/>
           <w:lang w:val="hi_IN" w:bidi="hi_IN"/>
         </w:rPr>
+        <w:t>ἅτινα ἦν μοι κέρδη</w:t>
+      </w:r>
+    </w:p>
+    <w:p>
+      <w:pPr/>
+      <w:r>
+        <w:rPr>
+          <w:lang w:val="hi_IN" w:bidi="hi_IN"/>
+        </w:rPr>
+      </w:r>
+      <w:r>
+        <w:rPr>
+          <w:b/>
+          <w:lang w:val="hi_IN" w:bidi="hi_IN"/>
+        </w:rPr>
         <w:t>"मेरे लाभ की थीं"</w:t>
       </w:r>
     </w:p>
@@ -27516,6 +31511,21 @@
           <w:b/>
           <w:lang w:val="hi_IN" w:bidi="hi_IN"/>
         </w:rPr>
+        <w:t>ταῦτα ἥγημαι διὰ τὸν Χριστὸν ζημίαν</w:t>
+      </w:r>
+    </w:p>
+    <w:p>
+      <w:pPr/>
+      <w:r>
+        <w:rPr>
+          <w:lang w:val="hi_IN" w:bidi="hi_IN"/>
+        </w:rPr>
+      </w:r>
+      <w:r>
+        <w:rPr>
+          <w:b/>
+          <w:lang w:val="hi_IN" w:bidi="hi_IN"/>
+        </w:rPr>
         <w:t>"जो-जो"</w:t>
       </w:r>
       <w:r>
@@ -27750,7 +31760,7 @@
         </w:rPr>
         <w:t xml:space="preserve"> का अनुवाद </w:t>
       </w:r>
-      <w:hyperlink r:id="rId38">
+      <w:hyperlink r:id="rId40">
         <w:r>
           <w:rPr>
             <w:lang w:val="hi_IN" w:bidi="hi_IN"/>
@@ -27815,6 +31825,21 @@
           <w:b/>
           <w:lang w:val="hi_IN" w:bidi="hi_IN"/>
         </w:rPr>
+        <w:t>ζημίαν</w:t>
+      </w:r>
+    </w:p>
+    <w:p>
+      <w:pPr/>
+      <w:r>
+        <w:rPr>
+          <w:lang w:val="hi_IN" w:bidi="hi_IN"/>
+        </w:rPr>
+      </w:r>
+      <w:r>
+        <w:rPr>
+          <w:b/>
+          <w:lang w:val="hi_IN" w:bidi="hi_IN"/>
+        </w:rPr>
         <w:t>"हानि उठाई"</w:t>
       </w:r>
     </w:p>
@@ -27831,7 +31856,7 @@
         </w:rPr>
         <w:t xml:space="preserve">"देखें कि आपने </w:t>
       </w:r>
-      <w:hyperlink r:id="rId38">
+      <w:hyperlink r:id="rId40">
         <w:r>
           <w:rPr>
             <w:lang w:val="hi_IN" w:bidi="hi_IN"/>
@@ -27929,6 +31954,21 @@
           <w:b/>
           <w:lang w:val="hi_IN" w:bidi="hi_IN"/>
         </w:rPr>
+        <w:t>καὶ ἡγοῦμαι πάντα ζημίαν εἶναι, διὰ τὸ ὑπερέχον τῆς γνώσεως Χριστοῦ Ἰησοῦ τοῦ Κυρίου μου</w:t>
+      </w:r>
+    </w:p>
+    <w:p>
+      <w:pPr/>
+      <w:r>
+        <w:rPr>
+          <w:lang w:val="hi_IN" w:bidi="hi_IN"/>
+        </w:rPr>
+      </w:r>
+      <w:r>
+        <w:rPr>
+          <w:b/>
+          <w:lang w:val="hi_IN" w:bidi="hi_IN"/>
+        </w:rPr>
         <w:t>"मैं"</w:t>
       </w:r>
       <w:r>
@@ -28103,6 +32143,21 @@
           <w:b/>
           <w:lang w:val="hi_IN" w:bidi="hi_IN"/>
         </w:rPr>
+        <w:t>διὰ τὸ ὑπερέχον τῆς γνώσεως Χριστοῦ Ἰησοῦ τοῦ Κυρίου μου</w:t>
+      </w:r>
+    </w:p>
+    <w:p>
+      <w:pPr/>
+      <w:r>
+        <w:rPr>
+          <w:lang w:val="hi_IN" w:bidi="hi_IN"/>
+        </w:rPr>
+      </w:r>
+      <w:r>
+        <w:rPr>
+          <w:b/>
+          <w:lang w:val="hi_IN" w:bidi="hi_IN"/>
+        </w:rPr>
         <w:t>"मैं"</w:t>
       </w:r>
       <w:r>
@@ -28264,6 +32319,21 @@
           <w:b/>
           <w:lang w:val="hi_IN" w:bidi="hi_IN"/>
         </w:rPr>
+        <w:t>διὰ τὸ ὑπερέχον τῆς γνώσεως Χριστοῦ Ἰησοῦ τοῦ Κυρίου μου</w:t>
+      </w:r>
+    </w:p>
+    <w:p>
+      <w:pPr/>
+      <w:r>
+        <w:rPr>
+          <w:lang w:val="hi_IN" w:bidi="hi_IN"/>
+        </w:rPr>
+      </w:r>
+      <w:r>
+        <w:rPr>
+          <w:b/>
+          <w:lang w:val="hi_IN" w:bidi="hi_IN"/>
+        </w:rPr>
         <w:t>""</w:t>
       </w:r>
     </w:p>
@@ -28327,6 +32397,21 @@
           <w:b/>
           <w:lang w:val="hi_IN" w:bidi="hi_IN"/>
         </w:rPr>
+        <w:t>τῆς γνώσεως Χριστοῦ Ἰησοῦ τοῦ Κυρίου μου</w:t>
+      </w:r>
+    </w:p>
+    <w:p>
+      <w:pPr/>
+      <w:r>
+        <w:rPr>
+          <w:lang w:val="hi_IN" w:bidi="hi_IN"/>
+        </w:rPr>
+      </w:r>
+      <w:r>
+        <w:rPr>
+          <w:b/>
+          <w:lang w:val="hi_IN" w:bidi="hi_IN"/>
+        </w:rPr>
         <w:t>"मैं"</w:t>
       </w:r>
       <w:r>
@@ -28449,6 +32534,21 @@
           <w:b/>
           <w:lang w:val="hi_IN" w:bidi="hi_IN"/>
         </w:rPr>
+        <w:t>δι’ ὃν τὰ πάντα ἐζημιώθην</w:t>
+      </w:r>
+    </w:p>
+    <w:p>
+      <w:pPr/>
+      <w:r>
+        <w:rPr>
+          <w:lang w:val="hi_IN" w:bidi="hi_IN"/>
+        </w:rPr>
+      </w:r>
+      <w:r>
+        <w:rPr>
+          <w:b/>
+          <w:lang w:val="hi_IN" w:bidi="hi_IN"/>
+        </w:rPr>
         <w:t>"अपने"</w:t>
       </w:r>
       <w:r>
@@ -28504,7 +32604,7 @@
         </w:rPr>
         <w:t xml:space="preserve"> का अनुवाद इस पद में पहले और </w:t>
       </w:r>
-      <w:hyperlink r:id="rId38">
+      <w:hyperlink r:id="rId40">
         <w:r>
           <w:rPr>
             <w:lang w:val="hi_IN" w:bidi="hi_IN"/>
@@ -28631,7 +32731,7 @@
         </w:rPr>
         <w:t xml:space="preserve"> शब्द का अनुवाद इस पद के आरम्भ में और </w:t>
       </w:r>
-      <w:hyperlink r:id="rId38">
+      <w:hyperlink r:id="rId40">
         <w:r>
           <w:rPr>
             <w:lang w:val="hi_IN" w:bidi="hi_IN"/>
@@ -28696,6 +32796,21 @@
           <w:b/>
           <w:lang w:val="hi_IN" w:bidi="hi_IN"/>
         </w:rPr>
+        <w:t>σκύβαλα</w:t>
+      </w:r>
+    </w:p>
+    <w:p>
+      <w:pPr/>
+      <w:r>
+        <w:rPr>
+          <w:lang w:val="hi_IN" w:bidi="hi_IN"/>
+        </w:rPr>
+      </w:r>
+      <w:r>
+        <w:rPr>
+          <w:b/>
+          <w:lang w:val="hi_IN" w:bidi="hi_IN"/>
+        </w:rPr>
         <w:t>"कूड़ा"</w:t>
       </w:r>
     </w:p>
@@ -28834,7 +32949,7 @@
         </w:rPr>
         <w:t xml:space="preserve"> शब्द का अनुवाद </w:t>
       </w:r>
-      <w:hyperlink r:id="rId38">
+      <w:hyperlink r:id="rId40">
         <w:r>
           <w:rPr>
             <w:lang w:val="hi_IN" w:bidi="hi_IN"/>
@@ -28899,6 +33014,21 @@
           <w:b/>
           <w:lang w:val="hi_IN" w:bidi="hi_IN"/>
         </w:rPr>
+        <w:t>ἵνα Χριστὸν κερδήσω</w:t>
+      </w:r>
+    </w:p>
+    <w:p>
+      <w:pPr/>
+      <w:r>
+        <w:rPr>
+          <w:lang w:val="hi_IN" w:bidi="hi_IN"/>
+        </w:rPr>
+      </w:r>
+      <w:r>
+        <w:rPr>
+          <w:b/>
+          <w:lang w:val="hi_IN" w:bidi="hi_IN"/>
+        </w:rPr>
         <w:t>"ताकि मैं मसीह प्राप्त"</w:t>
       </w:r>
     </w:p>
@@ -28995,6 +33125,21 @@
           <w:b/>
           <w:lang w:val="hi_IN" w:bidi="hi_IN"/>
         </w:rPr>
+        <w:t>καὶ εὑρεθῶ ἐν αὐτῷ</w:t>
+      </w:r>
+    </w:p>
+    <w:p>
+      <w:pPr/>
+      <w:r>
+        <w:rPr>
+          <w:lang w:val="hi_IN" w:bidi="hi_IN"/>
+        </w:rPr>
+      </w:r>
+      <w:r>
+        <w:rPr>
+          <w:b/>
+          <w:lang w:val="hi_IN" w:bidi="hi_IN"/>
+        </w:rPr>
         <w:t>""</w:t>
       </w:r>
     </w:p>
@@ -29078,6 +33223,21 @@
           <w:b/>
           <w:lang w:val="hi_IN" w:bidi="hi_IN"/>
         </w:rPr>
+        <w:t>μὴ ἔχων ἐμὴν δικαιοσύνην, τὴν ἐκ νόμου</w:t>
+      </w:r>
+    </w:p>
+    <w:p>
+      <w:pPr/>
+      <w:r>
+        <w:rPr>
+          <w:lang w:val="hi_IN" w:bidi="hi_IN"/>
+        </w:rPr>
+      </w:r>
+      <w:r>
+        <w:rPr>
+          <w:b/>
+          <w:lang w:val="hi_IN" w:bidi="hi_IN"/>
+        </w:rPr>
         <w:t>"न अपनी उस धार्मिकता व्यवस्था"</w:t>
       </w:r>
       <w:r>
@@ -29200,6 +33360,21 @@
           <w:b/>
           <w:lang w:val="hi_IN" w:bidi="hi_IN"/>
         </w:rPr>
+        <w:t>ἀλλὰ τὴν διὰ πίστεως Χριστοῦ</w:t>
+      </w:r>
+    </w:p>
+    <w:p>
+      <w:pPr/>
+      <w:r>
+        <w:rPr>
+          <w:lang w:val="hi_IN" w:bidi="hi_IN"/>
+        </w:rPr>
+      </w:r>
+      <w:r>
+        <w:rPr>
+          <w:b/>
+          <w:lang w:val="hi_IN" w:bidi="hi_IN"/>
+        </w:rPr>
         <w:t>"से है, वरन् उस"</w:t>
       </w:r>
       <w:r>
@@ -29322,6 +33497,21 @@
           <w:b/>
           <w:lang w:val="hi_IN" w:bidi="hi_IN"/>
         </w:rPr>
+        <w:t>ἀλλὰ τὴν διὰ πίστεως Χριστοῦ</w:t>
+      </w:r>
+    </w:p>
+    <w:p>
+      <w:pPr/>
+      <w:r>
+        <w:rPr>
+          <w:lang w:val="hi_IN" w:bidi="hi_IN"/>
+        </w:rPr>
+      </w:r>
+      <w:r>
+        <w:rPr>
+          <w:b/>
+          <w:lang w:val="hi_IN" w:bidi="hi_IN"/>
+        </w:rPr>
         <w:t>""</w:t>
       </w:r>
     </w:p>
@@ -29398,6 +33588,21 @@
           <w:b/>
           <w:lang w:val="hi_IN" w:bidi="hi_IN"/>
         </w:rPr>
+        <w:t>τὴν ἐκ Θεοῦ δικαιοσύνην ἐπὶ τῇ πίστει</w:t>
+      </w:r>
+    </w:p>
+    <w:p>
+      <w:pPr/>
+      <w:r>
+        <w:rPr>
+          <w:lang w:val="hi_IN" w:bidi="hi_IN"/>
+        </w:rPr>
+      </w:r>
+      <w:r>
+        <w:rPr>
+          <w:b/>
+          <w:lang w:val="hi_IN" w:bidi="hi_IN"/>
+        </w:rPr>
         <w:t>""</w:t>
       </w:r>
     </w:p>
@@ -29520,6 +33725,21 @@
           <w:b/>
           <w:lang w:val="hi_IN" w:bidi="hi_IN"/>
         </w:rPr>
+        <w:t>τὴν ἐκ Θεοῦ δικαιοσύνην ἐπὶ τῇ πίστει</w:t>
+      </w:r>
+    </w:p>
+    <w:p>
+      <w:pPr/>
+      <w:r>
+        <w:rPr>
+          <w:lang w:val="hi_IN" w:bidi="hi_IN"/>
+        </w:rPr>
+      </w:r>
+      <w:r>
+        <w:rPr>
+          <w:b/>
+          <w:lang w:val="hi_IN" w:bidi="hi_IN"/>
+        </w:rPr>
         <w:t>""</w:t>
       </w:r>
     </w:p>
@@ -29629,6 +33849,21 @@
           <w:b/>
           <w:lang w:val="hi_IN" w:bidi="hi_IN"/>
         </w:rPr>
+        <w:t>ἐπὶ τῇ πίστει</w:t>
+      </w:r>
+    </w:p>
+    <w:p>
+      <w:pPr/>
+      <w:r>
+        <w:rPr>
+          <w:lang w:val="hi_IN" w:bidi="hi_IN"/>
+        </w:rPr>
+      </w:r>
+      <w:r>
+        <w:rPr>
+          <w:b/>
+          <w:lang w:val="hi_IN" w:bidi="hi_IN"/>
+        </w:rPr>
         <w:t>"विश्वास करने पर"</w:t>
       </w:r>
     </w:p>
@@ -29725,6 +33960,21 @@
           <w:b/>
           <w:lang w:val="hi_IN" w:bidi="hi_IN"/>
         </w:rPr>
+        <w:t>τοῦ γνῶναι αὐτὸν, καὶ τὴν δύναμιν τῆς ἀναστάσεως αὐτοῦ, καὶ κοινωνίαν παθημάτων αὐτοῦ, συμμορφιζόμενος τῷ θανάτῳ αὐτοῦ</w:t>
+      </w:r>
+    </w:p>
+    <w:p>
+      <w:pPr/>
+      <w:r>
+        <w:rPr>
+          <w:lang w:val="hi_IN" w:bidi="hi_IN"/>
+        </w:rPr>
+      </w:r>
+      <w:r>
+        <w:rPr>
+          <w:b/>
+          <w:lang w:val="hi_IN" w:bidi="hi_IN"/>
+        </w:rPr>
         <w:t>"उसको और उसके पुनरुत्थान की सामर्थ्य को, और उसके दुःखों में सहभागी के मर्म जानूँ, और उसकी मृत्यु की समानता प्राप्त"</w:t>
       </w:r>
     </w:p>
@@ -29834,6 +34084,21 @@
           <w:b/>
           <w:lang w:val="hi_IN" w:bidi="hi_IN"/>
         </w:rPr>
+        <w:t>καὶ</w:t>
+      </w:r>
+    </w:p>
+    <w:p>
+      <w:pPr/>
+      <w:r>
+        <w:rPr>
+          <w:lang w:val="hi_IN" w:bidi="hi_IN"/>
+        </w:rPr>
+      </w:r>
+      <w:r>
+        <w:rPr>
+          <w:b/>
+          <w:lang w:val="hi_IN" w:bidi="hi_IN"/>
+        </w:rPr>
         <w:t>""</w:t>
       </w:r>
     </w:p>
@@ -29910,6 +34175,21 @@
           <w:b/>
           <w:lang w:val="hi_IN" w:bidi="hi_IN"/>
         </w:rPr>
+        <w:t>τοῦ γνῶναι αὐτὸν, καὶ τὴν δύναμιν τῆς ἀναστάσεως αὐτοῦ, καὶ κοινωνίαν παθημάτων αὐτοῦ</w:t>
+      </w:r>
+    </w:p>
+    <w:p>
+      <w:pPr/>
+      <w:r>
+        <w:rPr>
+          <w:lang w:val="hi_IN" w:bidi="hi_IN"/>
+        </w:rPr>
+      </w:r>
+      <w:r>
+        <w:rPr>
+          <w:b/>
+          <w:lang w:val="hi_IN" w:bidi="hi_IN"/>
+        </w:rPr>
         <w:t>"उसको और उसके पुनरुत्थान की सामर्थ्य को, और उसके दुःखों में सहभागी के"</w:t>
       </w:r>
       <w:r>
@@ -30067,7 +34347,7 @@
         </w:rPr>
         <w:t xml:space="preserve"> शब्द का अनुवाद </w:t>
       </w:r>
-      <w:hyperlink r:id="rId39">
+      <w:hyperlink r:id="rId41">
         <w:r>
           <w:rPr>
             <w:lang w:val="hi_IN" w:bidi="hi_IN"/>
@@ -30145,6 +34425,21 @@
           <w:b/>
           <w:lang w:val="hi_IN" w:bidi="hi_IN"/>
         </w:rPr>
+        <w:t>δύναμιν</w:t>
+      </w:r>
+    </w:p>
+    <w:p>
+      <w:pPr/>
+      <w:r>
+        <w:rPr>
+          <w:lang w:val="hi_IN" w:bidi="hi_IN"/>
+        </w:rPr>
+      </w:r>
+      <w:r>
+        <w:rPr>
+          <w:b/>
+          <w:lang w:val="hi_IN" w:bidi="hi_IN"/>
+        </w:rPr>
         <w:t>"सामर्थ्य को"</w:t>
       </w:r>
     </w:p>
@@ -30254,6 +34549,21 @@
           <w:b/>
           <w:lang w:val="hi_IN" w:bidi="hi_IN"/>
         </w:rPr>
+        <w:t>καὶ κοινωνίαν παθημάτων αὐτοῦ</w:t>
+      </w:r>
+    </w:p>
+    <w:p>
+      <w:pPr/>
+      <w:r>
+        <w:rPr>
+          <w:lang w:val="hi_IN" w:bidi="hi_IN"/>
+        </w:rPr>
+      </w:r>
+      <w:r>
+        <w:rPr>
+          <w:b/>
+          <w:lang w:val="hi_IN" w:bidi="hi_IN"/>
+        </w:rPr>
         <w:t>"और उसके दुःखों में सहभागी"</w:t>
       </w:r>
     </w:p>
@@ -30350,6 +34660,21 @@
           <w:b/>
           <w:lang w:val="hi_IN" w:bidi="hi_IN"/>
         </w:rPr>
+        <w:t>καὶ κοινωνίαν παθημάτων αὐτοῦ</w:t>
+      </w:r>
+    </w:p>
+    <w:p>
+      <w:pPr/>
+      <w:r>
+        <w:rPr>
+          <w:lang w:val="hi_IN" w:bidi="hi_IN"/>
+        </w:rPr>
+      </w:r>
+      <w:r>
+        <w:rPr>
+          <w:b/>
+          <w:lang w:val="hi_IN" w:bidi="hi_IN"/>
+        </w:rPr>
         <w:t>"और उसके दुःखों में सहभागी"</w:t>
       </w:r>
     </w:p>
@@ -30446,6 +34771,21 @@
           <w:b/>
           <w:lang w:val="hi_IN" w:bidi="hi_IN"/>
         </w:rPr>
+        <w:t>καὶ</w:t>
+      </w:r>
+    </w:p>
+    <w:p>
+      <w:pPr/>
+      <w:r>
+        <w:rPr>
+          <w:lang w:val="hi_IN" w:bidi="hi_IN"/>
+        </w:rPr>
+      </w:r>
+      <w:r>
+        <w:rPr>
+          <w:b/>
+          <w:lang w:val="hi_IN" w:bidi="hi_IN"/>
+        </w:rPr>
         <w:t>"और"</w:t>
       </w:r>
     </w:p>
@@ -30542,6 +34882,21 @@
           <w:b/>
           <w:lang w:val="hi_IN" w:bidi="hi_IN"/>
         </w:rPr>
+        <w:t>συμμορφιζόμενος τῷ θανάτῳ αὐτοῦ</w:t>
+      </w:r>
+    </w:p>
+    <w:p>
+      <w:pPr/>
+      <w:r>
+        <w:rPr>
+          <w:lang w:val="hi_IN" w:bidi="hi_IN"/>
+        </w:rPr>
+      </w:r>
+      <w:r>
+        <w:rPr>
+          <w:b/>
+          <w:lang w:val="hi_IN" w:bidi="hi_IN"/>
+        </w:rPr>
         <w:t>""</w:t>
       </w:r>
     </w:p>
@@ -30638,6 +34993,21 @@
           <w:b/>
           <w:lang w:val="hi_IN" w:bidi="hi_IN"/>
         </w:rPr>
+        <w:t>συμμορφιζόμενος τῷ θανάτῳ αὐτοῦ</w:t>
+      </w:r>
+    </w:p>
+    <w:p>
+      <w:pPr/>
+      <w:r>
+        <w:rPr>
+          <w:lang w:val="hi_IN" w:bidi="hi_IN"/>
+        </w:rPr>
+      </w:r>
+      <w:r>
+        <w:rPr>
+          <w:b/>
+          <w:lang w:val="hi_IN" w:bidi="hi_IN"/>
+        </w:rPr>
         <w:t>"मर्म"</w:t>
       </w:r>
       <w:r>
@@ -30747,6 +35117,21 @@
           <w:b/>
           <w:lang w:val="hi_IN" w:bidi="hi_IN"/>
         </w:rPr>
+        <w:t>τὴν ἐξανάστασιν τὴν ἐκ νεκρῶν</w:t>
+      </w:r>
+    </w:p>
+    <w:p>
+      <w:pPr/>
+      <w:r>
+        <w:rPr>
+          <w:lang w:val="hi_IN" w:bidi="hi_IN"/>
+        </w:rPr>
+      </w:r>
+      <w:r>
+        <w:rPr>
+          <w:b/>
+          <w:lang w:val="hi_IN" w:bidi="hi_IN"/>
+        </w:rPr>
         <w:t>""</w:t>
       </w:r>
     </w:p>
@@ -30810,6 +35195,21 @@
           <w:b/>
           <w:lang w:val="hi_IN" w:bidi="hi_IN"/>
         </w:rPr>
+        <w:t>οὐχ ὅτι ἤδη ἔλαβον</w:t>
+      </w:r>
+    </w:p>
+    <w:p>
+      <w:pPr/>
+      <w:r>
+        <w:rPr>
+          <w:lang w:val="hi_IN" w:bidi="hi_IN"/>
+        </w:rPr>
+      </w:r>
+      <w:r>
+        <w:rPr>
+          <w:b/>
+          <w:lang w:val="hi_IN" w:bidi="hi_IN"/>
+        </w:rPr>
         <w:t>""</w:t>
       </w:r>
     </w:p>
@@ -30899,6 +35299,21 @@
           <w:b/>
           <w:lang w:val="hi_IN" w:bidi="hi_IN"/>
         </w:rPr>
+        <w:t>ἢ ἤδη τετελείωμαι</w:t>
+      </w:r>
+    </w:p>
+    <w:p>
+      <w:pPr/>
+      <w:r>
+        <w:rPr>
+          <w:lang w:val="hi_IN" w:bidi="hi_IN"/>
+        </w:rPr>
+      </w:r>
+      <w:r>
+        <w:rPr>
+          <w:b/>
+          <w:lang w:val="hi_IN" w:bidi="hi_IN"/>
+        </w:rPr>
         <w:t>""</w:t>
       </w:r>
     </w:p>
@@ -30975,6 +35390,21 @@
           <w:b/>
           <w:lang w:val="hi_IN" w:bidi="hi_IN"/>
         </w:rPr>
+        <w:t>ἤδη τετελείωμαι</w:t>
+      </w:r>
+    </w:p>
+    <w:p>
+      <w:pPr/>
+      <w:r>
+        <w:rPr>
+          <w:lang w:val="hi_IN" w:bidi="hi_IN"/>
+        </w:rPr>
+      </w:r>
+      <w:r>
+        <w:rPr>
+          <w:b/>
+          <w:lang w:val="hi_IN" w:bidi="hi_IN"/>
+        </w:rPr>
         <w:t>""</w:t>
       </w:r>
     </w:p>
@@ -31051,6 +35481,21 @@
           <w:b/>
           <w:lang w:val="hi_IN" w:bidi="hi_IN"/>
         </w:rPr>
+        <w:t>ἤδη τετελείωμαι</w:t>
+      </w:r>
+    </w:p>
+    <w:p>
+      <w:pPr/>
+      <w:r>
+        <w:rPr>
+          <w:lang w:val="hi_IN" w:bidi="hi_IN"/>
+        </w:rPr>
+      </w:r>
+      <w:r>
+        <w:rPr>
+          <w:b/>
+          <w:lang w:val="hi_IN" w:bidi="hi_IN"/>
+        </w:rPr>
         <w:t>"सिद्ध हो चुका हूँ"</w:t>
       </w:r>
     </w:p>
@@ -31147,6 +35592,21 @@
           <w:b/>
           <w:lang w:val="hi_IN" w:bidi="hi_IN"/>
         </w:rPr>
+        <w:t>καταλάβω, ἐφ’ ᾧ καὶ κατελήμφθην ὑπὸ Χριστοῦ Ἰησοῦ</w:t>
+      </w:r>
+    </w:p>
+    <w:p>
+      <w:pPr/>
+      <w:r>
+        <w:rPr>
+          <w:lang w:val="hi_IN" w:bidi="hi_IN"/>
+        </w:rPr>
+      </w:r>
+      <w:r>
+        <w:rPr>
+          <w:b/>
+          <w:lang w:val="hi_IN" w:bidi="hi_IN"/>
+        </w:rPr>
         <w:t>""</w:t>
       </w:r>
     </w:p>
@@ -31272,7 +35732,7 @@
         </w:rPr>
         <w:t xml:space="preserve"> शब्द का अनुवाद </w:t>
       </w:r>
-      <w:hyperlink r:id="rId18">
+      <w:hyperlink r:id="rId20">
         <w:r>
           <w:rPr>
             <w:lang w:val="hi_IN" w:bidi="hi_IN"/>
@@ -31290,7 +35750,7 @@
         </w:rPr>
         <w:t xml:space="preserve"> और </w:t>
       </w:r>
-      <w:hyperlink r:id="rId40">
+      <w:hyperlink r:id="rId42">
         <w:r>
           <w:rPr>
             <w:lang w:val="hi_IN" w:bidi="hi_IN"/>
@@ -31355,6 +35815,21 @@
           <w:b/>
           <w:lang w:val="hi_IN" w:bidi="hi_IN"/>
         </w:rPr>
+        <w:t>ἐγὼ ἐμαυτὸν οὐ λογίζομαι κατειληφέναι</w:t>
+      </w:r>
+    </w:p>
+    <w:p>
+      <w:pPr/>
+      <w:r>
+        <w:rPr>
+          <w:lang w:val="hi_IN" w:bidi="hi_IN"/>
+        </w:rPr>
+      </w:r>
+      <w:r>
+        <w:rPr>
+          <w:b/>
+          <w:lang w:val="hi_IN" w:bidi="hi_IN"/>
+        </w:rPr>
         <w:t>""</w:t>
       </w:r>
     </w:p>
@@ -31464,6 +35939,21 @@
           <w:b/>
           <w:lang w:val="hi_IN" w:bidi="hi_IN"/>
         </w:rPr>
+        <w:t>ἓν δέ</w:t>
+      </w:r>
+    </w:p>
+    <w:p>
+      <w:pPr/>
+      <w:r>
+        <w:rPr>
+          <w:lang w:val="hi_IN" w:bidi="hi_IN"/>
+        </w:rPr>
+      </w:r>
+      <w:r>
+        <w:rPr>
+          <w:b/>
+          <w:lang w:val="hi_IN" w:bidi="hi_IN"/>
+        </w:rPr>
         <w:t>"परन्तु एक काम"</w:t>
       </w:r>
     </w:p>
@@ -31560,6 +36050,21 @@
           <w:b/>
           <w:lang w:val="hi_IN" w:bidi="hi_IN"/>
         </w:rPr>
+        <w:t>τὰ μὲν ὀπίσω ἐπιλανθανόμενος, τοῖς δὲ ἔμπροσθεν ἐπεκτεινόμενος</w:t>
+      </w:r>
+    </w:p>
+    <w:p>
+      <w:pPr/>
+      <w:r>
+        <w:rPr>
+          <w:lang w:val="hi_IN" w:bidi="hi_IN"/>
+        </w:rPr>
+      </w:r>
+      <w:r>
+        <w:rPr>
+          <w:b/>
+          <w:lang w:val="hi_IN" w:bidi="hi_IN"/>
+        </w:rPr>
         <w:t>""</w:t>
       </w:r>
     </w:p>
@@ -31656,6 +36161,21 @@
           <w:b/>
           <w:lang w:val="hi_IN" w:bidi="hi_IN"/>
         </w:rPr>
+        <w:t>κατὰ σκοπὸν διώκω εἰς τὸ βραβεῖον</w:t>
+      </w:r>
+    </w:p>
+    <w:p>
+      <w:pPr/>
+      <w:r>
+        <w:rPr>
+          <w:lang w:val="hi_IN" w:bidi="hi_IN"/>
+        </w:rPr>
+      </w:r>
+      <w:r>
+        <w:rPr>
+          <w:b/>
+          <w:lang w:val="hi_IN" w:bidi="hi_IN"/>
+        </w:rPr>
         <w:t>""</w:t>
       </w:r>
     </w:p>
@@ -31765,6 +36285,21 @@
           <w:b/>
           <w:lang w:val="hi_IN" w:bidi="hi_IN"/>
         </w:rPr>
+        <w:t>σκοπὸν &amp; εἰς τὸ βραβεῖον τῆς ἄνω κλήσεως τοῦ Θεοῦ</w:t>
+      </w:r>
+    </w:p>
+    <w:p>
+      <w:pPr/>
+      <w:r>
+        <w:rPr>
+          <w:lang w:val="hi_IN" w:bidi="hi_IN"/>
+        </w:rPr>
+      </w:r>
+      <w:r>
+        <w:rPr>
+          <w:b/>
+          <w:lang w:val="hi_IN" w:bidi="hi_IN"/>
+        </w:rPr>
         <w:t>"निशाने"</w:t>
       </w:r>
       <w:r>
@@ -31906,6 +36441,21 @@
           <w:b/>
           <w:lang w:val="hi_IN" w:bidi="hi_IN"/>
         </w:rPr>
+        <w:t>τὸ βραβεῖον τῆς ἄνω κλήσεως τοῦ Θεοῦ</w:t>
+      </w:r>
+    </w:p>
+    <w:p>
+      <w:pPr/>
+      <w:r>
+        <w:rPr>
+          <w:lang w:val="hi_IN" w:bidi="hi_IN"/>
+        </w:rPr>
+      </w:r>
+      <w:r>
+        <w:rPr>
+          <w:b/>
+          <w:lang w:val="hi_IN" w:bidi="hi_IN"/>
+        </w:rPr>
         <w:t>""</w:t>
       </w:r>
     </w:p>
@@ -32041,6 +36591,21 @@
           <w:b/>
           <w:lang w:val="hi_IN" w:bidi="hi_IN"/>
         </w:rPr>
+        <w:t>τῆς ἄνω κλήσεως τοῦ Θεοῦ</w:t>
+      </w:r>
+    </w:p>
+    <w:p>
+      <w:pPr/>
+      <w:r>
+        <w:rPr>
+          <w:lang w:val="hi_IN" w:bidi="hi_IN"/>
+        </w:rPr>
+      </w:r>
+      <w:r>
+        <w:rPr>
+          <w:b/>
+          <w:lang w:val="hi_IN" w:bidi="hi_IN"/>
+        </w:rPr>
         <w:t>"परमेश्वर ने"</w:t>
       </w:r>
       <w:r>
@@ -32176,6 +36741,21 @@
           <w:b/>
           <w:lang w:val="hi_IN" w:bidi="hi_IN"/>
         </w:rPr>
+        <w:t>κατὰ σκοπὸν διώκω εἰς τὸ βραβεῖον τῆς ἄνω κλήσεως τοῦ Θεοῦ ἐν Χριστῷ Ἰησοῦ</w:t>
+      </w:r>
+    </w:p>
+    <w:p>
+      <w:pPr/>
+      <w:r>
+        <w:rPr>
+          <w:lang w:val="hi_IN" w:bidi="hi_IN"/>
+        </w:rPr>
+      </w:r>
+      <w:r>
+        <w:rPr>
+          <w:b/>
+          <w:lang w:val="hi_IN" w:bidi="hi_IN"/>
+        </w:rPr>
         <w:t>"निशाने की ओर दौड़ा चला जाता हूँ, ताकि इनाम पाऊँ, जिसके परमेश्वर ने मसीह यीशु में ऊपर बुलाया"</w:t>
       </w:r>
     </w:p>
@@ -32298,6 +36878,21 @@
           <w:b/>
           <w:lang w:val="hi_IN" w:bidi="hi_IN"/>
         </w:rPr>
+        <w:t>κατὰ σκοπὸν διώκω εἰς τὸ βραβεῖον τῆς ἄνω κλήσεως τοῦ Θεοῦ ἐν Χριστῷ Ἰησοῦ</w:t>
+      </w:r>
+    </w:p>
+    <w:p>
+      <w:pPr/>
+      <w:r>
+        <w:rPr>
+          <w:lang w:val="hi_IN" w:bidi="hi_IN"/>
+        </w:rPr>
+      </w:r>
+      <w:r>
+        <w:rPr>
+          <w:b/>
+          <w:lang w:val="hi_IN" w:bidi="hi_IN"/>
+        </w:rPr>
         <w:t>"निशाने की ओर दौड़ा चला जाता हूँ, ताकि इनाम पाऊँ, जिसके परमेश्वर ने मसीह यीशु में ऊपर बुलाया"</w:t>
       </w:r>
     </w:p>
@@ -32407,6 +37002,21 @@
           <w:b/>
           <w:lang w:val="hi_IN" w:bidi="hi_IN"/>
         </w:rPr>
+        <w:t>οὖν</w:t>
+      </w:r>
+    </w:p>
+    <w:p>
+      <w:pPr/>
+      <w:r>
+        <w:rPr>
+          <w:lang w:val="hi_IN" w:bidi="hi_IN"/>
+        </w:rPr>
+      </w:r>
+      <w:r>
+        <w:rPr>
+          <w:b/>
+          <w:lang w:val="hi_IN" w:bidi="hi_IN"/>
+        </w:rPr>
         <w:t>""</w:t>
       </w:r>
     </w:p>
@@ -32436,7 +37046,7 @@
         </w:rPr>
         <w:t xml:space="preserve"> संकेत देता है कि पौलुस अपने व्यक्तिगत अनुभव द्वारा फिलिप्पी के विश्ववासियों को शिक्षा देने \n(</w:t>
       </w:r>
-      <w:hyperlink r:id="rId41">
+      <w:hyperlink r:id="rId43">
         <w:r>
           <w:rPr>
             <w:lang w:val="hi_IN" w:bidi="hi_IN"/>
@@ -32454,7 +37064,7 @@
         </w:rPr>
         <w:t>) से प्रबोधन (</w:t>
       </w:r>
-      <w:hyperlink r:id="rId42">
+      <w:hyperlink r:id="rId44">
         <w:r>
           <w:rPr>
             <w:lang w:val="hi_IN" w:bidi="hi_IN"/>
@@ -32519,6 +37129,21 @@
           <w:b/>
           <w:lang w:val="hi_IN" w:bidi="hi_IN"/>
         </w:rPr>
+        <w:t>ὅσοι</w:t>
+      </w:r>
+    </w:p>
+    <w:p>
+      <w:pPr/>
+      <w:r>
+        <w:rPr>
+          <w:lang w:val="hi_IN" w:bidi="hi_IN"/>
+        </w:rPr>
+      </w:r>
+      <w:r>
+        <w:rPr>
+          <w:b/>
+          <w:lang w:val="hi_IN" w:bidi="hi_IN"/>
+        </w:rPr>
         <w:t>"जितने"</w:t>
       </w:r>
     </w:p>
@@ -32691,6 +37316,21 @@
           <w:b/>
           <w:lang w:val="hi_IN" w:bidi="hi_IN"/>
         </w:rPr>
+        <w:t>καὶ τοῦτο ὁ Θεὸς ὑμῖν ἀποκαλύψει</w:t>
+      </w:r>
+    </w:p>
+    <w:p>
+      <w:pPr/>
+      <w:r>
+        <w:rPr>
+          <w:lang w:val="hi_IN" w:bidi="hi_IN"/>
+        </w:rPr>
+      </w:r>
+      <w:r>
+        <w:rPr>
+          <w:b/>
+          <w:lang w:val="hi_IN" w:bidi="hi_IN"/>
+        </w:rPr>
         <w:t>""</w:t>
       </w:r>
     </w:p>
@@ -32754,6 +37394,21 @@
           <w:b/>
           <w:lang w:val="hi_IN" w:bidi="hi_IN"/>
         </w:rPr>
+        <w:t>εἰς ὃ ἐφθάσαμεν, τῷ αὐτῷ στοιχεῖν</w:t>
+      </w:r>
+    </w:p>
+    <w:p>
+      <w:pPr/>
+      <w:r>
+        <w:rPr>
+          <w:lang w:val="hi_IN" w:bidi="hi_IN"/>
+        </w:rPr>
+      </w:r>
+      <w:r>
+        <w:rPr>
+          <w:b/>
+          <w:lang w:val="hi_IN" w:bidi="hi_IN"/>
+        </w:rPr>
         <w:t>""</w:t>
       </w:r>
     </w:p>
@@ -32870,6 +37525,21 @@
           <w:b/>
           <w:lang w:val="hi_IN" w:bidi="hi_IN"/>
         </w:rPr>
+        <w:t>εἰς ὃ ἐφθάσαμεν, τῷ αὐτῷ στοιχεῖν</w:t>
+      </w:r>
+    </w:p>
+    <w:p>
+      <w:pPr/>
+      <w:r>
+        <w:rPr>
+          <w:lang w:val="hi_IN" w:bidi="hi_IN"/>
+        </w:rPr>
+      </w:r>
+      <w:r>
+        <w:rPr>
+          <w:b/>
+          <w:lang w:val="hi_IN" w:bidi="hi_IN"/>
+        </w:rPr>
         <w:t>"हम पहुँचे हैं, उसी के अनुसार चलें"</w:t>
       </w:r>
     </w:p>
@@ -32933,6 +37603,21 @@
           <w:b/>
           <w:lang w:val="hi_IN" w:bidi="hi_IN"/>
         </w:rPr>
+        <w:t>συνμιμηταί μου γίνεσθε</w:t>
+      </w:r>
+    </w:p>
+    <w:p>
+      <w:pPr/>
+      <w:r>
+        <w:rPr>
+          <w:lang w:val="hi_IN" w:bidi="hi_IN"/>
+        </w:rPr>
+      </w:r>
+      <w:r>
+        <w:rPr>
+          <w:b/>
+          <w:lang w:val="hi_IN" w:bidi="hi_IN"/>
+        </w:rPr>
         <w:t>""</w:t>
       </w:r>
     </w:p>
@@ -32996,6 +37681,21 @@
           <w:b/>
           <w:lang w:val="hi_IN" w:bidi="hi_IN"/>
         </w:rPr>
+        <w:t>γίνεσθε</w:t>
+      </w:r>
+    </w:p>
+    <w:p>
+      <w:pPr/>
+      <w:r>
+        <w:rPr>
+          <w:lang w:val="hi_IN" w:bidi="hi_IN"/>
+        </w:rPr>
+      </w:r>
+      <w:r>
+        <w:rPr>
+          <w:b/>
+          <w:lang w:val="hi_IN" w:bidi="hi_IN"/>
+        </w:rPr>
         <w:t>""</w:t>
       </w:r>
     </w:p>
@@ -33121,7 +37821,7 @@
         </w:rPr>
         <w:t xml:space="preserve"> शब्द का अनुवाद </w:t>
       </w:r>
-      <w:hyperlink r:id="rId18">
+      <w:hyperlink r:id="rId20">
         <w:r>
           <w:rPr>
             <w:lang w:val="hi_IN" w:bidi="hi_IN"/>
@@ -33186,6 +37886,21 @@
           <w:b/>
           <w:lang w:val="hi_IN" w:bidi="hi_IN"/>
         </w:rPr>
+        <w:t>σκοπεῖτε</w:t>
+      </w:r>
+    </w:p>
+    <w:p>
+      <w:pPr/>
+      <w:r>
+        <w:rPr>
+          <w:lang w:val="hi_IN" w:bidi="hi_IN"/>
+        </w:rPr>
+      </w:r>
+      <w:r>
+        <w:rPr>
+          <w:b/>
+          <w:lang w:val="hi_IN" w:bidi="hi_IN"/>
+        </w:rPr>
         <w:t>"पहचानों"</w:t>
       </w:r>
     </w:p>
@@ -33282,6 +37997,21 @@
           <w:b/>
           <w:lang w:val="hi_IN" w:bidi="hi_IN"/>
         </w:rPr>
+        <w:t>τοὺς οὕτω περιπατοῦντας, καθὼς ἔχετε τύπον ἡμᾶς</w:t>
+      </w:r>
+    </w:p>
+    <w:p>
+      <w:pPr/>
+      <w:r>
+        <w:rPr>
+          <w:lang w:val="hi_IN" w:bidi="hi_IN"/>
+        </w:rPr>
+      </w:r>
+      <w:r>
+        <w:rPr>
+          <w:b/>
+          <w:lang w:val="hi_IN" w:bidi="hi_IN"/>
+        </w:rPr>
         <w:t>""</w:t>
       </w:r>
     </w:p>
@@ -33345,6 +38075,21 @@
           <w:b/>
           <w:lang w:val="hi_IN" w:bidi="hi_IN"/>
         </w:rPr>
+        <w:t>πολλοὶ γὰρ περιπατοῦσιν</w:t>
+      </w:r>
+    </w:p>
+    <w:p>
+      <w:pPr/>
+      <w:r>
+        <w:rPr>
+          <w:lang w:val="hi_IN" w:bidi="hi_IN"/>
+        </w:rPr>
+      </w:r>
+      <w:r>
+        <w:rPr>
+          <w:b/>
+          <w:lang w:val="hi_IN" w:bidi="hi_IN"/>
+        </w:rPr>
         <w:t>""</w:t>
       </w:r>
     </w:p>
@@ -33421,6 +38166,21 @@
           <w:b/>
           <w:lang w:val="hi_IN" w:bidi="hi_IN"/>
         </w:rPr>
+        <w:t>πολλοὶ γὰρ</w:t>
+      </w:r>
+    </w:p>
+    <w:p>
+      <w:pPr/>
+      <w:r>
+        <w:rPr>
+          <w:lang w:val="hi_IN" w:bidi="hi_IN"/>
+        </w:rPr>
+      </w:r>
+      <w:r>
+        <w:rPr>
+          <w:b/>
+          <w:lang w:val="hi_IN" w:bidi="hi_IN"/>
+        </w:rPr>
         <w:t>""</w:t>
       </w:r>
     </w:p>
@@ -33497,6 +38257,21 @@
           <w:b/>
           <w:lang w:val="hi_IN" w:bidi="hi_IN"/>
         </w:rPr>
+        <w:t>νῦν δὲ καὶ κλαίων</w:t>
+      </w:r>
+    </w:p>
+    <w:p>
+      <w:pPr/>
+      <w:r>
+        <w:rPr>
+          <w:lang w:val="hi_IN" w:bidi="hi_IN"/>
+        </w:rPr>
+      </w:r>
+      <w:r>
+        <w:rPr>
+          <w:b/>
+          <w:lang w:val="hi_IN" w:bidi="hi_IN"/>
+        </w:rPr>
         <w:t>""</w:t>
       </w:r>
     </w:p>
@@ -33560,6 +38335,21 @@
           <w:b/>
           <w:lang w:val="hi_IN" w:bidi="hi_IN"/>
         </w:rPr>
+        <w:t>τοὺς ἐχθροὺς τοῦ σταυροῦ τοῦ Χριστοῦ</w:t>
+      </w:r>
+    </w:p>
+    <w:p>
+      <w:pPr/>
+      <w:r>
+        <w:rPr>
+          <w:lang w:val="hi_IN" w:bidi="hi_IN"/>
+        </w:rPr>
+      </w:r>
+      <w:r>
+        <w:rPr>
+          <w:b/>
+          <w:lang w:val="hi_IN" w:bidi="hi_IN"/>
+        </w:rPr>
         <w:t>""</w:t>
       </w:r>
     </w:p>
@@ -33682,6 +38472,21 @@
           <w:b/>
           <w:lang w:val="hi_IN" w:bidi="hi_IN"/>
         </w:rPr>
+        <w:t>ὧν τὸ τέλος ἀπώλεια</w:t>
+      </w:r>
+    </w:p>
+    <w:p>
+      <w:pPr/>
+      <w:r>
+        <w:rPr>
+          <w:lang w:val="hi_IN" w:bidi="hi_IN"/>
+        </w:rPr>
+      </w:r>
+      <w:r>
+        <w:rPr>
+          <w:b/>
+          <w:lang w:val="hi_IN" w:bidi="hi_IN"/>
+        </w:rPr>
         <w:t>""</w:t>
       </w:r>
     </w:p>
@@ -33758,6 +38563,21 @@
           <w:b/>
           <w:lang w:val="hi_IN" w:bidi="hi_IN"/>
         </w:rPr>
+        <w:t>ὧν τὸ τέλος ἀπώλεια</w:t>
+      </w:r>
+    </w:p>
+    <w:p>
+      <w:pPr/>
+      <w:r>
+        <w:rPr>
+          <w:lang w:val="hi_IN" w:bidi="hi_IN"/>
+        </w:rPr>
+      </w:r>
+      <w:r>
+        <w:rPr>
+          <w:b/>
+          <w:lang w:val="hi_IN" w:bidi="hi_IN"/>
+        </w:rPr>
         <w:t>"उनका अन्त विनाश है"</w:t>
       </w:r>
     </w:p>
@@ -33867,6 +38687,21 @@
           <w:b/>
           <w:lang w:val="hi_IN" w:bidi="hi_IN"/>
         </w:rPr>
+        <w:t>ὧν ὁ Θεὸς ἡ κοιλία</w:t>
+      </w:r>
+    </w:p>
+    <w:p>
+      <w:pPr/>
+      <w:r>
+        <w:rPr>
+          <w:lang w:val="hi_IN" w:bidi="hi_IN"/>
+        </w:rPr>
+      </w:r>
+      <w:r>
+        <w:rPr>
+          <w:b/>
+          <w:lang w:val="hi_IN" w:bidi="hi_IN"/>
+        </w:rPr>
         <w:t>""</w:t>
       </w:r>
     </w:p>
@@ -33989,6 +38824,21 @@
           <w:b/>
           <w:lang w:val="hi_IN" w:bidi="hi_IN"/>
         </w:rPr>
+        <w:t>ἡ δόξα ἐν τῇ αἰσχύνῃ αὐτῶν</w:t>
+      </w:r>
+    </w:p>
+    <w:p>
+      <w:pPr/>
+      <w:r>
+        <w:rPr>
+          <w:lang w:val="hi_IN" w:bidi="hi_IN"/>
+        </w:rPr>
+      </w:r>
+      <w:r>
+        <w:rPr>
+          <w:b/>
+          <w:lang w:val="hi_IN" w:bidi="hi_IN"/>
+        </w:rPr>
         <w:t>""</w:t>
       </w:r>
     </w:p>
@@ -34085,6 +38935,21 @@
           <w:b/>
           <w:lang w:val="hi_IN" w:bidi="hi_IN"/>
         </w:rPr>
+        <w:t>ἡ δόξα ἐν τῇ αἰσχύνῃ αὐτῶν</w:t>
+      </w:r>
+    </w:p>
+    <w:p>
+      <w:pPr/>
+      <w:r>
+        <w:rPr>
+          <w:lang w:val="hi_IN" w:bidi="hi_IN"/>
+        </w:rPr>
+      </w:r>
+      <w:r>
+        <w:rPr>
+          <w:b/>
+          <w:lang w:val="hi_IN" w:bidi="hi_IN"/>
+        </w:rPr>
         <w:t>"लज्जा की"</w:t>
       </w:r>
       <w:r>
@@ -34207,6 +39072,21 @@
           <w:b/>
           <w:lang w:val="hi_IN" w:bidi="hi_IN"/>
         </w:rPr>
+        <w:t>ἡ δόξα ἐν τῇ αἰσχύνῃ αὐτῶν</w:t>
+      </w:r>
+    </w:p>
+    <w:p>
+      <w:pPr/>
+      <w:r>
+        <w:rPr>
+          <w:lang w:val="hi_IN" w:bidi="hi_IN"/>
+        </w:rPr>
+      </w:r>
+      <w:r>
+        <w:rPr>
+          <w:b/>
+          <w:lang w:val="hi_IN" w:bidi="hi_IN"/>
+        </w:rPr>
         <w:t>"लज्जा की"</w:t>
       </w:r>
       <w:r>
@@ -34329,6 +39209,21 @@
           <w:b/>
           <w:lang w:val="hi_IN" w:bidi="hi_IN"/>
         </w:rPr>
+        <w:t>οἱ τὰ ἐπίγεια φρονοῦντες</w:t>
+      </w:r>
+    </w:p>
+    <w:p>
+      <w:pPr/>
+      <w:r>
+        <w:rPr>
+          <w:lang w:val="hi_IN" w:bidi="hi_IN"/>
+        </w:rPr>
+      </w:r>
+      <w:r>
+        <w:rPr>
+          <w:b/>
+          <w:lang w:val="hi_IN" w:bidi="hi_IN"/>
+        </w:rPr>
         <w:t>""</w:t>
       </w:r>
     </w:p>
@@ -34521,6 +39416,21 @@
           <w:b/>
           <w:lang w:val="hi_IN" w:bidi="hi_IN"/>
         </w:rPr>
+        <w:t>ἡμῶν &amp; ἀπεκδεχόμεθα</w:t>
+      </w:r>
+    </w:p>
+    <w:p>
+      <w:pPr/>
+      <w:r>
+        <w:rPr>
+          <w:lang w:val="hi_IN" w:bidi="hi_IN"/>
+        </w:rPr>
+      </w:r>
+      <w:r>
+        <w:rPr>
+          <w:b/>
+          <w:lang w:val="hi_IN" w:bidi="hi_IN"/>
+        </w:rPr>
         <w:t>""</w:t>
       </w:r>
     </w:p>
@@ -34650,6 +39560,21 @@
           <w:b/>
           <w:lang w:val="hi_IN" w:bidi="hi_IN"/>
         </w:rPr>
+        <w:t>πολίτευμα</w:t>
+      </w:r>
+    </w:p>
+    <w:p>
+      <w:pPr/>
+      <w:r>
+        <w:rPr>
+          <w:lang w:val="hi_IN" w:bidi="hi_IN"/>
+        </w:rPr>
+      </w:r>
+      <w:r>
+        <w:rPr>
+          <w:b/>
+          <w:lang w:val="hi_IN" w:bidi="hi_IN"/>
+        </w:rPr>
         <w:t>"स्वदेश"</w:t>
       </w:r>
     </w:p>
@@ -34759,6 +39684,21 @@
           <w:b/>
           <w:lang w:val="hi_IN" w:bidi="hi_IN"/>
         </w:rPr>
+        <w:t>σώματι τῆς δόξης αὐτοῦ</w:t>
+      </w:r>
+    </w:p>
+    <w:p>
+      <w:pPr/>
+      <w:r>
+        <w:rPr>
+          <w:lang w:val="hi_IN" w:bidi="hi_IN"/>
+        </w:rPr>
+      </w:r>
+      <w:r>
+        <w:rPr>
+          <w:b/>
+          <w:lang w:val="hi_IN" w:bidi="hi_IN"/>
+        </w:rPr>
         <w:t>"हमारी"</w:t>
       </w:r>
       <w:r>
@@ -34868,6 +39808,21 @@
           <w:b/>
           <w:lang w:val="hi_IN" w:bidi="hi_IN"/>
         </w:rPr>
+        <w:t>τοῦ δύνασθαι αὐτὸν</w:t>
+      </w:r>
+    </w:p>
+    <w:p>
+      <w:pPr/>
+      <w:r>
+        <w:rPr>
+          <w:lang w:val="hi_IN" w:bidi="hi_IN"/>
+        </w:rPr>
+      </w:r>
+      <w:r>
+        <w:rPr>
+          <w:b/>
+          <w:lang w:val="hi_IN" w:bidi="hi_IN"/>
+        </w:rPr>
         <w:t>"वह अपनी"</w:t>
       </w:r>
       <w:r>
@@ -35003,6 +39958,21 @@
           <w:b/>
           <w:lang w:val="hi_IN" w:bidi="hi_IN"/>
         </w:rPr>
+        <w:t>ὥστε</w:t>
+      </w:r>
+    </w:p>
+    <w:p>
+      <w:pPr/>
+      <w:r>
+        <w:rPr>
+          <w:lang w:val="hi_IN" w:bidi="hi_IN"/>
+        </w:rPr>
+      </w:r>
+      <w:r>
+        <w:rPr>
+          <w:b/>
+          <w:lang w:val="hi_IN" w:bidi="hi_IN"/>
+        </w:rPr>
         <w:t>"इसलिए"</w:t>
       </w:r>
     </w:p>
@@ -35128,7 +40098,7 @@
         </w:rPr>
         <w:t xml:space="preserve"> शब्द का अनुवाद </w:t>
       </w:r>
-      <w:hyperlink r:id="rId18">
+      <w:hyperlink r:id="rId20">
         <w:r>
           <w:rPr>
             <w:lang w:val="hi_IN" w:bidi="hi_IN"/>
@@ -35193,6 +40163,21 @@
           <w:b/>
           <w:lang w:val="hi_IN" w:bidi="hi_IN"/>
         </w:rPr>
+        <w:t>ἀγαπητοὶ καὶ ἐπιπόθητοι</w:t>
+      </w:r>
+    </w:p>
+    <w:p>
+      <w:pPr/>
+      <w:r>
+        <w:rPr>
+          <w:lang w:val="hi_IN" w:bidi="hi_IN"/>
+        </w:rPr>
+      </w:r>
+      <w:r>
+        <w:rPr>
+          <w:b/>
+          <w:lang w:val="hi_IN" w:bidi="hi_IN"/>
+        </w:rPr>
         <w:t>""</w:t>
       </w:r>
     </w:p>
@@ -35256,6 +40241,21 @@
           <w:b/>
           <w:lang w:val="hi_IN" w:bidi="hi_IN"/>
         </w:rPr>
+        <w:t>χαρὰ καὶ στέφανός μου</w:t>
+      </w:r>
+    </w:p>
+    <w:p>
+      <w:pPr/>
+      <w:r>
+        <w:rPr>
+          <w:lang w:val="hi_IN" w:bidi="hi_IN"/>
+        </w:rPr>
+      </w:r>
+      <w:r>
+        <w:rPr>
+          <w:b/>
+          <w:lang w:val="hi_IN" w:bidi="hi_IN"/>
+        </w:rPr>
         <w:t>""</w:t>
       </w:r>
     </w:p>
@@ -35365,6 +40365,21 @@
           <w:b/>
           <w:lang w:val="hi_IN" w:bidi="hi_IN"/>
         </w:rPr>
+        <w:t>χαρὰ καὶ στέφανός μου</w:t>
+      </w:r>
+    </w:p>
+    <w:p>
+      <w:pPr/>
+      <w:r>
+        <w:rPr>
+          <w:lang w:val="hi_IN" w:bidi="hi_IN"/>
+        </w:rPr>
+      </w:r>
+      <w:r>
+        <w:rPr>
+          <w:b/>
+          <w:lang w:val="hi_IN" w:bidi="hi_IN"/>
+        </w:rPr>
         <w:t>"मेरे आनन्द और मुकुट"</w:t>
       </w:r>
     </w:p>
@@ -35461,6 +40476,21 @@
           <w:b/>
           <w:lang w:val="hi_IN" w:bidi="hi_IN"/>
         </w:rPr>
+        <w:t>στέφανός</w:t>
+      </w:r>
+    </w:p>
+    <w:p>
+      <w:pPr/>
+      <w:r>
+        <w:rPr>
+          <w:lang w:val="hi_IN" w:bidi="hi_IN"/>
+        </w:rPr>
+      </w:r>
+      <w:r>
+        <w:rPr>
+          <w:b/>
+          <w:lang w:val="hi_IN" w:bidi="hi_IN"/>
+        </w:rPr>
         <w:t>"मुकुट"</w:t>
       </w:r>
     </w:p>
@@ -35570,6 +40600,21 @@
           <w:b/>
           <w:lang w:val="hi_IN" w:bidi="hi_IN"/>
         </w:rPr>
+        <w:t>οὕτως στήκετε ἐν Κυρίῳ, ἀγαπητοί</w:t>
+      </w:r>
+    </w:p>
+    <w:p>
+      <w:pPr/>
+      <w:r>
+        <w:rPr>
+          <w:lang w:val="hi_IN" w:bidi="hi_IN"/>
+        </w:rPr>
+      </w:r>
+      <w:r>
+        <w:rPr>
+          <w:b/>
+          <w:lang w:val="hi_IN" w:bidi="hi_IN"/>
+        </w:rPr>
         <w:t>"प्रिय"</w:t>
       </w:r>
       <w:r>
@@ -35646,6 +40691,21 @@
           <w:b/>
           <w:lang w:val="hi_IN" w:bidi="hi_IN"/>
         </w:rPr>
+        <w:t>οὕτως στήκετε ἐν Κυρίῳ, ἀγαπητοί</w:t>
+      </w:r>
+    </w:p>
+    <w:p>
+      <w:pPr/>
+      <w:r>
+        <w:rPr>
+          <w:lang w:val="hi_IN" w:bidi="hi_IN"/>
+        </w:rPr>
+      </w:r>
+      <w:r>
+        <w:rPr>
+          <w:b/>
+          <w:lang w:val="hi_IN" w:bidi="hi_IN"/>
+        </w:rPr>
         <w:t>""</w:t>
       </w:r>
     </w:p>
@@ -35675,7 +40735,7 @@
         </w:rPr>
         <w:t xml:space="preserve"> का सन्दर्भ हो सकता है: (1) उससे पूर्व की बात, इस स्थिति में इस उक्ति का अर्थ होगा, ""जिस प्रकार मैं ने तुम्हें अभी-अभी समझाया है| वैकल्पिक अनुवाद: ""हे प्रियों, प्रभु में उसी प्रकार दृढ बने रहो जिस प्रकार मैं ने तुमको समझाया है"" (2) पौलुस फिलिप्पी के विश्वासियों को \n</w:t>
       </w:r>
-      <w:hyperlink r:id="rId43">
+      <w:hyperlink r:id="rId45">
         <w:r>
           <w:rPr>
             <w:lang w:val="hi_IN" w:bidi="hi_IN"/>
@@ -35740,6 +40800,21 @@
           <w:b/>
           <w:lang w:val="hi_IN" w:bidi="hi_IN"/>
         </w:rPr>
+        <w:t>στήκετε</w:t>
+      </w:r>
+    </w:p>
+    <w:p>
+      <w:pPr/>
+      <w:r>
+        <w:rPr>
+          <w:lang w:val="hi_IN" w:bidi="hi_IN"/>
+        </w:rPr>
+      </w:r>
+      <w:r>
+        <w:rPr>
+          <w:b/>
+          <w:lang w:val="hi_IN" w:bidi="hi_IN"/>
+        </w:rPr>
         <w:t>"स्थिर रहो"</w:t>
       </w:r>
     </w:p>
@@ -35836,6 +40911,21 @@
           <w:b/>
           <w:lang w:val="hi_IN" w:bidi="hi_IN"/>
         </w:rPr>
+        <w:t>στήκετε</w:t>
+      </w:r>
+    </w:p>
+    <w:p>
+      <w:pPr/>
+      <w:r>
+        <w:rPr>
+          <w:lang w:val="hi_IN" w:bidi="hi_IN"/>
+        </w:rPr>
+      </w:r>
+      <w:r>
+        <w:rPr>
+          <w:b/>
+          <w:lang w:val="hi_IN" w:bidi="hi_IN"/>
+        </w:rPr>
         <w:t>"स्थिर रहो"</w:t>
       </w:r>
     </w:p>
@@ -35932,6 +41022,21 @@
           <w:b/>
           <w:lang w:val="hi_IN" w:bidi="hi_IN"/>
         </w:rPr>
+        <w:t>οὕτως στήκετε ἐν Κυρίῳ</w:t>
+      </w:r>
+    </w:p>
+    <w:p>
+      <w:pPr/>
+      <w:r>
+        <w:rPr>
+          <w:lang w:val="hi_IN" w:bidi="hi_IN"/>
+        </w:rPr>
+      </w:r>
+      <w:r>
+        <w:rPr>
+          <w:b/>
+          <w:lang w:val="hi_IN" w:bidi="hi_IN"/>
+        </w:rPr>
         <w:t>"प्रभु में इसी प्रकार स्थिर रहो"</w:t>
       </w:r>
     </w:p>
@@ -35995,6 +41100,21 @@
           <w:b/>
           <w:lang w:val="hi_IN" w:bidi="hi_IN"/>
         </w:rPr>
+        <w:t>Εὐοδίαν &amp; Συντύχην</w:t>
+      </w:r>
+    </w:p>
+    <w:p>
+      <w:pPr/>
+      <w:r>
+        <w:rPr>
+          <w:lang w:val="hi_IN" w:bidi="hi_IN"/>
+        </w:rPr>
+      </w:r>
+      <w:r>
+        <w:rPr>
+          <w:b/>
+          <w:lang w:val="hi_IN" w:bidi="hi_IN"/>
+        </w:rPr>
         <w:t>""</w:t>
       </w:r>
     </w:p>
@@ -36104,6 +41224,21 @@
           <w:b/>
           <w:lang w:val="hi_IN" w:bidi="hi_IN"/>
         </w:rPr>
+        <w:t>σέ</w:t>
+      </w:r>
+    </w:p>
+    <w:p>
+      <w:pPr/>
+      <w:r>
+        <w:rPr>
+          <w:lang w:val="hi_IN" w:bidi="hi_IN"/>
+        </w:rPr>
+      </w:r>
+      <w:r>
+        <w:rPr>
+          <w:b/>
+          <w:lang w:val="hi_IN" w:bidi="hi_IN"/>
+        </w:rPr>
         <w:t>""</w:t>
       </w:r>
     </w:p>
@@ -36226,6 +41361,21 @@
           <w:b/>
           <w:lang w:val="hi_IN" w:bidi="hi_IN"/>
         </w:rPr>
+        <w:t>γνήσιε σύνζυγε</w:t>
+      </w:r>
+    </w:p>
+    <w:p>
+      <w:pPr/>
+      <w:r>
+        <w:rPr>
+          <w:lang w:val="hi_IN" w:bidi="hi_IN"/>
+        </w:rPr>
+      </w:r>
+      <w:r>
+        <w:rPr>
+          <w:b/>
+          <w:lang w:val="hi_IN" w:bidi="hi_IN"/>
+        </w:rPr>
         <w:t>""</w:t>
       </w:r>
     </w:p>
@@ -36322,6 +41472,21 @@
           <w:b/>
           <w:lang w:val="hi_IN" w:bidi="hi_IN"/>
         </w:rPr>
+        <w:t>αἵτινες ἐν τῷ εὐαγγελίῳ συνήθλησάν μοι</w:t>
+      </w:r>
+    </w:p>
+    <w:p>
+      <w:pPr/>
+      <w:r>
+        <w:rPr>
+          <w:lang w:val="hi_IN" w:bidi="hi_IN"/>
+        </w:rPr>
+      </w:r>
+      <w:r>
+        <w:rPr>
+          <w:b/>
+          <w:lang w:val="hi_IN" w:bidi="hi_IN"/>
+        </w:rPr>
         <w:t>"मेरे"</w:t>
       </w:r>
       <w:r>
@@ -36444,6 +41609,21 @@
           <w:b/>
           <w:lang w:val="hi_IN" w:bidi="hi_IN"/>
         </w:rPr>
+        <w:t>τῷ εὐαγγελίῳ</w:t>
+      </w:r>
+    </w:p>
+    <w:p>
+      <w:pPr/>
+      <w:r>
+        <w:rPr>
+          <w:lang w:val="hi_IN" w:bidi="hi_IN"/>
+        </w:rPr>
+      </w:r>
+      <w:r>
+        <w:rPr>
+          <w:b/>
+          <w:lang w:val="hi_IN" w:bidi="hi_IN"/>
+        </w:rPr>
         <w:t>"सुसमाचार"</w:t>
       </w:r>
     </w:p>
@@ -36569,7 +41749,7 @@
         </w:rPr>
         <w:t xml:space="preserve"> का अनुवाद </w:t>
       </w:r>
-      <w:hyperlink r:id="rId16">
+      <w:hyperlink r:id="rId18">
         <w:r>
           <w:rPr>
             <w:lang w:val="hi_IN" w:bidi="hi_IN"/>
@@ -36634,6 +41814,21 @@
           <w:b/>
           <w:lang w:val="hi_IN" w:bidi="hi_IN"/>
         </w:rPr>
+        <w:t>Κλήμεντος</w:t>
+      </w:r>
+    </w:p>
+    <w:p>
+      <w:pPr/>
+      <w:r>
+        <w:rPr>
+          <w:lang w:val="hi_IN" w:bidi="hi_IN"/>
+        </w:rPr>
+      </w:r>
+      <w:r>
+        <w:rPr>
+          <w:b/>
+          <w:lang w:val="hi_IN" w:bidi="hi_IN"/>
+        </w:rPr>
         <w:t>""</w:t>
       </w:r>
     </w:p>
@@ -36724,6 +41919,21 @@
           <w:b/>
           <w:lang w:val="hi_IN" w:bidi="hi_IN"/>
         </w:rPr>
+        <w:t>ὧν τὰ ὀνόματα ἐν βίβλῳ ζωῆς</w:t>
+      </w:r>
+    </w:p>
+    <w:p>
+      <w:pPr/>
+      <w:r>
+        <w:rPr>
+          <w:lang w:val="hi_IN" w:bidi="hi_IN"/>
+        </w:rPr>
+      </w:r>
+      <w:r>
+        <w:rPr>
+          <w:b/>
+          <w:lang w:val="hi_IN" w:bidi="hi_IN"/>
+        </w:rPr>
         <w:t>""</w:t>
       </w:r>
     </w:p>
@@ -36816,7 +42026,7 @@
         </w:rPr>
         <w:t xml:space="preserve"> का अनुवाद </w:t>
       </w:r>
-      <w:hyperlink r:id="rId40">
+      <w:hyperlink r:id="rId42">
         <w:r>
           <w:rPr>
             <w:lang w:val="hi_IN" w:bidi="hi_IN"/>
@@ -36881,6 +42091,21 @@
           <w:b/>
           <w:lang w:val="hi_IN" w:bidi="hi_IN"/>
         </w:rPr>
+        <w:t>χαίρετε ἐν Κυρίῳ πάντοτε, πάλιν ἐρῶ, χαίρετε!</w:t>
+      </w:r>
+    </w:p>
+    <w:p>
+      <w:pPr/>
+      <w:r>
+        <w:rPr>
+          <w:lang w:val="hi_IN" w:bidi="hi_IN"/>
+        </w:rPr>
+      </w:r>
+      <w:r>
+        <w:rPr>
+          <w:b/>
+          <w:lang w:val="hi_IN" w:bidi="hi_IN"/>
+        </w:rPr>
         <w:t>"प्रभु में सदा आनन्दित रहो मैं फिर कहता हूँ, आनन्दित रहो"</w:t>
       </w:r>
     </w:p>
@@ -36977,6 +42202,21 @@
           <w:b/>
           <w:lang w:val="hi_IN" w:bidi="hi_IN"/>
         </w:rPr>
+        <w:t>τὸ ἐπιεικὲς ὑμῶν γνωσθήτω</w:t>
+      </w:r>
+    </w:p>
+    <w:p>
+      <w:pPr/>
+      <w:r>
+        <w:rPr>
+          <w:lang w:val="hi_IN" w:bidi="hi_IN"/>
+        </w:rPr>
+      </w:r>
+      <w:r>
+        <w:rPr>
+          <w:b/>
+          <w:lang w:val="hi_IN" w:bidi="hi_IN"/>
+        </w:rPr>
         <w:t>"तुम्हारी कोमलता"</w:t>
       </w:r>
       <w:r>
@@ -37086,6 +42326,21 @@
           <w:b/>
           <w:lang w:val="hi_IN" w:bidi="hi_IN"/>
         </w:rPr>
+        <w:t>πᾶσιν ἀνθρώποις</w:t>
+      </w:r>
+    </w:p>
+    <w:p>
+      <w:pPr/>
+      <w:r>
+        <w:rPr>
+          <w:lang w:val="hi_IN" w:bidi="hi_IN"/>
+        </w:rPr>
+      </w:r>
+      <w:r>
+        <w:rPr>
+          <w:b/>
+          <w:lang w:val="hi_IN" w:bidi="hi_IN"/>
+        </w:rPr>
         <w:t>"सब मनुष्यों पर"</w:t>
       </w:r>
     </w:p>
@@ -37182,6 +42437,21 @@
           <w:b/>
           <w:lang w:val="hi_IN" w:bidi="hi_IN"/>
         </w:rPr>
+        <w:t>ὁ Κύριος ἐγγύς</w:t>
+      </w:r>
+    </w:p>
+    <w:p>
+      <w:pPr/>
+      <w:r>
+        <w:rPr>
+          <w:lang w:val="hi_IN" w:bidi="hi_IN"/>
+        </w:rPr>
+      </w:r>
+      <w:r>
+        <w:rPr>
+          <w:b/>
+          <w:lang w:val="hi_IN" w:bidi="hi_IN"/>
+        </w:rPr>
         <w:t>""</w:t>
       </w:r>
     </w:p>
@@ -37258,6 +42528,21 @@
           <w:b/>
           <w:lang w:val="hi_IN" w:bidi="hi_IN"/>
         </w:rPr>
+        <w:t>μηδὲν μεριμνᾶτε</w:t>
+      </w:r>
+    </w:p>
+    <w:p>
+      <w:pPr/>
+      <w:r>
+        <w:rPr>
+          <w:lang w:val="hi_IN" w:bidi="hi_IN"/>
+        </w:rPr>
+      </w:r>
+      <w:r>
+        <w:rPr>
+          <w:b/>
+          <w:lang w:val="hi_IN" w:bidi="hi_IN"/>
+        </w:rPr>
         <w:t>"किसी भी बात की चिन्ता मत करो"</w:t>
       </w:r>
     </w:p>
@@ -37354,6 +42639,21 @@
           <w:b/>
           <w:lang w:val="hi_IN" w:bidi="hi_IN"/>
         </w:rPr>
+        <w:t>ἀλλ’</w:t>
+      </w:r>
+    </w:p>
+    <w:p>
+      <w:pPr/>
+      <w:r>
+        <w:rPr>
+          <w:lang w:val="hi_IN" w:bidi="hi_IN"/>
+        </w:rPr>
+      </w:r>
+      <w:r>
+        <w:rPr>
+          <w:b/>
+          <w:lang w:val="hi_IN" w:bidi="hi_IN"/>
+        </w:rPr>
         <w:t>""</w:t>
       </w:r>
     </w:p>
@@ -37456,6 +42756,21 @@
           <w:b/>
           <w:lang w:val="hi_IN" w:bidi="hi_IN"/>
         </w:rPr>
+        <w:t>ἐν παντὶ</w:t>
+      </w:r>
+    </w:p>
+    <w:p>
+      <w:pPr/>
+      <w:r>
+        <w:rPr>
+          <w:lang w:val="hi_IN" w:bidi="hi_IN"/>
+        </w:rPr>
+      </w:r>
+      <w:r>
+        <w:rPr>
+          <w:b/>
+          <w:lang w:val="hi_IN" w:bidi="hi_IN"/>
+        </w:rPr>
         <w:t>"हर एक बात में"</w:t>
       </w:r>
     </w:p>
@@ -37552,6 +42867,21 @@
           <w:b/>
           <w:lang w:val="hi_IN" w:bidi="hi_IN"/>
         </w:rPr>
+        <w:t>τῇ προσευχῇ καὶ τῇ δεήσει</w:t>
+      </w:r>
+    </w:p>
+    <w:p>
+      <w:pPr/>
+      <w:r>
+        <w:rPr>
+          <w:lang w:val="hi_IN" w:bidi="hi_IN"/>
+        </w:rPr>
+      </w:r>
+      <w:r>
+        <w:rPr>
+          <w:b/>
+          <w:lang w:val="hi_IN" w:bidi="hi_IN"/>
+        </w:rPr>
         <w:t>"प्रार्थना और विनती"</w:t>
       </w:r>
     </w:p>
@@ -37661,6 +42991,21 @@
           <w:b/>
           <w:lang w:val="hi_IN" w:bidi="hi_IN"/>
         </w:rPr>
+        <w:t>τῇ προσευχῇ καὶ τῇ δεήσει</w:t>
+      </w:r>
+    </w:p>
+    <w:p>
+      <w:pPr/>
+      <w:r>
+        <w:rPr>
+          <w:lang w:val="hi_IN" w:bidi="hi_IN"/>
+        </w:rPr>
+      </w:r>
+      <w:r>
+        <w:rPr>
+          <w:b/>
+          <w:lang w:val="hi_IN" w:bidi="hi_IN"/>
+        </w:rPr>
         <w:t>"प्रार्थना और विनती"</w:t>
       </w:r>
     </w:p>
@@ -37770,6 +43115,21 @@
           <w:b/>
           <w:lang w:val="hi_IN" w:bidi="hi_IN"/>
         </w:rPr>
+        <w:t>τῇ προσευχῇ καὶ τῇ δεήσει</w:t>
+      </w:r>
+    </w:p>
+    <w:p>
+      <w:pPr/>
+      <w:r>
+        <w:rPr>
+          <w:lang w:val="hi_IN" w:bidi="hi_IN"/>
+        </w:rPr>
+      </w:r>
+      <w:r>
+        <w:rPr>
+          <w:b/>
+          <w:lang w:val="hi_IN" w:bidi="hi_IN"/>
+        </w:rPr>
         <w:t>"प्रार्थना और विनती"</w:t>
       </w:r>
     </w:p>
@@ -37879,6 +43239,21 @@
           <w:b/>
           <w:lang w:val="hi_IN" w:bidi="hi_IN"/>
         </w:rPr>
+        <w:t>μετὰ εὐχαριστίας</w:t>
+      </w:r>
+    </w:p>
+    <w:p>
+      <w:pPr/>
+      <w:r>
+        <w:rPr>
+          <w:lang w:val="hi_IN" w:bidi="hi_IN"/>
+        </w:rPr>
+      </w:r>
+      <w:r>
+        <w:rPr>
+          <w:b/>
+          <w:lang w:val="hi_IN" w:bidi="hi_IN"/>
+        </w:rPr>
         <w:t>"धन्यवाद के साथ"</w:t>
       </w:r>
     </w:p>
@@ -37988,6 +43363,21 @@
           <w:b/>
           <w:lang w:val="hi_IN" w:bidi="hi_IN"/>
         </w:rPr>
+        <w:t>τὰ αἰτήματα ὑμῶν γνωριζέσθω</w:t>
+      </w:r>
+    </w:p>
+    <w:p>
+      <w:pPr/>
+      <w:r>
+        <w:rPr>
+          <w:lang w:val="hi_IN" w:bidi="hi_IN"/>
+        </w:rPr>
+      </w:r>
+      <w:r>
+        <w:rPr>
+          <w:b/>
+          <w:lang w:val="hi_IN" w:bidi="hi_IN"/>
+        </w:rPr>
         <w:t>"तुम्हारे निवेदन,"</w:t>
       </w:r>
       <w:r>
@@ -38110,6 +43500,21 @@
           <w:b/>
           <w:lang w:val="hi_IN" w:bidi="hi_IN"/>
         </w:rPr>
+        <w:t>τὰ αἰτήματα ὑμῶν γνωριζέσθω πρὸς τὸν Θεόν</w:t>
+      </w:r>
+    </w:p>
+    <w:p>
+      <w:pPr/>
+      <w:r>
+        <w:rPr>
+          <w:lang w:val="hi_IN" w:bidi="hi_IN"/>
+        </w:rPr>
+      </w:r>
+      <w:r>
+        <w:rPr>
+          <w:b/>
+          <w:lang w:val="hi_IN" w:bidi="hi_IN"/>
+        </w:rPr>
         <w:t>""</w:t>
       </w:r>
     </w:p>
@@ -38219,6 +43624,21 @@
           <w:b/>
           <w:lang w:val="hi_IN" w:bidi="hi_IN"/>
         </w:rPr>
+        <w:t>καὶ</w:t>
+      </w:r>
+    </w:p>
+    <w:p>
+      <w:pPr/>
+      <w:r>
+        <w:rPr>
+          <w:lang w:val="hi_IN" w:bidi="hi_IN"/>
+        </w:rPr>
+      </w:r>
+      <w:r>
+        <w:rPr>
+          <w:b/>
+          <w:lang w:val="hi_IN" w:bidi="hi_IN"/>
+        </w:rPr>
         <w:t>"तब"</w:t>
       </w:r>
     </w:p>
@@ -38404,6 +43824,21 @@
           <w:b/>
           <w:lang w:val="hi_IN" w:bidi="hi_IN"/>
         </w:rPr>
+        <w:t>Θεοῦ ἡ ὑπερέχουσα πάντα νοῦν</w:t>
+      </w:r>
+    </w:p>
+    <w:p>
+      <w:pPr/>
+      <w:r>
+        <w:rPr>
+          <w:lang w:val="hi_IN" w:bidi="hi_IN"/>
+        </w:rPr>
+      </w:r>
+      <w:r>
+        <w:rPr>
+          <w:b/>
+          <w:lang w:val="hi_IN" w:bidi="hi_IN"/>
+        </w:rPr>
         <w:t>"परमेश्वर की"</w:t>
       </w:r>
       <w:r>
@@ -38513,6 +43948,21 @@
           <w:b/>
           <w:lang w:val="hi_IN" w:bidi="hi_IN"/>
         </w:rPr>
+        <w:t>ἡ ὑπερέχουσα πάντα νοῦν</w:t>
+      </w:r>
+    </w:p>
+    <w:p>
+      <w:pPr/>
+      <w:r>
+        <w:rPr>
+          <w:lang w:val="hi_IN" w:bidi="hi_IN"/>
+        </w:rPr>
+      </w:r>
+      <w:r>
+        <w:rPr>
+          <w:b/>
+          <w:lang w:val="hi_IN" w:bidi="hi_IN"/>
+        </w:rPr>
         <w:t>""</w:t>
       </w:r>
     </w:p>
@@ -38589,6 +44039,21 @@
           <w:b/>
           <w:lang w:val="hi_IN" w:bidi="hi_IN"/>
         </w:rPr>
+        <w:t>ἡ ὑπερέχουσα πάντα νοῦν</w:t>
+      </w:r>
+    </w:p>
+    <w:p>
+      <w:pPr/>
+      <w:r>
+        <w:rPr>
+          <w:lang w:val="hi_IN" w:bidi="hi_IN"/>
+        </w:rPr>
+      </w:r>
+      <w:r>
+        <w:rPr>
+          <w:b/>
+          <w:lang w:val="hi_IN" w:bidi="hi_IN"/>
+        </w:rPr>
         <w:t>"सारी समझ बिलकुल परे है"</w:t>
       </w:r>
     </w:p>
@@ -38698,6 +44163,21 @@
           <w:b/>
           <w:lang w:val="hi_IN" w:bidi="hi_IN"/>
         </w:rPr>
+        <w:t>φρουρήσει τὰς καρδίας ὑμῶν καὶ τὰ νοήματα ὑμῶν</w:t>
+      </w:r>
+    </w:p>
+    <w:p>
+      <w:pPr/>
+      <w:r>
+        <w:rPr>
+          <w:lang w:val="hi_IN" w:bidi="hi_IN"/>
+        </w:rPr>
+      </w:r>
+      <w:r>
+        <w:rPr>
+          <w:b/>
+          <w:lang w:val="hi_IN" w:bidi="hi_IN"/>
+        </w:rPr>
         <w:t>""</w:t>
       </w:r>
     </w:p>
@@ -38849,7 +44329,7 @@
         </w:rPr>
         <w:t xml:space="preserve"> का अनुवाद </w:t>
       </w:r>
-      <w:hyperlink r:id="rId44">
+      <w:hyperlink r:id="rId46">
         <w:r>
           <w:rPr>
             <w:lang w:val="hi_IN" w:bidi="hi_IN"/>
@@ -38914,6 +44394,21 @@
           <w:b/>
           <w:lang w:val="hi_IN" w:bidi="hi_IN"/>
         </w:rPr>
+        <w:t>τὸ λοιπόν</w:t>
+      </w:r>
+    </w:p>
+    <w:p>
+      <w:pPr/>
+      <w:r>
+        <w:rPr>
+          <w:lang w:val="hi_IN" w:bidi="hi_IN"/>
+        </w:rPr>
+      </w:r>
+      <w:r>
+        <w:rPr>
+          <w:b/>
+          <w:lang w:val="hi_IN" w:bidi="hi_IN"/>
+        </w:rPr>
         <w:t>""</w:t>
       </w:r>
     </w:p>
@@ -39006,7 +44501,7 @@
         </w:rPr>
         <w:t xml:space="preserve"> शब्द का अनुवाद </w:t>
       </w:r>
-      <w:hyperlink r:id="rId18">
+      <w:hyperlink r:id="rId20">
         <w:r>
           <w:rPr>
             <w:lang w:val="hi_IN" w:bidi="hi_IN"/>
@@ -39071,6 +44566,21 @@
           <w:b/>
           <w:lang w:val="hi_IN" w:bidi="hi_IN"/>
         </w:rPr>
+        <w:t>ὅσα ἐστὶν ἀληθῆ, ὅσα σεμνά, ὅσα δίκαια, ὅσα ἁγνά, ὅσα προσφιλῆ, ὅσα εὔφημα</w:t>
+      </w:r>
+    </w:p>
+    <w:p>
+      <w:pPr/>
+      <w:r>
+        <w:rPr>
+          <w:lang w:val="hi_IN" w:bidi="hi_IN"/>
+        </w:rPr>
+      </w:r>
+      <w:r>
+        <w:rPr>
+          <w:b/>
+          <w:lang w:val="hi_IN" w:bidi="hi_IN"/>
+        </w:rPr>
         <w:t>"सत्य हैं, बातें आदरणीय"</w:t>
       </w:r>
       <w:r>
@@ -39232,6 +44742,21 @@
           <w:b/>
           <w:lang w:val="hi_IN" w:bidi="hi_IN"/>
         </w:rPr>
+        <w:t>ὅσα προσφιλῆ</w:t>
+      </w:r>
+    </w:p>
+    <w:p>
+      <w:pPr/>
+      <w:r>
+        <w:rPr>
+          <w:lang w:val="hi_IN" w:bidi="hi_IN"/>
+        </w:rPr>
+      </w:r>
+      <w:r>
+        <w:rPr>
+          <w:b/>
+          <w:lang w:val="hi_IN" w:bidi="hi_IN"/>
+        </w:rPr>
         <w:t>""</w:t>
       </w:r>
     </w:p>
@@ -39295,6 +44820,21 @@
           <w:b/>
           <w:lang w:val="hi_IN" w:bidi="hi_IN"/>
         </w:rPr>
+        <w:t>ὅσα εὔφημα</w:t>
+      </w:r>
+    </w:p>
+    <w:p>
+      <w:pPr/>
+      <w:r>
+        <w:rPr>
+          <w:lang w:val="hi_IN" w:bidi="hi_IN"/>
+        </w:rPr>
+      </w:r>
+      <w:r>
+        <w:rPr>
+          <w:b/>
+          <w:lang w:val="hi_IN" w:bidi="hi_IN"/>
+        </w:rPr>
         <w:t>""</w:t>
       </w:r>
     </w:p>
@@ -39358,6 +44898,21 @@
           <w:b/>
           <w:lang w:val="hi_IN" w:bidi="hi_IN"/>
         </w:rPr>
+        <w:t>εἴ τις ἀρετὴ</w:t>
+      </w:r>
+    </w:p>
+    <w:p>
+      <w:pPr/>
+      <w:r>
+        <w:rPr>
+          <w:lang w:val="hi_IN" w:bidi="hi_IN"/>
+        </w:rPr>
+      </w:r>
+      <w:r>
+        <w:rPr>
+          <w:b/>
+          <w:lang w:val="hi_IN" w:bidi="hi_IN"/>
+        </w:rPr>
         <w:t>""</w:t>
       </w:r>
     </w:p>
@@ -39421,6 +44976,21 @@
           <w:b/>
           <w:lang w:val="hi_IN" w:bidi="hi_IN"/>
         </w:rPr>
+        <w:t>εἴ τις ἔπαινος</w:t>
+      </w:r>
+    </w:p>
+    <w:p>
+      <w:pPr/>
+      <w:r>
+        <w:rPr>
+          <w:lang w:val="hi_IN" w:bidi="hi_IN"/>
+        </w:rPr>
+      </w:r>
+      <w:r>
+        <w:rPr>
+          <w:b/>
+          <w:lang w:val="hi_IN" w:bidi="hi_IN"/>
+        </w:rPr>
         <w:t>""</w:t>
       </w:r>
     </w:p>
@@ -39484,6 +45054,21 @@
           <w:b/>
           <w:lang w:val="hi_IN" w:bidi="hi_IN"/>
         </w:rPr>
+        <w:t>λογίζεσθε</w:t>
+      </w:r>
+    </w:p>
+    <w:p>
+      <w:pPr/>
+      <w:r>
+        <w:rPr>
+          <w:lang w:val="hi_IN" w:bidi="hi_IN"/>
+        </w:rPr>
+      </w:r>
+      <w:r>
+        <w:rPr>
+          <w:b/>
+          <w:lang w:val="hi_IN" w:bidi="hi_IN"/>
+        </w:rPr>
         <w:t>"ध्यान लगाया करो"</w:t>
       </w:r>
     </w:p>
@@ -39580,6 +45165,21 @@
           <w:b/>
           <w:lang w:val="hi_IN" w:bidi="hi_IN"/>
         </w:rPr>
+        <w:t>ἃ καὶ ἐμάθετε καὶ παρελάβετε, καὶ ἠκούσατε καὶ εἴδετε, ἐν ἐμοί</w:t>
+      </w:r>
+    </w:p>
+    <w:p>
+      <w:pPr/>
+      <w:r>
+        <w:rPr>
+          <w:lang w:val="hi_IN" w:bidi="hi_IN"/>
+        </w:rPr>
+      </w:r>
+      <w:r>
+        <w:rPr>
+          <w:b/>
+          <w:lang w:val="hi_IN" w:bidi="hi_IN"/>
+        </w:rPr>
         <w:t>""</w:t>
       </w:r>
     </w:p>
@@ -39643,6 +45243,21 @@
           <w:b/>
           <w:lang w:val="hi_IN" w:bidi="hi_IN"/>
         </w:rPr>
+        <w:t>ἃ καὶ ἐμάθετε καὶ παρελάβετε</w:t>
+      </w:r>
+    </w:p>
+    <w:p>
+      <w:pPr/>
+      <w:r>
+        <w:rPr>
+          <w:lang w:val="hi_IN" w:bidi="hi_IN"/>
+        </w:rPr>
+      </w:r>
+      <w:r>
+        <w:rPr>
+          <w:b/>
+          <w:lang w:val="hi_IN" w:bidi="hi_IN"/>
+        </w:rPr>
         <w:t>"जो बातें तुम ने"</w:t>
       </w:r>
       <w:r>
@@ -39765,6 +45380,21 @@
           <w:b/>
           <w:lang w:val="hi_IN" w:bidi="hi_IN"/>
         </w:rPr>
+        <w:t>ταῦτα πράσσετε</w:t>
+      </w:r>
+    </w:p>
+    <w:p>
+      <w:pPr/>
+      <w:r>
+        <w:rPr>
+          <w:lang w:val="hi_IN" w:bidi="hi_IN"/>
+        </w:rPr>
+      </w:r>
+      <w:r>
+        <w:rPr>
+          <w:b/>
+          <w:lang w:val="hi_IN" w:bidi="hi_IN"/>
+        </w:rPr>
         <w:t>"उन्हीं का पालन किया"</w:t>
       </w:r>
     </w:p>
@@ -39828,6 +45458,21 @@
           <w:b/>
           <w:lang w:val="hi_IN" w:bidi="hi_IN"/>
         </w:rPr>
+        <w:t>πράσσετε</w:t>
+      </w:r>
+    </w:p>
+    <w:p>
+      <w:pPr/>
+      <w:r>
+        <w:rPr>
+          <w:lang w:val="hi_IN" w:bidi="hi_IN"/>
+        </w:rPr>
+      </w:r>
+      <w:r>
+        <w:rPr>
+          <w:b/>
+          <w:lang w:val="hi_IN" w:bidi="hi_IN"/>
+        </w:rPr>
         <w:t>"पालन किया"</w:t>
       </w:r>
     </w:p>
@@ -39924,6 +45569,21 @@
           <w:b/>
           <w:lang w:val="hi_IN" w:bidi="hi_IN"/>
         </w:rPr>
+        <w:t>καὶ</w:t>
+      </w:r>
+    </w:p>
+    <w:p>
+      <w:pPr/>
+      <w:r>
+        <w:rPr>
+          <w:lang w:val="hi_IN" w:bidi="hi_IN"/>
+        </w:rPr>
+      </w:r>
+      <w:r>
+        <w:rPr>
+          <w:b/>
+          <w:lang w:val="hi_IN" w:bidi="hi_IN"/>
+        </w:rPr>
         <w:t>"तब"</w:t>
       </w:r>
     </w:p>
@@ -40020,6 +45680,21 @@
           <w:b/>
           <w:lang w:val="hi_IN" w:bidi="hi_IN"/>
         </w:rPr>
+        <w:t>ὁ Θεὸς τῆς εἰρήνης</w:t>
+      </w:r>
+    </w:p>
+    <w:p>
+      <w:pPr/>
+      <w:r>
+        <w:rPr>
+          <w:lang w:val="hi_IN" w:bidi="hi_IN"/>
+        </w:rPr>
+      </w:r>
+      <w:r>
+        <w:rPr>
+          <w:b/>
+          <w:lang w:val="hi_IN" w:bidi="hi_IN"/>
+        </w:rPr>
         <w:t>"परमेश्वर जो शान्ति का"</w:t>
       </w:r>
     </w:p>
@@ -40096,6 +45771,21 @@
           <w:b/>
           <w:lang w:val="hi_IN" w:bidi="hi_IN"/>
         </w:rPr>
+        <w:t>καὶ ὁ Θεὸς τῆς εἰρήνης ἔσται μεθ’ ὑμῶν</w:t>
+      </w:r>
+    </w:p>
+    <w:p>
+      <w:pPr/>
+      <w:r>
+        <w:rPr>
+          <w:lang w:val="hi_IN" w:bidi="hi_IN"/>
+        </w:rPr>
+      </w:r>
+      <w:r>
+        <w:rPr>
+          <w:b/>
+          <w:lang w:val="hi_IN" w:bidi="hi_IN"/>
+        </w:rPr>
         <w:t>"तब परमेश्वर जो शान्ति का है तुम्हारे साथ रहेगा"</w:t>
       </w:r>
     </w:p>
@@ -40221,7 +45911,7 @@
         </w:rPr>
         <w:t xml:space="preserve"> का अनुवाद </w:t>
       </w:r>
-      <w:hyperlink r:id="rId45">
+      <w:hyperlink r:id="rId47">
         <w:r>
           <w:rPr>
             <w:lang w:val="hi_IN" w:bidi="hi_IN"/>
@@ -40286,6 +45976,21 @@
           <w:b/>
           <w:lang w:val="hi_IN" w:bidi="hi_IN"/>
         </w:rPr>
+        <w:t>ὅτι ἤδη ποτὲ ἀνεθάλετε τὸ ὑπὲρ ἐμοῦ φρονεῖν</w:t>
+      </w:r>
+    </w:p>
+    <w:p>
+      <w:pPr/>
+      <w:r>
+        <w:rPr>
+          <w:lang w:val="hi_IN" w:bidi="hi_IN"/>
+        </w:rPr>
+      </w:r>
+      <w:r>
+        <w:rPr>
+          <w:b/>
+          <w:lang w:val="hi_IN" w:bidi="hi_IN"/>
+        </w:rPr>
         <w:t>"कि अब इतने दिनों के बाद तुम्हारा विचार मेरे विषय"</w:t>
       </w:r>
       <w:r>
@@ -40362,6 +46067,21 @@
           <w:b/>
           <w:lang w:val="hi_IN" w:bidi="hi_IN"/>
         </w:rPr>
+        <w:t>ἐφ’ ᾧ καὶ ἐφρονεῖτε</w:t>
+      </w:r>
+    </w:p>
+    <w:p>
+      <w:pPr/>
+      <w:r>
+        <w:rPr>
+          <w:lang w:val="hi_IN" w:bidi="hi_IN"/>
+        </w:rPr>
+      </w:r>
+      <w:r>
+        <w:rPr>
+          <w:b/>
+          <w:lang w:val="hi_IN" w:bidi="hi_IN"/>
+        </w:rPr>
         <w:t>"तुम्हें में भी इसका विचार था"</w:t>
       </w:r>
     </w:p>
@@ -40425,6 +46145,21 @@
           <w:b/>
           <w:lang w:val="hi_IN" w:bidi="hi_IN"/>
         </w:rPr>
+        <w:t>ἠκαιρεῖσθε δέ</w:t>
+      </w:r>
+    </w:p>
+    <w:p>
+      <w:pPr/>
+      <w:r>
+        <w:rPr>
+          <w:lang w:val="hi_IN" w:bidi="hi_IN"/>
+        </w:rPr>
+      </w:r>
+      <w:r>
+        <w:rPr>
+          <w:b/>
+          <w:lang w:val="hi_IN" w:bidi="hi_IN"/>
+        </w:rPr>
         <w:t>"पर तुम्हें अवसर न"</w:t>
       </w:r>
     </w:p>
@@ -40508,6 +46243,21 @@
           <w:b/>
           <w:lang w:val="hi_IN" w:bidi="hi_IN"/>
         </w:rPr>
+        <w:t>οὐχ ὅτι καθ’ ὑστέρησιν λέγω</w:t>
+      </w:r>
+    </w:p>
+    <w:p>
+      <w:pPr/>
+      <w:r>
+        <w:rPr>
+          <w:lang w:val="hi_IN" w:bidi="hi_IN"/>
+        </w:rPr>
+      </w:r>
+      <w:r>
+        <w:rPr>
+          <w:b/>
+          <w:lang w:val="hi_IN" w:bidi="hi_IN"/>
+        </w:rPr>
         <w:t>""</w:t>
       </w:r>
     </w:p>
@@ -40571,6 +46321,21 @@
           <w:b/>
           <w:lang w:val="hi_IN" w:bidi="hi_IN"/>
         </w:rPr>
+        <w:t>αὐτάρκης εἶναι</w:t>
+      </w:r>
+    </w:p>
+    <w:p>
+      <w:pPr/>
+      <w:r>
+        <w:rPr>
+          <w:lang w:val="hi_IN" w:bidi="hi_IN"/>
+        </w:rPr>
+      </w:r>
+      <w:r>
+        <w:rPr>
+          <w:b/>
+          <w:lang w:val="hi_IN" w:bidi="hi_IN"/>
+        </w:rPr>
         <w:t>""</w:t>
       </w:r>
     </w:p>
@@ -40634,6 +46399,21 @@
           <w:b/>
           <w:lang w:val="hi_IN" w:bidi="hi_IN"/>
         </w:rPr>
+        <w:t>ἐν οἷς εἰμι</w:t>
+      </w:r>
+    </w:p>
+    <w:p>
+      <w:pPr/>
+      <w:r>
+        <w:rPr>
+          <w:lang w:val="hi_IN" w:bidi="hi_IN"/>
+        </w:rPr>
+      </w:r>
+      <w:r>
+        <w:rPr>
+          <w:b/>
+          <w:lang w:val="hi_IN" w:bidi="hi_IN"/>
+        </w:rPr>
         <w:t>"मैंने"</w:t>
       </w:r>
       <w:r>
@@ -40743,6 +46523,21 @@
           <w:b/>
           <w:lang w:val="hi_IN" w:bidi="hi_IN"/>
         </w:rPr>
+        <w:t>οἶδα καὶ</w:t>
+      </w:r>
+    </w:p>
+    <w:p>
+      <w:pPr/>
+      <w:r>
+        <w:rPr>
+          <w:lang w:val="hi_IN" w:bidi="hi_IN"/>
+        </w:rPr>
+      </w:r>
+      <w:r>
+        <w:rPr>
+          <w:b/>
+          <w:lang w:val="hi_IN" w:bidi="hi_IN"/>
+        </w:rPr>
         <w:t>""</w:t>
       </w:r>
     </w:p>
@@ -40839,6 +46634,21 @@
           <w:b/>
           <w:lang w:val="hi_IN" w:bidi="hi_IN"/>
         </w:rPr>
+        <w:t>οἶδα καὶ ταπεινοῦσθαι, οἶδα καὶ περισσεύειν &amp; καὶ περισσεύειν καὶ ὑστερεῖσθαι</w:t>
+      </w:r>
+    </w:p>
+    <w:p>
+      <w:pPr/>
+      <w:r>
+        <w:rPr>
+          <w:lang w:val="hi_IN" w:bidi="hi_IN"/>
+        </w:rPr>
+      </w:r>
+      <w:r>
+        <w:rPr>
+          <w:b/>
+          <w:lang w:val="hi_IN" w:bidi="hi_IN"/>
+        </w:rPr>
         <w:t>"मैं दीन होना भी जानता हूँ और भी जानता हूँ;"</w:t>
       </w:r>
       <w:r>
@@ -40941,6 +46751,21 @@
           <w:b/>
           <w:lang w:val="hi_IN" w:bidi="hi_IN"/>
         </w:rPr>
+        <w:t>οἶδα καὶ ταπεινοῦσθαι, οἶδα καὶ περισσεύειν</w:t>
+      </w:r>
+    </w:p>
+    <w:p>
+      <w:pPr/>
+      <w:r>
+        <w:rPr>
+          <w:lang w:val="hi_IN" w:bidi="hi_IN"/>
+        </w:rPr>
+      </w:r>
+      <w:r>
+        <w:rPr>
+          <w:b/>
+          <w:lang w:val="hi_IN" w:bidi="hi_IN"/>
+        </w:rPr>
         <w:t>"मैं दीन होना भी जानता हूँ और भी जानता हूँ"</w:t>
       </w:r>
     </w:p>
@@ -41050,6 +46875,21 @@
           <w:b/>
           <w:lang w:val="hi_IN" w:bidi="hi_IN"/>
         </w:rPr>
+        <w:t>ταπεινοῦσθαι</w:t>
+      </w:r>
+    </w:p>
+    <w:p>
+      <w:pPr/>
+      <w:r>
+        <w:rPr>
+          <w:lang w:val="hi_IN" w:bidi="hi_IN"/>
+        </w:rPr>
+      </w:r>
+      <w:r>
+        <w:rPr>
+          <w:b/>
+          <w:lang w:val="hi_IN" w:bidi="hi_IN"/>
+        </w:rPr>
         <w:t>"दीन होना"</w:t>
       </w:r>
     </w:p>
@@ -41146,6 +46986,21 @@
           <w:b/>
           <w:lang w:val="hi_IN" w:bidi="hi_IN"/>
         </w:rPr>
+        <w:t>ταπεινοῦσθαι</w:t>
+      </w:r>
+    </w:p>
+    <w:p>
+      <w:pPr/>
+      <w:r>
+        <w:rPr>
+          <w:lang w:val="hi_IN" w:bidi="hi_IN"/>
+        </w:rPr>
+      </w:r>
+      <w:r>
+        <w:rPr>
+          <w:b/>
+          <w:lang w:val="hi_IN" w:bidi="hi_IN"/>
+        </w:rPr>
         <w:t>"दीन होना"</w:t>
       </w:r>
     </w:p>
@@ -41242,6 +47097,21 @@
           <w:b/>
           <w:lang w:val="hi_IN" w:bidi="hi_IN"/>
         </w:rPr>
+        <w:t>χορτάζεσθαι καὶ πεινᾶν</w:t>
+      </w:r>
+    </w:p>
+    <w:p>
+      <w:pPr/>
+      <w:r>
+        <w:rPr>
+          <w:lang w:val="hi_IN" w:bidi="hi_IN"/>
+        </w:rPr>
+      </w:r>
+      <w:r>
+        <w:rPr>
+          <w:b/>
+          <w:lang w:val="hi_IN" w:bidi="hi_IN"/>
+        </w:rPr>
         <w:t>"तृप्त होना, भूखा रहना"</w:t>
       </w:r>
     </w:p>
@@ -41325,6 +47195,21 @@
           <w:b/>
           <w:lang w:val="hi_IN" w:bidi="hi_IN"/>
         </w:rPr>
+        <w:t>χορτάζεσθαι καὶ πεινᾶν</w:t>
+      </w:r>
+    </w:p>
+    <w:p>
+      <w:pPr/>
+      <w:r>
+        <w:rPr>
+          <w:lang w:val="hi_IN" w:bidi="hi_IN"/>
+        </w:rPr>
+      </w:r>
+      <w:r>
+        <w:rPr>
+          <w:b/>
+          <w:lang w:val="hi_IN" w:bidi="hi_IN"/>
+        </w:rPr>
         <w:t>"तृप्त होना, भूखा रहना"</w:t>
       </w:r>
     </w:p>
@@ -41421,6 +47306,21 @@
           <w:b/>
           <w:lang w:val="hi_IN" w:bidi="hi_IN"/>
         </w:rPr>
+        <w:t>περισσεύειν καὶ ὑστερεῖσθαι</w:t>
+      </w:r>
+    </w:p>
+    <w:p>
+      <w:pPr/>
+      <w:r>
+        <w:rPr>
+          <w:lang w:val="hi_IN" w:bidi="hi_IN"/>
+        </w:rPr>
+      </w:r>
+      <w:r>
+        <w:rPr>
+          <w:b/>
+          <w:lang w:val="hi_IN" w:bidi="hi_IN"/>
+        </w:rPr>
         <w:t>""</w:t>
       </w:r>
     </w:p>
@@ -41504,6 +47404,21 @@
           <w:b/>
           <w:lang w:val="hi_IN" w:bidi="hi_IN"/>
         </w:rPr>
+        <w:t>περισσεύειν καὶ ὑστερεῖσθαι</w:t>
+      </w:r>
+    </w:p>
+    <w:p>
+      <w:pPr/>
+      <w:r>
+        <w:rPr>
+          <w:lang w:val="hi_IN" w:bidi="hi_IN"/>
+        </w:rPr>
+      </w:r>
+      <w:r>
+        <w:rPr>
+          <w:b/>
+          <w:lang w:val="hi_IN" w:bidi="hi_IN"/>
+        </w:rPr>
         <w:t>""</w:t>
       </w:r>
     </w:p>
@@ -41600,6 +47515,21 @@
           <w:b/>
           <w:lang w:val="hi_IN" w:bidi="hi_IN"/>
         </w:rPr>
+        <w:t>πάντα ἰσχύω ἐν τῷ ἐνδυναμοῦντί με</w:t>
+      </w:r>
+    </w:p>
+    <w:p>
+      <w:pPr/>
+      <w:r>
+        <w:rPr>
+          <w:lang w:val="hi_IN" w:bidi="hi_IN"/>
+        </w:rPr>
+      </w:r>
+      <w:r>
+        <w:rPr>
+          <w:b/>
+          <w:lang w:val="hi_IN" w:bidi="hi_IN"/>
+        </w:rPr>
         <w:t>""</w:t>
       </w:r>
     </w:p>
@@ -41676,6 +47606,21 @@
           <w:b/>
           <w:lang w:val="hi_IN" w:bidi="hi_IN"/>
         </w:rPr>
+        <w:t>πάντα ἰσχύω ἐν τῷ ἐνδυναμοῦντί με</w:t>
+      </w:r>
+    </w:p>
+    <w:p>
+      <w:pPr/>
+      <w:r>
+        <w:rPr>
+          <w:lang w:val="hi_IN" w:bidi="hi_IN"/>
+        </w:rPr>
+      </w:r>
+      <w:r>
+        <w:rPr>
+          <w:b/>
+          <w:lang w:val="hi_IN" w:bidi="hi_IN"/>
+        </w:rPr>
         <w:t>"जो मुझे सामर्थ्य देता है उसमें मैं सब कुछ कर सकता"</w:t>
       </w:r>
     </w:p>
@@ -41785,6 +47730,21 @@
           <w:b/>
           <w:lang w:val="hi_IN" w:bidi="hi_IN"/>
         </w:rPr>
+        <w:t>συνκοινωνήσαντές μου τῇ θλίψει</w:t>
+      </w:r>
+    </w:p>
+    <w:p>
+      <w:pPr/>
+      <w:r>
+        <w:rPr>
+          <w:lang w:val="hi_IN" w:bidi="hi_IN"/>
+        </w:rPr>
+      </w:r>
+      <w:r>
+        <w:rPr>
+          <w:b/>
+          <w:lang w:val="hi_IN" w:bidi="hi_IN"/>
+        </w:rPr>
         <w:t>""</w:t>
       </w:r>
     </w:p>
@@ -41881,6 +47841,21 @@
           <w:b/>
           <w:lang w:val="hi_IN" w:bidi="hi_IN"/>
         </w:rPr>
+        <w:t>μου τῇ θλίψει</w:t>
+      </w:r>
+    </w:p>
+    <w:p>
+      <w:pPr/>
+      <w:r>
+        <w:rPr>
+          <w:lang w:val="hi_IN" w:bidi="hi_IN"/>
+        </w:rPr>
+      </w:r>
+      <w:r>
+        <w:rPr>
+          <w:b/>
+          <w:lang w:val="hi_IN" w:bidi="hi_IN"/>
+        </w:rPr>
         <w:t>"मेरे क्लेश में मेरे"</w:t>
       </w:r>
     </w:p>
@@ -41990,6 +47965,21 @@
           <w:b/>
           <w:lang w:val="hi_IN" w:bidi="hi_IN"/>
         </w:rPr>
+        <w:t>μου τῇ θλίψει</w:t>
+      </w:r>
+    </w:p>
+    <w:p>
+      <w:pPr/>
+      <w:r>
+        <w:rPr>
+          <w:lang w:val="hi_IN" w:bidi="hi_IN"/>
+        </w:rPr>
+      </w:r>
+      <w:r>
+        <w:rPr>
+          <w:b/>
+          <w:lang w:val="hi_IN" w:bidi="hi_IN"/>
+        </w:rPr>
         <w:t>"मेरे क्लेश में मेरे"</w:t>
       </w:r>
     </w:p>
@@ -42053,6 +48043,21 @@
           <w:b/>
           <w:lang w:val="hi_IN" w:bidi="hi_IN"/>
         </w:rPr>
+        <w:t>ἐν ἀρχῇ τοῦ εὐαγγελίου</w:t>
+      </w:r>
+    </w:p>
+    <w:p>
+      <w:pPr/>
+      <w:r>
+        <w:rPr>
+          <w:lang w:val="hi_IN" w:bidi="hi_IN"/>
+        </w:rPr>
+      </w:r>
+      <w:r>
+        <w:rPr>
+          <w:b/>
+          <w:lang w:val="hi_IN" w:bidi="hi_IN"/>
+        </w:rPr>
         <w:t>""</w:t>
       </w:r>
     </w:p>
@@ -42178,7 +48183,7 @@
         </w:rPr>
         <w:t xml:space="preserve"> का अनुवाद </w:t>
       </w:r>
-      <w:hyperlink r:id="rId16">
+      <w:hyperlink r:id="rId18">
         <w:r>
           <w:rPr>
             <w:lang w:val="hi_IN" w:bidi="hi_IN"/>
@@ -42196,7 +48201,7 @@
         </w:rPr>
         <w:t xml:space="preserve"> और </w:t>
       </w:r>
-      <w:hyperlink r:id="rId13">
+      <w:hyperlink r:id="rId15">
         <w:r>
           <w:rPr>
             <w:lang w:val="hi_IN" w:bidi="hi_IN"/>
@@ -42261,6 +48266,21 @@
           <w:b/>
           <w:lang w:val="hi_IN" w:bidi="hi_IN"/>
         </w:rPr>
+        <w:t>οὐδεμία μοι ἐκκλησία ἐκοινώνησεν εἰς λόγον δόσεως καὶ λήμψεως, εἰ μὴ ὑμεῖς μόνοι</w:t>
+      </w:r>
+    </w:p>
+    <w:p>
+      <w:pPr/>
+      <w:r>
+        <w:rPr>
+          <w:lang w:val="hi_IN" w:bidi="hi_IN"/>
+        </w:rPr>
+      </w:r>
+      <w:r>
+        <w:rPr>
+          <w:b/>
+          <w:lang w:val="hi_IN" w:bidi="hi_IN"/>
+        </w:rPr>
         <w:t>""</w:t>
       </w:r>
     </w:p>
@@ -42357,6 +48377,21 @@
           <w:b/>
           <w:lang w:val="hi_IN" w:bidi="hi_IN"/>
         </w:rPr>
+        <w:t>μοι &amp; ἐκοινώνησεν</w:t>
+      </w:r>
+    </w:p>
+    <w:p>
+      <w:pPr/>
+      <w:r>
+        <w:rPr>
+          <w:lang w:val="hi_IN" w:bidi="hi_IN"/>
+        </w:rPr>
+      </w:r>
+      <w:r>
+        <w:rPr>
+          <w:b/>
+          <w:lang w:val="hi_IN" w:bidi="hi_IN"/>
+        </w:rPr>
         <w:t>"मैंने"</w:t>
       </w:r>
       <w:r>
@@ -42466,6 +48501,21 @@
           <w:b/>
           <w:lang w:val="hi_IN" w:bidi="hi_IN"/>
         </w:rPr>
+        <w:t>εἰς λόγον δόσεως καὶ λήμψεως</w:t>
+      </w:r>
+    </w:p>
+    <w:p>
+      <w:pPr/>
+      <w:r>
+        <w:rPr>
+          <w:lang w:val="hi_IN" w:bidi="hi_IN"/>
+        </w:rPr>
+      </w:r>
+      <w:r>
+        <w:rPr>
+          <w:b/>
+          <w:lang w:val="hi_IN" w:bidi="hi_IN"/>
+        </w:rPr>
         <w:t>"कि"</w:t>
       </w:r>
       <w:r>
@@ -42581,6 +48631,21 @@
           <w:b/>
           <w:lang w:val="hi_IN" w:bidi="hi_IN"/>
         </w:rPr>
+        <w:t>ὅτι καὶ ἐν Θεσσαλονίκῃ</w:t>
+      </w:r>
+    </w:p>
+    <w:p>
+      <w:pPr/>
+      <w:r>
+        <w:rPr>
+          <w:lang w:val="hi_IN" w:bidi="hi_IN"/>
+        </w:rPr>
+      </w:r>
+      <w:r>
+        <w:rPr>
+          <w:b/>
+          <w:lang w:val="hi_IN" w:bidi="hi_IN"/>
+        </w:rPr>
         <w:t>"थिस्सलुनीके में भी"</w:t>
       </w:r>
       <w:r>
@@ -42657,6 +48722,21 @@
           <w:b/>
           <w:lang w:val="hi_IN" w:bidi="hi_IN"/>
         </w:rPr>
+        <w:t>καὶ ἅπαξ καὶ δὶς</w:t>
+      </w:r>
+    </w:p>
+    <w:p>
+      <w:pPr/>
+      <w:r>
+        <w:rPr>
+          <w:lang w:val="hi_IN" w:bidi="hi_IN"/>
+        </w:rPr>
+      </w:r>
+      <w:r>
+        <w:rPr>
+          <w:b/>
+          <w:lang w:val="hi_IN" w:bidi="hi_IN"/>
+        </w:rPr>
         <w:t>"इसी प्रकार"</w:t>
       </w:r>
       <w:r>
@@ -42779,6 +48859,21 @@
           <w:b/>
           <w:lang w:val="hi_IN" w:bidi="hi_IN"/>
         </w:rPr>
+        <w:t>εἰς τὴν χρείαν μοι ἐπέμψατε</w:t>
+      </w:r>
+    </w:p>
+    <w:p>
+      <w:pPr/>
+      <w:r>
+        <w:rPr>
+          <w:lang w:val="hi_IN" w:bidi="hi_IN"/>
+        </w:rPr>
+      </w:r>
+      <w:r>
+        <w:rPr>
+          <w:b/>
+          <w:lang w:val="hi_IN" w:bidi="hi_IN"/>
+        </w:rPr>
         <w:t>"मैं"</w:t>
       </w:r>
       <w:r>
@@ -42901,6 +48996,21 @@
           <w:b/>
           <w:lang w:val="hi_IN" w:bidi="hi_IN"/>
         </w:rPr>
+        <w:t>ἐπιζητῶ τὸν καρπὸν τὸν πλεονάζοντα εἰς λόγον ὑμῶν</w:t>
+      </w:r>
+    </w:p>
+    <w:p>
+      <w:pPr/>
+      <w:r>
+        <w:rPr>
+          <w:lang w:val="hi_IN" w:bidi="hi_IN"/>
+        </w:rPr>
+      </w:r>
+      <w:r>
+        <w:rPr>
+          <w:b/>
+          <w:lang w:val="hi_IN" w:bidi="hi_IN"/>
+        </w:rPr>
         <w:t>""</w:t>
       </w:r>
     </w:p>
@@ -43010,6 +49120,21 @@
           <w:b/>
           <w:lang w:val="hi_IN" w:bidi="hi_IN"/>
         </w:rPr>
+        <w:t>ἀπέχω &amp; πάντα</w:t>
+      </w:r>
+    </w:p>
+    <w:p>
+      <w:pPr/>
+      <w:r>
+        <w:rPr>
+          <w:lang w:val="hi_IN" w:bidi="hi_IN"/>
+        </w:rPr>
+      </w:r>
+      <w:r>
+        <w:rPr>
+          <w:b/>
+          <w:lang w:val="hi_IN" w:bidi="hi_IN"/>
+        </w:rPr>
         <w:t>""</w:t>
       </w:r>
     </w:p>
@@ -43052,7 +49177,7 @@
         </w:rPr>
         <w:t xml:space="preserve"> मिल गया है क्योंकि फिलिप्पी के विश्वासियों ने भेंटें भेजी हैं और यही कारण है कि उसके लिए पर्याप्त प्रावधान हो गया है| वैकल्पिक अनुवाद: ""मेरे पास आवश्यकता की सब वस्तुएं हैं और मैं तृप्त हूँ"" (2) कि पौलुस </w:t>
       </w:r>
-      <w:hyperlink r:id="rId39">
+      <w:hyperlink r:id="rId41">
         <w:r>
           <w:rPr>
             <w:lang w:val="hi_IN" w:bidi="hi_IN"/>
@@ -43117,6 +49242,21 @@
           <w:b/>
           <w:lang w:val="hi_IN" w:bidi="hi_IN"/>
         </w:rPr>
+        <w:t>περισσεύω</w:t>
+      </w:r>
+    </w:p>
+    <w:p>
+      <w:pPr/>
+      <w:r>
+        <w:rPr>
+          <w:lang w:val="hi_IN" w:bidi="hi_IN"/>
+        </w:rPr>
+      </w:r>
+      <w:r>
+        <w:rPr>
+          <w:b/>
+          <w:lang w:val="hi_IN" w:bidi="hi_IN"/>
+        </w:rPr>
         <w:t>""</w:t>
       </w:r>
     </w:p>
@@ -43213,6 +49353,21 @@
           <w:b/>
           <w:lang w:val="hi_IN" w:bidi="hi_IN"/>
         </w:rPr>
+        <w:t>πεπλήρωμαι, δεξάμενος παρὰ Ἐπαφροδίτου τὰ παρ’ ὑμῶν</w:t>
+      </w:r>
+    </w:p>
+    <w:p>
+      <w:pPr/>
+      <w:r>
+        <w:rPr>
+          <w:lang w:val="hi_IN" w:bidi="hi_IN"/>
+        </w:rPr>
+      </w:r>
+      <w:r>
+        <w:rPr>
+          <w:b/>
+          <w:lang w:val="hi_IN" w:bidi="hi_IN"/>
+        </w:rPr>
         <w:t>""</w:t>
       </w:r>
     </w:p>
@@ -43289,6 +49444,21 @@
           <w:b/>
           <w:lang w:val="hi_IN" w:bidi="hi_IN"/>
         </w:rPr>
+        <w:t>Ἐπαφροδίτου</w:t>
+      </w:r>
+    </w:p>
+    <w:p>
+      <w:pPr/>
+      <w:r>
+        <w:rPr>
+          <w:lang w:val="hi_IN" w:bidi="hi_IN"/>
+        </w:rPr>
+      </w:r>
+      <w:r>
+        <w:rPr>
+          <w:b/>
+          <w:lang w:val="hi_IN" w:bidi="hi_IN"/>
+        </w:rPr>
         <w:t>"इपफ्रुदीतुस हाथ"</w:t>
       </w:r>
     </w:p>
@@ -43318,7 +49488,7 @@
         </w:rPr>
         <w:t xml:space="preserve"> एक पुरुष का नाम है| देखें कि आपने इस नाम का अनुवाद </w:t>
       </w:r>
-      <w:hyperlink r:id="rId46">
+      <w:hyperlink r:id="rId48">
         <w:r>
           <w:rPr>
             <w:lang w:val="hi_IN" w:bidi="hi_IN"/>
@@ -43403,6 +49573,21 @@
           <w:b/>
           <w:lang w:val="hi_IN" w:bidi="hi_IN"/>
         </w:rPr>
+        <w:t>ὀσμὴν εὐωδίας, θυσίαν δεκτήν, εὐάρεστον τῷ Θεῷ</w:t>
+      </w:r>
+    </w:p>
+    <w:p>
+      <w:pPr/>
+      <w:r>
+        <w:rPr>
+          <w:lang w:val="hi_IN" w:bidi="hi_IN"/>
+        </w:rPr>
+      </w:r>
+      <w:r>
+        <w:rPr>
+          <w:b/>
+          <w:lang w:val="hi_IN" w:bidi="hi_IN"/>
+        </w:rPr>
         <w:t>""</w:t>
       </w:r>
     </w:p>
@@ -43512,6 +49697,21 @@
           <w:b/>
           <w:lang w:val="hi_IN" w:bidi="hi_IN"/>
         </w:rPr>
+        <w:t>πληρώσει πᾶσαν χρείαν ὑμῶν</w:t>
+      </w:r>
+    </w:p>
+    <w:p>
+      <w:pPr/>
+      <w:r>
+        <w:rPr>
+          <w:lang w:val="hi_IN" w:bidi="hi_IN"/>
+        </w:rPr>
+      </w:r>
+      <w:r>
+        <w:rPr>
+          <w:b/>
+          <w:lang w:val="hi_IN" w:bidi="hi_IN"/>
+        </w:rPr>
         <w:t>""</w:t>
       </w:r>
     </w:p>
@@ -43608,6 +49808,21 @@
           <w:b/>
           <w:lang w:val="hi_IN" w:bidi="hi_IN"/>
         </w:rPr>
+        <w:t>κατὰ τὸ πλοῦτος αὐτοῦ ἐν δόξῃ ἐν Χριστῷ Ἰησοῦ</w:t>
+      </w:r>
+    </w:p>
+    <w:p>
+      <w:pPr/>
+      <w:r>
+        <w:rPr>
+          <w:lang w:val="hi_IN" w:bidi="hi_IN"/>
+        </w:rPr>
+      </w:r>
+      <w:r>
+        <w:rPr>
+          <w:b/>
+          <w:lang w:val="hi_IN" w:bidi="hi_IN"/>
+        </w:rPr>
         <w:t>""</w:t>
       </w:r>
     </w:p>
@@ -43671,6 +49886,21 @@
           <w:b/>
           <w:lang w:val="hi_IN" w:bidi="hi_IN"/>
         </w:rPr>
+        <w:t>ἡμῶν</w:t>
+      </w:r>
+    </w:p>
+    <w:p>
+      <w:pPr/>
+      <w:r>
+        <w:rPr>
+          <w:lang w:val="hi_IN" w:bidi="hi_IN"/>
+        </w:rPr>
+      </w:r>
+      <w:r>
+        <w:rPr>
+          <w:b/>
+          <w:lang w:val="hi_IN" w:bidi="hi_IN"/>
+        </w:rPr>
         <w:t>""</w:t>
       </w:r>
     </w:p>
@@ -43760,6 +49990,21 @@
           <w:b/>
           <w:lang w:val="hi_IN" w:bidi="hi_IN"/>
         </w:rPr>
+        <w:t>ἀσπάσασθε</w:t>
+      </w:r>
+    </w:p>
+    <w:p>
+      <w:pPr/>
+      <w:r>
+        <w:rPr>
+          <w:lang w:val="hi_IN" w:bidi="hi_IN"/>
+        </w:rPr>
+      </w:r>
+      <w:r>
+        <w:rPr>
+          <w:b/>
+          <w:lang w:val="hi_IN" w:bidi="hi_IN"/>
+        </w:rPr>
         <w:t>""</w:t>
       </w:r>
     </w:p>
@@ -43823,6 +50068,21 @@
           <w:b/>
           <w:lang w:val="hi_IN" w:bidi="hi_IN"/>
         </w:rPr>
+        <w:t>οἱ σὺν ἐμοὶ ἀδελφοί</w:t>
+      </w:r>
+    </w:p>
+    <w:p>
+      <w:pPr/>
+      <w:r>
+        <w:rPr>
+          <w:lang w:val="hi_IN" w:bidi="hi_IN"/>
+        </w:rPr>
+      </w:r>
+      <w:r>
+        <w:rPr>
+          <w:b/>
+          <w:lang w:val="hi_IN" w:bidi="hi_IN"/>
+        </w:rPr>
         <w:t>""</w:t>
       </w:r>
     </w:p>
@@ -43852,7 +50112,7 @@
         </w:rPr>
         <w:t xml:space="preserve"> शब्द का अनुवाद </w:t>
       </w:r>
-      <w:hyperlink r:id="rId18">
+      <w:hyperlink r:id="rId20">
         <w:r>
           <w:rPr>
             <w:lang w:val="hi_IN" w:bidi="hi_IN"/>
@@ -43930,6 +50190,21 @@
           <w:b/>
           <w:lang w:val="hi_IN" w:bidi="hi_IN"/>
         </w:rPr>
+        <w:t>οἱ σὺν ἐμοὶ ἀδελφοί</w:t>
+      </w:r>
+    </w:p>
+    <w:p>
+      <w:pPr/>
+      <w:r>
+        <w:rPr>
+          <w:lang w:val="hi_IN" w:bidi="hi_IN"/>
+        </w:rPr>
+      </w:r>
+      <w:r>
+        <w:rPr>
+          <w:b/>
+          <w:lang w:val="hi_IN" w:bidi="hi_IN"/>
+        </w:rPr>
         <w:t>"जो भाई मेरे साथ हैं"</w:t>
       </w:r>
     </w:p>
@@ -43959,7 +50234,7 @@
         </w:rPr>
         <w:t xml:space="preserve"> शब्द का अनुवाद </w:t>
       </w:r>
-      <w:hyperlink r:id="rId18">
+      <w:hyperlink r:id="rId20">
         <w:r>
           <w:rPr>
             <w:lang w:val="hi_IN" w:bidi="hi_IN"/>
@@ -44057,6 +50332,21 @@
           <w:b/>
           <w:lang w:val="hi_IN" w:bidi="hi_IN"/>
         </w:rPr>
+        <w:t>τῆς Καίσαρος οἰκίας</w:t>
+      </w:r>
+    </w:p>
+    <w:p>
+      <w:pPr/>
+      <w:r>
+        <w:rPr>
+          <w:lang w:val="hi_IN" w:bidi="hi_IN"/>
+        </w:rPr>
+      </w:r>
+      <w:r>
+        <w:rPr>
+          <w:b/>
+          <w:lang w:val="hi_IN" w:bidi="hi_IN"/>
+        </w:rPr>
         <w:t>""</w:t>
       </w:r>
     </w:p>
@@ -44133,6 +50423,21 @@
           <w:b/>
           <w:lang w:val="hi_IN" w:bidi="hi_IN"/>
         </w:rPr>
+        <w:t>μετὰ τοῦ πνεύματος ὑμῶν</w:t>
+      </w:r>
+    </w:p>
+    <w:p>
+      <w:pPr/>
+      <w:r>
+        <w:rPr>
+          <w:lang w:val="hi_IN" w:bidi="hi_IN"/>
+        </w:rPr>
+      </w:r>
+      <w:r>
+        <w:rPr>
+          <w:b/>
+          <w:lang w:val="hi_IN" w:bidi="hi_IN"/>
+        </w:rPr>
         <w:t>""</w:t>
       </w:r>
     </w:p>
@@ -44215,6 +50520,21 @@
         <w:rPr>
           <w:lang w:val="hi_IN" w:bidi="hi_IN"/>
         </w:rPr>
+      </w:r>
+    </w:p>
+    <w:p>
+      <w:pPr/>
+      <w:r>
+        <w:rPr>
+          <w:lang w:val="hi_IN" w:bidi="hi_IN"/>
+        </w:rPr>
+      </w:r>
+      <w:r>
+        <w:rPr>
+          <w:b/>
+          <w:lang w:val="hi_IN" w:bidi="hi_IN"/>
+        </w:rPr>
+        <w:t>ἡ χάρις τοῦ Κυρίου Ἰησοῦ Χριστοῦ μετὰ τοῦ πνεύματος ὑμῶν</w:t>
       </w:r>
     </w:p>
     <w:p>

--- a/hin/docx/50.content.docx
+++ b/hin/docx/50.content.docx
@@ -306,6 +306,21 @@
           <w:b/>
           <w:lang w:val="hi_IN" w:bidi="hi_IN"/>
         </w:rPr>
+        <w:t>χάρις ὑμῖν καὶ εἰρήνη</w:t>
+      </w:r>
+    </w:p>
+    <w:p>
+      <w:pPr/>
+      <w:r>
+        <w:rPr>
+          <w:lang w:val="hi_IN" w:bidi="hi_IN"/>
+        </w:rPr>
+      </w:r>
+      <w:r>
+        <w:rPr>
+          <w:b/>
+          <w:lang w:val="hi_IN" w:bidi="hi_IN"/>
+        </w:rPr>
         <w:t>"तुम्हें अनुग्रह और शान्ति मिलती"</w:t>
       </w:r>
     </w:p>
@@ -375,6 +390,21 @@
         <w:rPr>
           <w:lang w:val="hi_IN" w:bidi="hi_IN"/>
         </w:rPr>
+      </w:r>
+    </w:p>
+    <w:p>
+      <w:pPr/>
+      <w:r>
+        <w:rPr>
+          <w:lang w:val="hi_IN" w:bidi="hi_IN"/>
+        </w:rPr>
+      </w:r>
+      <w:r>
+        <w:rPr>
+          <w:b/>
+          <w:lang w:val="hi_IN" w:bidi="hi_IN"/>
+        </w:rPr>
+        <w:t>ὑμῖν</w:t>
       </w:r>
     </w:p>
     <w:p>
@@ -573,6 +603,21 @@
           <w:b/>
           <w:lang w:val="hi_IN" w:bidi="hi_IN"/>
         </w:rPr>
+        <w:t>Πατρὸς ἡμῶν</w:t>
+      </w:r>
+    </w:p>
+    <w:p>
+      <w:pPr/>
+      <w:r>
+        <w:rPr>
+          <w:lang w:val="hi_IN" w:bidi="hi_IN"/>
+        </w:rPr>
+      </w:r>
+      <w:r>
+        <w:rPr>
+          <w:b/>
+          <w:lang w:val="hi_IN" w:bidi="hi_IN"/>
+        </w:rPr>
         <w:t>"हमारे पिता"</w:t>
       </w:r>
     </w:p>
@@ -669,6 +714,21 @@
           <w:b/>
           <w:lang w:val="hi_IN" w:bidi="hi_IN"/>
         </w:rPr>
+        <w:t>ἐπὶ πάσῃ τῇ μνείᾳ ὑμῶν</w:t>
+      </w:r>
+    </w:p>
+    <w:p>
+      <w:pPr/>
+      <w:r>
+        <w:rPr>
+          <w:lang w:val="hi_IN" w:bidi="hi_IN"/>
+        </w:rPr>
+      </w:r>
+      <w:r>
+        <w:rPr>
+          <w:b/>
+          <w:lang w:val="hi_IN" w:bidi="hi_IN"/>
+        </w:rPr>
         <w:t>""</w:t>
       </w:r>
     </w:p>
@@ -732,6 +792,21 @@
           <w:b/>
           <w:lang w:val="hi_IN" w:bidi="hi_IN"/>
         </w:rPr>
+        <w:t>τῷ Θεῷ μου</w:t>
+      </w:r>
+    </w:p>
+    <w:p>
+      <w:pPr/>
+      <w:r>
+        <w:rPr>
+          <w:lang w:val="hi_IN" w:bidi="hi_IN"/>
+        </w:rPr>
+      </w:r>
+      <w:r>
+        <w:rPr>
+          <w:b/>
+          <w:lang w:val="hi_IN" w:bidi="hi_IN"/>
+        </w:rPr>
         <w:t>"अपने परमेश्वर का"</w:t>
       </w:r>
     </w:p>
@@ -814,6 +889,21 @@
         <w:rPr>
           <w:lang w:val="hi_IN" w:bidi="hi_IN"/>
         </w:rPr>
+      </w:r>
+    </w:p>
+    <w:p>
+      <w:pPr/>
+      <w:r>
+        <w:rPr>
+          <w:lang w:val="hi_IN" w:bidi="hi_IN"/>
+        </w:rPr>
+      </w:r>
+      <w:r>
+        <w:rPr>
+          <w:b/>
+          <w:lang w:val="hi_IN" w:bidi="hi_IN"/>
+        </w:rPr>
+        <w:t>ὑμῶν</w:t>
       </w:r>
     </w:p>
     <w:p>
@@ -986,6 +1076,21 @@
           <w:b/>
           <w:lang w:val="hi_IN" w:bidi="hi_IN"/>
         </w:rPr>
+        <w:t>ἐπὶ τῇ κοινωνίᾳ ὑμῶν εἰς τὸ εὐαγγέλιον, ἀπὸ τῆς πρώτης ἡμέρας ἄχρι τοῦ νῦν</w:t>
+      </w:r>
+    </w:p>
+    <w:p>
+      <w:pPr/>
+      <w:r>
+        <w:rPr>
+          <w:lang w:val="hi_IN" w:bidi="hi_IN"/>
+        </w:rPr>
+      </w:r>
+      <w:r>
+        <w:rPr>
+          <w:b/>
+          <w:lang w:val="hi_IN" w:bidi="hi_IN"/>
+        </w:rPr>
         <w:t>"इसलिए कि तुम पहले दिन से लेकर आज तक सुसमाचार सहभागी रहे"</w:t>
       </w:r>
     </w:p>
@@ -1048,6 +1153,21 @@
         <w:rPr>
           <w:lang w:val="hi_IN" w:bidi="hi_IN"/>
         </w:rPr>
+      </w:r>
+    </w:p>
+    <w:p>
+      <w:pPr/>
+      <w:r>
+        <w:rPr>
+          <w:lang w:val="hi_IN" w:bidi="hi_IN"/>
+        </w:rPr>
+      </w:r>
+      <w:r>
+        <w:rPr>
+          <w:b/>
+          <w:lang w:val="hi_IN" w:bidi="hi_IN"/>
+        </w:rPr>
+        <w:t>ὑμῶν</w:t>
       </w:r>
     </w:p>
     <w:p>
@@ -1202,6 +1322,21 @@
           <w:b/>
           <w:lang w:val="hi_IN" w:bidi="hi_IN"/>
         </w:rPr>
+        <w:t>τῇ κοινωνίᾳ ὑμῶν εἰς τὸ εὐαγγέλιον</w:t>
+      </w:r>
+    </w:p>
+    <w:p>
+      <w:pPr/>
+      <w:r>
+        <w:rPr>
+          <w:lang w:val="hi_IN" w:bidi="hi_IN"/>
+        </w:rPr>
+      </w:r>
+      <w:r>
+        <w:rPr>
+          <w:b/>
+          <w:lang w:val="hi_IN" w:bidi="hi_IN"/>
+        </w:rPr>
         <w:t>""</w:t>
       </w:r>
     </w:p>
@@ -1316,6 +1451,21 @@
           <w:b/>
           <w:lang w:val="hi_IN" w:bidi="hi_IN"/>
         </w:rPr>
+        <w:t>ἀπὸ τῆς πρώτης ἡμέρας</w:t>
+      </w:r>
+    </w:p>
+    <w:p>
+      <w:pPr/>
+      <w:r>
+        <w:rPr>
+          <w:lang w:val="hi_IN" w:bidi="hi_IN"/>
+        </w:rPr>
+      </w:r>
+      <w:r>
+        <w:rPr>
+          <w:b/>
+          <w:lang w:val="hi_IN" w:bidi="hi_IN"/>
+        </w:rPr>
         <w:t>"पहले दिन से लेकर"</w:t>
       </w:r>
     </w:p>
@@ -1412,6 +1562,21 @@
           <w:b/>
           <w:lang w:val="hi_IN" w:bidi="hi_IN"/>
         </w:rPr>
+        <w:t>ἄχρι τοῦ νῦν</w:t>
+      </w:r>
+    </w:p>
+    <w:p>
+      <w:pPr/>
+      <w:r>
+        <w:rPr>
+          <w:lang w:val="hi_IN" w:bidi="hi_IN"/>
+        </w:rPr>
+      </w:r>
+      <w:r>
+        <w:rPr>
+          <w:b/>
+          <w:lang w:val="hi_IN" w:bidi="hi_IN"/>
+        </w:rPr>
         <w:t>"आज तक"</w:t>
       </w:r>
     </w:p>
@@ -1508,6 +1673,21 @@
           <w:b/>
           <w:lang w:val="hi_IN" w:bidi="hi_IN"/>
         </w:rPr>
+        <w:t>πεποιθὼς αὐτὸ τοῦτο</w:t>
+      </w:r>
+    </w:p>
+    <w:p>
+      <w:pPr/>
+      <w:r>
+        <w:rPr>
+          <w:lang w:val="hi_IN" w:bidi="hi_IN"/>
+        </w:rPr>
+      </w:r>
+      <w:r>
+        <w:rPr>
+          <w:b/>
+          <w:lang w:val="hi_IN" w:bidi="hi_IN"/>
+        </w:rPr>
         <w:t>""</w:t>
       </w:r>
     </w:p>
@@ -1584,6 +1764,21 @@
           <w:b/>
           <w:lang w:val="hi_IN" w:bidi="hi_IN"/>
         </w:rPr>
+        <w:t>ὁ ἐναρξάμενος ἐν ὑμῖν ἔργον ἀγαθὸν, ἐπιτελέσει</w:t>
+      </w:r>
+    </w:p>
+    <w:p>
+      <w:pPr/>
+      <w:r>
+        <w:rPr>
+          <w:lang w:val="hi_IN" w:bidi="hi_IN"/>
+        </w:rPr>
+      </w:r>
+      <w:r>
+        <w:rPr>
+          <w:b/>
+          <w:lang w:val="hi_IN" w:bidi="hi_IN"/>
+        </w:rPr>
         <w:t>""</w:t>
       </w:r>
     </w:p>
@@ -1646,6 +1841,21 @@
         <w:rPr>
           <w:lang w:val="hi_IN" w:bidi="hi_IN"/>
         </w:rPr>
+      </w:r>
+    </w:p>
+    <w:p>
+      <w:pPr/>
+      <w:r>
+        <w:rPr>
+          <w:lang w:val="hi_IN" w:bidi="hi_IN"/>
+        </w:rPr>
+      </w:r>
+      <w:r>
+        <w:rPr>
+          <w:b/>
+          <w:lang w:val="hi_IN" w:bidi="hi_IN"/>
+        </w:rPr>
+        <w:t>ὅτι ὁ ἐναρξάμενος ἐν ὑμῖν ἔργον ἀγαθὸν</w:t>
       </w:r>
     </w:p>
     <w:p>
@@ -1850,6 +2060,21 @@
           <w:b/>
           <w:lang w:val="hi_IN" w:bidi="hi_IN"/>
         </w:rPr>
+        <w:t>ἐπιτελέσει</w:t>
+      </w:r>
+    </w:p>
+    <w:p>
+      <w:pPr/>
+      <w:r>
+        <w:rPr>
+          <w:lang w:val="hi_IN" w:bidi="hi_IN"/>
+        </w:rPr>
+      </w:r>
+      <w:r>
+        <w:rPr>
+          <w:b/>
+          <w:lang w:val="hi_IN" w:bidi="hi_IN"/>
+        </w:rPr>
         <w:t>"पूरा"</w:t>
       </w:r>
     </w:p>
@@ -1946,6 +2171,21 @@
           <w:b/>
           <w:lang w:val="hi_IN" w:bidi="hi_IN"/>
         </w:rPr>
+        <w:t>ἡμέρας Χριστοῦ Ἰησοῦ</w:t>
+      </w:r>
+    </w:p>
+    <w:p>
+      <w:pPr/>
+      <w:r>
+        <w:rPr>
+          <w:lang w:val="hi_IN" w:bidi="hi_IN"/>
+        </w:rPr>
+      </w:r>
+      <w:r>
+        <w:rPr>
+          <w:b/>
+          <w:lang w:val="hi_IN" w:bidi="hi_IN"/>
+        </w:rPr>
         <w:t>"यीशु मसीह के दिन"</w:t>
       </w:r>
     </w:p>
@@ -2042,6 +2282,21 @@
           <w:b/>
           <w:lang w:val="hi_IN" w:bidi="hi_IN"/>
         </w:rPr>
+        <w:t>τὸ ἔχειν με ἐν τῇ καρδίᾳ ὑμᾶς</w:t>
+      </w:r>
+    </w:p>
+    <w:p>
+      <w:pPr/>
+      <w:r>
+        <w:rPr>
+          <w:lang w:val="hi_IN" w:bidi="hi_IN"/>
+        </w:rPr>
+      </w:r>
+      <w:r>
+        <w:rPr>
+          <w:b/>
+          <w:lang w:val="hi_IN" w:bidi="hi_IN"/>
+        </w:rPr>
         <w:t>"तुम मेरे मन में"</w:t>
       </w:r>
       <w:r>
@@ -2151,6 +2406,21 @@
           <w:b/>
           <w:lang w:val="hi_IN" w:bidi="hi_IN"/>
         </w:rPr>
+        <w:t>συνκοινωνούς μου τῆς χάριτος &amp; ὄντας</w:t>
+      </w:r>
+    </w:p>
+    <w:p>
+      <w:pPr/>
+      <w:r>
+        <w:rPr>
+          <w:lang w:val="hi_IN" w:bidi="hi_IN"/>
+        </w:rPr>
+      </w:r>
+      <w:r>
+        <w:rPr>
+          <w:b/>
+          <w:lang w:val="hi_IN" w:bidi="hi_IN"/>
+        </w:rPr>
         <w:t>""</w:t>
       </w:r>
     </w:p>
@@ -2214,6 +2484,21 @@
           <w:b/>
           <w:lang w:val="hi_IN" w:bidi="hi_IN"/>
         </w:rPr>
+        <w:t>χάριτος</w:t>
+      </w:r>
+    </w:p>
+    <w:p>
+      <w:pPr/>
+      <w:r>
+        <w:rPr>
+          <w:lang w:val="hi_IN" w:bidi="hi_IN"/>
+        </w:rPr>
+      </w:r>
+      <w:r>
+        <w:rPr>
+          <w:b/>
+          <w:lang w:val="hi_IN" w:bidi="hi_IN"/>
+        </w:rPr>
         <w:t>"अनुग्रह"</w:t>
       </w:r>
     </w:p>
@@ -2323,6 +2608,21 @@
           <w:b/>
           <w:lang w:val="hi_IN" w:bidi="hi_IN"/>
         </w:rPr>
+        <w:t>δεσμοῖς μου</w:t>
+      </w:r>
+    </w:p>
+    <w:p>
+      <w:pPr/>
+      <w:r>
+        <w:rPr>
+          <w:lang w:val="hi_IN" w:bidi="hi_IN"/>
+        </w:rPr>
+      </w:r>
+      <w:r>
+        <w:rPr>
+          <w:b/>
+          <w:lang w:val="hi_IN" w:bidi="hi_IN"/>
+        </w:rPr>
         <w:t>"मेरी कैद"</w:t>
       </w:r>
     </w:p>
@@ -2445,6 +2745,21 @@
           <w:b/>
           <w:lang w:val="hi_IN" w:bidi="hi_IN"/>
         </w:rPr>
+        <w:t>καὶ ἐν τῇ ἀπολογίᾳ καὶ βεβαιώσει τοῦ εὐαγγελίου</w:t>
+      </w:r>
+    </w:p>
+    <w:p>
+      <w:pPr/>
+      <w:r>
+        <w:rPr>
+          <w:lang w:val="hi_IN" w:bidi="hi_IN"/>
+        </w:rPr>
+      </w:r>
+      <w:r>
+        <w:rPr>
+          <w:b/>
+          <w:lang w:val="hi_IN" w:bidi="hi_IN"/>
+        </w:rPr>
         <w:t>"और सुसमाचार"</w:t>
       </w:r>
       <w:r>
@@ -2580,6 +2895,21 @@
           <w:b/>
           <w:lang w:val="hi_IN" w:bidi="hi_IN"/>
         </w:rPr>
+        <w:t>ἐν σπλάγχνοις Χριστοῦ Ἰησοῦ</w:t>
+      </w:r>
+    </w:p>
+    <w:p>
+      <w:pPr/>
+      <w:r>
+        <w:rPr>
+          <w:lang w:val="hi_IN" w:bidi="hi_IN"/>
+        </w:rPr>
+      </w:r>
+      <w:r>
+        <w:rPr>
+          <w:b/>
+          <w:lang w:val="hi_IN" w:bidi="hi_IN"/>
+        </w:rPr>
         <w:t>""</w:t>
       </w:r>
     </w:p>
@@ -2689,6 +3019,21 @@
           <w:b/>
           <w:lang w:val="hi_IN" w:bidi="hi_IN"/>
         </w:rPr>
+        <w:t>ἐν σπλάγχνοις Χριστοῦ Ἰησοῦ</w:t>
+      </w:r>
+    </w:p>
+    <w:p>
+      <w:pPr/>
+      <w:r>
+        <w:rPr>
+          <w:lang w:val="hi_IN" w:bidi="hi_IN"/>
+        </w:rPr>
+      </w:r>
+      <w:r>
+        <w:rPr>
+          <w:b/>
+          <w:lang w:val="hi_IN" w:bidi="hi_IN"/>
+        </w:rPr>
         <w:t>"इसमें"</w:t>
       </w:r>
       <w:r>
@@ -2751,6 +3096,21 @@
         <w:rPr>
           <w:lang w:val="hi_IN" w:bidi="hi_IN"/>
         </w:rPr>
+      </w:r>
+    </w:p>
+    <w:p>
+      <w:pPr/>
+      <w:r>
+        <w:rPr>
+          <w:lang w:val="hi_IN" w:bidi="hi_IN"/>
+        </w:rPr>
+      </w:r>
+      <w:r>
+        <w:rPr>
+          <w:b/>
+          <w:lang w:val="hi_IN" w:bidi="hi_IN"/>
+        </w:rPr>
+        <w:t>ἵνα ἡ ἀγάπη ὑμῶν ἔτι μᾶλλον καὶ μᾶλλον περισσεύῃ</w:t>
       </w:r>
     </w:p>
     <w:p>
@@ -2981,6 +3341,21 @@
           <w:b/>
           <w:lang w:val="hi_IN" w:bidi="hi_IN"/>
         </w:rPr>
+        <w:t>ἐν ἐπιγνώσει καὶ πάσῃ αἰσθήσει</w:t>
+      </w:r>
+    </w:p>
+    <w:p>
+      <w:pPr/>
+      <w:r>
+        <w:rPr>
+          <w:lang w:val="hi_IN" w:bidi="hi_IN"/>
+        </w:rPr>
+      </w:r>
+      <w:r>
+        <w:rPr>
+          <w:b/>
+          <w:lang w:val="hi_IN" w:bidi="hi_IN"/>
+        </w:rPr>
         <w:t>"ज्ञान और सब प्रकार"</w:t>
       </w:r>
       <w:r>
@@ -3103,6 +3478,21 @@
           <w:b/>
           <w:lang w:val="hi_IN" w:bidi="hi_IN"/>
         </w:rPr>
+        <w:t>εἰς τὸ δοκιμάζειν ὑμᾶς τὰ διαφέροντα</w:t>
+      </w:r>
+    </w:p>
+    <w:p>
+      <w:pPr/>
+      <w:r>
+        <w:rPr>
+          <w:lang w:val="hi_IN" w:bidi="hi_IN"/>
+        </w:rPr>
+      </w:r>
+      <w:r>
+        <w:rPr>
+          <w:b/>
+          <w:lang w:val="hi_IN" w:bidi="hi_IN"/>
+        </w:rPr>
         <w:t>""</w:t>
       </w:r>
     </w:p>
@@ -3192,6 +3582,21 @@
           <w:b/>
           <w:lang w:val="hi_IN" w:bidi="hi_IN"/>
         </w:rPr>
+        <w:t>εἰς</w:t>
+      </w:r>
+    </w:p>
+    <w:p>
+      <w:pPr/>
+      <w:r>
+        <w:rPr>
+          <w:lang w:val="hi_IN" w:bidi="hi_IN"/>
+        </w:rPr>
+      </w:r>
+      <w:r>
+        <w:rPr>
+          <w:b/>
+          <w:lang w:val="hi_IN" w:bidi="hi_IN"/>
+        </w:rPr>
         <w:t>""</w:t>
       </w:r>
     </w:p>
@@ -3283,6 +3688,21 @@
           <w:lang w:val="hi_IN" w:bidi="hi_IN"/>
         </w:rPr>
       </w:r>
+      <w:r>
+        <w:rPr>
+          <w:b/>
+          <w:lang w:val="hi_IN" w:bidi="hi_IN"/>
+        </w:rPr>
+        <w:t>εἰλικρινεῖς καὶ ἀπρόσκοποι</w:t>
+      </w:r>
+    </w:p>
+    <w:p>
+      <w:pPr/>
+      <w:r>
+        <w:rPr>
+          <w:lang w:val="hi_IN" w:bidi="hi_IN"/>
+        </w:rPr>
+      </w:r>
     </w:p>
     <w:p>
       <w:pPr/>
@@ -3359,6 +3779,21 @@
           <w:lang w:val="hi_IN" w:bidi="hi_IN"/>
         </w:rPr>
       </w:r>
+      <w:r>
+        <w:rPr>
+          <w:b/>
+          <w:lang w:val="hi_IN" w:bidi="hi_IN"/>
+        </w:rPr>
+        <w:t>πεπληρωμένοι καρπὸν δικαιοσύνης τὸν</w:t>
+      </w:r>
+    </w:p>
+    <w:p>
+      <w:pPr/>
+      <w:r>
+        <w:rPr>
+          <w:lang w:val="hi_IN" w:bidi="hi_IN"/>
+        </w:rPr>
+      </w:r>
     </w:p>
     <w:p>
       <w:pPr/>
@@ -3466,6 +3901,21 @@
           <w:b/>
           <w:lang w:val="hi_IN" w:bidi="hi_IN"/>
         </w:rPr>
+        <w:t>πεπληρωμένοι</w:t>
+      </w:r>
+    </w:p>
+    <w:p>
+      <w:pPr/>
+      <w:r>
+        <w:rPr>
+          <w:lang w:val="hi_IN" w:bidi="hi_IN"/>
+        </w:rPr>
+      </w:r>
+      <w:r>
+        <w:rPr>
+          <w:b/>
+          <w:lang w:val="hi_IN" w:bidi="hi_IN"/>
+        </w:rPr>
         <w:t>"भरपूर होते जाओ"</w:t>
       </w:r>
     </w:p>
@@ -3549,6 +3999,21 @@
           <w:b/>
           <w:lang w:val="hi_IN" w:bidi="hi_IN"/>
         </w:rPr>
+        <w:t>τὸν διὰ Ἰησοῦ Χριστοῦ</w:t>
+      </w:r>
+    </w:p>
+    <w:p>
+      <w:pPr/>
+      <w:r>
+        <w:rPr>
+          <w:lang w:val="hi_IN" w:bidi="hi_IN"/>
+        </w:rPr>
+      </w:r>
+      <w:r>
+        <w:rPr>
+          <w:b/>
+          <w:lang w:val="hi_IN" w:bidi="hi_IN"/>
+        </w:rPr>
         <w:t>"जो यीशु मसीह के द्वारा"</w:t>
       </w:r>
     </w:p>
@@ -3645,6 +4110,21 @@
           <w:b/>
           <w:lang w:val="hi_IN" w:bidi="hi_IN"/>
         </w:rPr>
+        <w:t>εἰς δόξαν καὶ ἔπαινον Θεοῦ</w:t>
+      </w:r>
+    </w:p>
+    <w:p>
+      <w:pPr/>
+      <w:r>
+        <w:rPr>
+          <w:lang w:val="hi_IN" w:bidi="hi_IN"/>
+        </w:rPr>
+      </w:r>
+      <w:r>
+        <w:rPr>
+          <w:b/>
+          <w:lang w:val="hi_IN" w:bidi="hi_IN"/>
+        </w:rPr>
         <w:t>"और उस"</w:t>
       </w:r>
       <w:r>
@@ -3767,6 +4247,21 @@
           <w:b/>
           <w:lang w:val="hi_IN" w:bidi="hi_IN"/>
         </w:rPr>
+        <w:t>εἰς δόξαν καὶ ἔπαινον Θεοῦ</w:t>
+      </w:r>
+    </w:p>
+    <w:p>
+      <w:pPr/>
+      <w:r>
+        <w:rPr>
+          <w:lang w:val="hi_IN" w:bidi="hi_IN"/>
+        </w:rPr>
+      </w:r>
+      <w:r>
+        <w:rPr>
+          <w:b/>
+          <w:lang w:val="hi_IN" w:bidi="hi_IN"/>
+        </w:rPr>
         <w:t>"और उस"</w:t>
       </w:r>
       <w:r>
@@ -3884,6 +4379,21 @@
           <w:lang w:val="hi_IN" w:bidi="hi_IN"/>
         </w:rPr>
       </w:r>
+      <w:r>
+        <w:rPr>
+          <w:b/>
+          <w:lang w:val="hi_IN" w:bidi="hi_IN"/>
+        </w:rPr>
+        <w:t>ἀδελφοί</w:t>
+      </w:r>
+    </w:p>
+    <w:p>
+      <w:pPr/>
+      <w:r>
+        <w:rPr>
+          <w:lang w:val="hi_IN" w:bidi="hi_IN"/>
+        </w:rPr>
+      </w:r>
     </w:p>
     <w:p>
       <w:pPr/>
@@ -3958,6 +4468,21 @@
           <w:b/>
           <w:lang w:val="hi_IN" w:bidi="hi_IN"/>
         </w:rPr>
+        <w:t>ἀδελφοί</w:t>
+      </w:r>
+    </w:p>
+    <w:p>
+      <w:pPr/>
+      <w:r>
+        <w:rPr>
+          <w:lang w:val="hi_IN" w:bidi="hi_IN"/>
+        </w:rPr>
+      </w:r>
+      <w:r>
+        <w:rPr>
+          <w:b/>
+          <w:lang w:val="hi_IN" w:bidi="hi_IN"/>
+        </w:rPr>
         <w:t>"हे भाइयों"</w:t>
       </w:r>
     </w:p>
@@ -4049,6 +4574,21 @@
           <w:lang w:val="hi_IN" w:bidi="hi_IN"/>
         </w:rPr>
       </w:r>
+      <w:r>
+        <w:rPr>
+          <w:b/>
+          <w:lang w:val="hi_IN" w:bidi="hi_IN"/>
+        </w:rPr>
+        <w:t>τὰ κατ’ ἐμὲ</w:t>
+      </w:r>
+    </w:p>
+    <w:p>
+      <w:pPr/>
+      <w:r>
+        <w:rPr>
+          <w:lang w:val="hi_IN" w:bidi="hi_IN"/>
+        </w:rPr>
+      </w:r>
     </w:p>
     <w:p>
       <w:pPr/>
@@ -4132,6 +4672,21 @@
           <w:lang w:val="hi_IN" w:bidi="hi_IN"/>
         </w:rPr>
       </w:r>
+      <w:r>
+        <w:rPr>
+          <w:b/>
+          <w:lang w:val="hi_IN" w:bidi="hi_IN"/>
+        </w:rPr>
+        <w:t>μᾶλλον εἰς προκοπὴν τοῦ εὐαγγελίου ἐλήλυθεν</w:t>
+      </w:r>
+    </w:p>
+    <w:p>
+      <w:pPr/>
+      <w:r>
+        <w:rPr>
+          <w:lang w:val="hi_IN" w:bidi="hi_IN"/>
+        </w:rPr>
+      </w:r>
     </w:p>
     <w:p>
       <w:pPr/>
@@ -4195,6 +4750,21 @@
           <w:lang w:val="hi_IN" w:bidi="hi_IN"/>
         </w:rPr>
       </w:r>
+      <w:r>
+        <w:rPr>
+          <w:b/>
+          <w:lang w:val="hi_IN" w:bidi="hi_IN"/>
+        </w:rPr>
+        <w:t>ὥστε</w:t>
+      </w:r>
+    </w:p>
+    <w:p>
+      <w:pPr/>
+      <w:r>
+        <w:rPr>
+          <w:lang w:val="hi_IN" w:bidi="hi_IN"/>
+        </w:rPr>
+      </w:r>
     </w:p>
     <w:p>
       <w:pPr/>
@@ -4275,6 +4845,21 @@
         <w:rPr>
           <w:lang w:val="hi_IN" w:bidi="hi_IN"/>
         </w:rPr>
+      </w:r>
+    </w:p>
+    <w:p>
+      <w:pPr/>
+      <w:r>
+        <w:rPr>
+          <w:lang w:val="hi_IN" w:bidi="hi_IN"/>
+        </w:rPr>
+      </w:r>
+      <w:r>
+        <w:rPr>
+          <w:b/>
+          <w:lang w:val="hi_IN" w:bidi="hi_IN"/>
+        </w:rPr>
+        <w:t>δεσμούς μου</w:t>
       </w:r>
     </w:p>
     <w:p>
@@ -4391,6 +4976,21 @@
           <w:lang w:val="hi_IN" w:bidi="hi_IN"/>
         </w:rPr>
       </w:r>
+      <w:r>
+        <w:rPr>
+          <w:b/>
+          <w:lang w:val="hi_IN" w:bidi="hi_IN"/>
+        </w:rPr>
+        <w:t>τοὺς δεσμούς μου &amp; ἐν Χριστῷ</w:t>
+      </w:r>
+    </w:p>
+    <w:p>
+      <w:pPr/>
+      <w:r>
+        <w:rPr>
+          <w:lang w:val="hi_IN" w:bidi="hi_IN"/>
+        </w:rPr>
+      </w:r>
     </w:p>
     <w:p>
       <w:pPr/>
@@ -4559,6 +5159,21 @@
           <w:b/>
           <w:lang w:val="hi_IN" w:bidi="hi_IN"/>
         </w:rPr>
+        <w:t>τῶν ἀδελφῶν</w:t>
+      </w:r>
+    </w:p>
+    <w:p>
+      <w:pPr/>
+      <w:r>
+        <w:rPr>
+          <w:lang w:val="hi_IN" w:bidi="hi_IN"/>
+        </w:rPr>
+      </w:r>
+      <w:r>
+        <w:rPr>
+          <w:b/>
+          <w:lang w:val="hi_IN" w:bidi="hi_IN"/>
+        </w:rPr>
         <w:t>"भाई"</w:t>
       </w:r>
     </w:p>
@@ -4655,6 +5270,21 @@
           <w:b/>
           <w:lang w:val="hi_IN" w:bidi="hi_IN"/>
         </w:rPr>
+        <w:t>ἐν Κυρίῳ πεποιθότας τοῖς δεσμοῖς μου</w:t>
+      </w:r>
+    </w:p>
+    <w:p>
+      <w:pPr/>
+      <w:r>
+        <w:rPr>
+          <w:lang w:val="hi_IN" w:bidi="hi_IN"/>
+        </w:rPr>
+      </w:r>
+      <w:r>
+        <w:rPr>
+          <w:b/>
+          <w:lang w:val="hi_IN" w:bidi="hi_IN"/>
+        </w:rPr>
         <w:t>"प्रभु में"</w:t>
       </w:r>
       <w:r>
@@ -4777,6 +5407,21 @@
           <w:b/>
           <w:lang w:val="hi_IN" w:bidi="hi_IN"/>
         </w:rPr>
+        <w:t>καὶ τοὺς πλείονας τῶν ἀδελφῶν ἐν Κυρίῳ πεποιθότας τοῖς δεσμοῖς μου</w:t>
+      </w:r>
+    </w:p>
+    <w:p>
+      <w:pPr/>
+      <w:r>
+        <w:rPr>
+          <w:lang w:val="hi_IN" w:bidi="hi_IN"/>
+        </w:rPr>
+      </w:r>
+      <w:r>
+        <w:rPr>
+          <w:b/>
+          <w:lang w:val="hi_IN" w:bidi="hi_IN"/>
+        </w:rPr>
         <w:t>"और प्रभु में भाई उनमें अधिकांश मेरे कैद"</w:t>
       </w:r>
     </w:p>
@@ -4846,6 +5491,21 @@
         <w:rPr>
           <w:lang w:val="hi_IN" w:bidi="hi_IN"/>
         </w:rPr>
+      </w:r>
+    </w:p>
+    <w:p>
+      <w:pPr/>
+      <w:r>
+        <w:rPr>
+          <w:lang w:val="hi_IN" w:bidi="hi_IN"/>
+        </w:rPr>
+      </w:r>
+      <w:r>
+        <w:rPr>
+          <w:b/>
+          <w:lang w:val="hi_IN" w:bidi="hi_IN"/>
+        </w:rPr>
+        <w:t>δεσμοῖς μου</w:t>
       </w:r>
     </w:p>
     <w:p>
@@ -4992,6 +5652,21 @@
           <w:b/>
           <w:lang w:val="hi_IN" w:bidi="hi_IN"/>
         </w:rPr>
+        <w:t>τὸν λόγον</w:t>
+      </w:r>
+    </w:p>
+    <w:p>
+      <w:pPr/>
+      <w:r>
+        <w:rPr>
+          <w:lang w:val="hi_IN" w:bidi="hi_IN"/>
+        </w:rPr>
+      </w:r>
+      <w:r>
+        <w:rPr>
+          <w:b/>
+          <w:lang w:val="hi_IN" w:bidi="hi_IN"/>
+        </w:rPr>
         <w:t>"वचन"</w:t>
       </w:r>
     </w:p>
@@ -5187,6 +5862,21 @@
           <w:b/>
           <w:lang w:val="hi_IN" w:bidi="hi_IN"/>
         </w:rPr>
+        <w:t>τινὲς μὲν καὶ &amp; τὸν Χριστὸν κηρύσσουσιν</w:t>
+      </w:r>
+    </w:p>
+    <w:p>
+      <w:pPr/>
+      <w:r>
+        <w:rPr>
+          <w:lang w:val="hi_IN" w:bidi="hi_IN"/>
+        </w:rPr>
+      </w:r>
+      <w:r>
+        <w:rPr>
+          <w:b/>
+          <w:lang w:val="hi_IN" w:bidi="hi_IN"/>
+        </w:rPr>
         <w:t>""</w:t>
       </w:r>
     </w:p>
@@ -5250,6 +5940,21 @@
           <w:b/>
           <w:lang w:val="hi_IN" w:bidi="hi_IN"/>
         </w:rPr>
+        <w:t>διὰ φθόνον καὶ ἔριν</w:t>
+      </w:r>
+    </w:p>
+    <w:p>
+      <w:pPr/>
+      <w:r>
+        <w:rPr>
+          <w:lang w:val="hi_IN" w:bidi="hi_IN"/>
+        </w:rPr>
+      </w:r>
+      <w:r>
+        <w:rPr>
+          <w:b/>
+          <w:lang w:val="hi_IN" w:bidi="hi_IN"/>
+        </w:rPr>
         <w:t>"डाह और झगड़े के कारण"</w:t>
       </w:r>
     </w:p>
@@ -5359,6 +6064,21 @@
           <w:b/>
           <w:lang w:val="hi_IN" w:bidi="hi_IN"/>
         </w:rPr>
+        <w:t>εὐδοκίαν</w:t>
+      </w:r>
+    </w:p>
+    <w:p>
+      <w:pPr/>
+      <w:r>
+        <w:rPr>
+          <w:lang w:val="hi_IN" w:bidi="hi_IN"/>
+        </w:rPr>
+      </w:r>
+      <w:r>
+        <w:rPr>
+          <w:b/>
+          <w:lang w:val="hi_IN" w:bidi="hi_IN"/>
+        </w:rPr>
         <w:t>"भली मनसा"</w:t>
       </w:r>
     </w:p>
@@ -5455,6 +6175,21 @@
           <w:b/>
           <w:lang w:val="hi_IN" w:bidi="hi_IN"/>
         </w:rPr>
+        <w:t>ἐξ ἀγάπης</w:t>
+      </w:r>
+    </w:p>
+    <w:p>
+      <w:pPr/>
+      <w:r>
+        <w:rPr>
+          <w:lang w:val="hi_IN" w:bidi="hi_IN"/>
+        </w:rPr>
+      </w:r>
+      <w:r>
+        <w:rPr>
+          <w:b/>
+          <w:lang w:val="hi_IN" w:bidi="hi_IN"/>
+        </w:rPr>
         <w:t>"कई एक"</w:t>
       </w:r>
       <w:r>
@@ -5603,6 +6338,21 @@
           <w:b/>
           <w:lang w:val="hi_IN" w:bidi="hi_IN"/>
         </w:rPr>
+        <w:t>κεῖμαι</w:t>
+      </w:r>
+    </w:p>
+    <w:p>
+      <w:pPr/>
+      <w:r>
+        <w:rPr>
+          <w:lang w:val="hi_IN" w:bidi="hi_IN"/>
+        </w:rPr>
+      </w:r>
+      <w:r>
+        <w:rPr>
+          <w:b/>
+          <w:lang w:val="hi_IN" w:bidi="hi_IN"/>
+        </w:rPr>
         <w:t>""</w:t>
       </w:r>
     </w:p>
@@ -5699,6 +6449,21 @@
           <w:b/>
           <w:lang w:val="hi_IN" w:bidi="hi_IN"/>
         </w:rPr>
+        <w:t>εἰς ἀπολογίαν τοῦ εὐαγγελίου</w:t>
+      </w:r>
+    </w:p>
+    <w:p>
+      <w:pPr/>
+      <w:r>
+        <w:rPr>
+          <w:lang w:val="hi_IN" w:bidi="hi_IN"/>
+        </w:rPr>
+      </w:r>
+      <w:r>
+        <w:rPr>
+          <w:b/>
+          <w:lang w:val="hi_IN" w:bidi="hi_IN"/>
+        </w:rPr>
         <w:t>""</w:t>
       </w:r>
     </w:p>
@@ -5748,6 +6513,21 @@
         <w:rPr>
           <w:lang w:val="hi_IN" w:bidi="hi_IN"/>
         </w:rPr>
+      </w:r>
+    </w:p>
+    <w:p>
+      <w:pPr/>
+      <w:r>
+        <w:rPr>
+          <w:lang w:val="hi_IN" w:bidi="hi_IN"/>
+        </w:rPr>
+      </w:r>
+      <w:r>
+        <w:rPr>
+          <w:b/>
+          <w:lang w:val="hi_IN" w:bidi="hi_IN"/>
+        </w:rPr>
+        <w:t>εἰς ἀπολογίαν τοῦ εὐαγγελίου κεῖμαι</w:t>
       </w:r>
     </w:p>
     <w:p>
@@ -5939,6 +6719,21 @@
           <w:b/>
           <w:lang w:val="hi_IN" w:bidi="hi_IN"/>
         </w:rPr>
+        <w:t>οἱ δὲ ἐξ ἐριθείας τὸν Χριστὸν καταγγέλλουσιν</w:t>
+      </w:r>
+    </w:p>
+    <w:p>
+      <w:pPr/>
+      <w:r>
+        <w:rPr>
+          <w:lang w:val="hi_IN" w:bidi="hi_IN"/>
+        </w:rPr>
+      </w:r>
+      <w:r>
+        <w:rPr>
+          <w:b/>
+          <w:lang w:val="hi_IN" w:bidi="hi_IN"/>
+        </w:rPr>
         <w:t>"और कई एक"</w:t>
       </w:r>
       <w:r>
@@ -6048,6 +6843,21 @@
           <w:b/>
           <w:lang w:val="hi_IN" w:bidi="hi_IN"/>
         </w:rPr>
+        <w:t>οὐχ ἁγνῶς</w:t>
+      </w:r>
+    </w:p>
+    <w:p>
+      <w:pPr/>
+      <w:r>
+        <w:rPr>
+          <w:lang w:val="hi_IN" w:bidi="hi_IN"/>
+        </w:rPr>
+      </w:r>
+      <w:r>
+        <w:rPr>
+          <w:b/>
+          <w:lang w:val="hi_IN" w:bidi="hi_IN"/>
+        </w:rPr>
         <w:t>"सिधाई से नहीं"</w:t>
       </w:r>
     </w:p>
@@ -6097,6 +6907,21 @@
         <w:rPr>
           <w:lang w:val="hi_IN" w:bidi="hi_IN"/>
         </w:rPr>
+      </w:r>
+    </w:p>
+    <w:p>
+      <w:pPr/>
+      <w:r>
+        <w:rPr>
+          <w:lang w:val="hi_IN" w:bidi="hi_IN"/>
+        </w:rPr>
+      </w:r>
+      <w:r>
+        <w:rPr>
+          <w:b/>
+          <w:lang w:val="hi_IN" w:bidi="hi_IN"/>
+        </w:rPr>
+        <w:t>τοῖς δεσμοῖς μου</w:t>
       </w:r>
     </w:p>
     <w:p>
@@ -6243,6 +7068,21 @@
           <w:b/>
           <w:lang w:val="hi_IN" w:bidi="hi_IN"/>
         </w:rPr>
+        <w:t>οἰόμενοι θλῖψιν ἐγείρειν τοῖς δεσμοῖς μου</w:t>
+      </w:r>
+    </w:p>
+    <w:p>
+      <w:pPr/>
+      <w:r>
+        <w:rPr>
+          <w:lang w:val="hi_IN" w:bidi="hi_IN"/>
+        </w:rPr>
+      </w:r>
+      <w:r>
+        <w:rPr>
+          <w:b/>
+          <w:lang w:val="hi_IN" w:bidi="hi_IN"/>
+        </w:rPr>
         <w:t>"समझकर मेरी कैद में मेरे क्लेश उत्पन्न"</w:t>
       </w:r>
     </w:p>
@@ -6326,6 +7166,21 @@
           <w:b/>
           <w:lang w:val="hi_IN" w:bidi="hi_IN"/>
         </w:rPr>
+        <w:t>τί γάρ</w:t>
+      </w:r>
+    </w:p>
+    <w:p>
+      <w:pPr/>
+      <w:r>
+        <w:rPr>
+          <w:lang w:val="hi_IN" w:bidi="hi_IN"/>
+        </w:rPr>
+      </w:r>
+      <w:r>
+        <w:rPr>
+          <w:b/>
+          <w:lang w:val="hi_IN" w:bidi="hi_IN"/>
+        </w:rPr>
         <w:t>"तो क्या हुआ"</w:t>
       </w:r>
     </w:p>
@@ -6422,6 +7277,21 @@
           <w:b/>
           <w:lang w:val="hi_IN" w:bidi="hi_IN"/>
         </w:rPr>
+        <w:t>τί γάρ</w:t>
+      </w:r>
+    </w:p>
+    <w:p>
+      <w:pPr/>
+      <w:r>
+        <w:rPr>
+          <w:lang w:val="hi_IN" w:bidi="hi_IN"/>
+        </w:rPr>
+      </w:r>
+      <w:r>
+        <w:rPr>
+          <w:b/>
+          <w:lang w:val="hi_IN" w:bidi="hi_IN"/>
+        </w:rPr>
         <w:t>""</w:t>
       </w:r>
     </w:p>
@@ -6518,6 +7388,21 @@
           <w:b/>
           <w:lang w:val="hi_IN" w:bidi="hi_IN"/>
         </w:rPr>
+        <w:t>Χριστὸς καταγγέλλεται</w:t>
+      </w:r>
+    </w:p>
+    <w:p>
+      <w:pPr/>
+      <w:r>
+        <w:rPr>
+          <w:lang w:val="hi_IN" w:bidi="hi_IN"/>
+        </w:rPr>
+      </w:r>
+      <w:r>
+        <w:rPr>
+          <w:b/>
+          <w:lang w:val="hi_IN" w:bidi="hi_IN"/>
+        </w:rPr>
         <w:t>"मसीह"</w:t>
       </w:r>
       <w:r>
@@ -6614,6 +7499,21 @@
           <w:b/>
           <w:lang w:val="hi_IN" w:bidi="hi_IN"/>
         </w:rPr>
+        <w:t>τοῦτό</w:t>
+      </w:r>
+    </w:p>
+    <w:p>
+      <w:pPr/>
+      <w:r>
+        <w:rPr>
+          <w:lang w:val="hi_IN" w:bidi="hi_IN"/>
+        </w:rPr>
+      </w:r>
+      <w:r>
+        <w:rPr>
+          <w:b/>
+          <w:lang w:val="hi_IN" w:bidi="hi_IN"/>
+        </w:rPr>
         <w:t>"इसका"</w:t>
       </w:r>
     </w:p>
@@ -6710,6 +7610,21 @@
           <w:b/>
           <w:lang w:val="hi_IN" w:bidi="hi_IN"/>
         </w:rPr>
+        <w:t>οἶδα γὰρ ὅτι τοῦτό μοι ἀποβήσεται εἰς σωτηρίαν</w:t>
+      </w:r>
+    </w:p>
+    <w:p>
+      <w:pPr/>
+      <w:r>
+        <w:rPr>
+          <w:lang w:val="hi_IN" w:bidi="hi_IN"/>
+        </w:rPr>
+      </w:r>
+      <w:r>
+        <w:rPr>
+          <w:b/>
+          <w:lang w:val="hi_IN" w:bidi="hi_IN"/>
+        </w:rPr>
         <w:t>""</w:t>
       </w:r>
     </w:p>
@@ -6806,6 +7721,21 @@
           <w:b/>
           <w:lang w:val="hi_IN" w:bidi="hi_IN"/>
         </w:rPr>
+        <w:t>ἐπιχορηγίας τοῦ Πνεύματος Ἰησοῦ Χριστοῦ</w:t>
+      </w:r>
+    </w:p>
+    <w:p>
+      <w:pPr/>
+      <w:r>
+        <w:rPr>
+          <w:lang w:val="hi_IN" w:bidi="hi_IN"/>
+        </w:rPr>
+      </w:r>
+      <w:r>
+        <w:rPr>
+          <w:b/>
+          <w:lang w:val="hi_IN" w:bidi="hi_IN"/>
+        </w:rPr>
         <w:t>"यीशु मसीह की आत्मा के दान"</w:t>
       </w:r>
       <w:r>
@@ -6915,6 +7845,21 @@
           <w:b/>
           <w:lang w:val="hi_IN" w:bidi="hi_IN"/>
         </w:rPr>
+        <w:t>ἀποκαραδοκίαν καὶ ἐλπίδα</w:t>
+      </w:r>
+    </w:p>
+    <w:p>
+      <w:pPr/>
+      <w:r>
+        <w:rPr>
+          <w:lang w:val="hi_IN" w:bidi="hi_IN"/>
+        </w:rPr>
+      </w:r>
+      <w:r>
+        <w:rPr>
+          <w:b/>
+          <w:lang w:val="hi_IN" w:bidi="hi_IN"/>
+        </w:rPr>
         <w:t>""</w:t>
       </w:r>
     </w:p>
@@ -7024,6 +7969,21 @@
           <w:b/>
           <w:lang w:val="hi_IN" w:bidi="hi_IN"/>
         </w:rPr>
+        <w:t>κατὰ τὴν ἀποκαραδοκίαν καὶ ἐλπίδα μου</w:t>
+      </w:r>
+    </w:p>
+    <w:p>
+      <w:pPr/>
+      <w:r>
+        <w:rPr>
+          <w:lang w:val="hi_IN" w:bidi="hi_IN"/>
+        </w:rPr>
+      </w:r>
+      <w:r>
+        <w:rPr>
+          <w:b/>
+          <w:lang w:val="hi_IN" w:bidi="hi_IN"/>
+        </w:rPr>
         <w:t>""</w:t>
       </w:r>
     </w:p>
@@ -7099,6 +8059,21 @@
         <w:rPr>
           <w:lang w:val="hi_IN" w:bidi="hi_IN"/>
         </w:rPr>
+      </w:r>
+    </w:p>
+    <w:p>
+      <w:pPr/>
+      <w:r>
+        <w:rPr>
+          <w:lang w:val="hi_IN" w:bidi="hi_IN"/>
+        </w:rPr>
+      </w:r>
+      <w:r>
+        <w:rPr>
+          <w:b/>
+          <w:lang w:val="hi_IN" w:bidi="hi_IN"/>
+        </w:rPr>
+        <w:t>ἐν τῷ σώματί μου</w:t>
       </w:r>
     </w:p>
     <w:p>
@@ -7240,6 +8215,21 @@
           <w:b/>
           <w:lang w:val="hi_IN" w:bidi="hi_IN"/>
         </w:rPr>
+        <w:t>ἐν οὐδενὶ αἰσχυνθήσομαι, ἀλλ’</w:t>
+      </w:r>
+    </w:p>
+    <w:p>
+      <w:pPr/>
+      <w:r>
+        <w:rPr>
+          <w:lang w:val="hi_IN" w:bidi="hi_IN"/>
+        </w:rPr>
+      </w:r>
+      <w:r>
+        <w:rPr>
+          <w:b/>
+          <w:lang w:val="hi_IN" w:bidi="hi_IN"/>
+        </w:rPr>
         <w:t>"रखता हूँ"</w:t>
       </w:r>
       <w:r>
@@ -7362,6 +8352,21 @@
           <w:b/>
           <w:lang w:val="hi_IN" w:bidi="hi_IN"/>
         </w:rPr>
+        <w:t>ἐν πάσῃ παρρησίᾳ</w:t>
+      </w:r>
+    </w:p>
+    <w:p>
+      <w:pPr/>
+      <w:r>
+        <w:rPr>
+          <w:lang w:val="hi_IN" w:bidi="hi_IN"/>
+        </w:rPr>
+      </w:r>
+      <w:r>
+        <w:rPr>
+          <w:b/>
+          <w:lang w:val="hi_IN" w:bidi="hi_IN"/>
+        </w:rPr>
         <w:t>"किसी बात में"</w:t>
       </w:r>
       <w:r>
@@ -7471,6 +8476,21 @@
           <w:b/>
           <w:lang w:val="hi_IN" w:bidi="hi_IN"/>
         </w:rPr>
+        <w:t>εἴτε διὰ ζωῆς εἴτε διὰ θανάτου</w:t>
+      </w:r>
+    </w:p>
+    <w:p>
+      <w:pPr/>
+      <w:r>
+        <w:rPr>
+          <w:lang w:val="hi_IN" w:bidi="hi_IN"/>
+        </w:rPr>
+      </w:r>
+      <w:r>
+        <w:rPr>
+          <w:b/>
+          <w:lang w:val="hi_IN" w:bidi="hi_IN"/>
+        </w:rPr>
         <w:t>""</w:t>
       </w:r>
     </w:p>
@@ -7560,6 +8580,21 @@
           <w:b/>
           <w:lang w:val="hi_IN" w:bidi="hi_IN"/>
         </w:rPr>
+        <w:t>κέρδος</w:t>
+      </w:r>
+    </w:p>
+    <w:p>
+      <w:pPr/>
+      <w:r>
+        <w:rPr>
+          <w:lang w:val="hi_IN" w:bidi="hi_IN"/>
+        </w:rPr>
+      </w:r>
+      <w:r>
+        <w:rPr>
+          <w:b/>
+          <w:lang w:val="hi_IN" w:bidi="hi_IN"/>
+        </w:rPr>
         <w:t>""</w:t>
       </w:r>
     </w:p>
@@ -7656,6 +8691,21 @@
           <w:b/>
           <w:lang w:val="hi_IN" w:bidi="hi_IN"/>
         </w:rPr>
+        <w:t>ἐν σαρκί</w:t>
+      </w:r>
+    </w:p>
+    <w:p>
+      <w:pPr/>
+      <w:r>
+        <w:rPr>
+          <w:lang w:val="hi_IN" w:bidi="hi_IN"/>
+        </w:rPr>
+      </w:r>
+      <w:r>
+        <w:rPr>
+          <w:b/>
+          <w:lang w:val="hi_IN" w:bidi="hi_IN"/>
+        </w:rPr>
         <w:t>""</w:t>
       </w:r>
     </w:p>
@@ -7765,6 +8815,21 @@
           <w:b/>
           <w:lang w:val="hi_IN" w:bidi="hi_IN"/>
         </w:rPr>
+        <w:t>τοῦτό μοι καρπὸς ἔργου</w:t>
+      </w:r>
+    </w:p>
+    <w:p>
+      <w:pPr/>
+      <w:r>
+        <w:rPr>
+          <w:lang w:val="hi_IN" w:bidi="hi_IN"/>
+        </w:rPr>
+      </w:r>
+      <w:r>
+        <w:rPr>
+          <w:b/>
+          <w:lang w:val="hi_IN" w:bidi="hi_IN"/>
+        </w:rPr>
         <w:t>""</w:t>
       </w:r>
     </w:p>
@@ -7861,6 +8926,21 @@
           <w:b/>
           <w:lang w:val="hi_IN" w:bidi="hi_IN"/>
         </w:rPr>
+        <w:t>τοῦτό μοι καρπὸς ἔργου</w:t>
+      </w:r>
+    </w:p>
+    <w:p>
+      <w:pPr/>
+      <w:r>
+        <w:rPr>
+          <w:lang w:val="hi_IN" w:bidi="hi_IN"/>
+        </w:rPr>
+      </w:r>
+      <w:r>
+        <w:rPr>
+          <w:b/>
+          <w:lang w:val="hi_IN" w:bidi="hi_IN"/>
+        </w:rPr>
         <w:t>"मेरे काम के लिये लाभदायक है"</w:t>
       </w:r>
     </w:p>
@@ -7957,6 +9037,21 @@
           <w:b/>
           <w:lang w:val="hi_IN" w:bidi="hi_IN"/>
         </w:rPr>
+        <w:t>συνέχομαι δὲ ἐκ τῶν δύο</w:t>
+      </w:r>
+    </w:p>
+    <w:p>
+      <w:pPr/>
+      <w:r>
+        <w:rPr>
+          <w:lang w:val="hi_IN" w:bidi="hi_IN"/>
+        </w:rPr>
+      </w:r>
+      <w:r>
+        <w:rPr>
+          <w:b/>
+          <w:lang w:val="hi_IN" w:bidi="hi_IN"/>
+        </w:rPr>
         <w:t>""</w:t>
       </w:r>
     </w:p>
@@ -8053,6 +9148,21 @@
           <w:b/>
           <w:lang w:val="hi_IN" w:bidi="hi_IN"/>
         </w:rPr>
+        <w:t>συνέχομαι</w:t>
+      </w:r>
+    </w:p>
+    <w:p>
+      <w:pPr/>
+      <w:r>
+        <w:rPr>
+          <w:lang w:val="hi_IN" w:bidi="hi_IN"/>
+        </w:rPr>
+      </w:r>
+      <w:r>
+        <w:rPr>
+          <w:b/>
+          <w:lang w:val="hi_IN" w:bidi="hi_IN"/>
+        </w:rPr>
         <w:t>"मैं"</w:t>
       </w:r>
       <w:r>
@@ -8162,6 +9272,21 @@
           <w:b/>
           <w:lang w:val="hi_IN" w:bidi="hi_IN"/>
         </w:rPr>
+        <w:t>τῶν δύο</w:t>
+      </w:r>
+    </w:p>
+    <w:p>
+      <w:pPr/>
+      <w:r>
+        <w:rPr>
+          <w:lang w:val="hi_IN" w:bidi="hi_IN"/>
+        </w:rPr>
+      </w:r>
+      <w:r>
+        <w:rPr>
+          <w:b/>
+          <w:lang w:val="hi_IN" w:bidi="hi_IN"/>
+        </w:rPr>
         <w:t>"दोनों"</w:t>
       </w:r>
     </w:p>
@@ -8271,6 +9396,21 @@
           <w:b/>
           <w:lang w:val="hi_IN" w:bidi="hi_IN"/>
         </w:rPr>
+        <w:t>τὴν ἐπιθυμίαν ἔχων</w:t>
+      </w:r>
+    </w:p>
+    <w:p>
+      <w:pPr/>
+      <w:r>
+        <w:rPr>
+          <w:lang w:val="hi_IN" w:bidi="hi_IN"/>
+        </w:rPr>
+      </w:r>
+      <w:r>
+        <w:rPr>
+          <w:b/>
+          <w:lang w:val="hi_IN" w:bidi="hi_IN"/>
+        </w:rPr>
         <w:t>"जी तो चाहता है"</w:t>
       </w:r>
     </w:p>
@@ -8354,6 +9494,21 @@
           <w:b/>
           <w:lang w:val="hi_IN" w:bidi="hi_IN"/>
         </w:rPr>
+        <w:t>ἀναλῦσαι</w:t>
+      </w:r>
+    </w:p>
+    <w:p>
+      <w:pPr/>
+      <w:r>
+        <w:rPr>
+          <w:lang w:val="hi_IN" w:bidi="hi_IN"/>
+        </w:rPr>
+      </w:r>
+      <w:r>
+        <w:rPr>
+          <w:b/>
+          <w:lang w:val="hi_IN" w:bidi="hi_IN"/>
+        </w:rPr>
         <w:t>""</w:t>
       </w:r>
     </w:p>
@@ -8449,6 +9604,21 @@
         <w:rPr>
           <w:lang w:val="hi_IN" w:bidi="hi_IN"/>
         </w:rPr>
+      </w:r>
+    </w:p>
+    <w:p>
+      <w:pPr/>
+      <w:r>
+        <w:rPr>
+          <w:lang w:val="hi_IN" w:bidi="hi_IN"/>
+        </w:rPr>
+      </w:r>
+      <w:r>
+        <w:rPr>
+          <w:b/>
+          <w:lang w:val="hi_IN" w:bidi="hi_IN"/>
+        </w:rPr>
+        <w:t>τὸ δὲ ἐπιμένειν ἐν τῇ σαρκὶ</w:t>
       </w:r>
     </w:p>
     <w:p>
@@ -8590,6 +9760,21 @@
           <w:b/>
           <w:lang w:val="hi_IN" w:bidi="hi_IN"/>
         </w:rPr>
+        <w:t>ἀναγκαιότερον</w:t>
+      </w:r>
+    </w:p>
+    <w:p>
+      <w:pPr/>
+      <w:r>
+        <w:rPr>
+          <w:lang w:val="hi_IN" w:bidi="hi_IN"/>
+        </w:rPr>
+      </w:r>
+      <w:r>
+        <w:rPr>
+          <w:b/>
+          <w:lang w:val="hi_IN" w:bidi="hi_IN"/>
+        </w:rPr>
         <w:t>"और भी आवश्यक"</w:t>
       </w:r>
     </w:p>
@@ -8780,6 +9965,21 @@
           <w:b/>
           <w:lang w:val="hi_IN" w:bidi="hi_IN"/>
         </w:rPr>
+        <w:t>καὶ τοῦτο πεποιθὼς</w:t>
+      </w:r>
+    </w:p>
+    <w:p>
+      <w:pPr/>
+      <w:r>
+        <w:rPr>
+          <w:lang w:val="hi_IN" w:bidi="hi_IN"/>
+        </w:rPr>
+      </w:r>
+      <w:r>
+        <w:rPr>
+          <w:b/>
+          <w:lang w:val="hi_IN" w:bidi="hi_IN"/>
+        </w:rPr>
         <w:t>""</w:t>
       </w:r>
     </w:p>
@@ -8887,6 +10087,21 @@
           <w:b/>
           <w:lang w:val="hi_IN" w:bidi="hi_IN"/>
         </w:rPr>
+        <w:t>τοῦτο πεποιθὼς</w:t>
+      </w:r>
+    </w:p>
+    <w:p>
+      <w:pPr/>
+      <w:r>
+        <w:rPr>
+          <w:lang w:val="hi_IN" w:bidi="hi_IN"/>
+        </w:rPr>
+      </w:r>
+      <w:r>
+        <w:rPr>
+          <w:b/>
+          <w:lang w:val="hi_IN" w:bidi="hi_IN"/>
+        </w:rPr>
         <w:t>"इसलिए"</w:t>
       </w:r>
       <w:r>
@@ -8969,6 +10184,21 @@
         <w:rPr>
           <w:lang w:val="hi_IN" w:bidi="hi_IN"/>
         </w:rPr>
+      </w:r>
+    </w:p>
+    <w:p>
+      <w:pPr/>
+      <w:r>
+        <w:rPr>
+          <w:lang w:val="hi_IN" w:bidi="hi_IN"/>
+        </w:rPr>
+      </w:r>
+      <w:r>
+        <w:rPr>
+          <w:b/>
+          <w:lang w:val="hi_IN" w:bidi="hi_IN"/>
+        </w:rPr>
+        <w:t>μενῶ</w:t>
       </w:r>
     </w:p>
     <w:p>
@@ -9090,6 +10320,21 @@
           <w:b/>
           <w:lang w:val="hi_IN" w:bidi="hi_IN"/>
         </w:rPr>
+        <w:t>μενῶ καὶ παραμενῶ</w:t>
+      </w:r>
+    </w:p>
+    <w:p>
+      <w:pPr/>
+      <w:r>
+        <w:rPr>
+          <w:lang w:val="hi_IN" w:bidi="hi_IN"/>
+        </w:rPr>
+      </w:r>
+      <w:r>
+        <w:rPr>
+          <w:b/>
+          <w:lang w:val="hi_IN" w:bidi="hi_IN"/>
+        </w:rPr>
         <w:t>"मैं जीवित रहूँगा, वरन्"</w:t>
       </w:r>
       <w:r>
@@ -9313,6 +10558,21 @@
           <w:b/>
           <w:lang w:val="hi_IN" w:bidi="hi_IN"/>
         </w:rPr>
+        <w:t>εἰς τὴν ὑμῶν προκοπὴν καὶ χαρὰν</w:t>
+      </w:r>
+    </w:p>
+    <w:p>
+      <w:pPr/>
+      <w:r>
+        <w:rPr>
+          <w:lang w:val="hi_IN" w:bidi="hi_IN"/>
+        </w:rPr>
+      </w:r>
+      <w:r>
+        <w:rPr>
+          <w:b/>
+          <w:lang w:val="hi_IN" w:bidi="hi_IN"/>
+        </w:rPr>
         <w:t>"के"</w:t>
       </w:r>
       <w:r>
@@ -9434,6 +10694,21 @@
         <w:rPr>
           <w:lang w:val="hi_IN" w:bidi="hi_IN"/>
         </w:rPr>
+      </w:r>
+    </w:p>
+    <w:p>
+      <w:pPr/>
+      <w:r>
+        <w:rPr>
+          <w:lang w:val="hi_IN" w:bidi="hi_IN"/>
+        </w:rPr>
+      </w:r>
+      <w:r>
+        <w:rPr>
+          <w:b/>
+          <w:lang w:val="hi_IN" w:bidi="hi_IN"/>
+        </w:rPr>
+        <w:t>εἰς τὴν ὑμῶν προκοπὴν καὶ χαρὰν</w:t>
       </w:r>
     </w:p>
     <w:p>
@@ -9703,6 +10978,21 @@
           <w:b/>
           <w:lang w:val="hi_IN" w:bidi="hi_IN"/>
         </w:rPr>
+        <w:t>τῆς πίστεως</w:t>
+      </w:r>
+    </w:p>
+    <w:p>
+      <w:pPr/>
+      <w:r>
+        <w:rPr>
+          <w:lang w:val="hi_IN" w:bidi="hi_IN"/>
+        </w:rPr>
+      </w:r>
+      <w:r>
+        <w:rPr>
+          <w:b/>
+          <w:lang w:val="hi_IN" w:bidi="hi_IN"/>
+        </w:rPr>
         <w:t>"विश्वास"</w:t>
       </w:r>
       <w:r>
@@ -9798,6 +11088,21 @@
         <w:rPr>
           <w:lang w:val="hi_IN" w:bidi="hi_IN"/>
         </w:rPr>
+      </w:r>
+    </w:p>
+    <w:p>
+      <w:pPr/>
+      <w:r>
+        <w:rPr>
+          <w:lang w:val="hi_IN" w:bidi="hi_IN"/>
+        </w:rPr>
+      </w:r>
+      <w:r>
+        <w:rPr>
+          <w:b/>
+          <w:lang w:val="hi_IN" w:bidi="hi_IN"/>
+        </w:rPr>
+        <w:t>ἵνα</w:t>
       </w:r>
     </w:p>
     <w:p>
@@ -9926,6 +11231,21 @@
           <w:b/>
           <w:lang w:val="hi_IN" w:bidi="hi_IN"/>
         </w:rPr>
+        <w:t>καύχημα &amp; ἐν</w:t>
+      </w:r>
+    </w:p>
+    <w:p>
+      <w:pPr/>
+      <w:r>
+        <w:rPr>
+          <w:lang w:val="hi_IN" w:bidi="hi_IN"/>
+        </w:rPr>
+      </w:r>
+      <w:r>
+        <w:rPr>
+          <w:b/>
+          <w:lang w:val="hi_IN" w:bidi="hi_IN"/>
+        </w:rPr>
         <w:t>"घमण्ड"</w:t>
       </w:r>
       <w:r>
@@ -10021,6 +11341,21 @@
         <w:rPr>
           <w:lang w:val="hi_IN" w:bidi="hi_IN"/>
         </w:rPr>
+      </w:r>
+    </w:p>
+    <w:p>
+      <w:pPr/>
+      <w:r>
+        <w:rPr>
+          <w:lang w:val="hi_IN" w:bidi="hi_IN"/>
+        </w:rPr>
+      </w:r>
+      <w:r>
+        <w:rPr>
+          <w:b/>
+          <w:lang w:val="hi_IN" w:bidi="hi_IN"/>
+        </w:rPr>
+        <w:t>παρουσίας</w:t>
       </w:r>
     </w:p>
     <w:p>
@@ -10149,6 +11484,21 @@
           <w:b/>
           <w:lang w:val="hi_IN" w:bidi="hi_IN"/>
         </w:rPr>
+        <w:t>διὰ τῆς ἐμῆς παρουσίας</w:t>
+      </w:r>
+    </w:p>
+    <w:p>
+      <w:pPr/>
+      <w:r>
+        <w:rPr>
+          <w:lang w:val="hi_IN" w:bidi="hi_IN"/>
+        </w:rPr>
+      </w:r>
+      <w:r>
+        <w:rPr>
+          <w:b/>
+          <w:lang w:val="hi_IN" w:bidi="hi_IN"/>
+        </w:rPr>
         <w:t>"मेरे"</w:t>
       </w:r>
       <w:r>
@@ -10270,6 +11620,21 @@
         <w:rPr>
           <w:lang w:val="hi_IN" w:bidi="hi_IN"/>
         </w:rPr>
+      </w:r>
+    </w:p>
+    <w:p>
+      <w:pPr/>
+      <w:r>
+        <w:rPr>
+          <w:lang w:val="hi_IN" w:bidi="hi_IN"/>
+        </w:rPr>
+      </w:r>
+      <w:r>
+        <w:rPr>
+          <w:b/>
+          <w:lang w:val="hi_IN" w:bidi="hi_IN"/>
+        </w:rPr>
+        <w:t>ἐλθὼν</w:t>
       </w:r>
     </w:p>
     <w:p>
@@ -10411,6 +11776,21 @@
           <w:b/>
           <w:lang w:val="hi_IN" w:bidi="hi_IN"/>
         </w:rPr>
+        <w:t>ἀξίως τοῦ εὐαγγελίου τοῦ Χριστοῦ πολιτεύεσθε</w:t>
+      </w:r>
+    </w:p>
+    <w:p>
+      <w:pPr/>
+      <w:r>
+        <w:rPr>
+          <w:lang w:val="hi_IN" w:bidi="hi_IN"/>
+        </w:rPr>
+      </w:r>
+      <w:r>
+        <w:rPr>
+          <w:b/>
+          <w:lang w:val="hi_IN" w:bidi="hi_IN"/>
+        </w:rPr>
         <w:t>"मसीह के सुसमाचार के योग्य"</w:t>
       </w:r>
     </w:p>
@@ -10494,6 +11874,21 @@
           <w:b/>
           <w:lang w:val="hi_IN" w:bidi="hi_IN"/>
         </w:rPr>
+        <w:t>στήκετε</w:t>
+      </w:r>
+    </w:p>
+    <w:p>
+      <w:pPr/>
+      <w:r>
+        <w:rPr>
+          <w:lang w:val="hi_IN" w:bidi="hi_IN"/>
+        </w:rPr>
+      </w:r>
+      <w:r>
+        <w:rPr>
+          <w:b/>
+          <w:lang w:val="hi_IN" w:bidi="hi_IN"/>
+        </w:rPr>
         <w:t>"हो"</w:t>
       </w:r>
     </w:p>
@@ -10590,6 +11985,21 @@
           <w:b/>
           <w:lang w:val="hi_IN" w:bidi="hi_IN"/>
         </w:rPr>
+        <w:t>ἐν ἑνὶ πνεύματι, μιᾷ ψυχῇ</w:t>
+      </w:r>
+    </w:p>
+    <w:p>
+      <w:pPr/>
+      <w:r>
+        <w:rPr>
+          <w:lang w:val="hi_IN" w:bidi="hi_IN"/>
+        </w:rPr>
+      </w:r>
+      <w:r>
+        <w:rPr>
+          <w:b/>
+          <w:lang w:val="hi_IN" w:bidi="hi_IN"/>
+        </w:rPr>
         <w:t>"करो कि"</w:t>
       </w:r>
       <w:r>
@@ -10725,6 +12135,21 @@
           <w:b/>
           <w:lang w:val="hi_IN" w:bidi="hi_IN"/>
         </w:rPr>
+        <w:t>ἐν ἑνὶ πνεύματι, μιᾷ ψυχῇ</w:t>
+      </w:r>
+    </w:p>
+    <w:p>
+      <w:pPr/>
+      <w:r>
+        <w:rPr>
+          <w:lang w:val="hi_IN" w:bidi="hi_IN"/>
+        </w:rPr>
+      </w:r>
+      <w:r>
+        <w:rPr>
+          <w:b/>
+          <w:lang w:val="hi_IN" w:bidi="hi_IN"/>
+        </w:rPr>
         <w:t>"करो कि"</w:t>
       </w:r>
       <w:r>
@@ -10860,6 +12285,21 @@
           <w:b/>
           <w:lang w:val="hi_IN" w:bidi="hi_IN"/>
         </w:rPr>
+        <w:t>συναθλοῦντες</w:t>
+      </w:r>
+    </w:p>
+    <w:p>
+      <w:pPr/>
+      <w:r>
+        <w:rPr>
+          <w:lang w:val="hi_IN" w:bidi="hi_IN"/>
+        </w:rPr>
+      </w:r>
+      <w:r>
+        <w:rPr>
+          <w:b/>
+          <w:lang w:val="hi_IN" w:bidi="hi_IN"/>
+        </w:rPr>
         <w:t>""</w:t>
       </w:r>
     </w:p>
@@ -10923,6 +12363,21 @@
           <w:b/>
           <w:lang w:val="hi_IN" w:bidi="hi_IN"/>
         </w:rPr>
+        <w:t>τῇ πίστει τοῦ εὐαγγελίου</w:t>
+      </w:r>
+    </w:p>
+    <w:p>
+      <w:pPr/>
+      <w:r>
+        <w:rPr>
+          <w:lang w:val="hi_IN" w:bidi="hi_IN"/>
+        </w:rPr>
+      </w:r>
+      <w:r>
+        <w:rPr>
+          <w:b/>
+          <w:lang w:val="hi_IN" w:bidi="hi_IN"/>
+        </w:rPr>
         <w:t>""</w:t>
       </w:r>
     </w:p>
@@ -11012,6 +12467,21 @@
           <w:b/>
           <w:lang w:val="hi_IN" w:bidi="hi_IN"/>
         </w:rPr>
+        <w:t>τῶν ἀντικειμένων</w:t>
+      </w:r>
+    </w:p>
+    <w:p>
+      <w:pPr/>
+      <w:r>
+        <w:rPr>
+          <w:lang w:val="hi_IN" w:bidi="hi_IN"/>
+        </w:rPr>
+      </w:r>
+      <w:r>
+        <w:rPr>
+          <w:b/>
+          <w:lang w:val="hi_IN" w:bidi="hi_IN"/>
+        </w:rPr>
         <w:t>"विरोधियों"</w:t>
       </w:r>
     </w:p>
@@ -11108,6 +12578,21 @@
           <w:b/>
           <w:lang w:val="hi_IN" w:bidi="hi_IN"/>
         </w:rPr>
+        <w:t>ἥτις ἐστὶν αὐτοῖς ἔνδειξις</w:t>
+      </w:r>
+    </w:p>
+    <w:p>
+      <w:pPr/>
+      <w:r>
+        <w:rPr>
+          <w:lang w:val="hi_IN" w:bidi="hi_IN"/>
+        </w:rPr>
+      </w:r>
+      <w:r>
+        <w:rPr>
+          <w:b/>
+          <w:lang w:val="hi_IN" w:bidi="hi_IN"/>
+        </w:rPr>
         <w:t>""</w:t>
       </w:r>
     </w:p>
@@ -11197,6 +12682,21 @@
           <w:b/>
           <w:lang w:val="hi_IN" w:bidi="hi_IN"/>
         </w:rPr>
+        <w:t>ἀπωλείας</w:t>
+      </w:r>
+    </w:p>
+    <w:p>
+      <w:pPr/>
+      <w:r>
+        <w:rPr>
+          <w:lang w:val="hi_IN" w:bidi="hi_IN"/>
+        </w:rPr>
+      </w:r>
+      <w:r>
+        <w:rPr>
+          <w:b/>
+          <w:lang w:val="hi_IN" w:bidi="hi_IN"/>
+        </w:rPr>
         <w:t>"विनाश का"</w:t>
       </w:r>
     </w:p>
@@ -11293,6 +12793,21 @@
           <w:b/>
           <w:lang w:val="hi_IN" w:bidi="hi_IN"/>
         </w:rPr>
+        <w:t>ὑμῶν δὲ σωτηρίας</w:t>
+      </w:r>
+    </w:p>
+    <w:p>
+      <w:pPr/>
+      <w:r>
+        <w:rPr>
+          <w:lang w:val="hi_IN" w:bidi="hi_IN"/>
+        </w:rPr>
+      </w:r>
+      <w:r>
+        <w:rPr>
+          <w:b/>
+          <w:lang w:val="hi_IN" w:bidi="hi_IN"/>
+        </w:rPr>
         <w:t>"उद्धार का"</w:t>
       </w:r>
     </w:p>
@@ -11389,6 +12904,21 @@
           <w:b/>
           <w:lang w:val="hi_IN" w:bidi="hi_IN"/>
         </w:rPr>
+        <w:t>τοῦτο ἀπὸ Θεοῦ</w:t>
+      </w:r>
+    </w:p>
+    <w:p>
+      <w:pPr/>
+      <w:r>
+        <w:rPr>
+          <w:lang w:val="hi_IN" w:bidi="hi_IN"/>
+        </w:rPr>
+      </w:r>
+      <w:r>
+        <w:rPr>
+          <w:b/>
+          <w:lang w:val="hi_IN" w:bidi="hi_IN"/>
+        </w:rPr>
         <w:t>""</w:t>
       </w:r>
     </w:p>
@@ -11478,6 +13008,21 @@
           <w:b/>
           <w:lang w:val="hi_IN" w:bidi="hi_IN"/>
         </w:rPr>
+        <w:t>ὑμῖν ἐχαρίσθη τὸ</w:t>
+      </w:r>
+    </w:p>
+    <w:p>
+      <w:pPr/>
+      <w:r>
+        <w:rPr>
+          <w:lang w:val="hi_IN" w:bidi="hi_IN"/>
+        </w:rPr>
+      </w:r>
+      <w:r>
+        <w:rPr>
+          <w:b/>
+          <w:lang w:val="hi_IN" w:bidi="hi_IN"/>
+        </w:rPr>
         <w:t>"तुम अनुग्रह हुआ"</w:t>
       </w:r>
     </w:p>
@@ -11561,6 +13106,21 @@
           <w:b/>
           <w:lang w:val="hi_IN" w:bidi="hi_IN"/>
         </w:rPr>
+        <w:t>τὸν αὐτὸν ἀγῶνα ἔχοντες</w:t>
+      </w:r>
+    </w:p>
+    <w:p>
+      <w:pPr/>
+      <w:r>
+        <w:rPr>
+          <w:lang w:val="hi_IN" w:bidi="hi_IN"/>
+        </w:rPr>
+      </w:r>
+      <w:r>
+        <w:rPr>
+          <w:b/>
+          <w:lang w:val="hi_IN" w:bidi="hi_IN"/>
+        </w:rPr>
         <w:t>""</w:t>
       </w:r>
     </w:p>
@@ -11637,6 +13197,21 @@
           <w:b/>
           <w:lang w:val="hi_IN" w:bidi="hi_IN"/>
         </w:rPr>
+        <w:t>τὸν αὐτὸν ἀγῶνα ἔχοντες, οἷον εἴδετε ἐν ἐμοὶ</w:t>
+      </w:r>
+    </w:p>
+    <w:p>
+      <w:pPr/>
+      <w:r>
+        <w:rPr>
+          <w:lang w:val="hi_IN" w:bidi="hi_IN"/>
+        </w:rPr>
+      </w:r>
+      <w:r>
+        <w:rPr>
+          <w:b/>
+          <w:lang w:val="hi_IN" w:bidi="hi_IN"/>
+        </w:rPr>
         <w:t>"तुम्हें वैसा ही परिश्रम करना है, जैसा तुम ने मुझे देखा है,"</w:t>
       </w:r>
       <w:r>
@@ -11746,6 +13321,21 @@
           <w:b/>
           <w:lang w:val="hi_IN" w:bidi="hi_IN"/>
         </w:rPr>
+        <w:t>εἴδετε ἐν ἐμοὶ, καὶ νῦν ἀκούετε ἐν ἐμοί</w:t>
+      </w:r>
+    </w:p>
+    <w:p>
+      <w:pPr/>
+      <w:r>
+        <w:rPr>
+          <w:lang w:val="hi_IN" w:bidi="hi_IN"/>
+        </w:rPr>
+      </w:r>
+      <w:r>
+        <w:rPr>
+          <w:b/>
+          <w:lang w:val="hi_IN" w:bidi="hi_IN"/>
+        </w:rPr>
         <w:t>"और तुम्हें"</w:t>
       </w:r>
       <w:r>
@@ -11855,6 +13445,21 @@
           <w:b/>
           <w:lang w:val="hi_IN" w:bidi="hi_IN"/>
         </w:rPr>
+        <w:t>οὖν</w:t>
+      </w:r>
+    </w:p>
+    <w:p>
+      <w:pPr/>
+      <w:r>
+        <w:rPr>
+          <w:lang w:val="hi_IN" w:bidi="hi_IN"/>
+        </w:rPr>
+      </w:r>
+      <w:r>
+        <w:rPr>
+          <w:b/>
+          <w:lang w:val="hi_IN" w:bidi="hi_IN"/>
+        </w:rPr>
         <w:t>"अतः"</w:t>
       </w:r>
     </w:p>
@@ -11951,6 +13556,21 @@
           <w:b/>
           <w:lang w:val="hi_IN" w:bidi="hi_IN"/>
         </w:rPr>
+        <w:t>εἴ τις &amp; παράκλησις ἐν Χριστῷ, εἴ τι παραμύθιον ἀγάπης, εἴ τις κοινωνία Πνεύματος, εἴ τις σπλάγχνα καὶ οἰκτιρμοί</w:t>
+      </w:r>
+    </w:p>
+    <w:p>
+      <w:pPr/>
+      <w:r>
+        <w:rPr>
+          <w:lang w:val="hi_IN" w:bidi="hi_IN"/>
+        </w:rPr>
+      </w:r>
+      <w:r>
+        <w:rPr>
+          <w:b/>
+          <w:lang w:val="hi_IN" w:bidi="hi_IN"/>
+        </w:rPr>
         <w:t>""</w:t>
       </w:r>
     </w:p>
@@ -12040,6 +13660,21 @@
           <w:b/>
           <w:lang w:val="hi_IN" w:bidi="hi_IN"/>
         </w:rPr>
+        <w:t>εἴ τι παραμύθιον ἀγάπης, εἴ τις κοινωνία Πνεύματος, εἴ τις σπλάγχνα καὶ οἰκτιρμοί</w:t>
+      </w:r>
+    </w:p>
+    <w:p>
+      <w:pPr/>
+      <w:r>
+        <w:rPr>
+          <w:lang w:val="hi_IN" w:bidi="hi_IN"/>
+        </w:rPr>
+      </w:r>
+      <w:r>
+        <w:rPr>
+          <w:b/>
+          <w:lang w:val="hi_IN" w:bidi="hi_IN"/>
+        </w:rPr>
         <w:t>"और प्रेम से ढाढ़स और आत्मा की सहभागिता, और कुछ करुणा और दया"</w:t>
       </w:r>
     </w:p>
@@ -12136,6 +13771,21 @@
           <w:b/>
           <w:lang w:val="hi_IN" w:bidi="hi_IN"/>
         </w:rPr>
+        <w:t>εἴ τις &amp; παράκλησις ἐν Χριστῷ</w:t>
+      </w:r>
+    </w:p>
+    <w:p>
+      <w:pPr/>
+      <w:r>
+        <w:rPr>
+          <w:lang w:val="hi_IN" w:bidi="hi_IN"/>
+        </w:rPr>
+      </w:r>
+      <w:r>
+        <w:rPr>
+          <w:b/>
+          <w:lang w:val="hi_IN" w:bidi="hi_IN"/>
+        </w:rPr>
         <w:t>""</w:t>
       </w:r>
     </w:p>
@@ -12212,6 +13862,21 @@
           <w:b/>
           <w:lang w:val="hi_IN" w:bidi="hi_IN"/>
         </w:rPr>
+        <w:t>εἴ τις &amp; παράκλησις ἐν Χριστῷ</w:t>
+      </w:r>
+    </w:p>
+    <w:p>
+      <w:pPr/>
+      <w:r>
+        <w:rPr>
+          <w:lang w:val="hi_IN" w:bidi="hi_IN"/>
+        </w:rPr>
+      </w:r>
+      <w:r>
+        <w:rPr>
+          <w:b/>
+          <w:lang w:val="hi_IN" w:bidi="hi_IN"/>
+        </w:rPr>
         <w:t>"यदि मसीह में कुछ प्रोत्साहन"</w:t>
       </w:r>
     </w:p>
@@ -12288,6 +13953,21 @@
           <w:b/>
           <w:lang w:val="hi_IN" w:bidi="hi_IN"/>
         </w:rPr>
+        <w:t>εἴ τις &amp; παράκλησις ἐν Χριστῷ</w:t>
+      </w:r>
+    </w:p>
+    <w:p>
+      <w:pPr/>
+      <w:r>
+        <w:rPr>
+          <w:lang w:val="hi_IN" w:bidi="hi_IN"/>
+        </w:rPr>
+      </w:r>
+      <w:r>
+        <w:rPr>
+          <w:b/>
+          <w:lang w:val="hi_IN" w:bidi="hi_IN"/>
+        </w:rPr>
         <w:t>"यदि मसीह में कुछ प्रोत्साहन"</w:t>
       </w:r>
     </w:p>
@@ -12384,6 +14064,21 @@
           <w:b/>
           <w:lang w:val="hi_IN" w:bidi="hi_IN"/>
         </w:rPr>
+        <w:t>εἴ τι παραμύθιον ἀγάπης</w:t>
+      </w:r>
+    </w:p>
+    <w:p>
+      <w:pPr/>
+      <w:r>
+        <w:rPr>
+          <w:lang w:val="hi_IN" w:bidi="hi_IN"/>
+        </w:rPr>
+      </w:r>
+      <w:r>
+        <w:rPr>
+          <w:b/>
+          <w:lang w:val="hi_IN" w:bidi="hi_IN"/>
+        </w:rPr>
         <w:t>""</w:t>
       </w:r>
     </w:p>
@@ -12460,6 +14155,21 @@
           <w:b/>
           <w:lang w:val="hi_IN" w:bidi="hi_IN"/>
         </w:rPr>
+        <w:t>εἴ τι παραμύθιον ἀγάπης</w:t>
+      </w:r>
+    </w:p>
+    <w:p>
+      <w:pPr/>
+      <w:r>
+        <w:rPr>
+          <w:lang w:val="hi_IN" w:bidi="hi_IN"/>
+        </w:rPr>
+      </w:r>
+      <w:r>
+        <w:rPr>
+          <w:b/>
+          <w:lang w:val="hi_IN" w:bidi="hi_IN"/>
+        </w:rPr>
         <w:t>"प्रेम से ढाढ़स"</w:t>
       </w:r>
     </w:p>
@@ -12569,6 +14279,21 @@
           <w:b/>
           <w:lang w:val="hi_IN" w:bidi="hi_IN"/>
         </w:rPr>
+        <w:t>εἴ τι παραμύθιον ἀγάπης</w:t>
+      </w:r>
+    </w:p>
+    <w:p>
+      <w:pPr/>
+      <w:r>
+        <w:rPr>
+          <w:lang w:val="hi_IN" w:bidi="hi_IN"/>
+        </w:rPr>
+      </w:r>
+      <w:r>
+        <w:rPr>
+          <w:b/>
+          <w:lang w:val="hi_IN" w:bidi="hi_IN"/>
+        </w:rPr>
         <w:t>"प्रेम से ढाढ़स"</w:t>
       </w:r>
     </w:p>
@@ -12665,6 +14390,21 @@
           <w:b/>
           <w:lang w:val="hi_IN" w:bidi="hi_IN"/>
         </w:rPr>
+        <w:t>εἴ τις κοινωνία Πνεύματος</w:t>
+      </w:r>
+    </w:p>
+    <w:p>
+      <w:pPr/>
+      <w:r>
+        <w:rPr>
+          <w:lang w:val="hi_IN" w:bidi="hi_IN"/>
+        </w:rPr>
+      </w:r>
+      <w:r>
+        <w:rPr>
+          <w:b/>
+          <w:lang w:val="hi_IN" w:bidi="hi_IN"/>
+        </w:rPr>
         <w:t>""</w:t>
       </w:r>
     </w:p>
@@ -12741,6 +14481,21 @@
           <w:b/>
           <w:lang w:val="hi_IN" w:bidi="hi_IN"/>
         </w:rPr>
+        <w:t>εἴ τις κοινωνία Πνεύματος</w:t>
+      </w:r>
+    </w:p>
+    <w:p>
+      <w:pPr/>
+      <w:r>
+        <w:rPr>
+          <w:lang w:val="hi_IN" w:bidi="hi_IN"/>
+        </w:rPr>
+      </w:r>
+      <w:r>
+        <w:rPr>
+          <w:b/>
+          <w:lang w:val="hi_IN" w:bidi="hi_IN"/>
+        </w:rPr>
         <w:t>"आत्मा की सहभागिता"</w:t>
       </w:r>
     </w:p>
@@ -12837,6 +14592,21 @@
           <w:b/>
           <w:lang w:val="hi_IN" w:bidi="hi_IN"/>
         </w:rPr>
+        <w:t>εἴ τις σπλάγχνα καὶ οἰκτιρμοί</w:t>
+      </w:r>
+    </w:p>
+    <w:p>
+      <w:pPr/>
+      <w:r>
+        <w:rPr>
+          <w:lang w:val="hi_IN" w:bidi="hi_IN"/>
+        </w:rPr>
+      </w:r>
+      <w:r>
+        <w:rPr>
+          <w:b/>
+          <w:lang w:val="hi_IN" w:bidi="hi_IN"/>
+        </w:rPr>
         <w:t>""</w:t>
       </w:r>
     </w:p>
@@ -12926,6 +14696,21 @@
           <w:b/>
           <w:lang w:val="hi_IN" w:bidi="hi_IN"/>
         </w:rPr>
+        <w:t>εἴ τις σπλάγχνα καὶ οἰκτιρμοί</w:t>
+      </w:r>
+    </w:p>
+    <w:p>
+      <w:pPr/>
+      <w:r>
+        <w:rPr>
+          <w:lang w:val="hi_IN" w:bidi="hi_IN"/>
+        </w:rPr>
+      </w:r>
+      <w:r>
+        <w:rPr>
+          <w:b/>
+          <w:lang w:val="hi_IN" w:bidi="hi_IN"/>
+        </w:rPr>
         <w:t>"और"</w:t>
       </w:r>
       <w:r>
@@ -13048,6 +14833,21 @@
           <w:b/>
           <w:lang w:val="hi_IN" w:bidi="hi_IN"/>
         </w:rPr>
+        <w:t>πληρώσατέ μου τὴν χαρὰν</w:t>
+      </w:r>
+    </w:p>
+    <w:p>
+      <w:pPr/>
+      <w:r>
+        <w:rPr>
+          <w:lang w:val="hi_IN" w:bidi="hi_IN"/>
+        </w:rPr>
+      </w:r>
+      <w:r>
+        <w:rPr>
+          <w:b/>
+          <w:lang w:val="hi_IN" w:bidi="hi_IN"/>
+        </w:rPr>
         <w:t>"मेरा आनन्द पूरा करो"</w:t>
       </w:r>
     </w:p>
@@ -13157,6 +14957,21 @@
           <w:b/>
           <w:lang w:val="hi_IN" w:bidi="hi_IN"/>
         </w:rPr>
+        <w:t>τὸ αὐτὸ φρονῆτε</w:t>
+      </w:r>
+    </w:p>
+    <w:p>
+      <w:pPr/>
+      <w:r>
+        <w:rPr>
+          <w:lang w:val="hi_IN" w:bidi="hi_IN"/>
+        </w:rPr>
+      </w:r>
+      <w:r>
+        <w:rPr>
+          <w:b/>
+          <w:lang w:val="hi_IN" w:bidi="hi_IN"/>
+        </w:rPr>
         <w:t>""</w:t>
       </w:r>
     </w:p>
@@ -13240,6 +15055,21 @@
           <w:b/>
           <w:lang w:val="hi_IN" w:bidi="hi_IN"/>
         </w:rPr>
+        <w:t>τὴν αὐτὴν ἀγάπην ἔχοντες</w:t>
+      </w:r>
+    </w:p>
+    <w:p>
+      <w:pPr/>
+      <w:r>
+        <w:rPr>
+          <w:lang w:val="hi_IN" w:bidi="hi_IN"/>
+        </w:rPr>
+      </w:r>
+      <w:r>
+        <w:rPr>
+          <w:b/>
+          <w:lang w:val="hi_IN" w:bidi="hi_IN"/>
+        </w:rPr>
         <w:t>"एक प्रेम, एक"</w:t>
       </w:r>
       <w:r>
@@ -13362,6 +15192,21 @@
           <w:b/>
           <w:lang w:val="hi_IN" w:bidi="hi_IN"/>
         </w:rPr>
+        <w:t>σύνψυχοι</w:t>
+      </w:r>
+    </w:p>
+    <w:p>
+      <w:pPr/>
+      <w:r>
+        <w:rPr>
+          <w:lang w:val="hi_IN" w:bidi="hi_IN"/>
+        </w:rPr>
+      </w:r>
+      <w:r>
+        <w:rPr>
+          <w:b/>
+          <w:lang w:val="hi_IN" w:bidi="hi_IN"/>
+        </w:rPr>
         <w:t>"चित्त"</w:t>
       </w:r>
     </w:p>
@@ -13458,6 +15303,21 @@
           <w:b/>
           <w:lang w:val="hi_IN" w:bidi="hi_IN"/>
         </w:rPr>
+        <w:t>τὸ ἓν φρονοῦντες</w:t>
+      </w:r>
+    </w:p>
+    <w:p>
+      <w:pPr/>
+      <w:r>
+        <w:rPr>
+          <w:lang w:val="hi_IN" w:bidi="hi_IN"/>
+        </w:rPr>
+      </w:r>
+      <w:r>
+        <w:rPr>
+          <w:b/>
+          <w:lang w:val="hi_IN" w:bidi="hi_IN"/>
+        </w:rPr>
         <w:t>"एक ही मनसा"</w:t>
       </w:r>
     </w:p>
@@ -13521,6 +15381,21 @@
           <w:b/>
           <w:lang w:val="hi_IN" w:bidi="hi_IN"/>
         </w:rPr>
+        <w:t>μηδὲν κατ’ ἐριθείαν</w:t>
+      </w:r>
+    </w:p>
+    <w:p>
+      <w:pPr/>
+      <w:r>
+        <w:rPr>
+          <w:lang w:val="hi_IN" w:bidi="hi_IN"/>
+        </w:rPr>
+      </w:r>
+      <w:r>
+        <w:rPr>
+          <w:b/>
+          <w:lang w:val="hi_IN" w:bidi="hi_IN"/>
+        </w:rPr>
         <w:t>"स्वार्थ"</w:t>
       </w:r>
       <w:r>
@@ -13597,6 +15472,21 @@
           <w:b/>
           <w:lang w:val="hi_IN" w:bidi="hi_IN"/>
         </w:rPr>
+        <w:t>μηδὲ κατὰ κενοδοξίαν</w:t>
+      </w:r>
+    </w:p>
+    <w:p>
+      <w:pPr/>
+      <w:r>
+        <w:rPr>
+          <w:lang w:val="hi_IN" w:bidi="hi_IN"/>
+        </w:rPr>
+      </w:r>
+      <w:r>
+        <w:rPr>
+          <w:b/>
+          <w:lang w:val="hi_IN" w:bidi="hi_IN"/>
+        </w:rPr>
         <w:t>""</w:t>
       </w:r>
     </w:p>
@@ -13660,6 +15550,21 @@
           <w:b/>
           <w:lang w:val="hi_IN" w:bidi="hi_IN"/>
         </w:rPr>
+        <w:t>μηδὲ κατὰ κενοδοξίαν</w:t>
+      </w:r>
+    </w:p>
+    <w:p>
+      <w:pPr/>
+      <w:r>
+        <w:rPr>
+          <w:lang w:val="hi_IN" w:bidi="hi_IN"/>
+        </w:rPr>
+      </w:r>
+      <w:r>
+        <w:rPr>
+          <w:b/>
+          <w:lang w:val="hi_IN" w:bidi="hi_IN"/>
+        </w:rPr>
         <w:t>"या मिथ्यागर्व"</w:t>
       </w:r>
       <w:r>
@@ -13769,6 +15674,21 @@
           <w:b/>
           <w:lang w:val="hi_IN" w:bidi="hi_IN"/>
         </w:rPr>
+        <w:t>ἀλλὰ τῇ ταπεινοφροσύνῃ ἀλλήλους ἡγούμενοι ὑπερέχοντας ἑαυτῶν</w:t>
+      </w:r>
+    </w:p>
+    <w:p>
+      <w:pPr/>
+      <w:r>
+        <w:rPr>
+          <w:lang w:val="hi_IN" w:bidi="hi_IN"/>
+        </w:rPr>
+      </w:r>
+      <w:r>
+        <w:rPr>
+          <w:b/>
+          <w:lang w:val="hi_IN" w:bidi="hi_IN"/>
+        </w:rPr>
         <w:t>"के"</w:t>
       </w:r>
       <w:r>
@@ -13891,6 +15811,21 @@
           <w:b/>
           <w:lang w:val="hi_IN" w:bidi="hi_IN"/>
         </w:rPr>
+        <w:t>μὴ τὰ ἑαυτῶν ἕκαστος σκοποῦντες, ἀλλὰ καὶ τὰ ἑτέρων ἕκαστοι</w:t>
+      </w:r>
+    </w:p>
+    <w:p>
+      <w:pPr/>
+      <w:r>
+        <w:rPr>
+          <w:lang w:val="hi_IN" w:bidi="hi_IN"/>
+        </w:rPr>
+      </w:r>
+      <w:r>
+        <w:rPr>
+          <w:b/>
+          <w:lang w:val="hi_IN" w:bidi="hi_IN"/>
+        </w:rPr>
         <w:t>""</w:t>
       </w:r>
     </w:p>
@@ -13954,6 +15889,21 @@
           <w:b/>
           <w:lang w:val="hi_IN" w:bidi="hi_IN"/>
         </w:rPr>
+        <w:t>ἕκαστος</w:t>
+      </w:r>
+    </w:p>
+    <w:p>
+      <w:pPr/>
+      <w:r>
+        <w:rPr>
+          <w:lang w:val="hi_IN" w:bidi="hi_IN"/>
+        </w:rPr>
+      </w:r>
+      <w:r>
+        <w:rPr>
+          <w:b/>
+          <w:lang w:val="hi_IN" w:bidi="hi_IN"/>
+        </w:rPr>
         <w:t>"हर एक"</w:t>
       </w:r>
     </w:p>
@@ -14050,6 +16000,21 @@
           <w:b/>
           <w:lang w:val="hi_IN" w:bidi="hi_IN"/>
         </w:rPr>
+        <w:t>μὴ &amp; σκοποῦντες</w:t>
+      </w:r>
+    </w:p>
+    <w:p>
+      <w:pPr/>
+      <w:r>
+        <w:rPr>
+          <w:lang w:val="hi_IN" w:bidi="hi_IN"/>
+        </w:rPr>
+      </w:r>
+      <w:r>
+        <w:rPr>
+          <w:b/>
+          <w:lang w:val="hi_IN" w:bidi="hi_IN"/>
+        </w:rPr>
         <w:t>"नहीं,"</w:t>
       </w:r>
       <w:r>
@@ -14126,6 +16091,21 @@
           <w:b/>
           <w:lang w:val="hi_IN" w:bidi="hi_IN"/>
         </w:rPr>
+        <w:t>ἑαυτῶν</w:t>
+      </w:r>
+    </w:p>
+    <w:p>
+      <w:pPr/>
+      <w:r>
+        <w:rPr>
+          <w:lang w:val="hi_IN" w:bidi="hi_IN"/>
+        </w:rPr>
+      </w:r>
+      <w:r>
+        <w:rPr>
+          <w:b/>
+          <w:lang w:val="hi_IN" w:bidi="hi_IN"/>
+        </w:rPr>
         <w:t>"अपनी ही"</w:t>
       </w:r>
     </w:p>
@@ -14222,6 +16202,21 @@
           <w:b/>
           <w:lang w:val="hi_IN" w:bidi="hi_IN"/>
         </w:rPr>
+        <w:t>ἑαυτῶν</w:t>
+      </w:r>
+    </w:p>
+    <w:p>
+      <w:pPr/>
+      <w:r>
+        <w:rPr>
+          <w:lang w:val="hi_IN" w:bidi="hi_IN"/>
+        </w:rPr>
+      </w:r>
+      <w:r>
+        <w:rPr>
+          <w:b/>
+          <w:lang w:val="hi_IN" w:bidi="hi_IN"/>
+        </w:rPr>
         <w:t>"अपनी ही"</w:t>
       </w:r>
     </w:p>
@@ -14331,6 +16326,21 @@
           <w:b/>
           <w:lang w:val="hi_IN" w:bidi="hi_IN"/>
         </w:rPr>
+        <w:t>τοῦτο φρονεῖτε ἐν ὑμῖν, ὃ καὶ ἐν Χριστῷ Ἰησοῦ</w:t>
+      </w:r>
+    </w:p>
+    <w:p>
+      <w:pPr/>
+      <w:r>
+        <w:rPr>
+          <w:lang w:val="hi_IN" w:bidi="hi_IN"/>
+        </w:rPr>
+      </w:r>
+      <w:r>
+        <w:rPr>
+          <w:b/>
+          <w:lang w:val="hi_IN" w:bidi="hi_IN"/>
+        </w:rPr>
         <w:t>"जैसा मसीह यीशु का स्वभाव था वैसा ही तुम्हारा भी स्वभाव हो"</w:t>
       </w:r>
     </w:p>
@@ -14394,6 +16404,21 @@
           <w:b/>
           <w:lang w:val="hi_IN" w:bidi="hi_IN"/>
         </w:rPr>
+        <w:t>τοῦτο φρονεῖτε ἐν ὑμῖν, ὃ καὶ ἐν Χριστῷ Ἰησοῦ</w:t>
+      </w:r>
+    </w:p>
+    <w:p>
+      <w:pPr/>
+      <w:r>
+        <w:rPr>
+          <w:lang w:val="hi_IN" w:bidi="hi_IN"/>
+        </w:rPr>
+      </w:r>
+      <w:r>
+        <w:rPr>
+          <w:b/>
+          <w:lang w:val="hi_IN" w:bidi="hi_IN"/>
+        </w:rPr>
         <w:t>""</w:t>
       </w:r>
     </w:p>
@@ -14483,6 +16508,21 @@
           <w:b/>
           <w:lang w:val="hi_IN" w:bidi="hi_IN"/>
         </w:rPr>
+        <w:t>τοῦτο φρονεῖτε</w:t>
+      </w:r>
+    </w:p>
+    <w:p>
+      <w:pPr/>
+      <w:r>
+        <w:rPr>
+          <w:lang w:val="hi_IN" w:bidi="hi_IN"/>
+        </w:rPr>
+      </w:r>
+      <w:r>
+        <w:rPr>
+          <w:b/>
+          <w:lang w:val="hi_IN" w:bidi="hi_IN"/>
+        </w:rPr>
         <w:t>"स्वभाव"</w:t>
       </w:r>
       <w:r>
@@ -14592,6 +16632,21 @@
           <w:b/>
           <w:lang w:val="hi_IN" w:bidi="hi_IN"/>
         </w:rPr>
+        <w:t>τοῦτο φρονεῖτε ἐν ὑμῖν, ὃ καὶ ἐν Χριστῷ Ἰησοῦ</w:t>
+      </w:r>
+    </w:p>
+    <w:p>
+      <w:pPr/>
+      <w:r>
+        <w:rPr>
+          <w:lang w:val="hi_IN" w:bidi="hi_IN"/>
+        </w:rPr>
+      </w:r>
+      <w:r>
+        <w:rPr>
+          <w:b/>
+          <w:lang w:val="hi_IN" w:bidi="hi_IN"/>
+        </w:rPr>
         <w:t>"जैसा मसीह यीशु का स्वभाव था वैसा ही तुम्हारा भी स्वभाव हो"</w:t>
       </w:r>
     </w:p>
@@ -14688,6 +16743,21 @@
           <w:b/>
           <w:lang w:val="hi_IN" w:bidi="hi_IN"/>
         </w:rPr>
+        <w:t>ἐν μορφῇ Θεοῦ ὑπάρχων</w:t>
+      </w:r>
+    </w:p>
+    <w:p>
+      <w:pPr/>
+      <w:r>
+        <w:rPr>
+          <w:lang w:val="hi_IN" w:bidi="hi_IN"/>
+        </w:rPr>
+      </w:r>
+      <w:r>
+        <w:rPr>
+          <w:b/>
+          <w:lang w:val="hi_IN" w:bidi="hi_IN"/>
+        </w:rPr>
         <w:t>"परमेश्वर के स्वरूप में"</w:t>
       </w:r>
       <w:r>
@@ -14777,6 +16847,21 @@
           <w:b/>
           <w:lang w:val="hi_IN" w:bidi="hi_IN"/>
         </w:rPr>
+        <w:t>οὐχ &amp; ἡγήσατο</w:t>
+      </w:r>
+    </w:p>
+    <w:p>
+      <w:pPr/>
+      <w:r>
+        <w:rPr>
+          <w:lang w:val="hi_IN" w:bidi="hi_IN"/>
+        </w:rPr>
+      </w:r>
+      <w:r>
+        <w:rPr>
+          <w:b/>
+          <w:lang w:val="hi_IN" w:bidi="hi_IN"/>
+        </w:rPr>
         <w:t>""होकर भी"</w:t>
       </w:r>
     </w:p>
@@ -14840,6 +16925,21 @@
           <w:b/>
           <w:lang w:val="hi_IN" w:bidi="hi_IN"/>
         </w:rPr>
+        <w:t>ἁρπαγμὸν</w:t>
+      </w:r>
+    </w:p>
+    <w:p>
+      <w:pPr/>
+      <w:r>
+        <w:rPr>
+          <w:lang w:val="hi_IN" w:bidi="hi_IN"/>
+        </w:rPr>
+      </w:r>
+      <w:r>
+        <w:rPr>
+          <w:b/>
+          <w:lang w:val="hi_IN" w:bidi="hi_IN"/>
+        </w:rPr>
         <w:t>""</w:t>
       </w:r>
     </w:p>
@@ -14909,6 +17009,21 @@
         <w:rPr>
           <w:lang w:val="hi_IN" w:bidi="hi_IN"/>
         </w:rPr>
+      </w:r>
+    </w:p>
+    <w:p>
+      <w:pPr/>
+      <w:r>
+        <w:rPr>
+          <w:lang w:val="hi_IN" w:bidi="hi_IN"/>
+        </w:rPr>
+      </w:r>
+      <w:r>
+        <w:rPr>
+          <w:b/>
+          <w:lang w:val="hi_IN" w:bidi="hi_IN"/>
+        </w:rPr>
+        <w:t>ἀλλὰ</w:t>
       </w:r>
     </w:p>
     <w:p>
@@ -15050,6 +17165,21 @@
           <w:b/>
           <w:lang w:val="hi_IN" w:bidi="hi_IN"/>
         </w:rPr>
+        <w:t>ἀλλὰ ἑαυτὸν ἐκένωσεν</w:t>
+      </w:r>
+    </w:p>
+    <w:p>
+      <w:pPr/>
+      <w:r>
+        <w:rPr>
+          <w:lang w:val="hi_IN" w:bidi="hi_IN"/>
+        </w:rPr>
+      </w:r>
+      <w:r>
+        <w:rPr>
+          <w:b/>
+          <w:lang w:val="hi_IN" w:bidi="hi_IN"/>
+        </w:rPr>
         <w:t>"वरन् अपने"</w:t>
       </w:r>
       <w:r>
@@ -15172,6 +17302,21 @@
           <w:b/>
           <w:lang w:val="hi_IN" w:bidi="hi_IN"/>
         </w:rPr>
+        <w:t>ἑαυτὸν ἐκένωσεν</w:t>
+      </w:r>
+    </w:p>
+    <w:p>
+      <w:pPr/>
+      <w:r>
+        <w:rPr>
+          <w:lang w:val="hi_IN" w:bidi="hi_IN"/>
+        </w:rPr>
+      </w:r>
+      <w:r>
+        <w:rPr>
+          <w:b/>
+          <w:lang w:val="hi_IN" w:bidi="hi_IN"/>
+        </w:rPr>
         <w:t>"अपने"</w:t>
       </w:r>
       <w:r>
@@ -15281,6 +17426,21 @@
           <w:b/>
           <w:lang w:val="hi_IN" w:bidi="hi_IN"/>
         </w:rPr>
+        <w:t>ἑαυτὸν ἐκένωσεν</w:t>
+      </w:r>
+    </w:p>
+    <w:p>
+      <w:pPr/>
+      <w:r>
+        <w:rPr>
+          <w:lang w:val="hi_IN" w:bidi="hi_IN"/>
+        </w:rPr>
+      </w:r>
+      <w:r>
+        <w:rPr>
+          <w:b/>
+          <w:lang w:val="hi_IN" w:bidi="hi_IN"/>
+        </w:rPr>
         <w:t>""</w:t>
       </w:r>
     </w:p>
@@ -15390,6 +17550,21 @@
           <w:b/>
           <w:lang w:val="hi_IN" w:bidi="hi_IN"/>
         </w:rPr>
+        <w:t>μορφὴν δούλου λαβών</w:t>
+      </w:r>
+    </w:p>
+    <w:p>
+      <w:pPr/>
+      <w:r>
+        <w:rPr>
+          <w:lang w:val="hi_IN" w:bidi="hi_IN"/>
+        </w:rPr>
+      </w:r>
+      <w:r>
+        <w:rPr>
+          <w:b/>
+          <w:lang w:val="hi_IN" w:bidi="hi_IN"/>
+        </w:rPr>
         <w:t>"दास का स्वरूप"</w:t>
       </w:r>
       <w:r>
@@ -15479,6 +17654,21 @@
           <w:b/>
           <w:lang w:val="hi_IN" w:bidi="hi_IN"/>
         </w:rPr>
+        <w:t>ἐν ὁμοιώματι ἀνθρώπων γενόμενος</w:t>
+      </w:r>
+    </w:p>
+    <w:p>
+      <w:pPr/>
+      <w:r>
+        <w:rPr>
+          <w:lang w:val="hi_IN" w:bidi="hi_IN"/>
+        </w:rPr>
+      </w:r>
+      <w:r>
+        <w:rPr>
+          <w:b/>
+          <w:lang w:val="hi_IN" w:bidi="hi_IN"/>
+        </w:rPr>
         <w:t>"समानता में हो"</w:t>
       </w:r>
     </w:p>
@@ -15555,6 +17745,21 @@
           <w:b/>
           <w:lang w:val="hi_IN" w:bidi="hi_IN"/>
         </w:rPr>
+        <w:t>ἐν ὁμοιώματι ἀνθρώπων</w:t>
+      </w:r>
+    </w:p>
+    <w:p>
+      <w:pPr/>
+      <w:r>
+        <w:rPr>
+          <w:lang w:val="hi_IN" w:bidi="hi_IN"/>
+        </w:rPr>
+      </w:r>
+      <w:r>
+        <w:rPr>
+          <w:b/>
+          <w:lang w:val="hi_IN" w:bidi="hi_IN"/>
+        </w:rPr>
         <w:t>""</w:t>
       </w:r>
     </w:p>
@@ -15644,6 +17849,21 @@
           <w:b/>
           <w:lang w:val="hi_IN" w:bidi="hi_IN"/>
         </w:rPr>
+        <w:t>καὶ σχήματι εὑρεθεὶς ὡς ἄνθρωπος</w:t>
+      </w:r>
+    </w:p>
+    <w:p>
+      <w:pPr/>
+      <w:r>
+        <w:rPr>
+          <w:lang w:val="hi_IN" w:bidi="hi_IN"/>
+        </w:rPr>
+      </w:r>
+      <w:r>
+        <w:rPr>
+          <w:b/>
+          <w:lang w:val="hi_IN" w:bidi="hi_IN"/>
+        </w:rPr>
         <w:t>""ऐसा"</w:t>
       </w:r>
       <w:r>
@@ -15772,6 +17992,21 @@
           <w:b/>
           <w:lang w:val="hi_IN" w:bidi="hi_IN"/>
         </w:rPr>
+        <w:t>ἄνθρωπος</w:t>
+      </w:r>
+    </w:p>
+    <w:p>
+      <w:pPr/>
+      <w:r>
+        <w:rPr>
+          <w:lang w:val="hi_IN" w:bidi="hi_IN"/>
+        </w:rPr>
+      </w:r>
+      <w:r>
+        <w:rPr>
+          <w:b/>
+          <w:lang w:val="hi_IN" w:bidi="hi_IN"/>
+        </w:rPr>
         <w:t>"मनुष्य की"</w:t>
       </w:r>
     </w:p>
@@ -15881,6 +18116,21 @@
           <w:b/>
           <w:lang w:val="hi_IN" w:bidi="hi_IN"/>
         </w:rPr>
+        <w:t>ἐταπείνωσεν ἑαυτὸν, γενόμενος ὑπήκοος μέχρι θανάτου</w:t>
+      </w:r>
+    </w:p>
+    <w:p>
+      <w:pPr/>
+      <w:r>
+        <w:rPr>
+          <w:lang w:val="hi_IN" w:bidi="hi_IN"/>
+        </w:rPr>
+      </w:r>
+      <w:r>
+        <w:rPr>
+          <w:b/>
+          <w:lang w:val="hi_IN" w:bidi="hi_IN"/>
+        </w:rPr>
         <w:t>""</w:t>
       </w:r>
     </w:p>
@@ -15990,6 +18240,21 @@
           <w:b/>
           <w:lang w:val="hi_IN" w:bidi="hi_IN"/>
         </w:rPr>
+        <w:t>ἑαυτὸν</w:t>
+      </w:r>
+    </w:p>
+    <w:p>
+      <w:pPr/>
+      <w:r>
+        <w:rPr>
+          <w:lang w:val="hi_IN" w:bidi="hi_IN"/>
+        </w:rPr>
+      </w:r>
+      <w:r>
+        <w:rPr>
+          <w:b/>
+          <w:lang w:val="hi_IN" w:bidi="hi_IN"/>
+        </w:rPr>
         <w:t>"अपने"</w:t>
       </w:r>
     </w:p>
@@ -16086,6 +18351,21 @@
           <w:b/>
           <w:lang w:val="hi_IN" w:bidi="hi_IN"/>
         </w:rPr>
+        <w:t>γενόμενος ὑπήκοος μέχρι θανάτου, θανάτου δὲ σταυροῦ</w:t>
+      </w:r>
+    </w:p>
+    <w:p>
+      <w:pPr/>
+      <w:r>
+        <w:rPr>
+          <w:lang w:val="hi_IN" w:bidi="hi_IN"/>
+        </w:rPr>
+      </w:r>
+      <w:r>
+        <w:rPr>
+          <w:b/>
+          <w:lang w:val="hi_IN" w:bidi="hi_IN"/>
+        </w:rPr>
         <w:t>"और यहाँ तक आज्ञाकारी रहा मृत्यु, क्रूस की मृत्यु सह"</w:t>
       </w:r>
     </w:p>
@@ -16182,6 +18462,21 @@
           <w:b/>
           <w:lang w:val="hi_IN" w:bidi="hi_IN"/>
         </w:rPr>
+        <w:t>γενόμενος ὑπήκοος μέχρι θανάτου</w:t>
+      </w:r>
+    </w:p>
+    <w:p>
+      <w:pPr/>
+      <w:r>
+        <w:rPr>
+          <w:lang w:val="hi_IN" w:bidi="hi_IN"/>
+        </w:rPr>
+      </w:r>
+      <w:r>
+        <w:rPr>
+          <w:b/>
+          <w:lang w:val="hi_IN" w:bidi="hi_IN"/>
+        </w:rPr>
         <w:t>"यहाँ तक आज्ञाकारी रहा मृत्यु,"</w:t>
       </w:r>
       <w:r>
@@ -16304,6 +18599,21 @@
           <w:b/>
           <w:lang w:val="hi_IN" w:bidi="hi_IN"/>
         </w:rPr>
+        <w:t>θανάτου δὲ σταυροῦ</w:t>
+      </w:r>
+    </w:p>
+    <w:p>
+      <w:pPr/>
+      <w:r>
+        <w:rPr>
+          <w:lang w:val="hi_IN" w:bidi="hi_IN"/>
+        </w:rPr>
+      </w:r>
+      <w:r>
+        <w:rPr>
+          <w:b/>
+          <w:lang w:val="hi_IN" w:bidi="hi_IN"/>
+        </w:rPr>
         <w:t>"और"</w:t>
       </w:r>
       <w:r>
@@ -16418,6 +18728,21 @@
         <w:rPr>
           <w:lang w:val="hi_IN" w:bidi="hi_IN"/>
         </w:rPr>
+      </w:r>
+    </w:p>
+    <w:p>
+      <w:pPr/>
+      <w:r>
+        <w:rPr>
+          <w:lang w:val="hi_IN" w:bidi="hi_IN"/>
+        </w:rPr>
+      </w:r>
+      <w:r>
+        <w:rPr>
+          <w:b/>
+          <w:lang w:val="hi_IN" w:bidi="hi_IN"/>
+        </w:rPr>
+        <w:t>διὸ</w:t>
       </w:r>
     </w:p>
     <w:p>
@@ -16572,6 +18897,21 @@
           <w:b/>
           <w:lang w:val="hi_IN" w:bidi="hi_IN"/>
         </w:rPr>
+        <w:t>αὐτὸν ὑπερύψωσεν</w:t>
+      </w:r>
+    </w:p>
+    <w:p>
+      <w:pPr/>
+      <w:r>
+        <w:rPr>
+          <w:lang w:val="hi_IN" w:bidi="hi_IN"/>
+        </w:rPr>
+      </w:r>
+      <w:r>
+        <w:rPr>
+          <w:b/>
+          <w:lang w:val="hi_IN" w:bidi="hi_IN"/>
+        </w:rPr>
         <w:t>"उसको अति महान"</w:t>
       </w:r>
       <w:r>
@@ -16648,6 +18988,21 @@
           <w:b/>
           <w:lang w:val="hi_IN" w:bidi="hi_IN"/>
         </w:rPr>
+        <w:t>τὸ ὄνομα τὸ ὑπὲρ πᾶν ὄνομα</w:t>
+      </w:r>
+    </w:p>
+    <w:p>
+      <w:pPr/>
+      <w:r>
+        <w:rPr>
+          <w:lang w:val="hi_IN" w:bidi="hi_IN"/>
+        </w:rPr>
+      </w:r>
+      <w:r>
+        <w:rPr>
+          <w:b/>
+          <w:lang w:val="hi_IN" w:bidi="hi_IN"/>
+        </w:rPr>
         <w:t>""</w:t>
       </w:r>
     </w:p>
@@ -16730,6 +19085,21 @@
         <w:rPr>
           <w:lang w:val="hi_IN" w:bidi="hi_IN"/>
         </w:rPr>
+      </w:r>
+    </w:p>
+    <w:p>
+      <w:pPr/>
+      <w:r>
+        <w:rPr>
+          <w:lang w:val="hi_IN" w:bidi="hi_IN"/>
+        </w:rPr>
+      </w:r>
+      <w:r>
+        <w:rPr>
+          <w:b/>
+          <w:lang w:val="hi_IN" w:bidi="hi_IN"/>
+        </w:rPr>
+        <w:t>ἵνα</w:t>
       </w:r>
     </w:p>
     <w:p>
@@ -16876,6 +19246,21 @@
           <w:b/>
           <w:lang w:val="hi_IN" w:bidi="hi_IN"/>
         </w:rPr>
+        <w:t>ἐν τῷ ὀνόματι Ἰησοῦ, πᾶν γόνυ κάμψῃ</w:t>
+      </w:r>
+    </w:p>
+    <w:p>
+      <w:pPr/>
+      <w:r>
+        <w:rPr>
+          <w:lang w:val="hi_IN" w:bidi="hi_IN"/>
+        </w:rPr>
+      </w:r>
+      <w:r>
+        <w:rPr>
+          <w:b/>
+          <w:lang w:val="hi_IN" w:bidi="hi_IN"/>
+        </w:rPr>
         <w:t>""</w:t>
       </w:r>
     </w:p>
@@ -16972,6 +19357,21 @@
           <w:b/>
           <w:lang w:val="hi_IN" w:bidi="hi_IN"/>
         </w:rPr>
+        <w:t>ἐν τῷ ὀνόματι Ἰησοῦ, πᾶν γόνυ κάμψῃ</w:t>
+      </w:r>
+    </w:p>
+    <w:p>
+      <w:pPr/>
+      <w:r>
+        <w:rPr>
+          <w:lang w:val="hi_IN" w:bidi="hi_IN"/>
+        </w:rPr>
+      </w:r>
+      <w:r>
+        <w:rPr>
+          <w:b/>
+          <w:lang w:val="hi_IN" w:bidi="hi_IN"/>
+        </w:rPr>
         <w:t>"जो"</w:t>
       </w:r>
       <w:r>
@@ -17094,6 +19494,21 @@
           <w:b/>
           <w:lang w:val="hi_IN" w:bidi="hi_IN"/>
         </w:rPr>
+        <w:t>ἐπουρανίων καὶ ἐπιγείων καὶ καταχθονίων</w:t>
+      </w:r>
+    </w:p>
+    <w:p>
+      <w:pPr/>
+      <w:r>
+        <w:rPr>
+          <w:lang w:val="hi_IN" w:bidi="hi_IN"/>
+        </w:rPr>
+      </w:r>
+      <w:r>
+        <w:rPr>
+          <w:b/>
+          <w:lang w:val="hi_IN" w:bidi="hi_IN"/>
+        </w:rPr>
         <w:t>"स्वर्ग में और पृथ्वी पर और"</w:t>
       </w:r>
       <w:r>
@@ -17183,6 +19598,21 @@
           <w:b/>
           <w:lang w:val="hi_IN" w:bidi="hi_IN"/>
         </w:rPr>
+        <w:t>πᾶσα γλῶσσα ἐξομολογήσηται</w:t>
+      </w:r>
+    </w:p>
+    <w:p>
+      <w:pPr/>
+      <w:r>
+        <w:rPr>
+          <w:lang w:val="hi_IN" w:bidi="hi_IN"/>
+        </w:rPr>
+      </w:r>
+      <w:r>
+        <w:rPr>
+          <w:b/>
+          <w:lang w:val="hi_IN" w:bidi="hi_IN"/>
+        </w:rPr>
         <w:t>""</w:t>
       </w:r>
     </w:p>
@@ -17279,6 +19709,21 @@
           <w:b/>
           <w:lang w:val="hi_IN" w:bidi="hi_IN"/>
         </w:rPr>
+        <w:t>εἰς δόξαν Θεοῦ Πατρὸς</w:t>
+      </w:r>
+    </w:p>
+    <w:p>
+      <w:pPr/>
+      <w:r>
+        <w:rPr>
+          <w:lang w:val="hi_IN" w:bidi="hi_IN"/>
+        </w:rPr>
+      </w:r>
+      <w:r>
+        <w:rPr>
+          <w:b/>
+          <w:lang w:val="hi_IN" w:bidi="hi_IN"/>
+        </w:rPr>
         <w:t>""</w:t>
       </w:r>
     </w:p>
@@ -17375,6 +19820,21 @@
           <w:b/>
           <w:lang w:val="hi_IN" w:bidi="hi_IN"/>
         </w:rPr>
+        <w:t>εἰς δόξαν Θεοῦ Πατρὸς</w:t>
+      </w:r>
+    </w:p>
+    <w:p>
+      <w:pPr/>
+      <w:r>
+        <w:rPr>
+          <w:lang w:val="hi_IN" w:bidi="hi_IN"/>
+        </w:rPr>
+      </w:r>
+      <w:r>
+        <w:rPr>
+          <w:b/>
+          <w:lang w:val="hi_IN" w:bidi="hi_IN"/>
+        </w:rPr>
         <w:t>"परमेश्वर पिता की महिमा के लिये"</w:t>
       </w:r>
     </w:p>
@@ -17470,6 +19930,21 @@
         <w:rPr>
           <w:lang w:val="hi_IN" w:bidi="hi_IN"/>
         </w:rPr>
+      </w:r>
+    </w:p>
+    <w:p>
+      <w:pPr/>
+      <w:r>
+        <w:rPr>
+          <w:lang w:val="hi_IN" w:bidi="hi_IN"/>
+        </w:rPr>
+      </w:r>
+      <w:r>
+        <w:rPr>
+          <w:b/>
+          <w:lang w:val="hi_IN" w:bidi="hi_IN"/>
+        </w:rPr>
+        <w:t>ὥστε</w:t>
       </w:r>
     </w:p>
     <w:p>
@@ -17578,6 +20053,21 @@
           <w:b/>
           <w:lang w:val="hi_IN" w:bidi="hi_IN"/>
         </w:rPr>
+        <w:t>ἀγαπητοί μου</w:t>
+      </w:r>
+    </w:p>
+    <w:p>
+      <w:pPr/>
+      <w:r>
+        <w:rPr>
+          <w:lang w:val="hi_IN" w:bidi="hi_IN"/>
+        </w:rPr>
+      </w:r>
+      <w:r>
+        <w:rPr>
+          <w:b/>
+          <w:lang w:val="hi_IN" w:bidi="hi_IN"/>
+        </w:rPr>
         <w:t>""</w:t>
       </w:r>
     </w:p>
@@ -17654,6 +20144,21 @@
           <w:b/>
           <w:lang w:val="hi_IN" w:bidi="hi_IN"/>
         </w:rPr>
+        <w:t>ὡς ἐν τῇ παρουσίᾳ μου</w:t>
+      </w:r>
+    </w:p>
+    <w:p>
+      <w:pPr/>
+      <w:r>
+        <w:rPr>
+          <w:lang w:val="hi_IN" w:bidi="hi_IN"/>
+        </w:rPr>
+      </w:r>
+      <w:r>
+        <w:rPr>
+          <w:b/>
+          <w:lang w:val="hi_IN" w:bidi="hi_IN"/>
+        </w:rPr>
         <w:t>""</w:t>
       </w:r>
     </w:p>
@@ -17717,6 +20222,21 @@
           <w:b/>
           <w:lang w:val="hi_IN" w:bidi="hi_IN"/>
         </w:rPr>
+        <w:t>ἐν τῇ ἀπουσίᾳ μου</w:t>
+      </w:r>
+    </w:p>
+    <w:p>
+      <w:pPr/>
+      <w:r>
+        <w:rPr>
+          <w:lang w:val="hi_IN" w:bidi="hi_IN"/>
+        </w:rPr>
+      </w:r>
+      <w:r>
+        <w:rPr>
+          <w:b/>
+          <w:lang w:val="hi_IN" w:bidi="hi_IN"/>
+        </w:rPr>
         <w:t>""</w:t>
       </w:r>
     </w:p>
@@ -17780,6 +20300,21 @@
           <w:b/>
           <w:lang w:val="hi_IN" w:bidi="hi_IN"/>
         </w:rPr>
+        <w:t>μετὰ φόβου καὶ τρόμου τὴν ἑαυτῶν σωτηρίαν κατεργάζεσθε</w:t>
+      </w:r>
+    </w:p>
+    <w:p>
+      <w:pPr/>
+      <w:r>
+        <w:rPr>
+          <w:lang w:val="hi_IN" w:bidi="hi_IN"/>
+        </w:rPr>
+      </w:r>
+      <w:r>
+        <w:rPr>
+          <w:b/>
+          <w:lang w:val="hi_IN" w:bidi="hi_IN"/>
+        </w:rPr>
         <w:t>""</w:t>
       </w:r>
     </w:p>
@@ -17889,6 +20424,21 @@
           <w:b/>
           <w:lang w:val="hi_IN" w:bidi="hi_IN"/>
         </w:rPr>
+        <w:t>μετὰ φόβου καὶ τρόμου</w:t>
+      </w:r>
+    </w:p>
+    <w:p>
+      <w:pPr/>
+      <w:r>
+        <w:rPr>
+          <w:lang w:val="hi_IN" w:bidi="hi_IN"/>
+        </w:rPr>
+      </w:r>
+      <w:r>
+        <w:rPr>
+          <w:b/>
+          <w:lang w:val="hi_IN" w:bidi="hi_IN"/>
+        </w:rPr>
         <w:t>""</w:t>
       </w:r>
     </w:p>
@@ -17998,6 +20548,21 @@
           <w:b/>
           <w:lang w:val="hi_IN" w:bidi="hi_IN"/>
         </w:rPr>
+        <w:t>ἐνεργῶν</w:t>
+      </w:r>
+    </w:p>
+    <w:p>
+      <w:pPr/>
+      <w:r>
+        <w:rPr>
+          <w:lang w:val="hi_IN" w:bidi="hi_IN"/>
+        </w:rPr>
+      </w:r>
+      <w:r>
+        <w:rPr>
+          <w:b/>
+          <w:lang w:val="hi_IN" w:bidi="hi_IN"/>
+        </w:rPr>
         <w:t>"काम"</w:t>
       </w:r>
     </w:p>
@@ -18074,6 +20639,21 @@
           <w:b/>
           <w:lang w:val="hi_IN" w:bidi="hi_IN"/>
         </w:rPr>
+        <w:t>ἐν ὑμῖν</w:t>
+      </w:r>
+    </w:p>
+    <w:p>
+      <w:pPr/>
+      <w:r>
+        <w:rPr>
+          <w:lang w:val="hi_IN" w:bidi="hi_IN"/>
+        </w:rPr>
+      </w:r>
+      <w:r>
+        <w:rPr>
+          <w:b/>
+          <w:lang w:val="hi_IN" w:bidi="hi_IN"/>
+        </w:rPr>
         <w:t>"तुम्हारे में"</w:t>
       </w:r>
     </w:p>
@@ -18170,6 +20750,21 @@
           <w:b/>
           <w:lang w:val="hi_IN" w:bidi="hi_IN"/>
         </w:rPr>
+        <w:t>καὶ τὸ θέλειν, καὶ τὸ ἐνεργεῖν, ὑπὲρ τῆς εὐδοκίας</w:t>
+      </w:r>
+    </w:p>
+    <w:p>
+      <w:pPr/>
+      <w:r>
+        <w:rPr>
+          <w:lang w:val="hi_IN" w:bidi="hi_IN"/>
+        </w:rPr>
+      </w:r>
+      <w:r>
+        <w:rPr>
+          <w:b/>
+          <w:lang w:val="hi_IN" w:bidi="hi_IN"/>
+        </w:rPr>
         <w:t>""</w:t>
       </w:r>
     </w:p>
@@ -18233,6 +20828,21 @@
           <w:b/>
           <w:lang w:val="hi_IN" w:bidi="hi_IN"/>
         </w:rPr>
+        <w:t>πάντα ποιεῖτε χωρὶς γογγυσμῶν καὶ διαλογισμῶν</w:t>
+      </w:r>
+    </w:p>
+    <w:p>
+      <w:pPr/>
+      <w:r>
+        <w:rPr>
+          <w:lang w:val="hi_IN" w:bidi="hi_IN"/>
+        </w:rPr>
+      </w:r>
+      <w:r>
+        <w:rPr>
+          <w:b/>
+          <w:lang w:val="hi_IN" w:bidi="hi_IN"/>
+        </w:rPr>
         <w:t>"सब काम बिना कुढ़कुढ़ाए और बिना विवाद के किया"</w:t>
       </w:r>
     </w:p>
@@ -18329,6 +20939,21 @@
           <w:b/>
           <w:lang w:val="hi_IN" w:bidi="hi_IN"/>
         </w:rPr>
+        <w:t>ἄμεμπτοι καὶ ἀκέραιοι</w:t>
+      </w:r>
+    </w:p>
+    <w:p>
+      <w:pPr/>
+      <w:r>
+        <w:rPr>
+          <w:lang w:val="hi_IN" w:bidi="hi_IN"/>
+        </w:rPr>
+      </w:r>
+      <w:r>
+        <w:rPr>
+          <w:b/>
+          <w:lang w:val="hi_IN" w:bidi="hi_IN"/>
+        </w:rPr>
         <w:t>""</w:t>
       </w:r>
     </w:p>
@@ -18438,6 +21063,21 @@
           <w:b/>
           <w:lang w:val="hi_IN" w:bidi="hi_IN"/>
         </w:rPr>
+        <w:t>τέκνα Θεοῦ</w:t>
+      </w:r>
+    </w:p>
+    <w:p>
+      <w:pPr/>
+      <w:r>
+        <w:rPr>
+          <w:lang w:val="hi_IN" w:bidi="hi_IN"/>
+        </w:rPr>
+      </w:r>
+      <w:r>
+        <w:rPr>
+          <w:b/>
+          <w:lang w:val="hi_IN" w:bidi="hi_IN"/>
+        </w:rPr>
         <w:t>"परमेश्वर के"</w:t>
       </w:r>
       <w:r>
@@ -18573,6 +21213,21 @@
           <w:b/>
           <w:lang w:val="hi_IN" w:bidi="hi_IN"/>
         </w:rPr>
+        <w:t>ἄμωμα</w:t>
+      </w:r>
+    </w:p>
+    <w:p>
+      <w:pPr/>
+      <w:r>
+        <w:rPr>
+          <w:lang w:val="hi_IN" w:bidi="hi_IN"/>
+        </w:rPr>
+      </w:r>
+      <w:r>
+        <w:rPr>
+          <w:b/>
+          <w:lang w:val="hi_IN" w:bidi="hi_IN"/>
+        </w:rPr>
         <w:t>"निष्कलंक"</w:t>
       </w:r>
     </w:p>
@@ -18682,6 +21337,21 @@
           <w:b/>
           <w:lang w:val="hi_IN" w:bidi="hi_IN"/>
         </w:rPr>
+        <w:t>ἐν οἷς φαίνεσθε ὡς φωστῆρες ἐν κόσμῳ</w:t>
+      </w:r>
+    </w:p>
+    <w:p>
+      <w:pPr/>
+      <w:r>
+        <w:rPr>
+          <w:lang w:val="hi_IN" w:bidi="hi_IN"/>
+        </w:rPr>
+      </w:r>
+      <w:r>
+        <w:rPr>
+          <w:b/>
+          <w:lang w:val="hi_IN" w:bidi="hi_IN"/>
+        </w:rPr>
         <w:t>"जिनके बीच में तुम"</w:t>
       </w:r>
       <w:r>
@@ -18778,6 +21448,21 @@
           <w:b/>
           <w:lang w:val="hi_IN" w:bidi="hi_IN"/>
         </w:rPr>
+        <w:t>φαίνεσθε ὡς φωστῆρες ἐν κόσμῳ</w:t>
+      </w:r>
+    </w:p>
+    <w:p>
+      <w:pPr/>
+      <w:r>
+        <w:rPr>
+          <w:lang w:val="hi_IN" w:bidi="hi_IN"/>
+        </w:rPr>
+      </w:r>
+      <w:r>
+        <w:rPr>
+          <w:b/>
+          <w:lang w:val="hi_IN" w:bidi="hi_IN"/>
+        </w:rPr>
         <w:t>""</w:t>
       </w:r>
     </w:p>
@@ -18887,6 +21572,21 @@
           <w:b/>
           <w:lang w:val="hi_IN" w:bidi="hi_IN"/>
         </w:rPr>
+        <w:t>μέσον γενεᾶς σκολιᾶς καὶ διεστραμμένης</w:t>
+      </w:r>
+    </w:p>
+    <w:p>
+      <w:pPr/>
+      <w:r>
+        <w:rPr>
+          <w:lang w:val="hi_IN" w:bidi="hi_IN"/>
+        </w:rPr>
+      </w:r>
+      <w:r>
+        <w:rPr>
+          <w:b/>
+          <w:lang w:val="hi_IN" w:bidi="hi_IN"/>
+        </w:rPr>
         <w:t>""</w:t>
       </w:r>
     </w:p>
@@ -18996,6 +21696,21 @@
           <w:b/>
           <w:lang w:val="hi_IN" w:bidi="hi_IN"/>
         </w:rPr>
+        <w:t>λόγον ζωῆς ἐπέχοντες</w:t>
+      </w:r>
+    </w:p>
+    <w:p>
+      <w:pPr/>
+      <w:r>
+        <w:rPr>
+          <w:lang w:val="hi_IN" w:bidi="hi_IN"/>
+        </w:rPr>
+      </w:r>
+      <w:r>
+        <w:rPr>
+          <w:b/>
+          <w:lang w:val="hi_IN" w:bidi="hi_IN"/>
+        </w:rPr>
         <w:t>""</w:t>
       </w:r>
     </w:p>
@@ -19092,6 +21807,21 @@
           <w:b/>
           <w:lang w:val="hi_IN" w:bidi="hi_IN"/>
         </w:rPr>
+        <w:t>λόγον ζωῆς ἐπέχοντες</w:t>
+      </w:r>
+    </w:p>
+    <w:p>
+      <w:pPr/>
+      <w:r>
+        <w:rPr>
+          <w:lang w:val="hi_IN" w:bidi="hi_IN"/>
+        </w:rPr>
+      </w:r>
+      <w:r>
+        <w:rPr>
+          <w:b/>
+          <w:lang w:val="hi_IN" w:bidi="hi_IN"/>
+        </w:rPr>
         <w:t>"करने का कारण"</w:t>
       </w:r>
     </w:p>
@@ -19168,6 +21898,21 @@
           <w:b/>
           <w:lang w:val="hi_IN" w:bidi="hi_IN"/>
         </w:rPr>
+        <w:t>λόγον ζωῆς</w:t>
+      </w:r>
+    </w:p>
+    <w:p>
+      <w:pPr/>
+      <w:r>
+        <w:rPr>
+          <w:lang w:val="hi_IN" w:bidi="hi_IN"/>
+        </w:rPr>
+      </w:r>
+      <w:r>
+        <w:rPr>
+          <w:b/>
+          <w:lang w:val="hi_IN" w:bidi="hi_IN"/>
+        </w:rPr>
         <w:t>""</w:t>
       </w:r>
     </w:p>
@@ -19244,6 +21989,21 @@
           <w:b/>
           <w:lang w:val="hi_IN" w:bidi="hi_IN"/>
         </w:rPr>
+        <w:t>λόγον</w:t>
+      </w:r>
+    </w:p>
+    <w:p>
+      <w:pPr/>
+      <w:r>
+        <w:rPr>
+          <w:lang w:val="hi_IN" w:bidi="hi_IN"/>
+        </w:rPr>
+      </w:r>
+      <w:r>
+        <w:rPr>
+          <w:b/>
+          <w:lang w:val="hi_IN" w:bidi="hi_IN"/>
+        </w:rPr>
         <w:t>""</w:t>
       </w:r>
     </w:p>
@@ -19353,6 +22113,21 @@
           <w:b/>
           <w:lang w:val="hi_IN" w:bidi="hi_IN"/>
         </w:rPr>
+        <w:t>λόγον ζωῆς</w:t>
+      </w:r>
+    </w:p>
+    <w:p>
+      <w:pPr/>
+      <w:r>
+        <w:rPr>
+          <w:lang w:val="hi_IN" w:bidi="hi_IN"/>
+        </w:rPr>
+      </w:r>
+      <w:r>
+        <w:rPr>
+          <w:b/>
+          <w:lang w:val="hi_IN" w:bidi="hi_IN"/>
+        </w:rPr>
         <w:t>""</w:t>
       </w:r>
     </w:p>
@@ -19488,6 +22263,21 @@
           <w:b/>
           <w:lang w:val="hi_IN" w:bidi="hi_IN"/>
         </w:rPr>
+        <w:t>λόγον ζωῆς</w:t>
+      </w:r>
+    </w:p>
+    <w:p>
+      <w:pPr/>
+      <w:r>
+        <w:rPr>
+          <w:lang w:val="hi_IN" w:bidi="hi_IN"/>
+        </w:rPr>
+      </w:r>
+      <w:r>
+        <w:rPr>
+          <w:b/>
+          <w:lang w:val="hi_IN" w:bidi="hi_IN"/>
+        </w:rPr>
         <w:t>""</w:t>
       </w:r>
     </w:p>
@@ -19570,6 +22360,21 @@
         <w:rPr>
           <w:lang w:val="hi_IN" w:bidi="hi_IN"/>
         </w:rPr>
+      </w:r>
+    </w:p>
+    <w:p>
+      <w:pPr/>
+      <w:r>
+        <w:rPr>
+          <w:lang w:val="hi_IN" w:bidi="hi_IN"/>
+        </w:rPr>
+      </w:r>
+      <w:r>
+        <w:rPr>
+          <w:b/>
+          <w:lang w:val="hi_IN" w:bidi="hi_IN"/>
+        </w:rPr>
+        <w:t>εἰς καύχημα ἐμοὶ εἰς ἡμέραν Χριστοῦ, ὅτι οὐκ εἰς κενὸν ἔδραμον, οὐδὲ εἰς κενὸν ἐκοπίασα</w:t>
       </w:r>
     </w:p>
     <w:p>
@@ -19724,6 +22529,21 @@
           <w:b/>
           <w:lang w:val="hi_IN" w:bidi="hi_IN"/>
         </w:rPr>
+        <w:t>εἰς καύχημα ἐμοὶ</w:t>
+      </w:r>
+    </w:p>
+    <w:p>
+      <w:pPr/>
+      <w:r>
+        <w:rPr>
+          <w:lang w:val="hi_IN" w:bidi="hi_IN"/>
+        </w:rPr>
+      </w:r>
+      <w:r>
+        <w:rPr>
+          <w:b/>
+          <w:lang w:val="hi_IN" w:bidi="hi_IN"/>
+        </w:rPr>
         <w:t>"मुझे घमण्ड"</w:t>
       </w:r>
       <w:r>
@@ -19859,6 +22679,21 @@
           <w:b/>
           <w:lang w:val="hi_IN" w:bidi="hi_IN"/>
         </w:rPr>
+        <w:t>εἰς καύχημα ἐμοὶ</w:t>
+      </w:r>
+    </w:p>
+    <w:p>
+      <w:pPr/>
+      <w:r>
+        <w:rPr>
+          <w:lang w:val="hi_IN" w:bidi="hi_IN"/>
+        </w:rPr>
+      </w:r>
+      <w:r>
+        <w:rPr>
+          <w:b/>
+          <w:lang w:val="hi_IN" w:bidi="hi_IN"/>
+        </w:rPr>
         <w:t>"मुझे घमण्ड"</w:t>
       </w:r>
       <w:r>
@@ -19961,6 +22796,21 @@
           <w:b/>
           <w:lang w:val="hi_IN" w:bidi="hi_IN"/>
         </w:rPr>
+        <w:t>εἰς ἡμέραν Χριστοῦ,</w:t>
+      </w:r>
+    </w:p>
+    <w:p>
+      <w:pPr/>
+      <w:r>
+        <w:rPr>
+          <w:lang w:val="hi_IN" w:bidi="hi_IN"/>
+        </w:rPr>
+      </w:r>
+      <w:r>
+        <w:rPr>
+          <w:b/>
+          <w:lang w:val="hi_IN" w:bidi="hi_IN"/>
+        </w:rPr>
         <w:t>""</w:t>
       </w:r>
     </w:p>
@@ -20037,6 +22887,21 @@
           <w:b/>
           <w:lang w:val="hi_IN" w:bidi="hi_IN"/>
         </w:rPr>
+        <w:t>οὐκ εἰς κενὸν ἔδραμον, οὐδὲ εἰς κενὸν ἐκοπίασα</w:t>
+      </w:r>
+    </w:p>
+    <w:p>
+      <w:pPr/>
+      <w:r>
+        <w:rPr>
+          <w:lang w:val="hi_IN" w:bidi="hi_IN"/>
+        </w:rPr>
+      </w:r>
+      <w:r>
+        <w:rPr>
+          <w:b/>
+          <w:lang w:val="hi_IN" w:bidi="hi_IN"/>
+        </w:rPr>
         <w:t>""</w:t>
       </w:r>
     </w:p>
@@ -20146,6 +23011,21 @@
           <w:b/>
           <w:lang w:val="hi_IN" w:bidi="hi_IN"/>
         </w:rPr>
+        <w:t>οὐκ εἰς κενὸν ἔδραμον</w:t>
+      </w:r>
+    </w:p>
+    <w:p>
+      <w:pPr/>
+      <w:r>
+        <w:rPr>
+          <w:lang w:val="hi_IN" w:bidi="hi_IN"/>
+        </w:rPr>
+      </w:r>
+      <w:r>
+        <w:rPr>
+          <w:b/>
+          <w:lang w:val="hi_IN" w:bidi="hi_IN"/>
+        </w:rPr>
         <w:t>""</w:t>
       </w:r>
     </w:p>
@@ -20255,6 +23135,21 @@
           <w:b/>
           <w:lang w:val="hi_IN" w:bidi="hi_IN"/>
         </w:rPr>
+        <w:t>εἰς κενὸν</w:t>
+      </w:r>
+    </w:p>
+    <w:p>
+      <w:pPr/>
+      <w:r>
+        <w:rPr>
+          <w:lang w:val="hi_IN" w:bidi="hi_IN"/>
+        </w:rPr>
+      </w:r>
+      <w:r>
+        <w:rPr>
+          <w:b/>
+          <w:lang w:val="hi_IN" w:bidi="hi_IN"/>
+        </w:rPr>
         <w:t>"करना व्यर्थ"</w:t>
       </w:r>
     </w:p>
@@ -20351,6 +23246,21 @@
           <w:b/>
           <w:lang w:val="hi_IN" w:bidi="hi_IN"/>
         </w:rPr>
+        <w:t>οὐδὲ εἰς κενὸν ἐκοπίασα</w:t>
+      </w:r>
+    </w:p>
+    <w:p>
+      <w:pPr/>
+      <w:r>
+        <w:rPr>
+          <w:lang w:val="hi_IN" w:bidi="hi_IN"/>
+        </w:rPr>
+      </w:r>
+      <w:r>
+        <w:rPr>
+          <w:b/>
+          <w:lang w:val="hi_IN" w:bidi="hi_IN"/>
+        </w:rPr>
         <w:t>"न"</w:t>
       </w:r>
       <w:r>
@@ -20446,6 +23356,21 @@
         <w:rPr>
           <w:lang w:val="hi_IN" w:bidi="hi_IN"/>
         </w:rPr>
+      </w:r>
+    </w:p>
+    <w:p>
+      <w:pPr/>
+      <w:r>
+        <w:rPr>
+          <w:lang w:val="hi_IN" w:bidi="hi_IN"/>
+        </w:rPr>
+      </w:r>
+      <w:r>
+        <w:rPr>
+          <w:b/>
+          <w:lang w:val="hi_IN" w:bidi="hi_IN"/>
+        </w:rPr>
+        <w:t>ἀλλ’ εἰ καὶ</w:t>
       </w:r>
     </w:p>
     <w:p>
@@ -20594,6 +23519,21 @@
           <w:b/>
           <w:lang w:val="hi_IN" w:bidi="hi_IN"/>
         </w:rPr>
+        <w:t>σπένδομαι ἐπὶ τῇ θυσίᾳ καὶ λειτουργίᾳ τῆς πίστεως ὑμῶν</w:t>
+      </w:r>
+    </w:p>
+    <w:p>
+      <w:pPr/>
+      <w:r>
+        <w:rPr>
+          <w:lang w:val="hi_IN" w:bidi="hi_IN"/>
+        </w:rPr>
+      </w:r>
+      <w:r>
+        <w:rPr>
+          <w:b/>
+          <w:lang w:val="hi_IN" w:bidi="hi_IN"/>
+        </w:rPr>
         <w:t>"मुझे तुम्हारे विश्वास बलिदान और सेवा के"</w:t>
       </w:r>
       <w:r>
@@ -20734,6 +23674,21 @@
           <w:b/>
           <w:lang w:val="hi_IN" w:bidi="hi_IN"/>
         </w:rPr>
+        <w:t>σπένδομαι</w:t>
+      </w:r>
+    </w:p>
+    <w:p>
+      <w:pPr/>
+      <w:r>
+        <w:rPr>
+          <w:lang w:val="hi_IN" w:bidi="hi_IN"/>
+        </w:rPr>
+      </w:r>
+      <w:r>
+        <w:rPr>
+          <w:b/>
+          <w:lang w:val="hi_IN" w:bidi="hi_IN"/>
+        </w:rPr>
         <w:t>"मुझे"</w:t>
       </w:r>
       <w:r>
@@ -20843,6 +23798,21 @@
           <w:b/>
           <w:lang w:val="hi_IN" w:bidi="hi_IN"/>
         </w:rPr>
+        <w:t>σπένδομαι</w:t>
+      </w:r>
+    </w:p>
+    <w:p>
+      <w:pPr/>
+      <w:r>
+        <w:rPr>
+          <w:lang w:val="hi_IN" w:bidi="hi_IN"/>
+        </w:rPr>
+      </w:r>
+      <w:r>
+        <w:rPr>
+          <w:b/>
+          <w:lang w:val="hi_IN" w:bidi="hi_IN"/>
+        </w:rPr>
         <w:t>"मुझे"</w:t>
       </w:r>
       <w:r>
@@ -20952,6 +23922,21 @@
           <w:b/>
           <w:lang w:val="hi_IN" w:bidi="hi_IN"/>
         </w:rPr>
+        <w:t>ἐπὶ τῇ θυσίᾳ καὶ λειτουργίᾳ τῆς πίστεως ὑμῶν</w:t>
+      </w:r>
+    </w:p>
+    <w:p>
+      <w:pPr/>
+      <w:r>
+        <w:rPr>
+          <w:lang w:val="hi_IN" w:bidi="hi_IN"/>
+        </w:rPr>
+      </w:r>
+      <w:r>
+        <w:rPr>
+          <w:b/>
+          <w:lang w:val="hi_IN" w:bidi="hi_IN"/>
+        </w:rPr>
         <w:t>"तुम्हारे विश्वास बलिदान और सेवा के"</w:t>
       </w:r>
       <w:r>
@@ -21034,6 +24019,21 @@
         <w:rPr>
           <w:lang w:val="hi_IN" w:bidi="hi_IN"/>
         </w:rPr>
+      </w:r>
+    </w:p>
+    <w:p>
+      <w:pPr/>
+      <w:r>
+        <w:rPr>
+          <w:lang w:val="hi_IN" w:bidi="hi_IN"/>
+        </w:rPr>
+      </w:r>
+      <w:r>
+        <w:rPr>
+          <w:b/>
+          <w:lang w:val="hi_IN" w:bidi="hi_IN"/>
+        </w:rPr>
+        <w:t>ἐπὶ τῇ θυσίᾳ καὶ λειτουργίᾳ τῆς πίστεως ὑμῶν</w:t>
       </w:r>
     </w:p>
     <w:p>
@@ -21290,6 +24290,21 @@
           <w:b/>
           <w:lang w:val="hi_IN" w:bidi="hi_IN"/>
         </w:rPr>
+        <w:t>τὸ &amp; αὐτὸ</w:t>
+      </w:r>
+    </w:p>
+    <w:p>
+      <w:pPr/>
+      <w:r>
+        <w:rPr>
+          <w:lang w:val="hi_IN" w:bidi="hi_IN"/>
+        </w:rPr>
+      </w:r>
+      <w:r>
+        <w:rPr>
+          <w:b/>
+          <w:lang w:val="hi_IN" w:bidi="hi_IN"/>
+        </w:rPr>
         <w:t>"वैसे ही"</w:t>
       </w:r>
     </w:p>
@@ -21404,6 +24419,21 @@
           <w:b/>
           <w:lang w:val="hi_IN" w:bidi="hi_IN"/>
         </w:rPr>
+        <w:t>καὶ ὑμεῖς χαίρετε καὶ συνχαίρετέ μοι</w:t>
+      </w:r>
+    </w:p>
+    <w:p>
+      <w:pPr/>
+      <w:r>
+        <w:rPr>
+          <w:lang w:val="hi_IN" w:bidi="hi_IN"/>
+        </w:rPr>
+      </w:r>
+      <w:r>
+        <w:rPr>
+          <w:b/>
+          <w:lang w:val="hi_IN" w:bidi="hi_IN"/>
+        </w:rPr>
         <w:t>"तुम भी आनन्दित हो, और मेरे साथ आनन्द"</w:t>
       </w:r>
     </w:p>
@@ -21513,6 +24543,21 @@
           <w:b/>
           <w:lang w:val="hi_IN" w:bidi="hi_IN"/>
         </w:rPr>
+        <w:t>ἐλπίζω δὲ ἐν Κυρίῳ Ἰησοῦ</w:t>
+      </w:r>
+    </w:p>
+    <w:p>
+      <w:pPr/>
+      <w:r>
+        <w:rPr>
+          <w:lang w:val="hi_IN" w:bidi="hi_IN"/>
+        </w:rPr>
+      </w:r>
+      <w:r>
+        <w:rPr>
+          <w:b/>
+          <w:lang w:val="hi_IN" w:bidi="hi_IN"/>
+        </w:rPr>
         <w:t>""</w:t>
       </w:r>
     </w:p>
@@ -21602,6 +24647,21 @@
           <w:b/>
           <w:lang w:val="hi_IN" w:bidi="hi_IN"/>
         </w:rPr>
+        <w:t>οὐδένα γὰρ ἔχω ἰσόψυχον</w:t>
+      </w:r>
+    </w:p>
+    <w:p>
+      <w:pPr/>
+      <w:r>
+        <w:rPr>
+          <w:lang w:val="hi_IN" w:bidi="hi_IN"/>
+        </w:rPr>
+      </w:r>
+      <w:r>
+        <w:rPr>
+          <w:b/>
+          <w:lang w:val="hi_IN" w:bidi="hi_IN"/>
+        </w:rPr>
         <w:t>""</w:t>
       </w:r>
     </w:p>
@@ -21665,6 +24725,21 @@
           <w:b/>
           <w:lang w:val="hi_IN" w:bidi="hi_IN"/>
         </w:rPr>
+        <w:t>οἱ πάντες γὰρ τὰ ἑαυτῶν ζητοῦσιν, οὐ τὰ Ἰησοῦ Χριστοῦ</w:t>
+      </w:r>
+    </w:p>
+    <w:p>
+      <w:pPr/>
+      <w:r>
+        <w:rPr>
+          <w:lang w:val="hi_IN" w:bidi="hi_IN"/>
+        </w:rPr>
+      </w:r>
+      <w:r>
+        <w:rPr>
+          <w:b/>
+          <w:lang w:val="hi_IN" w:bidi="hi_IN"/>
+        </w:rPr>
         <w:t>""</w:t>
       </w:r>
     </w:p>
@@ -21754,6 +24829,21 @@
           <w:b/>
           <w:lang w:val="hi_IN" w:bidi="hi_IN"/>
         </w:rPr>
+        <w:t>ὡς πατρὶ τέκνον, σὺν ἐμοὶ ἐδούλευσεν εἰς τὸ εὐαγγέλιον</w:t>
+      </w:r>
+    </w:p>
+    <w:p>
+      <w:pPr/>
+      <w:r>
+        <w:rPr>
+          <w:lang w:val="hi_IN" w:bidi="hi_IN"/>
+        </w:rPr>
+      </w:r>
+      <w:r>
+        <w:rPr>
+          <w:b/>
+          <w:lang w:val="hi_IN" w:bidi="hi_IN"/>
+        </w:rPr>
         <w:t>""</w:t>
       </w:r>
     </w:p>
@@ -21837,6 +24927,21 @@
           <w:b/>
           <w:lang w:val="hi_IN" w:bidi="hi_IN"/>
         </w:rPr>
+        <w:t>τὴν δὲ δοκιμὴν αὐτοῦ γινώσκετε</w:t>
+      </w:r>
+    </w:p>
+    <w:p>
+      <w:pPr/>
+      <w:r>
+        <w:rPr>
+          <w:lang w:val="hi_IN" w:bidi="hi_IN"/>
+        </w:rPr>
+      </w:r>
+      <w:r>
+        <w:rPr>
+          <w:b/>
+          <w:lang w:val="hi_IN" w:bidi="hi_IN"/>
+        </w:rPr>
         <w:t>"पर उसको तुम परखा जान"</w:t>
       </w:r>
     </w:p>
@@ -21933,6 +25038,21 @@
           <w:b/>
           <w:lang w:val="hi_IN" w:bidi="hi_IN"/>
         </w:rPr>
+        <w:t>εἰς τὸ εὐαγγέλιον</w:t>
+      </w:r>
+    </w:p>
+    <w:p>
+      <w:pPr/>
+      <w:r>
+        <w:rPr>
+          <w:lang w:val="hi_IN" w:bidi="hi_IN"/>
+        </w:rPr>
+      </w:r>
+      <w:r>
+        <w:rPr>
+          <w:b/>
+          <w:lang w:val="hi_IN" w:bidi="hi_IN"/>
+        </w:rPr>
         <w:t>""</w:t>
       </w:r>
     </w:p>
@@ -22029,6 +25149,21 @@
           <w:b/>
           <w:lang w:val="hi_IN" w:bidi="hi_IN"/>
         </w:rPr>
+        <w:t>πέποιθα &amp; ἐν Κυρίῳ, ὅτι καὶ αὐτὸς ταχέως ἐλεύσομαι</w:t>
+      </w:r>
+    </w:p>
+    <w:p>
+      <w:pPr/>
+      <w:r>
+        <w:rPr>
+          <w:lang w:val="hi_IN" w:bidi="hi_IN"/>
+        </w:rPr>
+      </w:r>
+      <w:r>
+        <w:rPr>
+          <w:b/>
+          <w:lang w:val="hi_IN" w:bidi="hi_IN"/>
+        </w:rPr>
         <w:t>""</w:t>
       </w:r>
     </w:p>
@@ -22092,6 +25227,21 @@
           <w:b/>
           <w:lang w:val="hi_IN" w:bidi="hi_IN"/>
         </w:rPr>
+        <w:t>ὅτι καὶ αὐτὸς ταχέως ἐλεύσομαι.</w:t>
+      </w:r>
+    </w:p>
+    <w:p>
+      <w:pPr/>
+      <w:r>
+        <w:rPr>
+          <w:lang w:val="hi_IN" w:bidi="hi_IN"/>
+        </w:rPr>
+      </w:r>
+      <w:r>
+        <w:rPr>
+          <w:b/>
+          <w:lang w:val="hi_IN" w:bidi="hi_IN"/>
+        </w:rPr>
         <w:t>"कि मैं आप भी शीघ्र आऊँगा"</w:t>
       </w:r>
     </w:p>
@@ -22188,6 +25338,21 @@
           <w:b/>
           <w:lang w:val="hi_IN" w:bidi="hi_IN"/>
         </w:rPr>
+        <w:t>ὅτι καὶ αὐτὸς ταχέως ἐλεύσομαι</w:t>
+      </w:r>
+    </w:p>
+    <w:p>
+      <w:pPr/>
+      <w:r>
+        <w:rPr>
+          <w:lang w:val="hi_IN" w:bidi="hi_IN"/>
+        </w:rPr>
+      </w:r>
+      <w:r>
+        <w:rPr>
+          <w:b/>
+          <w:lang w:val="hi_IN" w:bidi="hi_IN"/>
+        </w:rPr>
         <w:t>"कि मैं आप भी शीघ्र आऊँगा"</w:t>
       </w:r>
     </w:p>
@@ -22297,6 +25462,21 @@
           <w:b/>
           <w:lang w:val="hi_IN" w:bidi="hi_IN"/>
         </w:rPr>
+        <w:t>Ἐπαφρόδιτον</w:t>
+      </w:r>
+    </w:p>
+    <w:p>
+      <w:pPr/>
+      <w:r>
+        <w:rPr>
+          <w:lang w:val="hi_IN" w:bidi="hi_IN"/>
+        </w:rPr>
+      </w:r>
+      <w:r>
+        <w:rPr>
+          <w:b/>
+          <w:lang w:val="hi_IN" w:bidi="hi_IN"/>
+        </w:rPr>
         <w:t>""</w:t>
       </w:r>
     </w:p>
@@ -22380,6 +25560,21 @@
           <w:b/>
           <w:lang w:val="hi_IN" w:bidi="hi_IN"/>
         </w:rPr>
+        <w:t>ἀδελφὸν &amp; μου</w:t>
+      </w:r>
+    </w:p>
+    <w:p>
+      <w:pPr/>
+      <w:r>
+        <w:rPr>
+          <w:lang w:val="hi_IN" w:bidi="hi_IN"/>
+        </w:rPr>
+      </w:r>
+      <w:r>
+        <w:rPr>
+          <w:b/>
+          <w:lang w:val="hi_IN" w:bidi="hi_IN"/>
+        </w:rPr>
         <w:t>"मैंने"</w:t>
       </w:r>
       <w:r>
@@ -22502,6 +25697,21 @@
           <w:b/>
           <w:lang w:val="hi_IN" w:bidi="hi_IN"/>
         </w:rPr>
+        <w:t>συνστρατιώτην</w:t>
+      </w:r>
+    </w:p>
+    <w:p>
+      <w:pPr/>
+      <w:r>
+        <w:rPr>
+          <w:lang w:val="hi_IN" w:bidi="hi_IN"/>
+        </w:rPr>
+      </w:r>
+      <w:r>
+        <w:rPr>
+          <w:b/>
+          <w:lang w:val="hi_IN" w:bidi="hi_IN"/>
+        </w:rPr>
         <w:t>""</w:t>
       </w:r>
     </w:p>
@@ -22624,6 +25834,21 @@
           <w:b/>
           <w:lang w:val="hi_IN" w:bidi="hi_IN"/>
         </w:rPr>
+        <w:t>ὑμῶν &amp; ἀπόστολον καὶ λειτουργὸν τῆς χρείας μου</w:t>
+      </w:r>
+    </w:p>
+    <w:p>
+      <w:pPr/>
+      <w:r>
+        <w:rPr>
+          <w:lang w:val="hi_IN" w:bidi="hi_IN"/>
+        </w:rPr>
+      </w:r>
+      <w:r>
+        <w:rPr>
+          <w:b/>
+          <w:lang w:val="hi_IN" w:bidi="hi_IN"/>
+        </w:rPr>
         <w:t>""</w:t>
       </w:r>
     </w:p>
@@ -22687,6 +25912,21 @@
           <w:b/>
           <w:lang w:val="hi_IN" w:bidi="hi_IN"/>
         </w:rPr>
+        <w:t>ἐπιποθῶν ἦν πάντας ὑμᾶς, καὶ ἀδημονῶν</w:t>
+      </w:r>
+    </w:p>
+    <w:p>
+      <w:pPr/>
+      <w:r>
+        <w:rPr>
+          <w:lang w:val="hi_IN" w:bidi="hi_IN"/>
+        </w:rPr>
+      </w:r>
+      <w:r>
+        <w:rPr>
+          <w:b/>
+          <w:lang w:val="hi_IN" w:bidi="hi_IN"/>
+        </w:rPr>
         <w:t>""</w:t>
       </w:r>
     </w:p>
@@ -22750,6 +25990,21 @@
           <w:b/>
           <w:lang w:val="hi_IN" w:bidi="hi_IN"/>
         </w:rPr>
+        <w:t>ἐπειδὴ ἐπιποθῶν ἦν πάντας ὑμᾶς, καὶ ἀδημονῶν διότι ἠκούσατε ὅτι ἠσθένησεν</w:t>
+      </w:r>
+    </w:p>
+    <w:p>
+      <w:pPr/>
+      <w:r>
+        <w:rPr>
+          <w:lang w:val="hi_IN" w:bidi="hi_IN"/>
+        </w:rPr>
+      </w:r>
+      <w:r>
+        <w:rPr>
+          <w:b/>
+          <w:lang w:val="hi_IN" w:bidi="hi_IN"/>
+        </w:rPr>
         <w:t>"क्योंकि उसका मन तुम सब में लगा हुआ था, इस कारण वह व्याकुल रहता था क्योंकि तुम ने उसकी बीमारी का हाल सुना था"</w:t>
       </w:r>
     </w:p>
@@ -22846,6 +26101,21 @@
           <w:b/>
           <w:lang w:val="hi_IN" w:bidi="hi_IN"/>
         </w:rPr>
+        <w:t>καὶ γὰρ ἠσθένησεν παραπλήσιον θανάτῳ, ἀλλὰ ὁ Θεὸς ἠλέησεν αὐτόν, οὐκ αὐτὸν δὲ μόνον, ἀλλὰ καὶ ἐμέ, ἵνα μὴ λύπην ἐπὶ λύπην σχῶ</w:t>
+      </w:r>
+    </w:p>
+    <w:p>
+      <w:pPr/>
+      <w:r>
+        <w:rPr>
+          <w:lang w:val="hi_IN" w:bidi="hi_IN"/>
+        </w:rPr>
+      </w:r>
+      <w:r>
+        <w:rPr>
+          <w:b/>
+          <w:lang w:val="hi_IN" w:bidi="hi_IN"/>
+        </w:rPr>
         <w:t>"और निश्चय वह बीमार तो हो गया था, यहाँ तक कि मरने पर था, परन्तु परमेश्वर उस पर दया की; और केवल उस पर नहीं, पर मुझ पर भी कि मुझे शोक पर शोक न हो"</w:t>
       </w:r>
     </w:p>
@@ -22968,6 +26238,21 @@
           <w:b/>
           <w:lang w:val="hi_IN" w:bidi="hi_IN"/>
         </w:rPr>
+        <w:t>ἠσθένησεν παραπλήσιον θανάτῳ</w:t>
+      </w:r>
+    </w:p>
+    <w:p>
+      <w:pPr/>
+      <w:r>
+        <w:rPr>
+          <w:lang w:val="hi_IN" w:bidi="hi_IN"/>
+        </w:rPr>
+      </w:r>
+      <w:r>
+        <w:rPr>
+          <w:b/>
+          <w:lang w:val="hi_IN" w:bidi="hi_IN"/>
+        </w:rPr>
         <w:t>"वह बीमार तो हो गया था, यहाँ तक कि मरने पर था"</w:t>
       </w:r>
     </w:p>
@@ -23064,6 +26349,21 @@
           <w:b/>
           <w:lang w:val="hi_IN" w:bidi="hi_IN"/>
         </w:rPr>
+        <w:t>ἀλλὰ ὁ Θεὸς ἠλέησεν αὐτόν</w:t>
+      </w:r>
+    </w:p>
+    <w:p>
+      <w:pPr/>
+      <w:r>
+        <w:rPr>
+          <w:lang w:val="hi_IN" w:bidi="hi_IN"/>
+        </w:rPr>
+      </w:r>
+      <w:r>
+        <w:rPr>
+          <w:b/>
+          <w:lang w:val="hi_IN" w:bidi="hi_IN"/>
+        </w:rPr>
         <w:t>"परन्तु परमेश्वर उस पर दया की"</w:t>
       </w:r>
     </w:p>
@@ -23282,6 +26582,21 @@
           <w:b/>
           <w:lang w:val="hi_IN" w:bidi="hi_IN"/>
         </w:rPr>
+        <w:t>λύπην ἐπὶ λύπην</w:t>
+      </w:r>
+    </w:p>
+    <w:p>
+      <w:pPr/>
+      <w:r>
+        <w:rPr>
+          <w:lang w:val="hi_IN" w:bidi="hi_IN"/>
+        </w:rPr>
+      </w:r>
+      <w:r>
+        <w:rPr>
+          <w:b/>
+          <w:lang w:val="hi_IN" w:bidi="hi_IN"/>
+        </w:rPr>
         <w:t>"पर भी"</w:t>
       </w:r>
       <w:r>
@@ -23371,6 +26686,21 @@
           <w:b/>
           <w:lang w:val="hi_IN" w:bidi="hi_IN"/>
         </w:rPr>
+        <w:t>σπουδαιοτέρως οὖν ἔπεμψα αὐτὸν, ἵνα ἰδόντες αὐτὸν πάλιν, χαρῆτε κἀγὼ ἀλυπότερος ὦ</w:t>
+      </w:r>
+    </w:p>
+    <w:p>
+      <w:pPr/>
+      <w:r>
+        <w:rPr>
+          <w:lang w:val="hi_IN" w:bidi="hi_IN"/>
+        </w:rPr>
+      </w:r>
+      <w:r>
+        <w:rPr>
+          <w:b/>
+          <w:lang w:val="hi_IN" w:bidi="hi_IN"/>
+        </w:rPr>
         <w:t>"इसलिए मैंने उसे भेजने का और भी यत्न किया कि तुम उससे फिर भेंट आनन्दित हो जाओ और मेरा शोक घट"</w:t>
       </w:r>
     </w:p>
@@ -23480,6 +26810,21 @@
           <w:b/>
           <w:lang w:val="hi_IN" w:bidi="hi_IN"/>
         </w:rPr>
+        <w:t>κἀγὼ ἀλυπότερος ὦ</w:t>
+      </w:r>
+    </w:p>
+    <w:p>
+      <w:pPr/>
+      <w:r>
+        <w:rPr>
+          <w:lang w:val="hi_IN" w:bidi="hi_IN"/>
+        </w:rPr>
+      </w:r>
+      <w:r>
+        <w:rPr>
+          <w:b/>
+          <w:lang w:val="hi_IN" w:bidi="hi_IN"/>
+        </w:rPr>
         <w:t>""</w:t>
       </w:r>
     </w:p>
@@ -23569,6 +26914,21 @@
           <w:b/>
           <w:lang w:val="hi_IN" w:bidi="hi_IN"/>
         </w:rPr>
+        <w:t>προσδέχεσθε &amp; αὐτὸν</w:t>
+      </w:r>
+    </w:p>
+    <w:p>
+      <w:pPr/>
+      <w:r>
+        <w:rPr>
+          <w:lang w:val="hi_IN" w:bidi="hi_IN"/>
+        </w:rPr>
+      </w:r>
+      <w:r>
+        <w:rPr>
+          <w:b/>
+          <w:lang w:val="hi_IN" w:bidi="hi_IN"/>
+        </w:rPr>
         <w:t>""</w:t>
       </w:r>
     </w:p>
@@ -23645,6 +27005,21 @@
           <w:b/>
           <w:lang w:val="hi_IN" w:bidi="hi_IN"/>
         </w:rPr>
+        <w:t>ἐν Κυρίῳ μετὰ πάσης χαρᾶς</w:t>
+      </w:r>
+    </w:p>
+    <w:p>
+      <w:pPr/>
+      <w:r>
+        <w:rPr>
+          <w:lang w:val="hi_IN" w:bidi="hi_IN"/>
+        </w:rPr>
+      </w:r>
+      <w:r>
+        <w:rPr>
+          <w:b/>
+          <w:lang w:val="hi_IN" w:bidi="hi_IN"/>
+        </w:rPr>
         <w:t>""</w:t>
       </w:r>
     </w:p>
@@ -23734,6 +27109,21 @@
           <w:b/>
           <w:lang w:val="hi_IN" w:bidi="hi_IN"/>
         </w:rPr>
+        <w:t>ἐντίμους ἔχετε</w:t>
+      </w:r>
+    </w:p>
+    <w:p>
+      <w:pPr/>
+      <w:r>
+        <w:rPr>
+          <w:lang w:val="hi_IN" w:bidi="hi_IN"/>
+        </w:rPr>
+      </w:r>
+      <w:r>
+        <w:rPr>
+          <w:b/>
+          <w:lang w:val="hi_IN" w:bidi="hi_IN"/>
+        </w:rPr>
         <w:t>"आदर किया"</w:t>
       </w:r>
     </w:p>
@@ -23830,6 +27220,21 @@
           <w:b/>
           <w:lang w:val="hi_IN" w:bidi="hi_IN"/>
         </w:rPr>
+        <w:t>ἐντίμους ἔχετε</w:t>
+      </w:r>
+    </w:p>
+    <w:p>
+      <w:pPr/>
+      <w:r>
+        <w:rPr>
+          <w:lang w:val="hi_IN" w:bidi="hi_IN"/>
+        </w:rPr>
+      </w:r>
+      <w:r>
+        <w:rPr>
+          <w:b/>
+          <w:lang w:val="hi_IN" w:bidi="hi_IN"/>
+        </w:rPr>
         <w:t>"आदर किया"</w:t>
       </w:r>
     </w:p>
@@ -23952,6 +27357,21 @@
           <w:b/>
           <w:lang w:val="hi_IN" w:bidi="hi_IN"/>
         </w:rPr>
+        <w:t>ὅτι διὰ τὸ ἔργον Χριστοῦ μέχρι θανάτου ἤγγισεν, παραβολευσάμενος τῇ ψυχῇ, ἵνα ἀναπληρώσῃ τὸ ὑμῶν ὑστέρημα, τῆς πρός με λειτουργίας</w:t>
+      </w:r>
+    </w:p>
+    <w:p>
+      <w:pPr/>
+      <w:r>
+        <w:rPr>
+          <w:lang w:val="hi_IN" w:bidi="hi_IN"/>
+        </w:rPr>
+      </w:r>
+      <w:r>
+        <w:rPr>
+          <w:b/>
+          <w:lang w:val="hi_IN" w:bidi="hi_IN"/>
+        </w:rPr>
         <w:t>""</w:t>
       </w:r>
     </w:p>
@@ -24061,6 +27481,21 @@
           <w:b/>
           <w:lang w:val="hi_IN" w:bidi="hi_IN"/>
         </w:rPr>
+        <w:t>διὰ τὸ ἔργον Χριστοῦ</w:t>
+      </w:r>
+    </w:p>
+    <w:p>
+      <w:pPr/>
+      <w:r>
+        <w:rPr>
+          <w:lang w:val="hi_IN" w:bidi="hi_IN"/>
+        </w:rPr>
+      </w:r>
+      <w:r>
+        <w:rPr>
+          <w:b/>
+          <w:lang w:val="hi_IN" w:bidi="hi_IN"/>
+        </w:rPr>
         <w:t>"मसीह के काम के लिये"</w:t>
       </w:r>
     </w:p>
@@ -24157,6 +27592,21 @@
           <w:b/>
           <w:lang w:val="hi_IN" w:bidi="hi_IN"/>
         </w:rPr>
+        <w:t>διὰ τὸ ἔργον Χριστοῦ</w:t>
+      </w:r>
+    </w:p>
+    <w:p>
+      <w:pPr/>
+      <w:r>
+        <w:rPr>
+          <w:lang w:val="hi_IN" w:bidi="hi_IN"/>
+        </w:rPr>
+      </w:r>
+      <w:r>
+        <w:rPr>
+          <w:b/>
+          <w:lang w:val="hi_IN" w:bidi="hi_IN"/>
+        </w:rPr>
         <w:t>"मसीह के काम के लिये"</w:t>
       </w:r>
     </w:p>
@@ -24266,6 +27716,21 @@
           <w:b/>
           <w:lang w:val="hi_IN" w:bidi="hi_IN"/>
         </w:rPr>
+        <w:t>μέχρι θανάτου ἤγγισεν</w:t>
+      </w:r>
+    </w:p>
+    <w:p>
+      <w:pPr/>
+      <w:r>
+        <w:rPr>
+          <w:lang w:val="hi_IN" w:bidi="hi_IN"/>
+        </w:rPr>
+      </w:r>
+      <w:r>
+        <w:rPr>
+          <w:b/>
+          <w:lang w:val="hi_IN" w:bidi="hi_IN"/>
+        </w:rPr>
         <w:t>"वह"</w:t>
       </w:r>
       <w:r>
@@ -24388,6 +27853,21 @@
           <w:b/>
           <w:lang w:val="hi_IN" w:bidi="hi_IN"/>
         </w:rPr>
+        <w:t>παραβολευσάμενος τῇ ψυχῇ</w:t>
+      </w:r>
+    </w:p>
+    <w:p>
+      <w:pPr/>
+      <w:r>
+        <w:rPr>
+          <w:lang w:val="hi_IN" w:bidi="hi_IN"/>
+        </w:rPr>
+      </w:r>
+      <w:r>
+        <w:rPr>
+          <w:b/>
+          <w:lang w:val="hi_IN" w:bidi="hi_IN"/>
+        </w:rPr>
         <w:t>"प्राणों जोखिम उठाकर"</w:t>
       </w:r>
     </w:p>
@@ -24497,6 +27977,21 @@
           <w:b/>
           <w:lang w:val="hi_IN" w:bidi="hi_IN"/>
         </w:rPr>
+        <w:t>ἵνα ἀναπληρώσῃ τὸ ὑμῶν ὑστέρημα, τῆς πρός με λειτουργίας</w:t>
+      </w:r>
+    </w:p>
+    <w:p>
+      <w:pPr/>
+      <w:r>
+        <w:rPr>
+          <w:lang w:val="hi_IN" w:bidi="hi_IN"/>
+        </w:rPr>
+      </w:r>
+      <w:r>
+        <w:rPr>
+          <w:b/>
+          <w:lang w:val="hi_IN" w:bidi="hi_IN"/>
+        </w:rPr>
         <w:t>"अपने"</w:t>
       </w:r>
       <w:r>
@@ -24619,6 +28114,21 @@
           <w:b/>
           <w:lang w:val="hi_IN" w:bidi="hi_IN"/>
         </w:rPr>
+        <w:t>ἵνα ἀναπληρώσῃ τὸ ὑμῶν ὑστέρημα, τῆς πρός με λειτουργίας</w:t>
+      </w:r>
+    </w:p>
+    <w:p>
+      <w:pPr/>
+      <w:r>
+        <w:rPr>
+          <w:lang w:val="hi_IN" w:bidi="hi_IN"/>
+        </w:rPr>
+      </w:r>
+      <w:r>
+        <w:rPr>
+          <w:b/>
+          <w:lang w:val="hi_IN" w:bidi="hi_IN"/>
+        </w:rPr>
         <w:t>""</w:t>
       </w:r>
     </w:p>
@@ -24701,6 +28211,21 @@
         <w:rPr>
           <w:lang w:val="hi_IN" w:bidi="hi_IN"/>
         </w:rPr>
+      </w:r>
+    </w:p>
+    <w:p>
+      <w:pPr/>
+      <w:r>
+        <w:rPr>
+          <w:lang w:val="hi_IN" w:bidi="hi_IN"/>
+        </w:rPr>
+      </w:r>
+      <w:r>
+        <w:rPr>
+          <w:b/>
+          <w:lang w:val="hi_IN" w:bidi="hi_IN"/>
+        </w:rPr>
+        <w:t>ἀδελφοί</w:t>
       </w:r>
     </w:p>
     <w:p>
@@ -24809,6 +28334,21 @@
           <w:b/>
           <w:lang w:val="hi_IN" w:bidi="hi_IN"/>
         </w:rPr>
+        <w:t>χαίρετε ἐν Κυρίῳ</w:t>
+      </w:r>
+    </w:p>
+    <w:p>
+      <w:pPr/>
+      <w:r>
+        <w:rPr>
+          <w:lang w:val="hi_IN" w:bidi="hi_IN"/>
+        </w:rPr>
+      </w:r>
+      <w:r>
+        <w:rPr>
+          <w:b/>
+          <w:lang w:val="hi_IN" w:bidi="hi_IN"/>
+        </w:rPr>
         <w:t>""</w:t>
       </w:r>
     </w:p>
@@ -24885,6 +28425,21 @@
           <w:b/>
           <w:lang w:val="hi_IN" w:bidi="hi_IN"/>
         </w:rPr>
+        <w:t>ἐν Κυρίῳ</w:t>
+      </w:r>
+    </w:p>
+    <w:p>
+      <w:pPr/>
+      <w:r>
+        <w:rPr>
+          <w:lang w:val="hi_IN" w:bidi="hi_IN"/>
+        </w:rPr>
+      </w:r>
+      <w:r>
+        <w:rPr>
+          <w:b/>
+          <w:lang w:val="hi_IN" w:bidi="hi_IN"/>
+        </w:rPr>
         <w:t>"प्रभु में"</w:t>
       </w:r>
       <w:r>
@@ -24961,6 +28516,21 @@
           <w:b/>
           <w:lang w:val="hi_IN" w:bidi="hi_IN"/>
         </w:rPr>
+        <w:t>ὑμῖν δὲ ἀσφαλές</w:t>
+      </w:r>
+    </w:p>
+    <w:p>
+      <w:pPr/>
+      <w:r>
+        <w:rPr>
+          <w:lang w:val="hi_IN" w:bidi="hi_IN"/>
+        </w:rPr>
+      </w:r>
+      <w:r>
+        <w:rPr>
+          <w:b/>
+          <w:lang w:val="hi_IN" w:bidi="hi_IN"/>
+        </w:rPr>
         <w:t>""</w:t>
       </w:r>
     </w:p>
@@ -25044,6 +28614,21 @@
           <w:b/>
           <w:lang w:val="hi_IN" w:bidi="hi_IN"/>
         </w:rPr>
+        <w:t>βλέπετε</w:t>
+      </w:r>
+    </w:p>
+    <w:p>
+      <w:pPr/>
+      <w:r>
+        <w:rPr>
+          <w:lang w:val="hi_IN" w:bidi="hi_IN"/>
+        </w:rPr>
+      </w:r>
+      <w:r>
+        <w:rPr>
+          <w:b/>
+          <w:lang w:val="hi_IN" w:bidi="hi_IN"/>
+        </w:rPr>
         <w:t>"चौकस रहो,"</w:t>
       </w:r>
       <w:r>
@@ -25166,6 +28751,21 @@
           <w:b/>
           <w:lang w:val="hi_IN" w:bidi="hi_IN"/>
         </w:rPr>
+        <w:t>βλέπετε</w:t>
+      </w:r>
+    </w:p>
+    <w:p>
+      <w:pPr/>
+      <w:r>
+        <w:rPr>
+          <w:lang w:val="hi_IN" w:bidi="hi_IN"/>
+        </w:rPr>
+      </w:r>
+      <w:r>
+        <w:rPr>
+          <w:b/>
+          <w:lang w:val="hi_IN" w:bidi="hi_IN"/>
+        </w:rPr>
         <w:t>""</w:t>
       </w:r>
     </w:p>
@@ -25229,6 +28829,21 @@
           <w:b/>
           <w:lang w:val="hi_IN" w:bidi="hi_IN"/>
         </w:rPr>
+        <w:t>τοὺς κύνας &amp; τοὺς κακοὺς ἐργάτας &amp; τὴν κατατομήν</w:t>
+      </w:r>
+    </w:p>
+    <w:p>
+      <w:pPr/>
+      <w:r>
+        <w:rPr>
+          <w:lang w:val="hi_IN" w:bidi="hi_IN"/>
+        </w:rPr>
+      </w:r>
+      <w:r>
+        <w:rPr>
+          <w:b/>
+          <w:lang w:val="hi_IN" w:bidi="hi_IN"/>
+        </w:rPr>
         <w:t>""</w:t>
       </w:r>
     </w:p>
@@ -25318,6 +28933,21 @@
           <w:b/>
           <w:lang w:val="hi_IN" w:bidi="hi_IN"/>
         </w:rPr>
+        <w:t>τοὺς κύνας</w:t>
+      </w:r>
+    </w:p>
+    <w:p>
+      <w:pPr/>
+      <w:r>
+        <w:rPr>
+          <w:lang w:val="hi_IN" w:bidi="hi_IN"/>
+        </w:rPr>
+      </w:r>
+      <w:r>
+        <w:rPr>
+          <w:b/>
+          <w:lang w:val="hi_IN" w:bidi="hi_IN"/>
+        </w:rPr>
         <w:t>"कुत्तों"</w:t>
       </w:r>
     </w:p>
@@ -25427,6 +29057,21 @@
           <w:b/>
           <w:lang w:val="hi_IN" w:bidi="hi_IN"/>
         </w:rPr>
+        <w:t>κακοὺς ἐργάτας</w:t>
+      </w:r>
+    </w:p>
+    <w:p>
+      <w:pPr/>
+      <w:r>
+        <w:rPr>
+          <w:lang w:val="hi_IN" w:bidi="hi_IN"/>
+        </w:rPr>
+      </w:r>
+      <w:r>
+        <w:rPr>
+          <w:b/>
+          <w:lang w:val="hi_IN" w:bidi="hi_IN"/>
+        </w:rPr>
         <w:t>"बुरे काम करनेवालों"</w:t>
       </w:r>
     </w:p>
@@ -25523,6 +29168,21 @@
           <w:b/>
           <w:lang w:val="hi_IN" w:bidi="hi_IN"/>
         </w:rPr>
+        <w:t>τὴν κατατομήν</w:t>
+      </w:r>
+    </w:p>
+    <w:p>
+      <w:pPr/>
+      <w:r>
+        <w:rPr>
+          <w:lang w:val="hi_IN" w:bidi="hi_IN"/>
+        </w:rPr>
+      </w:r>
+      <w:r>
+        <w:rPr>
+          <w:b/>
+          <w:lang w:val="hi_IN" w:bidi="hi_IN"/>
+        </w:rPr>
         <w:t>"से"</w:t>
       </w:r>
       <w:r>
@@ -25658,6 +29318,21 @@
           <w:b/>
           <w:lang w:val="hi_IN" w:bidi="hi_IN"/>
         </w:rPr>
+        <w:t>τὴν κατατομήν</w:t>
+      </w:r>
+    </w:p>
+    <w:p>
+      <w:pPr/>
+      <w:r>
+        <w:rPr>
+          <w:lang w:val="hi_IN" w:bidi="hi_IN"/>
+        </w:rPr>
+      </w:r>
+      <w:r>
+        <w:rPr>
+          <w:b/>
+          <w:lang w:val="hi_IN" w:bidi="hi_IN"/>
+        </w:rPr>
         <w:t>"से"</w:t>
       </w:r>
       <w:r>
@@ -25767,6 +29442,21 @@
           <w:b/>
           <w:lang w:val="hi_IN" w:bidi="hi_IN"/>
         </w:rPr>
+        <w:t>ἡμεῖς γάρ ἐσμεν</w:t>
+      </w:r>
+    </w:p>
+    <w:p>
+      <w:pPr/>
+      <w:r>
+        <w:rPr>
+          <w:lang w:val="hi_IN" w:bidi="hi_IN"/>
+        </w:rPr>
+      </w:r>
+      <w:r>
+        <w:rPr>
+          <w:b/>
+          <w:lang w:val="hi_IN" w:bidi="hi_IN"/>
+        </w:rPr>
         <w:t>""</w:t>
       </w:r>
     </w:p>
@@ -25870,6 +29560,21 @@
           <w:b/>
           <w:lang w:val="hi_IN" w:bidi="hi_IN"/>
         </w:rPr>
+        <w:t>ἡ περιτομή</w:t>
+      </w:r>
+    </w:p>
+    <w:p>
+      <w:pPr/>
+      <w:r>
+        <w:rPr>
+          <w:lang w:val="hi_IN" w:bidi="hi_IN"/>
+        </w:rPr>
+      </w:r>
+      <w:r>
+        <w:rPr>
+          <w:b/>
+          <w:lang w:val="hi_IN" w:bidi="hi_IN"/>
+        </w:rPr>
         <w:t>""</w:t>
       </w:r>
     </w:p>
@@ -25959,6 +29664,21 @@
           <w:b/>
           <w:lang w:val="hi_IN" w:bidi="hi_IN"/>
         </w:rPr>
+        <w:t>οἱ Πνεύματι Θεοῦ λατρεύοντες</w:t>
+      </w:r>
+    </w:p>
+    <w:p>
+      <w:pPr/>
+      <w:r>
+        <w:rPr>
+          <w:lang w:val="hi_IN" w:bidi="hi_IN"/>
+        </w:rPr>
+      </w:r>
+      <w:r>
+        <w:rPr>
+          <w:b/>
+          <w:lang w:val="hi_IN" w:bidi="hi_IN"/>
+        </w:rPr>
         <w:t>"परमेश्वर के आत्मा की उपासना करते हैं"</w:t>
       </w:r>
     </w:p>
@@ -26022,6 +29742,21 @@
           <w:b/>
           <w:lang w:val="hi_IN" w:bidi="hi_IN"/>
         </w:rPr>
+        <w:t>οὐκ ἐν σαρκὶ πεποιθότες</w:t>
+      </w:r>
+    </w:p>
+    <w:p>
+      <w:pPr/>
+      <w:r>
+        <w:rPr>
+          <w:lang w:val="hi_IN" w:bidi="hi_IN"/>
+        </w:rPr>
+      </w:r>
+      <w:r>
+        <w:rPr>
+          <w:b/>
+          <w:lang w:val="hi_IN" w:bidi="hi_IN"/>
+        </w:rPr>
         <w:t>""</w:t>
       </w:r>
     </w:p>
@@ -26111,6 +29846,21 @@
           <w:b/>
           <w:lang w:val="hi_IN" w:bidi="hi_IN"/>
         </w:rPr>
+        <w:t>καυχώμενοι ἐν Χριστῷ Ἰησοῦ, καὶ οὐκ ἐν σαρκὶ πεποιθότες</w:t>
+      </w:r>
+    </w:p>
+    <w:p>
+      <w:pPr/>
+      <w:r>
+        <w:rPr>
+          <w:lang w:val="hi_IN" w:bidi="hi_IN"/>
+        </w:rPr>
+      </w:r>
+      <w:r>
+        <w:rPr>
+          <w:b/>
+          <w:lang w:val="hi_IN" w:bidi="hi_IN"/>
+        </w:rPr>
         <w:t>"मसीह यीशु पर घमण्ड करते हैं और शरीर भरोसा नहीं"</w:t>
       </w:r>
     </w:p>
@@ -26200,6 +29950,21 @@
           <w:b/>
           <w:lang w:val="hi_IN" w:bidi="hi_IN"/>
         </w:rPr>
+        <w:t>καὶ οὐκ ἐν σαρκὶ πεποιθότες</w:t>
+      </w:r>
+    </w:p>
+    <w:p>
+      <w:pPr/>
+      <w:r>
+        <w:rPr>
+          <w:lang w:val="hi_IN" w:bidi="hi_IN"/>
+        </w:rPr>
+      </w:r>
+      <w:r>
+        <w:rPr>
+          <w:b/>
+          <w:lang w:val="hi_IN" w:bidi="hi_IN"/>
+        </w:rPr>
         <w:t>"और शरीर भरोसा नहीं"</w:t>
       </w:r>
     </w:p>
@@ -26321,6 +30086,21 @@
         <w:rPr>
           <w:lang w:val="hi_IN" w:bidi="hi_IN"/>
         </w:rPr>
+      </w:r>
+    </w:p>
+    <w:p>
+      <w:pPr/>
+      <w:r>
+        <w:rPr>
+          <w:lang w:val="hi_IN" w:bidi="hi_IN"/>
+        </w:rPr>
+      </w:r>
+      <w:r>
+        <w:rPr>
+          <w:b/>
+          <w:lang w:val="hi_IN" w:bidi="hi_IN"/>
+        </w:rPr>
+        <w:t>ἐγὼ ἔχων πεποίθησιν καὶ ἐν σαρκί εἴ τις δοκεῖ ἄλλος πεποιθέναι ἐν σαρκί, ἐγὼ μᾶλλον</w:t>
       </w:r>
     </w:p>
     <w:p>
@@ -26499,6 +30279,21 @@
           <w:b/>
           <w:lang w:val="hi_IN" w:bidi="hi_IN"/>
         </w:rPr>
+        <w:t>φυλῆς Βενιαμείν</w:t>
+      </w:r>
+    </w:p>
+    <w:p>
+      <w:pPr/>
+      <w:r>
+        <w:rPr>
+          <w:lang w:val="hi_IN" w:bidi="hi_IN"/>
+        </w:rPr>
+      </w:r>
+      <w:r>
+        <w:rPr>
+          <w:b/>
+          <w:lang w:val="hi_IN" w:bidi="hi_IN"/>
+        </w:rPr>
         <w:t>""</w:t>
       </w:r>
     </w:p>
@@ -26671,6 +30466,21 @@
           <w:b/>
           <w:lang w:val="hi_IN" w:bidi="hi_IN"/>
         </w:rPr>
+        <w:t>κατὰ νόμον Φαρισαῖος</w:t>
+      </w:r>
+    </w:p>
+    <w:p>
+      <w:pPr/>
+      <w:r>
+        <w:rPr>
+          <w:lang w:val="hi_IN" w:bidi="hi_IN"/>
+        </w:rPr>
+      </w:r>
+      <w:r>
+        <w:rPr>
+          <w:b/>
+          <w:lang w:val="hi_IN" w:bidi="hi_IN"/>
+        </w:rPr>
         <w:t>""</w:t>
       </w:r>
     </w:p>
@@ -26747,6 +30557,21 @@
           <w:b/>
           <w:lang w:val="hi_IN" w:bidi="hi_IN"/>
         </w:rPr>
+        <w:t>κατὰ ζῆλος διώκων τὴν ἐκκλησίαν, κατὰ δικαιοσύνην τὴν ἐν νόμῳ γενόμενος ἄμεμπτος</w:t>
+      </w:r>
+    </w:p>
+    <w:p>
+      <w:pPr/>
+      <w:r>
+        <w:rPr>
+          <w:lang w:val="hi_IN" w:bidi="hi_IN"/>
+        </w:rPr>
+      </w:r>
+      <w:r>
+        <w:rPr>
+          <w:b/>
+          <w:lang w:val="hi_IN" w:bidi="hi_IN"/>
+        </w:rPr>
         <w:t>"उत्साह विषय में यदि कहो तो कलीसिया सतानेवाला; व्यवस्था धार्मिकता विषय में यदि कहो निर्दोष"</w:t>
       </w:r>
     </w:p>
@@ -26810,6 +30635,21 @@
           <w:b/>
           <w:lang w:val="hi_IN" w:bidi="hi_IN"/>
         </w:rPr>
+        <w:t>κατὰ ζῆλος διώκων τὴν ἐκκλησίαν</w:t>
+      </w:r>
+    </w:p>
+    <w:p>
+      <w:pPr/>
+      <w:r>
+        <w:rPr>
+          <w:lang w:val="hi_IN" w:bidi="hi_IN"/>
+        </w:rPr>
+      </w:r>
+      <w:r>
+        <w:rPr>
+          <w:b/>
+          <w:lang w:val="hi_IN" w:bidi="hi_IN"/>
+        </w:rPr>
         <w:t>""</w:t>
       </w:r>
     </w:p>
@@ -26912,6 +30752,21 @@
           <w:b/>
           <w:lang w:val="hi_IN" w:bidi="hi_IN"/>
         </w:rPr>
+        <w:t>τὴν ἐκκλησίαν</w:t>
+      </w:r>
+    </w:p>
+    <w:p>
+      <w:pPr/>
+      <w:r>
+        <w:rPr>
+          <w:lang w:val="hi_IN" w:bidi="hi_IN"/>
+        </w:rPr>
+      </w:r>
+      <w:r>
+        <w:rPr>
+          <w:b/>
+          <w:lang w:val="hi_IN" w:bidi="hi_IN"/>
+        </w:rPr>
         <w:t>""</w:t>
       </w:r>
     </w:p>
@@ -27014,6 +30869,21 @@
           <w:b/>
           <w:lang w:val="hi_IN" w:bidi="hi_IN"/>
         </w:rPr>
+        <w:t>κατὰ δικαιοσύνην τὴν ἐν νόμῳ γενόμενος ἄμεμπτος</w:t>
+      </w:r>
+    </w:p>
+    <w:p>
+      <w:pPr/>
+      <w:r>
+        <w:rPr>
+          <w:lang w:val="hi_IN" w:bidi="hi_IN"/>
+        </w:rPr>
+      </w:r>
+      <w:r>
+        <w:rPr>
+          <w:b/>
+          <w:lang w:val="hi_IN" w:bidi="hi_IN"/>
+        </w:rPr>
         <w:t>""</w:t>
       </w:r>
     </w:p>
@@ -27076,6 +30946,21 @@
         <w:rPr>
           <w:lang w:val="hi_IN" w:bidi="hi_IN"/>
         </w:rPr>
+      </w:r>
+    </w:p>
+    <w:p>
+      <w:pPr/>
+      <w:r>
+        <w:rPr>
+          <w:lang w:val="hi_IN" w:bidi="hi_IN"/>
+        </w:rPr>
+      </w:r>
+      <w:r>
+        <w:rPr>
+          <w:b/>
+          <w:lang w:val="hi_IN" w:bidi="hi_IN"/>
+        </w:rPr>
+        <w:t>ἅτινα ἦν μοι κέρδη, ταῦτα ἥγημαι διὰ τὸν Χριστὸν ζημίαν</w:t>
       </w:r>
     </w:p>
     <w:p>
@@ -27191,6 +31076,21 @@
           <w:b/>
           <w:lang w:val="hi_IN" w:bidi="hi_IN"/>
         </w:rPr>
+        <w:t>ἅτινα ἦν μοι κέρδη, ταῦτα ἥγημαι διὰ τὸν Χριστὸν ζημίαν</w:t>
+      </w:r>
+    </w:p>
+    <w:p>
+      <w:pPr/>
+      <w:r>
+        <w:rPr>
+          <w:lang w:val="hi_IN" w:bidi="hi_IN"/>
+        </w:rPr>
+      </w:r>
+      <w:r>
+        <w:rPr>
+          <w:b/>
+          <w:lang w:val="hi_IN" w:bidi="hi_IN"/>
+        </w:rPr>
         <w:t>""</w:t>
       </w:r>
     </w:p>
@@ -27266,6 +31166,21 @@
         <w:rPr>
           <w:lang w:val="hi_IN" w:bidi="hi_IN"/>
         </w:rPr>
+      </w:r>
+    </w:p>
+    <w:p>
+      <w:pPr/>
+      <w:r>
+        <w:rPr>
+          <w:lang w:val="hi_IN" w:bidi="hi_IN"/>
+        </w:rPr>
+      </w:r>
+      <w:r>
+        <w:rPr>
+          <w:b/>
+          <w:lang w:val="hi_IN" w:bidi="hi_IN"/>
+        </w:rPr>
+        <w:t>ἅτινα ἦν μοι κέρδη</w:t>
       </w:r>
     </w:p>
     <w:p>
@@ -27394,6 +31309,21 @@
           <w:b/>
           <w:lang w:val="hi_IN" w:bidi="hi_IN"/>
         </w:rPr>
+        <w:t>ἅτινα ἦν μοι κέρδη</w:t>
+      </w:r>
+    </w:p>
+    <w:p>
+      <w:pPr/>
+      <w:r>
+        <w:rPr>
+          <w:lang w:val="hi_IN" w:bidi="hi_IN"/>
+        </w:rPr>
+      </w:r>
+      <w:r>
+        <w:rPr>
+          <w:b/>
+          <w:lang w:val="hi_IN" w:bidi="hi_IN"/>
+        </w:rPr>
         <w:t>"मेरे लाभ की थीं"</w:t>
       </w:r>
     </w:p>
@@ -27502,6 +31432,21 @@
         <w:rPr>
           <w:lang w:val="hi_IN" w:bidi="hi_IN"/>
         </w:rPr>
+      </w:r>
+    </w:p>
+    <w:p>
+      <w:pPr/>
+      <w:r>
+        <w:rPr>
+          <w:lang w:val="hi_IN" w:bidi="hi_IN"/>
+        </w:rPr>
+      </w:r>
+      <w:r>
+        <w:rPr>
+          <w:b/>
+          <w:lang w:val="hi_IN" w:bidi="hi_IN"/>
+        </w:rPr>
+        <w:t>ταῦτα ἥγημαι διὰ τὸν Χριστὸν ζημίαν</w:t>
       </w:r>
     </w:p>
     <w:p>
@@ -27815,6 +31760,21 @@
           <w:b/>
           <w:lang w:val="hi_IN" w:bidi="hi_IN"/>
         </w:rPr>
+        <w:t>ζημίαν</w:t>
+      </w:r>
+    </w:p>
+    <w:p>
+      <w:pPr/>
+      <w:r>
+        <w:rPr>
+          <w:lang w:val="hi_IN" w:bidi="hi_IN"/>
+        </w:rPr>
+      </w:r>
+      <w:r>
+        <w:rPr>
+          <w:b/>
+          <w:lang w:val="hi_IN" w:bidi="hi_IN"/>
+        </w:rPr>
         <w:t>"हानि उठाई"</w:t>
       </w:r>
     </w:p>
@@ -27929,6 +31889,21 @@
           <w:b/>
           <w:lang w:val="hi_IN" w:bidi="hi_IN"/>
         </w:rPr>
+        <w:t>καὶ ἡγοῦμαι πάντα ζημίαν εἶναι, διὰ τὸ ὑπερέχον τῆς γνώσεως Χριστοῦ Ἰησοῦ τοῦ Κυρίου μου</w:t>
+      </w:r>
+    </w:p>
+    <w:p>
+      <w:pPr/>
+      <w:r>
+        <w:rPr>
+          <w:lang w:val="hi_IN" w:bidi="hi_IN"/>
+        </w:rPr>
+      </w:r>
+      <w:r>
+        <w:rPr>
+          <w:b/>
+          <w:lang w:val="hi_IN" w:bidi="hi_IN"/>
+        </w:rPr>
         <w:t>"मैं"</w:t>
       </w:r>
       <w:r>
@@ -28103,6 +32078,21 @@
           <w:b/>
           <w:lang w:val="hi_IN" w:bidi="hi_IN"/>
         </w:rPr>
+        <w:t>διὰ τὸ ὑπερέχον τῆς γνώσεως Χριστοῦ Ἰησοῦ τοῦ Κυρίου μου</w:t>
+      </w:r>
+    </w:p>
+    <w:p>
+      <w:pPr/>
+      <w:r>
+        <w:rPr>
+          <w:lang w:val="hi_IN" w:bidi="hi_IN"/>
+        </w:rPr>
+      </w:r>
+      <w:r>
+        <w:rPr>
+          <w:b/>
+          <w:lang w:val="hi_IN" w:bidi="hi_IN"/>
+        </w:rPr>
         <w:t>"मैं"</w:t>
       </w:r>
       <w:r>
@@ -28264,6 +32254,21 @@
           <w:b/>
           <w:lang w:val="hi_IN" w:bidi="hi_IN"/>
         </w:rPr>
+        <w:t>διὰ τὸ ὑπερέχον τῆς γνώσεως Χριστοῦ Ἰησοῦ τοῦ Κυρίου μου</w:t>
+      </w:r>
+    </w:p>
+    <w:p>
+      <w:pPr/>
+      <w:r>
+        <w:rPr>
+          <w:lang w:val="hi_IN" w:bidi="hi_IN"/>
+        </w:rPr>
+      </w:r>
+      <w:r>
+        <w:rPr>
+          <w:b/>
+          <w:lang w:val="hi_IN" w:bidi="hi_IN"/>
+        </w:rPr>
         <w:t>""</w:t>
       </w:r>
     </w:p>
@@ -28327,6 +32332,21 @@
           <w:b/>
           <w:lang w:val="hi_IN" w:bidi="hi_IN"/>
         </w:rPr>
+        <w:t>τῆς γνώσεως Χριστοῦ Ἰησοῦ τοῦ Κυρίου μου</w:t>
+      </w:r>
+    </w:p>
+    <w:p>
+      <w:pPr/>
+      <w:r>
+        <w:rPr>
+          <w:lang w:val="hi_IN" w:bidi="hi_IN"/>
+        </w:rPr>
+      </w:r>
+      <w:r>
+        <w:rPr>
+          <w:b/>
+          <w:lang w:val="hi_IN" w:bidi="hi_IN"/>
+        </w:rPr>
         <w:t>"मैं"</w:t>
       </w:r>
       <w:r>
@@ -28435,6 +32455,21 @@
         <w:rPr>
           <w:lang w:val="hi_IN" w:bidi="hi_IN"/>
         </w:rPr>
+      </w:r>
+    </w:p>
+    <w:p>
+      <w:pPr/>
+      <w:r>
+        <w:rPr>
+          <w:lang w:val="hi_IN" w:bidi="hi_IN"/>
+        </w:rPr>
+      </w:r>
+      <w:r>
+        <w:rPr>
+          <w:b/>
+          <w:lang w:val="hi_IN" w:bidi="hi_IN"/>
+        </w:rPr>
+        <w:t>δι’ ὃν τὰ πάντα ἐζημιώθην</w:t>
       </w:r>
     </w:p>
     <w:p>
@@ -28696,6 +32731,21 @@
           <w:b/>
           <w:lang w:val="hi_IN" w:bidi="hi_IN"/>
         </w:rPr>
+        <w:t>σκύβαλα</w:t>
+      </w:r>
+    </w:p>
+    <w:p>
+      <w:pPr/>
+      <w:r>
+        <w:rPr>
+          <w:lang w:val="hi_IN" w:bidi="hi_IN"/>
+        </w:rPr>
+      </w:r>
+      <w:r>
+        <w:rPr>
+          <w:b/>
+          <w:lang w:val="hi_IN" w:bidi="hi_IN"/>
+        </w:rPr>
         <w:t>"कूड़ा"</w:t>
       </w:r>
     </w:p>
@@ -28899,6 +32949,21 @@
           <w:b/>
           <w:lang w:val="hi_IN" w:bidi="hi_IN"/>
         </w:rPr>
+        <w:t>ἵνα Χριστὸν κερδήσω</w:t>
+      </w:r>
+    </w:p>
+    <w:p>
+      <w:pPr/>
+      <w:r>
+        <w:rPr>
+          <w:lang w:val="hi_IN" w:bidi="hi_IN"/>
+        </w:rPr>
+      </w:r>
+      <w:r>
+        <w:rPr>
+          <w:b/>
+          <w:lang w:val="hi_IN" w:bidi="hi_IN"/>
+        </w:rPr>
         <w:t>"ताकि मैं मसीह प्राप्त"</w:t>
       </w:r>
     </w:p>
@@ -28995,6 +33060,21 @@
           <w:b/>
           <w:lang w:val="hi_IN" w:bidi="hi_IN"/>
         </w:rPr>
+        <w:t>καὶ εὑρεθῶ ἐν αὐτῷ</w:t>
+      </w:r>
+    </w:p>
+    <w:p>
+      <w:pPr/>
+      <w:r>
+        <w:rPr>
+          <w:lang w:val="hi_IN" w:bidi="hi_IN"/>
+        </w:rPr>
+      </w:r>
+      <w:r>
+        <w:rPr>
+          <w:b/>
+          <w:lang w:val="hi_IN" w:bidi="hi_IN"/>
+        </w:rPr>
         <w:t>""</w:t>
       </w:r>
     </w:p>
@@ -29078,6 +33158,21 @@
           <w:b/>
           <w:lang w:val="hi_IN" w:bidi="hi_IN"/>
         </w:rPr>
+        <w:t>μὴ ἔχων ἐμὴν δικαιοσύνην, τὴν ἐκ νόμου</w:t>
+      </w:r>
+    </w:p>
+    <w:p>
+      <w:pPr/>
+      <w:r>
+        <w:rPr>
+          <w:lang w:val="hi_IN" w:bidi="hi_IN"/>
+        </w:rPr>
+      </w:r>
+      <w:r>
+        <w:rPr>
+          <w:b/>
+          <w:lang w:val="hi_IN" w:bidi="hi_IN"/>
+        </w:rPr>
         <w:t>"न अपनी उस धार्मिकता व्यवस्था"</w:t>
       </w:r>
       <w:r>
@@ -29200,6 +33295,21 @@
           <w:b/>
           <w:lang w:val="hi_IN" w:bidi="hi_IN"/>
         </w:rPr>
+        <w:t>ἀλλὰ τὴν διὰ πίστεως Χριστοῦ</w:t>
+      </w:r>
+    </w:p>
+    <w:p>
+      <w:pPr/>
+      <w:r>
+        <w:rPr>
+          <w:lang w:val="hi_IN" w:bidi="hi_IN"/>
+        </w:rPr>
+      </w:r>
+      <w:r>
+        <w:rPr>
+          <w:b/>
+          <w:lang w:val="hi_IN" w:bidi="hi_IN"/>
+        </w:rPr>
         <w:t>"से है, वरन् उस"</w:t>
       </w:r>
       <w:r>
@@ -29322,6 +33432,21 @@
           <w:b/>
           <w:lang w:val="hi_IN" w:bidi="hi_IN"/>
         </w:rPr>
+        <w:t>ἀλλὰ τὴν διὰ πίστεως Χριστοῦ</w:t>
+      </w:r>
+    </w:p>
+    <w:p>
+      <w:pPr/>
+      <w:r>
+        <w:rPr>
+          <w:lang w:val="hi_IN" w:bidi="hi_IN"/>
+        </w:rPr>
+      </w:r>
+      <w:r>
+        <w:rPr>
+          <w:b/>
+          <w:lang w:val="hi_IN" w:bidi="hi_IN"/>
+        </w:rPr>
         <w:t>""</w:t>
       </w:r>
     </w:p>
@@ -29398,6 +33523,21 @@
           <w:b/>
           <w:lang w:val="hi_IN" w:bidi="hi_IN"/>
         </w:rPr>
+        <w:t>τὴν ἐκ Θεοῦ δικαιοσύνην ἐπὶ τῇ πίστει</w:t>
+      </w:r>
+    </w:p>
+    <w:p>
+      <w:pPr/>
+      <w:r>
+        <w:rPr>
+          <w:lang w:val="hi_IN" w:bidi="hi_IN"/>
+        </w:rPr>
+      </w:r>
+      <w:r>
+        <w:rPr>
+          <w:b/>
+          <w:lang w:val="hi_IN" w:bidi="hi_IN"/>
+        </w:rPr>
         <w:t>""</w:t>
       </w:r>
     </w:p>
@@ -29520,6 +33660,21 @@
           <w:b/>
           <w:lang w:val="hi_IN" w:bidi="hi_IN"/>
         </w:rPr>
+        <w:t>τὴν ἐκ Θεοῦ δικαιοσύνην ἐπὶ τῇ πίστει</w:t>
+      </w:r>
+    </w:p>
+    <w:p>
+      <w:pPr/>
+      <w:r>
+        <w:rPr>
+          <w:lang w:val="hi_IN" w:bidi="hi_IN"/>
+        </w:rPr>
+      </w:r>
+      <w:r>
+        <w:rPr>
+          <w:b/>
+          <w:lang w:val="hi_IN" w:bidi="hi_IN"/>
+        </w:rPr>
         <w:t>""</w:t>
       </w:r>
     </w:p>
@@ -29629,6 +33784,21 @@
           <w:b/>
           <w:lang w:val="hi_IN" w:bidi="hi_IN"/>
         </w:rPr>
+        <w:t>ἐπὶ τῇ πίστει</w:t>
+      </w:r>
+    </w:p>
+    <w:p>
+      <w:pPr/>
+      <w:r>
+        <w:rPr>
+          <w:lang w:val="hi_IN" w:bidi="hi_IN"/>
+        </w:rPr>
+      </w:r>
+      <w:r>
+        <w:rPr>
+          <w:b/>
+          <w:lang w:val="hi_IN" w:bidi="hi_IN"/>
+        </w:rPr>
         <w:t>"विश्वास करने पर"</w:t>
       </w:r>
     </w:p>
@@ -29725,6 +33895,21 @@
           <w:b/>
           <w:lang w:val="hi_IN" w:bidi="hi_IN"/>
         </w:rPr>
+        <w:t>τοῦ γνῶναι αὐτὸν, καὶ τὴν δύναμιν τῆς ἀναστάσεως αὐτοῦ, καὶ κοινωνίαν παθημάτων αὐτοῦ, συμμορφιζόμενος τῷ θανάτῳ αὐτοῦ</w:t>
+      </w:r>
+    </w:p>
+    <w:p>
+      <w:pPr/>
+      <w:r>
+        <w:rPr>
+          <w:lang w:val="hi_IN" w:bidi="hi_IN"/>
+        </w:rPr>
+      </w:r>
+      <w:r>
+        <w:rPr>
+          <w:b/>
+          <w:lang w:val="hi_IN" w:bidi="hi_IN"/>
+        </w:rPr>
         <w:t>"उसको और उसके पुनरुत्थान की सामर्थ्य को, और उसके दुःखों में सहभागी के मर्म जानूँ, और उसकी मृत्यु की समानता प्राप्त"</w:t>
       </w:r>
     </w:p>
@@ -29834,6 +34019,21 @@
           <w:b/>
           <w:lang w:val="hi_IN" w:bidi="hi_IN"/>
         </w:rPr>
+        <w:t>καὶ</w:t>
+      </w:r>
+    </w:p>
+    <w:p>
+      <w:pPr/>
+      <w:r>
+        <w:rPr>
+          <w:lang w:val="hi_IN" w:bidi="hi_IN"/>
+        </w:rPr>
+      </w:r>
+      <w:r>
+        <w:rPr>
+          <w:b/>
+          <w:lang w:val="hi_IN" w:bidi="hi_IN"/>
+        </w:rPr>
         <w:t>""</w:t>
       </w:r>
     </w:p>
@@ -29896,6 +34096,21 @@
         <w:rPr>
           <w:lang w:val="hi_IN" w:bidi="hi_IN"/>
         </w:rPr>
+      </w:r>
+    </w:p>
+    <w:p>
+      <w:pPr/>
+      <w:r>
+        <w:rPr>
+          <w:lang w:val="hi_IN" w:bidi="hi_IN"/>
+        </w:rPr>
+      </w:r>
+      <w:r>
+        <w:rPr>
+          <w:b/>
+          <w:lang w:val="hi_IN" w:bidi="hi_IN"/>
+        </w:rPr>
+        <w:t>τοῦ γνῶναι αὐτὸν, καὶ τὴν δύναμιν τῆς ἀναστάσεως αὐτοῦ, καὶ κοινωνίαν παθημάτων αὐτοῦ</w:t>
       </w:r>
     </w:p>
     <w:p>
@@ -30145,6 +34360,21 @@
           <w:b/>
           <w:lang w:val="hi_IN" w:bidi="hi_IN"/>
         </w:rPr>
+        <w:t>δύναμιν</w:t>
+      </w:r>
+    </w:p>
+    <w:p>
+      <w:pPr/>
+      <w:r>
+        <w:rPr>
+          <w:lang w:val="hi_IN" w:bidi="hi_IN"/>
+        </w:rPr>
+      </w:r>
+      <w:r>
+        <w:rPr>
+          <w:b/>
+          <w:lang w:val="hi_IN" w:bidi="hi_IN"/>
+        </w:rPr>
         <w:t>"सामर्थ्य को"</w:t>
       </w:r>
     </w:p>
@@ -30254,6 +34484,21 @@
           <w:b/>
           <w:lang w:val="hi_IN" w:bidi="hi_IN"/>
         </w:rPr>
+        <w:t>καὶ κοινωνίαν παθημάτων αὐτοῦ</w:t>
+      </w:r>
+    </w:p>
+    <w:p>
+      <w:pPr/>
+      <w:r>
+        <w:rPr>
+          <w:lang w:val="hi_IN" w:bidi="hi_IN"/>
+        </w:rPr>
+      </w:r>
+      <w:r>
+        <w:rPr>
+          <w:b/>
+          <w:lang w:val="hi_IN" w:bidi="hi_IN"/>
+        </w:rPr>
         <w:t>"और उसके दुःखों में सहभागी"</w:t>
       </w:r>
     </w:p>
@@ -30350,6 +34595,21 @@
           <w:b/>
           <w:lang w:val="hi_IN" w:bidi="hi_IN"/>
         </w:rPr>
+        <w:t>καὶ κοινωνίαν παθημάτων αὐτοῦ</w:t>
+      </w:r>
+    </w:p>
+    <w:p>
+      <w:pPr/>
+      <w:r>
+        <w:rPr>
+          <w:lang w:val="hi_IN" w:bidi="hi_IN"/>
+        </w:rPr>
+      </w:r>
+      <w:r>
+        <w:rPr>
+          <w:b/>
+          <w:lang w:val="hi_IN" w:bidi="hi_IN"/>
+        </w:rPr>
         <w:t>"और उसके दुःखों में सहभागी"</w:t>
       </w:r>
     </w:p>
@@ -30446,6 +34706,21 @@
           <w:b/>
           <w:lang w:val="hi_IN" w:bidi="hi_IN"/>
         </w:rPr>
+        <w:t>καὶ</w:t>
+      </w:r>
+    </w:p>
+    <w:p>
+      <w:pPr/>
+      <w:r>
+        <w:rPr>
+          <w:lang w:val="hi_IN" w:bidi="hi_IN"/>
+        </w:rPr>
+      </w:r>
+      <w:r>
+        <w:rPr>
+          <w:b/>
+          <w:lang w:val="hi_IN" w:bidi="hi_IN"/>
+        </w:rPr>
         <w:t>"और"</w:t>
       </w:r>
     </w:p>
@@ -30542,6 +34817,21 @@
           <w:b/>
           <w:lang w:val="hi_IN" w:bidi="hi_IN"/>
         </w:rPr>
+        <w:t>συμμορφιζόμενος τῷ θανάτῳ αὐτοῦ</w:t>
+      </w:r>
+    </w:p>
+    <w:p>
+      <w:pPr/>
+      <w:r>
+        <w:rPr>
+          <w:lang w:val="hi_IN" w:bidi="hi_IN"/>
+        </w:rPr>
+      </w:r>
+      <w:r>
+        <w:rPr>
+          <w:b/>
+          <w:lang w:val="hi_IN" w:bidi="hi_IN"/>
+        </w:rPr>
         <w:t>""</w:t>
       </w:r>
     </w:p>
@@ -30638,6 +34928,21 @@
           <w:b/>
           <w:lang w:val="hi_IN" w:bidi="hi_IN"/>
         </w:rPr>
+        <w:t>συμμορφιζόμενος τῷ θανάτῳ αὐτοῦ</w:t>
+      </w:r>
+    </w:p>
+    <w:p>
+      <w:pPr/>
+      <w:r>
+        <w:rPr>
+          <w:lang w:val="hi_IN" w:bidi="hi_IN"/>
+        </w:rPr>
+      </w:r>
+      <w:r>
+        <w:rPr>
+          <w:b/>
+          <w:lang w:val="hi_IN" w:bidi="hi_IN"/>
+        </w:rPr>
         <w:t>"मर्म"</w:t>
       </w:r>
       <w:r>
@@ -30747,6 +35052,21 @@
           <w:b/>
           <w:lang w:val="hi_IN" w:bidi="hi_IN"/>
         </w:rPr>
+        <w:t>τὴν ἐξανάστασιν τὴν ἐκ νεκρῶν</w:t>
+      </w:r>
+    </w:p>
+    <w:p>
+      <w:pPr/>
+      <w:r>
+        <w:rPr>
+          <w:lang w:val="hi_IN" w:bidi="hi_IN"/>
+        </w:rPr>
+      </w:r>
+      <w:r>
+        <w:rPr>
+          <w:b/>
+          <w:lang w:val="hi_IN" w:bidi="hi_IN"/>
+        </w:rPr>
         <w:t>""</w:t>
       </w:r>
     </w:p>
@@ -30810,6 +35130,21 @@
           <w:b/>
           <w:lang w:val="hi_IN" w:bidi="hi_IN"/>
         </w:rPr>
+        <w:t>οὐχ ὅτι ἤδη ἔλαβον</w:t>
+      </w:r>
+    </w:p>
+    <w:p>
+      <w:pPr/>
+      <w:r>
+        <w:rPr>
+          <w:lang w:val="hi_IN" w:bidi="hi_IN"/>
+        </w:rPr>
+      </w:r>
+      <w:r>
+        <w:rPr>
+          <w:b/>
+          <w:lang w:val="hi_IN" w:bidi="hi_IN"/>
+        </w:rPr>
         <w:t>""</w:t>
       </w:r>
     </w:p>
@@ -30899,6 +35234,21 @@
           <w:b/>
           <w:lang w:val="hi_IN" w:bidi="hi_IN"/>
         </w:rPr>
+        <w:t>ἢ ἤδη τετελείωμαι</w:t>
+      </w:r>
+    </w:p>
+    <w:p>
+      <w:pPr/>
+      <w:r>
+        <w:rPr>
+          <w:lang w:val="hi_IN" w:bidi="hi_IN"/>
+        </w:rPr>
+      </w:r>
+      <w:r>
+        <w:rPr>
+          <w:b/>
+          <w:lang w:val="hi_IN" w:bidi="hi_IN"/>
+        </w:rPr>
         <w:t>""</w:t>
       </w:r>
     </w:p>
@@ -30975,6 +35325,21 @@
           <w:b/>
           <w:lang w:val="hi_IN" w:bidi="hi_IN"/>
         </w:rPr>
+        <w:t>ἤδη τετελείωμαι</w:t>
+      </w:r>
+    </w:p>
+    <w:p>
+      <w:pPr/>
+      <w:r>
+        <w:rPr>
+          <w:lang w:val="hi_IN" w:bidi="hi_IN"/>
+        </w:rPr>
+      </w:r>
+      <w:r>
+        <w:rPr>
+          <w:b/>
+          <w:lang w:val="hi_IN" w:bidi="hi_IN"/>
+        </w:rPr>
         <w:t>""</w:t>
       </w:r>
     </w:p>
@@ -31051,6 +35416,21 @@
           <w:b/>
           <w:lang w:val="hi_IN" w:bidi="hi_IN"/>
         </w:rPr>
+        <w:t>ἤδη τετελείωμαι</w:t>
+      </w:r>
+    </w:p>
+    <w:p>
+      <w:pPr/>
+      <w:r>
+        <w:rPr>
+          <w:lang w:val="hi_IN" w:bidi="hi_IN"/>
+        </w:rPr>
+      </w:r>
+      <w:r>
+        <w:rPr>
+          <w:b/>
+          <w:lang w:val="hi_IN" w:bidi="hi_IN"/>
+        </w:rPr>
         <w:t>"सिद्ध हो चुका हूँ"</w:t>
       </w:r>
     </w:p>
@@ -31133,6 +35513,21 @@
         <w:rPr>
           <w:lang w:val="hi_IN" w:bidi="hi_IN"/>
         </w:rPr>
+      </w:r>
+    </w:p>
+    <w:p>
+      <w:pPr/>
+      <w:r>
+        <w:rPr>
+          <w:lang w:val="hi_IN" w:bidi="hi_IN"/>
+        </w:rPr>
+      </w:r>
+      <w:r>
+        <w:rPr>
+          <w:b/>
+          <w:lang w:val="hi_IN" w:bidi="hi_IN"/>
+        </w:rPr>
+        <w:t>καταλάβω, ἐφ’ ᾧ καὶ κατελήμφθην ὑπὸ Χριστοῦ Ἰησοῦ</w:t>
       </w:r>
     </w:p>
     <w:p>
@@ -31355,6 +35750,21 @@
           <w:b/>
           <w:lang w:val="hi_IN" w:bidi="hi_IN"/>
         </w:rPr>
+        <w:t>ἐγὼ ἐμαυτὸν οὐ λογίζομαι κατειληφέναι</w:t>
+      </w:r>
+    </w:p>
+    <w:p>
+      <w:pPr/>
+      <w:r>
+        <w:rPr>
+          <w:lang w:val="hi_IN" w:bidi="hi_IN"/>
+        </w:rPr>
+      </w:r>
+      <w:r>
+        <w:rPr>
+          <w:b/>
+          <w:lang w:val="hi_IN" w:bidi="hi_IN"/>
+        </w:rPr>
         <w:t>""</w:t>
       </w:r>
     </w:p>
@@ -31464,6 +35874,21 @@
           <w:b/>
           <w:lang w:val="hi_IN" w:bidi="hi_IN"/>
         </w:rPr>
+        <w:t>ἓν δέ</w:t>
+      </w:r>
+    </w:p>
+    <w:p>
+      <w:pPr/>
+      <w:r>
+        <w:rPr>
+          <w:lang w:val="hi_IN" w:bidi="hi_IN"/>
+        </w:rPr>
+      </w:r>
+      <w:r>
+        <w:rPr>
+          <w:b/>
+          <w:lang w:val="hi_IN" w:bidi="hi_IN"/>
+        </w:rPr>
         <w:t>"परन्तु एक काम"</w:t>
       </w:r>
     </w:p>
@@ -31560,6 +35985,21 @@
           <w:b/>
           <w:lang w:val="hi_IN" w:bidi="hi_IN"/>
         </w:rPr>
+        <w:t>τὰ μὲν ὀπίσω ἐπιλανθανόμενος, τοῖς δὲ ἔμπροσθεν ἐπεκτεινόμενος</w:t>
+      </w:r>
+    </w:p>
+    <w:p>
+      <w:pPr/>
+      <w:r>
+        <w:rPr>
+          <w:lang w:val="hi_IN" w:bidi="hi_IN"/>
+        </w:rPr>
+      </w:r>
+      <w:r>
+        <w:rPr>
+          <w:b/>
+          <w:lang w:val="hi_IN" w:bidi="hi_IN"/>
+        </w:rPr>
         <w:t>""</w:t>
       </w:r>
     </w:p>
@@ -31656,6 +36096,21 @@
           <w:b/>
           <w:lang w:val="hi_IN" w:bidi="hi_IN"/>
         </w:rPr>
+        <w:t>κατὰ σκοπὸν διώκω εἰς τὸ βραβεῖον</w:t>
+      </w:r>
+    </w:p>
+    <w:p>
+      <w:pPr/>
+      <w:r>
+        <w:rPr>
+          <w:lang w:val="hi_IN" w:bidi="hi_IN"/>
+        </w:rPr>
+      </w:r>
+      <w:r>
+        <w:rPr>
+          <w:b/>
+          <w:lang w:val="hi_IN" w:bidi="hi_IN"/>
+        </w:rPr>
         <w:t>""</w:t>
       </w:r>
     </w:p>
@@ -31765,6 +36220,21 @@
           <w:b/>
           <w:lang w:val="hi_IN" w:bidi="hi_IN"/>
         </w:rPr>
+        <w:t>σκοπὸν &amp; εἰς τὸ βραβεῖον τῆς ἄνω κλήσεως τοῦ Θεοῦ</w:t>
+      </w:r>
+    </w:p>
+    <w:p>
+      <w:pPr/>
+      <w:r>
+        <w:rPr>
+          <w:lang w:val="hi_IN" w:bidi="hi_IN"/>
+        </w:rPr>
+      </w:r>
+      <w:r>
+        <w:rPr>
+          <w:b/>
+          <w:lang w:val="hi_IN" w:bidi="hi_IN"/>
+        </w:rPr>
         <w:t>"निशाने"</w:t>
       </w:r>
       <w:r>
@@ -31906,6 +36376,21 @@
           <w:b/>
           <w:lang w:val="hi_IN" w:bidi="hi_IN"/>
         </w:rPr>
+        <w:t>τὸ βραβεῖον τῆς ἄνω κλήσεως τοῦ Θεοῦ</w:t>
+      </w:r>
+    </w:p>
+    <w:p>
+      <w:pPr/>
+      <w:r>
+        <w:rPr>
+          <w:lang w:val="hi_IN" w:bidi="hi_IN"/>
+        </w:rPr>
+      </w:r>
+      <w:r>
+        <w:rPr>
+          <w:b/>
+          <w:lang w:val="hi_IN" w:bidi="hi_IN"/>
+        </w:rPr>
         <w:t>""</w:t>
       </w:r>
     </w:p>
@@ -32041,6 +36526,21 @@
           <w:b/>
           <w:lang w:val="hi_IN" w:bidi="hi_IN"/>
         </w:rPr>
+        <w:t>τῆς ἄνω κλήσεως τοῦ Θεοῦ</w:t>
+      </w:r>
+    </w:p>
+    <w:p>
+      <w:pPr/>
+      <w:r>
+        <w:rPr>
+          <w:lang w:val="hi_IN" w:bidi="hi_IN"/>
+        </w:rPr>
+      </w:r>
+      <w:r>
+        <w:rPr>
+          <w:b/>
+          <w:lang w:val="hi_IN" w:bidi="hi_IN"/>
+        </w:rPr>
         <w:t>"परमेश्वर ने"</w:t>
       </w:r>
       <w:r>
@@ -32176,6 +36676,21 @@
           <w:b/>
           <w:lang w:val="hi_IN" w:bidi="hi_IN"/>
         </w:rPr>
+        <w:t>κατὰ σκοπὸν διώκω εἰς τὸ βραβεῖον τῆς ἄνω κλήσεως τοῦ Θεοῦ ἐν Χριστῷ Ἰησοῦ</w:t>
+      </w:r>
+    </w:p>
+    <w:p>
+      <w:pPr/>
+      <w:r>
+        <w:rPr>
+          <w:lang w:val="hi_IN" w:bidi="hi_IN"/>
+        </w:rPr>
+      </w:r>
+      <w:r>
+        <w:rPr>
+          <w:b/>
+          <w:lang w:val="hi_IN" w:bidi="hi_IN"/>
+        </w:rPr>
         <w:t>"निशाने की ओर दौड़ा चला जाता हूँ, ताकि इनाम पाऊँ, जिसके परमेश्वर ने मसीह यीशु में ऊपर बुलाया"</w:t>
       </w:r>
     </w:p>
@@ -32298,6 +36813,21 @@
           <w:b/>
           <w:lang w:val="hi_IN" w:bidi="hi_IN"/>
         </w:rPr>
+        <w:t>κατὰ σκοπὸν διώκω εἰς τὸ βραβεῖον τῆς ἄνω κλήσεως τοῦ Θεοῦ ἐν Χριστῷ Ἰησοῦ</w:t>
+      </w:r>
+    </w:p>
+    <w:p>
+      <w:pPr/>
+      <w:r>
+        <w:rPr>
+          <w:lang w:val="hi_IN" w:bidi="hi_IN"/>
+        </w:rPr>
+      </w:r>
+      <w:r>
+        <w:rPr>
+          <w:b/>
+          <w:lang w:val="hi_IN" w:bidi="hi_IN"/>
+        </w:rPr>
         <w:t>"निशाने की ओर दौड़ा चला जाता हूँ, ताकि इनाम पाऊँ, जिसके परमेश्वर ने मसीह यीशु में ऊपर बुलाया"</w:t>
       </w:r>
     </w:p>
@@ -32393,6 +36923,21 @@
         <w:rPr>
           <w:lang w:val="hi_IN" w:bidi="hi_IN"/>
         </w:rPr>
+      </w:r>
+    </w:p>
+    <w:p>
+      <w:pPr/>
+      <w:r>
+        <w:rPr>
+          <w:lang w:val="hi_IN" w:bidi="hi_IN"/>
+        </w:rPr>
+      </w:r>
+      <w:r>
+        <w:rPr>
+          <w:b/>
+          <w:lang w:val="hi_IN" w:bidi="hi_IN"/>
+        </w:rPr>
+        <w:t>οὖν</w:t>
       </w:r>
     </w:p>
     <w:p>
@@ -32519,6 +37064,21 @@
           <w:b/>
           <w:lang w:val="hi_IN" w:bidi="hi_IN"/>
         </w:rPr>
+        <w:t>ὅσοι</w:t>
+      </w:r>
+    </w:p>
+    <w:p>
+      <w:pPr/>
+      <w:r>
+        <w:rPr>
+          <w:lang w:val="hi_IN" w:bidi="hi_IN"/>
+        </w:rPr>
+      </w:r>
+      <w:r>
+        <w:rPr>
+          <w:b/>
+          <w:lang w:val="hi_IN" w:bidi="hi_IN"/>
+        </w:rPr>
         <w:t>"जितने"</w:t>
       </w:r>
     </w:p>
@@ -32691,6 +37251,21 @@
           <w:b/>
           <w:lang w:val="hi_IN" w:bidi="hi_IN"/>
         </w:rPr>
+        <w:t>καὶ τοῦτο ὁ Θεὸς ὑμῖν ἀποκαλύψει</w:t>
+      </w:r>
+    </w:p>
+    <w:p>
+      <w:pPr/>
+      <w:r>
+        <w:rPr>
+          <w:lang w:val="hi_IN" w:bidi="hi_IN"/>
+        </w:rPr>
+      </w:r>
+      <w:r>
+        <w:rPr>
+          <w:b/>
+          <w:lang w:val="hi_IN" w:bidi="hi_IN"/>
+        </w:rPr>
         <w:t>""</w:t>
       </w:r>
     </w:p>
@@ -32754,6 +37329,21 @@
           <w:b/>
           <w:lang w:val="hi_IN" w:bidi="hi_IN"/>
         </w:rPr>
+        <w:t>εἰς ὃ ἐφθάσαμεν, τῷ αὐτῷ στοιχεῖν</w:t>
+      </w:r>
+    </w:p>
+    <w:p>
+      <w:pPr/>
+      <w:r>
+        <w:rPr>
+          <w:lang w:val="hi_IN" w:bidi="hi_IN"/>
+        </w:rPr>
+      </w:r>
+      <w:r>
+        <w:rPr>
+          <w:b/>
+          <w:lang w:val="hi_IN" w:bidi="hi_IN"/>
+        </w:rPr>
         <w:t>""</w:t>
       </w:r>
     </w:p>
@@ -32870,6 +37460,21 @@
           <w:b/>
           <w:lang w:val="hi_IN" w:bidi="hi_IN"/>
         </w:rPr>
+        <w:t>εἰς ὃ ἐφθάσαμεν, τῷ αὐτῷ στοιχεῖν</w:t>
+      </w:r>
+    </w:p>
+    <w:p>
+      <w:pPr/>
+      <w:r>
+        <w:rPr>
+          <w:lang w:val="hi_IN" w:bidi="hi_IN"/>
+        </w:rPr>
+      </w:r>
+      <w:r>
+        <w:rPr>
+          <w:b/>
+          <w:lang w:val="hi_IN" w:bidi="hi_IN"/>
+        </w:rPr>
         <w:t>"हम पहुँचे हैं, उसी के अनुसार चलें"</w:t>
       </w:r>
     </w:p>
@@ -32933,6 +37538,21 @@
           <w:b/>
           <w:lang w:val="hi_IN" w:bidi="hi_IN"/>
         </w:rPr>
+        <w:t>συνμιμηταί μου γίνεσθε</w:t>
+      </w:r>
+    </w:p>
+    <w:p>
+      <w:pPr/>
+      <w:r>
+        <w:rPr>
+          <w:lang w:val="hi_IN" w:bidi="hi_IN"/>
+        </w:rPr>
+      </w:r>
+      <w:r>
+        <w:rPr>
+          <w:b/>
+          <w:lang w:val="hi_IN" w:bidi="hi_IN"/>
+        </w:rPr>
         <w:t>""</w:t>
       </w:r>
     </w:p>
@@ -32982,6 +37602,21 @@
         <w:rPr>
           <w:lang w:val="hi_IN" w:bidi="hi_IN"/>
         </w:rPr>
+      </w:r>
+    </w:p>
+    <w:p>
+      <w:pPr/>
+      <w:r>
+        <w:rPr>
+          <w:lang w:val="hi_IN" w:bidi="hi_IN"/>
+        </w:rPr>
+      </w:r>
+      <w:r>
+        <w:rPr>
+          <w:b/>
+          <w:lang w:val="hi_IN" w:bidi="hi_IN"/>
+        </w:rPr>
+        <w:t>γίνεσθε</w:t>
       </w:r>
     </w:p>
     <w:p>
@@ -33186,6 +37821,21 @@
           <w:b/>
           <w:lang w:val="hi_IN" w:bidi="hi_IN"/>
         </w:rPr>
+        <w:t>σκοπεῖτε</w:t>
+      </w:r>
+    </w:p>
+    <w:p>
+      <w:pPr/>
+      <w:r>
+        <w:rPr>
+          <w:lang w:val="hi_IN" w:bidi="hi_IN"/>
+        </w:rPr>
+      </w:r>
+      <w:r>
+        <w:rPr>
+          <w:b/>
+          <w:lang w:val="hi_IN" w:bidi="hi_IN"/>
+        </w:rPr>
         <w:t>"पहचानों"</w:t>
       </w:r>
     </w:p>
@@ -33282,6 +37932,21 @@
           <w:b/>
           <w:lang w:val="hi_IN" w:bidi="hi_IN"/>
         </w:rPr>
+        <w:t>τοὺς οὕτω περιπατοῦντας, καθὼς ἔχετε τύπον ἡμᾶς</w:t>
+      </w:r>
+    </w:p>
+    <w:p>
+      <w:pPr/>
+      <w:r>
+        <w:rPr>
+          <w:lang w:val="hi_IN" w:bidi="hi_IN"/>
+        </w:rPr>
+      </w:r>
+      <w:r>
+        <w:rPr>
+          <w:b/>
+          <w:lang w:val="hi_IN" w:bidi="hi_IN"/>
+        </w:rPr>
         <w:t>""</w:t>
       </w:r>
     </w:p>
@@ -33345,6 +38010,21 @@
           <w:b/>
           <w:lang w:val="hi_IN" w:bidi="hi_IN"/>
         </w:rPr>
+        <w:t>πολλοὶ γὰρ περιπατοῦσιν</w:t>
+      </w:r>
+    </w:p>
+    <w:p>
+      <w:pPr/>
+      <w:r>
+        <w:rPr>
+          <w:lang w:val="hi_IN" w:bidi="hi_IN"/>
+        </w:rPr>
+      </w:r>
+      <w:r>
+        <w:rPr>
+          <w:b/>
+          <w:lang w:val="hi_IN" w:bidi="hi_IN"/>
+        </w:rPr>
         <w:t>""</w:t>
       </w:r>
     </w:p>
@@ -33421,6 +38101,21 @@
           <w:b/>
           <w:lang w:val="hi_IN" w:bidi="hi_IN"/>
         </w:rPr>
+        <w:t>πολλοὶ γὰρ</w:t>
+      </w:r>
+    </w:p>
+    <w:p>
+      <w:pPr/>
+      <w:r>
+        <w:rPr>
+          <w:lang w:val="hi_IN" w:bidi="hi_IN"/>
+        </w:rPr>
+      </w:r>
+      <w:r>
+        <w:rPr>
+          <w:b/>
+          <w:lang w:val="hi_IN" w:bidi="hi_IN"/>
+        </w:rPr>
         <w:t>""</w:t>
       </w:r>
     </w:p>
@@ -33497,6 +38192,21 @@
           <w:b/>
           <w:lang w:val="hi_IN" w:bidi="hi_IN"/>
         </w:rPr>
+        <w:t>νῦν δὲ καὶ κλαίων</w:t>
+      </w:r>
+    </w:p>
+    <w:p>
+      <w:pPr/>
+      <w:r>
+        <w:rPr>
+          <w:lang w:val="hi_IN" w:bidi="hi_IN"/>
+        </w:rPr>
+      </w:r>
+      <w:r>
+        <w:rPr>
+          <w:b/>
+          <w:lang w:val="hi_IN" w:bidi="hi_IN"/>
+        </w:rPr>
         <w:t>""</w:t>
       </w:r>
     </w:p>
@@ -33560,6 +38270,21 @@
           <w:b/>
           <w:lang w:val="hi_IN" w:bidi="hi_IN"/>
         </w:rPr>
+        <w:t>τοὺς ἐχθροὺς τοῦ σταυροῦ τοῦ Χριστοῦ</w:t>
+      </w:r>
+    </w:p>
+    <w:p>
+      <w:pPr/>
+      <w:r>
+        <w:rPr>
+          <w:lang w:val="hi_IN" w:bidi="hi_IN"/>
+        </w:rPr>
+      </w:r>
+      <w:r>
+        <w:rPr>
+          <w:b/>
+          <w:lang w:val="hi_IN" w:bidi="hi_IN"/>
+        </w:rPr>
         <w:t>""</w:t>
       </w:r>
     </w:p>
@@ -33682,6 +38407,21 @@
           <w:b/>
           <w:lang w:val="hi_IN" w:bidi="hi_IN"/>
         </w:rPr>
+        <w:t>ὧν τὸ τέλος ἀπώλεια</w:t>
+      </w:r>
+    </w:p>
+    <w:p>
+      <w:pPr/>
+      <w:r>
+        <w:rPr>
+          <w:lang w:val="hi_IN" w:bidi="hi_IN"/>
+        </w:rPr>
+      </w:r>
+      <w:r>
+        <w:rPr>
+          <w:b/>
+          <w:lang w:val="hi_IN" w:bidi="hi_IN"/>
+        </w:rPr>
         <w:t>""</w:t>
       </w:r>
     </w:p>
@@ -33758,6 +38498,21 @@
           <w:b/>
           <w:lang w:val="hi_IN" w:bidi="hi_IN"/>
         </w:rPr>
+        <w:t>ὧν τὸ τέλος ἀπώλεια</w:t>
+      </w:r>
+    </w:p>
+    <w:p>
+      <w:pPr/>
+      <w:r>
+        <w:rPr>
+          <w:lang w:val="hi_IN" w:bidi="hi_IN"/>
+        </w:rPr>
+      </w:r>
+      <w:r>
+        <w:rPr>
+          <w:b/>
+          <w:lang w:val="hi_IN" w:bidi="hi_IN"/>
+        </w:rPr>
         <w:t>"उनका अन्त विनाश है"</w:t>
       </w:r>
     </w:p>
@@ -33867,6 +38622,21 @@
           <w:b/>
           <w:lang w:val="hi_IN" w:bidi="hi_IN"/>
         </w:rPr>
+        <w:t>ὧν ὁ Θεὸς ἡ κοιλία</w:t>
+      </w:r>
+    </w:p>
+    <w:p>
+      <w:pPr/>
+      <w:r>
+        <w:rPr>
+          <w:lang w:val="hi_IN" w:bidi="hi_IN"/>
+        </w:rPr>
+      </w:r>
+      <w:r>
+        <w:rPr>
+          <w:b/>
+          <w:lang w:val="hi_IN" w:bidi="hi_IN"/>
+        </w:rPr>
         <w:t>""</w:t>
       </w:r>
     </w:p>
@@ -33989,6 +38759,21 @@
           <w:b/>
           <w:lang w:val="hi_IN" w:bidi="hi_IN"/>
         </w:rPr>
+        <w:t>ἡ δόξα ἐν τῇ αἰσχύνῃ αὐτῶν</w:t>
+      </w:r>
+    </w:p>
+    <w:p>
+      <w:pPr/>
+      <w:r>
+        <w:rPr>
+          <w:lang w:val="hi_IN" w:bidi="hi_IN"/>
+        </w:rPr>
+      </w:r>
+      <w:r>
+        <w:rPr>
+          <w:b/>
+          <w:lang w:val="hi_IN" w:bidi="hi_IN"/>
+        </w:rPr>
         <w:t>""</w:t>
       </w:r>
     </w:p>
@@ -34085,6 +38870,21 @@
           <w:b/>
           <w:lang w:val="hi_IN" w:bidi="hi_IN"/>
         </w:rPr>
+        <w:t>ἡ δόξα ἐν τῇ αἰσχύνῃ αὐτῶν</w:t>
+      </w:r>
+    </w:p>
+    <w:p>
+      <w:pPr/>
+      <w:r>
+        <w:rPr>
+          <w:lang w:val="hi_IN" w:bidi="hi_IN"/>
+        </w:rPr>
+      </w:r>
+      <w:r>
+        <w:rPr>
+          <w:b/>
+          <w:lang w:val="hi_IN" w:bidi="hi_IN"/>
+        </w:rPr>
         <w:t>"लज्जा की"</w:t>
       </w:r>
       <w:r>
@@ -34207,6 +39007,21 @@
           <w:b/>
           <w:lang w:val="hi_IN" w:bidi="hi_IN"/>
         </w:rPr>
+        <w:t>ἡ δόξα ἐν τῇ αἰσχύνῃ αὐτῶν</w:t>
+      </w:r>
+    </w:p>
+    <w:p>
+      <w:pPr/>
+      <w:r>
+        <w:rPr>
+          <w:lang w:val="hi_IN" w:bidi="hi_IN"/>
+        </w:rPr>
+      </w:r>
+      <w:r>
+        <w:rPr>
+          <w:b/>
+          <w:lang w:val="hi_IN" w:bidi="hi_IN"/>
+        </w:rPr>
         <w:t>"लज्जा की"</w:t>
       </w:r>
       <w:r>
@@ -34329,6 +39144,21 @@
           <w:b/>
           <w:lang w:val="hi_IN" w:bidi="hi_IN"/>
         </w:rPr>
+        <w:t>οἱ τὰ ἐπίγεια φρονοῦντες</w:t>
+      </w:r>
+    </w:p>
+    <w:p>
+      <w:pPr/>
+      <w:r>
+        <w:rPr>
+          <w:lang w:val="hi_IN" w:bidi="hi_IN"/>
+        </w:rPr>
+      </w:r>
+      <w:r>
+        <w:rPr>
+          <w:b/>
+          <w:lang w:val="hi_IN" w:bidi="hi_IN"/>
+        </w:rPr>
         <w:t>""</w:t>
       </w:r>
     </w:p>
@@ -34521,6 +39351,21 @@
           <w:b/>
           <w:lang w:val="hi_IN" w:bidi="hi_IN"/>
         </w:rPr>
+        <w:t>ἡμῶν &amp; ἀπεκδεχόμεθα</w:t>
+      </w:r>
+    </w:p>
+    <w:p>
+      <w:pPr/>
+      <w:r>
+        <w:rPr>
+          <w:lang w:val="hi_IN" w:bidi="hi_IN"/>
+        </w:rPr>
+      </w:r>
+      <w:r>
+        <w:rPr>
+          <w:b/>
+          <w:lang w:val="hi_IN" w:bidi="hi_IN"/>
+        </w:rPr>
         <w:t>""</w:t>
       </w:r>
     </w:p>
@@ -34650,6 +39495,21 @@
           <w:b/>
           <w:lang w:val="hi_IN" w:bidi="hi_IN"/>
         </w:rPr>
+        <w:t>πολίτευμα</w:t>
+      </w:r>
+    </w:p>
+    <w:p>
+      <w:pPr/>
+      <w:r>
+        <w:rPr>
+          <w:lang w:val="hi_IN" w:bidi="hi_IN"/>
+        </w:rPr>
+      </w:r>
+      <w:r>
+        <w:rPr>
+          <w:b/>
+          <w:lang w:val="hi_IN" w:bidi="hi_IN"/>
+        </w:rPr>
         <w:t>"स्वदेश"</w:t>
       </w:r>
     </w:p>
@@ -34759,6 +39619,21 @@
           <w:b/>
           <w:lang w:val="hi_IN" w:bidi="hi_IN"/>
         </w:rPr>
+        <w:t>σώματι τῆς δόξης αὐτοῦ</w:t>
+      </w:r>
+    </w:p>
+    <w:p>
+      <w:pPr/>
+      <w:r>
+        <w:rPr>
+          <w:lang w:val="hi_IN" w:bidi="hi_IN"/>
+        </w:rPr>
+      </w:r>
+      <w:r>
+        <w:rPr>
+          <w:b/>
+          <w:lang w:val="hi_IN" w:bidi="hi_IN"/>
+        </w:rPr>
         <w:t>"हमारी"</w:t>
       </w:r>
       <w:r>
@@ -34868,6 +39743,21 @@
           <w:b/>
           <w:lang w:val="hi_IN" w:bidi="hi_IN"/>
         </w:rPr>
+        <w:t>τοῦ δύνασθαι αὐτὸν</w:t>
+      </w:r>
+    </w:p>
+    <w:p>
+      <w:pPr/>
+      <w:r>
+        <w:rPr>
+          <w:lang w:val="hi_IN" w:bidi="hi_IN"/>
+        </w:rPr>
+      </w:r>
+      <w:r>
+        <w:rPr>
+          <w:b/>
+          <w:lang w:val="hi_IN" w:bidi="hi_IN"/>
+        </w:rPr>
         <w:t>"वह अपनी"</w:t>
       </w:r>
       <w:r>
@@ -34989,6 +39879,21 @@
         <w:rPr>
           <w:lang w:val="hi_IN" w:bidi="hi_IN"/>
         </w:rPr>
+      </w:r>
+    </w:p>
+    <w:p>
+      <w:pPr/>
+      <w:r>
+        <w:rPr>
+          <w:lang w:val="hi_IN" w:bidi="hi_IN"/>
+        </w:rPr>
+      </w:r>
+      <w:r>
+        <w:rPr>
+          <w:b/>
+          <w:lang w:val="hi_IN" w:bidi="hi_IN"/>
+        </w:rPr>
+        <w:t>ὥστε</w:t>
       </w:r>
     </w:p>
     <w:p>
@@ -35193,6 +40098,21 @@
           <w:b/>
           <w:lang w:val="hi_IN" w:bidi="hi_IN"/>
         </w:rPr>
+        <w:t>ἀγαπητοὶ καὶ ἐπιπόθητοι</w:t>
+      </w:r>
+    </w:p>
+    <w:p>
+      <w:pPr/>
+      <w:r>
+        <w:rPr>
+          <w:lang w:val="hi_IN" w:bidi="hi_IN"/>
+        </w:rPr>
+      </w:r>
+      <w:r>
+        <w:rPr>
+          <w:b/>
+          <w:lang w:val="hi_IN" w:bidi="hi_IN"/>
+        </w:rPr>
         <w:t>""</w:t>
       </w:r>
     </w:p>
@@ -35256,6 +40176,21 @@
           <w:b/>
           <w:lang w:val="hi_IN" w:bidi="hi_IN"/>
         </w:rPr>
+        <w:t>χαρὰ καὶ στέφανός μου</w:t>
+      </w:r>
+    </w:p>
+    <w:p>
+      <w:pPr/>
+      <w:r>
+        <w:rPr>
+          <w:lang w:val="hi_IN" w:bidi="hi_IN"/>
+        </w:rPr>
+      </w:r>
+      <w:r>
+        <w:rPr>
+          <w:b/>
+          <w:lang w:val="hi_IN" w:bidi="hi_IN"/>
+        </w:rPr>
         <w:t>""</w:t>
       </w:r>
     </w:p>
@@ -35365,6 +40300,21 @@
           <w:b/>
           <w:lang w:val="hi_IN" w:bidi="hi_IN"/>
         </w:rPr>
+        <w:t>χαρὰ καὶ στέφανός μου</w:t>
+      </w:r>
+    </w:p>
+    <w:p>
+      <w:pPr/>
+      <w:r>
+        <w:rPr>
+          <w:lang w:val="hi_IN" w:bidi="hi_IN"/>
+        </w:rPr>
+      </w:r>
+      <w:r>
+        <w:rPr>
+          <w:b/>
+          <w:lang w:val="hi_IN" w:bidi="hi_IN"/>
+        </w:rPr>
         <w:t>"मेरे आनन्द और मुकुट"</w:t>
       </w:r>
     </w:p>
@@ -35461,6 +40411,21 @@
           <w:b/>
           <w:lang w:val="hi_IN" w:bidi="hi_IN"/>
         </w:rPr>
+        <w:t>στέφανός</w:t>
+      </w:r>
+    </w:p>
+    <w:p>
+      <w:pPr/>
+      <w:r>
+        <w:rPr>
+          <w:lang w:val="hi_IN" w:bidi="hi_IN"/>
+        </w:rPr>
+      </w:r>
+      <w:r>
+        <w:rPr>
+          <w:b/>
+          <w:lang w:val="hi_IN" w:bidi="hi_IN"/>
+        </w:rPr>
         <w:t>"मुकुट"</w:t>
       </w:r>
     </w:p>
@@ -35570,6 +40535,21 @@
           <w:b/>
           <w:lang w:val="hi_IN" w:bidi="hi_IN"/>
         </w:rPr>
+        <w:t>οὕτως στήκετε ἐν Κυρίῳ, ἀγαπητοί</w:t>
+      </w:r>
+    </w:p>
+    <w:p>
+      <w:pPr/>
+      <w:r>
+        <w:rPr>
+          <w:lang w:val="hi_IN" w:bidi="hi_IN"/>
+        </w:rPr>
+      </w:r>
+      <w:r>
+        <w:rPr>
+          <w:b/>
+          <w:lang w:val="hi_IN" w:bidi="hi_IN"/>
+        </w:rPr>
         <w:t>"प्रिय"</w:t>
       </w:r>
       <w:r>
@@ -35632,6 +40612,21 @@
         <w:rPr>
           <w:lang w:val="hi_IN" w:bidi="hi_IN"/>
         </w:rPr>
+      </w:r>
+    </w:p>
+    <w:p>
+      <w:pPr/>
+      <w:r>
+        <w:rPr>
+          <w:lang w:val="hi_IN" w:bidi="hi_IN"/>
+        </w:rPr>
+      </w:r>
+      <w:r>
+        <w:rPr>
+          <w:b/>
+          <w:lang w:val="hi_IN" w:bidi="hi_IN"/>
+        </w:rPr>
+        <w:t>οὕτως στήκετε ἐν Κυρίῳ, ἀγαπητοί</w:t>
       </w:r>
     </w:p>
     <w:p>
@@ -35740,6 +40735,21 @@
           <w:b/>
           <w:lang w:val="hi_IN" w:bidi="hi_IN"/>
         </w:rPr>
+        <w:t>στήκετε</w:t>
+      </w:r>
+    </w:p>
+    <w:p>
+      <w:pPr/>
+      <w:r>
+        <w:rPr>
+          <w:lang w:val="hi_IN" w:bidi="hi_IN"/>
+        </w:rPr>
+      </w:r>
+      <w:r>
+        <w:rPr>
+          <w:b/>
+          <w:lang w:val="hi_IN" w:bidi="hi_IN"/>
+        </w:rPr>
         <w:t>"स्थिर रहो"</w:t>
       </w:r>
     </w:p>
@@ -35836,6 +40846,21 @@
           <w:b/>
           <w:lang w:val="hi_IN" w:bidi="hi_IN"/>
         </w:rPr>
+        <w:t>στήκετε</w:t>
+      </w:r>
+    </w:p>
+    <w:p>
+      <w:pPr/>
+      <w:r>
+        <w:rPr>
+          <w:lang w:val="hi_IN" w:bidi="hi_IN"/>
+        </w:rPr>
+      </w:r>
+      <w:r>
+        <w:rPr>
+          <w:b/>
+          <w:lang w:val="hi_IN" w:bidi="hi_IN"/>
+        </w:rPr>
         <w:t>"स्थिर रहो"</w:t>
       </w:r>
     </w:p>
@@ -35932,6 +40957,21 @@
           <w:b/>
           <w:lang w:val="hi_IN" w:bidi="hi_IN"/>
         </w:rPr>
+        <w:t>οὕτως στήκετε ἐν Κυρίῳ</w:t>
+      </w:r>
+    </w:p>
+    <w:p>
+      <w:pPr/>
+      <w:r>
+        <w:rPr>
+          <w:lang w:val="hi_IN" w:bidi="hi_IN"/>
+        </w:rPr>
+      </w:r>
+      <w:r>
+        <w:rPr>
+          <w:b/>
+          <w:lang w:val="hi_IN" w:bidi="hi_IN"/>
+        </w:rPr>
         <w:t>"प्रभु में इसी प्रकार स्थिर रहो"</w:t>
       </w:r>
     </w:p>
@@ -35995,6 +41035,21 @@
           <w:b/>
           <w:lang w:val="hi_IN" w:bidi="hi_IN"/>
         </w:rPr>
+        <w:t>Εὐοδίαν &amp; Συντύχην</w:t>
+      </w:r>
+    </w:p>
+    <w:p>
+      <w:pPr/>
+      <w:r>
+        <w:rPr>
+          <w:lang w:val="hi_IN" w:bidi="hi_IN"/>
+        </w:rPr>
+      </w:r>
+      <w:r>
+        <w:rPr>
+          <w:b/>
+          <w:lang w:val="hi_IN" w:bidi="hi_IN"/>
+        </w:rPr>
         <w:t>""</w:t>
       </w:r>
     </w:p>
@@ -36104,6 +41159,21 @@
           <w:b/>
           <w:lang w:val="hi_IN" w:bidi="hi_IN"/>
         </w:rPr>
+        <w:t>σέ</w:t>
+      </w:r>
+    </w:p>
+    <w:p>
+      <w:pPr/>
+      <w:r>
+        <w:rPr>
+          <w:lang w:val="hi_IN" w:bidi="hi_IN"/>
+        </w:rPr>
+      </w:r>
+      <w:r>
+        <w:rPr>
+          <w:b/>
+          <w:lang w:val="hi_IN" w:bidi="hi_IN"/>
+        </w:rPr>
         <w:t>""</w:t>
       </w:r>
     </w:p>
@@ -36226,6 +41296,21 @@
           <w:b/>
           <w:lang w:val="hi_IN" w:bidi="hi_IN"/>
         </w:rPr>
+        <w:t>γνήσιε σύνζυγε</w:t>
+      </w:r>
+    </w:p>
+    <w:p>
+      <w:pPr/>
+      <w:r>
+        <w:rPr>
+          <w:lang w:val="hi_IN" w:bidi="hi_IN"/>
+        </w:rPr>
+      </w:r>
+      <w:r>
+        <w:rPr>
+          <w:b/>
+          <w:lang w:val="hi_IN" w:bidi="hi_IN"/>
+        </w:rPr>
         <w:t>""</w:t>
       </w:r>
     </w:p>
@@ -36322,6 +41407,21 @@
           <w:b/>
           <w:lang w:val="hi_IN" w:bidi="hi_IN"/>
         </w:rPr>
+        <w:t>αἵτινες ἐν τῷ εὐαγγελίῳ συνήθλησάν μοι</w:t>
+      </w:r>
+    </w:p>
+    <w:p>
+      <w:pPr/>
+      <w:r>
+        <w:rPr>
+          <w:lang w:val="hi_IN" w:bidi="hi_IN"/>
+        </w:rPr>
+      </w:r>
+      <w:r>
+        <w:rPr>
+          <w:b/>
+          <w:lang w:val="hi_IN" w:bidi="hi_IN"/>
+        </w:rPr>
         <w:t>"मेरे"</w:t>
       </w:r>
       <w:r>
@@ -36430,6 +41530,21 @@
         <w:rPr>
           <w:lang w:val="hi_IN" w:bidi="hi_IN"/>
         </w:rPr>
+      </w:r>
+    </w:p>
+    <w:p>
+      <w:pPr/>
+      <w:r>
+        <w:rPr>
+          <w:lang w:val="hi_IN" w:bidi="hi_IN"/>
+        </w:rPr>
+      </w:r>
+      <w:r>
+        <w:rPr>
+          <w:b/>
+          <w:lang w:val="hi_IN" w:bidi="hi_IN"/>
+        </w:rPr>
+        <w:t>τῷ εὐαγγελίῳ</w:t>
       </w:r>
     </w:p>
     <w:p>
@@ -36634,6 +41749,21 @@
           <w:b/>
           <w:lang w:val="hi_IN" w:bidi="hi_IN"/>
         </w:rPr>
+        <w:t>Κλήμεντος</w:t>
+      </w:r>
+    </w:p>
+    <w:p>
+      <w:pPr/>
+      <w:r>
+        <w:rPr>
+          <w:lang w:val="hi_IN" w:bidi="hi_IN"/>
+        </w:rPr>
+      </w:r>
+      <w:r>
+        <w:rPr>
+          <w:b/>
+          <w:lang w:val="hi_IN" w:bidi="hi_IN"/>
+        </w:rPr>
         <w:t>""</w:t>
       </w:r>
     </w:p>
@@ -36710,6 +41840,21 @@
         <w:rPr>
           <w:lang w:val="hi_IN" w:bidi="hi_IN"/>
         </w:rPr>
+      </w:r>
+    </w:p>
+    <w:p>
+      <w:pPr/>
+      <w:r>
+        <w:rPr>
+          <w:lang w:val="hi_IN" w:bidi="hi_IN"/>
+        </w:rPr>
+      </w:r>
+      <w:r>
+        <w:rPr>
+          <w:b/>
+          <w:lang w:val="hi_IN" w:bidi="hi_IN"/>
+        </w:rPr>
+        <w:t>ὧν τὰ ὀνόματα ἐν βίβλῳ ζωῆς</w:t>
       </w:r>
     </w:p>
     <w:p>
@@ -36881,6 +42026,21 @@
           <w:b/>
           <w:lang w:val="hi_IN" w:bidi="hi_IN"/>
         </w:rPr>
+        <w:t>χαίρετε ἐν Κυρίῳ πάντοτε, πάλιν ἐρῶ, χαίρετε!</w:t>
+      </w:r>
+    </w:p>
+    <w:p>
+      <w:pPr/>
+      <w:r>
+        <w:rPr>
+          <w:lang w:val="hi_IN" w:bidi="hi_IN"/>
+        </w:rPr>
+      </w:r>
+      <w:r>
+        <w:rPr>
+          <w:b/>
+          <w:lang w:val="hi_IN" w:bidi="hi_IN"/>
+        </w:rPr>
         <w:t>"प्रभु में सदा आनन्दित रहो मैं फिर कहता हूँ, आनन्दित रहो"</w:t>
       </w:r>
     </w:p>
@@ -36977,6 +42137,21 @@
           <w:b/>
           <w:lang w:val="hi_IN" w:bidi="hi_IN"/>
         </w:rPr>
+        <w:t>τὸ ἐπιεικὲς ὑμῶν γνωσθήτω</w:t>
+      </w:r>
+    </w:p>
+    <w:p>
+      <w:pPr/>
+      <w:r>
+        <w:rPr>
+          <w:lang w:val="hi_IN" w:bidi="hi_IN"/>
+        </w:rPr>
+      </w:r>
+      <w:r>
+        <w:rPr>
+          <w:b/>
+          <w:lang w:val="hi_IN" w:bidi="hi_IN"/>
+        </w:rPr>
         <w:t>"तुम्हारी कोमलता"</w:t>
       </w:r>
       <w:r>
@@ -37086,6 +42261,21 @@
           <w:b/>
           <w:lang w:val="hi_IN" w:bidi="hi_IN"/>
         </w:rPr>
+        <w:t>πᾶσιν ἀνθρώποις</w:t>
+      </w:r>
+    </w:p>
+    <w:p>
+      <w:pPr/>
+      <w:r>
+        <w:rPr>
+          <w:lang w:val="hi_IN" w:bidi="hi_IN"/>
+        </w:rPr>
+      </w:r>
+      <w:r>
+        <w:rPr>
+          <w:b/>
+          <w:lang w:val="hi_IN" w:bidi="hi_IN"/>
+        </w:rPr>
         <w:t>"सब मनुष्यों पर"</w:t>
       </w:r>
     </w:p>
@@ -37182,6 +42372,21 @@
           <w:b/>
           <w:lang w:val="hi_IN" w:bidi="hi_IN"/>
         </w:rPr>
+        <w:t>ὁ Κύριος ἐγγύς</w:t>
+      </w:r>
+    </w:p>
+    <w:p>
+      <w:pPr/>
+      <w:r>
+        <w:rPr>
+          <w:lang w:val="hi_IN" w:bidi="hi_IN"/>
+        </w:rPr>
+      </w:r>
+      <w:r>
+        <w:rPr>
+          <w:b/>
+          <w:lang w:val="hi_IN" w:bidi="hi_IN"/>
+        </w:rPr>
         <w:t>""</w:t>
       </w:r>
     </w:p>
@@ -37258,6 +42463,21 @@
           <w:b/>
           <w:lang w:val="hi_IN" w:bidi="hi_IN"/>
         </w:rPr>
+        <w:t>μηδὲν μεριμνᾶτε</w:t>
+      </w:r>
+    </w:p>
+    <w:p>
+      <w:pPr/>
+      <w:r>
+        <w:rPr>
+          <w:lang w:val="hi_IN" w:bidi="hi_IN"/>
+        </w:rPr>
+      </w:r>
+      <w:r>
+        <w:rPr>
+          <w:b/>
+          <w:lang w:val="hi_IN" w:bidi="hi_IN"/>
+        </w:rPr>
         <w:t>"किसी भी बात की चिन्ता मत करो"</w:t>
       </w:r>
     </w:p>
@@ -37354,6 +42574,21 @@
           <w:b/>
           <w:lang w:val="hi_IN" w:bidi="hi_IN"/>
         </w:rPr>
+        <w:t>ἀλλ’</w:t>
+      </w:r>
+    </w:p>
+    <w:p>
+      <w:pPr/>
+      <w:r>
+        <w:rPr>
+          <w:lang w:val="hi_IN" w:bidi="hi_IN"/>
+        </w:rPr>
+      </w:r>
+      <w:r>
+        <w:rPr>
+          <w:b/>
+          <w:lang w:val="hi_IN" w:bidi="hi_IN"/>
+        </w:rPr>
         <w:t>""</w:t>
       </w:r>
     </w:p>
@@ -37456,6 +42691,21 @@
           <w:b/>
           <w:lang w:val="hi_IN" w:bidi="hi_IN"/>
         </w:rPr>
+        <w:t>ἐν παντὶ</w:t>
+      </w:r>
+    </w:p>
+    <w:p>
+      <w:pPr/>
+      <w:r>
+        <w:rPr>
+          <w:lang w:val="hi_IN" w:bidi="hi_IN"/>
+        </w:rPr>
+      </w:r>
+      <w:r>
+        <w:rPr>
+          <w:b/>
+          <w:lang w:val="hi_IN" w:bidi="hi_IN"/>
+        </w:rPr>
         <w:t>"हर एक बात में"</w:t>
       </w:r>
     </w:p>
@@ -37552,6 +42802,21 @@
           <w:b/>
           <w:lang w:val="hi_IN" w:bidi="hi_IN"/>
         </w:rPr>
+        <w:t>τῇ προσευχῇ καὶ τῇ δεήσει</w:t>
+      </w:r>
+    </w:p>
+    <w:p>
+      <w:pPr/>
+      <w:r>
+        <w:rPr>
+          <w:lang w:val="hi_IN" w:bidi="hi_IN"/>
+        </w:rPr>
+      </w:r>
+      <w:r>
+        <w:rPr>
+          <w:b/>
+          <w:lang w:val="hi_IN" w:bidi="hi_IN"/>
+        </w:rPr>
         <w:t>"प्रार्थना और विनती"</w:t>
       </w:r>
     </w:p>
@@ -37661,6 +42926,21 @@
           <w:b/>
           <w:lang w:val="hi_IN" w:bidi="hi_IN"/>
         </w:rPr>
+        <w:t>τῇ προσευχῇ καὶ τῇ δεήσει</w:t>
+      </w:r>
+    </w:p>
+    <w:p>
+      <w:pPr/>
+      <w:r>
+        <w:rPr>
+          <w:lang w:val="hi_IN" w:bidi="hi_IN"/>
+        </w:rPr>
+      </w:r>
+      <w:r>
+        <w:rPr>
+          <w:b/>
+          <w:lang w:val="hi_IN" w:bidi="hi_IN"/>
+        </w:rPr>
         <w:t>"प्रार्थना और विनती"</w:t>
       </w:r>
     </w:p>
@@ -37770,6 +43050,21 @@
           <w:b/>
           <w:lang w:val="hi_IN" w:bidi="hi_IN"/>
         </w:rPr>
+        <w:t>τῇ προσευχῇ καὶ τῇ δεήσει</w:t>
+      </w:r>
+    </w:p>
+    <w:p>
+      <w:pPr/>
+      <w:r>
+        <w:rPr>
+          <w:lang w:val="hi_IN" w:bidi="hi_IN"/>
+        </w:rPr>
+      </w:r>
+      <w:r>
+        <w:rPr>
+          <w:b/>
+          <w:lang w:val="hi_IN" w:bidi="hi_IN"/>
+        </w:rPr>
         <w:t>"प्रार्थना और विनती"</w:t>
       </w:r>
     </w:p>
@@ -37879,6 +43174,21 @@
           <w:b/>
           <w:lang w:val="hi_IN" w:bidi="hi_IN"/>
         </w:rPr>
+        <w:t>μετὰ εὐχαριστίας</w:t>
+      </w:r>
+    </w:p>
+    <w:p>
+      <w:pPr/>
+      <w:r>
+        <w:rPr>
+          <w:lang w:val="hi_IN" w:bidi="hi_IN"/>
+        </w:rPr>
+      </w:r>
+      <w:r>
+        <w:rPr>
+          <w:b/>
+          <w:lang w:val="hi_IN" w:bidi="hi_IN"/>
+        </w:rPr>
         <w:t>"धन्यवाद के साथ"</w:t>
       </w:r>
     </w:p>
@@ -37988,6 +43298,21 @@
           <w:b/>
           <w:lang w:val="hi_IN" w:bidi="hi_IN"/>
         </w:rPr>
+        <w:t>τὰ αἰτήματα ὑμῶν γνωριζέσθω</w:t>
+      </w:r>
+    </w:p>
+    <w:p>
+      <w:pPr/>
+      <w:r>
+        <w:rPr>
+          <w:lang w:val="hi_IN" w:bidi="hi_IN"/>
+        </w:rPr>
+      </w:r>
+      <w:r>
+        <w:rPr>
+          <w:b/>
+          <w:lang w:val="hi_IN" w:bidi="hi_IN"/>
+        </w:rPr>
         <w:t>"तुम्हारे निवेदन,"</w:t>
       </w:r>
       <w:r>
@@ -38110,6 +43435,21 @@
           <w:b/>
           <w:lang w:val="hi_IN" w:bidi="hi_IN"/>
         </w:rPr>
+        <w:t>τὰ αἰτήματα ὑμῶν γνωριζέσθω πρὸς τὸν Θεόν</w:t>
+      </w:r>
+    </w:p>
+    <w:p>
+      <w:pPr/>
+      <w:r>
+        <w:rPr>
+          <w:lang w:val="hi_IN" w:bidi="hi_IN"/>
+        </w:rPr>
+      </w:r>
+      <w:r>
+        <w:rPr>
+          <w:b/>
+          <w:lang w:val="hi_IN" w:bidi="hi_IN"/>
+        </w:rPr>
         <w:t>""</w:t>
       </w:r>
     </w:p>
@@ -38219,6 +43559,21 @@
           <w:b/>
           <w:lang w:val="hi_IN" w:bidi="hi_IN"/>
         </w:rPr>
+        <w:t>καὶ</w:t>
+      </w:r>
+    </w:p>
+    <w:p>
+      <w:pPr/>
+      <w:r>
+        <w:rPr>
+          <w:lang w:val="hi_IN" w:bidi="hi_IN"/>
+        </w:rPr>
+      </w:r>
+      <w:r>
+        <w:rPr>
+          <w:b/>
+          <w:lang w:val="hi_IN" w:bidi="hi_IN"/>
+        </w:rPr>
         <w:t>"तब"</w:t>
       </w:r>
     </w:p>
@@ -38404,6 +43759,21 @@
           <w:b/>
           <w:lang w:val="hi_IN" w:bidi="hi_IN"/>
         </w:rPr>
+        <w:t>Θεοῦ ἡ ὑπερέχουσα πάντα νοῦν</w:t>
+      </w:r>
+    </w:p>
+    <w:p>
+      <w:pPr/>
+      <w:r>
+        <w:rPr>
+          <w:lang w:val="hi_IN" w:bidi="hi_IN"/>
+        </w:rPr>
+      </w:r>
+      <w:r>
+        <w:rPr>
+          <w:b/>
+          <w:lang w:val="hi_IN" w:bidi="hi_IN"/>
+        </w:rPr>
         <w:t>"परमेश्वर की"</w:t>
       </w:r>
       <w:r>
@@ -38513,6 +43883,21 @@
           <w:b/>
           <w:lang w:val="hi_IN" w:bidi="hi_IN"/>
         </w:rPr>
+        <w:t>ἡ ὑπερέχουσα πάντα νοῦν</w:t>
+      </w:r>
+    </w:p>
+    <w:p>
+      <w:pPr/>
+      <w:r>
+        <w:rPr>
+          <w:lang w:val="hi_IN" w:bidi="hi_IN"/>
+        </w:rPr>
+      </w:r>
+      <w:r>
+        <w:rPr>
+          <w:b/>
+          <w:lang w:val="hi_IN" w:bidi="hi_IN"/>
+        </w:rPr>
         <w:t>""</w:t>
       </w:r>
     </w:p>
@@ -38589,6 +43974,21 @@
           <w:b/>
           <w:lang w:val="hi_IN" w:bidi="hi_IN"/>
         </w:rPr>
+        <w:t>ἡ ὑπερέχουσα πάντα νοῦν</w:t>
+      </w:r>
+    </w:p>
+    <w:p>
+      <w:pPr/>
+      <w:r>
+        <w:rPr>
+          <w:lang w:val="hi_IN" w:bidi="hi_IN"/>
+        </w:rPr>
+      </w:r>
+      <w:r>
+        <w:rPr>
+          <w:b/>
+          <w:lang w:val="hi_IN" w:bidi="hi_IN"/>
+        </w:rPr>
         <w:t>"सारी समझ बिलकुल परे है"</w:t>
       </w:r>
     </w:p>
@@ -38684,6 +44084,21 @@
         <w:rPr>
           <w:lang w:val="hi_IN" w:bidi="hi_IN"/>
         </w:rPr>
+      </w:r>
+    </w:p>
+    <w:p>
+      <w:pPr/>
+      <w:r>
+        <w:rPr>
+          <w:lang w:val="hi_IN" w:bidi="hi_IN"/>
+        </w:rPr>
+      </w:r>
+      <w:r>
+        <w:rPr>
+          <w:b/>
+          <w:lang w:val="hi_IN" w:bidi="hi_IN"/>
+        </w:rPr>
+        <w:t>φρουρήσει τὰς καρδίας ὑμῶν καὶ τὰ νοήματα ὑμῶν</w:t>
       </w:r>
     </w:p>
     <w:p>
@@ -38914,6 +44329,21 @@
           <w:b/>
           <w:lang w:val="hi_IN" w:bidi="hi_IN"/>
         </w:rPr>
+        <w:t>τὸ λοιπόν</w:t>
+      </w:r>
+    </w:p>
+    <w:p>
+      <w:pPr/>
+      <w:r>
+        <w:rPr>
+          <w:lang w:val="hi_IN" w:bidi="hi_IN"/>
+        </w:rPr>
+      </w:r>
+      <w:r>
+        <w:rPr>
+          <w:b/>
+          <w:lang w:val="hi_IN" w:bidi="hi_IN"/>
+        </w:rPr>
         <w:t>""</w:t>
       </w:r>
     </w:p>
@@ -39071,6 +44501,21 @@
           <w:b/>
           <w:lang w:val="hi_IN" w:bidi="hi_IN"/>
         </w:rPr>
+        <w:t>ὅσα ἐστὶν ἀληθῆ, ὅσα σεμνά, ὅσα δίκαια, ὅσα ἁγνά, ὅσα προσφιλῆ, ὅσα εὔφημα</w:t>
+      </w:r>
+    </w:p>
+    <w:p>
+      <w:pPr/>
+      <w:r>
+        <w:rPr>
+          <w:lang w:val="hi_IN" w:bidi="hi_IN"/>
+        </w:rPr>
+      </w:r>
+      <w:r>
+        <w:rPr>
+          <w:b/>
+          <w:lang w:val="hi_IN" w:bidi="hi_IN"/>
+        </w:rPr>
         <w:t>"सत्य हैं, बातें आदरणीय"</w:t>
       </w:r>
       <w:r>
@@ -39232,6 +44677,21 @@
           <w:b/>
           <w:lang w:val="hi_IN" w:bidi="hi_IN"/>
         </w:rPr>
+        <w:t>ὅσα προσφιλῆ</w:t>
+      </w:r>
+    </w:p>
+    <w:p>
+      <w:pPr/>
+      <w:r>
+        <w:rPr>
+          <w:lang w:val="hi_IN" w:bidi="hi_IN"/>
+        </w:rPr>
+      </w:r>
+      <w:r>
+        <w:rPr>
+          <w:b/>
+          <w:lang w:val="hi_IN" w:bidi="hi_IN"/>
+        </w:rPr>
         <w:t>""</w:t>
       </w:r>
     </w:p>
@@ -39295,6 +44755,21 @@
           <w:b/>
           <w:lang w:val="hi_IN" w:bidi="hi_IN"/>
         </w:rPr>
+        <w:t>ὅσα εὔφημα</w:t>
+      </w:r>
+    </w:p>
+    <w:p>
+      <w:pPr/>
+      <w:r>
+        <w:rPr>
+          <w:lang w:val="hi_IN" w:bidi="hi_IN"/>
+        </w:rPr>
+      </w:r>
+      <w:r>
+        <w:rPr>
+          <w:b/>
+          <w:lang w:val="hi_IN" w:bidi="hi_IN"/>
+        </w:rPr>
         <w:t>""</w:t>
       </w:r>
     </w:p>
@@ -39358,6 +44833,21 @@
           <w:b/>
           <w:lang w:val="hi_IN" w:bidi="hi_IN"/>
         </w:rPr>
+        <w:t>εἴ τις ἀρετὴ</w:t>
+      </w:r>
+    </w:p>
+    <w:p>
+      <w:pPr/>
+      <w:r>
+        <w:rPr>
+          <w:lang w:val="hi_IN" w:bidi="hi_IN"/>
+        </w:rPr>
+      </w:r>
+      <w:r>
+        <w:rPr>
+          <w:b/>
+          <w:lang w:val="hi_IN" w:bidi="hi_IN"/>
+        </w:rPr>
         <w:t>""</w:t>
       </w:r>
     </w:p>
@@ -39421,6 +44911,21 @@
           <w:b/>
           <w:lang w:val="hi_IN" w:bidi="hi_IN"/>
         </w:rPr>
+        <w:t>εἴ τις ἔπαινος</w:t>
+      </w:r>
+    </w:p>
+    <w:p>
+      <w:pPr/>
+      <w:r>
+        <w:rPr>
+          <w:lang w:val="hi_IN" w:bidi="hi_IN"/>
+        </w:rPr>
+      </w:r>
+      <w:r>
+        <w:rPr>
+          <w:b/>
+          <w:lang w:val="hi_IN" w:bidi="hi_IN"/>
+        </w:rPr>
         <w:t>""</w:t>
       </w:r>
     </w:p>
@@ -39484,6 +44989,21 @@
           <w:b/>
           <w:lang w:val="hi_IN" w:bidi="hi_IN"/>
         </w:rPr>
+        <w:t>λογίζεσθε</w:t>
+      </w:r>
+    </w:p>
+    <w:p>
+      <w:pPr/>
+      <w:r>
+        <w:rPr>
+          <w:lang w:val="hi_IN" w:bidi="hi_IN"/>
+        </w:rPr>
+      </w:r>
+      <w:r>
+        <w:rPr>
+          <w:b/>
+          <w:lang w:val="hi_IN" w:bidi="hi_IN"/>
+        </w:rPr>
         <w:t>"ध्यान लगाया करो"</w:t>
       </w:r>
     </w:p>
@@ -39580,6 +45100,21 @@
           <w:b/>
           <w:lang w:val="hi_IN" w:bidi="hi_IN"/>
         </w:rPr>
+        <w:t>ἃ καὶ ἐμάθετε καὶ παρελάβετε, καὶ ἠκούσατε καὶ εἴδετε, ἐν ἐμοί</w:t>
+      </w:r>
+    </w:p>
+    <w:p>
+      <w:pPr/>
+      <w:r>
+        <w:rPr>
+          <w:lang w:val="hi_IN" w:bidi="hi_IN"/>
+        </w:rPr>
+      </w:r>
+      <w:r>
+        <w:rPr>
+          <w:b/>
+          <w:lang w:val="hi_IN" w:bidi="hi_IN"/>
+        </w:rPr>
         <w:t>""</w:t>
       </w:r>
     </w:p>
@@ -39643,6 +45178,21 @@
           <w:b/>
           <w:lang w:val="hi_IN" w:bidi="hi_IN"/>
         </w:rPr>
+        <w:t>ἃ καὶ ἐμάθετε καὶ παρελάβετε</w:t>
+      </w:r>
+    </w:p>
+    <w:p>
+      <w:pPr/>
+      <w:r>
+        <w:rPr>
+          <w:lang w:val="hi_IN" w:bidi="hi_IN"/>
+        </w:rPr>
+      </w:r>
+      <w:r>
+        <w:rPr>
+          <w:b/>
+          <w:lang w:val="hi_IN" w:bidi="hi_IN"/>
+        </w:rPr>
         <w:t>"जो बातें तुम ने"</w:t>
       </w:r>
       <w:r>
@@ -39765,6 +45315,21 @@
           <w:b/>
           <w:lang w:val="hi_IN" w:bidi="hi_IN"/>
         </w:rPr>
+        <w:t>ταῦτα πράσσετε</w:t>
+      </w:r>
+    </w:p>
+    <w:p>
+      <w:pPr/>
+      <w:r>
+        <w:rPr>
+          <w:lang w:val="hi_IN" w:bidi="hi_IN"/>
+        </w:rPr>
+      </w:r>
+      <w:r>
+        <w:rPr>
+          <w:b/>
+          <w:lang w:val="hi_IN" w:bidi="hi_IN"/>
+        </w:rPr>
         <w:t>"उन्हीं का पालन किया"</w:t>
       </w:r>
     </w:p>
@@ -39828,6 +45393,21 @@
           <w:b/>
           <w:lang w:val="hi_IN" w:bidi="hi_IN"/>
         </w:rPr>
+        <w:t>πράσσετε</w:t>
+      </w:r>
+    </w:p>
+    <w:p>
+      <w:pPr/>
+      <w:r>
+        <w:rPr>
+          <w:lang w:val="hi_IN" w:bidi="hi_IN"/>
+        </w:rPr>
+      </w:r>
+      <w:r>
+        <w:rPr>
+          <w:b/>
+          <w:lang w:val="hi_IN" w:bidi="hi_IN"/>
+        </w:rPr>
         <w:t>"पालन किया"</w:t>
       </w:r>
     </w:p>
@@ -39924,6 +45504,21 @@
           <w:b/>
           <w:lang w:val="hi_IN" w:bidi="hi_IN"/>
         </w:rPr>
+        <w:t>καὶ</w:t>
+      </w:r>
+    </w:p>
+    <w:p>
+      <w:pPr/>
+      <w:r>
+        <w:rPr>
+          <w:lang w:val="hi_IN" w:bidi="hi_IN"/>
+        </w:rPr>
+      </w:r>
+      <w:r>
+        <w:rPr>
+          <w:b/>
+          <w:lang w:val="hi_IN" w:bidi="hi_IN"/>
+        </w:rPr>
         <w:t>"तब"</w:t>
       </w:r>
     </w:p>
@@ -40020,6 +45615,21 @@
           <w:b/>
           <w:lang w:val="hi_IN" w:bidi="hi_IN"/>
         </w:rPr>
+        <w:t>ὁ Θεὸς τῆς εἰρήνης</w:t>
+      </w:r>
+    </w:p>
+    <w:p>
+      <w:pPr/>
+      <w:r>
+        <w:rPr>
+          <w:lang w:val="hi_IN" w:bidi="hi_IN"/>
+        </w:rPr>
+      </w:r>
+      <w:r>
+        <w:rPr>
+          <w:b/>
+          <w:lang w:val="hi_IN" w:bidi="hi_IN"/>
+        </w:rPr>
         <w:t>"परमेश्वर जो शान्ति का"</w:t>
       </w:r>
     </w:p>
@@ -40082,6 +45692,21 @@
         <w:rPr>
           <w:lang w:val="hi_IN" w:bidi="hi_IN"/>
         </w:rPr>
+      </w:r>
+    </w:p>
+    <w:p>
+      <w:pPr/>
+      <w:r>
+        <w:rPr>
+          <w:lang w:val="hi_IN" w:bidi="hi_IN"/>
+        </w:rPr>
+      </w:r>
+      <w:r>
+        <w:rPr>
+          <w:b/>
+          <w:lang w:val="hi_IN" w:bidi="hi_IN"/>
+        </w:rPr>
+        <w:t>καὶ ὁ Θεὸς τῆς εἰρήνης ἔσται μεθ’ ὑμῶν</w:t>
       </w:r>
     </w:p>
     <w:p>
@@ -40286,6 +45911,21 @@
           <w:b/>
           <w:lang w:val="hi_IN" w:bidi="hi_IN"/>
         </w:rPr>
+        <w:t>ὅτι ἤδη ποτὲ ἀνεθάλετε τὸ ὑπὲρ ἐμοῦ φρονεῖν</w:t>
+      </w:r>
+    </w:p>
+    <w:p>
+      <w:pPr/>
+      <w:r>
+        <w:rPr>
+          <w:lang w:val="hi_IN" w:bidi="hi_IN"/>
+        </w:rPr>
+      </w:r>
+      <w:r>
+        <w:rPr>
+          <w:b/>
+          <w:lang w:val="hi_IN" w:bidi="hi_IN"/>
+        </w:rPr>
         <w:t>"कि अब इतने दिनों के बाद तुम्हारा विचार मेरे विषय"</w:t>
       </w:r>
       <w:r>
@@ -40362,6 +46002,21 @@
           <w:b/>
           <w:lang w:val="hi_IN" w:bidi="hi_IN"/>
         </w:rPr>
+        <w:t>ἐφ’ ᾧ καὶ ἐφρονεῖτε</w:t>
+      </w:r>
+    </w:p>
+    <w:p>
+      <w:pPr/>
+      <w:r>
+        <w:rPr>
+          <w:lang w:val="hi_IN" w:bidi="hi_IN"/>
+        </w:rPr>
+      </w:r>
+      <w:r>
+        <w:rPr>
+          <w:b/>
+          <w:lang w:val="hi_IN" w:bidi="hi_IN"/>
+        </w:rPr>
         <w:t>"तुम्हें में भी इसका विचार था"</w:t>
       </w:r>
     </w:p>
@@ -40425,6 +46080,21 @@
           <w:b/>
           <w:lang w:val="hi_IN" w:bidi="hi_IN"/>
         </w:rPr>
+        <w:t>ἠκαιρεῖσθε δέ</w:t>
+      </w:r>
+    </w:p>
+    <w:p>
+      <w:pPr/>
+      <w:r>
+        <w:rPr>
+          <w:lang w:val="hi_IN" w:bidi="hi_IN"/>
+        </w:rPr>
+      </w:r>
+      <w:r>
+        <w:rPr>
+          <w:b/>
+          <w:lang w:val="hi_IN" w:bidi="hi_IN"/>
+        </w:rPr>
         <w:t>"पर तुम्हें अवसर न"</w:t>
       </w:r>
     </w:p>
@@ -40508,6 +46178,21 @@
           <w:b/>
           <w:lang w:val="hi_IN" w:bidi="hi_IN"/>
         </w:rPr>
+        <w:t>οὐχ ὅτι καθ’ ὑστέρησιν λέγω</w:t>
+      </w:r>
+    </w:p>
+    <w:p>
+      <w:pPr/>
+      <w:r>
+        <w:rPr>
+          <w:lang w:val="hi_IN" w:bidi="hi_IN"/>
+        </w:rPr>
+      </w:r>
+      <w:r>
+        <w:rPr>
+          <w:b/>
+          <w:lang w:val="hi_IN" w:bidi="hi_IN"/>
+        </w:rPr>
         <w:t>""</w:t>
       </w:r>
     </w:p>
@@ -40571,6 +46256,21 @@
           <w:b/>
           <w:lang w:val="hi_IN" w:bidi="hi_IN"/>
         </w:rPr>
+        <w:t>αὐτάρκης εἶναι</w:t>
+      </w:r>
+    </w:p>
+    <w:p>
+      <w:pPr/>
+      <w:r>
+        <w:rPr>
+          <w:lang w:val="hi_IN" w:bidi="hi_IN"/>
+        </w:rPr>
+      </w:r>
+      <w:r>
+        <w:rPr>
+          <w:b/>
+          <w:lang w:val="hi_IN" w:bidi="hi_IN"/>
+        </w:rPr>
         <w:t>""</w:t>
       </w:r>
     </w:p>
@@ -40634,6 +46334,21 @@
           <w:b/>
           <w:lang w:val="hi_IN" w:bidi="hi_IN"/>
         </w:rPr>
+        <w:t>ἐν οἷς εἰμι</w:t>
+      </w:r>
+    </w:p>
+    <w:p>
+      <w:pPr/>
+      <w:r>
+        <w:rPr>
+          <w:lang w:val="hi_IN" w:bidi="hi_IN"/>
+        </w:rPr>
+      </w:r>
+      <w:r>
+        <w:rPr>
+          <w:b/>
+          <w:lang w:val="hi_IN" w:bidi="hi_IN"/>
+        </w:rPr>
         <w:t>"मैंने"</w:t>
       </w:r>
       <w:r>
@@ -40743,6 +46458,21 @@
           <w:b/>
           <w:lang w:val="hi_IN" w:bidi="hi_IN"/>
         </w:rPr>
+        <w:t>οἶδα καὶ</w:t>
+      </w:r>
+    </w:p>
+    <w:p>
+      <w:pPr/>
+      <w:r>
+        <w:rPr>
+          <w:lang w:val="hi_IN" w:bidi="hi_IN"/>
+        </w:rPr>
+      </w:r>
+      <w:r>
+        <w:rPr>
+          <w:b/>
+          <w:lang w:val="hi_IN" w:bidi="hi_IN"/>
+        </w:rPr>
         <w:t>""</w:t>
       </w:r>
     </w:p>
@@ -40839,6 +46569,21 @@
           <w:b/>
           <w:lang w:val="hi_IN" w:bidi="hi_IN"/>
         </w:rPr>
+        <w:t>οἶδα καὶ ταπεινοῦσθαι, οἶδα καὶ περισσεύειν &amp; καὶ περισσεύειν καὶ ὑστερεῖσθαι</w:t>
+      </w:r>
+    </w:p>
+    <w:p>
+      <w:pPr/>
+      <w:r>
+        <w:rPr>
+          <w:lang w:val="hi_IN" w:bidi="hi_IN"/>
+        </w:rPr>
+      </w:r>
+      <w:r>
+        <w:rPr>
+          <w:b/>
+          <w:lang w:val="hi_IN" w:bidi="hi_IN"/>
+        </w:rPr>
         <w:t>"मैं दीन होना भी जानता हूँ और भी जानता हूँ;"</w:t>
       </w:r>
       <w:r>
@@ -40941,6 +46686,21 @@
           <w:b/>
           <w:lang w:val="hi_IN" w:bidi="hi_IN"/>
         </w:rPr>
+        <w:t>οἶδα καὶ ταπεινοῦσθαι, οἶδα καὶ περισσεύειν</w:t>
+      </w:r>
+    </w:p>
+    <w:p>
+      <w:pPr/>
+      <w:r>
+        <w:rPr>
+          <w:lang w:val="hi_IN" w:bidi="hi_IN"/>
+        </w:rPr>
+      </w:r>
+      <w:r>
+        <w:rPr>
+          <w:b/>
+          <w:lang w:val="hi_IN" w:bidi="hi_IN"/>
+        </w:rPr>
         <w:t>"मैं दीन होना भी जानता हूँ और भी जानता हूँ"</w:t>
       </w:r>
     </w:p>
@@ -41050,6 +46810,21 @@
           <w:b/>
           <w:lang w:val="hi_IN" w:bidi="hi_IN"/>
         </w:rPr>
+        <w:t>ταπεινοῦσθαι</w:t>
+      </w:r>
+    </w:p>
+    <w:p>
+      <w:pPr/>
+      <w:r>
+        <w:rPr>
+          <w:lang w:val="hi_IN" w:bidi="hi_IN"/>
+        </w:rPr>
+      </w:r>
+      <w:r>
+        <w:rPr>
+          <w:b/>
+          <w:lang w:val="hi_IN" w:bidi="hi_IN"/>
+        </w:rPr>
         <w:t>"दीन होना"</w:t>
       </w:r>
     </w:p>
@@ -41146,6 +46921,21 @@
           <w:b/>
           <w:lang w:val="hi_IN" w:bidi="hi_IN"/>
         </w:rPr>
+        <w:t>ταπεινοῦσθαι</w:t>
+      </w:r>
+    </w:p>
+    <w:p>
+      <w:pPr/>
+      <w:r>
+        <w:rPr>
+          <w:lang w:val="hi_IN" w:bidi="hi_IN"/>
+        </w:rPr>
+      </w:r>
+      <w:r>
+        <w:rPr>
+          <w:b/>
+          <w:lang w:val="hi_IN" w:bidi="hi_IN"/>
+        </w:rPr>
         <w:t>"दीन होना"</w:t>
       </w:r>
     </w:p>
@@ -41242,6 +47032,21 @@
           <w:b/>
           <w:lang w:val="hi_IN" w:bidi="hi_IN"/>
         </w:rPr>
+        <w:t>χορτάζεσθαι καὶ πεινᾶν</w:t>
+      </w:r>
+    </w:p>
+    <w:p>
+      <w:pPr/>
+      <w:r>
+        <w:rPr>
+          <w:lang w:val="hi_IN" w:bidi="hi_IN"/>
+        </w:rPr>
+      </w:r>
+      <w:r>
+        <w:rPr>
+          <w:b/>
+          <w:lang w:val="hi_IN" w:bidi="hi_IN"/>
+        </w:rPr>
         <w:t>"तृप्त होना, भूखा रहना"</w:t>
       </w:r>
     </w:p>
@@ -41325,6 +47130,21 @@
           <w:b/>
           <w:lang w:val="hi_IN" w:bidi="hi_IN"/>
         </w:rPr>
+        <w:t>χορτάζεσθαι καὶ πεινᾶν</w:t>
+      </w:r>
+    </w:p>
+    <w:p>
+      <w:pPr/>
+      <w:r>
+        <w:rPr>
+          <w:lang w:val="hi_IN" w:bidi="hi_IN"/>
+        </w:rPr>
+      </w:r>
+      <w:r>
+        <w:rPr>
+          <w:b/>
+          <w:lang w:val="hi_IN" w:bidi="hi_IN"/>
+        </w:rPr>
         <w:t>"तृप्त होना, भूखा रहना"</w:t>
       </w:r>
     </w:p>
@@ -41421,6 +47241,21 @@
           <w:b/>
           <w:lang w:val="hi_IN" w:bidi="hi_IN"/>
         </w:rPr>
+        <w:t>περισσεύειν καὶ ὑστερεῖσθαι</w:t>
+      </w:r>
+    </w:p>
+    <w:p>
+      <w:pPr/>
+      <w:r>
+        <w:rPr>
+          <w:lang w:val="hi_IN" w:bidi="hi_IN"/>
+        </w:rPr>
+      </w:r>
+      <w:r>
+        <w:rPr>
+          <w:b/>
+          <w:lang w:val="hi_IN" w:bidi="hi_IN"/>
+        </w:rPr>
         <w:t>""</w:t>
       </w:r>
     </w:p>
@@ -41504,6 +47339,21 @@
           <w:b/>
           <w:lang w:val="hi_IN" w:bidi="hi_IN"/>
         </w:rPr>
+        <w:t>περισσεύειν καὶ ὑστερεῖσθαι</w:t>
+      </w:r>
+    </w:p>
+    <w:p>
+      <w:pPr/>
+      <w:r>
+        <w:rPr>
+          <w:lang w:val="hi_IN" w:bidi="hi_IN"/>
+        </w:rPr>
+      </w:r>
+      <w:r>
+        <w:rPr>
+          <w:b/>
+          <w:lang w:val="hi_IN" w:bidi="hi_IN"/>
+        </w:rPr>
         <w:t>""</w:t>
       </w:r>
     </w:p>
@@ -41600,6 +47450,21 @@
           <w:b/>
           <w:lang w:val="hi_IN" w:bidi="hi_IN"/>
         </w:rPr>
+        <w:t>πάντα ἰσχύω ἐν τῷ ἐνδυναμοῦντί με</w:t>
+      </w:r>
+    </w:p>
+    <w:p>
+      <w:pPr/>
+      <w:r>
+        <w:rPr>
+          <w:lang w:val="hi_IN" w:bidi="hi_IN"/>
+        </w:rPr>
+      </w:r>
+      <w:r>
+        <w:rPr>
+          <w:b/>
+          <w:lang w:val="hi_IN" w:bidi="hi_IN"/>
+        </w:rPr>
         <w:t>""</w:t>
       </w:r>
     </w:p>
@@ -41676,6 +47541,21 @@
           <w:b/>
           <w:lang w:val="hi_IN" w:bidi="hi_IN"/>
         </w:rPr>
+        <w:t>πάντα ἰσχύω ἐν τῷ ἐνδυναμοῦντί με</w:t>
+      </w:r>
+    </w:p>
+    <w:p>
+      <w:pPr/>
+      <w:r>
+        <w:rPr>
+          <w:lang w:val="hi_IN" w:bidi="hi_IN"/>
+        </w:rPr>
+      </w:r>
+      <w:r>
+        <w:rPr>
+          <w:b/>
+          <w:lang w:val="hi_IN" w:bidi="hi_IN"/>
+        </w:rPr>
         <w:t>"जो मुझे सामर्थ्य देता है उसमें मैं सब कुछ कर सकता"</w:t>
       </w:r>
     </w:p>
@@ -41785,6 +47665,21 @@
           <w:b/>
           <w:lang w:val="hi_IN" w:bidi="hi_IN"/>
         </w:rPr>
+        <w:t>συνκοινωνήσαντές μου τῇ θλίψει</w:t>
+      </w:r>
+    </w:p>
+    <w:p>
+      <w:pPr/>
+      <w:r>
+        <w:rPr>
+          <w:lang w:val="hi_IN" w:bidi="hi_IN"/>
+        </w:rPr>
+      </w:r>
+      <w:r>
+        <w:rPr>
+          <w:b/>
+          <w:lang w:val="hi_IN" w:bidi="hi_IN"/>
+        </w:rPr>
         <w:t>""</w:t>
       </w:r>
     </w:p>
@@ -41881,6 +47776,21 @@
           <w:b/>
           <w:lang w:val="hi_IN" w:bidi="hi_IN"/>
         </w:rPr>
+        <w:t>μου τῇ θλίψει</w:t>
+      </w:r>
+    </w:p>
+    <w:p>
+      <w:pPr/>
+      <w:r>
+        <w:rPr>
+          <w:lang w:val="hi_IN" w:bidi="hi_IN"/>
+        </w:rPr>
+      </w:r>
+      <w:r>
+        <w:rPr>
+          <w:b/>
+          <w:lang w:val="hi_IN" w:bidi="hi_IN"/>
+        </w:rPr>
         <w:t>"मेरे क्लेश में मेरे"</w:t>
       </w:r>
     </w:p>
@@ -41990,6 +47900,21 @@
           <w:b/>
           <w:lang w:val="hi_IN" w:bidi="hi_IN"/>
         </w:rPr>
+        <w:t>μου τῇ θλίψει</w:t>
+      </w:r>
+    </w:p>
+    <w:p>
+      <w:pPr/>
+      <w:r>
+        <w:rPr>
+          <w:lang w:val="hi_IN" w:bidi="hi_IN"/>
+        </w:rPr>
+      </w:r>
+      <w:r>
+        <w:rPr>
+          <w:b/>
+          <w:lang w:val="hi_IN" w:bidi="hi_IN"/>
+        </w:rPr>
         <w:t>"मेरे क्लेश में मेरे"</w:t>
       </w:r>
     </w:p>
@@ -42039,6 +47964,21 @@
         <w:rPr>
           <w:lang w:val="hi_IN" w:bidi="hi_IN"/>
         </w:rPr>
+      </w:r>
+    </w:p>
+    <w:p>
+      <w:pPr/>
+      <w:r>
+        <w:rPr>
+          <w:lang w:val="hi_IN" w:bidi="hi_IN"/>
+        </w:rPr>
+      </w:r>
+      <w:r>
+        <w:rPr>
+          <w:b/>
+          <w:lang w:val="hi_IN" w:bidi="hi_IN"/>
+        </w:rPr>
+        <w:t>ἐν ἀρχῇ τοῦ εὐαγγελίου</w:t>
       </w:r>
     </w:p>
     <w:p>
@@ -42261,6 +48201,21 @@
           <w:b/>
           <w:lang w:val="hi_IN" w:bidi="hi_IN"/>
         </w:rPr>
+        <w:t>οὐδεμία μοι ἐκκλησία ἐκοινώνησεν εἰς λόγον δόσεως καὶ λήμψεως, εἰ μὴ ὑμεῖς μόνοι</w:t>
+      </w:r>
+    </w:p>
+    <w:p>
+      <w:pPr/>
+      <w:r>
+        <w:rPr>
+          <w:lang w:val="hi_IN" w:bidi="hi_IN"/>
+        </w:rPr>
+      </w:r>
+      <w:r>
+        <w:rPr>
+          <w:b/>
+          <w:lang w:val="hi_IN" w:bidi="hi_IN"/>
+        </w:rPr>
         <w:t>""</w:t>
       </w:r>
     </w:p>
@@ -42357,6 +48312,21 @@
           <w:b/>
           <w:lang w:val="hi_IN" w:bidi="hi_IN"/>
         </w:rPr>
+        <w:t>μοι &amp; ἐκοινώνησεν</w:t>
+      </w:r>
+    </w:p>
+    <w:p>
+      <w:pPr/>
+      <w:r>
+        <w:rPr>
+          <w:lang w:val="hi_IN" w:bidi="hi_IN"/>
+        </w:rPr>
+      </w:r>
+      <w:r>
+        <w:rPr>
+          <w:b/>
+          <w:lang w:val="hi_IN" w:bidi="hi_IN"/>
+        </w:rPr>
         <w:t>"मैंने"</w:t>
       </w:r>
       <w:r>
@@ -42466,6 +48436,21 @@
           <w:b/>
           <w:lang w:val="hi_IN" w:bidi="hi_IN"/>
         </w:rPr>
+        <w:t>εἰς λόγον δόσεως καὶ λήμψεως</w:t>
+      </w:r>
+    </w:p>
+    <w:p>
+      <w:pPr/>
+      <w:r>
+        <w:rPr>
+          <w:lang w:val="hi_IN" w:bidi="hi_IN"/>
+        </w:rPr>
+      </w:r>
+      <w:r>
+        <w:rPr>
+          <w:b/>
+          <w:lang w:val="hi_IN" w:bidi="hi_IN"/>
+        </w:rPr>
         <w:t>"कि"</w:t>
       </w:r>
       <w:r>
@@ -42581,6 +48566,21 @@
           <w:b/>
           <w:lang w:val="hi_IN" w:bidi="hi_IN"/>
         </w:rPr>
+        <w:t>ὅτι καὶ ἐν Θεσσαλονίκῃ</w:t>
+      </w:r>
+    </w:p>
+    <w:p>
+      <w:pPr/>
+      <w:r>
+        <w:rPr>
+          <w:lang w:val="hi_IN" w:bidi="hi_IN"/>
+        </w:rPr>
+      </w:r>
+      <w:r>
+        <w:rPr>
+          <w:b/>
+          <w:lang w:val="hi_IN" w:bidi="hi_IN"/>
+        </w:rPr>
         <w:t>"थिस्सलुनीके में भी"</w:t>
       </w:r>
       <w:r>
@@ -42657,6 +48657,21 @@
           <w:b/>
           <w:lang w:val="hi_IN" w:bidi="hi_IN"/>
         </w:rPr>
+        <w:t>καὶ ἅπαξ καὶ δὶς</w:t>
+      </w:r>
+    </w:p>
+    <w:p>
+      <w:pPr/>
+      <w:r>
+        <w:rPr>
+          <w:lang w:val="hi_IN" w:bidi="hi_IN"/>
+        </w:rPr>
+      </w:r>
+      <w:r>
+        <w:rPr>
+          <w:b/>
+          <w:lang w:val="hi_IN" w:bidi="hi_IN"/>
+        </w:rPr>
         <w:t>"इसी प्रकार"</w:t>
       </w:r>
       <w:r>
@@ -42779,6 +48794,21 @@
           <w:b/>
           <w:lang w:val="hi_IN" w:bidi="hi_IN"/>
         </w:rPr>
+        <w:t>εἰς τὴν χρείαν μοι ἐπέμψατε</w:t>
+      </w:r>
+    </w:p>
+    <w:p>
+      <w:pPr/>
+      <w:r>
+        <w:rPr>
+          <w:lang w:val="hi_IN" w:bidi="hi_IN"/>
+        </w:rPr>
+      </w:r>
+      <w:r>
+        <w:rPr>
+          <w:b/>
+          <w:lang w:val="hi_IN" w:bidi="hi_IN"/>
+        </w:rPr>
         <w:t>"मैं"</w:t>
       </w:r>
       <w:r>
@@ -42901,6 +48931,21 @@
           <w:b/>
           <w:lang w:val="hi_IN" w:bidi="hi_IN"/>
         </w:rPr>
+        <w:t>ἐπιζητῶ τὸν καρπὸν τὸν πλεονάζοντα εἰς λόγον ὑμῶν</w:t>
+      </w:r>
+    </w:p>
+    <w:p>
+      <w:pPr/>
+      <w:r>
+        <w:rPr>
+          <w:lang w:val="hi_IN" w:bidi="hi_IN"/>
+        </w:rPr>
+      </w:r>
+      <w:r>
+        <w:rPr>
+          <w:b/>
+          <w:lang w:val="hi_IN" w:bidi="hi_IN"/>
+        </w:rPr>
         <w:t>""</w:t>
       </w:r>
     </w:p>
@@ -42996,6 +49041,21 @@
         <w:rPr>
           <w:lang w:val="hi_IN" w:bidi="hi_IN"/>
         </w:rPr>
+      </w:r>
+    </w:p>
+    <w:p>
+      <w:pPr/>
+      <w:r>
+        <w:rPr>
+          <w:lang w:val="hi_IN" w:bidi="hi_IN"/>
+        </w:rPr>
+      </w:r>
+      <w:r>
+        <w:rPr>
+          <w:b/>
+          <w:lang w:val="hi_IN" w:bidi="hi_IN"/>
+        </w:rPr>
+        <w:t>ἀπέχω &amp; πάντα</w:t>
       </w:r>
     </w:p>
     <w:p>
@@ -43117,6 +49177,21 @@
           <w:b/>
           <w:lang w:val="hi_IN" w:bidi="hi_IN"/>
         </w:rPr>
+        <w:t>περισσεύω</w:t>
+      </w:r>
+    </w:p>
+    <w:p>
+      <w:pPr/>
+      <w:r>
+        <w:rPr>
+          <w:lang w:val="hi_IN" w:bidi="hi_IN"/>
+        </w:rPr>
+      </w:r>
+      <w:r>
+        <w:rPr>
+          <w:b/>
+          <w:lang w:val="hi_IN" w:bidi="hi_IN"/>
+        </w:rPr>
         <w:t>""</w:t>
       </w:r>
     </w:p>
@@ -43213,6 +49288,21 @@
           <w:b/>
           <w:lang w:val="hi_IN" w:bidi="hi_IN"/>
         </w:rPr>
+        <w:t>πεπλήρωμαι, δεξάμενος παρὰ Ἐπαφροδίτου τὰ παρ’ ὑμῶν</w:t>
+      </w:r>
+    </w:p>
+    <w:p>
+      <w:pPr/>
+      <w:r>
+        <w:rPr>
+          <w:lang w:val="hi_IN" w:bidi="hi_IN"/>
+        </w:rPr>
+      </w:r>
+      <w:r>
+        <w:rPr>
+          <w:b/>
+          <w:lang w:val="hi_IN" w:bidi="hi_IN"/>
+        </w:rPr>
         <w:t>""</w:t>
       </w:r>
     </w:p>
@@ -43275,6 +49365,21 @@
         <w:rPr>
           <w:lang w:val="hi_IN" w:bidi="hi_IN"/>
         </w:rPr>
+      </w:r>
+    </w:p>
+    <w:p>
+      <w:pPr/>
+      <w:r>
+        <w:rPr>
+          <w:lang w:val="hi_IN" w:bidi="hi_IN"/>
+        </w:rPr>
+      </w:r>
+      <w:r>
+        <w:rPr>
+          <w:b/>
+          <w:lang w:val="hi_IN" w:bidi="hi_IN"/>
+        </w:rPr>
+        <w:t>Ἐπαφροδίτου</w:t>
       </w:r>
     </w:p>
     <w:p>
@@ -43403,6 +49508,21 @@
           <w:b/>
           <w:lang w:val="hi_IN" w:bidi="hi_IN"/>
         </w:rPr>
+        <w:t>ὀσμὴν εὐωδίας, θυσίαν δεκτήν, εὐάρεστον τῷ Θεῷ</w:t>
+      </w:r>
+    </w:p>
+    <w:p>
+      <w:pPr/>
+      <w:r>
+        <w:rPr>
+          <w:lang w:val="hi_IN" w:bidi="hi_IN"/>
+        </w:rPr>
+      </w:r>
+      <w:r>
+        <w:rPr>
+          <w:b/>
+          <w:lang w:val="hi_IN" w:bidi="hi_IN"/>
+        </w:rPr>
         <w:t>""</w:t>
       </w:r>
     </w:p>
@@ -43512,6 +49632,21 @@
           <w:b/>
           <w:lang w:val="hi_IN" w:bidi="hi_IN"/>
         </w:rPr>
+        <w:t>πληρώσει πᾶσαν χρείαν ὑμῶν</w:t>
+      </w:r>
+    </w:p>
+    <w:p>
+      <w:pPr/>
+      <w:r>
+        <w:rPr>
+          <w:lang w:val="hi_IN" w:bidi="hi_IN"/>
+        </w:rPr>
+      </w:r>
+      <w:r>
+        <w:rPr>
+          <w:b/>
+          <w:lang w:val="hi_IN" w:bidi="hi_IN"/>
+        </w:rPr>
         <w:t>""</w:t>
       </w:r>
     </w:p>
@@ -43608,6 +49743,21 @@
           <w:b/>
           <w:lang w:val="hi_IN" w:bidi="hi_IN"/>
         </w:rPr>
+        <w:t>κατὰ τὸ πλοῦτος αὐτοῦ ἐν δόξῃ ἐν Χριστῷ Ἰησοῦ</w:t>
+      </w:r>
+    </w:p>
+    <w:p>
+      <w:pPr/>
+      <w:r>
+        <w:rPr>
+          <w:lang w:val="hi_IN" w:bidi="hi_IN"/>
+        </w:rPr>
+      </w:r>
+      <w:r>
+        <w:rPr>
+          <w:b/>
+          <w:lang w:val="hi_IN" w:bidi="hi_IN"/>
+        </w:rPr>
         <w:t>""</w:t>
       </w:r>
     </w:p>
@@ -43671,6 +49821,21 @@
           <w:b/>
           <w:lang w:val="hi_IN" w:bidi="hi_IN"/>
         </w:rPr>
+        <w:t>ἡμῶν</w:t>
+      </w:r>
+    </w:p>
+    <w:p>
+      <w:pPr/>
+      <w:r>
+        <w:rPr>
+          <w:lang w:val="hi_IN" w:bidi="hi_IN"/>
+        </w:rPr>
+      </w:r>
+      <w:r>
+        <w:rPr>
+          <w:b/>
+          <w:lang w:val="hi_IN" w:bidi="hi_IN"/>
+        </w:rPr>
         <w:t>""</w:t>
       </w:r>
     </w:p>
@@ -43760,6 +49925,21 @@
           <w:b/>
           <w:lang w:val="hi_IN" w:bidi="hi_IN"/>
         </w:rPr>
+        <w:t>ἀσπάσασθε</w:t>
+      </w:r>
+    </w:p>
+    <w:p>
+      <w:pPr/>
+      <w:r>
+        <w:rPr>
+          <w:lang w:val="hi_IN" w:bidi="hi_IN"/>
+        </w:rPr>
+      </w:r>
+      <w:r>
+        <w:rPr>
+          <w:b/>
+          <w:lang w:val="hi_IN" w:bidi="hi_IN"/>
+        </w:rPr>
         <w:t>""</w:t>
       </w:r>
     </w:p>
@@ -43809,6 +49989,21 @@
         <w:rPr>
           <w:lang w:val="hi_IN" w:bidi="hi_IN"/>
         </w:rPr>
+      </w:r>
+    </w:p>
+    <w:p>
+      <w:pPr/>
+      <w:r>
+        <w:rPr>
+          <w:lang w:val="hi_IN" w:bidi="hi_IN"/>
+        </w:rPr>
+      </w:r>
+      <w:r>
+        <w:rPr>
+          <w:b/>
+          <w:lang w:val="hi_IN" w:bidi="hi_IN"/>
+        </w:rPr>
+        <w:t>οἱ σὺν ἐμοὶ ἀδελφοί</w:t>
       </w:r>
     </w:p>
     <w:p>
@@ -43930,6 +50125,21 @@
           <w:b/>
           <w:lang w:val="hi_IN" w:bidi="hi_IN"/>
         </w:rPr>
+        <w:t>οἱ σὺν ἐμοὶ ἀδελφοί</w:t>
+      </w:r>
+    </w:p>
+    <w:p>
+      <w:pPr/>
+      <w:r>
+        <w:rPr>
+          <w:lang w:val="hi_IN" w:bidi="hi_IN"/>
+        </w:rPr>
+      </w:r>
+      <w:r>
+        <w:rPr>
+          <w:b/>
+          <w:lang w:val="hi_IN" w:bidi="hi_IN"/>
+        </w:rPr>
         <w:t>"जो भाई मेरे साथ हैं"</w:t>
       </w:r>
     </w:p>
@@ -44057,6 +50267,21 @@
           <w:b/>
           <w:lang w:val="hi_IN" w:bidi="hi_IN"/>
         </w:rPr>
+        <w:t>τῆς Καίσαρος οἰκίας</w:t>
+      </w:r>
+    </w:p>
+    <w:p>
+      <w:pPr/>
+      <w:r>
+        <w:rPr>
+          <w:lang w:val="hi_IN" w:bidi="hi_IN"/>
+        </w:rPr>
+      </w:r>
+      <w:r>
+        <w:rPr>
+          <w:b/>
+          <w:lang w:val="hi_IN" w:bidi="hi_IN"/>
+        </w:rPr>
         <w:t>""</w:t>
       </w:r>
     </w:p>
@@ -44133,6 +50358,21 @@
           <w:b/>
           <w:lang w:val="hi_IN" w:bidi="hi_IN"/>
         </w:rPr>
+        <w:t>μετὰ τοῦ πνεύματος ὑμῶν</w:t>
+      </w:r>
+    </w:p>
+    <w:p>
+      <w:pPr/>
+      <w:r>
+        <w:rPr>
+          <w:lang w:val="hi_IN" w:bidi="hi_IN"/>
+        </w:rPr>
+      </w:r>
+      <w:r>
+        <w:rPr>
+          <w:b/>
+          <w:lang w:val="hi_IN" w:bidi="hi_IN"/>
+        </w:rPr>
         <w:t>""</w:t>
       </w:r>
     </w:p>
@@ -44215,6 +50455,21 @@
         <w:rPr>
           <w:lang w:val="hi_IN" w:bidi="hi_IN"/>
         </w:rPr>
+      </w:r>
+    </w:p>
+    <w:p>
+      <w:pPr/>
+      <w:r>
+        <w:rPr>
+          <w:lang w:val="hi_IN" w:bidi="hi_IN"/>
+        </w:rPr>
+      </w:r>
+      <w:r>
+        <w:rPr>
+          <w:b/>
+          <w:lang w:val="hi_IN" w:bidi="hi_IN"/>
+        </w:rPr>
+        <w:t>ἡ χάρις τοῦ Κυρίου Ἰησοῦ Χριστοῦ μετὰ τοῦ πνεύματος ὑμῶν</w:t>
       </w:r>
     </w:p>
     <w:p>

--- a/hin/docx/50.content.docx
+++ b/hin/docx/50.content.docx
@@ -28,49 +28,15 @@
       </w:r>
     </w:p>
     <w:p>
-      <w:pPr>
-        <w:pStyle w:val="Heading2"/>
-      </w:pPr>
-      <w:r>
-        <w:rPr>
-          <w:lang w:val="hi_IN" w:bidi="hi_IN"/>
-        </w:rPr>
-        <w:t>License Information</w:t>
-      </w:r>
-      <w:r>
-        <w:rPr>
-          <w:lang w:val="hi_IN" w:bidi="hi_IN"/>
-        </w:rPr>
-      </w:r>
-    </w:p>
-    <w:p>
-      <w:pPr/>
-      <w:r>
-        <w:rPr>
-          <w:lang w:val="hi_IN" w:bidi="hi_IN"/>
-        </w:rPr>
-      </w:r>
-      <w:r>
-        <w:rPr>
-          <w:b/>
-          <w:lang w:val="hi_IN" w:bidi="hi_IN"/>
-        </w:rPr>
-        <w:t>अनुवाद नोट्स (अनफोल्डिंग वर्ड)</w:t>
-      </w:r>
-      <w:r>
-        <w:rPr>
-          <w:lang w:val="hi_IN" w:bidi="hi_IN"/>
-        </w:rPr>
-        <w:t xml:space="preserve"> (Hindi) is based on</w:t>
-      </w:r>
-      <w:r>
-        <w:rPr>
-          <w:lang w:val="hi_IN" w:bidi="hi_IN"/>
-        </w:rPr>
-        <w:t xml:space="preserve">: </w:t>
-      </w:r>
-      <w:r>
-        <w:rPr>
+      <w:pPr/>
+      <w:r>
+        <w:rPr>
+          <w:lang w:val="hi_IN" w:bidi="hi_IN"/>
+        </w:rPr>
+      </w:r>
+      <w:r>
+        <w:rPr>
+          <w:b/>
           <w:lang w:val="hi_IN" w:bidi="hi_IN"/>
         </w:rPr>
         <w:t>unfoldingWord® Translation Notes</w:t>
@@ -79,62 +45,31 @@
         <w:rPr>
           <w:lang w:val="hi_IN" w:bidi="hi_IN"/>
         </w:rPr>
-        <w:t xml:space="preserve">, </w:t>
-      </w:r>
-      <w:hyperlink r:id="rId13">
-        <w:r>
-          <w:rPr>
-            <w:lang w:val="hi_IN" w:bidi="hi_IN"/>
-          </w:rPr>
-          <w:rPr>
-            <w:color w:val="0000EE"/>
-            <w:u w:val="single"/>
-          </w:rPr>
-          <w:t>unfoldingWord</w:t>
-        </w:r>
-      </w:hyperlink>
-      <w:r>
-        <w:rPr>
-          <w:lang w:val="hi_IN" w:bidi="hi_IN"/>
-        </w:rPr>
-        <w:t xml:space="preserve">, 2022, which is licensed under a </w:t>
-      </w:r>
-      <w:hyperlink r:id="rId14">
-        <w:r>
-          <w:rPr>
-            <w:lang w:val="hi_IN" w:bidi="hi_IN"/>
-          </w:rPr>
-          <w:rPr>
-            <w:color w:val="0000EE"/>
-            <w:u w:val="single"/>
-          </w:rPr>
-          <w:t>CC BY-SA 4.0 license</w:t>
-        </w:r>
-      </w:hyperlink>
-      <w:r>
-        <w:rPr>
-          <w:lang w:val="hi_IN" w:bidi="hi_IN"/>
-        </w:rPr>
-        <w:t>.</w:t>
-      </w:r>
-      <w:r>
-        <w:rPr>
-          <w:lang w:val="hi_IN" w:bidi="hi_IN"/>
-        </w:rPr>
-      </w:r>
-    </w:p>
-    <w:p>
-      <w:pPr/>
-      <w:r>
-        <w:rPr>
-          <w:lang w:val="hi_IN" w:bidi="hi_IN"/>
-        </w:rPr>
-      </w:r>
-      <w:r>
-        <w:rPr>
-          <w:lang w:val="hi_IN" w:bidi="hi_IN"/>
-        </w:rPr>
-        <w:t>This PDF version is provided under the same license.</w:t>
+        <w:t xml:space="preserve"> © 2022 unfoldingWord. Released under CC BY-SA 4.0 license. </w:t>
+      </w:r>
+      <w:r>
+        <w:rPr>
+          <w:lang w:val="hi_IN" w:bidi="hi_IN"/>
+        </w:rPr>
+        <w:t>unfoldingWord® Translation Notes</w:t>
+      </w:r>
+      <w:r>
+        <w:rPr>
+          <w:lang w:val="hi_IN" w:bidi="hi_IN"/>
+        </w:rPr>
+        <w:t xml:space="preserve"> has been adapted in the following languages: Tok Pisin, Arabic (عربي), French (Français), Hindi (हिंदी), Indonesian (Bahasa Indonesia), Portuguese (Português), Russian (Русский), Spanish (Español), Swahili (Kiswahili), and Simplified Chinese (简体中文) from </w:t>
+      </w:r>
+      <w:r>
+        <w:rPr>
+          <w:lang w:val="hi_IN" w:bidi="hi_IN"/>
+        </w:rPr>
+        <w:t>unfoldingWord® Translation Notes</w:t>
+      </w:r>
+      <w:r>
+        <w:rPr>
+          <w:lang w:val="hi_IN" w:bidi="hi_IN"/>
+        </w:rPr>
+        <w:t xml:space="preserve"> © 2022 unfoldingWord. Released under CC BY-SA 4.0 license by Mission Mutual</w:t>
       </w:r>
       <w:r>
         <w:rPr>
@@ -565,7 +500,7 @@
         </w:rPr>
         <w:t xml:space="preserve"> शब्द और एक से अधिक के लिए प्रयुक्त इन शब्दों में अंतर है तो आप इस सन्दर्भ में अपनी भाषा में बहुवचन का प्रयोग करें वरन इस पत्र के अन्य सब सन्दर्भों में ""तुम"" और ""तुम्हारे"" के लिए भी बहुवचन का प्रयोग करें, केवल </w:t>
       </w:r>
-      <w:hyperlink r:id="rId15">
+      <w:hyperlink r:id="rId13">
         <w:r>
           <w:rPr>
             <w:lang w:val="hi_IN" w:bidi="hi_IN"/>
@@ -583,7 +518,7 @@
         </w:rPr>
         <w:t xml:space="preserve"> को छोड़ कर| </w:t>
       </w:r>
-      <w:hyperlink r:id="rId15">
+      <w:hyperlink r:id="rId13">
         <w:r>
           <w:rPr>
             <w:lang w:val="hi_IN" w:bidi="hi_IN"/>
@@ -1012,7 +947,7 @@
         </w:rPr>
         <w:t xml:space="preserve"> शब्द का अनुवाद </w:t>
       </w:r>
-      <w:hyperlink r:id="rId16">
+      <w:hyperlink r:id="rId14">
         <w:r>
           <w:rPr>
             <w:lang w:val="hi_IN" w:bidi="hi_IN"/>
@@ -1056,7 +991,7 @@
         </w:rPr>
         <w:t xml:space="preserve"> का प्रत्येक उपयोग बहुवचन में है और फिलिप्पी के विश्वासियों के सन्दर्भ में है , एकमात्र </w:t>
       </w:r>
-      <w:hyperlink r:id="rId15">
+      <w:hyperlink r:id="rId13">
         <w:r>
           <w:rPr>
             <w:lang w:val="hi_IN" w:bidi="hi_IN"/>
@@ -1302,7 +1237,7 @@
         </w:rPr>
         <w:t xml:space="preserve"> शब्द बहुवचन में है और सदैव फिलिप्पी के विश्वासियों के सन्दर्भ में हैं| यदि आपकी भाषा में ""तुम"" और ""तुम्हारे का प्रयोग एक मनुष्य के लिए और अधिक अमनुष्यों के लिए भिन्न भिन्न रूपों में हो तो आप </w:t>
       </w:r>
-      <w:hyperlink r:id="rId15">
+      <w:hyperlink r:id="rId13">
         <w:r>
           <w:rPr>
             <w:lang w:val="hi_IN" w:bidi="hi_IN"/>
@@ -1431,7 +1366,7 @@
         </w:rPr>
         <w:t xml:space="preserve"> फिलिप्पी के विश्वासियों के सन्दर्भ में है जिन्होंने सुसमाचार प्रचार में किए जाने वाले अनेक कामों में पौलुस का साथ दिया था, जैसे उन्होंने पौलुस को आर्थिक भेंट दी थी(देखें </w:t>
       </w:r>
-      <w:hyperlink r:id="rId17">
+      <w:hyperlink r:id="rId15">
         <w:r>
           <w:rPr>
             <w:lang w:val="hi_IN" w:bidi="hi_IN"/>
@@ -2060,7 +1995,7 @@
         </w:rPr>
         <w:t xml:space="preserve"> का अनुवाद </w:t>
       </w:r>
-      <w:hyperlink r:id="rId16">
+      <w:hyperlink r:id="rId14">
         <w:r>
           <w:rPr>
             <w:lang w:val="hi_IN" w:bidi="hi_IN"/>
@@ -3341,7 +3276,7 @@
         </w:rPr>
         <w:t xml:space="preserve"> का अनुवाद </w:t>
       </w:r>
-      <w:hyperlink r:id="rId18">
+      <w:hyperlink r:id="rId16">
         <w:r>
           <w:rPr>
             <w:lang w:val="hi_IN" w:bidi="hi_IN"/>
@@ -4961,7 +4896,7 @@
         </w:rPr>
         <w:t xml:space="preserve"> देखें कि आपने इस वाक्यांश का अनुवाद </w:t>
       </w:r>
-      <w:hyperlink r:id="rId19">
+      <w:hyperlink r:id="rId17">
         <w:r>
           <w:rPr>
             <w:lang w:val="hi_IN" w:bidi="hi_IN"/>
@@ -5159,7 +5094,7 @@
         </w:rPr>
         <w:t xml:space="preserve"> शब्द का अनुवाद </w:t>
       </w:r>
-      <w:hyperlink r:id="rId20">
+      <w:hyperlink r:id="rId18">
         <w:r>
           <w:rPr>
             <w:lang w:val="hi_IN" w:bidi="hi_IN"/>
@@ -5614,7 +5549,7 @@
         </w:rPr>
         <w:t xml:space="preserve"> का अनुवाद </w:t>
       </w:r>
-      <w:hyperlink r:id="rId19">
+      <w:hyperlink r:id="rId17">
         <w:r>
           <w:rPr>
             <w:lang w:val="hi_IN" w:bidi="hi_IN"/>
@@ -5632,7 +5567,7 @@
         </w:rPr>
         <w:t xml:space="preserve"> और </w:t>
       </w:r>
-      <w:hyperlink r:id="rId21">
+      <w:hyperlink r:id="rId19">
         <w:r>
           <w:rPr>
             <w:lang w:val="hi_IN" w:bidi="hi_IN"/>
@@ -5844,7 +5779,7 @@
         </w:rPr>
         <w:t xml:space="preserve">"इस पद से आरम्भ करके </w:t>
       </w:r>
-      <w:hyperlink r:id="rId22">
+      <w:hyperlink r:id="rId20">
         <w:r>
           <w:rPr>
             <w:lang w:val="hi_IN" w:bidi="hi_IN"/>
@@ -5862,7 +5797,7 @@
         </w:rPr>
         <w:t xml:space="preserve"> के अंत तक, पौलुस एल काव्य युक्ति काम में लेता है जिसको व्यत्यासिका (आवृति) कहते है| कुछ भाषाओं में इससे उलझन उत्पन्न हो सकती है| हो सकता है कि आपको </w:t>
       </w:r>
-      <w:hyperlink r:id="rId23">
+      <w:hyperlink r:id="rId21">
         <w:r>
           <w:rPr>
             <w:lang w:val="hi_IN" w:bidi="hi_IN"/>
@@ -6719,7 +6654,7 @@
         </w:rPr>
         <w:t xml:space="preserve">"देखें कि आपने इस वाक्यांश, ""सुसमाचार के लिए उत्तर और प्रमाण देने में"" का अनुवाद </w:t>
       </w:r>
-      <w:hyperlink r:id="rId19">
+      <w:hyperlink r:id="rId17">
         <w:r>
           <w:rPr>
             <w:lang w:val="hi_IN" w:bidi="hi_IN"/>
@@ -7030,7 +6965,7 @@
         </w:rPr>
         <w:t xml:space="preserve"> का अनुवाद,\n</w:t>
       </w:r>
-      <w:hyperlink r:id="rId19">
+      <w:hyperlink r:id="rId17">
         <w:r>
           <w:rPr>
             <w:lang w:val="hi_IN" w:bidi="hi_IN"/>
@@ -7048,7 +6983,7 @@
         </w:rPr>
         <w:t xml:space="preserve"> और </w:t>
       </w:r>
-      <w:hyperlink r:id="rId21">
+      <w:hyperlink r:id="rId19">
         <w:r>
           <w:rPr>
             <w:lang w:val="hi_IN" w:bidi="hi_IN"/>
@@ -8195,7 +8130,7 @@
         </w:rPr>
         <w:t xml:space="preserve"> का सन्दर्भ इसलिए देता है कि उसके इस पार्थिव शरीर के द्वारा वह मृत्यु आने तक इस पृथ्वी पर परमेश्वर की सेवा करता रहेगा जिसका अधिक विस्तृत वर्णन वह \n</w:t>
       </w:r>
-      <w:hyperlink r:id="rId24">
+      <w:hyperlink r:id="rId22">
         <w:r>
           <w:rPr>
             <w:lang w:val="hi_IN" w:bidi="hi_IN"/>
@@ -9740,7 +9675,7 @@
         </w:rPr>
         <w:t xml:space="preserve"> का अनुवाद </w:t>
       </w:r>
-      <w:hyperlink r:id="rId25">
+      <w:hyperlink r:id="rId23">
         <w:r>
           <w:rPr>
             <w:lang w:val="hi_IN" w:bidi="hi_IN"/>
@@ -9965,7 +9900,7 @@
         </w:rPr>
         <w:t xml:space="preserve"> का अनुवाद </w:t>
       </w:r>
-      <w:hyperlink r:id="rId18">
+      <w:hyperlink r:id="rId16">
         <w:r>
           <w:rPr>
             <w:lang w:val="hi_IN" w:bidi="hi_IN"/>
@@ -10074,7 +10009,7 @@
         </w:rPr>
         <w:t xml:space="preserve"> पद </w:t>
       </w:r>
-      <w:hyperlink r:id="rId26">
+      <w:hyperlink r:id="rId24">
         <w:r>
           <w:rPr>
             <w:lang w:val="hi_IN" w:bidi="hi_IN"/>
@@ -10307,7 +10242,7 @@
         </w:rPr>
         <w:t xml:space="preserve"> अर्थात इस पृथ्वी पर शरीर में विद्यमान रहूँगा जिसकी तुलना मर कर पृथ्वी से कूच करके मसीह के साथ होने से है| देखें कि आपने \n</w:t>
       </w:r>
-      <w:hyperlink r:id="rId26">
+      <w:hyperlink r:id="rId24">
         <w:r>
           <w:rPr>
             <w:lang w:val="hi_IN" w:bidi="hi_IN"/>
@@ -10538,7 +10473,7 @@
         </w:rPr>
         <w:t xml:space="preserve"> का अनुवाद </w:t>
       </w:r>
-      <w:hyperlink r:id="rId16">
+      <w:hyperlink r:id="rId14">
         <w:r>
           <w:rPr>
             <w:lang w:val="hi_IN" w:bidi="hi_IN"/>
@@ -10978,7 +10913,7 @@
         </w:rPr>
         <w:t xml:space="preserve"> शब्द का अनुवाद </w:t>
       </w:r>
-      <w:hyperlink r:id="rId18">
+      <w:hyperlink r:id="rId16">
         <w:r>
           <w:rPr>
             <w:lang w:val="hi_IN" w:bidi="hi_IN"/>
@@ -11211,7 +11146,7 @@
         </w:rPr>
         <w:t xml:space="preserve"> से संकेत मिलता है कि उत्तरोक्ति पूर्वोक्ति का उद्देश्य है| पौलुस के जीवित रहने का उद्देश्य- </w:t>
       </w:r>
-      <w:hyperlink r:id="rId27">
+      <w:hyperlink r:id="rId25">
         <w:r>
           <w:rPr>
             <w:lang w:val="hi_IN" w:bidi="hi_IN"/>
@@ -11464,7 +11399,7 @@
         </w:rPr>
         <w:t xml:space="preserve"> शब्द फिलिप्पी के विश्वासियों के दृष्टिकोण से है| हो सकता है कि आपकी भाषा में पौलुस के दृष्टिकोण से उसकी यात्रा को व्यक्त करना अधिक व्यावहारिक होगा| अतः ""जाना"" जैसे शब्द का उपयोग करें| यहाँ और पद </w:t>
       </w:r>
-      <w:hyperlink r:id="rId28">
+      <w:hyperlink r:id="rId26">
         <w:r>
           <w:rPr>
             <w:lang w:val="hi_IN" w:bidi="hi_IN"/>
@@ -11756,7 +11691,7 @@
         </w:rPr>
         <w:t xml:space="preserve"> शब्द का सन्दर्भ फिलिप्पी के विश्वासियों के निवास स्थान में पौलुस का यात्रा करके पहुँचने और उनसे भेंट करने से है| देखें कि आपने इस शब्द के रूप का अनुवाद पिछले पद </w:t>
       </w:r>
-      <w:hyperlink r:id="rId29">
+      <w:hyperlink r:id="rId27">
         <w:r>
           <w:rPr>
             <w:lang w:val="hi_IN" w:bidi="hi_IN"/>
@@ -17132,7 +17067,7 @@
         </w:rPr>
         <w:t xml:space="preserve"> शब्द पूर्वोक्त उपवाक्य, </w:t>
       </w:r>
-      <w:hyperlink r:id="rId30">
+      <w:hyperlink r:id="rId28">
         <w:r>
           <w:rPr>
             <w:lang w:val="hi_IN" w:bidi="hi_IN"/>
@@ -18864,7 +18799,7 @@
         </w:rPr>
         <w:t xml:space="preserve"> यीशु द्वारा दीन होने- </w:t>
       </w:r>
-      <w:hyperlink r:id="rId31">
+      <w:hyperlink r:id="rId29">
         <w:r>
           <w:rPr>
             <w:lang w:val="hi_IN" w:bidi="hi_IN"/>
@@ -19208,7 +19143,7 @@
         </w:rPr>
         <w:t xml:space="preserve"> शब्द इस पद को पूर्वोक्त पद, </w:t>
       </w:r>
-      <w:hyperlink r:id="rId32">
+      <w:hyperlink r:id="rId30">
         <w:r>
           <w:rPr>
             <w:lang w:val="hi_IN" w:bidi="hi_IN"/>
@@ -19226,7 +19161,7 @@
         </w:rPr>
         <w:t xml:space="preserve"> से संयोजित करता है और प्रकट करता है कि यह पद और अग्रिम पद </w:t>
       </w:r>
-      <w:hyperlink r:id="rId32">
+      <w:hyperlink r:id="rId30">
         <w:r>
           <w:rPr>
             <w:lang w:val="hi_IN" w:bidi="hi_IN"/>
@@ -20053,7 +19988,7 @@
         </w:rPr>
         <w:t xml:space="preserve"> प्रकट करती है कि अब जो आगे आनेवाला है वह विगत पद, \n</w:t>
       </w:r>
-      <w:hyperlink r:id="rId33">
+      <w:hyperlink r:id="rId31">
         <w:r>
           <w:rPr>
             <w:lang w:val="hi_IN" w:bidi="hi_IN"/>
@@ -22496,7 +22431,7 @@
         </w:rPr>
         <w:t xml:space="preserve"> के साथ पौलुस कारण का समावेश कराता है कि फिलिप्पी के विश्वासियों को उन संदर्शों के अनुरूप जीवन जीने का प्रयास करना है जिनका उल्लेख उसने अभी-अभी </w:t>
       </w:r>
-      <w:hyperlink r:id="rId34">
+      <w:hyperlink r:id="rId32">
         <w:r>
           <w:rPr>
             <w:lang w:val="hi_IN" w:bidi="hi_IN"/>
@@ -23499,7 +23434,7 @@
         </w:rPr>
         <w:t xml:space="preserve"> शब्द, </w:t>
       </w:r>
-      <w:hyperlink r:id="rId35">
+      <w:hyperlink r:id="rId33">
         <w:r>
           <w:rPr>
             <w:lang w:val="hi_IN" w:bidi="hi_IN"/>
@@ -23654,7 +23589,7 @@
         </w:rPr>
         <w:t xml:space="preserve"> में पुराने नियम के यहूदी बलिदान तंत्र की उपमा काम में ली गई है| याजक परमेश्वर के लिए बलि को होम करने के लिए बलि पशु का वेदी पर वध करता था और परमेश्वर के लिए दाखमधू उंडेलता था की बलिदान पूर्ण हो जाए| देखें </w:t>
       </w:r>
-      <w:hyperlink r:id="rId36">
+      <w:hyperlink r:id="rId34">
         <w:r>
           <w:rPr>
             <w:lang w:val="hi_IN" w:bidi="hi_IN"/>
@@ -24290,7 +24225,7 @@
         </w:rPr>
         <w:t xml:space="preserve"> यह फिलिप्पी के विओश्वासियों के पक्ष में उसके कठोर परिश्रम और कष्ट वहन के प्रति पौलुस की मनोदशा का सारांश है जिसका वर्णन उसने </w:t>
       </w:r>
-      <w:hyperlink r:id="rId35">
+      <w:hyperlink r:id="rId33">
         <w:r>
           <w:rPr>
             <w:lang w:val="hi_IN" w:bidi="hi_IN"/>
@@ -24399,7 +24334,7 @@
         </w:rPr>
         <w:t xml:space="preserve"> फिलिप्पी के विश्वासियों के सन्दर्भ में है, कि वे उसी प्रकार आनंद करें जैसा पौलुस ने पिछले पद, </w:t>
       </w:r>
-      <w:hyperlink r:id="rId37">
+      <w:hyperlink r:id="rId35">
         <w:r>
           <w:rPr>
             <w:lang w:val="hi_IN" w:bidi="hi_IN"/>
@@ -28334,7 +28269,7 @@
         </w:rPr>
         <w:t xml:space="preserve"> शब्द का प्रयोग लाक्षणिक भाषा में करता हैजिससे उसका अभिप्राय है, यीशु में विश्वास करने वाला कोई भी साथी| यदि आपकी भाषा में यह स्पष्ट न हो सके तो आप इसका अनुवाद सरल भाषा में कर सकते हैं| देखें कि आपने इसका अनुवाद </w:t>
       </w:r>
-      <w:hyperlink r:id="rId20">
+      <w:hyperlink r:id="rId18">
         <w:r>
           <w:rPr>
             <w:lang w:val="hi_IN" w:bidi="hi_IN"/>
@@ -30196,7 +30131,7 @@
         </w:rPr>
         <w:t>"इस परिकल्पित स्थिति के प्रयोग द्वारा पौलुस अपनी योग्यता को गिनाता है कि यदि व्यवस्था का पालन करने से परमेश्वर का अनुग्रह प्राप्त होता है तो उसके पास अन्य सब मनुष्यों से अधिक गर्वोक्ति के कारण हैं| उसका उद्देश्य है कि फिलिप्पी के विश्वासियों को शिक्षा दे कि उनके लिए मसीह में विश्वास करना अन्य किसी भी बात में विश्वास करने से अधिक आवश्यक है कि उनको परमेश्वर का अनुग्रह प्राप्त हो|\n</w:t>
       </w:r>
-      <w:hyperlink r:id="rId38">
+      <w:hyperlink r:id="rId36">
         <w:r>
           <w:rPr>
             <w:lang w:val="hi_IN" w:bidi="hi_IN"/>
@@ -31056,7 +30991,7 @@
         </w:rPr>
         <w:t xml:space="preserve">"यह सम्पूर्ण पद पौलुस द्वारा सूचीबद्ध उन सात बैटन की प्रतिक्रया में है जिनका उल्लेख उसने </w:t>
       </w:r>
-      <w:hyperlink r:id="rId39">
+      <w:hyperlink r:id="rId37">
         <w:r>
           <w:rPr>
             <w:lang w:val="hi_IN" w:bidi="hi_IN"/>
@@ -31289,7 +31224,7 @@
         </w:rPr>
         <w:t xml:space="preserve"> इसका सन्दर्भ उन सात बातों की सूची से है जिसका उल्लेख पौलुस ने </w:t>
       </w:r>
-      <w:hyperlink r:id="rId39">
+      <w:hyperlink r:id="rId37">
         <w:r>
           <w:rPr>
             <w:lang w:val="hi_IN" w:bidi="hi_IN"/>
@@ -31760,7 +31695,7 @@
         </w:rPr>
         <w:t xml:space="preserve"> का अनुवाद </w:t>
       </w:r>
-      <w:hyperlink r:id="rId40">
+      <w:hyperlink r:id="rId38">
         <w:r>
           <w:rPr>
             <w:lang w:val="hi_IN" w:bidi="hi_IN"/>
@@ -31856,7 +31791,7 @@
         </w:rPr>
         <w:t xml:space="preserve">"देखें कि आपने </w:t>
       </w:r>
-      <w:hyperlink r:id="rId40">
+      <w:hyperlink r:id="rId38">
         <w:r>
           <w:rPr>
             <w:lang w:val="hi_IN" w:bidi="hi_IN"/>
@@ -32604,7 +32539,7 @@
         </w:rPr>
         <w:t xml:space="preserve"> का अनुवाद इस पद में पहले और </w:t>
       </w:r>
-      <w:hyperlink r:id="rId40">
+      <w:hyperlink r:id="rId38">
         <w:r>
           <w:rPr>
             <w:lang w:val="hi_IN" w:bidi="hi_IN"/>
@@ -32731,7 +32666,7 @@
         </w:rPr>
         <w:t xml:space="preserve"> शब्द का अनुवाद इस पद के आरम्भ में और </w:t>
       </w:r>
-      <w:hyperlink r:id="rId40">
+      <w:hyperlink r:id="rId38">
         <w:r>
           <w:rPr>
             <w:lang w:val="hi_IN" w:bidi="hi_IN"/>
@@ -32949,7 +32884,7 @@
         </w:rPr>
         <w:t xml:space="preserve"> शब्द का अनुवाद </w:t>
       </w:r>
-      <w:hyperlink r:id="rId40">
+      <w:hyperlink r:id="rId38">
         <w:r>
           <w:rPr>
             <w:lang w:val="hi_IN" w:bidi="hi_IN"/>
@@ -34347,7 +34282,7 @@
         </w:rPr>
         <w:t xml:space="preserve"> शब्द का अनुवाद </w:t>
       </w:r>
-      <w:hyperlink r:id="rId41">
+      <w:hyperlink r:id="rId39">
         <w:r>
           <w:rPr>
             <w:lang w:val="hi_IN" w:bidi="hi_IN"/>
@@ -35732,7 +35667,7 @@
         </w:rPr>
         <w:t xml:space="preserve"> शब्द का अनुवाद </w:t>
       </w:r>
-      <w:hyperlink r:id="rId20">
+      <w:hyperlink r:id="rId18">
         <w:r>
           <w:rPr>
             <w:lang w:val="hi_IN" w:bidi="hi_IN"/>
@@ -35750,7 +35685,7 @@
         </w:rPr>
         <w:t xml:space="preserve"> और </w:t>
       </w:r>
-      <w:hyperlink r:id="rId42">
+      <w:hyperlink r:id="rId40">
         <w:r>
           <w:rPr>
             <w:lang w:val="hi_IN" w:bidi="hi_IN"/>
@@ -37046,7 +36981,7 @@
         </w:rPr>
         <w:t xml:space="preserve"> संकेत देता है कि पौलुस अपने व्यक्तिगत अनुभव द्वारा फिलिप्पी के विश्ववासियों को शिक्षा देने \n(</w:t>
       </w:r>
-      <w:hyperlink r:id="rId43">
+      <w:hyperlink r:id="rId41">
         <w:r>
           <w:rPr>
             <w:lang w:val="hi_IN" w:bidi="hi_IN"/>
@@ -37064,7 +36999,7 @@
         </w:rPr>
         <w:t>) से प्रबोधन (</w:t>
       </w:r>
-      <w:hyperlink r:id="rId44">
+      <w:hyperlink r:id="rId42">
         <w:r>
           <w:rPr>
             <w:lang w:val="hi_IN" w:bidi="hi_IN"/>
@@ -37821,7 +37756,7 @@
         </w:rPr>
         <w:t xml:space="preserve"> शब्द का अनुवाद </w:t>
       </w:r>
-      <w:hyperlink r:id="rId20">
+      <w:hyperlink r:id="rId18">
         <w:r>
           <w:rPr>
             <w:lang w:val="hi_IN" w:bidi="hi_IN"/>
@@ -40098,7 +40033,7 @@
         </w:rPr>
         <w:t xml:space="preserve"> शब्द का अनुवाद </w:t>
       </w:r>
-      <w:hyperlink r:id="rId20">
+      <w:hyperlink r:id="rId18">
         <w:r>
           <w:rPr>
             <w:lang w:val="hi_IN" w:bidi="hi_IN"/>
@@ -40735,7 +40670,7 @@
         </w:rPr>
         <w:t xml:space="preserve"> का सन्दर्भ हो सकता है: (1) उससे पूर्व की बात, इस स्थिति में इस उक्ति का अर्थ होगा, ""जिस प्रकार मैं ने तुम्हें अभी-अभी समझाया है| वैकल्पिक अनुवाद: ""हे प्रियों, प्रभु में उसी प्रकार दृढ बने रहो जिस प्रकार मैं ने तुमको समझाया है"" (2) पौलुस फिलिप्पी के विश्वासियों को \n</w:t>
       </w:r>
-      <w:hyperlink r:id="rId45">
+      <w:hyperlink r:id="rId43">
         <w:r>
           <w:rPr>
             <w:lang w:val="hi_IN" w:bidi="hi_IN"/>
@@ -41749,7 +41684,7 @@
         </w:rPr>
         <w:t xml:space="preserve"> का अनुवाद </w:t>
       </w:r>
-      <w:hyperlink r:id="rId18">
+      <w:hyperlink r:id="rId16">
         <w:r>
           <w:rPr>
             <w:lang w:val="hi_IN" w:bidi="hi_IN"/>
@@ -42026,7 +41961,7 @@
         </w:rPr>
         <w:t xml:space="preserve"> का अनुवाद </w:t>
       </w:r>
-      <w:hyperlink r:id="rId42">
+      <w:hyperlink r:id="rId40">
         <w:r>
           <w:rPr>
             <w:lang w:val="hi_IN" w:bidi="hi_IN"/>
@@ -44329,7 +44264,7 @@
         </w:rPr>
         <w:t xml:space="preserve"> का अनुवाद </w:t>
       </w:r>
-      <w:hyperlink r:id="rId46">
+      <w:hyperlink r:id="rId44">
         <w:r>
           <w:rPr>
             <w:lang w:val="hi_IN" w:bidi="hi_IN"/>
@@ -44501,7 +44436,7 @@
         </w:rPr>
         <w:t xml:space="preserve"> शब्द का अनुवाद </w:t>
       </w:r>
-      <w:hyperlink r:id="rId20">
+      <w:hyperlink r:id="rId18">
         <w:r>
           <w:rPr>
             <w:lang w:val="hi_IN" w:bidi="hi_IN"/>
@@ -45911,7 +45846,7 @@
         </w:rPr>
         <w:t xml:space="preserve"> का अनुवाद </w:t>
       </w:r>
-      <w:hyperlink r:id="rId47">
+      <w:hyperlink r:id="rId45">
         <w:r>
           <w:rPr>
             <w:lang w:val="hi_IN" w:bidi="hi_IN"/>
@@ -48183,7 +48118,7 @@
         </w:rPr>
         <w:t xml:space="preserve"> का अनुवाद </w:t>
       </w:r>
-      <w:hyperlink r:id="rId18">
+      <w:hyperlink r:id="rId16">
         <w:r>
           <w:rPr>
             <w:lang w:val="hi_IN" w:bidi="hi_IN"/>
@@ -48201,7 +48136,7 @@
         </w:rPr>
         <w:t xml:space="preserve"> और </w:t>
       </w:r>
-      <w:hyperlink r:id="rId15">
+      <w:hyperlink r:id="rId13">
         <w:r>
           <w:rPr>
             <w:lang w:val="hi_IN" w:bidi="hi_IN"/>
@@ -49177,7 +49112,7 @@
         </w:rPr>
         <w:t xml:space="preserve"> मिल गया है क्योंकि फिलिप्पी के विश्वासियों ने भेंटें भेजी हैं और यही कारण है कि उसके लिए पर्याप्त प्रावधान हो गया है| वैकल्पिक अनुवाद: ""मेरे पास आवश्यकता की सब वस्तुएं हैं और मैं तृप्त हूँ"" (2) कि पौलुस </w:t>
       </w:r>
-      <w:hyperlink r:id="rId41">
+      <w:hyperlink r:id="rId39">
         <w:r>
           <w:rPr>
             <w:lang w:val="hi_IN" w:bidi="hi_IN"/>
@@ -49488,7 +49423,7 @@
         </w:rPr>
         <w:t xml:space="preserve"> एक पुरुष का नाम है| देखें कि आपने इस नाम का अनुवाद </w:t>
       </w:r>
-      <w:hyperlink r:id="rId48">
+      <w:hyperlink r:id="rId46">
         <w:r>
           <w:rPr>
             <w:lang w:val="hi_IN" w:bidi="hi_IN"/>
@@ -50112,7 +50047,7 @@
         </w:rPr>
         <w:t xml:space="preserve"> शब्द का अनुवाद </w:t>
       </w:r>
-      <w:hyperlink r:id="rId20">
+      <w:hyperlink r:id="rId18">
         <w:r>
           <w:rPr>
             <w:lang w:val="hi_IN" w:bidi="hi_IN"/>
@@ -50234,7 +50169,7 @@
         </w:rPr>
         <w:t xml:space="preserve"> शब्द का अनुवाद </w:t>
       </w:r>
-      <w:hyperlink r:id="rId20">
+      <w:hyperlink r:id="rId18">
         <w:r>
           <w:rPr>
             <w:lang w:val="hi_IN" w:bidi="hi_IN"/>

--- a/hin/docx/50.content.docx
+++ b/hin/docx/50.content.docx
@@ -141,13 +141,6 @@
         <w:rPr>
           <w:lang w:val="hi_IN" w:bidi="hi_IN"/>
         </w:rPr>
-      </w:r>
-      <w:r>
-        <w:rPr>
-          <w:i/>
-          <w:lang w:val="hi_IN" w:bidi="hi_IN"/>
-        </w:rPr>
-        <w:t>फिलिप्पियों 1:1 (#2), फिलिप्पियों 1:2 (#1), फिलिप्पियों 1:2 (#2), फिलिप्पियों 1:2 (#3), फिलिप्पियों 1:3 (#1), फिलिप्पियों 1:3 (#1), फिलिप्पियों 1:3 (#2), फिलिप्पियों 1:5 (#1), फिलिप्पियों 1:5 (#2), फिलिप्पियों 1:5 (#1), फिलिप्पियों 1:5 (#3), फिलिप्पियों 1:5 (#4), फिलिप्पियों 1:6 (#1), फिलिप्पियों 1:6 (#2), फिलिप्पियों 1:6 (#1), फिलिप्पियों 1:6 (#2), फिलिप्पियों 1:6 (#3), फिलिप्पियों 1:6 (#4), फिलिप्पियों 1:7 (#1), फिलिप्पियों 1:7 (#3), फिलिप्पियों 1:7 (#2), फिलिप्पियों 1:7 (#3), फिलिप्पियों 1:7 (#4), फिलिप्पियों 1:8 (#2), फिलिप्पियों 1:8 (#1), फिलिप्पियों 1:9 (#1), फिलिप्पियों 1:9 (#2), फिलिप्पियों 1:9 (#3), फिलिप्पियों 1:10 (#1), फिलिप्पियों 1:10 (#1), फिलिप्पियों 1:10 (#3), फिलिप्पियों 1:11 (#1), फिलिप्पियों 1:11 (#1), फिलिप्पियों 1:11 (#2), फिलिप्पियों 1:11 (#3), फिलिप्पियों 1:11 (#4), फिलिप्पियों 1:12 (#3), फिलिप्पियों 1:12 (#1), फिलिप्पियों 1:12 (#4), फिलिप्पियों 1:12 (#5), फिलिप्पियों 1:13 (#2), फिलिप्पियों 1:13 (#1), फिलिप्पियों 1:13 (#3), फिलिप्पियों 1:14 (#1), फिलिप्पियों 1:14 (#2), फिलिप्पियों 1:14 (#3), फिलिप्पियों 1:14 (#4), फिलिप्पियों 1:14 (#5), फिलिप्पियों 1:14 (#6), फिलिप्पियों 1:15 (#1), फिलिप्पियों 1:15 (#1), फिलिप्पियों 1:15 (#2), फिलिप्पियों 1:15 (#3), फिलिप्पियों 1:16 (#1), फिलिप्पियों 1:16 (#2), फिलिप्पियों 1:16 (#3), फिलिप्पियों 1:16 (#2), फिलिप्पियों 1:16 (#3), फिलिप्पियों 1:17 (#1), फिलिप्पियों 1:17 (#1), फिलिप्पियों 1:17 (#2), फिलिप्पियों 1:17 (#2), फिलिप्पियों 1:18 (#1), फिलिप्पियों 1:18 (#1), फिलिप्पियों 1:18 (#2), फिलिप्पियों 1:19 (#1), फिलिप्पियों 1:19 (#2), फिलिप्पियों 1:19 (#2), फिलिप्पियों 1:20 (#1), फिलिप्पियों 1:20 (#2), फिलिप्पियों 1:20 (#3), फिलिप्पियों 1:20 (#1), फिलिप्पियों 1:20 (#2), फिलिप्पियों 1:20 (#4), फिलिप्पियों 1:21 (#3), फिलिप्पियों 1:22 (#1), फिलिप्पियों 1:22 (#3), फिलिप्पियों 1:22 (#1), फिलिप्पियों 1:23 (#1), फिलिप्पियों 1:23 (#1), फिलिप्पियों 1:23 (#2), फिलिप्पियों 1:23 (#3), फिलिप्पियों 1:23 (#4), फिलिप्पियों 1:24 (#1), फिलिप्पियों 1:24 (#2), फिलिप्पियों 1:24 (#3), फिलिप्पियों 1:25 (#1), फिलिप्पियों 1:25 (#1), फिलिप्पियों 1:25 (#2), फिलिप्पियों 1:25 (#2), फिलिप्पियों 1:25 (#3), फिलिप्पियों 1:25 (#4), फिलिप्पियों 1:25 (#5), फिलिप्पियों 1:25 (#6), फिलिप्पियों 1:25 (#7), फिलिप्पियों 1:26 (#1), फिलिप्पियों 1:26 (#2), फिलिप्पियों 1:26 (#3), फिलिप्पियों 1:26 (#4), फिलिप्पियों 1:27 (#1), फिलिप्पियों 1:27 (#2), फिलिप्पियों 1:27 (#3), फिलिप्पियों 1:27 (#4), फिलिप्पियों 1:27 (#5), फिलिप्पियों 1:27 (#3), फिलिप्पियों 1:27 (#4), फिलिप्पियों 1:28 (#1), फिलिप्पियों 1:28 (#2), फिलिप्पियों 1:28 (#2), फिलिप्पियों 1:28 (#3), फिलिप्पियों 1:28 (#3), फिलिप्पियों 1:29 (#1), फिलिप्पियों 1:30 (#1), फिलिप्पियों 1:30 (#1), फिलिप्पियों 1:30 (#2), फिलिप्पियों 2:1 (#1), फिलिप्पियों 2:1 (#2), फिलिप्पियों 2:1 (#2), फिलिप्पियों 2:1 (#1), फिलिप्पियों 2:1 (#4), फिलिप्पियों 2:1 (#3), फिलिप्पियों 2:1 (#3), फिलिप्पियों 2:1 (#5), फिलिप्पियों 2:1 (#6), फिलिप्पियों 2:1 (#4), फिलिप्पियों 2:1 (#7), फिलिप्पियों 2:1 (#5), फिलिप्पियों 2:1 (#8), फिलिप्पियों 2:2 (#1), फिलिप्पियों 2:2 (#1), फिलिप्पियों 2:2 (#2), फिलिप्पियों 2:2 (#3), फिलिप्पियों 2:2 (#4), फिलिप्पियों 2:3 (#1), फिलिप्पियों 2:3 (#1), फिलिप्पियों 2:3 (#2), फिलिप्पियों 2:3 (#3), फिलिप्पियों 2:4 (#1), फिलिप्पियों 2:4 (#1), फिलिप्पियों 2:4 (#2), फिलिप्पियों 2:4 (#3), फिलिप्पियों 2:4 (#4), फिलिप्पियों 2:5 (#1), फिलिप्पियों 2:5 (#1), फिलिप्पियों 2:5 (#2), फिलिप्पियों 2:5 (#3), फिलिप्पियों 2:6 (#1), फिलिप्पियों 2:6 (#2), फिलिप्पियों 2:6 (#2), फिलिप्पियों 2:7 (#1), फिलिप्पियों 2:7 (#2), फिलिप्पियों 2:7 (#3), फिलिप्पियों 2:7 (#1), फिलिप्पियों 2:7 (#1), फिलिप्पियों 2:7 (#2), फिलिप्पियों 2:7 (#2), फिलिप्पियों 2:7 (#2), फिलिप्पियों 2:7 (#1), फिलिप्पियों 2:8 (#1), फिलिप्पियों 2:8 (#1), फिलिप्पियों 2:8 (#1), फिलिप्पियों 2:8 (#2), फिलिप्पियों 2:8 (#3), फिलिप्पियों 2:9 (#1), फिलिप्पियों 2:9 (#2), फिलिप्पियों 2:9 (#1), फिलिप्पियों 2:10 (#1), फिलिप्पियों 2:10 (#1), फिलिप्पियों 2:10 (#2), फिलिप्पियों 2:10 (#3), फिलिप्पियों 2:11 (#1), फिलिप्पियों 2:11 (#2), फिलिप्पियों 2:11 (#1), फिलिप्पियों 2:12 (#1), फिलिप्पियों 2:12 (#2), फिलिप्पियों 2:12 (#3), फिलिप्पियों 2:12 (#4), फिलिप्पियों 2:12 (#5), फिलिप्पियों 2:12 (#6), फिलिप्पियों 2:13 (#1), फिलिप्पियों 2:13 (#2), फिलिप्पियों 2:13 (#1), फिलिप्पियों 2:14 (#1), फिलिप्पियों 2:15 (#1), फिलिप्पियों 2:15 (#1), फिलिप्पियों 2:15 (#2), फिलिप्पियों 2:15 (#3), फिलिप्पियों 2:15 (#2), फिलिप्पियों 2:15 (#3), फिलिप्पियों 2:16 (#1), फिलिप्पियों 2:16 (#2), फिलिप्पियों 2:16 (#2), फिलिप्पियों 2:16 (#1), फिलिप्पियों 2:16 (#3), फिलिप्पियों 2:16 (#4), फिलिप्पियों 2:16 (#5), फिलिप्पियों 2:16 (#6), फिलिप्पियों 2:16 (#1), फिलिप्पियों 2:16 (#3), फिलिप्पियों 2:16 (#4), फिलिप्पियों 2:16 (#5), फिलिप्पियों 2:16 (#7), फिलिप्पियों 2:16 (#8), फिलिप्पियों 2:17 (#1), फिलिप्पियों 2:17 (#1), फिलिप्पियों 2:17 (#2), फिलिप्पियों 2:17 (#3), फिलिप्पियों 2:17 (#4), फिलिप्पियों 2:17 (#5), फिलिप्पियों 2:17 (#6), फिलिप्पियों 2:18 (#2), फिलिप्पियों 2:18 (#1), फिलिप्पियों 2:19 (#2), फिलिप्पियों 2:20 (#1), फिलिप्पियों 2:21 (#1), फिलिप्पियों 2:22 (#1), फिलिप्पियों 2:22 (#1), फिलिप्पियों 2:22 (#2), फिलिप्पियों 2:24 (#1), फिलिप्पियों 2:24 (#1), फिलिप्पियों 2:24 (#2), फिलिप्पियों 2:25 (#1), फिलिप्पियों 2:25 (#1), फिलिप्पियों 2:25 (#2), फिलिप्पियों 2:25 (#3), फिलिप्पियों 2:26 (#1), फिलिप्पियों 2:26 (#1), फिलिप्पियों 2:27 (#1), फिलिप्पियों 2:27 (#2), फिलिप्पियों 2:27 (#3), फिलिप्पियों 2:27 (#4), फिलिप्पियों 2:27 (#5), फिलिप्पियों 2:28 (#1), फिलिप्पियों 2:28 (#1), फिलिप्पियों 2:29 (#1), फिलिप्पियों 2:29 (#2), फिलिप्पियों 2:29 (#1), फिलिप्पियों 2:29 (#2), फिलिप्पियों 2:30 (#1), फिलिप्पियों 2:30 (#1), फिलिप्पियों 2:30 (#2), फिलिप्पियों 2:30 (#3), फिलिप्पियों 2:30 (#4), फिलिप्पियों 2:30 (#5), फिलिप्पियों 2:30 (#2), फिलिप्पियों 3:1 (#3), फिलिप्पियों 3:1 (#4), फिलिप्पियों 3:1 (#1), फिलिप्पियों 3:1 (#6), फिलिप्पियों 3:2 (#1), फिलिप्पियों 3:2 (#1), फिलिप्पियों 3:2 (#2), फिलिप्पियों 3:2 (#2), फिलिप्पियों 3:2 (#3), फिलिप्पियों 3:2 (#4), फिलिप्पियों 3:2 (#5), फिलिप्पियों 3:3 (#1), फिलिप्पियों 3:3 (#2), फिलिप्पियों 3:3 (#1), फिलिप्पियों 3:3 (#3), फिलिप्पियों 3:3 (#2), फिलिप्पियों 3:3 (#1), फिलिप्पियों 3:4 (#2), फिलिप्पियों 3:5 (#1), फिलिप्पियों 3:5 (#1), फिलिप्पियों 3:5 (#3), फिलिप्पियों 3:5 (#4), फिलिप्पियों 3:6 (#1), फिलिप्पियों 3:6 (#1), फिलिप्पियों 3:6 (#2), फिलिप्पियों 3:6 (#3), फिलिप्पियों 3:7 (#1), फिलिप्पियों 3:7 (#2), फिलिप्पियों 3:7 (#1), फिलिप्पियों 3:7 (#2), फिलिप्पियों 3:7 (#3), फिलिप्पियों 3:8 (#3), फिलिप्पियों 3:8 (#1), फिलिप्पियों 3:8 (#1), फिलिप्पियों 3:8 (#2), फिलिप्पियों 3:8 (#3), फिलिप्पियों 3:8 (#4), फिलिप्पियों 3:8 (#4), फिलिप्पियों 3:8 (#5), फिलिप्पियों 3:8 (#6), फिलिप्पियों 3:8 (#7), फिलिप्पियों 3:8 (#8), फिलिप्पियों 3:8 (#9), फिलिप्पियों 3:9 (#1), फिलिप्पियों 3:9 (#1), फिलिप्पियों 3:9 (#3), फिलिप्पियों 3:9 (#2), फिलिप्पियों 3:9 (#2), फिलिप्पियों 3:9 (#4), फिलिप्पियों 3:9 (#5), फिलिप्पियों 3:10 (#1), फिलिप्पियों 3:10 (#1), फिलिप्पियों 3:10 (#1), फिलिप्पियों 3:10 (#2), फिलिप्पियों 3:10 (#2), फिलिप्पियों 3:10 (#3), फिलिप्पियों 3:10 (#4), फिलिप्पियों 3:10 (#6), फिलिप्पियों 3:10 (#3), फिलिप्पियों 3:10 (#5), फिलिप्पियों 3:11 (#1), फिलिप्पियों 3:12 (#1), फिलिप्पियों 3:12 (#2), फिलिप्पियों 3:12 (#3), फिलिप्पियों 3:12 (#1), फिलिप्पियों 3:12 (#5), फिलिप्पियों 3:13 (#1), फिलिप्पियों 3:13 (#2), फिलिप्पियों 3:13 (#1), फिलिप्पियों 3:13 (#3), फिलिप्पियों 3:14 (#1), फिलिप्पियों 3:14 (#1), फिलिप्पियों 3:14 (#2), फिलिप्पियों 3:14 (#1), फिलिप्पियों 3:14 (#2), फिलिप्पियों 3:14 (#3), फिलिप्पियों 3:15 (#1), फिलिप्पियों 3:15 (#1), फिलिप्पियों 3:15 (#1), फिलिप्पियों 3:15 (#2), फिलिप्पियों 3:16 (#1), फिलिप्पियों 3:16 (#1), फिलिप्पियों 3:17 (#1), फिलिप्पियों 3:17 (#1), फिलिप्पियों 3:17 (#2), फिलिप्पियों 3:17 (#1), फिलिप्पियों 3:17 (#3), फिलिप्पियों 3:18 (#1), फिलिप्पियों 3:18 (#4), फिलिप्पियों 3:18 (#5), फिलिप्पियों 3:18 (#6), फिलिप्पियों 3:19 (#1), फिलिप्पियों 3:19 (#1), फिलिप्पियों 3:19 (#2), फिलिप्पियों 3:19 (#3), फिलिप्पियों 3:19 (#1), फिलिप्पियों 3:19 (#2), फिलिप्पियों 3:19 (#4), फिलिप्पियों 3:19 (#1), फिलिप्पियों 3:20 (#1), फिलिप्पियों 3:20 (#1), फिलिप्पियों 3:21 (#1), फिलिप्पियों 3:21 (#2), फिलिप्पियों 4:1 (#1), फिलिप्पियों 4:1 (#4), फिलिप्पियों 4:1 (#3), फिलिप्पियों 4:1 (#5), फिलिप्पियों 4:1 (#2), फिलिप्पियों 4:1 (#3), फिलिप्पियों 4:1 (#1), फिलिप्पियों 4:1 (#6), फिलिप्पियों 4:1 (#4), फिलिप्पियों 4:1 (#5), फिलिप्पियों 4:1 (#2), फिलिप्पियों 4:2 (#1), फिलिप्पियों 4:3 (#1), फिलिप्पियों 4:3 (#2), फिलिप्पियों 4:3 (#1), फिलिप्पियों 4:3 (#2), फिलिप्पियों 4:3 (#3), फिलिप्पियों 4:3 (#3), फिलिप्पियों 4:3 (#4), फिलिप्पियों 4:4 (#1), फिलिप्पियों 4:4 (#1), फिलिप्पियों 4:5 (#1), फिलिप्पियों 4:5 (#2), फिलिप्पियों 4:5 (#1), फिलिप्पियों 4:6 (#4), फिलिप्पियों 4:6 (#1), फिलिप्पियों 4:6 (#1), फिलिप्पियों 4:6 (#3), फिलिप्पियों 4:6 (#2), फिलिप्पियों 4:6 (#2), फिलिप्पियों 4:6 (#3), फिलिप्पियों 4:6 (#1), फिलिप्पियों 4:6 (#4), फिलिप्पियों 4:7 (#2), फिलिप्पियों 4:7 (#1), फिलिप्पियों 4:7 (#1), फिलिप्पियों 4:7 (#2), फिलिप्पियों 4:7 (#1), फिलिप्पियों 4:7 (#3), फिलिप्पियों 4:7 (#2), फिलिप्पियों 4:8 (#1), फिलिप्पियों 4:8 (#2), फिलिप्पियों 4:8 (#1), फिलिप्पियों 4:8 (#3), फिलिप्पियों 4:8 (#4), फिलिप्पियों 4:8 (#5), फिलिप्पियों 4:8 (#6), फिलिप्पियों 4:8 (#1), फिलिप्पियों 4:9 (#1), फिलिप्पियों 4:9 (#2), फिलिप्पियों 4:9 (#1), फिलिप्पियों 4:9 (#1), फिलिप्पियों 4:9 (#1), फिलिप्पियों 4:9 (#1), फिलिप्पियों 4:9 (#2), फिलिप्पियों 4:10 (#1), फिलिप्पियों 4:10 (#1), फिलिप्पियों 4:10 (#2), फिलिप्पियों 4:10 (#3), फिलिप्पियों 4:11 (#2), फिलिप्पियों 4:11 (#1), फिलिप्पियों 4:11 (#1), फिलिप्पियों 4:12 (#1), फिलिप्पियों 4:12 (#1), फिलिप्पियों 4:12 (#2), फिलिप्पियों 4:12 (#1), फिलिप्पियों 4:12 (#3), फिलिप्पियों 4:12 (#4), फिलिप्पियों 4:12 (#5), फिलिप्पियों 4:12 (#6), फिलिप्पियों 4:12 (#7), फिलिप्पियों 4:13 (#1), फिलिप्पियों 4:13 (#1), फिलिप्पियों 4:14 (#2), फिलिप्पियों 4:14 (#1), फिलिप्पियों 4:14 (#2), फिलिप्पियों 4:15 (#1), फिलिप्पियों 4:15 (#1), फिलिप्पियों 4:15 (#2), फिलिप्पियों 4:15 (#2), फिलिप्पियों 4:15 (#1), फिलिप्पियों 4:16 (#1), फिलिप्पियों 4:16 (#2), फिलिप्पियों 4:16 (#3), फिलिप्पियों 4:17 (#2), फिलिप्पियों 4:18 (#2), फिलिप्पियों 4:18 (#3), फिलिप्पियों 4:18 (#1), फिलिप्पियों 4:18 (#1), फिलिप्पियों 4:18 (#4), फिलिप्पियों 4:19 (#1), फिलिप्पियों 4:19 (#2), फिलिप्पियों 4:20 (#1), फिलिप्पियों 4:21 (#1), फिलिप्पियों 4:21 (#2), फिलिप्पियों 4:21 (#1), फिलिप्पियों 4:22 (#2), फिलिप्पियों 4:23 (#1), फिलिप्पियों 4:23 (#1)</w:t>
       </w:r>
       <w:r>
         <w:rPr>

--- a/hin/docx/50.content.docx
+++ b/hin/docx/50.content.docx
@@ -146,19 +146,6 @@
         <w:rPr>
           <w:lang w:val="hi_IN" w:bidi="hi_IN"/>
         </w:rPr>
-      </w:r>
-    </w:p>
-    <w:p>
-      <w:pPr/>
-      <w:r>
-        <w:rPr>
-          <w:lang w:val="hi_IN" w:bidi="hi_IN"/>
-        </w:rPr>
-      </w:r>
-      <w:r>
-        <w:rPr>
-          <w:lang w:val="hi_IN" w:bidi="hi_IN"/>
-        </w:rPr>
         <w:t xml:space="preserve"> </w:t>
       </w:r>
       <w:r>
@@ -299,21 +286,6 @@
           <w:b/>
           <w:lang w:val="hi_IN" w:bidi="hi_IN"/>
         </w:rPr>
-        <w:t>χάρις ὑμῖν καὶ εἰρήνη</w:t>
-      </w:r>
-    </w:p>
-    <w:p>
-      <w:pPr/>
-      <w:r>
-        <w:rPr>
-          <w:lang w:val="hi_IN" w:bidi="hi_IN"/>
-        </w:rPr>
-      </w:r>
-      <w:r>
-        <w:rPr>
-          <w:b/>
-          <w:lang w:val="hi_IN" w:bidi="hi_IN"/>
-        </w:rPr>
         <w:t>"तुम्हें अनुग्रह और शान्ति मिलती"</w:t>
       </w:r>
     </w:p>
@@ -383,21 +355,6 @@
         <w:rPr>
           <w:lang w:val="hi_IN" w:bidi="hi_IN"/>
         </w:rPr>
-      </w:r>
-    </w:p>
-    <w:p>
-      <w:pPr/>
-      <w:r>
-        <w:rPr>
-          <w:lang w:val="hi_IN" w:bidi="hi_IN"/>
-        </w:rPr>
-      </w:r>
-      <w:r>
-        <w:rPr>
-          <w:b/>
-          <w:lang w:val="hi_IN" w:bidi="hi_IN"/>
-        </w:rPr>
-        <w:t>ὑμῖν</w:t>
       </w:r>
     </w:p>
     <w:p>
@@ -596,21 +553,6 @@
           <w:b/>
           <w:lang w:val="hi_IN" w:bidi="hi_IN"/>
         </w:rPr>
-        <w:t>Πατρὸς ἡμῶν</w:t>
-      </w:r>
-    </w:p>
-    <w:p>
-      <w:pPr/>
-      <w:r>
-        <w:rPr>
-          <w:lang w:val="hi_IN" w:bidi="hi_IN"/>
-        </w:rPr>
-      </w:r>
-      <w:r>
-        <w:rPr>
-          <w:b/>
-          <w:lang w:val="hi_IN" w:bidi="hi_IN"/>
-        </w:rPr>
         <w:t>"हमारे पिता"</w:t>
       </w:r>
     </w:p>
@@ -707,21 +649,6 @@
           <w:b/>
           <w:lang w:val="hi_IN" w:bidi="hi_IN"/>
         </w:rPr>
-        <w:t>ἐπὶ πάσῃ τῇ μνείᾳ ὑμῶν</w:t>
-      </w:r>
-    </w:p>
-    <w:p>
-      <w:pPr/>
-      <w:r>
-        <w:rPr>
-          <w:lang w:val="hi_IN" w:bidi="hi_IN"/>
-        </w:rPr>
-      </w:r>
-      <w:r>
-        <w:rPr>
-          <w:b/>
-          <w:lang w:val="hi_IN" w:bidi="hi_IN"/>
-        </w:rPr>
         <w:t>""</w:t>
       </w:r>
     </w:p>
@@ -785,21 +712,6 @@
           <w:b/>
           <w:lang w:val="hi_IN" w:bidi="hi_IN"/>
         </w:rPr>
-        <w:t>τῷ Θεῷ μου</w:t>
-      </w:r>
-    </w:p>
-    <w:p>
-      <w:pPr/>
-      <w:r>
-        <w:rPr>
-          <w:lang w:val="hi_IN" w:bidi="hi_IN"/>
-        </w:rPr>
-      </w:r>
-      <w:r>
-        <w:rPr>
-          <w:b/>
-          <w:lang w:val="hi_IN" w:bidi="hi_IN"/>
-        </w:rPr>
         <w:t>"अपने परमेश्वर का"</w:t>
       </w:r>
     </w:p>
@@ -882,21 +794,6 @@
         <w:rPr>
           <w:lang w:val="hi_IN" w:bidi="hi_IN"/>
         </w:rPr>
-      </w:r>
-    </w:p>
-    <w:p>
-      <w:pPr/>
-      <w:r>
-        <w:rPr>
-          <w:lang w:val="hi_IN" w:bidi="hi_IN"/>
-        </w:rPr>
-      </w:r>
-      <w:r>
-        <w:rPr>
-          <w:b/>
-          <w:lang w:val="hi_IN" w:bidi="hi_IN"/>
-        </w:rPr>
-        <w:t>ὑμῶν</w:t>
       </w:r>
     </w:p>
     <w:p>
@@ -1069,21 +966,6 @@
           <w:b/>
           <w:lang w:val="hi_IN" w:bidi="hi_IN"/>
         </w:rPr>
-        <w:t>ἐπὶ τῇ κοινωνίᾳ ὑμῶν εἰς τὸ εὐαγγέλιον, ἀπὸ τῆς πρώτης ἡμέρας ἄχρι τοῦ νῦν</w:t>
-      </w:r>
-    </w:p>
-    <w:p>
-      <w:pPr/>
-      <w:r>
-        <w:rPr>
-          <w:lang w:val="hi_IN" w:bidi="hi_IN"/>
-        </w:rPr>
-      </w:r>
-      <w:r>
-        <w:rPr>
-          <w:b/>
-          <w:lang w:val="hi_IN" w:bidi="hi_IN"/>
-        </w:rPr>
         <w:t>"इसलिए कि तुम पहले दिन से लेकर आज तक सुसमाचार सहभागी रहे"</w:t>
       </w:r>
     </w:p>
@@ -1146,21 +1028,6 @@
         <w:rPr>
           <w:lang w:val="hi_IN" w:bidi="hi_IN"/>
         </w:rPr>
-      </w:r>
-    </w:p>
-    <w:p>
-      <w:pPr/>
-      <w:r>
-        <w:rPr>
-          <w:lang w:val="hi_IN" w:bidi="hi_IN"/>
-        </w:rPr>
-      </w:r>
-      <w:r>
-        <w:rPr>
-          <w:b/>
-          <w:lang w:val="hi_IN" w:bidi="hi_IN"/>
-        </w:rPr>
-        <w:t>ὑμῶν</w:t>
       </w:r>
     </w:p>
     <w:p>
@@ -1315,21 +1182,6 @@
           <w:b/>
           <w:lang w:val="hi_IN" w:bidi="hi_IN"/>
         </w:rPr>
-        <w:t>τῇ κοινωνίᾳ ὑμῶν εἰς τὸ εὐαγγέλιον</w:t>
-      </w:r>
-    </w:p>
-    <w:p>
-      <w:pPr/>
-      <w:r>
-        <w:rPr>
-          <w:lang w:val="hi_IN" w:bidi="hi_IN"/>
-        </w:rPr>
-      </w:r>
-      <w:r>
-        <w:rPr>
-          <w:b/>
-          <w:lang w:val="hi_IN" w:bidi="hi_IN"/>
-        </w:rPr>
         <w:t>""</w:t>
       </w:r>
     </w:p>
@@ -1444,21 +1296,6 @@
           <w:b/>
           <w:lang w:val="hi_IN" w:bidi="hi_IN"/>
         </w:rPr>
-        <w:t>ἀπὸ τῆς πρώτης ἡμέρας</w:t>
-      </w:r>
-    </w:p>
-    <w:p>
-      <w:pPr/>
-      <w:r>
-        <w:rPr>
-          <w:lang w:val="hi_IN" w:bidi="hi_IN"/>
-        </w:rPr>
-      </w:r>
-      <w:r>
-        <w:rPr>
-          <w:b/>
-          <w:lang w:val="hi_IN" w:bidi="hi_IN"/>
-        </w:rPr>
         <w:t>"पहले दिन से लेकर"</w:t>
       </w:r>
     </w:p>
@@ -1555,21 +1392,6 @@
           <w:b/>
           <w:lang w:val="hi_IN" w:bidi="hi_IN"/>
         </w:rPr>
-        <w:t>ἄχρι τοῦ νῦν</w:t>
-      </w:r>
-    </w:p>
-    <w:p>
-      <w:pPr/>
-      <w:r>
-        <w:rPr>
-          <w:lang w:val="hi_IN" w:bidi="hi_IN"/>
-        </w:rPr>
-      </w:r>
-      <w:r>
-        <w:rPr>
-          <w:b/>
-          <w:lang w:val="hi_IN" w:bidi="hi_IN"/>
-        </w:rPr>
         <w:t>"आज तक"</w:t>
       </w:r>
     </w:p>
@@ -1666,21 +1488,6 @@
           <w:b/>
           <w:lang w:val="hi_IN" w:bidi="hi_IN"/>
         </w:rPr>
-        <w:t>πεποιθὼς αὐτὸ τοῦτο</w:t>
-      </w:r>
-    </w:p>
-    <w:p>
-      <w:pPr/>
-      <w:r>
-        <w:rPr>
-          <w:lang w:val="hi_IN" w:bidi="hi_IN"/>
-        </w:rPr>
-      </w:r>
-      <w:r>
-        <w:rPr>
-          <w:b/>
-          <w:lang w:val="hi_IN" w:bidi="hi_IN"/>
-        </w:rPr>
         <w:t>""</w:t>
       </w:r>
     </w:p>
@@ -1757,21 +1564,6 @@
           <w:b/>
           <w:lang w:val="hi_IN" w:bidi="hi_IN"/>
         </w:rPr>
-        <w:t>ὁ ἐναρξάμενος ἐν ὑμῖν ἔργον ἀγαθὸν, ἐπιτελέσει</w:t>
-      </w:r>
-    </w:p>
-    <w:p>
-      <w:pPr/>
-      <w:r>
-        <w:rPr>
-          <w:lang w:val="hi_IN" w:bidi="hi_IN"/>
-        </w:rPr>
-      </w:r>
-      <w:r>
-        <w:rPr>
-          <w:b/>
-          <w:lang w:val="hi_IN" w:bidi="hi_IN"/>
-        </w:rPr>
         <w:t>""</w:t>
       </w:r>
     </w:p>
@@ -1834,21 +1626,6 @@
         <w:rPr>
           <w:lang w:val="hi_IN" w:bidi="hi_IN"/>
         </w:rPr>
-      </w:r>
-    </w:p>
-    <w:p>
-      <w:pPr/>
-      <w:r>
-        <w:rPr>
-          <w:lang w:val="hi_IN" w:bidi="hi_IN"/>
-        </w:rPr>
-      </w:r>
-      <w:r>
-        <w:rPr>
-          <w:b/>
-          <w:lang w:val="hi_IN" w:bidi="hi_IN"/>
-        </w:rPr>
-        <w:t>ὅτι ὁ ἐναρξάμενος ἐν ὑμῖν ἔργον ἀγαθὸν</w:t>
       </w:r>
     </w:p>
     <w:p>
@@ -2053,21 +1830,6 @@
           <w:b/>
           <w:lang w:val="hi_IN" w:bidi="hi_IN"/>
         </w:rPr>
-        <w:t>ἐπιτελέσει</w:t>
-      </w:r>
-    </w:p>
-    <w:p>
-      <w:pPr/>
-      <w:r>
-        <w:rPr>
-          <w:lang w:val="hi_IN" w:bidi="hi_IN"/>
-        </w:rPr>
-      </w:r>
-      <w:r>
-        <w:rPr>
-          <w:b/>
-          <w:lang w:val="hi_IN" w:bidi="hi_IN"/>
-        </w:rPr>
         <w:t>"पूरा"</w:t>
       </w:r>
     </w:p>
@@ -2164,21 +1926,6 @@
           <w:b/>
           <w:lang w:val="hi_IN" w:bidi="hi_IN"/>
         </w:rPr>
-        <w:t>ἡμέρας Χριστοῦ Ἰησοῦ</w:t>
-      </w:r>
-    </w:p>
-    <w:p>
-      <w:pPr/>
-      <w:r>
-        <w:rPr>
-          <w:lang w:val="hi_IN" w:bidi="hi_IN"/>
-        </w:rPr>
-      </w:r>
-      <w:r>
-        <w:rPr>
-          <w:b/>
-          <w:lang w:val="hi_IN" w:bidi="hi_IN"/>
-        </w:rPr>
         <w:t>"यीशु मसीह के दिन"</w:t>
       </w:r>
     </w:p>
@@ -2275,21 +2022,6 @@
           <w:b/>
           <w:lang w:val="hi_IN" w:bidi="hi_IN"/>
         </w:rPr>
-        <w:t>τὸ ἔχειν με ἐν τῇ καρδίᾳ ὑμᾶς</w:t>
-      </w:r>
-    </w:p>
-    <w:p>
-      <w:pPr/>
-      <w:r>
-        <w:rPr>
-          <w:lang w:val="hi_IN" w:bidi="hi_IN"/>
-        </w:rPr>
-      </w:r>
-      <w:r>
-        <w:rPr>
-          <w:b/>
-          <w:lang w:val="hi_IN" w:bidi="hi_IN"/>
-        </w:rPr>
         <w:t>"तुम मेरे मन में"</w:t>
       </w:r>
       <w:r>
@@ -2399,21 +2131,6 @@
           <w:b/>
           <w:lang w:val="hi_IN" w:bidi="hi_IN"/>
         </w:rPr>
-        <w:t>συνκοινωνούς μου τῆς χάριτος &amp; ὄντας</w:t>
-      </w:r>
-    </w:p>
-    <w:p>
-      <w:pPr/>
-      <w:r>
-        <w:rPr>
-          <w:lang w:val="hi_IN" w:bidi="hi_IN"/>
-        </w:rPr>
-      </w:r>
-      <w:r>
-        <w:rPr>
-          <w:b/>
-          <w:lang w:val="hi_IN" w:bidi="hi_IN"/>
-        </w:rPr>
         <w:t>""</w:t>
       </w:r>
     </w:p>
@@ -2477,21 +2194,6 @@
           <w:b/>
           <w:lang w:val="hi_IN" w:bidi="hi_IN"/>
         </w:rPr>
-        <w:t>χάριτος</w:t>
-      </w:r>
-    </w:p>
-    <w:p>
-      <w:pPr/>
-      <w:r>
-        <w:rPr>
-          <w:lang w:val="hi_IN" w:bidi="hi_IN"/>
-        </w:rPr>
-      </w:r>
-      <w:r>
-        <w:rPr>
-          <w:b/>
-          <w:lang w:val="hi_IN" w:bidi="hi_IN"/>
-        </w:rPr>
         <w:t>"अनुग्रह"</w:t>
       </w:r>
     </w:p>
@@ -2601,21 +2303,6 @@
           <w:b/>
           <w:lang w:val="hi_IN" w:bidi="hi_IN"/>
         </w:rPr>
-        <w:t>δεσμοῖς μου</w:t>
-      </w:r>
-    </w:p>
-    <w:p>
-      <w:pPr/>
-      <w:r>
-        <w:rPr>
-          <w:lang w:val="hi_IN" w:bidi="hi_IN"/>
-        </w:rPr>
-      </w:r>
-      <w:r>
-        <w:rPr>
-          <w:b/>
-          <w:lang w:val="hi_IN" w:bidi="hi_IN"/>
-        </w:rPr>
         <w:t>"मेरी कैद"</w:t>
       </w:r>
     </w:p>
@@ -2738,21 +2425,6 @@
           <w:b/>
           <w:lang w:val="hi_IN" w:bidi="hi_IN"/>
         </w:rPr>
-        <w:t>καὶ ἐν τῇ ἀπολογίᾳ καὶ βεβαιώσει τοῦ εὐαγγελίου</w:t>
-      </w:r>
-    </w:p>
-    <w:p>
-      <w:pPr/>
-      <w:r>
-        <w:rPr>
-          <w:lang w:val="hi_IN" w:bidi="hi_IN"/>
-        </w:rPr>
-      </w:r>
-      <w:r>
-        <w:rPr>
-          <w:b/>
-          <w:lang w:val="hi_IN" w:bidi="hi_IN"/>
-        </w:rPr>
         <w:t>"और सुसमाचार"</w:t>
       </w:r>
       <w:r>
@@ -2888,21 +2560,6 @@
           <w:b/>
           <w:lang w:val="hi_IN" w:bidi="hi_IN"/>
         </w:rPr>
-        <w:t>ἐν σπλάγχνοις Χριστοῦ Ἰησοῦ</w:t>
-      </w:r>
-    </w:p>
-    <w:p>
-      <w:pPr/>
-      <w:r>
-        <w:rPr>
-          <w:lang w:val="hi_IN" w:bidi="hi_IN"/>
-        </w:rPr>
-      </w:r>
-      <w:r>
-        <w:rPr>
-          <w:b/>
-          <w:lang w:val="hi_IN" w:bidi="hi_IN"/>
-        </w:rPr>
         <w:t>""</w:t>
       </w:r>
     </w:p>
@@ -3012,21 +2669,6 @@
           <w:b/>
           <w:lang w:val="hi_IN" w:bidi="hi_IN"/>
         </w:rPr>
-        <w:t>ἐν σπλάγχνοις Χριστοῦ Ἰησοῦ</w:t>
-      </w:r>
-    </w:p>
-    <w:p>
-      <w:pPr/>
-      <w:r>
-        <w:rPr>
-          <w:lang w:val="hi_IN" w:bidi="hi_IN"/>
-        </w:rPr>
-      </w:r>
-      <w:r>
-        <w:rPr>
-          <w:b/>
-          <w:lang w:val="hi_IN" w:bidi="hi_IN"/>
-        </w:rPr>
         <w:t>"इसमें"</w:t>
       </w:r>
       <w:r>
@@ -3089,21 +2731,6 @@
         <w:rPr>
           <w:lang w:val="hi_IN" w:bidi="hi_IN"/>
         </w:rPr>
-      </w:r>
-    </w:p>
-    <w:p>
-      <w:pPr/>
-      <w:r>
-        <w:rPr>
-          <w:lang w:val="hi_IN" w:bidi="hi_IN"/>
-        </w:rPr>
-      </w:r>
-      <w:r>
-        <w:rPr>
-          <w:b/>
-          <w:lang w:val="hi_IN" w:bidi="hi_IN"/>
-        </w:rPr>
-        <w:t>ἵνα ἡ ἀγάπη ὑμῶν ἔτι μᾶλλον καὶ μᾶλλον περισσεύῃ</w:t>
       </w:r>
     </w:p>
     <w:p>
@@ -3334,21 +2961,6 @@
           <w:b/>
           <w:lang w:val="hi_IN" w:bidi="hi_IN"/>
         </w:rPr>
-        <w:t>ἐν ἐπιγνώσει καὶ πάσῃ αἰσθήσει</w:t>
-      </w:r>
-    </w:p>
-    <w:p>
-      <w:pPr/>
-      <w:r>
-        <w:rPr>
-          <w:lang w:val="hi_IN" w:bidi="hi_IN"/>
-        </w:rPr>
-      </w:r>
-      <w:r>
-        <w:rPr>
-          <w:b/>
-          <w:lang w:val="hi_IN" w:bidi="hi_IN"/>
-        </w:rPr>
         <w:t>"ज्ञान और सब प्रकार"</w:t>
       </w:r>
       <w:r>
@@ -3471,21 +3083,6 @@
           <w:b/>
           <w:lang w:val="hi_IN" w:bidi="hi_IN"/>
         </w:rPr>
-        <w:t>εἰς τὸ δοκιμάζειν ὑμᾶς τὰ διαφέροντα</w:t>
-      </w:r>
-    </w:p>
-    <w:p>
-      <w:pPr/>
-      <w:r>
-        <w:rPr>
-          <w:lang w:val="hi_IN" w:bidi="hi_IN"/>
-        </w:rPr>
-      </w:r>
-      <w:r>
-        <w:rPr>
-          <w:b/>
-          <w:lang w:val="hi_IN" w:bidi="hi_IN"/>
-        </w:rPr>
         <w:t>""</w:t>
       </w:r>
     </w:p>
@@ -3575,21 +3172,6 @@
           <w:b/>
           <w:lang w:val="hi_IN" w:bidi="hi_IN"/>
         </w:rPr>
-        <w:t>εἰς</w:t>
-      </w:r>
-    </w:p>
-    <w:p>
-      <w:pPr/>
-      <w:r>
-        <w:rPr>
-          <w:lang w:val="hi_IN" w:bidi="hi_IN"/>
-        </w:rPr>
-      </w:r>
-      <w:r>
-        <w:rPr>
-          <w:b/>
-          <w:lang w:val="hi_IN" w:bidi="hi_IN"/>
-        </w:rPr>
         <w:t>""</w:t>
       </w:r>
     </w:p>
@@ -3681,21 +3263,6 @@
           <w:lang w:val="hi_IN" w:bidi="hi_IN"/>
         </w:rPr>
       </w:r>
-      <w:r>
-        <w:rPr>
-          <w:b/>
-          <w:lang w:val="hi_IN" w:bidi="hi_IN"/>
-        </w:rPr>
-        <w:t>εἰλικρινεῖς καὶ ἀπρόσκοποι</w:t>
-      </w:r>
-    </w:p>
-    <w:p>
-      <w:pPr/>
-      <w:r>
-        <w:rPr>
-          <w:lang w:val="hi_IN" w:bidi="hi_IN"/>
-        </w:rPr>
-      </w:r>
     </w:p>
     <w:p>
       <w:pPr/>
@@ -3772,21 +3339,6 @@
           <w:lang w:val="hi_IN" w:bidi="hi_IN"/>
         </w:rPr>
       </w:r>
-      <w:r>
-        <w:rPr>
-          <w:b/>
-          <w:lang w:val="hi_IN" w:bidi="hi_IN"/>
-        </w:rPr>
-        <w:t>πεπληρωμένοι καρπὸν δικαιοσύνης τὸν</w:t>
-      </w:r>
-    </w:p>
-    <w:p>
-      <w:pPr/>
-      <w:r>
-        <w:rPr>
-          <w:lang w:val="hi_IN" w:bidi="hi_IN"/>
-        </w:rPr>
-      </w:r>
     </w:p>
     <w:p>
       <w:pPr/>
@@ -3894,21 +3446,6 @@
           <w:b/>
           <w:lang w:val="hi_IN" w:bidi="hi_IN"/>
         </w:rPr>
-        <w:t>πεπληρωμένοι</w:t>
-      </w:r>
-    </w:p>
-    <w:p>
-      <w:pPr/>
-      <w:r>
-        <w:rPr>
-          <w:lang w:val="hi_IN" w:bidi="hi_IN"/>
-        </w:rPr>
-      </w:r>
-      <w:r>
-        <w:rPr>
-          <w:b/>
-          <w:lang w:val="hi_IN" w:bidi="hi_IN"/>
-        </w:rPr>
         <w:t>"भरपूर होते जाओ"</w:t>
       </w:r>
     </w:p>
@@ -3992,21 +3529,6 @@
           <w:b/>
           <w:lang w:val="hi_IN" w:bidi="hi_IN"/>
         </w:rPr>
-        <w:t>τὸν διὰ Ἰησοῦ Χριστοῦ</w:t>
-      </w:r>
-    </w:p>
-    <w:p>
-      <w:pPr/>
-      <w:r>
-        <w:rPr>
-          <w:lang w:val="hi_IN" w:bidi="hi_IN"/>
-        </w:rPr>
-      </w:r>
-      <w:r>
-        <w:rPr>
-          <w:b/>
-          <w:lang w:val="hi_IN" w:bidi="hi_IN"/>
-        </w:rPr>
         <w:t>"जो यीशु मसीह के द्वारा"</w:t>
       </w:r>
     </w:p>
@@ -4103,21 +3625,6 @@
           <w:b/>
           <w:lang w:val="hi_IN" w:bidi="hi_IN"/>
         </w:rPr>
-        <w:t>εἰς δόξαν καὶ ἔπαινον Θεοῦ</w:t>
-      </w:r>
-    </w:p>
-    <w:p>
-      <w:pPr/>
-      <w:r>
-        <w:rPr>
-          <w:lang w:val="hi_IN" w:bidi="hi_IN"/>
-        </w:rPr>
-      </w:r>
-      <w:r>
-        <w:rPr>
-          <w:b/>
-          <w:lang w:val="hi_IN" w:bidi="hi_IN"/>
-        </w:rPr>
         <w:t>"और उस"</w:t>
       </w:r>
       <w:r>
@@ -4240,21 +3747,6 @@
           <w:b/>
           <w:lang w:val="hi_IN" w:bidi="hi_IN"/>
         </w:rPr>
-        <w:t>εἰς δόξαν καὶ ἔπαινον Θεοῦ</w:t>
-      </w:r>
-    </w:p>
-    <w:p>
-      <w:pPr/>
-      <w:r>
-        <w:rPr>
-          <w:lang w:val="hi_IN" w:bidi="hi_IN"/>
-        </w:rPr>
-      </w:r>
-      <w:r>
-        <w:rPr>
-          <w:b/>
-          <w:lang w:val="hi_IN" w:bidi="hi_IN"/>
-        </w:rPr>
         <w:t>"और उस"</w:t>
       </w:r>
       <w:r>
@@ -4372,21 +3864,6 @@
           <w:lang w:val="hi_IN" w:bidi="hi_IN"/>
         </w:rPr>
       </w:r>
-      <w:r>
-        <w:rPr>
-          <w:b/>
-          <w:lang w:val="hi_IN" w:bidi="hi_IN"/>
-        </w:rPr>
-        <w:t>ἀδελφοί</w:t>
-      </w:r>
-    </w:p>
-    <w:p>
-      <w:pPr/>
-      <w:r>
-        <w:rPr>
-          <w:lang w:val="hi_IN" w:bidi="hi_IN"/>
-        </w:rPr>
-      </w:r>
     </w:p>
     <w:p>
       <w:pPr/>
@@ -4461,21 +3938,6 @@
           <w:b/>
           <w:lang w:val="hi_IN" w:bidi="hi_IN"/>
         </w:rPr>
-        <w:t>ἀδελφοί</w:t>
-      </w:r>
-    </w:p>
-    <w:p>
-      <w:pPr/>
-      <w:r>
-        <w:rPr>
-          <w:lang w:val="hi_IN" w:bidi="hi_IN"/>
-        </w:rPr>
-      </w:r>
-      <w:r>
-        <w:rPr>
-          <w:b/>
-          <w:lang w:val="hi_IN" w:bidi="hi_IN"/>
-        </w:rPr>
         <w:t>"हे भाइयों"</w:t>
       </w:r>
     </w:p>
@@ -4567,21 +4029,6 @@
           <w:lang w:val="hi_IN" w:bidi="hi_IN"/>
         </w:rPr>
       </w:r>
-      <w:r>
-        <w:rPr>
-          <w:b/>
-          <w:lang w:val="hi_IN" w:bidi="hi_IN"/>
-        </w:rPr>
-        <w:t>τὰ κατ’ ἐμὲ</w:t>
-      </w:r>
-    </w:p>
-    <w:p>
-      <w:pPr/>
-      <w:r>
-        <w:rPr>
-          <w:lang w:val="hi_IN" w:bidi="hi_IN"/>
-        </w:rPr>
-      </w:r>
     </w:p>
     <w:p>
       <w:pPr/>
@@ -4665,21 +4112,6 @@
           <w:lang w:val="hi_IN" w:bidi="hi_IN"/>
         </w:rPr>
       </w:r>
-      <w:r>
-        <w:rPr>
-          <w:b/>
-          <w:lang w:val="hi_IN" w:bidi="hi_IN"/>
-        </w:rPr>
-        <w:t>μᾶλλον εἰς προκοπὴν τοῦ εὐαγγελίου ἐλήλυθεν</w:t>
-      </w:r>
-    </w:p>
-    <w:p>
-      <w:pPr/>
-      <w:r>
-        <w:rPr>
-          <w:lang w:val="hi_IN" w:bidi="hi_IN"/>
-        </w:rPr>
-      </w:r>
     </w:p>
     <w:p>
       <w:pPr/>
@@ -4743,21 +4175,6 @@
           <w:lang w:val="hi_IN" w:bidi="hi_IN"/>
         </w:rPr>
       </w:r>
-      <w:r>
-        <w:rPr>
-          <w:b/>
-          <w:lang w:val="hi_IN" w:bidi="hi_IN"/>
-        </w:rPr>
-        <w:t>ὥστε</w:t>
-      </w:r>
-    </w:p>
-    <w:p>
-      <w:pPr/>
-      <w:r>
-        <w:rPr>
-          <w:lang w:val="hi_IN" w:bidi="hi_IN"/>
-        </w:rPr>
-      </w:r>
     </w:p>
     <w:p>
       <w:pPr/>
@@ -4838,21 +4255,6 @@
         <w:rPr>
           <w:lang w:val="hi_IN" w:bidi="hi_IN"/>
         </w:rPr>
-      </w:r>
-    </w:p>
-    <w:p>
-      <w:pPr/>
-      <w:r>
-        <w:rPr>
-          <w:lang w:val="hi_IN" w:bidi="hi_IN"/>
-        </w:rPr>
-      </w:r>
-      <w:r>
-        <w:rPr>
-          <w:b/>
-          <w:lang w:val="hi_IN" w:bidi="hi_IN"/>
-        </w:rPr>
-        <w:t>δεσμούς μου</w:t>
       </w:r>
     </w:p>
     <w:p>
@@ -4969,21 +4371,6 @@
           <w:lang w:val="hi_IN" w:bidi="hi_IN"/>
         </w:rPr>
       </w:r>
-      <w:r>
-        <w:rPr>
-          <w:b/>
-          <w:lang w:val="hi_IN" w:bidi="hi_IN"/>
-        </w:rPr>
-        <w:t>τοὺς δεσμούς μου &amp; ἐν Χριστῷ</w:t>
-      </w:r>
-    </w:p>
-    <w:p>
-      <w:pPr/>
-      <w:r>
-        <w:rPr>
-          <w:lang w:val="hi_IN" w:bidi="hi_IN"/>
-        </w:rPr>
-      </w:r>
     </w:p>
     <w:p>
       <w:pPr/>
@@ -5152,21 +4539,6 @@
           <w:b/>
           <w:lang w:val="hi_IN" w:bidi="hi_IN"/>
         </w:rPr>
-        <w:t>τῶν ἀδελφῶν</w:t>
-      </w:r>
-    </w:p>
-    <w:p>
-      <w:pPr/>
-      <w:r>
-        <w:rPr>
-          <w:lang w:val="hi_IN" w:bidi="hi_IN"/>
-        </w:rPr>
-      </w:r>
-      <w:r>
-        <w:rPr>
-          <w:b/>
-          <w:lang w:val="hi_IN" w:bidi="hi_IN"/>
-        </w:rPr>
         <w:t>"भाई"</w:t>
       </w:r>
     </w:p>
@@ -5263,21 +4635,6 @@
           <w:b/>
           <w:lang w:val="hi_IN" w:bidi="hi_IN"/>
         </w:rPr>
-        <w:t>ἐν Κυρίῳ πεποιθότας τοῖς δεσμοῖς μου</w:t>
-      </w:r>
-    </w:p>
-    <w:p>
-      <w:pPr/>
-      <w:r>
-        <w:rPr>
-          <w:lang w:val="hi_IN" w:bidi="hi_IN"/>
-        </w:rPr>
-      </w:r>
-      <w:r>
-        <w:rPr>
-          <w:b/>
-          <w:lang w:val="hi_IN" w:bidi="hi_IN"/>
-        </w:rPr>
         <w:t>"प्रभु में"</w:t>
       </w:r>
       <w:r>
@@ -5400,21 +4757,6 @@
           <w:b/>
           <w:lang w:val="hi_IN" w:bidi="hi_IN"/>
         </w:rPr>
-        <w:t>καὶ τοὺς πλείονας τῶν ἀδελφῶν ἐν Κυρίῳ πεποιθότας τοῖς δεσμοῖς μου</w:t>
-      </w:r>
-    </w:p>
-    <w:p>
-      <w:pPr/>
-      <w:r>
-        <w:rPr>
-          <w:lang w:val="hi_IN" w:bidi="hi_IN"/>
-        </w:rPr>
-      </w:r>
-      <w:r>
-        <w:rPr>
-          <w:b/>
-          <w:lang w:val="hi_IN" w:bidi="hi_IN"/>
-        </w:rPr>
         <w:t>"और प्रभु में भाई उनमें अधिकांश मेरे कैद"</w:t>
       </w:r>
     </w:p>
@@ -5484,21 +4826,6 @@
         <w:rPr>
           <w:lang w:val="hi_IN" w:bidi="hi_IN"/>
         </w:rPr>
-      </w:r>
-    </w:p>
-    <w:p>
-      <w:pPr/>
-      <w:r>
-        <w:rPr>
-          <w:lang w:val="hi_IN" w:bidi="hi_IN"/>
-        </w:rPr>
-      </w:r>
-      <w:r>
-        <w:rPr>
-          <w:b/>
-          <w:lang w:val="hi_IN" w:bidi="hi_IN"/>
-        </w:rPr>
-        <w:t>δεσμοῖς μου</w:t>
       </w:r>
     </w:p>
     <w:p>
@@ -5645,21 +4972,6 @@
           <w:b/>
           <w:lang w:val="hi_IN" w:bidi="hi_IN"/>
         </w:rPr>
-        <w:t>τὸν λόγον</w:t>
-      </w:r>
-    </w:p>
-    <w:p>
-      <w:pPr/>
-      <w:r>
-        <w:rPr>
-          <w:lang w:val="hi_IN" w:bidi="hi_IN"/>
-        </w:rPr>
-      </w:r>
-      <w:r>
-        <w:rPr>
-          <w:b/>
-          <w:lang w:val="hi_IN" w:bidi="hi_IN"/>
-        </w:rPr>
         <w:t>"वचन"</w:t>
       </w:r>
     </w:p>
@@ -5855,21 +5167,6 @@
           <w:b/>
           <w:lang w:val="hi_IN" w:bidi="hi_IN"/>
         </w:rPr>
-        <w:t>τινὲς μὲν καὶ &amp; τὸν Χριστὸν κηρύσσουσιν</w:t>
-      </w:r>
-    </w:p>
-    <w:p>
-      <w:pPr/>
-      <w:r>
-        <w:rPr>
-          <w:lang w:val="hi_IN" w:bidi="hi_IN"/>
-        </w:rPr>
-      </w:r>
-      <w:r>
-        <w:rPr>
-          <w:b/>
-          <w:lang w:val="hi_IN" w:bidi="hi_IN"/>
-        </w:rPr>
         <w:t>""</w:t>
       </w:r>
     </w:p>
@@ -5933,21 +5230,6 @@
           <w:b/>
           <w:lang w:val="hi_IN" w:bidi="hi_IN"/>
         </w:rPr>
-        <w:t>διὰ φθόνον καὶ ἔριν</w:t>
-      </w:r>
-    </w:p>
-    <w:p>
-      <w:pPr/>
-      <w:r>
-        <w:rPr>
-          <w:lang w:val="hi_IN" w:bidi="hi_IN"/>
-        </w:rPr>
-      </w:r>
-      <w:r>
-        <w:rPr>
-          <w:b/>
-          <w:lang w:val="hi_IN" w:bidi="hi_IN"/>
-        </w:rPr>
         <w:t>"डाह और झगड़े के कारण"</w:t>
       </w:r>
     </w:p>
@@ -6057,21 +5339,6 @@
           <w:b/>
           <w:lang w:val="hi_IN" w:bidi="hi_IN"/>
         </w:rPr>
-        <w:t>εὐδοκίαν</w:t>
-      </w:r>
-    </w:p>
-    <w:p>
-      <w:pPr/>
-      <w:r>
-        <w:rPr>
-          <w:lang w:val="hi_IN" w:bidi="hi_IN"/>
-        </w:rPr>
-      </w:r>
-      <w:r>
-        <w:rPr>
-          <w:b/>
-          <w:lang w:val="hi_IN" w:bidi="hi_IN"/>
-        </w:rPr>
         <w:t>"भली मनसा"</w:t>
       </w:r>
     </w:p>
@@ -6168,21 +5435,6 @@
           <w:b/>
           <w:lang w:val="hi_IN" w:bidi="hi_IN"/>
         </w:rPr>
-        <w:t>ἐξ ἀγάπης</w:t>
-      </w:r>
-    </w:p>
-    <w:p>
-      <w:pPr/>
-      <w:r>
-        <w:rPr>
-          <w:lang w:val="hi_IN" w:bidi="hi_IN"/>
-        </w:rPr>
-      </w:r>
-      <w:r>
-        <w:rPr>
-          <w:b/>
-          <w:lang w:val="hi_IN" w:bidi="hi_IN"/>
-        </w:rPr>
         <w:t>"कई एक"</w:t>
       </w:r>
       <w:r>
@@ -6331,21 +5583,6 @@
           <w:b/>
           <w:lang w:val="hi_IN" w:bidi="hi_IN"/>
         </w:rPr>
-        <w:t>κεῖμαι</w:t>
-      </w:r>
-    </w:p>
-    <w:p>
-      <w:pPr/>
-      <w:r>
-        <w:rPr>
-          <w:lang w:val="hi_IN" w:bidi="hi_IN"/>
-        </w:rPr>
-      </w:r>
-      <w:r>
-        <w:rPr>
-          <w:b/>
-          <w:lang w:val="hi_IN" w:bidi="hi_IN"/>
-        </w:rPr>
         <w:t>""</w:t>
       </w:r>
     </w:p>
@@ -6442,21 +5679,6 @@
           <w:b/>
           <w:lang w:val="hi_IN" w:bidi="hi_IN"/>
         </w:rPr>
-        <w:t>εἰς ἀπολογίαν τοῦ εὐαγγελίου</w:t>
-      </w:r>
-    </w:p>
-    <w:p>
-      <w:pPr/>
-      <w:r>
-        <w:rPr>
-          <w:lang w:val="hi_IN" w:bidi="hi_IN"/>
-        </w:rPr>
-      </w:r>
-      <w:r>
-        <w:rPr>
-          <w:b/>
-          <w:lang w:val="hi_IN" w:bidi="hi_IN"/>
-        </w:rPr>
         <w:t>""</w:t>
       </w:r>
     </w:p>
@@ -6506,21 +5728,6 @@
         <w:rPr>
           <w:lang w:val="hi_IN" w:bidi="hi_IN"/>
         </w:rPr>
-      </w:r>
-    </w:p>
-    <w:p>
-      <w:pPr/>
-      <w:r>
-        <w:rPr>
-          <w:lang w:val="hi_IN" w:bidi="hi_IN"/>
-        </w:rPr>
-      </w:r>
-      <w:r>
-        <w:rPr>
-          <w:b/>
-          <w:lang w:val="hi_IN" w:bidi="hi_IN"/>
-        </w:rPr>
-        <w:t>εἰς ἀπολογίαν τοῦ εὐαγγελίου κεῖμαι</w:t>
       </w:r>
     </w:p>
     <w:p>
@@ -6712,21 +5919,6 @@
           <w:b/>
           <w:lang w:val="hi_IN" w:bidi="hi_IN"/>
         </w:rPr>
-        <w:t>οἱ δὲ ἐξ ἐριθείας τὸν Χριστὸν καταγγέλλουσιν</w:t>
-      </w:r>
-    </w:p>
-    <w:p>
-      <w:pPr/>
-      <w:r>
-        <w:rPr>
-          <w:lang w:val="hi_IN" w:bidi="hi_IN"/>
-        </w:rPr>
-      </w:r>
-      <w:r>
-        <w:rPr>
-          <w:b/>
-          <w:lang w:val="hi_IN" w:bidi="hi_IN"/>
-        </w:rPr>
         <w:t>"और कई एक"</w:t>
       </w:r>
       <w:r>
@@ -6836,21 +6028,6 @@
           <w:b/>
           <w:lang w:val="hi_IN" w:bidi="hi_IN"/>
         </w:rPr>
-        <w:t>οὐχ ἁγνῶς</w:t>
-      </w:r>
-    </w:p>
-    <w:p>
-      <w:pPr/>
-      <w:r>
-        <w:rPr>
-          <w:lang w:val="hi_IN" w:bidi="hi_IN"/>
-        </w:rPr>
-      </w:r>
-      <w:r>
-        <w:rPr>
-          <w:b/>
-          <w:lang w:val="hi_IN" w:bidi="hi_IN"/>
-        </w:rPr>
         <w:t>"सिधाई से नहीं"</w:t>
       </w:r>
     </w:p>
@@ -6900,21 +6077,6 @@
         <w:rPr>
           <w:lang w:val="hi_IN" w:bidi="hi_IN"/>
         </w:rPr>
-      </w:r>
-    </w:p>
-    <w:p>
-      <w:pPr/>
-      <w:r>
-        <w:rPr>
-          <w:lang w:val="hi_IN" w:bidi="hi_IN"/>
-        </w:rPr>
-      </w:r>
-      <w:r>
-        <w:rPr>
-          <w:b/>
-          <w:lang w:val="hi_IN" w:bidi="hi_IN"/>
-        </w:rPr>
-        <w:t>τοῖς δεσμοῖς μου</w:t>
       </w:r>
     </w:p>
     <w:p>
@@ -7061,21 +6223,6 @@
           <w:b/>
           <w:lang w:val="hi_IN" w:bidi="hi_IN"/>
         </w:rPr>
-        <w:t>οἰόμενοι θλῖψιν ἐγείρειν τοῖς δεσμοῖς μου</w:t>
-      </w:r>
-    </w:p>
-    <w:p>
-      <w:pPr/>
-      <w:r>
-        <w:rPr>
-          <w:lang w:val="hi_IN" w:bidi="hi_IN"/>
-        </w:rPr>
-      </w:r>
-      <w:r>
-        <w:rPr>
-          <w:b/>
-          <w:lang w:val="hi_IN" w:bidi="hi_IN"/>
-        </w:rPr>
         <w:t>"समझकर मेरी कैद में मेरे क्लेश उत्पन्न"</w:t>
       </w:r>
     </w:p>
@@ -7159,21 +6306,6 @@
           <w:b/>
           <w:lang w:val="hi_IN" w:bidi="hi_IN"/>
         </w:rPr>
-        <w:t>τί γάρ</w:t>
-      </w:r>
-    </w:p>
-    <w:p>
-      <w:pPr/>
-      <w:r>
-        <w:rPr>
-          <w:lang w:val="hi_IN" w:bidi="hi_IN"/>
-        </w:rPr>
-      </w:r>
-      <w:r>
-        <w:rPr>
-          <w:b/>
-          <w:lang w:val="hi_IN" w:bidi="hi_IN"/>
-        </w:rPr>
         <w:t>"तो क्या हुआ"</w:t>
       </w:r>
     </w:p>
@@ -7270,21 +6402,6 @@
           <w:b/>
           <w:lang w:val="hi_IN" w:bidi="hi_IN"/>
         </w:rPr>
-        <w:t>τί γάρ</w:t>
-      </w:r>
-    </w:p>
-    <w:p>
-      <w:pPr/>
-      <w:r>
-        <w:rPr>
-          <w:lang w:val="hi_IN" w:bidi="hi_IN"/>
-        </w:rPr>
-      </w:r>
-      <w:r>
-        <w:rPr>
-          <w:b/>
-          <w:lang w:val="hi_IN" w:bidi="hi_IN"/>
-        </w:rPr>
         <w:t>""</w:t>
       </w:r>
     </w:p>
@@ -7381,21 +6498,6 @@
           <w:b/>
           <w:lang w:val="hi_IN" w:bidi="hi_IN"/>
         </w:rPr>
-        <w:t>Χριστὸς καταγγέλλεται</w:t>
-      </w:r>
-    </w:p>
-    <w:p>
-      <w:pPr/>
-      <w:r>
-        <w:rPr>
-          <w:lang w:val="hi_IN" w:bidi="hi_IN"/>
-        </w:rPr>
-      </w:r>
-      <w:r>
-        <w:rPr>
-          <w:b/>
-          <w:lang w:val="hi_IN" w:bidi="hi_IN"/>
-        </w:rPr>
         <w:t>"मसीह"</w:t>
       </w:r>
       <w:r>
@@ -7492,21 +6594,6 @@
           <w:b/>
           <w:lang w:val="hi_IN" w:bidi="hi_IN"/>
         </w:rPr>
-        <w:t>τοῦτό</w:t>
-      </w:r>
-    </w:p>
-    <w:p>
-      <w:pPr/>
-      <w:r>
-        <w:rPr>
-          <w:lang w:val="hi_IN" w:bidi="hi_IN"/>
-        </w:rPr>
-      </w:r>
-      <w:r>
-        <w:rPr>
-          <w:b/>
-          <w:lang w:val="hi_IN" w:bidi="hi_IN"/>
-        </w:rPr>
         <w:t>"इसका"</w:t>
       </w:r>
     </w:p>
@@ -7603,21 +6690,6 @@
           <w:b/>
           <w:lang w:val="hi_IN" w:bidi="hi_IN"/>
         </w:rPr>
-        <w:t>οἶδα γὰρ ὅτι τοῦτό μοι ἀποβήσεται εἰς σωτηρίαν</w:t>
-      </w:r>
-    </w:p>
-    <w:p>
-      <w:pPr/>
-      <w:r>
-        <w:rPr>
-          <w:lang w:val="hi_IN" w:bidi="hi_IN"/>
-        </w:rPr>
-      </w:r>
-      <w:r>
-        <w:rPr>
-          <w:b/>
-          <w:lang w:val="hi_IN" w:bidi="hi_IN"/>
-        </w:rPr>
         <w:t>""</w:t>
       </w:r>
     </w:p>
@@ -7714,21 +6786,6 @@
           <w:b/>
           <w:lang w:val="hi_IN" w:bidi="hi_IN"/>
         </w:rPr>
-        <w:t>ἐπιχορηγίας τοῦ Πνεύματος Ἰησοῦ Χριστοῦ</w:t>
-      </w:r>
-    </w:p>
-    <w:p>
-      <w:pPr/>
-      <w:r>
-        <w:rPr>
-          <w:lang w:val="hi_IN" w:bidi="hi_IN"/>
-        </w:rPr>
-      </w:r>
-      <w:r>
-        <w:rPr>
-          <w:b/>
-          <w:lang w:val="hi_IN" w:bidi="hi_IN"/>
-        </w:rPr>
         <w:t>"यीशु मसीह की आत्मा के दान"</w:t>
       </w:r>
       <w:r>
@@ -7838,21 +6895,6 @@
           <w:b/>
           <w:lang w:val="hi_IN" w:bidi="hi_IN"/>
         </w:rPr>
-        <w:t>ἀποκαραδοκίαν καὶ ἐλπίδα</w:t>
-      </w:r>
-    </w:p>
-    <w:p>
-      <w:pPr/>
-      <w:r>
-        <w:rPr>
-          <w:lang w:val="hi_IN" w:bidi="hi_IN"/>
-        </w:rPr>
-      </w:r>
-      <w:r>
-        <w:rPr>
-          <w:b/>
-          <w:lang w:val="hi_IN" w:bidi="hi_IN"/>
-        </w:rPr>
         <w:t>""</w:t>
       </w:r>
     </w:p>
@@ -7962,21 +7004,6 @@
           <w:b/>
           <w:lang w:val="hi_IN" w:bidi="hi_IN"/>
         </w:rPr>
-        <w:t>κατὰ τὴν ἀποκαραδοκίαν καὶ ἐλπίδα μου</w:t>
-      </w:r>
-    </w:p>
-    <w:p>
-      <w:pPr/>
-      <w:r>
-        <w:rPr>
-          <w:lang w:val="hi_IN" w:bidi="hi_IN"/>
-        </w:rPr>
-      </w:r>
-      <w:r>
-        <w:rPr>
-          <w:b/>
-          <w:lang w:val="hi_IN" w:bidi="hi_IN"/>
-        </w:rPr>
         <w:t>""</w:t>
       </w:r>
     </w:p>
@@ -8052,21 +7079,6 @@
         <w:rPr>
           <w:lang w:val="hi_IN" w:bidi="hi_IN"/>
         </w:rPr>
-      </w:r>
-    </w:p>
-    <w:p>
-      <w:pPr/>
-      <w:r>
-        <w:rPr>
-          <w:lang w:val="hi_IN" w:bidi="hi_IN"/>
-        </w:rPr>
-      </w:r>
-      <w:r>
-        <w:rPr>
-          <w:b/>
-          <w:lang w:val="hi_IN" w:bidi="hi_IN"/>
-        </w:rPr>
-        <w:t>ἐν τῷ σώματί μου</w:t>
       </w:r>
     </w:p>
     <w:p>
@@ -8208,21 +7220,6 @@
           <w:b/>
           <w:lang w:val="hi_IN" w:bidi="hi_IN"/>
         </w:rPr>
-        <w:t>ἐν οὐδενὶ αἰσχυνθήσομαι, ἀλλ’</w:t>
-      </w:r>
-    </w:p>
-    <w:p>
-      <w:pPr/>
-      <w:r>
-        <w:rPr>
-          <w:lang w:val="hi_IN" w:bidi="hi_IN"/>
-        </w:rPr>
-      </w:r>
-      <w:r>
-        <w:rPr>
-          <w:b/>
-          <w:lang w:val="hi_IN" w:bidi="hi_IN"/>
-        </w:rPr>
         <w:t>"रखता हूँ"</w:t>
       </w:r>
       <w:r>
@@ -8345,21 +7342,6 @@
           <w:b/>
           <w:lang w:val="hi_IN" w:bidi="hi_IN"/>
         </w:rPr>
-        <w:t>ἐν πάσῃ παρρησίᾳ</w:t>
-      </w:r>
-    </w:p>
-    <w:p>
-      <w:pPr/>
-      <w:r>
-        <w:rPr>
-          <w:lang w:val="hi_IN" w:bidi="hi_IN"/>
-        </w:rPr>
-      </w:r>
-      <w:r>
-        <w:rPr>
-          <w:b/>
-          <w:lang w:val="hi_IN" w:bidi="hi_IN"/>
-        </w:rPr>
         <w:t>"किसी बात में"</w:t>
       </w:r>
       <w:r>
@@ -8469,21 +7451,6 @@
           <w:b/>
           <w:lang w:val="hi_IN" w:bidi="hi_IN"/>
         </w:rPr>
-        <w:t>εἴτε διὰ ζωῆς εἴτε διὰ θανάτου</w:t>
-      </w:r>
-    </w:p>
-    <w:p>
-      <w:pPr/>
-      <w:r>
-        <w:rPr>
-          <w:lang w:val="hi_IN" w:bidi="hi_IN"/>
-        </w:rPr>
-      </w:r>
-      <w:r>
-        <w:rPr>
-          <w:b/>
-          <w:lang w:val="hi_IN" w:bidi="hi_IN"/>
-        </w:rPr>
         <w:t>""</w:t>
       </w:r>
     </w:p>
@@ -8573,21 +7540,6 @@
           <w:b/>
           <w:lang w:val="hi_IN" w:bidi="hi_IN"/>
         </w:rPr>
-        <w:t>κέρδος</w:t>
-      </w:r>
-    </w:p>
-    <w:p>
-      <w:pPr/>
-      <w:r>
-        <w:rPr>
-          <w:lang w:val="hi_IN" w:bidi="hi_IN"/>
-        </w:rPr>
-      </w:r>
-      <w:r>
-        <w:rPr>
-          <w:b/>
-          <w:lang w:val="hi_IN" w:bidi="hi_IN"/>
-        </w:rPr>
         <w:t>""</w:t>
       </w:r>
     </w:p>
@@ -8684,21 +7636,6 @@
           <w:b/>
           <w:lang w:val="hi_IN" w:bidi="hi_IN"/>
         </w:rPr>
-        <w:t>ἐν σαρκί</w:t>
-      </w:r>
-    </w:p>
-    <w:p>
-      <w:pPr/>
-      <w:r>
-        <w:rPr>
-          <w:lang w:val="hi_IN" w:bidi="hi_IN"/>
-        </w:rPr>
-      </w:r>
-      <w:r>
-        <w:rPr>
-          <w:b/>
-          <w:lang w:val="hi_IN" w:bidi="hi_IN"/>
-        </w:rPr>
         <w:t>""</w:t>
       </w:r>
     </w:p>
@@ -8808,21 +7745,6 @@
           <w:b/>
           <w:lang w:val="hi_IN" w:bidi="hi_IN"/>
         </w:rPr>
-        <w:t>τοῦτό μοι καρπὸς ἔργου</w:t>
-      </w:r>
-    </w:p>
-    <w:p>
-      <w:pPr/>
-      <w:r>
-        <w:rPr>
-          <w:lang w:val="hi_IN" w:bidi="hi_IN"/>
-        </w:rPr>
-      </w:r>
-      <w:r>
-        <w:rPr>
-          <w:b/>
-          <w:lang w:val="hi_IN" w:bidi="hi_IN"/>
-        </w:rPr>
         <w:t>""</w:t>
       </w:r>
     </w:p>
@@ -8919,21 +7841,6 @@
           <w:b/>
           <w:lang w:val="hi_IN" w:bidi="hi_IN"/>
         </w:rPr>
-        <w:t>τοῦτό μοι καρπὸς ἔργου</w:t>
-      </w:r>
-    </w:p>
-    <w:p>
-      <w:pPr/>
-      <w:r>
-        <w:rPr>
-          <w:lang w:val="hi_IN" w:bidi="hi_IN"/>
-        </w:rPr>
-      </w:r>
-      <w:r>
-        <w:rPr>
-          <w:b/>
-          <w:lang w:val="hi_IN" w:bidi="hi_IN"/>
-        </w:rPr>
         <w:t>"मेरे काम के लिये लाभदायक है"</w:t>
       </w:r>
     </w:p>
@@ -9030,21 +7937,6 @@
           <w:b/>
           <w:lang w:val="hi_IN" w:bidi="hi_IN"/>
         </w:rPr>
-        <w:t>συνέχομαι δὲ ἐκ τῶν δύο</w:t>
-      </w:r>
-    </w:p>
-    <w:p>
-      <w:pPr/>
-      <w:r>
-        <w:rPr>
-          <w:lang w:val="hi_IN" w:bidi="hi_IN"/>
-        </w:rPr>
-      </w:r>
-      <w:r>
-        <w:rPr>
-          <w:b/>
-          <w:lang w:val="hi_IN" w:bidi="hi_IN"/>
-        </w:rPr>
         <w:t>""</w:t>
       </w:r>
     </w:p>
@@ -9141,21 +8033,6 @@
           <w:b/>
           <w:lang w:val="hi_IN" w:bidi="hi_IN"/>
         </w:rPr>
-        <w:t>συνέχομαι</w:t>
-      </w:r>
-    </w:p>
-    <w:p>
-      <w:pPr/>
-      <w:r>
-        <w:rPr>
-          <w:lang w:val="hi_IN" w:bidi="hi_IN"/>
-        </w:rPr>
-      </w:r>
-      <w:r>
-        <w:rPr>
-          <w:b/>
-          <w:lang w:val="hi_IN" w:bidi="hi_IN"/>
-        </w:rPr>
         <w:t>"मैं"</w:t>
       </w:r>
       <w:r>
@@ -9265,21 +8142,6 @@
           <w:b/>
           <w:lang w:val="hi_IN" w:bidi="hi_IN"/>
         </w:rPr>
-        <w:t>τῶν δύο</w:t>
-      </w:r>
-    </w:p>
-    <w:p>
-      <w:pPr/>
-      <w:r>
-        <w:rPr>
-          <w:lang w:val="hi_IN" w:bidi="hi_IN"/>
-        </w:rPr>
-      </w:r>
-      <w:r>
-        <w:rPr>
-          <w:b/>
-          <w:lang w:val="hi_IN" w:bidi="hi_IN"/>
-        </w:rPr>
         <w:t>"दोनों"</w:t>
       </w:r>
     </w:p>
@@ -9389,21 +8251,6 @@
           <w:b/>
           <w:lang w:val="hi_IN" w:bidi="hi_IN"/>
         </w:rPr>
-        <w:t>τὴν ἐπιθυμίαν ἔχων</w:t>
-      </w:r>
-    </w:p>
-    <w:p>
-      <w:pPr/>
-      <w:r>
-        <w:rPr>
-          <w:lang w:val="hi_IN" w:bidi="hi_IN"/>
-        </w:rPr>
-      </w:r>
-      <w:r>
-        <w:rPr>
-          <w:b/>
-          <w:lang w:val="hi_IN" w:bidi="hi_IN"/>
-        </w:rPr>
         <w:t>"जी तो चाहता है"</w:t>
       </w:r>
     </w:p>
@@ -9487,21 +8334,6 @@
           <w:b/>
           <w:lang w:val="hi_IN" w:bidi="hi_IN"/>
         </w:rPr>
-        <w:t>ἀναλῦσαι</w:t>
-      </w:r>
-    </w:p>
-    <w:p>
-      <w:pPr/>
-      <w:r>
-        <w:rPr>
-          <w:lang w:val="hi_IN" w:bidi="hi_IN"/>
-        </w:rPr>
-      </w:r>
-      <w:r>
-        <w:rPr>
-          <w:b/>
-          <w:lang w:val="hi_IN" w:bidi="hi_IN"/>
-        </w:rPr>
         <w:t>""</w:t>
       </w:r>
     </w:p>
@@ -9597,21 +8429,6 @@
         <w:rPr>
           <w:lang w:val="hi_IN" w:bidi="hi_IN"/>
         </w:rPr>
-      </w:r>
-    </w:p>
-    <w:p>
-      <w:pPr/>
-      <w:r>
-        <w:rPr>
-          <w:lang w:val="hi_IN" w:bidi="hi_IN"/>
-        </w:rPr>
-      </w:r>
-      <w:r>
-        <w:rPr>
-          <w:b/>
-          <w:lang w:val="hi_IN" w:bidi="hi_IN"/>
-        </w:rPr>
-        <w:t>τὸ δὲ ἐπιμένειν ἐν τῇ σαρκὶ</w:t>
       </w:r>
     </w:p>
     <w:p>
@@ -9753,21 +8570,6 @@
           <w:b/>
           <w:lang w:val="hi_IN" w:bidi="hi_IN"/>
         </w:rPr>
-        <w:t>ἀναγκαιότερον</w:t>
-      </w:r>
-    </w:p>
-    <w:p>
-      <w:pPr/>
-      <w:r>
-        <w:rPr>
-          <w:lang w:val="hi_IN" w:bidi="hi_IN"/>
-        </w:rPr>
-      </w:r>
-      <w:r>
-        <w:rPr>
-          <w:b/>
-          <w:lang w:val="hi_IN" w:bidi="hi_IN"/>
-        </w:rPr>
         <w:t>"और भी आवश्यक"</w:t>
       </w:r>
     </w:p>
@@ -9958,21 +8760,6 @@
           <w:b/>
           <w:lang w:val="hi_IN" w:bidi="hi_IN"/>
         </w:rPr>
-        <w:t>καὶ τοῦτο πεποιθὼς</w:t>
-      </w:r>
-    </w:p>
-    <w:p>
-      <w:pPr/>
-      <w:r>
-        <w:rPr>
-          <w:lang w:val="hi_IN" w:bidi="hi_IN"/>
-        </w:rPr>
-      </w:r>
-      <w:r>
-        <w:rPr>
-          <w:b/>
-          <w:lang w:val="hi_IN" w:bidi="hi_IN"/>
-        </w:rPr>
         <w:t>""</w:t>
       </w:r>
     </w:p>
@@ -10080,21 +8867,6 @@
           <w:b/>
           <w:lang w:val="hi_IN" w:bidi="hi_IN"/>
         </w:rPr>
-        <w:t>τοῦτο πεποιθὼς</w:t>
-      </w:r>
-    </w:p>
-    <w:p>
-      <w:pPr/>
-      <w:r>
-        <w:rPr>
-          <w:lang w:val="hi_IN" w:bidi="hi_IN"/>
-        </w:rPr>
-      </w:r>
-      <w:r>
-        <w:rPr>
-          <w:b/>
-          <w:lang w:val="hi_IN" w:bidi="hi_IN"/>
-        </w:rPr>
         <w:t>"इसलिए"</w:t>
       </w:r>
       <w:r>
@@ -10177,21 +8949,6 @@
         <w:rPr>
           <w:lang w:val="hi_IN" w:bidi="hi_IN"/>
         </w:rPr>
-      </w:r>
-    </w:p>
-    <w:p>
-      <w:pPr/>
-      <w:r>
-        <w:rPr>
-          <w:lang w:val="hi_IN" w:bidi="hi_IN"/>
-        </w:rPr>
-      </w:r>
-      <w:r>
-        <w:rPr>
-          <w:b/>
-          <w:lang w:val="hi_IN" w:bidi="hi_IN"/>
-        </w:rPr>
-        <w:t>μενῶ</w:t>
       </w:r>
     </w:p>
     <w:p>
@@ -10313,21 +9070,6 @@
           <w:b/>
           <w:lang w:val="hi_IN" w:bidi="hi_IN"/>
         </w:rPr>
-        <w:t>μενῶ καὶ παραμενῶ</w:t>
-      </w:r>
-    </w:p>
-    <w:p>
-      <w:pPr/>
-      <w:r>
-        <w:rPr>
-          <w:lang w:val="hi_IN" w:bidi="hi_IN"/>
-        </w:rPr>
-      </w:r>
-      <w:r>
-        <w:rPr>
-          <w:b/>
-          <w:lang w:val="hi_IN" w:bidi="hi_IN"/>
-        </w:rPr>
         <w:t>"मैं जीवित रहूँगा, वरन्"</w:t>
       </w:r>
       <w:r>
@@ -10551,21 +9293,6 @@
           <w:b/>
           <w:lang w:val="hi_IN" w:bidi="hi_IN"/>
         </w:rPr>
-        <w:t>εἰς τὴν ὑμῶν προκοπὴν καὶ χαρὰν</w:t>
-      </w:r>
-    </w:p>
-    <w:p>
-      <w:pPr/>
-      <w:r>
-        <w:rPr>
-          <w:lang w:val="hi_IN" w:bidi="hi_IN"/>
-        </w:rPr>
-      </w:r>
-      <w:r>
-        <w:rPr>
-          <w:b/>
-          <w:lang w:val="hi_IN" w:bidi="hi_IN"/>
-        </w:rPr>
         <w:t>"के"</w:t>
       </w:r>
       <w:r>
@@ -10687,21 +9414,6 @@
         <w:rPr>
           <w:lang w:val="hi_IN" w:bidi="hi_IN"/>
         </w:rPr>
-      </w:r>
-    </w:p>
-    <w:p>
-      <w:pPr/>
-      <w:r>
-        <w:rPr>
-          <w:lang w:val="hi_IN" w:bidi="hi_IN"/>
-        </w:rPr>
-      </w:r>
-      <w:r>
-        <w:rPr>
-          <w:b/>
-          <w:lang w:val="hi_IN" w:bidi="hi_IN"/>
-        </w:rPr>
-        <w:t>εἰς τὴν ὑμῶν προκοπὴν καὶ χαρὰν</w:t>
       </w:r>
     </w:p>
     <w:p>
@@ -10971,21 +9683,6 @@
           <w:b/>
           <w:lang w:val="hi_IN" w:bidi="hi_IN"/>
         </w:rPr>
-        <w:t>τῆς πίστεως</w:t>
-      </w:r>
-    </w:p>
-    <w:p>
-      <w:pPr/>
-      <w:r>
-        <w:rPr>
-          <w:lang w:val="hi_IN" w:bidi="hi_IN"/>
-        </w:rPr>
-      </w:r>
-      <w:r>
-        <w:rPr>
-          <w:b/>
-          <w:lang w:val="hi_IN" w:bidi="hi_IN"/>
-        </w:rPr>
         <w:t>"विश्वास"</w:t>
       </w:r>
       <w:r>
@@ -11081,21 +9778,6 @@
         <w:rPr>
           <w:lang w:val="hi_IN" w:bidi="hi_IN"/>
         </w:rPr>
-      </w:r>
-    </w:p>
-    <w:p>
-      <w:pPr/>
-      <w:r>
-        <w:rPr>
-          <w:lang w:val="hi_IN" w:bidi="hi_IN"/>
-        </w:rPr>
-      </w:r>
-      <w:r>
-        <w:rPr>
-          <w:b/>
-          <w:lang w:val="hi_IN" w:bidi="hi_IN"/>
-        </w:rPr>
-        <w:t>ἵνα</w:t>
       </w:r>
     </w:p>
     <w:p>
@@ -11224,21 +9906,6 @@
           <w:b/>
           <w:lang w:val="hi_IN" w:bidi="hi_IN"/>
         </w:rPr>
-        <w:t>καύχημα &amp; ἐν</w:t>
-      </w:r>
-    </w:p>
-    <w:p>
-      <w:pPr/>
-      <w:r>
-        <w:rPr>
-          <w:lang w:val="hi_IN" w:bidi="hi_IN"/>
-        </w:rPr>
-      </w:r>
-      <w:r>
-        <w:rPr>
-          <w:b/>
-          <w:lang w:val="hi_IN" w:bidi="hi_IN"/>
-        </w:rPr>
         <w:t>"घमण्ड"</w:t>
       </w:r>
       <w:r>
@@ -11334,21 +10001,6 @@
         <w:rPr>
           <w:lang w:val="hi_IN" w:bidi="hi_IN"/>
         </w:rPr>
-      </w:r>
-    </w:p>
-    <w:p>
-      <w:pPr/>
-      <w:r>
-        <w:rPr>
-          <w:lang w:val="hi_IN" w:bidi="hi_IN"/>
-        </w:rPr>
-      </w:r>
-      <w:r>
-        <w:rPr>
-          <w:b/>
-          <w:lang w:val="hi_IN" w:bidi="hi_IN"/>
-        </w:rPr>
-        <w:t>παρουσίας</w:t>
       </w:r>
     </w:p>
     <w:p>
@@ -11477,21 +10129,6 @@
           <w:b/>
           <w:lang w:val="hi_IN" w:bidi="hi_IN"/>
         </w:rPr>
-        <w:t>διὰ τῆς ἐμῆς παρουσίας</w:t>
-      </w:r>
-    </w:p>
-    <w:p>
-      <w:pPr/>
-      <w:r>
-        <w:rPr>
-          <w:lang w:val="hi_IN" w:bidi="hi_IN"/>
-        </w:rPr>
-      </w:r>
-      <w:r>
-        <w:rPr>
-          <w:b/>
-          <w:lang w:val="hi_IN" w:bidi="hi_IN"/>
-        </w:rPr>
         <w:t>"मेरे"</w:t>
       </w:r>
       <w:r>
@@ -11613,21 +10250,6 @@
         <w:rPr>
           <w:lang w:val="hi_IN" w:bidi="hi_IN"/>
         </w:rPr>
-      </w:r>
-    </w:p>
-    <w:p>
-      <w:pPr/>
-      <w:r>
-        <w:rPr>
-          <w:lang w:val="hi_IN" w:bidi="hi_IN"/>
-        </w:rPr>
-      </w:r>
-      <w:r>
-        <w:rPr>
-          <w:b/>
-          <w:lang w:val="hi_IN" w:bidi="hi_IN"/>
-        </w:rPr>
-        <w:t>ἐλθὼν</w:t>
       </w:r>
     </w:p>
     <w:p>
@@ -11769,21 +10391,6 @@
           <w:b/>
           <w:lang w:val="hi_IN" w:bidi="hi_IN"/>
         </w:rPr>
-        <w:t>ἀξίως τοῦ εὐαγγελίου τοῦ Χριστοῦ πολιτεύεσθε</w:t>
-      </w:r>
-    </w:p>
-    <w:p>
-      <w:pPr/>
-      <w:r>
-        <w:rPr>
-          <w:lang w:val="hi_IN" w:bidi="hi_IN"/>
-        </w:rPr>
-      </w:r>
-      <w:r>
-        <w:rPr>
-          <w:b/>
-          <w:lang w:val="hi_IN" w:bidi="hi_IN"/>
-        </w:rPr>
         <w:t>"मसीह के सुसमाचार के योग्य"</w:t>
       </w:r>
     </w:p>
@@ -11867,21 +10474,6 @@
           <w:b/>
           <w:lang w:val="hi_IN" w:bidi="hi_IN"/>
         </w:rPr>
-        <w:t>στήκετε</w:t>
-      </w:r>
-    </w:p>
-    <w:p>
-      <w:pPr/>
-      <w:r>
-        <w:rPr>
-          <w:lang w:val="hi_IN" w:bidi="hi_IN"/>
-        </w:rPr>
-      </w:r>
-      <w:r>
-        <w:rPr>
-          <w:b/>
-          <w:lang w:val="hi_IN" w:bidi="hi_IN"/>
-        </w:rPr>
         <w:t>"हो"</w:t>
       </w:r>
     </w:p>
@@ -11978,21 +10570,6 @@
           <w:b/>
           <w:lang w:val="hi_IN" w:bidi="hi_IN"/>
         </w:rPr>
-        <w:t>ἐν ἑνὶ πνεύματι, μιᾷ ψυχῇ</w:t>
-      </w:r>
-    </w:p>
-    <w:p>
-      <w:pPr/>
-      <w:r>
-        <w:rPr>
-          <w:lang w:val="hi_IN" w:bidi="hi_IN"/>
-        </w:rPr>
-      </w:r>
-      <w:r>
-        <w:rPr>
-          <w:b/>
-          <w:lang w:val="hi_IN" w:bidi="hi_IN"/>
-        </w:rPr>
         <w:t>"करो कि"</w:t>
       </w:r>
       <w:r>
@@ -12128,21 +10705,6 @@
           <w:b/>
           <w:lang w:val="hi_IN" w:bidi="hi_IN"/>
         </w:rPr>
-        <w:t>ἐν ἑνὶ πνεύματι, μιᾷ ψυχῇ</w:t>
-      </w:r>
-    </w:p>
-    <w:p>
-      <w:pPr/>
-      <w:r>
-        <w:rPr>
-          <w:lang w:val="hi_IN" w:bidi="hi_IN"/>
-        </w:rPr>
-      </w:r>
-      <w:r>
-        <w:rPr>
-          <w:b/>
-          <w:lang w:val="hi_IN" w:bidi="hi_IN"/>
-        </w:rPr>
         <w:t>"करो कि"</w:t>
       </w:r>
       <w:r>
@@ -12278,21 +10840,6 @@
           <w:b/>
           <w:lang w:val="hi_IN" w:bidi="hi_IN"/>
         </w:rPr>
-        <w:t>συναθλοῦντες</w:t>
-      </w:r>
-    </w:p>
-    <w:p>
-      <w:pPr/>
-      <w:r>
-        <w:rPr>
-          <w:lang w:val="hi_IN" w:bidi="hi_IN"/>
-        </w:rPr>
-      </w:r>
-      <w:r>
-        <w:rPr>
-          <w:b/>
-          <w:lang w:val="hi_IN" w:bidi="hi_IN"/>
-        </w:rPr>
         <w:t>""</w:t>
       </w:r>
     </w:p>
@@ -12356,21 +10903,6 @@
           <w:b/>
           <w:lang w:val="hi_IN" w:bidi="hi_IN"/>
         </w:rPr>
-        <w:t>τῇ πίστει τοῦ εὐαγγελίου</w:t>
-      </w:r>
-    </w:p>
-    <w:p>
-      <w:pPr/>
-      <w:r>
-        <w:rPr>
-          <w:lang w:val="hi_IN" w:bidi="hi_IN"/>
-        </w:rPr>
-      </w:r>
-      <w:r>
-        <w:rPr>
-          <w:b/>
-          <w:lang w:val="hi_IN" w:bidi="hi_IN"/>
-        </w:rPr>
         <w:t>""</w:t>
       </w:r>
     </w:p>
@@ -12460,21 +10992,6 @@
           <w:b/>
           <w:lang w:val="hi_IN" w:bidi="hi_IN"/>
         </w:rPr>
-        <w:t>τῶν ἀντικειμένων</w:t>
-      </w:r>
-    </w:p>
-    <w:p>
-      <w:pPr/>
-      <w:r>
-        <w:rPr>
-          <w:lang w:val="hi_IN" w:bidi="hi_IN"/>
-        </w:rPr>
-      </w:r>
-      <w:r>
-        <w:rPr>
-          <w:b/>
-          <w:lang w:val="hi_IN" w:bidi="hi_IN"/>
-        </w:rPr>
         <w:t>"विरोधियों"</w:t>
       </w:r>
     </w:p>
@@ -12571,21 +11088,6 @@
           <w:b/>
           <w:lang w:val="hi_IN" w:bidi="hi_IN"/>
         </w:rPr>
-        <w:t>ἥτις ἐστὶν αὐτοῖς ἔνδειξις</w:t>
-      </w:r>
-    </w:p>
-    <w:p>
-      <w:pPr/>
-      <w:r>
-        <w:rPr>
-          <w:lang w:val="hi_IN" w:bidi="hi_IN"/>
-        </w:rPr>
-      </w:r>
-      <w:r>
-        <w:rPr>
-          <w:b/>
-          <w:lang w:val="hi_IN" w:bidi="hi_IN"/>
-        </w:rPr>
         <w:t>""</w:t>
       </w:r>
     </w:p>
@@ -12675,21 +11177,6 @@
           <w:b/>
           <w:lang w:val="hi_IN" w:bidi="hi_IN"/>
         </w:rPr>
-        <w:t>ἀπωλείας</w:t>
-      </w:r>
-    </w:p>
-    <w:p>
-      <w:pPr/>
-      <w:r>
-        <w:rPr>
-          <w:lang w:val="hi_IN" w:bidi="hi_IN"/>
-        </w:rPr>
-      </w:r>
-      <w:r>
-        <w:rPr>
-          <w:b/>
-          <w:lang w:val="hi_IN" w:bidi="hi_IN"/>
-        </w:rPr>
         <w:t>"विनाश का"</w:t>
       </w:r>
     </w:p>
@@ -12786,21 +11273,6 @@
           <w:b/>
           <w:lang w:val="hi_IN" w:bidi="hi_IN"/>
         </w:rPr>
-        <w:t>ὑμῶν δὲ σωτηρίας</w:t>
-      </w:r>
-    </w:p>
-    <w:p>
-      <w:pPr/>
-      <w:r>
-        <w:rPr>
-          <w:lang w:val="hi_IN" w:bidi="hi_IN"/>
-        </w:rPr>
-      </w:r>
-      <w:r>
-        <w:rPr>
-          <w:b/>
-          <w:lang w:val="hi_IN" w:bidi="hi_IN"/>
-        </w:rPr>
         <w:t>"उद्धार का"</w:t>
       </w:r>
     </w:p>
@@ -12897,21 +11369,6 @@
           <w:b/>
           <w:lang w:val="hi_IN" w:bidi="hi_IN"/>
         </w:rPr>
-        <w:t>τοῦτο ἀπὸ Θεοῦ</w:t>
-      </w:r>
-    </w:p>
-    <w:p>
-      <w:pPr/>
-      <w:r>
-        <w:rPr>
-          <w:lang w:val="hi_IN" w:bidi="hi_IN"/>
-        </w:rPr>
-      </w:r>
-      <w:r>
-        <w:rPr>
-          <w:b/>
-          <w:lang w:val="hi_IN" w:bidi="hi_IN"/>
-        </w:rPr>
         <w:t>""</w:t>
       </w:r>
     </w:p>
@@ -13001,21 +11458,6 @@
           <w:b/>
           <w:lang w:val="hi_IN" w:bidi="hi_IN"/>
         </w:rPr>
-        <w:t>ὑμῖν ἐχαρίσθη τὸ</w:t>
-      </w:r>
-    </w:p>
-    <w:p>
-      <w:pPr/>
-      <w:r>
-        <w:rPr>
-          <w:lang w:val="hi_IN" w:bidi="hi_IN"/>
-        </w:rPr>
-      </w:r>
-      <w:r>
-        <w:rPr>
-          <w:b/>
-          <w:lang w:val="hi_IN" w:bidi="hi_IN"/>
-        </w:rPr>
         <w:t>"तुम अनुग्रह हुआ"</w:t>
       </w:r>
     </w:p>
@@ -13099,21 +11541,6 @@
           <w:b/>
           <w:lang w:val="hi_IN" w:bidi="hi_IN"/>
         </w:rPr>
-        <w:t>τὸν αὐτὸν ἀγῶνα ἔχοντες</w:t>
-      </w:r>
-    </w:p>
-    <w:p>
-      <w:pPr/>
-      <w:r>
-        <w:rPr>
-          <w:lang w:val="hi_IN" w:bidi="hi_IN"/>
-        </w:rPr>
-      </w:r>
-      <w:r>
-        <w:rPr>
-          <w:b/>
-          <w:lang w:val="hi_IN" w:bidi="hi_IN"/>
-        </w:rPr>
         <w:t>""</w:t>
       </w:r>
     </w:p>
@@ -13190,21 +11617,6 @@
           <w:b/>
           <w:lang w:val="hi_IN" w:bidi="hi_IN"/>
         </w:rPr>
-        <w:t>τὸν αὐτὸν ἀγῶνα ἔχοντες, οἷον εἴδετε ἐν ἐμοὶ</w:t>
-      </w:r>
-    </w:p>
-    <w:p>
-      <w:pPr/>
-      <w:r>
-        <w:rPr>
-          <w:lang w:val="hi_IN" w:bidi="hi_IN"/>
-        </w:rPr>
-      </w:r>
-      <w:r>
-        <w:rPr>
-          <w:b/>
-          <w:lang w:val="hi_IN" w:bidi="hi_IN"/>
-        </w:rPr>
         <w:t>"तुम्हें वैसा ही परिश्रम करना है, जैसा तुम ने मुझे देखा है,"</w:t>
       </w:r>
       <w:r>
@@ -13314,21 +11726,6 @@
           <w:b/>
           <w:lang w:val="hi_IN" w:bidi="hi_IN"/>
         </w:rPr>
-        <w:t>εἴδετε ἐν ἐμοὶ, καὶ νῦν ἀκούετε ἐν ἐμοί</w:t>
-      </w:r>
-    </w:p>
-    <w:p>
-      <w:pPr/>
-      <w:r>
-        <w:rPr>
-          <w:lang w:val="hi_IN" w:bidi="hi_IN"/>
-        </w:rPr>
-      </w:r>
-      <w:r>
-        <w:rPr>
-          <w:b/>
-          <w:lang w:val="hi_IN" w:bidi="hi_IN"/>
-        </w:rPr>
         <w:t>"और तुम्हें"</w:t>
       </w:r>
       <w:r>
@@ -13438,21 +11835,6 @@
           <w:b/>
           <w:lang w:val="hi_IN" w:bidi="hi_IN"/>
         </w:rPr>
-        <w:t>οὖν</w:t>
-      </w:r>
-    </w:p>
-    <w:p>
-      <w:pPr/>
-      <w:r>
-        <w:rPr>
-          <w:lang w:val="hi_IN" w:bidi="hi_IN"/>
-        </w:rPr>
-      </w:r>
-      <w:r>
-        <w:rPr>
-          <w:b/>
-          <w:lang w:val="hi_IN" w:bidi="hi_IN"/>
-        </w:rPr>
         <w:t>"अतः"</w:t>
       </w:r>
     </w:p>
@@ -13549,21 +11931,6 @@
           <w:b/>
           <w:lang w:val="hi_IN" w:bidi="hi_IN"/>
         </w:rPr>
-        <w:t>εἴ τις &amp; παράκλησις ἐν Χριστῷ, εἴ τι παραμύθιον ἀγάπης, εἴ τις κοινωνία Πνεύματος, εἴ τις σπλάγχνα καὶ οἰκτιρμοί</w:t>
-      </w:r>
-    </w:p>
-    <w:p>
-      <w:pPr/>
-      <w:r>
-        <w:rPr>
-          <w:lang w:val="hi_IN" w:bidi="hi_IN"/>
-        </w:rPr>
-      </w:r>
-      <w:r>
-        <w:rPr>
-          <w:b/>
-          <w:lang w:val="hi_IN" w:bidi="hi_IN"/>
-        </w:rPr>
         <w:t>""</w:t>
       </w:r>
     </w:p>
@@ -13653,21 +12020,6 @@
           <w:b/>
           <w:lang w:val="hi_IN" w:bidi="hi_IN"/>
         </w:rPr>
-        <w:t>εἴ τι παραμύθιον ἀγάπης, εἴ τις κοινωνία Πνεύματος, εἴ τις σπλάγχνα καὶ οἰκτιρμοί</w:t>
-      </w:r>
-    </w:p>
-    <w:p>
-      <w:pPr/>
-      <w:r>
-        <w:rPr>
-          <w:lang w:val="hi_IN" w:bidi="hi_IN"/>
-        </w:rPr>
-      </w:r>
-      <w:r>
-        <w:rPr>
-          <w:b/>
-          <w:lang w:val="hi_IN" w:bidi="hi_IN"/>
-        </w:rPr>
         <w:t>"और प्रेम से ढाढ़स और आत्मा की सहभागिता, और कुछ करुणा और दया"</w:t>
       </w:r>
     </w:p>
@@ -13764,21 +12116,6 @@
           <w:b/>
           <w:lang w:val="hi_IN" w:bidi="hi_IN"/>
         </w:rPr>
-        <w:t>εἴ τις &amp; παράκλησις ἐν Χριστῷ</w:t>
-      </w:r>
-    </w:p>
-    <w:p>
-      <w:pPr/>
-      <w:r>
-        <w:rPr>
-          <w:lang w:val="hi_IN" w:bidi="hi_IN"/>
-        </w:rPr>
-      </w:r>
-      <w:r>
-        <w:rPr>
-          <w:b/>
-          <w:lang w:val="hi_IN" w:bidi="hi_IN"/>
-        </w:rPr>
         <w:t>""</w:t>
       </w:r>
     </w:p>
@@ -13855,21 +12192,6 @@
           <w:b/>
           <w:lang w:val="hi_IN" w:bidi="hi_IN"/>
         </w:rPr>
-        <w:t>εἴ τις &amp; παράκλησις ἐν Χριστῷ</w:t>
-      </w:r>
-    </w:p>
-    <w:p>
-      <w:pPr/>
-      <w:r>
-        <w:rPr>
-          <w:lang w:val="hi_IN" w:bidi="hi_IN"/>
-        </w:rPr>
-      </w:r>
-      <w:r>
-        <w:rPr>
-          <w:b/>
-          <w:lang w:val="hi_IN" w:bidi="hi_IN"/>
-        </w:rPr>
         <w:t>"यदि मसीह में कुछ प्रोत्साहन"</w:t>
       </w:r>
     </w:p>
@@ -13946,21 +12268,6 @@
           <w:b/>
           <w:lang w:val="hi_IN" w:bidi="hi_IN"/>
         </w:rPr>
-        <w:t>εἴ τις &amp; παράκλησις ἐν Χριστῷ</w:t>
-      </w:r>
-    </w:p>
-    <w:p>
-      <w:pPr/>
-      <w:r>
-        <w:rPr>
-          <w:lang w:val="hi_IN" w:bidi="hi_IN"/>
-        </w:rPr>
-      </w:r>
-      <w:r>
-        <w:rPr>
-          <w:b/>
-          <w:lang w:val="hi_IN" w:bidi="hi_IN"/>
-        </w:rPr>
         <w:t>"यदि मसीह में कुछ प्रोत्साहन"</w:t>
       </w:r>
     </w:p>
@@ -14057,21 +12364,6 @@
           <w:b/>
           <w:lang w:val="hi_IN" w:bidi="hi_IN"/>
         </w:rPr>
-        <w:t>εἴ τι παραμύθιον ἀγάπης</w:t>
-      </w:r>
-    </w:p>
-    <w:p>
-      <w:pPr/>
-      <w:r>
-        <w:rPr>
-          <w:lang w:val="hi_IN" w:bidi="hi_IN"/>
-        </w:rPr>
-      </w:r>
-      <w:r>
-        <w:rPr>
-          <w:b/>
-          <w:lang w:val="hi_IN" w:bidi="hi_IN"/>
-        </w:rPr>
         <w:t>""</w:t>
       </w:r>
     </w:p>
@@ -14148,21 +12440,6 @@
           <w:b/>
           <w:lang w:val="hi_IN" w:bidi="hi_IN"/>
         </w:rPr>
-        <w:t>εἴ τι παραμύθιον ἀγάπης</w:t>
-      </w:r>
-    </w:p>
-    <w:p>
-      <w:pPr/>
-      <w:r>
-        <w:rPr>
-          <w:lang w:val="hi_IN" w:bidi="hi_IN"/>
-        </w:rPr>
-      </w:r>
-      <w:r>
-        <w:rPr>
-          <w:b/>
-          <w:lang w:val="hi_IN" w:bidi="hi_IN"/>
-        </w:rPr>
         <w:t>"प्रेम से ढाढ़स"</w:t>
       </w:r>
     </w:p>
@@ -14272,21 +12549,6 @@
           <w:b/>
           <w:lang w:val="hi_IN" w:bidi="hi_IN"/>
         </w:rPr>
-        <w:t>εἴ τι παραμύθιον ἀγάπης</w:t>
-      </w:r>
-    </w:p>
-    <w:p>
-      <w:pPr/>
-      <w:r>
-        <w:rPr>
-          <w:lang w:val="hi_IN" w:bidi="hi_IN"/>
-        </w:rPr>
-      </w:r>
-      <w:r>
-        <w:rPr>
-          <w:b/>
-          <w:lang w:val="hi_IN" w:bidi="hi_IN"/>
-        </w:rPr>
         <w:t>"प्रेम से ढाढ़स"</w:t>
       </w:r>
     </w:p>
@@ -14383,21 +12645,6 @@
           <w:b/>
           <w:lang w:val="hi_IN" w:bidi="hi_IN"/>
         </w:rPr>
-        <w:t>εἴ τις κοινωνία Πνεύματος</w:t>
-      </w:r>
-    </w:p>
-    <w:p>
-      <w:pPr/>
-      <w:r>
-        <w:rPr>
-          <w:lang w:val="hi_IN" w:bidi="hi_IN"/>
-        </w:rPr>
-      </w:r>
-      <w:r>
-        <w:rPr>
-          <w:b/>
-          <w:lang w:val="hi_IN" w:bidi="hi_IN"/>
-        </w:rPr>
         <w:t>""</w:t>
       </w:r>
     </w:p>
@@ -14474,21 +12721,6 @@
           <w:b/>
           <w:lang w:val="hi_IN" w:bidi="hi_IN"/>
         </w:rPr>
-        <w:t>εἴ τις κοινωνία Πνεύματος</w:t>
-      </w:r>
-    </w:p>
-    <w:p>
-      <w:pPr/>
-      <w:r>
-        <w:rPr>
-          <w:lang w:val="hi_IN" w:bidi="hi_IN"/>
-        </w:rPr>
-      </w:r>
-      <w:r>
-        <w:rPr>
-          <w:b/>
-          <w:lang w:val="hi_IN" w:bidi="hi_IN"/>
-        </w:rPr>
         <w:t>"आत्मा की सहभागिता"</w:t>
       </w:r>
     </w:p>
@@ -14585,21 +12817,6 @@
           <w:b/>
           <w:lang w:val="hi_IN" w:bidi="hi_IN"/>
         </w:rPr>
-        <w:t>εἴ τις σπλάγχνα καὶ οἰκτιρμοί</w:t>
-      </w:r>
-    </w:p>
-    <w:p>
-      <w:pPr/>
-      <w:r>
-        <w:rPr>
-          <w:lang w:val="hi_IN" w:bidi="hi_IN"/>
-        </w:rPr>
-      </w:r>
-      <w:r>
-        <w:rPr>
-          <w:b/>
-          <w:lang w:val="hi_IN" w:bidi="hi_IN"/>
-        </w:rPr>
         <w:t>""</w:t>
       </w:r>
     </w:p>
@@ -14689,21 +12906,6 @@
           <w:b/>
           <w:lang w:val="hi_IN" w:bidi="hi_IN"/>
         </w:rPr>
-        <w:t>εἴ τις σπλάγχνα καὶ οἰκτιρμοί</w:t>
-      </w:r>
-    </w:p>
-    <w:p>
-      <w:pPr/>
-      <w:r>
-        <w:rPr>
-          <w:lang w:val="hi_IN" w:bidi="hi_IN"/>
-        </w:rPr>
-      </w:r>
-      <w:r>
-        <w:rPr>
-          <w:b/>
-          <w:lang w:val="hi_IN" w:bidi="hi_IN"/>
-        </w:rPr>
         <w:t>"और"</w:t>
       </w:r>
       <w:r>
@@ -14826,21 +13028,6 @@
           <w:b/>
           <w:lang w:val="hi_IN" w:bidi="hi_IN"/>
         </w:rPr>
-        <w:t>πληρώσατέ μου τὴν χαρὰν</w:t>
-      </w:r>
-    </w:p>
-    <w:p>
-      <w:pPr/>
-      <w:r>
-        <w:rPr>
-          <w:lang w:val="hi_IN" w:bidi="hi_IN"/>
-        </w:rPr>
-      </w:r>
-      <w:r>
-        <w:rPr>
-          <w:b/>
-          <w:lang w:val="hi_IN" w:bidi="hi_IN"/>
-        </w:rPr>
         <w:t>"मेरा आनन्द पूरा करो"</w:t>
       </w:r>
     </w:p>
@@ -14950,21 +13137,6 @@
           <w:b/>
           <w:lang w:val="hi_IN" w:bidi="hi_IN"/>
         </w:rPr>
-        <w:t>τὸ αὐτὸ φρονῆτε</w:t>
-      </w:r>
-    </w:p>
-    <w:p>
-      <w:pPr/>
-      <w:r>
-        <w:rPr>
-          <w:lang w:val="hi_IN" w:bidi="hi_IN"/>
-        </w:rPr>
-      </w:r>
-      <w:r>
-        <w:rPr>
-          <w:b/>
-          <w:lang w:val="hi_IN" w:bidi="hi_IN"/>
-        </w:rPr>
         <w:t>""</w:t>
       </w:r>
     </w:p>
@@ -15048,21 +13220,6 @@
           <w:b/>
           <w:lang w:val="hi_IN" w:bidi="hi_IN"/>
         </w:rPr>
-        <w:t>τὴν αὐτὴν ἀγάπην ἔχοντες</w:t>
-      </w:r>
-    </w:p>
-    <w:p>
-      <w:pPr/>
-      <w:r>
-        <w:rPr>
-          <w:lang w:val="hi_IN" w:bidi="hi_IN"/>
-        </w:rPr>
-      </w:r>
-      <w:r>
-        <w:rPr>
-          <w:b/>
-          <w:lang w:val="hi_IN" w:bidi="hi_IN"/>
-        </w:rPr>
         <w:t>"एक प्रेम, एक"</w:t>
       </w:r>
       <w:r>
@@ -15185,21 +13342,6 @@
           <w:b/>
           <w:lang w:val="hi_IN" w:bidi="hi_IN"/>
         </w:rPr>
-        <w:t>σύνψυχοι</w:t>
-      </w:r>
-    </w:p>
-    <w:p>
-      <w:pPr/>
-      <w:r>
-        <w:rPr>
-          <w:lang w:val="hi_IN" w:bidi="hi_IN"/>
-        </w:rPr>
-      </w:r>
-      <w:r>
-        <w:rPr>
-          <w:b/>
-          <w:lang w:val="hi_IN" w:bidi="hi_IN"/>
-        </w:rPr>
         <w:t>"चित्त"</w:t>
       </w:r>
     </w:p>
@@ -15296,21 +13438,6 @@
           <w:b/>
           <w:lang w:val="hi_IN" w:bidi="hi_IN"/>
         </w:rPr>
-        <w:t>τὸ ἓν φρονοῦντες</w:t>
-      </w:r>
-    </w:p>
-    <w:p>
-      <w:pPr/>
-      <w:r>
-        <w:rPr>
-          <w:lang w:val="hi_IN" w:bidi="hi_IN"/>
-        </w:rPr>
-      </w:r>
-      <w:r>
-        <w:rPr>
-          <w:b/>
-          <w:lang w:val="hi_IN" w:bidi="hi_IN"/>
-        </w:rPr>
         <w:t>"एक ही मनसा"</w:t>
       </w:r>
     </w:p>
@@ -15374,21 +13501,6 @@
           <w:b/>
           <w:lang w:val="hi_IN" w:bidi="hi_IN"/>
         </w:rPr>
-        <w:t>μηδὲν κατ’ ἐριθείαν</w:t>
-      </w:r>
-    </w:p>
-    <w:p>
-      <w:pPr/>
-      <w:r>
-        <w:rPr>
-          <w:lang w:val="hi_IN" w:bidi="hi_IN"/>
-        </w:rPr>
-      </w:r>
-      <w:r>
-        <w:rPr>
-          <w:b/>
-          <w:lang w:val="hi_IN" w:bidi="hi_IN"/>
-        </w:rPr>
         <w:t>"स्वार्थ"</w:t>
       </w:r>
       <w:r>
@@ -15465,21 +13577,6 @@
           <w:b/>
           <w:lang w:val="hi_IN" w:bidi="hi_IN"/>
         </w:rPr>
-        <w:t>μηδὲ κατὰ κενοδοξίαν</w:t>
-      </w:r>
-    </w:p>
-    <w:p>
-      <w:pPr/>
-      <w:r>
-        <w:rPr>
-          <w:lang w:val="hi_IN" w:bidi="hi_IN"/>
-        </w:rPr>
-      </w:r>
-      <w:r>
-        <w:rPr>
-          <w:b/>
-          <w:lang w:val="hi_IN" w:bidi="hi_IN"/>
-        </w:rPr>
         <w:t>""</w:t>
       </w:r>
     </w:p>
@@ -15543,21 +13640,6 @@
           <w:b/>
           <w:lang w:val="hi_IN" w:bidi="hi_IN"/>
         </w:rPr>
-        <w:t>μηδὲ κατὰ κενοδοξίαν</w:t>
-      </w:r>
-    </w:p>
-    <w:p>
-      <w:pPr/>
-      <w:r>
-        <w:rPr>
-          <w:lang w:val="hi_IN" w:bidi="hi_IN"/>
-        </w:rPr>
-      </w:r>
-      <w:r>
-        <w:rPr>
-          <w:b/>
-          <w:lang w:val="hi_IN" w:bidi="hi_IN"/>
-        </w:rPr>
         <w:t>"या मिथ्यागर्व"</w:t>
       </w:r>
       <w:r>
@@ -15667,21 +13749,6 @@
           <w:b/>
           <w:lang w:val="hi_IN" w:bidi="hi_IN"/>
         </w:rPr>
-        <w:t>ἀλλὰ τῇ ταπεινοφροσύνῃ ἀλλήλους ἡγούμενοι ὑπερέχοντας ἑαυτῶν</w:t>
-      </w:r>
-    </w:p>
-    <w:p>
-      <w:pPr/>
-      <w:r>
-        <w:rPr>
-          <w:lang w:val="hi_IN" w:bidi="hi_IN"/>
-        </w:rPr>
-      </w:r>
-      <w:r>
-        <w:rPr>
-          <w:b/>
-          <w:lang w:val="hi_IN" w:bidi="hi_IN"/>
-        </w:rPr>
         <w:t>"के"</w:t>
       </w:r>
       <w:r>
@@ -15804,21 +13871,6 @@
           <w:b/>
           <w:lang w:val="hi_IN" w:bidi="hi_IN"/>
         </w:rPr>
-        <w:t>μὴ τὰ ἑαυτῶν ἕκαστος σκοποῦντες, ἀλλὰ καὶ τὰ ἑτέρων ἕκαστοι</w:t>
-      </w:r>
-    </w:p>
-    <w:p>
-      <w:pPr/>
-      <w:r>
-        <w:rPr>
-          <w:lang w:val="hi_IN" w:bidi="hi_IN"/>
-        </w:rPr>
-      </w:r>
-      <w:r>
-        <w:rPr>
-          <w:b/>
-          <w:lang w:val="hi_IN" w:bidi="hi_IN"/>
-        </w:rPr>
         <w:t>""</w:t>
       </w:r>
     </w:p>
@@ -15882,21 +13934,6 @@
           <w:b/>
           <w:lang w:val="hi_IN" w:bidi="hi_IN"/>
         </w:rPr>
-        <w:t>ἕκαστος</w:t>
-      </w:r>
-    </w:p>
-    <w:p>
-      <w:pPr/>
-      <w:r>
-        <w:rPr>
-          <w:lang w:val="hi_IN" w:bidi="hi_IN"/>
-        </w:rPr>
-      </w:r>
-      <w:r>
-        <w:rPr>
-          <w:b/>
-          <w:lang w:val="hi_IN" w:bidi="hi_IN"/>
-        </w:rPr>
         <w:t>"हर एक"</w:t>
       </w:r>
     </w:p>
@@ -15993,21 +14030,6 @@
           <w:b/>
           <w:lang w:val="hi_IN" w:bidi="hi_IN"/>
         </w:rPr>
-        <w:t>μὴ &amp; σκοποῦντες</w:t>
-      </w:r>
-    </w:p>
-    <w:p>
-      <w:pPr/>
-      <w:r>
-        <w:rPr>
-          <w:lang w:val="hi_IN" w:bidi="hi_IN"/>
-        </w:rPr>
-      </w:r>
-      <w:r>
-        <w:rPr>
-          <w:b/>
-          <w:lang w:val="hi_IN" w:bidi="hi_IN"/>
-        </w:rPr>
         <w:t>"नहीं,"</w:t>
       </w:r>
       <w:r>
@@ -16084,21 +14106,6 @@
           <w:b/>
           <w:lang w:val="hi_IN" w:bidi="hi_IN"/>
         </w:rPr>
-        <w:t>ἑαυτῶν</w:t>
-      </w:r>
-    </w:p>
-    <w:p>
-      <w:pPr/>
-      <w:r>
-        <w:rPr>
-          <w:lang w:val="hi_IN" w:bidi="hi_IN"/>
-        </w:rPr>
-      </w:r>
-      <w:r>
-        <w:rPr>
-          <w:b/>
-          <w:lang w:val="hi_IN" w:bidi="hi_IN"/>
-        </w:rPr>
         <w:t>"अपनी ही"</w:t>
       </w:r>
     </w:p>
@@ -16195,21 +14202,6 @@
           <w:b/>
           <w:lang w:val="hi_IN" w:bidi="hi_IN"/>
         </w:rPr>
-        <w:t>ἑαυτῶν</w:t>
-      </w:r>
-    </w:p>
-    <w:p>
-      <w:pPr/>
-      <w:r>
-        <w:rPr>
-          <w:lang w:val="hi_IN" w:bidi="hi_IN"/>
-        </w:rPr>
-      </w:r>
-      <w:r>
-        <w:rPr>
-          <w:b/>
-          <w:lang w:val="hi_IN" w:bidi="hi_IN"/>
-        </w:rPr>
         <w:t>"अपनी ही"</w:t>
       </w:r>
     </w:p>
@@ -16319,21 +14311,6 @@
           <w:b/>
           <w:lang w:val="hi_IN" w:bidi="hi_IN"/>
         </w:rPr>
-        <w:t>τοῦτο φρονεῖτε ἐν ὑμῖν, ὃ καὶ ἐν Χριστῷ Ἰησοῦ</w:t>
-      </w:r>
-    </w:p>
-    <w:p>
-      <w:pPr/>
-      <w:r>
-        <w:rPr>
-          <w:lang w:val="hi_IN" w:bidi="hi_IN"/>
-        </w:rPr>
-      </w:r>
-      <w:r>
-        <w:rPr>
-          <w:b/>
-          <w:lang w:val="hi_IN" w:bidi="hi_IN"/>
-        </w:rPr>
         <w:t>"जैसा मसीह यीशु का स्वभाव था वैसा ही तुम्हारा भी स्वभाव हो"</w:t>
       </w:r>
     </w:p>
@@ -16397,21 +14374,6 @@
           <w:b/>
           <w:lang w:val="hi_IN" w:bidi="hi_IN"/>
         </w:rPr>
-        <w:t>τοῦτο φρονεῖτε ἐν ὑμῖν, ὃ καὶ ἐν Χριστῷ Ἰησοῦ</w:t>
-      </w:r>
-    </w:p>
-    <w:p>
-      <w:pPr/>
-      <w:r>
-        <w:rPr>
-          <w:lang w:val="hi_IN" w:bidi="hi_IN"/>
-        </w:rPr>
-      </w:r>
-      <w:r>
-        <w:rPr>
-          <w:b/>
-          <w:lang w:val="hi_IN" w:bidi="hi_IN"/>
-        </w:rPr>
         <w:t>""</w:t>
       </w:r>
     </w:p>
@@ -16501,21 +14463,6 @@
           <w:b/>
           <w:lang w:val="hi_IN" w:bidi="hi_IN"/>
         </w:rPr>
-        <w:t>τοῦτο φρονεῖτε</w:t>
-      </w:r>
-    </w:p>
-    <w:p>
-      <w:pPr/>
-      <w:r>
-        <w:rPr>
-          <w:lang w:val="hi_IN" w:bidi="hi_IN"/>
-        </w:rPr>
-      </w:r>
-      <w:r>
-        <w:rPr>
-          <w:b/>
-          <w:lang w:val="hi_IN" w:bidi="hi_IN"/>
-        </w:rPr>
         <w:t>"स्वभाव"</w:t>
       </w:r>
       <w:r>
@@ -16625,21 +14572,6 @@
           <w:b/>
           <w:lang w:val="hi_IN" w:bidi="hi_IN"/>
         </w:rPr>
-        <w:t>τοῦτο φρονεῖτε ἐν ὑμῖν, ὃ καὶ ἐν Χριστῷ Ἰησοῦ</w:t>
-      </w:r>
-    </w:p>
-    <w:p>
-      <w:pPr/>
-      <w:r>
-        <w:rPr>
-          <w:lang w:val="hi_IN" w:bidi="hi_IN"/>
-        </w:rPr>
-      </w:r>
-      <w:r>
-        <w:rPr>
-          <w:b/>
-          <w:lang w:val="hi_IN" w:bidi="hi_IN"/>
-        </w:rPr>
         <w:t>"जैसा मसीह यीशु का स्वभाव था वैसा ही तुम्हारा भी स्वभाव हो"</w:t>
       </w:r>
     </w:p>
@@ -16736,21 +14668,6 @@
           <w:b/>
           <w:lang w:val="hi_IN" w:bidi="hi_IN"/>
         </w:rPr>
-        <w:t>ἐν μορφῇ Θεοῦ ὑπάρχων</w:t>
-      </w:r>
-    </w:p>
-    <w:p>
-      <w:pPr/>
-      <w:r>
-        <w:rPr>
-          <w:lang w:val="hi_IN" w:bidi="hi_IN"/>
-        </w:rPr>
-      </w:r>
-      <w:r>
-        <w:rPr>
-          <w:b/>
-          <w:lang w:val="hi_IN" w:bidi="hi_IN"/>
-        </w:rPr>
         <w:t>"परमेश्वर के स्वरूप में"</w:t>
       </w:r>
       <w:r>
@@ -16840,21 +14757,6 @@
           <w:b/>
           <w:lang w:val="hi_IN" w:bidi="hi_IN"/>
         </w:rPr>
-        <w:t>οὐχ &amp; ἡγήσατο</w:t>
-      </w:r>
-    </w:p>
-    <w:p>
-      <w:pPr/>
-      <w:r>
-        <w:rPr>
-          <w:lang w:val="hi_IN" w:bidi="hi_IN"/>
-        </w:rPr>
-      </w:r>
-      <w:r>
-        <w:rPr>
-          <w:b/>
-          <w:lang w:val="hi_IN" w:bidi="hi_IN"/>
-        </w:rPr>
         <w:t>""होकर भी"</w:t>
       </w:r>
     </w:p>
@@ -16918,21 +14820,6 @@
           <w:b/>
           <w:lang w:val="hi_IN" w:bidi="hi_IN"/>
         </w:rPr>
-        <w:t>ἁρπαγμὸν</w:t>
-      </w:r>
-    </w:p>
-    <w:p>
-      <w:pPr/>
-      <w:r>
-        <w:rPr>
-          <w:lang w:val="hi_IN" w:bidi="hi_IN"/>
-        </w:rPr>
-      </w:r>
-      <w:r>
-        <w:rPr>
-          <w:b/>
-          <w:lang w:val="hi_IN" w:bidi="hi_IN"/>
-        </w:rPr>
         <w:t>""</w:t>
       </w:r>
     </w:p>
@@ -17002,21 +14889,6 @@
         <w:rPr>
           <w:lang w:val="hi_IN" w:bidi="hi_IN"/>
         </w:rPr>
-      </w:r>
-    </w:p>
-    <w:p>
-      <w:pPr/>
-      <w:r>
-        <w:rPr>
-          <w:lang w:val="hi_IN" w:bidi="hi_IN"/>
-        </w:rPr>
-      </w:r>
-      <w:r>
-        <w:rPr>
-          <w:b/>
-          <w:lang w:val="hi_IN" w:bidi="hi_IN"/>
-        </w:rPr>
-        <w:t>ἀλλὰ</w:t>
       </w:r>
     </w:p>
     <w:p>
@@ -17158,21 +15030,6 @@
           <w:b/>
           <w:lang w:val="hi_IN" w:bidi="hi_IN"/>
         </w:rPr>
-        <w:t>ἀλλὰ ἑαυτὸν ἐκένωσεν</w:t>
-      </w:r>
-    </w:p>
-    <w:p>
-      <w:pPr/>
-      <w:r>
-        <w:rPr>
-          <w:lang w:val="hi_IN" w:bidi="hi_IN"/>
-        </w:rPr>
-      </w:r>
-      <w:r>
-        <w:rPr>
-          <w:b/>
-          <w:lang w:val="hi_IN" w:bidi="hi_IN"/>
-        </w:rPr>
         <w:t>"वरन् अपने"</w:t>
       </w:r>
       <w:r>
@@ -17295,21 +15152,6 @@
           <w:b/>
           <w:lang w:val="hi_IN" w:bidi="hi_IN"/>
         </w:rPr>
-        <w:t>ἑαυτὸν ἐκένωσεν</w:t>
-      </w:r>
-    </w:p>
-    <w:p>
-      <w:pPr/>
-      <w:r>
-        <w:rPr>
-          <w:lang w:val="hi_IN" w:bidi="hi_IN"/>
-        </w:rPr>
-      </w:r>
-      <w:r>
-        <w:rPr>
-          <w:b/>
-          <w:lang w:val="hi_IN" w:bidi="hi_IN"/>
-        </w:rPr>
         <w:t>"अपने"</w:t>
       </w:r>
       <w:r>
@@ -17419,21 +15261,6 @@
           <w:b/>
           <w:lang w:val="hi_IN" w:bidi="hi_IN"/>
         </w:rPr>
-        <w:t>ἑαυτὸν ἐκένωσεν</w:t>
-      </w:r>
-    </w:p>
-    <w:p>
-      <w:pPr/>
-      <w:r>
-        <w:rPr>
-          <w:lang w:val="hi_IN" w:bidi="hi_IN"/>
-        </w:rPr>
-      </w:r>
-      <w:r>
-        <w:rPr>
-          <w:b/>
-          <w:lang w:val="hi_IN" w:bidi="hi_IN"/>
-        </w:rPr>
         <w:t>""</w:t>
       </w:r>
     </w:p>
@@ -17543,21 +15370,6 @@
           <w:b/>
           <w:lang w:val="hi_IN" w:bidi="hi_IN"/>
         </w:rPr>
-        <w:t>μορφὴν δούλου λαβών</w:t>
-      </w:r>
-    </w:p>
-    <w:p>
-      <w:pPr/>
-      <w:r>
-        <w:rPr>
-          <w:lang w:val="hi_IN" w:bidi="hi_IN"/>
-        </w:rPr>
-      </w:r>
-      <w:r>
-        <w:rPr>
-          <w:b/>
-          <w:lang w:val="hi_IN" w:bidi="hi_IN"/>
-        </w:rPr>
         <w:t>"दास का स्वरूप"</w:t>
       </w:r>
       <w:r>
@@ -17647,21 +15459,6 @@
           <w:b/>
           <w:lang w:val="hi_IN" w:bidi="hi_IN"/>
         </w:rPr>
-        <w:t>ἐν ὁμοιώματι ἀνθρώπων γενόμενος</w:t>
-      </w:r>
-    </w:p>
-    <w:p>
-      <w:pPr/>
-      <w:r>
-        <w:rPr>
-          <w:lang w:val="hi_IN" w:bidi="hi_IN"/>
-        </w:rPr>
-      </w:r>
-      <w:r>
-        <w:rPr>
-          <w:b/>
-          <w:lang w:val="hi_IN" w:bidi="hi_IN"/>
-        </w:rPr>
         <w:t>"समानता में हो"</w:t>
       </w:r>
     </w:p>
@@ -17738,21 +15535,6 @@
           <w:b/>
           <w:lang w:val="hi_IN" w:bidi="hi_IN"/>
         </w:rPr>
-        <w:t>ἐν ὁμοιώματι ἀνθρώπων</w:t>
-      </w:r>
-    </w:p>
-    <w:p>
-      <w:pPr/>
-      <w:r>
-        <w:rPr>
-          <w:lang w:val="hi_IN" w:bidi="hi_IN"/>
-        </w:rPr>
-      </w:r>
-      <w:r>
-        <w:rPr>
-          <w:b/>
-          <w:lang w:val="hi_IN" w:bidi="hi_IN"/>
-        </w:rPr>
         <w:t>""</w:t>
       </w:r>
     </w:p>
@@ -17842,21 +15624,6 @@
           <w:b/>
           <w:lang w:val="hi_IN" w:bidi="hi_IN"/>
         </w:rPr>
-        <w:t>καὶ σχήματι εὑρεθεὶς ὡς ἄνθρωπος</w:t>
-      </w:r>
-    </w:p>
-    <w:p>
-      <w:pPr/>
-      <w:r>
-        <w:rPr>
-          <w:lang w:val="hi_IN" w:bidi="hi_IN"/>
-        </w:rPr>
-      </w:r>
-      <w:r>
-        <w:rPr>
-          <w:b/>
-          <w:lang w:val="hi_IN" w:bidi="hi_IN"/>
-        </w:rPr>
         <w:t>""ऐसा"</w:t>
       </w:r>
       <w:r>
@@ -17985,21 +15752,6 @@
           <w:b/>
           <w:lang w:val="hi_IN" w:bidi="hi_IN"/>
         </w:rPr>
-        <w:t>ἄνθρωπος</w:t>
-      </w:r>
-    </w:p>
-    <w:p>
-      <w:pPr/>
-      <w:r>
-        <w:rPr>
-          <w:lang w:val="hi_IN" w:bidi="hi_IN"/>
-        </w:rPr>
-      </w:r>
-      <w:r>
-        <w:rPr>
-          <w:b/>
-          <w:lang w:val="hi_IN" w:bidi="hi_IN"/>
-        </w:rPr>
         <w:t>"मनुष्य की"</w:t>
       </w:r>
     </w:p>
@@ -18109,21 +15861,6 @@
           <w:b/>
           <w:lang w:val="hi_IN" w:bidi="hi_IN"/>
         </w:rPr>
-        <w:t>ἐταπείνωσεν ἑαυτὸν, γενόμενος ὑπήκοος μέχρι θανάτου</w:t>
-      </w:r>
-    </w:p>
-    <w:p>
-      <w:pPr/>
-      <w:r>
-        <w:rPr>
-          <w:lang w:val="hi_IN" w:bidi="hi_IN"/>
-        </w:rPr>
-      </w:r>
-      <w:r>
-        <w:rPr>
-          <w:b/>
-          <w:lang w:val="hi_IN" w:bidi="hi_IN"/>
-        </w:rPr>
         <w:t>""</w:t>
       </w:r>
     </w:p>
@@ -18233,21 +15970,6 @@
           <w:b/>
           <w:lang w:val="hi_IN" w:bidi="hi_IN"/>
         </w:rPr>
-        <w:t>ἑαυτὸν</w:t>
-      </w:r>
-    </w:p>
-    <w:p>
-      <w:pPr/>
-      <w:r>
-        <w:rPr>
-          <w:lang w:val="hi_IN" w:bidi="hi_IN"/>
-        </w:rPr>
-      </w:r>
-      <w:r>
-        <w:rPr>
-          <w:b/>
-          <w:lang w:val="hi_IN" w:bidi="hi_IN"/>
-        </w:rPr>
         <w:t>"अपने"</w:t>
       </w:r>
     </w:p>
@@ -18344,21 +16066,6 @@
           <w:b/>
           <w:lang w:val="hi_IN" w:bidi="hi_IN"/>
         </w:rPr>
-        <w:t>γενόμενος ὑπήκοος μέχρι θανάτου, θανάτου δὲ σταυροῦ</w:t>
-      </w:r>
-    </w:p>
-    <w:p>
-      <w:pPr/>
-      <w:r>
-        <w:rPr>
-          <w:lang w:val="hi_IN" w:bidi="hi_IN"/>
-        </w:rPr>
-      </w:r>
-      <w:r>
-        <w:rPr>
-          <w:b/>
-          <w:lang w:val="hi_IN" w:bidi="hi_IN"/>
-        </w:rPr>
         <w:t>"और यहाँ तक आज्ञाकारी रहा मृत्यु, क्रूस की मृत्यु सह"</w:t>
       </w:r>
     </w:p>
@@ -18455,21 +16162,6 @@
           <w:b/>
           <w:lang w:val="hi_IN" w:bidi="hi_IN"/>
         </w:rPr>
-        <w:t>γενόμενος ὑπήκοος μέχρι θανάτου</w:t>
-      </w:r>
-    </w:p>
-    <w:p>
-      <w:pPr/>
-      <w:r>
-        <w:rPr>
-          <w:lang w:val="hi_IN" w:bidi="hi_IN"/>
-        </w:rPr>
-      </w:r>
-      <w:r>
-        <w:rPr>
-          <w:b/>
-          <w:lang w:val="hi_IN" w:bidi="hi_IN"/>
-        </w:rPr>
         <w:t>"यहाँ तक आज्ञाकारी रहा मृत्यु,"</w:t>
       </w:r>
       <w:r>
@@ -18592,21 +16284,6 @@
           <w:b/>
           <w:lang w:val="hi_IN" w:bidi="hi_IN"/>
         </w:rPr>
-        <w:t>θανάτου δὲ σταυροῦ</w:t>
-      </w:r>
-    </w:p>
-    <w:p>
-      <w:pPr/>
-      <w:r>
-        <w:rPr>
-          <w:lang w:val="hi_IN" w:bidi="hi_IN"/>
-        </w:rPr>
-      </w:r>
-      <w:r>
-        <w:rPr>
-          <w:b/>
-          <w:lang w:val="hi_IN" w:bidi="hi_IN"/>
-        </w:rPr>
         <w:t>"और"</w:t>
       </w:r>
       <w:r>
@@ -18721,21 +16398,6 @@
         <w:rPr>
           <w:lang w:val="hi_IN" w:bidi="hi_IN"/>
         </w:rPr>
-      </w:r>
-    </w:p>
-    <w:p>
-      <w:pPr/>
-      <w:r>
-        <w:rPr>
-          <w:lang w:val="hi_IN" w:bidi="hi_IN"/>
-        </w:rPr>
-      </w:r>
-      <w:r>
-        <w:rPr>
-          <w:b/>
-          <w:lang w:val="hi_IN" w:bidi="hi_IN"/>
-        </w:rPr>
-        <w:t>διὸ</w:t>
       </w:r>
     </w:p>
     <w:p>
@@ -18890,21 +16552,6 @@
           <w:b/>
           <w:lang w:val="hi_IN" w:bidi="hi_IN"/>
         </w:rPr>
-        <w:t>αὐτὸν ὑπερύψωσεν</w:t>
-      </w:r>
-    </w:p>
-    <w:p>
-      <w:pPr/>
-      <w:r>
-        <w:rPr>
-          <w:lang w:val="hi_IN" w:bidi="hi_IN"/>
-        </w:rPr>
-      </w:r>
-      <w:r>
-        <w:rPr>
-          <w:b/>
-          <w:lang w:val="hi_IN" w:bidi="hi_IN"/>
-        </w:rPr>
         <w:t>"उसको अति महान"</w:t>
       </w:r>
       <w:r>
@@ -18981,21 +16628,6 @@
           <w:b/>
           <w:lang w:val="hi_IN" w:bidi="hi_IN"/>
         </w:rPr>
-        <w:t>τὸ ὄνομα τὸ ὑπὲρ πᾶν ὄνομα</w:t>
-      </w:r>
-    </w:p>
-    <w:p>
-      <w:pPr/>
-      <w:r>
-        <w:rPr>
-          <w:lang w:val="hi_IN" w:bidi="hi_IN"/>
-        </w:rPr>
-      </w:r>
-      <w:r>
-        <w:rPr>
-          <w:b/>
-          <w:lang w:val="hi_IN" w:bidi="hi_IN"/>
-        </w:rPr>
         <w:t>""</w:t>
       </w:r>
     </w:p>
@@ -19078,21 +16710,6 @@
         <w:rPr>
           <w:lang w:val="hi_IN" w:bidi="hi_IN"/>
         </w:rPr>
-      </w:r>
-    </w:p>
-    <w:p>
-      <w:pPr/>
-      <w:r>
-        <w:rPr>
-          <w:lang w:val="hi_IN" w:bidi="hi_IN"/>
-        </w:rPr>
-      </w:r>
-      <w:r>
-        <w:rPr>
-          <w:b/>
-          <w:lang w:val="hi_IN" w:bidi="hi_IN"/>
-        </w:rPr>
-        <w:t>ἵνα</w:t>
       </w:r>
     </w:p>
     <w:p>
@@ -19239,21 +16856,6 @@
           <w:b/>
           <w:lang w:val="hi_IN" w:bidi="hi_IN"/>
         </w:rPr>
-        <w:t>ἐν τῷ ὀνόματι Ἰησοῦ, πᾶν γόνυ κάμψῃ</w:t>
-      </w:r>
-    </w:p>
-    <w:p>
-      <w:pPr/>
-      <w:r>
-        <w:rPr>
-          <w:lang w:val="hi_IN" w:bidi="hi_IN"/>
-        </w:rPr>
-      </w:r>
-      <w:r>
-        <w:rPr>
-          <w:b/>
-          <w:lang w:val="hi_IN" w:bidi="hi_IN"/>
-        </w:rPr>
         <w:t>""</w:t>
       </w:r>
     </w:p>
@@ -19350,21 +16952,6 @@
           <w:b/>
           <w:lang w:val="hi_IN" w:bidi="hi_IN"/>
         </w:rPr>
-        <w:t>ἐν τῷ ὀνόματι Ἰησοῦ, πᾶν γόνυ κάμψῃ</w:t>
-      </w:r>
-    </w:p>
-    <w:p>
-      <w:pPr/>
-      <w:r>
-        <w:rPr>
-          <w:lang w:val="hi_IN" w:bidi="hi_IN"/>
-        </w:rPr>
-      </w:r>
-      <w:r>
-        <w:rPr>
-          <w:b/>
-          <w:lang w:val="hi_IN" w:bidi="hi_IN"/>
-        </w:rPr>
         <w:t>"जो"</w:t>
       </w:r>
       <w:r>
@@ -19487,21 +17074,6 @@
           <w:b/>
           <w:lang w:val="hi_IN" w:bidi="hi_IN"/>
         </w:rPr>
-        <w:t>ἐπουρανίων καὶ ἐπιγείων καὶ καταχθονίων</w:t>
-      </w:r>
-    </w:p>
-    <w:p>
-      <w:pPr/>
-      <w:r>
-        <w:rPr>
-          <w:lang w:val="hi_IN" w:bidi="hi_IN"/>
-        </w:rPr>
-      </w:r>
-      <w:r>
-        <w:rPr>
-          <w:b/>
-          <w:lang w:val="hi_IN" w:bidi="hi_IN"/>
-        </w:rPr>
         <w:t>"स्वर्ग में और पृथ्वी पर और"</w:t>
       </w:r>
       <w:r>
@@ -19591,21 +17163,6 @@
           <w:b/>
           <w:lang w:val="hi_IN" w:bidi="hi_IN"/>
         </w:rPr>
-        <w:t>πᾶσα γλῶσσα ἐξομολογήσηται</w:t>
-      </w:r>
-    </w:p>
-    <w:p>
-      <w:pPr/>
-      <w:r>
-        <w:rPr>
-          <w:lang w:val="hi_IN" w:bidi="hi_IN"/>
-        </w:rPr>
-      </w:r>
-      <w:r>
-        <w:rPr>
-          <w:b/>
-          <w:lang w:val="hi_IN" w:bidi="hi_IN"/>
-        </w:rPr>
         <w:t>""</w:t>
       </w:r>
     </w:p>
@@ -19702,21 +17259,6 @@
           <w:b/>
           <w:lang w:val="hi_IN" w:bidi="hi_IN"/>
         </w:rPr>
-        <w:t>εἰς δόξαν Θεοῦ Πατρὸς</w:t>
-      </w:r>
-    </w:p>
-    <w:p>
-      <w:pPr/>
-      <w:r>
-        <w:rPr>
-          <w:lang w:val="hi_IN" w:bidi="hi_IN"/>
-        </w:rPr>
-      </w:r>
-      <w:r>
-        <w:rPr>
-          <w:b/>
-          <w:lang w:val="hi_IN" w:bidi="hi_IN"/>
-        </w:rPr>
         <w:t>""</w:t>
       </w:r>
     </w:p>
@@ -19813,21 +17355,6 @@
           <w:b/>
           <w:lang w:val="hi_IN" w:bidi="hi_IN"/>
         </w:rPr>
-        <w:t>εἰς δόξαν Θεοῦ Πατρὸς</w:t>
-      </w:r>
-    </w:p>
-    <w:p>
-      <w:pPr/>
-      <w:r>
-        <w:rPr>
-          <w:lang w:val="hi_IN" w:bidi="hi_IN"/>
-        </w:rPr>
-      </w:r>
-      <w:r>
-        <w:rPr>
-          <w:b/>
-          <w:lang w:val="hi_IN" w:bidi="hi_IN"/>
-        </w:rPr>
         <w:t>"परमेश्वर पिता की महिमा के लिये"</w:t>
       </w:r>
     </w:p>
@@ -19923,21 +17450,6 @@
         <w:rPr>
           <w:lang w:val="hi_IN" w:bidi="hi_IN"/>
         </w:rPr>
-      </w:r>
-    </w:p>
-    <w:p>
-      <w:pPr/>
-      <w:r>
-        <w:rPr>
-          <w:lang w:val="hi_IN" w:bidi="hi_IN"/>
-        </w:rPr>
-      </w:r>
-      <w:r>
-        <w:rPr>
-          <w:b/>
-          <w:lang w:val="hi_IN" w:bidi="hi_IN"/>
-        </w:rPr>
-        <w:t>ὥστε</w:t>
       </w:r>
     </w:p>
     <w:p>
@@ -20046,21 +17558,6 @@
           <w:b/>
           <w:lang w:val="hi_IN" w:bidi="hi_IN"/>
         </w:rPr>
-        <w:t>ἀγαπητοί μου</w:t>
-      </w:r>
-    </w:p>
-    <w:p>
-      <w:pPr/>
-      <w:r>
-        <w:rPr>
-          <w:lang w:val="hi_IN" w:bidi="hi_IN"/>
-        </w:rPr>
-      </w:r>
-      <w:r>
-        <w:rPr>
-          <w:b/>
-          <w:lang w:val="hi_IN" w:bidi="hi_IN"/>
-        </w:rPr>
         <w:t>""</w:t>
       </w:r>
     </w:p>
@@ -20137,21 +17634,6 @@
           <w:b/>
           <w:lang w:val="hi_IN" w:bidi="hi_IN"/>
         </w:rPr>
-        <w:t>ὡς ἐν τῇ παρουσίᾳ μου</w:t>
-      </w:r>
-    </w:p>
-    <w:p>
-      <w:pPr/>
-      <w:r>
-        <w:rPr>
-          <w:lang w:val="hi_IN" w:bidi="hi_IN"/>
-        </w:rPr>
-      </w:r>
-      <w:r>
-        <w:rPr>
-          <w:b/>
-          <w:lang w:val="hi_IN" w:bidi="hi_IN"/>
-        </w:rPr>
         <w:t>""</w:t>
       </w:r>
     </w:p>
@@ -20215,21 +17697,6 @@
           <w:b/>
           <w:lang w:val="hi_IN" w:bidi="hi_IN"/>
         </w:rPr>
-        <w:t>ἐν τῇ ἀπουσίᾳ μου</w:t>
-      </w:r>
-    </w:p>
-    <w:p>
-      <w:pPr/>
-      <w:r>
-        <w:rPr>
-          <w:lang w:val="hi_IN" w:bidi="hi_IN"/>
-        </w:rPr>
-      </w:r>
-      <w:r>
-        <w:rPr>
-          <w:b/>
-          <w:lang w:val="hi_IN" w:bidi="hi_IN"/>
-        </w:rPr>
         <w:t>""</w:t>
       </w:r>
     </w:p>
@@ -20293,21 +17760,6 @@
           <w:b/>
           <w:lang w:val="hi_IN" w:bidi="hi_IN"/>
         </w:rPr>
-        <w:t>μετὰ φόβου καὶ τρόμου τὴν ἑαυτῶν σωτηρίαν κατεργάζεσθε</w:t>
-      </w:r>
-    </w:p>
-    <w:p>
-      <w:pPr/>
-      <w:r>
-        <w:rPr>
-          <w:lang w:val="hi_IN" w:bidi="hi_IN"/>
-        </w:rPr>
-      </w:r>
-      <w:r>
-        <w:rPr>
-          <w:b/>
-          <w:lang w:val="hi_IN" w:bidi="hi_IN"/>
-        </w:rPr>
         <w:t>""</w:t>
       </w:r>
     </w:p>
@@ -20417,21 +17869,6 @@
           <w:b/>
           <w:lang w:val="hi_IN" w:bidi="hi_IN"/>
         </w:rPr>
-        <w:t>μετὰ φόβου καὶ τρόμου</w:t>
-      </w:r>
-    </w:p>
-    <w:p>
-      <w:pPr/>
-      <w:r>
-        <w:rPr>
-          <w:lang w:val="hi_IN" w:bidi="hi_IN"/>
-        </w:rPr>
-      </w:r>
-      <w:r>
-        <w:rPr>
-          <w:b/>
-          <w:lang w:val="hi_IN" w:bidi="hi_IN"/>
-        </w:rPr>
         <w:t>""</w:t>
       </w:r>
     </w:p>
@@ -20541,21 +17978,6 @@
           <w:b/>
           <w:lang w:val="hi_IN" w:bidi="hi_IN"/>
         </w:rPr>
-        <w:t>ἐνεργῶν</w:t>
-      </w:r>
-    </w:p>
-    <w:p>
-      <w:pPr/>
-      <w:r>
-        <w:rPr>
-          <w:lang w:val="hi_IN" w:bidi="hi_IN"/>
-        </w:rPr>
-      </w:r>
-      <w:r>
-        <w:rPr>
-          <w:b/>
-          <w:lang w:val="hi_IN" w:bidi="hi_IN"/>
-        </w:rPr>
         <w:t>"काम"</w:t>
       </w:r>
     </w:p>
@@ -20632,21 +18054,6 @@
           <w:b/>
           <w:lang w:val="hi_IN" w:bidi="hi_IN"/>
         </w:rPr>
-        <w:t>ἐν ὑμῖν</w:t>
-      </w:r>
-    </w:p>
-    <w:p>
-      <w:pPr/>
-      <w:r>
-        <w:rPr>
-          <w:lang w:val="hi_IN" w:bidi="hi_IN"/>
-        </w:rPr>
-      </w:r>
-      <w:r>
-        <w:rPr>
-          <w:b/>
-          <w:lang w:val="hi_IN" w:bidi="hi_IN"/>
-        </w:rPr>
         <w:t>"तुम्हारे में"</w:t>
       </w:r>
     </w:p>
@@ -20743,21 +18150,6 @@
           <w:b/>
           <w:lang w:val="hi_IN" w:bidi="hi_IN"/>
         </w:rPr>
-        <w:t>καὶ τὸ θέλειν, καὶ τὸ ἐνεργεῖν, ὑπὲρ τῆς εὐδοκίας</w:t>
-      </w:r>
-    </w:p>
-    <w:p>
-      <w:pPr/>
-      <w:r>
-        <w:rPr>
-          <w:lang w:val="hi_IN" w:bidi="hi_IN"/>
-        </w:rPr>
-      </w:r>
-      <w:r>
-        <w:rPr>
-          <w:b/>
-          <w:lang w:val="hi_IN" w:bidi="hi_IN"/>
-        </w:rPr>
         <w:t>""</w:t>
       </w:r>
     </w:p>
@@ -20821,21 +18213,6 @@
           <w:b/>
           <w:lang w:val="hi_IN" w:bidi="hi_IN"/>
         </w:rPr>
-        <w:t>πάντα ποιεῖτε χωρὶς γογγυσμῶν καὶ διαλογισμῶν</w:t>
-      </w:r>
-    </w:p>
-    <w:p>
-      <w:pPr/>
-      <w:r>
-        <w:rPr>
-          <w:lang w:val="hi_IN" w:bidi="hi_IN"/>
-        </w:rPr>
-      </w:r>
-      <w:r>
-        <w:rPr>
-          <w:b/>
-          <w:lang w:val="hi_IN" w:bidi="hi_IN"/>
-        </w:rPr>
         <w:t>"सब काम बिना कुढ़कुढ़ाए और बिना विवाद के किया"</w:t>
       </w:r>
     </w:p>
@@ -20932,21 +18309,6 @@
           <w:b/>
           <w:lang w:val="hi_IN" w:bidi="hi_IN"/>
         </w:rPr>
-        <w:t>ἄμεμπτοι καὶ ἀκέραιοι</w:t>
-      </w:r>
-    </w:p>
-    <w:p>
-      <w:pPr/>
-      <w:r>
-        <w:rPr>
-          <w:lang w:val="hi_IN" w:bidi="hi_IN"/>
-        </w:rPr>
-      </w:r>
-      <w:r>
-        <w:rPr>
-          <w:b/>
-          <w:lang w:val="hi_IN" w:bidi="hi_IN"/>
-        </w:rPr>
         <w:t>""</w:t>
       </w:r>
     </w:p>
@@ -21056,21 +18418,6 @@
           <w:b/>
           <w:lang w:val="hi_IN" w:bidi="hi_IN"/>
         </w:rPr>
-        <w:t>τέκνα Θεοῦ</w:t>
-      </w:r>
-    </w:p>
-    <w:p>
-      <w:pPr/>
-      <w:r>
-        <w:rPr>
-          <w:lang w:val="hi_IN" w:bidi="hi_IN"/>
-        </w:rPr>
-      </w:r>
-      <w:r>
-        <w:rPr>
-          <w:b/>
-          <w:lang w:val="hi_IN" w:bidi="hi_IN"/>
-        </w:rPr>
         <w:t>"परमेश्वर के"</w:t>
       </w:r>
       <w:r>
@@ -21206,21 +18553,6 @@
           <w:b/>
           <w:lang w:val="hi_IN" w:bidi="hi_IN"/>
         </w:rPr>
-        <w:t>ἄμωμα</w:t>
-      </w:r>
-    </w:p>
-    <w:p>
-      <w:pPr/>
-      <w:r>
-        <w:rPr>
-          <w:lang w:val="hi_IN" w:bidi="hi_IN"/>
-        </w:rPr>
-      </w:r>
-      <w:r>
-        <w:rPr>
-          <w:b/>
-          <w:lang w:val="hi_IN" w:bidi="hi_IN"/>
-        </w:rPr>
         <w:t>"निष्कलंक"</w:t>
       </w:r>
     </w:p>
@@ -21330,21 +18662,6 @@
           <w:b/>
           <w:lang w:val="hi_IN" w:bidi="hi_IN"/>
         </w:rPr>
-        <w:t>ἐν οἷς φαίνεσθε ὡς φωστῆρες ἐν κόσμῳ</w:t>
-      </w:r>
-    </w:p>
-    <w:p>
-      <w:pPr/>
-      <w:r>
-        <w:rPr>
-          <w:lang w:val="hi_IN" w:bidi="hi_IN"/>
-        </w:rPr>
-      </w:r>
-      <w:r>
-        <w:rPr>
-          <w:b/>
-          <w:lang w:val="hi_IN" w:bidi="hi_IN"/>
-        </w:rPr>
         <w:t>"जिनके बीच में तुम"</w:t>
       </w:r>
       <w:r>
@@ -21441,21 +18758,6 @@
           <w:b/>
           <w:lang w:val="hi_IN" w:bidi="hi_IN"/>
         </w:rPr>
-        <w:t>φαίνεσθε ὡς φωστῆρες ἐν κόσμῳ</w:t>
-      </w:r>
-    </w:p>
-    <w:p>
-      <w:pPr/>
-      <w:r>
-        <w:rPr>
-          <w:lang w:val="hi_IN" w:bidi="hi_IN"/>
-        </w:rPr>
-      </w:r>
-      <w:r>
-        <w:rPr>
-          <w:b/>
-          <w:lang w:val="hi_IN" w:bidi="hi_IN"/>
-        </w:rPr>
         <w:t>""</w:t>
       </w:r>
     </w:p>
@@ -21565,21 +18867,6 @@
           <w:b/>
           <w:lang w:val="hi_IN" w:bidi="hi_IN"/>
         </w:rPr>
-        <w:t>μέσον γενεᾶς σκολιᾶς καὶ διεστραμμένης</w:t>
-      </w:r>
-    </w:p>
-    <w:p>
-      <w:pPr/>
-      <w:r>
-        <w:rPr>
-          <w:lang w:val="hi_IN" w:bidi="hi_IN"/>
-        </w:rPr>
-      </w:r>
-      <w:r>
-        <w:rPr>
-          <w:b/>
-          <w:lang w:val="hi_IN" w:bidi="hi_IN"/>
-        </w:rPr>
         <w:t>""</w:t>
       </w:r>
     </w:p>
@@ -21689,21 +18976,6 @@
           <w:b/>
           <w:lang w:val="hi_IN" w:bidi="hi_IN"/>
         </w:rPr>
-        <w:t>λόγον ζωῆς ἐπέχοντες</w:t>
-      </w:r>
-    </w:p>
-    <w:p>
-      <w:pPr/>
-      <w:r>
-        <w:rPr>
-          <w:lang w:val="hi_IN" w:bidi="hi_IN"/>
-        </w:rPr>
-      </w:r>
-      <w:r>
-        <w:rPr>
-          <w:b/>
-          <w:lang w:val="hi_IN" w:bidi="hi_IN"/>
-        </w:rPr>
         <w:t>""</w:t>
       </w:r>
     </w:p>
@@ -21800,21 +19072,6 @@
           <w:b/>
           <w:lang w:val="hi_IN" w:bidi="hi_IN"/>
         </w:rPr>
-        <w:t>λόγον ζωῆς ἐπέχοντες</w:t>
-      </w:r>
-    </w:p>
-    <w:p>
-      <w:pPr/>
-      <w:r>
-        <w:rPr>
-          <w:lang w:val="hi_IN" w:bidi="hi_IN"/>
-        </w:rPr>
-      </w:r>
-      <w:r>
-        <w:rPr>
-          <w:b/>
-          <w:lang w:val="hi_IN" w:bidi="hi_IN"/>
-        </w:rPr>
         <w:t>"करने का कारण"</w:t>
       </w:r>
     </w:p>
@@ -21891,21 +19148,6 @@
           <w:b/>
           <w:lang w:val="hi_IN" w:bidi="hi_IN"/>
         </w:rPr>
-        <w:t>λόγον ζωῆς</w:t>
-      </w:r>
-    </w:p>
-    <w:p>
-      <w:pPr/>
-      <w:r>
-        <w:rPr>
-          <w:lang w:val="hi_IN" w:bidi="hi_IN"/>
-        </w:rPr>
-      </w:r>
-      <w:r>
-        <w:rPr>
-          <w:b/>
-          <w:lang w:val="hi_IN" w:bidi="hi_IN"/>
-        </w:rPr>
         <w:t>""</w:t>
       </w:r>
     </w:p>
@@ -21982,21 +19224,6 @@
           <w:b/>
           <w:lang w:val="hi_IN" w:bidi="hi_IN"/>
         </w:rPr>
-        <w:t>λόγον</w:t>
-      </w:r>
-    </w:p>
-    <w:p>
-      <w:pPr/>
-      <w:r>
-        <w:rPr>
-          <w:lang w:val="hi_IN" w:bidi="hi_IN"/>
-        </w:rPr>
-      </w:r>
-      <w:r>
-        <w:rPr>
-          <w:b/>
-          <w:lang w:val="hi_IN" w:bidi="hi_IN"/>
-        </w:rPr>
         <w:t>""</w:t>
       </w:r>
     </w:p>
@@ -22106,21 +19333,6 @@
           <w:b/>
           <w:lang w:val="hi_IN" w:bidi="hi_IN"/>
         </w:rPr>
-        <w:t>λόγον ζωῆς</w:t>
-      </w:r>
-    </w:p>
-    <w:p>
-      <w:pPr/>
-      <w:r>
-        <w:rPr>
-          <w:lang w:val="hi_IN" w:bidi="hi_IN"/>
-        </w:rPr>
-      </w:r>
-      <w:r>
-        <w:rPr>
-          <w:b/>
-          <w:lang w:val="hi_IN" w:bidi="hi_IN"/>
-        </w:rPr>
         <w:t>""</w:t>
       </w:r>
     </w:p>
@@ -22256,21 +19468,6 @@
           <w:b/>
           <w:lang w:val="hi_IN" w:bidi="hi_IN"/>
         </w:rPr>
-        <w:t>λόγον ζωῆς</w:t>
-      </w:r>
-    </w:p>
-    <w:p>
-      <w:pPr/>
-      <w:r>
-        <w:rPr>
-          <w:lang w:val="hi_IN" w:bidi="hi_IN"/>
-        </w:rPr>
-      </w:r>
-      <w:r>
-        <w:rPr>
-          <w:b/>
-          <w:lang w:val="hi_IN" w:bidi="hi_IN"/>
-        </w:rPr>
         <w:t>""</w:t>
       </w:r>
     </w:p>
@@ -22353,21 +19550,6 @@
         <w:rPr>
           <w:lang w:val="hi_IN" w:bidi="hi_IN"/>
         </w:rPr>
-      </w:r>
-    </w:p>
-    <w:p>
-      <w:pPr/>
-      <w:r>
-        <w:rPr>
-          <w:lang w:val="hi_IN" w:bidi="hi_IN"/>
-        </w:rPr>
-      </w:r>
-      <w:r>
-        <w:rPr>
-          <w:b/>
-          <w:lang w:val="hi_IN" w:bidi="hi_IN"/>
-        </w:rPr>
-        <w:t>εἰς καύχημα ἐμοὶ εἰς ἡμέραν Χριστοῦ, ὅτι οὐκ εἰς κενὸν ἔδραμον, οὐδὲ εἰς κενὸν ἐκοπίασα</w:t>
       </w:r>
     </w:p>
     <w:p>
@@ -22522,21 +19704,6 @@
           <w:b/>
           <w:lang w:val="hi_IN" w:bidi="hi_IN"/>
         </w:rPr>
-        <w:t>εἰς καύχημα ἐμοὶ</w:t>
-      </w:r>
-    </w:p>
-    <w:p>
-      <w:pPr/>
-      <w:r>
-        <w:rPr>
-          <w:lang w:val="hi_IN" w:bidi="hi_IN"/>
-        </w:rPr>
-      </w:r>
-      <w:r>
-        <w:rPr>
-          <w:b/>
-          <w:lang w:val="hi_IN" w:bidi="hi_IN"/>
-        </w:rPr>
         <w:t>"मुझे घमण्ड"</w:t>
       </w:r>
       <w:r>
@@ -22672,21 +19839,6 @@
           <w:b/>
           <w:lang w:val="hi_IN" w:bidi="hi_IN"/>
         </w:rPr>
-        <w:t>εἰς καύχημα ἐμοὶ</w:t>
-      </w:r>
-    </w:p>
-    <w:p>
-      <w:pPr/>
-      <w:r>
-        <w:rPr>
-          <w:lang w:val="hi_IN" w:bidi="hi_IN"/>
-        </w:rPr>
-      </w:r>
-      <w:r>
-        <w:rPr>
-          <w:b/>
-          <w:lang w:val="hi_IN" w:bidi="hi_IN"/>
-        </w:rPr>
         <w:t>"मुझे घमण्ड"</w:t>
       </w:r>
       <w:r>
@@ -22789,21 +19941,6 @@
           <w:b/>
           <w:lang w:val="hi_IN" w:bidi="hi_IN"/>
         </w:rPr>
-        <w:t>εἰς ἡμέραν Χριστοῦ,</w:t>
-      </w:r>
-    </w:p>
-    <w:p>
-      <w:pPr/>
-      <w:r>
-        <w:rPr>
-          <w:lang w:val="hi_IN" w:bidi="hi_IN"/>
-        </w:rPr>
-      </w:r>
-      <w:r>
-        <w:rPr>
-          <w:b/>
-          <w:lang w:val="hi_IN" w:bidi="hi_IN"/>
-        </w:rPr>
         <w:t>""</w:t>
       </w:r>
     </w:p>
@@ -22880,21 +20017,6 @@
           <w:b/>
           <w:lang w:val="hi_IN" w:bidi="hi_IN"/>
         </w:rPr>
-        <w:t>οὐκ εἰς κενὸν ἔδραμον, οὐδὲ εἰς κενὸν ἐκοπίασα</w:t>
-      </w:r>
-    </w:p>
-    <w:p>
-      <w:pPr/>
-      <w:r>
-        <w:rPr>
-          <w:lang w:val="hi_IN" w:bidi="hi_IN"/>
-        </w:rPr>
-      </w:r>
-      <w:r>
-        <w:rPr>
-          <w:b/>
-          <w:lang w:val="hi_IN" w:bidi="hi_IN"/>
-        </w:rPr>
         <w:t>""</w:t>
       </w:r>
     </w:p>
@@ -23004,21 +20126,6 @@
           <w:b/>
           <w:lang w:val="hi_IN" w:bidi="hi_IN"/>
         </w:rPr>
-        <w:t>οὐκ εἰς κενὸν ἔδραμον</w:t>
-      </w:r>
-    </w:p>
-    <w:p>
-      <w:pPr/>
-      <w:r>
-        <w:rPr>
-          <w:lang w:val="hi_IN" w:bidi="hi_IN"/>
-        </w:rPr>
-      </w:r>
-      <w:r>
-        <w:rPr>
-          <w:b/>
-          <w:lang w:val="hi_IN" w:bidi="hi_IN"/>
-        </w:rPr>
         <w:t>""</w:t>
       </w:r>
     </w:p>
@@ -23128,21 +20235,6 @@
           <w:b/>
           <w:lang w:val="hi_IN" w:bidi="hi_IN"/>
         </w:rPr>
-        <w:t>εἰς κενὸν</w:t>
-      </w:r>
-    </w:p>
-    <w:p>
-      <w:pPr/>
-      <w:r>
-        <w:rPr>
-          <w:lang w:val="hi_IN" w:bidi="hi_IN"/>
-        </w:rPr>
-      </w:r>
-      <w:r>
-        <w:rPr>
-          <w:b/>
-          <w:lang w:val="hi_IN" w:bidi="hi_IN"/>
-        </w:rPr>
         <w:t>"करना व्यर्थ"</w:t>
       </w:r>
     </w:p>
@@ -23239,21 +20331,6 @@
           <w:b/>
           <w:lang w:val="hi_IN" w:bidi="hi_IN"/>
         </w:rPr>
-        <w:t>οὐδὲ εἰς κενὸν ἐκοπίασα</w:t>
-      </w:r>
-    </w:p>
-    <w:p>
-      <w:pPr/>
-      <w:r>
-        <w:rPr>
-          <w:lang w:val="hi_IN" w:bidi="hi_IN"/>
-        </w:rPr>
-      </w:r>
-      <w:r>
-        <w:rPr>
-          <w:b/>
-          <w:lang w:val="hi_IN" w:bidi="hi_IN"/>
-        </w:rPr>
         <w:t>"न"</w:t>
       </w:r>
       <w:r>
@@ -23349,21 +20426,6 @@
         <w:rPr>
           <w:lang w:val="hi_IN" w:bidi="hi_IN"/>
         </w:rPr>
-      </w:r>
-    </w:p>
-    <w:p>
-      <w:pPr/>
-      <w:r>
-        <w:rPr>
-          <w:lang w:val="hi_IN" w:bidi="hi_IN"/>
-        </w:rPr>
-      </w:r>
-      <w:r>
-        <w:rPr>
-          <w:b/>
-          <w:lang w:val="hi_IN" w:bidi="hi_IN"/>
-        </w:rPr>
-        <w:t>ἀλλ’ εἰ καὶ</w:t>
       </w:r>
     </w:p>
     <w:p>
@@ -23512,21 +20574,6 @@
           <w:b/>
           <w:lang w:val="hi_IN" w:bidi="hi_IN"/>
         </w:rPr>
-        <w:t>σπένδομαι ἐπὶ τῇ θυσίᾳ καὶ λειτουργίᾳ τῆς πίστεως ὑμῶν</w:t>
-      </w:r>
-    </w:p>
-    <w:p>
-      <w:pPr/>
-      <w:r>
-        <w:rPr>
-          <w:lang w:val="hi_IN" w:bidi="hi_IN"/>
-        </w:rPr>
-      </w:r>
-      <w:r>
-        <w:rPr>
-          <w:b/>
-          <w:lang w:val="hi_IN" w:bidi="hi_IN"/>
-        </w:rPr>
         <w:t>"मुझे तुम्हारे विश्वास बलिदान और सेवा के"</w:t>
       </w:r>
       <w:r>
@@ -23667,21 +20714,6 @@
           <w:b/>
           <w:lang w:val="hi_IN" w:bidi="hi_IN"/>
         </w:rPr>
-        <w:t>σπένδομαι</w:t>
-      </w:r>
-    </w:p>
-    <w:p>
-      <w:pPr/>
-      <w:r>
-        <w:rPr>
-          <w:lang w:val="hi_IN" w:bidi="hi_IN"/>
-        </w:rPr>
-      </w:r>
-      <w:r>
-        <w:rPr>
-          <w:b/>
-          <w:lang w:val="hi_IN" w:bidi="hi_IN"/>
-        </w:rPr>
         <w:t>"मुझे"</w:t>
       </w:r>
       <w:r>
@@ -23791,21 +20823,6 @@
           <w:b/>
           <w:lang w:val="hi_IN" w:bidi="hi_IN"/>
         </w:rPr>
-        <w:t>σπένδομαι</w:t>
-      </w:r>
-    </w:p>
-    <w:p>
-      <w:pPr/>
-      <w:r>
-        <w:rPr>
-          <w:lang w:val="hi_IN" w:bidi="hi_IN"/>
-        </w:rPr>
-      </w:r>
-      <w:r>
-        <w:rPr>
-          <w:b/>
-          <w:lang w:val="hi_IN" w:bidi="hi_IN"/>
-        </w:rPr>
         <w:t>"मुझे"</w:t>
       </w:r>
       <w:r>
@@ -23915,21 +20932,6 @@
           <w:b/>
           <w:lang w:val="hi_IN" w:bidi="hi_IN"/>
         </w:rPr>
-        <w:t>ἐπὶ τῇ θυσίᾳ καὶ λειτουργίᾳ τῆς πίστεως ὑμῶν</w:t>
-      </w:r>
-    </w:p>
-    <w:p>
-      <w:pPr/>
-      <w:r>
-        <w:rPr>
-          <w:lang w:val="hi_IN" w:bidi="hi_IN"/>
-        </w:rPr>
-      </w:r>
-      <w:r>
-        <w:rPr>
-          <w:b/>
-          <w:lang w:val="hi_IN" w:bidi="hi_IN"/>
-        </w:rPr>
         <w:t>"तुम्हारे विश्वास बलिदान और सेवा के"</w:t>
       </w:r>
       <w:r>
@@ -24012,21 +21014,6 @@
         <w:rPr>
           <w:lang w:val="hi_IN" w:bidi="hi_IN"/>
         </w:rPr>
-      </w:r>
-    </w:p>
-    <w:p>
-      <w:pPr/>
-      <w:r>
-        <w:rPr>
-          <w:lang w:val="hi_IN" w:bidi="hi_IN"/>
-        </w:rPr>
-      </w:r>
-      <w:r>
-        <w:rPr>
-          <w:b/>
-          <w:lang w:val="hi_IN" w:bidi="hi_IN"/>
-        </w:rPr>
-        <w:t>ἐπὶ τῇ θυσίᾳ καὶ λειτουργίᾳ τῆς πίστεως ὑμῶν</w:t>
       </w:r>
     </w:p>
     <w:p>
@@ -24283,21 +21270,6 @@
           <w:b/>
           <w:lang w:val="hi_IN" w:bidi="hi_IN"/>
         </w:rPr>
-        <w:t>τὸ &amp; αὐτὸ</w:t>
-      </w:r>
-    </w:p>
-    <w:p>
-      <w:pPr/>
-      <w:r>
-        <w:rPr>
-          <w:lang w:val="hi_IN" w:bidi="hi_IN"/>
-        </w:rPr>
-      </w:r>
-      <w:r>
-        <w:rPr>
-          <w:b/>
-          <w:lang w:val="hi_IN" w:bidi="hi_IN"/>
-        </w:rPr>
         <w:t>"वैसे ही"</w:t>
       </w:r>
     </w:p>
@@ -24412,21 +21384,6 @@
           <w:b/>
           <w:lang w:val="hi_IN" w:bidi="hi_IN"/>
         </w:rPr>
-        <w:t>καὶ ὑμεῖς χαίρετε καὶ συνχαίρετέ μοι</w:t>
-      </w:r>
-    </w:p>
-    <w:p>
-      <w:pPr/>
-      <w:r>
-        <w:rPr>
-          <w:lang w:val="hi_IN" w:bidi="hi_IN"/>
-        </w:rPr>
-      </w:r>
-      <w:r>
-        <w:rPr>
-          <w:b/>
-          <w:lang w:val="hi_IN" w:bidi="hi_IN"/>
-        </w:rPr>
         <w:t>"तुम भी आनन्दित हो, और मेरे साथ आनन्द"</w:t>
       </w:r>
     </w:p>
@@ -24536,21 +21493,6 @@
           <w:b/>
           <w:lang w:val="hi_IN" w:bidi="hi_IN"/>
         </w:rPr>
-        <w:t>ἐλπίζω δὲ ἐν Κυρίῳ Ἰησοῦ</w:t>
-      </w:r>
-    </w:p>
-    <w:p>
-      <w:pPr/>
-      <w:r>
-        <w:rPr>
-          <w:lang w:val="hi_IN" w:bidi="hi_IN"/>
-        </w:rPr>
-      </w:r>
-      <w:r>
-        <w:rPr>
-          <w:b/>
-          <w:lang w:val="hi_IN" w:bidi="hi_IN"/>
-        </w:rPr>
         <w:t>""</w:t>
       </w:r>
     </w:p>
@@ -24640,21 +21582,6 @@
           <w:b/>
           <w:lang w:val="hi_IN" w:bidi="hi_IN"/>
         </w:rPr>
-        <w:t>οὐδένα γὰρ ἔχω ἰσόψυχον</w:t>
-      </w:r>
-    </w:p>
-    <w:p>
-      <w:pPr/>
-      <w:r>
-        <w:rPr>
-          <w:lang w:val="hi_IN" w:bidi="hi_IN"/>
-        </w:rPr>
-      </w:r>
-      <w:r>
-        <w:rPr>
-          <w:b/>
-          <w:lang w:val="hi_IN" w:bidi="hi_IN"/>
-        </w:rPr>
         <w:t>""</w:t>
       </w:r>
     </w:p>
@@ -24718,21 +21645,6 @@
           <w:b/>
           <w:lang w:val="hi_IN" w:bidi="hi_IN"/>
         </w:rPr>
-        <w:t>οἱ πάντες γὰρ τὰ ἑαυτῶν ζητοῦσιν, οὐ τὰ Ἰησοῦ Χριστοῦ</w:t>
-      </w:r>
-    </w:p>
-    <w:p>
-      <w:pPr/>
-      <w:r>
-        <w:rPr>
-          <w:lang w:val="hi_IN" w:bidi="hi_IN"/>
-        </w:rPr>
-      </w:r>
-      <w:r>
-        <w:rPr>
-          <w:b/>
-          <w:lang w:val="hi_IN" w:bidi="hi_IN"/>
-        </w:rPr>
         <w:t>""</w:t>
       </w:r>
     </w:p>
@@ -24822,21 +21734,6 @@
           <w:b/>
           <w:lang w:val="hi_IN" w:bidi="hi_IN"/>
         </w:rPr>
-        <w:t>ὡς πατρὶ τέκνον, σὺν ἐμοὶ ἐδούλευσεν εἰς τὸ εὐαγγέλιον</w:t>
-      </w:r>
-    </w:p>
-    <w:p>
-      <w:pPr/>
-      <w:r>
-        <w:rPr>
-          <w:lang w:val="hi_IN" w:bidi="hi_IN"/>
-        </w:rPr>
-      </w:r>
-      <w:r>
-        <w:rPr>
-          <w:b/>
-          <w:lang w:val="hi_IN" w:bidi="hi_IN"/>
-        </w:rPr>
         <w:t>""</w:t>
       </w:r>
     </w:p>
@@ -24920,21 +21817,6 @@
           <w:b/>
           <w:lang w:val="hi_IN" w:bidi="hi_IN"/>
         </w:rPr>
-        <w:t>τὴν δὲ δοκιμὴν αὐτοῦ γινώσκετε</w:t>
-      </w:r>
-    </w:p>
-    <w:p>
-      <w:pPr/>
-      <w:r>
-        <w:rPr>
-          <w:lang w:val="hi_IN" w:bidi="hi_IN"/>
-        </w:rPr>
-      </w:r>
-      <w:r>
-        <w:rPr>
-          <w:b/>
-          <w:lang w:val="hi_IN" w:bidi="hi_IN"/>
-        </w:rPr>
         <w:t>"पर उसको तुम परखा जान"</w:t>
       </w:r>
     </w:p>
@@ -25031,21 +21913,6 @@
           <w:b/>
           <w:lang w:val="hi_IN" w:bidi="hi_IN"/>
         </w:rPr>
-        <w:t>εἰς τὸ εὐαγγέλιον</w:t>
-      </w:r>
-    </w:p>
-    <w:p>
-      <w:pPr/>
-      <w:r>
-        <w:rPr>
-          <w:lang w:val="hi_IN" w:bidi="hi_IN"/>
-        </w:rPr>
-      </w:r>
-      <w:r>
-        <w:rPr>
-          <w:b/>
-          <w:lang w:val="hi_IN" w:bidi="hi_IN"/>
-        </w:rPr>
         <w:t>""</w:t>
       </w:r>
     </w:p>
@@ -25142,21 +22009,6 @@
           <w:b/>
           <w:lang w:val="hi_IN" w:bidi="hi_IN"/>
         </w:rPr>
-        <w:t>πέποιθα &amp; ἐν Κυρίῳ, ὅτι καὶ αὐτὸς ταχέως ἐλεύσομαι</w:t>
-      </w:r>
-    </w:p>
-    <w:p>
-      <w:pPr/>
-      <w:r>
-        <w:rPr>
-          <w:lang w:val="hi_IN" w:bidi="hi_IN"/>
-        </w:rPr>
-      </w:r>
-      <w:r>
-        <w:rPr>
-          <w:b/>
-          <w:lang w:val="hi_IN" w:bidi="hi_IN"/>
-        </w:rPr>
         <w:t>""</w:t>
       </w:r>
     </w:p>
@@ -25220,21 +22072,6 @@
           <w:b/>
           <w:lang w:val="hi_IN" w:bidi="hi_IN"/>
         </w:rPr>
-        <w:t>ὅτι καὶ αὐτὸς ταχέως ἐλεύσομαι.</w:t>
-      </w:r>
-    </w:p>
-    <w:p>
-      <w:pPr/>
-      <w:r>
-        <w:rPr>
-          <w:lang w:val="hi_IN" w:bidi="hi_IN"/>
-        </w:rPr>
-      </w:r>
-      <w:r>
-        <w:rPr>
-          <w:b/>
-          <w:lang w:val="hi_IN" w:bidi="hi_IN"/>
-        </w:rPr>
         <w:t>"कि मैं आप भी शीघ्र आऊँगा"</w:t>
       </w:r>
     </w:p>
@@ -25331,21 +22168,6 @@
           <w:b/>
           <w:lang w:val="hi_IN" w:bidi="hi_IN"/>
         </w:rPr>
-        <w:t>ὅτι καὶ αὐτὸς ταχέως ἐλεύσομαι</w:t>
-      </w:r>
-    </w:p>
-    <w:p>
-      <w:pPr/>
-      <w:r>
-        <w:rPr>
-          <w:lang w:val="hi_IN" w:bidi="hi_IN"/>
-        </w:rPr>
-      </w:r>
-      <w:r>
-        <w:rPr>
-          <w:b/>
-          <w:lang w:val="hi_IN" w:bidi="hi_IN"/>
-        </w:rPr>
         <w:t>"कि मैं आप भी शीघ्र आऊँगा"</w:t>
       </w:r>
     </w:p>
@@ -25455,21 +22277,6 @@
           <w:b/>
           <w:lang w:val="hi_IN" w:bidi="hi_IN"/>
         </w:rPr>
-        <w:t>Ἐπαφρόδιτον</w:t>
-      </w:r>
-    </w:p>
-    <w:p>
-      <w:pPr/>
-      <w:r>
-        <w:rPr>
-          <w:lang w:val="hi_IN" w:bidi="hi_IN"/>
-        </w:rPr>
-      </w:r>
-      <w:r>
-        <w:rPr>
-          <w:b/>
-          <w:lang w:val="hi_IN" w:bidi="hi_IN"/>
-        </w:rPr>
         <w:t>""</w:t>
       </w:r>
     </w:p>
@@ -25553,21 +22360,6 @@
           <w:b/>
           <w:lang w:val="hi_IN" w:bidi="hi_IN"/>
         </w:rPr>
-        <w:t>ἀδελφὸν &amp; μου</w:t>
-      </w:r>
-    </w:p>
-    <w:p>
-      <w:pPr/>
-      <w:r>
-        <w:rPr>
-          <w:lang w:val="hi_IN" w:bidi="hi_IN"/>
-        </w:rPr>
-      </w:r>
-      <w:r>
-        <w:rPr>
-          <w:b/>
-          <w:lang w:val="hi_IN" w:bidi="hi_IN"/>
-        </w:rPr>
         <w:t>"मैंने"</w:t>
       </w:r>
       <w:r>
@@ -25690,21 +22482,6 @@
           <w:b/>
           <w:lang w:val="hi_IN" w:bidi="hi_IN"/>
         </w:rPr>
-        <w:t>συνστρατιώτην</w:t>
-      </w:r>
-    </w:p>
-    <w:p>
-      <w:pPr/>
-      <w:r>
-        <w:rPr>
-          <w:lang w:val="hi_IN" w:bidi="hi_IN"/>
-        </w:rPr>
-      </w:r>
-      <w:r>
-        <w:rPr>
-          <w:b/>
-          <w:lang w:val="hi_IN" w:bidi="hi_IN"/>
-        </w:rPr>
         <w:t>""</w:t>
       </w:r>
     </w:p>
@@ -25827,21 +22604,6 @@
           <w:b/>
           <w:lang w:val="hi_IN" w:bidi="hi_IN"/>
         </w:rPr>
-        <w:t>ὑμῶν &amp; ἀπόστολον καὶ λειτουργὸν τῆς χρείας μου</w:t>
-      </w:r>
-    </w:p>
-    <w:p>
-      <w:pPr/>
-      <w:r>
-        <w:rPr>
-          <w:lang w:val="hi_IN" w:bidi="hi_IN"/>
-        </w:rPr>
-      </w:r>
-      <w:r>
-        <w:rPr>
-          <w:b/>
-          <w:lang w:val="hi_IN" w:bidi="hi_IN"/>
-        </w:rPr>
         <w:t>""</w:t>
       </w:r>
     </w:p>
@@ -25905,21 +22667,6 @@
           <w:b/>
           <w:lang w:val="hi_IN" w:bidi="hi_IN"/>
         </w:rPr>
-        <w:t>ἐπιποθῶν ἦν πάντας ὑμᾶς, καὶ ἀδημονῶν</w:t>
-      </w:r>
-    </w:p>
-    <w:p>
-      <w:pPr/>
-      <w:r>
-        <w:rPr>
-          <w:lang w:val="hi_IN" w:bidi="hi_IN"/>
-        </w:rPr>
-      </w:r>
-      <w:r>
-        <w:rPr>
-          <w:b/>
-          <w:lang w:val="hi_IN" w:bidi="hi_IN"/>
-        </w:rPr>
         <w:t>""</w:t>
       </w:r>
     </w:p>
@@ -25983,21 +22730,6 @@
           <w:b/>
           <w:lang w:val="hi_IN" w:bidi="hi_IN"/>
         </w:rPr>
-        <w:t>ἐπειδὴ ἐπιποθῶν ἦν πάντας ὑμᾶς, καὶ ἀδημονῶν διότι ἠκούσατε ὅτι ἠσθένησεν</w:t>
-      </w:r>
-    </w:p>
-    <w:p>
-      <w:pPr/>
-      <w:r>
-        <w:rPr>
-          <w:lang w:val="hi_IN" w:bidi="hi_IN"/>
-        </w:rPr>
-      </w:r>
-      <w:r>
-        <w:rPr>
-          <w:b/>
-          <w:lang w:val="hi_IN" w:bidi="hi_IN"/>
-        </w:rPr>
         <w:t>"क्योंकि उसका मन तुम सब में लगा हुआ था, इस कारण वह व्याकुल रहता था क्योंकि तुम ने उसकी बीमारी का हाल सुना था"</w:t>
       </w:r>
     </w:p>
@@ -26094,21 +22826,6 @@
           <w:b/>
           <w:lang w:val="hi_IN" w:bidi="hi_IN"/>
         </w:rPr>
-        <w:t>καὶ γὰρ ἠσθένησεν παραπλήσιον θανάτῳ, ἀλλὰ ὁ Θεὸς ἠλέησεν αὐτόν, οὐκ αὐτὸν δὲ μόνον, ἀλλὰ καὶ ἐμέ, ἵνα μὴ λύπην ἐπὶ λύπην σχῶ</w:t>
-      </w:r>
-    </w:p>
-    <w:p>
-      <w:pPr/>
-      <w:r>
-        <w:rPr>
-          <w:lang w:val="hi_IN" w:bidi="hi_IN"/>
-        </w:rPr>
-      </w:r>
-      <w:r>
-        <w:rPr>
-          <w:b/>
-          <w:lang w:val="hi_IN" w:bidi="hi_IN"/>
-        </w:rPr>
         <w:t>"और निश्चय वह बीमार तो हो गया था, यहाँ तक कि मरने पर था, परन्तु परमेश्वर उस पर दया की; और केवल उस पर नहीं, पर मुझ पर भी कि मुझे शोक पर शोक न हो"</w:t>
       </w:r>
     </w:p>
@@ -26231,21 +22948,6 @@
           <w:b/>
           <w:lang w:val="hi_IN" w:bidi="hi_IN"/>
         </w:rPr>
-        <w:t>ἠσθένησεν παραπλήσιον θανάτῳ</w:t>
-      </w:r>
-    </w:p>
-    <w:p>
-      <w:pPr/>
-      <w:r>
-        <w:rPr>
-          <w:lang w:val="hi_IN" w:bidi="hi_IN"/>
-        </w:rPr>
-      </w:r>
-      <w:r>
-        <w:rPr>
-          <w:b/>
-          <w:lang w:val="hi_IN" w:bidi="hi_IN"/>
-        </w:rPr>
         <w:t>"वह बीमार तो हो गया था, यहाँ तक कि मरने पर था"</w:t>
       </w:r>
     </w:p>
@@ -26342,21 +23044,6 @@
           <w:b/>
           <w:lang w:val="hi_IN" w:bidi="hi_IN"/>
         </w:rPr>
-        <w:t>ἀλλὰ ὁ Θεὸς ἠλέησεν αὐτόν</w:t>
-      </w:r>
-    </w:p>
-    <w:p>
-      <w:pPr/>
-      <w:r>
-        <w:rPr>
-          <w:lang w:val="hi_IN" w:bidi="hi_IN"/>
-        </w:rPr>
-      </w:r>
-      <w:r>
-        <w:rPr>
-          <w:b/>
-          <w:lang w:val="hi_IN" w:bidi="hi_IN"/>
-        </w:rPr>
         <w:t>"परन्तु परमेश्वर उस पर दया की"</w:t>
       </w:r>
     </w:p>
@@ -26575,21 +23262,6 @@
           <w:b/>
           <w:lang w:val="hi_IN" w:bidi="hi_IN"/>
         </w:rPr>
-        <w:t>λύπην ἐπὶ λύπην</w:t>
-      </w:r>
-    </w:p>
-    <w:p>
-      <w:pPr/>
-      <w:r>
-        <w:rPr>
-          <w:lang w:val="hi_IN" w:bidi="hi_IN"/>
-        </w:rPr>
-      </w:r>
-      <w:r>
-        <w:rPr>
-          <w:b/>
-          <w:lang w:val="hi_IN" w:bidi="hi_IN"/>
-        </w:rPr>
         <w:t>"पर भी"</w:t>
       </w:r>
       <w:r>
@@ -26679,21 +23351,6 @@
           <w:b/>
           <w:lang w:val="hi_IN" w:bidi="hi_IN"/>
         </w:rPr>
-        <w:t>σπουδαιοτέρως οὖν ἔπεμψα αὐτὸν, ἵνα ἰδόντες αὐτὸν πάλιν, χαρῆτε κἀγὼ ἀλυπότερος ὦ</w:t>
-      </w:r>
-    </w:p>
-    <w:p>
-      <w:pPr/>
-      <w:r>
-        <w:rPr>
-          <w:lang w:val="hi_IN" w:bidi="hi_IN"/>
-        </w:rPr>
-      </w:r>
-      <w:r>
-        <w:rPr>
-          <w:b/>
-          <w:lang w:val="hi_IN" w:bidi="hi_IN"/>
-        </w:rPr>
         <w:t>"इसलिए मैंने उसे भेजने का और भी यत्न किया कि तुम उससे फिर भेंट आनन्दित हो जाओ और मेरा शोक घट"</w:t>
       </w:r>
     </w:p>
@@ -26803,21 +23460,6 @@
           <w:b/>
           <w:lang w:val="hi_IN" w:bidi="hi_IN"/>
         </w:rPr>
-        <w:t>κἀγὼ ἀλυπότερος ὦ</w:t>
-      </w:r>
-    </w:p>
-    <w:p>
-      <w:pPr/>
-      <w:r>
-        <w:rPr>
-          <w:lang w:val="hi_IN" w:bidi="hi_IN"/>
-        </w:rPr>
-      </w:r>
-      <w:r>
-        <w:rPr>
-          <w:b/>
-          <w:lang w:val="hi_IN" w:bidi="hi_IN"/>
-        </w:rPr>
         <w:t>""</w:t>
       </w:r>
     </w:p>
@@ -26907,21 +23549,6 @@
           <w:b/>
           <w:lang w:val="hi_IN" w:bidi="hi_IN"/>
         </w:rPr>
-        <w:t>προσδέχεσθε &amp; αὐτὸν</w:t>
-      </w:r>
-    </w:p>
-    <w:p>
-      <w:pPr/>
-      <w:r>
-        <w:rPr>
-          <w:lang w:val="hi_IN" w:bidi="hi_IN"/>
-        </w:rPr>
-      </w:r>
-      <w:r>
-        <w:rPr>
-          <w:b/>
-          <w:lang w:val="hi_IN" w:bidi="hi_IN"/>
-        </w:rPr>
         <w:t>""</w:t>
       </w:r>
     </w:p>
@@ -26998,21 +23625,6 @@
           <w:b/>
           <w:lang w:val="hi_IN" w:bidi="hi_IN"/>
         </w:rPr>
-        <w:t>ἐν Κυρίῳ μετὰ πάσης χαρᾶς</w:t>
-      </w:r>
-    </w:p>
-    <w:p>
-      <w:pPr/>
-      <w:r>
-        <w:rPr>
-          <w:lang w:val="hi_IN" w:bidi="hi_IN"/>
-        </w:rPr>
-      </w:r>
-      <w:r>
-        <w:rPr>
-          <w:b/>
-          <w:lang w:val="hi_IN" w:bidi="hi_IN"/>
-        </w:rPr>
         <w:t>""</w:t>
       </w:r>
     </w:p>
@@ -27102,21 +23714,6 @@
           <w:b/>
           <w:lang w:val="hi_IN" w:bidi="hi_IN"/>
         </w:rPr>
-        <w:t>ἐντίμους ἔχετε</w:t>
-      </w:r>
-    </w:p>
-    <w:p>
-      <w:pPr/>
-      <w:r>
-        <w:rPr>
-          <w:lang w:val="hi_IN" w:bidi="hi_IN"/>
-        </w:rPr>
-      </w:r>
-      <w:r>
-        <w:rPr>
-          <w:b/>
-          <w:lang w:val="hi_IN" w:bidi="hi_IN"/>
-        </w:rPr>
         <w:t>"आदर किया"</w:t>
       </w:r>
     </w:p>
@@ -27213,21 +23810,6 @@
           <w:b/>
           <w:lang w:val="hi_IN" w:bidi="hi_IN"/>
         </w:rPr>
-        <w:t>ἐντίμους ἔχετε</w:t>
-      </w:r>
-    </w:p>
-    <w:p>
-      <w:pPr/>
-      <w:r>
-        <w:rPr>
-          <w:lang w:val="hi_IN" w:bidi="hi_IN"/>
-        </w:rPr>
-      </w:r>
-      <w:r>
-        <w:rPr>
-          <w:b/>
-          <w:lang w:val="hi_IN" w:bidi="hi_IN"/>
-        </w:rPr>
         <w:t>"आदर किया"</w:t>
       </w:r>
     </w:p>
@@ -27350,21 +23932,6 @@
           <w:b/>
           <w:lang w:val="hi_IN" w:bidi="hi_IN"/>
         </w:rPr>
-        <w:t>ὅτι διὰ τὸ ἔργον Χριστοῦ μέχρι θανάτου ἤγγισεν, παραβολευσάμενος τῇ ψυχῇ, ἵνα ἀναπληρώσῃ τὸ ὑμῶν ὑστέρημα, τῆς πρός με λειτουργίας</w:t>
-      </w:r>
-    </w:p>
-    <w:p>
-      <w:pPr/>
-      <w:r>
-        <w:rPr>
-          <w:lang w:val="hi_IN" w:bidi="hi_IN"/>
-        </w:rPr>
-      </w:r>
-      <w:r>
-        <w:rPr>
-          <w:b/>
-          <w:lang w:val="hi_IN" w:bidi="hi_IN"/>
-        </w:rPr>
         <w:t>""</w:t>
       </w:r>
     </w:p>
@@ -27474,21 +24041,6 @@
           <w:b/>
           <w:lang w:val="hi_IN" w:bidi="hi_IN"/>
         </w:rPr>
-        <w:t>διὰ τὸ ἔργον Χριστοῦ</w:t>
-      </w:r>
-    </w:p>
-    <w:p>
-      <w:pPr/>
-      <w:r>
-        <w:rPr>
-          <w:lang w:val="hi_IN" w:bidi="hi_IN"/>
-        </w:rPr>
-      </w:r>
-      <w:r>
-        <w:rPr>
-          <w:b/>
-          <w:lang w:val="hi_IN" w:bidi="hi_IN"/>
-        </w:rPr>
         <w:t>"मसीह के काम के लिये"</w:t>
       </w:r>
     </w:p>
@@ -27585,21 +24137,6 @@
           <w:b/>
           <w:lang w:val="hi_IN" w:bidi="hi_IN"/>
         </w:rPr>
-        <w:t>διὰ τὸ ἔργον Χριστοῦ</w:t>
-      </w:r>
-    </w:p>
-    <w:p>
-      <w:pPr/>
-      <w:r>
-        <w:rPr>
-          <w:lang w:val="hi_IN" w:bidi="hi_IN"/>
-        </w:rPr>
-      </w:r>
-      <w:r>
-        <w:rPr>
-          <w:b/>
-          <w:lang w:val="hi_IN" w:bidi="hi_IN"/>
-        </w:rPr>
         <w:t>"मसीह के काम के लिये"</w:t>
       </w:r>
     </w:p>
@@ -27709,21 +24246,6 @@
           <w:b/>
           <w:lang w:val="hi_IN" w:bidi="hi_IN"/>
         </w:rPr>
-        <w:t>μέχρι θανάτου ἤγγισεν</w:t>
-      </w:r>
-    </w:p>
-    <w:p>
-      <w:pPr/>
-      <w:r>
-        <w:rPr>
-          <w:lang w:val="hi_IN" w:bidi="hi_IN"/>
-        </w:rPr>
-      </w:r>
-      <w:r>
-        <w:rPr>
-          <w:b/>
-          <w:lang w:val="hi_IN" w:bidi="hi_IN"/>
-        </w:rPr>
         <w:t>"वह"</w:t>
       </w:r>
       <w:r>
@@ -27846,21 +24368,6 @@
           <w:b/>
           <w:lang w:val="hi_IN" w:bidi="hi_IN"/>
         </w:rPr>
-        <w:t>παραβολευσάμενος τῇ ψυχῇ</w:t>
-      </w:r>
-    </w:p>
-    <w:p>
-      <w:pPr/>
-      <w:r>
-        <w:rPr>
-          <w:lang w:val="hi_IN" w:bidi="hi_IN"/>
-        </w:rPr>
-      </w:r>
-      <w:r>
-        <w:rPr>
-          <w:b/>
-          <w:lang w:val="hi_IN" w:bidi="hi_IN"/>
-        </w:rPr>
         <w:t>"प्राणों जोखिम उठाकर"</w:t>
       </w:r>
     </w:p>
@@ -27970,21 +24477,6 @@
           <w:b/>
           <w:lang w:val="hi_IN" w:bidi="hi_IN"/>
         </w:rPr>
-        <w:t>ἵνα ἀναπληρώσῃ τὸ ὑμῶν ὑστέρημα, τῆς πρός με λειτουργίας</w:t>
-      </w:r>
-    </w:p>
-    <w:p>
-      <w:pPr/>
-      <w:r>
-        <w:rPr>
-          <w:lang w:val="hi_IN" w:bidi="hi_IN"/>
-        </w:rPr>
-      </w:r>
-      <w:r>
-        <w:rPr>
-          <w:b/>
-          <w:lang w:val="hi_IN" w:bidi="hi_IN"/>
-        </w:rPr>
         <w:t>"अपने"</w:t>
       </w:r>
       <w:r>
@@ -28107,21 +24599,6 @@
           <w:b/>
           <w:lang w:val="hi_IN" w:bidi="hi_IN"/>
         </w:rPr>
-        <w:t>ἵνα ἀναπληρώσῃ τὸ ὑμῶν ὑστέρημα, τῆς πρός με λειτουργίας</w:t>
-      </w:r>
-    </w:p>
-    <w:p>
-      <w:pPr/>
-      <w:r>
-        <w:rPr>
-          <w:lang w:val="hi_IN" w:bidi="hi_IN"/>
-        </w:rPr>
-      </w:r>
-      <w:r>
-        <w:rPr>
-          <w:b/>
-          <w:lang w:val="hi_IN" w:bidi="hi_IN"/>
-        </w:rPr>
         <w:t>""</w:t>
       </w:r>
     </w:p>
@@ -28204,21 +24681,6 @@
         <w:rPr>
           <w:lang w:val="hi_IN" w:bidi="hi_IN"/>
         </w:rPr>
-      </w:r>
-    </w:p>
-    <w:p>
-      <w:pPr/>
-      <w:r>
-        <w:rPr>
-          <w:lang w:val="hi_IN" w:bidi="hi_IN"/>
-        </w:rPr>
-      </w:r>
-      <w:r>
-        <w:rPr>
-          <w:b/>
-          <w:lang w:val="hi_IN" w:bidi="hi_IN"/>
-        </w:rPr>
-        <w:t>ἀδελφοί</w:t>
       </w:r>
     </w:p>
     <w:p>
@@ -28327,21 +24789,6 @@
           <w:b/>
           <w:lang w:val="hi_IN" w:bidi="hi_IN"/>
         </w:rPr>
-        <w:t>χαίρετε ἐν Κυρίῳ</w:t>
-      </w:r>
-    </w:p>
-    <w:p>
-      <w:pPr/>
-      <w:r>
-        <w:rPr>
-          <w:lang w:val="hi_IN" w:bidi="hi_IN"/>
-        </w:rPr>
-      </w:r>
-      <w:r>
-        <w:rPr>
-          <w:b/>
-          <w:lang w:val="hi_IN" w:bidi="hi_IN"/>
-        </w:rPr>
         <w:t>""</w:t>
       </w:r>
     </w:p>
@@ -28418,21 +24865,6 @@
           <w:b/>
           <w:lang w:val="hi_IN" w:bidi="hi_IN"/>
         </w:rPr>
-        <w:t>ἐν Κυρίῳ</w:t>
-      </w:r>
-    </w:p>
-    <w:p>
-      <w:pPr/>
-      <w:r>
-        <w:rPr>
-          <w:lang w:val="hi_IN" w:bidi="hi_IN"/>
-        </w:rPr>
-      </w:r>
-      <w:r>
-        <w:rPr>
-          <w:b/>
-          <w:lang w:val="hi_IN" w:bidi="hi_IN"/>
-        </w:rPr>
         <w:t>"प्रभु में"</w:t>
       </w:r>
       <w:r>
@@ -28509,21 +24941,6 @@
           <w:b/>
           <w:lang w:val="hi_IN" w:bidi="hi_IN"/>
         </w:rPr>
-        <w:t>ὑμῖν δὲ ἀσφαλές</w:t>
-      </w:r>
-    </w:p>
-    <w:p>
-      <w:pPr/>
-      <w:r>
-        <w:rPr>
-          <w:lang w:val="hi_IN" w:bidi="hi_IN"/>
-        </w:rPr>
-      </w:r>
-      <w:r>
-        <w:rPr>
-          <w:b/>
-          <w:lang w:val="hi_IN" w:bidi="hi_IN"/>
-        </w:rPr>
         <w:t>""</w:t>
       </w:r>
     </w:p>
@@ -28607,21 +25024,6 @@
           <w:b/>
           <w:lang w:val="hi_IN" w:bidi="hi_IN"/>
         </w:rPr>
-        <w:t>βλέπετε</w:t>
-      </w:r>
-    </w:p>
-    <w:p>
-      <w:pPr/>
-      <w:r>
-        <w:rPr>
-          <w:lang w:val="hi_IN" w:bidi="hi_IN"/>
-        </w:rPr>
-      </w:r>
-      <w:r>
-        <w:rPr>
-          <w:b/>
-          <w:lang w:val="hi_IN" w:bidi="hi_IN"/>
-        </w:rPr>
         <w:t>"चौकस रहो,"</w:t>
       </w:r>
       <w:r>
@@ -28744,21 +25146,6 @@
           <w:b/>
           <w:lang w:val="hi_IN" w:bidi="hi_IN"/>
         </w:rPr>
-        <w:t>βλέπετε</w:t>
-      </w:r>
-    </w:p>
-    <w:p>
-      <w:pPr/>
-      <w:r>
-        <w:rPr>
-          <w:lang w:val="hi_IN" w:bidi="hi_IN"/>
-        </w:rPr>
-      </w:r>
-      <w:r>
-        <w:rPr>
-          <w:b/>
-          <w:lang w:val="hi_IN" w:bidi="hi_IN"/>
-        </w:rPr>
         <w:t>""</w:t>
       </w:r>
     </w:p>
@@ -28822,21 +25209,6 @@
           <w:b/>
           <w:lang w:val="hi_IN" w:bidi="hi_IN"/>
         </w:rPr>
-        <w:t>τοὺς κύνας &amp; τοὺς κακοὺς ἐργάτας &amp; τὴν κατατομήν</w:t>
-      </w:r>
-    </w:p>
-    <w:p>
-      <w:pPr/>
-      <w:r>
-        <w:rPr>
-          <w:lang w:val="hi_IN" w:bidi="hi_IN"/>
-        </w:rPr>
-      </w:r>
-      <w:r>
-        <w:rPr>
-          <w:b/>
-          <w:lang w:val="hi_IN" w:bidi="hi_IN"/>
-        </w:rPr>
         <w:t>""</w:t>
       </w:r>
     </w:p>
@@ -28926,21 +25298,6 @@
           <w:b/>
           <w:lang w:val="hi_IN" w:bidi="hi_IN"/>
         </w:rPr>
-        <w:t>τοὺς κύνας</w:t>
-      </w:r>
-    </w:p>
-    <w:p>
-      <w:pPr/>
-      <w:r>
-        <w:rPr>
-          <w:lang w:val="hi_IN" w:bidi="hi_IN"/>
-        </w:rPr>
-      </w:r>
-      <w:r>
-        <w:rPr>
-          <w:b/>
-          <w:lang w:val="hi_IN" w:bidi="hi_IN"/>
-        </w:rPr>
         <w:t>"कुत्तों"</w:t>
       </w:r>
     </w:p>
@@ -29050,21 +25407,6 @@
           <w:b/>
           <w:lang w:val="hi_IN" w:bidi="hi_IN"/>
         </w:rPr>
-        <w:t>κακοὺς ἐργάτας</w:t>
-      </w:r>
-    </w:p>
-    <w:p>
-      <w:pPr/>
-      <w:r>
-        <w:rPr>
-          <w:lang w:val="hi_IN" w:bidi="hi_IN"/>
-        </w:rPr>
-      </w:r>
-      <w:r>
-        <w:rPr>
-          <w:b/>
-          <w:lang w:val="hi_IN" w:bidi="hi_IN"/>
-        </w:rPr>
         <w:t>"बुरे काम करनेवालों"</w:t>
       </w:r>
     </w:p>
@@ -29161,21 +25503,6 @@
           <w:b/>
           <w:lang w:val="hi_IN" w:bidi="hi_IN"/>
         </w:rPr>
-        <w:t>τὴν κατατομήν</w:t>
-      </w:r>
-    </w:p>
-    <w:p>
-      <w:pPr/>
-      <w:r>
-        <w:rPr>
-          <w:lang w:val="hi_IN" w:bidi="hi_IN"/>
-        </w:rPr>
-      </w:r>
-      <w:r>
-        <w:rPr>
-          <w:b/>
-          <w:lang w:val="hi_IN" w:bidi="hi_IN"/>
-        </w:rPr>
         <w:t>"से"</w:t>
       </w:r>
       <w:r>
@@ -29311,21 +25638,6 @@
           <w:b/>
           <w:lang w:val="hi_IN" w:bidi="hi_IN"/>
         </w:rPr>
-        <w:t>τὴν κατατομήν</w:t>
-      </w:r>
-    </w:p>
-    <w:p>
-      <w:pPr/>
-      <w:r>
-        <w:rPr>
-          <w:lang w:val="hi_IN" w:bidi="hi_IN"/>
-        </w:rPr>
-      </w:r>
-      <w:r>
-        <w:rPr>
-          <w:b/>
-          <w:lang w:val="hi_IN" w:bidi="hi_IN"/>
-        </w:rPr>
         <w:t>"से"</w:t>
       </w:r>
       <w:r>
@@ -29435,21 +25747,6 @@
           <w:b/>
           <w:lang w:val="hi_IN" w:bidi="hi_IN"/>
         </w:rPr>
-        <w:t>ἡμεῖς γάρ ἐσμεν</w:t>
-      </w:r>
-    </w:p>
-    <w:p>
-      <w:pPr/>
-      <w:r>
-        <w:rPr>
-          <w:lang w:val="hi_IN" w:bidi="hi_IN"/>
-        </w:rPr>
-      </w:r>
-      <w:r>
-        <w:rPr>
-          <w:b/>
-          <w:lang w:val="hi_IN" w:bidi="hi_IN"/>
-        </w:rPr>
         <w:t>""</w:t>
       </w:r>
     </w:p>
@@ -29553,21 +25850,6 @@
           <w:b/>
           <w:lang w:val="hi_IN" w:bidi="hi_IN"/>
         </w:rPr>
-        <w:t>ἡ περιτομή</w:t>
-      </w:r>
-    </w:p>
-    <w:p>
-      <w:pPr/>
-      <w:r>
-        <w:rPr>
-          <w:lang w:val="hi_IN" w:bidi="hi_IN"/>
-        </w:rPr>
-      </w:r>
-      <w:r>
-        <w:rPr>
-          <w:b/>
-          <w:lang w:val="hi_IN" w:bidi="hi_IN"/>
-        </w:rPr>
         <w:t>""</w:t>
       </w:r>
     </w:p>
@@ -29657,21 +25939,6 @@
           <w:b/>
           <w:lang w:val="hi_IN" w:bidi="hi_IN"/>
         </w:rPr>
-        <w:t>οἱ Πνεύματι Θεοῦ λατρεύοντες</w:t>
-      </w:r>
-    </w:p>
-    <w:p>
-      <w:pPr/>
-      <w:r>
-        <w:rPr>
-          <w:lang w:val="hi_IN" w:bidi="hi_IN"/>
-        </w:rPr>
-      </w:r>
-      <w:r>
-        <w:rPr>
-          <w:b/>
-          <w:lang w:val="hi_IN" w:bidi="hi_IN"/>
-        </w:rPr>
         <w:t>"परमेश्वर के आत्मा की उपासना करते हैं"</w:t>
       </w:r>
     </w:p>
@@ -29735,21 +26002,6 @@
           <w:b/>
           <w:lang w:val="hi_IN" w:bidi="hi_IN"/>
         </w:rPr>
-        <w:t>οὐκ ἐν σαρκὶ πεποιθότες</w:t>
-      </w:r>
-    </w:p>
-    <w:p>
-      <w:pPr/>
-      <w:r>
-        <w:rPr>
-          <w:lang w:val="hi_IN" w:bidi="hi_IN"/>
-        </w:rPr>
-      </w:r>
-      <w:r>
-        <w:rPr>
-          <w:b/>
-          <w:lang w:val="hi_IN" w:bidi="hi_IN"/>
-        </w:rPr>
         <w:t>""</w:t>
       </w:r>
     </w:p>
@@ -29839,21 +26091,6 @@
           <w:b/>
           <w:lang w:val="hi_IN" w:bidi="hi_IN"/>
         </w:rPr>
-        <w:t>καυχώμενοι ἐν Χριστῷ Ἰησοῦ, καὶ οὐκ ἐν σαρκὶ πεποιθότες</w:t>
-      </w:r>
-    </w:p>
-    <w:p>
-      <w:pPr/>
-      <w:r>
-        <w:rPr>
-          <w:lang w:val="hi_IN" w:bidi="hi_IN"/>
-        </w:rPr>
-      </w:r>
-      <w:r>
-        <w:rPr>
-          <w:b/>
-          <w:lang w:val="hi_IN" w:bidi="hi_IN"/>
-        </w:rPr>
         <w:t>"मसीह यीशु पर घमण्ड करते हैं और शरीर भरोसा नहीं"</w:t>
       </w:r>
     </w:p>
@@ -29943,21 +26180,6 @@
           <w:b/>
           <w:lang w:val="hi_IN" w:bidi="hi_IN"/>
         </w:rPr>
-        <w:t>καὶ οὐκ ἐν σαρκὶ πεποιθότες</w:t>
-      </w:r>
-    </w:p>
-    <w:p>
-      <w:pPr/>
-      <w:r>
-        <w:rPr>
-          <w:lang w:val="hi_IN" w:bidi="hi_IN"/>
-        </w:rPr>
-      </w:r>
-      <w:r>
-        <w:rPr>
-          <w:b/>
-          <w:lang w:val="hi_IN" w:bidi="hi_IN"/>
-        </w:rPr>
         <w:t>"और शरीर भरोसा नहीं"</w:t>
       </w:r>
     </w:p>
@@ -30079,21 +26301,6 @@
         <w:rPr>
           <w:lang w:val="hi_IN" w:bidi="hi_IN"/>
         </w:rPr>
-      </w:r>
-    </w:p>
-    <w:p>
-      <w:pPr/>
-      <w:r>
-        <w:rPr>
-          <w:lang w:val="hi_IN" w:bidi="hi_IN"/>
-        </w:rPr>
-      </w:r>
-      <w:r>
-        <w:rPr>
-          <w:b/>
-          <w:lang w:val="hi_IN" w:bidi="hi_IN"/>
-        </w:rPr>
-        <w:t>ἐγὼ ἔχων πεποίθησιν καὶ ἐν σαρκί εἴ τις δοκεῖ ἄλλος πεποιθέναι ἐν σαρκί, ἐγὼ μᾶλλον</w:t>
       </w:r>
     </w:p>
     <w:p>
@@ -30272,21 +26479,6 @@
           <w:b/>
           <w:lang w:val="hi_IN" w:bidi="hi_IN"/>
         </w:rPr>
-        <w:t>φυλῆς Βενιαμείν</w:t>
-      </w:r>
-    </w:p>
-    <w:p>
-      <w:pPr/>
-      <w:r>
-        <w:rPr>
-          <w:lang w:val="hi_IN" w:bidi="hi_IN"/>
-        </w:rPr>
-      </w:r>
-      <w:r>
-        <w:rPr>
-          <w:b/>
-          <w:lang w:val="hi_IN" w:bidi="hi_IN"/>
-        </w:rPr>
         <w:t>""</w:t>
       </w:r>
     </w:p>
@@ -30459,21 +26651,6 @@
           <w:b/>
           <w:lang w:val="hi_IN" w:bidi="hi_IN"/>
         </w:rPr>
-        <w:t>κατὰ νόμον Φαρισαῖος</w:t>
-      </w:r>
-    </w:p>
-    <w:p>
-      <w:pPr/>
-      <w:r>
-        <w:rPr>
-          <w:lang w:val="hi_IN" w:bidi="hi_IN"/>
-        </w:rPr>
-      </w:r>
-      <w:r>
-        <w:rPr>
-          <w:b/>
-          <w:lang w:val="hi_IN" w:bidi="hi_IN"/>
-        </w:rPr>
         <w:t>""</w:t>
       </w:r>
     </w:p>
@@ -30550,21 +26727,6 @@
           <w:b/>
           <w:lang w:val="hi_IN" w:bidi="hi_IN"/>
         </w:rPr>
-        <w:t>κατὰ ζῆλος διώκων τὴν ἐκκλησίαν, κατὰ δικαιοσύνην τὴν ἐν νόμῳ γενόμενος ἄμεμπτος</w:t>
-      </w:r>
-    </w:p>
-    <w:p>
-      <w:pPr/>
-      <w:r>
-        <w:rPr>
-          <w:lang w:val="hi_IN" w:bidi="hi_IN"/>
-        </w:rPr>
-      </w:r>
-      <w:r>
-        <w:rPr>
-          <w:b/>
-          <w:lang w:val="hi_IN" w:bidi="hi_IN"/>
-        </w:rPr>
         <w:t>"उत्साह विषय में यदि कहो तो कलीसिया सतानेवाला; व्यवस्था धार्मिकता विषय में यदि कहो निर्दोष"</w:t>
       </w:r>
     </w:p>
@@ -30628,21 +26790,6 @@
           <w:b/>
           <w:lang w:val="hi_IN" w:bidi="hi_IN"/>
         </w:rPr>
-        <w:t>κατὰ ζῆλος διώκων τὴν ἐκκλησίαν</w:t>
-      </w:r>
-    </w:p>
-    <w:p>
-      <w:pPr/>
-      <w:r>
-        <w:rPr>
-          <w:lang w:val="hi_IN" w:bidi="hi_IN"/>
-        </w:rPr>
-      </w:r>
-      <w:r>
-        <w:rPr>
-          <w:b/>
-          <w:lang w:val="hi_IN" w:bidi="hi_IN"/>
-        </w:rPr>
         <w:t>""</w:t>
       </w:r>
     </w:p>
@@ -30745,21 +26892,6 @@
           <w:b/>
           <w:lang w:val="hi_IN" w:bidi="hi_IN"/>
         </w:rPr>
-        <w:t>τὴν ἐκκλησίαν</w:t>
-      </w:r>
-    </w:p>
-    <w:p>
-      <w:pPr/>
-      <w:r>
-        <w:rPr>
-          <w:lang w:val="hi_IN" w:bidi="hi_IN"/>
-        </w:rPr>
-      </w:r>
-      <w:r>
-        <w:rPr>
-          <w:b/>
-          <w:lang w:val="hi_IN" w:bidi="hi_IN"/>
-        </w:rPr>
         <w:t>""</w:t>
       </w:r>
     </w:p>
@@ -30862,21 +26994,6 @@
           <w:b/>
           <w:lang w:val="hi_IN" w:bidi="hi_IN"/>
         </w:rPr>
-        <w:t>κατὰ δικαιοσύνην τὴν ἐν νόμῳ γενόμενος ἄμεμπτος</w:t>
-      </w:r>
-    </w:p>
-    <w:p>
-      <w:pPr/>
-      <w:r>
-        <w:rPr>
-          <w:lang w:val="hi_IN" w:bidi="hi_IN"/>
-        </w:rPr>
-      </w:r>
-      <w:r>
-        <w:rPr>
-          <w:b/>
-          <w:lang w:val="hi_IN" w:bidi="hi_IN"/>
-        </w:rPr>
         <w:t>""</w:t>
       </w:r>
     </w:p>
@@ -30939,21 +27056,6 @@
         <w:rPr>
           <w:lang w:val="hi_IN" w:bidi="hi_IN"/>
         </w:rPr>
-      </w:r>
-    </w:p>
-    <w:p>
-      <w:pPr/>
-      <w:r>
-        <w:rPr>
-          <w:lang w:val="hi_IN" w:bidi="hi_IN"/>
-        </w:rPr>
-      </w:r>
-      <w:r>
-        <w:rPr>
-          <w:b/>
-          <w:lang w:val="hi_IN" w:bidi="hi_IN"/>
-        </w:rPr>
-        <w:t>ἅτινα ἦν μοι κέρδη, ταῦτα ἥγημαι διὰ τὸν Χριστὸν ζημίαν</w:t>
       </w:r>
     </w:p>
     <w:p>
@@ -31069,21 +27171,6 @@
           <w:b/>
           <w:lang w:val="hi_IN" w:bidi="hi_IN"/>
         </w:rPr>
-        <w:t>ἅτινα ἦν μοι κέρδη, ταῦτα ἥγημαι διὰ τὸν Χριστὸν ζημίαν</w:t>
-      </w:r>
-    </w:p>
-    <w:p>
-      <w:pPr/>
-      <w:r>
-        <w:rPr>
-          <w:lang w:val="hi_IN" w:bidi="hi_IN"/>
-        </w:rPr>
-      </w:r>
-      <w:r>
-        <w:rPr>
-          <w:b/>
-          <w:lang w:val="hi_IN" w:bidi="hi_IN"/>
-        </w:rPr>
         <w:t>""</w:t>
       </w:r>
     </w:p>
@@ -31159,21 +27246,6 @@
         <w:rPr>
           <w:lang w:val="hi_IN" w:bidi="hi_IN"/>
         </w:rPr>
-      </w:r>
-    </w:p>
-    <w:p>
-      <w:pPr/>
-      <w:r>
-        <w:rPr>
-          <w:lang w:val="hi_IN" w:bidi="hi_IN"/>
-        </w:rPr>
-      </w:r>
-      <w:r>
-        <w:rPr>
-          <w:b/>
-          <w:lang w:val="hi_IN" w:bidi="hi_IN"/>
-        </w:rPr>
-        <w:t>ἅτινα ἦν μοι κέρδη</w:t>
       </w:r>
     </w:p>
     <w:p>
@@ -31302,21 +27374,6 @@
           <w:b/>
           <w:lang w:val="hi_IN" w:bidi="hi_IN"/>
         </w:rPr>
-        <w:t>ἅτινα ἦν μοι κέρδη</w:t>
-      </w:r>
-    </w:p>
-    <w:p>
-      <w:pPr/>
-      <w:r>
-        <w:rPr>
-          <w:lang w:val="hi_IN" w:bidi="hi_IN"/>
-        </w:rPr>
-      </w:r>
-      <w:r>
-        <w:rPr>
-          <w:b/>
-          <w:lang w:val="hi_IN" w:bidi="hi_IN"/>
-        </w:rPr>
         <w:t>"मेरे लाभ की थीं"</w:t>
       </w:r>
     </w:p>
@@ -31425,21 +27482,6 @@
         <w:rPr>
           <w:lang w:val="hi_IN" w:bidi="hi_IN"/>
         </w:rPr>
-      </w:r>
-    </w:p>
-    <w:p>
-      <w:pPr/>
-      <w:r>
-        <w:rPr>
-          <w:lang w:val="hi_IN" w:bidi="hi_IN"/>
-        </w:rPr>
-      </w:r>
-      <w:r>
-        <w:rPr>
-          <w:b/>
-          <w:lang w:val="hi_IN" w:bidi="hi_IN"/>
-        </w:rPr>
-        <w:t>ταῦτα ἥγημαι διὰ τὸν Χριστὸν ζημίαν</w:t>
       </w:r>
     </w:p>
     <w:p>
@@ -31753,21 +27795,6 @@
           <w:b/>
           <w:lang w:val="hi_IN" w:bidi="hi_IN"/>
         </w:rPr>
-        <w:t>ζημίαν</w:t>
-      </w:r>
-    </w:p>
-    <w:p>
-      <w:pPr/>
-      <w:r>
-        <w:rPr>
-          <w:lang w:val="hi_IN" w:bidi="hi_IN"/>
-        </w:rPr>
-      </w:r>
-      <w:r>
-        <w:rPr>
-          <w:b/>
-          <w:lang w:val="hi_IN" w:bidi="hi_IN"/>
-        </w:rPr>
         <w:t>"हानि उठाई"</w:t>
       </w:r>
     </w:p>
@@ -31882,21 +27909,6 @@
           <w:b/>
           <w:lang w:val="hi_IN" w:bidi="hi_IN"/>
         </w:rPr>
-        <w:t>καὶ ἡγοῦμαι πάντα ζημίαν εἶναι, διὰ τὸ ὑπερέχον τῆς γνώσεως Χριστοῦ Ἰησοῦ τοῦ Κυρίου μου</w:t>
-      </w:r>
-    </w:p>
-    <w:p>
-      <w:pPr/>
-      <w:r>
-        <w:rPr>
-          <w:lang w:val="hi_IN" w:bidi="hi_IN"/>
-        </w:rPr>
-      </w:r>
-      <w:r>
-        <w:rPr>
-          <w:b/>
-          <w:lang w:val="hi_IN" w:bidi="hi_IN"/>
-        </w:rPr>
         <w:t>"मैं"</w:t>
       </w:r>
       <w:r>
@@ -32071,21 +28083,6 @@
           <w:b/>
           <w:lang w:val="hi_IN" w:bidi="hi_IN"/>
         </w:rPr>
-        <w:t>διὰ τὸ ὑπερέχον τῆς γνώσεως Χριστοῦ Ἰησοῦ τοῦ Κυρίου μου</w:t>
-      </w:r>
-    </w:p>
-    <w:p>
-      <w:pPr/>
-      <w:r>
-        <w:rPr>
-          <w:lang w:val="hi_IN" w:bidi="hi_IN"/>
-        </w:rPr>
-      </w:r>
-      <w:r>
-        <w:rPr>
-          <w:b/>
-          <w:lang w:val="hi_IN" w:bidi="hi_IN"/>
-        </w:rPr>
         <w:t>"मैं"</w:t>
       </w:r>
       <w:r>
@@ -32247,21 +28244,6 @@
           <w:b/>
           <w:lang w:val="hi_IN" w:bidi="hi_IN"/>
         </w:rPr>
-        <w:t>διὰ τὸ ὑπερέχον τῆς γνώσεως Χριστοῦ Ἰησοῦ τοῦ Κυρίου μου</w:t>
-      </w:r>
-    </w:p>
-    <w:p>
-      <w:pPr/>
-      <w:r>
-        <w:rPr>
-          <w:lang w:val="hi_IN" w:bidi="hi_IN"/>
-        </w:rPr>
-      </w:r>
-      <w:r>
-        <w:rPr>
-          <w:b/>
-          <w:lang w:val="hi_IN" w:bidi="hi_IN"/>
-        </w:rPr>
         <w:t>""</w:t>
       </w:r>
     </w:p>
@@ -32325,21 +28307,6 @@
           <w:b/>
           <w:lang w:val="hi_IN" w:bidi="hi_IN"/>
         </w:rPr>
-        <w:t>τῆς γνώσεως Χριστοῦ Ἰησοῦ τοῦ Κυρίου μου</w:t>
-      </w:r>
-    </w:p>
-    <w:p>
-      <w:pPr/>
-      <w:r>
-        <w:rPr>
-          <w:lang w:val="hi_IN" w:bidi="hi_IN"/>
-        </w:rPr>
-      </w:r>
-      <w:r>
-        <w:rPr>
-          <w:b/>
-          <w:lang w:val="hi_IN" w:bidi="hi_IN"/>
-        </w:rPr>
         <w:t>"मैं"</w:t>
       </w:r>
       <w:r>
@@ -32448,21 +28415,6 @@
         <w:rPr>
           <w:lang w:val="hi_IN" w:bidi="hi_IN"/>
         </w:rPr>
-      </w:r>
-    </w:p>
-    <w:p>
-      <w:pPr/>
-      <w:r>
-        <w:rPr>
-          <w:lang w:val="hi_IN" w:bidi="hi_IN"/>
-        </w:rPr>
-      </w:r>
-      <w:r>
-        <w:rPr>
-          <w:b/>
-          <w:lang w:val="hi_IN" w:bidi="hi_IN"/>
-        </w:rPr>
-        <w:t>δι’ ὃν τὰ πάντα ἐζημιώθην</w:t>
       </w:r>
     </w:p>
     <w:p>
@@ -32724,21 +28676,6 @@
           <w:b/>
           <w:lang w:val="hi_IN" w:bidi="hi_IN"/>
         </w:rPr>
-        <w:t>σκύβαλα</w:t>
-      </w:r>
-    </w:p>
-    <w:p>
-      <w:pPr/>
-      <w:r>
-        <w:rPr>
-          <w:lang w:val="hi_IN" w:bidi="hi_IN"/>
-        </w:rPr>
-      </w:r>
-      <w:r>
-        <w:rPr>
-          <w:b/>
-          <w:lang w:val="hi_IN" w:bidi="hi_IN"/>
-        </w:rPr>
         <w:t>"कूड़ा"</w:t>
       </w:r>
     </w:p>
@@ -32942,21 +28879,6 @@
           <w:b/>
           <w:lang w:val="hi_IN" w:bidi="hi_IN"/>
         </w:rPr>
-        <w:t>ἵνα Χριστὸν κερδήσω</w:t>
-      </w:r>
-    </w:p>
-    <w:p>
-      <w:pPr/>
-      <w:r>
-        <w:rPr>
-          <w:lang w:val="hi_IN" w:bidi="hi_IN"/>
-        </w:rPr>
-      </w:r>
-      <w:r>
-        <w:rPr>
-          <w:b/>
-          <w:lang w:val="hi_IN" w:bidi="hi_IN"/>
-        </w:rPr>
         <w:t>"ताकि मैं मसीह प्राप्त"</w:t>
       </w:r>
     </w:p>
@@ -33053,21 +28975,6 @@
           <w:b/>
           <w:lang w:val="hi_IN" w:bidi="hi_IN"/>
         </w:rPr>
-        <w:t>καὶ εὑρεθῶ ἐν αὐτῷ</w:t>
-      </w:r>
-    </w:p>
-    <w:p>
-      <w:pPr/>
-      <w:r>
-        <w:rPr>
-          <w:lang w:val="hi_IN" w:bidi="hi_IN"/>
-        </w:rPr>
-      </w:r>
-      <w:r>
-        <w:rPr>
-          <w:b/>
-          <w:lang w:val="hi_IN" w:bidi="hi_IN"/>
-        </w:rPr>
         <w:t>""</w:t>
       </w:r>
     </w:p>
@@ -33151,21 +29058,6 @@
           <w:b/>
           <w:lang w:val="hi_IN" w:bidi="hi_IN"/>
         </w:rPr>
-        <w:t>μὴ ἔχων ἐμὴν δικαιοσύνην, τὴν ἐκ νόμου</w:t>
-      </w:r>
-    </w:p>
-    <w:p>
-      <w:pPr/>
-      <w:r>
-        <w:rPr>
-          <w:lang w:val="hi_IN" w:bidi="hi_IN"/>
-        </w:rPr>
-      </w:r>
-      <w:r>
-        <w:rPr>
-          <w:b/>
-          <w:lang w:val="hi_IN" w:bidi="hi_IN"/>
-        </w:rPr>
         <w:t>"न अपनी उस धार्मिकता व्यवस्था"</w:t>
       </w:r>
       <w:r>
@@ -33288,21 +29180,6 @@
           <w:b/>
           <w:lang w:val="hi_IN" w:bidi="hi_IN"/>
         </w:rPr>
-        <w:t>ἀλλὰ τὴν διὰ πίστεως Χριστοῦ</w:t>
-      </w:r>
-    </w:p>
-    <w:p>
-      <w:pPr/>
-      <w:r>
-        <w:rPr>
-          <w:lang w:val="hi_IN" w:bidi="hi_IN"/>
-        </w:rPr>
-      </w:r>
-      <w:r>
-        <w:rPr>
-          <w:b/>
-          <w:lang w:val="hi_IN" w:bidi="hi_IN"/>
-        </w:rPr>
         <w:t>"से है, वरन् उस"</w:t>
       </w:r>
       <w:r>
@@ -33425,21 +29302,6 @@
           <w:b/>
           <w:lang w:val="hi_IN" w:bidi="hi_IN"/>
         </w:rPr>
-        <w:t>ἀλλὰ τὴν διὰ πίστεως Χριστοῦ</w:t>
-      </w:r>
-    </w:p>
-    <w:p>
-      <w:pPr/>
-      <w:r>
-        <w:rPr>
-          <w:lang w:val="hi_IN" w:bidi="hi_IN"/>
-        </w:rPr>
-      </w:r>
-      <w:r>
-        <w:rPr>
-          <w:b/>
-          <w:lang w:val="hi_IN" w:bidi="hi_IN"/>
-        </w:rPr>
         <w:t>""</w:t>
       </w:r>
     </w:p>
@@ -33516,21 +29378,6 @@
           <w:b/>
           <w:lang w:val="hi_IN" w:bidi="hi_IN"/>
         </w:rPr>
-        <w:t>τὴν ἐκ Θεοῦ δικαιοσύνην ἐπὶ τῇ πίστει</w:t>
-      </w:r>
-    </w:p>
-    <w:p>
-      <w:pPr/>
-      <w:r>
-        <w:rPr>
-          <w:lang w:val="hi_IN" w:bidi="hi_IN"/>
-        </w:rPr>
-      </w:r>
-      <w:r>
-        <w:rPr>
-          <w:b/>
-          <w:lang w:val="hi_IN" w:bidi="hi_IN"/>
-        </w:rPr>
         <w:t>""</w:t>
       </w:r>
     </w:p>
@@ -33653,21 +29500,6 @@
           <w:b/>
           <w:lang w:val="hi_IN" w:bidi="hi_IN"/>
         </w:rPr>
-        <w:t>τὴν ἐκ Θεοῦ δικαιοσύνην ἐπὶ τῇ πίστει</w:t>
-      </w:r>
-    </w:p>
-    <w:p>
-      <w:pPr/>
-      <w:r>
-        <w:rPr>
-          <w:lang w:val="hi_IN" w:bidi="hi_IN"/>
-        </w:rPr>
-      </w:r>
-      <w:r>
-        <w:rPr>
-          <w:b/>
-          <w:lang w:val="hi_IN" w:bidi="hi_IN"/>
-        </w:rPr>
         <w:t>""</w:t>
       </w:r>
     </w:p>
@@ -33777,21 +29609,6 @@
           <w:b/>
           <w:lang w:val="hi_IN" w:bidi="hi_IN"/>
         </w:rPr>
-        <w:t>ἐπὶ τῇ πίστει</w:t>
-      </w:r>
-    </w:p>
-    <w:p>
-      <w:pPr/>
-      <w:r>
-        <w:rPr>
-          <w:lang w:val="hi_IN" w:bidi="hi_IN"/>
-        </w:rPr>
-      </w:r>
-      <w:r>
-        <w:rPr>
-          <w:b/>
-          <w:lang w:val="hi_IN" w:bidi="hi_IN"/>
-        </w:rPr>
         <w:t>"विश्वास करने पर"</w:t>
       </w:r>
     </w:p>
@@ -33888,21 +29705,6 @@
           <w:b/>
           <w:lang w:val="hi_IN" w:bidi="hi_IN"/>
         </w:rPr>
-        <w:t>τοῦ γνῶναι αὐτὸν, καὶ τὴν δύναμιν τῆς ἀναστάσεως αὐτοῦ, καὶ κοινωνίαν παθημάτων αὐτοῦ, συμμορφιζόμενος τῷ θανάτῳ αὐτοῦ</w:t>
-      </w:r>
-    </w:p>
-    <w:p>
-      <w:pPr/>
-      <w:r>
-        <w:rPr>
-          <w:lang w:val="hi_IN" w:bidi="hi_IN"/>
-        </w:rPr>
-      </w:r>
-      <w:r>
-        <w:rPr>
-          <w:b/>
-          <w:lang w:val="hi_IN" w:bidi="hi_IN"/>
-        </w:rPr>
         <w:t>"उसको और उसके पुनरुत्थान की सामर्थ्य को, और उसके दुःखों में सहभागी के मर्म जानूँ, और उसकी मृत्यु की समानता प्राप्त"</w:t>
       </w:r>
     </w:p>
@@ -34012,21 +29814,6 @@
           <w:b/>
           <w:lang w:val="hi_IN" w:bidi="hi_IN"/>
         </w:rPr>
-        <w:t>καὶ</w:t>
-      </w:r>
-    </w:p>
-    <w:p>
-      <w:pPr/>
-      <w:r>
-        <w:rPr>
-          <w:lang w:val="hi_IN" w:bidi="hi_IN"/>
-        </w:rPr>
-      </w:r>
-      <w:r>
-        <w:rPr>
-          <w:b/>
-          <w:lang w:val="hi_IN" w:bidi="hi_IN"/>
-        </w:rPr>
         <w:t>""</w:t>
       </w:r>
     </w:p>
@@ -34089,21 +29876,6 @@
         <w:rPr>
           <w:lang w:val="hi_IN" w:bidi="hi_IN"/>
         </w:rPr>
-      </w:r>
-    </w:p>
-    <w:p>
-      <w:pPr/>
-      <w:r>
-        <w:rPr>
-          <w:lang w:val="hi_IN" w:bidi="hi_IN"/>
-        </w:rPr>
-      </w:r>
-      <w:r>
-        <w:rPr>
-          <w:b/>
-          <w:lang w:val="hi_IN" w:bidi="hi_IN"/>
-        </w:rPr>
-        <w:t>τοῦ γνῶναι αὐτὸν, καὶ τὴν δύναμιν τῆς ἀναστάσεως αὐτοῦ, καὶ κοινωνίαν παθημάτων αὐτοῦ</w:t>
       </w:r>
     </w:p>
     <w:p>
@@ -34353,21 +30125,6 @@
           <w:b/>
           <w:lang w:val="hi_IN" w:bidi="hi_IN"/>
         </w:rPr>
-        <w:t>δύναμιν</w:t>
-      </w:r>
-    </w:p>
-    <w:p>
-      <w:pPr/>
-      <w:r>
-        <w:rPr>
-          <w:lang w:val="hi_IN" w:bidi="hi_IN"/>
-        </w:rPr>
-      </w:r>
-      <w:r>
-        <w:rPr>
-          <w:b/>
-          <w:lang w:val="hi_IN" w:bidi="hi_IN"/>
-        </w:rPr>
         <w:t>"सामर्थ्य को"</w:t>
       </w:r>
     </w:p>
@@ -34477,21 +30234,6 @@
           <w:b/>
           <w:lang w:val="hi_IN" w:bidi="hi_IN"/>
         </w:rPr>
-        <w:t>καὶ κοινωνίαν παθημάτων αὐτοῦ</w:t>
-      </w:r>
-    </w:p>
-    <w:p>
-      <w:pPr/>
-      <w:r>
-        <w:rPr>
-          <w:lang w:val="hi_IN" w:bidi="hi_IN"/>
-        </w:rPr>
-      </w:r>
-      <w:r>
-        <w:rPr>
-          <w:b/>
-          <w:lang w:val="hi_IN" w:bidi="hi_IN"/>
-        </w:rPr>
         <w:t>"और उसके दुःखों में सहभागी"</w:t>
       </w:r>
     </w:p>
@@ -34588,21 +30330,6 @@
           <w:b/>
           <w:lang w:val="hi_IN" w:bidi="hi_IN"/>
         </w:rPr>
-        <w:t>καὶ κοινωνίαν παθημάτων αὐτοῦ</w:t>
-      </w:r>
-    </w:p>
-    <w:p>
-      <w:pPr/>
-      <w:r>
-        <w:rPr>
-          <w:lang w:val="hi_IN" w:bidi="hi_IN"/>
-        </w:rPr>
-      </w:r>
-      <w:r>
-        <w:rPr>
-          <w:b/>
-          <w:lang w:val="hi_IN" w:bidi="hi_IN"/>
-        </w:rPr>
         <w:t>"और उसके दुःखों में सहभागी"</w:t>
       </w:r>
     </w:p>
@@ -34699,21 +30426,6 @@
           <w:b/>
           <w:lang w:val="hi_IN" w:bidi="hi_IN"/>
         </w:rPr>
-        <w:t>καὶ</w:t>
-      </w:r>
-    </w:p>
-    <w:p>
-      <w:pPr/>
-      <w:r>
-        <w:rPr>
-          <w:lang w:val="hi_IN" w:bidi="hi_IN"/>
-        </w:rPr>
-      </w:r>
-      <w:r>
-        <w:rPr>
-          <w:b/>
-          <w:lang w:val="hi_IN" w:bidi="hi_IN"/>
-        </w:rPr>
         <w:t>"और"</w:t>
       </w:r>
     </w:p>
@@ -34810,21 +30522,6 @@
           <w:b/>
           <w:lang w:val="hi_IN" w:bidi="hi_IN"/>
         </w:rPr>
-        <w:t>συμμορφιζόμενος τῷ θανάτῳ αὐτοῦ</w:t>
-      </w:r>
-    </w:p>
-    <w:p>
-      <w:pPr/>
-      <w:r>
-        <w:rPr>
-          <w:lang w:val="hi_IN" w:bidi="hi_IN"/>
-        </w:rPr>
-      </w:r>
-      <w:r>
-        <w:rPr>
-          <w:b/>
-          <w:lang w:val="hi_IN" w:bidi="hi_IN"/>
-        </w:rPr>
         <w:t>""</w:t>
       </w:r>
     </w:p>
@@ -34921,21 +30618,6 @@
           <w:b/>
           <w:lang w:val="hi_IN" w:bidi="hi_IN"/>
         </w:rPr>
-        <w:t>συμμορφιζόμενος τῷ θανάτῳ αὐτοῦ</w:t>
-      </w:r>
-    </w:p>
-    <w:p>
-      <w:pPr/>
-      <w:r>
-        <w:rPr>
-          <w:lang w:val="hi_IN" w:bidi="hi_IN"/>
-        </w:rPr>
-      </w:r>
-      <w:r>
-        <w:rPr>
-          <w:b/>
-          <w:lang w:val="hi_IN" w:bidi="hi_IN"/>
-        </w:rPr>
         <w:t>"मर्म"</w:t>
       </w:r>
       <w:r>
@@ -35045,21 +30727,6 @@
           <w:b/>
           <w:lang w:val="hi_IN" w:bidi="hi_IN"/>
         </w:rPr>
-        <w:t>τὴν ἐξανάστασιν τὴν ἐκ νεκρῶν</w:t>
-      </w:r>
-    </w:p>
-    <w:p>
-      <w:pPr/>
-      <w:r>
-        <w:rPr>
-          <w:lang w:val="hi_IN" w:bidi="hi_IN"/>
-        </w:rPr>
-      </w:r>
-      <w:r>
-        <w:rPr>
-          <w:b/>
-          <w:lang w:val="hi_IN" w:bidi="hi_IN"/>
-        </w:rPr>
         <w:t>""</w:t>
       </w:r>
     </w:p>
@@ -35123,21 +30790,6 @@
           <w:b/>
           <w:lang w:val="hi_IN" w:bidi="hi_IN"/>
         </w:rPr>
-        <w:t>οὐχ ὅτι ἤδη ἔλαβον</w:t>
-      </w:r>
-    </w:p>
-    <w:p>
-      <w:pPr/>
-      <w:r>
-        <w:rPr>
-          <w:lang w:val="hi_IN" w:bidi="hi_IN"/>
-        </w:rPr>
-      </w:r>
-      <w:r>
-        <w:rPr>
-          <w:b/>
-          <w:lang w:val="hi_IN" w:bidi="hi_IN"/>
-        </w:rPr>
         <w:t>""</w:t>
       </w:r>
     </w:p>
@@ -35227,21 +30879,6 @@
           <w:b/>
           <w:lang w:val="hi_IN" w:bidi="hi_IN"/>
         </w:rPr>
-        <w:t>ἢ ἤδη τετελείωμαι</w:t>
-      </w:r>
-    </w:p>
-    <w:p>
-      <w:pPr/>
-      <w:r>
-        <w:rPr>
-          <w:lang w:val="hi_IN" w:bidi="hi_IN"/>
-        </w:rPr>
-      </w:r>
-      <w:r>
-        <w:rPr>
-          <w:b/>
-          <w:lang w:val="hi_IN" w:bidi="hi_IN"/>
-        </w:rPr>
         <w:t>""</w:t>
       </w:r>
     </w:p>
@@ -35318,21 +30955,6 @@
           <w:b/>
           <w:lang w:val="hi_IN" w:bidi="hi_IN"/>
         </w:rPr>
-        <w:t>ἤδη τετελείωμαι</w:t>
-      </w:r>
-    </w:p>
-    <w:p>
-      <w:pPr/>
-      <w:r>
-        <w:rPr>
-          <w:lang w:val="hi_IN" w:bidi="hi_IN"/>
-        </w:rPr>
-      </w:r>
-      <w:r>
-        <w:rPr>
-          <w:b/>
-          <w:lang w:val="hi_IN" w:bidi="hi_IN"/>
-        </w:rPr>
         <w:t>""</w:t>
       </w:r>
     </w:p>
@@ -35409,21 +31031,6 @@
           <w:b/>
           <w:lang w:val="hi_IN" w:bidi="hi_IN"/>
         </w:rPr>
-        <w:t>ἤδη τετελείωμαι</w:t>
-      </w:r>
-    </w:p>
-    <w:p>
-      <w:pPr/>
-      <w:r>
-        <w:rPr>
-          <w:lang w:val="hi_IN" w:bidi="hi_IN"/>
-        </w:rPr>
-      </w:r>
-      <w:r>
-        <w:rPr>
-          <w:b/>
-          <w:lang w:val="hi_IN" w:bidi="hi_IN"/>
-        </w:rPr>
         <w:t>"सिद्ध हो चुका हूँ"</w:t>
       </w:r>
     </w:p>
@@ -35506,21 +31113,6 @@
         <w:rPr>
           <w:lang w:val="hi_IN" w:bidi="hi_IN"/>
         </w:rPr>
-      </w:r>
-    </w:p>
-    <w:p>
-      <w:pPr/>
-      <w:r>
-        <w:rPr>
-          <w:lang w:val="hi_IN" w:bidi="hi_IN"/>
-        </w:rPr>
-      </w:r>
-      <w:r>
-        <w:rPr>
-          <w:b/>
-          <w:lang w:val="hi_IN" w:bidi="hi_IN"/>
-        </w:rPr>
-        <w:t>καταλάβω, ἐφ’ ᾧ καὶ κατελήμφθην ὑπὸ Χριστοῦ Ἰησοῦ</w:t>
       </w:r>
     </w:p>
     <w:p>
@@ -35743,21 +31335,6 @@
           <w:b/>
           <w:lang w:val="hi_IN" w:bidi="hi_IN"/>
         </w:rPr>
-        <w:t>ἐγὼ ἐμαυτὸν οὐ λογίζομαι κατειληφέναι</w:t>
-      </w:r>
-    </w:p>
-    <w:p>
-      <w:pPr/>
-      <w:r>
-        <w:rPr>
-          <w:lang w:val="hi_IN" w:bidi="hi_IN"/>
-        </w:rPr>
-      </w:r>
-      <w:r>
-        <w:rPr>
-          <w:b/>
-          <w:lang w:val="hi_IN" w:bidi="hi_IN"/>
-        </w:rPr>
         <w:t>""</w:t>
       </w:r>
     </w:p>
@@ -35867,21 +31444,6 @@
           <w:b/>
           <w:lang w:val="hi_IN" w:bidi="hi_IN"/>
         </w:rPr>
-        <w:t>ἓν δέ</w:t>
-      </w:r>
-    </w:p>
-    <w:p>
-      <w:pPr/>
-      <w:r>
-        <w:rPr>
-          <w:lang w:val="hi_IN" w:bidi="hi_IN"/>
-        </w:rPr>
-      </w:r>
-      <w:r>
-        <w:rPr>
-          <w:b/>
-          <w:lang w:val="hi_IN" w:bidi="hi_IN"/>
-        </w:rPr>
         <w:t>"परन्तु एक काम"</w:t>
       </w:r>
     </w:p>
@@ -35978,21 +31540,6 @@
           <w:b/>
           <w:lang w:val="hi_IN" w:bidi="hi_IN"/>
         </w:rPr>
-        <w:t>τὰ μὲν ὀπίσω ἐπιλανθανόμενος, τοῖς δὲ ἔμπροσθεν ἐπεκτεινόμενος</w:t>
-      </w:r>
-    </w:p>
-    <w:p>
-      <w:pPr/>
-      <w:r>
-        <w:rPr>
-          <w:lang w:val="hi_IN" w:bidi="hi_IN"/>
-        </w:rPr>
-      </w:r>
-      <w:r>
-        <w:rPr>
-          <w:b/>
-          <w:lang w:val="hi_IN" w:bidi="hi_IN"/>
-        </w:rPr>
         <w:t>""</w:t>
       </w:r>
     </w:p>
@@ -36089,21 +31636,6 @@
           <w:b/>
           <w:lang w:val="hi_IN" w:bidi="hi_IN"/>
         </w:rPr>
-        <w:t>κατὰ σκοπὸν διώκω εἰς τὸ βραβεῖον</w:t>
-      </w:r>
-    </w:p>
-    <w:p>
-      <w:pPr/>
-      <w:r>
-        <w:rPr>
-          <w:lang w:val="hi_IN" w:bidi="hi_IN"/>
-        </w:rPr>
-      </w:r>
-      <w:r>
-        <w:rPr>
-          <w:b/>
-          <w:lang w:val="hi_IN" w:bidi="hi_IN"/>
-        </w:rPr>
         <w:t>""</w:t>
       </w:r>
     </w:p>
@@ -36213,21 +31745,6 @@
           <w:b/>
           <w:lang w:val="hi_IN" w:bidi="hi_IN"/>
         </w:rPr>
-        <w:t>σκοπὸν &amp; εἰς τὸ βραβεῖον τῆς ἄνω κλήσεως τοῦ Θεοῦ</w:t>
-      </w:r>
-    </w:p>
-    <w:p>
-      <w:pPr/>
-      <w:r>
-        <w:rPr>
-          <w:lang w:val="hi_IN" w:bidi="hi_IN"/>
-        </w:rPr>
-      </w:r>
-      <w:r>
-        <w:rPr>
-          <w:b/>
-          <w:lang w:val="hi_IN" w:bidi="hi_IN"/>
-        </w:rPr>
         <w:t>"निशाने"</w:t>
       </w:r>
       <w:r>
@@ -36369,21 +31886,6 @@
           <w:b/>
           <w:lang w:val="hi_IN" w:bidi="hi_IN"/>
         </w:rPr>
-        <w:t>τὸ βραβεῖον τῆς ἄνω κλήσεως τοῦ Θεοῦ</w:t>
-      </w:r>
-    </w:p>
-    <w:p>
-      <w:pPr/>
-      <w:r>
-        <w:rPr>
-          <w:lang w:val="hi_IN" w:bidi="hi_IN"/>
-        </w:rPr>
-      </w:r>
-      <w:r>
-        <w:rPr>
-          <w:b/>
-          <w:lang w:val="hi_IN" w:bidi="hi_IN"/>
-        </w:rPr>
         <w:t>""</w:t>
       </w:r>
     </w:p>
@@ -36519,21 +32021,6 @@
           <w:b/>
           <w:lang w:val="hi_IN" w:bidi="hi_IN"/>
         </w:rPr>
-        <w:t>τῆς ἄνω κλήσεως τοῦ Θεοῦ</w:t>
-      </w:r>
-    </w:p>
-    <w:p>
-      <w:pPr/>
-      <w:r>
-        <w:rPr>
-          <w:lang w:val="hi_IN" w:bidi="hi_IN"/>
-        </w:rPr>
-      </w:r>
-      <w:r>
-        <w:rPr>
-          <w:b/>
-          <w:lang w:val="hi_IN" w:bidi="hi_IN"/>
-        </w:rPr>
         <w:t>"परमेश्वर ने"</w:t>
       </w:r>
       <w:r>
@@ -36669,21 +32156,6 @@
           <w:b/>
           <w:lang w:val="hi_IN" w:bidi="hi_IN"/>
         </w:rPr>
-        <w:t>κατὰ σκοπὸν διώκω εἰς τὸ βραβεῖον τῆς ἄνω κλήσεως τοῦ Θεοῦ ἐν Χριστῷ Ἰησοῦ</w:t>
-      </w:r>
-    </w:p>
-    <w:p>
-      <w:pPr/>
-      <w:r>
-        <w:rPr>
-          <w:lang w:val="hi_IN" w:bidi="hi_IN"/>
-        </w:rPr>
-      </w:r>
-      <w:r>
-        <w:rPr>
-          <w:b/>
-          <w:lang w:val="hi_IN" w:bidi="hi_IN"/>
-        </w:rPr>
         <w:t>"निशाने की ओर दौड़ा चला जाता हूँ, ताकि इनाम पाऊँ, जिसके परमेश्वर ने मसीह यीशु में ऊपर बुलाया"</w:t>
       </w:r>
     </w:p>
@@ -36806,21 +32278,6 @@
           <w:b/>
           <w:lang w:val="hi_IN" w:bidi="hi_IN"/>
         </w:rPr>
-        <w:t>κατὰ σκοπὸν διώκω εἰς τὸ βραβεῖον τῆς ἄνω κλήσεως τοῦ Θεοῦ ἐν Χριστῷ Ἰησοῦ</w:t>
-      </w:r>
-    </w:p>
-    <w:p>
-      <w:pPr/>
-      <w:r>
-        <w:rPr>
-          <w:lang w:val="hi_IN" w:bidi="hi_IN"/>
-        </w:rPr>
-      </w:r>
-      <w:r>
-        <w:rPr>
-          <w:b/>
-          <w:lang w:val="hi_IN" w:bidi="hi_IN"/>
-        </w:rPr>
         <w:t>"निशाने की ओर दौड़ा चला जाता हूँ, ताकि इनाम पाऊँ, जिसके परमेश्वर ने मसीह यीशु में ऊपर बुलाया"</w:t>
       </w:r>
     </w:p>
@@ -36916,21 +32373,6 @@
         <w:rPr>
           <w:lang w:val="hi_IN" w:bidi="hi_IN"/>
         </w:rPr>
-      </w:r>
-    </w:p>
-    <w:p>
-      <w:pPr/>
-      <w:r>
-        <w:rPr>
-          <w:lang w:val="hi_IN" w:bidi="hi_IN"/>
-        </w:rPr>
-      </w:r>
-      <w:r>
-        <w:rPr>
-          <w:b/>
-          <w:lang w:val="hi_IN" w:bidi="hi_IN"/>
-        </w:rPr>
-        <w:t>οὖν</w:t>
       </w:r>
     </w:p>
     <w:p>
@@ -37057,21 +32499,6 @@
           <w:b/>
           <w:lang w:val="hi_IN" w:bidi="hi_IN"/>
         </w:rPr>
-        <w:t>ὅσοι</w:t>
-      </w:r>
-    </w:p>
-    <w:p>
-      <w:pPr/>
-      <w:r>
-        <w:rPr>
-          <w:lang w:val="hi_IN" w:bidi="hi_IN"/>
-        </w:rPr>
-      </w:r>
-      <w:r>
-        <w:rPr>
-          <w:b/>
-          <w:lang w:val="hi_IN" w:bidi="hi_IN"/>
-        </w:rPr>
         <w:t>"जितने"</w:t>
       </w:r>
     </w:p>
@@ -37244,21 +32671,6 @@
           <w:b/>
           <w:lang w:val="hi_IN" w:bidi="hi_IN"/>
         </w:rPr>
-        <w:t>καὶ τοῦτο ὁ Θεὸς ὑμῖν ἀποκαλύψει</w:t>
-      </w:r>
-    </w:p>
-    <w:p>
-      <w:pPr/>
-      <w:r>
-        <w:rPr>
-          <w:lang w:val="hi_IN" w:bidi="hi_IN"/>
-        </w:rPr>
-      </w:r>
-      <w:r>
-        <w:rPr>
-          <w:b/>
-          <w:lang w:val="hi_IN" w:bidi="hi_IN"/>
-        </w:rPr>
         <w:t>""</w:t>
       </w:r>
     </w:p>
@@ -37322,21 +32734,6 @@
           <w:b/>
           <w:lang w:val="hi_IN" w:bidi="hi_IN"/>
         </w:rPr>
-        <w:t>εἰς ὃ ἐφθάσαμεν, τῷ αὐτῷ στοιχεῖν</w:t>
-      </w:r>
-    </w:p>
-    <w:p>
-      <w:pPr/>
-      <w:r>
-        <w:rPr>
-          <w:lang w:val="hi_IN" w:bidi="hi_IN"/>
-        </w:rPr>
-      </w:r>
-      <w:r>
-        <w:rPr>
-          <w:b/>
-          <w:lang w:val="hi_IN" w:bidi="hi_IN"/>
-        </w:rPr>
         <w:t>""</w:t>
       </w:r>
     </w:p>
@@ -37453,21 +32850,6 @@
           <w:b/>
           <w:lang w:val="hi_IN" w:bidi="hi_IN"/>
         </w:rPr>
-        <w:t>εἰς ὃ ἐφθάσαμεν, τῷ αὐτῷ στοιχεῖν</w:t>
-      </w:r>
-    </w:p>
-    <w:p>
-      <w:pPr/>
-      <w:r>
-        <w:rPr>
-          <w:lang w:val="hi_IN" w:bidi="hi_IN"/>
-        </w:rPr>
-      </w:r>
-      <w:r>
-        <w:rPr>
-          <w:b/>
-          <w:lang w:val="hi_IN" w:bidi="hi_IN"/>
-        </w:rPr>
         <w:t>"हम पहुँचे हैं, उसी के अनुसार चलें"</w:t>
       </w:r>
     </w:p>
@@ -37531,21 +32913,6 @@
           <w:b/>
           <w:lang w:val="hi_IN" w:bidi="hi_IN"/>
         </w:rPr>
-        <w:t>συνμιμηταί μου γίνεσθε</w:t>
-      </w:r>
-    </w:p>
-    <w:p>
-      <w:pPr/>
-      <w:r>
-        <w:rPr>
-          <w:lang w:val="hi_IN" w:bidi="hi_IN"/>
-        </w:rPr>
-      </w:r>
-      <w:r>
-        <w:rPr>
-          <w:b/>
-          <w:lang w:val="hi_IN" w:bidi="hi_IN"/>
-        </w:rPr>
         <w:t>""</w:t>
       </w:r>
     </w:p>
@@ -37595,21 +32962,6 @@
         <w:rPr>
           <w:lang w:val="hi_IN" w:bidi="hi_IN"/>
         </w:rPr>
-      </w:r>
-    </w:p>
-    <w:p>
-      <w:pPr/>
-      <w:r>
-        <w:rPr>
-          <w:lang w:val="hi_IN" w:bidi="hi_IN"/>
-        </w:rPr>
-      </w:r>
-      <w:r>
-        <w:rPr>
-          <w:b/>
-          <w:lang w:val="hi_IN" w:bidi="hi_IN"/>
-        </w:rPr>
-        <w:t>γίνεσθε</w:t>
       </w:r>
     </w:p>
     <w:p>
@@ -37814,21 +33166,6 @@
           <w:b/>
           <w:lang w:val="hi_IN" w:bidi="hi_IN"/>
         </w:rPr>
-        <w:t>σκοπεῖτε</w:t>
-      </w:r>
-    </w:p>
-    <w:p>
-      <w:pPr/>
-      <w:r>
-        <w:rPr>
-          <w:lang w:val="hi_IN" w:bidi="hi_IN"/>
-        </w:rPr>
-      </w:r>
-      <w:r>
-        <w:rPr>
-          <w:b/>
-          <w:lang w:val="hi_IN" w:bidi="hi_IN"/>
-        </w:rPr>
         <w:t>"पहचानों"</w:t>
       </w:r>
     </w:p>
@@ -37925,21 +33262,6 @@
           <w:b/>
           <w:lang w:val="hi_IN" w:bidi="hi_IN"/>
         </w:rPr>
-        <w:t>τοὺς οὕτω περιπατοῦντας, καθὼς ἔχετε τύπον ἡμᾶς</w:t>
-      </w:r>
-    </w:p>
-    <w:p>
-      <w:pPr/>
-      <w:r>
-        <w:rPr>
-          <w:lang w:val="hi_IN" w:bidi="hi_IN"/>
-        </w:rPr>
-      </w:r>
-      <w:r>
-        <w:rPr>
-          <w:b/>
-          <w:lang w:val="hi_IN" w:bidi="hi_IN"/>
-        </w:rPr>
         <w:t>""</w:t>
       </w:r>
     </w:p>
@@ -38003,21 +33325,6 @@
           <w:b/>
           <w:lang w:val="hi_IN" w:bidi="hi_IN"/>
         </w:rPr>
-        <w:t>πολλοὶ γὰρ περιπατοῦσιν</w:t>
-      </w:r>
-    </w:p>
-    <w:p>
-      <w:pPr/>
-      <w:r>
-        <w:rPr>
-          <w:lang w:val="hi_IN" w:bidi="hi_IN"/>
-        </w:rPr>
-      </w:r>
-      <w:r>
-        <w:rPr>
-          <w:b/>
-          <w:lang w:val="hi_IN" w:bidi="hi_IN"/>
-        </w:rPr>
         <w:t>""</w:t>
       </w:r>
     </w:p>
@@ -38094,21 +33401,6 @@
           <w:b/>
           <w:lang w:val="hi_IN" w:bidi="hi_IN"/>
         </w:rPr>
-        <w:t>πολλοὶ γὰρ</w:t>
-      </w:r>
-    </w:p>
-    <w:p>
-      <w:pPr/>
-      <w:r>
-        <w:rPr>
-          <w:lang w:val="hi_IN" w:bidi="hi_IN"/>
-        </w:rPr>
-      </w:r>
-      <w:r>
-        <w:rPr>
-          <w:b/>
-          <w:lang w:val="hi_IN" w:bidi="hi_IN"/>
-        </w:rPr>
         <w:t>""</w:t>
       </w:r>
     </w:p>
@@ -38185,21 +33477,6 @@
           <w:b/>
           <w:lang w:val="hi_IN" w:bidi="hi_IN"/>
         </w:rPr>
-        <w:t>νῦν δὲ καὶ κλαίων</w:t>
-      </w:r>
-    </w:p>
-    <w:p>
-      <w:pPr/>
-      <w:r>
-        <w:rPr>
-          <w:lang w:val="hi_IN" w:bidi="hi_IN"/>
-        </w:rPr>
-      </w:r>
-      <w:r>
-        <w:rPr>
-          <w:b/>
-          <w:lang w:val="hi_IN" w:bidi="hi_IN"/>
-        </w:rPr>
         <w:t>""</w:t>
       </w:r>
     </w:p>
@@ -38263,21 +33540,6 @@
           <w:b/>
           <w:lang w:val="hi_IN" w:bidi="hi_IN"/>
         </w:rPr>
-        <w:t>τοὺς ἐχθροὺς τοῦ σταυροῦ τοῦ Χριστοῦ</w:t>
-      </w:r>
-    </w:p>
-    <w:p>
-      <w:pPr/>
-      <w:r>
-        <w:rPr>
-          <w:lang w:val="hi_IN" w:bidi="hi_IN"/>
-        </w:rPr>
-      </w:r>
-      <w:r>
-        <w:rPr>
-          <w:b/>
-          <w:lang w:val="hi_IN" w:bidi="hi_IN"/>
-        </w:rPr>
         <w:t>""</w:t>
       </w:r>
     </w:p>
@@ -38400,21 +33662,6 @@
           <w:b/>
           <w:lang w:val="hi_IN" w:bidi="hi_IN"/>
         </w:rPr>
-        <w:t>ὧν τὸ τέλος ἀπώλεια</w:t>
-      </w:r>
-    </w:p>
-    <w:p>
-      <w:pPr/>
-      <w:r>
-        <w:rPr>
-          <w:lang w:val="hi_IN" w:bidi="hi_IN"/>
-        </w:rPr>
-      </w:r>
-      <w:r>
-        <w:rPr>
-          <w:b/>
-          <w:lang w:val="hi_IN" w:bidi="hi_IN"/>
-        </w:rPr>
         <w:t>""</w:t>
       </w:r>
     </w:p>
@@ -38491,21 +33738,6 @@
           <w:b/>
           <w:lang w:val="hi_IN" w:bidi="hi_IN"/>
         </w:rPr>
-        <w:t>ὧν τὸ τέλος ἀπώλεια</w:t>
-      </w:r>
-    </w:p>
-    <w:p>
-      <w:pPr/>
-      <w:r>
-        <w:rPr>
-          <w:lang w:val="hi_IN" w:bidi="hi_IN"/>
-        </w:rPr>
-      </w:r>
-      <w:r>
-        <w:rPr>
-          <w:b/>
-          <w:lang w:val="hi_IN" w:bidi="hi_IN"/>
-        </w:rPr>
         <w:t>"उनका अन्त विनाश है"</w:t>
       </w:r>
     </w:p>
@@ -38615,21 +33847,6 @@
           <w:b/>
           <w:lang w:val="hi_IN" w:bidi="hi_IN"/>
         </w:rPr>
-        <w:t>ὧν ὁ Θεὸς ἡ κοιλία</w:t>
-      </w:r>
-    </w:p>
-    <w:p>
-      <w:pPr/>
-      <w:r>
-        <w:rPr>
-          <w:lang w:val="hi_IN" w:bidi="hi_IN"/>
-        </w:rPr>
-      </w:r>
-      <w:r>
-        <w:rPr>
-          <w:b/>
-          <w:lang w:val="hi_IN" w:bidi="hi_IN"/>
-        </w:rPr>
         <w:t>""</w:t>
       </w:r>
     </w:p>
@@ -38752,21 +33969,6 @@
           <w:b/>
           <w:lang w:val="hi_IN" w:bidi="hi_IN"/>
         </w:rPr>
-        <w:t>ἡ δόξα ἐν τῇ αἰσχύνῃ αὐτῶν</w:t>
-      </w:r>
-    </w:p>
-    <w:p>
-      <w:pPr/>
-      <w:r>
-        <w:rPr>
-          <w:lang w:val="hi_IN" w:bidi="hi_IN"/>
-        </w:rPr>
-      </w:r>
-      <w:r>
-        <w:rPr>
-          <w:b/>
-          <w:lang w:val="hi_IN" w:bidi="hi_IN"/>
-        </w:rPr>
         <w:t>""</w:t>
       </w:r>
     </w:p>
@@ -38863,21 +34065,6 @@
           <w:b/>
           <w:lang w:val="hi_IN" w:bidi="hi_IN"/>
         </w:rPr>
-        <w:t>ἡ δόξα ἐν τῇ αἰσχύνῃ αὐτῶν</w:t>
-      </w:r>
-    </w:p>
-    <w:p>
-      <w:pPr/>
-      <w:r>
-        <w:rPr>
-          <w:lang w:val="hi_IN" w:bidi="hi_IN"/>
-        </w:rPr>
-      </w:r>
-      <w:r>
-        <w:rPr>
-          <w:b/>
-          <w:lang w:val="hi_IN" w:bidi="hi_IN"/>
-        </w:rPr>
         <w:t>"लज्जा की"</w:t>
       </w:r>
       <w:r>
@@ -39000,21 +34187,6 @@
           <w:b/>
           <w:lang w:val="hi_IN" w:bidi="hi_IN"/>
         </w:rPr>
-        <w:t>ἡ δόξα ἐν τῇ αἰσχύνῃ αὐτῶν</w:t>
-      </w:r>
-    </w:p>
-    <w:p>
-      <w:pPr/>
-      <w:r>
-        <w:rPr>
-          <w:lang w:val="hi_IN" w:bidi="hi_IN"/>
-        </w:rPr>
-      </w:r>
-      <w:r>
-        <w:rPr>
-          <w:b/>
-          <w:lang w:val="hi_IN" w:bidi="hi_IN"/>
-        </w:rPr>
         <w:t>"लज्जा की"</w:t>
       </w:r>
       <w:r>
@@ -39137,21 +34309,6 @@
           <w:b/>
           <w:lang w:val="hi_IN" w:bidi="hi_IN"/>
         </w:rPr>
-        <w:t>οἱ τὰ ἐπίγεια φρονοῦντες</w:t>
-      </w:r>
-    </w:p>
-    <w:p>
-      <w:pPr/>
-      <w:r>
-        <w:rPr>
-          <w:lang w:val="hi_IN" w:bidi="hi_IN"/>
-        </w:rPr>
-      </w:r>
-      <w:r>
-        <w:rPr>
-          <w:b/>
-          <w:lang w:val="hi_IN" w:bidi="hi_IN"/>
-        </w:rPr>
         <w:t>""</w:t>
       </w:r>
     </w:p>
@@ -39344,21 +34501,6 @@
           <w:b/>
           <w:lang w:val="hi_IN" w:bidi="hi_IN"/>
         </w:rPr>
-        <w:t>ἡμῶν &amp; ἀπεκδεχόμεθα</w:t>
-      </w:r>
-    </w:p>
-    <w:p>
-      <w:pPr/>
-      <w:r>
-        <w:rPr>
-          <w:lang w:val="hi_IN" w:bidi="hi_IN"/>
-        </w:rPr>
-      </w:r>
-      <w:r>
-        <w:rPr>
-          <w:b/>
-          <w:lang w:val="hi_IN" w:bidi="hi_IN"/>
-        </w:rPr>
         <w:t>""</w:t>
       </w:r>
     </w:p>
@@ -39488,21 +34630,6 @@
           <w:b/>
           <w:lang w:val="hi_IN" w:bidi="hi_IN"/>
         </w:rPr>
-        <w:t>πολίτευμα</w:t>
-      </w:r>
-    </w:p>
-    <w:p>
-      <w:pPr/>
-      <w:r>
-        <w:rPr>
-          <w:lang w:val="hi_IN" w:bidi="hi_IN"/>
-        </w:rPr>
-      </w:r>
-      <w:r>
-        <w:rPr>
-          <w:b/>
-          <w:lang w:val="hi_IN" w:bidi="hi_IN"/>
-        </w:rPr>
         <w:t>"स्वदेश"</w:t>
       </w:r>
     </w:p>
@@ -39612,21 +34739,6 @@
           <w:b/>
           <w:lang w:val="hi_IN" w:bidi="hi_IN"/>
         </w:rPr>
-        <w:t>σώματι τῆς δόξης αὐτοῦ</w:t>
-      </w:r>
-    </w:p>
-    <w:p>
-      <w:pPr/>
-      <w:r>
-        <w:rPr>
-          <w:lang w:val="hi_IN" w:bidi="hi_IN"/>
-        </w:rPr>
-      </w:r>
-      <w:r>
-        <w:rPr>
-          <w:b/>
-          <w:lang w:val="hi_IN" w:bidi="hi_IN"/>
-        </w:rPr>
         <w:t>"हमारी"</w:t>
       </w:r>
       <w:r>
@@ -39736,21 +34848,6 @@
           <w:b/>
           <w:lang w:val="hi_IN" w:bidi="hi_IN"/>
         </w:rPr>
-        <w:t>τοῦ δύνασθαι αὐτὸν</w:t>
-      </w:r>
-    </w:p>
-    <w:p>
-      <w:pPr/>
-      <w:r>
-        <w:rPr>
-          <w:lang w:val="hi_IN" w:bidi="hi_IN"/>
-        </w:rPr>
-      </w:r>
-      <w:r>
-        <w:rPr>
-          <w:b/>
-          <w:lang w:val="hi_IN" w:bidi="hi_IN"/>
-        </w:rPr>
         <w:t>"वह अपनी"</w:t>
       </w:r>
       <w:r>
@@ -39872,21 +34969,6 @@
         <w:rPr>
           <w:lang w:val="hi_IN" w:bidi="hi_IN"/>
         </w:rPr>
-      </w:r>
-    </w:p>
-    <w:p>
-      <w:pPr/>
-      <w:r>
-        <w:rPr>
-          <w:lang w:val="hi_IN" w:bidi="hi_IN"/>
-        </w:rPr>
-      </w:r>
-      <w:r>
-        <w:rPr>
-          <w:b/>
-          <w:lang w:val="hi_IN" w:bidi="hi_IN"/>
-        </w:rPr>
-        <w:t>ὥστε</w:t>
       </w:r>
     </w:p>
     <w:p>
@@ -40091,21 +35173,6 @@
           <w:b/>
           <w:lang w:val="hi_IN" w:bidi="hi_IN"/>
         </w:rPr>
-        <w:t>ἀγαπητοὶ καὶ ἐπιπόθητοι</w:t>
-      </w:r>
-    </w:p>
-    <w:p>
-      <w:pPr/>
-      <w:r>
-        <w:rPr>
-          <w:lang w:val="hi_IN" w:bidi="hi_IN"/>
-        </w:rPr>
-      </w:r>
-      <w:r>
-        <w:rPr>
-          <w:b/>
-          <w:lang w:val="hi_IN" w:bidi="hi_IN"/>
-        </w:rPr>
         <w:t>""</w:t>
       </w:r>
     </w:p>
@@ -40169,21 +35236,6 @@
           <w:b/>
           <w:lang w:val="hi_IN" w:bidi="hi_IN"/>
         </w:rPr>
-        <w:t>χαρὰ καὶ στέφανός μου</w:t>
-      </w:r>
-    </w:p>
-    <w:p>
-      <w:pPr/>
-      <w:r>
-        <w:rPr>
-          <w:lang w:val="hi_IN" w:bidi="hi_IN"/>
-        </w:rPr>
-      </w:r>
-      <w:r>
-        <w:rPr>
-          <w:b/>
-          <w:lang w:val="hi_IN" w:bidi="hi_IN"/>
-        </w:rPr>
         <w:t>""</w:t>
       </w:r>
     </w:p>
@@ -40293,21 +35345,6 @@
           <w:b/>
           <w:lang w:val="hi_IN" w:bidi="hi_IN"/>
         </w:rPr>
-        <w:t>χαρὰ καὶ στέφανός μου</w:t>
-      </w:r>
-    </w:p>
-    <w:p>
-      <w:pPr/>
-      <w:r>
-        <w:rPr>
-          <w:lang w:val="hi_IN" w:bidi="hi_IN"/>
-        </w:rPr>
-      </w:r>
-      <w:r>
-        <w:rPr>
-          <w:b/>
-          <w:lang w:val="hi_IN" w:bidi="hi_IN"/>
-        </w:rPr>
         <w:t>"मेरे आनन्द और मुकुट"</w:t>
       </w:r>
     </w:p>
@@ -40404,21 +35441,6 @@
           <w:b/>
           <w:lang w:val="hi_IN" w:bidi="hi_IN"/>
         </w:rPr>
-        <w:t>στέφανός</w:t>
-      </w:r>
-    </w:p>
-    <w:p>
-      <w:pPr/>
-      <w:r>
-        <w:rPr>
-          <w:lang w:val="hi_IN" w:bidi="hi_IN"/>
-        </w:rPr>
-      </w:r>
-      <w:r>
-        <w:rPr>
-          <w:b/>
-          <w:lang w:val="hi_IN" w:bidi="hi_IN"/>
-        </w:rPr>
         <w:t>"मुकुट"</w:t>
       </w:r>
     </w:p>
@@ -40528,21 +35550,6 @@
           <w:b/>
           <w:lang w:val="hi_IN" w:bidi="hi_IN"/>
         </w:rPr>
-        <w:t>οὕτως στήκετε ἐν Κυρίῳ, ἀγαπητοί</w:t>
-      </w:r>
-    </w:p>
-    <w:p>
-      <w:pPr/>
-      <w:r>
-        <w:rPr>
-          <w:lang w:val="hi_IN" w:bidi="hi_IN"/>
-        </w:rPr>
-      </w:r>
-      <w:r>
-        <w:rPr>
-          <w:b/>
-          <w:lang w:val="hi_IN" w:bidi="hi_IN"/>
-        </w:rPr>
         <w:t>"प्रिय"</w:t>
       </w:r>
       <w:r>
@@ -40605,21 +35612,6 @@
         <w:rPr>
           <w:lang w:val="hi_IN" w:bidi="hi_IN"/>
         </w:rPr>
-      </w:r>
-    </w:p>
-    <w:p>
-      <w:pPr/>
-      <w:r>
-        <w:rPr>
-          <w:lang w:val="hi_IN" w:bidi="hi_IN"/>
-        </w:rPr>
-      </w:r>
-      <w:r>
-        <w:rPr>
-          <w:b/>
-          <w:lang w:val="hi_IN" w:bidi="hi_IN"/>
-        </w:rPr>
-        <w:t>οὕτως στήκετε ἐν Κυρίῳ, ἀγαπητοί</w:t>
       </w:r>
     </w:p>
     <w:p>
@@ -40728,21 +35720,6 @@
           <w:b/>
           <w:lang w:val="hi_IN" w:bidi="hi_IN"/>
         </w:rPr>
-        <w:t>στήκετε</w:t>
-      </w:r>
-    </w:p>
-    <w:p>
-      <w:pPr/>
-      <w:r>
-        <w:rPr>
-          <w:lang w:val="hi_IN" w:bidi="hi_IN"/>
-        </w:rPr>
-      </w:r>
-      <w:r>
-        <w:rPr>
-          <w:b/>
-          <w:lang w:val="hi_IN" w:bidi="hi_IN"/>
-        </w:rPr>
         <w:t>"स्थिर रहो"</w:t>
       </w:r>
     </w:p>
@@ -40839,21 +35816,6 @@
           <w:b/>
           <w:lang w:val="hi_IN" w:bidi="hi_IN"/>
         </w:rPr>
-        <w:t>στήκετε</w:t>
-      </w:r>
-    </w:p>
-    <w:p>
-      <w:pPr/>
-      <w:r>
-        <w:rPr>
-          <w:lang w:val="hi_IN" w:bidi="hi_IN"/>
-        </w:rPr>
-      </w:r>
-      <w:r>
-        <w:rPr>
-          <w:b/>
-          <w:lang w:val="hi_IN" w:bidi="hi_IN"/>
-        </w:rPr>
         <w:t>"स्थिर रहो"</w:t>
       </w:r>
     </w:p>
@@ -40950,21 +35912,6 @@
           <w:b/>
           <w:lang w:val="hi_IN" w:bidi="hi_IN"/>
         </w:rPr>
-        <w:t>οὕτως στήκετε ἐν Κυρίῳ</w:t>
-      </w:r>
-    </w:p>
-    <w:p>
-      <w:pPr/>
-      <w:r>
-        <w:rPr>
-          <w:lang w:val="hi_IN" w:bidi="hi_IN"/>
-        </w:rPr>
-      </w:r>
-      <w:r>
-        <w:rPr>
-          <w:b/>
-          <w:lang w:val="hi_IN" w:bidi="hi_IN"/>
-        </w:rPr>
         <w:t>"प्रभु में इसी प्रकार स्थिर रहो"</w:t>
       </w:r>
     </w:p>
@@ -41028,21 +35975,6 @@
           <w:b/>
           <w:lang w:val="hi_IN" w:bidi="hi_IN"/>
         </w:rPr>
-        <w:t>Εὐοδίαν &amp; Συντύχην</w:t>
-      </w:r>
-    </w:p>
-    <w:p>
-      <w:pPr/>
-      <w:r>
-        <w:rPr>
-          <w:lang w:val="hi_IN" w:bidi="hi_IN"/>
-        </w:rPr>
-      </w:r>
-      <w:r>
-        <w:rPr>
-          <w:b/>
-          <w:lang w:val="hi_IN" w:bidi="hi_IN"/>
-        </w:rPr>
         <w:t>""</w:t>
       </w:r>
     </w:p>
@@ -41152,21 +36084,6 @@
           <w:b/>
           <w:lang w:val="hi_IN" w:bidi="hi_IN"/>
         </w:rPr>
-        <w:t>σέ</w:t>
-      </w:r>
-    </w:p>
-    <w:p>
-      <w:pPr/>
-      <w:r>
-        <w:rPr>
-          <w:lang w:val="hi_IN" w:bidi="hi_IN"/>
-        </w:rPr>
-      </w:r>
-      <w:r>
-        <w:rPr>
-          <w:b/>
-          <w:lang w:val="hi_IN" w:bidi="hi_IN"/>
-        </w:rPr>
         <w:t>""</w:t>
       </w:r>
     </w:p>
@@ -41289,21 +36206,6 @@
           <w:b/>
           <w:lang w:val="hi_IN" w:bidi="hi_IN"/>
         </w:rPr>
-        <w:t>γνήσιε σύνζυγε</w:t>
-      </w:r>
-    </w:p>
-    <w:p>
-      <w:pPr/>
-      <w:r>
-        <w:rPr>
-          <w:lang w:val="hi_IN" w:bidi="hi_IN"/>
-        </w:rPr>
-      </w:r>
-      <w:r>
-        <w:rPr>
-          <w:b/>
-          <w:lang w:val="hi_IN" w:bidi="hi_IN"/>
-        </w:rPr>
         <w:t>""</w:t>
       </w:r>
     </w:p>
@@ -41400,21 +36302,6 @@
           <w:b/>
           <w:lang w:val="hi_IN" w:bidi="hi_IN"/>
         </w:rPr>
-        <w:t>αἵτινες ἐν τῷ εὐαγγελίῳ συνήθλησάν μοι</w:t>
-      </w:r>
-    </w:p>
-    <w:p>
-      <w:pPr/>
-      <w:r>
-        <w:rPr>
-          <w:lang w:val="hi_IN" w:bidi="hi_IN"/>
-        </w:rPr>
-      </w:r>
-      <w:r>
-        <w:rPr>
-          <w:b/>
-          <w:lang w:val="hi_IN" w:bidi="hi_IN"/>
-        </w:rPr>
         <w:t>"मेरे"</w:t>
       </w:r>
       <w:r>
@@ -41523,21 +36410,6 @@
         <w:rPr>
           <w:lang w:val="hi_IN" w:bidi="hi_IN"/>
         </w:rPr>
-      </w:r>
-    </w:p>
-    <w:p>
-      <w:pPr/>
-      <w:r>
-        <w:rPr>
-          <w:lang w:val="hi_IN" w:bidi="hi_IN"/>
-        </w:rPr>
-      </w:r>
-      <w:r>
-        <w:rPr>
-          <w:b/>
-          <w:lang w:val="hi_IN" w:bidi="hi_IN"/>
-        </w:rPr>
-        <w:t>τῷ εὐαγγελίῳ</w:t>
       </w:r>
     </w:p>
     <w:p>
@@ -41742,21 +36614,6 @@
           <w:b/>
           <w:lang w:val="hi_IN" w:bidi="hi_IN"/>
         </w:rPr>
-        <w:t>Κλήμεντος</w:t>
-      </w:r>
-    </w:p>
-    <w:p>
-      <w:pPr/>
-      <w:r>
-        <w:rPr>
-          <w:lang w:val="hi_IN" w:bidi="hi_IN"/>
-        </w:rPr>
-      </w:r>
-      <w:r>
-        <w:rPr>
-          <w:b/>
-          <w:lang w:val="hi_IN" w:bidi="hi_IN"/>
-        </w:rPr>
         <w:t>""</w:t>
       </w:r>
     </w:p>
@@ -41833,21 +36690,6 @@
         <w:rPr>
           <w:lang w:val="hi_IN" w:bidi="hi_IN"/>
         </w:rPr>
-      </w:r>
-    </w:p>
-    <w:p>
-      <w:pPr/>
-      <w:r>
-        <w:rPr>
-          <w:lang w:val="hi_IN" w:bidi="hi_IN"/>
-        </w:rPr>
-      </w:r>
-      <w:r>
-        <w:rPr>
-          <w:b/>
-          <w:lang w:val="hi_IN" w:bidi="hi_IN"/>
-        </w:rPr>
-        <w:t>ὧν τὰ ὀνόματα ἐν βίβλῳ ζωῆς</w:t>
       </w:r>
     </w:p>
     <w:p>
@@ -42019,21 +36861,6 @@
           <w:b/>
           <w:lang w:val="hi_IN" w:bidi="hi_IN"/>
         </w:rPr>
-        <w:t>χαίρετε ἐν Κυρίῳ πάντοτε, πάλιν ἐρῶ, χαίρετε!</w:t>
-      </w:r>
-    </w:p>
-    <w:p>
-      <w:pPr/>
-      <w:r>
-        <w:rPr>
-          <w:lang w:val="hi_IN" w:bidi="hi_IN"/>
-        </w:rPr>
-      </w:r>
-      <w:r>
-        <w:rPr>
-          <w:b/>
-          <w:lang w:val="hi_IN" w:bidi="hi_IN"/>
-        </w:rPr>
         <w:t>"प्रभु में सदा आनन्दित रहो मैं फिर कहता हूँ, आनन्दित रहो"</w:t>
       </w:r>
     </w:p>
@@ -42130,21 +36957,6 @@
           <w:b/>
           <w:lang w:val="hi_IN" w:bidi="hi_IN"/>
         </w:rPr>
-        <w:t>τὸ ἐπιεικὲς ὑμῶν γνωσθήτω</w:t>
-      </w:r>
-    </w:p>
-    <w:p>
-      <w:pPr/>
-      <w:r>
-        <w:rPr>
-          <w:lang w:val="hi_IN" w:bidi="hi_IN"/>
-        </w:rPr>
-      </w:r>
-      <w:r>
-        <w:rPr>
-          <w:b/>
-          <w:lang w:val="hi_IN" w:bidi="hi_IN"/>
-        </w:rPr>
         <w:t>"तुम्हारी कोमलता"</w:t>
       </w:r>
       <w:r>
@@ -42254,21 +37066,6 @@
           <w:b/>
           <w:lang w:val="hi_IN" w:bidi="hi_IN"/>
         </w:rPr>
-        <w:t>πᾶσιν ἀνθρώποις</w:t>
-      </w:r>
-    </w:p>
-    <w:p>
-      <w:pPr/>
-      <w:r>
-        <w:rPr>
-          <w:lang w:val="hi_IN" w:bidi="hi_IN"/>
-        </w:rPr>
-      </w:r>
-      <w:r>
-        <w:rPr>
-          <w:b/>
-          <w:lang w:val="hi_IN" w:bidi="hi_IN"/>
-        </w:rPr>
         <w:t>"सब मनुष्यों पर"</w:t>
       </w:r>
     </w:p>
@@ -42365,21 +37162,6 @@
           <w:b/>
           <w:lang w:val="hi_IN" w:bidi="hi_IN"/>
         </w:rPr>
-        <w:t>ὁ Κύριος ἐγγύς</w:t>
-      </w:r>
-    </w:p>
-    <w:p>
-      <w:pPr/>
-      <w:r>
-        <w:rPr>
-          <w:lang w:val="hi_IN" w:bidi="hi_IN"/>
-        </w:rPr>
-      </w:r>
-      <w:r>
-        <w:rPr>
-          <w:b/>
-          <w:lang w:val="hi_IN" w:bidi="hi_IN"/>
-        </w:rPr>
         <w:t>""</w:t>
       </w:r>
     </w:p>
@@ -42456,21 +37238,6 @@
           <w:b/>
           <w:lang w:val="hi_IN" w:bidi="hi_IN"/>
         </w:rPr>
-        <w:t>μηδὲν μεριμνᾶτε</w:t>
-      </w:r>
-    </w:p>
-    <w:p>
-      <w:pPr/>
-      <w:r>
-        <w:rPr>
-          <w:lang w:val="hi_IN" w:bidi="hi_IN"/>
-        </w:rPr>
-      </w:r>
-      <w:r>
-        <w:rPr>
-          <w:b/>
-          <w:lang w:val="hi_IN" w:bidi="hi_IN"/>
-        </w:rPr>
         <w:t>"किसी भी बात की चिन्ता मत करो"</w:t>
       </w:r>
     </w:p>
@@ -42567,21 +37334,6 @@
           <w:b/>
           <w:lang w:val="hi_IN" w:bidi="hi_IN"/>
         </w:rPr>
-        <w:t>ἀλλ’</w:t>
-      </w:r>
-    </w:p>
-    <w:p>
-      <w:pPr/>
-      <w:r>
-        <w:rPr>
-          <w:lang w:val="hi_IN" w:bidi="hi_IN"/>
-        </w:rPr>
-      </w:r>
-      <w:r>
-        <w:rPr>
-          <w:b/>
-          <w:lang w:val="hi_IN" w:bidi="hi_IN"/>
-        </w:rPr>
         <w:t>""</w:t>
       </w:r>
     </w:p>
@@ -42684,21 +37436,6 @@
           <w:b/>
           <w:lang w:val="hi_IN" w:bidi="hi_IN"/>
         </w:rPr>
-        <w:t>ἐν παντὶ</w:t>
-      </w:r>
-    </w:p>
-    <w:p>
-      <w:pPr/>
-      <w:r>
-        <w:rPr>
-          <w:lang w:val="hi_IN" w:bidi="hi_IN"/>
-        </w:rPr>
-      </w:r>
-      <w:r>
-        <w:rPr>
-          <w:b/>
-          <w:lang w:val="hi_IN" w:bidi="hi_IN"/>
-        </w:rPr>
         <w:t>"हर एक बात में"</w:t>
       </w:r>
     </w:p>
@@ -42795,21 +37532,6 @@
           <w:b/>
           <w:lang w:val="hi_IN" w:bidi="hi_IN"/>
         </w:rPr>
-        <w:t>τῇ προσευχῇ καὶ τῇ δεήσει</w:t>
-      </w:r>
-    </w:p>
-    <w:p>
-      <w:pPr/>
-      <w:r>
-        <w:rPr>
-          <w:lang w:val="hi_IN" w:bidi="hi_IN"/>
-        </w:rPr>
-      </w:r>
-      <w:r>
-        <w:rPr>
-          <w:b/>
-          <w:lang w:val="hi_IN" w:bidi="hi_IN"/>
-        </w:rPr>
         <w:t>"प्रार्थना और विनती"</w:t>
       </w:r>
     </w:p>
@@ -42919,21 +37641,6 @@
           <w:b/>
           <w:lang w:val="hi_IN" w:bidi="hi_IN"/>
         </w:rPr>
-        <w:t>τῇ προσευχῇ καὶ τῇ δεήσει</w:t>
-      </w:r>
-    </w:p>
-    <w:p>
-      <w:pPr/>
-      <w:r>
-        <w:rPr>
-          <w:lang w:val="hi_IN" w:bidi="hi_IN"/>
-        </w:rPr>
-      </w:r>
-      <w:r>
-        <w:rPr>
-          <w:b/>
-          <w:lang w:val="hi_IN" w:bidi="hi_IN"/>
-        </w:rPr>
         <w:t>"प्रार्थना और विनती"</w:t>
       </w:r>
     </w:p>
@@ -43043,21 +37750,6 @@
           <w:b/>
           <w:lang w:val="hi_IN" w:bidi="hi_IN"/>
         </w:rPr>
-        <w:t>τῇ προσευχῇ καὶ τῇ δεήσει</w:t>
-      </w:r>
-    </w:p>
-    <w:p>
-      <w:pPr/>
-      <w:r>
-        <w:rPr>
-          <w:lang w:val="hi_IN" w:bidi="hi_IN"/>
-        </w:rPr>
-      </w:r>
-      <w:r>
-        <w:rPr>
-          <w:b/>
-          <w:lang w:val="hi_IN" w:bidi="hi_IN"/>
-        </w:rPr>
         <w:t>"प्रार्थना और विनती"</w:t>
       </w:r>
     </w:p>
@@ -43167,21 +37859,6 @@
           <w:b/>
           <w:lang w:val="hi_IN" w:bidi="hi_IN"/>
         </w:rPr>
-        <w:t>μετὰ εὐχαριστίας</w:t>
-      </w:r>
-    </w:p>
-    <w:p>
-      <w:pPr/>
-      <w:r>
-        <w:rPr>
-          <w:lang w:val="hi_IN" w:bidi="hi_IN"/>
-        </w:rPr>
-      </w:r>
-      <w:r>
-        <w:rPr>
-          <w:b/>
-          <w:lang w:val="hi_IN" w:bidi="hi_IN"/>
-        </w:rPr>
         <w:t>"धन्यवाद के साथ"</w:t>
       </w:r>
     </w:p>
@@ -43291,21 +37968,6 @@
           <w:b/>
           <w:lang w:val="hi_IN" w:bidi="hi_IN"/>
         </w:rPr>
-        <w:t>τὰ αἰτήματα ὑμῶν γνωριζέσθω</w:t>
-      </w:r>
-    </w:p>
-    <w:p>
-      <w:pPr/>
-      <w:r>
-        <w:rPr>
-          <w:lang w:val="hi_IN" w:bidi="hi_IN"/>
-        </w:rPr>
-      </w:r>
-      <w:r>
-        <w:rPr>
-          <w:b/>
-          <w:lang w:val="hi_IN" w:bidi="hi_IN"/>
-        </w:rPr>
         <w:t>"तुम्हारे निवेदन,"</w:t>
       </w:r>
       <w:r>
@@ -43428,21 +38090,6 @@
           <w:b/>
           <w:lang w:val="hi_IN" w:bidi="hi_IN"/>
         </w:rPr>
-        <w:t>τὰ αἰτήματα ὑμῶν γνωριζέσθω πρὸς τὸν Θεόν</w:t>
-      </w:r>
-    </w:p>
-    <w:p>
-      <w:pPr/>
-      <w:r>
-        <w:rPr>
-          <w:lang w:val="hi_IN" w:bidi="hi_IN"/>
-        </w:rPr>
-      </w:r>
-      <w:r>
-        <w:rPr>
-          <w:b/>
-          <w:lang w:val="hi_IN" w:bidi="hi_IN"/>
-        </w:rPr>
         <w:t>""</w:t>
       </w:r>
     </w:p>
@@ -43552,21 +38199,6 @@
           <w:b/>
           <w:lang w:val="hi_IN" w:bidi="hi_IN"/>
         </w:rPr>
-        <w:t>καὶ</w:t>
-      </w:r>
-    </w:p>
-    <w:p>
-      <w:pPr/>
-      <w:r>
-        <w:rPr>
-          <w:lang w:val="hi_IN" w:bidi="hi_IN"/>
-        </w:rPr>
-      </w:r>
-      <w:r>
-        <w:rPr>
-          <w:b/>
-          <w:lang w:val="hi_IN" w:bidi="hi_IN"/>
-        </w:rPr>
         <w:t>"तब"</w:t>
       </w:r>
     </w:p>
@@ -43752,21 +38384,6 @@
           <w:b/>
           <w:lang w:val="hi_IN" w:bidi="hi_IN"/>
         </w:rPr>
-        <w:t>Θεοῦ ἡ ὑπερέχουσα πάντα νοῦν</w:t>
-      </w:r>
-    </w:p>
-    <w:p>
-      <w:pPr/>
-      <w:r>
-        <w:rPr>
-          <w:lang w:val="hi_IN" w:bidi="hi_IN"/>
-        </w:rPr>
-      </w:r>
-      <w:r>
-        <w:rPr>
-          <w:b/>
-          <w:lang w:val="hi_IN" w:bidi="hi_IN"/>
-        </w:rPr>
         <w:t>"परमेश्वर की"</w:t>
       </w:r>
       <w:r>
@@ -43876,21 +38493,6 @@
           <w:b/>
           <w:lang w:val="hi_IN" w:bidi="hi_IN"/>
         </w:rPr>
-        <w:t>ἡ ὑπερέχουσα πάντα νοῦν</w:t>
-      </w:r>
-    </w:p>
-    <w:p>
-      <w:pPr/>
-      <w:r>
-        <w:rPr>
-          <w:lang w:val="hi_IN" w:bidi="hi_IN"/>
-        </w:rPr>
-      </w:r>
-      <w:r>
-        <w:rPr>
-          <w:b/>
-          <w:lang w:val="hi_IN" w:bidi="hi_IN"/>
-        </w:rPr>
         <w:t>""</w:t>
       </w:r>
     </w:p>
@@ -43967,21 +38569,6 @@
           <w:b/>
           <w:lang w:val="hi_IN" w:bidi="hi_IN"/>
         </w:rPr>
-        <w:t>ἡ ὑπερέχουσα πάντα νοῦν</w:t>
-      </w:r>
-    </w:p>
-    <w:p>
-      <w:pPr/>
-      <w:r>
-        <w:rPr>
-          <w:lang w:val="hi_IN" w:bidi="hi_IN"/>
-        </w:rPr>
-      </w:r>
-      <w:r>
-        <w:rPr>
-          <w:b/>
-          <w:lang w:val="hi_IN" w:bidi="hi_IN"/>
-        </w:rPr>
         <w:t>"सारी समझ बिलकुल परे है"</w:t>
       </w:r>
     </w:p>
@@ -44077,21 +38664,6 @@
         <w:rPr>
           <w:lang w:val="hi_IN" w:bidi="hi_IN"/>
         </w:rPr>
-      </w:r>
-    </w:p>
-    <w:p>
-      <w:pPr/>
-      <w:r>
-        <w:rPr>
-          <w:lang w:val="hi_IN" w:bidi="hi_IN"/>
-        </w:rPr>
-      </w:r>
-      <w:r>
-        <w:rPr>
-          <w:b/>
-          <w:lang w:val="hi_IN" w:bidi="hi_IN"/>
-        </w:rPr>
-        <w:t>φρουρήσει τὰς καρδίας ὑμῶν καὶ τὰ νοήματα ὑμῶν</w:t>
       </w:r>
     </w:p>
     <w:p>
@@ -44322,21 +38894,6 @@
           <w:b/>
           <w:lang w:val="hi_IN" w:bidi="hi_IN"/>
         </w:rPr>
-        <w:t>τὸ λοιπόν</w:t>
-      </w:r>
-    </w:p>
-    <w:p>
-      <w:pPr/>
-      <w:r>
-        <w:rPr>
-          <w:lang w:val="hi_IN" w:bidi="hi_IN"/>
-        </w:rPr>
-      </w:r>
-      <w:r>
-        <w:rPr>
-          <w:b/>
-          <w:lang w:val="hi_IN" w:bidi="hi_IN"/>
-        </w:rPr>
         <w:t>""</w:t>
       </w:r>
     </w:p>
@@ -44494,21 +39051,6 @@
           <w:b/>
           <w:lang w:val="hi_IN" w:bidi="hi_IN"/>
         </w:rPr>
-        <w:t>ὅσα ἐστὶν ἀληθῆ, ὅσα σεμνά, ὅσα δίκαια, ὅσα ἁγνά, ὅσα προσφιλῆ, ὅσα εὔφημα</w:t>
-      </w:r>
-    </w:p>
-    <w:p>
-      <w:pPr/>
-      <w:r>
-        <w:rPr>
-          <w:lang w:val="hi_IN" w:bidi="hi_IN"/>
-        </w:rPr>
-      </w:r>
-      <w:r>
-        <w:rPr>
-          <w:b/>
-          <w:lang w:val="hi_IN" w:bidi="hi_IN"/>
-        </w:rPr>
         <w:t>"सत्य हैं, बातें आदरणीय"</w:t>
       </w:r>
       <w:r>
@@ -44670,21 +39212,6 @@
           <w:b/>
           <w:lang w:val="hi_IN" w:bidi="hi_IN"/>
         </w:rPr>
-        <w:t>ὅσα προσφιλῆ</w:t>
-      </w:r>
-    </w:p>
-    <w:p>
-      <w:pPr/>
-      <w:r>
-        <w:rPr>
-          <w:lang w:val="hi_IN" w:bidi="hi_IN"/>
-        </w:rPr>
-      </w:r>
-      <w:r>
-        <w:rPr>
-          <w:b/>
-          <w:lang w:val="hi_IN" w:bidi="hi_IN"/>
-        </w:rPr>
         <w:t>""</w:t>
       </w:r>
     </w:p>
@@ -44748,21 +39275,6 @@
           <w:b/>
           <w:lang w:val="hi_IN" w:bidi="hi_IN"/>
         </w:rPr>
-        <w:t>ὅσα εὔφημα</w:t>
-      </w:r>
-    </w:p>
-    <w:p>
-      <w:pPr/>
-      <w:r>
-        <w:rPr>
-          <w:lang w:val="hi_IN" w:bidi="hi_IN"/>
-        </w:rPr>
-      </w:r>
-      <w:r>
-        <w:rPr>
-          <w:b/>
-          <w:lang w:val="hi_IN" w:bidi="hi_IN"/>
-        </w:rPr>
         <w:t>""</w:t>
       </w:r>
     </w:p>
@@ -44826,21 +39338,6 @@
           <w:b/>
           <w:lang w:val="hi_IN" w:bidi="hi_IN"/>
         </w:rPr>
-        <w:t>εἴ τις ἀρετὴ</w:t>
-      </w:r>
-    </w:p>
-    <w:p>
-      <w:pPr/>
-      <w:r>
-        <w:rPr>
-          <w:lang w:val="hi_IN" w:bidi="hi_IN"/>
-        </w:rPr>
-      </w:r>
-      <w:r>
-        <w:rPr>
-          <w:b/>
-          <w:lang w:val="hi_IN" w:bidi="hi_IN"/>
-        </w:rPr>
         <w:t>""</w:t>
       </w:r>
     </w:p>
@@ -44904,21 +39401,6 @@
           <w:b/>
           <w:lang w:val="hi_IN" w:bidi="hi_IN"/>
         </w:rPr>
-        <w:t>εἴ τις ἔπαινος</w:t>
-      </w:r>
-    </w:p>
-    <w:p>
-      <w:pPr/>
-      <w:r>
-        <w:rPr>
-          <w:lang w:val="hi_IN" w:bidi="hi_IN"/>
-        </w:rPr>
-      </w:r>
-      <w:r>
-        <w:rPr>
-          <w:b/>
-          <w:lang w:val="hi_IN" w:bidi="hi_IN"/>
-        </w:rPr>
         <w:t>""</w:t>
       </w:r>
     </w:p>
@@ -44982,21 +39464,6 @@
           <w:b/>
           <w:lang w:val="hi_IN" w:bidi="hi_IN"/>
         </w:rPr>
-        <w:t>λογίζεσθε</w:t>
-      </w:r>
-    </w:p>
-    <w:p>
-      <w:pPr/>
-      <w:r>
-        <w:rPr>
-          <w:lang w:val="hi_IN" w:bidi="hi_IN"/>
-        </w:rPr>
-      </w:r>
-      <w:r>
-        <w:rPr>
-          <w:b/>
-          <w:lang w:val="hi_IN" w:bidi="hi_IN"/>
-        </w:rPr>
         <w:t>"ध्यान लगाया करो"</w:t>
       </w:r>
     </w:p>
@@ -45093,21 +39560,6 @@
           <w:b/>
           <w:lang w:val="hi_IN" w:bidi="hi_IN"/>
         </w:rPr>
-        <w:t>ἃ καὶ ἐμάθετε καὶ παρελάβετε, καὶ ἠκούσατε καὶ εἴδετε, ἐν ἐμοί</w:t>
-      </w:r>
-    </w:p>
-    <w:p>
-      <w:pPr/>
-      <w:r>
-        <w:rPr>
-          <w:lang w:val="hi_IN" w:bidi="hi_IN"/>
-        </w:rPr>
-      </w:r>
-      <w:r>
-        <w:rPr>
-          <w:b/>
-          <w:lang w:val="hi_IN" w:bidi="hi_IN"/>
-        </w:rPr>
         <w:t>""</w:t>
       </w:r>
     </w:p>
@@ -45171,21 +39623,6 @@
           <w:b/>
           <w:lang w:val="hi_IN" w:bidi="hi_IN"/>
         </w:rPr>
-        <w:t>ἃ καὶ ἐμάθετε καὶ παρελάβετε</w:t>
-      </w:r>
-    </w:p>
-    <w:p>
-      <w:pPr/>
-      <w:r>
-        <w:rPr>
-          <w:lang w:val="hi_IN" w:bidi="hi_IN"/>
-        </w:rPr>
-      </w:r>
-      <w:r>
-        <w:rPr>
-          <w:b/>
-          <w:lang w:val="hi_IN" w:bidi="hi_IN"/>
-        </w:rPr>
         <w:t>"जो बातें तुम ने"</w:t>
       </w:r>
       <w:r>
@@ -45308,21 +39745,6 @@
           <w:b/>
           <w:lang w:val="hi_IN" w:bidi="hi_IN"/>
         </w:rPr>
-        <w:t>ταῦτα πράσσετε</w:t>
-      </w:r>
-    </w:p>
-    <w:p>
-      <w:pPr/>
-      <w:r>
-        <w:rPr>
-          <w:lang w:val="hi_IN" w:bidi="hi_IN"/>
-        </w:rPr>
-      </w:r>
-      <w:r>
-        <w:rPr>
-          <w:b/>
-          <w:lang w:val="hi_IN" w:bidi="hi_IN"/>
-        </w:rPr>
         <w:t>"उन्हीं का पालन किया"</w:t>
       </w:r>
     </w:p>
@@ -45386,21 +39808,6 @@
           <w:b/>
           <w:lang w:val="hi_IN" w:bidi="hi_IN"/>
         </w:rPr>
-        <w:t>πράσσετε</w:t>
-      </w:r>
-    </w:p>
-    <w:p>
-      <w:pPr/>
-      <w:r>
-        <w:rPr>
-          <w:lang w:val="hi_IN" w:bidi="hi_IN"/>
-        </w:rPr>
-      </w:r>
-      <w:r>
-        <w:rPr>
-          <w:b/>
-          <w:lang w:val="hi_IN" w:bidi="hi_IN"/>
-        </w:rPr>
         <w:t>"पालन किया"</w:t>
       </w:r>
     </w:p>
@@ -45497,21 +39904,6 @@
           <w:b/>
           <w:lang w:val="hi_IN" w:bidi="hi_IN"/>
         </w:rPr>
-        <w:t>καὶ</w:t>
-      </w:r>
-    </w:p>
-    <w:p>
-      <w:pPr/>
-      <w:r>
-        <w:rPr>
-          <w:lang w:val="hi_IN" w:bidi="hi_IN"/>
-        </w:rPr>
-      </w:r>
-      <w:r>
-        <w:rPr>
-          <w:b/>
-          <w:lang w:val="hi_IN" w:bidi="hi_IN"/>
-        </w:rPr>
         <w:t>"तब"</w:t>
       </w:r>
     </w:p>
@@ -45608,21 +40000,6 @@
           <w:b/>
           <w:lang w:val="hi_IN" w:bidi="hi_IN"/>
         </w:rPr>
-        <w:t>ὁ Θεὸς τῆς εἰρήνης</w:t>
-      </w:r>
-    </w:p>
-    <w:p>
-      <w:pPr/>
-      <w:r>
-        <w:rPr>
-          <w:lang w:val="hi_IN" w:bidi="hi_IN"/>
-        </w:rPr>
-      </w:r>
-      <w:r>
-        <w:rPr>
-          <w:b/>
-          <w:lang w:val="hi_IN" w:bidi="hi_IN"/>
-        </w:rPr>
         <w:t>"परमेश्वर जो शान्ति का"</w:t>
       </w:r>
     </w:p>
@@ -45685,21 +40062,6 @@
         <w:rPr>
           <w:lang w:val="hi_IN" w:bidi="hi_IN"/>
         </w:rPr>
-      </w:r>
-    </w:p>
-    <w:p>
-      <w:pPr/>
-      <w:r>
-        <w:rPr>
-          <w:lang w:val="hi_IN" w:bidi="hi_IN"/>
-        </w:rPr>
-      </w:r>
-      <w:r>
-        <w:rPr>
-          <w:b/>
-          <w:lang w:val="hi_IN" w:bidi="hi_IN"/>
-        </w:rPr>
-        <w:t>καὶ ὁ Θεὸς τῆς εἰρήνης ἔσται μεθ’ ὑμῶν</w:t>
       </w:r>
     </w:p>
     <w:p>
@@ -45904,21 +40266,6 @@
           <w:b/>
           <w:lang w:val="hi_IN" w:bidi="hi_IN"/>
         </w:rPr>
-        <w:t>ὅτι ἤδη ποτὲ ἀνεθάλετε τὸ ὑπὲρ ἐμοῦ φρονεῖν</w:t>
-      </w:r>
-    </w:p>
-    <w:p>
-      <w:pPr/>
-      <w:r>
-        <w:rPr>
-          <w:lang w:val="hi_IN" w:bidi="hi_IN"/>
-        </w:rPr>
-      </w:r>
-      <w:r>
-        <w:rPr>
-          <w:b/>
-          <w:lang w:val="hi_IN" w:bidi="hi_IN"/>
-        </w:rPr>
         <w:t>"कि अब इतने दिनों के बाद तुम्हारा विचार मेरे विषय"</w:t>
       </w:r>
       <w:r>
@@ -45995,21 +40342,6 @@
           <w:b/>
           <w:lang w:val="hi_IN" w:bidi="hi_IN"/>
         </w:rPr>
-        <w:t>ἐφ’ ᾧ καὶ ἐφρονεῖτε</w:t>
-      </w:r>
-    </w:p>
-    <w:p>
-      <w:pPr/>
-      <w:r>
-        <w:rPr>
-          <w:lang w:val="hi_IN" w:bidi="hi_IN"/>
-        </w:rPr>
-      </w:r>
-      <w:r>
-        <w:rPr>
-          <w:b/>
-          <w:lang w:val="hi_IN" w:bidi="hi_IN"/>
-        </w:rPr>
         <w:t>"तुम्हें में भी इसका विचार था"</w:t>
       </w:r>
     </w:p>
@@ -46073,21 +40405,6 @@
           <w:b/>
           <w:lang w:val="hi_IN" w:bidi="hi_IN"/>
         </w:rPr>
-        <w:t>ἠκαιρεῖσθε δέ</w:t>
-      </w:r>
-    </w:p>
-    <w:p>
-      <w:pPr/>
-      <w:r>
-        <w:rPr>
-          <w:lang w:val="hi_IN" w:bidi="hi_IN"/>
-        </w:rPr>
-      </w:r>
-      <w:r>
-        <w:rPr>
-          <w:b/>
-          <w:lang w:val="hi_IN" w:bidi="hi_IN"/>
-        </w:rPr>
         <w:t>"पर तुम्हें अवसर न"</w:t>
       </w:r>
     </w:p>
@@ -46171,21 +40488,6 @@
           <w:b/>
           <w:lang w:val="hi_IN" w:bidi="hi_IN"/>
         </w:rPr>
-        <w:t>οὐχ ὅτι καθ’ ὑστέρησιν λέγω</w:t>
-      </w:r>
-    </w:p>
-    <w:p>
-      <w:pPr/>
-      <w:r>
-        <w:rPr>
-          <w:lang w:val="hi_IN" w:bidi="hi_IN"/>
-        </w:rPr>
-      </w:r>
-      <w:r>
-        <w:rPr>
-          <w:b/>
-          <w:lang w:val="hi_IN" w:bidi="hi_IN"/>
-        </w:rPr>
         <w:t>""</w:t>
       </w:r>
     </w:p>
@@ -46249,21 +40551,6 @@
           <w:b/>
           <w:lang w:val="hi_IN" w:bidi="hi_IN"/>
         </w:rPr>
-        <w:t>αὐτάρκης εἶναι</w:t>
-      </w:r>
-    </w:p>
-    <w:p>
-      <w:pPr/>
-      <w:r>
-        <w:rPr>
-          <w:lang w:val="hi_IN" w:bidi="hi_IN"/>
-        </w:rPr>
-      </w:r>
-      <w:r>
-        <w:rPr>
-          <w:b/>
-          <w:lang w:val="hi_IN" w:bidi="hi_IN"/>
-        </w:rPr>
         <w:t>""</w:t>
       </w:r>
     </w:p>
@@ -46327,21 +40614,6 @@
           <w:b/>
           <w:lang w:val="hi_IN" w:bidi="hi_IN"/>
         </w:rPr>
-        <w:t>ἐν οἷς εἰμι</w:t>
-      </w:r>
-    </w:p>
-    <w:p>
-      <w:pPr/>
-      <w:r>
-        <w:rPr>
-          <w:lang w:val="hi_IN" w:bidi="hi_IN"/>
-        </w:rPr>
-      </w:r>
-      <w:r>
-        <w:rPr>
-          <w:b/>
-          <w:lang w:val="hi_IN" w:bidi="hi_IN"/>
-        </w:rPr>
         <w:t>"मैंने"</w:t>
       </w:r>
       <w:r>
@@ -46451,21 +40723,6 @@
           <w:b/>
           <w:lang w:val="hi_IN" w:bidi="hi_IN"/>
         </w:rPr>
-        <w:t>οἶδα καὶ</w:t>
-      </w:r>
-    </w:p>
-    <w:p>
-      <w:pPr/>
-      <w:r>
-        <w:rPr>
-          <w:lang w:val="hi_IN" w:bidi="hi_IN"/>
-        </w:rPr>
-      </w:r>
-      <w:r>
-        <w:rPr>
-          <w:b/>
-          <w:lang w:val="hi_IN" w:bidi="hi_IN"/>
-        </w:rPr>
         <w:t>""</w:t>
       </w:r>
     </w:p>
@@ -46562,21 +40819,6 @@
           <w:b/>
           <w:lang w:val="hi_IN" w:bidi="hi_IN"/>
         </w:rPr>
-        <w:t>οἶδα καὶ ταπεινοῦσθαι, οἶδα καὶ περισσεύειν &amp; καὶ περισσεύειν καὶ ὑστερεῖσθαι</w:t>
-      </w:r>
-    </w:p>
-    <w:p>
-      <w:pPr/>
-      <w:r>
-        <w:rPr>
-          <w:lang w:val="hi_IN" w:bidi="hi_IN"/>
-        </w:rPr>
-      </w:r>
-      <w:r>
-        <w:rPr>
-          <w:b/>
-          <w:lang w:val="hi_IN" w:bidi="hi_IN"/>
-        </w:rPr>
         <w:t>"मैं दीन होना भी जानता हूँ और भी जानता हूँ;"</w:t>
       </w:r>
       <w:r>
@@ -46679,21 +40921,6 @@
           <w:b/>
           <w:lang w:val="hi_IN" w:bidi="hi_IN"/>
         </w:rPr>
-        <w:t>οἶδα καὶ ταπεινοῦσθαι, οἶδα καὶ περισσεύειν</w:t>
-      </w:r>
-    </w:p>
-    <w:p>
-      <w:pPr/>
-      <w:r>
-        <w:rPr>
-          <w:lang w:val="hi_IN" w:bidi="hi_IN"/>
-        </w:rPr>
-      </w:r>
-      <w:r>
-        <w:rPr>
-          <w:b/>
-          <w:lang w:val="hi_IN" w:bidi="hi_IN"/>
-        </w:rPr>
         <w:t>"मैं दीन होना भी जानता हूँ और भी जानता हूँ"</w:t>
       </w:r>
     </w:p>
@@ -46803,21 +41030,6 @@
           <w:b/>
           <w:lang w:val="hi_IN" w:bidi="hi_IN"/>
         </w:rPr>
-        <w:t>ταπεινοῦσθαι</w:t>
-      </w:r>
-    </w:p>
-    <w:p>
-      <w:pPr/>
-      <w:r>
-        <w:rPr>
-          <w:lang w:val="hi_IN" w:bidi="hi_IN"/>
-        </w:rPr>
-      </w:r>
-      <w:r>
-        <w:rPr>
-          <w:b/>
-          <w:lang w:val="hi_IN" w:bidi="hi_IN"/>
-        </w:rPr>
         <w:t>"दीन होना"</w:t>
       </w:r>
     </w:p>
@@ -46914,21 +41126,6 @@
           <w:b/>
           <w:lang w:val="hi_IN" w:bidi="hi_IN"/>
         </w:rPr>
-        <w:t>ταπεινοῦσθαι</w:t>
-      </w:r>
-    </w:p>
-    <w:p>
-      <w:pPr/>
-      <w:r>
-        <w:rPr>
-          <w:lang w:val="hi_IN" w:bidi="hi_IN"/>
-        </w:rPr>
-      </w:r>
-      <w:r>
-        <w:rPr>
-          <w:b/>
-          <w:lang w:val="hi_IN" w:bidi="hi_IN"/>
-        </w:rPr>
         <w:t>"दीन होना"</w:t>
       </w:r>
     </w:p>
@@ -47025,21 +41222,6 @@
           <w:b/>
           <w:lang w:val="hi_IN" w:bidi="hi_IN"/>
         </w:rPr>
-        <w:t>χορτάζεσθαι καὶ πεινᾶν</w:t>
-      </w:r>
-    </w:p>
-    <w:p>
-      <w:pPr/>
-      <w:r>
-        <w:rPr>
-          <w:lang w:val="hi_IN" w:bidi="hi_IN"/>
-        </w:rPr>
-      </w:r>
-      <w:r>
-        <w:rPr>
-          <w:b/>
-          <w:lang w:val="hi_IN" w:bidi="hi_IN"/>
-        </w:rPr>
         <w:t>"तृप्त होना, भूखा रहना"</w:t>
       </w:r>
     </w:p>
@@ -47123,21 +41305,6 @@
           <w:b/>
           <w:lang w:val="hi_IN" w:bidi="hi_IN"/>
         </w:rPr>
-        <w:t>χορτάζεσθαι καὶ πεινᾶν</w:t>
-      </w:r>
-    </w:p>
-    <w:p>
-      <w:pPr/>
-      <w:r>
-        <w:rPr>
-          <w:lang w:val="hi_IN" w:bidi="hi_IN"/>
-        </w:rPr>
-      </w:r>
-      <w:r>
-        <w:rPr>
-          <w:b/>
-          <w:lang w:val="hi_IN" w:bidi="hi_IN"/>
-        </w:rPr>
         <w:t>"तृप्त होना, भूखा रहना"</w:t>
       </w:r>
     </w:p>
@@ -47234,21 +41401,6 @@
           <w:b/>
           <w:lang w:val="hi_IN" w:bidi="hi_IN"/>
         </w:rPr>
-        <w:t>περισσεύειν καὶ ὑστερεῖσθαι</w:t>
-      </w:r>
-    </w:p>
-    <w:p>
-      <w:pPr/>
-      <w:r>
-        <w:rPr>
-          <w:lang w:val="hi_IN" w:bidi="hi_IN"/>
-        </w:rPr>
-      </w:r>
-      <w:r>
-        <w:rPr>
-          <w:b/>
-          <w:lang w:val="hi_IN" w:bidi="hi_IN"/>
-        </w:rPr>
         <w:t>""</w:t>
       </w:r>
     </w:p>
@@ -47332,21 +41484,6 @@
           <w:b/>
           <w:lang w:val="hi_IN" w:bidi="hi_IN"/>
         </w:rPr>
-        <w:t>περισσεύειν καὶ ὑστερεῖσθαι</w:t>
-      </w:r>
-    </w:p>
-    <w:p>
-      <w:pPr/>
-      <w:r>
-        <w:rPr>
-          <w:lang w:val="hi_IN" w:bidi="hi_IN"/>
-        </w:rPr>
-      </w:r>
-      <w:r>
-        <w:rPr>
-          <w:b/>
-          <w:lang w:val="hi_IN" w:bidi="hi_IN"/>
-        </w:rPr>
         <w:t>""</w:t>
       </w:r>
     </w:p>
@@ -47443,21 +41580,6 @@
           <w:b/>
           <w:lang w:val="hi_IN" w:bidi="hi_IN"/>
         </w:rPr>
-        <w:t>πάντα ἰσχύω ἐν τῷ ἐνδυναμοῦντί με</w:t>
-      </w:r>
-    </w:p>
-    <w:p>
-      <w:pPr/>
-      <w:r>
-        <w:rPr>
-          <w:lang w:val="hi_IN" w:bidi="hi_IN"/>
-        </w:rPr>
-      </w:r>
-      <w:r>
-        <w:rPr>
-          <w:b/>
-          <w:lang w:val="hi_IN" w:bidi="hi_IN"/>
-        </w:rPr>
         <w:t>""</w:t>
       </w:r>
     </w:p>
@@ -47534,21 +41656,6 @@
           <w:b/>
           <w:lang w:val="hi_IN" w:bidi="hi_IN"/>
         </w:rPr>
-        <w:t>πάντα ἰσχύω ἐν τῷ ἐνδυναμοῦντί με</w:t>
-      </w:r>
-    </w:p>
-    <w:p>
-      <w:pPr/>
-      <w:r>
-        <w:rPr>
-          <w:lang w:val="hi_IN" w:bidi="hi_IN"/>
-        </w:rPr>
-      </w:r>
-      <w:r>
-        <w:rPr>
-          <w:b/>
-          <w:lang w:val="hi_IN" w:bidi="hi_IN"/>
-        </w:rPr>
         <w:t>"जो मुझे सामर्थ्य देता है उसमें मैं सब कुछ कर सकता"</w:t>
       </w:r>
     </w:p>
@@ -47658,21 +41765,6 @@
           <w:b/>
           <w:lang w:val="hi_IN" w:bidi="hi_IN"/>
         </w:rPr>
-        <w:t>συνκοινωνήσαντές μου τῇ θλίψει</w:t>
-      </w:r>
-    </w:p>
-    <w:p>
-      <w:pPr/>
-      <w:r>
-        <w:rPr>
-          <w:lang w:val="hi_IN" w:bidi="hi_IN"/>
-        </w:rPr>
-      </w:r>
-      <w:r>
-        <w:rPr>
-          <w:b/>
-          <w:lang w:val="hi_IN" w:bidi="hi_IN"/>
-        </w:rPr>
         <w:t>""</w:t>
       </w:r>
     </w:p>
@@ -47769,21 +41861,6 @@
           <w:b/>
           <w:lang w:val="hi_IN" w:bidi="hi_IN"/>
         </w:rPr>
-        <w:t>μου τῇ θλίψει</w:t>
-      </w:r>
-    </w:p>
-    <w:p>
-      <w:pPr/>
-      <w:r>
-        <w:rPr>
-          <w:lang w:val="hi_IN" w:bidi="hi_IN"/>
-        </w:rPr>
-      </w:r>
-      <w:r>
-        <w:rPr>
-          <w:b/>
-          <w:lang w:val="hi_IN" w:bidi="hi_IN"/>
-        </w:rPr>
         <w:t>"मेरे क्लेश में मेरे"</w:t>
       </w:r>
     </w:p>
@@ -47893,21 +41970,6 @@
           <w:b/>
           <w:lang w:val="hi_IN" w:bidi="hi_IN"/>
         </w:rPr>
-        <w:t>μου τῇ θλίψει</w:t>
-      </w:r>
-    </w:p>
-    <w:p>
-      <w:pPr/>
-      <w:r>
-        <w:rPr>
-          <w:lang w:val="hi_IN" w:bidi="hi_IN"/>
-        </w:rPr>
-      </w:r>
-      <w:r>
-        <w:rPr>
-          <w:b/>
-          <w:lang w:val="hi_IN" w:bidi="hi_IN"/>
-        </w:rPr>
         <w:t>"मेरे क्लेश में मेरे"</w:t>
       </w:r>
     </w:p>
@@ -47957,21 +42019,6 @@
         <w:rPr>
           <w:lang w:val="hi_IN" w:bidi="hi_IN"/>
         </w:rPr>
-      </w:r>
-    </w:p>
-    <w:p>
-      <w:pPr/>
-      <w:r>
-        <w:rPr>
-          <w:lang w:val="hi_IN" w:bidi="hi_IN"/>
-        </w:rPr>
-      </w:r>
-      <w:r>
-        <w:rPr>
-          <w:b/>
-          <w:lang w:val="hi_IN" w:bidi="hi_IN"/>
-        </w:rPr>
-        <w:t>ἐν ἀρχῇ τοῦ εὐαγγελίου</w:t>
       </w:r>
     </w:p>
     <w:p>
@@ -48194,21 +42241,6 @@
           <w:b/>
           <w:lang w:val="hi_IN" w:bidi="hi_IN"/>
         </w:rPr>
-        <w:t>οὐδεμία μοι ἐκκλησία ἐκοινώνησεν εἰς λόγον δόσεως καὶ λήμψεως, εἰ μὴ ὑμεῖς μόνοι</w:t>
-      </w:r>
-    </w:p>
-    <w:p>
-      <w:pPr/>
-      <w:r>
-        <w:rPr>
-          <w:lang w:val="hi_IN" w:bidi="hi_IN"/>
-        </w:rPr>
-      </w:r>
-      <w:r>
-        <w:rPr>
-          <w:b/>
-          <w:lang w:val="hi_IN" w:bidi="hi_IN"/>
-        </w:rPr>
         <w:t>""</w:t>
       </w:r>
     </w:p>
@@ -48305,21 +42337,6 @@
           <w:b/>
           <w:lang w:val="hi_IN" w:bidi="hi_IN"/>
         </w:rPr>
-        <w:t>μοι &amp; ἐκοινώνησεν</w:t>
-      </w:r>
-    </w:p>
-    <w:p>
-      <w:pPr/>
-      <w:r>
-        <w:rPr>
-          <w:lang w:val="hi_IN" w:bidi="hi_IN"/>
-        </w:rPr>
-      </w:r>
-      <w:r>
-        <w:rPr>
-          <w:b/>
-          <w:lang w:val="hi_IN" w:bidi="hi_IN"/>
-        </w:rPr>
         <w:t>"मैंने"</w:t>
       </w:r>
       <w:r>
@@ -48429,21 +42446,6 @@
           <w:b/>
           <w:lang w:val="hi_IN" w:bidi="hi_IN"/>
         </w:rPr>
-        <w:t>εἰς λόγον δόσεως καὶ λήμψεως</w:t>
-      </w:r>
-    </w:p>
-    <w:p>
-      <w:pPr/>
-      <w:r>
-        <w:rPr>
-          <w:lang w:val="hi_IN" w:bidi="hi_IN"/>
-        </w:rPr>
-      </w:r>
-      <w:r>
-        <w:rPr>
-          <w:b/>
-          <w:lang w:val="hi_IN" w:bidi="hi_IN"/>
-        </w:rPr>
         <w:t>"कि"</w:t>
       </w:r>
       <w:r>
@@ -48559,21 +42561,6 @@
           <w:b/>
           <w:lang w:val="hi_IN" w:bidi="hi_IN"/>
         </w:rPr>
-        <w:t>ὅτι καὶ ἐν Θεσσαλονίκῃ</w:t>
-      </w:r>
-    </w:p>
-    <w:p>
-      <w:pPr/>
-      <w:r>
-        <w:rPr>
-          <w:lang w:val="hi_IN" w:bidi="hi_IN"/>
-        </w:rPr>
-      </w:r>
-      <w:r>
-        <w:rPr>
-          <w:b/>
-          <w:lang w:val="hi_IN" w:bidi="hi_IN"/>
-        </w:rPr>
         <w:t>"थिस्सलुनीके में भी"</w:t>
       </w:r>
       <w:r>
@@ -48650,21 +42637,6 @@
           <w:b/>
           <w:lang w:val="hi_IN" w:bidi="hi_IN"/>
         </w:rPr>
-        <w:t>καὶ ἅπαξ καὶ δὶς</w:t>
-      </w:r>
-    </w:p>
-    <w:p>
-      <w:pPr/>
-      <w:r>
-        <w:rPr>
-          <w:lang w:val="hi_IN" w:bidi="hi_IN"/>
-        </w:rPr>
-      </w:r>
-      <w:r>
-        <w:rPr>
-          <w:b/>
-          <w:lang w:val="hi_IN" w:bidi="hi_IN"/>
-        </w:rPr>
         <w:t>"इसी प्रकार"</w:t>
       </w:r>
       <w:r>
@@ -48787,21 +42759,6 @@
           <w:b/>
           <w:lang w:val="hi_IN" w:bidi="hi_IN"/>
         </w:rPr>
-        <w:t>εἰς τὴν χρείαν μοι ἐπέμψατε</w:t>
-      </w:r>
-    </w:p>
-    <w:p>
-      <w:pPr/>
-      <w:r>
-        <w:rPr>
-          <w:lang w:val="hi_IN" w:bidi="hi_IN"/>
-        </w:rPr>
-      </w:r>
-      <w:r>
-        <w:rPr>
-          <w:b/>
-          <w:lang w:val="hi_IN" w:bidi="hi_IN"/>
-        </w:rPr>
         <w:t>"मैं"</w:t>
       </w:r>
       <w:r>
@@ -48924,21 +42881,6 @@
           <w:b/>
           <w:lang w:val="hi_IN" w:bidi="hi_IN"/>
         </w:rPr>
-        <w:t>ἐπιζητῶ τὸν καρπὸν τὸν πλεονάζοντα εἰς λόγον ὑμῶν</w:t>
-      </w:r>
-    </w:p>
-    <w:p>
-      <w:pPr/>
-      <w:r>
-        <w:rPr>
-          <w:lang w:val="hi_IN" w:bidi="hi_IN"/>
-        </w:rPr>
-      </w:r>
-      <w:r>
-        <w:rPr>
-          <w:b/>
-          <w:lang w:val="hi_IN" w:bidi="hi_IN"/>
-        </w:rPr>
         <w:t>""</w:t>
       </w:r>
     </w:p>
@@ -49034,21 +42976,6 @@
         <w:rPr>
           <w:lang w:val="hi_IN" w:bidi="hi_IN"/>
         </w:rPr>
-      </w:r>
-    </w:p>
-    <w:p>
-      <w:pPr/>
-      <w:r>
-        <w:rPr>
-          <w:lang w:val="hi_IN" w:bidi="hi_IN"/>
-        </w:rPr>
-      </w:r>
-      <w:r>
-        <w:rPr>
-          <w:b/>
-          <w:lang w:val="hi_IN" w:bidi="hi_IN"/>
-        </w:rPr>
-        <w:t>ἀπέχω &amp; πάντα</w:t>
       </w:r>
     </w:p>
     <w:p>
@@ -49170,21 +43097,6 @@
           <w:b/>
           <w:lang w:val="hi_IN" w:bidi="hi_IN"/>
         </w:rPr>
-        <w:t>περισσεύω</w:t>
-      </w:r>
-    </w:p>
-    <w:p>
-      <w:pPr/>
-      <w:r>
-        <w:rPr>
-          <w:lang w:val="hi_IN" w:bidi="hi_IN"/>
-        </w:rPr>
-      </w:r>
-      <w:r>
-        <w:rPr>
-          <w:b/>
-          <w:lang w:val="hi_IN" w:bidi="hi_IN"/>
-        </w:rPr>
         <w:t>""</w:t>
       </w:r>
     </w:p>
@@ -49281,21 +43193,6 @@
           <w:b/>
           <w:lang w:val="hi_IN" w:bidi="hi_IN"/>
         </w:rPr>
-        <w:t>πεπλήρωμαι, δεξάμενος παρὰ Ἐπαφροδίτου τὰ παρ’ ὑμῶν</w:t>
-      </w:r>
-    </w:p>
-    <w:p>
-      <w:pPr/>
-      <w:r>
-        <w:rPr>
-          <w:lang w:val="hi_IN" w:bidi="hi_IN"/>
-        </w:rPr>
-      </w:r>
-      <w:r>
-        <w:rPr>
-          <w:b/>
-          <w:lang w:val="hi_IN" w:bidi="hi_IN"/>
-        </w:rPr>
         <w:t>""</w:t>
       </w:r>
     </w:p>
@@ -49358,21 +43255,6 @@
         <w:rPr>
           <w:lang w:val="hi_IN" w:bidi="hi_IN"/>
         </w:rPr>
-      </w:r>
-    </w:p>
-    <w:p>
-      <w:pPr/>
-      <w:r>
-        <w:rPr>
-          <w:lang w:val="hi_IN" w:bidi="hi_IN"/>
-        </w:rPr>
-      </w:r>
-      <w:r>
-        <w:rPr>
-          <w:b/>
-          <w:lang w:val="hi_IN" w:bidi="hi_IN"/>
-        </w:rPr>
-        <w:t>Ἐπαφροδίτου</w:t>
       </w:r>
     </w:p>
     <w:p>
@@ -49501,21 +43383,6 @@
           <w:b/>
           <w:lang w:val="hi_IN" w:bidi="hi_IN"/>
         </w:rPr>
-        <w:t>ὀσμὴν εὐωδίας, θυσίαν δεκτήν, εὐάρεστον τῷ Θεῷ</w:t>
-      </w:r>
-    </w:p>
-    <w:p>
-      <w:pPr/>
-      <w:r>
-        <w:rPr>
-          <w:lang w:val="hi_IN" w:bidi="hi_IN"/>
-        </w:rPr>
-      </w:r>
-      <w:r>
-        <w:rPr>
-          <w:b/>
-          <w:lang w:val="hi_IN" w:bidi="hi_IN"/>
-        </w:rPr>
         <w:t>""</w:t>
       </w:r>
     </w:p>
@@ -49625,21 +43492,6 @@
           <w:b/>
           <w:lang w:val="hi_IN" w:bidi="hi_IN"/>
         </w:rPr>
-        <w:t>πληρώσει πᾶσαν χρείαν ὑμῶν</w:t>
-      </w:r>
-    </w:p>
-    <w:p>
-      <w:pPr/>
-      <w:r>
-        <w:rPr>
-          <w:lang w:val="hi_IN" w:bidi="hi_IN"/>
-        </w:rPr>
-      </w:r>
-      <w:r>
-        <w:rPr>
-          <w:b/>
-          <w:lang w:val="hi_IN" w:bidi="hi_IN"/>
-        </w:rPr>
         <w:t>""</w:t>
       </w:r>
     </w:p>
@@ -49736,21 +43588,6 @@
           <w:b/>
           <w:lang w:val="hi_IN" w:bidi="hi_IN"/>
         </w:rPr>
-        <w:t>κατὰ τὸ πλοῦτος αὐτοῦ ἐν δόξῃ ἐν Χριστῷ Ἰησοῦ</w:t>
-      </w:r>
-    </w:p>
-    <w:p>
-      <w:pPr/>
-      <w:r>
-        <w:rPr>
-          <w:lang w:val="hi_IN" w:bidi="hi_IN"/>
-        </w:rPr>
-      </w:r>
-      <w:r>
-        <w:rPr>
-          <w:b/>
-          <w:lang w:val="hi_IN" w:bidi="hi_IN"/>
-        </w:rPr>
         <w:t>""</w:t>
       </w:r>
     </w:p>
@@ -49814,21 +43651,6 @@
           <w:b/>
           <w:lang w:val="hi_IN" w:bidi="hi_IN"/>
         </w:rPr>
-        <w:t>ἡμῶν</w:t>
-      </w:r>
-    </w:p>
-    <w:p>
-      <w:pPr/>
-      <w:r>
-        <w:rPr>
-          <w:lang w:val="hi_IN" w:bidi="hi_IN"/>
-        </w:rPr>
-      </w:r>
-      <w:r>
-        <w:rPr>
-          <w:b/>
-          <w:lang w:val="hi_IN" w:bidi="hi_IN"/>
-        </w:rPr>
         <w:t>""</w:t>
       </w:r>
     </w:p>
@@ -49918,21 +43740,6 @@
           <w:b/>
           <w:lang w:val="hi_IN" w:bidi="hi_IN"/>
         </w:rPr>
-        <w:t>ἀσπάσασθε</w:t>
-      </w:r>
-    </w:p>
-    <w:p>
-      <w:pPr/>
-      <w:r>
-        <w:rPr>
-          <w:lang w:val="hi_IN" w:bidi="hi_IN"/>
-        </w:rPr>
-      </w:r>
-      <w:r>
-        <w:rPr>
-          <w:b/>
-          <w:lang w:val="hi_IN" w:bidi="hi_IN"/>
-        </w:rPr>
         <w:t>""</w:t>
       </w:r>
     </w:p>
@@ -49982,21 +43789,6 @@
         <w:rPr>
           <w:lang w:val="hi_IN" w:bidi="hi_IN"/>
         </w:rPr>
-      </w:r>
-    </w:p>
-    <w:p>
-      <w:pPr/>
-      <w:r>
-        <w:rPr>
-          <w:lang w:val="hi_IN" w:bidi="hi_IN"/>
-        </w:rPr>
-      </w:r>
-      <w:r>
-        <w:rPr>
-          <w:b/>
-          <w:lang w:val="hi_IN" w:bidi="hi_IN"/>
-        </w:rPr>
-        <w:t>οἱ σὺν ἐμοὶ ἀδελφοί</w:t>
       </w:r>
     </w:p>
     <w:p>
@@ -50118,21 +43910,6 @@
           <w:b/>
           <w:lang w:val="hi_IN" w:bidi="hi_IN"/>
         </w:rPr>
-        <w:t>οἱ σὺν ἐμοὶ ἀδελφοί</w:t>
-      </w:r>
-    </w:p>
-    <w:p>
-      <w:pPr/>
-      <w:r>
-        <w:rPr>
-          <w:lang w:val="hi_IN" w:bidi="hi_IN"/>
-        </w:rPr>
-      </w:r>
-      <w:r>
-        <w:rPr>
-          <w:b/>
-          <w:lang w:val="hi_IN" w:bidi="hi_IN"/>
-        </w:rPr>
         <w:t>"जो भाई मेरे साथ हैं"</w:t>
       </w:r>
     </w:p>
@@ -50260,21 +44037,6 @@
           <w:b/>
           <w:lang w:val="hi_IN" w:bidi="hi_IN"/>
         </w:rPr>
-        <w:t>τῆς Καίσαρος οἰκίας</w:t>
-      </w:r>
-    </w:p>
-    <w:p>
-      <w:pPr/>
-      <w:r>
-        <w:rPr>
-          <w:lang w:val="hi_IN" w:bidi="hi_IN"/>
-        </w:rPr>
-      </w:r>
-      <w:r>
-        <w:rPr>
-          <w:b/>
-          <w:lang w:val="hi_IN" w:bidi="hi_IN"/>
-        </w:rPr>
         <w:t>""</w:t>
       </w:r>
     </w:p>
@@ -50351,21 +44113,6 @@
           <w:b/>
           <w:lang w:val="hi_IN" w:bidi="hi_IN"/>
         </w:rPr>
-        <w:t>μετὰ τοῦ πνεύματος ὑμῶν</w:t>
-      </w:r>
-    </w:p>
-    <w:p>
-      <w:pPr/>
-      <w:r>
-        <w:rPr>
-          <w:lang w:val="hi_IN" w:bidi="hi_IN"/>
-        </w:rPr>
-      </w:r>
-      <w:r>
-        <w:rPr>
-          <w:b/>
-          <w:lang w:val="hi_IN" w:bidi="hi_IN"/>
-        </w:rPr>
         <w:t>""</w:t>
       </w:r>
     </w:p>
@@ -50448,21 +44195,6 @@
         <w:rPr>
           <w:lang w:val="hi_IN" w:bidi="hi_IN"/>
         </w:rPr>
-      </w:r>
-    </w:p>
-    <w:p>
-      <w:pPr/>
-      <w:r>
-        <w:rPr>
-          <w:lang w:val="hi_IN" w:bidi="hi_IN"/>
-        </w:rPr>
-      </w:r>
-      <w:r>
-        <w:rPr>
-          <w:b/>
-          <w:lang w:val="hi_IN" w:bidi="hi_IN"/>
-        </w:rPr>
-        <w:t>ἡ χάρις τοῦ Κυρίου Ἰησοῦ Χριστοῦ μετὰ τοῦ πνεύματος ὑμῶν</w:t>
       </w:r>
     </w:p>
     <w:p>

--- a/hin/docx/50.content.docx
+++ b/hin/docx/50.content.docx
@@ -19,7 +19,7 @@
         <w:rPr>
           <w:lang w:val="hi_IN" w:bidi="hi_IN"/>
         </w:rPr>
-        <w:t>Resource: अनुवाद नोट्स (अनफोल्डिंग वर्ड)</w:t>
+        <w:t>Resource: unfoldingWord® Translation Notes</w:t>
       </w:r>
       <w:r>
         <w:rPr>
@@ -90,7 +90,7 @@
         <w:rPr>
           <w:lang w:val="hi_IN" w:bidi="hi_IN"/>
         </w:rPr>
-        <w:t>अनुवाद नोट्स (अनफोल्डिंग वर्ड)</w:t>
+        <w:t>unfoldingWord® Translation Notes</w:t>
       </w:r>
     </w:p>
     <w:p>

--- a/hin/docx/50.content.docx
+++ b/hin/docx/50.content.docx
@@ -286,6 +286,21 @@
           <w:b/>
           <w:lang w:val="hi_IN" w:bidi="hi_IN"/>
         </w:rPr>
+        <w:t>χάρις ὑμῖν καὶ εἰρήνη</w:t>
+      </w:r>
+    </w:p>
+    <w:p>
+      <w:pPr/>
+      <w:r>
+        <w:rPr>
+          <w:lang w:val="hi_IN" w:bidi="hi_IN"/>
+        </w:rPr>
+      </w:r>
+      <w:r>
+        <w:rPr>
+          <w:b/>
+          <w:lang w:val="hi_IN" w:bidi="hi_IN"/>
+        </w:rPr>
         <w:t>"तुम्हें अनुग्रह और शान्ति मिलती"</w:t>
       </w:r>
     </w:p>
@@ -355,6 +370,21 @@
         <w:rPr>
           <w:lang w:val="hi_IN" w:bidi="hi_IN"/>
         </w:rPr>
+      </w:r>
+    </w:p>
+    <w:p>
+      <w:pPr/>
+      <w:r>
+        <w:rPr>
+          <w:lang w:val="hi_IN" w:bidi="hi_IN"/>
+        </w:rPr>
+      </w:r>
+      <w:r>
+        <w:rPr>
+          <w:b/>
+          <w:lang w:val="hi_IN" w:bidi="hi_IN"/>
+        </w:rPr>
+        <w:t>ὑμῖν</w:t>
       </w:r>
     </w:p>
     <w:p>
@@ -553,6 +583,21 @@
           <w:b/>
           <w:lang w:val="hi_IN" w:bidi="hi_IN"/>
         </w:rPr>
+        <w:t>Πατρὸς ἡμῶν</w:t>
+      </w:r>
+    </w:p>
+    <w:p>
+      <w:pPr/>
+      <w:r>
+        <w:rPr>
+          <w:lang w:val="hi_IN" w:bidi="hi_IN"/>
+        </w:rPr>
+      </w:r>
+      <w:r>
+        <w:rPr>
+          <w:b/>
+          <w:lang w:val="hi_IN" w:bidi="hi_IN"/>
+        </w:rPr>
         <w:t>"हमारे पिता"</w:t>
       </w:r>
     </w:p>
@@ -649,6 +694,21 @@
           <w:b/>
           <w:lang w:val="hi_IN" w:bidi="hi_IN"/>
         </w:rPr>
+        <w:t>ἐπὶ πάσῃ τῇ μνείᾳ ὑμῶν</w:t>
+      </w:r>
+    </w:p>
+    <w:p>
+      <w:pPr/>
+      <w:r>
+        <w:rPr>
+          <w:lang w:val="hi_IN" w:bidi="hi_IN"/>
+        </w:rPr>
+      </w:r>
+      <w:r>
+        <w:rPr>
+          <w:b/>
+          <w:lang w:val="hi_IN" w:bidi="hi_IN"/>
+        </w:rPr>
         <w:t>""</w:t>
       </w:r>
     </w:p>
@@ -712,6 +772,21 @@
           <w:b/>
           <w:lang w:val="hi_IN" w:bidi="hi_IN"/>
         </w:rPr>
+        <w:t>τῷ Θεῷ μου</w:t>
+      </w:r>
+    </w:p>
+    <w:p>
+      <w:pPr/>
+      <w:r>
+        <w:rPr>
+          <w:lang w:val="hi_IN" w:bidi="hi_IN"/>
+        </w:rPr>
+      </w:r>
+      <w:r>
+        <w:rPr>
+          <w:b/>
+          <w:lang w:val="hi_IN" w:bidi="hi_IN"/>
+        </w:rPr>
         <w:t>"अपने परमेश्वर का"</w:t>
       </w:r>
     </w:p>
@@ -794,6 +869,21 @@
         <w:rPr>
           <w:lang w:val="hi_IN" w:bidi="hi_IN"/>
         </w:rPr>
+      </w:r>
+    </w:p>
+    <w:p>
+      <w:pPr/>
+      <w:r>
+        <w:rPr>
+          <w:lang w:val="hi_IN" w:bidi="hi_IN"/>
+        </w:rPr>
+      </w:r>
+      <w:r>
+        <w:rPr>
+          <w:b/>
+          <w:lang w:val="hi_IN" w:bidi="hi_IN"/>
+        </w:rPr>
+        <w:t>ὑμῶν</w:t>
       </w:r>
     </w:p>
     <w:p>
@@ -966,6 +1056,21 @@
           <w:b/>
           <w:lang w:val="hi_IN" w:bidi="hi_IN"/>
         </w:rPr>
+        <w:t>ἐπὶ τῇ κοινωνίᾳ ὑμῶν εἰς τὸ εὐαγγέλιον, ἀπὸ τῆς πρώτης ἡμέρας ἄχρι τοῦ νῦν</w:t>
+      </w:r>
+    </w:p>
+    <w:p>
+      <w:pPr/>
+      <w:r>
+        <w:rPr>
+          <w:lang w:val="hi_IN" w:bidi="hi_IN"/>
+        </w:rPr>
+      </w:r>
+      <w:r>
+        <w:rPr>
+          <w:b/>
+          <w:lang w:val="hi_IN" w:bidi="hi_IN"/>
+        </w:rPr>
         <w:t>"इसलिए कि तुम पहले दिन से लेकर आज तक सुसमाचार सहभागी रहे"</w:t>
       </w:r>
     </w:p>
@@ -1028,6 +1133,21 @@
         <w:rPr>
           <w:lang w:val="hi_IN" w:bidi="hi_IN"/>
         </w:rPr>
+      </w:r>
+    </w:p>
+    <w:p>
+      <w:pPr/>
+      <w:r>
+        <w:rPr>
+          <w:lang w:val="hi_IN" w:bidi="hi_IN"/>
+        </w:rPr>
+      </w:r>
+      <w:r>
+        <w:rPr>
+          <w:b/>
+          <w:lang w:val="hi_IN" w:bidi="hi_IN"/>
+        </w:rPr>
+        <w:t>ὑμῶν</w:t>
       </w:r>
     </w:p>
     <w:p>
@@ -1182,6 +1302,21 @@
           <w:b/>
           <w:lang w:val="hi_IN" w:bidi="hi_IN"/>
         </w:rPr>
+        <w:t>τῇ κοινωνίᾳ ὑμῶν εἰς τὸ εὐαγγέλιον</w:t>
+      </w:r>
+    </w:p>
+    <w:p>
+      <w:pPr/>
+      <w:r>
+        <w:rPr>
+          <w:lang w:val="hi_IN" w:bidi="hi_IN"/>
+        </w:rPr>
+      </w:r>
+      <w:r>
+        <w:rPr>
+          <w:b/>
+          <w:lang w:val="hi_IN" w:bidi="hi_IN"/>
+        </w:rPr>
         <w:t>""</w:t>
       </w:r>
     </w:p>
@@ -1296,6 +1431,21 @@
           <w:b/>
           <w:lang w:val="hi_IN" w:bidi="hi_IN"/>
         </w:rPr>
+        <w:t>ἀπὸ τῆς πρώτης ἡμέρας</w:t>
+      </w:r>
+    </w:p>
+    <w:p>
+      <w:pPr/>
+      <w:r>
+        <w:rPr>
+          <w:lang w:val="hi_IN" w:bidi="hi_IN"/>
+        </w:rPr>
+      </w:r>
+      <w:r>
+        <w:rPr>
+          <w:b/>
+          <w:lang w:val="hi_IN" w:bidi="hi_IN"/>
+        </w:rPr>
         <w:t>"पहले दिन से लेकर"</w:t>
       </w:r>
     </w:p>
@@ -1392,6 +1542,21 @@
           <w:b/>
           <w:lang w:val="hi_IN" w:bidi="hi_IN"/>
         </w:rPr>
+        <w:t>ἄχρι τοῦ νῦν</w:t>
+      </w:r>
+    </w:p>
+    <w:p>
+      <w:pPr/>
+      <w:r>
+        <w:rPr>
+          <w:lang w:val="hi_IN" w:bidi="hi_IN"/>
+        </w:rPr>
+      </w:r>
+      <w:r>
+        <w:rPr>
+          <w:b/>
+          <w:lang w:val="hi_IN" w:bidi="hi_IN"/>
+        </w:rPr>
         <w:t>"आज तक"</w:t>
       </w:r>
     </w:p>
@@ -1488,6 +1653,21 @@
           <w:b/>
           <w:lang w:val="hi_IN" w:bidi="hi_IN"/>
         </w:rPr>
+        <w:t>πεποιθὼς αὐτὸ τοῦτο</w:t>
+      </w:r>
+    </w:p>
+    <w:p>
+      <w:pPr/>
+      <w:r>
+        <w:rPr>
+          <w:lang w:val="hi_IN" w:bidi="hi_IN"/>
+        </w:rPr>
+      </w:r>
+      <w:r>
+        <w:rPr>
+          <w:b/>
+          <w:lang w:val="hi_IN" w:bidi="hi_IN"/>
+        </w:rPr>
         <w:t>""</w:t>
       </w:r>
     </w:p>
@@ -1564,6 +1744,21 @@
           <w:b/>
           <w:lang w:val="hi_IN" w:bidi="hi_IN"/>
         </w:rPr>
+        <w:t>ὁ ἐναρξάμενος ἐν ὑμῖν ἔργον ἀγαθὸν, ἐπιτελέσει</w:t>
+      </w:r>
+    </w:p>
+    <w:p>
+      <w:pPr/>
+      <w:r>
+        <w:rPr>
+          <w:lang w:val="hi_IN" w:bidi="hi_IN"/>
+        </w:rPr>
+      </w:r>
+      <w:r>
+        <w:rPr>
+          <w:b/>
+          <w:lang w:val="hi_IN" w:bidi="hi_IN"/>
+        </w:rPr>
         <w:t>""</w:t>
       </w:r>
     </w:p>
@@ -1626,6 +1821,21 @@
         <w:rPr>
           <w:lang w:val="hi_IN" w:bidi="hi_IN"/>
         </w:rPr>
+      </w:r>
+    </w:p>
+    <w:p>
+      <w:pPr/>
+      <w:r>
+        <w:rPr>
+          <w:lang w:val="hi_IN" w:bidi="hi_IN"/>
+        </w:rPr>
+      </w:r>
+      <w:r>
+        <w:rPr>
+          <w:b/>
+          <w:lang w:val="hi_IN" w:bidi="hi_IN"/>
+        </w:rPr>
+        <w:t>ὅτι ὁ ἐναρξάμενος ἐν ὑμῖν ἔργον ἀγαθὸν</w:t>
       </w:r>
     </w:p>
     <w:p>
@@ -1830,6 +2040,21 @@
           <w:b/>
           <w:lang w:val="hi_IN" w:bidi="hi_IN"/>
         </w:rPr>
+        <w:t>ἐπιτελέσει</w:t>
+      </w:r>
+    </w:p>
+    <w:p>
+      <w:pPr/>
+      <w:r>
+        <w:rPr>
+          <w:lang w:val="hi_IN" w:bidi="hi_IN"/>
+        </w:rPr>
+      </w:r>
+      <w:r>
+        <w:rPr>
+          <w:b/>
+          <w:lang w:val="hi_IN" w:bidi="hi_IN"/>
+        </w:rPr>
         <w:t>"पूरा"</w:t>
       </w:r>
     </w:p>
@@ -1926,6 +2151,21 @@
           <w:b/>
           <w:lang w:val="hi_IN" w:bidi="hi_IN"/>
         </w:rPr>
+        <w:t>ἡμέρας Χριστοῦ Ἰησοῦ</w:t>
+      </w:r>
+    </w:p>
+    <w:p>
+      <w:pPr/>
+      <w:r>
+        <w:rPr>
+          <w:lang w:val="hi_IN" w:bidi="hi_IN"/>
+        </w:rPr>
+      </w:r>
+      <w:r>
+        <w:rPr>
+          <w:b/>
+          <w:lang w:val="hi_IN" w:bidi="hi_IN"/>
+        </w:rPr>
         <w:t>"यीशु मसीह के दिन"</w:t>
       </w:r>
     </w:p>
@@ -2022,6 +2262,21 @@
           <w:b/>
           <w:lang w:val="hi_IN" w:bidi="hi_IN"/>
         </w:rPr>
+        <w:t>τὸ ἔχειν με ἐν τῇ καρδίᾳ ὑμᾶς</w:t>
+      </w:r>
+    </w:p>
+    <w:p>
+      <w:pPr/>
+      <w:r>
+        <w:rPr>
+          <w:lang w:val="hi_IN" w:bidi="hi_IN"/>
+        </w:rPr>
+      </w:r>
+      <w:r>
+        <w:rPr>
+          <w:b/>
+          <w:lang w:val="hi_IN" w:bidi="hi_IN"/>
+        </w:rPr>
         <w:t>"तुम मेरे मन में"</w:t>
       </w:r>
       <w:r>
@@ -2131,6 +2386,21 @@
           <w:b/>
           <w:lang w:val="hi_IN" w:bidi="hi_IN"/>
         </w:rPr>
+        <w:t>συνκοινωνούς μου τῆς χάριτος &amp; ὄντας</w:t>
+      </w:r>
+    </w:p>
+    <w:p>
+      <w:pPr/>
+      <w:r>
+        <w:rPr>
+          <w:lang w:val="hi_IN" w:bidi="hi_IN"/>
+        </w:rPr>
+      </w:r>
+      <w:r>
+        <w:rPr>
+          <w:b/>
+          <w:lang w:val="hi_IN" w:bidi="hi_IN"/>
+        </w:rPr>
         <w:t>""</w:t>
       </w:r>
     </w:p>
@@ -2194,6 +2464,21 @@
           <w:b/>
           <w:lang w:val="hi_IN" w:bidi="hi_IN"/>
         </w:rPr>
+        <w:t>χάριτος</w:t>
+      </w:r>
+    </w:p>
+    <w:p>
+      <w:pPr/>
+      <w:r>
+        <w:rPr>
+          <w:lang w:val="hi_IN" w:bidi="hi_IN"/>
+        </w:rPr>
+      </w:r>
+      <w:r>
+        <w:rPr>
+          <w:b/>
+          <w:lang w:val="hi_IN" w:bidi="hi_IN"/>
+        </w:rPr>
         <w:t>"अनुग्रह"</w:t>
       </w:r>
     </w:p>
@@ -2303,6 +2588,21 @@
           <w:b/>
           <w:lang w:val="hi_IN" w:bidi="hi_IN"/>
         </w:rPr>
+        <w:t>δεσμοῖς μου</w:t>
+      </w:r>
+    </w:p>
+    <w:p>
+      <w:pPr/>
+      <w:r>
+        <w:rPr>
+          <w:lang w:val="hi_IN" w:bidi="hi_IN"/>
+        </w:rPr>
+      </w:r>
+      <w:r>
+        <w:rPr>
+          <w:b/>
+          <w:lang w:val="hi_IN" w:bidi="hi_IN"/>
+        </w:rPr>
         <w:t>"मेरी कैद"</w:t>
       </w:r>
     </w:p>
@@ -2425,6 +2725,21 @@
           <w:b/>
           <w:lang w:val="hi_IN" w:bidi="hi_IN"/>
         </w:rPr>
+        <w:t>καὶ ἐν τῇ ἀπολογίᾳ καὶ βεβαιώσει τοῦ εὐαγγελίου</w:t>
+      </w:r>
+    </w:p>
+    <w:p>
+      <w:pPr/>
+      <w:r>
+        <w:rPr>
+          <w:lang w:val="hi_IN" w:bidi="hi_IN"/>
+        </w:rPr>
+      </w:r>
+      <w:r>
+        <w:rPr>
+          <w:b/>
+          <w:lang w:val="hi_IN" w:bidi="hi_IN"/>
+        </w:rPr>
         <w:t>"और सुसमाचार"</w:t>
       </w:r>
       <w:r>
@@ -2560,6 +2875,21 @@
           <w:b/>
           <w:lang w:val="hi_IN" w:bidi="hi_IN"/>
         </w:rPr>
+        <w:t>ἐν σπλάγχνοις Χριστοῦ Ἰησοῦ</w:t>
+      </w:r>
+    </w:p>
+    <w:p>
+      <w:pPr/>
+      <w:r>
+        <w:rPr>
+          <w:lang w:val="hi_IN" w:bidi="hi_IN"/>
+        </w:rPr>
+      </w:r>
+      <w:r>
+        <w:rPr>
+          <w:b/>
+          <w:lang w:val="hi_IN" w:bidi="hi_IN"/>
+        </w:rPr>
         <w:t>""</w:t>
       </w:r>
     </w:p>
@@ -2669,6 +2999,21 @@
           <w:b/>
           <w:lang w:val="hi_IN" w:bidi="hi_IN"/>
         </w:rPr>
+        <w:t>ἐν σπλάγχνοις Χριστοῦ Ἰησοῦ</w:t>
+      </w:r>
+    </w:p>
+    <w:p>
+      <w:pPr/>
+      <w:r>
+        <w:rPr>
+          <w:lang w:val="hi_IN" w:bidi="hi_IN"/>
+        </w:rPr>
+      </w:r>
+      <w:r>
+        <w:rPr>
+          <w:b/>
+          <w:lang w:val="hi_IN" w:bidi="hi_IN"/>
+        </w:rPr>
         <w:t>"इसमें"</w:t>
       </w:r>
       <w:r>
@@ -2731,6 +3076,21 @@
         <w:rPr>
           <w:lang w:val="hi_IN" w:bidi="hi_IN"/>
         </w:rPr>
+      </w:r>
+    </w:p>
+    <w:p>
+      <w:pPr/>
+      <w:r>
+        <w:rPr>
+          <w:lang w:val="hi_IN" w:bidi="hi_IN"/>
+        </w:rPr>
+      </w:r>
+      <w:r>
+        <w:rPr>
+          <w:b/>
+          <w:lang w:val="hi_IN" w:bidi="hi_IN"/>
+        </w:rPr>
+        <w:t>ἵνα ἡ ἀγάπη ὑμῶν ἔτι μᾶλλον καὶ μᾶλλον περισσεύῃ</w:t>
       </w:r>
     </w:p>
     <w:p>
@@ -2961,6 +3321,21 @@
           <w:b/>
           <w:lang w:val="hi_IN" w:bidi="hi_IN"/>
         </w:rPr>
+        <w:t>ἐν ἐπιγνώσει καὶ πάσῃ αἰσθήσει</w:t>
+      </w:r>
+    </w:p>
+    <w:p>
+      <w:pPr/>
+      <w:r>
+        <w:rPr>
+          <w:lang w:val="hi_IN" w:bidi="hi_IN"/>
+        </w:rPr>
+      </w:r>
+      <w:r>
+        <w:rPr>
+          <w:b/>
+          <w:lang w:val="hi_IN" w:bidi="hi_IN"/>
+        </w:rPr>
         <w:t>"ज्ञान और सब प्रकार"</w:t>
       </w:r>
       <w:r>
@@ -3083,6 +3458,21 @@
           <w:b/>
           <w:lang w:val="hi_IN" w:bidi="hi_IN"/>
         </w:rPr>
+        <w:t>εἰς τὸ δοκιμάζειν ὑμᾶς τὰ διαφέροντα</w:t>
+      </w:r>
+    </w:p>
+    <w:p>
+      <w:pPr/>
+      <w:r>
+        <w:rPr>
+          <w:lang w:val="hi_IN" w:bidi="hi_IN"/>
+        </w:rPr>
+      </w:r>
+      <w:r>
+        <w:rPr>
+          <w:b/>
+          <w:lang w:val="hi_IN" w:bidi="hi_IN"/>
+        </w:rPr>
         <w:t>""</w:t>
       </w:r>
     </w:p>
@@ -3172,6 +3562,21 @@
           <w:b/>
           <w:lang w:val="hi_IN" w:bidi="hi_IN"/>
         </w:rPr>
+        <w:t>εἰς</w:t>
+      </w:r>
+    </w:p>
+    <w:p>
+      <w:pPr/>
+      <w:r>
+        <w:rPr>
+          <w:lang w:val="hi_IN" w:bidi="hi_IN"/>
+        </w:rPr>
+      </w:r>
+      <w:r>
+        <w:rPr>
+          <w:b/>
+          <w:lang w:val="hi_IN" w:bidi="hi_IN"/>
+        </w:rPr>
         <w:t>""</w:t>
       </w:r>
     </w:p>
@@ -3263,6 +3668,21 @@
           <w:lang w:val="hi_IN" w:bidi="hi_IN"/>
         </w:rPr>
       </w:r>
+      <w:r>
+        <w:rPr>
+          <w:b/>
+          <w:lang w:val="hi_IN" w:bidi="hi_IN"/>
+        </w:rPr>
+        <w:t>εἰλικρινεῖς καὶ ἀπρόσκοποι</w:t>
+      </w:r>
+    </w:p>
+    <w:p>
+      <w:pPr/>
+      <w:r>
+        <w:rPr>
+          <w:lang w:val="hi_IN" w:bidi="hi_IN"/>
+        </w:rPr>
+      </w:r>
     </w:p>
     <w:p>
       <w:pPr/>
@@ -3339,6 +3759,21 @@
           <w:lang w:val="hi_IN" w:bidi="hi_IN"/>
         </w:rPr>
       </w:r>
+      <w:r>
+        <w:rPr>
+          <w:b/>
+          <w:lang w:val="hi_IN" w:bidi="hi_IN"/>
+        </w:rPr>
+        <w:t>πεπληρωμένοι καρπὸν δικαιοσύνης τὸν</w:t>
+      </w:r>
+    </w:p>
+    <w:p>
+      <w:pPr/>
+      <w:r>
+        <w:rPr>
+          <w:lang w:val="hi_IN" w:bidi="hi_IN"/>
+        </w:rPr>
+      </w:r>
     </w:p>
     <w:p>
       <w:pPr/>
@@ -3446,6 +3881,21 @@
           <w:b/>
           <w:lang w:val="hi_IN" w:bidi="hi_IN"/>
         </w:rPr>
+        <w:t>πεπληρωμένοι</w:t>
+      </w:r>
+    </w:p>
+    <w:p>
+      <w:pPr/>
+      <w:r>
+        <w:rPr>
+          <w:lang w:val="hi_IN" w:bidi="hi_IN"/>
+        </w:rPr>
+      </w:r>
+      <w:r>
+        <w:rPr>
+          <w:b/>
+          <w:lang w:val="hi_IN" w:bidi="hi_IN"/>
+        </w:rPr>
         <w:t>"भरपूर होते जाओ"</w:t>
       </w:r>
     </w:p>
@@ -3529,6 +3979,21 @@
           <w:b/>
           <w:lang w:val="hi_IN" w:bidi="hi_IN"/>
         </w:rPr>
+        <w:t>τὸν διὰ Ἰησοῦ Χριστοῦ</w:t>
+      </w:r>
+    </w:p>
+    <w:p>
+      <w:pPr/>
+      <w:r>
+        <w:rPr>
+          <w:lang w:val="hi_IN" w:bidi="hi_IN"/>
+        </w:rPr>
+      </w:r>
+      <w:r>
+        <w:rPr>
+          <w:b/>
+          <w:lang w:val="hi_IN" w:bidi="hi_IN"/>
+        </w:rPr>
         <w:t>"जो यीशु मसीह के द्वारा"</w:t>
       </w:r>
     </w:p>
@@ -3625,6 +4090,21 @@
           <w:b/>
           <w:lang w:val="hi_IN" w:bidi="hi_IN"/>
         </w:rPr>
+        <w:t>εἰς δόξαν καὶ ἔπαινον Θεοῦ</w:t>
+      </w:r>
+    </w:p>
+    <w:p>
+      <w:pPr/>
+      <w:r>
+        <w:rPr>
+          <w:lang w:val="hi_IN" w:bidi="hi_IN"/>
+        </w:rPr>
+      </w:r>
+      <w:r>
+        <w:rPr>
+          <w:b/>
+          <w:lang w:val="hi_IN" w:bidi="hi_IN"/>
+        </w:rPr>
         <w:t>"और उस"</w:t>
       </w:r>
       <w:r>
@@ -3747,6 +4227,21 @@
           <w:b/>
           <w:lang w:val="hi_IN" w:bidi="hi_IN"/>
         </w:rPr>
+        <w:t>εἰς δόξαν καὶ ἔπαινον Θεοῦ</w:t>
+      </w:r>
+    </w:p>
+    <w:p>
+      <w:pPr/>
+      <w:r>
+        <w:rPr>
+          <w:lang w:val="hi_IN" w:bidi="hi_IN"/>
+        </w:rPr>
+      </w:r>
+      <w:r>
+        <w:rPr>
+          <w:b/>
+          <w:lang w:val="hi_IN" w:bidi="hi_IN"/>
+        </w:rPr>
         <w:t>"और उस"</w:t>
       </w:r>
       <w:r>
@@ -3864,6 +4359,21 @@
           <w:lang w:val="hi_IN" w:bidi="hi_IN"/>
         </w:rPr>
       </w:r>
+      <w:r>
+        <w:rPr>
+          <w:b/>
+          <w:lang w:val="hi_IN" w:bidi="hi_IN"/>
+        </w:rPr>
+        <w:t>ἀδελφοί</w:t>
+      </w:r>
+    </w:p>
+    <w:p>
+      <w:pPr/>
+      <w:r>
+        <w:rPr>
+          <w:lang w:val="hi_IN" w:bidi="hi_IN"/>
+        </w:rPr>
+      </w:r>
     </w:p>
     <w:p>
       <w:pPr/>
@@ -3938,6 +4448,21 @@
           <w:b/>
           <w:lang w:val="hi_IN" w:bidi="hi_IN"/>
         </w:rPr>
+        <w:t>ἀδελφοί</w:t>
+      </w:r>
+    </w:p>
+    <w:p>
+      <w:pPr/>
+      <w:r>
+        <w:rPr>
+          <w:lang w:val="hi_IN" w:bidi="hi_IN"/>
+        </w:rPr>
+      </w:r>
+      <w:r>
+        <w:rPr>
+          <w:b/>
+          <w:lang w:val="hi_IN" w:bidi="hi_IN"/>
+        </w:rPr>
         <w:t>"हे भाइयों"</w:t>
       </w:r>
     </w:p>
@@ -4029,6 +4554,21 @@
           <w:lang w:val="hi_IN" w:bidi="hi_IN"/>
         </w:rPr>
       </w:r>
+      <w:r>
+        <w:rPr>
+          <w:b/>
+          <w:lang w:val="hi_IN" w:bidi="hi_IN"/>
+        </w:rPr>
+        <w:t>τὰ κατ’ ἐμὲ</w:t>
+      </w:r>
+    </w:p>
+    <w:p>
+      <w:pPr/>
+      <w:r>
+        <w:rPr>
+          <w:lang w:val="hi_IN" w:bidi="hi_IN"/>
+        </w:rPr>
+      </w:r>
     </w:p>
     <w:p>
       <w:pPr/>
@@ -4112,6 +4652,21 @@
           <w:lang w:val="hi_IN" w:bidi="hi_IN"/>
         </w:rPr>
       </w:r>
+      <w:r>
+        <w:rPr>
+          <w:b/>
+          <w:lang w:val="hi_IN" w:bidi="hi_IN"/>
+        </w:rPr>
+        <w:t>μᾶλλον εἰς προκοπὴν τοῦ εὐαγγελίου ἐλήλυθεν</w:t>
+      </w:r>
+    </w:p>
+    <w:p>
+      <w:pPr/>
+      <w:r>
+        <w:rPr>
+          <w:lang w:val="hi_IN" w:bidi="hi_IN"/>
+        </w:rPr>
+      </w:r>
     </w:p>
     <w:p>
       <w:pPr/>
@@ -4175,6 +4730,21 @@
           <w:lang w:val="hi_IN" w:bidi="hi_IN"/>
         </w:rPr>
       </w:r>
+      <w:r>
+        <w:rPr>
+          <w:b/>
+          <w:lang w:val="hi_IN" w:bidi="hi_IN"/>
+        </w:rPr>
+        <w:t>ὥστε</w:t>
+      </w:r>
+    </w:p>
+    <w:p>
+      <w:pPr/>
+      <w:r>
+        <w:rPr>
+          <w:lang w:val="hi_IN" w:bidi="hi_IN"/>
+        </w:rPr>
+      </w:r>
     </w:p>
     <w:p>
       <w:pPr/>
@@ -4255,6 +4825,21 @@
         <w:rPr>
           <w:lang w:val="hi_IN" w:bidi="hi_IN"/>
         </w:rPr>
+      </w:r>
+    </w:p>
+    <w:p>
+      <w:pPr/>
+      <w:r>
+        <w:rPr>
+          <w:lang w:val="hi_IN" w:bidi="hi_IN"/>
+        </w:rPr>
+      </w:r>
+      <w:r>
+        <w:rPr>
+          <w:b/>
+          <w:lang w:val="hi_IN" w:bidi="hi_IN"/>
+        </w:rPr>
+        <w:t>δεσμούς μου</w:t>
       </w:r>
     </w:p>
     <w:p>
@@ -4371,6 +4956,21 @@
           <w:lang w:val="hi_IN" w:bidi="hi_IN"/>
         </w:rPr>
       </w:r>
+      <w:r>
+        <w:rPr>
+          <w:b/>
+          <w:lang w:val="hi_IN" w:bidi="hi_IN"/>
+        </w:rPr>
+        <w:t>τοὺς δεσμούς μου &amp; ἐν Χριστῷ</w:t>
+      </w:r>
+    </w:p>
+    <w:p>
+      <w:pPr/>
+      <w:r>
+        <w:rPr>
+          <w:lang w:val="hi_IN" w:bidi="hi_IN"/>
+        </w:rPr>
+      </w:r>
     </w:p>
     <w:p>
       <w:pPr/>
@@ -4539,6 +5139,21 @@
           <w:b/>
           <w:lang w:val="hi_IN" w:bidi="hi_IN"/>
         </w:rPr>
+        <w:t>τῶν ἀδελφῶν</w:t>
+      </w:r>
+    </w:p>
+    <w:p>
+      <w:pPr/>
+      <w:r>
+        <w:rPr>
+          <w:lang w:val="hi_IN" w:bidi="hi_IN"/>
+        </w:rPr>
+      </w:r>
+      <w:r>
+        <w:rPr>
+          <w:b/>
+          <w:lang w:val="hi_IN" w:bidi="hi_IN"/>
+        </w:rPr>
         <w:t>"भाई"</w:t>
       </w:r>
     </w:p>
@@ -4635,6 +5250,21 @@
           <w:b/>
           <w:lang w:val="hi_IN" w:bidi="hi_IN"/>
         </w:rPr>
+        <w:t>ἐν Κυρίῳ πεποιθότας τοῖς δεσμοῖς μου</w:t>
+      </w:r>
+    </w:p>
+    <w:p>
+      <w:pPr/>
+      <w:r>
+        <w:rPr>
+          <w:lang w:val="hi_IN" w:bidi="hi_IN"/>
+        </w:rPr>
+      </w:r>
+      <w:r>
+        <w:rPr>
+          <w:b/>
+          <w:lang w:val="hi_IN" w:bidi="hi_IN"/>
+        </w:rPr>
         <w:t>"प्रभु में"</w:t>
       </w:r>
       <w:r>
@@ -4757,6 +5387,21 @@
           <w:b/>
           <w:lang w:val="hi_IN" w:bidi="hi_IN"/>
         </w:rPr>
+        <w:t>καὶ τοὺς πλείονας τῶν ἀδελφῶν ἐν Κυρίῳ πεποιθότας τοῖς δεσμοῖς μου</w:t>
+      </w:r>
+    </w:p>
+    <w:p>
+      <w:pPr/>
+      <w:r>
+        <w:rPr>
+          <w:lang w:val="hi_IN" w:bidi="hi_IN"/>
+        </w:rPr>
+      </w:r>
+      <w:r>
+        <w:rPr>
+          <w:b/>
+          <w:lang w:val="hi_IN" w:bidi="hi_IN"/>
+        </w:rPr>
         <w:t>"और प्रभु में भाई उनमें अधिकांश मेरे कैद"</w:t>
       </w:r>
     </w:p>
@@ -4826,6 +5471,21 @@
         <w:rPr>
           <w:lang w:val="hi_IN" w:bidi="hi_IN"/>
         </w:rPr>
+      </w:r>
+    </w:p>
+    <w:p>
+      <w:pPr/>
+      <w:r>
+        <w:rPr>
+          <w:lang w:val="hi_IN" w:bidi="hi_IN"/>
+        </w:rPr>
+      </w:r>
+      <w:r>
+        <w:rPr>
+          <w:b/>
+          <w:lang w:val="hi_IN" w:bidi="hi_IN"/>
+        </w:rPr>
+        <w:t>δεσμοῖς μου</w:t>
       </w:r>
     </w:p>
     <w:p>
@@ -4972,6 +5632,21 @@
           <w:b/>
           <w:lang w:val="hi_IN" w:bidi="hi_IN"/>
         </w:rPr>
+        <w:t>τὸν λόγον</w:t>
+      </w:r>
+    </w:p>
+    <w:p>
+      <w:pPr/>
+      <w:r>
+        <w:rPr>
+          <w:lang w:val="hi_IN" w:bidi="hi_IN"/>
+        </w:rPr>
+      </w:r>
+      <w:r>
+        <w:rPr>
+          <w:b/>
+          <w:lang w:val="hi_IN" w:bidi="hi_IN"/>
+        </w:rPr>
         <w:t>"वचन"</w:t>
       </w:r>
     </w:p>
@@ -5167,6 +5842,21 @@
           <w:b/>
           <w:lang w:val="hi_IN" w:bidi="hi_IN"/>
         </w:rPr>
+        <w:t>τινὲς μὲν καὶ &amp; τὸν Χριστὸν κηρύσσουσιν</w:t>
+      </w:r>
+    </w:p>
+    <w:p>
+      <w:pPr/>
+      <w:r>
+        <w:rPr>
+          <w:lang w:val="hi_IN" w:bidi="hi_IN"/>
+        </w:rPr>
+      </w:r>
+      <w:r>
+        <w:rPr>
+          <w:b/>
+          <w:lang w:val="hi_IN" w:bidi="hi_IN"/>
+        </w:rPr>
         <w:t>""</w:t>
       </w:r>
     </w:p>
@@ -5230,6 +5920,21 @@
           <w:b/>
           <w:lang w:val="hi_IN" w:bidi="hi_IN"/>
         </w:rPr>
+        <w:t>διὰ φθόνον καὶ ἔριν</w:t>
+      </w:r>
+    </w:p>
+    <w:p>
+      <w:pPr/>
+      <w:r>
+        <w:rPr>
+          <w:lang w:val="hi_IN" w:bidi="hi_IN"/>
+        </w:rPr>
+      </w:r>
+      <w:r>
+        <w:rPr>
+          <w:b/>
+          <w:lang w:val="hi_IN" w:bidi="hi_IN"/>
+        </w:rPr>
         <w:t>"डाह और झगड़े के कारण"</w:t>
       </w:r>
     </w:p>
@@ -5339,6 +6044,21 @@
           <w:b/>
           <w:lang w:val="hi_IN" w:bidi="hi_IN"/>
         </w:rPr>
+        <w:t>εὐδοκίαν</w:t>
+      </w:r>
+    </w:p>
+    <w:p>
+      <w:pPr/>
+      <w:r>
+        <w:rPr>
+          <w:lang w:val="hi_IN" w:bidi="hi_IN"/>
+        </w:rPr>
+      </w:r>
+      <w:r>
+        <w:rPr>
+          <w:b/>
+          <w:lang w:val="hi_IN" w:bidi="hi_IN"/>
+        </w:rPr>
         <w:t>"भली मनसा"</w:t>
       </w:r>
     </w:p>
@@ -5435,6 +6155,21 @@
           <w:b/>
           <w:lang w:val="hi_IN" w:bidi="hi_IN"/>
         </w:rPr>
+        <w:t>ἐξ ἀγάπης</w:t>
+      </w:r>
+    </w:p>
+    <w:p>
+      <w:pPr/>
+      <w:r>
+        <w:rPr>
+          <w:lang w:val="hi_IN" w:bidi="hi_IN"/>
+        </w:rPr>
+      </w:r>
+      <w:r>
+        <w:rPr>
+          <w:b/>
+          <w:lang w:val="hi_IN" w:bidi="hi_IN"/>
+        </w:rPr>
         <w:t>"कई एक"</w:t>
       </w:r>
       <w:r>
@@ -5583,6 +6318,21 @@
           <w:b/>
           <w:lang w:val="hi_IN" w:bidi="hi_IN"/>
         </w:rPr>
+        <w:t>κεῖμαι</w:t>
+      </w:r>
+    </w:p>
+    <w:p>
+      <w:pPr/>
+      <w:r>
+        <w:rPr>
+          <w:lang w:val="hi_IN" w:bidi="hi_IN"/>
+        </w:rPr>
+      </w:r>
+      <w:r>
+        <w:rPr>
+          <w:b/>
+          <w:lang w:val="hi_IN" w:bidi="hi_IN"/>
+        </w:rPr>
         <w:t>""</w:t>
       </w:r>
     </w:p>
@@ -5679,6 +6429,21 @@
           <w:b/>
           <w:lang w:val="hi_IN" w:bidi="hi_IN"/>
         </w:rPr>
+        <w:t>εἰς ἀπολογίαν τοῦ εὐαγγελίου</w:t>
+      </w:r>
+    </w:p>
+    <w:p>
+      <w:pPr/>
+      <w:r>
+        <w:rPr>
+          <w:lang w:val="hi_IN" w:bidi="hi_IN"/>
+        </w:rPr>
+      </w:r>
+      <w:r>
+        <w:rPr>
+          <w:b/>
+          <w:lang w:val="hi_IN" w:bidi="hi_IN"/>
+        </w:rPr>
         <w:t>""</w:t>
       </w:r>
     </w:p>
@@ -5728,6 +6493,21 @@
         <w:rPr>
           <w:lang w:val="hi_IN" w:bidi="hi_IN"/>
         </w:rPr>
+      </w:r>
+    </w:p>
+    <w:p>
+      <w:pPr/>
+      <w:r>
+        <w:rPr>
+          <w:lang w:val="hi_IN" w:bidi="hi_IN"/>
+        </w:rPr>
+      </w:r>
+      <w:r>
+        <w:rPr>
+          <w:b/>
+          <w:lang w:val="hi_IN" w:bidi="hi_IN"/>
+        </w:rPr>
+        <w:t>εἰς ἀπολογίαν τοῦ εὐαγγελίου κεῖμαι</w:t>
       </w:r>
     </w:p>
     <w:p>
@@ -5919,6 +6699,21 @@
           <w:b/>
           <w:lang w:val="hi_IN" w:bidi="hi_IN"/>
         </w:rPr>
+        <w:t>οἱ δὲ ἐξ ἐριθείας τὸν Χριστὸν καταγγέλλουσιν</w:t>
+      </w:r>
+    </w:p>
+    <w:p>
+      <w:pPr/>
+      <w:r>
+        <w:rPr>
+          <w:lang w:val="hi_IN" w:bidi="hi_IN"/>
+        </w:rPr>
+      </w:r>
+      <w:r>
+        <w:rPr>
+          <w:b/>
+          <w:lang w:val="hi_IN" w:bidi="hi_IN"/>
+        </w:rPr>
         <w:t>"और कई एक"</w:t>
       </w:r>
       <w:r>
@@ -6028,6 +6823,21 @@
           <w:b/>
           <w:lang w:val="hi_IN" w:bidi="hi_IN"/>
         </w:rPr>
+        <w:t>οὐχ ἁγνῶς</w:t>
+      </w:r>
+    </w:p>
+    <w:p>
+      <w:pPr/>
+      <w:r>
+        <w:rPr>
+          <w:lang w:val="hi_IN" w:bidi="hi_IN"/>
+        </w:rPr>
+      </w:r>
+      <w:r>
+        <w:rPr>
+          <w:b/>
+          <w:lang w:val="hi_IN" w:bidi="hi_IN"/>
+        </w:rPr>
         <w:t>"सिधाई से नहीं"</w:t>
       </w:r>
     </w:p>
@@ -6077,6 +6887,21 @@
         <w:rPr>
           <w:lang w:val="hi_IN" w:bidi="hi_IN"/>
         </w:rPr>
+      </w:r>
+    </w:p>
+    <w:p>
+      <w:pPr/>
+      <w:r>
+        <w:rPr>
+          <w:lang w:val="hi_IN" w:bidi="hi_IN"/>
+        </w:rPr>
+      </w:r>
+      <w:r>
+        <w:rPr>
+          <w:b/>
+          <w:lang w:val="hi_IN" w:bidi="hi_IN"/>
+        </w:rPr>
+        <w:t>τοῖς δεσμοῖς μου</w:t>
       </w:r>
     </w:p>
     <w:p>
@@ -6223,6 +7048,21 @@
           <w:b/>
           <w:lang w:val="hi_IN" w:bidi="hi_IN"/>
         </w:rPr>
+        <w:t>οἰόμενοι θλῖψιν ἐγείρειν τοῖς δεσμοῖς μου</w:t>
+      </w:r>
+    </w:p>
+    <w:p>
+      <w:pPr/>
+      <w:r>
+        <w:rPr>
+          <w:lang w:val="hi_IN" w:bidi="hi_IN"/>
+        </w:rPr>
+      </w:r>
+      <w:r>
+        <w:rPr>
+          <w:b/>
+          <w:lang w:val="hi_IN" w:bidi="hi_IN"/>
+        </w:rPr>
         <w:t>"समझकर मेरी कैद में मेरे क्लेश उत्पन्न"</w:t>
       </w:r>
     </w:p>
@@ -6306,6 +7146,21 @@
           <w:b/>
           <w:lang w:val="hi_IN" w:bidi="hi_IN"/>
         </w:rPr>
+        <w:t>τί γάρ</w:t>
+      </w:r>
+    </w:p>
+    <w:p>
+      <w:pPr/>
+      <w:r>
+        <w:rPr>
+          <w:lang w:val="hi_IN" w:bidi="hi_IN"/>
+        </w:rPr>
+      </w:r>
+      <w:r>
+        <w:rPr>
+          <w:b/>
+          <w:lang w:val="hi_IN" w:bidi="hi_IN"/>
+        </w:rPr>
         <w:t>"तो क्या हुआ"</w:t>
       </w:r>
     </w:p>
@@ -6402,6 +7257,21 @@
           <w:b/>
           <w:lang w:val="hi_IN" w:bidi="hi_IN"/>
         </w:rPr>
+        <w:t>τί γάρ</w:t>
+      </w:r>
+    </w:p>
+    <w:p>
+      <w:pPr/>
+      <w:r>
+        <w:rPr>
+          <w:lang w:val="hi_IN" w:bidi="hi_IN"/>
+        </w:rPr>
+      </w:r>
+      <w:r>
+        <w:rPr>
+          <w:b/>
+          <w:lang w:val="hi_IN" w:bidi="hi_IN"/>
+        </w:rPr>
         <w:t>""</w:t>
       </w:r>
     </w:p>
@@ -6498,6 +7368,21 @@
           <w:b/>
           <w:lang w:val="hi_IN" w:bidi="hi_IN"/>
         </w:rPr>
+        <w:t>Χριστὸς καταγγέλλεται</w:t>
+      </w:r>
+    </w:p>
+    <w:p>
+      <w:pPr/>
+      <w:r>
+        <w:rPr>
+          <w:lang w:val="hi_IN" w:bidi="hi_IN"/>
+        </w:rPr>
+      </w:r>
+      <w:r>
+        <w:rPr>
+          <w:b/>
+          <w:lang w:val="hi_IN" w:bidi="hi_IN"/>
+        </w:rPr>
         <w:t>"मसीह"</w:t>
       </w:r>
       <w:r>
@@ -6594,6 +7479,21 @@
           <w:b/>
           <w:lang w:val="hi_IN" w:bidi="hi_IN"/>
         </w:rPr>
+        <w:t>τοῦτό</w:t>
+      </w:r>
+    </w:p>
+    <w:p>
+      <w:pPr/>
+      <w:r>
+        <w:rPr>
+          <w:lang w:val="hi_IN" w:bidi="hi_IN"/>
+        </w:rPr>
+      </w:r>
+      <w:r>
+        <w:rPr>
+          <w:b/>
+          <w:lang w:val="hi_IN" w:bidi="hi_IN"/>
+        </w:rPr>
         <w:t>"इसका"</w:t>
       </w:r>
     </w:p>
@@ -6690,6 +7590,21 @@
           <w:b/>
           <w:lang w:val="hi_IN" w:bidi="hi_IN"/>
         </w:rPr>
+        <w:t>οἶδα γὰρ ὅτι τοῦτό μοι ἀποβήσεται εἰς σωτηρίαν</w:t>
+      </w:r>
+    </w:p>
+    <w:p>
+      <w:pPr/>
+      <w:r>
+        <w:rPr>
+          <w:lang w:val="hi_IN" w:bidi="hi_IN"/>
+        </w:rPr>
+      </w:r>
+      <w:r>
+        <w:rPr>
+          <w:b/>
+          <w:lang w:val="hi_IN" w:bidi="hi_IN"/>
+        </w:rPr>
         <w:t>""</w:t>
       </w:r>
     </w:p>
@@ -6786,6 +7701,21 @@
           <w:b/>
           <w:lang w:val="hi_IN" w:bidi="hi_IN"/>
         </w:rPr>
+        <w:t>ἐπιχορηγίας τοῦ Πνεύματος Ἰησοῦ Χριστοῦ</w:t>
+      </w:r>
+    </w:p>
+    <w:p>
+      <w:pPr/>
+      <w:r>
+        <w:rPr>
+          <w:lang w:val="hi_IN" w:bidi="hi_IN"/>
+        </w:rPr>
+      </w:r>
+      <w:r>
+        <w:rPr>
+          <w:b/>
+          <w:lang w:val="hi_IN" w:bidi="hi_IN"/>
+        </w:rPr>
         <w:t>"यीशु मसीह की आत्मा के दान"</w:t>
       </w:r>
       <w:r>
@@ -6895,6 +7825,21 @@
           <w:b/>
           <w:lang w:val="hi_IN" w:bidi="hi_IN"/>
         </w:rPr>
+        <w:t>ἀποκαραδοκίαν καὶ ἐλπίδα</w:t>
+      </w:r>
+    </w:p>
+    <w:p>
+      <w:pPr/>
+      <w:r>
+        <w:rPr>
+          <w:lang w:val="hi_IN" w:bidi="hi_IN"/>
+        </w:rPr>
+      </w:r>
+      <w:r>
+        <w:rPr>
+          <w:b/>
+          <w:lang w:val="hi_IN" w:bidi="hi_IN"/>
+        </w:rPr>
         <w:t>""</w:t>
       </w:r>
     </w:p>
@@ -7004,6 +7949,21 @@
           <w:b/>
           <w:lang w:val="hi_IN" w:bidi="hi_IN"/>
         </w:rPr>
+        <w:t>κατὰ τὴν ἀποκαραδοκίαν καὶ ἐλπίδα μου</w:t>
+      </w:r>
+    </w:p>
+    <w:p>
+      <w:pPr/>
+      <w:r>
+        <w:rPr>
+          <w:lang w:val="hi_IN" w:bidi="hi_IN"/>
+        </w:rPr>
+      </w:r>
+      <w:r>
+        <w:rPr>
+          <w:b/>
+          <w:lang w:val="hi_IN" w:bidi="hi_IN"/>
+        </w:rPr>
         <w:t>""</w:t>
       </w:r>
     </w:p>
@@ -7079,6 +8039,21 @@
         <w:rPr>
           <w:lang w:val="hi_IN" w:bidi="hi_IN"/>
         </w:rPr>
+      </w:r>
+    </w:p>
+    <w:p>
+      <w:pPr/>
+      <w:r>
+        <w:rPr>
+          <w:lang w:val="hi_IN" w:bidi="hi_IN"/>
+        </w:rPr>
+      </w:r>
+      <w:r>
+        <w:rPr>
+          <w:b/>
+          <w:lang w:val="hi_IN" w:bidi="hi_IN"/>
+        </w:rPr>
+        <w:t>ἐν τῷ σώματί μου</w:t>
       </w:r>
     </w:p>
     <w:p>
@@ -7220,6 +8195,21 @@
           <w:b/>
           <w:lang w:val="hi_IN" w:bidi="hi_IN"/>
         </w:rPr>
+        <w:t>ἐν οὐδενὶ αἰσχυνθήσομαι, ἀλλ’</w:t>
+      </w:r>
+    </w:p>
+    <w:p>
+      <w:pPr/>
+      <w:r>
+        <w:rPr>
+          <w:lang w:val="hi_IN" w:bidi="hi_IN"/>
+        </w:rPr>
+      </w:r>
+      <w:r>
+        <w:rPr>
+          <w:b/>
+          <w:lang w:val="hi_IN" w:bidi="hi_IN"/>
+        </w:rPr>
         <w:t>"रखता हूँ"</w:t>
       </w:r>
       <w:r>
@@ -7342,6 +8332,21 @@
           <w:b/>
           <w:lang w:val="hi_IN" w:bidi="hi_IN"/>
         </w:rPr>
+        <w:t>ἐν πάσῃ παρρησίᾳ</w:t>
+      </w:r>
+    </w:p>
+    <w:p>
+      <w:pPr/>
+      <w:r>
+        <w:rPr>
+          <w:lang w:val="hi_IN" w:bidi="hi_IN"/>
+        </w:rPr>
+      </w:r>
+      <w:r>
+        <w:rPr>
+          <w:b/>
+          <w:lang w:val="hi_IN" w:bidi="hi_IN"/>
+        </w:rPr>
         <w:t>"किसी बात में"</w:t>
       </w:r>
       <w:r>
@@ -7451,6 +8456,21 @@
           <w:b/>
           <w:lang w:val="hi_IN" w:bidi="hi_IN"/>
         </w:rPr>
+        <w:t>εἴτε διὰ ζωῆς εἴτε διὰ θανάτου</w:t>
+      </w:r>
+    </w:p>
+    <w:p>
+      <w:pPr/>
+      <w:r>
+        <w:rPr>
+          <w:lang w:val="hi_IN" w:bidi="hi_IN"/>
+        </w:rPr>
+      </w:r>
+      <w:r>
+        <w:rPr>
+          <w:b/>
+          <w:lang w:val="hi_IN" w:bidi="hi_IN"/>
+        </w:rPr>
         <w:t>""</w:t>
       </w:r>
     </w:p>
@@ -7540,6 +8560,21 @@
           <w:b/>
           <w:lang w:val="hi_IN" w:bidi="hi_IN"/>
         </w:rPr>
+        <w:t>κέρδος</w:t>
+      </w:r>
+    </w:p>
+    <w:p>
+      <w:pPr/>
+      <w:r>
+        <w:rPr>
+          <w:lang w:val="hi_IN" w:bidi="hi_IN"/>
+        </w:rPr>
+      </w:r>
+      <w:r>
+        <w:rPr>
+          <w:b/>
+          <w:lang w:val="hi_IN" w:bidi="hi_IN"/>
+        </w:rPr>
         <w:t>""</w:t>
       </w:r>
     </w:p>
@@ -7636,6 +8671,21 @@
           <w:b/>
           <w:lang w:val="hi_IN" w:bidi="hi_IN"/>
         </w:rPr>
+        <w:t>ἐν σαρκί</w:t>
+      </w:r>
+    </w:p>
+    <w:p>
+      <w:pPr/>
+      <w:r>
+        <w:rPr>
+          <w:lang w:val="hi_IN" w:bidi="hi_IN"/>
+        </w:rPr>
+      </w:r>
+      <w:r>
+        <w:rPr>
+          <w:b/>
+          <w:lang w:val="hi_IN" w:bidi="hi_IN"/>
+        </w:rPr>
         <w:t>""</w:t>
       </w:r>
     </w:p>
@@ -7745,6 +8795,21 @@
           <w:b/>
           <w:lang w:val="hi_IN" w:bidi="hi_IN"/>
         </w:rPr>
+        <w:t>τοῦτό μοι καρπὸς ἔργου</w:t>
+      </w:r>
+    </w:p>
+    <w:p>
+      <w:pPr/>
+      <w:r>
+        <w:rPr>
+          <w:lang w:val="hi_IN" w:bidi="hi_IN"/>
+        </w:rPr>
+      </w:r>
+      <w:r>
+        <w:rPr>
+          <w:b/>
+          <w:lang w:val="hi_IN" w:bidi="hi_IN"/>
+        </w:rPr>
         <w:t>""</w:t>
       </w:r>
     </w:p>
@@ -7841,6 +8906,21 @@
           <w:b/>
           <w:lang w:val="hi_IN" w:bidi="hi_IN"/>
         </w:rPr>
+        <w:t>τοῦτό μοι καρπὸς ἔργου</w:t>
+      </w:r>
+    </w:p>
+    <w:p>
+      <w:pPr/>
+      <w:r>
+        <w:rPr>
+          <w:lang w:val="hi_IN" w:bidi="hi_IN"/>
+        </w:rPr>
+      </w:r>
+      <w:r>
+        <w:rPr>
+          <w:b/>
+          <w:lang w:val="hi_IN" w:bidi="hi_IN"/>
+        </w:rPr>
         <w:t>"मेरे काम के लिये लाभदायक है"</w:t>
       </w:r>
     </w:p>
@@ -7937,6 +9017,21 @@
           <w:b/>
           <w:lang w:val="hi_IN" w:bidi="hi_IN"/>
         </w:rPr>
+        <w:t>συνέχομαι δὲ ἐκ τῶν δύο</w:t>
+      </w:r>
+    </w:p>
+    <w:p>
+      <w:pPr/>
+      <w:r>
+        <w:rPr>
+          <w:lang w:val="hi_IN" w:bidi="hi_IN"/>
+        </w:rPr>
+      </w:r>
+      <w:r>
+        <w:rPr>
+          <w:b/>
+          <w:lang w:val="hi_IN" w:bidi="hi_IN"/>
+        </w:rPr>
         <w:t>""</w:t>
       </w:r>
     </w:p>
@@ -8033,6 +9128,21 @@
           <w:b/>
           <w:lang w:val="hi_IN" w:bidi="hi_IN"/>
         </w:rPr>
+        <w:t>συνέχομαι</w:t>
+      </w:r>
+    </w:p>
+    <w:p>
+      <w:pPr/>
+      <w:r>
+        <w:rPr>
+          <w:lang w:val="hi_IN" w:bidi="hi_IN"/>
+        </w:rPr>
+      </w:r>
+      <w:r>
+        <w:rPr>
+          <w:b/>
+          <w:lang w:val="hi_IN" w:bidi="hi_IN"/>
+        </w:rPr>
         <w:t>"मैं"</w:t>
       </w:r>
       <w:r>
@@ -8142,6 +9252,21 @@
           <w:b/>
           <w:lang w:val="hi_IN" w:bidi="hi_IN"/>
         </w:rPr>
+        <w:t>τῶν δύο</w:t>
+      </w:r>
+    </w:p>
+    <w:p>
+      <w:pPr/>
+      <w:r>
+        <w:rPr>
+          <w:lang w:val="hi_IN" w:bidi="hi_IN"/>
+        </w:rPr>
+      </w:r>
+      <w:r>
+        <w:rPr>
+          <w:b/>
+          <w:lang w:val="hi_IN" w:bidi="hi_IN"/>
+        </w:rPr>
         <w:t>"दोनों"</w:t>
       </w:r>
     </w:p>
@@ -8251,6 +9376,21 @@
           <w:b/>
           <w:lang w:val="hi_IN" w:bidi="hi_IN"/>
         </w:rPr>
+        <w:t>τὴν ἐπιθυμίαν ἔχων</w:t>
+      </w:r>
+    </w:p>
+    <w:p>
+      <w:pPr/>
+      <w:r>
+        <w:rPr>
+          <w:lang w:val="hi_IN" w:bidi="hi_IN"/>
+        </w:rPr>
+      </w:r>
+      <w:r>
+        <w:rPr>
+          <w:b/>
+          <w:lang w:val="hi_IN" w:bidi="hi_IN"/>
+        </w:rPr>
         <w:t>"जी तो चाहता है"</w:t>
       </w:r>
     </w:p>
@@ -8334,6 +9474,21 @@
           <w:b/>
           <w:lang w:val="hi_IN" w:bidi="hi_IN"/>
         </w:rPr>
+        <w:t>ἀναλῦσαι</w:t>
+      </w:r>
+    </w:p>
+    <w:p>
+      <w:pPr/>
+      <w:r>
+        <w:rPr>
+          <w:lang w:val="hi_IN" w:bidi="hi_IN"/>
+        </w:rPr>
+      </w:r>
+      <w:r>
+        <w:rPr>
+          <w:b/>
+          <w:lang w:val="hi_IN" w:bidi="hi_IN"/>
+        </w:rPr>
         <w:t>""</w:t>
       </w:r>
     </w:p>
@@ -8429,6 +9584,21 @@
         <w:rPr>
           <w:lang w:val="hi_IN" w:bidi="hi_IN"/>
         </w:rPr>
+      </w:r>
+    </w:p>
+    <w:p>
+      <w:pPr/>
+      <w:r>
+        <w:rPr>
+          <w:lang w:val="hi_IN" w:bidi="hi_IN"/>
+        </w:rPr>
+      </w:r>
+      <w:r>
+        <w:rPr>
+          <w:b/>
+          <w:lang w:val="hi_IN" w:bidi="hi_IN"/>
+        </w:rPr>
+        <w:t>τὸ δὲ ἐπιμένειν ἐν τῇ σαρκὶ</w:t>
       </w:r>
     </w:p>
     <w:p>
@@ -8570,6 +9740,21 @@
           <w:b/>
           <w:lang w:val="hi_IN" w:bidi="hi_IN"/>
         </w:rPr>
+        <w:t>ἀναγκαιότερον</w:t>
+      </w:r>
+    </w:p>
+    <w:p>
+      <w:pPr/>
+      <w:r>
+        <w:rPr>
+          <w:lang w:val="hi_IN" w:bidi="hi_IN"/>
+        </w:rPr>
+      </w:r>
+      <w:r>
+        <w:rPr>
+          <w:b/>
+          <w:lang w:val="hi_IN" w:bidi="hi_IN"/>
+        </w:rPr>
         <w:t>"और भी आवश्यक"</w:t>
       </w:r>
     </w:p>
@@ -8760,6 +9945,21 @@
           <w:b/>
           <w:lang w:val="hi_IN" w:bidi="hi_IN"/>
         </w:rPr>
+        <w:t>καὶ τοῦτο πεποιθὼς</w:t>
+      </w:r>
+    </w:p>
+    <w:p>
+      <w:pPr/>
+      <w:r>
+        <w:rPr>
+          <w:lang w:val="hi_IN" w:bidi="hi_IN"/>
+        </w:rPr>
+      </w:r>
+      <w:r>
+        <w:rPr>
+          <w:b/>
+          <w:lang w:val="hi_IN" w:bidi="hi_IN"/>
+        </w:rPr>
         <w:t>""</w:t>
       </w:r>
     </w:p>
@@ -8867,6 +10067,21 @@
           <w:b/>
           <w:lang w:val="hi_IN" w:bidi="hi_IN"/>
         </w:rPr>
+        <w:t>τοῦτο πεποιθὼς</w:t>
+      </w:r>
+    </w:p>
+    <w:p>
+      <w:pPr/>
+      <w:r>
+        <w:rPr>
+          <w:lang w:val="hi_IN" w:bidi="hi_IN"/>
+        </w:rPr>
+      </w:r>
+      <w:r>
+        <w:rPr>
+          <w:b/>
+          <w:lang w:val="hi_IN" w:bidi="hi_IN"/>
+        </w:rPr>
         <w:t>"इसलिए"</w:t>
       </w:r>
       <w:r>
@@ -8949,6 +10164,21 @@
         <w:rPr>
           <w:lang w:val="hi_IN" w:bidi="hi_IN"/>
         </w:rPr>
+      </w:r>
+    </w:p>
+    <w:p>
+      <w:pPr/>
+      <w:r>
+        <w:rPr>
+          <w:lang w:val="hi_IN" w:bidi="hi_IN"/>
+        </w:rPr>
+      </w:r>
+      <w:r>
+        <w:rPr>
+          <w:b/>
+          <w:lang w:val="hi_IN" w:bidi="hi_IN"/>
+        </w:rPr>
+        <w:t>μενῶ</w:t>
       </w:r>
     </w:p>
     <w:p>
@@ -9070,6 +10300,21 @@
           <w:b/>
           <w:lang w:val="hi_IN" w:bidi="hi_IN"/>
         </w:rPr>
+        <w:t>μενῶ καὶ παραμενῶ</w:t>
+      </w:r>
+    </w:p>
+    <w:p>
+      <w:pPr/>
+      <w:r>
+        <w:rPr>
+          <w:lang w:val="hi_IN" w:bidi="hi_IN"/>
+        </w:rPr>
+      </w:r>
+      <w:r>
+        <w:rPr>
+          <w:b/>
+          <w:lang w:val="hi_IN" w:bidi="hi_IN"/>
+        </w:rPr>
         <w:t>"मैं जीवित रहूँगा, वरन्"</w:t>
       </w:r>
       <w:r>
@@ -9293,6 +10538,21 @@
           <w:b/>
           <w:lang w:val="hi_IN" w:bidi="hi_IN"/>
         </w:rPr>
+        <w:t>εἰς τὴν ὑμῶν προκοπὴν καὶ χαρὰν</w:t>
+      </w:r>
+    </w:p>
+    <w:p>
+      <w:pPr/>
+      <w:r>
+        <w:rPr>
+          <w:lang w:val="hi_IN" w:bidi="hi_IN"/>
+        </w:rPr>
+      </w:r>
+      <w:r>
+        <w:rPr>
+          <w:b/>
+          <w:lang w:val="hi_IN" w:bidi="hi_IN"/>
+        </w:rPr>
         <w:t>"के"</w:t>
       </w:r>
       <w:r>
@@ -9414,6 +10674,21 @@
         <w:rPr>
           <w:lang w:val="hi_IN" w:bidi="hi_IN"/>
         </w:rPr>
+      </w:r>
+    </w:p>
+    <w:p>
+      <w:pPr/>
+      <w:r>
+        <w:rPr>
+          <w:lang w:val="hi_IN" w:bidi="hi_IN"/>
+        </w:rPr>
+      </w:r>
+      <w:r>
+        <w:rPr>
+          <w:b/>
+          <w:lang w:val="hi_IN" w:bidi="hi_IN"/>
+        </w:rPr>
+        <w:t>εἰς τὴν ὑμῶν προκοπὴν καὶ χαρὰν</w:t>
       </w:r>
     </w:p>
     <w:p>
@@ -9683,6 +10958,21 @@
           <w:b/>
           <w:lang w:val="hi_IN" w:bidi="hi_IN"/>
         </w:rPr>
+        <w:t>τῆς πίστεως</w:t>
+      </w:r>
+    </w:p>
+    <w:p>
+      <w:pPr/>
+      <w:r>
+        <w:rPr>
+          <w:lang w:val="hi_IN" w:bidi="hi_IN"/>
+        </w:rPr>
+      </w:r>
+      <w:r>
+        <w:rPr>
+          <w:b/>
+          <w:lang w:val="hi_IN" w:bidi="hi_IN"/>
+        </w:rPr>
         <w:t>"विश्वास"</w:t>
       </w:r>
       <w:r>
@@ -9778,6 +11068,21 @@
         <w:rPr>
           <w:lang w:val="hi_IN" w:bidi="hi_IN"/>
         </w:rPr>
+      </w:r>
+    </w:p>
+    <w:p>
+      <w:pPr/>
+      <w:r>
+        <w:rPr>
+          <w:lang w:val="hi_IN" w:bidi="hi_IN"/>
+        </w:rPr>
+      </w:r>
+      <w:r>
+        <w:rPr>
+          <w:b/>
+          <w:lang w:val="hi_IN" w:bidi="hi_IN"/>
+        </w:rPr>
+        <w:t>ἵνα</w:t>
       </w:r>
     </w:p>
     <w:p>
@@ -9906,6 +11211,21 @@
           <w:b/>
           <w:lang w:val="hi_IN" w:bidi="hi_IN"/>
         </w:rPr>
+        <w:t>καύχημα &amp; ἐν</w:t>
+      </w:r>
+    </w:p>
+    <w:p>
+      <w:pPr/>
+      <w:r>
+        <w:rPr>
+          <w:lang w:val="hi_IN" w:bidi="hi_IN"/>
+        </w:rPr>
+      </w:r>
+      <w:r>
+        <w:rPr>
+          <w:b/>
+          <w:lang w:val="hi_IN" w:bidi="hi_IN"/>
+        </w:rPr>
         <w:t>"घमण्ड"</w:t>
       </w:r>
       <w:r>
@@ -10001,6 +11321,21 @@
         <w:rPr>
           <w:lang w:val="hi_IN" w:bidi="hi_IN"/>
         </w:rPr>
+      </w:r>
+    </w:p>
+    <w:p>
+      <w:pPr/>
+      <w:r>
+        <w:rPr>
+          <w:lang w:val="hi_IN" w:bidi="hi_IN"/>
+        </w:rPr>
+      </w:r>
+      <w:r>
+        <w:rPr>
+          <w:b/>
+          <w:lang w:val="hi_IN" w:bidi="hi_IN"/>
+        </w:rPr>
+        <w:t>παρουσίας</w:t>
       </w:r>
     </w:p>
     <w:p>
@@ -10129,6 +11464,21 @@
           <w:b/>
           <w:lang w:val="hi_IN" w:bidi="hi_IN"/>
         </w:rPr>
+        <w:t>διὰ τῆς ἐμῆς παρουσίας</w:t>
+      </w:r>
+    </w:p>
+    <w:p>
+      <w:pPr/>
+      <w:r>
+        <w:rPr>
+          <w:lang w:val="hi_IN" w:bidi="hi_IN"/>
+        </w:rPr>
+      </w:r>
+      <w:r>
+        <w:rPr>
+          <w:b/>
+          <w:lang w:val="hi_IN" w:bidi="hi_IN"/>
+        </w:rPr>
         <w:t>"मेरे"</w:t>
       </w:r>
       <w:r>
@@ -10250,6 +11600,21 @@
         <w:rPr>
           <w:lang w:val="hi_IN" w:bidi="hi_IN"/>
         </w:rPr>
+      </w:r>
+    </w:p>
+    <w:p>
+      <w:pPr/>
+      <w:r>
+        <w:rPr>
+          <w:lang w:val="hi_IN" w:bidi="hi_IN"/>
+        </w:rPr>
+      </w:r>
+      <w:r>
+        <w:rPr>
+          <w:b/>
+          <w:lang w:val="hi_IN" w:bidi="hi_IN"/>
+        </w:rPr>
+        <w:t>ἐλθὼν</w:t>
       </w:r>
     </w:p>
     <w:p>
@@ -10391,6 +11756,21 @@
           <w:b/>
           <w:lang w:val="hi_IN" w:bidi="hi_IN"/>
         </w:rPr>
+        <w:t>ἀξίως τοῦ εὐαγγελίου τοῦ Χριστοῦ πολιτεύεσθε</w:t>
+      </w:r>
+    </w:p>
+    <w:p>
+      <w:pPr/>
+      <w:r>
+        <w:rPr>
+          <w:lang w:val="hi_IN" w:bidi="hi_IN"/>
+        </w:rPr>
+      </w:r>
+      <w:r>
+        <w:rPr>
+          <w:b/>
+          <w:lang w:val="hi_IN" w:bidi="hi_IN"/>
+        </w:rPr>
         <w:t>"मसीह के सुसमाचार के योग्य"</w:t>
       </w:r>
     </w:p>
@@ -10474,6 +11854,21 @@
           <w:b/>
           <w:lang w:val="hi_IN" w:bidi="hi_IN"/>
         </w:rPr>
+        <w:t>στήκετε</w:t>
+      </w:r>
+    </w:p>
+    <w:p>
+      <w:pPr/>
+      <w:r>
+        <w:rPr>
+          <w:lang w:val="hi_IN" w:bidi="hi_IN"/>
+        </w:rPr>
+      </w:r>
+      <w:r>
+        <w:rPr>
+          <w:b/>
+          <w:lang w:val="hi_IN" w:bidi="hi_IN"/>
+        </w:rPr>
         <w:t>"हो"</w:t>
       </w:r>
     </w:p>
@@ -10570,6 +11965,21 @@
           <w:b/>
           <w:lang w:val="hi_IN" w:bidi="hi_IN"/>
         </w:rPr>
+        <w:t>ἐν ἑνὶ πνεύματι, μιᾷ ψυχῇ</w:t>
+      </w:r>
+    </w:p>
+    <w:p>
+      <w:pPr/>
+      <w:r>
+        <w:rPr>
+          <w:lang w:val="hi_IN" w:bidi="hi_IN"/>
+        </w:rPr>
+      </w:r>
+      <w:r>
+        <w:rPr>
+          <w:b/>
+          <w:lang w:val="hi_IN" w:bidi="hi_IN"/>
+        </w:rPr>
         <w:t>"करो कि"</w:t>
       </w:r>
       <w:r>
@@ -10705,6 +12115,21 @@
           <w:b/>
           <w:lang w:val="hi_IN" w:bidi="hi_IN"/>
         </w:rPr>
+        <w:t>ἐν ἑνὶ πνεύματι, μιᾷ ψυχῇ</w:t>
+      </w:r>
+    </w:p>
+    <w:p>
+      <w:pPr/>
+      <w:r>
+        <w:rPr>
+          <w:lang w:val="hi_IN" w:bidi="hi_IN"/>
+        </w:rPr>
+      </w:r>
+      <w:r>
+        <w:rPr>
+          <w:b/>
+          <w:lang w:val="hi_IN" w:bidi="hi_IN"/>
+        </w:rPr>
         <w:t>"करो कि"</w:t>
       </w:r>
       <w:r>
@@ -10840,6 +12265,21 @@
           <w:b/>
           <w:lang w:val="hi_IN" w:bidi="hi_IN"/>
         </w:rPr>
+        <w:t>συναθλοῦντες</w:t>
+      </w:r>
+    </w:p>
+    <w:p>
+      <w:pPr/>
+      <w:r>
+        <w:rPr>
+          <w:lang w:val="hi_IN" w:bidi="hi_IN"/>
+        </w:rPr>
+      </w:r>
+      <w:r>
+        <w:rPr>
+          <w:b/>
+          <w:lang w:val="hi_IN" w:bidi="hi_IN"/>
+        </w:rPr>
         <w:t>""</w:t>
       </w:r>
     </w:p>
@@ -10903,6 +12343,21 @@
           <w:b/>
           <w:lang w:val="hi_IN" w:bidi="hi_IN"/>
         </w:rPr>
+        <w:t>τῇ πίστει τοῦ εὐαγγελίου</w:t>
+      </w:r>
+    </w:p>
+    <w:p>
+      <w:pPr/>
+      <w:r>
+        <w:rPr>
+          <w:lang w:val="hi_IN" w:bidi="hi_IN"/>
+        </w:rPr>
+      </w:r>
+      <w:r>
+        <w:rPr>
+          <w:b/>
+          <w:lang w:val="hi_IN" w:bidi="hi_IN"/>
+        </w:rPr>
         <w:t>""</w:t>
       </w:r>
     </w:p>
@@ -10992,6 +12447,21 @@
           <w:b/>
           <w:lang w:val="hi_IN" w:bidi="hi_IN"/>
         </w:rPr>
+        <w:t>τῶν ἀντικειμένων</w:t>
+      </w:r>
+    </w:p>
+    <w:p>
+      <w:pPr/>
+      <w:r>
+        <w:rPr>
+          <w:lang w:val="hi_IN" w:bidi="hi_IN"/>
+        </w:rPr>
+      </w:r>
+      <w:r>
+        <w:rPr>
+          <w:b/>
+          <w:lang w:val="hi_IN" w:bidi="hi_IN"/>
+        </w:rPr>
         <w:t>"विरोधियों"</w:t>
       </w:r>
     </w:p>
@@ -11088,6 +12558,21 @@
           <w:b/>
           <w:lang w:val="hi_IN" w:bidi="hi_IN"/>
         </w:rPr>
+        <w:t>ἥτις ἐστὶν αὐτοῖς ἔνδειξις</w:t>
+      </w:r>
+    </w:p>
+    <w:p>
+      <w:pPr/>
+      <w:r>
+        <w:rPr>
+          <w:lang w:val="hi_IN" w:bidi="hi_IN"/>
+        </w:rPr>
+      </w:r>
+      <w:r>
+        <w:rPr>
+          <w:b/>
+          <w:lang w:val="hi_IN" w:bidi="hi_IN"/>
+        </w:rPr>
         <w:t>""</w:t>
       </w:r>
     </w:p>
@@ -11177,6 +12662,21 @@
           <w:b/>
           <w:lang w:val="hi_IN" w:bidi="hi_IN"/>
         </w:rPr>
+        <w:t>ἀπωλείας</w:t>
+      </w:r>
+    </w:p>
+    <w:p>
+      <w:pPr/>
+      <w:r>
+        <w:rPr>
+          <w:lang w:val="hi_IN" w:bidi="hi_IN"/>
+        </w:rPr>
+      </w:r>
+      <w:r>
+        <w:rPr>
+          <w:b/>
+          <w:lang w:val="hi_IN" w:bidi="hi_IN"/>
+        </w:rPr>
         <w:t>"विनाश का"</w:t>
       </w:r>
     </w:p>
@@ -11273,6 +12773,21 @@
           <w:b/>
           <w:lang w:val="hi_IN" w:bidi="hi_IN"/>
         </w:rPr>
+        <w:t>ὑμῶν δὲ σωτηρίας</w:t>
+      </w:r>
+    </w:p>
+    <w:p>
+      <w:pPr/>
+      <w:r>
+        <w:rPr>
+          <w:lang w:val="hi_IN" w:bidi="hi_IN"/>
+        </w:rPr>
+      </w:r>
+      <w:r>
+        <w:rPr>
+          <w:b/>
+          <w:lang w:val="hi_IN" w:bidi="hi_IN"/>
+        </w:rPr>
         <w:t>"उद्धार का"</w:t>
       </w:r>
     </w:p>
@@ -11369,6 +12884,21 @@
           <w:b/>
           <w:lang w:val="hi_IN" w:bidi="hi_IN"/>
         </w:rPr>
+        <w:t>τοῦτο ἀπὸ Θεοῦ</w:t>
+      </w:r>
+    </w:p>
+    <w:p>
+      <w:pPr/>
+      <w:r>
+        <w:rPr>
+          <w:lang w:val="hi_IN" w:bidi="hi_IN"/>
+        </w:rPr>
+      </w:r>
+      <w:r>
+        <w:rPr>
+          <w:b/>
+          <w:lang w:val="hi_IN" w:bidi="hi_IN"/>
+        </w:rPr>
         <w:t>""</w:t>
       </w:r>
     </w:p>
@@ -11458,6 +12988,21 @@
           <w:b/>
           <w:lang w:val="hi_IN" w:bidi="hi_IN"/>
         </w:rPr>
+        <w:t>ὑμῖν ἐχαρίσθη τὸ</w:t>
+      </w:r>
+    </w:p>
+    <w:p>
+      <w:pPr/>
+      <w:r>
+        <w:rPr>
+          <w:lang w:val="hi_IN" w:bidi="hi_IN"/>
+        </w:rPr>
+      </w:r>
+      <w:r>
+        <w:rPr>
+          <w:b/>
+          <w:lang w:val="hi_IN" w:bidi="hi_IN"/>
+        </w:rPr>
         <w:t>"तुम अनुग्रह हुआ"</w:t>
       </w:r>
     </w:p>
@@ -11541,6 +13086,21 @@
           <w:b/>
           <w:lang w:val="hi_IN" w:bidi="hi_IN"/>
         </w:rPr>
+        <w:t>τὸν αὐτὸν ἀγῶνα ἔχοντες</w:t>
+      </w:r>
+    </w:p>
+    <w:p>
+      <w:pPr/>
+      <w:r>
+        <w:rPr>
+          <w:lang w:val="hi_IN" w:bidi="hi_IN"/>
+        </w:rPr>
+      </w:r>
+      <w:r>
+        <w:rPr>
+          <w:b/>
+          <w:lang w:val="hi_IN" w:bidi="hi_IN"/>
+        </w:rPr>
         <w:t>""</w:t>
       </w:r>
     </w:p>
@@ -11617,6 +13177,21 @@
           <w:b/>
           <w:lang w:val="hi_IN" w:bidi="hi_IN"/>
         </w:rPr>
+        <w:t>τὸν αὐτὸν ἀγῶνα ἔχοντες, οἷον εἴδετε ἐν ἐμοὶ</w:t>
+      </w:r>
+    </w:p>
+    <w:p>
+      <w:pPr/>
+      <w:r>
+        <w:rPr>
+          <w:lang w:val="hi_IN" w:bidi="hi_IN"/>
+        </w:rPr>
+      </w:r>
+      <w:r>
+        <w:rPr>
+          <w:b/>
+          <w:lang w:val="hi_IN" w:bidi="hi_IN"/>
+        </w:rPr>
         <w:t>"तुम्हें वैसा ही परिश्रम करना है, जैसा तुम ने मुझे देखा है,"</w:t>
       </w:r>
       <w:r>
@@ -11726,6 +13301,21 @@
           <w:b/>
           <w:lang w:val="hi_IN" w:bidi="hi_IN"/>
         </w:rPr>
+        <w:t>εἴδετε ἐν ἐμοὶ, καὶ νῦν ἀκούετε ἐν ἐμοί</w:t>
+      </w:r>
+    </w:p>
+    <w:p>
+      <w:pPr/>
+      <w:r>
+        <w:rPr>
+          <w:lang w:val="hi_IN" w:bidi="hi_IN"/>
+        </w:rPr>
+      </w:r>
+      <w:r>
+        <w:rPr>
+          <w:b/>
+          <w:lang w:val="hi_IN" w:bidi="hi_IN"/>
+        </w:rPr>
         <w:t>"और तुम्हें"</w:t>
       </w:r>
       <w:r>
@@ -11835,6 +13425,21 @@
           <w:b/>
           <w:lang w:val="hi_IN" w:bidi="hi_IN"/>
         </w:rPr>
+        <w:t>οὖν</w:t>
+      </w:r>
+    </w:p>
+    <w:p>
+      <w:pPr/>
+      <w:r>
+        <w:rPr>
+          <w:lang w:val="hi_IN" w:bidi="hi_IN"/>
+        </w:rPr>
+      </w:r>
+      <w:r>
+        <w:rPr>
+          <w:b/>
+          <w:lang w:val="hi_IN" w:bidi="hi_IN"/>
+        </w:rPr>
         <w:t>"अतः"</w:t>
       </w:r>
     </w:p>
@@ -11931,6 +13536,21 @@
           <w:b/>
           <w:lang w:val="hi_IN" w:bidi="hi_IN"/>
         </w:rPr>
+        <w:t>εἴ τις &amp; παράκλησις ἐν Χριστῷ, εἴ τι παραμύθιον ἀγάπης, εἴ τις κοινωνία Πνεύματος, εἴ τις σπλάγχνα καὶ οἰκτιρμοί</w:t>
+      </w:r>
+    </w:p>
+    <w:p>
+      <w:pPr/>
+      <w:r>
+        <w:rPr>
+          <w:lang w:val="hi_IN" w:bidi="hi_IN"/>
+        </w:rPr>
+      </w:r>
+      <w:r>
+        <w:rPr>
+          <w:b/>
+          <w:lang w:val="hi_IN" w:bidi="hi_IN"/>
+        </w:rPr>
         <w:t>""</w:t>
       </w:r>
     </w:p>
@@ -12020,6 +13640,21 @@
           <w:b/>
           <w:lang w:val="hi_IN" w:bidi="hi_IN"/>
         </w:rPr>
+        <w:t>εἴ τι παραμύθιον ἀγάπης, εἴ τις κοινωνία Πνεύματος, εἴ τις σπλάγχνα καὶ οἰκτιρμοί</w:t>
+      </w:r>
+    </w:p>
+    <w:p>
+      <w:pPr/>
+      <w:r>
+        <w:rPr>
+          <w:lang w:val="hi_IN" w:bidi="hi_IN"/>
+        </w:rPr>
+      </w:r>
+      <w:r>
+        <w:rPr>
+          <w:b/>
+          <w:lang w:val="hi_IN" w:bidi="hi_IN"/>
+        </w:rPr>
         <w:t>"और प्रेम से ढाढ़स और आत्मा की सहभागिता, और कुछ करुणा और दया"</w:t>
       </w:r>
     </w:p>
@@ -12116,6 +13751,21 @@
           <w:b/>
           <w:lang w:val="hi_IN" w:bidi="hi_IN"/>
         </w:rPr>
+        <w:t>εἴ τις &amp; παράκλησις ἐν Χριστῷ</w:t>
+      </w:r>
+    </w:p>
+    <w:p>
+      <w:pPr/>
+      <w:r>
+        <w:rPr>
+          <w:lang w:val="hi_IN" w:bidi="hi_IN"/>
+        </w:rPr>
+      </w:r>
+      <w:r>
+        <w:rPr>
+          <w:b/>
+          <w:lang w:val="hi_IN" w:bidi="hi_IN"/>
+        </w:rPr>
         <w:t>""</w:t>
       </w:r>
     </w:p>
@@ -12192,6 +13842,21 @@
           <w:b/>
           <w:lang w:val="hi_IN" w:bidi="hi_IN"/>
         </w:rPr>
+        <w:t>εἴ τις &amp; παράκλησις ἐν Χριστῷ</w:t>
+      </w:r>
+    </w:p>
+    <w:p>
+      <w:pPr/>
+      <w:r>
+        <w:rPr>
+          <w:lang w:val="hi_IN" w:bidi="hi_IN"/>
+        </w:rPr>
+      </w:r>
+      <w:r>
+        <w:rPr>
+          <w:b/>
+          <w:lang w:val="hi_IN" w:bidi="hi_IN"/>
+        </w:rPr>
         <w:t>"यदि मसीह में कुछ प्रोत्साहन"</w:t>
       </w:r>
     </w:p>
@@ -12268,6 +13933,21 @@
           <w:b/>
           <w:lang w:val="hi_IN" w:bidi="hi_IN"/>
         </w:rPr>
+        <w:t>εἴ τις &amp; παράκλησις ἐν Χριστῷ</w:t>
+      </w:r>
+    </w:p>
+    <w:p>
+      <w:pPr/>
+      <w:r>
+        <w:rPr>
+          <w:lang w:val="hi_IN" w:bidi="hi_IN"/>
+        </w:rPr>
+      </w:r>
+      <w:r>
+        <w:rPr>
+          <w:b/>
+          <w:lang w:val="hi_IN" w:bidi="hi_IN"/>
+        </w:rPr>
         <w:t>"यदि मसीह में कुछ प्रोत्साहन"</w:t>
       </w:r>
     </w:p>
@@ -12364,6 +14044,21 @@
           <w:b/>
           <w:lang w:val="hi_IN" w:bidi="hi_IN"/>
         </w:rPr>
+        <w:t>εἴ τι παραμύθιον ἀγάπης</w:t>
+      </w:r>
+    </w:p>
+    <w:p>
+      <w:pPr/>
+      <w:r>
+        <w:rPr>
+          <w:lang w:val="hi_IN" w:bidi="hi_IN"/>
+        </w:rPr>
+      </w:r>
+      <w:r>
+        <w:rPr>
+          <w:b/>
+          <w:lang w:val="hi_IN" w:bidi="hi_IN"/>
+        </w:rPr>
         <w:t>""</w:t>
       </w:r>
     </w:p>
@@ -12440,6 +14135,21 @@
           <w:b/>
           <w:lang w:val="hi_IN" w:bidi="hi_IN"/>
         </w:rPr>
+        <w:t>εἴ τι παραμύθιον ἀγάπης</w:t>
+      </w:r>
+    </w:p>
+    <w:p>
+      <w:pPr/>
+      <w:r>
+        <w:rPr>
+          <w:lang w:val="hi_IN" w:bidi="hi_IN"/>
+        </w:rPr>
+      </w:r>
+      <w:r>
+        <w:rPr>
+          <w:b/>
+          <w:lang w:val="hi_IN" w:bidi="hi_IN"/>
+        </w:rPr>
         <w:t>"प्रेम से ढाढ़स"</w:t>
       </w:r>
     </w:p>
@@ -12549,6 +14259,21 @@
           <w:b/>
           <w:lang w:val="hi_IN" w:bidi="hi_IN"/>
         </w:rPr>
+        <w:t>εἴ τι παραμύθιον ἀγάπης</w:t>
+      </w:r>
+    </w:p>
+    <w:p>
+      <w:pPr/>
+      <w:r>
+        <w:rPr>
+          <w:lang w:val="hi_IN" w:bidi="hi_IN"/>
+        </w:rPr>
+      </w:r>
+      <w:r>
+        <w:rPr>
+          <w:b/>
+          <w:lang w:val="hi_IN" w:bidi="hi_IN"/>
+        </w:rPr>
         <w:t>"प्रेम से ढाढ़स"</w:t>
       </w:r>
     </w:p>
@@ -12645,6 +14370,21 @@
           <w:b/>
           <w:lang w:val="hi_IN" w:bidi="hi_IN"/>
         </w:rPr>
+        <w:t>εἴ τις κοινωνία Πνεύματος</w:t>
+      </w:r>
+    </w:p>
+    <w:p>
+      <w:pPr/>
+      <w:r>
+        <w:rPr>
+          <w:lang w:val="hi_IN" w:bidi="hi_IN"/>
+        </w:rPr>
+      </w:r>
+      <w:r>
+        <w:rPr>
+          <w:b/>
+          <w:lang w:val="hi_IN" w:bidi="hi_IN"/>
+        </w:rPr>
         <w:t>""</w:t>
       </w:r>
     </w:p>
@@ -12721,6 +14461,21 @@
           <w:b/>
           <w:lang w:val="hi_IN" w:bidi="hi_IN"/>
         </w:rPr>
+        <w:t>εἴ τις κοινωνία Πνεύματος</w:t>
+      </w:r>
+    </w:p>
+    <w:p>
+      <w:pPr/>
+      <w:r>
+        <w:rPr>
+          <w:lang w:val="hi_IN" w:bidi="hi_IN"/>
+        </w:rPr>
+      </w:r>
+      <w:r>
+        <w:rPr>
+          <w:b/>
+          <w:lang w:val="hi_IN" w:bidi="hi_IN"/>
+        </w:rPr>
         <w:t>"आत्मा की सहभागिता"</w:t>
       </w:r>
     </w:p>
@@ -12817,6 +14572,21 @@
           <w:b/>
           <w:lang w:val="hi_IN" w:bidi="hi_IN"/>
         </w:rPr>
+        <w:t>εἴ τις σπλάγχνα καὶ οἰκτιρμοί</w:t>
+      </w:r>
+    </w:p>
+    <w:p>
+      <w:pPr/>
+      <w:r>
+        <w:rPr>
+          <w:lang w:val="hi_IN" w:bidi="hi_IN"/>
+        </w:rPr>
+      </w:r>
+      <w:r>
+        <w:rPr>
+          <w:b/>
+          <w:lang w:val="hi_IN" w:bidi="hi_IN"/>
+        </w:rPr>
         <w:t>""</w:t>
       </w:r>
     </w:p>
@@ -12906,6 +14676,21 @@
           <w:b/>
           <w:lang w:val="hi_IN" w:bidi="hi_IN"/>
         </w:rPr>
+        <w:t>εἴ τις σπλάγχνα καὶ οἰκτιρμοί</w:t>
+      </w:r>
+    </w:p>
+    <w:p>
+      <w:pPr/>
+      <w:r>
+        <w:rPr>
+          <w:lang w:val="hi_IN" w:bidi="hi_IN"/>
+        </w:rPr>
+      </w:r>
+      <w:r>
+        <w:rPr>
+          <w:b/>
+          <w:lang w:val="hi_IN" w:bidi="hi_IN"/>
+        </w:rPr>
         <w:t>"और"</w:t>
       </w:r>
       <w:r>
@@ -13028,6 +14813,21 @@
           <w:b/>
           <w:lang w:val="hi_IN" w:bidi="hi_IN"/>
         </w:rPr>
+        <w:t>πληρώσατέ μου τὴν χαρὰν</w:t>
+      </w:r>
+    </w:p>
+    <w:p>
+      <w:pPr/>
+      <w:r>
+        <w:rPr>
+          <w:lang w:val="hi_IN" w:bidi="hi_IN"/>
+        </w:rPr>
+      </w:r>
+      <w:r>
+        <w:rPr>
+          <w:b/>
+          <w:lang w:val="hi_IN" w:bidi="hi_IN"/>
+        </w:rPr>
         <w:t>"मेरा आनन्द पूरा करो"</w:t>
       </w:r>
     </w:p>
@@ -13137,6 +14937,21 @@
           <w:b/>
           <w:lang w:val="hi_IN" w:bidi="hi_IN"/>
         </w:rPr>
+        <w:t>τὸ αὐτὸ φρονῆτε</w:t>
+      </w:r>
+    </w:p>
+    <w:p>
+      <w:pPr/>
+      <w:r>
+        <w:rPr>
+          <w:lang w:val="hi_IN" w:bidi="hi_IN"/>
+        </w:rPr>
+      </w:r>
+      <w:r>
+        <w:rPr>
+          <w:b/>
+          <w:lang w:val="hi_IN" w:bidi="hi_IN"/>
+        </w:rPr>
         <w:t>""</w:t>
       </w:r>
     </w:p>
@@ -13220,6 +15035,21 @@
           <w:b/>
           <w:lang w:val="hi_IN" w:bidi="hi_IN"/>
         </w:rPr>
+        <w:t>τὴν αὐτὴν ἀγάπην ἔχοντες</w:t>
+      </w:r>
+    </w:p>
+    <w:p>
+      <w:pPr/>
+      <w:r>
+        <w:rPr>
+          <w:lang w:val="hi_IN" w:bidi="hi_IN"/>
+        </w:rPr>
+      </w:r>
+      <w:r>
+        <w:rPr>
+          <w:b/>
+          <w:lang w:val="hi_IN" w:bidi="hi_IN"/>
+        </w:rPr>
         <w:t>"एक प्रेम, एक"</w:t>
       </w:r>
       <w:r>
@@ -13342,6 +15172,21 @@
           <w:b/>
           <w:lang w:val="hi_IN" w:bidi="hi_IN"/>
         </w:rPr>
+        <w:t>σύνψυχοι</w:t>
+      </w:r>
+    </w:p>
+    <w:p>
+      <w:pPr/>
+      <w:r>
+        <w:rPr>
+          <w:lang w:val="hi_IN" w:bidi="hi_IN"/>
+        </w:rPr>
+      </w:r>
+      <w:r>
+        <w:rPr>
+          <w:b/>
+          <w:lang w:val="hi_IN" w:bidi="hi_IN"/>
+        </w:rPr>
         <w:t>"चित्त"</w:t>
       </w:r>
     </w:p>
@@ -13438,6 +15283,21 @@
           <w:b/>
           <w:lang w:val="hi_IN" w:bidi="hi_IN"/>
         </w:rPr>
+        <w:t>τὸ ἓν φρονοῦντες</w:t>
+      </w:r>
+    </w:p>
+    <w:p>
+      <w:pPr/>
+      <w:r>
+        <w:rPr>
+          <w:lang w:val="hi_IN" w:bidi="hi_IN"/>
+        </w:rPr>
+      </w:r>
+      <w:r>
+        <w:rPr>
+          <w:b/>
+          <w:lang w:val="hi_IN" w:bidi="hi_IN"/>
+        </w:rPr>
         <w:t>"एक ही मनसा"</w:t>
       </w:r>
     </w:p>
@@ -13501,6 +15361,21 @@
           <w:b/>
           <w:lang w:val="hi_IN" w:bidi="hi_IN"/>
         </w:rPr>
+        <w:t>μηδὲν κατ’ ἐριθείαν</w:t>
+      </w:r>
+    </w:p>
+    <w:p>
+      <w:pPr/>
+      <w:r>
+        <w:rPr>
+          <w:lang w:val="hi_IN" w:bidi="hi_IN"/>
+        </w:rPr>
+      </w:r>
+      <w:r>
+        <w:rPr>
+          <w:b/>
+          <w:lang w:val="hi_IN" w:bidi="hi_IN"/>
+        </w:rPr>
         <w:t>"स्वार्थ"</w:t>
       </w:r>
       <w:r>
@@ -13577,6 +15452,21 @@
           <w:b/>
           <w:lang w:val="hi_IN" w:bidi="hi_IN"/>
         </w:rPr>
+        <w:t>μηδὲ κατὰ κενοδοξίαν</w:t>
+      </w:r>
+    </w:p>
+    <w:p>
+      <w:pPr/>
+      <w:r>
+        <w:rPr>
+          <w:lang w:val="hi_IN" w:bidi="hi_IN"/>
+        </w:rPr>
+      </w:r>
+      <w:r>
+        <w:rPr>
+          <w:b/>
+          <w:lang w:val="hi_IN" w:bidi="hi_IN"/>
+        </w:rPr>
         <w:t>""</w:t>
       </w:r>
     </w:p>
@@ -13640,6 +15530,21 @@
           <w:b/>
           <w:lang w:val="hi_IN" w:bidi="hi_IN"/>
         </w:rPr>
+        <w:t>μηδὲ κατὰ κενοδοξίαν</w:t>
+      </w:r>
+    </w:p>
+    <w:p>
+      <w:pPr/>
+      <w:r>
+        <w:rPr>
+          <w:lang w:val="hi_IN" w:bidi="hi_IN"/>
+        </w:rPr>
+      </w:r>
+      <w:r>
+        <w:rPr>
+          <w:b/>
+          <w:lang w:val="hi_IN" w:bidi="hi_IN"/>
+        </w:rPr>
         <w:t>"या मिथ्यागर्व"</w:t>
       </w:r>
       <w:r>
@@ -13749,6 +15654,21 @@
           <w:b/>
           <w:lang w:val="hi_IN" w:bidi="hi_IN"/>
         </w:rPr>
+        <w:t>ἀλλὰ τῇ ταπεινοφροσύνῃ ἀλλήλους ἡγούμενοι ὑπερέχοντας ἑαυτῶν</w:t>
+      </w:r>
+    </w:p>
+    <w:p>
+      <w:pPr/>
+      <w:r>
+        <w:rPr>
+          <w:lang w:val="hi_IN" w:bidi="hi_IN"/>
+        </w:rPr>
+      </w:r>
+      <w:r>
+        <w:rPr>
+          <w:b/>
+          <w:lang w:val="hi_IN" w:bidi="hi_IN"/>
+        </w:rPr>
         <w:t>"के"</w:t>
       </w:r>
       <w:r>
@@ -13871,6 +15791,21 @@
           <w:b/>
           <w:lang w:val="hi_IN" w:bidi="hi_IN"/>
         </w:rPr>
+        <w:t>μὴ τὰ ἑαυτῶν ἕκαστος σκοποῦντες, ἀλλὰ καὶ τὰ ἑτέρων ἕκαστοι</w:t>
+      </w:r>
+    </w:p>
+    <w:p>
+      <w:pPr/>
+      <w:r>
+        <w:rPr>
+          <w:lang w:val="hi_IN" w:bidi="hi_IN"/>
+        </w:rPr>
+      </w:r>
+      <w:r>
+        <w:rPr>
+          <w:b/>
+          <w:lang w:val="hi_IN" w:bidi="hi_IN"/>
+        </w:rPr>
         <w:t>""</w:t>
       </w:r>
     </w:p>
@@ -13934,6 +15869,21 @@
           <w:b/>
           <w:lang w:val="hi_IN" w:bidi="hi_IN"/>
         </w:rPr>
+        <w:t>ἕκαστος</w:t>
+      </w:r>
+    </w:p>
+    <w:p>
+      <w:pPr/>
+      <w:r>
+        <w:rPr>
+          <w:lang w:val="hi_IN" w:bidi="hi_IN"/>
+        </w:rPr>
+      </w:r>
+      <w:r>
+        <w:rPr>
+          <w:b/>
+          <w:lang w:val="hi_IN" w:bidi="hi_IN"/>
+        </w:rPr>
         <w:t>"हर एक"</w:t>
       </w:r>
     </w:p>
@@ -14030,6 +15980,21 @@
           <w:b/>
           <w:lang w:val="hi_IN" w:bidi="hi_IN"/>
         </w:rPr>
+        <w:t>μὴ &amp; σκοποῦντες</w:t>
+      </w:r>
+    </w:p>
+    <w:p>
+      <w:pPr/>
+      <w:r>
+        <w:rPr>
+          <w:lang w:val="hi_IN" w:bidi="hi_IN"/>
+        </w:rPr>
+      </w:r>
+      <w:r>
+        <w:rPr>
+          <w:b/>
+          <w:lang w:val="hi_IN" w:bidi="hi_IN"/>
+        </w:rPr>
         <w:t>"नहीं,"</w:t>
       </w:r>
       <w:r>
@@ -14106,6 +16071,21 @@
           <w:b/>
           <w:lang w:val="hi_IN" w:bidi="hi_IN"/>
         </w:rPr>
+        <w:t>ἑαυτῶν</w:t>
+      </w:r>
+    </w:p>
+    <w:p>
+      <w:pPr/>
+      <w:r>
+        <w:rPr>
+          <w:lang w:val="hi_IN" w:bidi="hi_IN"/>
+        </w:rPr>
+      </w:r>
+      <w:r>
+        <w:rPr>
+          <w:b/>
+          <w:lang w:val="hi_IN" w:bidi="hi_IN"/>
+        </w:rPr>
         <w:t>"अपनी ही"</w:t>
       </w:r>
     </w:p>
@@ -14202,6 +16182,21 @@
           <w:b/>
           <w:lang w:val="hi_IN" w:bidi="hi_IN"/>
         </w:rPr>
+        <w:t>ἑαυτῶν</w:t>
+      </w:r>
+    </w:p>
+    <w:p>
+      <w:pPr/>
+      <w:r>
+        <w:rPr>
+          <w:lang w:val="hi_IN" w:bidi="hi_IN"/>
+        </w:rPr>
+      </w:r>
+      <w:r>
+        <w:rPr>
+          <w:b/>
+          <w:lang w:val="hi_IN" w:bidi="hi_IN"/>
+        </w:rPr>
         <w:t>"अपनी ही"</w:t>
       </w:r>
     </w:p>
@@ -14311,6 +16306,21 @@
           <w:b/>
           <w:lang w:val="hi_IN" w:bidi="hi_IN"/>
         </w:rPr>
+        <w:t>τοῦτο φρονεῖτε ἐν ὑμῖν, ὃ καὶ ἐν Χριστῷ Ἰησοῦ</w:t>
+      </w:r>
+    </w:p>
+    <w:p>
+      <w:pPr/>
+      <w:r>
+        <w:rPr>
+          <w:lang w:val="hi_IN" w:bidi="hi_IN"/>
+        </w:rPr>
+      </w:r>
+      <w:r>
+        <w:rPr>
+          <w:b/>
+          <w:lang w:val="hi_IN" w:bidi="hi_IN"/>
+        </w:rPr>
         <w:t>"जैसा मसीह यीशु का स्वभाव था वैसा ही तुम्हारा भी स्वभाव हो"</w:t>
       </w:r>
     </w:p>
@@ -14374,6 +16384,21 @@
           <w:b/>
           <w:lang w:val="hi_IN" w:bidi="hi_IN"/>
         </w:rPr>
+        <w:t>τοῦτο φρονεῖτε ἐν ὑμῖν, ὃ καὶ ἐν Χριστῷ Ἰησοῦ</w:t>
+      </w:r>
+    </w:p>
+    <w:p>
+      <w:pPr/>
+      <w:r>
+        <w:rPr>
+          <w:lang w:val="hi_IN" w:bidi="hi_IN"/>
+        </w:rPr>
+      </w:r>
+      <w:r>
+        <w:rPr>
+          <w:b/>
+          <w:lang w:val="hi_IN" w:bidi="hi_IN"/>
+        </w:rPr>
         <w:t>""</w:t>
       </w:r>
     </w:p>
@@ -14463,6 +16488,21 @@
           <w:b/>
           <w:lang w:val="hi_IN" w:bidi="hi_IN"/>
         </w:rPr>
+        <w:t>τοῦτο φρονεῖτε</w:t>
+      </w:r>
+    </w:p>
+    <w:p>
+      <w:pPr/>
+      <w:r>
+        <w:rPr>
+          <w:lang w:val="hi_IN" w:bidi="hi_IN"/>
+        </w:rPr>
+      </w:r>
+      <w:r>
+        <w:rPr>
+          <w:b/>
+          <w:lang w:val="hi_IN" w:bidi="hi_IN"/>
+        </w:rPr>
         <w:t>"स्वभाव"</w:t>
       </w:r>
       <w:r>
@@ -14572,6 +16612,21 @@
           <w:b/>
           <w:lang w:val="hi_IN" w:bidi="hi_IN"/>
         </w:rPr>
+        <w:t>τοῦτο φρονεῖτε ἐν ὑμῖν, ὃ καὶ ἐν Χριστῷ Ἰησοῦ</w:t>
+      </w:r>
+    </w:p>
+    <w:p>
+      <w:pPr/>
+      <w:r>
+        <w:rPr>
+          <w:lang w:val="hi_IN" w:bidi="hi_IN"/>
+        </w:rPr>
+      </w:r>
+      <w:r>
+        <w:rPr>
+          <w:b/>
+          <w:lang w:val="hi_IN" w:bidi="hi_IN"/>
+        </w:rPr>
         <w:t>"जैसा मसीह यीशु का स्वभाव था वैसा ही तुम्हारा भी स्वभाव हो"</w:t>
       </w:r>
     </w:p>
@@ -14668,6 +16723,21 @@
           <w:b/>
           <w:lang w:val="hi_IN" w:bidi="hi_IN"/>
         </w:rPr>
+        <w:t>ἐν μορφῇ Θεοῦ ὑπάρχων</w:t>
+      </w:r>
+    </w:p>
+    <w:p>
+      <w:pPr/>
+      <w:r>
+        <w:rPr>
+          <w:lang w:val="hi_IN" w:bidi="hi_IN"/>
+        </w:rPr>
+      </w:r>
+      <w:r>
+        <w:rPr>
+          <w:b/>
+          <w:lang w:val="hi_IN" w:bidi="hi_IN"/>
+        </w:rPr>
         <w:t>"परमेश्वर के स्वरूप में"</w:t>
       </w:r>
       <w:r>
@@ -14757,6 +16827,21 @@
           <w:b/>
           <w:lang w:val="hi_IN" w:bidi="hi_IN"/>
         </w:rPr>
+        <w:t>οὐχ &amp; ἡγήσατο</w:t>
+      </w:r>
+    </w:p>
+    <w:p>
+      <w:pPr/>
+      <w:r>
+        <w:rPr>
+          <w:lang w:val="hi_IN" w:bidi="hi_IN"/>
+        </w:rPr>
+      </w:r>
+      <w:r>
+        <w:rPr>
+          <w:b/>
+          <w:lang w:val="hi_IN" w:bidi="hi_IN"/>
+        </w:rPr>
         <w:t>""होकर भी"</w:t>
       </w:r>
     </w:p>
@@ -14820,6 +16905,21 @@
           <w:b/>
           <w:lang w:val="hi_IN" w:bidi="hi_IN"/>
         </w:rPr>
+        <w:t>ἁρπαγμὸν</w:t>
+      </w:r>
+    </w:p>
+    <w:p>
+      <w:pPr/>
+      <w:r>
+        <w:rPr>
+          <w:lang w:val="hi_IN" w:bidi="hi_IN"/>
+        </w:rPr>
+      </w:r>
+      <w:r>
+        <w:rPr>
+          <w:b/>
+          <w:lang w:val="hi_IN" w:bidi="hi_IN"/>
+        </w:rPr>
         <w:t>""</w:t>
       </w:r>
     </w:p>
@@ -14889,6 +16989,21 @@
         <w:rPr>
           <w:lang w:val="hi_IN" w:bidi="hi_IN"/>
         </w:rPr>
+      </w:r>
+    </w:p>
+    <w:p>
+      <w:pPr/>
+      <w:r>
+        <w:rPr>
+          <w:lang w:val="hi_IN" w:bidi="hi_IN"/>
+        </w:rPr>
+      </w:r>
+      <w:r>
+        <w:rPr>
+          <w:b/>
+          <w:lang w:val="hi_IN" w:bidi="hi_IN"/>
+        </w:rPr>
+        <w:t>ἀλλὰ</w:t>
       </w:r>
     </w:p>
     <w:p>
@@ -15030,6 +17145,21 @@
           <w:b/>
           <w:lang w:val="hi_IN" w:bidi="hi_IN"/>
         </w:rPr>
+        <w:t>ἀλλὰ ἑαυτὸν ἐκένωσεν</w:t>
+      </w:r>
+    </w:p>
+    <w:p>
+      <w:pPr/>
+      <w:r>
+        <w:rPr>
+          <w:lang w:val="hi_IN" w:bidi="hi_IN"/>
+        </w:rPr>
+      </w:r>
+      <w:r>
+        <w:rPr>
+          <w:b/>
+          <w:lang w:val="hi_IN" w:bidi="hi_IN"/>
+        </w:rPr>
         <w:t>"वरन् अपने"</w:t>
       </w:r>
       <w:r>
@@ -15152,6 +17282,21 @@
           <w:b/>
           <w:lang w:val="hi_IN" w:bidi="hi_IN"/>
         </w:rPr>
+        <w:t>ἑαυτὸν ἐκένωσεν</w:t>
+      </w:r>
+    </w:p>
+    <w:p>
+      <w:pPr/>
+      <w:r>
+        <w:rPr>
+          <w:lang w:val="hi_IN" w:bidi="hi_IN"/>
+        </w:rPr>
+      </w:r>
+      <w:r>
+        <w:rPr>
+          <w:b/>
+          <w:lang w:val="hi_IN" w:bidi="hi_IN"/>
+        </w:rPr>
         <w:t>"अपने"</w:t>
       </w:r>
       <w:r>
@@ -15261,6 +17406,21 @@
           <w:b/>
           <w:lang w:val="hi_IN" w:bidi="hi_IN"/>
         </w:rPr>
+        <w:t>ἑαυτὸν ἐκένωσεν</w:t>
+      </w:r>
+    </w:p>
+    <w:p>
+      <w:pPr/>
+      <w:r>
+        <w:rPr>
+          <w:lang w:val="hi_IN" w:bidi="hi_IN"/>
+        </w:rPr>
+      </w:r>
+      <w:r>
+        <w:rPr>
+          <w:b/>
+          <w:lang w:val="hi_IN" w:bidi="hi_IN"/>
+        </w:rPr>
         <w:t>""</w:t>
       </w:r>
     </w:p>
@@ -15370,6 +17530,21 @@
           <w:b/>
           <w:lang w:val="hi_IN" w:bidi="hi_IN"/>
         </w:rPr>
+        <w:t>μορφὴν δούλου λαβών</w:t>
+      </w:r>
+    </w:p>
+    <w:p>
+      <w:pPr/>
+      <w:r>
+        <w:rPr>
+          <w:lang w:val="hi_IN" w:bidi="hi_IN"/>
+        </w:rPr>
+      </w:r>
+      <w:r>
+        <w:rPr>
+          <w:b/>
+          <w:lang w:val="hi_IN" w:bidi="hi_IN"/>
+        </w:rPr>
         <w:t>"दास का स्वरूप"</w:t>
       </w:r>
       <w:r>
@@ -15459,6 +17634,21 @@
           <w:b/>
           <w:lang w:val="hi_IN" w:bidi="hi_IN"/>
         </w:rPr>
+        <w:t>ἐν ὁμοιώματι ἀνθρώπων γενόμενος</w:t>
+      </w:r>
+    </w:p>
+    <w:p>
+      <w:pPr/>
+      <w:r>
+        <w:rPr>
+          <w:lang w:val="hi_IN" w:bidi="hi_IN"/>
+        </w:rPr>
+      </w:r>
+      <w:r>
+        <w:rPr>
+          <w:b/>
+          <w:lang w:val="hi_IN" w:bidi="hi_IN"/>
+        </w:rPr>
         <w:t>"समानता में हो"</w:t>
       </w:r>
     </w:p>
@@ -15535,6 +17725,21 @@
           <w:b/>
           <w:lang w:val="hi_IN" w:bidi="hi_IN"/>
         </w:rPr>
+        <w:t>ἐν ὁμοιώματι ἀνθρώπων</w:t>
+      </w:r>
+    </w:p>
+    <w:p>
+      <w:pPr/>
+      <w:r>
+        <w:rPr>
+          <w:lang w:val="hi_IN" w:bidi="hi_IN"/>
+        </w:rPr>
+      </w:r>
+      <w:r>
+        <w:rPr>
+          <w:b/>
+          <w:lang w:val="hi_IN" w:bidi="hi_IN"/>
+        </w:rPr>
         <w:t>""</w:t>
       </w:r>
     </w:p>
@@ -15624,6 +17829,21 @@
           <w:b/>
           <w:lang w:val="hi_IN" w:bidi="hi_IN"/>
         </w:rPr>
+        <w:t>καὶ σχήματι εὑρεθεὶς ὡς ἄνθρωπος</w:t>
+      </w:r>
+    </w:p>
+    <w:p>
+      <w:pPr/>
+      <w:r>
+        <w:rPr>
+          <w:lang w:val="hi_IN" w:bidi="hi_IN"/>
+        </w:rPr>
+      </w:r>
+      <w:r>
+        <w:rPr>
+          <w:b/>
+          <w:lang w:val="hi_IN" w:bidi="hi_IN"/>
+        </w:rPr>
         <w:t>""ऐसा"</w:t>
       </w:r>
       <w:r>
@@ -15752,6 +17972,21 @@
           <w:b/>
           <w:lang w:val="hi_IN" w:bidi="hi_IN"/>
         </w:rPr>
+        <w:t>ἄνθρωπος</w:t>
+      </w:r>
+    </w:p>
+    <w:p>
+      <w:pPr/>
+      <w:r>
+        <w:rPr>
+          <w:lang w:val="hi_IN" w:bidi="hi_IN"/>
+        </w:rPr>
+      </w:r>
+      <w:r>
+        <w:rPr>
+          <w:b/>
+          <w:lang w:val="hi_IN" w:bidi="hi_IN"/>
+        </w:rPr>
         <w:t>"मनुष्य की"</w:t>
       </w:r>
     </w:p>
@@ -15861,6 +18096,21 @@
           <w:b/>
           <w:lang w:val="hi_IN" w:bidi="hi_IN"/>
         </w:rPr>
+        <w:t>ἐταπείνωσεν ἑαυτὸν, γενόμενος ὑπήκοος μέχρι θανάτου</w:t>
+      </w:r>
+    </w:p>
+    <w:p>
+      <w:pPr/>
+      <w:r>
+        <w:rPr>
+          <w:lang w:val="hi_IN" w:bidi="hi_IN"/>
+        </w:rPr>
+      </w:r>
+      <w:r>
+        <w:rPr>
+          <w:b/>
+          <w:lang w:val="hi_IN" w:bidi="hi_IN"/>
+        </w:rPr>
         <w:t>""</w:t>
       </w:r>
     </w:p>
@@ -15970,6 +18220,21 @@
           <w:b/>
           <w:lang w:val="hi_IN" w:bidi="hi_IN"/>
         </w:rPr>
+        <w:t>ἑαυτὸν</w:t>
+      </w:r>
+    </w:p>
+    <w:p>
+      <w:pPr/>
+      <w:r>
+        <w:rPr>
+          <w:lang w:val="hi_IN" w:bidi="hi_IN"/>
+        </w:rPr>
+      </w:r>
+      <w:r>
+        <w:rPr>
+          <w:b/>
+          <w:lang w:val="hi_IN" w:bidi="hi_IN"/>
+        </w:rPr>
         <w:t>"अपने"</w:t>
       </w:r>
     </w:p>
@@ -16066,6 +18331,21 @@
           <w:b/>
           <w:lang w:val="hi_IN" w:bidi="hi_IN"/>
         </w:rPr>
+        <w:t>γενόμενος ὑπήκοος μέχρι θανάτου, θανάτου δὲ σταυροῦ</w:t>
+      </w:r>
+    </w:p>
+    <w:p>
+      <w:pPr/>
+      <w:r>
+        <w:rPr>
+          <w:lang w:val="hi_IN" w:bidi="hi_IN"/>
+        </w:rPr>
+      </w:r>
+      <w:r>
+        <w:rPr>
+          <w:b/>
+          <w:lang w:val="hi_IN" w:bidi="hi_IN"/>
+        </w:rPr>
         <w:t>"और यहाँ तक आज्ञाकारी रहा मृत्यु, क्रूस की मृत्यु सह"</w:t>
       </w:r>
     </w:p>
@@ -16162,6 +18442,21 @@
           <w:b/>
           <w:lang w:val="hi_IN" w:bidi="hi_IN"/>
         </w:rPr>
+        <w:t>γενόμενος ὑπήκοος μέχρι θανάτου</w:t>
+      </w:r>
+    </w:p>
+    <w:p>
+      <w:pPr/>
+      <w:r>
+        <w:rPr>
+          <w:lang w:val="hi_IN" w:bidi="hi_IN"/>
+        </w:rPr>
+      </w:r>
+      <w:r>
+        <w:rPr>
+          <w:b/>
+          <w:lang w:val="hi_IN" w:bidi="hi_IN"/>
+        </w:rPr>
         <w:t>"यहाँ तक आज्ञाकारी रहा मृत्यु,"</w:t>
       </w:r>
       <w:r>
@@ -16284,6 +18579,21 @@
           <w:b/>
           <w:lang w:val="hi_IN" w:bidi="hi_IN"/>
         </w:rPr>
+        <w:t>θανάτου δὲ σταυροῦ</w:t>
+      </w:r>
+    </w:p>
+    <w:p>
+      <w:pPr/>
+      <w:r>
+        <w:rPr>
+          <w:lang w:val="hi_IN" w:bidi="hi_IN"/>
+        </w:rPr>
+      </w:r>
+      <w:r>
+        <w:rPr>
+          <w:b/>
+          <w:lang w:val="hi_IN" w:bidi="hi_IN"/>
+        </w:rPr>
         <w:t>"और"</w:t>
       </w:r>
       <w:r>
@@ -16398,6 +18708,21 @@
         <w:rPr>
           <w:lang w:val="hi_IN" w:bidi="hi_IN"/>
         </w:rPr>
+      </w:r>
+    </w:p>
+    <w:p>
+      <w:pPr/>
+      <w:r>
+        <w:rPr>
+          <w:lang w:val="hi_IN" w:bidi="hi_IN"/>
+        </w:rPr>
+      </w:r>
+      <w:r>
+        <w:rPr>
+          <w:b/>
+          <w:lang w:val="hi_IN" w:bidi="hi_IN"/>
+        </w:rPr>
+        <w:t>διὸ</w:t>
       </w:r>
     </w:p>
     <w:p>
@@ -16552,6 +18877,21 @@
           <w:b/>
           <w:lang w:val="hi_IN" w:bidi="hi_IN"/>
         </w:rPr>
+        <w:t>αὐτὸν ὑπερύψωσεν</w:t>
+      </w:r>
+    </w:p>
+    <w:p>
+      <w:pPr/>
+      <w:r>
+        <w:rPr>
+          <w:lang w:val="hi_IN" w:bidi="hi_IN"/>
+        </w:rPr>
+      </w:r>
+      <w:r>
+        <w:rPr>
+          <w:b/>
+          <w:lang w:val="hi_IN" w:bidi="hi_IN"/>
+        </w:rPr>
         <w:t>"उसको अति महान"</w:t>
       </w:r>
       <w:r>
@@ -16628,6 +18968,21 @@
           <w:b/>
           <w:lang w:val="hi_IN" w:bidi="hi_IN"/>
         </w:rPr>
+        <w:t>τὸ ὄνομα τὸ ὑπὲρ πᾶν ὄνομα</w:t>
+      </w:r>
+    </w:p>
+    <w:p>
+      <w:pPr/>
+      <w:r>
+        <w:rPr>
+          <w:lang w:val="hi_IN" w:bidi="hi_IN"/>
+        </w:rPr>
+      </w:r>
+      <w:r>
+        <w:rPr>
+          <w:b/>
+          <w:lang w:val="hi_IN" w:bidi="hi_IN"/>
+        </w:rPr>
         <w:t>""</w:t>
       </w:r>
     </w:p>
@@ -16710,6 +19065,21 @@
         <w:rPr>
           <w:lang w:val="hi_IN" w:bidi="hi_IN"/>
         </w:rPr>
+      </w:r>
+    </w:p>
+    <w:p>
+      <w:pPr/>
+      <w:r>
+        <w:rPr>
+          <w:lang w:val="hi_IN" w:bidi="hi_IN"/>
+        </w:rPr>
+      </w:r>
+      <w:r>
+        <w:rPr>
+          <w:b/>
+          <w:lang w:val="hi_IN" w:bidi="hi_IN"/>
+        </w:rPr>
+        <w:t>ἵνα</w:t>
       </w:r>
     </w:p>
     <w:p>
@@ -16856,6 +19226,21 @@
           <w:b/>
           <w:lang w:val="hi_IN" w:bidi="hi_IN"/>
         </w:rPr>
+        <w:t>ἐν τῷ ὀνόματι Ἰησοῦ, πᾶν γόνυ κάμψῃ</w:t>
+      </w:r>
+    </w:p>
+    <w:p>
+      <w:pPr/>
+      <w:r>
+        <w:rPr>
+          <w:lang w:val="hi_IN" w:bidi="hi_IN"/>
+        </w:rPr>
+      </w:r>
+      <w:r>
+        <w:rPr>
+          <w:b/>
+          <w:lang w:val="hi_IN" w:bidi="hi_IN"/>
+        </w:rPr>
         <w:t>""</w:t>
       </w:r>
     </w:p>
@@ -16952,6 +19337,21 @@
           <w:b/>
           <w:lang w:val="hi_IN" w:bidi="hi_IN"/>
         </w:rPr>
+        <w:t>ἐν τῷ ὀνόματι Ἰησοῦ, πᾶν γόνυ κάμψῃ</w:t>
+      </w:r>
+    </w:p>
+    <w:p>
+      <w:pPr/>
+      <w:r>
+        <w:rPr>
+          <w:lang w:val="hi_IN" w:bidi="hi_IN"/>
+        </w:rPr>
+      </w:r>
+      <w:r>
+        <w:rPr>
+          <w:b/>
+          <w:lang w:val="hi_IN" w:bidi="hi_IN"/>
+        </w:rPr>
         <w:t>"जो"</w:t>
       </w:r>
       <w:r>
@@ -17074,6 +19474,21 @@
           <w:b/>
           <w:lang w:val="hi_IN" w:bidi="hi_IN"/>
         </w:rPr>
+        <w:t>ἐπουρανίων καὶ ἐπιγείων καὶ καταχθονίων</w:t>
+      </w:r>
+    </w:p>
+    <w:p>
+      <w:pPr/>
+      <w:r>
+        <w:rPr>
+          <w:lang w:val="hi_IN" w:bidi="hi_IN"/>
+        </w:rPr>
+      </w:r>
+      <w:r>
+        <w:rPr>
+          <w:b/>
+          <w:lang w:val="hi_IN" w:bidi="hi_IN"/>
+        </w:rPr>
         <w:t>"स्वर्ग में और पृथ्वी पर और"</w:t>
       </w:r>
       <w:r>
@@ -17163,6 +19578,21 @@
           <w:b/>
           <w:lang w:val="hi_IN" w:bidi="hi_IN"/>
         </w:rPr>
+        <w:t>πᾶσα γλῶσσα ἐξομολογήσηται</w:t>
+      </w:r>
+    </w:p>
+    <w:p>
+      <w:pPr/>
+      <w:r>
+        <w:rPr>
+          <w:lang w:val="hi_IN" w:bidi="hi_IN"/>
+        </w:rPr>
+      </w:r>
+      <w:r>
+        <w:rPr>
+          <w:b/>
+          <w:lang w:val="hi_IN" w:bidi="hi_IN"/>
+        </w:rPr>
         <w:t>""</w:t>
       </w:r>
     </w:p>
@@ -17259,6 +19689,21 @@
           <w:b/>
           <w:lang w:val="hi_IN" w:bidi="hi_IN"/>
         </w:rPr>
+        <w:t>εἰς δόξαν Θεοῦ Πατρὸς</w:t>
+      </w:r>
+    </w:p>
+    <w:p>
+      <w:pPr/>
+      <w:r>
+        <w:rPr>
+          <w:lang w:val="hi_IN" w:bidi="hi_IN"/>
+        </w:rPr>
+      </w:r>
+      <w:r>
+        <w:rPr>
+          <w:b/>
+          <w:lang w:val="hi_IN" w:bidi="hi_IN"/>
+        </w:rPr>
         <w:t>""</w:t>
       </w:r>
     </w:p>
@@ -17355,6 +19800,21 @@
           <w:b/>
           <w:lang w:val="hi_IN" w:bidi="hi_IN"/>
         </w:rPr>
+        <w:t>εἰς δόξαν Θεοῦ Πατρὸς</w:t>
+      </w:r>
+    </w:p>
+    <w:p>
+      <w:pPr/>
+      <w:r>
+        <w:rPr>
+          <w:lang w:val="hi_IN" w:bidi="hi_IN"/>
+        </w:rPr>
+      </w:r>
+      <w:r>
+        <w:rPr>
+          <w:b/>
+          <w:lang w:val="hi_IN" w:bidi="hi_IN"/>
+        </w:rPr>
         <w:t>"परमेश्वर पिता की महिमा के लिये"</w:t>
       </w:r>
     </w:p>
@@ -17450,6 +19910,21 @@
         <w:rPr>
           <w:lang w:val="hi_IN" w:bidi="hi_IN"/>
         </w:rPr>
+      </w:r>
+    </w:p>
+    <w:p>
+      <w:pPr/>
+      <w:r>
+        <w:rPr>
+          <w:lang w:val="hi_IN" w:bidi="hi_IN"/>
+        </w:rPr>
+      </w:r>
+      <w:r>
+        <w:rPr>
+          <w:b/>
+          <w:lang w:val="hi_IN" w:bidi="hi_IN"/>
+        </w:rPr>
+        <w:t>ὥστε</w:t>
       </w:r>
     </w:p>
     <w:p>
@@ -17558,6 +20033,21 @@
           <w:b/>
           <w:lang w:val="hi_IN" w:bidi="hi_IN"/>
         </w:rPr>
+        <w:t>ἀγαπητοί μου</w:t>
+      </w:r>
+    </w:p>
+    <w:p>
+      <w:pPr/>
+      <w:r>
+        <w:rPr>
+          <w:lang w:val="hi_IN" w:bidi="hi_IN"/>
+        </w:rPr>
+      </w:r>
+      <w:r>
+        <w:rPr>
+          <w:b/>
+          <w:lang w:val="hi_IN" w:bidi="hi_IN"/>
+        </w:rPr>
         <w:t>""</w:t>
       </w:r>
     </w:p>
@@ -17634,6 +20124,21 @@
           <w:b/>
           <w:lang w:val="hi_IN" w:bidi="hi_IN"/>
         </w:rPr>
+        <w:t>ὡς ἐν τῇ παρουσίᾳ μου</w:t>
+      </w:r>
+    </w:p>
+    <w:p>
+      <w:pPr/>
+      <w:r>
+        <w:rPr>
+          <w:lang w:val="hi_IN" w:bidi="hi_IN"/>
+        </w:rPr>
+      </w:r>
+      <w:r>
+        <w:rPr>
+          <w:b/>
+          <w:lang w:val="hi_IN" w:bidi="hi_IN"/>
+        </w:rPr>
         <w:t>""</w:t>
       </w:r>
     </w:p>
@@ -17697,6 +20202,21 @@
           <w:b/>
           <w:lang w:val="hi_IN" w:bidi="hi_IN"/>
         </w:rPr>
+        <w:t>ἐν τῇ ἀπουσίᾳ μου</w:t>
+      </w:r>
+    </w:p>
+    <w:p>
+      <w:pPr/>
+      <w:r>
+        <w:rPr>
+          <w:lang w:val="hi_IN" w:bidi="hi_IN"/>
+        </w:rPr>
+      </w:r>
+      <w:r>
+        <w:rPr>
+          <w:b/>
+          <w:lang w:val="hi_IN" w:bidi="hi_IN"/>
+        </w:rPr>
         <w:t>""</w:t>
       </w:r>
     </w:p>
@@ -17760,6 +20280,21 @@
           <w:b/>
           <w:lang w:val="hi_IN" w:bidi="hi_IN"/>
         </w:rPr>
+        <w:t>μετὰ φόβου καὶ τρόμου τὴν ἑαυτῶν σωτηρίαν κατεργάζεσθε</w:t>
+      </w:r>
+    </w:p>
+    <w:p>
+      <w:pPr/>
+      <w:r>
+        <w:rPr>
+          <w:lang w:val="hi_IN" w:bidi="hi_IN"/>
+        </w:rPr>
+      </w:r>
+      <w:r>
+        <w:rPr>
+          <w:b/>
+          <w:lang w:val="hi_IN" w:bidi="hi_IN"/>
+        </w:rPr>
         <w:t>""</w:t>
       </w:r>
     </w:p>
@@ -17869,6 +20404,21 @@
           <w:b/>
           <w:lang w:val="hi_IN" w:bidi="hi_IN"/>
         </w:rPr>
+        <w:t>μετὰ φόβου καὶ τρόμου</w:t>
+      </w:r>
+    </w:p>
+    <w:p>
+      <w:pPr/>
+      <w:r>
+        <w:rPr>
+          <w:lang w:val="hi_IN" w:bidi="hi_IN"/>
+        </w:rPr>
+      </w:r>
+      <w:r>
+        <w:rPr>
+          <w:b/>
+          <w:lang w:val="hi_IN" w:bidi="hi_IN"/>
+        </w:rPr>
         <w:t>""</w:t>
       </w:r>
     </w:p>
@@ -17978,6 +20528,21 @@
           <w:b/>
           <w:lang w:val="hi_IN" w:bidi="hi_IN"/>
         </w:rPr>
+        <w:t>ἐνεργῶν</w:t>
+      </w:r>
+    </w:p>
+    <w:p>
+      <w:pPr/>
+      <w:r>
+        <w:rPr>
+          <w:lang w:val="hi_IN" w:bidi="hi_IN"/>
+        </w:rPr>
+      </w:r>
+      <w:r>
+        <w:rPr>
+          <w:b/>
+          <w:lang w:val="hi_IN" w:bidi="hi_IN"/>
+        </w:rPr>
         <w:t>"काम"</w:t>
       </w:r>
     </w:p>
@@ -18054,6 +20619,21 @@
           <w:b/>
           <w:lang w:val="hi_IN" w:bidi="hi_IN"/>
         </w:rPr>
+        <w:t>ἐν ὑμῖν</w:t>
+      </w:r>
+    </w:p>
+    <w:p>
+      <w:pPr/>
+      <w:r>
+        <w:rPr>
+          <w:lang w:val="hi_IN" w:bidi="hi_IN"/>
+        </w:rPr>
+      </w:r>
+      <w:r>
+        <w:rPr>
+          <w:b/>
+          <w:lang w:val="hi_IN" w:bidi="hi_IN"/>
+        </w:rPr>
         <w:t>"तुम्हारे में"</w:t>
       </w:r>
     </w:p>
@@ -18150,6 +20730,21 @@
           <w:b/>
           <w:lang w:val="hi_IN" w:bidi="hi_IN"/>
         </w:rPr>
+        <w:t>καὶ τὸ θέλειν, καὶ τὸ ἐνεργεῖν, ὑπὲρ τῆς εὐδοκίας</w:t>
+      </w:r>
+    </w:p>
+    <w:p>
+      <w:pPr/>
+      <w:r>
+        <w:rPr>
+          <w:lang w:val="hi_IN" w:bidi="hi_IN"/>
+        </w:rPr>
+      </w:r>
+      <w:r>
+        <w:rPr>
+          <w:b/>
+          <w:lang w:val="hi_IN" w:bidi="hi_IN"/>
+        </w:rPr>
         <w:t>""</w:t>
       </w:r>
     </w:p>
@@ -18213,6 +20808,21 @@
           <w:b/>
           <w:lang w:val="hi_IN" w:bidi="hi_IN"/>
         </w:rPr>
+        <w:t>πάντα ποιεῖτε χωρὶς γογγυσμῶν καὶ διαλογισμῶν</w:t>
+      </w:r>
+    </w:p>
+    <w:p>
+      <w:pPr/>
+      <w:r>
+        <w:rPr>
+          <w:lang w:val="hi_IN" w:bidi="hi_IN"/>
+        </w:rPr>
+      </w:r>
+      <w:r>
+        <w:rPr>
+          <w:b/>
+          <w:lang w:val="hi_IN" w:bidi="hi_IN"/>
+        </w:rPr>
         <w:t>"सब काम बिना कुढ़कुढ़ाए और बिना विवाद के किया"</w:t>
       </w:r>
     </w:p>
@@ -18309,6 +20919,21 @@
           <w:b/>
           <w:lang w:val="hi_IN" w:bidi="hi_IN"/>
         </w:rPr>
+        <w:t>ἄμεμπτοι καὶ ἀκέραιοι</w:t>
+      </w:r>
+    </w:p>
+    <w:p>
+      <w:pPr/>
+      <w:r>
+        <w:rPr>
+          <w:lang w:val="hi_IN" w:bidi="hi_IN"/>
+        </w:rPr>
+      </w:r>
+      <w:r>
+        <w:rPr>
+          <w:b/>
+          <w:lang w:val="hi_IN" w:bidi="hi_IN"/>
+        </w:rPr>
         <w:t>""</w:t>
       </w:r>
     </w:p>
@@ -18418,6 +21043,21 @@
           <w:b/>
           <w:lang w:val="hi_IN" w:bidi="hi_IN"/>
         </w:rPr>
+        <w:t>τέκνα Θεοῦ</w:t>
+      </w:r>
+    </w:p>
+    <w:p>
+      <w:pPr/>
+      <w:r>
+        <w:rPr>
+          <w:lang w:val="hi_IN" w:bidi="hi_IN"/>
+        </w:rPr>
+      </w:r>
+      <w:r>
+        <w:rPr>
+          <w:b/>
+          <w:lang w:val="hi_IN" w:bidi="hi_IN"/>
+        </w:rPr>
         <w:t>"परमेश्वर के"</w:t>
       </w:r>
       <w:r>
@@ -18553,6 +21193,21 @@
           <w:b/>
           <w:lang w:val="hi_IN" w:bidi="hi_IN"/>
         </w:rPr>
+        <w:t>ἄμωμα</w:t>
+      </w:r>
+    </w:p>
+    <w:p>
+      <w:pPr/>
+      <w:r>
+        <w:rPr>
+          <w:lang w:val="hi_IN" w:bidi="hi_IN"/>
+        </w:rPr>
+      </w:r>
+      <w:r>
+        <w:rPr>
+          <w:b/>
+          <w:lang w:val="hi_IN" w:bidi="hi_IN"/>
+        </w:rPr>
         <w:t>"निष्कलंक"</w:t>
       </w:r>
     </w:p>
@@ -18662,6 +21317,21 @@
           <w:b/>
           <w:lang w:val="hi_IN" w:bidi="hi_IN"/>
         </w:rPr>
+        <w:t>ἐν οἷς φαίνεσθε ὡς φωστῆρες ἐν κόσμῳ</w:t>
+      </w:r>
+    </w:p>
+    <w:p>
+      <w:pPr/>
+      <w:r>
+        <w:rPr>
+          <w:lang w:val="hi_IN" w:bidi="hi_IN"/>
+        </w:rPr>
+      </w:r>
+      <w:r>
+        <w:rPr>
+          <w:b/>
+          <w:lang w:val="hi_IN" w:bidi="hi_IN"/>
+        </w:rPr>
         <w:t>"जिनके बीच में तुम"</w:t>
       </w:r>
       <w:r>
@@ -18758,6 +21428,21 @@
           <w:b/>
           <w:lang w:val="hi_IN" w:bidi="hi_IN"/>
         </w:rPr>
+        <w:t>φαίνεσθε ὡς φωστῆρες ἐν κόσμῳ</w:t>
+      </w:r>
+    </w:p>
+    <w:p>
+      <w:pPr/>
+      <w:r>
+        <w:rPr>
+          <w:lang w:val="hi_IN" w:bidi="hi_IN"/>
+        </w:rPr>
+      </w:r>
+      <w:r>
+        <w:rPr>
+          <w:b/>
+          <w:lang w:val="hi_IN" w:bidi="hi_IN"/>
+        </w:rPr>
         <w:t>""</w:t>
       </w:r>
     </w:p>
@@ -18867,6 +21552,21 @@
           <w:b/>
           <w:lang w:val="hi_IN" w:bidi="hi_IN"/>
         </w:rPr>
+        <w:t>μέσον γενεᾶς σκολιᾶς καὶ διεστραμμένης</w:t>
+      </w:r>
+    </w:p>
+    <w:p>
+      <w:pPr/>
+      <w:r>
+        <w:rPr>
+          <w:lang w:val="hi_IN" w:bidi="hi_IN"/>
+        </w:rPr>
+      </w:r>
+      <w:r>
+        <w:rPr>
+          <w:b/>
+          <w:lang w:val="hi_IN" w:bidi="hi_IN"/>
+        </w:rPr>
         <w:t>""</w:t>
       </w:r>
     </w:p>
@@ -18976,6 +21676,21 @@
           <w:b/>
           <w:lang w:val="hi_IN" w:bidi="hi_IN"/>
         </w:rPr>
+        <w:t>λόγον ζωῆς ἐπέχοντες</w:t>
+      </w:r>
+    </w:p>
+    <w:p>
+      <w:pPr/>
+      <w:r>
+        <w:rPr>
+          <w:lang w:val="hi_IN" w:bidi="hi_IN"/>
+        </w:rPr>
+      </w:r>
+      <w:r>
+        <w:rPr>
+          <w:b/>
+          <w:lang w:val="hi_IN" w:bidi="hi_IN"/>
+        </w:rPr>
         <w:t>""</w:t>
       </w:r>
     </w:p>
@@ -19072,6 +21787,21 @@
           <w:b/>
           <w:lang w:val="hi_IN" w:bidi="hi_IN"/>
         </w:rPr>
+        <w:t>λόγον ζωῆς ἐπέχοντες</w:t>
+      </w:r>
+    </w:p>
+    <w:p>
+      <w:pPr/>
+      <w:r>
+        <w:rPr>
+          <w:lang w:val="hi_IN" w:bidi="hi_IN"/>
+        </w:rPr>
+      </w:r>
+      <w:r>
+        <w:rPr>
+          <w:b/>
+          <w:lang w:val="hi_IN" w:bidi="hi_IN"/>
+        </w:rPr>
         <w:t>"करने का कारण"</w:t>
       </w:r>
     </w:p>
@@ -19148,6 +21878,21 @@
           <w:b/>
           <w:lang w:val="hi_IN" w:bidi="hi_IN"/>
         </w:rPr>
+        <w:t>λόγον ζωῆς</w:t>
+      </w:r>
+    </w:p>
+    <w:p>
+      <w:pPr/>
+      <w:r>
+        <w:rPr>
+          <w:lang w:val="hi_IN" w:bidi="hi_IN"/>
+        </w:rPr>
+      </w:r>
+      <w:r>
+        <w:rPr>
+          <w:b/>
+          <w:lang w:val="hi_IN" w:bidi="hi_IN"/>
+        </w:rPr>
         <w:t>""</w:t>
       </w:r>
     </w:p>
@@ -19224,6 +21969,21 @@
           <w:b/>
           <w:lang w:val="hi_IN" w:bidi="hi_IN"/>
         </w:rPr>
+        <w:t>λόγον</w:t>
+      </w:r>
+    </w:p>
+    <w:p>
+      <w:pPr/>
+      <w:r>
+        <w:rPr>
+          <w:lang w:val="hi_IN" w:bidi="hi_IN"/>
+        </w:rPr>
+      </w:r>
+      <w:r>
+        <w:rPr>
+          <w:b/>
+          <w:lang w:val="hi_IN" w:bidi="hi_IN"/>
+        </w:rPr>
         <w:t>""</w:t>
       </w:r>
     </w:p>
@@ -19333,6 +22093,21 @@
           <w:b/>
           <w:lang w:val="hi_IN" w:bidi="hi_IN"/>
         </w:rPr>
+        <w:t>λόγον ζωῆς</w:t>
+      </w:r>
+    </w:p>
+    <w:p>
+      <w:pPr/>
+      <w:r>
+        <w:rPr>
+          <w:lang w:val="hi_IN" w:bidi="hi_IN"/>
+        </w:rPr>
+      </w:r>
+      <w:r>
+        <w:rPr>
+          <w:b/>
+          <w:lang w:val="hi_IN" w:bidi="hi_IN"/>
+        </w:rPr>
         <w:t>""</w:t>
       </w:r>
     </w:p>
@@ -19468,6 +22243,21 @@
           <w:b/>
           <w:lang w:val="hi_IN" w:bidi="hi_IN"/>
         </w:rPr>
+        <w:t>λόγον ζωῆς</w:t>
+      </w:r>
+    </w:p>
+    <w:p>
+      <w:pPr/>
+      <w:r>
+        <w:rPr>
+          <w:lang w:val="hi_IN" w:bidi="hi_IN"/>
+        </w:rPr>
+      </w:r>
+      <w:r>
+        <w:rPr>
+          <w:b/>
+          <w:lang w:val="hi_IN" w:bidi="hi_IN"/>
+        </w:rPr>
         <w:t>""</w:t>
       </w:r>
     </w:p>
@@ -19550,6 +22340,21 @@
         <w:rPr>
           <w:lang w:val="hi_IN" w:bidi="hi_IN"/>
         </w:rPr>
+      </w:r>
+    </w:p>
+    <w:p>
+      <w:pPr/>
+      <w:r>
+        <w:rPr>
+          <w:lang w:val="hi_IN" w:bidi="hi_IN"/>
+        </w:rPr>
+      </w:r>
+      <w:r>
+        <w:rPr>
+          <w:b/>
+          <w:lang w:val="hi_IN" w:bidi="hi_IN"/>
+        </w:rPr>
+        <w:t>εἰς καύχημα ἐμοὶ εἰς ἡμέραν Χριστοῦ, ὅτι οὐκ εἰς κενὸν ἔδραμον, οὐδὲ εἰς κενὸν ἐκοπίασα</w:t>
       </w:r>
     </w:p>
     <w:p>
@@ -19704,6 +22509,21 @@
           <w:b/>
           <w:lang w:val="hi_IN" w:bidi="hi_IN"/>
         </w:rPr>
+        <w:t>εἰς καύχημα ἐμοὶ</w:t>
+      </w:r>
+    </w:p>
+    <w:p>
+      <w:pPr/>
+      <w:r>
+        <w:rPr>
+          <w:lang w:val="hi_IN" w:bidi="hi_IN"/>
+        </w:rPr>
+      </w:r>
+      <w:r>
+        <w:rPr>
+          <w:b/>
+          <w:lang w:val="hi_IN" w:bidi="hi_IN"/>
+        </w:rPr>
         <w:t>"मुझे घमण्ड"</w:t>
       </w:r>
       <w:r>
@@ -19839,6 +22659,21 @@
           <w:b/>
           <w:lang w:val="hi_IN" w:bidi="hi_IN"/>
         </w:rPr>
+        <w:t>εἰς καύχημα ἐμοὶ</w:t>
+      </w:r>
+    </w:p>
+    <w:p>
+      <w:pPr/>
+      <w:r>
+        <w:rPr>
+          <w:lang w:val="hi_IN" w:bidi="hi_IN"/>
+        </w:rPr>
+      </w:r>
+      <w:r>
+        <w:rPr>
+          <w:b/>
+          <w:lang w:val="hi_IN" w:bidi="hi_IN"/>
+        </w:rPr>
         <w:t>"मुझे घमण्ड"</w:t>
       </w:r>
       <w:r>
@@ -19941,6 +22776,21 @@
           <w:b/>
           <w:lang w:val="hi_IN" w:bidi="hi_IN"/>
         </w:rPr>
+        <w:t>εἰς ἡμέραν Χριστοῦ,</w:t>
+      </w:r>
+    </w:p>
+    <w:p>
+      <w:pPr/>
+      <w:r>
+        <w:rPr>
+          <w:lang w:val="hi_IN" w:bidi="hi_IN"/>
+        </w:rPr>
+      </w:r>
+      <w:r>
+        <w:rPr>
+          <w:b/>
+          <w:lang w:val="hi_IN" w:bidi="hi_IN"/>
+        </w:rPr>
         <w:t>""</w:t>
       </w:r>
     </w:p>
@@ -20017,6 +22867,21 @@
           <w:b/>
           <w:lang w:val="hi_IN" w:bidi="hi_IN"/>
         </w:rPr>
+        <w:t>οὐκ εἰς κενὸν ἔδραμον, οὐδὲ εἰς κενὸν ἐκοπίασα</w:t>
+      </w:r>
+    </w:p>
+    <w:p>
+      <w:pPr/>
+      <w:r>
+        <w:rPr>
+          <w:lang w:val="hi_IN" w:bidi="hi_IN"/>
+        </w:rPr>
+      </w:r>
+      <w:r>
+        <w:rPr>
+          <w:b/>
+          <w:lang w:val="hi_IN" w:bidi="hi_IN"/>
+        </w:rPr>
         <w:t>""</w:t>
       </w:r>
     </w:p>
@@ -20126,6 +22991,21 @@
           <w:b/>
           <w:lang w:val="hi_IN" w:bidi="hi_IN"/>
         </w:rPr>
+        <w:t>οὐκ εἰς κενὸν ἔδραμον</w:t>
+      </w:r>
+    </w:p>
+    <w:p>
+      <w:pPr/>
+      <w:r>
+        <w:rPr>
+          <w:lang w:val="hi_IN" w:bidi="hi_IN"/>
+        </w:rPr>
+      </w:r>
+      <w:r>
+        <w:rPr>
+          <w:b/>
+          <w:lang w:val="hi_IN" w:bidi="hi_IN"/>
+        </w:rPr>
         <w:t>""</w:t>
       </w:r>
     </w:p>
@@ -20235,6 +23115,21 @@
           <w:b/>
           <w:lang w:val="hi_IN" w:bidi="hi_IN"/>
         </w:rPr>
+        <w:t>εἰς κενὸν</w:t>
+      </w:r>
+    </w:p>
+    <w:p>
+      <w:pPr/>
+      <w:r>
+        <w:rPr>
+          <w:lang w:val="hi_IN" w:bidi="hi_IN"/>
+        </w:rPr>
+      </w:r>
+      <w:r>
+        <w:rPr>
+          <w:b/>
+          <w:lang w:val="hi_IN" w:bidi="hi_IN"/>
+        </w:rPr>
         <w:t>"करना व्यर्थ"</w:t>
       </w:r>
     </w:p>
@@ -20331,6 +23226,21 @@
           <w:b/>
           <w:lang w:val="hi_IN" w:bidi="hi_IN"/>
         </w:rPr>
+        <w:t>οὐδὲ εἰς κενὸν ἐκοπίασα</w:t>
+      </w:r>
+    </w:p>
+    <w:p>
+      <w:pPr/>
+      <w:r>
+        <w:rPr>
+          <w:lang w:val="hi_IN" w:bidi="hi_IN"/>
+        </w:rPr>
+      </w:r>
+      <w:r>
+        <w:rPr>
+          <w:b/>
+          <w:lang w:val="hi_IN" w:bidi="hi_IN"/>
+        </w:rPr>
         <w:t>"न"</w:t>
       </w:r>
       <w:r>
@@ -20426,6 +23336,21 @@
         <w:rPr>
           <w:lang w:val="hi_IN" w:bidi="hi_IN"/>
         </w:rPr>
+      </w:r>
+    </w:p>
+    <w:p>
+      <w:pPr/>
+      <w:r>
+        <w:rPr>
+          <w:lang w:val="hi_IN" w:bidi="hi_IN"/>
+        </w:rPr>
+      </w:r>
+      <w:r>
+        <w:rPr>
+          <w:b/>
+          <w:lang w:val="hi_IN" w:bidi="hi_IN"/>
+        </w:rPr>
+        <w:t>ἀλλ’ εἰ καὶ</w:t>
       </w:r>
     </w:p>
     <w:p>
@@ -20574,6 +23499,21 @@
           <w:b/>
           <w:lang w:val="hi_IN" w:bidi="hi_IN"/>
         </w:rPr>
+        <w:t>σπένδομαι ἐπὶ τῇ θυσίᾳ καὶ λειτουργίᾳ τῆς πίστεως ὑμῶν</w:t>
+      </w:r>
+    </w:p>
+    <w:p>
+      <w:pPr/>
+      <w:r>
+        <w:rPr>
+          <w:lang w:val="hi_IN" w:bidi="hi_IN"/>
+        </w:rPr>
+      </w:r>
+      <w:r>
+        <w:rPr>
+          <w:b/>
+          <w:lang w:val="hi_IN" w:bidi="hi_IN"/>
+        </w:rPr>
         <w:t>"मुझे तुम्हारे विश्वास बलिदान और सेवा के"</w:t>
       </w:r>
       <w:r>
@@ -20714,6 +23654,21 @@
           <w:b/>
           <w:lang w:val="hi_IN" w:bidi="hi_IN"/>
         </w:rPr>
+        <w:t>σπένδομαι</w:t>
+      </w:r>
+    </w:p>
+    <w:p>
+      <w:pPr/>
+      <w:r>
+        <w:rPr>
+          <w:lang w:val="hi_IN" w:bidi="hi_IN"/>
+        </w:rPr>
+      </w:r>
+      <w:r>
+        <w:rPr>
+          <w:b/>
+          <w:lang w:val="hi_IN" w:bidi="hi_IN"/>
+        </w:rPr>
         <w:t>"मुझे"</w:t>
       </w:r>
       <w:r>
@@ -20823,6 +23778,21 @@
           <w:b/>
           <w:lang w:val="hi_IN" w:bidi="hi_IN"/>
         </w:rPr>
+        <w:t>σπένδομαι</w:t>
+      </w:r>
+    </w:p>
+    <w:p>
+      <w:pPr/>
+      <w:r>
+        <w:rPr>
+          <w:lang w:val="hi_IN" w:bidi="hi_IN"/>
+        </w:rPr>
+      </w:r>
+      <w:r>
+        <w:rPr>
+          <w:b/>
+          <w:lang w:val="hi_IN" w:bidi="hi_IN"/>
+        </w:rPr>
         <w:t>"मुझे"</w:t>
       </w:r>
       <w:r>
@@ -20932,6 +23902,21 @@
           <w:b/>
           <w:lang w:val="hi_IN" w:bidi="hi_IN"/>
         </w:rPr>
+        <w:t>ἐπὶ τῇ θυσίᾳ καὶ λειτουργίᾳ τῆς πίστεως ὑμῶν</w:t>
+      </w:r>
+    </w:p>
+    <w:p>
+      <w:pPr/>
+      <w:r>
+        <w:rPr>
+          <w:lang w:val="hi_IN" w:bidi="hi_IN"/>
+        </w:rPr>
+      </w:r>
+      <w:r>
+        <w:rPr>
+          <w:b/>
+          <w:lang w:val="hi_IN" w:bidi="hi_IN"/>
+        </w:rPr>
         <w:t>"तुम्हारे विश्वास बलिदान और सेवा के"</w:t>
       </w:r>
       <w:r>
@@ -21014,6 +23999,21 @@
         <w:rPr>
           <w:lang w:val="hi_IN" w:bidi="hi_IN"/>
         </w:rPr>
+      </w:r>
+    </w:p>
+    <w:p>
+      <w:pPr/>
+      <w:r>
+        <w:rPr>
+          <w:lang w:val="hi_IN" w:bidi="hi_IN"/>
+        </w:rPr>
+      </w:r>
+      <w:r>
+        <w:rPr>
+          <w:b/>
+          <w:lang w:val="hi_IN" w:bidi="hi_IN"/>
+        </w:rPr>
+        <w:t>ἐπὶ τῇ θυσίᾳ καὶ λειτουργίᾳ τῆς πίστεως ὑμῶν</w:t>
       </w:r>
     </w:p>
     <w:p>
@@ -21270,6 +24270,21 @@
           <w:b/>
           <w:lang w:val="hi_IN" w:bidi="hi_IN"/>
         </w:rPr>
+        <w:t>τὸ &amp; αὐτὸ</w:t>
+      </w:r>
+    </w:p>
+    <w:p>
+      <w:pPr/>
+      <w:r>
+        <w:rPr>
+          <w:lang w:val="hi_IN" w:bidi="hi_IN"/>
+        </w:rPr>
+      </w:r>
+      <w:r>
+        <w:rPr>
+          <w:b/>
+          <w:lang w:val="hi_IN" w:bidi="hi_IN"/>
+        </w:rPr>
         <w:t>"वैसे ही"</w:t>
       </w:r>
     </w:p>
@@ -21384,6 +24399,21 @@
           <w:b/>
           <w:lang w:val="hi_IN" w:bidi="hi_IN"/>
         </w:rPr>
+        <w:t>καὶ ὑμεῖς χαίρετε καὶ συνχαίρετέ μοι</w:t>
+      </w:r>
+    </w:p>
+    <w:p>
+      <w:pPr/>
+      <w:r>
+        <w:rPr>
+          <w:lang w:val="hi_IN" w:bidi="hi_IN"/>
+        </w:rPr>
+      </w:r>
+      <w:r>
+        <w:rPr>
+          <w:b/>
+          <w:lang w:val="hi_IN" w:bidi="hi_IN"/>
+        </w:rPr>
         <w:t>"तुम भी आनन्दित हो, और मेरे साथ आनन्द"</w:t>
       </w:r>
     </w:p>
@@ -21493,6 +24523,21 @@
           <w:b/>
           <w:lang w:val="hi_IN" w:bidi="hi_IN"/>
         </w:rPr>
+        <w:t>ἐλπίζω δὲ ἐν Κυρίῳ Ἰησοῦ</w:t>
+      </w:r>
+    </w:p>
+    <w:p>
+      <w:pPr/>
+      <w:r>
+        <w:rPr>
+          <w:lang w:val="hi_IN" w:bidi="hi_IN"/>
+        </w:rPr>
+      </w:r>
+      <w:r>
+        <w:rPr>
+          <w:b/>
+          <w:lang w:val="hi_IN" w:bidi="hi_IN"/>
+        </w:rPr>
         <w:t>""</w:t>
       </w:r>
     </w:p>
@@ -21582,6 +24627,21 @@
           <w:b/>
           <w:lang w:val="hi_IN" w:bidi="hi_IN"/>
         </w:rPr>
+        <w:t>οὐδένα γὰρ ἔχω ἰσόψυχον</w:t>
+      </w:r>
+    </w:p>
+    <w:p>
+      <w:pPr/>
+      <w:r>
+        <w:rPr>
+          <w:lang w:val="hi_IN" w:bidi="hi_IN"/>
+        </w:rPr>
+      </w:r>
+      <w:r>
+        <w:rPr>
+          <w:b/>
+          <w:lang w:val="hi_IN" w:bidi="hi_IN"/>
+        </w:rPr>
         <w:t>""</w:t>
       </w:r>
     </w:p>
@@ -21645,6 +24705,21 @@
           <w:b/>
           <w:lang w:val="hi_IN" w:bidi="hi_IN"/>
         </w:rPr>
+        <w:t>οἱ πάντες γὰρ τὰ ἑαυτῶν ζητοῦσιν, οὐ τὰ Ἰησοῦ Χριστοῦ</w:t>
+      </w:r>
+    </w:p>
+    <w:p>
+      <w:pPr/>
+      <w:r>
+        <w:rPr>
+          <w:lang w:val="hi_IN" w:bidi="hi_IN"/>
+        </w:rPr>
+      </w:r>
+      <w:r>
+        <w:rPr>
+          <w:b/>
+          <w:lang w:val="hi_IN" w:bidi="hi_IN"/>
+        </w:rPr>
         <w:t>""</w:t>
       </w:r>
     </w:p>
@@ -21734,6 +24809,21 @@
           <w:b/>
           <w:lang w:val="hi_IN" w:bidi="hi_IN"/>
         </w:rPr>
+        <w:t>ὡς πατρὶ τέκνον, σὺν ἐμοὶ ἐδούλευσεν εἰς τὸ εὐαγγέλιον</w:t>
+      </w:r>
+    </w:p>
+    <w:p>
+      <w:pPr/>
+      <w:r>
+        <w:rPr>
+          <w:lang w:val="hi_IN" w:bidi="hi_IN"/>
+        </w:rPr>
+      </w:r>
+      <w:r>
+        <w:rPr>
+          <w:b/>
+          <w:lang w:val="hi_IN" w:bidi="hi_IN"/>
+        </w:rPr>
         <w:t>""</w:t>
       </w:r>
     </w:p>
@@ -21817,6 +24907,21 @@
           <w:b/>
           <w:lang w:val="hi_IN" w:bidi="hi_IN"/>
         </w:rPr>
+        <w:t>τὴν δὲ δοκιμὴν αὐτοῦ γινώσκετε</w:t>
+      </w:r>
+    </w:p>
+    <w:p>
+      <w:pPr/>
+      <w:r>
+        <w:rPr>
+          <w:lang w:val="hi_IN" w:bidi="hi_IN"/>
+        </w:rPr>
+      </w:r>
+      <w:r>
+        <w:rPr>
+          <w:b/>
+          <w:lang w:val="hi_IN" w:bidi="hi_IN"/>
+        </w:rPr>
         <w:t>"पर उसको तुम परखा जान"</w:t>
       </w:r>
     </w:p>
@@ -21913,6 +25018,21 @@
           <w:b/>
           <w:lang w:val="hi_IN" w:bidi="hi_IN"/>
         </w:rPr>
+        <w:t>εἰς τὸ εὐαγγέλιον</w:t>
+      </w:r>
+    </w:p>
+    <w:p>
+      <w:pPr/>
+      <w:r>
+        <w:rPr>
+          <w:lang w:val="hi_IN" w:bidi="hi_IN"/>
+        </w:rPr>
+      </w:r>
+      <w:r>
+        <w:rPr>
+          <w:b/>
+          <w:lang w:val="hi_IN" w:bidi="hi_IN"/>
+        </w:rPr>
         <w:t>""</w:t>
       </w:r>
     </w:p>
@@ -22009,6 +25129,21 @@
           <w:b/>
           <w:lang w:val="hi_IN" w:bidi="hi_IN"/>
         </w:rPr>
+        <w:t>πέποιθα &amp; ἐν Κυρίῳ, ὅτι καὶ αὐτὸς ταχέως ἐλεύσομαι</w:t>
+      </w:r>
+    </w:p>
+    <w:p>
+      <w:pPr/>
+      <w:r>
+        <w:rPr>
+          <w:lang w:val="hi_IN" w:bidi="hi_IN"/>
+        </w:rPr>
+      </w:r>
+      <w:r>
+        <w:rPr>
+          <w:b/>
+          <w:lang w:val="hi_IN" w:bidi="hi_IN"/>
+        </w:rPr>
         <w:t>""</w:t>
       </w:r>
     </w:p>
@@ -22072,6 +25207,21 @@
           <w:b/>
           <w:lang w:val="hi_IN" w:bidi="hi_IN"/>
         </w:rPr>
+        <w:t>ὅτι καὶ αὐτὸς ταχέως ἐλεύσομαι.</w:t>
+      </w:r>
+    </w:p>
+    <w:p>
+      <w:pPr/>
+      <w:r>
+        <w:rPr>
+          <w:lang w:val="hi_IN" w:bidi="hi_IN"/>
+        </w:rPr>
+      </w:r>
+      <w:r>
+        <w:rPr>
+          <w:b/>
+          <w:lang w:val="hi_IN" w:bidi="hi_IN"/>
+        </w:rPr>
         <w:t>"कि मैं आप भी शीघ्र आऊँगा"</w:t>
       </w:r>
     </w:p>
@@ -22168,6 +25318,21 @@
           <w:b/>
           <w:lang w:val="hi_IN" w:bidi="hi_IN"/>
         </w:rPr>
+        <w:t>ὅτι καὶ αὐτὸς ταχέως ἐλεύσομαι</w:t>
+      </w:r>
+    </w:p>
+    <w:p>
+      <w:pPr/>
+      <w:r>
+        <w:rPr>
+          <w:lang w:val="hi_IN" w:bidi="hi_IN"/>
+        </w:rPr>
+      </w:r>
+      <w:r>
+        <w:rPr>
+          <w:b/>
+          <w:lang w:val="hi_IN" w:bidi="hi_IN"/>
+        </w:rPr>
         <w:t>"कि मैं आप भी शीघ्र आऊँगा"</w:t>
       </w:r>
     </w:p>
@@ -22277,6 +25442,21 @@
           <w:b/>
           <w:lang w:val="hi_IN" w:bidi="hi_IN"/>
         </w:rPr>
+        <w:t>Ἐπαφρόδιτον</w:t>
+      </w:r>
+    </w:p>
+    <w:p>
+      <w:pPr/>
+      <w:r>
+        <w:rPr>
+          <w:lang w:val="hi_IN" w:bidi="hi_IN"/>
+        </w:rPr>
+      </w:r>
+      <w:r>
+        <w:rPr>
+          <w:b/>
+          <w:lang w:val="hi_IN" w:bidi="hi_IN"/>
+        </w:rPr>
         <w:t>""</w:t>
       </w:r>
     </w:p>
@@ -22360,6 +25540,21 @@
           <w:b/>
           <w:lang w:val="hi_IN" w:bidi="hi_IN"/>
         </w:rPr>
+        <w:t>ἀδελφὸν &amp; μου</w:t>
+      </w:r>
+    </w:p>
+    <w:p>
+      <w:pPr/>
+      <w:r>
+        <w:rPr>
+          <w:lang w:val="hi_IN" w:bidi="hi_IN"/>
+        </w:rPr>
+      </w:r>
+      <w:r>
+        <w:rPr>
+          <w:b/>
+          <w:lang w:val="hi_IN" w:bidi="hi_IN"/>
+        </w:rPr>
         <w:t>"मैंने"</w:t>
       </w:r>
       <w:r>
@@ -22482,6 +25677,21 @@
           <w:b/>
           <w:lang w:val="hi_IN" w:bidi="hi_IN"/>
         </w:rPr>
+        <w:t>συνστρατιώτην</w:t>
+      </w:r>
+    </w:p>
+    <w:p>
+      <w:pPr/>
+      <w:r>
+        <w:rPr>
+          <w:lang w:val="hi_IN" w:bidi="hi_IN"/>
+        </w:rPr>
+      </w:r>
+      <w:r>
+        <w:rPr>
+          <w:b/>
+          <w:lang w:val="hi_IN" w:bidi="hi_IN"/>
+        </w:rPr>
         <w:t>""</w:t>
       </w:r>
     </w:p>
@@ -22604,6 +25814,21 @@
           <w:b/>
           <w:lang w:val="hi_IN" w:bidi="hi_IN"/>
         </w:rPr>
+        <w:t>ὑμῶν &amp; ἀπόστολον καὶ λειτουργὸν τῆς χρείας μου</w:t>
+      </w:r>
+    </w:p>
+    <w:p>
+      <w:pPr/>
+      <w:r>
+        <w:rPr>
+          <w:lang w:val="hi_IN" w:bidi="hi_IN"/>
+        </w:rPr>
+      </w:r>
+      <w:r>
+        <w:rPr>
+          <w:b/>
+          <w:lang w:val="hi_IN" w:bidi="hi_IN"/>
+        </w:rPr>
         <w:t>""</w:t>
       </w:r>
     </w:p>
@@ -22667,6 +25892,21 @@
           <w:b/>
           <w:lang w:val="hi_IN" w:bidi="hi_IN"/>
         </w:rPr>
+        <w:t>ἐπιποθῶν ἦν πάντας ὑμᾶς, καὶ ἀδημονῶν</w:t>
+      </w:r>
+    </w:p>
+    <w:p>
+      <w:pPr/>
+      <w:r>
+        <w:rPr>
+          <w:lang w:val="hi_IN" w:bidi="hi_IN"/>
+        </w:rPr>
+      </w:r>
+      <w:r>
+        <w:rPr>
+          <w:b/>
+          <w:lang w:val="hi_IN" w:bidi="hi_IN"/>
+        </w:rPr>
         <w:t>""</w:t>
       </w:r>
     </w:p>
@@ -22730,6 +25970,21 @@
           <w:b/>
           <w:lang w:val="hi_IN" w:bidi="hi_IN"/>
         </w:rPr>
+        <w:t>ἐπειδὴ ἐπιποθῶν ἦν πάντας ὑμᾶς, καὶ ἀδημονῶν διότι ἠκούσατε ὅτι ἠσθένησεν</w:t>
+      </w:r>
+    </w:p>
+    <w:p>
+      <w:pPr/>
+      <w:r>
+        <w:rPr>
+          <w:lang w:val="hi_IN" w:bidi="hi_IN"/>
+        </w:rPr>
+      </w:r>
+      <w:r>
+        <w:rPr>
+          <w:b/>
+          <w:lang w:val="hi_IN" w:bidi="hi_IN"/>
+        </w:rPr>
         <w:t>"क्योंकि उसका मन तुम सब में लगा हुआ था, इस कारण वह व्याकुल रहता था क्योंकि तुम ने उसकी बीमारी का हाल सुना था"</w:t>
       </w:r>
     </w:p>
@@ -22826,6 +26081,21 @@
           <w:b/>
           <w:lang w:val="hi_IN" w:bidi="hi_IN"/>
         </w:rPr>
+        <w:t>καὶ γὰρ ἠσθένησεν παραπλήσιον θανάτῳ, ἀλλὰ ὁ Θεὸς ἠλέησεν αὐτόν, οὐκ αὐτὸν δὲ μόνον, ἀλλὰ καὶ ἐμέ, ἵνα μὴ λύπην ἐπὶ λύπην σχῶ</w:t>
+      </w:r>
+    </w:p>
+    <w:p>
+      <w:pPr/>
+      <w:r>
+        <w:rPr>
+          <w:lang w:val="hi_IN" w:bidi="hi_IN"/>
+        </w:rPr>
+      </w:r>
+      <w:r>
+        <w:rPr>
+          <w:b/>
+          <w:lang w:val="hi_IN" w:bidi="hi_IN"/>
+        </w:rPr>
         <w:t>"और निश्चय वह बीमार तो हो गया था, यहाँ तक कि मरने पर था, परन्तु परमेश्वर उस पर दया की; और केवल उस पर नहीं, पर मुझ पर भी कि मुझे शोक पर शोक न हो"</w:t>
       </w:r>
     </w:p>
@@ -22948,6 +26218,21 @@
           <w:b/>
           <w:lang w:val="hi_IN" w:bidi="hi_IN"/>
         </w:rPr>
+        <w:t>ἠσθένησεν παραπλήσιον θανάτῳ</w:t>
+      </w:r>
+    </w:p>
+    <w:p>
+      <w:pPr/>
+      <w:r>
+        <w:rPr>
+          <w:lang w:val="hi_IN" w:bidi="hi_IN"/>
+        </w:rPr>
+      </w:r>
+      <w:r>
+        <w:rPr>
+          <w:b/>
+          <w:lang w:val="hi_IN" w:bidi="hi_IN"/>
+        </w:rPr>
         <w:t>"वह बीमार तो हो गया था, यहाँ तक कि मरने पर था"</w:t>
       </w:r>
     </w:p>
@@ -23044,6 +26329,21 @@
           <w:b/>
           <w:lang w:val="hi_IN" w:bidi="hi_IN"/>
         </w:rPr>
+        <w:t>ἀλλὰ ὁ Θεὸς ἠλέησεν αὐτόν</w:t>
+      </w:r>
+    </w:p>
+    <w:p>
+      <w:pPr/>
+      <w:r>
+        <w:rPr>
+          <w:lang w:val="hi_IN" w:bidi="hi_IN"/>
+        </w:rPr>
+      </w:r>
+      <w:r>
+        <w:rPr>
+          <w:b/>
+          <w:lang w:val="hi_IN" w:bidi="hi_IN"/>
+        </w:rPr>
         <w:t>"परन्तु परमेश्वर उस पर दया की"</w:t>
       </w:r>
     </w:p>
@@ -23262,6 +26562,21 @@
           <w:b/>
           <w:lang w:val="hi_IN" w:bidi="hi_IN"/>
         </w:rPr>
+        <w:t>λύπην ἐπὶ λύπην</w:t>
+      </w:r>
+    </w:p>
+    <w:p>
+      <w:pPr/>
+      <w:r>
+        <w:rPr>
+          <w:lang w:val="hi_IN" w:bidi="hi_IN"/>
+        </w:rPr>
+      </w:r>
+      <w:r>
+        <w:rPr>
+          <w:b/>
+          <w:lang w:val="hi_IN" w:bidi="hi_IN"/>
+        </w:rPr>
         <w:t>"पर भी"</w:t>
       </w:r>
       <w:r>
@@ -23351,6 +26666,21 @@
           <w:b/>
           <w:lang w:val="hi_IN" w:bidi="hi_IN"/>
         </w:rPr>
+        <w:t>σπουδαιοτέρως οὖν ἔπεμψα αὐτὸν, ἵνα ἰδόντες αὐτὸν πάλιν, χαρῆτε κἀγὼ ἀλυπότερος ὦ</w:t>
+      </w:r>
+    </w:p>
+    <w:p>
+      <w:pPr/>
+      <w:r>
+        <w:rPr>
+          <w:lang w:val="hi_IN" w:bidi="hi_IN"/>
+        </w:rPr>
+      </w:r>
+      <w:r>
+        <w:rPr>
+          <w:b/>
+          <w:lang w:val="hi_IN" w:bidi="hi_IN"/>
+        </w:rPr>
         <w:t>"इसलिए मैंने उसे भेजने का और भी यत्न किया कि तुम उससे फिर भेंट आनन्दित हो जाओ और मेरा शोक घट"</w:t>
       </w:r>
     </w:p>
@@ -23460,6 +26790,21 @@
           <w:b/>
           <w:lang w:val="hi_IN" w:bidi="hi_IN"/>
         </w:rPr>
+        <w:t>κἀγὼ ἀλυπότερος ὦ</w:t>
+      </w:r>
+    </w:p>
+    <w:p>
+      <w:pPr/>
+      <w:r>
+        <w:rPr>
+          <w:lang w:val="hi_IN" w:bidi="hi_IN"/>
+        </w:rPr>
+      </w:r>
+      <w:r>
+        <w:rPr>
+          <w:b/>
+          <w:lang w:val="hi_IN" w:bidi="hi_IN"/>
+        </w:rPr>
         <w:t>""</w:t>
       </w:r>
     </w:p>
@@ -23549,6 +26894,21 @@
           <w:b/>
           <w:lang w:val="hi_IN" w:bidi="hi_IN"/>
         </w:rPr>
+        <w:t>προσδέχεσθε &amp; αὐτὸν</w:t>
+      </w:r>
+    </w:p>
+    <w:p>
+      <w:pPr/>
+      <w:r>
+        <w:rPr>
+          <w:lang w:val="hi_IN" w:bidi="hi_IN"/>
+        </w:rPr>
+      </w:r>
+      <w:r>
+        <w:rPr>
+          <w:b/>
+          <w:lang w:val="hi_IN" w:bidi="hi_IN"/>
+        </w:rPr>
         <w:t>""</w:t>
       </w:r>
     </w:p>
@@ -23625,6 +26985,21 @@
           <w:b/>
           <w:lang w:val="hi_IN" w:bidi="hi_IN"/>
         </w:rPr>
+        <w:t>ἐν Κυρίῳ μετὰ πάσης χαρᾶς</w:t>
+      </w:r>
+    </w:p>
+    <w:p>
+      <w:pPr/>
+      <w:r>
+        <w:rPr>
+          <w:lang w:val="hi_IN" w:bidi="hi_IN"/>
+        </w:rPr>
+      </w:r>
+      <w:r>
+        <w:rPr>
+          <w:b/>
+          <w:lang w:val="hi_IN" w:bidi="hi_IN"/>
+        </w:rPr>
         <w:t>""</w:t>
       </w:r>
     </w:p>
@@ -23714,6 +27089,21 @@
           <w:b/>
           <w:lang w:val="hi_IN" w:bidi="hi_IN"/>
         </w:rPr>
+        <w:t>ἐντίμους ἔχετε</w:t>
+      </w:r>
+    </w:p>
+    <w:p>
+      <w:pPr/>
+      <w:r>
+        <w:rPr>
+          <w:lang w:val="hi_IN" w:bidi="hi_IN"/>
+        </w:rPr>
+      </w:r>
+      <w:r>
+        <w:rPr>
+          <w:b/>
+          <w:lang w:val="hi_IN" w:bidi="hi_IN"/>
+        </w:rPr>
         <w:t>"आदर किया"</w:t>
       </w:r>
     </w:p>
@@ -23810,6 +27200,21 @@
           <w:b/>
           <w:lang w:val="hi_IN" w:bidi="hi_IN"/>
         </w:rPr>
+        <w:t>ἐντίμους ἔχετε</w:t>
+      </w:r>
+    </w:p>
+    <w:p>
+      <w:pPr/>
+      <w:r>
+        <w:rPr>
+          <w:lang w:val="hi_IN" w:bidi="hi_IN"/>
+        </w:rPr>
+      </w:r>
+      <w:r>
+        <w:rPr>
+          <w:b/>
+          <w:lang w:val="hi_IN" w:bidi="hi_IN"/>
+        </w:rPr>
         <w:t>"आदर किया"</w:t>
       </w:r>
     </w:p>
@@ -23932,6 +27337,21 @@
           <w:b/>
           <w:lang w:val="hi_IN" w:bidi="hi_IN"/>
         </w:rPr>
+        <w:t>ὅτι διὰ τὸ ἔργον Χριστοῦ μέχρι θανάτου ἤγγισεν, παραβολευσάμενος τῇ ψυχῇ, ἵνα ἀναπληρώσῃ τὸ ὑμῶν ὑστέρημα, τῆς πρός με λειτουργίας</w:t>
+      </w:r>
+    </w:p>
+    <w:p>
+      <w:pPr/>
+      <w:r>
+        <w:rPr>
+          <w:lang w:val="hi_IN" w:bidi="hi_IN"/>
+        </w:rPr>
+      </w:r>
+      <w:r>
+        <w:rPr>
+          <w:b/>
+          <w:lang w:val="hi_IN" w:bidi="hi_IN"/>
+        </w:rPr>
         <w:t>""</w:t>
       </w:r>
     </w:p>
@@ -24041,6 +27461,21 @@
           <w:b/>
           <w:lang w:val="hi_IN" w:bidi="hi_IN"/>
         </w:rPr>
+        <w:t>διὰ τὸ ἔργον Χριστοῦ</w:t>
+      </w:r>
+    </w:p>
+    <w:p>
+      <w:pPr/>
+      <w:r>
+        <w:rPr>
+          <w:lang w:val="hi_IN" w:bidi="hi_IN"/>
+        </w:rPr>
+      </w:r>
+      <w:r>
+        <w:rPr>
+          <w:b/>
+          <w:lang w:val="hi_IN" w:bidi="hi_IN"/>
+        </w:rPr>
         <w:t>"मसीह के काम के लिये"</w:t>
       </w:r>
     </w:p>
@@ -24137,6 +27572,21 @@
           <w:b/>
           <w:lang w:val="hi_IN" w:bidi="hi_IN"/>
         </w:rPr>
+        <w:t>διὰ τὸ ἔργον Χριστοῦ</w:t>
+      </w:r>
+    </w:p>
+    <w:p>
+      <w:pPr/>
+      <w:r>
+        <w:rPr>
+          <w:lang w:val="hi_IN" w:bidi="hi_IN"/>
+        </w:rPr>
+      </w:r>
+      <w:r>
+        <w:rPr>
+          <w:b/>
+          <w:lang w:val="hi_IN" w:bidi="hi_IN"/>
+        </w:rPr>
         <w:t>"मसीह के काम के लिये"</w:t>
       </w:r>
     </w:p>
@@ -24246,6 +27696,21 @@
           <w:b/>
           <w:lang w:val="hi_IN" w:bidi="hi_IN"/>
         </w:rPr>
+        <w:t>μέχρι θανάτου ἤγγισεν</w:t>
+      </w:r>
+    </w:p>
+    <w:p>
+      <w:pPr/>
+      <w:r>
+        <w:rPr>
+          <w:lang w:val="hi_IN" w:bidi="hi_IN"/>
+        </w:rPr>
+      </w:r>
+      <w:r>
+        <w:rPr>
+          <w:b/>
+          <w:lang w:val="hi_IN" w:bidi="hi_IN"/>
+        </w:rPr>
         <w:t>"वह"</w:t>
       </w:r>
       <w:r>
@@ -24368,6 +27833,21 @@
           <w:b/>
           <w:lang w:val="hi_IN" w:bidi="hi_IN"/>
         </w:rPr>
+        <w:t>παραβολευσάμενος τῇ ψυχῇ</w:t>
+      </w:r>
+    </w:p>
+    <w:p>
+      <w:pPr/>
+      <w:r>
+        <w:rPr>
+          <w:lang w:val="hi_IN" w:bidi="hi_IN"/>
+        </w:rPr>
+      </w:r>
+      <w:r>
+        <w:rPr>
+          <w:b/>
+          <w:lang w:val="hi_IN" w:bidi="hi_IN"/>
+        </w:rPr>
         <w:t>"प्राणों जोखिम उठाकर"</w:t>
       </w:r>
     </w:p>
@@ -24477,6 +27957,21 @@
           <w:b/>
           <w:lang w:val="hi_IN" w:bidi="hi_IN"/>
         </w:rPr>
+        <w:t>ἵνα ἀναπληρώσῃ τὸ ὑμῶν ὑστέρημα, τῆς πρός με λειτουργίας</w:t>
+      </w:r>
+    </w:p>
+    <w:p>
+      <w:pPr/>
+      <w:r>
+        <w:rPr>
+          <w:lang w:val="hi_IN" w:bidi="hi_IN"/>
+        </w:rPr>
+      </w:r>
+      <w:r>
+        <w:rPr>
+          <w:b/>
+          <w:lang w:val="hi_IN" w:bidi="hi_IN"/>
+        </w:rPr>
         <w:t>"अपने"</w:t>
       </w:r>
       <w:r>
@@ -24599,6 +28094,21 @@
           <w:b/>
           <w:lang w:val="hi_IN" w:bidi="hi_IN"/>
         </w:rPr>
+        <w:t>ἵνα ἀναπληρώσῃ τὸ ὑμῶν ὑστέρημα, τῆς πρός με λειτουργίας</w:t>
+      </w:r>
+    </w:p>
+    <w:p>
+      <w:pPr/>
+      <w:r>
+        <w:rPr>
+          <w:lang w:val="hi_IN" w:bidi="hi_IN"/>
+        </w:rPr>
+      </w:r>
+      <w:r>
+        <w:rPr>
+          <w:b/>
+          <w:lang w:val="hi_IN" w:bidi="hi_IN"/>
+        </w:rPr>
         <w:t>""</w:t>
       </w:r>
     </w:p>
@@ -24681,6 +28191,21 @@
         <w:rPr>
           <w:lang w:val="hi_IN" w:bidi="hi_IN"/>
         </w:rPr>
+      </w:r>
+    </w:p>
+    <w:p>
+      <w:pPr/>
+      <w:r>
+        <w:rPr>
+          <w:lang w:val="hi_IN" w:bidi="hi_IN"/>
+        </w:rPr>
+      </w:r>
+      <w:r>
+        <w:rPr>
+          <w:b/>
+          <w:lang w:val="hi_IN" w:bidi="hi_IN"/>
+        </w:rPr>
+        <w:t>ἀδελφοί</w:t>
       </w:r>
     </w:p>
     <w:p>
@@ -24789,6 +28314,21 @@
           <w:b/>
           <w:lang w:val="hi_IN" w:bidi="hi_IN"/>
         </w:rPr>
+        <w:t>χαίρετε ἐν Κυρίῳ</w:t>
+      </w:r>
+    </w:p>
+    <w:p>
+      <w:pPr/>
+      <w:r>
+        <w:rPr>
+          <w:lang w:val="hi_IN" w:bidi="hi_IN"/>
+        </w:rPr>
+      </w:r>
+      <w:r>
+        <w:rPr>
+          <w:b/>
+          <w:lang w:val="hi_IN" w:bidi="hi_IN"/>
+        </w:rPr>
         <w:t>""</w:t>
       </w:r>
     </w:p>
@@ -24865,6 +28405,21 @@
           <w:b/>
           <w:lang w:val="hi_IN" w:bidi="hi_IN"/>
         </w:rPr>
+        <w:t>ἐν Κυρίῳ</w:t>
+      </w:r>
+    </w:p>
+    <w:p>
+      <w:pPr/>
+      <w:r>
+        <w:rPr>
+          <w:lang w:val="hi_IN" w:bidi="hi_IN"/>
+        </w:rPr>
+      </w:r>
+      <w:r>
+        <w:rPr>
+          <w:b/>
+          <w:lang w:val="hi_IN" w:bidi="hi_IN"/>
+        </w:rPr>
         <w:t>"प्रभु में"</w:t>
       </w:r>
       <w:r>
@@ -24941,6 +28496,21 @@
           <w:b/>
           <w:lang w:val="hi_IN" w:bidi="hi_IN"/>
         </w:rPr>
+        <w:t>ὑμῖν δὲ ἀσφαλές</w:t>
+      </w:r>
+    </w:p>
+    <w:p>
+      <w:pPr/>
+      <w:r>
+        <w:rPr>
+          <w:lang w:val="hi_IN" w:bidi="hi_IN"/>
+        </w:rPr>
+      </w:r>
+      <w:r>
+        <w:rPr>
+          <w:b/>
+          <w:lang w:val="hi_IN" w:bidi="hi_IN"/>
+        </w:rPr>
         <w:t>""</w:t>
       </w:r>
     </w:p>
@@ -25024,6 +28594,21 @@
           <w:b/>
           <w:lang w:val="hi_IN" w:bidi="hi_IN"/>
         </w:rPr>
+        <w:t>βλέπετε</w:t>
+      </w:r>
+    </w:p>
+    <w:p>
+      <w:pPr/>
+      <w:r>
+        <w:rPr>
+          <w:lang w:val="hi_IN" w:bidi="hi_IN"/>
+        </w:rPr>
+      </w:r>
+      <w:r>
+        <w:rPr>
+          <w:b/>
+          <w:lang w:val="hi_IN" w:bidi="hi_IN"/>
+        </w:rPr>
         <w:t>"चौकस रहो,"</w:t>
       </w:r>
       <w:r>
@@ -25146,6 +28731,21 @@
           <w:b/>
           <w:lang w:val="hi_IN" w:bidi="hi_IN"/>
         </w:rPr>
+        <w:t>βλέπετε</w:t>
+      </w:r>
+    </w:p>
+    <w:p>
+      <w:pPr/>
+      <w:r>
+        <w:rPr>
+          <w:lang w:val="hi_IN" w:bidi="hi_IN"/>
+        </w:rPr>
+      </w:r>
+      <w:r>
+        <w:rPr>
+          <w:b/>
+          <w:lang w:val="hi_IN" w:bidi="hi_IN"/>
+        </w:rPr>
         <w:t>""</w:t>
       </w:r>
     </w:p>
@@ -25209,6 +28809,21 @@
           <w:b/>
           <w:lang w:val="hi_IN" w:bidi="hi_IN"/>
         </w:rPr>
+        <w:t>τοὺς κύνας &amp; τοὺς κακοὺς ἐργάτας &amp; τὴν κατατομήν</w:t>
+      </w:r>
+    </w:p>
+    <w:p>
+      <w:pPr/>
+      <w:r>
+        <w:rPr>
+          <w:lang w:val="hi_IN" w:bidi="hi_IN"/>
+        </w:rPr>
+      </w:r>
+      <w:r>
+        <w:rPr>
+          <w:b/>
+          <w:lang w:val="hi_IN" w:bidi="hi_IN"/>
+        </w:rPr>
         <w:t>""</w:t>
       </w:r>
     </w:p>
@@ -25298,6 +28913,21 @@
           <w:b/>
           <w:lang w:val="hi_IN" w:bidi="hi_IN"/>
         </w:rPr>
+        <w:t>τοὺς κύνας</w:t>
+      </w:r>
+    </w:p>
+    <w:p>
+      <w:pPr/>
+      <w:r>
+        <w:rPr>
+          <w:lang w:val="hi_IN" w:bidi="hi_IN"/>
+        </w:rPr>
+      </w:r>
+      <w:r>
+        <w:rPr>
+          <w:b/>
+          <w:lang w:val="hi_IN" w:bidi="hi_IN"/>
+        </w:rPr>
         <w:t>"कुत्तों"</w:t>
       </w:r>
     </w:p>
@@ -25407,6 +29037,21 @@
           <w:b/>
           <w:lang w:val="hi_IN" w:bidi="hi_IN"/>
         </w:rPr>
+        <w:t>κακοὺς ἐργάτας</w:t>
+      </w:r>
+    </w:p>
+    <w:p>
+      <w:pPr/>
+      <w:r>
+        <w:rPr>
+          <w:lang w:val="hi_IN" w:bidi="hi_IN"/>
+        </w:rPr>
+      </w:r>
+      <w:r>
+        <w:rPr>
+          <w:b/>
+          <w:lang w:val="hi_IN" w:bidi="hi_IN"/>
+        </w:rPr>
         <w:t>"बुरे काम करनेवालों"</w:t>
       </w:r>
     </w:p>
@@ -25503,6 +29148,21 @@
           <w:b/>
           <w:lang w:val="hi_IN" w:bidi="hi_IN"/>
         </w:rPr>
+        <w:t>τὴν κατατομήν</w:t>
+      </w:r>
+    </w:p>
+    <w:p>
+      <w:pPr/>
+      <w:r>
+        <w:rPr>
+          <w:lang w:val="hi_IN" w:bidi="hi_IN"/>
+        </w:rPr>
+      </w:r>
+      <w:r>
+        <w:rPr>
+          <w:b/>
+          <w:lang w:val="hi_IN" w:bidi="hi_IN"/>
+        </w:rPr>
         <w:t>"से"</w:t>
       </w:r>
       <w:r>
@@ -25638,6 +29298,21 @@
           <w:b/>
           <w:lang w:val="hi_IN" w:bidi="hi_IN"/>
         </w:rPr>
+        <w:t>τὴν κατατομήν</w:t>
+      </w:r>
+    </w:p>
+    <w:p>
+      <w:pPr/>
+      <w:r>
+        <w:rPr>
+          <w:lang w:val="hi_IN" w:bidi="hi_IN"/>
+        </w:rPr>
+      </w:r>
+      <w:r>
+        <w:rPr>
+          <w:b/>
+          <w:lang w:val="hi_IN" w:bidi="hi_IN"/>
+        </w:rPr>
         <w:t>"से"</w:t>
       </w:r>
       <w:r>
@@ -25747,6 +29422,21 @@
           <w:b/>
           <w:lang w:val="hi_IN" w:bidi="hi_IN"/>
         </w:rPr>
+        <w:t>ἡμεῖς γάρ ἐσμεν</w:t>
+      </w:r>
+    </w:p>
+    <w:p>
+      <w:pPr/>
+      <w:r>
+        <w:rPr>
+          <w:lang w:val="hi_IN" w:bidi="hi_IN"/>
+        </w:rPr>
+      </w:r>
+      <w:r>
+        <w:rPr>
+          <w:b/>
+          <w:lang w:val="hi_IN" w:bidi="hi_IN"/>
+        </w:rPr>
         <w:t>""</w:t>
       </w:r>
     </w:p>
@@ -25850,6 +29540,21 @@
           <w:b/>
           <w:lang w:val="hi_IN" w:bidi="hi_IN"/>
         </w:rPr>
+        <w:t>ἡ περιτομή</w:t>
+      </w:r>
+    </w:p>
+    <w:p>
+      <w:pPr/>
+      <w:r>
+        <w:rPr>
+          <w:lang w:val="hi_IN" w:bidi="hi_IN"/>
+        </w:rPr>
+      </w:r>
+      <w:r>
+        <w:rPr>
+          <w:b/>
+          <w:lang w:val="hi_IN" w:bidi="hi_IN"/>
+        </w:rPr>
         <w:t>""</w:t>
       </w:r>
     </w:p>
@@ -25939,6 +29644,21 @@
           <w:b/>
           <w:lang w:val="hi_IN" w:bidi="hi_IN"/>
         </w:rPr>
+        <w:t>οἱ Πνεύματι Θεοῦ λατρεύοντες</w:t>
+      </w:r>
+    </w:p>
+    <w:p>
+      <w:pPr/>
+      <w:r>
+        <w:rPr>
+          <w:lang w:val="hi_IN" w:bidi="hi_IN"/>
+        </w:rPr>
+      </w:r>
+      <w:r>
+        <w:rPr>
+          <w:b/>
+          <w:lang w:val="hi_IN" w:bidi="hi_IN"/>
+        </w:rPr>
         <w:t>"परमेश्वर के आत्मा की उपासना करते हैं"</w:t>
       </w:r>
     </w:p>
@@ -26002,6 +29722,21 @@
           <w:b/>
           <w:lang w:val="hi_IN" w:bidi="hi_IN"/>
         </w:rPr>
+        <w:t>οὐκ ἐν σαρκὶ πεποιθότες</w:t>
+      </w:r>
+    </w:p>
+    <w:p>
+      <w:pPr/>
+      <w:r>
+        <w:rPr>
+          <w:lang w:val="hi_IN" w:bidi="hi_IN"/>
+        </w:rPr>
+      </w:r>
+      <w:r>
+        <w:rPr>
+          <w:b/>
+          <w:lang w:val="hi_IN" w:bidi="hi_IN"/>
+        </w:rPr>
         <w:t>""</w:t>
       </w:r>
     </w:p>
@@ -26091,6 +29826,21 @@
           <w:b/>
           <w:lang w:val="hi_IN" w:bidi="hi_IN"/>
         </w:rPr>
+        <w:t>καυχώμενοι ἐν Χριστῷ Ἰησοῦ, καὶ οὐκ ἐν σαρκὶ πεποιθότες</w:t>
+      </w:r>
+    </w:p>
+    <w:p>
+      <w:pPr/>
+      <w:r>
+        <w:rPr>
+          <w:lang w:val="hi_IN" w:bidi="hi_IN"/>
+        </w:rPr>
+      </w:r>
+      <w:r>
+        <w:rPr>
+          <w:b/>
+          <w:lang w:val="hi_IN" w:bidi="hi_IN"/>
+        </w:rPr>
         <w:t>"मसीह यीशु पर घमण्ड करते हैं और शरीर भरोसा नहीं"</w:t>
       </w:r>
     </w:p>
@@ -26180,6 +29930,21 @@
           <w:b/>
           <w:lang w:val="hi_IN" w:bidi="hi_IN"/>
         </w:rPr>
+        <w:t>καὶ οὐκ ἐν σαρκὶ πεποιθότες</w:t>
+      </w:r>
+    </w:p>
+    <w:p>
+      <w:pPr/>
+      <w:r>
+        <w:rPr>
+          <w:lang w:val="hi_IN" w:bidi="hi_IN"/>
+        </w:rPr>
+      </w:r>
+      <w:r>
+        <w:rPr>
+          <w:b/>
+          <w:lang w:val="hi_IN" w:bidi="hi_IN"/>
+        </w:rPr>
         <w:t>"और शरीर भरोसा नहीं"</w:t>
       </w:r>
     </w:p>
@@ -26301,6 +30066,21 @@
         <w:rPr>
           <w:lang w:val="hi_IN" w:bidi="hi_IN"/>
         </w:rPr>
+      </w:r>
+    </w:p>
+    <w:p>
+      <w:pPr/>
+      <w:r>
+        <w:rPr>
+          <w:lang w:val="hi_IN" w:bidi="hi_IN"/>
+        </w:rPr>
+      </w:r>
+      <w:r>
+        <w:rPr>
+          <w:b/>
+          <w:lang w:val="hi_IN" w:bidi="hi_IN"/>
+        </w:rPr>
+        <w:t>ἐγὼ ἔχων πεποίθησιν καὶ ἐν σαρκί εἴ τις δοκεῖ ἄλλος πεποιθέναι ἐν σαρκί, ἐγὼ μᾶλλον</w:t>
       </w:r>
     </w:p>
     <w:p>
@@ -26479,6 +30259,21 @@
           <w:b/>
           <w:lang w:val="hi_IN" w:bidi="hi_IN"/>
         </w:rPr>
+        <w:t>φυλῆς Βενιαμείν</w:t>
+      </w:r>
+    </w:p>
+    <w:p>
+      <w:pPr/>
+      <w:r>
+        <w:rPr>
+          <w:lang w:val="hi_IN" w:bidi="hi_IN"/>
+        </w:rPr>
+      </w:r>
+      <w:r>
+        <w:rPr>
+          <w:b/>
+          <w:lang w:val="hi_IN" w:bidi="hi_IN"/>
+        </w:rPr>
         <w:t>""</w:t>
       </w:r>
     </w:p>
@@ -26651,6 +30446,21 @@
           <w:b/>
           <w:lang w:val="hi_IN" w:bidi="hi_IN"/>
         </w:rPr>
+        <w:t>κατὰ νόμον Φαρισαῖος</w:t>
+      </w:r>
+    </w:p>
+    <w:p>
+      <w:pPr/>
+      <w:r>
+        <w:rPr>
+          <w:lang w:val="hi_IN" w:bidi="hi_IN"/>
+        </w:rPr>
+      </w:r>
+      <w:r>
+        <w:rPr>
+          <w:b/>
+          <w:lang w:val="hi_IN" w:bidi="hi_IN"/>
+        </w:rPr>
         <w:t>""</w:t>
       </w:r>
     </w:p>
@@ -26727,6 +30537,21 @@
           <w:b/>
           <w:lang w:val="hi_IN" w:bidi="hi_IN"/>
         </w:rPr>
+        <w:t>κατὰ ζῆλος διώκων τὴν ἐκκλησίαν, κατὰ δικαιοσύνην τὴν ἐν νόμῳ γενόμενος ἄμεμπτος</w:t>
+      </w:r>
+    </w:p>
+    <w:p>
+      <w:pPr/>
+      <w:r>
+        <w:rPr>
+          <w:lang w:val="hi_IN" w:bidi="hi_IN"/>
+        </w:rPr>
+      </w:r>
+      <w:r>
+        <w:rPr>
+          <w:b/>
+          <w:lang w:val="hi_IN" w:bidi="hi_IN"/>
+        </w:rPr>
         <w:t>"उत्साह विषय में यदि कहो तो कलीसिया सतानेवाला; व्यवस्था धार्मिकता विषय में यदि कहो निर्दोष"</w:t>
       </w:r>
     </w:p>
@@ -26790,6 +30615,21 @@
           <w:b/>
           <w:lang w:val="hi_IN" w:bidi="hi_IN"/>
         </w:rPr>
+        <w:t>κατὰ ζῆλος διώκων τὴν ἐκκλησίαν</w:t>
+      </w:r>
+    </w:p>
+    <w:p>
+      <w:pPr/>
+      <w:r>
+        <w:rPr>
+          <w:lang w:val="hi_IN" w:bidi="hi_IN"/>
+        </w:rPr>
+      </w:r>
+      <w:r>
+        <w:rPr>
+          <w:b/>
+          <w:lang w:val="hi_IN" w:bidi="hi_IN"/>
+        </w:rPr>
         <w:t>""</w:t>
       </w:r>
     </w:p>
@@ -26892,6 +30732,21 @@
           <w:b/>
           <w:lang w:val="hi_IN" w:bidi="hi_IN"/>
         </w:rPr>
+        <w:t>τὴν ἐκκλησίαν</w:t>
+      </w:r>
+    </w:p>
+    <w:p>
+      <w:pPr/>
+      <w:r>
+        <w:rPr>
+          <w:lang w:val="hi_IN" w:bidi="hi_IN"/>
+        </w:rPr>
+      </w:r>
+      <w:r>
+        <w:rPr>
+          <w:b/>
+          <w:lang w:val="hi_IN" w:bidi="hi_IN"/>
+        </w:rPr>
         <w:t>""</w:t>
       </w:r>
     </w:p>
@@ -26994,6 +30849,21 @@
           <w:b/>
           <w:lang w:val="hi_IN" w:bidi="hi_IN"/>
         </w:rPr>
+        <w:t>κατὰ δικαιοσύνην τὴν ἐν νόμῳ γενόμενος ἄμεμπτος</w:t>
+      </w:r>
+    </w:p>
+    <w:p>
+      <w:pPr/>
+      <w:r>
+        <w:rPr>
+          <w:lang w:val="hi_IN" w:bidi="hi_IN"/>
+        </w:rPr>
+      </w:r>
+      <w:r>
+        <w:rPr>
+          <w:b/>
+          <w:lang w:val="hi_IN" w:bidi="hi_IN"/>
+        </w:rPr>
         <w:t>""</w:t>
       </w:r>
     </w:p>
@@ -27056,6 +30926,21 @@
         <w:rPr>
           <w:lang w:val="hi_IN" w:bidi="hi_IN"/>
         </w:rPr>
+      </w:r>
+    </w:p>
+    <w:p>
+      <w:pPr/>
+      <w:r>
+        <w:rPr>
+          <w:lang w:val="hi_IN" w:bidi="hi_IN"/>
+        </w:rPr>
+      </w:r>
+      <w:r>
+        <w:rPr>
+          <w:b/>
+          <w:lang w:val="hi_IN" w:bidi="hi_IN"/>
+        </w:rPr>
+        <w:t>ἅτινα ἦν μοι κέρδη, ταῦτα ἥγημαι διὰ τὸν Χριστὸν ζημίαν</w:t>
       </w:r>
     </w:p>
     <w:p>
@@ -27171,6 +31056,21 @@
           <w:b/>
           <w:lang w:val="hi_IN" w:bidi="hi_IN"/>
         </w:rPr>
+        <w:t>ἅτινα ἦν μοι κέρδη, ταῦτα ἥγημαι διὰ τὸν Χριστὸν ζημίαν</w:t>
+      </w:r>
+    </w:p>
+    <w:p>
+      <w:pPr/>
+      <w:r>
+        <w:rPr>
+          <w:lang w:val="hi_IN" w:bidi="hi_IN"/>
+        </w:rPr>
+      </w:r>
+      <w:r>
+        <w:rPr>
+          <w:b/>
+          <w:lang w:val="hi_IN" w:bidi="hi_IN"/>
+        </w:rPr>
         <w:t>""</w:t>
       </w:r>
     </w:p>
@@ -27246,6 +31146,21 @@
         <w:rPr>
           <w:lang w:val="hi_IN" w:bidi="hi_IN"/>
         </w:rPr>
+      </w:r>
+    </w:p>
+    <w:p>
+      <w:pPr/>
+      <w:r>
+        <w:rPr>
+          <w:lang w:val="hi_IN" w:bidi="hi_IN"/>
+        </w:rPr>
+      </w:r>
+      <w:r>
+        <w:rPr>
+          <w:b/>
+          <w:lang w:val="hi_IN" w:bidi="hi_IN"/>
+        </w:rPr>
+        <w:t>ἅτινα ἦν μοι κέρδη</w:t>
       </w:r>
     </w:p>
     <w:p>
@@ -27374,6 +31289,21 @@
           <w:b/>
           <w:lang w:val="hi_IN" w:bidi="hi_IN"/>
         </w:rPr>
+        <w:t>ἅτινα ἦν μοι κέρδη</w:t>
+      </w:r>
+    </w:p>
+    <w:p>
+      <w:pPr/>
+      <w:r>
+        <w:rPr>
+          <w:lang w:val="hi_IN" w:bidi="hi_IN"/>
+        </w:rPr>
+      </w:r>
+      <w:r>
+        <w:rPr>
+          <w:b/>
+          <w:lang w:val="hi_IN" w:bidi="hi_IN"/>
+        </w:rPr>
         <w:t>"मेरे लाभ की थीं"</w:t>
       </w:r>
     </w:p>
@@ -27482,6 +31412,21 @@
         <w:rPr>
           <w:lang w:val="hi_IN" w:bidi="hi_IN"/>
         </w:rPr>
+      </w:r>
+    </w:p>
+    <w:p>
+      <w:pPr/>
+      <w:r>
+        <w:rPr>
+          <w:lang w:val="hi_IN" w:bidi="hi_IN"/>
+        </w:rPr>
+      </w:r>
+      <w:r>
+        <w:rPr>
+          <w:b/>
+          <w:lang w:val="hi_IN" w:bidi="hi_IN"/>
+        </w:rPr>
+        <w:t>ταῦτα ἥγημαι διὰ τὸν Χριστὸν ζημίαν</w:t>
       </w:r>
     </w:p>
     <w:p>
@@ -27795,6 +31740,21 @@
           <w:b/>
           <w:lang w:val="hi_IN" w:bidi="hi_IN"/>
         </w:rPr>
+        <w:t>ζημίαν</w:t>
+      </w:r>
+    </w:p>
+    <w:p>
+      <w:pPr/>
+      <w:r>
+        <w:rPr>
+          <w:lang w:val="hi_IN" w:bidi="hi_IN"/>
+        </w:rPr>
+      </w:r>
+      <w:r>
+        <w:rPr>
+          <w:b/>
+          <w:lang w:val="hi_IN" w:bidi="hi_IN"/>
+        </w:rPr>
         <w:t>"हानि उठाई"</w:t>
       </w:r>
     </w:p>
@@ -27909,6 +31869,21 @@
           <w:b/>
           <w:lang w:val="hi_IN" w:bidi="hi_IN"/>
         </w:rPr>
+        <w:t>καὶ ἡγοῦμαι πάντα ζημίαν εἶναι, διὰ τὸ ὑπερέχον τῆς γνώσεως Χριστοῦ Ἰησοῦ τοῦ Κυρίου μου</w:t>
+      </w:r>
+    </w:p>
+    <w:p>
+      <w:pPr/>
+      <w:r>
+        <w:rPr>
+          <w:lang w:val="hi_IN" w:bidi="hi_IN"/>
+        </w:rPr>
+      </w:r>
+      <w:r>
+        <w:rPr>
+          <w:b/>
+          <w:lang w:val="hi_IN" w:bidi="hi_IN"/>
+        </w:rPr>
         <w:t>"मैं"</w:t>
       </w:r>
       <w:r>
@@ -28083,6 +32058,21 @@
           <w:b/>
           <w:lang w:val="hi_IN" w:bidi="hi_IN"/>
         </w:rPr>
+        <w:t>διὰ τὸ ὑπερέχον τῆς γνώσεως Χριστοῦ Ἰησοῦ τοῦ Κυρίου μου</w:t>
+      </w:r>
+    </w:p>
+    <w:p>
+      <w:pPr/>
+      <w:r>
+        <w:rPr>
+          <w:lang w:val="hi_IN" w:bidi="hi_IN"/>
+        </w:rPr>
+      </w:r>
+      <w:r>
+        <w:rPr>
+          <w:b/>
+          <w:lang w:val="hi_IN" w:bidi="hi_IN"/>
+        </w:rPr>
         <w:t>"मैं"</w:t>
       </w:r>
       <w:r>
@@ -28244,6 +32234,21 @@
           <w:b/>
           <w:lang w:val="hi_IN" w:bidi="hi_IN"/>
         </w:rPr>
+        <w:t>διὰ τὸ ὑπερέχον τῆς γνώσεως Χριστοῦ Ἰησοῦ τοῦ Κυρίου μου</w:t>
+      </w:r>
+    </w:p>
+    <w:p>
+      <w:pPr/>
+      <w:r>
+        <w:rPr>
+          <w:lang w:val="hi_IN" w:bidi="hi_IN"/>
+        </w:rPr>
+      </w:r>
+      <w:r>
+        <w:rPr>
+          <w:b/>
+          <w:lang w:val="hi_IN" w:bidi="hi_IN"/>
+        </w:rPr>
         <w:t>""</w:t>
       </w:r>
     </w:p>
@@ -28307,6 +32312,21 @@
           <w:b/>
           <w:lang w:val="hi_IN" w:bidi="hi_IN"/>
         </w:rPr>
+        <w:t>τῆς γνώσεως Χριστοῦ Ἰησοῦ τοῦ Κυρίου μου</w:t>
+      </w:r>
+    </w:p>
+    <w:p>
+      <w:pPr/>
+      <w:r>
+        <w:rPr>
+          <w:lang w:val="hi_IN" w:bidi="hi_IN"/>
+        </w:rPr>
+      </w:r>
+      <w:r>
+        <w:rPr>
+          <w:b/>
+          <w:lang w:val="hi_IN" w:bidi="hi_IN"/>
+        </w:rPr>
         <w:t>"मैं"</w:t>
       </w:r>
       <w:r>
@@ -28415,6 +32435,21 @@
         <w:rPr>
           <w:lang w:val="hi_IN" w:bidi="hi_IN"/>
         </w:rPr>
+      </w:r>
+    </w:p>
+    <w:p>
+      <w:pPr/>
+      <w:r>
+        <w:rPr>
+          <w:lang w:val="hi_IN" w:bidi="hi_IN"/>
+        </w:rPr>
+      </w:r>
+      <w:r>
+        <w:rPr>
+          <w:b/>
+          <w:lang w:val="hi_IN" w:bidi="hi_IN"/>
+        </w:rPr>
+        <w:t>δι’ ὃν τὰ πάντα ἐζημιώθην</w:t>
       </w:r>
     </w:p>
     <w:p>
@@ -28676,6 +32711,21 @@
           <w:b/>
           <w:lang w:val="hi_IN" w:bidi="hi_IN"/>
         </w:rPr>
+        <w:t>σκύβαλα</w:t>
+      </w:r>
+    </w:p>
+    <w:p>
+      <w:pPr/>
+      <w:r>
+        <w:rPr>
+          <w:lang w:val="hi_IN" w:bidi="hi_IN"/>
+        </w:rPr>
+      </w:r>
+      <w:r>
+        <w:rPr>
+          <w:b/>
+          <w:lang w:val="hi_IN" w:bidi="hi_IN"/>
+        </w:rPr>
         <w:t>"कूड़ा"</w:t>
       </w:r>
     </w:p>
@@ -28879,6 +32929,21 @@
           <w:b/>
           <w:lang w:val="hi_IN" w:bidi="hi_IN"/>
         </w:rPr>
+        <w:t>ἵνα Χριστὸν κερδήσω</w:t>
+      </w:r>
+    </w:p>
+    <w:p>
+      <w:pPr/>
+      <w:r>
+        <w:rPr>
+          <w:lang w:val="hi_IN" w:bidi="hi_IN"/>
+        </w:rPr>
+      </w:r>
+      <w:r>
+        <w:rPr>
+          <w:b/>
+          <w:lang w:val="hi_IN" w:bidi="hi_IN"/>
+        </w:rPr>
         <w:t>"ताकि मैं मसीह प्राप्त"</w:t>
       </w:r>
     </w:p>
@@ -28975,6 +33040,21 @@
           <w:b/>
           <w:lang w:val="hi_IN" w:bidi="hi_IN"/>
         </w:rPr>
+        <w:t>καὶ εὑρεθῶ ἐν αὐτῷ</w:t>
+      </w:r>
+    </w:p>
+    <w:p>
+      <w:pPr/>
+      <w:r>
+        <w:rPr>
+          <w:lang w:val="hi_IN" w:bidi="hi_IN"/>
+        </w:rPr>
+      </w:r>
+      <w:r>
+        <w:rPr>
+          <w:b/>
+          <w:lang w:val="hi_IN" w:bidi="hi_IN"/>
+        </w:rPr>
         <w:t>""</w:t>
       </w:r>
     </w:p>
@@ -29058,6 +33138,21 @@
           <w:b/>
           <w:lang w:val="hi_IN" w:bidi="hi_IN"/>
         </w:rPr>
+        <w:t>μὴ ἔχων ἐμὴν δικαιοσύνην, τὴν ἐκ νόμου</w:t>
+      </w:r>
+    </w:p>
+    <w:p>
+      <w:pPr/>
+      <w:r>
+        <w:rPr>
+          <w:lang w:val="hi_IN" w:bidi="hi_IN"/>
+        </w:rPr>
+      </w:r>
+      <w:r>
+        <w:rPr>
+          <w:b/>
+          <w:lang w:val="hi_IN" w:bidi="hi_IN"/>
+        </w:rPr>
         <w:t>"न अपनी उस धार्मिकता व्यवस्था"</w:t>
       </w:r>
       <w:r>
@@ -29180,6 +33275,21 @@
           <w:b/>
           <w:lang w:val="hi_IN" w:bidi="hi_IN"/>
         </w:rPr>
+        <w:t>ἀλλὰ τὴν διὰ πίστεως Χριστοῦ</w:t>
+      </w:r>
+    </w:p>
+    <w:p>
+      <w:pPr/>
+      <w:r>
+        <w:rPr>
+          <w:lang w:val="hi_IN" w:bidi="hi_IN"/>
+        </w:rPr>
+      </w:r>
+      <w:r>
+        <w:rPr>
+          <w:b/>
+          <w:lang w:val="hi_IN" w:bidi="hi_IN"/>
+        </w:rPr>
         <w:t>"से है, वरन् उस"</w:t>
       </w:r>
       <w:r>
@@ -29302,6 +33412,21 @@
           <w:b/>
           <w:lang w:val="hi_IN" w:bidi="hi_IN"/>
         </w:rPr>
+        <w:t>ἀλλὰ τὴν διὰ πίστεως Χριστοῦ</w:t>
+      </w:r>
+    </w:p>
+    <w:p>
+      <w:pPr/>
+      <w:r>
+        <w:rPr>
+          <w:lang w:val="hi_IN" w:bidi="hi_IN"/>
+        </w:rPr>
+      </w:r>
+      <w:r>
+        <w:rPr>
+          <w:b/>
+          <w:lang w:val="hi_IN" w:bidi="hi_IN"/>
+        </w:rPr>
         <w:t>""</w:t>
       </w:r>
     </w:p>
@@ -29378,6 +33503,21 @@
           <w:b/>
           <w:lang w:val="hi_IN" w:bidi="hi_IN"/>
         </w:rPr>
+        <w:t>τὴν ἐκ Θεοῦ δικαιοσύνην ἐπὶ τῇ πίστει</w:t>
+      </w:r>
+    </w:p>
+    <w:p>
+      <w:pPr/>
+      <w:r>
+        <w:rPr>
+          <w:lang w:val="hi_IN" w:bidi="hi_IN"/>
+        </w:rPr>
+      </w:r>
+      <w:r>
+        <w:rPr>
+          <w:b/>
+          <w:lang w:val="hi_IN" w:bidi="hi_IN"/>
+        </w:rPr>
         <w:t>""</w:t>
       </w:r>
     </w:p>
@@ -29500,6 +33640,21 @@
           <w:b/>
           <w:lang w:val="hi_IN" w:bidi="hi_IN"/>
         </w:rPr>
+        <w:t>τὴν ἐκ Θεοῦ δικαιοσύνην ἐπὶ τῇ πίστει</w:t>
+      </w:r>
+    </w:p>
+    <w:p>
+      <w:pPr/>
+      <w:r>
+        <w:rPr>
+          <w:lang w:val="hi_IN" w:bidi="hi_IN"/>
+        </w:rPr>
+      </w:r>
+      <w:r>
+        <w:rPr>
+          <w:b/>
+          <w:lang w:val="hi_IN" w:bidi="hi_IN"/>
+        </w:rPr>
         <w:t>""</w:t>
       </w:r>
     </w:p>
@@ -29609,6 +33764,21 @@
           <w:b/>
           <w:lang w:val="hi_IN" w:bidi="hi_IN"/>
         </w:rPr>
+        <w:t>ἐπὶ τῇ πίστει</w:t>
+      </w:r>
+    </w:p>
+    <w:p>
+      <w:pPr/>
+      <w:r>
+        <w:rPr>
+          <w:lang w:val="hi_IN" w:bidi="hi_IN"/>
+        </w:rPr>
+      </w:r>
+      <w:r>
+        <w:rPr>
+          <w:b/>
+          <w:lang w:val="hi_IN" w:bidi="hi_IN"/>
+        </w:rPr>
         <w:t>"विश्वास करने पर"</w:t>
       </w:r>
     </w:p>
@@ -29705,6 +33875,21 @@
           <w:b/>
           <w:lang w:val="hi_IN" w:bidi="hi_IN"/>
         </w:rPr>
+        <w:t>τοῦ γνῶναι αὐτὸν, καὶ τὴν δύναμιν τῆς ἀναστάσεως αὐτοῦ, καὶ κοινωνίαν παθημάτων αὐτοῦ, συμμορφιζόμενος τῷ θανάτῳ αὐτοῦ</w:t>
+      </w:r>
+    </w:p>
+    <w:p>
+      <w:pPr/>
+      <w:r>
+        <w:rPr>
+          <w:lang w:val="hi_IN" w:bidi="hi_IN"/>
+        </w:rPr>
+      </w:r>
+      <w:r>
+        <w:rPr>
+          <w:b/>
+          <w:lang w:val="hi_IN" w:bidi="hi_IN"/>
+        </w:rPr>
         <w:t>"उसको और उसके पुनरुत्थान की सामर्थ्य को, और उसके दुःखों में सहभागी के मर्म जानूँ, और उसकी मृत्यु की समानता प्राप्त"</w:t>
       </w:r>
     </w:p>
@@ -29814,6 +33999,21 @@
           <w:b/>
           <w:lang w:val="hi_IN" w:bidi="hi_IN"/>
         </w:rPr>
+        <w:t>καὶ</w:t>
+      </w:r>
+    </w:p>
+    <w:p>
+      <w:pPr/>
+      <w:r>
+        <w:rPr>
+          <w:lang w:val="hi_IN" w:bidi="hi_IN"/>
+        </w:rPr>
+      </w:r>
+      <w:r>
+        <w:rPr>
+          <w:b/>
+          <w:lang w:val="hi_IN" w:bidi="hi_IN"/>
+        </w:rPr>
         <w:t>""</w:t>
       </w:r>
     </w:p>
@@ -29876,6 +34076,21 @@
         <w:rPr>
           <w:lang w:val="hi_IN" w:bidi="hi_IN"/>
         </w:rPr>
+      </w:r>
+    </w:p>
+    <w:p>
+      <w:pPr/>
+      <w:r>
+        <w:rPr>
+          <w:lang w:val="hi_IN" w:bidi="hi_IN"/>
+        </w:rPr>
+      </w:r>
+      <w:r>
+        <w:rPr>
+          <w:b/>
+          <w:lang w:val="hi_IN" w:bidi="hi_IN"/>
+        </w:rPr>
+        <w:t>τοῦ γνῶναι αὐτὸν, καὶ τὴν δύναμιν τῆς ἀναστάσεως αὐτοῦ, καὶ κοινωνίαν παθημάτων αὐτοῦ</w:t>
       </w:r>
     </w:p>
     <w:p>
@@ -30125,6 +34340,21 @@
           <w:b/>
           <w:lang w:val="hi_IN" w:bidi="hi_IN"/>
         </w:rPr>
+        <w:t>δύναμιν</w:t>
+      </w:r>
+    </w:p>
+    <w:p>
+      <w:pPr/>
+      <w:r>
+        <w:rPr>
+          <w:lang w:val="hi_IN" w:bidi="hi_IN"/>
+        </w:rPr>
+      </w:r>
+      <w:r>
+        <w:rPr>
+          <w:b/>
+          <w:lang w:val="hi_IN" w:bidi="hi_IN"/>
+        </w:rPr>
         <w:t>"सामर्थ्य को"</w:t>
       </w:r>
     </w:p>
@@ -30234,6 +34464,21 @@
           <w:b/>
           <w:lang w:val="hi_IN" w:bidi="hi_IN"/>
         </w:rPr>
+        <w:t>καὶ κοινωνίαν παθημάτων αὐτοῦ</w:t>
+      </w:r>
+    </w:p>
+    <w:p>
+      <w:pPr/>
+      <w:r>
+        <w:rPr>
+          <w:lang w:val="hi_IN" w:bidi="hi_IN"/>
+        </w:rPr>
+      </w:r>
+      <w:r>
+        <w:rPr>
+          <w:b/>
+          <w:lang w:val="hi_IN" w:bidi="hi_IN"/>
+        </w:rPr>
         <w:t>"और उसके दुःखों में सहभागी"</w:t>
       </w:r>
     </w:p>
@@ -30330,6 +34575,21 @@
           <w:b/>
           <w:lang w:val="hi_IN" w:bidi="hi_IN"/>
         </w:rPr>
+        <w:t>καὶ κοινωνίαν παθημάτων αὐτοῦ</w:t>
+      </w:r>
+    </w:p>
+    <w:p>
+      <w:pPr/>
+      <w:r>
+        <w:rPr>
+          <w:lang w:val="hi_IN" w:bidi="hi_IN"/>
+        </w:rPr>
+      </w:r>
+      <w:r>
+        <w:rPr>
+          <w:b/>
+          <w:lang w:val="hi_IN" w:bidi="hi_IN"/>
+        </w:rPr>
         <w:t>"और उसके दुःखों में सहभागी"</w:t>
       </w:r>
     </w:p>
@@ -30426,6 +34686,21 @@
           <w:b/>
           <w:lang w:val="hi_IN" w:bidi="hi_IN"/>
         </w:rPr>
+        <w:t>καὶ</w:t>
+      </w:r>
+    </w:p>
+    <w:p>
+      <w:pPr/>
+      <w:r>
+        <w:rPr>
+          <w:lang w:val="hi_IN" w:bidi="hi_IN"/>
+        </w:rPr>
+      </w:r>
+      <w:r>
+        <w:rPr>
+          <w:b/>
+          <w:lang w:val="hi_IN" w:bidi="hi_IN"/>
+        </w:rPr>
         <w:t>"और"</w:t>
       </w:r>
     </w:p>
@@ -30522,6 +34797,21 @@
           <w:b/>
           <w:lang w:val="hi_IN" w:bidi="hi_IN"/>
         </w:rPr>
+        <w:t>συμμορφιζόμενος τῷ θανάτῳ αὐτοῦ</w:t>
+      </w:r>
+    </w:p>
+    <w:p>
+      <w:pPr/>
+      <w:r>
+        <w:rPr>
+          <w:lang w:val="hi_IN" w:bidi="hi_IN"/>
+        </w:rPr>
+      </w:r>
+      <w:r>
+        <w:rPr>
+          <w:b/>
+          <w:lang w:val="hi_IN" w:bidi="hi_IN"/>
+        </w:rPr>
         <w:t>""</w:t>
       </w:r>
     </w:p>
@@ -30618,6 +34908,21 @@
           <w:b/>
           <w:lang w:val="hi_IN" w:bidi="hi_IN"/>
         </w:rPr>
+        <w:t>συμμορφιζόμενος τῷ θανάτῳ αὐτοῦ</w:t>
+      </w:r>
+    </w:p>
+    <w:p>
+      <w:pPr/>
+      <w:r>
+        <w:rPr>
+          <w:lang w:val="hi_IN" w:bidi="hi_IN"/>
+        </w:rPr>
+      </w:r>
+      <w:r>
+        <w:rPr>
+          <w:b/>
+          <w:lang w:val="hi_IN" w:bidi="hi_IN"/>
+        </w:rPr>
         <w:t>"मर्म"</w:t>
       </w:r>
       <w:r>
@@ -30727,6 +35032,21 @@
           <w:b/>
           <w:lang w:val="hi_IN" w:bidi="hi_IN"/>
         </w:rPr>
+        <w:t>τὴν ἐξανάστασιν τὴν ἐκ νεκρῶν</w:t>
+      </w:r>
+    </w:p>
+    <w:p>
+      <w:pPr/>
+      <w:r>
+        <w:rPr>
+          <w:lang w:val="hi_IN" w:bidi="hi_IN"/>
+        </w:rPr>
+      </w:r>
+      <w:r>
+        <w:rPr>
+          <w:b/>
+          <w:lang w:val="hi_IN" w:bidi="hi_IN"/>
+        </w:rPr>
         <w:t>""</w:t>
       </w:r>
     </w:p>
@@ -30790,6 +35110,21 @@
           <w:b/>
           <w:lang w:val="hi_IN" w:bidi="hi_IN"/>
         </w:rPr>
+        <w:t>οὐχ ὅτι ἤδη ἔλαβον</w:t>
+      </w:r>
+    </w:p>
+    <w:p>
+      <w:pPr/>
+      <w:r>
+        <w:rPr>
+          <w:lang w:val="hi_IN" w:bidi="hi_IN"/>
+        </w:rPr>
+      </w:r>
+      <w:r>
+        <w:rPr>
+          <w:b/>
+          <w:lang w:val="hi_IN" w:bidi="hi_IN"/>
+        </w:rPr>
         <w:t>""</w:t>
       </w:r>
     </w:p>
@@ -30879,6 +35214,21 @@
           <w:b/>
           <w:lang w:val="hi_IN" w:bidi="hi_IN"/>
         </w:rPr>
+        <w:t>ἢ ἤδη τετελείωμαι</w:t>
+      </w:r>
+    </w:p>
+    <w:p>
+      <w:pPr/>
+      <w:r>
+        <w:rPr>
+          <w:lang w:val="hi_IN" w:bidi="hi_IN"/>
+        </w:rPr>
+      </w:r>
+      <w:r>
+        <w:rPr>
+          <w:b/>
+          <w:lang w:val="hi_IN" w:bidi="hi_IN"/>
+        </w:rPr>
         <w:t>""</w:t>
       </w:r>
     </w:p>
@@ -30955,6 +35305,21 @@
           <w:b/>
           <w:lang w:val="hi_IN" w:bidi="hi_IN"/>
         </w:rPr>
+        <w:t>ἤδη τετελείωμαι</w:t>
+      </w:r>
+    </w:p>
+    <w:p>
+      <w:pPr/>
+      <w:r>
+        <w:rPr>
+          <w:lang w:val="hi_IN" w:bidi="hi_IN"/>
+        </w:rPr>
+      </w:r>
+      <w:r>
+        <w:rPr>
+          <w:b/>
+          <w:lang w:val="hi_IN" w:bidi="hi_IN"/>
+        </w:rPr>
         <w:t>""</w:t>
       </w:r>
     </w:p>
@@ -31031,6 +35396,21 @@
           <w:b/>
           <w:lang w:val="hi_IN" w:bidi="hi_IN"/>
         </w:rPr>
+        <w:t>ἤδη τετελείωμαι</w:t>
+      </w:r>
+    </w:p>
+    <w:p>
+      <w:pPr/>
+      <w:r>
+        <w:rPr>
+          <w:lang w:val="hi_IN" w:bidi="hi_IN"/>
+        </w:rPr>
+      </w:r>
+      <w:r>
+        <w:rPr>
+          <w:b/>
+          <w:lang w:val="hi_IN" w:bidi="hi_IN"/>
+        </w:rPr>
         <w:t>"सिद्ध हो चुका हूँ"</w:t>
       </w:r>
     </w:p>
@@ -31113,6 +35493,21 @@
         <w:rPr>
           <w:lang w:val="hi_IN" w:bidi="hi_IN"/>
         </w:rPr>
+      </w:r>
+    </w:p>
+    <w:p>
+      <w:pPr/>
+      <w:r>
+        <w:rPr>
+          <w:lang w:val="hi_IN" w:bidi="hi_IN"/>
+        </w:rPr>
+      </w:r>
+      <w:r>
+        <w:rPr>
+          <w:b/>
+          <w:lang w:val="hi_IN" w:bidi="hi_IN"/>
+        </w:rPr>
+        <w:t>καταλάβω, ἐφ’ ᾧ καὶ κατελήμφθην ὑπὸ Χριστοῦ Ἰησοῦ</w:t>
       </w:r>
     </w:p>
     <w:p>
@@ -31335,6 +35730,21 @@
           <w:b/>
           <w:lang w:val="hi_IN" w:bidi="hi_IN"/>
         </w:rPr>
+        <w:t>ἐγὼ ἐμαυτὸν οὐ λογίζομαι κατειληφέναι</w:t>
+      </w:r>
+    </w:p>
+    <w:p>
+      <w:pPr/>
+      <w:r>
+        <w:rPr>
+          <w:lang w:val="hi_IN" w:bidi="hi_IN"/>
+        </w:rPr>
+      </w:r>
+      <w:r>
+        <w:rPr>
+          <w:b/>
+          <w:lang w:val="hi_IN" w:bidi="hi_IN"/>
+        </w:rPr>
         <w:t>""</w:t>
       </w:r>
     </w:p>
@@ -31444,6 +35854,21 @@
           <w:b/>
           <w:lang w:val="hi_IN" w:bidi="hi_IN"/>
         </w:rPr>
+        <w:t>ἓν δέ</w:t>
+      </w:r>
+    </w:p>
+    <w:p>
+      <w:pPr/>
+      <w:r>
+        <w:rPr>
+          <w:lang w:val="hi_IN" w:bidi="hi_IN"/>
+        </w:rPr>
+      </w:r>
+      <w:r>
+        <w:rPr>
+          <w:b/>
+          <w:lang w:val="hi_IN" w:bidi="hi_IN"/>
+        </w:rPr>
         <w:t>"परन्तु एक काम"</w:t>
       </w:r>
     </w:p>
@@ -31540,6 +35965,21 @@
           <w:b/>
           <w:lang w:val="hi_IN" w:bidi="hi_IN"/>
         </w:rPr>
+        <w:t>τὰ μὲν ὀπίσω ἐπιλανθανόμενος, τοῖς δὲ ἔμπροσθεν ἐπεκτεινόμενος</w:t>
+      </w:r>
+    </w:p>
+    <w:p>
+      <w:pPr/>
+      <w:r>
+        <w:rPr>
+          <w:lang w:val="hi_IN" w:bidi="hi_IN"/>
+        </w:rPr>
+      </w:r>
+      <w:r>
+        <w:rPr>
+          <w:b/>
+          <w:lang w:val="hi_IN" w:bidi="hi_IN"/>
+        </w:rPr>
         <w:t>""</w:t>
       </w:r>
     </w:p>
@@ -31636,6 +36076,21 @@
           <w:b/>
           <w:lang w:val="hi_IN" w:bidi="hi_IN"/>
         </w:rPr>
+        <w:t>κατὰ σκοπὸν διώκω εἰς τὸ βραβεῖον</w:t>
+      </w:r>
+    </w:p>
+    <w:p>
+      <w:pPr/>
+      <w:r>
+        <w:rPr>
+          <w:lang w:val="hi_IN" w:bidi="hi_IN"/>
+        </w:rPr>
+      </w:r>
+      <w:r>
+        <w:rPr>
+          <w:b/>
+          <w:lang w:val="hi_IN" w:bidi="hi_IN"/>
+        </w:rPr>
         <w:t>""</w:t>
       </w:r>
     </w:p>
@@ -31745,6 +36200,21 @@
           <w:b/>
           <w:lang w:val="hi_IN" w:bidi="hi_IN"/>
         </w:rPr>
+        <w:t>σκοπὸν &amp; εἰς τὸ βραβεῖον τῆς ἄνω κλήσεως τοῦ Θεοῦ</w:t>
+      </w:r>
+    </w:p>
+    <w:p>
+      <w:pPr/>
+      <w:r>
+        <w:rPr>
+          <w:lang w:val="hi_IN" w:bidi="hi_IN"/>
+        </w:rPr>
+      </w:r>
+      <w:r>
+        <w:rPr>
+          <w:b/>
+          <w:lang w:val="hi_IN" w:bidi="hi_IN"/>
+        </w:rPr>
         <w:t>"निशाने"</w:t>
       </w:r>
       <w:r>
@@ -31886,6 +36356,21 @@
           <w:b/>
           <w:lang w:val="hi_IN" w:bidi="hi_IN"/>
         </w:rPr>
+        <w:t>τὸ βραβεῖον τῆς ἄνω κλήσεως τοῦ Θεοῦ</w:t>
+      </w:r>
+    </w:p>
+    <w:p>
+      <w:pPr/>
+      <w:r>
+        <w:rPr>
+          <w:lang w:val="hi_IN" w:bidi="hi_IN"/>
+        </w:rPr>
+      </w:r>
+      <w:r>
+        <w:rPr>
+          <w:b/>
+          <w:lang w:val="hi_IN" w:bidi="hi_IN"/>
+        </w:rPr>
         <w:t>""</w:t>
       </w:r>
     </w:p>
@@ -32021,6 +36506,21 @@
           <w:b/>
           <w:lang w:val="hi_IN" w:bidi="hi_IN"/>
         </w:rPr>
+        <w:t>τῆς ἄνω κλήσεως τοῦ Θεοῦ</w:t>
+      </w:r>
+    </w:p>
+    <w:p>
+      <w:pPr/>
+      <w:r>
+        <w:rPr>
+          <w:lang w:val="hi_IN" w:bidi="hi_IN"/>
+        </w:rPr>
+      </w:r>
+      <w:r>
+        <w:rPr>
+          <w:b/>
+          <w:lang w:val="hi_IN" w:bidi="hi_IN"/>
+        </w:rPr>
         <w:t>"परमेश्वर ने"</w:t>
       </w:r>
       <w:r>
@@ -32156,6 +36656,21 @@
           <w:b/>
           <w:lang w:val="hi_IN" w:bidi="hi_IN"/>
         </w:rPr>
+        <w:t>κατὰ σκοπὸν διώκω εἰς τὸ βραβεῖον τῆς ἄνω κλήσεως τοῦ Θεοῦ ἐν Χριστῷ Ἰησοῦ</w:t>
+      </w:r>
+    </w:p>
+    <w:p>
+      <w:pPr/>
+      <w:r>
+        <w:rPr>
+          <w:lang w:val="hi_IN" w:bidi="hi_IN"/>
+        </w:rPr>
+      </w:r>
+      <w:r>
+        <w:rPr>
+          <w:b/>
+          <w:lang w:val="hi_IN" w:bidi="hi_IN"/>
+        </w:rPr>
         <w:t>"निशाने की ओर दौड़ा चला जाता हूँ, ताकि इनाम पाऊँ, जिसके परमेश्वर ने मसीह यीशु में ऊपर बुलाया"</w:t>
       </w:r>
     </w:p>
@@ -32278,6 +36793,21 @@
           <w:b/>
           <w:lang w:val="hi_IN" w:bidi="hi_IN"/>
         </w:rPr>
+        <w:t>κατὰ σκοπὸν διώκω εἰς τὸ βραβεῖον τῆς ἄνω κλήσεως τοῦ Θεοῦ ἐν Χριστῷ Ἰησοῦ</w:t>
+      </w:r>
+    </w:p>
+    <w:p>
+      <w:pPr/>
+      <w:r>
+        <w:rPr>
+          <w:lang w:val="hi_IN" w:bidi="hi_IN"/>
+        </w:rPr>
+      </w:r>
+      <w:r>
+        <w:rPr>
+          <w:b/>
+          <w:lang w:val="hi_IN" w:bidi="hi_IN"/>
+        </w:rPr>
         <w:t>"निशाने की ओर दौड़ा चला जाता हूँ, ताकि इनाम पाऊँ, जिसके परमेश्वर ने मसीह यीशु में ऊपर बुलाया"</w:t>
       </w:r>
     </w:p>
@@ -32373,6 +36903,21 @@
         <w:rPr>
           <w:lang w:val="hi_IN" w:bidi="hi_IN"/>
         </w:rPr>
+      </w:r>
+    </w:p>
+    <w:p>
+      <w:pPr/>
+      <w:r>
+        <w:rPr>
+          <w:lang w:val="hi_IN" w:bidi="hi_IN"/>
+        </w:rPr>
+      </w:r>
+      <w:r>
+        <w:rPr>
+          <w:b/>
+          <w:lang w:val="hi_IN" w:bidi="hi_IN"/>
+        </w:rPr>
+        <w:t>οὖν</w:t>
       </w:r>
     </w:p>
     <w:p>
@@ -32499,6 +37044,21 @@
           <w:b/>
           <w:lang w:val="hi_IN" w:bidi="hi_IN"/>
         </w:rPr>
+        <w:t>ὅσοι</w:t>
+      </w:r>
+    </w:p>
+    <w:p>
+      <w:pPr/>
+      <w:r>
+        <w:rPr>
+          <w:lang w:val="hi_IN" w:bidi="hi_IN"/>
+        </w:rPr>
+      </w:r>
+      <w:r>
+        <w:rPr>
+          <w:b/>
+          <w:lang w:val="hi_IN" w:bidi="hi_IN"/>
+        </w:rPr>
         <w:t>"जितने"</w:t>
       </w:r>
     </w:p>
@@ -32671,6 +37231,21 @@
           <w:b/>
           <w:lang w:val="hi_IN" w:bidi="hi_IN"/>
         </w:rPr>
+        <w:t>καὶ τοῦτο ὁ Θεὸς ὑμῖν ἀποκαλύψει</w:t>
+      </w:r>
+    </w:p>
+    <w:p>
+      <w:pPr/>
+      <w:r>
+        <w:rPr>
+          <w:lang w:val="hi_IN" w:bidi="hi_IN"/>
+        </w:rPr>
+      </w:r>
+      <w:r>
+        <w:rPr>
+          <w:b/>
+          <w:lang w:val="hi_IN" w:bidi="hi_IN"/>
+        </w:rPr>
         <w:t>""</w:t>
       </w:r>
     </w:p>
@@ -32734,6 +37309,21 @@
           <w:b/>
           <w:lang w:val="hi_IN" w:bidi="hi_IN"/>
         </w:rPr>
+        <w:t>εἰς ὃ ἐφθάσαμεν, τῷ αὐτῷ στοιχεῖν</w:t>
+      </w:r>
+    </w:p>
+    <w:p>
+      <w:pPr/>
+      <w:r>
+        <w:rPr>
+          <w:lang w:val="hi_IN" w:bidi="hi_IN"/>
+        </w:rPr>
+      </w:r>
+      <w:r>
+        <w:rPr>
+          <w:b/>
+          <w:lang w:val="hi_IN" w:bidi="hi_IN"/>
+        </w:rPr>
         <w:t>""</w:t>
       </w:r>
     </w:p>
@@ -32850,6 +37440,21 @@
           <w:b/>
           <w:lang w:val="hi_IN" w:bidi="hi_IN"/>
         </w:rPr>
+        <w:t>εἰς ὃ ἐφθάσαμεν, τῷ αὐτῷ στοιχεῖν</w:t>
+      </w:r>
+    </w:p>
+    <w:p>
+      <w:pPr/>
+      <w:r>
+        <w:rPr>
+          <w:lang w:val="hi_IN" w:bidi="hi_IN"/>
+        </w:rPr>
+      </w:r>
+      <w:r>
+        <w:rPr>
+          <w:b/>
+          <w:lang w:val="hi_IN" w:bidi="hi_IN"/>
+        </w:rPr>
         <w:t>"हम पहुँचे हैं, उसी के अनुसार चलें"</w:t>
       </w:r>
     </w:p>
@@ -32913,6 +37518,21 @@
           <w:b/>
           <w:lang w:val="hi_IN" w:bidi="hi_IN"/>
         </w:rPr>
+        <w:t>συνμιμηταί μου γίνεσθε</w:t>
+      </w:r>
+    </w:p>
+    <w:p>
+      <w:pPr/>
+      <w:r>
+        <w:rPr>
+          <w:lang w:val="hi_IN" w:bidi="hi_IN"/>
+        </w:rPr>
+      </w:r>
+      <w:r>
+        <w:rPr>
+          <w:b/>
+          <w:lang w:val="hi_IN" w:bidi="hi_IN"/>
+        </w:rPr>
         <w:t>""</w:t>
       </w:r>
     </w:p>
@@ -32962,6 +37582,21 @@
         <w:rPr>
           <w:lang w:val="hi_IN" w:bidi="hi_IN"/>
         </w:rPr>
+      </w:r>
+    </w:p>
+    <w:p>
+      <w:pPr/>
+      <w:r>
+        <w:rPr>
+          <w:lang w:val="hi_IN" w:bidi="hi_IN"/>
+        </w:rPr>
+      </w:r>
+      <w:r>
+        <w:rPr>
+          <w:b/>
+          <w:lang w:val="hi_IN" w:bidi="hi_IN"/>
+        </w:rPr>
+        <w:t>γίνεσθε</w:t>
       </w:r>
     </w:p>
     <w:p>
@@ -33166,6 +37801,21 @@
           <w:b/>
           <w:lang w:val="hi_IN" w:bidi="hi_IN"/>
         </w:rPr>
+        <w:t>σκοπεῖτε</w:t>
+      </w:r>
+    </w:p>
+    <w:p>
+      <w:pPr/>
+      <w:r>
+        <w:rPr>
+          <w:lang w:val="hi_IN" w:bidi="hi_IN"/>
+        </w:rPr>
+      </w:r>
+      <w:r>
+        <w:rPr>
+          <w:b/>
+          <w:lang w:val="hi_IN" w:bidi="hi_IN"/>
+        </w:rPr>
         <w:t>"पहचानों"</w:t>
       </w:r>
     </w:p>
@@ -33262,6 +37912,21 @@
           <w:b/>
           <w:lang w:val="hi_IN" w:bidi="hi_IN"/>
         </w:rPr>
+        <w:t>τοὺς οὕτω περιπατοῦντας, καθὼς ἔχετε τύπον ἡμᾶς</w:t>
+      </w:r>
+    </w:p>
+    <w:p>
+      <w:pPr/>
+      <w:r>
+        <w:rPr>
+          <w:lang w:val="hi_IN" w:bidi="hi_IN"/>
+        </w:rPr>
+      </w:r>
+      <w:r>
+        <w:rPr>
+          <w:b/>
+          <w:lang w:val="hi_IN" w:bidi="hi_IN"/>
+        </w:rPr>
         <w:t>""</w:t>
       </w:r>
     </w:p>
@@ -33325,6 +37990,21 @@
           <w:b/>
           <w:lang w:val="hi_IN" w:bidi="hi_IN"/>
         </w:rPr>
+        <w:t>πολλοὶ γὰρ περιπατοῦσιν</w:t>
+      </w:r>
+    </w:p>
+    <w:p>
+      <w:pPr/>
+      <w:r>
+        <w:rPr>
+          <w:lang w:val="hi_IN" w:bidi="hi_IN"/>
+        </w:rPr>
+      </w:r>
+      <w:r>
+        <w:rPr>
+          <w:b/>
+          <w:lang w:val="hi_IN" w:bidi="hi_IN"/>
+        </w:rPr>
         <w:t>""</w:t>
       </w:r>
     </w:p>
@@ -33401,6 +38081,21 @@
           <w:b/>
           <w:lang w:val="hi_IN" w:bidi="hi_IN"/>
         </w:rPr>
+        <w:t>πολλοὶ γὰρ</w:t>
+      </w:r>
+    </w:p>
+    <w:p>
+      <w:pPr/>
+      <w:r>
+        <w:rPr>
+          <w:lang w:val="hi_IN" w:bidi="hi_IN"/>
+        </w:rPr>
+      </w:r>
+      <w:r>
+        <w:rPr>
+          <w:b/>
+          <w:lang w:val="hi_IN" w:bidi="hi_IN"/>
+        </w:rPr>
         <w:t>""</w:t>
       </w:r>
     </w:p>
@@ -33477,6 +38172,21 @@
           <w:b/>
           <w:lang w:val="hi_IN" w:bidi="hi_IN"/>
         </w:rPr>
+        <w:t>νῦν δὲ καὶ κλαίων</w:t>
+      </w:r>
+    </w:p>
+    <w:p>
+      <w:pPr/>
+      <w:r>
+        <w:rPr>
+          <w:lang w:val="hi_IN" w:bidi="hi_IN"/>
+        </w:rPr>
+      </w:r>
+      <w:r>
+        <w:rPr>
+          <w:b/>
+          <w:lang w:val="hi_IN" w:bidi="hi_IN"/>
+        </w:rPr>
         <w:t>""</w:t>
       </w:r>
     </w:p>
@@ -33540,6 +38250,21 @@
           <w:b/>
           <w:lang w:val="hi_IN" w:bidi="hi_IN"/>
         </w:rPr>
+        <w:t>τοὺς ἐχθροὺς τοῦ σταυροῦ τοῦ Χριστοῦ</w:t>
+      </w:r>
+    </w:p>
+    <w:p>
+      <w:pPr/>
+      <w:r>
+        <w:rPr>
+          <w:lang w:val="hi_IN" w:bidi="hi_IN"/>
+        </w:rPr>
+      </w:r>
+      <w:r>
+        <w:rPr>
+          <w:b/>
+          <w:lang w:val="hi_IN" w:bidi="hi_IN"/>
+        </w:rPr>
         <w:t>""</w:t>
       </w:r>
     </w:p>
@@ -33662,6 +38387,21 @@
           <w:b/>
           <w:lang w:val="hi_IN" w:bidi="hi_IN"/>
         </w:rPr>
+        <w:t>ὧν τὸ τέλος ἀπώλεια</w:t>
+      </w:r>
+    </w:p>
+    <w:p>
+      <w:pPr/>
+      <w:r>
+        <w:rPr>
+          <w:lang w:val="hi_IN" w:bidi="hi_IN"/>
+        </w:rPr>
+      </w:r>
+      <w:r>
+        <w:rPr>
+          <w:b/>
+          <w:lang w:val="hi_IN" w:bidi="hi_IN"/>
+        </w:rPr>
         <w:t>""</w:t>
       </w:r>
     </w:p>
@@ -33738,6 +38478,21 @@
           <w:b/>
           <w:lang w:val="hi_IN" w:bidi="hi_IN"/>
         </w:rPr>
+        <w:t>ὧν τὸ τέλος ἀπώλεια</w:t>
+      </w:r>
+    </w:p>
+    <w:p>
+      <w:pPr/>
+      <w:r>
+        <w:rPr>
+          <w:lang w:val="hi_IN" w:bidi="hi_IN"/>
+        </w:rPr>
+      </w:r>
+      <w:r>
+        <w:rPr>
+          <w:b/>
+          <w:lang w:val="hi_IN" w:bidi="hi_IN"/>
+        </w:rPr>
         <w:t>"उनका अन्त विनाश है"</w:t>
       </w:r>
     </w:p>
@@ -33847,6 +38602,21 @@
           <w:b/>
           <w:lang w:val="hi_IN" w:bidi="hi_IN"/>
         </w:rPr>
+        <w:t>ὧν ὁ Θεὸς ἡ κοιλία</w:t>
+      </w:r>
+    </w:p>
+    <w:p>
+      <w:pPr/>
+      <w:r>
+        <w:rPr>
+          <w:lang w:val="hi_IN" w:bidi="hi_IN"/>
+        </w:rPr>
+      </w:r>
+      <w:r>
+        <w:rPr>
+          <w:b/>
+          <w:lang w:val="hi_IN" w:bidi="hi_IN"/>
+        </w:rPr>
         <w:t>""</w:t>
       </w:r>
     </w:p>
@@ -33969,6 +38739,21 @@
           <w:b/>
           <w:lang w:val="hi_IN" w:bidi="hi_IN"/>
         </w:rPr>
+        <w:t>ἡ δόξα ἐν τῇ αἰσχύνῃ αὐτῶν</w:t>
+      </w:r>
+    </w:p>
+    <w:p>
+      <w:pPr/>
+      <w:r>
+        <w:rPr>
+          <w:lang w:val="hi_IN" w:bidi="hi_IN"/>
+        </w:rPr>
+      </w:r>
+      <w:r>
+        <w:rPr>
+          <w:b/>
+          <w:lang w:val="hi_IN" w:bidi="hi_IN"/>
+        </w:rPr>
         <w:t>""</w:t>
       </w:r>
     </w:p>
@@ -34065,6 +38850,21 @@
           <w:b/>
           <w:lang w:val="hi_IN" w:bidi="hi_IN"/>
         </w:rPr>
+        <w:t>ἡ δόξα ἐν τῇ αἰσχύνῃ αὐτῶν</w:t>
+      </w:r>
+    </w:p>
+    <w:p>
+      <w:pPr/>
+      <w:r>
+        <w:rPr>
+          <w:lang w:val="hi_IN" w:bidi="hi_IN"/>
+        </w:rPr>
+      </w:r>
+      <w:r>
+        <w:rPr>
+          <w:b/>
+          <w:lang w:val="hi_IN" w:bidi="hi_IN"/>
+        </w:rPr>
         <w:t>"लज्जा की"</w:t>
       </w:r>
       <w:r>
@@ -34187,6 +38987,21 @@
           <w:b/>
           <w:lang w:val="hi_IN" w:bidi="hi_IN"/>
         </w:rPr>
+        <w:t>ἡ δόξα ἐν τῇ αἰσχύνῃ αὐτῶν</w:t>
+      </w:r>
+    </w:p>
+    <w:p>
+      <w:pPr/>
+      <w:r>
+        <w:rPr>
+          <w:lang w:val="hi_IN" w:bidi="hi_IN"/>
+        </w:rPr>
+      </w:r>
+      <w:r>
+        <w:rPr>
+          <w:b/>
+          <w:lang w:val="hi_IN" w:bidi="hi_IN"/>
+        </w:rPr>
         <w:t>"लज्जा की"</w:t>
       </w:r>
       <w:r>
@@ -34309,6 +39124,21 @@
           <w:b/>
           <w:lang w:val="hi_IN" w:bidi="hi_IN"/>
         </w:rPr>
+        <w:t>οἱ τὰ ἐπίγεια φρονοῦντες</w:t>
+      </w:r>
+    </w:p>
+    <w:p>
+      <w:pPr/>
+      <w:r>
+        <w:rPr>
+          <w:lang w:val="hi_IN" w:bidi="hi_IN"/>
+        </w:rPr>
+      </w:r>
+      <w:r>
+        <w:rPr>
+          <w:b/>
+          <w:lang w:val="hi_IN" w:bidi="hi_IN"/>
+        </w:rPr>
         <w:t>""</w:t>
       </w:r>
     </w:p>
@@ -34501,6 +39331,21 @@
           <w:b/>
           <w:lang w:val="hi_IN" w:bidi="hi_IN"/>
         </w:rPr>
+        <w:t>ἡμῶν &amp; ἀπεκδεχόμεθα</w:t>
+      </w:r>
+    </w:p>
+    <w:p>
+      <w:pPr/>
+      <w:r>
+        <w:rPr>
+          <w:lang w:val="hi_IN" w:bidi="hi_IN"/>
+        </w:rPr>
+      </w:r>
+      <w:r>
+        <w:rPr>
+          <w:b/>
+          <w:lang w:val="hi_IN" w:bidi="hi_IN"/>
+        </w:rPr>
         <w:t>""</w:t>
       </w:r>
     </w:p>
@@ -34630,6 +39475,21 @@
           <w:b/>
           <w:lang w:val="hi_IN" w:bidi="hi_IN"/>
         </w:rPr>
+        <w:t>πολίτευμα</w:t>
+      </w:r>
+    </w:p>
+    <w:p>
+      <w:pPr/>
+      <w:r>
+        <w:rPr>
+          <w:lang w:val="hi_IN" w:bidi="hi_IN"/>
+        </w:rPr>
+      </w:r>
+      <w:r>
+        <w:rPr>
+          <w:b/>
+          <w:lang w:val="hi_IN" w:bidi="hi_IN"/>
+        </w:rPr>
         <w:t>"स्वदेश"</w:t>
       </w:r>
     </w:p>
@@ -34739,6 +39599,21 @@
           <w:b/>
           <w:lang w:val="hi_IN" w:bidi="hi_IN"/>
         </w:rPr>
+        <w:t>σώματι τῆς δόξης αὐτοῦ</w:t>
+      </w:r>
+    </w:p>
+    <w:p>
+      <w:pPr/>
+      <w:r>
+        <w:rPr>
+          <w:lang w:val="hi_IN" w:bidi="hi_IN"/>
+        </w:rPr>
+      </w:r>
+      <w:r>
+        <w:rPr>
+          <w:b/>
+          <w:lang w:val="hi_IN" w:bidi="hi_IN"/>
+        </w:rPr>
         <w:t>"हमारी"</w:t>
       </w:r>
       <w:r>
@@ -34848,6 +39723,21 @@
           <w:b/>
           <w:lang w:val="hi_IN" w:bidi="hi_IN"/>
         </w:rPr>
+        <w:t>τοῦ δύνασθαι αὐτὸν</w:t>
+      </w:r>
+    </w:p>
+    <w:p>
+      <w:pPr/>
+      <w:r>
+        <w:rPr>
+          <w:lang w:val="hi_IN" w:bidi="hi_IN"/>
+        </w:rPr>
+      </w:r>
+      <w:r>
+        <w:rPr>
+          <w:b/>
+          <w:lang w:val="hi_IN" w:bidi="hi_IN"/>
+        </w:rPr>
         <w:t>"वह अपनी"</w:t>
       </w:r>
       <w:r>
@@ -34969,6 +39859,21 @@
         <w:rPr>
           <w:lang w:val="hi_IN" w:bidi="hi_IN"/>
         </w:rPr>
+      </w:r>
+    </w:p>
+    <w:p>
+      <w:pPr/>
+      <w:r>
+        <w:rPr>
+          <w:lang w:val="hi_IN" w:bidi="hi_IN"/>
+        </w:rPr>
+      </w:r>
+      <w:r>
+        <w:rPr>
+          <w:b/>
+          <w:lang w:val="hi_IN" w:bidi="hi_IN"/>
+        </w:rPr>
+        <w:t>ὥστε</w:t>
       </w:r>
     </w:p>
     <w:p>
@@ -35173,6 +40078,21 @@
           <w:b/>
           <w:lang w:val="hi_IN" w:bidi="hi_IN"/>
         </w:rPr>
+        <w:t>ἀγαπητοὶ καὶ ἐπιπόθητοι</w:t>
+      </w:r>
+    </w:p>
+    <w:p>
+      <w:pPr/>
+      <w:r>
+        <w:rPr>
+          <w:lang w:val="hi_IN" w:bidi="hi_IN"/>
+        </w:rPr>
+      </w:r>
+      <w:r>
+        <w:rPr>
+          <w:b/>
+          <w:lang w:val="hi_IN" w:bidi="hi_IN"/>
+        </w:rPr>
         <w:t>""</w:t>
       </w:r>
     </w:p>
@@ -35236,6 +40156,21 @@
           <w:b/>
           <w:lang w:val="hi_IN" w:bidi="hi_IN"/>
         </w:rPr>
+        <w:t>χαρὰ καὶ στέφανός μου</w:t>
+      </w:r>
+    </w:p>
+    <w:p>
+      <w:pPr/>
+      <w:r>
+        <w:rPr>
+          <w:lang w:val="hi_IN" w:bidi="hi_IN"/>
+        </w:rPr>
+      </w:r>
+      <w:r>
+        <w:rPr>
+          <w:b/>
+          <w:lang w:val="hi_IN" w:bidi="hi_IN"/>
+        </w:rPr>
         <w:t>""</w:t>
       </w:r>
     </w:p>
@@ -35345,6 +40280,21 @@
           <w:b/>
           <w:lang w:val="hi_IN" w:bidi="hi_IN"/>
         </w:rPr>
+        <w:t>χαρὰ καὶ στέφανός μου</w:t>
+      </w:r>
+    </w:p>
+    <w:p>
+      <w:pPr/>
+      <w:r>
+        <w:rPr>
+          <w:lang w:val="hi_IN" w:bidi="hi_IN"/>
+        </w:rPr>
+      </w:r>
+      <w:r>
+        <w:rPr>
+          <w:b/>
+          <w:lang w:val="hi_IN" w:bidi="hi_IN"/>
+        </w:rPr>
         <w:t>"मेरे आनन्द और मुकुट"</w:t>
       </w:r>
     </w:p>
@@ -35441,6 +40391,21 @@
           <w:b/>
           <w:lang w:val="hi_IN" w:bidi="hi_IN"/>
         </w:rPr>
+        <w:t>στέφανός</w:t>
+      </w:r>
+    </w:p>
+    <w:p>
+      <w:pPr/>
+      <w:r>
+        <w:rPr>
+          <w:lang w:val="hi_IN" w:bidi="hi_IN"/>
+        </w:rPr>
+      </w:r>
+      <w:r>
+        <w:rPr>
+          <w:b/>
+          <w:lang w:val="hi_IN" w:bidi="hi_IN"/>
+        </w:rPr>
         <w:t>"मुकुट"</w:t>
       </w:r>
     </w:p>
@@ -35550,6 +40515,21 @@
           <w:b/>
           <w:lang w:val="hi_IN" w:bidi="hi_IN"/>
         </w:rPr>
+        <w:t>οὕτως στήκετε ἐν Κυρίῳ, ἀγαπητοί</w:t>
+      </w:r>
+    </w:p>
+    <w:p>
+      <w:pPr/>
+      <w:r>
+        <w:rPr>
+          <w:lang w:val="hi_IN" w:bidi="hi_IN"/>
+        </w:rPr>
+      </w:r>
+      <w:r>
+        <w:rPr>
+          <w:b/>
+          <w:lang w:val="hi_IN" w:bidi="hi_IN"/>
+        </w:rPr>
         <w:t>"प्रिय"</w:t>
       </w:r>
       <w:r>
@@ -35612,6 +40592,21 @@
         <w:rPr>
           <w:lang w:val="hi_IN" w:bidi="hi_IN"/>
         </w:rPr>
+      </w:r>
+    </w:p>
+    <w:p>
+      <w:pPr/>
+      <w:r>
+        <w:rPr>
+          <w:lang w:val="hi_IN" w:bidi="hi_IN"/>
+        </w:rPr>
+      </w:r>
+      <w:r>
+        <w:rPr>
+          <w:b/>
+          <w:lang w:val="hi_IN" w:bidi="hi_IN"/>
+        </w:rPr>
+        <w:t>οὕτως στήκετε ἐν Κυρίῳ, ἀγαπητοί</w:t>
       </w:r>
     </w:p>
     <w:p>
@@ -35720,6 +40715,21 @@
           <w:b/>
           <w:lang w:val="hi_IN" w:bidi="hi_IN"/>
         </w:rPr>
+        <w:t>στήκετε</w:t>
+      </w:r>
+    </w:p>
+    <w:p>
+      <w:pPr/>
+      <w:r>
+        <w:rPr>
+          <w:lang w:val="hi_IN" w:bidi="hi_IN"/>
+        </w:rPr>
+      </w:r>
+      <w:r>
+        <w:rPr>
+          <w:b/>
+          <w:lang w:val="hi_IN" w:bidi="hi_IN"/>
+        </w:rPr>
         <w:t>"स्थिर रहो"</w:t>
       </w:r>
     </w:p>
@@ -35816,6 +40826,21 @@
           <w:b/>
           <w:lang w:val="hi_IN" w:bidi="hi_IN"/>
         </w:rPr>
+        <w:t>στήκετε</w:t>
+      </w:r>
+    </w:p>
+    <w:p>
+      <w:pPr/>
+      <w:r>
+        <w:rPr>
+          <w:lang w:val="hi_IN" w:bidi="hi_IN"/>
+        </w:rPr>
+      </w:r>
+      <w:r>
+        <w:rPr>
+          <w:b/>
+          <w:lang w:val="hi_IN" w:bidi="hi_IN"/>
+        </w:rPr>
         <w:t>"स्थिर रहो"</w:t>
       </w:r>
     </w:p>
@@ -35912,6 +40937,21 @@
           <w:b/>
           <w:lang w:val="hi_IN" w:bidi="hi_IN"/>
         </w:rPr>
+        <w:t>οὕτως στήκετε ἐν Κυρίῳ</w:t>
+      </w:r>
+    </w:p>
+    <w:p>
+      <w:pPr/>
+      <w:r>
+        <w:rPr>
+          <w:lang w:val="hi_IN" w:bidi="hi_IN"/>
+        </w:rPr>
+      </w:r>
+      <w:r>
+        <w:rPr>
+          <w:b/>
+          <w:lang w:val="hi_IN" w:bidi="hi_IN"/>
+        </w:rPr>
         <w:t>"प्रभु में इसी प्रकार स्थिर रहो"</w:t>
       </w:r>
     </w:p>
@@ -35975,6 +41015,21 @@
           <w:b/>
           <w:lang w:val="hi_IN" w:bidi="hi_IN"/>
         </w:rPr>
+        <w:t>Εὐοδίαν &amp; Συντύχην</w:t>
+      </w:r>
+    </w:p>
+    <w:p>
+      <w:pPr/>
+      <w:r>
+        <w:rPr>
+          <w:lang w:val="hi_IN" w:bidi="hi_IN"/>
+        </w:rPr>
+      </w:r>
+      <w:r>
+        <w:rPr>
+          <w:b/>
+          <w:lang w:val="hi_IN" w:bidi="hi_IN"/>
+        </w:rPr>
         <w:t>""</w:t>
       </w:r>
     </w:p>
@@ -36084,6 +41139,21 @@
           <w:b/>
           <w:lang w:val="hi_IN" w:bidi="hi_IN"/>
         </w:rPr>
+        <w:t>σέ</w:t>
+      </w:r>
+    </w:p>
+    <w:p>
+      <w:pPr/>
+      <w:r>
+        <w:rPr>
+          <w:lang w:val="hi_IN" w:bidi="hi_IN"/>
+        </w:rPr>
+      </w:r>
+      <w:r>
+        <w:rPr>
+          <w:b/>
+          <w:lang w:val="hi_IN" w:bidi="hi_IN"/>
+        </w:rPr>
         <w:t>""</w:t>
       </w:r>
     </w:p>
@@ -36206,6 +41276,21 @@
           <w:b/>
           <w:lang w:val="hi_IN" w:bidi="hi_IN"/>
         </w:rPr>
+        <w:t>γνήσιε σύνζυγε</w:t>
+      </w:r>
+    </w:p>
+    <w:p>
+      <w:pPr/>
+      <w:r>
+        <w:rPr>
+          <w:lang w:val="hi_IN" w:bidi="hi_IN"/>
+        </w:rPr>
+      </w:r>
+      <w:r>
+        <w:rPr>
+          <w:b/>
+          <w:lang w:val="hi_IN" w:bidi="hi_IN"/>
+        </w:rPr>
         <w:t>""</w:t>
       </w:r>
     </w:p>
@@ -36302,6 +41387,21 @@
           <w:b/>
           <w:lang w:val="hi_IN" w:bidi="hi_IN"/>
         </w:rPr>
+        <w:t>αἵτινες ἐν τῷ εὐαγγελίῳ συνήθλησάν μοι</w:t>
+      </w:r>
+    </w:p>
+    <w:p>
+      <w:pPr/>
+      <w:r>
+        <w:rPr>
+          <w:lang w:val="hi_IN" w:bidi="hi_IN"/>
+        </w:rPr>
+      </w:r>
+      <w:r>
+        <w:rPr>
+          <w:b/>
+          <w:lang w:val="hi_IN" w:bidi="hi_IN"/>
+        </w:rPr>
         <w:t>"मेरे"</w:t>
       </w:r>
       <w:r>
@@ -36410,6 +41510,21 @@
         <w:rPr>
           <w:lang w:val="hi_IN" w:bidi="hi_IN"/>
         </w:rPr>
+      </w:r>
+    </w:p>
+    <w:p>
+      <w:pPr/>
+      <w:r>
+        <w:rPr>
+          <w:lang w:val="hi_IN" w:bidi="hi_IN"/>
+        </w:rPr>
+      </w:r>
+      <w:r>
+        <w:rPr>
+          <w:b/>
+          <w:lang w:val="hi_IN" w:bidi="hi_IN"/>
+        </w:rPr>
+        <w:t>τῷ εὐαγγελίῳ</w:t>
       </w:r>
     </w:p>
     <w:p>
@@ -36614,6 +41729,21 @@
           <w:b/>
           <w:lang w:val="hi_IN" w:bidi="hi_IN"/>
         </w:rPr>
+        <w:t>Κλήμεντος</w:t>
+      </w:r>
+    </w:p>
+    <w:p>
+      <w:pPr/>
+      <w:r>
+        <w:rPr>
+          <w:lang w:val="hi_IN" w:bidi="hi_IN"/>
+        </w:rPr>
+      </w:r>
+      <w:r>
+        <w:rPr>
+          <w:b/>
+          <w:lang w:val="hi_IN" w:bidi="hi_IN"/>
+        </w:rPr>
         <w:t>""</w:t>
       </w:r>
     </w:p>
@@ -36690,6 +41820,21 @@
         <w:rPr>
           <w:lang w:val="hi_IN" w:bidi="hi_IN"/>
         </w:rPr>
+      </w:r>
+    </w:p>
+    <w:p>
+      <w:pPr/>
+      <w:r>
+        <w:rPr>
+          <w:lang w:val="hi_IN" w:bidi="hi_IN"/>
+        </w:rPr>
+      </w:r>
+      <w:r>
+        <w:rPr>
+          <w:b/>
+          <w:lang w:val="hi_IN" w:bidi="hi_IN"/>
+        </w:rPr>
+        <w:t>ὧν τὰ ὀνόματα ἐν βίβλῳ ζωῆς</w:t>
       </w:r>
     </w:p>
     <w:p>
@@ -36861,6 +42006,21 @@
           <w:b/>
           <w:lang w:val="hi_IN" w:bidi="hi_IN"/>
         </w:rPr>
+        <w:t>χαίρετε ἐν Κυρίῳ πάντοτε, πάλιν ἐρῶ, χαίρετε!</w:t>
+      </w:r>
+    </w:p>
+    <w:p>
+      <w:pPr/>
+      <w:r>
+        <w:rPr>
+          <w:lang w:val="hi_IN" w:bidi="hi_IN"/>
+        </w:rPr>
+      </w:r>
+      <w:r>
+        <w:rPr>
+          <w:b/>
+          <w:lang w:val="hi_IN" w:bidi="hi_IN"/>
+        </w:rPr>
         <w:t>"प्रभु में सदा आनन्दित रहो मैं फिर कहता हूँ, आनन्दित रहो"</w:t>
       </w:r>
     </w:p>
@@ -36957,6 +42117,21 @@
           <w:b/>
           <w:lang w:val="hi_IN" w:bidi="hi_IN"/>
         </w:rPr>
+        <w:t>τὸ ἐπιεικὲς ὑμῶν γνωσθήτω</w:t>
+      </w:r>
+    </w:p>
+    <w:p>
+      <w:pPr/>
+      <w:r>
+        <w:rPr>
+          <w:lang w:val="hi_IN" w:bidi="hi_IN"/>
+        </w:rPr>
+      </w:r>
+      <w:r>
+        <w:rPr>
+          <w:b/>
+          <w:lang w:val="hi_IN" w:bidi="hi_IN"/>
+        </w:rPr>
         <w:t>"तुम्हारी कोमलता"</w:t>
       </w:r>
       <w:r>
@@ -37066,6 +42241,21 @@
           <w:b/>
           <w:lang w:val="hi_IN" w:bidi="hi_IN"/>
         </w:rPr>
+        <w:t>πᾶσιν ἀνθρώποις</w:t>
+      </w:r>
+    </w:p>
+    <w:p>
+      <w:pPr/>
+      <w:r>
+        <w:rPr>
+          <w:lang w:val="hi_IN" w:bidi="hi_IN"/>
+        </w:rPr>
+      </w:r>
+      <w:r>
+        <w:rPr>
+          <w:b/>
+          <w:lang w:val="hi_IN" w:bidi="hi_IN"/>
+        </w:rPr>
         <w:t>"सब मनुष्यों पर"</w:t>
       </w:r>
     </w:p>
@@ -37162,6 +42352,21 @@
           <w:b/>
           <w:lang w:val="hi_IN" w:bidi="hi_IN"/>
         </w:rPr>
+        <w:t>ὁ Κύριος ἐγγύς</w:t>
+      </w:r>
+    </w:p>
+    <w:p>
+      <w:pPr/>
+      <w:r>
+        <w:rPr>
+          <w:lang w:val="hi_IN" w:bidi="hi_IN"/>
+        </w:rPr>
+      </w:r>
+      <w:r>
+        <w:rPr>
+          <w:b/>
+          <w:lang w:val="hi_IN" w:bidi="hi_IN"/>
+        </w:rPr>
         <w:t>""</w:t>
       </w:r>
     </w:p>
@@ -37238,6 +42443,21 @@
           <w:b/>
           <w:lang w:val="hi_IN" w:bidi="hi_IN"/>
         </w:rPr>
+        <w:t>μηδὲν μεριμνᾶτε</w:t>
+      </w:r>
+    </w:p>
+    <w:p>
+      <w:pPr/>
+      <w:r>
+        <w:rPr>
+          <w:lang w:val="hi_IN" w:bidi="hi_IN"/>
+        </w:rPr>
+      </w:r>
+      <w:r>
+        <w:rPr>
+          <w:b/>
+          <w:lang w:val="hi_IN" w:bidi="hi_IN"/>
+        </w:rPr>
         <w:t>"किसी भी बात की चिन्ता मत करो"</w:t>
       </w:r>
     </w:p>
@@ -37334,6 +42554,21 @@
           <w:b/>
           <w:lang w:val="hi_IN" w:bidi="hi_IN"/>
         </w:rPr>
+        <w:t>ἀλλ’</w:t>
+      </w:r>
+    </w:p>
+    <w:p>
+      <w:pPr/>
+      <w:r>
+        <w:rPr>
+          <w:lang w:val="hi_IN" w:bidi="hi_IN"/>
+        </w:rPr>
+      </w:r>
+      <w:r>
+        <w:rPr>
+          <w:b/>
+          <w:lang w:val="hi_IN" w:bidi="hi_IN"/>
+        </w:rPr>
         <w:t>""</w:t>
       </w:r>
     </w:p>
@@ -37436,6 +42671,21 @@
           <w:b/>
           <w:lang w:val="hi_IN" w:bidi="hi_IN"/>
         </w:rPr>
+        <w:t>ἐν παντὶ</w:t>
+      </w:r>
+    </w:p>
+    <w:p>
+      <w:pPr/>
+      <w:r>
+        <w:rPr>
+          <w:lang w:val="hi_IN" w:bidi="hi_IN"/>
+        </w:rPr>
+      </w:r>
+      <w:r>
+        <w:rPr>
+          <w:b/>
+          <w:lang w:val="hi_IN" w:bidi="hi_IN"/>
+        </w:rPr>
         <w:t>"हर एक बात में"</w:t>
       </w:r>
     </w:p>
@@ -37532,6 +42782,21 @@
           <w:b/>
           <w:lang w:val="hi_IN" w:bidi="hi_IN"/>
         </w:rPr>
+        <w:t>τῇ προσευχῇ καὶ τῇ δεήσει</w:t>
+      </w:r>
+    </w:p>
+    <w:p>
+      <w:pPr/>
+      <w:r>
+        <w:rPr>
+          <w:lang w:val="hi_IN" w:bidi="hi_IN"/>
+        </w:rPr>
+      </w:r>
+      <w:r>
+        <w:rPr>
+          <w:b/>
+          <w:lang w:val="hi_IN" w:bidi="hi_IN"/>
+        </w:rPr>
         <w:t>"प्रार्थना और विनती"</w:t>
       </w:r>
     </w:p>
@@ -37641,6 +42906,21 @@
           <w:b/>
           <w:lang w:val="hi_IN" w:bidi="hi_IN"/>
         </w:rPr>
+        <w:t>τῇ προσευχῇ καὶ τῇ δεήσει</w:t>
+      </w:r>
+    </w:p>
+    <w:p>
+      <w:pPr/>
+      <w:r>
+        <w:rPr>
+          <w:lang w:val="hi_IN" w:bidi="hi_IN"/>
+        </w:rPr>
+      </w:r>
+      <w:r>
+        <w:rPr>
+          <w:b/>
+          <w:lang w:val="hi_IN" w:bidi="hi_IN"/>
+        </w:rPr>
         <w:t>"प्रार्थना और विनती"</w:t>
       </w:r>
     </w:p>
@@ -37750,6 +43030,21 @@
           <w:b/>
           <w:lang w:val="hi_IN" w:bidi="hi_IN"/>
         </w:rPr>
+        <w:t>τῇ προσευχῇ καὶ τῇ δεήσει</w:t>
+      </w:r>
+    </w:p>
+    <w:p>
+      <w:pPr/>
+      <w:r>
+        <w:rPr>
+          <w:lang w:val="hi_IN" w:bidi="hi_IN"/>
+        </w:rPr>
+      </w:r>
+      <w:r>
+        <w:rPr>
+          <w:b/>
+          <w:lang w:val="hi_IN" w:bidi="hi_IN"/>
+        </w:rPr>
         <w:t>"प्रार्थना और विनती"</w:t>
       </w:r>
     </w:p>
@@ -37859,6 +43154,21 @@
           <w:b/>
           <w:lang w:val="hi_IN" w:bidi="hi_IN"/>
         </w:rPr>
+        <w:t>μετὰ εὐχαριστίας</w:t>
+      </w:r>
+    </w:p>
+    <w:p>
+      <w:pPr/>
+      <w:r>
+        <w:rPr>
+          <w:lang w:val="hi_IN" w:bidi="hi_IN"/>
+        </w:rPr>
+      </w:r>
+      <w:r>
+        <w:rPr>
+          <w:b/>
+          <w:lang w:val="hi_IN" w:bidi="hi_IN"/>
+        </w:rPr>
         <w:t>"धन्यवाद के साथ"</w:t>
       </w:r>
     </w:p>
@@ -37968,6 +43278,21 @@
           <w:b/>
           <w:lang w:val="hi_IN" w:bidi="hi_IN"/>
         </w:rPr>
+        <w:t>τὰ αἰτήματα ὑμῶν γνωριζέσθω</w:t>
+      </w:r>
+    </w:p>
+    <w:p>
+      <w:pPr/>
+      <w:r>
+        <w:rPr>
+          <w:lang w:val="hi_IN" w:bidi="hi_IN"/>
+        </w:rPr>
+      </w:r>
+      <w:r>
+        <w:rPr>
+          <w:b/>
+          <w:lang w:val="hi_IN" w:bidi="hi_IN"/>
+        </w:rPr>
         <w:t>"तुम्हारे निवेदन,"</w:t>
       </w:r>
       <w:r>
@@ -38090,6 +43415,21 @@
           <w:b/>
           <w:lang w:val="hi_IN" w:bidi="hi_IN"/>
         </w:rPr>
+        <w:t>τὰ αἰτήματα ὑμῶν γνωριζέσθω πρὸς τὸν Θεόν</w:t>
+      </w:r>
+    </w:p>
+    <w:p>
+      <w:pPr/>
+      <w:r>
+        <w:rPr>
+          <w:lang w:val="hi_IN" w:bidi="hi_IN"/>
+        </w:rPr>
+      </w:r>
+      <w:r>
+        <w:rPr>
+          <w:b/>
+          <w:lang w:val="hi_IN" w:bidi="hi_IN"/>
+        </w:rPr>
         <w:t>""</w:t>
       </w:r>
     </w:p>
@@ -38199,6 +43539,21 @@
           <w:b/>
           <w:lang w:val="hi_IN" w:bidi="hi_IN"/>
         </w:rPr>
+        <w:t>καὶ</w:t>
+      </w:r>
+    </w:p>
+    <w:p>
+      <w:pPr/>
+      <w:r>
+        <w:rPr>
+          <w:lang w:val="hi_IN" w:bidi="hi_IN"/>
+        </w:rPr>
+      </w:r>
+      <w:r>
+        <w:rPr>
+          <w:b/>
+          <w:lang w:val="hi_IN" w:bidi="hi_IN"/>
+        </w:rPr>
         <w:t>"तब"</w:t>
       </w:r>
     </w:p>
@@ -38384,6 +43739,21 @@
           <w:b/>
           <w:lang w:val="hi_IN" w:bidi="hi_IN"/>
         </w:rPr>
+        <w:t>Θεοῦ ἡ ὑπερέχουσα πάντα νοῦν</w:t>
+      </w:r>
+    </w:p>
+    <w:p>
+      <w:pPr/>
+      <w:r>
+        <w:rPr>
+          <w:lang w:val="hi_IN" w:bidi="hi_IN"/>
+        </w:rPr>
+      </w:r>
+      <w:r>
+        <w:rPr>
+          <w:b/>
+          <w:lang w:val="hi_IN" w:bidi="hi_IN"/>
+        </w:rPr>
         <w:t>"परमेश्वर की"</w:t>
       </w:r>
       <w:r>
@@ -38493,6 +43863,21 @@
           <w:b/>
           <w:lang w:val="hi_IN" w:bidi="hi_IN"/>
         </w:rPr>
+        <w:t>ἡ ὑπερέχουσα πάντα νοῦν</w:t>
+      </w:r>
+    </w:p>
+    <w:p>
+      <w:pPr/>
+      <w:r>
+        <w:rPr>
+          <w:lang w:val="hi_IN" w:bidi="hi_IN"/>
+        </w:rPr>
+      </w:r>
+      <w:r>
+        <w:rPr>
+          <w:b/>
+          <w:lang w:val="hi_IN" w:bidi="hi_IN"/>
+        </w:rPr>
         <w:t>""</w:t>
       </w:r>
     </w:p>
@@ -38569,6 +43954,21 @@
           <w:b/>
           <w:lang w:val="hi_IN" w:bidi="hi_IN"/>
         </w:rPr>
+        <w:t>ἡ ὑπερέχουσα πάντα νοῦν</w:t>
+      </w:r>
+    </w:p>
+    <w:p>
+      <w:pPr/>
+      <w:r>
+        <w:rPr>
+          <w:lang w:val="hi_IN" w:bidi="hi_IN"/>
+        </w:rPr>
+      </w:r>
+      <w:r>
+        <w:rPr>
+          <w:b/>
+          <w:lang w:val="hi_IN" w:bidi="hi_IN"/>
+        </w:rPr>
         <w:t>"सारी समझ बिलकुल परे है"</w:t>
       </w:r>
     </w:p>
@@ -38664,6 +44064,21 @@
         <w:rPr>
           <w:lang w:val="hi_IN" w:bidi="hi_IN"/>
         </w:rPr>
+      </w:r>
+    </w:p>
+    <w:p>
+      <w:pPr/>
+      <w:r>
+        <w:rPr>
+          <w:lang w:val="hi_IN" w:bidi="hi_IN"/>
+        </w:rPr>
+      </w:r>
+      <w:r>
+        <w:rPr>
+          <w:b/>
+          <w:lang w:val="hi_IN" w:bidi="hi_IN"/>
+        </w:rPr>
+        <w:t>φρουρήσει τὰς καρδίας ὑμῶν καὶ τὰ νοήματα ὑμῶν</w:t>
       </w:r>
     </w:p>
     <w:p>
@@ -38894,6 +44309,21 @@
           <w:b/>
           <w:lang w:val="hi_IN" w:bidi="hi_IN"/>
         </w:rPr>
+        <w:t>τὸ λοιπόν</w:t>
+      </w:r>
+    </w:p>
+    <w:p>
+      <w:pPr/>
+      <w:r>
+        <w:rPr>
+          <w:lang w:val="hi_IN" w:bidi="hi_IN"/>
+        </w:rPr>
+      </w:r>
+      <w:r>
+        <w:rPr>
+          <w:b/>
+          <w:lang w:val="hi_IN" w:bidi="hi_IN"/>
+        </w:rPr>
         <w:t>""</w:t>
       </w:r>
     </w:p>
@@ -39051,6 +44481,21 @@
           <w:b/>
           <w:lang w:val="hi_IN" w:bidi="hi_IN"/>
         </w:rPr>
+        <w:t>ὅσα ἐστὶν ἀληθῆ, ὅσα σεμνά, ὅσα δίκαια, ὅσα ἁγνά, ὅσα προσφιλῆ, ὅσα εὔφημα</w:t>
+      </w:r>
+    </w:p>
+    <w:p>
+      <w:pPr/>
+      <w:r>
+        <w:rPr>
+          <w:lang w:val="hi_IN" w:bidi="hi_IN"/>
+        </w:rPr>
+      </w:r>
+      <w:r>
+        <w:rPr>
+          <w:b/>
+          <w:lang w:val="hi_IN" w:bidi="hi_IN"/>
+        </w:rPr>
         <w:t>"सत्य हैं, बातें आदरणीय"</w:t>
       </w:r>
       <w:r>
@@ -39212,6 +44657,21 @@
           <w:b/>
           <w:lang w:val="hi_IN" w:bidi="hi_IN"/>
         </w:rPr>
+        <w:t>ὅσα προσφιλῆ</w:t>
+      </w:r>
+    </w:p>
+    <w:p>
+      <w:pPr/>
+      <w:r>
+        <w:rPr>
+          <w:lang w:val="hi_IN" w:bidi="hi_IN"/>
+        </w:rPr>
+      </w:r>
+      <w:r>
+        <w:rPr>
+          <w:b/>
+          <w:lang w:val="hi_IN" w:bidi="hi_IN"/>
+        </w:rPr>
         <w:t>""</w:t>
       </w:r>
     </w:p>
@@ -39275,6 +44735,21 @@
           <w:b/>
           <w:lang w:val="hi_IN" w:bidi="hi_IN"/>
         </w:rPr>
+        <w:t>ὅσα εὔφημα</w:t>
+      </w:r>
+    </w:p>
+    <w:p>
+      <w:pPr/>
+      <w:r>
+        <w:rPr>
+          <w:lang w:val="hi_IN" w:bidi="hi_IN"/>
+        </w:rPr>
+      </w:r>
+      <w:r>
+        <w:rPr>
+          <w:b/>
+          <w:lang w:val="hi_IN" w:bidi="hi_IN"/>
+        </w:rPr>
         <w:t>""</w:t>
       </w:r>
     </w:p>
@@ -39338,6 +44813,21 @@
           <w:b/>
           <w:lang w:val="hi_IN" w:bidi="hi_IN"/>
         </w:rPr>
+        <w:t>εἴ τις ἀρετὴ</w:t>
+      </w:r>
+    </w:p>
+    <w:p>
+      <w:pPr/>
+      <w:r>
+        <w:rPr>
+          <w:lang w:val="hi_IN" w:bidi="hi_IN"/>
+        </w:rPr>
+      </w:r>
+      <w:r>
+        <w:rPr>
+          <w:b/>
+          <w:lang w:val="hi_IN" w:bidi="hi_IN"/>
+        </w:rPr>
         <w:t>""</w:t>
       </w:r>
     </w:p>
@@ -39401,6 +44891,21 @@
           <w:b/>
           <w:lang w:val="hi_IN" w:bidi="hi_IN"/>
         </w:rPr>
+        <w:t>εἴ τις ἔπαινος</w:t>
+      </w:r>
+    </w:p>
+    <w:p>
+      <w:pPr/>
+      <w:r>
+        <w:rPr>
+          <w:lang w:val="hi_IN" w:bidi="hi_IN"/>
+        </w:rPr>
+      </w:r>
+      <w:r>
+        <w:rPr>
+          <w:b/>
+          <w:lang w:val="hi_IN" w:bidi="hi_IN"/>
+        </w:rPr>
         <w:t>""</w:t>
       </w:r>
     </w:p>
@@ -39464,6 +44969,21 @@
           <w:b/>
           <w:lang w:val="hi_IN" w:bidi="hi_IN"/>
         </w:rPr>
+        <w:t>λογίζεσθε</w:t>
+      </w:r>
+    </w:p>
+    <w:p>
+      <w:pPr/>
+      <w:r>
+        <w:rPr>
+          <w:lang w:val="hi_IN" w:bidi="hi_IN"/>
+        </w:rPr>
+      </w:r>
+      <w:r>
+        <w:rPr>
+          <w:b/>
+          <w:lang w:val="hi_IN" w:bidi="hi_IN"/>
+        </w:rPr>
         <w:t>"ध्यान लगाया करो"</w:t>
       </w:r>
     </w:p>
@@ -39560,6 +45080,21 @@
           <w:b/>
           <w:lang w:val="hi_IN" w:bidi="hi_IN"/>
         </w:rPr>
+        <w:t>ἃ καὶ ἐμάθετε καὶ παρελάβετε, καὶ ἠκούσατε καὶ εἴδετε, ἐν ἐμοί</w:t>
+      </w:r>
+    </w:p>
+    <w:p>
+      <w:pPr/>
+      <w:r>
+        <w:rPr>
+          <w:lang w:val="hi_IN" w:bidi="hi_IN"/>
+        </w:rPr>
+      </w:r>
+      <w:r>
+        <w:rPr>
+          <w:b/>
+          <w:lang w:val="hi_IN" w:bidi="hi_IN"/>
+        </w:rPr>
         <w:t>""</w:t>
       </w:r>
     </w:p>
@@ -39623,6 +45158,21 @@
           <w:b/>
           <w:lang w:val="hi_IN" w:bidi="hi_IN"/>
         </w:rPr>
+        <w:t>ἃ καὶ ἐμάθετε καὶ παρελάβετε</w:t>
+      </w:r>
+    </w:p>
+    <w:p>
+      <w:pPr/>
+      <w:r>
+        <w:rPr>
+          <w:lang w:val="hi_IN" w:bidi="hi_IN"/>
+        </w:rPr>
+      </w:r>
+      <w:r>
+        <w:rPr>
+          <w:b/>
+          <w:lang w:val="hi_IN" w:bidi="hi_IN"/>
+        </w:rPr>
         <w:t>"जो बातें तुम ने"</w:t>
       </w:r>
       <w:r>
@@ -39745,6 +45295,21 @@
           <w:b/>
           <w:lang w:val="hi_IN" w:bidi="hi_IN"/>
         </w:rPr>
+        <w:t>ταῦτα πράσσετε</w:t>
+      </w:r>
+    </w:p>
+    <w:p>
+      <w:pPr/>
+      <w:r>
+        <w:rPr>
+          <w:lang w:val="hi_IN" w:bidi="hi_IN"/>
+        </w:rPr>
+      </w:r>
+      <w:r>
+        <w:rPr>
+          <w:b/>
+          <w:lang w:val="hi_IN" w:bidi="hi_IN"/>
+        </w:rPr>
         <w:t>"उन्हीं का पालन किया"</w:t>
       </w:r>
     </w:p>
@@ -39808,6 +45373,21 @@
           <w:b/>
           <w:lang w:val="hi_IN" w:bidi="hi_IN"/>
         </w:rPr>
+        <w:t>πράσσετε</w:t>
+      </w:r>
+    </w:p>
+    <w:p>
+      <w:pPr/>
+      <w:r>
+        <w:rPr>
+          <w:lang w:val="hi_IN" w:bidi="hi_IN"/>
+        </w:rPr>
+      </w:r>
+      <w:r>
+        <w:rPr>
+          <w:b/>
+          <w:lang w:val="hi_IN" w:bidi="hi_IN"/>
+        </w:rPr>
         <w:t>"पालन किया"</w:t>
       </w:r>
     </w:p>
@@ -39904,6 +45484,21 @@
           <w:b/>
           <w:lang w:val="hi_IN" w:bidi="hi_IN"/>
         </w:rPr>
+        <w:t>καὶ</w:t>
+      </w:r>
+    </w:p>
+    <w:p>
+      <w:pPr/>
+      <w:r>
+        <w:rPr>
+          <w:lang w:val="hi_IN" w:bidi="hi_IN"/>
+        </w:rPr>
+      </w:r>
+      <w:r>
+        <w:rPr>
+          <w:b/>
+          <w:lang w:val="hi_IN" w:bidi="hi_IN"/>
+        </w:rPr>
         <w:t>"तब"</w:t>
       </w:r>
     </w:p>
@@ -40000,6 +45595,21 @@
           <w:b/>
           <w:lang w:val="hi_IN" w:bidi="hi_IN"/>
         </w:rPr>
+        <w:t>ὁ Θεὸς τῆς εἰρήνης</w:t>
+      </w:r>
+    </w:p>
+    <w:p>
+      <w:pPr/>
+      <w:r>
+        <w:rPr>
+          <w:lang w:val="hi_IN" w:bidi="hi_IN"/>
+        </w:rPr>
+      </w:r>
+      <w:r>
+        <w:rPr>
+          <w:b/>
+          <w:lang w:val="hi_IN" w:bidi="hi_IN"/>
+        </w:rPr>
         <w:t>"परमेश्वर जो शान्ति का"</w:t>
       </w:r>
     </w:p>
@@ -40062,6 +45672,21 @@
         <w:rPr>
           <w:lang w:val="hi_IN" w:bidi="hi_IN"/>
         </w:rPr>
+      </w:r>
+    </w:p>
+    <w:p>
+      <w:pPr/>
+      <w:r>
+        <w:rPr>
+          <w:lang w:val="hi_IN" w:bidi="hi_IN"/>
+        </w:rPr>
+      </w:r>
+      <w:r>
+        <w:rPr>
+          <w:b/>
+          <w:lang w:val="hi_IN" w:bidi="hi_IN"/>
+        </w:rPr>
+        <w:t>καὶ ὁ Θεὸς τῆς εἰρήνης ἔσται μεθ’ ὑμῶν</w:t>
       </w:r>
     </w:p>
     <w:p>
@@ -40266,6 +45891,21 @@
           <w:b/>
           <w:lang w:val="hi_IN" w:bidi="hi_IN"/>
         </w:rPr>
+        <w:t>ὅτι ἤδη ποτὲ ἀνεθάλετε τὸ ὑπὲρ ἐμοῦ φρονεῖν</w:t>
+      </w:r>
+    </w:p>
+    <w:p>
+      <w:pPr/>
+      <w:r>
+        <w:rPr>
+          <w:lang w:val="hi_IN" w:bidi="hi_IN"/>
+        </w:rPr>
+      </w:r>
+      <w:r>
+        <w:rPr>
+          <w:b/>
+          <w:lang w:val="hi_IN" w:bidi="hi_IN"/>
+        </w:rPr>
         <w:t>"कि अब इतने दिनों के बाद तुम्हारा विचार मेरे विषय"</w:t>
       </w:r>
       <w:r>
@@ -40342,6 +45982,21 @@
           <w:b/>
           <w:lang w:val="hi_IN" w:bidi="hi_IN"/>
         </w:rPr>
+        <w:t>ἐφ’ ᾧ καὶ ἐφρονεῖτε</w:t>
+      </w:r>
+    </w:p>
+    <w:p>
+      <w:pPr/>
+      <w:r>
+        <w:rPr>
+          <w:lang w:val="hi_IN" w:bidi="hi_IN"/>
+        </w:rPr>
+      </w:r>
+      <w:r>
+        <w:rPr>
+          <w:b/>
+          <w:lang w:val="hi_IN" w:bidi="hi_IN"/>
+        </w:rPr>
         <w:t>"तुम्हें में भी इसका विचार था"</w:t>
       </w:r>
     </w:p>
@@ -40405,6 +46060,21 @@
           <w:b/>
           <w:lang w:val="hi_IN" w:bidi="hi_IN"/>
         </w:rPr>
+        <w:t>ἠκαιρεῖσθε δέ</w:t>
+      </w:r>
+    </w:p>
+    <w:p>
+      <w:pPr/>
+      <w:r>
+        <w:rPr>
+          <w:lang w:val="hi_IN" w:bidi="hi_IN"/>
+        </w:rPr>
+      </w:r>
+      <w:r>
+        <w:rPr>
+          <w:b/>
+          <w:lang w:val="hi_IN" w:bidi="hi_IN"/>
+        </w:rPr>
         <w:t>"पर तुम्हें अवसर न"</w:t>
       </w:r>
     </w:p>
@@ -40488,6 +46158,21 @@
           <w:b/>
           <w:lang w:val="hi_IN" w:bidi="hi_IN"/>
         </w:rPr>
+        <w:t>οὐχ ὅτι καθ’ ὑστέρησιν λέγω</w:t>
+      </w:r>
+    </w:p>
+    <w:p>
+      <w:pPr/>
+      <w:r>
+        <w:rPr>
+          <w:lang w:val="hi_IN" w:bidi="hi_IN"/>
+        </w:rPr>
+      </w:r>
+      <w:r>
+        <w:rPr>
+          <w:b/>
+          <w:lang w:val="hi_IN" w:bidi="hi_IN"/>
+        </w:rPr>
         <w:t>""</w:t>
       </w:r>
     </w:p>
@@ -40551,6 +46236,21 @@
           <w:b/>
           <w:lang w:val="hi_IN" w:bidi="hi_IN"/>
         </w:rPr>
+        <w:t>αὐτάρκης εἶναι</w:t>
+      </w:r>
+    </w:p>
+    <w:p>
+      <w:pPr/>
+      <w:r>
+        <w:rPr>
+          <w:lang w:val="hi_IN" w:bidi="hi_IN"/>
+        </w:rPr>
+      </w:r>
+      <w:r>
+        <w:rPr>
+          <w:b/>
+          <w:lang w:val="hi_IN" w:bidi="hi_IN"/>
+        </w:rPr>
         <w:t>""</w:t>
       </w:r>
     </w:p>
@@ -40614,6 +46314,21 @@
           <w:b/>
           <w:lang w:val="hi_IN" w:bidi="hi_IN"/>
         </w:rPr>
+        <w:t>ἐν οἷς εἰμι</w:t>
+      </w:r>
+    </w:p>
+    <w:p>
+      <w:pPr/>
+      <w:r>
+        <w:rPr>
+          <w:lang w:val="hi_IN" w:bidi="hi_IN"/>
+        </w:rPr>
+      </w:r>
+      <w:r>
+        <w:rPr>
+          <w:b/>
+          <w:lang w:val="hi_IN" w:bidi="hi_IN"/>
+        </w:rPr>
         <w:t>"मैंने"</w:t>
       </w:r>
       <w:r>
@@ -40723,6 +46438,21 @@
           <w:b/>
           <w:lang w:val="hi_IN" w:bidi="hi_IN"/>
         </w:rPr>
+        <w:t>οἶδα καὶ</w:t>
+      </w:r>
+    </w:p>
+    <w:p>
+      <w:pPr/>
+      <w:r>
+        <w:rPr>
+          <w:lang w:val="hi_IN" w:bidi="hi_IN"/>
+        </w:rPr>
+      </w:r>
+      <w:r>
+        <w:rPr>
+          <w:b/>
+          <w:lang w:val="hi_IN" w:bidi="hi_IN"/>
+        </w:rPr>
         <w:t>""</w:t>
       </w:r>
     </w:p>
@@ -40819,6 +46549,21 @@
           <w:b/>
           <w:lang w:val="hi_IN" w:bidi="hi_IN"/>
         </w:rPr>
+        <w:t>οἶδα καὶ ταπεινοῦσθαι, οἶδα καὶ περισσεύειν &amp; καὶ περισσεύειν καὶ ὑστερεῖσθαι</w:t>
+      </w:r>
+    </w:p>
+    <w:p>
+      <w:pPr/>
+      <w:r>
+        <w:rPr>
+          <w:lang w:val="hi_IN" w:bidi="hi_IN"/>
+        </w:rPr>
+      </w:r>
+      <w:r>
+        <w:rPr>
+          <w:b/>
+          <w:lang w:val="hi_IN" w:bidi="hi_IN"/>
+        </w:rPr>
         <w:t>"मैं दीन होना भी जानता हूँ और भी जानता हूँ;"</w:t>
       </w:r>
       <w:r>
@@ -40921,6 +46666,21 @@
           <w:b/>
           <w:lang w:val="hi_IN" w:bidi="hi_IN"/>
         </w:rPr>
+        <w:t>οἶδα καὶ ταπεινοῦσθαι, οἶδα καὶ περισσεύειν</w:t>
+      </w:r>
+    </w:p>
+    <w:p>
+      <w:pPr/>
+      <w:r>
+        <w:rPr>
+          <w:lang w:val="hi_IN" w:bidi="hi_IN"/>
+        </w:rPr>
+      </w:r>
+      <w:r>
+        <w:rPr>
+          <w:b/>
+          <w:lang w:val="hi_IN" w:bidi="hi_IN"/>
+        </w:rPr>
         <w:t>"मैं दीन होना भी जानता हूँ और भी जानता हूँ"</w:t>
       </w:r>
     </w:p>
@@ -41030,6 +46790,21 @@
           <w:b/>
           <w:lang w:val="hi_IN" w:bidi="hi_IN"/>
         </w:rPr>
+        <w:t>ταπεινοῦσθαι</w:t>
+      </w:r>
+    </w:p>
+    <w:p>
+      <w:pPr/>
+      <w:r>
+        <w:rPr>
+          <w:lang w:val="hi_IN" w:bidi="hi_IN"/>
+        </w:rPr>
+      </w:r>
+      <w:r>
+        <w:rPr>
+          <w:b/>
+          <w:lang w:val="hi_IN" w:bidi="hi_IN"/>
+        </w:rPr>
         <w:t>"दीन होना"</w:t>
       </w:r>
     </w:p>
@@ -41126,6 +46901,21 @@
           <w:b/>
           <w:lang w:val="hi_IN" w:bidi="hi_IN"/>
         </w:rPr>
+        <w:t>ταπεινοῦσθαι</w:t>
+      </w:r>
+    </w:p>
+    <w:p>
+      <w:pPr/>
+      <w:r>
+        <w:rPr>
+          <w:lang w:val="hi_IN" w:bidi="hi_IN"/>
+        </w:rPr>
+      </w:r>
+      <w:r>
+        <w:rPr>
+          <w:b/>
+          <w:lang w:val="hi_IN" w:bidi="hi_IN"/>
+        </w:rPr>
         <w:t>"दीन होना"</w:t>
       </w:r>
     </w:p>
@@ -41222,6 +47012,21 @@
           <w:b/>
           <w:lang w:val="hi_IN" w:bidi="hi_IN"/>
         </w:rPr>
+        <w:t>χορτάζεσθαι καὶ πεινᾶν</w:t>
+      </w:r>
+    </w:p>
+    <w:p>
+      <w:pPr/>
+      <w:r>
+        <w:rPr>
+          <w:lang w:val="hi_IN" w:bidi="hi_IN"/>
+        </w:rPr>
+      </w:r>
+      <w:r>
+        <w:rPr>
+          <w:b/>
+          <w:lang w:val="hi_IN" w:bidi="hi_IN"/>
+        </w:rPr>
         <w:t>"तृप्त होना, भूखा रहना"</w:t>
       </w:r>
     </w:p>
@@ -41305,6 +47110,21 @@
           <w:b/>
           <w:lang w:val="hi_IN" w:bidi="hi_IN"/>
         </w:rPr>
+        <w:t>χορτάζεσθαι καὶ πεινᾶν</w:t>
+      </w:r>
+    </w:p>
+    <w:p>
+      <w:pPr/>
+      <w:r>
+        <w:rPr>
+          <w:lang w:val="hi_IN" w:bidi="hi_IN"/>
+        </w:rPr>
+      </w:r>
+      <w:r>
+        <w:rPr>
+          <w:b/>
+          <w:lang w:val="hi_IN" w:bidi="hi_IN"/>
+        </w:rPr>
         <w:t>"तृप्त होना, भूखा रहना"</w:t>
       </w:r>
     </w:p>
@@ -41401,6 +47221,21 @@
           <w:b/>
           <w:lang w:val="hi_IN" w:bidi="hi_IN"/>
         </w:rPr>
+        <w:t>περισσεύειν καὶ ὑστερεῖσθαι</w:t>
+      </w:r>
+    </w:p>
+    <w:p>
+      <w:pPr/>
+      <w:r>
+        <w:rPr>
+          <w:lang w:val="hi_IN" w:bidi="hi_IN"/>
+        </w:rPr>
+      </w:r>
+      <w:r>
+        <w:rPr>
+          <w:b/>
+          <w:lang w:val="hi_IN" w:bidi="hi_IN"/>
+        </w:rPr>
         <w:t>""</w:t>
       </w:r>
     </w:p>
@@ -41484,6 +47319,21 @@
           <w:b/>
           <w:lang w:val="hi_IN" w:bidi="hi_IN"/>
         </w:rPr>
+        <w:t>περισσεύειν καὶ ὑστερεῖσθαι</w:t>
+      </w:r>
+    </w:p>
+    <w:p>
+      <w:pPr/>
+      <w:r>
+        <w:rPr>
+          <w:lang w:val="hi_IN" w:bidi="hi_IN"/>
+        </w:rPr>
+      </w:r>
+      <w:r>
+        <w:rPr>
+          <w:b/>
+          <w:lang w:val="hi_IN" w:bidi="hi_IN"/>
+        </w:rPr>
         <w:t>""</w:t>
       </w:r>
     </w:p>
@@ -41580,6 +47430,21 @@
           <w:b/>
           <w:lang w:val="hi_IN" w:bidi="hi_IN"/>
         </w:rPr>
+        <w:t>πάντα ἰσχύω ἐν τῷ ἐνδυναμοῦντί με</w:t>
+      </w:r>
+    </w:p>
+    <w:p>
+      <w:pPr/>
+      <w:r>
+        <w:rPr>
+          <w:lang w:val="hi_IN" w:bidi="hi_IN"/>
+        </w:rPr>
+      </w:r>
+      <w:r>
+        <w:rPr>
+          <w:b/>
+          <w:lang w:val="hi_IN" w:bidi="hi_IN"/>
+        </w:rPr>
         <w:t>""</w:t>
       </w:r>
     </w:p>
@@ -41656,6 +47521,21 @@
           <w:b/>
           <w:lang w:val="hi_IN" w:bidi="hi_IN"/>
         </w:rPr>
+        <w:t>πάντα ἰσχύω ἐν τῷ ἐνδυναμοῦντί με</w:t>
+      </w:r>
+    </w:p>
+    <w:p>
+      <w:pPr/>
+      <w:r>
+        <w:rPr>
+          <w:lang w:val="hi_IN" w:bidi="hi_IN"/>
+        </w:rPr>
+      </w:r>
+      <w:r>
+        <w:rPr>
+          <w:b/>
+          <w:lang w:val="hi_IN" w:bidi="hi_IN"/>
+        </w:rPr>
         <w:t>"जो मुझे सामर्थ्य देता है उसमें मैं सब कुछ कर सकता"</w:t>
       </w:r>
     </w:p>
@@ -41765,6 +47645,21 @@
           <w:b/>
           <w:lang w:val="hi_IN" w:bidi="hi_IN"/>
         </w:rPr>
+        <w:t>συνκοινωνήσαντές μου τῇ θλίψει</w:t>
+      </w:r>
+    </w:p>
+    <w:p>
+      <w:pPr/>
+      <w:r>
+        <w:rPr>
+          <w:lang w:val="hi_IN" w:bidi="hi_IN"/>
+        </w:rPr>
+      </w:r>
+      <w:r>
+        <w:rPr>
+          <w:b/>
+          <w:lang w:val="hi_IN" w:bidi="hi_IN"/>
+        </w:rPr>
         <w:t>""</w:t>
       </w:r>
     </w:p>
@@ -41861,6 +47756,21 @@
           <w:b/>
           <w:lang w:val="hi_IN" w:bidi="hi_IN"/>
         </w:rPr>
+        <w:t>μου τῇ θλίψει</w:t>
+      </w:r>
+    </w:p>
+    <w:p>
+      <w:pPr/>
+      <w:r>
+        <w:rPr>
+          <w:lang w:val="hi_IN" w:bidi="hi_IN"/>
+        </w:rPr>
+      </w:r>
+      <w:r>
+        <w:rPr>
+          <w:b/>
+          <w:lang w:val="hi_IN" w:bidi="hi_IN"/>
+        </w:rPr>
         <w:t>"मेरे क्लेश में मेरे"</w:t>
       </w:r>
     </w:p>
@@ -41970,6 +47880,21 @@
           <w:b/>
           <w:lang w:val="hi_IN" w:bidi="hi_IN"/>
         </w:rPr>
+        <w:t>μου τῇ θλίψει</w:t>
+      </w:r>
+    </w:p>
+    <w:p>
+      <w:pPr/>
+      <w:r>
+        <w:rPr>
+          <w:lang w:val="hi_IN" w:bidi="hi_IN"/>
+        </w:rPr>
+      </w:r>
+      <w:r>
+        <w:rPr>
+          <w:b/>
+          <w:lang w:val="hi_IN" w:bidi="hi_IN"/>
+        </w:rPr>
         <w:t>"मेरे क्लेश में मेरे"</w:t>
       </w:r>
     </w:p>
@@ -42019,6 +47944,21 @@
         <w:rPr>
           <w:lang w:val="hi_IN" w:bidi="hi_IN"/>
         </w:rPr>
+      </w:r>
+    </w:p>
+    <w:p>
+      <w:pPr/>
+      <w:r>
+        <w:rPr>
+          <w:lang w:val="hi_IN" w:bidi="hi_IN"/>
+        </w:rPr>
+      </w:r>
+      <w:r>
+        <w:rPr>
+          <w:b/>
+          <w:lang w:val="hi_IN" w:bidi="hi_IN"/>
+        </w:rPr>
+        <w:t>ἐν ἀρχῇ τοῦ εὐαγγελίου</w:t>
       </w:r>
     </w:p>
     <w:p>
@@ -42241,6 +48181,21 @@
           <w:b/>
           <w:lang w:val="hi_IN" w:bidi="hi_IN"/>
         </w:rPr>
+        <w:t>οὐδεμία μοι ἐκκλησία ἐκοινώνησεν εἰς λόγον δόσεως καὶ λήμψεως, εἰ μὴ ὑμεῖς μόνοι</w:t>
+      </w:r>
+    </w:p>
+    <w:p>
+      <w:pPr/>
+      <w:r>
+        <w:rPr>
+          <w:lang w:val="hi_IN" w:bidi="hi_IN"/>
+        </w:rPr>
+      </w:r>
+      <w:r>
+        <w:rPr>
+          <w:b/>
+          <w:lang w:val="hi_IN" w:bidi="hi_IN"/>
+        </w:rPr>
         <w:t>""</w:t>
       </w:r>
     </w:p>
@@ -42337,6 +48292,21 @@
           <w:b/>
           <w:lang w:val="hi_IN" w:bidi="hi_IN"/>
         </w:rPr>
+        <w:t>μοι &amp; ἐκοινώνησεν</w:t>
+      </w:r>
+    </w:p>
+    <w:p>
+      <w:pPr/>
+      <w:r>
+        <w:rPr>
+          <w:lang w:val="hi_IN" w:bidi="hi_IN"/>
+        </w:rPr>
+      </w:r>
+      <w:r>
+        <w:rPr>
+          <w:b/>
+          <w:lang w:val="hi_IN" w:bidi="hi_IN"/>
+        </w:rPr>
         <w:t>"मैंने"</w:t>
       </w:r>
       <w:r>
@@ -42446,6 +48416,21 @@
           <w:b/>
           <w:lang w:val="hi_IN" w:bidi="hi_IN"/>
         </w:rPr>
+        <w:t>εἰς λόγον δόσεως καὶ λήμψεως</w:t>
+      </w:r>
+    </w:p>
+    <w:p>
+      <w:pPr/>
+      <w:r>
+        <w:rPr>
+          <w:lang w:val="hi_IN" w:bidi="hi_IN"/>
+        </w:rPr>
+      </w:r>
+      <w:r>
+        <w:rPr>
+          <w:b/>
+          <w:lang w:val="hi_IN" w:bidi="hi_IN"/>
+        </w:rPr>
         <w:t>"कि"</w:t>
       </w:r>
       <w:r>
@@ -42561,6 +48546,21 @@
           <w:b/>
           <w:lang w:val="hi_IN" w:bidi="hi_IN"/>
         </w:rPr>
+        <w:t>ὅτι καὶ ἐν Θεσσαλονίκῃ</w:t>
+      </w:r>
+    </w:p>
+    <w:p>
+      <w:pPr/>
+      <w:r>
+        <w:rPr>
+          <w:lang w:val="hi_IN" w:bidi="hi_IN"/>
+        </w:rPr>
+      </w:r>
+      <w:r>
+        <w:rPr>
+          <w:b/>
+          <w:lang w:val="hi_IN" w:bidi="hi_IN"/>
+        </w:rPr>
         <w:t>"थिस्सलुनीके में भी"</w:t>
       </w:r>
       <w:r>
@@ -42637,6 +48637,21 @@
           <w:b/>
           <w:lang w:val="hi_IN" w:bidi="hi_IN"/>
         </w:rPr>
+        <w:t>καὶ ἅπαξ καὶ δὶς</w:t>
+      </w:r>
+    </w:p>
+    <w:p>
+      <w:pPr/>
+      <w:r>
+        <w:rPr>
+          <w:lang w:val="hi_IN" w:bidi="hi_IN"/>
+        </w:rPr>
+      </w:r>
+      <w:r>
+        <w:rPr>
+          <w:b/>
+          <w:lang w:val="hi_IN" w:bidi="hi_IN"/>
+        </w:rPr>
         <w:t>"इसी प्रकार"</w:t>
       </w:r>
       <w:r>
@@ -42759,6 +48774,21 @@
           <w:b/>
           <w:lang w:val="hi_IN" w:bidi="hi_IN"/>
         </w:rPr>
+        <w:t>εἰς τὴν χρείαν μοι ἐπέμψατε</w:t>
+      </w:r>
+    </w:p>
+    <w:p>
+      <w:pPr/>
+      <w:r>
+        <w:rPr>
+          <w:lang w:val="hi_IN" w:bidi="hi_IN"/>
+        </w:rPr>
+      </w:r>
+      <w:r>
+        <w:rPr>
+          <w:b/>
+          <w:lang w:val="hi_IN" w:bidi="hi_IN"/>
+        </w:rPr>
         <w:t>"मैं"</w:t>
       </w:r>
       <w:r>
@@ -42881,6 +48911,21 @@
           <w:b/>
           <w:lang w:val="hi_IN" w:bidi="hi_IN"/>
         </w:rPr>
+        <w:t>ἐπιζητῶ τὸν καρπὸν τὸν πλεονάζοντα εἰς λόγον ὑμῶν</w:t>
+      </w:r>
+    </w:p>
+    <w:p>
+      <w:pPr/>
+      <w:r>
+        <w:rPr>
+          <w:lang w:val="hi_IN" w:bidi="hi_IN"/>
+        </w:rPr>
+      </w:r>
+      <w:r>
+        <w:rPr>
+          <w:b/>
+          <w:lang w:val="hi_IN" w:bidi="hi_IN"/>
+        </w:rPr>
         <w:t>""</w:t>
       </w:r>
     </w:p>
@@ -42976,6 +49021,21 @@
         <w:rPr>
           <w:lang w:val="hi_IN" w:bidi="hi_IN"/>
         </w:rPr>
+      </w:r>
+    </w:p>
+    <w:p>
+      <w:pPr/>
+      <w:r>
+        <w:rPr>
+          <w:lang w:val="hi_IN" w:bidi="hi_IN"/>
+        </w:rPr>
+      </w:r>
+      <w:r>
+        <w:rPr>
+          <w:b/>
+          <w:lang w:val="hi_IN" w:bidi="hi_IN"/>
+        </w:rPr>
+        <w:t>ἀπέχω &amp; πάντα</w:t>
       </w:r>
     </w:p>
     <w:p>
@@ -43097,6 +49157,21 @@
           <w:b/>
           <w:lang w:val="hi_IN" w:bidi="hi_IN"/>
         </w:rPr>
+        <w:t>περισσεύω</w:t>
+      </w:r>
+    </w:p>
+    <w:p>
+      <w:pPr/>
+      <w:r>
+        <w:rPr>
+          <w:lang w:val="hi_IN" w:bidi="hi_IN"/>
+        </w:rPr>
+      </w:r>
+      <w:r>
+        <w:rPr>
+          <w:b/>
+          <w:lang w:val="hi_IN" w:bidi="hi_IN"/>
+        </w:rPr>
         <w:t>""</w:t>
       </w:r>
     </w:p>
@@ -43193,6 +49268,21 @@
           <w:b/>
           <w:lang w:val="hi_IN" w:bidi="hi_IN"/>
         </w:rPr>
+        <w:t>πεπλήρωμαι, δεξάμενος παρὰ Ἐπαφροδίτου τὰ παρ’ ὑμῶν</w:t>
+      </w:r>
+    </w:p>
+    <w:p>
+      <w:pPr/>
+      <w:r>
+        <w:rPr>
+          <w:lang w:val="hi_IN" w:bidi="hi_IN"/>
+        </w:rPr>
+      </w:r>
+      <w:r>
+        <w:rPr>
+          <w:b/>
+          <w:lang w:val="hi_IN" w:bidi="hi_IN"/>
+        </w:rPr>
         <w:t>""</w:t>
       </w:r>
     </w:p>
@@ -43255,6 +49345,21 @@
         <w:rPr>
           <w:lang w:val="hi_IN" w:bidi="hi_IN"/>
         </w:rPr>
+      </w:r>
+    </w:p>
+    <w:p>
+      <w:pPr/>
+      <w:r>
+        <w:rPr>
+          <w:lang w:val="hi_IN" w:bidi="hi_IN"/>
+        </w:rPr>
+      </w:r>
+      <w:r>
+        <w:rPr>
+          <w:b/>
+          <w:lang w:val="hi_IN" w:bidi="hi_IN"/>
+        </w:rPr>
+        <w:t>Ἐπαφροδίτου</w:t>
       </w:r>
     </w:p>
     <w:p>
@@ -43383,6 +49488,21 @@
           <w:b/>
           <w:lang w:val="hi_IN" w:bidi="hi_IN"/>
         </w:rPr>
+        <w:t>ὀσμὴν εὐωδίας, θυσίαν δεκτήν, εὐάρεστον τῷ Θεῷ</w:t>
+      </w:r>
+    </w:p>
+    <w:p>
+      <w:pPr/>
+      <w:r>
+        <w:rPr>
+          <w:lang w:val="hi_IN" w:bidi="hi_IN"/>
+        </w:rPr>
+      </w:r>
+      <w:r>
+        <w:rPr>
+          <w:b/>
+          <w:lang w:val="hi_IN" w:bidi="hi_IN"/>
+        </w:rPr>
         <w:t>""</w:t>
       </w:r>
     </w:p>
@@ -43492,6 +49612,21 @@
           <w:b/>
           <w:lang w:val="hi_IN" w:bidi="hi_IN"/>
         </w:rPr>
+        <w:t>πληρώσει πᾶσαν χρείαν ὑμῶν</w:t>
+      </w:r>
+    </w:p>
+    <w:p>
+      <w:pPr/>
+      <w:r>
+        <w:rPr>
+          <w:lang w:val="hi_IN" w:bidi="hi_IN"/>
+        </w:rPr>
+      </w:r>
+      <w:r>
+        <w:rPr>
+          <w:b/>
+          <w:lang w:val="hi_IN" w:bidi="hi_IN"/>
+        </w:rPr>
         <w:t>""</w:t>
       </w:r>
     </w:p>
@@ -43588,6 +49723,21 @@
           <w:b/>
           <w:lang w:val="hi_IN" w:bidi="hi_IN"/>
         </w:rPr>
+        <w:t>κατὰ τὸ πλοῦτος αὐτοῦ ἐν δόξῃ ἐν Χριστῷ Ἰησοῦ</w:t>
+      </w:r>
+    </w:p>
+    <w:p>
+      <w:pPr/>
+      <w:r>
+        <w:rPr>
+          <w:lang w:val="hi_IN" w:bidi="hi_IN"/>
+        </w:rPr>
+      </w:r>
+      <w:r>
+        <w:rPr>
+          <w:b/>
+          <w:lang w:val="hi_IN" w:bidi="hi_IN"/>
+        </w:rPr>
         <w:t>""</w:t>
       </w:r>
     </w:p>
@@ -43651,6 +49801,21 @@
           <w:b/>
           <w:lang w:val="hi_IN" w:bidi="hi_IN"/>
         </w:rPr>
+        <w:t>ἡμῶν</w:t>
+      </w:r>
+    </w:p>
+    <w:p>
+      <w:pPr/>
+      <w:r>
+        <w:rPr>
+          <w:lang w:val="hi_IN" w:bidi="hi_IN"/>
+        </w:rPr>
+      </w:r>
+      <w:r>
+        <w:rPr>
+          <w:b/>
+          <w:lang w:val="hi_IN" w:bidi="hi_IN"/>
+        </w:rPr>
         <w:t>""</w:t>
       </w:r>
     </w:p>
@@ -43740,6 +49905,21 @@
           <w:b/>
           <w:lang w:val="hi_IN" w:bidi="hi_IN"/>
         </w:rPr>
+        <w:t>ἀσπάσασθε</w:t>
+      </w:r>
+    </w:p>
+    <w:p>
+      <w:pPr/>
+      <w:r>
+        <w:rPr>
+          <w:lang w:val="hi_IN" w:bidi="hi_IN"/>
+        </w:rPr>
+      </w:r>
+      <w:r>
+        <w:rPr>
+          <w:b/>
+          <w:lang w:val="hi_IN" w:bidi="hi_IN"/>
+        </w:rPr>
         <w:t>""</w:t>
       </w:r>
     </w:p>
@@ -43789,6 +49969,21 @@
         <w:rPr>
           <w:lang w:val="hi_IN" w:bidi="hi_IN"/>
         </w:rPr>
+      </w:r>
+    </w:p>
+    <w:p>
+      <w:pPr/>
+      <w:r>
+        <w:rPr>
+          <w:lang w:val="hi_IN" w:bidi="hi_IN"/>
+        </w:rPr>
+      </w:r>
+      <w:r>
+        <w:rPr>
+          <w:b/>
+          <w:lang w:val="hi_IN" w:bidi="hi_IN"/>
+        </w:rPr>
+        <w:t>οἱ σὺν ἐμοὶ ἀδελφοί</w:t>
       </w:r>
     </w:p>
     <w:p>
@@ -43910,6 +50105,21 @@
           <w:b/>
           <w:lang w:val="hi_IN" w:bidi="hi_IN"/>
         </w:rPr>
+        <w:t>οἱ σὺν ἐμοὶ ἀδελφοί</w:t>
+      </w:r>
+    </w:p>
+    <w:p>
+      <w:pPr/>
+      <w:r>
+        <w:rPr>
+          <w:lang w:val="hi_IN" w:bidi="hi_IN"/>
+        </w:rPr>
+      </w:r>
+      <w:r>
+        <w:rPr>
+          <w:b/>
+          <w:lang w:val="hi_IN" w:bidi="hi_IN"/>
+        </w:rPr>
         <w:t>"जो भाई मेरे साथ हैं"</w:t>
       </w:r>
     </w:p>
@@ -44037,6 +50247,21 @@
           <w:b/>
           <w:lang w:val="hi_IN" w:bidi="hi_IN"/>
         </w:rPr>
+        <w:t>τῆς Καίσαρος οἰκίας</w:t>
+      </w:r>
+    </w:p>
+    <w:p>
+      <w:pPr/>
+      <w:r>
+        <w:rPr>
+          <w:lang w:val="hi_IN" w:bidi="hi_IN"/>
+        </w:rPr>
+      </w:r>
+      <w:r>
+        <w:rPr>
+          <w:b/>
+          <w:lang w:val="hi_IN" w:bidi="hi_IN"/>
+        </w:rPr>
         <w:t>""</w:t>
       </w:r>
     </w:p>
@@ -44113,6 +50338,21 @@
           <w:b/>
           <w:lang w:val="hi_IN" w:bidi="hi_IN"/>
         </w:rPr>
+        <w:t>μετὰ τοῦ πνεύματος ὑμῶν</w:t>
+      </w:r>
+    </w:p>
+    <w:p>
+      <w:pPr/>
+      <w:r>
+        <w:rPr>
+          <w:lang w:val="hi_IN" w:bidi="hi_IN"/>
+        </w:rPr>
+      </w:r>
+      <w:r>
+        <w:rPr>
+          <w:b/>
+          <w:lang w:val="hi_IN" w:bidi="hi_IN"/>
+        </w:rPr>
         <w:t>""</w:t>
       </w:r>
     </w:p>
@@ -44195,6 +50435,21 @@
         <w:rPr>
           <w:lang w:val="hi_IN" w:bidi="hi_IN"/>
         </w:rPr>
+      </w:r>
+    </w:p>
+    <w:p>
+      <w:pPr/>
+      <w:r>
+        <w:rPr>
+          <w:lang w:val="hi_IN" w:bidi="hi_IN"/>
+        </w:rPr>
+      </w:r>
+      <w:r>
+        <w:rPr>
+          <w:b/>
+          <w:lang w:val="hi_IN" w:bidi="hi_IN"/>
+        </w:rPr>
+        <w:t>ἡ χάρις τοῦ Κυρίου Ἰησοῦ Χριστοῦ μετὰ τοῦ πνεύματος ὑμῶν</w:t>
       </w:r>
     </w:p>
     <w:p>

--- a/hin/docx/50.content.docx
+++ b/hin/docx/50.content.docx
@@ -2464,7 +2464,7 @@
           <w:b/>
           <w:lang w:val="hi_IN" w:bidi="hi_IN"/>
         </w:rPr>
-        <w:t>χάριτος</w:t>
+        <w:t>τῆς χάριτος</w:t>
       </w:r>
     </w:p>
     <w:p>
@@ -2588,7 +2588,7 @@
           <w:b/>
           <w:lang w:val="hi_IN" w:bidi="hi_IN"/>
         </w:rPr>
-        <w:t>δεσμοῖς μου</w:t>
+        <w:t>τοῖς δεσμοῖς μου</w:t>
       </w:r>
     </w:p>
     <w:p>
@@ -4839,7 +4839,7 @@
           <w:b/>
           <w:lang w:val="hi_IN" w:bidi="hi_IN"/>
         </w:rPr>
-        <w:t>δεσμούς μου</w:t>
+        <w:t>τοὺς δεσμούς μου</w:t>
       </w:r>
     </w:p>
     <w:p>
@@ -5485,7 +5485,7 @@
           <w:b/>
           <w:lang w:val="hi_IN" w:bidi="hi_IN"/>
         </w:rPr>
-        <w:t>δεσμοῖς μου</w:t>
+        <w:t>τοῖς δεσμοῖς μου</w:t>
       </w:r>
     </w:p>
     <w:p>
@@ -7825,7 +7825,7 @@
           <w:b/>
           <w:lang w:val="hi_IN" w:bidi="hi_IN"/>
         </w:rPr>
-        <w:t>ἀποκαραδοκίαν καὶ ἐλπίδα</w:t>
+        <w:t>τὴν ἀποκαραδοκίαν καὶ ἐλπίδα</w:t>
       </w:r>
     </w:p>
     <w:p>
@@ -9474,7 +9474,7 @@
           <w:b/>
           <w:lang w:val="hi_IN" w:bidi="hi_IN"/>
         </w:rPr>
-        <w:t>ἀναλῦσαι</w:t>
+        <w:t>εἰς τὸ ἀναλῦσαι</w:t>
       </w:r>
     </w:p>
     <w:p>
@@ -11211,7 +11211,7 @@
           <w:b/>
           <w:lang w:val="hi_IN" w:bidi="hi_IN"/>
         </w:rPr>
-        <w:t>καύχημα &amp; ἐν</w:t>
+        <w:t>τὸ καύχημα &amp; ἐν</w:t>
       </w:r>
     </w:p>
     <w:p>
@@ -11335,7 +11335,7 @@
           <w:b/>
           <w:lang w:val="hi_IN" w:bidi="hi_IN"/>
         </w:rPr>
-        <w:t>παρουσίας</w:t>
+        <w:t>τῆς &amp; παρουσίας</w:t>
       </w:r>
     </w:p>
     <w:p>
@@ -12988,7 +12988,7 @@
           <w:b/>
           <w:lang w:val="hi_IN" w:bidi="hi_IN"/>
         </w:rPr>
-        <w:t>ὑμῖν ἐχαρίσθη τὸ</w:t>
+        <w:t>ὑμῖν ἐχαρίσθη</w:t>
       </w:r>
     </w:p>
     <w:p>
@@ -22776,7 +22776,7 @@
           <w:b/>
           <w:lang w:val="hi_IN" w:bidi="hi_IN"/>
         </w:rPr>
-        <w:t>εἰς ἡμέραν Χριστοῦ,</w:t>
+        <w:t>εἰς ἡμέραν Χριστοῦ</w:t>
       </w:r>
     </w:p>
     <w:p>
@@ -25207,7 +25207,7 @@
           <w:b/>
           <w:lang w:val="hi_IN" w:bidi="hi_IN"/>
         </w:rPr>
-        <w:t>ὅτι καὶ αὐτὸς ταχέως ἐλεύσομαι.</w:t>
+        <w:t>ὅτι καὶ αὐτὸς ταχέως ἐλεύσομαι</w:t>
       </w:r>
     </w:p>
     <w:p>
@@ -25540,7 +25540,7 @@
           <w:b/>
           <w:lang w:val="hi_IN" w:bidi="hi_IN"/>
         </w:rPr>
-        <w:t>ἀδελφὸν &amp; μου</w:t>
+        <w:t>τὸν ἀδελφὸν &amp; μου</w:t>
       </w:r>
     </w:p>
     <w:p>
@@ -30080,7 +30080,7 @@
           <w:b/>
           <w:lang w:val="hi_IN" w:bidi="hi_IN"/>
         </w:rPr>
-        <w:t>ἐγὼ ἔχων πεποίθησιν καὶ ἐν σαρκί εἴ τις δοκεῖ ἄλλος πεποιθέναι ἐν σαρκί, ἐγὼ μᾶλλον</w:t>
+        <w:t>ἐγὼ ἔχων πεποίθησιν καὶ ἐν σαρκί. εἴ τις δοκεῖ ἄλλος πεποιθέναι ἐν σαρκί, ἐγὼ μᾶλλον</w:t>
       </w:r>
     </w:p>
     <w:p>
@@ -35965,7 +35965,7 @@
           <w:b/>
           <w:lang w:val="hi_IN" w:bidi="hi_IN"/>
         </w:rPr>
-        <w:t>τὰ μὲν ὀπίσω ἐπιλανθανόμενος, τοῖς δὲ ἔμπροσθεν ἐπεκτεινόμενος</w:t>
+        <w:t>τὰ &amp; ὀπίσω ἐπιλανθανόμενος, τοῖς δὲ ἔμπροσθεν ἐπεκτεινόμενος</w:t>
       </w:r>
     </w:p>
     <w:p>
@@ -39475,7 +39475,7 @@
           <w:b/>
           <w:lang w:val="hi_IN" w:bidi="hi_IN"/>
         </w:rPr>
-        <w:t>πολίτευμα</w:t>
+        <w:t>τὸ πολίτευμα</w:t>
       </w:r>
     </w:p>
     <w:p>
@@ -39599,7 +39599,7 @@
           <w:b/>
           <w:lang w:val="hi_IN" w:bidi="hi_IN"/>
         </w:rPr>
-        <w:t>σώματι τῆς δόξης αὐτοῦ</w:t>
+        <w:t>τῷ σώματι τῆς δόξης αὐτοῦ</w:t>
       </w:r>
     </w:p>
     <w:p>
@@ -42006,7 +42006,7 @@
           <w:b/>
           <w:lang w:val="hi_IN" w:bidi="hi_IN"/>
         </w:rPr>
-        <w:t>χαίρετε ἐν Κυρίῳ πάντοτε, πάλιν ἐρῶ, χαίρετε!</w:t>
+        <w:t>χαίρετε ἐν Κυρίῳ πάντοτε, πάλιν ἐρῶ, χαίρετε</w:t>
       </w:r>
     </w:p>
     <w:p>
@@ -43739,7 +43739,7 @@
           <w:b/>
           <w:lang w:val="hi_IN" w:bidi="hi_IN"/>
         </w:rPr>
-        <w:t>Θεοῦ ἡ ὑπερέχουσα πάντα νοῦν</w:t>
+        <w:t>τοῦ Θεοῦ ἡ ὑπερέχουσα πάντα νοῦν</w:t>
       </w:r>
     </w:p>
     <w:p>
@@ -45891,21 +45891,6 @@
           <w:b/>
           <w:lang w:val="hi_IN" w:bidi="hi_IN"/>
         </w:rPr>
-        <w:t>ὅτι ἤδη ποτὲ ἀνεθάλετε τὸ ὑπὲρ ἐμοῦ φρονεῖν</w:t>
-      </w:r>
-    </w:p>
-    <w:p>
-      <w:pPr/>
-      <w:r>
-        <w:rPr>
-          <w:lang w:val="hi_IN" w:bidi="hi_IN"/>
-        </w:rPr>
-      </w:r>
-      <w:r>
-        <w:rPr>
-          <w:b/>
-          <w:lang w:val="hi_IN" w:bidi="hi_IN"/>
-        </w:rPr>
         <w:t>"कि अब इतने दिनों के बाद तुम्हारा विचार मेरे विषय"</w:t>
       </w:r>
       <w:r>
@@ -45968,21 +45953,6 @@
         <w:rPr>
           <w:lang w:val="hi_IN" w:bidi="hi_IN"/>
         </w:rPr>
-      </w:r>
-    </w:p>
-    <w:p>
-      <w:pPr/>
-      <w:r>
-        <w:rPr>
-          <w:lang w:val="hi_IN" w:bidi="hi_IN"/>
-        </w:rPr>
-      </w:r>
-      <w:r>
-        <w:rPr>
-          <w:b/>
-          <w:lang w:val="hi_IN" w:bidi="hi_IN"/>
-        </w:rPr>
-        <w:t>ἐφ’ ᾧ καὶ ἐφρονεῖτε</w:t>
       </w:r>
     </w:p>
     <w:p>

--- a/hin/docx/50.content.docx
+++ b/hin/docx/50.content.docx
@@ -1056,6 +1056,21 @@
           <w:b/>
           <w:lang w:val="hi_IN" w:bidi="hi_IN"/>
         </w:rPr>
+        <w:t>ἐπὶ τῇ κοινωνίᾳ ὑμῶν εἰς τὸ εὐαγγέλιον, ἀπὸ τῆς πρώτης ἡμέρας ἄχρι τοῦ νῦν</w:t>
+      </w:r>
+    </w:p>
+    <w:p>
+      <w:pPr/>
+      <w:r>
+        <w:rPr>
+          <w:lang w:val="hi_IN" w:bidi="hi_IN"/>
+        </w:rPr>
+      </w:r>
+      <w:r>
+        <w:rPr>
+          <w:b/>
+          <w:lang w:val="hi_IN" w:bidi="hi_IN"/>
+        </w:rPr>
         <w:t>"इसलिए कि तुम पहले दिन से लेकर आज तक सुसमाचार सहभागी रहे"</w:t>
       </w:r>
     </w:p>
@@ -1638,6 +1653,21 @@
           <w:b/>
           <w:lang w:val="hi_IN" w:bidi="hi_IN"/>
         </w:rPr>
+        <w:t>πεποιθὼς αὐτὸ τοῦτο</w:t>
+      </w:r>
+    </w:p>
+    <w:p>
+      <w:pPr/>
+      <w:r>
+        <w:rPr>
+          <w:lang w:val="hi_IN" w:bidi="hi_IN"/>
+        </w:rPr>
+      </w:r>
+      <w:r>
+        <w:rPr>
+          <w:b/>
+          <w:lang w:val="hi_IN" w:bidi="hi_IN"/>
+        </w:rPr>
         <w:t>""</w:t>
       </w:r>
     </w:p>
@@ -1700,6 +1730,21 @@
         <w:rPr>
           <w:lang w:val="hi_IN" w:bidi="hi_IN"/>
         </w:rPr>
+      </w:r>
+    </w:p>
+    <w:p>
+      <w:pPr/>
+      <w:r>
+        <w:rPr>
+          <w:lang w:val="hi_IN" w:bidi="hi_IN"/>
+        </w:rPr>
+      </w:r>
+      <w:r>
+        <w:rPr>
+          <w:b/>
+          <w:lang w:val="hi_IN" w:bidi="hi_IN"/>
+        </w:rPr>
+        <w:t>ὁ ἐναρξάμενος ἐν ὑμῖν ἔργον ἀγαθὸν, ἐπιτελέσει</w:t>
       </w:r>
     </w:p>
     <w:p>
@@ -2356,6 +2401,21 @@
           <w:b/>
           <w:lang w:val="hi_IN" w:bidi="hi_IN"/>
         </w:rPr>
+        <w:t>συνκοινωνούς μου τῆς χάριτος &amp; ὄντας</w:t>
+      </w:r>
+    </w:p>
+    <w:p>
+      <w:pPr/>
+      <w:r>
+        <w:rPr>
+          <w:lang w:val="hi_IN" w:bidi="hi_IN"/>
+        </w:rPr>
+      </w:r>
+      <w:r>
+        <w:rPr>
+          <w:b/>
+          <w:lang w:val="hi_IN" w:bidi="hi_IN"/>
+        </w:rPr>
         <w:t>""</w:t>
       </w:r>
     </w:p>
@@ -2954,6 +3014,21 @@
           <w:b/>
           <w:lang w:val="hi_IN" w:bidi="hi_IN"/>
         </w:rPr>
+        <w:t>ἐν σπλάγχνοις Χριστοῦ Ἰησοῦ</w:t>
+      </w:r>
+    </w:p>
+    <w:p>
+      <w:pPr/>
+      <w:r>
+        <w:rPr>
+          <w:lang w:val="hi_IN" w:bidi="hi_IN"/>
+        </w:rPr>
+      </w:r>
+      <w:r>
+        <w:rPr>
+          <w:b/>
+          <w:lang w:val="hi_IN" w:bidi="hi_IN"/>
+        </w:rPr>
         <w:t>"इसमें"</w:t>
       </w:r>
       <w:r>
@@ -3016,6 +3091,21 @@
         <w:rPr>
           <w:lang w:val="hi_IN" w:bidi="hi_IN"/>
         </w:rPr>
+      </w:r>
+    </w:p>
+    <w:p>
+      <w:pPr/>
+      <w:r>
+        <w:rPr>
+          <w:lang w:val="hi_IN" w:bidi="hi_IN"/>
+        </w:rPr>
+      </w:r>
+      <w:r>
+        <w:rPr>
+          <w:b/>
+          <w:lang w:val="hi_IN" w:bidi="hi_IN"/>
+        </w:rPr>
+        <w:t>ἵνα ἡ ἀγάπη ὑμῶν ἔτι μᾶλλον καὶ μᾶλλον περισσεύῃ</w:t>
       </w:r>
     </w:p>
     <w:p>
@@ -4592,6 +4682,21 @@
           <w:lang w:val="hi_IN" w:bidi="hi_IN"/>
         </w:rPr>
       </w:r>
+      <w:r>
+        <w:rPr>
+          <w:b/>
+          <w:lang w:val="hi_IN" w:bidi="hi_IN"/>
+        </w:rPr>
+        <w:t>μᾶλλον εἰς προκοπὴν τοῦ εὐαγγελίου ἐλήλυθεν</w:t>
+      </w:r>
+    </w:p>
+    <w:p>
+      <w:pPr/>
+      <w:r>
+        <w:rPr>
+          <w:lang w:val="hi_IN" w:bidi="hi_IN"/>
+        </w:rPr>
+      </w:r>
     </w:p>
     <w:p>
       <w:pPr/>
@@ -4970,6 +5075,21 @@
           <w:b/>
           <w:lang w:val="hi_IN" w:bidi="hi_IN"/>
         </w:rPr>
+        <w:t>τῶν ἀδελφῶν</w:t>
+      </w:r>
+    </w:p>
+    <w:p>
+      <w:pPr/>
+      <w:r>
+        <w:rPr>
+          <w:lang w:val="hi_IN" w:bidi="hi_IN"/>
+        </w:rPr>
+      </w:r>
+      <w:r>
+        <w:rPr>
+          <w:b/>
+          <w:lang w:val="hi_IN" w:bidi="hi_IN"/>
+        </w:rPr>
         <w:t>"भाई"</w:t>
       </w:r>
     </w:p>
@@ -5312,6 +5432,21 @@
           <w:b/>
           <w:lang w:val="hi_IN" w:bidi="hi_IN"/>
         </w:rPr>
+        <w:t>καὶ τοὺς πλείονας τῶν ἀδελφῶν ἐν Κυρίῳ πεποιθότας τοῖς δεσμοῖς μου</w:t>
+      </w:r>
+    </w:p>
+    <w:p>
+      <w:pPr/>
+      <w:r>
+        <w:rPr>
+          <w:lang w:val="hi_IN" w:bidi="hi_IN"/>
+        </w:rPr>
+      </w:r>
+      <w:r>
+        <w:rPr>
+          <w:b/>
+          <w:lang w:val="hi_IN" w:bidi="hi_IN"/>
+        </w:rPr>
         <w:t>"और प्रभु में भाई उनमें अधिकांश मेरे कैद"</w:t>
       </w:r>
     </w:p>
@@ -5752,6 +5887,21 @@
           <w:b/>
           <w:lang w:val="hi_IN" w:bidi="hi_IN"/>
         </w:rPr>
+        <w:t>τινὲς μὲν καὶ &amp; τὸν Χριστὸν κηρύσσουσιν</w:t>
+      </w:r>
+    </w:p>
+    <w:p>
+      <w:pPr/>
+      <w:r>
+        <w:rPr>
+          <w:lang w:val="hi_IN" w:bidi="hi_IN"/>
+        </w:rPr>
+      </w:r>
+      <w:r>
+        <w:rPr>
+          <w:b/>
+          <w:lang w:val="hi_IN" w:bidi="hi_IN"/>
+        </w:rPr>
         <w:t>""</w:t>
       </w:r>
     </w:p>
@@ -6499,6 +6649,21 @@
         <w:rPr>
           <w:lang w:val="hi_IN" w:bidi="hi_IN"/>
         </w:rPr>
+      </w:r>
+    </w:p>
+    <w:p>
+      <w:pPr/>
+      <w:r>
+        <w:rPr>
+          <w:lang w:val="hi_IN" w:bidi="hi_IN"/>
+        </w:rPr>
+      </w:r>
+      <w:r>
+        <w:rPr>
+          <w:b/>
+          <w:lang w:val="hi_IN" w:bidi="hi_IN"/>
+        </w:rPr>
+        <w:t>ἀπολογίαν τοῦ εὐαγγελίου</w:t>
       </w:r>
     </w:p>
     <w:p>
@@ -6594,6 +6759,21 @@
           <w:b/>
           <w:lang w:val="hi_IN" w:bidi="hi_IN"/>
         </w:rPr>
+        <w:t>οἱ δὲ ἐξ ἐριθείας τὸν Χριστὸν καταγγέλλουσιν</w:t>
+      </w:r>
+    </w:p>
+    <w:p>
+      <w:pPr/>
+      <w:r>
+        <w:rPr>
+          <w:lang w:val="hi_IN" w:bidi="hi_IN"/>
+        </w:rPr>
+      </w:r>
+      <w:r>
+        <w:rPr>
+          <w:b/>
+          <w:lang w:val="hi_IN" w:bidi="hi_IN"/>
+        </w:rPr>
         <w:t>"और कई एक"</w:t>
       </w:r>
       <w:r>
@@ -6689,6 +6869,21 @@
         <w:rPr>
           <w:lang w:val="hi_IN" w:bidi="hi_IN"/>
         </w:rPr>
+      </w:r>
+    </w:p>
+    <w:p>
+      <w:pPr/>
+      <w:r>
+        <w:rPr>
+          <w:lang w:val="hi_IN" w:bidi="hi_IN"/>
+        </w:rPr>
+      </w:r>
+      <w:r>
+        <w:rPr>
+          <w:b/>
+          <w:lang w:val="hi_IN" w:bidi="hi_IN"/>
+        </w:rPr>
+        <w:t>οὐχ ἁγνῶς</w:t>
       </w:r>
     </w:p>
     <w:p>
@@ -7233,6 +7428,21 @@
           <w:b/>
           <w:lang w:val="hi_IN" w:bidi="hi_IN"/>
         </w:rPr>
+        <w:t>Χριστὸς καταγγέλλεται</w:t>
+      </w:r>
+    </w:p>
+    <w:p>
+      <w:pPr/>
+      <w:r>
+        <w:rPr>
+          <w:lang w:val="hi_IN" w:bidi="hi_IN"/>
+        </w:rPr>
+      </w:r>
+      <w:r>
+        <w:rPr>
+          <w:b/>
+          <w:lang w:val="hi_IN" w:bidi="hi_IN"/>
+        </w:rPr>
         <w:t>"मसीह"</w:t>
       </w:r>
       <w:r>
@@ -7440,6 +7650,21 @@
           <w:b/>
           <w:lang w:val="hi_IN" w:bidi="hi_IN"/>
         </w:rPr>
+        <w:t>οἶδα γὰρ ὅτι τοῦτό μοι ἀποβήσεται εἰς σωτηρίαν</w:t>
+      </w:r>
+    </w:p>
+    <w:p>
+      <w:pPr/>
+      <w:r>
+        <w:rPr>
+          <w:lang w:val="hi_IN" w:bidi="hi_IN"/>
+        </w:rPr>
+      </w:r>
+      <w:r>
+        <w:rPr>
+          <w:b/>
+          <w:lang w:val="hi_IN" w:bidi="hi_IN"/>
+        </w:rPr>
         <w:t>""</w:t>
       </w:r>
     </w:p>
@@ -7536,7 +7761,7 @@
           <w:b/>
           <w:lang w:val="hi_IN" w:bidi="hi_IN"/>
         </w:rPr>
-        <w:t>οἶδα γὰρ ὅτι τοῦτό μοι ἀποβήσεται εἰς σωτηρίαν</w:t>
+        <w:t>ἐπιχορηγίας τοῦ Πνεύματος Ἰησοῦ Χριστοῦ</w:t>
       </w:r>
     </w:p>
     <w:p>
@@ -7770,6 +7995,21 @@
         <w:rPr>
           <w:lang w:val="hi_IN" w:bidi="hi_IN"/>
         </w:rPr>
+      </w:r>
+    </w:p>
+    <w:p>
+      <w:pPr/>
+      <w:r>
+        <w:rPr>
+          <w:lang w:val="hi_IN" w:bidi="hi_IN"/>
+        </w:rPr>
+      </w:r>
+      <w:r>
+        <w:rPr>
+          <w:b/>
+          <w:lang w:val="hi_IN" w:bidi="hi_IN"/>
+        </w:rPr>
+        <w:t>κατὰ τὴν ἀποκαραδοκίαν καὶ ἐλπίδα μου</w:t>
       </w:r>
     </w:p>
     <w:p>
@@ -8015,6 +8255,21 @@
           <w:b/>
           <w:lang w:val="hi_IN" w:bidi="hi_IN"/>
         </w:rPr>
+        <w:t>ἐν οὐδενὶ αἰσχυνθήσομαι, ἀλλ’</w:t>
+      </w:r>
+    </w:p>
+    <w:p>
+      <w:pPr/>
+      <w:r>
+        <w:rPr>
+          <w:lang w:val="hi_IN" w:bidi="hi_IN"/>
+        </w:rPr>
+      </w:r>
+      <w:r>
+        <w:rPr>
+          <w:b/>
+          <w:lang w:val="hi_IN" w:bidi="hi_IN"/>
+        </w:rPr>
         <w:t>"रखता हूँ"</w:t>
       </w:r>
       <w:r>
@@ -8137,6 +8392,21 @@
           <w:b/>
           <w:lang w:val="hi_IN" w:bidi="hi_IN"/>
         </w:rPr>
+        <w:t>ἐν πάσῃ παρρησίᾳ</w:t>
+      </w:r>
+    </w:p>
+    <w:p>
+      <w:pPr/>
+      <w:r>
+        <w:rPr>
+          <w:lang w:val="hi_IN" w:bidi="hi_IN"/>
+        </w:rPr>
+      </w:r>
+      <w:r>
+        <w:rPr>
+          <w:b/>
+          <w:lang w:val="hi_IN" w:bidi="hi_IN"/>
+        </w:rPr>
         <w:t>"किसी बात में"</w:t>
       </w:r>
       <w:r>
@@ -8232,6 +8502,21 @@
         <w:rPr>
           <w:lang w:val="hi_IN" w:bidi="hi_IN"/>
         </w:rPr>
+      </w:r>
+    </w:p>
+    <w:p>
+      <w:pPr/>
+      <w:r>
+        <w:rPr>
+          <w:lang w:val="hi_IN" w:bidi="hi_IN"/>
+        </w:rPr>
+      </w:r>
+      <w:r>
+        <w:rPr>
+          <w:b/>
+          <w:lang w:val="hi_IN" w:bidi="hi_IN"/>
+        </w:rPr>
+        <w:t>εἴτε διὰ ζωῆς εἴτε διὰ θανάτου</w:t>
       </w:r>
     </w:p>
     <w:p>
@@ -9857,6 +10142,21 @@
           <w:b/>
           <w:lang w:val="hi_IN" w:bidi="hi_IN"/>
         </w:rPr>
+        <w:t>τοῦτο πεποιθὼς</w:t>
+      </w:r>
+    </w:p>
+    <w:p>
+      <w:pPr/>
+      <w:r>
+        <w:rPr>
+          <w:lang w:val="hi_IN" w:bidi="hi_IN"/>
+        </w:rPr>
+      </w:r>
+      <w:r>
+        <w:rPr>
+          <w:b/>
+          <w:lang w:val="hi_IN" w:bidi="hi_IN"/>
+        </w:rPr>
         <w:t>"इसलिए"</w:t>
       </w:r>
       <w:r>
@@ -11561,6 +11861,21 @@
           <w:b/>
           <w:lang w:val="hi_IN" w:bidi="hi_IN"/>
         </w:rPr>
+        <w:t>ἀξίως τοῦ εὐαγγελίου τοῦ Χριστοῦ πολιτεύεσθε</w:t>
+      </w:r>
+    </w:p>
+    <w:p>
+      <w:pPr/>
+      <w:r>
+        <w:rPr>
+          <w:lang w:val="hi_IN" w:bidi="hi_IN"/>
+        </w:rPr>
+      </w:r>
+      <w:r>
+        <w:rPr>
+          <w:b/>
+          <w:lang w:val="hi_IN" w:bidi="hi_IN"/>
+        </w:rPr>
         <w:t>"मसीह के सुसमाचार के योग्य"</w:t>
       </w:r>
     </w:p>
@@ -12055,6 +12370,21 @@
           <w:b/>
           <w:lang w:val="hi_IN" w:bidi="hi_IN"/>
         </w:rPr>
+        <w:t>συναθλοῦντες</w:t>
+      </w:r>
+    </w:p>
+    <w:p>
+      <w:pPr/>
+      <w:r>
+        <w:rPr>
+          <w:lang w:val="hi_IN" w:bidi="hi_IN"/>
+        </w:rPr>
+      </w:r>
+      <w:r>
+        <w:rPr>
+          <w:b/>
+          <w:lang w:val="hi_IN" w:bidi="hi_IN"/>
+        </w:rPr>
         <w:t>""</w:t>
       </w:r>
     </w:p>
@@ -12763,6 +13093,21 @@
           <w:b/>
           <w:lang w:val="hi_IN" w:bidi="hi_IN"/>
         </w:rPr>
+        <w:t>ὑμῖν ἐχαρίσθη</w:t>
+      </w:r>
+    </w:p>
+    <w:p>
+      <w:pPr/>
+      <w:r>
+        <w:rPr>
+          <w:lang w:val="hi_IN" w:bidi="hi_IN"/>
+        </w:rPr>
+      </w:r>
+      <w:r>
+        <w:rPr>
+          <w:b/>
+          <w:lang w:val="hi_IN" w:bidi="hi_IN"/>
+        </w:rPr>
         <w:t>"तुम अनुग्रह हुआ"</w:t>
       </w:r>
     </w:p>
@@ -13296,6 +13641,21 @@
           <w:b/>
           <w:lang w:val="hi_IN" w:bidi="hi_IN"/>
         </w:rPr>
+        <w:t>εἴ τις &amp; παράκλησις ἐν Χριστῷ, εἴ τι παραμύθιον ἀγάπης, εἴ τις κοινωνία Πνεύματος, εἴ τις σπλάγχνα καὶ οἰκτιρμοί</w:t>
+      </w:r>
+    </w:p>
+    <w:p>
+      <w:pPr/>
+      <w:r>
+        <w:rPr>
+          <w:lang w:val="hi_IN" w:bidi="hi_IN"/>
+        </w:rPr>
+      </w:r>
+      <w:r>
+        <w:rPr>
+          <w:b/>
+          <w:lang w:val="hi_IN" w:bidi="hi_IN"/>
+        </w:rPr>
         <w:t>""</w:t>
       </w:r>
     </w:p>
@@ -13385,6 +13745,21 @@
           <w:b/>
           <w:lang w:val="hi_IN" w:bidi="hi_IN"/>
         </w:rPr>
+        <w:t>εἴ τι παραμύθιον ἀγάπης, εἴ τις κοινωνία Πνεύματος, εἴ τις σπλάγχνα καὶ οἰκτιρμοί</w:t>
+      </w:r>
+    </w:p>
+    <w:p>
+      <w:pPr/>
+      <w:r>
+        <w:rPr>
+          <w:lang w:val="hi_IN" w:bidi="hi_IN"/>
+        </w:rPr>
+      </w:r>
+      <w:r>
+        <w:rPr>
+          <w:b/>
+          <w:lang w:val="hi_IN" w:bidi="hi_IN"/>
+        </w:rPr>
         <w:t>"और प्रेम से ढाढ़स और आत्मा की सहभागिता, और कुछ करुणा और दया"</w:t>
       </w:r>
     </w:p>
@@ -13481,6 +13856,21 @@
           <w:b/>
           <w:lang w:val="hi_IN" w:bidi="hi_IN"/>
         </w:rPr>
+        <w:t>εἴ τις &amp; παράκλησις ἐν Χριστῷ</w:t>
+      </w:r>
+    </w:p>
+    <w:p>
+      <w:pPr/>
+      <w:r>
+        <w:rPr>
+          <w:lang w:val="hi_IN" w:bidi="hi_IN"/>
+        </w:rPr>
+      </w:r>
+      <w:r>
+        <w:rPr>
+          <w:b/>
+          <w:lang w:val="hi_IN" w:bidi="hi_IN"/>
+        </w:rPr>
         <w:t>""</w:t>
       </w:r>
     </w:p>
@@ -14652,6 +15042,21 @@
           <w:b/>
           <w:lang w:val="hi_IN" w:bidi="hi_IN"/>
         </w:rPr>
+        <w:t>τὸ αὐτὸ φρονῆτε</w:t>
+      </w:r>
+    </w:p>
+    <w:p>
+      <w:pPr/>
+      <w:r>
+        <w:rPr>
+          <w:lang w:val="hi_IN" w:bidi="hi_IN"/>
+        </w:rPr>
+      </w:r>
+      <w:r>
+        <w:rPr>
+          <w:b/>
+          <w:lang w:val="hi_IN" w:bidi="hi_IN"/>
+        </w:rPr>
         <w:t>""</w:t>
       </w:r>
     </w:p>
@@ -14983,6 +15388,21 @@
           <w:b/>
           <w:lang w:val="hi_IN" w:bidi="hi_IN"/>
         </w:rPr>
+        <w:t>τὸ ἓν φρονοῦντες</w:t>
+      </w:r>
+    </w:p>
+    <w:p>
+      <w:pPr/>
+      <w:r>
+        <w:rPr>
+          <w:lang w:val="hi_IN" w:bidi="hi_IN"/>
+        </w:rPr>
+      </w:r>
+      <w:r>
+        <w:rPr>
+          <w:b/>
+          <w:lang w:val="hi_IN" w:bidi="hi_IN"/>
+        </w:rPr>
         <w:t>"एक ही मनसा"</w:t>
       </w:r>
     </w:p>
@@ -15046,6 +15466,21 @@
           <w:b/>
           <w:lang w:val="hi_IN" w:bidi="hi_IN"/>
         </w:rPr>
+        <w:t>μηδὲν κατ’ ἐριθείαν</w:t>
+      </w:r>
+    </w:p>
+    <w:p>
+      <w:pPr/>
+      <w:r>
+        <w:rPr>
+          <w:lang w:val="hi_IN" w:bidi="hi_IN"/>
+        </w:rPr>
+      </w:r>
+      <w:r>
+        <w:rPr>
+          <w:b/>
+          <w:lang w:val="hi_IN" w:bidi="hi_IN"/>
+        </w:rPr>
         <w:t>"स्वार्थ"</w:t>
       </w:r>
       <w:r>
@@ -15122,6 +15557,21 @@
           <w:b/>
           <w:lang w:val="hi_IN" w:bidi="hi_IN"/>
         </w:rPr>
+        <w:t>μηδὲ κατὰ κενοδοξίαν</w:t>
+      </w:r>
+    </w:p>
+    <w:p>
+      <w:pPr/>
+      <w:r>
+        <w:rPr>
+          <w:lang w:val="hi_IN" w:bidi="hi_IN"/>
+        </w:rPr>
+      </w:r>
+      <w:r>
+        <w:rPr>
+          <w:b/>
+          <w:lang w:val="hi_IN" w:bidi="hi_IN"/>
+        </w:rPr>
         <w:t>""</w:t>
       </w:r>
     </w:p>
@@ -15309,6 +15759,21 @@
           <w:b/>
           <w:lang w:val="hi_IN" w:bidi="hi_IN"/>
         </w:rPr>
+        <w:t>ἀλλὰ τῇ ταπεινοφροσύνῃ ἀλλήλους ἡγούμενοι ὑπερέχοντας ἑαυτῶν</w:t>
+      </w:r>
+    </w:p>
+    <w:p>
+      <w:pPr/>
+      <w:r>
+        <w:rPr>
+          <w:lang w:val="hi_IN" w:bidi="hi_IN"/>
+        </w:rPr>
+      </w:r>
+      <w:r>
+        <w:rPr>
+          <w:b/>
+          <w:lang w:val="hi_IN" w:bidi="hi_IN"/>
+        </w:rPr>
         <w:t>"के"</w:t>
       </w:r>
       <w:r>
@@ -15431,6 +15896,21 @@
           <w:b/>
           <w:lang w:val="hi_IN" w:bidi="hi_IN"/>
         </w:rPr>
+        <w:t>μὴ τὰ ἑαυτῶν ἕκαστος σκοποῦντες, ἀλλὰ καὶ τὰ ἑτέρων ἕκαστοι</w:t>
+      </w:r>
+    </w:p>
+    <w:p>
+      <w:pPr/>
+      <w:r>
+        <w:rPr>
+          <w:lang w:val="hi_IN" w:bidi="hi_IN"/>
+        </w:rPr>
+      </w:r>
+      <w:r>
+        <w:rPr>
+          <w:b/>
+          <w:lang w:val="hi_IN" w:bidi="hi_IN"/>
+        </w:rPr>
         <w:t>""</w:t>
       </w:r>
     </w:p>
@@ -15605,6 +16085,21 @@
           <w:b/>
           <w:lang w:val="hi_IN" w:bidi="hi_IN"/>
         </w:rPr>
+        <w:t>μὴ &amp; σκοποῦντες</w:t>
+      </w:r>
+    </w:p>
+    <w:p>
+      <w:pPr/>
+      <w:r>
+        <w:rPr>
+          <w:lang w:val="hi_IN" w:bidi="hi_IN"/>
+        </w:rPr>
+      </w:r>
+      <w:r>
+        <w:rPr>
+          <w:b/>
+          <w:lang w:val="hi_IN" w:bidi="hi_IN"/>
+        </w:rPr>
         <w:t>"नहीं,"</w:t>
       </w:r>
       <w:r>
@@ -15916,6 +16411,21 @@
           <w:b/>
           <w:lang w:val="hi_IN" w:bidi="hi_IN"/>
         </w:rPr>
+        <w:t>τοῦτο φρονεῖτε ἐν ὑμῖν, ὃ καὶ ἐν Χριστῷ Ἰησοῦ</w:t>
+      </w:r>
+    </w:p>
+    <w:p>
+      <w:pPr/>
+      <w:r>
+        <w:rPr>
+          <w:lang w:val="hi_IN" w:bidi="hi_IN"/>
+        </w:rPr>
+      </w:r>
+      <w:r>
+        <w:rPr>
+          <w:b/>
+          <w:lang w:val="hi_IN" w:bidi="hi_IN"/>
+        </w:rPr>
         <w:t>"जैसा मसीह यीशु का स्वभाव था वैसा ही तुम्हारा भी स्वभाव हो"</w:t>
       </w:r>
     </w:p>
@@ -15979,6 +16489,21 @@
           <w:b/>
           <w:lang w:val="hi_IN" w:bidi="hi_IN"/>
         </w:rPr>
+        <w:t>τοῦτο φρονεῖτε ἐν ὑμῖν, ὃ καὶ ἐν Χριστῷ Ἰησοῦ</w:t>
+      </w:r>
+    </w:p>
+    <w:p>
+      <w:pPr/>
+      <w:r>
+        <w:rPr>
+          <w:lang w:val="hi_IN" w:bidi="hi_IN"/>
+        </w:rPr>
+      </w:r>
+      <w:r>
+        <w:rPr>
+          <w:b/>
+          <w:lang w:val="hi_IN" w:bidi="hi_IN"/>
+        </w:rPr>
         <w:t>""</w:t>
       </w:r>
     </w:p>
@@ -16407,6 +16932,21 @@
           <w:b/>
           <w:lang w:val="hi_IN" w:bidi="hi_IN"/>
         </w:rPr>
+        <w:t>οὐχ &amp; ἡγήσατο</w:t>
+      </w:r>
+    </w:p>
+    <w:p>
+      <w:pPr/>
+      <w:r>
+        <w:rPr>
+          <w:lang w:val="hi_IN" w:bidi="hi_IN"/>
+        </w:rPr>
+      </w:r>
+      <w:r>
+        <w:rPr>
+          <w:b/>
+          <w:lang w:val="hi_IN" w:bidi="hi_IN"/>
+        </w:rPr>
         <w:t>""होकर भी"</w:t>
       </w:r>
     </w:p>
@@ -16456,6 +16996,21 @@
         <w:rPr>
           <w:lang w:val="hi_IN" w:bidi="hi_IN"/>
         </w:rPr>
+      </w:r>
+    </w:p>
+    <w:p>
+      <w:pPr/>
+      <w:r>
+        <w:rPr>
+          <w:lang w:val="hi_IN" w:bidi="hi_IN"/>
+        </w:rPr>
+      </w:r>
+      <w:r>
+        <w:rPr>
+          <w:b/>
+          <w:lang w:val="hi_IN" w:bidi="hi_IN"/>
+        </w:rPr>
+        <w:t>ἁρπαγμὸν</w:t>
       </w:r>
     </w:p>
     <w:p>
@@ -17881,6 +18436,21 @@
           <w:b/>
           <w:lang w:val="hi_IN" w:bidi="hi_IN"/>
         </w:rPr>
+        <w:t>γενόμενος ὑπήκοος μέχρι θανάτου, θανάτου δὲ σταυροῦ</w:t>
+      </w:r>
+    </w:p>
+    <w:p>
+      <w:pPr/>
+      <w:r>
+        <w:rPr>
+          <w:lang w:val="hi_IN" w:bidi="hi_IN"/>
+        </w:rPr>
+      </w:r>
+      <w:r>
+        <w:rPr>
+          <w:b/>
+          <w:lang w:val="hi_IN" w:bidi="hi_IN"/>
+        </w:rPr>
         <w:t>"और यहाँ तक आज्ञाकारी रहा मृत्यु, क्रूस की मृत्यु सह"</w:t>
       </w:r>
     </w:p>
@@ -18412,6 +18982,21 @@
           <w:b/>
           <w:lang w:val="hi_IN" w:bidi="hi_IN"/>
         </w:rPr>
+        <w:t>αὐτὸν ὑπερύψωσεν</w:t>
+      </w:r>
+    </w:p>
+    <w:p>
+      <w:pPr/>
+      <w:r>
+        <w:rPr>
+          <w:lang w:val="hi_IN" w:bidi="hi_IN"/>
+        </w:rPr>
+      </w:r>
+      <w:r>
+        <w:rPr>
+          <w:b/>
+          <w:lang w:val="hi_IN" w:bidi="hi_IN"/>
+        </w:rPr>
         <w:t>"उसको अति महान"</w:t>
       </w:r>
       <w:r>
@@ -18857,6 +19442,21 @@
           <w:b/>
           <w:lang w:val="hi_IN" w:bidi="hi_IN"/>
         </w:rPr>
+        <w:t>ἐν τῷ ὀνόματι Ἰησοῦ, πᾶν γόνυ κάμψῃ</w:t>
+      </w:r>
+    </w:p>
+    <w:p>
+      <w:pPr/>
+      <w:r>
+        <w:rPr>
+          <w:lang w:val="hi_IN" w:bidi="hi_IN"/>
+        </w:rPr>
+      </w:r>
+      <w:r>
+        <w:rPr>
+          <w:b/>
+          <w:lang w:val="hi_IN" w:bidi="hi_IN"/>
+        </w:rPr>
         <w:t>"जो"</w:t>
       </w:r>
       <w:r>
@@ -19180,6 +19780,21 @@
         <w:rPr>
           <w:lang w:val="hi_IN" w:bidi="hi_IN"/>
         </w:rPr>
+      </w:r>
+    </w:p>
+    <w:p>
+      <w:pPr/>
+      <w:r>
+        <w:rPr>
+          <w:lang w:val="hi_IN" w:bidi="hi_IN"/>
+        </w:rPr>
+      </w:r>
+      <w:r>
+        <w:rPr>
+          <w:b/>
+          <w:lang w:val="hi_IN" w:bidi="hi_IN"/>
+        </w:rPr>
+        <w:t>εἰς δόξαν Θεοῦ Πατρὸς</w:t>
       </w:r>
     </w:p>
     <w:p>
@@ -19614,6 +20229,21 @@
           <w:b/>
           <w:lang w:val="hi_IN" w:bidi="hi_IN"/>
         </w:rPr>
+        <w:t>ὡς ἐν τῇ παρουσίᾳ μου</w:t>
+      </w:r>
+    </w:p>
+    <w:p>
+      <w:pPr/>
+      <w:r>
+        <w:rPr>
+          <w:lang w:val="hi_IN" w:bidi="hi_IN"/>
+        </w:rPr>
+      </w:r>
+      <w:r>
+        <w:rPr>
+          <w:b/>
+          <w:lang w:val="hi_IN" w:bidi="hi_IN"/>
+        </w:rPr>
         <w:t>""</w:t>
       </w:r>
     </w:p>
@@ -19677,6 +20307,21 @@
           <w:b/>
           <w:lang w:val="hi_IN" w:bidi="hi_IN"/>
         </w:rPr>
+        <w:t>ἐν τῇ ἀπουσίᾳ μου</w:t>
+      </w:r>
+    </w:p>
+    <w:p>
+      <w:pPr/>
+      <w:r>
+        <w:rPr>
+          <w:lang w:val="hi_IN" w:bidi="hi_IN"/>
+        </w:rPr>
+      </w:r>
+      <w:r>
+        <w:rPr>
+          <w:b/>
+          <w:lang w:val="hi_IN" w:bidi="hi_IN"/>
+        </w:rPr>
         <w:t>""</w:t>
       </w:r>
     </w:p>
@@ -20176,6 +20821,21 @@
         <w:rPr>
           <w:lang w:val="hi_IN" w:bidi="hi_IN"/>
         </w:rPr>
+      </w:r>
+    </w:p>
+    <w:p>
+      <w:pPr/>
+      <w:r>
+        <w:rPr>
+          <w:lang w:val="hi_IN" w:bidi="hi_IN"/>
+        </w:rPr>
+      </w:r>
+      <w:r>
+        <w:rPr>
+          <w:b/>
+          <w:lang w:val="hi_IN" w:bidi="hi_IN"/>
+        </w:rPr>
+        <w:t>καὶ τὸ θέλειν, καὶ τὸ ἐνεργεῖν, ὑπὲρ τῆς εὐδοκίας</w:t>
       </w:r>
     </w:p>
     <w:p>
@@ -22104,6 +22764,21 @@
           <w:b/>
           <w:lang w:val="hi_IN" w:bidi="hi_IN"/>
         </w:rPr>
+        <w:t>εἰς καύχημα ἐμοὶ</w:t>
+      </w:r>
+    </w:p>
+    <w:p>
+      <w:pPr/>
+      <w:r>
+        <w:rPr>
+          <w:lang w:val="hi_IN" w:bidi="hi_IN"/>
+        </w:rPr>
+      </w:r>
+      <w:r>
+        <w:rPr>
+          <w:b/>
+          <w:lang w:val="hi_IN" w:bidi="hi_IN"/>
+        </w:rPr>
         <w:t>"मुझे घमण्ड"</w:t>
       </w:r>
       <w:r>
@@ -23208,6 +23883,21 @@
           <w:b/>
           <w:lang w:val="hi_IN" w:bidi="hi_IN"/>
         </w:rPr>
+        <w:t>σπένδομαι</w:t>
+      </w:r>
+    </w:p>
+    <w:p>
+      <w:pPr/>
+      <w:r>
+        <w:rPr>
+          <w:lang w:val="hi_IN" w:bidi="hi_IN"/>
+        </w:rPr>
+      </w:r>
+      <w:r>
+        <w:rPr>
+          <w:b/>
+          <w:lang w:val="hi_IN" w:bidi="hi_IN"/>
+        </w:rPr>
         <w:t>"मुझे"</w:t>
       </w:r>
       <w:r>
@@ -23303,6 +23993,21 @@
         <w:rPr>
           <w:lang w:val="hi_IN" w:bidi="hi_IN"/>
         </w:rPr>
+      </w:r>
+    </w:p>
+    <w:p>
+      <w:pPr/>
+      <w:r>
+        <w:rPr>
+          <w:lang w:val="hi_IN" w:bidi="hi_IN"/>
+        </w:rPr>
+      </w:r>
+      <w:r>
+        <w:rPr>
+          <w:b/>
+          <w:lang w:val="hi_IN" w:bidi="hi_IN"/>
+        </w:rPr>
+        <w:t>ἐπὶ τῇ θυσίᾳ καὶ λειτουργίᾳ τῆς πίστεως ὑμῶν</w:t>
       </w:r>
     </w:p>
     <w:p>
@@ -23923,6 +24628,21 @@
           <w:b/>
           <w:lang w:val="hi_IN" w:bidi="hi_IN"/>
         </w:rPr>
+        <w:t>ἐλπίζω δὲ ἐν Κυρίῳ Ἰησοῦ</w:t>
+      </w:r>
+    </w:p>
+    <w:p>
+      <w:pPr/>
+      <w:r>
+        <w:rPr>
+          <w:lang w:val="hi_IN" w:bidi="hi_IN"/>
+        </w:rPr>
+      </w:r>
+      <w:r>
+        <w:rPr>
+          <w:b/>
+          <w:lang w:val="hi_IN" w:bidi="hi_IN"/>
+        </w:rPr>
         <w:t>""</w:t>
       </w:r>
     </w:p>
@@ -24012,6 +24732,21 @@
           <w:b/>
           <w:lang w:val="hi_IN" w:bidi="hi_IN"/>
         </w:rPr>
+        <w:t>οὐδένα γὰρ ἔχω ἰσόψυχον</w:t>
+      </w:r>
+    </w:p>
+    <w:p>
+      <w:pPr/>
+      <w:r>
+        <w:rPr>
+          <w:lang w:val="hi_IN" w:bidi="hi_IN"/>
+        </w:rPr>
+      </w:r>
+      <w:r>
+        <w:rPr>
+          <w:b/>
+          <w:lang w:val="hi_IN" w:bidi="hi_IN"/>
+        </w:rPr>
         <w:t>""</w:t>
       </w:r>
     </w:p>
@@ -24075,6 +24810,21 @@
           <w:b/>
           <w:lang w:val="hi_IN" w:bidi="hi_IN"/>
         </w:rPr>
+        <w:t>οἱ πάντες γὰρ τὰ ἑαυτῶν ζητοῦσιν, οὐ τὰ Ἰησοῦ Χριστοῦ</w:t>
+      </w:r>
+    </w:p>
+    <w:p>
+      <w:pPr/>
+      <w:r>
+        <w:rPr>
+          <w:lang w:val="hi_IN" w:bidi="hi_IN"/>
+        </w:rPr>
+      </w:r>
+      <w:r>
+        <w:rPr>
+          <w:b/>
+          <w:lang w:val="hi_IN" w:bidi="hi_IN"/>
+        </w:rPr>
         <w:t>""</w:t>
       </w:r>
     </w:p>
@@ -24484,6 +25234,21 @@
           <w:b/>
           <w:lang w:val="hi_IN" w:bidi="hi_IN"/>
         </w:rPr>
+        <w:t>πέποιθα &amp; ἐν Κυρίῳ, ὅτι καὶ αὐτὸς ταχέως ἐλεύσομαι</w:t>
+      </w:r>
+    </w:p>
+    <w:p>
+      <w:pPr/>
+      <w:r>
+        <w:rPr>
+          <w:lang w:val="hi_IN" w:bidi="hi_IN"/>
+        </w:rPr>
+      </w:r>
+      <w:r>
+        <w:rPr>
+          <w:b/>
+          <w:lang w:val="hi_IN" w:bidi="hi_IN"/>
+        </w:rPr>
         <w:t>""</w:t>
       </w:r>
     </w:p>
@@ -24658,6 +25423,21 @@
           <w:b/>
           <w:lang w:val="hi_IN" w:bidi="hi_IN"/>
         </w:rPr>
+        <w:t>ὅτι καὶ αὐτὸς ταχέως ἐλεύσομαι</w:t>
+      </w:r>
+    </w:p>
+    <w:p>
+      <w:pPr/>
+      <w:r>
+        <w:rPr>
+          <w:lang w:val="hi_IN" w:bidi="hi_IN"/>
+        </w:rPr>
+      </w:r>
+      <w:r>
+        <w:rPr>
+          <w:b/>
+          <w:lang w:val="hi_IN" w:bidi="hi_IN"/>
+        </w:rPr>
         <w:t>"कि मैं आप भी शीघ्र आऊँगा"</w:t>
       </w:r>
     </w:p>
@@ -25139,6 +25919,21 @@
           <w:b/>
           <w:lang w:val="hi_IN" w:bidi="hi_IN"/>
         </w:rPr>
+        <w:t>ὑμῶν &amp; ἀπόστολον καὶ λειτουργὸν τῆς χρείας μου</w:t>
+      </w:r>
+    </w:p>
+    <w:p>
+      <w:pPr/>
+      <w:r>
+        <w:rPr>
+          <w:lang w:val="hi_IN" w:bidi="hi_IN"/>
+        </w:rPr>
+      </w:r>
+      <w:r>
+        <w:rPr>
+          <w:b/>
+          <w:lang w:val="hi_IN" w:bidi="hi_IN"/>
+        </w:rPr>
         <w:t>""</w:t>
       </w:r>
     </w:p>
@@ -25202,6 +25997,21 @@
           <w:b/>
           <w:lang w:val="hi_IN" w:bidi="hi_IN"/>
         </w:rPr>
+        <w:t>ἐπιποθῶν ἦν πάντας ὑμᾶς, καὶ ἀδημονῶν</w:t>
+      </w:r>
+    </w:p>
+    <w:p>
+      <w:pPr/>
+      <w:r>
+        <w:rPr>
+          <w:lang w:val="hi_IN" w:bidi="hi_IN"/>
+        </w:rPr>
+      </w:r>
+      <w:r>
+        <w:rPr>
+          <w:b/>
+          <w:lang w:val="hi_IN" w:bidi="hi_IN"/>
+        </w:rPr>
         <w:t>""</w:t>
       </w:r>
     </w:p>
@@ -25265,6 +26075,21 @@
           <w:b/>
           <w:lang w:val="hi_IN" w:bidi="hi_IN"/>
         </w:rPr>
+        <w:t>ἐπειδὴ ἐπιποθῶν ἦν πάντας ὑμᾶς, καὶ ἀδημονῶν διότι ἠκούσατε ὅτι ἠσθένησεν</w:t>
+      </w:r>
+    </w:p>
+    <w:p>
+      <w:pPr/>
+      <w:r>
+        <w:rPr>
+          <w:lang w:val="hi_IN" w:bidi="hi_IN"/>
+        </w:rPr>
+      </w:r>
+      <w:r>
+        <w:rPr>
+          <w:b/>
+          <w:lang w:val="hi_IN" w:bidi="hi_IN"/>
+        </w:rPr>
         <w:t>"क्योंकि उसका मन तुम सब में लगा हुआ था, इस कारण वह व्याकुल रहता था क्योंकि तुम ने उसकी बीमारी का हाल सुना था"</w:t>
       </w:r>
     </w:p>
@@ -25361,6 +26186,21 @@
           <w:b/>
           <w:lang w:val="hi_IN" w:bidi="hi_IN"/>
         </w:rPr>
+        <w:t>καὶ γὰρ ἠσθένησεν παραπλήσιον θανάτῳ, ἀλλὰ ὁ Θεὸς ἠλέησεν αὐτόν, οὐκ αὐτὸν δὲ μόνον, ἀλλὰ καὶ ἐμέ, ἵνα μὴ λύπην ἐπὶ λύπην σχῶ</w:t>
+      </w:r>
+    </w:p>
+    <w:p>
+      <w:pPr/>
+      <w:r>
+        <w:rPr>
+          <w:lang w:val="hi_IN" w:bidi="hi_IN"/>
+        </w:rPr>
+      </w:r>
+      <w:r>
+        <w:rPr>
+          <w:b/>
+          <w:lang w:val="hi_IN" w:bidi="hi_IN"/>
+        </w:rPr>
         <w:t>"और निश्चय वह बीमार तो हो गया था, यहाँ तक कि मरने पर था, परन्तु परमेश्वर उस पर दया की; और केवल उस पर नहीं, पर मुझ पर भी कि मुझे शोक पर शोक न हो"</w:t>
       </w:r>
     </w:p>
@@ -25931,6 +26771,21 @@
           <w:b/>
           <w:lang w:val="hi_IN" w:bidi="hi_IN"/>
         </w:rPr>
+        <w:t>σπουδαιοτέρως οὖν ἔπεμψα αὐτὸν, ἵνα ἰδόντες αὐτὸν πάλιν, χαρῆτε κἀγὼ ἀλυπότερος ὦ</w:t>
+      </w:r>
+    </w:p>
+    <w:p>
+      <w:pPr/>
+      <w:r>
+        <w:rPr>
+          <w:lang w:val="hi_IN" w:bidi="hi_IN"/>
+        </w:rPr>
+      </w:r>
+      <w:r>
+        <w:rPr>
+          <w:b/>
+          <w:lang w:val="hi_IN" w:bidi="hi_IN"/>
+        </w:rPr>
         <w:t>"इसलिए मैंने उसे भेजने का और भी यत्न किया कि तुम उससे फिर भेंट आनन्दित हो जाओ और मेरा शोक घट"</w:t>
       </w:r>
     </w:p>
@@ -26587,6 +27442,21 @@
           <w:b/>
           <w:lang w:val="hi_IN" w:bidi="hi_IN"/>
         </w:rPr>
+        <w:t>ὅτι διὰ τὸ ἔργον Χριστοῦ μέχρι θανάτου ἤγγισεν, παραβολευσάμενος τῇ ψυχῇ, ἵνα ἀναπληρώσῃ τὸ ὑμῶν ὑστέρημα, τῆς πρός με λειτουργίας</w:t>
+      </w:r>
+    </w:p>
+    <w:p>
+      <w:pPr/>
+      <w:r>
+        <w:rPr>
+          <w:lang w:val="hi_IN" w:bidi="hi_IN"/>
+        </w:rPr>
+      </w:r>
+      <w:r>
+        <w:rPr>
+          <w:b/>
+          <w:lang w:val="hi_IN" w:bidi="hi_IN"/>
+        </w:rPr>
         <w:t>""</w:t>
       </w:r>
     </w:p>
@@ -27178,6 +28048,21 @@
         <w:rPr>
           <w:lang w:val="hi_IN" w:bidi="hi_IN"/>
         </w:rPr>
+      </w:r>
+    </w:p>
+    <w:p>
+      <w:pPr/>
+      <w:r>
+        <w:rPr>
+          <w:lang w:val="hi_IN" w:bidi="hi_IN"/>
+        </w:rPr>
+      </w:r>
+      <w:r>
+        <w:rPr>
+          <w:b/>
+          <w:lang w:val="hi_IN" w:bidi="hi_IN"/>
+        </w:rPr>
+        <w:t>ἵνα ἀναπληρώσῃ τὸ ὑμῶν ὑστέρημα, τῆς πρός με λειτουργίας</w:t>
       </w:r>
     </w:p>
     <w:p>
@@ -28029,6 +28914,21 @@
           <w:b/>
           <w:lang w:val="hi_IN" w:bidi="hi_IN"/>
         </w:rPr>
+        <w:t>τοὺς κύνας &amp; τοὺς κακοὺς ἐργάτας &amp; τὴν κατατομήν</w:t>
+      </w:r>
+    </w:p>
+    <w:p>
+      <w:pPr/>
+      <w:r>
+        <w:rPr>
+          <w:lang w:val="hi_IN" w:bidi="hi_IN"/>
+        </w:rPr>
+      </w:r>
+      <w:r>
+        <w:rPr>
+          <w:b/>
+          <w:lang w:val="hi_IN" w:bidi="hi_IN"/>
+        </w:rPr>
         <w:t>""</w:t>
       </w:r>
     </w:p>
@@ -28849,6 +29749,21 @@
           <w:b/>
           <w:lang w:val="hi_IN" w:bidi="hi_IN"/>
         </w:rPr>
+        <w:t>οἱ Πνεύματι Θεοῦ λατρεύοντες</w:t>
+      </w:r>
+    </w:p>
+    <w:p>
+      <w:pPr/>
+      <w:r>
+        <w:rPr>
+          <w:lang w:val="hi_IN" w:bidi="hi_IN"/>
+        </w:rPr>
+      </w:r>
+      <w:r>
+        <w:rPr>
+          <w:b/>
+          <w:lang w:val="hi_IN" w:bidi="hi_IN"/>
+        </w:rPr>
         <w:t>"परमेश्वर के आत्मा की उपासना करते हैं"</w:t>
       </w:r>
     </w:p>
@@ -29256,6 +30171,21 @@
         <w:rPr>
           <w:lang w:val="hi_IN" w:bidi="hi_IN"/>
         </w:rPr>
+      </w:r>
+    </w:p>
+    <w:p>
+      <w:pPr/>
+      <w:r>
+        <w:rPr>
+          <w:lang w:val="hi_IN" w:bidi="hi_IN"/>
+        </w:rPr>
+      </w:r>
+      <w:r>
+        <w:rPr>
+          <w:b/>
+          <w:lang w:val="hi_IN" w:bidi="hi_IN"/>
+        </w:rPr>
+        <w:t>ἐγὼ ἔχων πεποίθησιν καὶ ἐν σαρκί. εἴ τις δοκεῖ ἄλλος πεποιθέναι ἐν σαρκί, ἐγὼ μᾶλλον</w:t>
       </w:r>
     </w:p>
     <w:p>
@@ -29712,6 +30642,21 @@
           <w:b/>
           <w:lang w:val="hi_IN" w:bidi="hi_IN"/>
         </w:rPr>
+        <w:t>κατὰ ζῆλος διώκων τὴν ἐκκλησίαν, κατὰ δικαιοσύνην τὴν ἐν νόμῳ γενόμενος ἄμεμπτος</w:t>
+      </w:r>
+    </w:p>
+    <w:p>
+      <w:pPr/>
+      <w:r>
+        <w:rPr>
+          <w:lang w:val="hi_IN" w:bidi="hi_IN"/>
+        </w:rPr>
+      </w:r>
+      <w:r>
+        <w:rPr>
+          <w:b/>
+          <w:lang w:val="hi_IN" w:bidi="hi_IN"/>
+        </w:rPr>
         <w:t>"उत्साह विषय में यदि कहो तो कलीसिया सतानेवाला; व्यवस्था धार्मिकता विषय में यदि कहो निर्दोष"</w:t>
       </w:r>
     </w:p>
@@ -30009,6 +30954,21 @@
           <w:b/>
           <w:lang w:val="hi_IN" w:bidi="hi_IN"/>
         </w:rPr>
+        <w:t>κατὰ δικαιοσύνην τὴν ἐν νόμῳ γενόμενος ἄμεμπτος</w:t>
+      </w:r>
+    </w:p>
+    <w:p>
+      <w:pPr/>
+      <w:r>
+        <w:rPr>
+          <w:lang w:val="hi_IN" w:bidi="hi_IN"/>
+        </w:rPr>
+      </w:r>
+      <w:r>
+        <w:rPr>
+          <w:b/>
+          <w:lang w:val="hi_IN" w:bidi="hi_IN"/>
+        </w:rPr>
         <w:t>""</w:t>
       </w:r>
     </w:p>
@@ -30071,6 +31031,21 @@
         <w:rPr>
           <w:lang w:val="hi_IN" w:bidi="hi_IN"/>
         </w:rPr>
+      </w:r>
+    </w:p>
+    <w:p>
+      <w:pPr/>
+      <w:r>
+        <w:rPr>
+          <w:lang w:val="hi_IN" w:bidi="hi_IN"/>
+        </w:rPr>
+      </w:r>
+      <w:r>
+        <w:rPr>
+          <w:b/>
+          <w:lang w:val="hi_IN" w:bidi="hi_IN"/>
+        </w:rPr>
+        <w:t>ἅτινα ἦν μοι κέρδη, ταῦτα ἥγημαι διὰ τὸν Χριστὸν ζημίαν</w:t>
       </w:r>
     </w:p>
     <w:p>
@@ -30556,6 +31531,21 @@
           <w:b/>
           <w:lang w:val="hi_IN" w:bidi="hi_IN"/>
         </w:rPr>
+        <w:t>ταῦτα ἥγημαι διὰ τὸν Χριστὸν ζημίαν</w:t>
+      </w:r>
+    </w:p>
+    <w:p>
+      <w:pPr/>
+      <w:r>
+        <w:rPr>
+          <w:lang w:val="hi_IN" w:bidi="hi_IN"/>
+        </w:rPr>
+      </w:r>
+      <w:r>
+        <w:rPr>
+          <w:b/>
+          <w:lang w:val="hi_IN" w:bidi="hi_IN"/>
+        </w:rPr>
         <w:t>"जो-जो"</w:t>
       </w:r>
       <w:r>
@@ -30678,6 +31668,21 @@
           <w:b/>
           <w:lang w:val="hi_IN" w:bidi="hi_IN"/>
         </w:rPr>
+        <w:t>ἀλλὰ μενοῦνγε καὶ ἡγοῦμαι πάντα ζημίαν εἶναι, διὰ τὸ ὑπερέχον τῆς γνώσεως Χριστοῦ Ἰησοῦ τοῦ Κυρίου μου, δι’ ὃν τὰ πάντα ἐζημιώθην καὶ ἡγοῦμαι σκύβαλα, ἵνα Χριστὸν κερδήσω</w:t>
+      </w:r>
+    </w:p>
+    <w:p>
+      <w:pPr/>
+      <w:r>
+        <w:rPr>
+          <w:lang w:val="hi_IN" w:bidi="hi_IN"/>
+        </w:rPr>
+      </w:r>
+      <w:r>
+        <w:rPr>
+          <w:b/>
+          <w:lang w:val="hi_IN" w:bidi="hi_IN"/>
+        </w:rPr>
         <w:t>""</w:t>
       </w:r>
     </w:p>
@@ -30747,6 +31752,21 @@
         <w:rPr>
           <w:lang w:val="hi_IN" w:bidi="hi_IN"/>
         </w:rPr>
+      </w:r>
+    </w:p>
+    <w:p>
+      <w:pPr/>
+      <w:r>
+        <w:rPr>
+          <w:lang w:val="hi_IN" w:bidi="hi_IN"/>
+        </w:rPr>
+      </w:r>
+      <w:r>
+        <w:rPr>
+          <w:b/>
+          <w:lang w:val="hi_IN" w:bidi="hi_IN"/>
+        </w:rPr>
+        <w:t>ἡγοῦμαι</w:t>
       </w:r>
     </w:p>
     <w:p>
@@ -30984,6 +32004,21 @@
           <w:b/>
           <w:lang w:val="hi_IN" w:bidi="hi_IN"/>
         </w:rPr>
+        <w:t>καὶ ἡγοῦμαι πάντα ζημίαν εἶναι, διὰ τὸ ὑπερέχον τῆς γνώσεως Χριστοῦ Ἰησοῦ τοῦ Κυρίου μου</w:t>
+      </w:r>
+    </w:p>
+    <w:p>
+      <w:pPr/>
+      <w:r>
+        <w:rPr>
+          <w:lang w:val="hi_IN" w:bidi="hi_IN"/>
+        </w:rPr>
+      </w:r>
+      <w:r>
+        <w:rPr>
+          <w:b/>
+          <w:lang w:val="hi_IN" w:bidi="hi_IN"/>
+        </w:rPr>
         <w:t>"मैं"</w:t>
       </w:r>
       <w:r>
@@ -31158,7 +32193,7 @@
           <w:b/>
           <w:lang w:val="hi_IN" w:bidi="hi_IN"/>
         </w:rPr>
-        <w:t>καὶ ἡγοῦμαι πάντα ζημίαν εἶναι, διὰ τὸ ὑπερέχον τῆς γνώσεως Χριστοῦ Ἰησοῦ τοῦ Κυρίου μου</w:t>
+        <w:t>διὰ τὸ ὑπερέχον τῆς γνώσεως Χριστοῦ Ἰησοῦ τοῦ Κυρίου μου</w:t>
       </w:r>
     </w:p>
     <w:p>
@@ -31334,6 +32369,21 @@
           <w:b/>
           <w:lang w:val="hi_IN" w:bidi="hi_IN"/>
         </w:rPr>
+        <w:t>διὰ τὸ ὑπερέχον τῆς γνώσεως Χριστοῦ Ἰησοῦ τοῦ Κυρίου μου</w:t>
+      </w:r>
+    </w:p>
+    <w:p>
+      <w:pPr/>
+      <w:r>
+        <w:rPr>
+          <w:lang w:val="hi_IN" w:bidi="hi_IN"/>
+        </w:rPr>
+      </w:r>
+      <w:r>
+        <w:rPr>
+          <w:b/>
+          <w:lang w:val="hi_IN" w:bidi="hi_IN"/>
+        </w:rPr>
         <w:t>""</w:t>
       </w:r>
     </w:p>
@@ -31520,6 +32570,21 @@
         <w:rPr>
           <w:lang w:val="hi_IN" w:bidi="hi_IN"/>
         </w:rPr>
+      </w:r>
+    </w:p>
+    <w:p>
+      <w:pPr/>
+      <w:r>
+        <w:rPr>
+          <w:lang w:val="hi_IN" w:bidi="hi_IN"/>
+        </w:rPr>
+      </w:r>
+      <w:r>
+        <w:rPr>
+          <w:b/>
+          <w:lang w:val="hi_IN" w:bidi="hi_IN"/>
+        </w:rPr>
+        <w:t>δι’ ὃν τὰ πάντα ἐζημιώθην</w:t>
       </w:r>
     </w:p>
     <w:p>
@@ -31674,6 +32739,21 @@
           <w:b/>
           <w:lang w:val="hi_IN" w:bidi="hi_IN"/>
         </w:rPr>
+        <w:t>ἡγοῦμαι</w:t>
+      </w:r>
+    </w:p>
+    <w:p>
+      <w:pPr/>
+      <w:r>
+        <w:rPr>
+          <w:lang w:val="hi_IN" w:bidi="hi_IN"/>
+        </w:rPr>
+      </w:r>
+      <w:r>
+        <w:rPr>
+          <w:b/>
+          <w:lang w:val="hi_IN" w:bidi="hi_IN"/>
+        </w:rPr>
         <w:t>"मैंने"</w:t>
       </w:r>
       <w:r>
@@ -31892,6 +32972,21 @@
           <w:b/>
           <w:lang w:val="hi_IN" w:bidi="hi_IN"/>
         </w:rPr>
+        <w:t>κερδήσω</w:t>
+      </w:r>
+    </w:p>
+    <w:p>
+      <w:pPr/>
+      <w:r>
+        <w:rPr>
+          <w:lang w:val="hi_IN" w:bidi="hi_IN"/>
+        </w:rPr>
+      </w:r>
+      <w:r>
+        <w:rPr>
+          <w:b/>
+          <w:lang w:val="hi_IN" w:bidi="hi_IN"/>
+        </w:rPr>
         <w:t>"मैं"</w:t>
       </w:r>
       <w:r>
@@ -32208,6 +33303,21 @@
           <w:b/>
           <w:lang w:val="hi_IN" w:bidi="hi_IN"/>
         </w:rPr>
+        <w:t>μὴ ἔχων ἐμὴν δικαιοσύνην, τὴν ἐκ νόμου</w:t>
+      </w:r>
+    </w:p>
+    <w:p>
+      <w:pPr/>
+      <w:r>
+        <w:rPr>
+          <w:lang w:val="hi_IN" w:bidi="hi_IN"/>
+        </w:rPr>
+      </w:r>
+      <w:r>
+        <w:rPr>
+          <w:b/>
+          <w:lang w:val="hi_IN" w:bidi="hi_IN"/>
+        </w:rPr>
         <w:t>"न अपनी उस धार्मिकता व्यवस्था"</w:t>
       </w:r>
       <w:r>
@@ -32330,6 +33440,21 @@
           <w:b/>
           <w:lang w:val="hi_IN" w:bidi="hi_IN"/>
         </w:rPr>
+        <w:t>ἀλλὰ τὴν διὰ πίστεως Χριστοῦ</w:t>
+      </w:r>
+    </w:p>
+    <w:p>
+      <w:pPr/>
+      <w:r>
+        <w:rPr>
+          <w:lang w:val="hi_IN" w:bidi="hi_IN"/>
+        </w:rPr>
+      </w:r>
+      <w:r>
+        <w:rPr>
+          <w:b/>
+          <w:lang w:val="hi_IN" w:bidi="hi_IN"/>
+        </w:rPr>
         <w:t>"से है, वरन् उस"</w:t>
       </w:r>
       <w:r>
@@ -32915,6 +34040,21 @@
           <w:b/>
           <w:lang w:val="hi_IN" w:bidi="hi_IN"/>
         </w:rPr>
+        <w:t>τοῦ γνῶναι αὐτὸν, καὶ τὴν δύναμιν τῆς ἀναστάσεως αὐτοῦ, καὶ κοινωνίαν παθημάτων αὐτοῦ, συμμορφιζόμενος τῷ θανάτῳ αὐτοῦ</w:t>
+      </w:r>
+    </w:p>
+    <w:p>
+      <w:pPr/>
+      <w:r>
+        <w:rPr>
+          <w:lang w:val="hi_IN" w:bidi="hi_IN"/>
+        </w:rPr>
+      </w:r>
+      <w:r>
+        <w:rPr>
+          <w:b/>
+          <w:lang w:val="hi_IN" w:bidi="hi_IN"/>
+        </w:rPr>
         <w:t>"उसको और उसके पुनरुत्थान की सामर्थ्य को, और उसके दुःखों में सहभागी के मर्म जानूँ, और उसकी मृत्यु की समानता प्राप्त"</w:t>
       </w:r>
     </w:p>
@@ -33101,6 +34241,21 @@
         <w:rPr>
           <w:lang w:val="hi_IN" w:bidi="hi_IN"/>
         </w:rPr>
+      </w:r>
+    </w:p>
+    <w:p>
+      <w:pPr/>
+      <w:r>
+        <w:rPr>
+          <w:lang w:val="hi_IN" w:bidi="hi_IN"/>
+        </w:rPr>
+      </w:r>
+      <w:r>
+        <w:rPr>
+          <w:b/>
+          <w:lang w:val="hi_IN" w:bidi="hi_IN"/>
+        </w:rPr>
+        <w:t>τοῦ γνῶναι αὐτὸν, καὶ τὴν δύναμιν τῆς ἀναστάσεως αὐτοῦ, καὶ κοινωνίαν παθημάτων αὐτοῦ</w:t>
       </w:r>
     </w:p>
     <w:p>
@@ -33600,6 +34755,21 @@
           <w:b/>
           <w:lang w:val="hi_IN" w:bidi="hi_IN"/>
         </w:rPr>
+        <w:t>καὶ κοινωνίαν παθημάτων αὐτοῦ</w:t>
+      </w:r>
+    </w:p>
+    <w:p>
+      <w:pPr/>
+      <w:r>
+        <w:rPr>
+          <w:lang w:val="hi_IN" w:bidi="hi_IN"/>
+        </w:rPr>
+      </w:r>
+      <w:r>
+        <w:rPr>
+          <w:b/>
+          <w:lang w:val="hi_IN" w:bidi="hi_IN"/>
+        </w:rPr>
         <w:t>"और उसके दुःखों में सहभागी"</w:t>
       </w:r>
     </w:p>
@@ -33807,6 +34977,21 @@
           <w:b/>
           <w:lang w:val="hi_IN" w:bidi="hi_IN"/>
         </w:rPr>
+        <w:t>συμμορφιζόμενος τῷ θανάτῳ αὐτοῦ</w:t>
+      </w:r>
+    </w:p>
+    <w:p>
+      <w:pPr/>
+      <w:r>
+        <w:rPr>
+          <w:lang w:val="hi_IN" w:bidi="hi_IN"/>
+        </w:rPr>
+      </w:r>
+      <w:r>
+        <w:rPr>
+          <w:b/>
+          <w:lang w:val="hi_IN" w:bidi="hi_IN"/>
+        </w:rPr>
         <w:t>""</w:t>
       </w:r>
     </w:p>
@@ -33903,6 +35088,21 @@
           <w:b/>
           <w:lang w:val="hi_IN" w:bidi="hi_IN"/>
         </w:rPr>
+        <w:t>συμμορφιζόμενος τῷ θανάτῳ αὐτοῦ</w:t>
+      </w:r>
+    </w:p>
+    <w:p>
+      <w:pPr/>
+      <w:r>
+        <w:rPr>
+          <w:lang w:val="hi_IN" w:bidi="hi_IN"/>
+        </w:rPr>
+      </w:r>
+      <w:r>
+        <w:rPr>
+          <w:b/>
+          <w:lang w:val="hi_IN" w:bidi="hi_IN"/>
+        </w:rPr>
         <w:t>"मर्म"</w:t>
       </w:r>
       <w:r>
@@ -34012,6 +35212,21 @@
           <w:b/>
           <w:lang w:val="hi_IN" w:bidi="hi_IN"/>
         </w:rPr>
+        <w:t>τὴν ἐξανάστασιν τὴν ἐκ νεκρῶν</w:t>
+      </w:r>
+    </w:p>
+    <w:p>
+      <w:pPr/>
+      <w:r>
+        <w:rPr>
+          <w:lang w:val="hi_IN" w:bidi="hi_IN"/>
+        </w:rPr>
+      </w:r>
+      <w:r>
+        <w:rPr>
+          <w:b/>
+          <w:lang w:val="hi_IN" w:bidi="hi_IN"/>
+        </w:rPr>
         <w:t>""</w:t>
       </w:r>
     </w:p>
@@ -34458,6 +35673,21 @@
         <w:rPr>
           <w:lang w:val="hi_IN" w:bidi="hi_IN"/>
         </w:rPr>
+      </w:r>
+    </w:p>
+    <w:p>
+      <w:pPr/>
+      <w:r>
+        <w:rPr>
+          <w:lang w:val="hi_IN" w:bidi="hi_IN"/>
+        </w:rPr>
+      </w:r>
+      <w:r>
+        <w:rPr>
+          <w:b/>
+          <w:lang w:val="hi_IN" w:bidi="hi_IN"/>
+        </w:rPr>
+        <w:t>καταλάβω, ἐφ’ ᾧ καὶ κατελήμφθην ὑπὸ Χριστοῦ Ἰησοῦ</w:t>
       </w:r>
     </w:p>
     <w:p>
@@ -35621,6 +36851,21 @@
           <w:b/>
           <w:lang w:val="hi_IN" w:bidi="hi_IN"/>
         </w:rPr>
+        <w:t>κατὰ σκοπὸν διώκω εἰς τὸ βραβεῖον τῆς ἄνω κλήσεως τοῦ Θεοῦ ἐν Χριστῷ Ἰησοῦ</w:t>
+      </w:r>
+    </w:p>
+    <w:p>
+      <w:pPr/>
+      <w:r>
+        <w:rPr>
+          <w:lang w:val="hi_IN" w:bidi="hi_IN"/>
+        </w:rPr>
+      </w:r>
+      <w:r>
+        <w:rPr>
+          <w:b/>
+          <w:lang w:val="hi_IN" w:bidi="hi_IN"/>
+        </w:rPr>
         <w:t>"निशाने की ओर दौड़ा चला जाता हूँ, ताकि इनाम पाऊँ, जिसके परमेश्वर ने मसीह यीशु में ऊपर बुलाया"</w:t>
       </w:r>
     </w:p>
@@ -35729,6 +36974,21 @@
         <w:rPr>
           <w:lang w:val="hi_IN" w:bidi="hi_IN"/>
         </w:rPr>
+      </w:r>
+    </w:p>
+    <w:p>
+      <w:pPr/>
+      <w:r>
+        <w:rPr>
+          <w:lang w:val="hi_IN" w:bidi="hi_IN"/>
+        </w:rPr>
+      </w:r>
+      <w:r>
+        <w:rPr>
+          <w:b/>
+          <w:lang w:val="hi_IN" w:bidi="hi_IN"/>
+        </w:rPr>
+        <w:t>κατὰ σκοπὸν διώκω εἰς τὸ βραβεῖον τῆς ἄνω κλήσεως τοῦ Θεοῦ ἐν Χριστῷ Ἰησοῦ</w:t>
       </w:r>
     </w:p>
     <w:p>
@@ -36166,6 +37426,21 @@
           <w:b/>
           <w:lang w:val="hi_IN" w:bidi="hi_IN"/>
         </w:rPr>
+        <w:t>καὶ τοῦτο ὁ Θεὸς ὑμῖν ἀποκαλύψει</w:t>
+      </w:r>
+    </w:p>
+    <w:p>
+      <w:pPr/>
+      <w:r>
+        <w:rPr>
+          <w:lang w:val="hi_IN" w:bidi="hi_IN"/>
+        </w:rPr>
+      </w:r>
+      <w:r>
+        <w:rPr>
+          <w:b/>
+          <w:lang w:val="hi_IN" w:bidi="hi_IN"/>
+        </w:rPr>
         <w:t>""</w:t>
       </w:r>
     </w:p>
@@ -36360,6 +37635,21 @@
           <w:b/>
           <w:lang w:val="hi_IN" w:bidi="hi_IN"/>
         </w:rPr>
+        <w:t>εἰς ὃ ἐφθάσαμεν, τῷ αὐτῷ στοιχεῖν</w:t>
+      </w:r>
+    </w:p>
+    <w:p>
+      <w:pPr/>
+      <w:r>
+        <w:rPr>
+          <w:lang w:val="hi_IN" w:bidi="hi_IN"/>
+        </w:rPr>
+      </w:r>
+      <w:r>
+        <w:rPr>
+          <w:b/>
+          <w:lang w:val="hi_IN" w:bidi="hi_IN"/>
+        </w:rPr>
         <w:t>"हम पहुँचे हैं, उसी के अनुसार चलें"</w:t>
       </w:r>
     </w:p>
@@ -36423,6 +37713,21 @@
           <w:b/>
           <w:lang w:val="hi_IN" w:bidi="hi_IN"/>
         </w:rPr>
+        <w:t>συνμιμηταί μου γίνεσθε</w:t>
+      </w:r>
+    </w:p>
+    <w:p>
+      <w:pPr/>
+      <w:r>
+        <w:rPr>
+          <w:lang w:val="hi_IN" w:bidi="hi_IN"/>
+        </w:rPr>
+      </w:r>
+      <w:r>
+        <w:rPr>
+          <w:b/>
+          <w:lang w:val="hi_IN" w:bidi="hi_IN"/>
+        </w:rPr>
         <w:t>""</w:t>
       </w:r>
     </w:p>
@@ -36583,6 +37888,21 @@
         <w:rPr>
           <w:lang w:val="hi_IN" w:bidi="hi_IN"/>
         </w:rPr>
+      </w:r>
+    </w:p>
+    <w:p>
+      <w:pPr/>
+      <w:r>
+        <w:rPr>
+          <w:lang w:val="hi_IN" w:bidi="hi_IN"/>
+        </w:rPr>
+      </w:r>
+      <w:r>
+        <w:rPr>
+          <w:b/>
+          <w:lang w:val="hi_IN" w:bidi="hi_IN"/>
+        </w:rPr>
+        <w:t>ἀδελφοί</w:t>
       </w:r>
     </w:p>
     <w:p>
@@ -36802,6 +38122,21 @@
           <w:b/>
           <w:lang w:val="hi_IN" w:bidi="hi_IN"/>
         </w:rPr>
+        <w:t>τοὺς οὕτω περιπατοῦντας, καθὼς ἔχετε τύπον ἡμᾶς</w:t>
+      </w:r>
+    </w:p>
+    <w:p>
+      <w:pPr/>
+      <w:r>
+        <w:rPr>
+          <w:lang w:val="hi_IN" w:bidi="hi_IN"/>
+        </w:rPr>
+      </w:r>
+      <w:r>
+        <w:rPr>
+          <w:b/>
+          <w:lang w:val="hi_IN" w:bidi="hi_IN"/>
+        </w:rPr>
         <w:t>""</w:t>
       </w:r>
     </w:p>
@@ -37047,6 +38382,21 @@
           <w:b/>
           <w:lang w:val="hi_IN" w:bidi="hi_IN"/>
         </w:rPr>
+        <w:t>νῦν δὲ καὶ κλαίων</w:t>
+      </w:r>
+    </w:p>
+    <w:p>
+      <w:pPr/>
+      <w:r>
+        <w:rPr>
+          <w:lang w:val="hi_IN" w:bidi="hi_IN"/>
+        </w:rPr>
+      </w:r>
+      <w:r>
+        <w:rPr>
+          <w:b/>
+          <w:lang w:val="hi_IN" w:bidi="hi_IN"/>
+        </w:rPr>
         <w:t>""</w:t>
       </w:r>
     </w:p>
@@ -37599,6 +38949,21 @@
           <w:b/>
           <w:lang w:val="hi_IN" w:bidi="hi_IN"/>
         </w:rPr>
+        <w:t>ἡ δόξα ἐν τῇ αἰσχύνῃ αὐτῶν</w:t>
+      </w:r>
+    </w:p>
+    <w:p>
+      <w:pPr/>
+      <w:r>
+        <w:rPr>
+          <w:lang w:val="hi_IN" w:bidi="hi_IN"/>
+        </w:rPr>
+      </w:r>
+      <w:r>
+        <w:rPr>
+          <w:b/>
+          <w:lang w:val="hi_IN" w:bidi="hi_IN"/>
+        </w:rPr>
         <w:t>""</w:t>
       </w:r>
     </w:p>
@@ -37969,6 +39334,21 @@
           <w:b/>
           <w:lang w:val="hi_IN" w:bidi="hi_IN"/>
         </w:rPr>
+        <w:t>οἱ τὰ ἐπίγεια φρονοῦντες</w:t>
+      </w:r>
+    </w:p>
+    <w:p>
+      <w:pPr/>
+      <w:r>
+        <w:rPr>
+          <w:lang w:val="hi_IN" w:bidi="hi_IN"/>
+        </w:rPr>
+      </w:r>
+      <w:r>
+        <w:rPr>
+          <w:b/>
+          <w:lang w:val="hi_IN" w:bidi="hi_IN"/>
+        </w:rPr>
         <w:t>""</w:t>
       </w:r>
     </w:p>
@@ -38429,6 +39809,21 @@
           <w:b/>
           <w:lang w:val="hi_IN" w:bidi="hi_IN"/>
         </w:rPr>
+        <w:t>τῷ σώματι τῆς δόξης αὐτοῦ</w:t>
+      </w:r>
+    </w:p>
+    <w:p>
+      <w:pPr/>
+      <w:r>
+        <w:rPr>
+          <w:lang w:val="hi_IN" w:bidi="hi_IN"/>
+        </w:rPr>
+      </w:r>
+      <w:r>
+        <w:rPr>
+          <w:b/>
+          <w:lang w:val="hi_IN" w:bidi="hi_IN"/>
+        </w:rPr>
         <w:t>"हमारी"</w:t>
       </w:r>
       <w:r>
@@ -38785,6 +40180,21 @@
         <w:rPr>
           <w:lang w:val="hi_IN" w:bidi="hi_IN"/>
         </w:rPr>
+      </w:r>
+    </w:p>
+    <w:p>
+      <w:pPr/>
+      <w:r>
+        <w:rPr>
+          <w:lang w:val="hi_IN" w:bidi="hi_IN"/>
+        </w:rPr>
+      </w:r>
+      <w:r>
+        <w:rPr>
+          <w:b/>
+          <w:lang w:val="hi_IN" w:bidi="hi_IN"/>
+        </w:rPr>
+        <w:t>ἀδελφοί</w:t>
       </w:r>
     </w:p>
     <w:p>
@@ -38893,6 +40303,21 @@
           <w:b/>
           <w:lang w:val="hi_IN" w:bidi="hi_IN"/>
         </w:rPr>
+        <w:t>ἀγαπητοὶ καὶ ἐπιπόθητοι</w:t>
+      </w:r>
+    </w:p>
+    <w:p>
+      <w:pPr/>
+      <w:r>
+        <w:rPr>
+          <w:lang w:val="hi_IN" w:bidi="hi_IN"/>
+        </w:rPr>
+      </w:r>
+      <w:r>
+        <w:rPr>
+          <w:b/>
+          <w:lang w:val="hi_IN" w:bidi="hi_IN"/>
+        </w:rPr>
         <w:t>""</w:t>
       </w:r>
     </w:p>
@@ -39301,6 +40726,21 @@
         <w:rPr>
           <w:lang w:val="hi_IN" w:bidi="hi_IN"/>
         </w:rPr>
+      </w:r>
+    </w:p>
+    <w:p>
+      <w:pPr/>
+      <w:r>
+        <w:rPr>
+          <w:lang w:val="hi_IN" w:bidi="hi_IN"/>
+        </w:rPr>
+      </w:r>
+      <w:r>
+        <w:rPr>
+          <w:b/>
+          <w:lang w:val="hi_IN" w:bidi="hi_IN"/>
+        </w:rPr>
+        <w:t>οὕτως στήκετε ἐν Κυρίῳ, ἀγαπητοί</w:t>
       </w:r>
     </w:p>
     <w:p>
@@ -39722,6 +41162,21 @@
           <w:b/>
           <w:lang w:val="hi_IN" w:bidi="hi_IN"/>
         </w:rPr>
+        <w:t>οὕτως στήκετε ἐν Κυρίῳ</w:t>
+      </w:r>
+    </w:p>
+    <w:p>
+      <w:pPr/>
+      <w:r>
+        <w:rPr>
+          <w:lang w:val="hi_IN" w:bidi="hi_IN"/>
+        </w:rPr>
+      </w:r>
+      <w:r>
+        <w:rPr>
+          <w:b/>
+          <w:lang w:val="hi_IN" w:bidi="hi_IN"/>
+        </w:rPr>
         <w:t>"प्रभु में इसी प्रकार स्थिर रहो"</w:t>
       </w:r>
     </w:p>
@@ -39785,6 +41240,21 @@
           <w:b/>
           <w:lang w:val="hi_IN" w:bidi="hi_IN"/>
         </w:rPr>
+        <w:t>Εὐοδίαν &amp; Συντύχην</w:t>
+      </w:r>
+    </w:p>
+    <w:p>
+      <w:pPr/>
+      <w:r>
+        <w:rPr>
+          <w:lang w:val="hi_IN" w:bidi="hi_IN"/>
+        </w:rPr>
+      </w:r>
+      <w:r>
+        <w:rPr>
+          <w:b/>
+          <w:lang w:val="hi_IN" w:bidi="hi_IN"/>
+        </w:rPr>
         <w:t>""</w:t>
       </w:r>
     </w:p>
@@ -40376,6 +41846,21 @@
         <w:rPr>
           <w:lang w:val="hi_IN" w:bidi="hi_IN"/>
         </w:rPr>
+      </w:r>
+    </w:p>
+    <w:p>
+      <w:pPr/>
+      <w:r>
+        <w:rPr>
+          <w:lang w:val="hi_IN" w:bidi="hi_IN"/>
+        </w:rPr>
+      </w:r>
+      <w:r>
+        <w:rPr>
+          <w:b/>
+          <w:lang w:val="hi_IN" w:bidi="hi_IN"/>
+        </w:rPr>
+        <w:t>τῷ εὐαγγελίῳ</w:t>
       </w:r>
     </w:p>
     <w:p>
@@ -40484,6 +41969,21 @@
           <w:b/>
           <w:lang w:val="hi_IN" w:bidi="hi_IN"/>
         </w:rPr>
+        <w:t>Κλήμεντος</w:t>
+      </w:r>
+    </w:p>
+    <w:p>
+      <w:pPr/>
+      <w:r>
+        <w:rPr>
+          <w:lang w:val="hi_IN" w:bidi="hi_IN"/>
+        </w:rPr>
+      </w:r>
+      <w:r>
+        <w:rPr>
+          <w:b/>
+          <w:lang w:val="hi_IN" w:bidi="hi_IN"/>
+        </w:rPr>
         <w:t>""</w:t>
       </w:r>
     </w:p>
@@ -40574,6 +42074,21 @@
           <w:b/>
           <w:lang w:val="hi_IN" w:bidi="hi_IN"/>
         </w:rPr>
+        <w:t>ὧν τὰ ὀνόματα ἐν βίβλῳ ζωῆς</w:t>
+      </w:r>
+    </w:p>
+    <w:p>
+      <w:pPr/>
+      <w:r>
+        <w:rPr>
+          <w:lang w:val="hi_IN" w:bidi="hi_IN"/>
+        </w:rPr>
+      </w:r>
+      <w:r>
+        <w:rPr>
+          <w:b/>
+          <w:lang w:val="hi_IN" w:bidi="hi_IN"/>
+        </w:rPr>
         <w:t>""</w:t>
       </w:r>
     </w:p>
@@ -40623,6 +42138,21 @@
         <w:rPr>
           <w:lang w:val="hi_IN" w:bidi="hi_IN"/>
         </w:rPr>
+      </w:r>
+    </w:p>
+    <w:p>
+      <w:pPr/>
+      <w:r>
+        <w:rPr>
+          <w:lang w:val="hi_IN" w:bidi="hi_IN"/>
+        </w:rPr>
+      </w:r>
+      <w:r>
+        <w:rPr>
+          <w:b/>
+          <w:lang w:val="hi_IN" w:bidi="hi_IN"/>
+        </w:rPr>
+        <w:t>χαίρετε ἐν Κυρίῳ</w:t>
       </w:r>
     </w:p>
     <w:p>
@@ -40731,6 +42261,21 @@
           <w:b/>
           <w:lang w:val="hi_IN" w:bidi="hi_IN"/>
         </w:rPr>
+        <w:t>χαίρετε ἐν Κυρίῳ πάντοτε, πάλιν ἐρῶ, χαίρετε</w:t>
+      </w:r>
+    </w:p>
+    <w:p>
+      <w:pPr/>
+      <w:r>
+        <w:rPr>
+          <w:lang w:val="hi_IN" w:bidi="hi_IN"/>
+        </w:rPr>
+      </w:r>
+      <w:r>
+        <w:rPr>
+          <w:b/>
+          <w:lang w:val="hi_IN" w:bidi="hi_IN"/>
+        </w:rPr>
         <w:t>"प्रभु में सदा आनन्दित रहो मैं फिर कहता हूँ, आनन्दित रहो"</w:t>
       </w:r>
     </w:p>
@@ -42125,6 +43670,21 @@
           <w:b/>
           <w:lang w:val="hi_IN" w:bidi="hi_IN"/>
         </w:rPr>
+        <w:t>τὰ αἰτήματα ὑμῶν γνωριζέσθω πρὸς τὸν Θεόν</w:t>
+      </w:r>
+    </w:p>
+    <w:p>
+      <w:pPr/>
+      <w:r>
+        <w:rPr>
+          <w:lang w:val="hi_IN" w:bidi="hi_IN"/>
+        </w:rPr>
+      </w:r>
+      <w:r>
+        <w:rPr>
+          <w:b/>
+          <w:lang w:val="hi_IN" w:bidi="hi_IN"/>
+        </w:rPr>
         <w:t>""</w:t>
       </w:r>
     </w:p>
@@ -42896,6 +44456,21 @@
         <w:rPr>
           <w:lang w:val="hi_IN" w:bidi="hi_IN"/>
         </w:rPr>
+      </w:r>
+    </w:p>
+    <w:p>
+      <w:pPr/>
+      <w:r>
+        <w:rPr>
+          <w:lang w:val="hi_IN" w:bidi="hi_IN"/>
+        </w:rPr>
+      </w:r>
+      <w:r>
+        <w:rPr>
+          <w:b/>
+          <w:lang w:val="hi_IN" w:bidi="hi_IN"/>
+        </w:rPr>
+        <w:t>ἐν Χριστῷ Ἰησοῦ</w:t>
       </w:r>
     </w:p>
     <w:p>
@@ -43082,6 +44657,21 @@
           <w:b/>
           <w:lang w:val="hi_IN" w:bidi="hi_IN"/>
         </w:rPr>
+        <w:t>ἀδελφοί</w:t>
+      </w:r>
+    </w:p>
+    <w:p>
+      <w:pPr/>
+      <w:r>
+        <w:rPr>
+          <w:lang w:val="hi_IN" w:bidi="hi_IN"/>
+        </w:rPr>
+      </w:r>
+      <w:r>
+        <w:rPr>
+          <w:b/>
+          <w:lang w:val="hi_IN" w:bidi="hi_IN"/>
+        </w:rPr>
         <w:t>""</w:t>
       </w:r>
     </w:p>
@@ -43176,6 +44766,21 @@
           <w:b/>
           <w:lang w:val="hi_IN" w:bidi="hi_IN"/>
         </w:rPr>
+        <w:t>ὅσα ἐστὶν ἀληθῆ, ὅσα σεμνά, ὅσα δίκαια, ὅσα ἁγνά, ὅσα προσφιλῆ, ὅσα εὔφημα</w:t>
+      </w:r>
+    </w:p>
+    <w:p>
+      <w:pPr/>
+      <w:r>
+        <w:rPr>
+          <w:lang w:val="hi_IN" w:bidi="hi_IN"/>
+        </w:rPr>
+      </w:r>
+      <w:r>
+        <w:rPr>
+          <w:b/>
+          <w:lang w:val="hi_IN" w:bidi="hi_IN"/>
+        </w:rPr>
         <w:t>"सत्य हैं, बातें आदरणीय"</w:t>
       </w:r>
       <w:r>
@@ -43337,6 +44942,21 @@
           <w:b/>
           <w:lang w:val="hi_IN" w:bidi="hi_IN"/>
         </w:rPr>
+        <w:t>ὅσα προσφιλῆ</w:t>
+      </w:r>
+    </w:p>
+    <w:p>
+      <w:pPr/>
+      <w:r>
+        <w:rPr>
+          <w:lang w:val="hi_IN" w:bidi="hi_IN"/>
+        </w:rPr>
+      </w:r>
+      <w:r>
+        <w:rPr>
+          <w:b/>
+          <w:lang w:val="hi_IN" w:bidi="hi_IN"/>
+        </w:rPr>
         <w:t>""</w:t>
       </w:r>
     </w:p>
@@ -43400,6 +45020,21 @@
           <w:b/>
           <w:lang w:val="hi_IN" w:bidi="hi_IN"/>
         </w:rPr>
+        <w:t>ὅσα εὔφημα</w:t>
+      </w:r>
+    </w:p>
+    <w:p>
+      <w:pPr/>
+      <w:r>
+        <w:rPr>
+          <w:lang w:val="hi_IN" w:bidi="hi_IN"/>
+        </w:rPr>
+      </w:r>
+      <w:r>
+        <w:rPr>
+          <w:b/>
+          <w:lang w:val="hi_IN" w:bidi="hi_IN"/>
+        </w:rPr>
         <w:t>""</w:t>
       </w:r>
     </w:p>
@@ -43463,6 +45098,21 @@
           <w:b/>
           <w:lang w:val="hi_IN" w:bidi="hi_IN"/>
         </w:rPr>
+        <w:t>εἴ τις ἀρετὴ</w:t>
+      </w:r>
+    </w:p>
+    <w:p>
+      <w:pPr/>
+      <w:r>
+        <w:rPr>
+          <w:lang w:val="hi_IN" w:bidi="hi_IN"/>
+        </w:rPr>
+      </w:r>
+      <w:r>
+        <w:rPr>
+          <w:b/>
+          <w:lang w:val="hi_IN" w:bidi="hi_IN"/>
+        </w:rPr>
         <w:t>""</w:t>
       </w:r>
     </w:p>
@@ -43526,6 +45176,21 @@
           <w:b/>
           <w:lang w:val="hi_IN" w:bidi="hi_IN"/>
         </w:rPr>
+        <w:t>εἴ τις ἔπαινος</w:t>
+      </w:r>
+    </w:p>
+    <w:p>
+      <w:pPr/>
+      <w:r>
+        <w:rPr>
+          <w:lang w:val="hi_IN" w:bidi="hi_IN"/>
+        </w:rPr>
+      </w:r>
+      <w:r>
+        <w:rPr>
+          <w:b/>
+          <w:lang w:val="hi_IN" w:bidi="hi_IN"/>
+        </w:rPr>
         <w:t>""</w:t>
       </w:r>
     </w:p>
@@ -43700,6 +45365,21 @@
           <w:b/>
           <w:lang w:val="hi_IN" w:bidi="hi_IN"/>
         </w:rPr>
+        <w:t>ἃ καὶ ἐμάθετε καὶ παρελάβετε, καὶ ἠκούσατε καὶ εἴδετε, ἐν ἐμοί</w:t>
+      </w:r>
+    </w:p>
+    <w:p>
+      <w:pPr/>
+      <w:r>
+        <w:rPr>
+          <w:lang w:val="hi_IN" w:bidi="hi_IN"/>
+        </w:rPr>
+      </w:r>
+      <w:r>
+        <w:rPr>
+          <w:b/>
+          <w:lang w:val="hi_IN" w:bidi="hi_IN"/>
+        </w:rPr>
         <w:t>""</w:t>
       </w:r>
     </w:p>
@@ -43763,6 +45443,21 @@
           <w:b/>
           <w:lang w:val="hi_IN" w:bidi="hi_IN"/>
         </w:rPr>
+        <w:t>ἃ καὶ ἐμάθετε καὶ παρελάβετε</w:t>
+      </w:r>
+    </w:p>
+    <w:p>
+      <w:pPr/>
+      <w:r>
+        <w:rPr>
+          <w:lang w:val="hi_IN" w:bidi="hi_IN"/>
+        </w:rPr>
+      </w:r>
+      <w:r>
+        <w:rPr>
+          <w:b/>
+          <w:lang w:val="hi_IN" w:bidi="hi_IN"/>
+        </w:rPr>
         <w:t>"जो बातें तुम ने"</w:t>
       </w:r>
       <w:r>
@@ -43871,6 +45566,21 @@
         <w:rPr>
           <w:lang w:val="hi_IN" w:bidi="hi_IN"/>
         </w:rPr>
+      </w:r>
+    </w:p>
+    <w:p>
+      <w:pPr/>
+      <w:r>
+        <w:rPr>
+          <w:lang w:val="hi_IN" w:bidi="hi_IN"/>
+        </w:rPr>
+      </w:r>
+      <w:r>
+        <w:rPr>
+          <w:b/>
+          <w:lang w:val="hi_IN" w:bidi="hi_IN"/>
+        </w:rPr>
+        <w:t>ταῦτα πράσσετε</w:t>
       </w:r>
     </w:p>
     <w:p>
@@ -44703,6 +46413,21 @@
           <w:b/>
           <w:lang w:val="hi_IN" w:bidi="hi_IN"/>
         </w:rPr>
+        <w:t>οὐχ ὅτι καθ’ ὑστέρησιν λέγω</w:t>
+      </w:r>
+    </w:p>
+    <w:p>
+      <w:pPr/>
+      <w:r>
+        <w:rPr>
+          <w:lang w:val="hi_IN" w:bidi="hi_IN"/>
+        </w:rPr>
+      </w:r>
+      <w:r>
+        <w:rPr>
+          <w:b/>
+          <w:lang w:val="hi_IN" w:bidi="hi_IN"/>
+        </w:rPr>
         <w:t>""</w:t>
       </w:r>
     </w:p>
@@ -44766,6 +46491,21 @@
           <w:b/>
           <w:lang w:val="hi_IN" w:bidi="hi_IN"/>
         </w:rPr>
+        <w:t>αὐτάρκης εἶναι</w:t>
+      </w:r>
+    </w:p>
+    <w:p>
+      <w:pPr/>
+      <w:r>
+        <w:rPr>
+          <w:lang w:val="hi_IN" w:bidi="hi_IN"/>
+        </w:rPr>
+      </w:r>
+      <w:r>
+        <w:rPr>
+          <w:b/>
+          <w:lang w:val="hi_IN" w:bidi="hi_IN"/>
+        </w:rPr>
         <w:t>""</w:t>
       </w:r>
     </w:p>
@@ -45064,6 +46804,21 @@
           <w:b/>
           <w:lang w:val="hi_IN" w:bidi="hi_IN"/>
         </w:rPr>
+        <w:t>οἶδα καὶ ταπεινοῦσθαι, οἶδα καὶ περισσεύειν &amp; καὶ περισσεύειν καὶ ὑστερεῖσθαι</w:t>
+      </w:r>
+    </w:p>
+    <w:p>
+      <w:pPr/>
+      <w:r>
+        <w:rPr>
+          <w:lang w:val="hi_IN" w:bidi="hi_IN"/>
+        </w:rPr>
+      </w:r>
+      <w:r>
+        <w:rPr>
+          <w:b/>
+          <w:lang w:val="hi_IN" w:bidi="hi_IN"/>
+        </w:rPr>
         <w:t>"मैं दीन होना भी जानता हूँ और भी जानता हूँ;"</w:t>
       </w:r>
       <w:r>
@@ -45930,6 +47685,21 @@
           <w:b/>
           <w:lang w:val="hi_IN" w:bidi="hi_IN"/>
         </w:rPr>
+        <w:t>πάντα ἰσχύω ἐν τῷ ἐνδυναμοῦντί με</w:t>
+      </w:r>
+    </w:p>
+    <w:p>
+      <w:pPr/>
+      <w:r>
+        <w:rPr>
+          <w:lang w:val="hi_IN" w:bidi="hi_IN"/>
+        </w:rPr>
+      </w:r>
+      <w:r>
+        <w:rPr>
+          <w:b/>
+          <w:lang w:val="hi_IN" w:bidi="hi_IN"/>
+        </w:rPr>
         <w:t>""</w:t>
       </w:r>
     </w:p>
@@ -46006,6 +47776,21 @@
           <w:b/>
           <w:lang w:val="hi_IN" w:bidi="hi_IN"/>
         </w:rPr>
+        <w:t>πάντα ἰσχύω ἐν τῷ ἐνδυναμοῦντί με</w:t>
+      </w:r>
+    </w:p>
+    <w:p>
+      <w:pPr/>
+      <w:r>
+        <w:rPr>
+          <w:lang w:val="hi_IN" w:bidi="hi_IN"/>
+        </w:rPr>
+      </w:r>
+      <w:r>
+        <w:rPr>
+          <w:b/>
+          <w:lang w:val="hi_IN" w:bidi="hi_IN"/>
+        </w:rPr>
         <w:t>"जो मुझे सामर्थ्य देता है उसमें मैं सब कुछ कर सकता"</w:t>
       </w:r>
     </w:p>
@@ -46350,6 +48135,21 @@
           <w:b/>
           <w:lang w:val="hi_IN" w:bidi="hi_IN"/>
         </w:rPr>
+        <w:t>μου τῇ θλίψει</w:t>
+      </w:r>
+    </w:p>
+    <w:p>
+      <w:pPr/>
+      <w:r>
+        <w:rPr>
+          <w:lang w:val="hi_IN" w:bidi="hi_IN"/>
+        </w:rPr>
+      </w:r>
+      <w:r>
+        <w:rPr>
+          <w:b/>
+          <w:lang w:val="hi_IN" w:bidi="hi_IN"/>
+        </w:rPr>
         <w:t>"मेरे क्लेश में मेरे"</w:t>
       </w:r>
     </w:p>
@@ -46510,6 +48310,21 @@
         <w:rPr>
           <w:lang w:val="hi_IN" w:bidi="hi_IN"/>
         </w:rPr>
+      </w:r>
+    </w:p>
+    <w:p>
+      <w:pPr/>
+      <w:r>
+        <w:rPr>
+          <w:lang w:val="hi_IN" w:bidi="hi_IN"/>
+        </w:rPr>
+      </w:r>
+      <w:r>
+        <w:rPr>
+          <w:b/>
+          <w:lang w:val="hi_IN" w:bidi="hi_IN"/>
+        </w:rPr>
+        <w:t>τοῦ εὐαγγελίου</w:t>
       </w:r>
     </w:p>
     <w:p>
@@ -46636,6 +48451,21 @@
           <w:b/>
           <w:lang w:val="hi_IN" w:bidi="hi_IN"/>
         </w:rPr>
+        <w:t>οὐδεμία μοι ἐκκλησία ἐκοινώνησεν εἰς λόγον δόσεως καὶ λήμψεως, εἰ μὴ ὑμεῖς μόνοι</w:t>
+      </w:r>
+    </w:p>
+    <w:p>
+      <w:pPr/>
+      <w:r>
+        <w:rPr>
+          <w:lang w:val="hi_IN" w:bidi="hi_IN"/>
+        </w:rPr>
+      </w:r>
+      <w:r>
+        <w:rPr>
+          <w:b/>
+          <w:lang w:val="hi_IN" w:bidi="hi_IN"/>
+        </w:rPr>
         <w:t>""</w:t>
       </w:r>
     </w:p>
@@ -46972,6 +48802,21 @@
         <w:rPr>
           <w:lang w:val="hi_IN" w:bidi="hi_IN"/>
         </w:rPr>
+      </w:r>
+    </w:p>
+    <w:p>
+      <w:pPr/>
+      <w:r>
+        <w:rPr>
+          <w:lang w:val="hi_IN" w:bidi="hi_IN"/>
+        </w:rPr>
+      </w:r>
+      <w:r>
+        <w:rPr>
+          <w:b/>
+          <w:lang w:val="hi_IN" w:bidi="hi_IN"/>
+        </w:rPr>
+        <w:t>ὅτι καὶ ἐν Θεσσαλονίκῃ</w:t>
       </w:r>
     </w:p>
     <w:p>
@@ -47693,6 +49538,21 @@
           <w:b/>
           <w:lang w:val="hi_IN" w:bidi="hi_IN"/>
         </w:rPr>
+        <w:t>πεπλήρωμαι, δεξάμενος παρὰ Ἐπαφροδίτου τὰ παρ’ ὑμῶν</w:t>
+      </w:r>
+    </w:p>
+    <w:p>
+      <w:pPr/>
+      <w:r>
+        <w:rPr>
+          <w:lang w:val="hi_IN" w:bidi="hi_IN"/>
+        </w:rPr>
+      </w:r>
+      <w:r>
+        <w:rPr>
+          <w:b/>
+          <w:lang w:val="hi_IN" w:bidi="hi_IN"/>
+        </w:rPr>
         <w:t>""</w:t>
       </w:r>
     </w:p>
@@ -48022,6 +49882,21 @@
           <w:b/>
           <w:lang w:val="hi_IN" w:bidi="hi_IN"/>
         </w:rPr>
+        <w:t>πληρώσει πᾶσαν χρείαν ὑμῶν</w:t>
+      </w:r>
+    </w:p>
+    <w:p>
+      <w:pPr/>
+      <w:r>
+        <w:rPr>
+          <w:lang w:val="hi_IN" w:bidi="hi_IN"/>
+        </w:rPr>
+      </w:r>
+      <w:r>
+        <w:rPr>
+          <w:b/>
+          <w:lang w:val="hi_IN" w:bidi="hi_IN"/>
+        </w:rPr>
         <w:t>""</w:t>
       </w:r>
     </w:p>
@@ -48104,6 +49979,21 @@
         <w:rPr>
           <w:lang w:val="hi_IN" w:bidi="hi_IN"/>
         </w:rPr>
+      </w:r>
+    </w:p>
+    <w:p>
+      <w:pPr/>
+      <w:r>
+        <w:rPr>
+          <w:lang w:val="hi_IN" w:bidi="hi_IN"/>
+        </w:rPr>
+      </w:r>
+      <w:r>
+        <w:rPr>
+          <w:b/>
+          <w:lang w:val="hi_IN" w:bidi="hi_IN"/>
+        </w:rPr>
+        <w:t>κατὰ τὸ πλοῦτος αὐτοῦ ἐν δόξῃ ἐν Χριστῷ Ἰησοῦ</w:t>
       </w:r>
     </w:p>
     <w:p>
@@ -48627,6 +50517,21 @@
           <w:b/>
           <w:lang w:val="hi_IN" w:bidi="hi_IN"/>
         </w:rPr>
+        <w:t>τῆς Καίσαρος οἰκίας</w:t>
+      </w:r>
+    </w:p>
+    <w:p>
+      <w:pPr/>
+      <w:r>
+        <w:rPr>
+          <w:lang w:val="hi_IN" w:bidi="hi_IN"/>
+        </w:rPr>
+      </w:r>
+      <w:r>
+        <w:rPr>
+          <w:b/>
+          <w:lang w:val="hi_IN" w:bidi="hi_IN"/>
+        </w:rPr>
         <w:t>""</w:t>
       </w:r>
     </w:p>
@@ -48703,6 +50608,21 @@
           <w:b/>
           <w:lang w:val="hi_IN" w:bidi="hi_IN"/>
         </w:rPr>
+        <w:t>μετὰ τοῦ πνεύματος ὑμῶν</w:t>
+      </w:r>
+    </w:p>
+    <w:p>
+      <w:pPr/>
+      <w:r>
+        <w:rPr>
+          <w:lang w:val="hi_IN" w:bidi="hi_IN"/>
+        </w:rPr>
+      </w:r>
+      <w:r>
+        <w:rPr>
+          <w:b/>
+          <w:lang w:val="hi_IN" w:bidi="hi_IN"/>
+        </w:rPr>
         <w:t>""</w:t>
       </w:r>
     </w:p>
@@ -48785,6 +50705,21 @@
         <w:rPr>
           <w:lang w:val="hi_IN" w:bidi="hi_IN"/>
         </w:rPr>
+      </w:r>
+    </w:p>
+    <w:p>
+      <w:pPr/>
+      <w:r>
+        <w:rPr>
+          <w:lang w:val="hi_IN" w:bidi="hi_IN"/>
+        </w:rPr>
+      </w:r>
+      <w:r>
+        <w:rPr>
+          <w:b/>
+          <w:lang w:val="hi_IN" w:bidi="hi_IN"/>
+        </w:rPr>
+        <w:t>ἡ χάρις τοῦ Κυρίου Ἰησοῦ Χριστοῦ μετὰ τοῦ πνεύματος ὑμῶν</w:t>
       </w:r>
     </w:p>
     <w:p>
